--- a/BMCPointByPointRespRev2.docx
+++ b/BMCPointByPointRespRev2.docx
@@ -90,6 +90,35 @@
       </w:r>
       <w:r>
         <w:rPr>
+          <w:color w:val="2F5496" w:themeColor="accent1" w:themeShade="BF"/>
+          <w:sz w:val="28"/>
+          <w:szCs w:val="28"/>
+          <w:lang w:val="en-US"/>
+        </w:rPr>
+        <w:t>, corresponding actions taken in bold marked by “</w:t>
+      </w:r>
+      <w:r>
+        <w:rPr>
+          <w:b/>
+          <w:bCs/>
+          <w:color w:val="2F5496" w:themeColor="accent1" w:themeShade="BF"/>
+          <w:sz w:val="28"/>
+          <w:szCs w:val="28"/>
+          <w:lang w:val="en-US"/>
+        </w:rPr>
+        <w:t>Action:</w:t>
+      </w:r>
+      <w:r>
+        <w:rPr>
+          <w:color w:val="2F5496" w:themeColor="accent1" w:themeShade="BF"/>
+          <w:sz w:val="28"/>
+          <w:szCs w:val="28"/>
+          <w:lang w:val="en-US"/>
+        </w:rPr>
+        <w:t>”</w:t>
+      </w:r>
+      <w:r>
+        <w:rPr>
           <w:sz w:val="28"/>
           <w:szCs w:val="28"/>
           <w:lang w:val="en-US"/>
@@ -811,17 +840,111 @@
           <w:szCs w:val="28"/>
           <w:lang w:val="en-US"/>
         </w:rPr>
-        <w:t>No, n</w:t>
-      </w:r>
-      <w:r>
-        <w:rPr>
-          <w:rFonts w:ascii="Times New Roman" w:hAnsi="Times New Roman" w:cs="Times New Roman"/>
-          <w:color w:val="2F5496" w:themeColor="accent1" w:themeShade="BF"/>
-          <w:sz w:val="28"/>
-          <w:szCs w:val="28"/>
-          <w:lang w:val="en-US"/>
-        </w:rPr>
-        <w:t>one of the filter must be updated after they were initially filled.</w:t>
+        <w:t>None</w:t>
+      </w:r>
+      <w:r>
+        <w:rPr>
+          <w:rFonts w:ascii="Times New Roman" w:hAnsi="Times New Roman" w:cs="Times New Roman"/>
+          <w:color w:val="2F5496" w:themeColor="accent1" w:themeShade="BF"/>
+          <w:sz w:val="28"/>
+          <w:szCs w:val="28"/>
+          <w:lang w:val="en-US"/>
+        </w:rPr>
+        <w:t xml:space="preserve"> of the </w:t>
+      </w:r>
+      <w:r>
+        <w:rPr>
+          <w:rFonts w:ascii="Times New Roman" w:hAnsi="Times New Roman" w:cs="Times New Roman"/>
+          <w:color w:val="2F5496" w:themeColor="accent1" w:themeShade="BF"/>
+          <w:sz w:val="28"/>
+          <w:szCs w:val="28"/>
+          <w:lang w:val="en-US"/>
+        </w:rPr>
+        <w:t xml:space="preserve">employed Bloom </w:t>
+      </w:r>
+      <w:r>
+        <w:rPr>
+          <w:rFonts w:ascii="Times New Roman" w:hAnsi="Times New Roman" w:cs="Times New Roman"/>
+          <w:color w:val="2F5496" w:themeColor="accent1" w:themeShade="BF"/>
+          <w:sz w:val="28"/>
+          <w:szCs w:val="28"/>
+          <w:lang w:val="en-US"/>
+        </w:rPr>
+        <w:t>filter</w:t>
+      </w:r>
+      <w:r>
+        <w:rPr>
+          <w:rFonts w:ascii="Times New Roman" w:hAnsi="Times New Roman" w:cs="Times New Roman"/>
+          <w:color w:val="2F5496" w:themeColor="accent1" w:themeShade="BF"/>
+          <w:sz w:val="28"/>
+          <w:szCs w:val="28"/>
+          <w:lang w:val="en-US"/>
+        </w:rPr>
+        <w:t>s</w:t>
+      </w:r>
+      <w:r>
+        <w:rPr>
+          <w:rFonts w:ascii="Times New Roman" w:hAnsi="Times New Roman" w:cs="Times New Roman"/>
+          <w:color w:val="2F5496" w:themeColor="accent1" w:themeShade="BF"/>
+          <w:sz w:val="28"/>
+          <w:szCs w:val="28"/>
+          <w:lang w:val="en-US"/>
+        </w:rPr>
+        <w:t xml:space="preserve"> must be updated after they were initially filled</w:t>
+      </w:r>
+      <w:r>
+        <w:rPr>
+          <w:rFonts w:ascii="Times New Roman" w:hAnsi="Times New Roman" w:cs="Times New Roman"/>
+          <w:color w:val="2F5496" w:themeColor="accent1" w:themeShade="BF"/>
+          <w:sz w:val="28"/>
+          <w:szCs w:val="28"/>
+          <w:lang w:val="en-US"/>
+        </w:rPr>
+        <w:t>, but the inserted k-</w:t>
+      </w:r>
+      <w:proofErr w:type="spellStart"/>
+      <w:r>
+        <w:rPr>
+          <w:rFonts w:ascii="Times New Roman" w:hAnsi="Times New Roman" w:cs="Times New Roman"/>
+          <w:color w:val="2F5496" w:themeColor="accent1" w:themeShade="BF"/>
+          <w:sz w:val="28"/>
+          <w:szCs w:val="28"/>
+          <w:lang w:val="en-US"/>
+        </w:rPr>
+        <w:t>mers</w:t>
+      </w:r>
+      <w:proofErr w:type="spellEnd"/>
+      <w:r>
+        <w:rPr>
+          <w:rFonts w:ascii="Times New Roman" w:hAnsi="Times New Roman" w:cs="Times New Roman"/>
+          <w:color w:val="2F5496" w:themeColor="accent1" w:themeShade="BF"/>
+          <w:sz w:val="28"/>
+          <w:szCs w:val="28"/>
+          <w:lang w:val="en-US"/>
+        </w:rPr>
+        <w:t xml:space="preserve"> are not all known ahead of time while filling the filters. Instead, the k-</w:t>
+      </w:r>
+      <w:proofErr w:type="spellStart"/>
+      <w:r>
+        <w:rPr>
+          <w:rFonts w:ascii="Times New Roman" w:hAnsi="Times New Roman" w:cs="Times New Roman"/>
+          <w:color w:val="2F5496" w:themeColor="accent1" w:themeShade="BF"/>
+          <w:sz w:val="28"/>
+          <w:szCs w:val="28"/>
+          <w:lang w:val="en-US"/>
+        </w:rPr>
+        <w:t>mers</w:t>
+      </w:r>
+      <w:proofErr w:type="spellEnd"/>
+      <w:r>
+        <w:rPr>
+          <w:rFonts w:ascii="Times New Roman" w:hAnsi="Times New Roman" w:cs="Times New Roman"/>
+          <w:color w:val="2F5496" w:themeColor="accent1" w:themeShade="BF"/>
+          <w:sz w:val="28"/>
+          <w:szCs w:val="28"/>
+          <w:lang w:val="en-US"/>
+        </w:rPr>
+        <w:t xml:space="preserve"> “stream in” when reading the underlying genomic files on which the database generation depends. </w:t>
       </w:r>
     </w:p>
     <w:p>
@@ -921,7 +1044,7 @@
           <w:szCs w:val="28"/>
           <w:lang w:val="en-US"/>
         </w:rPr>
-        <w:t>It is correct that only “</w:t>
+        <w:t>It is correct that “</w:t>
       </w:r>
       <w:r>
         <w:rPr>
@@ -995,11 +1118,33 @@
           <w:szCs w:val="28"/>
           <w:lang w:val="en-US"/>
         </w:rPr>
-        <w:t xml:space="preserve"> Bloom Filter as a data structure is used in </w:t>
-      </w:r>
-      <w:r>
-        <w:rPr>
-          <w:rFonts w:ascii="Times New Roman" w:hAnsi="Times New Roman" w:cs="Times New Roman"/>
+        <w:t xml:space="preserve"> Bloom </w:t>
+      </w:r>
+      <w:r>
+        <w:rPr>
+          <w:rFonts w:ascii="Times New Roman" w:hAnsi="Times New Roman" w:cs="Times New Roman"/>
+          <w:color w:val="2F5496" w:themeColor="accent1" w:themeShade="BF"/>
+          <w:sz w:val="28"/>
+          <w:szCs w:val="28"/>
+          <w:lang w:val="en-US"/>
+        </w:rPr>
+        <w:t>f</w:t>
+      </w:r>
+      <w:r>
+        <w:rPr>
+          <w:rFonts w:ascii="Times New Roman" w:hAnsi="Times New Roman" w:cs="Times New Roman"/>
+          <w:color w:val="2F5496" w:themeColor="accent1" w:themeShade="BF"/>
+          <w:sz w:val="28"/>
+          <w:szCs w:val="28"/>
+          <w:lang w:val="en-US"/>
+        </w:rPr>
+        <w:t xml:space="preserve">ilter as a data structure is used in </w:t>
+      </w:r>
+      <w:r>
+        <w:rPr>
+          <w:rFonts w:ascii="Times New Roman" w:hAnsi="Times New Roman" w:cs="Times New Roman"/>
+          <w:b/>
+          <w:bCs/>
           <w:color w:val="2F5496" w:themeColor="accent1" w:themeShade="BF"/>
           <w:sz w:val="28"/>
           <w:szCs w:val="28"/>
@@ -1205,7 +1350,27 @@
           <w:szCs w:val="28"/>
           <w:lang w:val="en-US"/>
         </w:rPr>
-        <w:t xml:space="preserve"> purpose as its </w:t>
+        <w:t xml:space="preserve"> purpose as its</w:t>
+      </w:r>
+      <w:r>
+        <w:rPr>
+          <w:rFonts w:ascii="Times New Roman" w:hAnsi="Times New Roman" w:cs="Times New Roman"/>
+          <w:color w:val="2F5496" w:themeColor="accent1" w:themeShade="BF"/>
+          <w:sz w:val="28"/>
+          <w:szCs w:val="28"/>
+          <w:lang w:val="en-US"/>
+        </w:rPr>
+        <w:t xml:space="preserve"> relatively</w:t>
+      </w:r>
+      <w:r>
+        <w:rPr>
+          <w:rFonts w:ascii="Times New Roman" w:hAnsi="Times New Roman" w:cs="Times New Roman"/>
+          <w:color w:val="2F5496" w:themeColor="accent1" w:themeShade="BF"/>
+          <w:sz w:val="28"/>
+          <w:szCs w:val="28"/>
+          <w:lang w:val="en-US"/>
+        </w:rPr>
+        <w:t xml:space="preserve"> </w:t>
       </w:r>
       <w:r>
         <w:rPr>
@@ -1247,7 +1412,27 @@
           <w:szCs w:val="28"/>
           <w:lang w:val="en-US"/>
         </w:rPr>
-        <w:t xml:space="preserve"> would otherwise occur when just assessing the database’s size via the total number of bases from all genomes to be included. E.g. as reported in the last paragraph of Section 3.3.1 with regard to the generation of the database tb: “</w:t>
+        <w:t xml:space="preserve"> would otherwise occur when assessing the database’s size </w:t>
+      </w:r>
+      <w:r>
+        <w:rPr>
+          <w:rFonts w:ascii="Times New Roman" w:hAnsi="Times New Roman" w:cs="Times New Roman"/>
+          <w:color w:val="2F5496" w:themeColor="accent1" w:themeShade="BF"/>
+          <w:sz w:val="28"/>
+          <w:szCs w:val="28"/>
+          <w:lang w:val="en-US"/>
+        </w:rPr>
+        <w:t xml:space="preserve">simply </w:t>
+      </w:r>
+      <w:r>
+        <w:rPr>
+          <w:rFonts w:ascii="Times New Roman" w:hAnsi="Times New Roman" w:cs="Times New Roman"/>
+          <w:color w:val="2F5496" w:themeColor="accent1" w:themeShade="BF"/>
+          <w:sz w:val="28"/>
+          <w:szCs w:val="28"/>
+          <w:lang w:val="en-US"/>
+        </w:rPr>
+        <w:t>via the total number of bases from all genomes to be included. E.g. as reported in the last paragraph of Section 3.3.1 with regard to the generation of the database tb: “</w:t>
       </w:r>
       <w:r>
         <w:rPr>
@@ -1873,6 +2058,16 @@
           <w:szCs w:val="28"/>
           <w:lang w:val="en-US"/>
         </w:rPr>
+        <w:t xml:space="preserve">in </w:t>
+      </w:r>
+      <w:r>
+        <w:rPr>
+          <w:rFonts w:ascii="Times New Roman" w:hAnsi="Times New Roman" w:cs="Times New Roman"/>
+          <w:color w:val="2F5496" w:themeColor="accent1" w:themeShade="BF"/>
+          <w:sz w:val="28"/>
+          <w:szCs w:val="28"/>
+          <w:lang w:val="en-US"/>
+        </w:rPr>
         <w:t xml:space="preserve">“random” order </w:t>
       </w:r>
       <w:r>
@@ -1965,7 +2160,27 @@
           <w:szCs w:val="28"/>
           <w:lang w:val="en-US"/>
         </w:rPr>
-        <w:t xml:space="preserve"> By the way: L </w:t>
+        <w:t xml:space="preserve"> </w:t>
+      </w:r>
+      <w:r>
+        <w:rPr>
+          <w:rFonts w:ascii="Times New Roman" w:hAnsi="Times New Roman" w:cs="Times New Roman"/>
+          <w:color w:val="2F5496" w:themeColor="accent1" w:themeShade="BF"/>
+          <w:sz w:val="28"/>
+          <w:szCs w:val="28"/>
+          <w:lang w:val="en-US"/>
+        </w:rPr>
+        <w:t>For clarity</w:t>
+      </w:r>
+      <w:r>
+        <w:rPr>
+          <w:rFonts w:ascii="Times New Roman" w:hAnsi="Times New Roman" w:cs="Times New Roman"/>
+          <w:color w:val="2F5496" w:themeColor="accent1" w:themeShade="BF"/>
+          <w:sz w:val="28"/>
+          <w:szCs w:val="28"/>
+          <w:lang w:val="en-US"/>
+        </w:rPr>
+        <w:t xml:space="preserve">: L </w:t>
       </w:r>
       <w:r>
         <w:rPr>
@@ -2065,7 +2280,17 @@
           <w:szCs w:val="28"/>
           <w:lang w:val="en-US"/>
         </w:rPr>
-        <w:t>bloom filter from 2)</w:t>
+        <w:t>B</w:t>
+      </w:r>
+      <w:r>
+        <w:rPr>
+          <w:rFonts w:ascii="Times New Roman" w:hAnsi="Times New Roman" w:cs="Times New Roman"/>
+          <w:color w:val="2F5496" w:themeColor="accent1" w:themeShade="BF"/>
+          <w:sz w:val="28"/>
+          <w:szCs w:val="28"/>
+          <w:lang w:val="en-US"/>
+        </w:rPr>
+        <w:t>loom filter from 2)</w:t>
       </w:r>
       <w:r>
         <w:rPr>

--- a/BMCPointByPointRespRev2.docx
+++ b/BMCPointByPointRespRev2.docx
@@ -1236,7 +1236,7 @@
           <w:szCs w:val="28"/>
           <w:lang w:val="en-US"/>
         </w:rPr>
-        <w:t>in</w:t>
+        <w:t>by</w:t>
       </w:r>
       <w:r>
         <w:rPr>
@@ -1288,7 +1288,27 @@
           <w:szCs w:val="28"/>
           <w:lang w:val="en-US"/>
         </w:rPr>
-        <w:t xml:space="preserve">” to determine the final size of the database in the number of </w:t>
+        <w:t xml:space="preserve">” to determine the final size of the database </w:t>
+      </w:r>
+      <w:r>
+        <w:rPr>
+          <w:rFonts w:ascii="Times New Roman" w:hAnsi="Times New Roman" w:cs="Times New Roman"/>
+          <w:color w:val="2F5496" w:themeColor="accent1" w:themeShade="BF"/>
+          <w:sz w:val="28"/>
+          <w:szCs w:val="28"/>
+          <w:lang w:val="en-US"/>
+        </w:rPr>
+        <w:t>as</w:t>
+      </w:r>
+      <w:r>
+        <w:rPr>
+          <w:rFonts w:ascii="Times New Roman" w:hAnsi="Times New Roman" w:cs="Times New Roman"/>
+          <w:color w:val="2F5496" w:themeColor="accent1" w:themeShade="BF"/>
+          <w:sz w:val="28"/>
+          <w:szCs w:val="28"/>
+          <w:lang w:val="en-US"/>
+        </w:rPr>
+        <w:t xml:space="preserve"> the number of </w:t>
       </w:r>
       <w:r>
         <w:rPr>
@@ -1390,7 +1410,7 @@
           <w:szCs w:val="28"/>
           <w:lang w:val="en-US"/>
         </w:rPr>
-        <w:t>membership test allows for avoiding double counts. This is explained in Section 2.2’s Table 1. Duplicates of k-</w:t>
+        <w:t>membership test allows for avoiding double counts. This is explained in Section 2.2 Table 1. Duplicates of k-</w:t>
       </w:r>
       <w:proofErr w:type="spellStart"/>
       <w:r>
@@ -1422,17 +1442,47 @@
           <w:szCs w:val="28"/>
           <w:lang w:val="en-US"/>
         </w:rPr>
-        <w:t xml:space="preserve">simply </w:t>
-      </w:r>
-      <w:r>
-        <w:rPr>
-          <w:rFonts w:ascii="Times New Roman" w:hAnsi="Times New Roman" w:cs="Times New Roman"/>
-          <w:color w:val="2F5496" w:themeColor="accent1" w:themeShade="BF"/>
-          <w:sz w:val="28"/>
-          <w:szCs w:val="28"/>
-          <w:lang w:val="en-US"/>
-        </w:rPr>
-        <w:t>via the total number of bases from all genomes to be included. E.g. as reported in the last paragraph of Section 3.3.1 with regard to the generation of the database tb: “</w:t>
+        <w:t>just</w:t>
+      </w:r>
+      <w:r>
+        <w:rPr>
+          <w:rFonts w:ascii="Times New Roman" w:hAnsi="Times New Roman" w:cs="Times New Roman"/>
+          <w:color w:val="2F5496" w:themeColor="accent1" w:themeShade="BF"/>
+          <w:sz w:val="28"/>
+          <w:szCs w:val="28"/>
+          <w:lang w:val="en-US"/>
+        </w:rPr>
+        <w:t xml:space="preserve"> </w:t>
+      </w:r>
+      <w:r>
+        <w:rPr>
+          <w:rFonts w:ascii="Times New Roman" w:hAnsi="Times New Roman" w:cs="Times New Roman"/>
+          <w:color w:val="2F5496" w:themeColor="accent1" w:themeShade="BF"/>
+          <w:sz w:val="28"/>
+          <w:szCs w:val="28"/>
+          <w:lang w:val="en-US"/>
+        </w:rPr>
+        <w:t>via the total number of bases from all genomes to be included. E.g.</w:t>
+      </w:r>
+      <w:r>
+        <w:rPr>
+          <w:rFonts w:ascii="Times New Roman" w:hAnsi="Times New Roman" w:cs="Times New Roman"/>
+          <w:color w:val="2F5496" w:themeColor="accent1" w:themeShade="BF"/>
+          <w:sz w:val="28"/>
+          <w:szCs w:val="28"/>
+          <w:lang w:val="en-US"/>
+        </w:rPr>
+        <w:t>,</w:t>
+      </w:r>
+      <w:r>
+        <w:rPr>
+          <w:rFonts w:ascii="Times New Roman" w:hAnsi="Times New Roman" w:cs="Times New Roman"/>
+          <w:color w:val="2F5496" w:themeColor="accent1" w:themeShade="BF"/>
+          <w:sz w:val="28"/>
+          <w:szCs w:val="28"/>
+          <w:lang w:val="en-US"/>
+        </w:rPr>
+        <w:t xml:space="preserve"> as reported in the last paragraph of Section 3.3.1 with regard to the generation of the database tb: “</w:t>
       </w:r>
       <w:r>
         <w:rPr>
@@ -2300,7 +2350,27 @@
           <w:szCs w:val="28"/>
           <w:lang w:val="en-US"/>
         </w:rPr>
-        <w:t xml:space="preserve"> is used at read classification </w:t>
+        <w:t xml:space="preserve"> is </w:t>
+      </w:r>
+      <w:r>
+        <w:rPr>
+          <w:rFonts w:ascii="Times New Roman" w:hAnsi="Times New Roman" w:cs="Times New Roman"/>
+          <w:color w:val="2F5496" w:themeColor="accent1" w:themeShade="BF"/>
+          <w:sz w:val="28"/>
+          <w:szCs w:val="28"/>
+          <w:lang w:val="en-US"/>
+        </w:rPr>
+        <w:t xml:space="preserve">then also </w:t>
+      </w:r>
+      <w:r>
+        <w:rPr>
+          <w:rFonts w:ascii="Times New Roman" w:hAnsi="Times New Roman" w:cs="Times New Roman"/>
+          <w:color w:val="2F5496" w:themeColor="accent1" w:themeShade="BF"/>
+          <w:sz w:val="28"/>
+          <w:szCs w:val="28"/>
+          <w:lang w:val="en-US"/>
+        </w:rPr>
+        <w:t xml:space="preserve">used at read classification </w:t>
       </w:r>
       <w:r>
         <w:rPr>
@@ -2320,17 +2390,47 @@
           <w:szCs w:val="28"/>
           <w:lang w:val="en-US"/>
         </w:rPr>
-        <w:t>much in the way as you described</w:t>
-      </w:r>
-      <w:r>
-        <w:rPr>
-          <w:rFonts w:ascii="Times New Roman" w:hAnsi="Times New Roman" w:cs="Times New Roman"/>
-          <w:color w:val="2F5496" w:themeColor="accent1" w:themeShade="BF"/>
-          <w:sz w:val="28"/>
-          <w:szCs w:val="28"/>
-          <w:lang w:val="en-US"/>
-        </w:rPr>
-        <w:t>. During read analysis the Bloom filter is used for an initial check to assess whether a k-</w:t>
+        <w:t>in the way as you described</w:t>
+      </w:r>
+      <w:r>
+        <w:rPr>
+          <w:rFonts w:ascii="Times New Roman" w:hAnsi="Times New Roman" w:cs="Times New Roman"/>
+          <w:color w:val="2F5496" w:themeColor="accent1" w:themeShade="BF"/>
+          <w:sz w:val="28"/>
+          <w:szCs w:val="28"/>
+          <w:lang w:val="en-US"/>
+        </w:rPr>
+        <w:t>:</w:t>
+      </w:r>
+      <w:r>
+        <w:rPr>
+          <w:rFonts w:ascii="Times New Roman" w:hAnsi="Times New Roman" w:cs="Times New Roman"/>
+          <w:color w:val="2F5496" w:themeColor="accent1" w:themeShade="BF"/>
+          <w:sz w:val="28"/>
+          <w:szCs w:val="28"/>
+          <w:lang w:val="en-US"/>
+        </w:rPr>
+        <w:t xml:space="preserve"> During read analysis</w:t>
+      </w:r>
+      <w:r>
+        <w:rPr>
+          <w:rFonts w:ascii="Times New Roman" w:hAnsi="Times New Roman" w:cs="Times New Roman"/>
+          <w:color w:val="2F5496" w:themeColor="accent1" w:themeShade="BF"/>
+          <w:sz w:val="28"/>
+          <w:szCs w:val="28"/>
+          <w:lang w:val="en-US"/>
+        </w:rPr>
+        <w:t>,</w:t>
+      </w:r>
+      <w:r>
+        <w:rPr>
+          <w:rFonts w:ascii="Times New Roman" w:hAnsi="Times New Roman" w:cs="Times New Roman"/>
+          <w:color w:val="2F5496" w:themeColor="accent1" w:themeShade="BF"/>
+          <w:sz w:val="28"/>
+          <w:szCs w:val="28"/>
+          <w:lang w:val="en-US"/>
+        </w:rPr>
+        <w:t xml:space="preserve"> the Bloom filter is used for an initial check to assess whether a k-</w:t>
       </w:r>
       <w:proofErr w:type="spellStart"/>
       <w:r>
@@ -2352,7 +2452,7 @@
           <w:szCs w:val="28"/>
           <w:lang w:val="en-US"/>
         </w:rPr>
-        <w:t xml:space="preserve"> is stored in L without a look up in L. Although L is sorted </w:t>
+        <w:t xml:space="preserve"> is stored in L without a lookup in L. Although L is sorted </w:t>
       </w:r>
       <w:r>
         <w:rPr>
@@ -2372,6 +2472,16 @@
           <w:szCs w:val="28"/>
           <w:lang w:val="en-US"/>
         </w:rPr>
+        <w:t>,</w:t>
+      </w:r>
+      <w:r>
+        <w:rPr>
+          <w:rFonts w:ascii="Times New Roman" w:hAnsi="Times New Roman" w:cs="Times New Roman"/>
+          <w:color w:val="2F5496" w:themeColor="accent1" w:themeShade="BF"/>
+          <w:sz w:val="28"/>
+          <w:szCs w:val="28"/>
+          <w:lang w:val="en-US"/>
+        </w:rPr>
         <w:t xml:space="preserve"> which</w:t>
       </w:r>
       <w:r>
@@ -2492,7 +2602,47 @@
           <w:szCs w:val="28"/>
           <w:lang w:val="en-US"/>
         </w:rPr>
-        <w:t xml:space="preserve"> L is required to access the tax</w:t>
+        <w:t xml:space="preserve"> L is </w:t>
+      </w:r>
+      <w:r>
+        <w:rPr>
+          <w:rFonts w:ascii="Times New Roman" w:hAnsi="Times New Roman" w:cs="Times New Roman"/>
+          <w:color w:val="2F5496" w:themeColor="accent1" w:themeShade="BF"/>
+          <w:sz w:val="28"/>
+          <w:szCs w:val="28"/>
+          <w:lang w:val="en-US"/>
+        </w:rPr>
+        <w:t>consulted (via binary search)</w:t>
+      </w:r>
+      <w:r>
+        <w:rPr>
+          <w:rFonts w:ascii="Times New Roman" w:hAnsi="Times New Roman" w:cs="Times New Roman"/>
+          <w:color w:val="2F5496" w:themeColor="accent1" w:themeShade="BF"/>
+          <w:sz w:val="28"/>
+          <w:szCs w:val="28"/>
+          <w:lang w:val="en-US"/>
+        </w:rPr>
+        <w:t xml:space="preserve"> to </w:t>
+      </w:r>
+      <w:r>
+        <w:rPr>
+          <w:rFonts w:ascii="Times New Roman" w:hAnsi="Times New Roman" w:cs="Times New Roman"/>
+          <w:color w:val="2F5496" w:themeColor="accent1" w:themeShade="BF"/>
+          <w:sz w:val="28"/>
+          <w:szCs w:val="28"/>
+          <w:lang w:val="en-US"/>
+        </w:rPr>
+        <w:t>get</w:t>
+      </w:r>
+      <w:r>
+        <w:rPr>
+          <w:rFonts w:ascii="Times New Roman" w:hAnsi="Times New Roman" w:cs="Times New Roman"/>
+          <w:color w:val="2F5496" w:themeColor="accent1" w:themeShade="BF"/>
+          <w:sz w:val="28"/>
+          <w:szCs w:val="28"/>
+          <w:lang w:val="en-US"/>
+        </w:rPr>
+        <w:t xml:space="preserve"> the tax</w:t>
       </w:r>
       <w:r>
         <w:rPr>
@@ -2512,7 +2662,27 @@
           <w:szCs w:val="28"/>
           <w:lang w:val="en-US"/>
         </w:rPr>
-        <w:t xml:space="preserve"> associated with the k-mer. But since </w:t>
+        <w:t xml:space="preserve"> associated with the k-mer. </w:t>
+      </w:r>
+      <w:r>
+        <w:rPr>
+          <w:rFonts w:ascii="Times New Roman" w:hAnsi="Times New Roman" w:cs="Times New Roman"/>
+          <w:color w:val="2F5496" w:themeColor="accent1" w:themeShade="BF"/>
+          <w:sz w:val="28"/>
+          <w:szCs w:val="28"/>
+          <w:lang w:val="en-US"/>
+        </w:rPr>
+        <w:t>S</w:t>
+      </w:r>
+      <w:r>
+        <w:rPr>
+          <w:rFonts w:ascii="Times New Roman" w:hAnsi="Times New Roman" w:cs="Times New Roman"/>
+          <w:color w:val="2F5496" w:themeColor="accent1" w:themeShade="BF"/>
+          <w:sz w:val="28"/>
+          <w:szCs w:val="28"/>
+          <w:lang w:val="en-US"/>
+        </w:rPr>
+        <w:t xml:space="preserve">ince </w:t>
       </w:r>
       <w:r>
         <w:rPr>
@@ -2572,7 +2742,37 @@
           <w:szCs w:val="28"/>
           <w:lang w:val="en-US"/>
         </w:rPr>
-        <w:t>also guarantees that any k-</w:t>
+        <w:t xml:space="preserve">in particular </w:t>
+      </w:r>
+      <w:r>
+        <w:rPr>
+          <w:rFonts w:ascii="Times New Roman" w:hAnsi="Times New Roman" w:cs="Times New Roman"/>
+          <w:color w:val="2F5496" w:themeColor="accent1" w:themeShade="BF"/>
+          <w:sz w:val="28"/>
+          <w:szCs w:val="28"/>
+          <w:lang w:val="en-US"/>
+        </w:rPr>
+        <w:t xml:space="preserve">guarantees that </w:t>
+      </w:r>
+      <w:r>
+        <w:rPr>
+          <w:rFonts w:ascii="Times New Roman" w:hAnsi="Times New Roman" w:cs="Times New Roman"/>
+          <w:color w:val="2F5496" w:themeColor="accent1" w:themeShade="BF"/>
+          <w:sz w:val="28"/>
+          <w:szCs w:val="28"/>
+          <w:lang w:val="en-US"/>
+        </w:rPr>
+        <w:t>the related</w:t>
+      </w:r>
+      <w:r>
+        <w:rPr>
+          <w:rFonts w:ascii="Times New Roman" w:hAnsi="Times New Roman" w:cs="Times New Roman"/>
+          <w:color w:val="2F5496" w:themeColor="accent1" w:themeShade="BF"/>
+          <w:sz w:val="28"/>
+          <w:szCs w:val="28"/>
+          <w:lang w:val="en-US"/>
+        </w:rPr>
+        <w:t xml:space="preserve"> k-</w:t>
       </w:r>
       <w:proofErr w:type="spellStart"/>
       <w:r>
@@ -2594,7 +2794,27 @@
           <w:szCs w:val="28"/>
           <w:lang w:val="en-US"/>
         </w:rPr>
-        <w:t xml:space="preserve"> is truly stored </w:t>
+        <w:t xml:space="preserve"> truly </w:t>
+      </w:r>
+      <w:r>
+        <w:rPr>
+          <w:rFonts w:ascii="Times New Roman" w:hAnsi="Times New Roman" w:cs="Times New Roman"/>
+          <w:color w:val="2F5496" w:themeColor="accent1" w:themeShade="BF"/>
+          <w:sz w:val="28"/>
+          <w:szCs w:val="28"/>
+          <w:lang w:val="en-US"/>
+        </w:rPr>
+        <w:t>exists</w:t>
+      </w:r>
+      <w:r>
+        <w:rPr>
+          <w:rFonts w:ascii="Times New Roman" w:hAnsi="Times New Roman" w:cs="Times New Roman"/>
+          <w:color w:val="2F5496" w:themeColor="accent1" w:themeShade="BF"/>
+          <w:sz w:val="28"/>
+          <w:szCs w:val="28"/>
+          <w:lang w:val="en-US"/>
+        </w:rPr>
+        <w:t xml:space="preserve"> </w:t>
       </w:r>
       <w:r>
         <w:rPr>
@@ -2615,6 +2835,154 @@
           <w:lang w:val="en-US"/>
         </w:rPr>
         <w:t>.</w:t>
+      </w:r>
+      <w:r>
+        <w:rPr>
+          <w:rFonts w:ascii="Times New Roman" w:hAnsi="Times New Roman" w:cs="Times New Roman"/>
+          <w:color w:val="2F5496" w:themeColor="accent1" w:themeShade="BF"/>
+          <w:sz w:val="28"/>
+          <w:szCs w:val="28"/>
+          <w:lang w:val="en-US"/>
+        </w:rPr>
+        <w:t xml:space="preserve"> (</w:t>
+      </w:r>
+      <w:r>
+        <w:rPr>
+          <w:rFonts w:ascii="Times New Roman" w:hAnsi="Times New Roman" w:cs="Times New Roman"/>
+          <w:color w:val="2F5496" w:themeColor="accent1" w:themeShade="BF"/>
+          <w:sz w:val="28"/>
+          <w:szCs w:val="28"/>
+          <w:lang w:val="en-US"/>
+        </w:rPr>
+        <w:t>F</w:t>
+      </w:r>
+      <w:r>
+        <w:rPr>
+          <w:rFonts w:ascii="Times New Roman" w:hAnsi="Times New Roman" w:cs="Times New Roman"/>
+          <w:color w:val="2F5496" w:themeColor="accent1" w:themeShade="BF"/>
+          <w:sz w:val="28"/>
+          <w:szCs w:val="28"/>
+          <w:lang w:val="en-US"/>
+        </w:rPr>
+        <w:t>irst consulting the Bloom filter and then (when that check is positive) potentially consulting L pays off in amortized analysis.</w:t>
+      </w:r>
+      <w:r>
+        <w:rPr>
+          <w:rFonts w:ascii="Times New Roman" w:hAnsi="Times New Roman" w:cs="Times New Roman"/>
+          <w:color w:val="2F5496" w:themeColor="accent1" w:themeShade="BF"/>
+          <w:sz w:val="28"/>
+          <w:szCs w:val="28"/>
+          <w:lang w:val="en-US"/>
+        </w:rPr>
+        <w:t xml:space="preserve"> This is because i</w:t>
+      </w:r>
+      <w:r>
+        <w:rPr>
+          <w:rFonts w:ascii="Times New Roman" w:hAnsi="Times New Roman" w:cs="Times New Roman"/>
+          <w:color w:val="2F5496" w:themeColor="accent1" w:themeShade="BF"/>
+          <w:sz w:val="28"/>
+          <w:szCs w:val="28"/>
+          <w:lang w:val="en-US"/>
+        </w:rPr>
+        <w:t>n practice, during read analysis, many requested k-</w:t>
+      </w:r>
+      <w:proofErr w:type="spellStart"/>
+      <w:r>
+        <w:rPr>
+          <w:rFonts w:ascii="Times New Roman" w:hAnsi="Times New Roman" w:cs="Times New Roman"/>
+          <w:color w:val="2F5496" w:themeColor="accent1" w:themeShade="BF"/>
+          <w:sz w:val="28"/>
+          <w:szCs w:val="28"/>
+          <w:lang w:val="en-US"/>
+        </w:rPr>
+        <w:t>mers</w:t>
+      </w:r>
+      <w:proofErr w:type="spellEnd"/>
+      <w:r>
+        <w:rPr>
+          <w:rFonts w:ascii="Times New Roman" w:hAnsi="Times New Roman" w:cs="Times New Roman"/>
+          <w:color w:val="2F5496" w:themeColor="accent1" w:themeShade="BF"/>
+          <w:sz w:val="28"/>
+          <w:szCs w:val="28"/>
+          <w:lang w:val="en-US"/>
+        </w:rPr>
+        <w:t xml:space="preserve"> are not stored in the database.</w:t>
+      </w:r>
+      <w:r>
+        <w:rPr>
+          <w:rFonts w:ascii="Times New Roman" w:hAnsi="Times New Roman" w:cs="Times New Roman"/>
+          <w:color w:val="2F5496" w:themeColor="accent1" w:themeShade="BF"/>
+          <w:sz w:val="28"/>
+          <w:szCs w:val="28"/>
+          <w:lang w:val="en-US"/>
+        </w:rPr>
+        <w:t xml:space="preserve"> For </w:t>
+      </w:r>
+      <w:proofErr w:type="gramStart"/>
+      <w:r>
+        <w:rPr>
+          <w:rFonts w:ascii="Times New Roman" w:hAnsi="Times New Roman" w:cs="Times New Roman"/>
+          <w:color w:val="2F5496" w:themeColor="accent1" w:themeShade="BF"/>
+          <w:sz w:val="28"/>
+          <w:szCs w:val="28"/>
+          <w:lang w:val="en-US"/>
+        </w:rPr>
+        <w:t>example</w:t>
+      </w:r>
+      <w:proofErr w:type="gramEnd"/>
+      <w:r>
+        <w:rPr>
+          <w:rFonts w:ascii="Times New Roman" w:hAnsi="Times New Roman" w:cs="Times New Roman"/>
+          <w:color w:val="2F5496" w:themeColor="accent1" w:themeShade="BF"/>
+          <w:sz w:val="28"/>
+          <w:szCs w:val="28"/>
+          <w:lang w:val="en-US"/>
+        </w:rPr>
+        <w:t xml:space="preserve"> in the case of infections, related samples typically </w:t>
+      </w:r>
+      <w:proofErr w:type="gramStart"/>
+      <w:r>
+        <w:rPr>
+          <w:rFonts w:ascii="Times New Roman" w:hAnsi="Times New Roman" w:cs="Times New Roman"/>
+          <w:color w:val="2F5496" w:themeColor="accent1" w:themeShade="BF"/>
+          <w:sz w:val="28"/>
+          <w:szCs w:val="28"/>
+          <w:lang w:val="en-US"/>
+        </w:rPr>
+        <w:t>contains</w:t>
+      </w:r>
+      <w:proofErr w:type="gramEnd"/>
+      <w:r>
+        <w:rPr>
+          <w:rFonts w:ascii="Times New Roman" w:hAnsi="Times New Roman" w:cs="Times New Roman"/>
+          <w:color w:val="2F5496" w:themeColor="accent1" w:themeShade="BF"/>
+          <w:sz w:val="28"/>
+          <w:szCs w:val="28"/>
+          <w:lang w:val="en-US"/>
+        </w:rPr>
+        <w:t xml:space="preserve"> a lot of host-DNA leading to host’s k-</w:t>
+      </w:r>
+      <w:proofErr w:type="spellStart"/>
+      <w:r>
+        <w:rPr>
+          <w:rFonts w:ascii="Times New Roman" w:hAnsi="Times New Roman" w:cs="Times New Roman"/>
+          <w:color w:val="2F5496" w:themeColor="accent1" w:themeShade="BF"/>
+          <w:sz w:val="28"/>
+          <w:szCs w:val="28"/>
+          <w:lang w:val="en-US"/>
+        </w:rPr>
+        <w:t>mers</w:t>
+      </w:r>
+      <w:proofErr w:type="spellEnd"/>
+      <w:r>
+        <w:rPr>
+          <w:rFonts w:ascii="Times New Roman" w:hAnsi="Times New Roman" w:cs="Times New Roman"/>
+          <w:color w:val="2F5496" w:themeColor="accent1" w:themeShade="BF"/>
+          <w:sz w:val="28"/>
+          <w:szCs w:val="28"/>
+          <w:lang w:val="en-US"/>
+        </w:rPr>
+        <w:t xml:space="preserve"> in reads.)</w:t>
       </w:r>
     </w:p>
     <w:p>
@@ -3079,13 +3447,530 @@
           <w:szCs w:val="28"/>
           <w:lang w:val="en-US"/>
         </w:rPr>
-        <w:t>TODO: What do these guys to actually?</w:t>
+        <w:t>Regarding the XOR filter</w:t>
+      </w:r>
+      <w:r>
+        <w:rPr>
+          <w:rFonts w:ascii="Times New Roman" w:hAnsi="Times New Roman" w:cs="Times New Roman"/>
+          <w:color w:val="2F5496" w:themeColor="accent1" w:themeShade="BF"/>
+          <w:sz w:val="28"/>
+          <w:szCs w:val="28"/>
+          <w:lang w:val="en-US"/>
+        </w:rPr>
+        <w:t>: We considered this type of filter but the algorithm to build the filter requires all entries to be available ahead of time</w:t>
+      </w:r>
+      <w:r>
+        <w:rPr>
+          <w:rFonts w:ascii="Times New Roman" w:hAnsi="Times New Roman" w:cs="Times New Roman"/>
+          <w:color w:val="2F5496" w:themeColor="accent1" w:themeShade="BF"/>
+          <w:sz w:val="28"/>
+          <w:szCs w:val="28"/>
+          <w:lang w:val="en-US"/>
+        </w:rPr>
+        <w:t>,</w:t>
+      </w:r>
+      <w:r>
+        <w:rPr>
+          <w:rFonts w:ascii="Times New Roman" w:hAnsi="Times New Roman" w:cs="Times New Roman"/>
+          <w:color w:val="2F5496" w:themeColor="accent1" w:themeShade="BF"/>
+          <w:sz w:val="28"/>
+          <w:szCs w:val="28"/>
+          <w:lang w:val="en-US"/>
+        </w:rPr>
+        <w:t xml:space="preserve"> e.g. in an array. This is described in Section from ?? of the related publication “”</w:t>
+      </w:r>
+      <w:r>
+        <w:rPr>
+          <w:rFonts w:ascii="Times New Roman" w:hAnsi="Times New Roman" w:cs="Times New Roman"/>
+          <w:color w:val="2F5496" w:themeColor="accent1" w:themeShade="BF"/>
+          <w:sz w:val="28"/>
+          <w:szCs w:val="28"/>
+          <w:lang w:val="en-US"/>
+        </w:rPr>
+        <w:t xml:space="preserve"> and </w:t>
+      </w:r>
+      <w:r>
+        <w:rPr>
+          <w:rFonts w:ascii="Times New Roman" w:hAnsi="Times New Roman" w:cs="Times New Roman"/>
+          <w:color w:val="2F5496" w:themeColor="accent1" w:themeShade="BF"/>
+          <w:sz w:val="28"/>
+          <w:szCs w:val="28"/>
+          <w:lang w:val="en-US"/>
+        </w:rPr>
+        <w:t>also well explained in “”. However, as mentioned in 1) and 2) from our previous response (the places where we use the Bloom filter</w:t>
+      </w:r>
+      <w:r>
+        <w:rPr>
+          <w:rFonts w:ascii="Times New Roman" w:hAnsi="Times New Roman" w:cs="Times New Roman"/>
+          <w:color w:val="2F5496" w:themeColor="accent1" w:themeShade="BF"/>
+          <w:sz w:val="28"/>
+          <w:szCs w:val="28"/>
+          <w:lang w:val="en-US"/>
+        </w:rPr>
+        <w:t>)</w:t>
+      </w:r>
+      <w:r>
+        <w:rPr>
+          <w:rFonts w:ascii="Times New Roman" w:hAnsi="Times New Roman" w:cs="Times New Roman"/>
+          <w:color w:val="2F5496" w:themeColor="accent1" w:themeShade="BF"/>
+          <w:sz w:val="28"/>
+          <w:szCs w:val="28"/>
+          <w:lang w:val="en-US"/>
+        </w:rPr>
+        <w:t>. This precondition is not met as the k-</w:t>
+      </w:r>
+      <w:proofErr w:type="spellStart"/>
+      <w:r>
+        <w:rPr>
+          <w:rFonts w:ascii="Times New Roman" w:hAnsi="Times New Roman" w:cs="Times New Roman"/>
+          <w:color w:val="2F5496" w:themeColor="accent1" w:themeShade="BF"/>
+          <w:sz w:val="28"/>
+          <w:szCs w:val="28"/>
+          <w:lang w:val="en-US"/>
+        </w:rPr>
+        <w:t>mers</w:t>
+      </w:r>
+      <w:proofErr w:type="spellEnd"/>
+      <w:r>
+        <w:rPr>
+          <w:rFonts w:ascii="Times New Roman" w:hAnsi="Times New Roman" w:cs="Times New Roman"/>
+          <w:color w:val="2F5496" w:themeColor="accent1" w:themeShade="BF"/>
+          <w:sz w:val="28"/>
+          <w:szCs w:val="28"/>
+          <w:lang w:val="en-US"/>
+        </w:rPr>
+        <w:t xml:space="preserve"> are “streaming in” (see above). We could have used </w:t>
+      </w:r>
+      <w:r>
+        <w:rPr>
+          <w:rFonts w:ascii="Times New Roman" w:hAnsi="Times New Roman" w:cs="Times New Roman"/>
+          <w:color w:val="2F5496" w:themeColor="accent1" w:themeShade="BF"/>
+          <w:sz w:val="28"/>
+          <w:szCs w:val="28"/>
+          <w:lang w:val="en-US"/>
+        </w:rPr>
+        <w:t xml:space="preserve">an XOR filter </w:t>
+      </w:r>
+      <w:r>
+        <w:rPr>
+          <w:rFonts w:ascii="Times New Roman" w:hAnsi="Times New Roman" w:cs="Times New Roman"/>
+          <w:color w:val="2F5496" w:themeColor="accent1" w:themeShade="BF"/>
+          <w:sz w:val="28"/>
+          <w:szCs w:val="28"/>
+          <w:lang w:val="en-US"/>
+        </w:rPr>
+        <w:t>in 3) from above but</w:t>
+      </w:r>
+      <w:r>
+        <w:rPr>
+          <w:rFonts w:ascii="Times New Roman" w:hAnsi="Times New Roman" w:cs="Times New Roman"/>
+          <w:color w:val="2F5496" w:themeColor="accent1" w:themeShade="BF"/>
+          <w:sz w:val="28"/>
+          <w:szCs w:val="28"/>
+          <w:lang w:val="en-US"/>
+        </w:rPr>
+        <w:t xml:space="preserve"> </w:t>
+      </w:r>
+      <w:r>
+        <w:rPr>
+          <w:rFonts w:ascii="Times New Roman" w:hAnsi="Times New Roman" w:cs="Times New Roman"/>
+          <w:color w:val="2F5496" w:themeColor="accent1" w:themeShade="BF"/>
+          <w:sz w:val="28"/>
+          <w:szCs w:val="28"/>
+          <w:lang w:val="en-US"/>
+        </w:rPr>
+        <w:t xml:space="preserve">by then, a Bloom filter has already been built </w:t>
+      </w:r>
+      <w:r>
+        <w:rPr>
+          <w:rFonts w:ascii="Times New Roman" w:hAnsi="Times New Roman" w:cs="Times New Roman"/>
+          <w:color w:val="2F5496" w:themeColor="accent1" w:themeShade="BF"/>
+          <w:sz w:val="28"/>
+          <w:szCs w:val="28"/>
+          <w:lang w:val="en-US"/>
+        </w:rPr>
+        <w:t>because of</w:t>
+      </w:r>
+      <w:r>
+        <w:rPr>
+          <w:rFonts w:ascii="Times New Roman" w:hAnsi="Times New Roman" w:cs="Times New Roman"/>
+          <w:color w:val="2F5496" w:themeColor="accent1" w:themeShade="BF"/>
+          <w:sz w:val="28"/>
+          <w:szCs w:val="28"/>
+          <w:lang w:val="en-US"/>
+        </w:rPr>
+        <w:t xml:space="preserve"> 2)</w:t>
+      </w:r>
+      <w:r>
+        <w:rPr>
+          <w:rFonts w:ascii="Times New Roman" w:hAnsi="Times New Roman" w:cs="Times New Roman"/>
+          <w:color w:val="2F5496" w:themeColor="accent1" w:themeShade="BF"/>
+          <w:sz w:val="28"/>
+          <w:szCs w:val="28"/>
+          <w:lang w:val="en-US"/>
+        </w:rPr>
+        <w:t>.</w:t>
+      </w:r>
+      <w:r>
+        <w:rPr>
+          <w:rFonts w:ascii="Times New Roman" w:hAnsi="Times New Roman" w:cs="Times New Roman"/>
+          <w:color w:val="2F5496" w:themeColor="accent1" w:themeShade="BF"/>
+          <w:sz w:val="28"/>
+          <w:szCs w:val="28"/>
+          <w:lang w:val="en-US"/>
+        </w:rPr>
+        <w:t xml:space="preserve"> </w:t>
+      </w:r>
+      <w:r>
+        <w:rPr>
+          <w:rFonts w:ascii="Times New Roman" w:hAnsi="Times New Roman" w:cs="Times New Roman"/>
+          <w:color w:val="2F5496" w:themeColor="accent1" w:themeShade="BF"/>
+          <w:sz w:val="28"/>
+          <w:szCs w:val="28"/>
+          <w:lang w:val="en-US"/>
+        </w:rPr>
+        <w:t xml:space="preserve">That existing Bloom filter </w:t>
+      </w:r>
+      <w:r>
+        <w:rPr>
+          <w:rFonts w:ascii="Times New Roman" w:hAnsi="Times New Roman" w:cs="Times New Roman"/>
+          <w:color w:val="2F5496" w:themeColor="accent1" w:themeShade="BF"/>
+          <w:sz w:val="28"/>
+          <w:szCs w:val="28"/>
+          <w:lang w:val="en-US"/>
+        </w:rPr>
+        <w:t xml:space="preserve">can just be reused “as is” in 3). We think, that </w:t>
+      </w:r>
+      <w:r>
+        <w:rPr>
+          <w:rFonts w:ascii="Times New Roman" w:hAnsi="Times New Roman" w:cs="Times New Roman"/>
+          <w:color w:val="2F5496" w:themeColor="accent1" w:themeShade="BF"/>
+          <w:sz w:val="28"/>
+          <w:szCs w:val="28"/>
+          <w:lang w:val="en-US"/>
+        </w:rPr>
+        <w:t xml:space="preserve">at that </w:t>
+      </w:r>
+      <w:proofErr w:type="spellStart"/>
+      <w:r>
+        <w:rPr>
+          <w:rFonts w:ascii="Times New Roman" w:hAnsi="Times New Roman" w:cs="Times New Roman"/>
+          <w:color w:val="2F5496" w:themeColor="accent1" w:themeShade="BF"/>
+          <w:sz w:val="28"/>
+          <w:szCs w:val="28"/>
+          <w:lang w:val="en-US"/>
+        </w:rPr>
+        <w:t>poing</w:t>
+      </w:r>
+      <w:proofErr w:type="spellEnd"/>
+      <w:r>
+        <w:rPr>
+          <w:rFonts w:ascii="Times New Roman" w:hAnsi="Times New Roman" w:cs="Times New Roman"/>
+          <w:color w:val="2F5496" w:themeColor="accent1" w:themeShade="BF"/>
+          <w:sz w:val="28"/>
+          <w:szCs w:val="28"/>
+          <w:lang w:val="en-US"/>
+        </w:rPr>
+        <w:t xml:space="preserve"> </w:t>
+      </w:r>
+      <w:r>
+        <w:rPr>
+          <w:rFonts w:ascii="Times New Roman" w:hAnsi="Times New Roman" w:cs="Times New Roman"/>
+          <w:color w:val="2F5496" w:themeColor="accent1" w:themeShade="BF"/>
+          <w:sz w:val="28"/>
+          <w:szCs w:val="28"/>
+          <w:lang w:val="en-US"/>
+        </w:rPr>
+        <w:t xml:space="preserve">the </w:t>
+      </w:r>
+      <w:r>
+        <w:rPr>
+          <w:rFonts w:ascii="Times New Roman" w:hAnsi="Times New Roman" w:cs="Times New Roman"/>
+          <w:color w:val="2F5496" w:themeColor="accent1" w:themeShade="BF"/>
+          <w:sz w:val="28"/>
+          <w:szCs w:val="28"/>
+          <w:lang w:val="en-US"/>
+        </w:rPr>
+        <w:t>benefits of creating an</w:t>
+      </w:r>
+      <w:r>
+        <w:rPr>
+          <w:rFonts w:ascii="Times New Roman" w:hAnsi="Times New Roman" w:cs="Times New Roman"/>
+          <w:color w:val="2F5496" w:themeColor="accent1" w:themeShade="BF"/>
+          <w:sz w:val="28"/>
+          <w:szCs w:val="28"/>
+          <w:lang w:val="en-US"/>
+        </w:rPr>
+        <w:t xml:space="preserve"> XOR filter are not worth the effort</w:t>
+      </w:r>
+      <w:r>
+        <w:rPr>
+          <w:rFonts w:ascii="Times New Roman" w:hAnsi="Times New Roman" w:cs="Times New Roman"/>
+          <w:color w:val="2F5496" w:themeColor="accent1" w:themeShade="BF"/>
+          <w:sz w:val="28"/>
+          <w:szCs w:val="28"/>
+          <w:lang w:val="en-US"/>
+        </w:rPr>
+        <w:t>:</w:t>
+      </w:r>
+      <w:r>
+        <w:rPr>
+          <w:rFonts w:ascii="Times New Roman" w:hAnsi="Times New Roman" w:cs="Times New Roman"/>
+          <w:color w:val="2F5496" w:themeColor="accent1" w:themeShade="BF"/>
+          <w:sz w:val="28"/>
+          <w:szCs w:val="28"/>
+          <w:lang w:val="en-US"/>
+        </w:rPr>
+        <w:t xml:space="preserve"> E.g.</w:t>
+      </w:r>
+      <w:r>
+        <w:rPr>
+          <w:rFonts w:ascii="Times New Roman" w:hAnsi="Times New Roman" w:cs="Times New Roman"/>
+          <w:color w:val="2F5496" w:themeColor="accent1" w:themeShade="BF"/>
+          <w:sz w:val="28"/>
+          <w:szCs w:val="28"/>
+          <w:lang w:val="en-US"/>
+        </w:rPr>
+        <w:t>,</w:t>
+      </w:r>
+      <w:r>
+        <w:rPr>
+          <w:rFonts w:ascii="Times New Roman" w:hAnsi="Times New Roman" w:cs="Times New Roman"/>
+          <w:color w:val="2F5496" w:themeColor="accent1" w:themeShade="BF"/>
+          <w:sz w:val="28"/>
+          <w:szCs w:val="28"/>
+          <w:lang w:val="en-US"/>
+        </w:rPr>
+        <w:t xml:space="preserve"> in the case of </w:t>
+      </w:r>
+      <w:r>
+        <w:rPr>
+          <w:rFonts w:ascii="Times New Roman" w:hAnsi="Times New Roman" w:cs="Times New Roman"/>
+          <w:color w:val="2F5496" w:themeColor="accent1" w:themeShade="BF"/>
+          <w:sz w:val="28"/>
+          <w:szCs w:val="28"/>
+          <w:lang w:val="en-US"/>
+        </w:rPr>
+        <w:t xml:space="preserve">sample database </w:t>
+      </w:r>
+      <w:r>
+        <w:rPr>
+          <w:rFonts w:ascii="Times New Roman" w:hAnsi="Times New Roman" w:cs="Times New Roman"/>
+          <w:color w:val="2F5496" w:themeColor="accent1" w:themeShade="BF"/>
+          <w:sz w:val="28"/>
+          <w:szCs w:val="28"/>
+          <w:lang w:val="en-US"/>
+        </w:rPr>
+        <w:t>tb the bloom filter requires about 38% of the main memory</w:t>
+      </w:r>
+      <w:r>
+        <w:rPr>
+          <w:rFonts w:ascii="Times New Roman" w:hAnsi="Times New Roman" w:cs="Times New Roman"/>
+          <w:color w:val="2F5496" w:themeColor="accent1" w:themeShade="BF"/>
+          <w:sz w:val="28"/>
+          <w:szCs w:val="28"/>
+          <w:lang w:val="en-US"/>
+        </w:rPr>
+        <w:t xml:space="preserve"> and a</w:t>
+      </w:r>
+      <w:r>
+        <w:rPr>
+          <w:rFonts w:ascii="Times New Roman" w:hAnsi="Times New Roman" w:cs="Times New Roman"/>
+          <w:color w:val="2F5496" w:themeColor="accent1" w:themeShade="BF"/>
+          <w:sz w:val="28"/>
+          <w:szCs w:val="28"/>
+          <w:lang w:val="en-US"/>
+        </w:rPr>
+        <w:t>n XOR filter would bring that down to about 30%</w:t>
+      </w:r>
+      <w:r>
+        <w:rPr>
+          <w:rFonts w:ascii="Times New Roman" w:hAnsi="Times New Roman" w:cs="Times New Roman"/>
+          <w:color w:val="2F5496" w:themeColor="accent1" w:themeShade="BF"/>
+          <w:sz w:val="28"/>
+          <w:szCs w:val="28"/>
+          <w:lang w:val="en-US"/>
+        </w:rPr>
+        <w:t xml:space="preserve"> (see “”)</w:t>
+      </w:r>
+      <w:r>
+        <w:rPr>
+          <w:rFonts w:ascii="Times New Roman" w:hAnsi="Times New Roman" w:cs="Times New Roman"/>
+          <w:color w:val="2F5496" w:themeColor="accent1" w:themeShade="BF"/>
+          <w:sz w:val="28"/>
+          <w:szCs w:val="28"/>
+          <w:lang w:val="en-US"/>
+        </w:rPr>
+        <w:t>.</w:t>
+      </w:r>
+      <w:r>
+        <w:rPr>
+          <w:rFonts w:ascii="Times New Roman" w:hAnsi="Times New Roman" w:cs="Times New Roman"/>
+          <w:color w:val="2F5496" w:themeColor="accent1" w:themeShade="BF"/>
+          <w:sz w:val="28"/>
+          <w:szCs w:val="28"/>
+          <w:lang w:val="en-US"/>
+        </w:rPr>
+        <w:t xml:space="preserve"> </w:t>
+      </w:r>
+      <w:r>
+        <w:rPr>
+          <w:rFonts w:ascii="Times New Roman" w:hAnsi="Times New Roman" w:cs="Times New Roman"/>
+          <w:color w:val="2F5496" w:themeColor="accent1" w:themeShade="BF"/>
+          <w:sz w:val="28"/>
+          <w:szCs w:val="28"/>
+          <w:lang w:val="en-US"/>
+        </w:rPr>
+        <w:t>(</w:t>
+      </w:r>
+      <w:r>
+        <w:rPr>
+          <w:rFonts w:ascii="Times New Roman" w:hAnsi="Times New Roman" w:cs="Times New Roman"/>
+          <w:color w:val="2F5496" w:themeColor="accent1" w:themeShade="BF"/>
+          <w:sz w:val="28"/>
+          <w:szCs w:val="28"/>
+          <w:lang w:val="en-US"/>
+        </w:rPr>
+        <w:t>In contrast,</w:t>
+      </w:r>
+      <w:r>
+        <w:rPr>
+          <w:rFonts w:ascii="Times New Roman" w:hAnsi="Times New Roman" w:cs="Times New Roman"/>
+          <w:color w:val="2F5496" w:themeColor="accent1" w:themeShade="BF"/>
+          <w:sz w:val="28"/>
+          <w:szCs w:val="28"/>
+          <w:lang w:val="en-US"/>
+        </w:rPr>
+        <w:t xml:space="preserve"> the</w:t>
+      </w:r>
+      <w:r>
+        <w:rPr>
+          <w:rFonts w:ascii="Times New Roman" w:hAnsi="Times New Roman" w:cs="Times New Roman"/>
+          <w:color w:val="2F5496" w:themeColor="accent1" w:themeShade="BF"/>
+          <w:sz w:val="28"/>
+          <w:szCs w:val="28"/>
+          <w:lang w:val="en-US"/>
+        </w:rPr>
+        <w:t xml:space="preserve"> major</w:t>
+      </w:r>
+      <w:r>
+        <w:rPr>
+          <w:rFonts w:ascii="Times New Roman" w:hAnsi="Times New Roman" w:cs="Times New Roman"/>
+          <w:color w:val="2F5496" w:themeColor="accent1" w:themeShade="BF"/>
+          <w:sz w:val="28"/>
+          <w:szCs w:val="28"/>
+          <w:lang w:val="en-US"/>
+        </w:rPr>
+        <w:t xml:space="preserve"> memory gain of </w:t>
+      </w:r>
+      <w:proofErr w:type="spellStart"/>
+      <w:r>
+        <w:rPr>
+          <w:rFonts w:ascii="Times New Roman" w:hAnsi="Times New Roman" w:cs="Times New Roman"/>
+          <w:color w:val="2F5496" w:themeColor="accent1" w:themeShade="BF"/>
+          <w:sz w:val="28"/>
+          <w:szCs w:val="28"/>
+          <w:lang w:val="en-US"/>
+        </w:rPr>
+        <w:t>Genestrip</w:t>
+      </w:r>
+      <w:proofErr w:type="spellEnd"/>
+      <w:r>
+        <w:rPr>
+          <w:rFonts w:ascii="Times New Roman" w:hAnsi="Times New Roman" w:cs="Times New Roman"/>
+          <w:color w:val="2F5496" w:themeColor="accent1" w:themeShade="BF"/>
+          <w:sz w:val="28"/>
+          <w:szCs w:val="28"/>
+          <w:lang w:val="en-US"/>
+        </w:rPr>
+        <w:t xml:space="preserve"> comes from the concept of small databases itself.) </w:t>
+      </w:r>
+      <w:r>
+        <w:rPr>
+          <w:rFonts w:ascii="Times New Roman" w:hAnsi="Times New Roman" w:cs="Times New Roman"/>
+          <w:color w:val="2F5496" w:themeColor="accent1" w:themeShade="BF"/>
+          <w:sz w:val="28"/>
+          <w:szCs w:val="28"/>
+          <w:lang w:val="en-US"/>
+        </w:rPr>
+        <w:t>“” report r</w:t>
+      </w:r>
+      <w:r>
+        <w:rPr>
+          <w:rFonts w:ascii="Times New Roman" w:hAnsi="Times New Roman" w:cs="Times New Roman"/>
+          <w:color w:val="2F5496" w:themeColor="accent1" w:themeShade="BF"/>
+          <w:sz w:val="28"/>
+          <w:szCs w:val="28"/>
+          <w:lang w:val="en-US"/>
+        </w:rPr>
+        <w:t xml:space="preserve">untime improvements </w:t>
+      </w:r>
+      <w:r>
+        <w:rPr>
+          <w:rFonts w:ascii="Times New Roman" w:hAnsi="Times New Roman" w:cs="Times New Roman"/>
+          <w:color w:val="2F5496" w:themeColor="accent1" w:themeShade="BF"/>
+          <w:sz w:val="28"/>
+          <w:szCs w:val="28"/>
+          <w:lang w:val="en-US"/>
+        </w:rPr>
+        <w:t xml:space="preserve">of </w:t>
+      </w:r>
+      <w:r>
+        <w:rPr>
+          <w:rFonts w:ascii="Times New Roman" w:hAnsi="Times New Roman" w:cs="Times New Roman"/>
+          <w:color w:val="2F5496" w:themeColor="accent1" w:themeShade="BF"/>
+          <w:sz w:val="28"/>
+          <w:szCs w:val="28"/>
+          <w:lang w:val="en-US"/>
+        </w:rPr>
+        <w:t xml:space="preserve">25% </w:t>
+      </w:r>
+      <w:r>
+        <w:rPr>
+          <w:rFonts w:ascii="Times New Roman" w:hAnsi="Times New Roman" w:cs="Times New Roman"/>
+          <w:color w:val="2F5496" w:themeColor="accent1" w:themeShade="BF"/>
+          <w:sz w:val="28"/>
+          <w:szCs w:val="28"/>
+          <w:lang w:val="en-US"/>
+        </w:rPr>
+        <w:t xml:space="preserve">compared to a bloom filter (but that is implementation dependent. We also considered this runtime improvement as too minor </w:t>
+      </w:r>
+      <w:r>
+        <w:rPr>
+          <w:rFonts w:ascii="Times New Roman" w:hAnsi="Times New Roman" w:cs="Times New Roman"/>
+          <w:color w:val="2F5496" w:themeColor="accent1" w:themeShade="BF"/>
+          <w:sz w:val="28"/>
+          <w:szCs w:val="28"/>
+          <w:lang w:val="en-US"/>
+        </w:rPr>
+        <w:t>to justify the replacement of the existing Bloom filter in 3)</w:t>
+      </w:r>
+      <w:r>
+        <w:rPr>
+          <w:rFonts w:ascii="Times New Roman" w:hAnsi="Times New Roman" w:cs="Times New Roman"/>
+          <w:color w:val="2F5496" w:themeColor="accent1" w:themeShade="BF"/>
+          <w:sz w:val="28"/>
+          <w:szCs w:val="28"/>
+          <w:lang w:val="en-US"/>
+        </w:rPr>
+        <w:t>.</w:t>
+      </w:r>
+      <w:r>
+        <w:rPr>
+          <w:rFonts w:ascii="Times New Roman" w:hAnsi="Times New Roman" w:cs="Times New Roman"/>
+          <w:color w:val="2F5496" w:themeColor="accent1" w:themeShade="BF"/>
+          <w:sz w:val="28"/>
+          <w:szCs w:val="28"/>
+          <w:lang w:val="en-US"/>
+        </w:rPr>
+        <w:t xml:space="preserve"> </w:t>
       </w:r>
     </w:p>
     <w:p>
       <w:pPr>
         <w:rPr>
           <w:rFonts w:ascii="Times New Roman" w:hAnsi="Times New Roman" w:cs="Times New Roman"/>
+          <w:color w:val="2F5496" w:themeColor="accent1" w:themeShade="BF"/>
           <w:sz w:val="28"/>
           <w:szCs w:val="28"/>
           <w:lang w:val="en-US"/>
@@ -3094,68 +3979,140 @@
       <w:r>
         <w:rPr>
           <w:rFonts w:ascii="Times New Roman" w:hAnsi="Times New Roman" w:cs="Times New Roman"/>
-          <w:sz w:val="28"/>
-          <w:szCs w:val="28"/>
-          <w:lang w:val="en-US"/>
-        </w:rPr>
-        <w:t>● When describing the database generation step on page 6, the authors write that they use a Fibonacci-based function to measure the repetitiveness of a k-</w:t>
-      </w:r>
-      <w:proofErr w:type="spellStart"/>
-      <w:r>
-        <w:rPr>
-          <w:rFonts w:ascii="Times New Roman" w:hAnsi="Times New Roman" w:cs="Times New Roman"/>
-          <w:sz w:val="28"/>
-          <w:szCs w:val="28"/>
-          <w:lang w:val="en-US"/>
-        </w:rPr>
-        <w:t>mer</w:t>
-      </w:r>
-      <w:proofErr w:type="spellEnd"/>
-      <w:r>
-        <w:rPr>
-          <w:rFonts w:ascii="Times New Roman" w:hAnsi="Times New Roman" w:cs="Times New Roman"/>
-          <w:sz w:val="28"/>
-          <w:szCs w:val="28"/>
-          <w:lang w:val="en-US"/>
-        </w:rPr>
-        <w:t xml:space="preserve"> in terms of</w:t>
-      </w:r>
-      <w:r>
-        <w:rPr>
-          <w:rFonts w:ascii="Times New Roman" w:hAnsi="Times New Roman" w:cs="Times New Roman"/>
-          <w:sz w:val="28"/>
-          <w:szCs w:val="28"/>
-          <w:lang w:val="en-US"/>
-        </w:rPr>
-        <w:t xml:space="preserve"> </w:t>
-      </w:r>
-      <w:r>
-        <w:rPr>
-          <w:rFonts w:ascii="Times New Roman" w:hAnsi="Times New Roman" w:cs="Times New Roman"/>
-          <w:sz w:val="28"/>
-          <w:szCs w:val="28"/>
-          <w:lang w:val="en-US"/>
-        </w:rPr>
-        <w:t>base pairs. I would like the authors to explain this a bit deeper, in particular regarding the chosen thresholds for their database generation in the later sections and how they influence the results.</w:t>
+          <w:color w:val="2F5496" w:themeColor="accent1" w:themeShade="BF"/>
+          <w:sz w:val="28"/>
+          <w:szCs w:val="28"/>
+          <w:lang w:val="en-US"/>
+        </w:rPr>
+        <w:t>Regarding Ribbon:</w:t>
       </w:r>
     </w:p>
     <w:p>
       <w:pPr>
         <w:rPr>
           <w:rFonts w:ascii="Times New Roman" w:hAnsi="Times New Roman" w:cs="Times New Roman"/>
+          <w:color w:val="2F5496" w:themeColor="accent1" w:themeShade="BF"/>
           <w:sz w:val="28"/>
           <w:szCs w:val="28"/>
           <w:lang w:val="en-US"/>
         </w:rPr>
       </w:pPr>
-      <w:r>
-        <w:rPr>
-          <w:rFonts w:ascii="Times New Roman" w:hAnsi="Times New Roman" w:cs="Times New Roman"/>
-          <w:sz w:val="28"/>
-          <w:szCs w:val="28"/>
-          <w:lang w:val="en-US"/>
-        </w:rPr>
-        <w:t>● Page 7: The authors present the hash function they used for the Bloom filter and that they found this by “trial and error”. It is very hard to scientifically convince readers without showing at least some empirical investigations on the hash functions. And to my knowledge, there are much more sophisticated hash functions for this purpose as described in the following two references: https://probablydance.com/2018/06/16/fibonacci-hashing-the-optimization-that-the-world-forgot-or-a-better-alternative-to-integer https://lemire.me/blog/2016/06/27/ ● In my opinion, there are two sections that do not contribute much to the overall message of the study. Sections 2.1 with the implementation details and section 3.1 about the correctness should be moved to the supplement.</w:t>
+      <w:proofErr w:type="spellStart"/>
+      <w:r>
+        <w:rPr>
+          <w:rFonts w:ascii="Times New Roman" w:hAnsi="Times New Roman" w:cs="Times New Roman"/>
+          <w:color w:val="2F5496" w:themeColor="accent1" w:themeShade="BF"/>
+          <w:sz w:val="28"/>
+          <w:szCs w:val="28"/>
+          <w:lang w:val="en-US"/>
+        </w:rPr>
+        <w:t>Regarging</w:t>
+      </w:r>
+      <w:proofErr w:type="spellEnd"/>
+      <w:r>
+        <w:rPr>
+          <w:rFonts w:ascii="Times New Roman" w:hAnsi="Times New Roman" w:cs="Times New Roman"/>
+          <w:color w:val="2F5496" w:themeColor="accent1" w:themeShade="BF"/>
+          <w:sz w:val="28"/>
+          <w:szCs w:val="28"/>
+          <w:lang w:val="en-US"/>
+        </w:rPr>
+        <w:t xml:space="preserve"> Binary Fuse:</w:t>
+      </w:r>
+    </w:p>
+    <w:p>
+      <w:pPr>
+        <w:rPr>
+          <w:rFonts w:ascii="Times New Roman" w:hAnsi="Times New Roman" w:cs="Times New Roman"/>
+          <w:sz w:val="28"/>
+          <w:szCs w:val="28"/>
+          <w:lang w:val="en-US"/>
+        </w:rPr>
+      </w:pPr>
+      <w:r>
+        <w:rPr>
+          <w:rFonts w:ascii="Times New Roman" w:hAnsi="Times New Roman" w:cs="Times New Roman"/>
+          <w:sz w:val="28"/>
+          <w:szCs w:val="28"/>
+          <w:lang w:val="en-US"/>
+        </w:rPr>
+        <w:t>● When describing the database generation step on page 6, the authors write that they use a Fibonacci-based function to measure the repetitiveness of a k-</w:t>
+      </w:r>
+      <w:proofErr w:type="spellStart"/>
+      <w:r>
+        <w:rPr>
+          <w:rFonts w:ascii="Times New Roman" w:hAnsi="Times New Roman" w:cs="Times New Roman"/>
+          <w:sz w:val="28"/>
+          <w:szCs w:val="28"/>
+          <w:lang w:val="en-US"/>
+        </w:rPr>
+        <w:t>mer</w:t>
+      </w:r>
+      <w:proofErr w:type="spellEnd"/>
+      <w:r>
+        <w:rPr>
+          <w:rFonts w:ascii="Times New Roman" w:hAnsi="Times New Roman" w:cs="Times New Roman"/>
+          <w:sz w:val="28"/>
+          <w:szCs w:val="28"/>
+          <w:lang w:val="en-US"/>
+        </w:rPr>
+        <w:t xml:space="preserve"> in terms of</w:t>
+      </w:r>
+      <w:r>
+        <w:rPr>
+          <w:rFonts w:ascii="Times New Roman" w:hAnsi="Times New Roman" w:cs="Times New Roman"/>
+          <w:sz w:val="28"/>
+          <w:szCs w:val="28"/>
+          <w:lang w:val="en-US"/>
+        </w:rPr>
+        <w:t xml:space="preserve"> </w:t>
+      </w:r>
+      <w:r>
+        <w:rPr>
+          <w:rFonts w:ascii="Times New Roman" w:hAnsi="Times New Roman" w:cs="Times New Roman"/>
+          <w:sz w:val="28"/>
+          <w:szCs w:val="28"/>
+          <w:lang w:val="en-US"/>
+        </w:rPr>
+        <w:t>base pairs. I would like the authors to explain this a bit deeper, in particular regarding the chosen thresholds for their database generation in the later sections and how they influence the results.</w:t>
+      </w:r>
+    </w:p>
+    <w:p>
+      <w:pPr>
+        <w:rPr>
+          <w:rFonts w:ascii="Times New Roman" w:hAnsi="Times New Roman" w:cs="Times New Roman"/>
+          <w:sz w:val="28"/>
+          <w:szCs w:val="28"/>
+          <w:lang w:val="en-US"/>
+        </w:rPr>
+      </w:pPr>
+      <w:r>
+        <w:rPr>
+          <w:rFonts w:ascii="Times New Roman" w:hAnsi="Times New Roman" w:cs="Times New Roman"/>
+          <w:sz w:val="28"/>
+          <w:szCs w:val="28"/>
+          <w:lang w:val="en-US"/>
+        </w:rPr>
+        <w:t xml:space="preserve">● Page 7: The authors present the hash function they used for the Bloom filter and that they found this by “trial and error”. It is very hard to scientifically convince readers without showing at least some empirical investigations on the hash functions. And to my knowledge, there are much more sophisticated hash functions for this purpose as described in the following two references: https://probablydance.com/2018/06/16/fibonacci-hashing-the-optimization-that-the-world-forgot-or-a-better-alternative-to-integer https://lemire.me/blog/2016/06/27/ </w:t>
+      </w:r>
+    </w:p>
+    <w:p>
+      <w:pPr>
+        <w:rPr>
+          <w:rFonts w:ascii="Times New Roman" w:hAnsi="Times New Roman" w:cs="Times New Roman"/>
+          <w:sz w:val="28"/>
+          <w:szCs w:val="28"/>
+          <w:lang w:val="en-US"/>
+        </w:rPr>
+      </w:pPr>
+      <w:r>
+        <w:rPr>
+          <w:rFonts w:ascii="Times New Roman" w:hAnsi="Times New Roman" w:cs="Times New Roman"/>
+          <w:sz w:val="28"/>
+          <w:szCs w:val="28"/>
+          <w:lang w:val="en-US"/>
+        </w:rPr>
+        <w:t>● In my opinion, there are two sections that do not contribute much to the overall message of the study. Sections 2.1 with the implementation details and section 3.1 about the correctness should be moved to the supplement.</w:t>
       </w:r>
     </w:p>
     <w:p>
@@ -3495,8 +4452,124 @@
       </w:pPr>
     </w:lvl>
   </w:abstractNum>
+  <w:abstractNum w:abstractNumId="1" w15:restartNumberingAfterBreak="0">
+    <w:nsid w:val="711C0B2E"/>
+    <w:multiLevelType w:val="hybridMultilevel"/>
+    <w:tmpl w:val="393E6EC8"/>
+    <w:lvl w:ilvl="0" w:tplc="04070001">
+      <w:start w:val="1"/>
+      <w:numFmt w:val="bullet"/>
+      <w:lvlText w:val=""/>
+      <w:lvlJc w:val="left"/>
+      <w:pPr>
+        <w:ind w:left="720" w:hanging="360"/>
+      </w:pPr>
+      <w:rPr>
+        <w:rFonts w:ascii="Symbol" w:hAnsi="Symbol" w:hint="default"/>
+      </w:rPr>
+    </w:lvl>
+    <w:lvl w:ilvl="1" w:tplc="04070003" w:tentative="1">
+      <w:start w:val="1"/>
+      <w:numFmt w:val="bullet"/>
+      <w:lvlText w:val="o"/>
+      <w:lvlJc w:val="left"/>
+      <w:pPr>
+        <w:ind w:left="1440" w:hanging="360"/>
+      </w:pPr>
+      <w:rPr>
+        <w:rFonts w:ascii="Courier New" w:hAnsi="Courier New" w:cs="Courier New" w:hint="default"/>
+      </w:rPr>
+    </w:lvl>
+    <w:lvl w:ilvl="2" w:tplc="04070005" w:tentative="1">
+      <w:start w:val="1"/>
+      <w:numFmt w:val="bullet"/>
+      <w:lvlText w:val=""/>
+      <w:lvlJc w:val="left"/>
+      <w:pPr>
+        <w:ind w:left="2160" w:hanging="360"/>
+      </w:pPr>
+      <w:rPr>
+        <w:rFonts w:ascii="Wingdings" w:hAnsi="Wingdings" w:hint="default"/>
+      </w:rPr>
+    </w:lvl>
+    <w:lvl w:ilvl="3" w:tplc="04070001" w:tentative="1">
+      <w:start w:val="1"/>
+      <w:numFmt w:val="bullet"/>
+      <w:lvlText w:val=""/>
+      <w:lvlJc w:val="left"/>
+      <w:pPr>
+        <w:ind w:left="2880" w:hanging="360"/>
+      </w:pPr>
+      <w:rPr>
+        <w:rFonts w:ascii="Symbol" w:hAnsi="Symbol" w:hint="default"/>
+      </w:rPr>
+    </w:lvl>
+    <w:lvl w:ilvl="4" w:tplc="04070003" w:tentative="1">
+      <w:start w:val="1"/>
+      <w:numFmt w:val="bullet"/>
+      <w:lvlText w:val="o"/>
+      <w:lvlJc w:val="left"/>
+      <w:pPr>
+        <w:ind w:left="3600" w:hanging="360"/>
+      </w:pPr>
+      <w:rPr>
+        <w:rFonts w:ascii="Courier New" w:hAnsi="Courier New" w:cs="Courier New" w:hint="default"/>
+      </w:rPr>
+    </w:lvl>
+    <w:lvl w:ilvl="5" w:tplc="04070005" w:tentative="1">
+      <w:start w:val="1"/>
+      <w:numFmt w:val="bullet"/>
+      <w:lvlText w:val=""/>
+      <w:lvlJc w:val="left"/>
+      <w:pPr>
+        <w:ind w:left="4320" w:hanging="360"/>
+      </w:pPr>
+      <w:rPr>
+        <w:rFonts w:ascii="Wingdings" w:hAnsi="Wingdings" w:hint="default"/>
+      </w:rPr>
+    </w:lvl>
+    <w:lvl w:ilvl="6" w:tplc="04070001" w:tentative="1">
+      <w:start w:val="1"/>
+      <w:numFmt w:val="bullet"/>
+      <w:lvlText w:val=""/>
+      <w:lvlJc w:val="left"/>
+      <w:pPr>
+        <w:ind w:left="5040" w:hanging="360"/>
+      </w:pPr>
+      <w:rPr>
+        <w:rFonts w:ascii="Symbol" w:hAnsi="Symbol" w:hint="default"/>
+      </w:rPr>
+    </w:lvl>
+    <w:lvl w:ilvl="7" w:tplc="04070003" w:tentative="1">
+      <w:start w:val="1"/>
+      <w:numFmt w:val="bullet"/>
+      <w:lvlText w:val="o"/>
+      <w:lvlJc w:val="left"/>
+      <w:pPr>
+        <w:ind w:left="5760" w:hanging="360"/>
+      </w:pPr>
+      <w:rPr>
+        <w:rFonts w:ascii="Courier New" w:hAnsi="Courier New" w:cs="Courier New" w:hint="default"/>
+      </w:rPr>
+    </w:lvl>
+    <w:lvl w:ilvl="8" w:tplc="04070005" w:tentative="1">
+      <w:start w:val="1"/>
+      <w:numFmt w:val="bullet"/>
+      <w:lvlText w:val=""/>
+      <w:lvlJc w:val="left"/>
+      <w:pPr>
+        <w:ind w:left="6480" w:hanging="360"/>
+      </w:pPr>
+      <w:rPr>
+        <w:rFonts w:ascii="Wingdings" w:hAnsi="Wingdings" w:hint="default"/>
+      </w:rPr>
+    </w:lvl>
+  </w:abstractNum>
   <w:num w:numId="1" w16cid:durableId="1217084131">
     <w:abstractNumId w:val="0"/>
+  </w:num>
+  <w:num w:numId="2" w16cid:durableId="1345328612">
+    <w:abstractNumId w:val="1"/>
   </w:num>
 </w:numbering>
 </file>

--- a/BMCPointByPointRespRev2.docx
+++ b/BMCPointByPointRespRev2.docx
@@ -2987,7 +2987,6 @@
     </w:p>
     <w:p>
       <w:pPr>
-        <w:ind w:left="360"/>
         <w:rPr>
           <w:rFonts w:ascii="Times New Roman" w:hAnsi="Times New Roman" w:cs="Times New Roman"/>
           <w:color w:val="2F5496" w:themeColor="accent1" w:themeShade="BF"/>
@@ -3068,7 +3067,6 @@
     </w:p>
     <w:p>
       <w:pPr>
-        <w:ind w:left="360"/>
         <w:rPr>
           <w:rFonts w:ascii="Times New Roman" w:hAnsi="Times New Roman" w:cs="Times New Roman"/>
           <w:color w:val="2F5496" w:themeColor="accent1" w:themeShade="BF"/>
@@ -3225,7 +3223,17 @@
           <w:szCs w:val="28"/>
           <w:lang w:val="en-US"/>
         </w:rPr>
-        <w:t xml:space="preserve"> compression under loss of information (e.g., like Kraken2). The requirement “no false positives” is highly relevant in certain fields of application like medical diagnostics. </w:t>
+        <w:t xml:space="preserve"> </w:t>
+      </w:r>
+      <w:r>
+        <w:rPr>
+          <w:rFonts w:ascii="Times New Roman" w:hAnsi="Times New Roman" w:cs="Times New Roman"/>
+          <w:color w:val="2F5496" w:themeColor="accent1" w:themeShade="BF"/>
+          <w:sz w:val="28"/>
+          <w:szCs w:val="28"/>
+          <w:lang w:val="en-US"/>
+        </w:rPr>
+        <w:t xml:space="preserve">compression under loss of information (e.g., like Kraken2). The requirement “no false positives” is highly relevant in certain fields of application like medical diagnostics. </w:t>
       </w:r>
       <w:r>
         <w:rPr>
@@ -3497,7 +3505,27 @@
           <w:szCs w:val="28"/>
           <w:lang w:val="en-US"/>
         </w:rPr>
-        <w:t>also well explained in “”. However, as mentioned in 1) and 2) from our previous response (the places where we use the Bloom filter</w:t>
+        <w:t>also well explained in “”. However, as mentioned in 1) and 2) from our previous response (</w:t>
+      </w:r>
+      <w:r>
+        <w:rPr>
+          <w:rFonts w:ascii="Times New Roman" w:hAnsi="Times New Roman" w:cs="Times New Roman"/>
+          <w:color w:val="2F5496" w:themeColor="accent1" w:themeShade="BF"/>
+          <w:sz w:val="28"/>
+          <w:szCs w:val="28"/>
+          <w:lang w:val="en-US"/>
+        </w:rPr>
+        <w:t xml:space="preserve">explaining </w:t>
+      </w:r>
+      <w:r>
+        <w:rPr>
+          <w:rFonts w:ascii="Times New Roman" w:hAnsi="Times New Roman" w:cs="Times New Roman"/>
+          <w:color w:val="2F5496" w:themeColor="accent1" w:themeShade="BF"/>
+          <w:sz w:val="28"/>
+          <w:szCs w:val="28"/>
+          <w:lang w:val="en-US"/>
+        </w:rPr>
+        <w:t>the places where we use the Bloom filter</w:t>
       </w:r>
       <w:r>
         <w:rPr>
@@ -3517,7 +3545,37 @@
           <w:szCs w:val="28"/>
           <w:lang w:val="en-US"/>
         </w:rPr>
-        <w:t>. This precondition is not met as the k-</w:t>
+        <w:t>,</w:t>
+      </w:r>
+      <w:r>
+        <w:rPr>
+          <w:rFonts w:ascii="Times New Roman" w:hAnsi="Times New Roman" w:cs="Times New Roman"/>
+          <w:color w:val="2F5496" w:themeColor="accent1" w:themeShade="BF"/>
+          <w:sz w:val="28"/>
+          <w:szCs w:val="28"/>
+          <w:lang w:val="en-US"/>
+        </w:rPr>
+        <w:t xml:space="preserve"> </w:t>
+      </w:r>
+      <w:r>
+        <w:rPr>
+          <w:rFonts w:ascii="Times New Roman" w:hAnsi="Times New Roman" w:cs="Times New Roman"/>
+          <w:color w:val="2F5496" w:themeColor="accent1" w:themeShade="BF"/>
+          <w:sz w:val="28"/>
+          <w:szCs w:val="28"/>
+          <w:lang w:val="en-US"/>
+        </w:rPr>
+        <w:t>t</w:t>
+      </w:r>
+      <w:r>
+        <w:rPr>
+          <w:rFonts w:ascii="Times New Roman" w:hAnsi="Times New Roman" w:cs="Times New Roman"/>
+          <w:color w:val="2F5496" w:themeColor="accent1" w:themeShade="BF"/>
+          <w:sz w:val="28"/>
+          <w:szCs w:val="28"/>
+          <w:lang w:val="en-US"/>
+        </w:rPr>
+        <w:t>his precondition is not met as the k-</w:t>
       </w:r>
       <w:proofErr w:type="spellStart"/>
       <w:r>
@@ -3639,30 +3697,28 @@
           <w:szCs w:val="28"/>
           <w:lang w:val="en-US"/>
         </w:rPr>
-        <w:t xml:space="preserve">can just be reused “as is” in 3). We think, that </w:t>
-      </w:r>
-      <w:r>
-        <w:rPr>
-          <w:rFonts w:ascii="Times New Roman" w:hAnsi="Times New Roman" w:cs="Times New Roman"/>
-          <w:color w:val="2F5496" w:themeColor="accent1" w:themeShade="BF"/>
-          <w:sz w:val="28"/>
-          <w:szCs w:val="28"/>
-          <w:lang w:val="en-US"/>
-        </w:rPr>
-        <w:t xml:space="preserve">at that </w:t>
-      </w:r>
-      <w:proofErr w:type="spellStart"/>
-      <w:r>
-        <w:rPr>
-          <w:rFonts w:ascii="Times New Roman" w:hAnsi="Times New Roman" w:cs="Times New Roman"/>
-          <w:color w:val="2F5496" w:themeColor="accent1" w:themeShade="BF"/>
-          <w:sz w:val="28"/>
-          <w:szCs w:val="28"/>
-          <w:lang w:val="en-US"/>
-        </w:rPr>
-        <w:t>poing</w:t>
-      </w:r>
-      <w:proofErr w:type="spellEnd"/>
+        <w:t xml:space="preserve">can just be reused “as is” in 3). We think that </w:t>
+      </w:r>
+      <w:r>
+        <w:rPr>
+          <w:rFonts w:ascii="Times New Roman" w:hAnsi="Times New Roman" w:cs="Times New Roman"/>
+          <w:color w:val="2F5496" w:themeColor="accent1" w:themeShade="BF"/>
+          <w:sz w:val="28"/>
+          <w:szCs w:val="28"/>
+          <w:lang w:val="en-US"/>
+        </w:rPr>
+        <w:t>at poin</w:t>
+      </w:r>
+      <w:r>
+        <w:rPr>
+          <w:rFonts w:ascii="Times New Roman" w:hAnsi="Times New Roman" w:cs="Times New Roman"/>
+          <w:color w:val="2F5496" w:themeColor="accent1" w:themeShade="BF"/>
+          <w:sz w:val="28"/>
+          <w:szCs w:val="28"/>
+          <w:lang w:val="en-US"/>
+        </w:rPr>
+        <w:t>t,</w:t>
+      </w:r>
       <w:r>
         <w:rPr>
           <w:rFonts w:ascii="Times New Roman" w:hAnsi="Times New Roman" w:cs="Times New Roman"/>
@@ -3751,6 +3807,16 @@
           <w:szCs w:val="28"/>
           <w:lang w:val="en-US"/>
         </w:rPr>
+        <w:t xml:space="preserve">the </w:t>
+      </w:r>
+      <w:r>
+        <w:rPr>
+          <w:rFonts w:ascii="Times New Roman" w:hAnsi="Times New Roman" w:cs="Times New Roman"/>
+          <w:color w:val="2F5496" w:themeColor="accent1" w:themeShade="BF"/>
+          <w:sz w:val="28"/>
+          <w:szCs w:val="28"/>
+          <w:lang w:val="en-US"/>
+        </w:rPr>
         <w:t xml:space="preserve">sample database </w:t>
       </w:r>
       <w:r>
@@ -3761,7 +3827,27 @@
           <w:szCs w:val="28"/>
           <w:lang w:val="en-US"/>
         </w:rPr>
-        <w:t>tb the bloom filter requires about 38% of the main memory</w:t>
+        <w:t xml:space="preserve">tb </w:t>
+      </w:r>
+      <w:r>
+        <w:rPr>
+          <w:rFonts w:ascii="Times New Roman" w:hAnsi="Times New Roman" w:cs="Times New Roman"/>
+          <w:color w:val="2F5496" w:themeColor="accent1" w:themeShade="BF"/>
+          <w:sz w:val="28"/>
+          <w:szCs w:val="28"/>
+          <w:lang w:val="en-US"/>
+        </w:rPr>
+        <w:t xml:space="preserve">from Section 3.3.1 </w:t>
+      </w:r>
+      <w:r>
+        <w:rPr>
+          <w:rFonts w:ascii="Times New Roman" w:hAnsi="Times New Roman" w:cs="Times New Roman"/>
+          <w:color w:val="2F5496" w:themeColor="accent1" w:themeShade="BF"/>
+          <w:sz w:val="28"/>
+          <w:szCs w:val="28"/>
+          <w:lang w:val="en-US"/>
+        </w:rPr>
+        <w:t>the bloom filter requires about 38% of the main memory</w:t>
       </w:r>
       <w:r>
         <w:rPr>
@@ -3851,7 +3937,17 @@
           <w:szCs w:val="28"/>
           <w:lang w:val="en-US"/>
         </w:rPr>
-        <w:t xml:space="preserve"> major</w:t>
+        <w:t xml:space="preserve"> </w:t>
+      </w:r>
+      <w:r>
+        <w:rPr>
+          <w:rFonts w:ascii="Times New Roman" w:hAnsi="Times New Roman" w:cs="Times New Roman"/>
+          <w:color w:val="2F5496" w:themeColor="accent1" w:themeShade="BF"/>
+          <w:sz w:val="28"/>
+          <w:szCs w:val="28"/>
+          <w:lang w:val="en-US"/>
+        </w:rPr>
+        <w:t>vast</w:t>
       </w:r>
       <w:r>
         <w:rPr>
@@ -3933,7 +4029,7 @@
           <w:szCs w:val="28"/>
           <w:lang w:val="en-US"/>
         </w:rPr>
-        <w:t xml:space="preserve">compared to a bloom filter (but that is implementation dependent. We also considered this runtime improvement as too minor </w:t>
+        <w:t xml:space="preserve">compared to a bloom filter but that is implementation dependent. We also considered this runtime improvement as too minor </w:t>
       </w:r>
       <w:r>
         <w:rPr>
@@ -3986,6 +4082,68 @@
         </w:rPr>
         <w:t>Regarding Ribbon:</w:t>
       </w:r>
+      <w:r>
+        <w:rPr>
+          <w:rFonts w:ascii="Times New Roman" w:hAnsi="Times New Roman" w:cs="Times New Roman"/>
+          <w:color w:val="2F5496" w:themeColor="accent1" w:themeShade="BF"/>
+          <w:sz w:val="28"/>
+          <w:szCs w:val="28"/>
+          <w:lang w:val="en-US"/>
+        </w:rPr>
+        <w:t xml:space="preserve"> Thank you bringing this fairly recent filter to our attention. Our first analysis of the related paper “” suggests, that a Ribbon filter suffers from the same restriction as an XOR filter as discussed, i.e. that all keys entered need to be known at right at construction time of the filter. This is (amongst other places in the paper) suggested by the ribbon matrix n x m from Fig. 2 because the matrix forms the basis of the filter. </w:t>
+      </w:r>
+      <w:r>
+        <w:rPr>
+          <w:rFonts w:ascii="Times New Roman" w:hAnsi="Times New Roman" w:cs="Times New Roman"/>
+          <w:color w:val="2F5496" w:themeColor="accent1" w:themeShade="BF"/>
+          <w:sz w:val="28"/>
+          <w:szCs w:val="28"/>
+          <w:lang w:val="en-US"/>
+        </w:rPr>
+        <w:t>Nevertheless,</w:t>
+      </w:r>
+      <w:r>
+        <w:rPr>
+          <w:rFonts w:ascii="Times New Roman" w:hAnsi="Times New Roman" w:cs="Times New Roman"/>
+          <w:color w:val="2F5496" w:themeColor="accent1" w:themeShade="BF"/>
+          <w:sz w:val="28"/>
+          <w:szCs w:val="28"/>
+          <w:lang w:val="en-US"/>
+        </w:rPr>
+        <w:t xml:space="preserve"> we will </w:t>
+      </w:r>
+      <w:r>
+        <w:rPr>
+          <w:rFonts w:ascii="Times New Roman" w:hAnsi="Times New Roman" w:cs="Times New Roman"/>
+          <w:color w:val="2F5496" w:themeColor="accent1" w:themeShade="BF"/>
+          <w:sz w:val="28"/>
+          <w:szCs w:val="28"/>
+          <w:lang w:val="en-US"/>
+        </w:rPr>
+        <w:t xml:space="preserve">investigate on this further and assess the filter’s potential for future developments of </w:t>
+      </w:r>
+      <w:proofErr w:type="spellStart"/>
+      <w:r>
+        <w:rPr>
+          <w:rFonts w:ascii="Times New Roman" w:hAnsi="Times New Roman" w:cs="Times New Roman"/>
+          <w:color w:val="2F5496" w:themeColor="accent1" w:themeShade="BF"/>
+          <w:sz w:val="28"/>
+          <w:szCs w:val="28"/>
+          <w:lang w:val="en-US"/>
+        </w:rPr>
+        <w:t>Genestrip</w:t>
+      </w:r>
+      <w:proofErr w:type="spellEnd"/>
+      <w:r>
+        <w:rPr>
+          <w:rFonts w:ascii="Times New Roman" w:hAnsi="Times New Roman" w:cs="Times New Roman"/>
+          <w:color w:val="2F5496" w:themeColor="accent1" w:themeShade="BF"/>
+          <w:sz w:val="28"/>
+          <w:szCs w:val="28"/>
+          <w:lang w:val="en-US"/>
+        </w:rPr>
+        <w:t>.</w:t>
+      </w:r>
     </w:p>
     <w:p>
       <w:pPr>
@@ -3997,27 +4155,35 @@
           <w:lang w:val="en-US"/>
         </w:rPr>
       </w:pPr>
-      <w:proofErr w:type="spellStart"/>
-      <w:r>
-        <w:rPr>
-          <w:rFonts w:ascii="Times New Roman" w:hAnsi="Times New Roman" w:cs="Times New Roman"/>
-          <w:color w:val="2F5496" w:themeColor="accent1" w:themeShade="BF"/>
-          <w:sz w:val="28"/>
-          <w:szCs w:val="28"/>
-          <w:lang w:val="en-US"/>
-        </w:rPr>
-        <w:t>Regarging</w:t>
-      </w:r>
-      <w:proofErr w:type="spellEnd"/>
-      <w:r>
-        <w:rPr>
-          <w:rFonts w:ascii="Times New Roman" w:hAnsi="Times New Roman" w:cs="Times New Roman"/>
-          <w:color w:val="2F5496" w:themeColor="accent1" w:themeShade="BF"/>
-          <w:sz w:val="28"/>
-          <w:szCs w:val="28"/>
-          <w:lang w:val="en-US"/>
-        </w:rPr>
-        <w:t xml:space="preserve"> Binary Fuse:</w:t>
+      <w:r>
+        <w:rPr>
+          <w:rFonts w:ascii="Times New Roman" w:hAnsi="Times New Roman" w:cs="Times New Roman"/>
+          <w:color w:val="2F5496" w:themeColor="accent1" w:themeShade="BF"/>
+          <w:sz w:val="28"/>
+          <w:szCs w:val="28"/>
+          <w:lang w:val="en-US"/>
+        </w:rPr>
+        <w:t>Regar</w:t>
+      </w:r>
+      <w:r>
+        <w:rPr>
+          <w:rFonts w:ascii="Times New Roman" w:hAnsi="Times New Roman" w:cs="Times New Roman"/>
+          <w:color w:val="2F5496" w:themeColor="accent1" w:themeShade="BF"/>
+          <w:sz w:val="28"/>
+          <w:szCs w:val="28"/>
+          <w:lang w:val="en-US"/>
+        </w:rPr>
+        <w:t>d</w:t>
+      </w:r>
+      <w:r>
+        <w:rPr>
+          <w:rFonts w:ascii="Times New Roman" w:hAnsi="Times New Roman" w:cs="Times New Roman"/>
+          <w:color w:val="2F5496" w:themeColor="accent1" w:themeShade="BF"/>
+          <w:sz w:val="28"/>
+          <w:szCs w:val="28"/>
+          <w:lang w:val="en-US"/>
+        </w:rPr>
+        <w:t>ing Binary Fuse:</w:t>
       </w:r>
     </w:p>
     <w:p>
@@ -4076,6 +4242,16 @@
         </w:rPr>
         <w:t>base pairs. I would like the authors to explain this a bit deeper, in particular regarding the chosen thresholds for their database generation in the later sections and how they influence the results.</w:t>
       </w:r>
+    </w:p>
+    <w:p>
+      <w:pPr>
+        <w:rPr>
+          <w:rFonts w:ascii="Times New Roman" w:hAnsi="Times New Roman" w:cs="Times New Roman"/>
+          <w:sz w:val="28"/>
+          <w:szCs w:val="28"/>
+          <w:lang w:val="en-US"/>
+        </w:rPr>
+      </w:pPr>
     </w:p>
     <w:p>
       <w:pPr>

--- a/BMCPointByPointRespRev2.docx
+++ b/BMCPointByPointRespRev2.docx
@@ -3455,7 +3455,37 @@
           <w:szCs w:val="28"/>
           <w:lang w:val="en-US"/>
         </w:rPr>
-        <w:t>Regarding the XOR filter</w:t>
+        <w:t xml:space="preserve">Regarding the </w:t>
+      </w:r>
+      <w:r>
+        <w:rPr>
+          <w:rFonts w:ascii="Times New Roman" w:hAnsi="Times New Roman" w:cs="Times New Roman"/>
+          <w:color w:val="2F5496" w:themeColor="accent1" w:themeShade="BF"/>
+          <w:sz w:val="28"/>
+          <w:szCs w:val="28"/>
+          <w:lang w:val="en-US"/>
+        </w:rPr>
+        <w:t>“</w:t>
+      </w:r>
+      <w:r>
+        <w:rPr>
+          <w:rFonts w:ascii="Times New Roman" w:hAnsi="Times New Roman" w:cs="Times New Roman"/>
+          <w:color w:val="2F5496" w:themeColor="accent1" w:themeShade="BF"/>
+          <w:sz w:val="28"/>
+          <w:szCs w:val="28"/>
+          <w:lang w:val="en-US"/>
+        </w:rPr>
+        <w:t>XOR filter</w:t>
+      </w:r>
+      <w:r>
+        <w:rPr>
+          <w:rFonts w:ascii="Times New Roman" w:hAnsi="Times New Roman" w:cs="Times New Roman"/>
+          <w:color w:val="2F5496" w:themeColor="accent1" w:themeShade="BF"/>
+          <w:sz w:val="28"/>
+          <w:szCs w:val="28"/>
+          <w:lang w:val="en-US"/>
+        </w:rPr>
+        <w:t>”</w:t>
       </w:r>
       <w:r>
         <w:rPr>
@@ -4029,17 +4059,117 @@
           <w:szCs w:val="28"/>
           <w:lang w:val="en-US"/>
         </w:rPr>
-        <w:t xml:space="preserve">compared to a bloom filter but that is implementation dependent. We also considered this runtime improvement as too minor </w:t>
-      </w:r>
-      <w:r>
-        <w:rPr>
-          <w:rFonts w:ascii="Times New Roman" w:hAnsi="Times New Roman" w:cs="Times New Roman"/>
-          <w:color w:val="2F5496" w:themeColor="accent1" w:themeShade="BF"/>
-          <w:sz w:val="28"/>
-          <w:szCs w:val="28"/>
-          <w:lang w:val="en-US"/>
-        </w:rPr>
-        <w:t>to justify the replacement of the existing Bloom filter in 3)</w:t>
+        <w:t xml:space="preserve">compared to a bloom filter but that </w:t>
+      </w:r>
+      <w:r>
+        <w:rPr>
+          <w:rFonts w:ascii="Times New Roman" w:hAnsi="Times New Roman" w:cs="Times New Roman"/>
+          <w:color w:val="2F5496" w:themeColor="accent1" w:themeShade="BF"/>
+          <w:sz w:val="28"/>
+          <w:szCs w:val="28"/>
+          <w:lang w:val="en-US"/>
+        </w:rPr>
+        <w:t>is</w:t>
+      </w:r>
+      <w:r>
+        <w:rPr>
+          <w:rFonts w:ascii="Times New Roman" w:hAnsi="Times New Roman" w:cs="Times New Roman"/>
+          <w:color w:val="2F5496" w:themeColor="accent1" w:themeShade="BF"/>
+          <w:sz w:val="28"/>
+          <w:szCs w:val="28"/>
+          <w:lang w:val="en-US"/>
+        </w:rPr>
+        <w:t xml:space="preserve"> </w:t>
+      </w:r>
+      <w:r>
+        <w:rPr>
+          <w:rFonts w:ascii="Times New Roman" w:hAnsi="Times New Roman" w:cs="Times New Roman"/>
+          <w:color w:val="2F5496" w:themeColor="accent1" w:themeShade="BF"/>
+          <w:sz w:val="28"/>
+          <w:szCs w:val="28"/>
+          <w:lang w:val="en-US"/>
+        </w:rPr>
+        <w:t xml:space="preserve">obviously very </w:t>
+      </w:r>
+      <w:r>
+        <w:rPr>
+          <w:rFonts w:ascii="Times New Roman" w:hAnsi="Times New Roman" w:cs="Times New Roman"/>
+          <w:color w:val="2F5496" w:themeColor="accent1" w:themeShade="BF"/>
+          <w:sz w:val="28"/>
+          <w:szCs w:val="28"/>
+          <w:lang w:val="en-US"/>
+        </w:rPr>
+        <w:t xml:space="preserve">implementation dependent. We also considered this runtime improvement as too minor </w:t>
+      </w:r>
+      <w:r>
+        <w:rPr>
+          <w:rFonts w:ascii="Times New Roman" w:hAnsi="Times New Roman" w:cs="Times New Roman"/>
+          <w:color w:val="2F5496" w:themeColor="accent1" w:themeShade="BF"/>
+          <w:sz w:val="28"/>
+          <w:szCs w:val="28"/>
+          <w:lang w:val="en-US"/>
+        </w:rPr>
+        <w:t xml:space="preserve">to justify the replacement of the </w:t>
+      </w:r>
+      <w:r>
+        <w:rPr>
+          <w:rFonts w:ascii="Times New Roman" w:hAnsi="Times New Roman" w:cs="Times New Roman"/>
+          <w:color w:val="2F5496" w:themeColor="accent1" w:themeShade="BF"/>
+          <w:sz w:val="28"/>
+          <w:szCs w:val="28"/>
+          <w:lang w:val="en-US"/>
+        </w:rPr>
+        <w:t>already produced</w:t>
+      </w:r>
+      <w:r>
+        <w:rPr>
+          <w:rFonts w:ascii="Times New Roman" w:hAnsi="Times New Roman" w:cs="Times New Roman"/>
+          <w:color w:val="2F5496" w:themeColor="accent1" w:themeShade="BF"/>
+          <w:sz w:val="28"/>
+          <w:szCs w:val="28"/>
+          <w:lang w:val="en-US"/>
+        </w:rPr>
+        <w:t xml:space="preserve"> Bloom filter </w:t>
+      </w:r>
+      <w:r>
+        <w:rPr>
+          <w:rFonts w:ascii="Times New Roman" w:hAnsi="Times New Roman" w:cs="Times New Roman"/>
+          <w:color w:val="2F5496" w:themeColor="accent1" w:themeShade="BF"/>
+          <w:sz w:val="28"/>
+          <w:szCs w:val="28"/>
+          <w:lang w:val="en-US"/>
+        </w:rPr>
+        <w:t>from</w:t>
+      </w:r>
+      <w:r>
+        <w:rPr>
+          <w:rFonts w:ascii="Times New Roman" w:hAnsi="Times New Roman" w:cs="Times New Roman"/>
+          <w:color w:val="2F5496" w:themeColor="accent1" w:themeShade="BF"/>
+          <w:sz w:val="28"/>
+          <w:szCs w:val="28"/>
+          <w:lang w:val="en-US"/>
+        </w:rPr>
+        <w:t xml:space="preserve"> </w:t>
+      </w:r>
+      <w:r>
+        <w:rPr>
+          <w:rFonts w:ascii="Times New Roman" w:hAnsi="Times New Roman" w:cs="Times New Roman"/>
+          <w:color w:val="2F5496" w:themeColor="accent1" w:themeShade="BF"/>
+          <w:sz w:val="28"/>
+          <w:szCs w:val="28"/>
+          <w:lang w:val="en-US"/>
+        </w:rPr>
+        <w:t>2</w:t>
+      </w:r>
+      <w:r>
+        <w:rPr>
+          <w:rFonts w:ascii="Times New Roman" w:hAnsi="Times New Roman" w:cs="Times New Roman"/>
+          <w:color w:val="2F5496" w:themeColor="accent1" w:themeShade="BF"/>
+          <w:sz w:val="28"/>
+          <w:szCs w:val="28"/>
+          <w:lang w:val="en-US"/>
+        </w:rPr>
+        <w:t>)</w:t>
       </w:r>
       <w:r>
         <w:rPr>
@@ -4080,17 +4210,341 @@
           <w:szCs w:val="28"/>
           <w:lang w:val="en-US"/>
         </w:rPr>
-        <w:t>Regarding Ribbon:</w:t>
-      </w:r>
-      <w:r>
-        <w:rPr>
-          <w:rFonts w:ascii="Times New Roman" w:hAnsi="Times New Roman" w:cs="Times New Roman"/>
-          <w:color w:val="2F5496" w:themeColor="accent1" w:themeShade="BF"/>
-          <w:sz w:val="28"/>
-          <w:szCs w:val="28"/>
-          <w:lang w:val="en-US"/>
-        </w:rPr>
-        <w:t xml:space="preserve"> Thank you bringing this fairly recent filter to our attention. Our first analysis of the related paper “” suggests, that a Ribbon filter suffers from the same restriction as an XOR filter as discussed, i.e. that all keys entered need to be known at right at construction time of the filter. This is (amongst other places in the paper) suggested by the ribbon matrix n x m from Fig. 2 because the matrix forms the basis of the filter. </w:t>
+        <w:t xml:space="preserve">Regarding </w:t>
+      </w:r>
+      <w:r>
+        <w:rPr>
+          <w:rFonts w:ascii="Times New Roman" w:hAnsi="Times New Roman" w:cs="Times New Roman"/>
+          <w:color w:val="2F5496" w:themeColor="accent1" w:themeShade="BF"/>
+          <w:sz w:val="28"/>
+          <w:szCs w:val="28"/>
+          <w:lang w:val="en-US"/>
+        </w:rPr>
+        <w:t>“</w:t>
+      </w:r>
+      <w:r>
+        <w:rPr>
+          <w:rFonts w:ascii="Times New Roman" w:hAnsi="Times New Roman" w:cs="Times New Roman"/>
+          <w:color w:val="2F5496" w:themeColor="accent1" w:themeShade="BF"/>
+          <w:sz w:val="28"/>
+          <w:szCs w:val="28"/>
+          <w:lang w:val="en-US"/>
+        </w:rPr>
+        <w:t>Ribbon</w:t>
+      </w:r>
+      <w:r>
+        <w:rPr>
+          <w:rFonts w:ascii="Times New Roman" w:hAnsi="Times New Roman" w:cs="Times New Roman"/>
+          <w:color w:val="2F5496" w:themeColor="accent1" w:themeShade="BF"/>
+          <w:sz w:val="28"/>
+          <w:szCs w:val="28"/>
+          <w:lang w:val="en-US"/>
+        </w:rPr>
+        <w:t>”</w:t>
+      </w:r>
+      <w:r>
+        <w:rPr>
+          <w:rFonts w:ascii="Times New Roman" w:hAnsi="Times New Roman" w:cs="Times New Roman"/>
+          <w:color w:val="2F5496" w:themeColor="accent1" w:themeShade="BF"/>
+          <w:sz w:val="28"/>
+          <w:szCs w:val="28"/>
+          <w:lang w:val="en-US"/>
+        </w:rPr>
+        <w:t>:</w:t>
+      </w:r>
+      <w:r>
+        <w:rPr>
+          <w:rFonts w:ascii="Times New Roman" w:hAnsi="Times New Roman" w:cs="Times New Roman"/>
+          <w:color w:val="2F5496" w:themeColor="accent1" w:themeShade="BF"/>
+          <w:sz w:val="28"/>
+          <w:szCs w:val="28"/>
+          <w:lang w:val="en-US"/>
+        </w:rPr>
+        <w:t xml:space="preserve"> Thank you bringing this fairly recent filter to our attention. Our first analysis of the related paper “” suggests, that a Ribbon filter suffers from the same restriction as an XOR filter </w:t>
+      </w:r>
+      <w:r>
+        <w:rPr>
+          <w:rFonts w:ascii="Times New Roman" w:hAnsi="Times New Roman" w:cs="Times New Roman"/>
+          <w:color w:val="2F5496" w:themeColor="accent1" w:themeShade="BF"/>
+          <w:sz w:val="28"/>
+          <w:szCs w:val="28"/>
+          <w:lang w:val="en-US"/>
+        </w:rPr>
+        <w:t>which was</w:t>
+      </w:r>
+      <w:r>
+        <w:rPr>
+          <w:rFonts w:ascii="Times New Roman" w:hAnsi="Times New Roman" w:cs="Times New Roman"/>
+          <w:color w:val="2F5496" w:themeColor="accent1" w:themeShade="BF"/>
+          <w:sz w:val="28"/>
+          <w:szCs w:val="28"/>
+          <w:lang w:val="en-US"/>
+        </w:rPr>
+        <w:t xml:space="preserve"> discussed</w:t>
+      </w:r>
+      <w:r>
+        <w:rPr>
+          <w:rFonts w:ascii="Times New Roman" w:hAnsi="Times New Roman" w:cs="Times New Roman"/>
+          <w:color w:val="2F5496" w:themeColor="accent1" w:themeShade="BF"/>
+          <w:sz w:val="28"/>
+          <w:szCs w:val="28"/>
+          <w:lang w:val="en-US"/>
+        </w:rPr>
+        <w:t xml:space="preserve"> above.</w:t>
+      </w:r>
+      <w:r>
+        <w:rPr>
+          <w:rFonts w:ascii="Times New Roman" w:hAnsi="Times New Roman" w:cs="Times New Roman"/>
+          <w:color w:val="2F5496" w:themeColor="accent1" w:themeShade="BF"/>
+          <w:sz w:val="28"/>
+          <w:szCs w:val="28"/>
+          <w:lang w:val="en-US"/>
+        </w:rPr>
+        <w:t xml:space="preserve"> </w:t>
+      </w:r>
+      <w:r>
+        <w:rPr>
+          <w:rFonts w:ascii="Times New Roman" w:hAnsi="Times New Roman" w:cs="Times New Roman"/>
+          <w:color w:val="2F5496" w:themeColor="accent1" w:themeShade="BF"/>
+          <w:sz w:val="28"/>
+          <w:szCs w:val="28"/>
+          <w:lang w:val="en-US"/>
+        </w:rPr>
+        <w:t>I</w:t>
+      </w:r>
+      <w:r>
+        <w:rPr>
+          <w:rFonts w:ascii="Times New Roman" w:hAnsi="Times New Roman" w:cs="Times New Roman"/>
+          <w:color w:val="2F5496" w:themeColor="accent1" w:themeShade="BF"/>
+          <w:sz w:val="28"/>
+          <w:szCs w:val="28"/>
+          <w:lang w:val="en-US"/>
+        </w:rPr>
+        <w:t>.e.</w:t>
+      </w:r>
+      <w:r>
+        <w:rPr>
+          <w:rFonts w:ascii="Times New Roman" w:hAnsi="Times New Roman" w:cs="Times New Roman"/>
+          <w:color w:val="2F5496" w:themeColor="accent1" w:themeShade="BF"/>
+          <w:sz w:val="28"/>
+          <w:szCs w:val="28"/>
+          <w:lang w:val="en-US"/>
+        </w:rPr>
+        <w:t>,</w:t>
+      </w:r>
+      <w:r>
+        <w:rPr>
+          <w:rFonts w:ascii="Times New Roman" w:hAnsi="Times New Roman" w:cs="Times New Roman"/>
+          <w:color w:val="2F5496" w:themeColor="accent1" w:themeShade="BF"/>
+          <w:sz w:val="28"/>
+          <w:szCs w:val="28"/>
+          <w:lang w:val="en-US"/>
+        </w:rPr>
+        <w:t xml:space="preserve"> all keys entered need to be </w:t>
+      </w:r>
+      <w:r>
+        <w:rPr>
+          <w:rFonts w:ascii="Times New Roman" w:hAnsi="Times New Roman" w:cs="Times New Roman"/>
+          <w:color w:val="2F5496" w:themeColor="accent1" w:themeShade="BF"/>
+          <w:sz w:val="28"/>
+          <w:szCs w:val="28"/>
+          <w:lang w:val="en-US"/>
+        </w:rPr>
+        <w:t>available</w:t>
+      </w:r>
+      <w:r>
+        <w:rPr>
+          <w:rFonts w:ascii="Times New Roman" w:hAnsi="Times New Roman" w:cs="Times New Roman"/>
+          <w:color w:val="2F5496" w:themeColor="accent1" w:themeShade="BF"/>
+          <w:sz w:val="28"/>
+          <w:szCs w:val="28"/>
+          <w:lang w:val="en-US"/>
+        </w:rPr>
+        <w:t xml:space="preserve"> right at </w:t>
+      </w:r>
+      <w:r>
+        <w:rPr>
+          <w:rFonts w:ascii="Times New Roman" w:hAnsi="Times New Roman" w:cs="Times New Roman"/>
+          <w:color w:val="2F5496" w:themeColor="accent1" w:themeShade="BF"/>
+          <w:sz w:val="28"/>
+          <w:szCs w:val="28"/>
+          <w:lang w:val="en-US"/>
+        </w:rPr>
+        <w:t xml:space="preserve">filter’s </w:t>
+      </w:r>
+      <w:r>
+        <w:rPr>
+          <w:rFonts w:ascii="Times New Roman" w:hAnsi="Times New Roman" w:cs="Times New Roman"/>
+          <w:color w:val="2F5496" w:themeColor="accent1" w:themeShade="BF"/>
+          <w:sz w:val="28"/>
+          <w:szCs w:val="28"/>
+          <w:lang w:val="en-US"/>
+        </w:rPr>
+        <w:t xml:space="preserve">construction time. This is (amongst other places in the paper) suggested by the ribbon matrix n x m from Fig. </w:t>
+      </w:r>
+      <w:r>
+        <w:rPr>
+          <w:rFonts w:ascii="Times New Roman" w:hAnsi="Times New Roman" w:cs="Times New Roman"/>
+          <w:color w:val="2F5496" w:themeColor="accent1" w:themeShade="BF"/>
+          <w:sz w:val="28"/>
+          <w:szCs w:val="28"/>
+          <w:lang w:val="en-US"/>
+        </w:rPr>
+        <w:t>2</w:t>
+      </w:r>
+      <w:r>
+        <w:rPr>
+          <w:rFonts w:ascii="Times New Roman" w:hAnsi="Times New Roman" w:cs="Times New Roman"/>
+          <w:color w:val="2F5496" w:themeColor="accent1" w:themeShade="BF"/>
+          <w:sz w:val="28"/>
+          <w:szCs w:val="28"/>
+          <w:lang w:val="en-US"/>
+        </w:rPr>
+        <w:t xml:space="preserve"> of that paper</w:t>
+      </w:r>
+      <w:r>
+        <w:rPr>
+          <w:rFonts w:ascii="Times New Roman" w:hAnsi="Times New Roman" w:cs="Times New Roman"/>
+          <w:color w:val="2F5496" w:themeColor="accent1" w:themeShade="BF"/>
+          <w:sz w:val="28"/>
+          <w:szCs w:val="28"/>
+          <w:lang w:val="en-US"/>
+        </w:rPr>
+        <w:t>. The matrix</w:t>
+      </w:r>
+      <w:r>
+        <w:rPr>
+          <w:rFonts w:ascii="Times New Roman" w:hAnsi="Times New Roman" w:cs="Times New Roman"/>
+          <w:color w:val="2F5496" w:themeColor="accent1" w:themeShade="BF"/>
+          <w:sz w:val="28"/>
+          <w:szCs w:val="28"/>
+          <w:lang w:val="en-US"/>
+        </w:rPr>
+        <w:t xml:space="preserve"> </w:t>
+      </w:r>
+      <w:r>
+        <w:rPr>
+          <w:rFonts w:ascii="Times New Roman" w:hAnsi="Times New Roman" w:cs="Times New Roman"/>
+          <w:color w:val="2F5496" w:themeColor="accent1" w:themeShade="BF"/>
+          <w:sz w:val="28"/>
+          <w:szCs w:val="28"/>
+          <w:lang w:val="en-US"/>
+        </w:rPr>
+        <w:t>is core to</w:t>
+      </w:r>
+      <w:r>
+        <w:rPr>
+          <w:rFonts w:ascii="Times New Roman" w:hAnsi="Times New Roman" w:cs="Times New Roman"/>
+          <w:color w:val="2F5496" w:themeColor="accent1" w:themeShade="BF"/>
+          <w:sz w:val="28"/>
+          <w:szCs w:val="28"/>
+          <w:lang w:val="en-US"/>
+        </w:rPr>
+        <w:t xml:space="preserve"> </w:t>
+      </w:r>
+      <w:r>
+        <w:rPr>
+          <w:rFonts w:ascii="Times New Roman" w:hAnsi="Times New Roman" w:cs="Times New Roman"/>
+          <w:color w:val="2F5496" w:themeColor="accent1" w:themeShade="BF"/>
+          <w:sz w:val="28"/>
+          <w:szCs w:val="28"/>
+          <w:lang w:val="en-US"/>
+        </w:rPr>
+        <w:t xml:space="preserve">the </w:t>
+      </w:r>
+      <w:r>
+        <w:rPr>
+          <w:rFonts w:ascii="Times New Roman" w:hAnsi="Times New Roman" w:cs="Times New Roman"/>
+          <w:color w:val="2F5496" w:themeColor="accent1" w:themeShade="BF"/>
+          <w:sz w:val="28"/>
+          <w:szCs w:val="28"/>
+          <w:lang w:val="en-US"/>
+        </w:rPr>
+        <w:t>filter</w:t>
+      </w:r>
+      <w:r>
+        <w:rPr>
+          <w:rFonts w:ascii="Times New Roman" w:hAnsi="Times New Roman" w:cs="Times New Roman"/>
+          <w:color w:val="2F5496" w:themeColor="accent1" w:themeShade="BF"/>
+          <w:sz w:val="28"/>
+          <w:szCs w:val="28"/>
+          <w:lang w:val="en-US"/>
+        </w:rPr>
+        <w:t>’s construction and n is the number of keys entered. The matrix rows</w:t>
+      </w:r>
+      <w:r>
+        <w:rPr>
+          <w:rFonts w:ascii="Times New Roman" w:hAnsi="Times New Roman" w:cs="Times New Roman"/>
+          <w:color w:val="2F5496" w:themeColor="accent1" w:themeShade="BF"/>
+          <w:sz w:val="28"/>
+          <w:szCs w:val="28"/>
+          <w:lang w:val="en-US"/>
+        </w:rPr>
+        <w:t xml:space="preserve">’ values </w:t>
+      </w:r>
+      <w:r>
+        <w:rPr>
+          <w:rFonts w:ascii="Times New Roman" w:hAnsi="Times New Roman" w:cs="Times New Roman"/>
+          <w:color w:val="2F5496" w:themeColor="accent1" w:themeShade="BF"/>
+          <w:sz w:val="28"/>
+          <w:szCs w:val="28"/>
+          <w:lang w:val="en-US"/>
+        </w:rPr>
+        <w:t>depend on the keys entered, i.e. a respective deduplicated k-</w:t>
+      </w:r>
+      <w:proofErr w:type="spellStart"/>
+      <w:r>
+        <w:rPr>
+          <w:rFonts w:ascii="Times New Roman" w:hAnsi="Times New Roman" w:cs="Times New Roman"/>
+          <w:color w:val="2F5496" w:themeColor="accent1" w:themeShade="BF"/>
+          <w:sz w:val="28"/>
+          <w:szCs w:val="28"/>
+          <w:lang w:val="en-US"/>
+        </w:rPr>
+        <w:t>mer</w:t>
+      </w:r>
+      <w:proofErr w:type="spellEnd"/>
+      <w:r>
+        <w:rPr>
+          <w:rFonts w:ascii="Times New Roman" w:hAnsi="Times New Roman" w:cs="Times New Roman"/>
+          <w:color w:val="2F5496" w:themeColor="accent1" w:themeShade="BF"/>
+          <w:sz w:val="28"/>
+          <w:szCs w:val="28"/>
+          <w:lang w:val="en-US"/>
+        </w:rPr>
+        <w:t xml:space="preserve"> of a </w:t>
+      </w:r>
+      <w:proofErr w:type="spellStart"/>
+      <w:r>
+        <w:rPr>
+          <w:rFonts w:ascii="Times New Roman" w:hAnsi="Times New Roman" w:cs="Times New Roman"/>
+          <w:color w:val="2F5496" w:themeColor="accent1" w:themeShade="BF"/>
+          <w:sz w:val="28"/>
+          <w:szCs w:val="28"/>
+          <w:lang w:val="en-US"/>
+        </w:rPr>
+        <w:t>Genestrip</w:t>
+      </w:r>
+      <w:proofErr w:type="spellEnd"/>
+      <w:r>
+        <w:rPr>
+          <w:rFonts w:ascii="Times New Roman" w:hAnsi="Times New Roman" w:cs="Times New Roman"/>
+          <w:color w:val="2F5496" w:themeColor="accent1" w:themeShade="BF"/>
+          <w:sz w:val="28"/>
+          <w:szCs w:val="28"/>
+          <w:lang w:val="en-US"/>
+        </w:rPr>
+        <w:t xml:space="preserve"> database</w:t>
+      </w:r>
+      <w:r>
+        <w:rPr>
+          <w:rFonts w:ascii="Times New Roman" w:hAnsi="Times New Roman" w:cs="Times New Roman"/>
+          <w:color w:val="2F5496" w:themeColor="accent1" w:themeShade="BF"/>
+          <w:sz w:val="28"/>
+          <w:szCs w:val="28"/>
+          <w:lang w:val="en-US"/>
+        </w:rPr>
+        <w:t xml:space="preserve">. </w:t>
       </w:r>
       <w:r>
         <w:rPr>

--- a/BMCPointByPointRespRev2.docx
+++ b/BMCPointByPointRespRev2.docx
@@ -1442,7 +1442,69 @@
           <w:szCs w:val="28"/>
           <w:lang w:val="en-US"/>
         </w:rPr>
-        <w:t>just</w:t>
+        <w:t xml:space="preserve">solely via </w:t>
+      </w:r>
+      <w:r>
+        <w:rPr>
+          <w:rFonts w:ascii="Times New Roman" w:hAnsi="Times New Roman" w:cs="Times New Roman"/>
+          <w:color w:val="2F5496" w:themeColor="accent1" w:themeShade="BF"/>
+          <w:sz w:val="28"/>
+          <w:szCs w:val="28"/>
+          <w:lang w:val="en-US"/>
+        </w:rPr>
+        <w:t>the total number of bases from all genomes to be included. E.g.</w:t>
+      </w:r>
+      <w:r>
+        <w:rPr>
+          <w:rFonts w:ascii="Times New Roman" w:hAnsi="Times New Roman" w:cs="Times New Roman"/>
+          <w:color w:val="2F5496" w:themeColor="accent1" w:themeShade="BF"/>
+          <w:sz w:val="28"/>
+          <w:szCs w:val="28"/>
+          <w:lang w:val="en-US"/>
+        </w:rPr>
+        <w:t>,</w:t>
+      </w:r>
+      <w:r>
+        <w:rPr>
+          <w:rFonts w:ascii="Times New Roman" w:hAnsi="Times New Roman" w:cs="Times New Roman"/>
+          <w:color w:val="2F5496" w:themeColor="accent1" w:themeShade="BF"/>
+          <w:sz w:val="28"/>
+          <w:szCs w:val="28"/>
+          <w:lang w:val="en-US"/>
+        </w:rPr>
+        <w:t xml:space="preserve"> as reported in the last paragraph of Section 3.3.1 with regard to the generation of the database tb: “</w:t>
+      </w:r>
+      <w:r>
+        <w:rPr>
+          <w:rFonts w:ascii="Times New Roman" w:hAnsi="Times New Roman" w:cs="Times New Roman"/>
+          <w:color w:val="2F5496" w:themeColor="accent1" w:themeShade="BF"/>
+          <w:sz w:val="28"/>
+          <w:szCs w:val="28"/>
+          <w:lang w:val="en-US"/>
+        </w:rPr>
+        <w:t>On average each stored k-</w:t>
+      </w:r>
+      <w:proofErr w:type="spellStart"/>
+      <w:r>
+        <w:rPr>
+          <w:rFonts w:ascii="Times New Roman" w:hAnsi="Times New Roman" w:cs="Times New Roman"/>
+          <w:color w:val="2F5496" w:themeColor="accent1" w:themeShade="BF"/>
+          <w:sz w:val="28"/>
+          <w:szCs w:val="28"/>
+          <w:lang w:val="en-US"/>
+        </w:rPr>
+        <w:t>mer</w:t>
+      </w:r>
+      <w:proofErr w:type="spellEnd"/>
+      <w:r>
+        <w:rPr>
+          <w:rFonts w:ascii="Times New Roman" w:hAnsi="Times New Roman" w:cs="Times New Roman"/>
+          <w:color w:val="2F5496" w:themeColor="accent1" w:themeShade="BF"/>
+          <w:sz w:val="28"/>
+          <w:szCs w:val="28"/>
+          <w:lang w:val="en-US"/>
+        </w:rPr>
+        <w:t xml:space="preserve"> occurred 11.2 times in these genomes,</w:t>
       </w:r>
       <w:r>
         <w:rPr>
@@ -1462,37 +1524,7 @@
           <w:szCs w:val="28"/>
           <w:lang w:val="en-US"/>
         </w:rPr>
-        <w:t>via the total number of bases from all genomes to be included. E.g.</w:t>
-      </w:r>
-      <w:r>
-        <w:rPr>
-          <w:rFonts w:ascii="Times New Roman" w:hAnsi="Times New Roman" w:cs="Times New Roman"/>
-          <w:color w:val="2F5496" w:themeColor="accent1" w:themeShade="BF"/>
-          <w:sz w:val="28"/>
-          <w:szCs w:val="28"/>
-          <w:lang w:val="en-US"/>
-        </w:rPr>
-        <w:t>,</w:t>
-      </w:r>
-      <w:r>
-        <w:rPr>
-          <w:rFonts w:ascii="Times New Roman" w:hAnsi="Times New Roman" w:cs="Times New Roman"/>
-          <w:color w:val="2F5496" w:themeColor="accent1" w:themeShade="BF"/>
-          <w:sz w:val="28"/>
-          <w:szCs w:val="28"/>
-          <w:lang w:val="en-US"/>
-        </w:rPr>
-        <w:t xml:space="preserve"> as reported in the last paragraph of Section 3.3.1 with regard to the generation of the database tb: “</w:t>
-      </w:r>
-      <w:r>
-        <w:rPr>
-          <w:rFonts w:ascii="Times New Roman" w:hAnsi="Times New Roman" w:cs="Times New Roman"/>
-          <w:color w:val="2F5496" w:themeColor="accent1" w:themeShade="BF"/>
-          <w:sz w:val="28"/>
-          <w:szCs w:val="28"/>
-          <w:lang w:val="en-US"/>
-        </w:rPr>
-        <w:t>On average each stored k-</w:t>
+        <w:t xml:space="preserve">as determined by the </w:t>
       </w:r>
       <w:proofErr w:type="spellStart"/>
       <w:r>
@@ -1503,7 +1535,7 @@
           <w:szCs w:val="28"/>
           <w:lang w:val="en-US"/>
         </w:rPr>
-        <w:t>mer</w:t>
+        <w:t>tempindex</w:t>
       </w:r>
       <w:proofErr w:type="spellEnd"/>
       <w:r>
@@ -1514,7 +1546,169 @@
           <w:szCs w:val="28"/>
           <w:lang w:val="en-US"/>
         </w:rPr>
-        <w:t xml:space="preserve"> occurred 11.2 times in these genomes,</w:t>
+        <w:t xml:space="preserve"> goal </w:t>
+      </w:r>
+      <w:r>
+        <w:rPr>
+          <w:rFonts w:ascii="Times New Roman" w:hAnsi="Times New Roman" w:cs="Times New Roman"/>
+          <w:color w:val="2F5496" w:themeColor="accent1" w:themeShade="BF"/>
+          <w:sz w:val="28"/>
+          <w:szCs w:val="28"/>
+          <w:lang w:val="en-US"/>
+        </w:rPr>
+        <w:t>..</w:t>
+      </w:r>
+      <w:r>
+        <w:rPr>
+          <w:rFonts w:ascii="Times New Roman" w:hAnsi="Times New Roman" w:cs="Times New Roman"/>
+          <w:color w:val="2F5496" w:themeColor="accent1" w:themeShade="BF"/>
+          <w:sz w:val="28"/>
+          <w:szCs w:val="28"/>
+          <w:lang w:val="en-US"/>
+        </w:rPr>
+        <w:t>.</w:t>
+      </w:r>
+      <w:r>
+        <w:rPr>
+          <w:rFonts w:ascii="Times New Roman" w:hAnsi="Times New Roman" w:cs="Times New Roman"/>
+          <w:color w:val="2F5496" w:themeColor="accent1" w:themeShade="BF"/>
+          <w:sz w:val="28"/>
+          <w:szCs w:val="28"/>
+          <w:lang w:val="en-US"/>
+        </w:rPr>
+        <w:t>”</w:t>
+      </w:r>
+      <w:r>
+        <w:rPr>
+          <w:rFonts w:ascii="Times New Roman" w:hAnsi="Times New Roman" w:cs="Times New Roman"/>
+          <w:color w:val="2F5496" w:themeColor="accent1" w:themeShade="BF"/>
+          <w:sz w:val="28"/>
+          <w:szCs w:val="28"/>
+          <w:lang w:val="en-US"/>
+        </w:rPr>
+        <w:t>. Th</w:t>
+      </w:r>
+      <w:r>
+        <w:rPr>
+          <w:rFonts w:ascii="Times New Roman" w:hAnsi="Times New Roman" w:cs="Times New Roman"/>
+          <w:color w:val="2F5496" w:themeColor="accent1" w:themeShade="BF"/>
+          <w:sz w:val="28"/>
+          <w:szCs w:val="28"/>
+          <w:lang w:val="en-US"/>
+        </w:rPr>
+        <w:t>e</w:t>
+      </w:r>
+      <w:r>
+        <w:rPr>
+          <w:rFonts w:ascii="Times New Roman" w:hAnsi="Times New Roman" w:cs="Times New Roman"/>
+          <w:color w:val="2F5496" w:themeColor="accent1" w:themeShade="BF"/>
+          <w:sz w:val="28"/>
+          <w:szCs w:val="28"/>
+          <w:lang w:val="en-US"/>
+        </w:rPr>
+        <w:t xml:space="preserve"> computed number of de</w:t>
+      </w:r>
+      <w:r>
+        <w:rPr>
+          <w:rFonts w:ascii="Times New Roman" w:hAnsi="Times New Roman" w:cs="Times New Roman"/>
+          <w:color w:val="2F5496" w:themeColor="accent1" w:themeShade="BF"/>
+          <w:sz w:val="28"/>
+          <w:szCs w:val="28"/>
+          <w:lang w:val="en-US"/>
+        </w:rPr>
+        <w:t>d</w:t>
+      </w:r>
+      <w:r>
+        <w:rPr>
+          <w:rFonts w:ascii="Times New Roman" w:hAnsi="Times New Roman" w:cs="Times New Roman"/>
+          <w:color w:val="2F5496" w:themeColor="accent1" w:themeShade="BF"/>
+          <w:sz w:val="28"/>
+          <w:szCs w:val="28"/>
+          <w:lang w:val="en-US"/>
+        </w:rPr>
+        <w:t>u</w:t>
+      </w:r>
+      <w:r>
+        <w:rPr>
+          <w:rFonts w:ascii="Times New Roman" w:hAnsi="Times New Roman" w:cs="Times New Roman"/>
+          <w:color w:val="2F5496" w:themeColor="accent1" w:themeShade="BF"/>
+          <w:sz w:val="28"/>
+          <w:szCs w:val="28"/>
+          <w:lang w:val="en-US"/>
+        </w:rPr>
+        <w:t>p</w:t>
+      </w:r>
+      <w:r>
+        <w:rPr>
+          <w:rFonts w:ascii="Times New Roman" w:hAnsi="Times New Roman" w:cs="Times New Roman"/>
+          <w:color w:val="2F5496" w:themeColor="accent1" w:themeShade="BF"/>
+          <w:sz w:val="28"/>
+          <w:szCs w:val="28"/>
+          <w:lang w:val="en-US"/>
+        </w:rPr>
+        <w:t>licated k-</w:t>
+      </w:r>
+      <w:proofErr w:type="spellStart"/>
+      <w:r>
+        <w:rPr>
+          <w:rFonts w:ascii="Times New Roman" w:hAnsi="Times New Roman" w:cs="Times New Roman"/>
+          <w:color w:val="2F5496" w:themeColor="accent1" w:themeShade="BF"/>
+          <w:sz w:val="28"/>
+          <w:szCs w:val="28"/>
+          <w:lang w:val="en-US"/>
+        </w:rPr>
+        <w:t>mers</w:t>
+      </w:r>
+      <w:proofErr w:type="spellEnd"/>
+      <w:r>
+        <w:rPr>
+          <w:rFonts w:ascii="Times New Roman" w:hAnsi="Times New Roman" w:cs="Times New Roman"/>
+          <w:color w:val="2F5496" w:themeColor="accent1" w:themeShade="BF"/>
+          <w:sz w:val="28"/>
+          <w:szCs w:val="28"/>
+          <w:lang w:val="en-US"/>
+        </w:rPr>
+        <w:t xml:space="preserve"> that end</w:t>
+      </w:r>
+      <w:r>
+        <w:rPr>
+          <w:rFonts w:ascii="Times New Roman" w:hAnsi="Times New Roman" w:cs="Times New Roman"/>
+          <w:color w:val="2F5496" w:themeColor="accent1" w:themeShade="BF"/>
+          <w:sz w:val="28"/>
+          <w:szCs w:val="28"/>
+          <w:lang w:val="en-US"/>
+        </w:rPr>
+        <w:t>s</w:t>
+      </w:r>
+      <w:r>
+        <w:rPr>
+          <w:rFonts w:ascii="Times New Roman" w:hAnsi="Times New Roman" w:cs="Times New Roman"/>
+          <w:color w:val="2F5496" w:themeColor="accent1" w:themeShade="BF"/>
+          <w:sz w:val="28"/>
+          <w:szCs w:val="28"/>
+          <w:lang w:val="en-US"/>
+        </w:rPr>
+        <w:t xml:space="preserve"> up in the database is required to allocate the exact number of main memory necessary to fill the database (also briefly explained in </w:t>
+      </w:r>
+      <w:r>
+        <w:rPr>
+          <w:rFonts w:ascii="Times New Roman" w:hAnsi="Times New Roman" w:cs="Times New Roman"/>
+          <w:color w:val="2F5496" w:themeColor="accent1" w:themeShade="BF"/>
+          <w:sz w:val="28"/>
+          <w:szCs w:val="28"/>
+          <w:lang w:val="en-US"/>
+        </w:rPr>
+        <w:t>Section 2.2’s Table 1</w:t>
+      </w:r>
+      <w:r>
+        <w:rPr>
+          <w:rFonts w:ascii="Times New Roman" w:hAnsi="Times New Roman" w:cs="Times New Roman"/>
+          <w:color w:val="2F5496" w:themeColor="accent1" w:themeShade="BF"/>
+          <w:sz w:val="28"/>
+          <w:szCs w:val="28"/>
+          <w:lang w:val="en-US"/>
+        </w:rPr>
+        <w:t>).</w:t>
       </w:r>
       <w:r>
         <w:rPr>
@@ -1534,7 +1728,67 @@
           <w:szCs w:val="28"/>
           <w:lang w:val="en-US"/>
         </w:rPr>
-        <w:t xml:space="preserve">as determined by the </w:t>
+        <w:t xml:space="preserve">Note that this </w:t>
+      </w:r>
+      <w:r>
+        <w:rPr>
+          <w:rFonts w:ascii="Times New Roman" w:hAnsi="Times New Roman" w:cs="Times New Roman"/>
+          <w:color w:val="2F5496" w:themeColor="accent1" w:themeShade="BF"/>
+          <w:sz w:val="28"/>
+          <w:szCs w:val="28"/>
+          <w:lang w:val="en-US"/>
+        </w:rPr>
+        <w:t xml:space="preserve">first </w:t>
+      </w:r>
+      <w:r>
+        <w:rPr>
+          <w:rFonts w:ascii="Times New Roman" w:hAnsi="Times New Roman" w:cs="Times New Roman"/>
+          <w:color w:val="2F5496" w:themeColor="accent1" w:themeShade="BF"/>
+          <w:sz w:val="28"/>
+          <w:szCs w:val="28"/>
+          <w:lang w:val="en-US"/>
+        </w:rPr>
+        <w:t>Bloom filter is drop</w:t>
+      </w:r>
+      <w:r>
+        <w:rPr>
+          <w:rFonts w:ascii="Times New Roman" w:hAnsi="Times New Roman" w:cs="Times New Roman"/>
+          <w:color w:val="2F5496" w:themeColor="accent1" w:themeShade="BF"/>
+          <w:sz w:val="28"/>
+          <w:szCs w:val="28"/>
+          <w:lang w:val="en-US"/>
+        </w:rPr>
+        <w:t>p</w:t>
+      </w:r>
+      <w:r>
+        <w:rPr>
+          <w:rFonts w:ascii="Times New Roman" w:hAnsi="Times New Roman" w:cs="Times New Roman"/>
+          <w:color w:val="2F5496" w:themeColor="accent1" w:themeShade="BF"/>
+          <w:sz w:val="28"/>
+          <w:szCs w:val="28"/>
+          <w:lang w:val="en-US"/>
+        </w:rPr>
+        <w:t>ed after</w:t>
+      </w:r>
+      <w:r>
+        <w:rPr>
+          <w:rFonts w:ascii="Times New Roman" w:hAnsi="Times New Roman" w:cs="Times New Roman"/>
+          <w:color w:val="2F5496" w:themeColor="accent1" w:themeShade="BF"/>
+          <w:sz w:val="28"/>
+          <w:szCs w:val="28"/>
+          <w:lang w:val="en-US"/>
+        </w:rPr>
+        <w:t xml:space="preserve"> the goal</w:t>
+      </w:r>
+      <w:r>
+        <w:rPr>
+          <w:rFonts w:ascii="Times New Roman" w:hAnsi="Times New Roman" w:cs="Times New Roman"/>
+          <w:color w:val="2F5496" w:themeColor="accent1" w:themeShade="BF"/>
+          <w:sz w:val="28"/>
+          <w:szCs w:val="28"/>
+          <w:lang w:val="en-US"/>
+        </w:rPr>
+        <w:t xml:space="preserve"> “</w:t>
       </w:r>
       <w:proofErr w:type="spellStart"/>
       <w:r>
@@ -1545,7 +1799,17 @@
           <w:szCs w:val="28"/>
           <w:lang w:val="en-US"/>
         </w:rPr>
-        <w:t>tempindex</w:t>
+        <w:t>temp</w:t>
+      </w:r>
+      <w:r>
+        <w:rPr>
+          <w:rFonts w:ascii="Times New Roman" w:hAnsi="Times New Roman" w:cs="Times New Roman"/>
+          <w:color w:val="2F5496" w:themeColor="accent1" w:themeShade="BF"/>
+          <w:sz w:val="28"/>
+          <w:szCs w:val="28"/>
+          <w:lang w:val="en-US"/>
+        </w:rPr>
+        <w:t>index</w:t>
       </w:r>
       <w:proofErr w:type="spellEnd"/>
       <w:r>
@@ -1556,107 +1820,17 @@
           <w:szCs w:val="28"/>
           <w:lang w:val="en-US"/>
         </w:rPr>
-        <w:t xml:space="preserve"> goal </w:t>
-      </w:r>
-      <w:r>
-        <w:rPr>
-          <w:rFonts w:ascii="Times New Roman" w:hAnsi="Times New Roman" w:cs="Times New Roman"/>
-          <w:color w:val="2F5496" w:themeColor="accent1" w:themeShade="BF"/>
-          <w:sz w:val="28"/>
-          <w:szCs w:val="28"/>
-          <w:lang w:val="en-US"/>
-        </w:rPr>
-        <w:t>..</w:t>
-      </w:r>
-      <w:r>
-        <w:rPr>
-          <w:rFonts w:ascii="Times New Roman" w:hAnsi="Times New Roman" w:cs="Times New Roman"/>
-          <w:color w:val="2F5496" w:themeColor="accent1" w:themeShade="BF"/>
-          <w:sz w:val="28"/>
-          <w:szCs w:val="28"/>
-          <w:lang w:val="en-US"/>
-        </w:rPr>
-        <w:t>.</w:t>
-      </w:r>
-      <w:r>
-        <w:rPr>
-          <w:rFonts w:ascii="Times New Roman" w:hAnsi="Times New Roman" w:cs="Times New Roman"/>
-          <w:color w:val="2F5496" w:themeColor="accent1" w:themeShade="BF"/>
-          <w:sz w:val="28"/>
-          <w:szCs w:val="28"/>
-          <w:lang w:val="en-US"/>
-        </w:rPr>
-        <w:t>”</w:t>
-      </w:r>
-      <w:r>
-        <w:rPr>
-          <w:rFonts w:ascii="Times New Roman" w:hAnsi="Times New Roman" w:cs="Times New Roman"/>
-          <w:color w:val="2F5496" w:themeColor="accent1" w:themeShade="BF"/>
-          <w:sz w:val="28"/>
-          <w:szCs w:val="28"/>
-          <w:lang w:val="en-US"/>
-        </w:rPr>
-        <w:t>. Th</w:t>
-      </w:r>
-      <w:r>
-        <w:rPr>
-          <w:rFonts w:ascii="Times New Roman" w:hAnsi="Times New Roman" w:cs="Times New Roman"/>
-          <w:color w:val="2F5496" w:themeColor="accent1" w:themeShade="BF"/>
-          <w:sz w:val="28"/>
-          <w:szCs w:val="28"/>
-          <w:lang w:val="en-US"/>
-        </w:rPr>
-        <w:t>e</w:t>
-      </w:r>
-      <w:r>
-        <w:rPr>
-          <w:rFonts w:ascii="Times New Roman" w:hAnsi="Times New Roman" w:cs="Times New Roman"/>
-          <w:color w:val="2F5496" w:themeColor="accent1" w:themeShade="BF"/>
-          <w:sz w:val="28"/>
-          <w:szCs w:val="28"/>
-          <w:lang w:val="en-US"/>
-        </w:rPr>
-        <w:t xml:space="preserve"> computed number of de</w:t>
-      </w:r>
-      <w:r>
-        <w:rPr>
-          <w:rFonts w:ascii="Times New Roman" w:hAnsi="Times New Roman" w:cs="Times New Roman"/>
-          <w:color w:val="2F5496" w:themeColor="accent1" w:themeShade="BF"/>
-          <w:sz w:val="28"/>
-          <w:szCs w:val="28"/>
-          <w:lang w:val="en-US"/>
-        </w:rPr>
-        <w:t>d</w:t>
-      </w:r>
-      <w:r>
-        <w:rPr>
-          <w:rFonts w:ascii="Times New Roman" w:hAnsi="Times New Roman" w:cs="Times New Roman"/>
-          <w:color w:val="2F5496" w:themeColor="accent1" w:themeShade="BF"/>
-          <w:sz w:val="28"/>
-          <w:szCs w:val="28"/>
-          <w:lang w:val="en-US"/>
-        </w:rPr>
-        <w:t>u</w:t>
-      </w:r>
-      <w:r>
-        <w:rPr>
-          <w:rFonts w:ascii="Times New Roman" w:hAnsi="Times New Roman" w:cs="Times New Roman"/>
-          <w:color w:val="2F5496" w:themeColor="accent1" w:themeShade="BF"/>
-          <w:sz w:val="28"/>
-          <w:szCs w:val="28"/>
-          <w:lang w:val="en-US"/>
-        </w:rPr>
-        <w:t>p</w:t>
-      </w:r>
-      <w:r>
-        <w:rPr>
-          <w:rFonts w:ascii="Times New Roman" w:hAnsi="Times New Roman" w:cs="Times New Roman"/>
-          <w:color w:val="2F5496" w:themeColor="accent1" w:themeShade="BF"/>
-          <w:sz w:val="28"/>
-          <w:szCs w:val="28"/>
-          <w:lang w:val="en-US"/>
-        </w:rPr>
-        <w:t>licated k-</w:t>
+        <w:t>” has completed.</w:t>
+      </w:r>
+      <w:r>
+        <w:rPr>
+          <w:rFonts w:ascii="Times New Roman" w:hAnsi="Times New Roman" w:cs="Times New Roman"/>
+          <w:color w:val="2F5496" w:themeColor="accent1" w:themeShade="BF"/>
+          <w:sz w:val="28"/>
+          <w:szCs w:val="28"/>
+          <w:lang w:val="en-US"/>
+        </w:rPr>
+        <w:t xml:space="preserve"> The only result needed from it, is the deduplicated number of k-</w:t>
       </w:r>
       <w:proofErr w:type="spellStart"/>
       <w:r>
@@ -1678,56 +1852,6 @@
           <w:szCs w:val="28"/>
           <w:lang w:val="en-US"/>
         </w:rPr>
-        <w:t xml:space="preserve"> that end</w:t>
-      </w:r>
-      <w:r>
-        <w:rPr>
-          <w:rFonts w:ascii="Times New Roman" w:hAnsi="Times New Roman" w:cs="Times New Roman"/>
-          <w:color w:val="2F5496" w:themeColor="accent1" w:themeShade="BF"/>
-          <w:sz w:val="28"/>
-          <w:szCs w:val="28"/>
-          <w:lang w:val="en-US"/>
-        </w:rPr>
-        <w:t>s</w:t>
-      </w:r>
-      <w:r>
-        <w:rPr>
-          <w:rFonts w:ascii="Times New Roman" w:hAnsi="Times New Roman" w:cs="Times New Roman"/>
-          <w:color w:val="2F5496" w:themeColor="accent1" w:themeShade="BF"/>
-          <w:sz w:val="28"/>
-          <w:szCs w:val="28"/>
-          <w:lang w:val="en-US"/>
-        </w:rPr>
-        <w:t xml:space="preserve"> up in the database is required to allocate the exact number of main memory necessary to fill the database (also briefly explained in </w:t>
-      </w:r>
-      <w:r>
-        <w:rPr>
-          <w:rFonts w:ascii="Times New Roman" w:hAnsi="Times New Roman" w:cs="Times New Roman"/>
-          <w:color w:val="2F5496" w:themeColor="accent1" w:themeShade="BF"/>
-          <w:sz w:val="28"/>
-          <w:szCs w:val="28"/>
-          <w:lang w:val="en-US"/>
-        </w:rPr>
-        <w:t>Section 2.2’s Table 1</w:t>
-      </w:r>
-      <w:r>
-        <w:rPr>
-          <w:rFonts w:ascii="Times New Roman" w:hAnsi="Times New Roman" w:cs="Times New Roman"/>
-          <w:color w:val="2F5496" w:themeColor="accent1" w:themeShade="BF"/>
-          <w:sz w:val="28"/>
-          <w:szCs w:val="28"/>
-          <w:lang w:val="en-US"/>
-        </w:rPr>
-        <w:t>).</w:t>
-      </w:r>
-      <w:r>
-        <w:rPr>
-          <w:rFonts w:ascii="Times New Roman" w:hAnsi="Times New Roman" w:cs="Times New Roman"/>
-          <w:color w:val="2F5496" w:themeColor="accent1" w:themeShade="BF"/>
-          <w:sz w:val="28"/>
-          <w:szCs w:val="28"/>
-          <w:lang w:val="en-US"/>
-        </w:rPr>
         <w:t xml:space="preserve"> </w:t>
       </w:r>
       <w:r>
@@ -1738,131 +1862,17 @@
           <w:szCs w:val="28"/>
           <w:lang w:val="en-US"/>
         </w:rPr>
-        <w:t xml:space="preserve">Note that this </w:t>
-      </w:r>
-      <w:r>
-        <w:rPr>
-          <w:rFonts w:ascii="Times New Roman" w:hAnsi="Times New Roman" w:cs="Times New Roman"/>
-          <w:color w:val="2F5496" w:themeColor="accent1" w:themeShade="BF"/>
-          <w:sz w:val="28"/>
-          <w:szCs w:val="28"/>
-          <w:lang w:val="en-US"/>
-        </w:rPr>
-        <w:t xml:space="preserve">first </w:t>
-      </w:r>
-      <w:r>
-        <w:rPr>
-          <w:rFonts w:ascii="Times New Roman" w:hAnsi="Times New Roman" w:cs="Times New Roman"/>
-          <w:color w:val="2F5496" w:themeColor="accent1" w:themeShade="BF"/>
-          <w:sz w:val="28"/>
-          <w:szCs w:val="28"/>
-          <w:lang w:val="en-US"/>
-        </w:rPr>
-        <w:t>Bloom filter is drop</w:t>
-      </w:r>
-      <w:r>
-        <w:rPr>
-          <w:rFonts w:ascii="Times New Roman" w:hAnsi="Times New Roman" w:cs="Times New Roman"/>
-          <w:color w:val="2F5496" w:themeColor="accent1" w:themeShade="BF"/>
-          <w:sz w:val="28"/>
-          <w:szCs w:val="28"/>
-          <w:lang w:val="en-US"/>
-        </w:rPr>
-        <w:t>p</w:t>
-      </w:r>
-      <w:r>
-        <w:rPr>
-          <w:rFonts w:ascii="Times New Roman" w:hAnsi="Times New Roman" w:cs="Times New Roman"/>
-          <w:color w:val="2F5496" w:themeColor="accent1" w:themeShade="BF"/>
-          <w:sz w:val="28"/>
-          <w:szCs w:val="28"/>
-          <w:lang w:val="en-US"/>
-        </w:rPr>
-        <w:t>ed after</w:t>
-      </w:r>
-      <w:r>
-        <w:rPr>
-          <w:rFonts w:ascii="Times New Roman" w:hAnsi="Times New Roman" w:cs="Times New Roman"/>
-          <w:color w:val="2F5496" w:themeColor="accent1" w:themeShade="BF"/>
-          <w:sz w:val="28"/>
-          <w:szCs w:val="28"/>
-          <w:lang w:val="en-US"/>
-        </w:rPr>
-        <w:t xml:space="preserve"> the g</w:t>
-      </w:r>
-      <w:proofErr w:type="spellStart"/>
-      <w:r>
-        <w:rPr>
-          <w:rFonts w:ascii="Times New Roman" w:hAnsi="Times New Roman" w:cs="Times New Roman"/>
-          <w:color w:val="2F5496" w:themeColor="accent1" w:themeShade="BF"/>
-          <w:sz w:val="28"/>
-          <w:szCs w:val="28"/>
-          <w:lang w:val="en-US"/>
-        </w:rPr>
-        <w:t>oal</w:t>
-      </w:r>
-      <w:r>
-        <w:rPr>
-          <w:rFonts w:ascii="Times New Roman" w:hAnsi="Times New Roman" w:cs="Times New Roman"/>
-          <w:color w:val="2F5496" w:themeColor="accent1" w:themeShade="BF"/>
-          <w:sz w:val="28"/>
-          <w:szCs w:val="28"/>
-          <w:lang w:val="en-US"/>
-        </w:rPr>
-        <w:t xml:space="preserve"> “</w:t>
-      </w:r>
-      <w:r>
-        <w:rPr>
-          <w:rFonts w:ascii="Times New Roman" w:hAnsi="Times New Roman" w:cs="Times New Roman"/>
-          <w:color w:val="2F5496" w:themeColor="accent1" w:themeShade="BF"/>
-          <w:sz w:val="28"/>
-          <w:szCs w:val="28"/>
-          <w:lang w:val="en-US"/>
-        </w:rPr>
-        <w:t>tempdb</w:t>
-      </w:r>
-      <w:proofErr w:type="spellEnd"/>
-      <w:r>
-        <w:rPr>
-          <w:rFonts w:ascii="Times New Roman" w:hAnsi="Times New Roman" w:cs="Times New Roman"/>
-          <w:color w:val="2F5496" w:themeColor="accent1" w:themeShade="BF"/>
-          <w:sz w:val="28"/>
-          <w:szCs w:val="28"/>
-          <w:lang w:val="en-US"/>
-        </w:rPr>
-        <w:t>” has completed.</w:t>
-      </w:r>
-      <w:r>
-        <w:rPr>
-          <w:rFonts w:ascii="Times New Roman" w:hAnsi="Times New Roman" w:cs="Times New Roman"/>
-          <w:color w:val="2F5496" w:themeColor="accent1" w:themeShade="BF"/>
-          <w:sz w:val="28"/>
-          <w:szCs w:val="28"/>
-          <w:lang w:val="en-US"/>
-        </w:rPr>
-        <w:t xml:space="preserve"> The only result needed from it, is the deduplicated number of k-</w:t>
-      </w:r>
-      <w:proofErr w:type="spellStart"/>
-      <w:r>
-        <w:rPr>
-          <w:rFonts w:ascii="Times New Roman" w:hAnsi="Times New Roman" w:cs="Times New Roman"/>
-          <w:color w:val="2F5496" w:themeColor="accent1" w:themeShade="BF"/>
-          <w:sz w:val="28"/>
-          <w:szCs w:val="28"/>
-          <w:lang w:val="en-US"/>
-        </w:rPr>
-        <w:t>mers</w:t>
-      </w:r>
-      <w:proofErr w:type="spellEnd"/>
-      <w:r>
-        <w:rPr>
-          <w:rFonts w:ascii="Times New Roman" w:hAnsi="Times New Roman" w:cs="Times New Roman"/>
-          <w:color w:val="2F5496" w:themeColor="accent1" w:themeShade="BF"/>
-          <w:sz w:val="28"/>
-          <w:szCs w:val="28"/>
-          <w:lang w:val="en-US"/>
-        </w:rPr>
-        <w:t xml:space="preserve"> ending up in the database.</w:t>
+        <w:t>to be stored</w:t>
+      </w:r>
+      <w:r>
+        <w:rPr>
+          <w:rFonts w:ascii="Times New Roman" w:hAnsi="Times New Roman" w:cs="Times New Roman"/>
+          <w:color w:val="2F5496" w:themeColor="accent1" w:themeShade="BF"/>
+          <w:sz w:val="28"/>
+          <w:szCs w:val="28"/>
+          <w:lang w:val="en-US"/>
+        </w:rPr>
+        <w:t xml:space="preserve"> in the database.</w:t>
       </w:r>
     </w:p>
     <w:p>
@@ -1910,7 +1920,27 @@
           <w:szCs w:val="28"/>
           <w:lang w:val="en-US"/>
         </w:rPr>
-        <w:t>” the corresponding array L is filled in sequential order. As explained in Section 2.2.’s Table 1: “</w:t>
+        <w:t xml:space="preserve">” the corresponding array L </w:t>
+      </w:r>
+      <w:r>
+        <w:rPr>
+          <w:rFonts w:ascii="Times New Roman" w:hAnsi="Times New Roman" w:cs="Times New Roman"/>
+          <w:color w:val="2F5496" w:themeColor="accent1" w:themeShade="BF"/>
+          <w:sz w:val="28"/>
+          <w:szCs w:val="28"/>
+          <w:lang w:val="en-US"/>
+        </w:rPr>
+        <w:t xml:space="preserve">from Section ?? </w:t>
+      </w:r>
+      <w:r>
+        <w:rPr>
+          <w:rFonts w:ascii="Times New Roman" w:hAnsi="Times New Roman" w:cs="Times New Roman"/>
+          <w:color w:val="2F5496" w:themeColor="accent1" w:themeShade="BF"/>
+          <w:sz w:val="28"/>
+          <w:szCs w:val="28"/>
+          <w:lang w:val="en-US"/>
+        </w:rPr>
+        <w:t>is filled in sequential order. As explained in Section 2.2.’s Table 1: “</w:t>
       </w:r>
       <w:r>
         <w:rPr>
@@ -2066,7 +2096,27 @@
           <w:szCs w:val="28"/>
           <w:lang w:val="en-US"/>
         </w:rPr>
-        <w:t xml:space="preserve"> is already in L – but that would be way to inefficient. Note that L is not sorted at that point in time – so a binary search is not possible. Also, keeping L sorted while entering k-</w:t>
+        <w:t xml:space="preserve"> is already in L – but that would be way to inefficient. Note that L is not sorted at that point in time – so a binary search is not possible</w:t>
+      </w:r>
+      <w:r>
+        <w:rPr>
+          <w:rFonts w:ascii="Times New Roman" w:hAnsi="Times New Roman" w:cs="Times New Roman"/>
+          <w:color w:val="2F5496" w:themeColor="accent1" w:themeShade="BF"/>
+          <w:sz w:val="28"/>
+          <w:szCs w:val="28"/>
+          <w:lang w:val="en-US"/>
+        </w:rPr>
+        <w:t xml:space="preserve"> then</w:t>
+      </w:r>
+      <w:r>
+        <w:rPr>
+          <w:rFonts w:ascii="Times New Roman" w:hAnsi="Times New Roman" w:cs="Times New Roman"/>
+          <w:color w:val="2F5496" w:themeColor="accent1" w:themeShade="BF"/>
+          <w:sz w:val="28"/>
+          <w:szCs w:val="28"/>
+          <w:lang w:val="en-US"/>
+        </w:rPr>
+        <w:t>. Also, keeping L sorted while entering k-</w:t>
       </w:r>
       <w:proofErr w:type="spellStart"/>
       <w:r>
@@ -2108,17 +2158,17 @@
           <w:szCs w:val="28"/>
           <w:lang w:val="en-US"/>
         </w:rPr>
-        <w:t xml:space="preserve">in </w:t>
-      </w:r>
-      <w:r>
-        <w:rPr>
-          <w:rFonts w:ascii="Times New Roman" w:hAnsi="Times New Roman" w:cs="Times New Roman"/>
-          <w:color w:val="2F5496" w:themeColor="accent1" w:themeShade="BF"/>
-          <w:sz w:val="28"/>
-          <w:szCs w:val="28"/>
-          <w:lang w:val="en-US"/>
-        </w:rPr>
-        <w:t xml:space="preserve">“random” order </w:t>
+        <w:t>unordered and</w:t>
+      </w:r>
+      <w:r>
+        <w:rPr>
+          <w:rFonts w:ascii="Times New Roman" w:hAnsi="Times New Roman" w:cs="Times New Roman"/>
+          <w:color w:val="2F5496" w:themeColor="accent1" w:themeShade="BF"/>
+          <w:sz w:val="28"/>
+          <w:szCs w:val="28"/>
+          <w:lang w:val="en-US"/>
+        </w:rPr>
+        <w:t xml:space="preserve"> </w:t>
       </w:r>
       <w:r>
         <w:rPr>
@@ -2160,7 +2210,7 @@
           <w:szCs w:val="28"/>
           <w:lang w:val="en-US"/>
         </w:rPr>
-        <w:t>) would also be too inefficient. So</w:t>
+        <w:t>) would be too inefficient. So</w:t>
       </w:r>
       <w:r>
         <w:rPr>
@@ -2360,17 +2410,41 @@
           <w:szCs w:val="28"/>
           <w:lang w:val="en-US"/>
         </w:rPr>
-        <w:t xml:space="preserve">then also </w:t>
-      </w:r>
-      <w:r>
-        <w:rPr>
-          <w:rFonts w:ascii="Times New Roman" w:hAnsi="Times New Roman" w:cs="Times New Roman"/>
-          <w:color w:val="2F5496" w:themeColor="accent1" w:themeShade="BF"/>
-          <w:sz w:val="28"/>
-          <w:szCs w:val="28"/>
-          <w:lang w:val="en-US"/>
-        </w:rPr>
-        <w:t xml:space="preserve">used at read classification </w:t>
+        <w:t xml:space="preserve">then </w:t>
+      </w:r>
+      <w:r>
+        <w:rPr>
+          <w:rFonts w:ascii="Times New Roman" w:hAnsi="Times New Roman" w:cs="Times New Roman"/>
+          <w:b/>
+          <w:bCs/>
+          <w:color w:val="2F5496" w:themeColor="accent1" w:themeShade="BF"/>
+          <w:sz w:val="28"/>
+          <w:szCs w:val="28"/>
+          <w:lang w:val="en-US"/>
+        </w:rPr>
+        <w:t xml:space="preserve">also </w:t>
+      </w:r>
+      <w:r>
+        <w:rPr>
+          <w:rFonts w:ascii="Times New Roman" w:hAnsi="Times New Roman" w:cs="Times New Roman"/>
+          <w:b/>
+          <w:bCs/>
+          <w:color w:val="2F5496" w:themeColor="accent1" w:themeShade="BF"/>
+          <w:sz w:val="28"/>
+          <w:szCs w:val="28"/>
+          <w:lang w:val="en-US"/>
+        </w:rPr>
+        <w:t>used</w:t>
+      </w:r>
+      <w:r>
+        <w:rPr>
+          <w:rFonts w:ascii="Times New Roman" w:hAnsi="Times New Roman" w:cs="Times New Roman"/>
+          <w:color w:val="2F5496" w:themeColor="accent1" w:themeShade="BF"/>
+          <w:sz w:val="28"/>
+          <w:szCs w:val="28"/>
+          <w:lang w:val="en-US"/>
+        </w:rPr>
+        <w:t xml:space="preserve"> at read classification </w:t>
       </w:r>
       <w:r>
         <w:rPr>
@@ -2390,7 +2464,17 @@
           <w:szCs w:val="28"/>
           <w:lang w:val="en-US"/>
         </w:rPr>
-        <w:t>in the way as you described</w:t>
+        <w:t>as you described</w:t>
+      </w:r>
+      <w:r>
+        <w:rPr>
+          <w:rFonts w:ascii="Times New Roman" w:hAnsi="Times New Roman" w:cs="Times New Roman"/>
+          <w:color w:val="2F5496" w:themeColor="accent1" w:themeShade="BF"/>
+          <w:sz w:val="28"/>
+          <w:szCs w:val="28"/>
+          <w:lang w:val="en-US"/>
+        </w:rPr>
+        <w:t xml:space="preserve"> above</w:t>
       </w:r>
       <w:r>
         <w:rPr>
@@ -2612,7 +2696,27 @@
           <w:szCs w:val="28"/>
           <w:lang w:val="en-US"/>
         </w:rPr>
-        <w:t>consulted (via binary search)</w:t>
+        <w:t xml:space="preserve">consulted (via </w:t>
+      </w:r>
+      <w:r>
+        <w:rPr>
+          <w:rFonts w:ascii="Times New Roman" w:hAnsi="Times New Roman" w:cs="Times New Roman"/>
+          <w:color w:val="2F5496" w:themeColor="accent1" w:themeShade="BF"/>
+          <w:sz w:val="28"/>
+          <w:szCs w:val="28"/>
+          <w:lang w:val="en-US"/>
+        </w:rPr>
+        <w:t xml:space="preserve">a </w:t>
+      </w:r>
+      <w:r>
+        <w:rPr>
+          <w:rFonts w:ascii="Times New Roman" w:hAnsi="Times New Roman" w:cs="Times New Roman"/>
+          <w:color w:val="2F5496" w:themeColor="accent1" w:themeShade="BF"/>
+          <w:sz w:val="28"/>
+          <w:szCs w:val="28"/>
+          <w:lang w:val="en-US"/>
+        </w:rPr>
+        <w:t>binary search)</w:t>
       </w:r>
       <w:r>
         <w:rPr>
@@ -2742,7 +2846,7 @@
           <w:szCs w:val="28"/>
           <w:lang w:val="en-US"/>
         </w:rPr>
-        <w:t xml:space="preserve">in particular </w:t>
+        <w:t xml:space="preserve">also </w:t>
       </w:r>
       <w:r>
         <w:rPr>
@@ -2864,7 +2968,17 @@
           <w:szCs w:val="28"/>
           <w:lang w:val="en-US"/>
         </w:rPr>
-        <w:t>irst consulting the Bloom filter and then (when that check is positive) potentially consulting L pays off in amortized analysis.</w:t>
+        <w:t>irst consulting the Bloom filter and then (when that check is positive) potentially consulting L pays off</w:t>
+      </w:r>
+      <w:r>
+        <w:rPr>
+          <w:rFonts w:ascii="Times New Roman" w:hAnsi="Times New Roman" w:cs="Times New Roman"/>
+          <w:color w:val="2F5496" w:themeColor="accent1" w:themeShade="BF"/>
+          <w:sz w:val="28"/>
+          <w:szCs w:val="28"/>
+          <w:lang w:val="en-US"/>
+        </w:rPr>
+        <w:t>:</w:t>
       </w:r>
       <w:r>
         <w:rPr>
@@ -2884,7 +2998,27 @@
           <w:szCs w:val="28"/>
           <w:lang w:val="en-US"/>
         </w:rPr>
-        <w:t>n practice, during read analysis, many requested k-</w:t>
+        <w:t xml:space="preserve">n practice, during read analysis, many </w:t>
+      </w:r>
+      <w:r>
+        <w:rPr>
+          <w:rFonts w:ascii="Times New Roman" w:hAnsi="Times New Roman" w:cs="Times New Roman"/>
+          <w:color w:val="2F5496" w:themeColor="accent1" w:themeShade="BF"/>
+          <w:sz w:val="28"/>
+          <w:szCs w:val="28"/>
+          <w:lang w:val="en-US"/>
+        </w:rPr>
+        <w:t xml:space="preserve">to most </w:t>
+      </w:r>
+      <w:r>
+        <w:rPr>
+          <w:rFonts w:ascii="Times New Roman" w:hAnsi="Times New Roman" w:cs="Times New Roman"/>
+          <w:color w:val="2F5496" w:themeColor="accent1" w:themeShade="BF"/>
+          <w:sz w:val="28"/>
+          <w:szCs w:val="28"/>
+          <w:lang w:val="en-US"/>
+        </w:rPr>
+        <w:t>requested k-</w:t>
       </w:r>
       <w:proofErr w:type="spellStart"/>
       <w:r>
@@ -2906,61 +3040,97 @@
           <w:szCs w:val="28"/>
           <w:lang w:val="en-US"/>
         </w:rPr>
-        <w:t xml:space="preserve"> are not stored in the database.</w:t>
-      </w:r>
-      <w:r>
-        <w:rPr>
-          <w:rFonts w:ascii="Times New Roman" w:hAnsi="Times New Roman" w:cs="Times New Roman"/>
-          <w:color w:val="2F5496" w:themeColor="accent1" w:themeShade="BF"/>
-          <w:sz w:val="28"/>
-          <w:szCs w:val="28"/>
-          <w:lang w:val="en-US"/>
-        </w:rPr>
-        <w:t xml:space="preserve"> For </w:t>
-      </w:r>
-      <w:proofErr w:type="gramStart"/>
-      <w:r>
-        <w:rPr>
-          <w:rFonts w:ascii="Times New Roman" w:hAnsi="Times New Roman" w:cs="Times New Roman"/>
-          <w:color w:val="2F5496" w:themeColor="accent1" w:themeShade="BF"/>
-          <w:sz w:val="28"/>
-          <w:szCs w:val="28"/>
-          <w:lang w:val="en-US"/>
-        </w:rPr>
-        <w:t>example</w:t>
-      </w:r>
-      <w:proofErr w:type="gramEnd"/>
-      <w:r>
-        <w:rPr>
-          <w:rFonts w:ascii="Times New Roman" w:hAnsi="Times New Roman" w:cs="Times New Roman"/>
-          <w:color w:val="2F5496" w:themeColor="accent1" w:themeShade="BF"/>
-          <w:sz w:val="28"/>
-          <w:szCs w:val="28"/>
-          <w:lang w:val="en-US"/>
-        </w:rPr>
-        <w:t xml:space="preserve"> in the case of infections, related samples typically </w:t>
-      </w:r>
-      <w:proofErr w:type="gramStart"/>
-      <w:r>
-        <w:rPr>
-          <w:rFonts w:ascii="Times New Roman" w:hAnsi="Times New Roman" w:cs="Times New Roman"/>
-          <w:color w:val="2F5496" w:themeColor="accent1" w:themeShade="BF"/>
-          <w:sz w:val="28"/>
-          <w:szCs w:val="28"/>
-          <w:lang w:val="en-US"/>
-        </w:rPr>
-        <w:t>contains</w:t>
-      </w:r>
-      <w:proofErr w:type="gramEnd"/>
-      <w:r>
-        <w:rPr>
-          <w:rFonts w:ascii="Times New Roman" w:hAnsi="Times New Roman" w:cs="Times New Roman"/>
-          <w:color w:val="2F5496" w:themeColor="accent1" w:themeShade="BF"/>
-          <w:sz w:val="28"/>
-          <w:szCs w:val="28"/>
-          <w:lang w:val="en-US"/>
-        </w:rPr>
-        <w:t xml:space="preserve"> a lot of host-DNA leading to host’s k-</w:t>
+        <w:t xml:space="preserve"> are </w:t>
+      </w:r>
+      <w:r>
+        <w:rPr>
+          <w:rFonts w:ascii="Times New Roman" w:hAnsi="Times New Roman" w:cs="Times New Roman"/>
+          <w:color w:val="2F5496" w:themeColor="accent1" w:themeShade="BF"/>
+          <w:sz w:val="28"/>
+          <w:szCs w:val="28"/>
+          <w:lang w:val="en-US"/>
+        </w:rPr>
+        <w:t xml:space="preserve">likely </w:t>
+      </w:r>
+      <w:r>
+        <w:rPr>
+          <w:rFonts w:ascii="Times New Roman" w:hAnsi="Times New Roman" w:cs="Times New Roman"/>
+          <w:color w:val="2F5496" w:themeColor="accent1" w:themeShade="BF"/>
+          <w:sz w:val="28"/>
+          <w:szCs w:val="28"/>
+          <w:lang w:val="en-US"/>
+        </w:rPr>
+        <w:t>not stored in the database.</w:t>
+      </w:r>
+      <w:r>
+        <w:rPr>
+          <w:rFonts w:ascii="Times New Roman" w:hAnsi="Times New Roman" w:cs="Times New Roman"/>
+          <w:color w:val="2F5496" w:themeColor="accent1" w:themeShade="BF"/>
+          <w:sz w:val="28"/>
+          <w:szCs w:val="28"/>
+          <w:lang w:val="en-US"/>
+        </w:rPr>
+        <w:t xml:space="preserve"> For example</w:t>
+      </w:r>
+      <w:r>
+        <w:rPr>
+          <w:rFonts w:ascii="Times New Roman" w:hAnsi="Times New Roman" w:cs="Times New Roman"/>
+          <w:color w:val="2F5496" w:themeColor="accent1" w:themeShade="BF"/>
+          <w:sz w:val="28"/>
+          <w:szCs w:val="28"/>
+          <w:lang w:val="en-US"/>
+        </w:rPr>
+        <w:t>,</w:t>
+      </w:r>
+      <w:r>
+        <w:rPr>
+          <w:rFonts w:ascii="Times New Roman" w:hAnsi="Times New Roman" w:cs="Times New Roman"/>
+          <w:color w:val="2F5496" w:themeColor="accent1" w:themeShade="BF"/>
+          <w:sz w:val="28"/>
+          <w:szCs w:val="28"/>
+          <w:lang w:val="en-US"/>
+        </w:rPr>
+        <w:t xml:space="preserve"> in the case of </w:t>
+      </w:r>
+      <w:r>
+        <w:rPr>
+          <w:rFonts w:ascii="Times New Roman" w:hAnsi="Times New Roman" w:cs="Times New Roman"/>
+          <w:color w:val="2F5496" w:themeColor="accent1" w:themeShade="BF"/>
+          <w:sz w:val="28"/>
+          <w:szCs w:val="28"/>
+          <w:lang w:val="en-US"/>
+        </w:rPr>
+        <w:t xml:space="preserve">finding </w:t>
+      </w:r>
+      <w:r>
+        <w:rPr>
+          <w:rFonts w:ascii="Times New Roman" w:hAnsi="Times New Roman" w:cs="Times New Roman"/>
+          <w:color w:val="2F5496" w:themeColor="accent1" w:themeShade="BF"/>
+          <w:sz w:val="28"/>
+          <w:szCs w:val="28"/>
+          <w:lang w:val="en-US"/>
+        </w:rPr>
+        <w:t xml:space="preserve">infections, related samples typically contain a lot of host-DNA leading to </w:t>
+      </w:r>
+      <w:r>
+        <w:rPr>
+          <w:rFonts w:ascii="Times New Roman" w:hAnsi="Times New Roman" w:cs="Times New Roman"/>
+          <w:color w:val="2F5496" w:themeColor="accent1" w:themeShade="BF"/>
+          <w:sz w:val="28"/>
+          <w:szCs w:val="28"/>
+          <w:lang w:val="en-US"/>
+        </w:rPr>
+        <w:t xml:space="preserve">many </w:t>
+      </w:r>
+      <w:r>
+        <w:rPr>
+          <w:rFonts w:ascii="Times New Roman" w:hAnsi="Times New Roman" w:cs="Times New Roman"/>
+          <w:color w:val="2F5496" w:themeColor="accent1" w:themeShade="BF"/>
+          <w:sz w:val="28"/>
+          <w:szCs w:val="28"/>
+          <w:lang w:val="en-US"/>
+        </w:rPr>
+        <w:t>k-</w:t>
       </w:r>
       <w:proofErr w:type="spellStart"/>
       <w:r>
@@ -2982,7 +3152,89 @@
           <w:szCs w:val="28"/>
           <w:lang w:val="en-US"/>
         </w:rPr>
-        <w:t xml:space="preserve"> in reads.)</w:t>
+        <w:t xml:space="preserve"> </w:t>
+      </w:r>
+      <w:r>
+        <w:rPr>
+          <w:rFonts w:ascii="Times New Roman" w:hAnsi="Times New Roman" w:cs="Times New Roman"/>
+          <w:color w:val="2F5496" w:themeColor="accent1" w:themeShade="BF"/>
+          <w:sz w:val="28"/>
+          <w:szCs w:val="28"/>
+          <w:lang w:val="en-US"/>
+        </w:rPr>
+        <w:t xml:space="preserve">from the host </w:t>
+      </w:r>
+      <w:r>
+        <w:rPr>
+          <w:rFonts w:ascii="Times New Roman" w:hAnsi="Times New Roman" w:cs="Times New Roman"/>
+          <w:color w:val="2F5496" w:themeColor="accent1" w:themeShade="BF"/>
+          <w:sz w:val="28"/>
+          <w:szCs w:val="28"/>
+          <w:lang w:val="en-US"/>
+        </w:rPr>
+        <w:t>in reads</w:t>
+      </w:r>
+      <w:r>
+        <w:rPr>
+          <w:rFonts w:ascii="Times New Roman" w:hAnsi="Times New Roman" w:cs="Times New Roman"/>
+          <w:color w:val="2F5496" w:themeColor="accent1" w:themeShade="BF"/>
+          <w:sz w:val="28"/>
+          <w:szCs w:val="28"/>
+          <w:lang w:val="en-US"/>
+        </w:rPr>
+        <w:t xml:space="preserve">, whereas a related database </w:t>
+      </w:r>
+      <w:r>
+        <w:rPr>
+          <w:rFonts w:ascii="Times New Roman" w:hAnsi="Times New Roman" w:cs="Times New Roman"/>
+          <w:color w:val="2F5496" w:themeColor="accent1" w:themeShade="BF"/>
+          <w:sz w:val="28"/>
+          <w:szCs w:val="28"/>
+          <w:lang w:val="en-US"/>
+        </w:rPr>
+        <w:t xml:space="preserve">typically </w:t>
+      </w:r>
+      <w:r>
+        <w:rPr>
+          <w:rFonts w:ascii="Times New Roman" w:hAnsi="Times New Roman" w:cs="Times New Roman"/>
+          <w:color w:val="2F5496" w:themeColor="accent1" w:themeShade="BF"/>
+          <w:sz w:val="28"/>
+          <w:szCs w:val="28"/>
+          <w:lang w:val="en-US"/>
+        </w:rPr>
+        <w:t>contains the pathogen’s k-</w:t>
+      </w:r>
+      <w:proofErr w:type="spellStart"/>
+      <w:r>
+        <w:rPr>
+          <w:rFonts w:ascii="Times New Roman" w:hAnsi="Times New Roman" w:cs="Times New Roman"/>
+          <w:color w:val="2F5496" w:themeColor="accent1" w:themeShade="BF"/>
+          <w:sz w:val="28"/>
+          <w:szCs w:val="28"/>
+          <w:lang w:val="en-US"/>
+        </w:rPr>
+        <w:t>mers</w:t>
+      </w:r>
+      <w:proofErr w:type="spellEnd"/>
+      <w:r>
+        <w:rPr>
+          <w:rFonts w:ascii="Times New Roman" w:hAnsi="Times New Roman" w:cs="Times New Roman"/>
+          <w:color w:val="2F5496" w:themeColor="accent1" w:themeShade="BF"/>
+          <w:sz w:val="28"/>
+          <w:szCs w:val="28"/>
+          <w:lang w:val="en-US"/>
+        </w:rPr>
+        <w:t xml:space="preserve"> only</w:t>
+      </w:r>
+      <w:r>
+        <w:rPr>
+          <w:rFonts w:ascii="Times New Roman" w:hAnsi="Times New Roman" w:cs="Times New Roman"/>
+          <w:color w:val="2F5496" w:themeColor="accent1" w:themeShade="BF"/>
+          <w:sz w:val="28"/>
+          <w:szCs w:val="28"/>
+          <w:lang w:val="en-US"/>
+        </w:rPr>
+        <w:t>.)</w:t>
       </w:r>
     </w:p>
     <w:p>
@@ -3083,7 +3335,7 @@
           <w:szCs w:val="28"/>
           <w:lang w:val="en-US"/>
         </w:rPr>
-        <w:t xml:space="preserve">Mainly because we want to avoid false positives resulting from probabilistic data structures (like any Bloom filters). </w:t>
+        <w:t xml:space="preserve">Mainly because we want to avoid false positives resulting from probabilistic data structures (like Bloom filters). </w:t>
       </w:r>
       <w:r>
         <w:rPr>
@@ -3263,7 +3515,7 @@
           <w:szCs w:val="28"/>
           <w:lang w:val="en-US"/>
         </w:rPr>
-        <w:t>discussed i</w:t>
+        <w:t>i</w:t>
       </w:r>
       <w:r>
         <w:rPr>
@@ -3495,7 +3747,27 @@
           <w:szCs w:val="28"/>
           <w:lang w:val="en-US"/>
         </w:rPr>
-        <w:t>: We considered this type of filter but the algorithm to build the filter requires all entries to be available ahead of time</w:t>
+        <w:t xml:space="preserve">: We considered this type of filter but the algorithm to build </w:t>
+      </w:r>
+      <w:r>
+        <w:rPr>
+          <w:rFonts w:ascii="Times New Roman" w:hAnsi="Times New Roman" w:cs="Times New Roman"/>
+          <w:color w:val="2F5496" w:themeColor="accent1" w:themeShade="BF"/>
+          <w:sz w:val="28"/>
+          <w:szCs w:val="28"/>
+          <w:lang w:val="en-US"/>
+        </w:rPr>
+        <w:t>an XOR</w:t>
+      </w:r>
+      <w:r>
+        <w:rPr>
+          <w:rFonts w:ascii="Times New Roman" w:hAnsi="Times New Roman" w:cs="Times New Roman"/>
+          <w:color w:val="2F5496" w:themeColor="accent1" w:themeShade="BF"/>
+          <w:sz w:val="28"/>
+          <w:szCs w:val="28"/>
+          <w:lang w:val="en-US"/>
+        </w:rPr>
+        <w:t xml:space="preserve"> filter requires all entries to be available ahead of time</w:t>
       </w:r>
       <w:r>
         <w:rPr>
@@ -3515,7 +3787,7 @@
           <w:szCs w:val="28"/>
           <w:lang w:val="en-US"/>
         </w:rPr>
-        <w:t xml:space="preserve"> e.g. in an array. This is described in Section from ?? of the related publication “”</w:t>
+        <w:t xml:space="preserve"> e.g. in an array. This is described in Section?? of the related publication “”</w:t>
       </w:r>
       <w:r>
         <w:rPr>
@@ -3535,27 +3807,77 @@
           <w:szCs w:val="28"/>
           <w:lang w:val="en-US"/>
         </w:rPr>
-        <w:t>also well explained in “”. However, as mentioned in 1) and 2) from our previous response (</w:t>
-      </w:r>
-      <w:r>
-        <w:rPr>
-          <w:rFonts w:ascii="Times New Roman" w:hAnsi="Times New Roman" w:cs="Times New Roman"/>
-          <w:color w:val="2F5496" w:themeColor="accent1" w:themeShade="BF"/>
-          <w:sz w:val="28"/>
-          <w:szCs w:val="28"/>
-          <w:lang w:val="en-US"/>
-        </w:rPr>
-        <w:t xml:space="preserve">explaining </w:t>
-      </w:r>
-      <w:r>
-        <w:rPr>
-          <w:rFonts w:ascii="Times New Roman" w:hAnsi="Times New Roman" w:cs="Times New Roman"/>
-          <w:color w:val="2F5496" w:themeColor="accent1" w:themeShade="BF"/>
-          <w:sz w:val="28"/>
-          <w:szCs w:val="28"/>
-          <w:lang w:val="en-US"/>
-        </w:rPr>
-        <w:t>the places where we use the Bloom filter</w:t>
+        <w:t xml:space="preserve">also well explained in “”. However, as mentioned in 1) and 2) from </w:t>
+      </w:r>
+      <w:r>
+        <w:rPr>
+          <w:rFonts w:ascii="Times New Roman" w:hAnsi="Times New Roman" w:cs="Times New Roman"/>
+          <w:color w:val="2F5496" w:themeColor="accent1" w:themeShade="BF"/>
+          <w:sz w:val="28"/>
+          <w:szCs w:val="28"/>
+          <w:lang w:val="en-US"/>
+        </w:rPr>
+        <w:t>above</w:t>
+      </w:r>
+      <w:r>
+        <w:rPr>
+          <w:rFonts w:ascii="Times New Roman" w:hAnsi="Times New Roman" w:cs="Times New Roman"/>
+          <w:color w:val="2F5496" w:themeColor="accent1" w:themeShade="BF"/>
+          <w:sz w:val="28"/>
+          <w:szCs w:val="28"/>
+          <w:lang w:val="en-US"/>
+        </w:rPr>
+        <w:t xml:space="preserve"> (</w:t>
+      </w:r>
+      <w:r>
+        <w:rPr>
+          <w:rFonts w:ascii="Times New Roman" w:hAnsi="Times New Roman" w:cs="Times New Roman"/>
+          <w:color w:val="2F5496" w:themeColor="accent1" w:themeShade="BF"/>
+          <w:sz w:val="28"/>
+          <w:szCs w:val="28"/>
+          <w:lang w:val="en-US"/>
+        </w:rPr>
+        <w:t xml:space="preserve">where we </w:t>
+      </w:r>
+      <w:r>
+        <w:rPr>
+          <w:rFonts w:ascii="Times New Roman" w:hAnsi="Times New Roman" w:cs="Times New Roman"/>
+          <w:color w:val="2F5496" w:themeColor="accent1" w:themeShade="BF"/>
+          <w:sz w:val="28"/>
+          <w:szCs w:val="28"/>
+          <w:lang w:val="en-US"/>
+        </w:rPr>
+        <w:t xml:space="preserve">explain </w:t>
+      </w:r>
+      <w:r>
+        <w:rPr>
+          <w:rFonts w:ascii="Times New Roman" w:hAnsi="Times New Roman" w:cs="Times New Roman"/>
+          <w:color w:val="2F5496" w:themeColor="accent1" w:themeShade="BF"/>
+          <w:sz w:val="28"/>
+          <w:szCs w:val="28"/>
+          <w:lang w:val="en-US"/>
+        </w:rPr>
+        <w:t xml:space="preserve">the places where we </w:t>
+      </w:r>
+      <w:r>
+        <w:rPr>
+          <w:rFonts w:ascii="Times New Roman" w:hAnsi="Times New Roman" w:cs="Times New Roman"/>
+          <w:color w:val="2F5496" w:themeColor="accent1" w:themeShade="BF"/>
+          <w:sz w:val="28"/>
+          <w:szCs w:val="28"/>
+          <w:lang w:val="en-US"/>
+        </w:rPr>
+        <w:t>employ a</w:t>
+      </w:r>
+      <w:r>
+        <w:rPr>
+          <w:rFonts w:ascii="Times New Roman" w:hAnsi="Times New Roman" w:cs="Times New Roman"/>
+          <w:color w:val="2F5496" w:themeColor="accent1" w:themeShade="BF"/>
+          <w:sz w:val="28"/>
+          <w:szCs w:val="28"/>
+          <w:lang w:val="en-US"/>
+        </w:rPr>
+        <w:t xml:space="preserve"> Bloom filter</w:t>
       </w:r>
       <w:r>
         <w:rPr>
@@ -3627,7 +3949,7 @@
           <w:szCs w:val="28"/>
           <w:lang w:val="en-US"/>
         </w:rPr>
-        <w:t xml:space="preserve"> are “streaming in” (see above). We could have used </w:t>
+        <w:t xml:space="preserve"> “stream in” (see above). We could have used </w:t>
       </w:r>
       <w:r>
         <w:rPr>
@@ -3667,7 +3989,27 @@
           <w:szCs w:val="28"/>
           <w:lang w:val="en-US"/>
         </w:rPr>
-        <w:t xml:space="preserve">by then, a Bloom filter has already been built </w:t>
+        <w:t xml:space="preserve">by then, a </w:t>
+      </w:r>
+      <w:r>
+        <w:rPr>
+          <w:rFonts w:ascii="Times New Roman" w:hAnsi="Times New Roman" w:cs="Times New Roman"/>
+          <w:color w:val="2F5496" w:themeColor="accent1" w:themeShade="BF"/>
+          <w:sz w:val="28"/>
+          <w:szCs w:val="28"/>
+          <w:lang w:val="en-US"/>
+        </w:rPr>
+        <w:t xml:space="preserve">matching </w:t>
+      </w:r>
+      <w:r>
+        <w:rPr>
+          <w:rFonts w:ascii="Times New Roman" w:hAnsi="Times New Roman" w:cs="Times New Roman"/>
+          <w:color w:val="2F5496" w:themeColor="accent1" w:themeShade="BF"/>
+          <w:sz w:val="28"/>
+          <w:szCs w:val="28"/>
+          <w:lang w:val="en-US"/>
+        </w:rPr>
+        <w:t xml:space="preserve">Bloom filter has already been built </w:t>
       </w:r>
       <w:r>
         <w:rPr>
@@ -3897,17 +4239,80 @@
           <w:szCs w:val="28"/>
           <w:lang w:val="en-US"/>
         </w:rPr>
-        <w:t>n XOR filter would bring that down to about 30%</w:t>
-      </w:r>
-      <w:r>
-        <w:rPr>
-          <w:rFonts w:ascii="Times New Roman" w:hAnsi="Times New Roman" w:cs="Times New Roman"/>
-          <w:color w:val="2F5496" w:themeColor="accent1" w:themeShade="BF"/>
-          <w:sz w:val="28"/>
-          <w:szCs w:val="28"/>
-          <w:lang w:val="en-US"/>
-        </w:rPr>
-        <w:t xml:space="preserve"> (see “”)</w:t>
+        <w:t>n XOR filter would bring that down to about 3</w:t>
+      </w:r>
+      <w:r>
+        <w:rPr>
+          <w:rFonts w:ascii="Times New Roman" w:hAnsi="Times New Roman" w:cs="Times New Roman"/>
+          <w:color w:val="2F5496" w:themeColor="accent1" w:themeShade="BF"/>
+          <w:sz w:val="28"/>
+          <w:szCs w:val="28"/>
+          <w:lang w:val="en-US"/>
+        </w:rPr>
+        <w:t>2</w:t>
+      </w:r>
+      <w:r>
+        <w:rPr>
+          <w:rFonts w:ascii="Times New Roman" w:hAnsi="Times New Roman" w:cs="Times New Roman"/>
+          <w:color w:val="2F5496" w:themeColor="accent1" w:themeShade="BF"/>
+          <w:sz w:val="28"/>
+          <w:szCs w:val="28"/>
+          <w:lang w:val="en-US"/>
+        </w:rPr>
+        <w:t>%</w:t>
+      </w:r>
+      <w:r>
+        <w:rPr>
+          <w:rFonts w:ascii="Times New Roman" w:hAnsi="Times New Roman" w:cs="Times New Roman"/>
+          <w:color w:val="2F5496" w:themeColor="accent1" w:themeShade="BF"/>
+          <w:sz w:val="28"/>
+          <w:szCs w:val="28"/>
+          <w:lang w:val="en-US"/>
+        </w:rPr>
+        <w:t xml:space="preserve"> (see </w:t>
+      </w:r>
+      <w:r>
+        <w:rPr>
+          <w:rFonts w:ascii="Times New Roman" w:hAnsi="Times New Roman" w:cs="Times New Roman"/>
+          <w:color w:val="2F5496" w:themeColor="accent1" w:themeShade="BF"/>
+          <w:sz w:val="28"/>
+          <w:szCs w:val="28"/>
+          <w:lang w:val="en-US"/>
+        </w:rPr>
+        <w:t>“</w:t>
+      </w:r>
+      <w:hyperlink r:id="rId5" w:history="1">
+        <w:r>
+          <w:rPr>
+            <w:rStyle w:val="Hyperlink"/>
+            <w:rFonts w:ascii="Times New Roman" w:hAnsi="Times New Roman" w:cs="Times New Roman"/>
+            <w:color w:val="034990" w:themeColor="hyperlink" w:themeShade="BF"/>
+            <w:sz w:val="28"/>
+            <w:szCs w:val="28"/>
+            <w:lang w:val="en-US"/>
+          </w:rPr>
+          <w:t>https://arxiv.org/pdf/2201.01174</w:t>
+        </w:r>
+      </w:hyperlink>
+      <w:r>
+        <w:rPr>
+          <w:rFonts w:ascii="Times New Roman" w:hAnsi="Times New Roman" w:cs="Times New Roman"/>
+          <w:color w:val="2F5496" w:themeColor="accent1" w:themeShade="BF"/>
+          <w:sz w:val="28"/>
+          <w:szCs w:val="28"/>
+          <w:lang w:val="en-US"/>
+        </w:rPr>
+        <w:t>”, Fig. 1</w:t>
+      </w:r>
+      <w:r>
+        <w:rPr>
+          <w:rFonts w:ascii="Times New Roman" w:hAnsi="Times New Roman" w:cs="Times New Roman"/>
+          <w:color w:val="2F5496" w:themeColor="accent1" w:themeShade="BF"/>
+          <w:sz w:val="28"/>
+          <w:szCs w:val="28"/>
+          <w:lang w:val="en-US"/>
+        </w:rPr>
+        <w:t>)</w:t>
       </w:r>
       <w:r>
         <w:rPr>
@@ -4019,7 +4424,47 @@
           <w:szCs w:val="28"/>
           <w:lang w:val="en-US"/>
         </w:rPr>
-        <w:t>“” report r</w:t>
+        <w:t>“” report</w:t>
+      </w:r>
+      <w:r>
+        <w:rPr>
+          <w:rFonts w:ascii="Times New Roman" w:hAnsi="Times New Roman" w:cs="Times New Roman"/>
+          <w:color w:val="2F5496" w:themeColor="accent1" w:themeShade="BF"/>
+          <w:sz w:val="28"/>
+          <w:szCs w:val="28"/>
+          <w:lang w:val="en-US"/>
+        </w:rPr>
+        <w:t>s</w:t>
+      </w:r>
+      <w:r>
+        <w:rPr>
+          <w:rFonts w:ascii="Times New Roman" w:hAnsi="Times New Roman" w:cs="Times New Roman"/>
+          <w:color w:val="2F5496" w:themeColor="accent1" w:themeShade="BF"/>
+          <w:sz w:val="28"/>
+          <w:szCs w:val="28"/>
+          <w:lang w:val="en-US"/>
+        </w:rPr>
+        <w:t xml:space="preserve"> </w:t>
+      </w:r>
+      <w:r>
+        <w:rPr>
+          <w:rFonts w:ascii="Times New Roman" w:hAnsi="Times New Roman" w:cs="Times New Roman"/>
+          <w:color w:val="2F5496" w:themeColor="accent1" w:themeShade="BF"/>
+          <w:sz w:val="28"/>
+          <w:szCs w:val="28"/>
+          <w:lang w:val="en-US"/>
+        </w:rPr>
+        <w:t xml:space="preserve">25% </w:t>
+      </w:r>
+      <w:r>
+        <w:rPr>
+          <w:rFonts w:ascii="Times New Roman" w:hAnsi="Times New Roman" w:cs="Times New Roman"/>
+          <w:color w:val="2F5496" w:themeColor="accent1" w:themeShade="BF"/>
+          <w:sz w:val="28"/>
+          <w:szCs w:val="28"/>
+          <w:lang w:val="en-US"/>
+        </w:rPr>
+        <w:t>r</w:t>
       </w:r>
       <w:r>
         <w:rPr>
@@ -4049,7 +4494,17 @@
           <w:szCs w:val="28"/>
           <w:lang w:val="en-US"/>
         </w:rPr>
-        <w:t xml:space="preserve">25% </w:t>
+        <w:t>XOR filter</w:t>
+      </w:r>
+      <w:r>
+        <w:rPr>
+          <w:rFonts w:ascii="Times New Roman" w:hAnsi="Times New Roman" w:cs="Times New Roman"/>
+          <w:color w:val="2F5496" w:themeColor="accent1" w:themeShade="BF"/>
+          <w:sz w:val="28"/>
+          <w:szCs w:val="28"/>
+          <w:lang w:val="en-US"/>
+        </w:rPr>
+        <w:t xml:space="preserve"> </w:t>
       </w:r>
       <w:r>
         <w:rPr>
@@ -4089,17 +4544,17 @@
           <w:szCs w:val="28"/>
           <w:lang w:val="en-US"/>
         </w:rPr>
-        <w:t xml:space="preserve">obviously very </w:t>
-      </w:r>
-      <w:r>
-        <w:rPr>
-          <w:rFonts w:ascii="Times New Roman" w:hAnsi="Times New Roman" w:cs="Times New Roman"/>
-          <w:color w:val="2F5496" w:themeColor="accent1" w:themeShade="BF"/>
-          <w:sz w:val="28"/>
-          <w:szCs w:val="28"/>
-          <w:lang w:val="en-US"/>
-        </w:rPr>
-        <w:t xml:space="preserve">implementation dependent. We also considered this runtime improvement as too minor </w:t>
+        <w:t xml:space="preserve">obviously </w:t>
+      </w:r>
+      <w:r>
+        <w:rPr>
+          <w:rFonts w:ascii="Times New Roman" w:hAnsi="Times New Roman" w:cs="Times New Roman"/>
+          <w:color w:val="2F5496" w:themeColor="accent1" w:themeShade="BF"/>
+          <w:sz w:val="28"/>
+          <w:szCs w:val="28"/>
+          <w:lang w:val="en-US"/>
+        </w:rPr>
+        <w:t xml:space="preserve">implementation dependent. We considered this runtime improvement as too minor </w:t>
       </w:r>
       <w:r>
         <w:rPr>
@@ -4270,7 +4725,7 @@
           <w:szCs w:val="28"/>
           <w:lang w:val="en-US"/>
         </w:rPr>
-        <w:t>which was</w:t>
+        <w:t>which is</w:t>
       </w:r>
       <w:r>
         <w:rPr>
@@ -4370,6 +4825,16 @@
           <w:szCs w:val="28"/>
           <w:lang w:val="en-US"/>
         </w:rPr>
+        <w:t xml:space="preserve">the </w:t>
+      </w:r>
+      <w:r>
+        <w:rPr>
+          <w:rFonts w:ascii="Times New Roman" w:hAnsi="Times New Roman" w:cs="Times New Roman"/>
+          <w:color w:val="2F5496" w:themeColor="accent1" w:themeShade="BF"/>
+          <w:sz w:val="28"/>
+          <w:szCs w:val="28"/>
+          <w:lang w:val="en-US"/>
+        </w:rPr>
         <w:t xml:space="preserve">filter’s </w:t>
       </w:r>
       <w:r>
@@ -4380,7 +4845,87 @@
           <w:szCs w:val="28"/>
           <w:lang w:val="en-US"/>
         </w:rPr>
-        <w:t xml:space="preserve">construction time. This is (amongst other places in the paper) suggested by the ribbon matrix n x m from Fig. </w:t>
+        <w:t xml:space="preserve">construction time. </w:t>
+      </w:r>
+      <w:r>
+        <w:rPr>
+          <w:rFonts w:ascii="Times New Roman" w:hAnsi="Times New Roman" w:cs="Times New Roman"/>
+          <w:color w:val="2F5496" w:themeColor="accent1" w:themeShade="BF"/>
+          <w:sz w:val="28"/>
+          <w:szCs w:val="28"/>
+          <w:lang w:val="en-US"/>
+        </w:rPr>
+        <w:t>(</w:t>
+      </w:r>
+      <w:r>
+        <w:rPr>
+          <w:rFonts w:ascii="Times New Roman" w:hAnsi="Times New Roman" w:cs="Times New Roman"/>
+          <w:color w:val="2F5496" w:themeColor="accent1" w:themeShade="BF"/>
+          <w:sz w:val="28"/>
+          <w:szCs w:val="28"/>
+          <w:lang w:val="en-US"/>
+        </w:rPr>
+        <w:t>This is (amongst other places in th</w:t>
+      </w:r>
+      <w:r>
+        <w:rPr>
+          <w:rFonts w:ascii="Times New Roman" w:hAnsi="Times New Roman" w:cs="Times New Roman"/>
+          <w:color w:val="2F5496" w:themeColor="accent1" w:themeShade="BF"/>
+          <w:sz w:val="28"/>
+          <w:szCs w:val="28"/>
+          <w:lang w:val="en-US"/>
+        </w:rPr>
+        <w:t>at</w:t>
+      </w:r>
+      <w:r>
+        <w:rPr>
+          <w:rFonts w:ascii="Times New Roman" w:hAnsi="Times New Roman" w:cs="Times New Roman"/>
+          <w:color w:val="2F5496" w:themeColor="accent1" w:themeShade="BF"/>
+          <w:sz w:val="28"/>
+          <w:szCs w:val="28"/>
+          <w:lang w:val="en-US"/>
+        </w:rPr>
+        <w:t xml:space="preserve"> paper) suggested by the </w:t>
+      </w:r>
+      <w:r>
+        <w:rPr>
+          <w:rFonts w:ascii="Times New Roman" w:hAnsi="Times New Roman" w:cs="Times New Roman"/>
+          <w:color w:val="2F5496" w:themeColor="accent1" w:themeShade="BF"/>
+          <w:sz w:val="28"/>
+          <w:szCs w:val="28"/>
+          <w:lang w:val="en-US"/>
+        </w:rPr>
+        <w:t>R</w:t>
+      </w:r>
+      <w:r>
+        <w:rPr>
+          <w:rFonts w:ascii="Times New Roman" w:hAnsi="Times New Roman" w:cs="Times New Roman"/>
+          <w:color w:val="2F5496" w:themeColor="accent1" w:themeShade="BF"/>
+          <w:sz w:val="28"/>
+          <w:szCs w:val="28"/>
+          <w:lang w:val="en-US"/>
+        </w:rPr>
+        <w:t xml:space="preserve">ibbon matrix n x m </w:t>
+      </w:r>
+      <w:r>
+        <w:rPr>
+          <w:rFonts w:ascii="Times New Roman" w:hAnsi="Times New Roman" w:cs="Times New Roman"/>
+          <w:color w:val="2F5496" w:themeColor="accent1" w:themeShade="BF"/>
+          <w:sz w:val="28"/>
+          <w:szCs w:val="28"/>
+          <w:lang w:val="en-US"/>
+        </w:rPr>
+        <w:t>in</w:t>
+      </w:r>
+      <w:r>
+        <w:rPr>
+          <w:rFonts w:ascii="Times New Roman" w:hAnsi="Times New Roman" w:cs="Times New Roman"/>
+          <w:color w:val="2F5496" w:themeColor="accent1" w:themeShade="BF"/>
+          <w:sz w:val="28"/>
+          <w:szCs w:val="28"/>
+          <w:lang w:val="en-US"/>
+        </w:rPr>
+        <w:t xml:space="preserve"> Fig. </w:t>
       </w:r>
       <w:r>
         <w:rPr>
@@ -4430,7 +4975,27 @@
           <w:szCs w:val="28"/>
           <w:lang w:val="en-US"/>
         </w:rPr>
-        <w:t>is core to</w:t>
+        <w:t>appears to be a</w:t>
+      </w:r>
+      <w:r>
+        <w:rPr>
+          <w:rFonts w:ascii="Times New Roman" w:hAnsi="Times New Roman" w:cs="Times New Roman"/>
+          <w:color w:val="2F5496" w:themeColor="accent1" w:themeShade="BF"/>
+          <w:sz w:val="28"/>
+          <w:szCs w:val="28"/>
+          <w:lang w:val="en-US"/>
+        </w:rPr>
+        <w:t xml:space="preserve"> core </w:t>
+      </w:r>
+      <w:r>
+        <w:rPr>
+          <w:rFonts w:ascii="Times New Roman" w:hAnsi="Times New Roman" w:cs="Times New Roman"/>
+          <w:color w:val="2F5496" w:themeColor="accent1" w:themeShade="BF"/>
+          <w:sz w:val="28"/>
+          <w:szCs w:val="28"/>
+          <w:lang w:val="en-US"/>
+        </w:rPr>
+        <w:t>of</w:t>
       </w:r>
       <w:r>
         <w:rPr>
@@ -4450,7 +5015,17 @@
           <w:szCs w:val="28"/>
           <w:lang w:val="en-US"/>
         </w:rPr>
-        <w:t xml:space="preserve">the </w:t>
+        <w:t>a Ribbon</w:t>
+      </w:r>
+      <w:r>
+        <w:rPr>
+          <w:rFonts w:ascii="Times New Roman" w:hAnsi="Times New Roman" w:cs="Times New Roman"/>
+          <w:color w:val="2F5496" w:themeColor="accent1" w:themeShade="BF"/>
+          <w:sz w:val="28"/>
+          <w:szCs w:val="28"/>
+          <w:lang w:val="en-US"/>
+        </w:rPr>
+        <w:t xml:space="preserve"> </w:t>
       </w:r>
       <w:r>
         <w:rPr>
@@ -4470,27 +5045,97 @@
           <w:szCs w:val="28"/>
           <w:lang w:val="en-US"/>
         </w:rPr>
-        <w:t>’s construction and n is the number of keys entered. The matrix rows</w:t>
-      </w:r>
-      <w:r>
-        <w:rPr>
-          <w:rFonts w:ascii="Times New Roman" w:hAnsi="Times New Roman" w:cs="Times New Roman"/>
-          <w:color w:val="2F5496" w:themeColor="accent1" w:themeShade="BF"/>
-          <w:sz w:val="28"/>
-          <w:szCs w:val="28"/>
-          <w:lang w:val="en-US"/>
-        </w:rPr>
-        <w:t xml:space="preserve">’ values </w:t>
-      </w:r>
-      <w:r>
-        <w:rPr>
-          <w:rFonts w:ascii="Times New Roman" w:hAnsi="Times New Roman" w:cs="Times New Roman"/>
-          <w:color w:val="2F5496" w:themeColor="accent1" w:themeShade="BF"/>
-          <w:sz w:val="28"/>
-          <w:szCs w:val="28"/>
-          <w:lang w:val="en-US"/>
-        </w:rPr>
-        <w:t>depend on the keys entered, i.e. a respective deduplicated k-</w:t>
+        <w:t xml:space="preserve">’s construction and n is the number of keys entered. </w:t>
+      </w:r>
+      <w:r>
+        <w:rPr>
+          <w:rFonts w:ascii="Times New Roman" w:hAnsi="Times New Roman" w:cs="Times New Roman"/>
+          <w:color w:val="2F5496" w:themeColor="accent1" w:themeShade="BF"/>
+          <w:sz w:val="28"/>
+          <w:szCs w:val="28"/>
+          <w:lang w:val="en-US"/>
+        </w:rPr>
+        <w:t>But</w:t>
+      </w:r>
+      <w:r>
+        <w:rPr>
+          <w:rFonts w:ascii="Times New Roman" w:hAnsi="Times New Roman" w:cs="Times New Roman"/>
+          <w:color w:val="2F5496" w:themeColor="accent1" w:themeShade="BF"/>
+          <w:sz w:val="28"/>
+          <w:szCs w:val="28"/>
+          <w:lang w:val="en-US"/>
+        </w:rPr>
+        <w:t xml:space="preserve"> </w:t>
+      </w:r>
+      <w:r>
+        <w:rPr>
+          <w:rFonts w:ascii="Times New Roman" w:hAnsi="Times New Roman" w:cs="Times New Roman"/>
+          <w:color w:val="2F5496" w:themeColor="accent1" w:themeShade="BF"/>
+          <w:sz w:val="28"/>
+          <w:szCs w:val="28"/>
+          <w:lang w:val="en-US"/>
+        </w:rPr>
+        <w:t xml:space="preserve">n </w:t>
+      </w:r>
+      <w:r>
+        <w:rPr>
+          <w:rFonts w:ascii="Times New Roman" w:hAnsi="Times New Roman" w:cs="Times New Roman"/>
+          <w:color w:val="2F5496" w:themeColor="accent1" w:themeShade="BF"/>
+          <w:sz w:val="28"/>
+          <w:szCs w:val="28"/>
+          <w:lang w:val="en-US"/>
+        </w:rPr>
+        <w:t>matrix rows</w:t>
+      </w:r>
+      <w:r>
+        <w:rPr>
+          <w:rFonts w:ascii="Times New Roman" w:hAnsi="Times New Roman" w:cs="Times New Roman"/>
+          <w:color w:val="2F5496" w:themeColor="accent1" w:themeShade="BF"/>
+          <w:sz w:val="28"/>
+          <w:szCs w:val="28"/>
+          <w:lang w:val="en-US"/>
+        </w:rPr>
+        <w:t xml:space="preserve"> </w:t>
+      </w:r>
+      <w:r>
+        <w:rPr>
+          <w:rFonts w:ascii="Times New Roman" w:hAnsi="Times New Roman" w:cs="Times New Roman"/>
+          <w:color w:val="2F5496" w:themeColor="accent1" w:themeShade="BF"/>
+          <w:sz w:val="28"/>
+          <w:szCs w:val="28"/>
+          <w:lang w:val="en-US"/>
+        </w:rPr>
+        <w:t xml:space="preserve">depend </w:t>
+      </w:r>
+      <w:r>
+        <w:rPr>
+          <w:rFonts w:ascii="Times New Roman" w:hAnsi="Times New Roman" w:cs="Times New Roman"/>
+          <w:color w:val="2F5496" w:themeColor="accent1" w:themeShade="BF"/>
+          <w:sz w:val="28"/>
+          <w:szCs w:val="28"/>
+          <w:lang w:val="en-US"/>
+        </w:rPr>
+        <w:t>on those</w:t>
+      </w:r>
+      <w:r>
+        <w:rPr>
+          <w:rFonts w:ascii="Times New Roman" w:hAnsi="Times New Roman" w:cs="Times New Roman"/>
+          <w:color w:val="2F5496" w:themeColor="accent1" w:themeShade="BF"/>
+          <w:sz w:val="28"/>
+          <w:szCs w:val="28"/>
+          <w:lang w:val="en-US"/>
+        </w:rPr>
+        <w:t xml:space="preserve"> keys entered</w:t>
+      </w:r>
+      <w:r>
+        <w:rPr>
+          <w:rFonts w:ascii="Times New Roman" w:hAnsi="Times New Roman" w:cs="Times New Roman"/>
+          <w:color w:val="2F5496" w:themeColor="accent1" w:themeShade="BF"/>
+          <w:sz w:val="28"/>
+          <w:szCs w:val="28"/>
+          <w:lang w:val="en-US"/>
+        </w:rPr>
+        <w:t xml:space="preserve"> – in our case the k-</w:t>
       </w:r>
       <w:proofErr w:type="spellStart"/>
       <w:r>
@@ -4501,7 +5146,7 @@
           <w:szCs w:val="28"/>
           <w:lang w:val="en-US"/>
         </w:rPr>
-        <w:t>mer</w:t>
+        <w:t>mers</w:t>
       </w:r>
       <w:proofErr w:type="spellEnd"/>
       <w:r>
@@ -4512,39 +5157,37 @@
           <w:szCs w:val="28"/>
           <w:lang w:val="en-US"/>
         </w:rPr>
-        <w:t xml:space="preserve"> of a </w:t>
-      </w:r>
-      <w:proofErr w:type="spellStart"/>
-      <w:r>
-        <w:rPr>
-          <w:rFonts w:ascii="Times New Roman" w:hAnsi="Times New Roman" w:cs="Times New Roman"/>
-          <w:color w:val="2F5496" w:themeColor="accent1" w:themeShade="BF"/>
-          <w:sz w:val="28"/>
-          <w:szCs w:val="28"/>
-          <w:lang w:val="en-US"/>
-        </w:rPr>
-        <w:t>Genestrip</w:t>
-      </w:r>
-      <w:proofErr w:type="spellEnd"/>
-      <w:r>
-        <w:rPr>
-          <w:rFonts w:ascii="Times New Roman" w:hAnsi="Times New Roman" w:cs="Times New Roman"/>
-          <w:color w:val="2F5496" w:themeColor="accent1" w:themeShade="BF"/>
-          <w:sz w:val="28"/>
-          <w:szCs w:val="28"/>
-          <w:lang w:val="en-US"/>
-        </w:rPr>
-        <w:t xml:space="preserve"> database</w:t>
-      </w:r>
-      <w:r>
-        <w:rPr>
-          <w:rFonts w:ascii="Times New Roman" w:hAnsi="Times New Roman" w:cs="Times New Roman"/>
-          <w:color w:val="2F5496" w:themeColor="accent1" w:themeShade="BF"/>
-          <w:sz w:val="28"/>
-          <w:szCs w:val="28"/>
-          <w:lang w:val="en-US"/>
-        </w:rPr>
-        <w:t xml:space="preserve">. </w:t>
+        <w:t xml:space="preserve"> stored in a database</w:t>
+      </w:r>
+      <w:r>
+        <w:rPr>
+          <w:rFonts w:ascii="Times New Roman" w:hAnsi="Times New Roman" w:cs="Times New Roman"/>
+          <w:color w:val="2F5496" w:themeColor="accent1" w:themeShade="BF"/>
+          <w:sz w:val="28"/>
+          <w:szCs w:val="28"/>
+          <w:lang w:val="en-US"/>
+        </w:rPr>
+        <w:t>.</w:t>
+      </w:r>
+      <w:r>
+        <w:rPr>
+          <w:rFonts w:ascii="Times New Roman" w:hAnsi="Times New Roman" w:cs="Times New Roman"/>
+          <w:color w:val="2F5496" w:themeColor="accent1" w:themeShade="BF"/>
+          <w:sz w:val="28"/>
+          <w:szCs w:val="28"/>
+          <w:lang w:val="en-US"/>
+        </w:rPr>
+        <w:t>)</w:t>
+      </w:r>
+      <w:r>
+        <w:rPr>
+          <w:rFonts w:ascii="Times New Roman" w:hAnsi="Times New Roman" w:cs="Times New Roman"/>
+          <w:color w:val="2F5496" w:themeColor="accent1" w:themeShade="BF"/>
+          <w:sz w:val="28"/>
+          <w:szCs w:val="28"/>
+          <w:lang w:val="en-US"/>
+        </w:rPr>
+        <w:t xml:space="preserve"> </w:t>
       </w:r>
       <w:r>
         <w:rPr>
@@ -4639,6 +5282,136 @@
         </w:rPr>
         <w:t>ing Binary Fuse:</w:t>
       </w:r>
+      <w:r>
+        <w:rPr>
+          <w:rFonts w:ascii="Times New Roman" w:hAnsi="Times New Roman" w:cs="Times New Roman"/>
+          <w:color w:val="2F5496" w:themeColor="accent1" w:themeShade="BF"/>
+          <w:sz w:val="28"/>
+          <w:szCs w:val="28"/>
+          <w:lang w:val="en-US"/>
+        </w:rPr>
+        <w:t xml:space="preserve"> </w:t>
+      </w:r>
+      <w:r>
+        <w:rPr>
+          <w:rFonts w:ascii="Times New Roman" w:hAnsi="Times New Roman" w:cs="Times New Roman"/>
+          <w:color w:val="2F5496" w:themeColor="accent1" w:themeShade="BF"/>
+          <w:sz w:val="28"/>
+          <w:szCs w:val="28"/>
+          <w:lang w:val="en-US"/>
+        </w:rPr>
+        <w:t xml:space="preserve">Thank you bringing this </w:t>
+      </w:r>
+      <w:r>
+        <w:rPr>
+          <w:rFonts w:ascii="Times New Roman" w:hAnsi="Times New Roman" w:cs="Times New Roman"/>
+          <w:color w:val="2F5496" w:themeColor="accent1" w:themeShade="BF"/>
+          <w:sz w:val="28"/>
+          <w:szCs w:val="28"/>
+          <w:lang w:val="en-US"/>
+        </w:rPr>
+        <w:t>even more</w:t>
+      </w:r>
+      <w:r>
+        <w:rPr>
+          <w:rFonts w:ascii="Times New Roman" w:hAnsi="Times New Roman" w:cs="Times New Roman"/>
+          <w:color w:val="2F5496" w:themeColor="accent1" w:themeShade="BF"/>
+          <w:sz w:val="28"/>
+          <w:szCs w:val="28"/>
+          <w:lang w:val="en-US"/>
+        </w:rPr>
+        <w:t xml:space="preserve"> recent filter to our attention.</w:t>
+      </w:r>
+      <w:r>
+        <w:rPr>
+          <w:rFonts w:ascii="Times New Roman" w:hAnsi="Times New Roman" w:cs="Times New Roman"/>
+          <w:color w:val="2F5496" w:themeColor="accent1" w:themeShade="BF"/>
+          <w:sz w:val="28"/>
+          <w:szCs w:val="28"/>
+          <w:lang w:val="en-US"/>
+        </w:rPr>
+        <w:t xml:space="preserve"> </w:t>
+      </w:r>
+      <w:r>
+        <w:rPr>
+          <w:rFonts w:ascii="Times New Roman" w:hAnsi="Times New Roman" w:cs="Times New Roman"/>
+          <w:color w:val="2F5496" w:themeColor="accent1" w:themeShade="BF"/>
+          <w:sz w:val="28"/>
+          <w:szCs w:val="28"/>
+          <w:lang w:val="en-US"/>
+        </w:rPr>
+        <w:t>The a</w:t>
+      </w:r>
+      <w:r>
+        <w:rPr>
+          <w:rFonts w:ascii="Times New Roman" w:hAnsi="Times New Roman" w:cs="Times New Roman"/>
+          <w:color w:val="2F5496" w:themeColor="accent1" w:themeShade="BF"/>
+          <w:sz w:val="28"/>
+          <w:szCs w:val="28"/>
+          <w:lang w:val="en-US"/>
+        </w:rPr>
+        <w:t>rguments from above analo</w:t>
+      </w:r>
+      <w:r>
+        <w:rPr>
+          <w:rFonts w:ascii="Times New Roman" w:hAnsi="Times New Roman" w:cs="Times New Roman"/>
+          <w:color w:val="2F5496" w:themeColor="accent1" w:themeShade="BF"/>
+          <w:sz w:val="28"/>
+          <w:szCs w:val="28"/>
+          <w:lang w:val="en-US"/>
+        </w:rPr>
+        <w:t>go</w:t>
+      </w:r>
+      <w:r>
+        <w:rPr>
+          <w:rFonts w:ascii="Times New Roman" w:hAnsi="Times New Roman" w:cs="Times New Roman"/>
+          <w:color w:val="2F5496" w:themeColor="accent1" w:themeShade="BF"/>
+          <w:sz w:val="28"/>
+          <w:szCs w:val="28"/>
+          <w:lang w:val="en-US"/>
+        </w:rPr>
+        <w:t>usly apply to this filter</w:t>
+      </w:r>
+      <w:r>
+        <w:rPr>
+          <w:rFonts w:ascii="Times New Roman" w:hAnsi="Times New Roman" w:cs="Times New Roman"/>
+          <w:color w:val="2F5496" w:themeColor="accent1" w:themeShade="BF"/>
+          <w:sz w:val="28"/>
+          <w:szCs w:val="28"/>
+          <w:lang w:val="en-US"/>
+        </w:rPr>
+        <w:t xml:space="preserve"> (see “Require” in Algorithm 1 of “</w:t>
+      </w:r>
+      <w:r>
+        <w:rPr>
+          <w:rFonts w:ascii="Times New Roman" w:hAnsi="Times New Roman" w:cs="Times New Roman"/>
+          <w:color w:val="2F5496" w:themeColor="accent1" w:themeShade="BF"/>
+          <w:sz w:val="28"/>
+          <w:szCs w:val="28"/>
+          <w:lang w:val="en-US"/>
+        </w:rPr>
+        <w:t>https://arxiv.org/pdf/2201.01174</w:t>
+      </w:r>
+      <w:r>
+        <w:rPr>
+          <w:rFonts w:ascii="Times New Roman" w:hAnsi="Times New Roman" w:cs="Times New Roman"/>
+          <w:color w:val="2F5496" w:themeColor="accent1" w:themeShade="BF"/>
+          <w:sz w:val="28"/>
+          <w:szCs w:val="28"/>
+          <w:lang w:val="en-US"/>
+        </w:rPr>
+        <w:t>”)</w:t>
+      </w:r>
+      <w:r>
+        <w:rPr>
+          <w:rFonts w:ascii="Times New Roman" w:hAnsi="Times New Roman" w:cs="Times New Roman"/>
+          <w:color w:val="2F5496" w:themeColor="accent1" w:themeShade="BF"/>
+          <w:sz w:val="28"/>
+          <w:szCs w:val="28"/>
+          <w:lang w:val="en-US"/>
+        </w:rPr>
+        <w:t xml:space="preserve">. </w:t>
+      </w:r>
     </w:p>
     <w:p>
       <w:pPr>
@@ -4701,16 +5474,28 @@
       <w:pPr>
         <w:rPr>
           <w:rFonts w:ascii="Times New Roman" w:hAnsi="Times New Roman" w:cs="Times New Roman"/>
+          <w:color w:val="2F5496" w:themeColor="accent1" w:themeShade="BF"/>
           <w:sz w:val="28"/>
           <w:szCs w:val="28"/>
           <w:lang w:val="en-US"/>
         </w:rPr>
       </w:pPr>
+      <w:r>
+        <w:rPr>
+          <w:rFonts w:ascii="Times New Roman" w:hAnsi="Times New Roman" w:cs="Times New Roman"/>
+          <w:color w:val="2F5496" w:themeColor="accent1" w:themeShade="BF"/>
+          <w:sz w:val="28"/>
+          <w:szCs w:val="28"/>
+          <w:lang w:val="en-US"/>
+        </w:rPr>
+        <w:t>Thank you for your interest in this!</w:t>
+      </w:r>
     </w:p>
     <w:p>
       <w:pPr>
         <w:rPr>
           <w:rFonts w:ascii="Times New Roman" w:hAnsi="Times New Roman" w:cs="Times New Roman"/>
+          <w:color w:val="2F5496" w:themeColor="accent1" w:themeShade="BF"/>
           <w:sz w:val="28"/>
           <w:szCs w:val="28"/>
           <w:lang w:val="en-US"/>
@@ -4719,11 +5504,358 @@
       <w:r>
         <w:rPr>
           <w:rFonts w:ascii="Times New Roman" w:hAnsi="Times New Roman" w:cs="Times New Roman"/>
+          <w:b/>
+          <w:bCs/>
+          <w:color w:val="2F5496" w:themeColor="accent1" w:themeShade="BF"/>
+          <w:sz w:val="28"/>
+          <w:szCs w:val="28"/>
+          <w:lang w:val="en-US"/>
+        </w:rPr>
+        <w:t>Action:</w:t>
+      </w:r>
+      <w:r>
+        <w:rPr>
+          <w:rFonts w:ascii="Times New Roman" w:hAnsi="Times New Roman" w:cs="Times New Roman"/>
+          <w:b/>
+          <w:bCs/>
+          <w:color w:val="2F5496" w:themeColor="accent1" w:themeShade="BF"/>
+          <w:sz w:val="28"/>
+          <w:szCs w:val="28"/>
+          <w:lang w:val="en-US"/>
+        </w:rPr>
+        <w:t xml:space="preserve"> </w:t>
+      </w:r>
+      <w:r>
+        <w:rPr>
+          <w:rFonts w:ascii="Times New Roman" w:hAnsi="Times New Roman" w:cs="Times New Roman"/>
+          <w:color w:val="2F5496" w:themeColor="accent1" w:themeShade="BF"/>
+          <w:sz w:val="28"/>
+          <w:szCs w:val="28"/>
+          <w:lang w:val="en-US"/>
+        </w:rPr>
+        <w:t xml:space="preserve">We have added a formal description of the related function to the Supplementary. </w:t>
+      </w:r>
+      <w:r>
+        <w:rPr>
+          <w:rFonts w:ascii="Times New Roman" w:hAnsi="Times New Roman" w:cs="Times New Roman"/>
+          <w:color w:val="2F5496" w:themeColor="accent1" w:themeShade="BF"/>
+          <w:sz w:val="28"/>
+          <w:szCs w:val="28"/>
+          <w:lang w:val="en-US"/>
+        </w:rPr>
+        <w:t>In</w:t>
+      </w:r>
+      <w:r>
+        <w:rPr>
+          <w:rFonts w:ascii="Times New Roman" w:hAnsi="Times New Roman" w:cs="Times New Roman"/>
+          <w:color w:val="2F5496" w:themeColor="accent1" w:themeShade="BF"/>
+          <w:sz w:val="28"/>
+          <w:szCs w:val="28"/>
+          <w:lang w:val="en-US"/>
+        </w:rPr>
+        <w:t xml:space="preserve"> the same place, we </w:t>
+      </w:r>
+      <w:r>
+        <w:rPr>
+          <w:rFonts w:ascii="Times New Roman" w:hAnsi="Times New Roman" w:cs="Times New Roman"/>
+          <w:color w:val="2F5496" w:themeColor="accent1" w:themeShade="BF"/>
+          <w:sz w:val="28"/>
+          <w:szCs w:val="28"/>
+          <w:lang w:val="en-US"/>
+        </w:rPr>
+        <w:t xml:space="preserve">briefly </w:t>
+      </w:r>
+      <w:r>
+        <w:rPr>
+          <w:rFonts w:ascii="Times New Roman" w:hAnsi="Times New Roman" w:cs="Times New Roman"/>
+          <w:color w:val="2F5496" w:themeColor="accent1" w:themeShade="BF"/>
+          <w:sz w:val="28"/>
+          <w:szCs w:val="28"/>
+          <w:lang w:val="en-US"/>
+        </w:rPr>
+        <w:t>discuss basic qualities of th</w:t>
+      </w:r>
+      <w:r>
+        <w:rPr>
+          <w:rFonts w:ascii="Times New Roman" w:hAnsi="Times New Roman" w:cs="Times New Roman"/>
+          <w:color w:val="2F5496" w:themeColor="accent1" w:themeShade="BF"/>
+          <w:sz w:val="28"/>
+          <w:szCs w:val="28"/>
+          <w:lang w:val="en-US"/>
+        </w:rPr>
+        <w:t>at</w:t>
+      </w:r>
+      <w:r>
+        <w:rPr>
+          <w:rFonts w:ascii="Times New Roman" w:hAnsi="Times New Roman" w:cs="Times New Roman"/>
+          <w:color w:val="2F5496" w:themeColor="accent1" w:themeShade="BF"/>
+          <w:sz w:val="28"/>
+          <w:szCs w:val="28"/>
+          <w:lang w:val="en-US"/>
+        </w:rPr>
+        <w:t xml:space="preserve"> function and analyze how the function’s threshold affects the resulting ratio of retained k-</w:t>
+      </w:r>
+      <w:proofErr w:type="spellStart"/>
+      <w:r>
+        <w:rPr>
+          <w:rFonts w:ascii="Times New Roman" w:hAnsi="Times New Roman" w:cs="Times New Roman"/>
+          <w:color w:val="2F5496" w:themeColor="accent1" w:themeShade="BF"/>
+          <w:sz w:val="28"/>
+          <w:szCs w:val="28"/>
+          <w:lang w:val="en-US"/>
+        </w:rPr>
+        <w:t>mers</w:t>
+      </w:r>
+      <w:proofErr w:type="spellEnd"/>
+      <w:r>
+        <w:rPr>
+          <w:rFonts w:ascii="Times New Roman" w:hAnsi="Times New Roman" w:cs="Times New Roman"/>
+          <w:color w:val="2F5496" w:themeColor="accent1" w:themeShade="BF"/>
+          <w:sz w:val="28"/>
+          <w:szCs w:val="28"/>
+          <w:lang w:val="en-US"/>
+        </w:rPr>
+        <w:t xml:space="preserve">. We did not want to include this </w:t>
+      </w:r>
+      <w:r>
+        <w:rPr>
+          <w:rFonts w:ascii="Times New Roman" w:hAnsi="Times New Roman" w:cs="Times New Roman"/>
+          <w:color w:val="2F5496" w:themeColor="accent1" w:themeShade="BF"/>
+          <w:sz w:val="28"/>
+          <w:szCs w:val="28"/>
+          <w:lang w:val="en-US"/>
+        </w:rPr>
+        <w:t xml:space="preserve">in the main text as </w:t>
+      </w:r>
+      <w:r>
+        <w:rPr>
+          <w:rFonts w:ascii="Times New Roman" w:hAnsi="Times New Roman" w:cs="Times New Roman"/>
+          <w:color w:val="2F5496" w:themeColor="accent1" w:themeShade="BF"/>
+          <w:sz w:val="28"/>
+          <w:szCs w:val="28"/>
+          <w:lang w:val="en-US"/>
+        </w:rPr>
+        <w:t xml:space="preserve">we worried that </w:t>
+      </w:r>
+      <w:r>
+        <w:rPr>
+          <w:rFonts w:ascii="Times New Roman" w:hAnsi="Times New Roman" w:cs="Times New Roman"/>
+          <w:color w:val="2F5496" w:themeColor="accent1" w:themeShade="BF"/>
+          <w:sz w:val="28"/>
+          <w:szCs w:val="28"/>
+          <w:lang w:val="en-US"/>
+        </w:rPr>
+        <w:t>typical</w:t>
+      </w:r>
+      <w:r>
+        <w:rPr>
+          <w:rFonts w:ascii="Times New Roman" w:hAnsi="Times New Roman" w:cs="Times New Roman"/>
+          <w:color w:val="2F5496" w:themeColor="accent1" w:themeShade="BF"/>
+          <w:sz w:val="28"/>
+          <w:szCs w:val="28"/>
+          <w:lang w:val="en-US"/>
+        </w:rPr>
+        <w:t xml:space="preserve"> readers would be challenged by t</w:t>
+      </w:r>
+      <w:r>
+        <w:rPr>
+          <w:rFonts w:ascii="Times New Roman" w:hAnsi="Times New Roman" w:cs="Times New Roman"/>
+          <w:color w:val="2F5496" w:themeColor="accent1" w:themeShade="BF"/>
+          <w:sz w:val="28"/>
+          <w:szCs w:val="28"/>
+          <w:lang w:val="en-US"/>
+        </w:rPr>
+        <w:t xml:space="preserve">his </w:t>
+      </w:r>
+      <w:r>
+        <w:rPr>
+          <w:rFonts w:ascii="Times New Roman" w:hAnsi="Times New Roman" w:cs="Times New Roman"/>
+          <w:color w:val="2F5496" w:themeColor="accent1" w:themeShade="BF"/>
+          <w:sz w:val="28"/>
+          <w:szCs w:val="28"/>
+          <w:lang w:val="en-US"/>
+        </w:rPr>
+        <w:t>degree</w:t>
+      </w:r>
+      <w:r>
+        <w:rPr>
+          <w:rFonts w:ascii="Times New Roman" w:hAnsi="Times New Roman" w:cs="Times New Roman"/>
+          <w:color w:val="2F5496" w:themeColor="accent1" w:themeShade="BF"/>
+          <w:sz w:val="28"/>
+          <w:szCs w:val="28"/>
+          <w:lang w:val="en-US"/>
+        </w:rPr>
+        <w:t xml:space="preserve"> of</w:t>
+      </w:r>
+      <w:r>
+        <w:rPr>
+          <w:rFonts w:ascii="Times New Roman" w:hAnsi="Times New Roman" w:cs="Times New Roman"/>
+          <w:color w:val="2F5496" w:themeColor="accent1" w:themeShade="BF"/>
+          <w:sz w:val="28"/>
+          <w:szCs w:val="28"/>
+          <w:lang w:val="en-US"/>
+        </w:rPr>
+        <w:t xml:space="preserve"> detail. </w:t>
+      </w:r>
+      <w:r>
+        <w:rPr>
+          <w:rFonts w:ascii="Times New Roman" w:hAnsi="Times New Roman" w:cs="Times New Roman"/>
+          <w:color w:val="2F5496" w:themeColor="accent1" w:themeShade="BF"/>
+          <w:sz w:val="28"/>
+          <w:szCs w:val="28"/>
+          <w:lang w:val="en-US"/>
+        </w:rPr>
+        <w:t>(</w:t>
+      </w:r>
+      <w:r>
+        <w:rPr>
+          <w:rFonts w:ascii="Times New Roman" w:hAnsi="Times New Roman" w:cs="Times New Roman"/>
+          <w:color w:val="2F5496" w:themeColor="accent1" w:themeShade="BF"/>
+          <w:sz w:val="28"/>
+          <w:szCs w:val="28"/>
+          <w:lang w:val="en-US"/>
+        </w:rPr>
+        <w:t xml:space="preserve">E.g., Reviewer 1 </w:t>
+      </w:r>
+      <w:r>
+        <w:rPr>
+          <w:rFonts w:ascii="Times New Roman" w:hAnsi="Times New Roman" w:cs="Times New Roman"/>
+          <w:color w:val="2F5496" w:themeColor="accent1" w:themeShade="BF"/>
+          <w:sz w:val="28"/>
+          <w:szCs w:val="28"/>
+          <w:lang w:val="en-US"/>
+        </w:rPr>
+        <w:t>requested</w:t>
+      </w:r>
+      <w:r>
+        <w:rPr>
+          <w:rFonts w:ascii="Times New Roman" w:hAnsi="Times New Roman" w:cs="Times New Roman"/>
+          <w:color w:val="2F5496" w:themeColor="accent1" w:themeShade="BF"/>
+          <w:sz w:val="28"/>
+          <w:szCs w:val="28"/>
+          <w:lang w:val="en-US"/>
+        </w:rPr>
+        <w:t xml:space="preserve"> to omit </w:t>
+      </w:r>
+      <w:r>
+        <w:rPr>
+          <w:rFonts w:ascii="Times New Roman" w:hAnsi="Times New Roman" w:cs="Times New Roman"/>
+          <w:color w:val="2F5496" w:themeColor="accent1" w:themeShade="BF"/>
+          <w:sz w:val="28"/>
+          <w:szCs w:val="28"/>
+          <w:lang w:val="en-US"/>
+        </w:rPr>
+        <w:t>more of the</w:t>
+      </w:r>
+      <w:r>
+        <w:rPr>
+          <w:rFonts w:ascii="Times New Roman" w:hAnsi="Times New Roman" w:cs="Times New Roman"/>
+          <w:color w:val="2F5496" w:themeColor="accent1" w:themeShade="BF"/>
+          <w:sz w:val="28"/>
+          <w:szCs w:val="28"/>
+          <w:lang w:val="en-US"/>
+        </w:rPr>
+        <w:t xml:space="preserve"> technical</w:t>
+      </w:r>
+      <w:r>
+        <w:rPr>
+          <w:rFonts w:ascii="Times New Roman" w:hAnsi="Times New Roman" w:cs="Times New Roman"/>
+          <w:color w:val="2F5496" w:themeColor="accent1" w:themeShade="BF"/>
+          <w:sz w:val="28"/>
+          <w:szCs w:val="28"/>
+          <w:lang w:val="en-US"/>
+        </w:rPr>
+        <w:t xml:space="preserve"> and formal</w:t>
+      </w:r>
+      <w:r>
+        <w:rPr>
+          <w:rFonts w:ascii="Times New Roman" w:hAnsi="Times New Roman" w:cs="Times New Roman"/>
+          <w:color w:val="2F5496" w:themeColor="accent1" w:themeShade="BF"/>
+          <w:sz w:val="28"/>
+          <w:szCs w:val="28"/>
+          <w:lang w:val="en-US"/>
+        </w:rPr>
+        <w:t xml:space="preserve"> details</w:t>
+      </w:r>
+      <w:r>
+        <w:rPr>
+          <w:rFonts w:ascii="Times New Roman" w:hAnsi="Times New Roman" w:cs="Times New Roman"/>
+          <w:color w:val="2F5496" w:themeColor="accent1" w:themeShade="BF"/>
+          <w:sz w:val="28"/>
+          <w:szCs w:val="28"/>
+          <w:lang w:val="en-US"/>
+        </w:rPr>
+        <w:t xml:space="preserve"> for that reason</w:t>
+      </w:r>
+      <w:r>
+        <w:rPr>
+          <w:rFonts w:ascii="Times New Roman" w:hAnsi="Times New Roman" w:cs="Times New Roman"/>
+          <w:color w:val="2F5496" w:themeColor="accent1" w:themeShade="BF"/>
+          <w:sz w:val="28"/>
+          <w:szCs w:val="28"/>
+          <w:lang w:val="en-US"/>
+        </w:rPr>
+        <w:t>.</w:t>
+      </w:r>
+      <w:r>
+        <w:rPr>
+          <w:rFonts w:ascii="Times New Roman" w:hAnsi="Times New Roman" w:cs="Times New Roman"/>
+          <w:color w:val="2F5496" w:themeColor="accent1" w:themeShade="BF"/>
+          <w:sz w:val="28"/>
+          <w:szCs w:val="28"/>
+          <w:lang w:val="en-US"/>
+        </w:rPr>
+        <w:t>)</w:t>
+      </w:r>
+    </w:p>
+    <w:p>
+      <w:pPr>
+        <w:rPr>
+          <w:rFonts w:ascii="Times New Roman" w:hAnsi="Times New Roman" w:cs="Times New Roman"/>
+          <w:sz w:val="28"/>
+          <w:szCs w:val="28"/>
+          <w:lang w:val="en-US"/>
+        </w:rPr>
+      </w:pPr>
+      <w:r>
+        <w:rPr>
+          <w:rFonts w:ascii="Times New Roman" w:hAnsi="Times New Roman" w:cs="Times New Roman"/>
           <w:sz w:val="28"/>
           <w:szCs w:val="28"/>
           <w:lang w:val="en-US"/>
         </w:rPr>
         <w:t xml:space="preserve">● Page 7: The authors present the hash function they used for the Bloom filter and that they found this by “trial and error”. It is very hard to scientifically convince readers without showing at least some empirical investigations on the hash functions. And to my knowledge, there are much more sophisticated hash functions for this purpose as described in the following two references: https://probablydance.com/2018/06/16/fibonacci-hashing-the-optimization-that-the-world-forgot-or-a-better-alternative-to-integer https://lemire.me/blog/2016/06/27/ </w:t>
+      </w:r>
+    </w:p>
+    <w:p>
+      <w:pPr>
+        <w:rPr>
+          <w:rFonts w:ascii="Times New Roman" w:hAnsi="Times New Roman" w:cs="Times New Roman"/>
+          <w:color w:val="2F5496" w:themeColor="accent1" w:themeShade="BF"/>
+          <w:sz w:val="28"/>
+          <w:szCs w:val="28"/>
+          <w:lang w:val="en-US"/>
+        </w:rPr>
+      </w:pPr>
+      <w:r>
+        <w:rPr>
+          <w:rFonts w:ascii="Times New Roman" w:hAnsi="Times New Roman" w:cs="Times New Roman"/>
+          <w:color w:val="2F5496" w:themeColor="accent1" w:themeShade="BF"/>
+          <w:sz w:val="28"/>
+          <w:szCs w:val="28"/>
+          <w:lang w:val="en-US"/>
+        </w:rPr>
+        <w:t>You are right, the description is too short.</w:t>
+      </w:r>
+      <w:r>
+        <w:rPr>
+          <w:rFonts w:ascii="Times New Roman" w:hAnsi="Times New Roman" w:cs="Times New Roman"/>
+          <w:color w:val="2F5496" w:themeColor="accent1" w:themeShade="BF"/>
+          <w:sz w:val="28"/>
+          <w:szCs w:val="28"/>
+          <w:lang w:val="en-US"/>
+        </w:rPr>
+        <w:t xml:space="preserve"> We actually tried several hash functions and error…</w:t>
       </w:r>
     </w:p>
     <w:p>
@@ -6149,6 +7281,29 @@
       <w14:ligatures w14:val="none"/>
     </w:rPr>
   </w:style>
+  <w:style w:type="character" w:styleId="Hyperlink">
+    <w:name w:val="Hyperlink"/>
+    <w:basedOn w:val="Absatz-Standardschriftart"/>
+    <w:uiPriority w:val="99"/>
+    <w:unhideWhenUsed/>
+    <w:rsid w:val="00D33E51"/>
+    <w:rPr>
+      <w:color w:val="0563C1" w:themeColor="hyperlink"/>
+      <w:u w:val="single"/>
+    </w:rPr>
+  </w:style>
+  <w:style w:type="character" w:styleId="NichtaufgelsteErwhnung">
+    <w:name w:val="Unresolved Mention"/>
+    <w:basedOn w:val="Absatz-Standardschriftart"/>
+    <w:uiPriority w:val="99"/>
+    <w:semiHidden/>
+    <w:unhideWhenUsed/>
+    <w:rsid w:val="00D33E51"/>
+    <w:rPr>
+      <w:color w:val="605E5C"/>
+      <w:shd w:val="clear" w:color="auto" w:fill="E1DFDD"/>
+    </w:rPr>
+  </w:style>
 </w:styles>
 </file>
 

--- a/BMCPointByPointRespRev2.docx
+++ b/BMCPointByPointRespRev2.docx
@@ -5824,7 +5824,7 @@
           <w:szCs w:val="28"/>
           <w:lang w:val="en-US"/>
         </w:rPr>
-        <w:t xml:space="preserve">● Page 7: The authors present the hash function they used for the Bloom filter and that they found this by “trial and error”. It is very hard to scientifically convince readers without showing at least some empirical investigations on the hash functions. And to my knowledge, there are much more sophisticated hash functions for this purpose as described in the following two references: https://probablydance.com/2018/06/16/fibonacci-hashing-the-optimization-that-the-world-forgot-or-a-better-alternative-to-integer https://lemire.me/blog/2016/06/27/ </w:t>
+        <w:t xml:space="preserve">● Page 7: The authors present the hash function they used for the Bloom filter and that they found this by “trial and error”. It is very hard to scientifically convince readers without showing at least some empirical investigations on the hash functions. </w:t>
       </w:r>
     </w:p>
     <w:p>
@@ -5845,23 +5845,328 @@
           <w:szCs w:val="28"/>
           <w:lang w:val="en-US"/>
         </w:rPr>
-        <w:t>You are right, the description is too short.</w:t>
-      </w:r>
-      <w:r>
-        <w:rPr>
-          <w:rFonts w:ascii="Times New Roman" w:hAnsi="Times New Roman" w:cs="Times New Roman"/>
-          <w:color w:val="2F5496" w:themeColor="accent1" w:themeShade="BF"/>
-          <w:sz w:val="28"/>
-          <w:szCs w:val="28"/>
-          <w:lang w:val="en-US"/>
-        </w:rPr>
-        <w:t xml:space="preserve"> We actually tried several hash functions and error…</w:t>
+        <w:t>You are right</w:t>
+      </w:r>
+      <w:r>
+        <w:rPr>
+          <w:rFonts w:ascii="Times New Roman" w:hAnsi="Times New Roman" w:cs="Times New Roman"/>
+          <w:color w:val="2F5496" w:themeColor="accent1" w:themeShade="BF"/>
+          <w:sz w:val="28"/>
+          <w:szCs w:val="28"/>
+          <w:lang w:val="en-US"/>
+        </w:rPr>
+        <w:t>:</w:t>
+      </w:r>
+      <w:r>
+        <w:rPr>
+          <w:rFonts w:ascii="Times New Roman" w:hAnsi="Times New Roman" w:cs="Times New Roman"/>
+          <w:color w:val="2F5496" w:themeColor="accent1" w:themeShade="BF"/>
+          <w:sz w:val="28"/>
+          <w:szCs w:val="28"/>
+          <w:lang w:val="en-US"/>
+        </w:rPr>
+        <w:t xml:space="preserve"> </w:t>
+      </w:r>
+      <w:r>
+        <w:rPr>
+          <w:rFonts w:ascii="Times New Roman" w:hAnsi="Times New Roman" w:cs="Times New Roman"/>
+          <w:color w:val="2F5496" w:themeColor="accent1" w:themeShade="BF"/>
+          <w:sz w:val="28"/>
+          <w:szCs w:val="28"/>
+          <w:lang w:val="en-US"/>
+        </w:rPr>
+        <w:t>T</w:t>
+      </w:r>
+      <w:r>
+        <w:rPr>
+          <w:rFonts w:ascii="Times New Roman" w:hAnsi="Times New Roman" w:cs="Times New Roman"/>
+          <w:color w:val="2F5496" w:themeColor="accent1" w:themeShade="BF"/>
+          <w:sz w:val="28"/>
+          <w:szCs w:val="28"/>
+          <w:lang w:val="en-US"/>
+        </w:rPr>
+        <w:t>he description is too short</w:t>
+      </w:r>
+      <w:r>
+        <w:rPr>
+          <w:rFonts w:ascii="Times New Roman" w:hAnsi="Times New Roman" w:cs="Times New Roman"/>
+          <w:color w:val="2F5496" w:themeColor="accent1" w:themeShade="BF"/>
+          <w:sz w:val="28"/>
+          <w:szCs w:val="28"/>
+          <w:lang w:val="en-US"/>
+        </w:rPr>
+        <w:t xml:space="preserve"> and only briefly mentions our evaluation method</w:t>
+      </w:r>
+      <w:r>
+        <w:rPr>
+          <w:rFonts w:ascii="Times New Roman" w:hAnsi="Times New Roman" w:cs="Times New Roman"/>
+          <w:color w:val="2F5496" w:themeColor="accent1" w:themeShade="BF"/>
+          <w:sz w:val="28"/>
+          <w:szCs w:val="28"/>
+          <w:lang w:val="en-US"/>
+        </w:rPr>
+        <w:t xml:space="preserve"> i</w:t>
+      </w:r>
+      <w:r>
+        <w:rPr>
+          <w:rFonts w:ascii="Times New Roman" w:hAnsi="Times New Roman" w:cs="Times New Roman"/>
+          <w:color w:val="2F5496" w:themeColor="accent1" w:themeShade="BF"/>
+          <w:sz w:val="28"/>
+          <w:szCs w:val="28"/>
+          <w:lang w:val="en-US"/>
+        </w:rPr>
+        <w:t>n the corresponding paragraph</w:t>
+      </w:r>
+      <w:r>
+        <w:rPr>
+          <w:rFonts w:ascii="Times New Roman" w:hAnsi="Times New Roman" w:cs="Times New Roman"/>
+          <w:color w:val="2F5496" w:themeColor="accent1" w:themeShade="BF"/>
+          <w:sz w:val="28"/>
+          <w:szCs w:val="28"/>
+          <w:lang w:val="en-US"/>
+        </w:rPr>
+        <w:t xml:space="preserve"> </w:t>
+      </w:r>
+      <w:r>
+        <w:rPr>
+          <w:rFonts w:ascii="Times New Roman" w:hAnsi="Times New Roman" w:cs="Times New Roman"/>
+          <w:color w:val="2F5496" w:themeColor="accent1" w:themeShade="BF"/>
+          <w:sz w:val="28"/>
+          <w:szCs w:val="28"/>
+          <w:lang w:val="en-US"/>
+        </w:rPr>
+        <w:t>of</w:t>
+      </w:r>
+      <w:r>
+        <w:rPr>
+          <w:rFonts w:ascii="Times New Roman" w:hAnsi="Times New Roman" w:cs="Times New Roman"/>
+          <w:color w:val="2F5496" w:themeColor="accent1" w:themeShade="BF"/>
+          <w:sz w:val="28"/>
+          <w:szCs w:val="28"/>
+          <w:lang w:val="en-US"/>
+        </w:rPr>
+        <w:t xml:space="preserve"> Section 2.3</w:t>
+      </w:r>
+      <w:r>
+        <w:rPr>
+          <w:rFonts w:ascii="Times New Roman" w:hAnsi="Times New Roman" w:cs="Times New Roman"/>
+          <w:color w:val="2F5496" w:themeColor="accent1" w:themeShade="BF"/>
+          <w:sz w:val="28"/>
+          <w:szCs w:val="28"/>
+          <w:lang w:val="en-US"/>
+        </w:rPr>
+        <w:t>: “</w:t>
+      </w:r>
+      <w:r>
+        <w:rPr>
+          <w:rFonts w:ascii="Times New Roman" w:hAnsi="Times New Roman" w:cs="Times New Roman"/>
+          <w:color w:val="2F5496" w:themeColor="accent1" w:themeShade="BF"/>
+          <w:sz w:val="28"/>
+          <w:szCs w:val="28"/>
+          <w:lang w:val="en-US"/>
+        </w:rPr>
+        <w:t>Functional testing showed that this</w:t>
+      </w:r>
+      <w:r>
+        <w:rPr>
+          <w:rFonts w:ascii="Times New Roman" w:hAnsi="Times New Roman" w:cs="Times New Roman"/>
+          <w:color w:val="2F5496" w:themeColor="accent1" w:themeShade="BF"/>
+          <w:sz w:val="28"/>
+          <w:szCs w:val="28"/>
+          <w:lang w:val="en-US"/>
+        </w:rPr>
+        <w:t xml:space="preserve"> </w:t>
+      </w:r>
+      <w:r>
+        <w:rPr>
+          <w:rFonts w:ascii="Times New Roman" w:hAnsi="Times New Roman" w:cs="Times New Roman"/>
+          <w:color w:val="2F5496" w:themeColor="accent1" w:themeShade="BF"/>
+          <w:sz w:val="28"/>
+          <w:szCs w:val="28"/>
+          <w:lang w:val="en-US"/>
+        </w:rPr>
+        <w:t>method indeed keeps the false positive rate close to its theoretical expectation.</w:t>
+      </w:r>
+      <w:r>
+        <w:rPr>
+          <w:rFonts w:ascii="Times New Roman" w:hAnsi="Times New Roman" w:cs="Times New Roman"/>
+          <w:color w:val="2F5496" w:themeColor="accent1" w:themeShade="BF"/>
+          <w:sz w:val="28"/>
+          <w:szCs w:val="28"/>
+          <w:lang w:val="en-US"/>
+        </w:rPr>
+        <w:t>” We actually tried several hash functions and measure</w:t>
+      </w:r>
+      <w:r>
+        <w:rPr>
+          <w:rFonts w:ascii="Times New Roman" w:hAnsi="Times New Roman" w:cs="Times New Roman"/>
+          <w:color w:val="2F5496" w:themeColor="accent1" w:themeShade="BF"/>
+          <w:sz w:val="28"/>
+          <w:szCs w:val="28"/>
+          <w:lang w:val="en-US"/>
+        </w:rPr>
+        <w:t>d</w:t>
+      </w:r>
+      <w:r>
+        <w:rPr>
+          <w:rFonts w:ascii="Times New Roman" w:hAnsi="Times New Roman" w:cs="Times New Roman"/>
+          <w:color w:val="2F5496" w:themeColor="accent1" w:themeShade="BF"/>
+          <w:sz w:val="28"/>
+          <w:szCs w:val="28"/>
+          <w:lang w:val="en-US"/>
+        </w:rPr>
+        <w:t xml:space="preserve"> the error, i.e. how far the </w:t>
+      </w:r>
+      <w:r>
+        <w:rPr>
+          <w:rFonts w:ascii="Times New Roman" w:hAnsi="Times New Roman" w:cs="Times New Roman"/>
+          <w:color w:val="2F5496" w:themeColor="accent1" w:themeShade="BF"/>
+          <w:sz w:val="28"/>
+          <w:szCs w:val="28"/>
+          <w:lang w:val="en-US"/>
+        </w:rPr>
+        <w:t xml:space="preserve">filter’s </w:t>
+      </w:r>
+      <w:r>
+        <w:rPr>
+          <w:rFonts w:ascii="Times New Roman" w:hAnsi="Times New Roman" w:cs="Times New Roman"/>
+          <w:color w:val="2F5496" w:themeColor="accent1" w:themeShade="BF"/>
+          <w:sz w:val="28"/>
+          <w:szCs w:val="28"/>
+          <w:lang w:val="en-US"/>
+        </w:rPr>
+        <w:t xml:space="preserve">measured false positive rate deviated from the theoretical expectation </w:t>
+      </w:r>
+      <w:r>
+        <w:rPr>
+          <w:rFonts w:ascii="Times New Roman" w:hAnsi="Times New Roman" w:cs="Times New Roman"/>
+          <w:color w:val="2F5496" w:themeColor="accent1" w:themeShade="BF"/>
+          <w:sz w:val="28"/>
+          <w:szCs w:val="28"/>
+          <w:lang w:val="en-US"/>
+        </w:rPr>
+        <w:t>via a programmed test case</w:t>
+      </w:r>
+      <w:r>
+        <w:rPr>
+          <w:rFonts w:ascii="Times New Roman" w:hAnsi="Times New Roman" w:cs="Times New Roman"/>
+          <w:color w:val="2F5496" w:themeColor="accent1" w:themeShade="BF"/>
+          <w:sz w:val="28"/>
+          <w:szCs w:val="28"/>
+          <w:lang w:val="en-US"/>
+        </w:rPr>
+        <w:t xml:space="preserve">. </w:t>
+      </w:r>
+      <w:r>
+        <w:rPr>
+          <w:rFonts w:ascii="Times New Roman" w:hAnsi="Times New Roman" w:cs="Times New Roman"/>
+          <w:color w:val="2F5496" w:themeColor="accent1" w:themeShade="BF"/>
+          <w:sz w:val="28"/>
+          <w:szCs w:val="28"/>
+          <w:lang w:val="en-US"/>
+        </w:rPr>
+        <w:t>To do so, we averaged the resulting error over many randomly generated (uniformly distributed) k-</w:t>
+      </w:r>
+      <w:proofErr w:type="spellStart"/>
+      <w:r>
+        <w:rPr>
+          <w:rFonts w:ascii="Times New Roman" w:hAnsi="Times New Roman" w:cs="Times New Roman"/>
+          <w:color w:val="2F5496" w:themeColor="accent1" w:themeShade="BF"/>
+          <w:sz w:val="28"/>
+          <w:szCs w:val="28"/>
+          <w:lang w:val="en-US"/>
+        </w:rPr>
+        <w:t xml:space="preserve">mers. </w:t>
+      </w:r>
+      <w:proofErr w:type="spellEnd"/>
+      <w:r>
+        <w:rPr>
+          <w:rFonts w:ascii="Times New Roman" w:hAnsi="Times New Roman" w:cs="Times New Roman"/>
+          <w:color w:val="2F5496" w:themeColor="accent1" w:themeShade="BF"/>
+          <w:sz w:val="28"/>
+          <w:szCs w:val="28"/>
+          <w:lang w:val="en-US"/>
+        </w:rPr>
+        <w:t>The implemented test is found under</w:t>
+      </w:r>
+      <w:r>
+        <w:rPr>
+          <w:rFonts w:ascii="Times New Roman" w:hAnsi="Times New Roman" w:cs="Times New Roman"/>
+          <w:color w:val="2F5496" w:themeColor="accent1" w:themeShade="BF"/>
+          <w:sz w:val="28"/>
+          <w:szCs w:val="28"/>
+          <w:lang w:val="en-US"/>
+        </w:rPr>
+        <w:t xml:space="preserve"> “</w:t>
+      </w:r>
+      <w:r>
+        <w:rPr>
+          <w:rFonts w:ascii="Times New Roman" w:hAnsi="Times New Roman" w:cs="Times New Roman"/>
+          <w:color w:val="2F5496" w:themeColor="accent1" w:themeShade="BF"/>
+          <w:sz w:val="28"/>
+          <w:szCs w:val="28"/>
+          <w:lang w:val="en-US"/>
+        </w:rPr>
+        <w:t>https://github.com/pfeiferd/genestrip/blob/master/src/test/java/org/metagene/genestrip/bloom/KMerBloomFilterTest.java</w:t>
+      </w:r>
+      <w:r>
+        <w:rPr>
+          <w:rFonts w:ascii="Times New Roman" w:hAnsi="Times New Roman" w:cs="Times New Roman"/>
+          <w:color w:val="2F5496" w:themeColor="accent1" w:themeShade="BF"/>
+          <w:sz w:val="28"/>
+          <w:szCs w:val="28"/>
+          <w:lang w:val="en-US"/>
+        </w:rPr>
+        <w:t>”</w:t>
+      </w:r>
+      <w:r>
+        <w:rPr>
+          <w:rFonts w:ascii="Times New Roman" w:hAnsi="Times New Roman" w:cs="Times New Roman"/>
+          <w:color w:val="2F5496" w:themeColor="accent1" w:themeShade="BF"/>
+          <w:sz w:val="28"/>
+          <w:szCs w:val="28"/>
+          <w:lang w:val="en-US"/>
+        </w:rPr>
+        <w:t xml:space="preserve">. (For quality assurance it is automatically executed as a regression test upon every new release of </w:t>
+      </w:r>
+      <w:proofErr w:type="spellStart"/>
+      <w:r>
+        <w:rPr>
+          <w:rFonts w:ascii="Times New Roman" w:hAnsi="Times New Roman" w:cs="Times New Roman"/>
+          <w:color w:val="2F5496" w:themeColor="accent1" w:themeShade="BF"/>
+          <w:sz w:val="28"/>
+          <w:szCs w:val="28"/>
+          <w:lang w:val="en-US"/>
+        </w:rPr>
+        <w:t>Genestrip</w:t>
+      </w:r>
+      <w:proofErr w:type="spellEnd"/>
+      <w:r>
+        <w:rPr>
+          <w:rFonts w:ascii="Times New Roman" w:hAnsi="Times New Roman" w:cs="Times New Roman"/>
+          <w:color w:val="2F5496" w:themeColor="accent1" w:themeShade="BF"/>
+          <w:sz w:val="28"/>
+          <w:szCs w:val="28"/>
+          <w:lang w:val="en-US"/>
+        </w:rPr>
+        <w:t>.</w:t>
+      </w:r>
+      <w:r>
+        <w:rPr>
+          <w:rFonts w:ascii="Times New Roman" w:hAnsi="Times New Roman" w:cs="Times New Roman"/>
+          <w:color w:val="2F5496" w:themeColor="accent1" w:themeShade="BF"/>
+          <w:sz w:val="28"/>
+          <w:szCs w:val="28"/>
+          <w:lang w:val="en-US"/>
+        </w:rPr>
+        <w:t>)</w:t>
       </w:r>
     </w:p>
     <w:p>
       <w:pPr>
         <w:rPr>
           <w:rFonts w:ascii="Times New Roman" w:hAnsi="Times New Roman" w:cs="Times New Roman"/>
+          <w:color w:val="2F5496" w:themeColor="accent1" w:themeShade="BF"/>
           <w:sz w:val="28"/>
           <w:szCs w:val="28"/>
           <w:lang w:val="en-US"/>
@@ -5870,11 +6175,76 @@
       <w:r>
         <w:rPr>
           <w:rFonts w:ascii="Times New Roman" w:hAnsi="Times New Roman" w:cs="Times New Roman"/>
-          <w:sz w:val="28"/>
-          <w:szCs w:val="28"/>
-          <w:lang w:val="en-US"/>
-        </w:rPr>
-        <w:t>● In my opinion, there are two sections that do not contribute much to the overall message of the study. Sections 2.1 with the implementation details and section 3.1 about the correctness should be moved to the supplement.</w:t>
+          <w:b/>
+          <w:bCs/>
+          <w:color w:val="2F5496" w:themeColor="accent1" w:themeShade="BF"/>
+          <w:sz w:val="28"/>
+          <w:szCs w:val="28"/>
+          <w:lang w:val="en-US"/>
+        </w:rPr>
+        <w:t>Action:</w:t>
+      </w:r>
+      <w:r>
+        <w:rPr>
+          <w:rFonts w:ascii="Times New Roman" w:hAnsi="Times New Roman" w:cs="Times New Roman"/>
+          <w:b/>
+          <w:bCs/>
+          <w:color w:val="2F5496" w:themeColor="accent1" w:themeShade="BF"/>
+          <w:sz w:val="28"/>
+          <w:szCs w:val="28"/>
+          <w:lang w:val="en-US"/>
+        </w:rPr>
+        <w:t xml:space="preserve"> </w:t>
+      </w:r>
+      <w:r>
+        <w:rPr>
+          <w:rFonts w:ascii="Times New Roman" w:hAnsi="Times New Roman" w:cs="Times New Roman"/>
+          <w:color w:val="2F5496" w:themeColor="accent1" w:themeShade="BF"/>
+          <w:sz w:val="28"/>
+          <w:szCs w:val="28"/>
+          <w:lang w:val="en-US"/>
+        </w:rPr>
+        <w:t>We reworked the corresponding paragraph to</w:t>
+      </w:r>
+      <w:r>
+        <w:rPr>
+          <w:rFonts w:ascii="Times New Roman" w:hAnsi="Times New Roman" w:cs="Times New Roman"/>
+          <w:color w:val="2F5496" w:themeColor="accent1" w:themeShade="BF"/>
+          <w:sz w:val="28"/>
+          <w:szCs w:val="28"/>
+          <w:lang w:val="en-US"/>
+        </w:rPr>
+        <w:t xml:space="preserve"> explain the related method</w:t>
+      </w:r>
+      <w:r>
+        <w:rPr>
+          <w:rFonts w:ascii="Times New Roman" w:hAnsi="Times New Roman" w:cs="Times New Roman"/>
+          <w:color w:val="2F5496" w:themeColor="accent1" w:themeShade="BF"/>
+          <w:sz w:val="28"/>
+          <w:szCs w:val="28"/>
+          <w:lang w:val="en-US"/>
+        </w:rPr>
+        <w:t xml:space="preserve"> </w:t>
+      </w:r>
+      <w:r>
+        <w:rPr>
+          <w:rFonts w:ascii="Times New Roman" w:hAnsi="Times New Roman" w:cs="Times New Roman"/>
+          <w:color w:val="2F5496" w:themeColor="accent1" w:themeShade="BF"/>
+          <w:sz w:val="28"/>
+          <w:szCs w:val="28"/>
+          <w:lang w:val="en-US"/>
+        </w:rPr>
+        <w:t>a bit further</w:t>
+      </w:r>
+      <w:r>
+        <w:rPr>
+          <w:rFonts w:ascii="Times New Roman" w:hAnsi="Times New Roman" w:cs="Times New Roman"/>
+          <w:color w:val="2F5496" w:themeColor="accent1" w:themeShade="BF"/>
+          <w:sz w:val="28"/>
+          <w:szCs w:val="28"/>
+          <w:lang w:val="en-US"/>
+        </w:rPr>
+        <w:t>.</w:t>
       </w:r>
     </w:p>
     <w:p>
@@ -5893,113 +6263,14 @@
           <w:szCs w:val="28"/>
           <w:lang w:val="en-US"/>
         </w:rPr>
-        <w:t>● Figure 5: It is nice to see the comparison of k-</w:t>
-      </w:r>
-      <w:proofErr w:type="spellStart"/>
-      <w:r>
-        <w:rPr>
-          <w:rFonts w:ascii="Times New Roman" w:hAnsi="Times New Roman" w:cs="Times New Roman"/>
-          <w:sz w:val="28"/>
-          <w:szCs w:val="28"/>
-          <w:lang w:val="en-US"/>
-        </w:rPr>
-        <w:t>mers</w:t>
-      </w:r>
-      <w:proofErr w:type="spellEnd"/>
-      <w:r>
-        <w:rPr>
-          <w:rFonts w:ascii="Times New Roman" w:hAnsi="Times New Roman" w:cs="Times New Roman"/>
-          <w:sz w:val="28"/>
-          <w:szCs w:val="28"/>
-          <w:lang w:val="en-US"/>
-        </w:rPr>
-        <w:t xml:space="preserve"> per taxon between the “complete virus” and the smaller “human virus” database. However, the most interesting scatterplot, which is the comparison between “</w:t>
-      </w:r>
-      <w:proofErr w:type="spellStart"/>
-      <w:r>
-        <w:rPr>
-          <w:rFonts w:ascii="Times New Roman" w:hAnsi="Times New Roman" w:cs="Times New Roman"/>
-          <w:sz w:val="28"/>
-          <w:szCs w:val="28"/>
-          <w:lang w:val="en-US"/>
-        </w:rPr>
-        <w:t>hv_ku</w:t>
-      </w:r>
-      <w:proofErr w:type="spellEnd"/>
-      <w:r>
-        <w:rPr>
-          <w:rFonts w:ascii="Times New Roman" w:hAnsi="Times New Roman" w:cs="Times New Roman"/>
-          <w:sz w:val="28"/>
-          <w:szCs w:val="28"/>
-          <w:lang w:val="en-US"/>
-        </w:rPr>
-        <w:t>” and “</w:t>
-      </w:r>
-      <w:proofErr w:type="spellStart"/>
-      <w:r>
-        <w:rPr>
-          <w:rFonts w:ascii="Times New Roman" w:hAnsi="Times New Roman" w:cs="Times New Roman"/>
-          <w:sz w:val="28"/>
-          <w:szCs w:val="28"/>
-          <w:lang w:val="en-US"/>
-        </w:rPr>
-        <w:t>hv_g</w:t>
-      </w:r>
-      <w:proofErr w:type="spellEnd"/>
-      <w:r>
-        <w:rPr>
-          <w:rFonts w:ascii="Times New Roman" w:hAnsi="Times New Roman" w:cs="Times New Roman"/>
-          <w:sz w:val="28"/>
-          <w:szCs w:val="28"/>
-          <w:lang w:val="en-US"/>
-        </w:rPr>
-        <w:t xml:space="preserve">”, is missing in the paper. Showing the differences between the databases of </w:t>
-      </w:r>
-      <w:proofErr w:type="spellStart"/>
-      <w:r>
-        <w:rPr>
-          <w:rFonts w:ascii="Times New Roman" w:hAnsi="Times New Roman" w:cs="Times New Roman"/>
-          <w:sz w:val="28"/>
-          <w:szCs w:val="28"/>
-          <w:lang w:val="en-US"/>
-        </w:rPr>
-        <w:t>KrakenUniq</w:t>
-      </w:r>
-      <w:proofErr w:type="spellEnd"/>
-      <w:r>
-        <w:rPr>
-          <w:rFonts w:ascii="Times New Roman" w:hAnsi="Times New Roman" w:cs="Times New Roman"/>
-          <w:sz w:val="28"/>
-          <w:szCs w:val="28"/>
-          <w:lang w:val="en-US"/>
-        </w:rPr>
-        <w:t xml:space="preserve"> and </w:t>
-      </w:r>
-      <w:proofErr w:type="spellStart"/>
-      <w:r>
-        <w:rPr>
-          <w:rFonts w:ascii="Times New Roman" w:hAnsi="Times New Roman" w:cs="Times New Roman"/>
-          <w:sz w:val="28"/>
-          <w:szCs w:val="28"/>
-          <w:lang w:val="en-US"/>
-        </w:rPr>
-        <w:t>Genestrip</w:t>
-      </w:r>
-      <w:proofErr w:type="spellEnd"/>
-      <w:r>
-        <w:rPr>
-          <w:rFonts w:ascii="Times New Roman" w:hAnsi="Times New Roman" w:cs="Times New Roman"/>
-          <w:sz w:val="28"/>
-          <w:szCs w:val="28"/>
-          <w:lang w:val="en-US"/>
-        </w:rPr>
-        <w:t xml:space="preserve"> for the same target genomes would add much value to the manuscript, in particular because the authors later compare read classification results using these two databases.</w:t>
+        <w:t xml:space="preserve">And to my knowledge, there are much more sophisticated hash functions for this purpose as described in the following two references: https://probablydance.com/2018/06/16/fibonacci-hashing-the-optimization-that-the-world-forgot-or-a-better-alternative-to-integer https://lemire.me/blog/2016/06/27/ </w:t>
       </w:r>
     </w:p>
     <w:p>
       <w:pPr>
         <w:rPr>
           <w:rFonts w:ascii="Times New Roman" w:hAnsi="Times New Roman" w:cs="Times New Roman"/>
+          <w:color w:val="4472C4" w:themeColor="accent1"/>
           <w:sz w:val="28"/>
           <w:szCs w:val="28"/>
           <w:lang w:val="en-US"/>
@@ -6008,17 +6279,19 @@
       <w:r>
         <w:rPr>
           <w:rFonts w:ascii="Times New Roman" w:hAnsi="Times New Roman" w:cs="Times New Roman"/>
-          <w:sz w:val="28"/>
-          <w:szCs w:val="28"/>
-          <w:lang w:val="en-US"/>
-        </w:rPr>
-        <w:t>● Table 4: The authors use the mean absolute percentage error (MAPE) to show the superiority of their approach. MAPE makes absolutely sense when showing the percentage difference between two approaches. But for an easier interpretation I would rather see some commonly used metrics, like accuracy, precision, recall and MCC.</w:t>
+          <w:color w:val="4472C4" w:themeColor="accent1"/>
+          <w:sz w:val="28"/>
+          <w:szCs w:val="28"/>
+          <w:lang w:val="en-US"/>
+        </w:rPr>
+        <w:t>Thank you for the links on alternative hash methods. We have looked into and …</w:t>
       </w:r>
     </w:p>
     <w:p>
       <w:pPr>
         <w:rPr>
           <w:rFonts w:ascii="Times New Roman" w:hAnsi="Times New Roman" w:cs="Times New Roman"/>
+          <w:color w:val="4472C4" w:themeColor="accent1"/>
           <w:sz w:val="28"/>
           <w:szCs w:val="28"/>
           <w:lang w:val="en-US"/>
@@ -6027,31 +6300,82 @@
       <w:r>
         <w:rPr>
           <w:rFonts w:ascii="Times New Roman" w:hAnsi="Times New Roman" w:cs="Times New Roman"/>
-          <w:sz w:val="28"/>
-          <w:szCs w:val="28"/>
-          <w:lang w:val="en-US"/>
-        </w:rPr>
-        <w:t>● Regarding the tick analysis, I wonder why there are no results presented regarding the read classification accuracy, recall or precision. This is a benchmarking experiment, where readers are interested to see how well both tools perform in taxonomic classification beyond pure k-</w:t>
-      </w:r>
-      <w:proofErr w:type="spellStart"/>
-      <w:r>
-        <w:rPr>
-          <w:rFonts w:ascii="Times New Roman" w:hAnsi="Times New Roman" w:cs="Times New Roman"/>
-          <w:sz w:val="28"/>
-          <w:szCs w:val="28"/>
-          <w:lang w:val="en-US"/>
-        </w:rPr>
-        <w:t>mer</w:t>
-      </w:r>
-      <w:proofErr w:type="spellEnd"/>
-      <w:r>
-        <w:rPr>
-          <w:rFonts w:ascii="Times New Roman" w:hAnsi="Times New Roman" w:cs="Times New Roman"/>
-          <w:sz w:val="28"/>
-          <w:szCs w:val="28"/>
-          <w:lang w:val="en-US"/>
-        </w:rPr>
-        <w:t xml:space="preserve"> or read counts. The author should think about adding such an investigation and also add other tools to this benchmarking experiment, as mentioned above.</w:t>
+          <w:color w:val="4472C4" w:themeColor="accent1"/>
+          <w:sz w:val="28"/>
+          <w:szCs w:val="28"/>
+          <w:lang w:val="en-US"/>
+        </w:rPr>
+        <w:t>The XOR</w:t>
+      </w:r>
+      <w:r>
+        <w:rPr>
+          <w:rFonts w:ascii="Times New Roman" w:hAnsi="Times New Roman" w:cs="Times New Roman"/>
+          <w:color w:val="4472C4" w:themeColor="accent1"/>
+          <w:sz w:val="28"/>
+          <w:szCs w:val="28"/>
+          <w:lang w:val="en-US"/>
+        </w:rPr>
+        <w:t xml:space="preserve"> hash me</w:t>
+      </w:r>
+      <w:r>
+        <w:rPr>
+          <w:rFonts w:ascii="Times New Roman" w:hAnsi="Times New Roman" w:cs="Times New Roman"/>
+          <w:color w:val="4472C4" w:themeColor="accent1"/>
+          <w:sz w:val="28"/>
+          <w:szCs w:val="28"/>
+          <w:lang w:val="en-US"/>
+        </w:rPr>
+        <w:t xml:space="preserve">thod explained in the paper indeed keeps the filter’s false positive rate close to the theoretical optimum. Moreover, it is extremely efficient since it is so simple (see corresponding formula in Section 2.3): It consists mainly of an XOR operation and a modulo operation – roughly 2 to 3 CPU instruction. </w:t>
+      </w:r>
+      <w:r>
+        <w:rPr>
+          <w:rFonts w:ascii="Times New Roman" w:hAnsi="Times New Roman" w:cs="Times New Roman"/>
+          <w:color w:val="4472C4" w:themeColor="accent1"/>
+          <w:sz w:val="28"/>
+          <w:szCs w:val="28"/>
+          <w:lang w:val="en-US"/>
+        </w:rPr>
+        <w:t>Because of this</w:t>
+      </w:r>
+      <w:r>
+        <w:rPr>
+          <w:rFonts w:ascii="Times New Roman" w:hAnsi="Times New Roman" w:cs="Times New Roman"/>
+          <w:color w:val="4472C4" w:themeColor="accent1"/>
+          <w:sz w:val="28"/>
+          <w:szCs w:val="28"/>
+          <w:lang w:val="en-US"/>
+        </w:rPr>
+        <w:t xml:space="preserve">, </w:t>
+      </w:r>
+      <w:r>
+        <w:rPr>
+          <w:rFonts w:ascii="Times New Roman" w:hAnsi="Times New Roman" w:cs="Times New Roman"/>
+          <w:color w:val="4472C4" w:themeColor="accent1"/>
+          <w:sz w:val="28"/>
+          <w:szCs w:val="28"/>
+          <w:lang w:val="en-US"/>
+        </w:rPr>
+        <w:t>we see</w:t>
+      </w:r>
+      <w:r>
+        <w:rPr>
+          <w:rFonts w:ascii="Times New Roman" w:hAnsi="Times New Roman" w:cs="Times New Roman"/>
+          <w:color w:val="4472C4" w:themeColor="accent1"/>
+          <w:sz w:val="28"/>
+          <w:szCs w:val="28"/>
+          <w:lang w:val="en-US"/>
+        </w:rPr>
+        <w:t xml:space="preserve"> no need “to look any further”</w:t>
+      </w:r>
+      <w:r>
+        <w:rPr>
+          <w:rFonts w:ascii="Times New Roman" w:hAnsi="Times New Roman" w:cs="Times New Roman"/>
+          <w:color w:val="4472C4" w:themeColor="accent1"/>
+          <w:sz w:val="28"/>
+          <w:szCs w:val="28"/>
+          <w:lang w:val="en-US"/>
+        </w:rPr>
+        <w:t>.</w:t>
       </w:r>
     </w:p>
     <w:p>
@@ -6070,6 +6394,1191 @@
           <w:szCs w:val="28"/>
           <w:lang w:val="en-US"/>
         </w:rPr>
+        <w:t>● In my opinion, there are two sections that do not contribute much to the overall message of the study. Sections 2.1 with the implementation details and section 3.1 about the correctness should be moved to the supplement.</w:t>
+      </w:r>
+    </w:p>
+    <w:p>
+      <w:pPr>
+        <w:rPr>
+          <w:rFonts w:ascii="Times New Roman" w:hAnsi="Times New Roman" w:cs="Times New Roman"/>
+          <w:color w:val="2F5496" w:themeColor="accent1" w:themeShade="BF"/>
+          <w:sz w:val="28"/>
+          <w:szCs w:val="28"/>
+          <w:lang w:val="en-US"/>
+        </w:rPr>
+      </w:pPr>
+      <w:r>
+        <w:rPr>
+          <w:rFonts w:ascii="Times New Roman" w:hAnsi="Times New Roman" w:cs="Times New Roman"/>
+          <w:b/>
+          <w:bCs/>
+          <w:color w:val="2F5496" w:themeColor="accent1" w:themeShade="BF"/>
+          <w:sz w:val="28"/>
+          <w:szCs w:val="28"/>
+          <w:lang w:val="en-US"/>
+        </w:rPr>
+        <w:t>Action:</w:t>
+      </w:r>
+      <w:r>
+        <w:rPr>
+          <w:rFonts w:ascii="Times New Roman" w:hAnsi="Times New Roman" w:cs="Times New Roman"/>
+          <w:b/>
+          <w:bCs/>
+          <w:color w:val="2F5496" w:themeColor="accent1" w:themeShade="BF"/>
+          <w:sz w:val="28"/>
+          <w:szCs w:val="28"/>
+          <w:lang w:val="en-US"/>
+        </w:rPr>
+        <w:t xml:space="preserve"> </w:t>
+      </w:r>
+      <w:r>
+        <w:rPr>
+          <w:rFonts w:ascii="Times New Roman" w:hAnsi="Times New Roman" w:cs="Times New Roman"/>
+          <w:color w:val="2F5496" w:themeColor="accent1" w:themeShade="BF"/>
+          <w:sz w:val="28"/>
+          <w:szCs w:val="28"/>
+          <w:lang w:val="en-US"/>
+        </w:rPr>
+        <w:t xml:space="preserve">We moved Section 2.1 to the Supplementarty as suggested and we reworked dependencies to other Section accordingly. We conceded to this </w:t>
+      </w:r>
+      <w:r>
+        <w:rPr>
+          <w:rFonts w:ascii="Times New Roman" w:hAnsi="Times New Roman" w:cs="Times New Roman"/>
+          <w:color w:val="2F5496" w:themeColor="accent1" w:themeShade="BF"/>
+          <w:sz w:val="28"/>
+          <w:szCs w:val="28"/>
+          <w:lang w:val="en-US"/>
+        </w:rPr>
+        <w:t>as</w:t>
+      </w:r>
+      <w:r>
+        <w:rPr>
+          <w:rFonts w:ascii="Times New Roman" w:hAnsi="Times New Roman" w:cs="Times New Roman"/>
+          <w:color w:val="2F5496" w:themeColor="accent1" w:themeShade="BF"/>
+          <w:sz w:val="28"/>
+          <w:szCs w:val="28"/>
+          <w:lang w:val="en-US"/>
+        </w:rPr>
+        <w:t xml:space="preserve"> both reviewers </w:t>
+      </w:r>
+      <w:r>
+        <w:rPr>
+          <w:rFonts w:ascii="Times New Roman" w:hAnsi="Times New Roman" w:cs="Times New Roman"/>
+          <w:color w:val="2F5496" w:themeColor="accent1" w:themeShade="BF"/>
+          <w:sz w:val="28"/>
+          <w:szCs w:val="28"/>
+          <w:lang w:val="en-US"/>
+        </w:rPr>
+        <w:t>requested</w:t>
+      </w:r>
+      <w:r>
+        <w:rPr>
+          <w:rFonts w:ascii="Times New Roman" w:hAnsi="Times New Roman" w:cs="Times New Roman"/>
+          <w:color w:val="2F5496" w:themeColor="accent1" w:themeShade="BF"/>
+          <w:sz w:val="28"/>
+          <w:szCs w:val="28"/>
+          <w:lang w:val="en-US"/>
+        </w:rPr>
+        <w:t xml:space="preserve"> this</w:t>
+      </w:r>
+      <w:r>
+        <w:rPr>
+          <w:rFonts w:ascii="Times New Roman" w:hAnsi="Times New Roman" w:cs="Times New Roman"/>
+          <w:color w:val="2F5496" w:themeColor="accent1" w:themeShade="BF"/>
+          <w:sz w:val="28"/>
+          <w:szCs w:val="28"/>
+          <w:lang w:val="en-US"/>
+        </w:rPr>
+        <w:t xml:space="preserve"> change</w:t>
+      </w:r>
+      <w:r>
+        <w:rPr>
+          <w:rFonts w:ascii="Times New Roman" w:hAnsi="Times New Roman" w:cs="Times New Roman"/>
+          <w:color w:val="2F5496" w:themeColor="accent1" w:themeShade="BF"/>
+          <w:sz w:val="28"/>
+          <w:szCs w:val="28"/>
+          <w:lang w:val="en-US"/>
+        </w:rPr>
+        <w:t xml:space="preserve">. </w:t>
+      </w:r>
+      <w:r>
+        <w:rPr>
+          <w:rFonts w:ascii="Times New Roman" w:hAnsi="Times New Roman" w:cs="Times New Roman"/>
+          <w:color w:val="2F5496" w:themeColor="accent1" w:themeShade="BF"/>
+          <w:sz w:val="28"/>
+          <w:szCs w:val="28"/>
+          <w:lang w:val="en-US"/>
+        </w:rPr>
+        <w:t>Nevertheless,</w:t>
+      </w:r>
+      <w:r>
+        <w:rPr>
+          <w:rFonts w:ascii="Times New Roman" w:hAnsi="Times New Roman" w:cs="Times New Roman"/>
+          <w:color w:val="2F5496" w:themeColor="accent1" w:themeShade="BF"/>
+          <w:sz w:val="28"/>
+          <w:szCs w:val="28"/>
+          <w:lang w:val="en-US"/>
+        </w:rPr>
+        <w:t xml:space="preserve"> we regret it since we see great value in communicating the goal-oriented approach to other researcher</w:t>
+      </w:r>
+      <w:r>
+        <w:rPr>
+          <w:rFonts w:ascii="Times New Roman" w:hAnsi="Times New Roman" w:cs="Times New Roman"/>
+          <w:color w:val="2F5496" w:themeColor="accent1" w:themeShade="BF"/>
+          <w:sz w:val="28"/>
+          <w:szCs w:val="28"/>
+          <w:lang w:val="en-US"/>
+        </w:rPr>
+        <w:t>s</w:t>
+      </w:r>
+      <w:r>
+        <w:rPr>
+          <w:rFonts w:ascii="Times New Roman" w:hAnsi="Times New Roman" w:cs="Times New Roman"/>
+          <w:color w:val="2F5496" w:themeColor="accent1" w:themeShade="BF"/>
+          <w:sz w:val="28"/>
+          <w:szCs w:val="28"/>
+          <w:lang w:val="en-US"/>
+        </w:rPr>
+        <w:t xml:space="preserve"> in the field. This is because </w:t>
+      </w:r>
+      <w:r>
+        <w:rPr>
+          <w:rFonts w:ascii="Times New Roman" w:hAnsi="Times New Roman" w:cs="Times New Roman"/>
+          <w:color w:val="2F5496" w:themeColor="accent1" w:themeShade="BF"/>
+          <w:sz w:val="28"/>
+          <w:szCs w:val="28"/>
+          <w:lang w:val="en-US"/>
+        </w:rPr>
+        <w:t>from our observation</w:t>
+      </w:r>
+      <w:r>
+        <w:rPr>
+          <w:rFonts w:ascii="Times New Roman" w:hAnsi="Times New Roman" w:cs="Times New Roman"/>
+          <w:color w:val="2F5496" w:themeColor="accent1" w:themeShade="BF"/>
+          <w:sz w:val="28"/>
+          <w:szCs w:val="28"/>
+          <w:lang w:val="en-US"/>
+        </w:rPr>
+        <w:t xml:space="preserve"> many bio informatics pipelines tend to have a prototypical character </w:t>
+      </w:r>
+      <w:r>
+        <w:rPr>
+          <w:rFonts w:ascii="Times New Roman" w:hAnsi="Times New Roman" w:cs="Times New Roman"/>
+          <w:color w:val="2F5496" w:themeColor="accent1" w:themeShade="BF"/>
+          <w:sz w:val="28"/>
+          <w:szCs w:val="28"/>
+          <w:lang w:val="en-US"/>
+        </w:rPr>
+        <w:t>with little chance for</w:t>
+      </w:r>
+      <w:r>
+        <w:rPr>
+          <w:rFonts w:ascii="Times New Roman" w:hAnsi="Times New Roman" w:cs="Times New Roman"/>
+          <w:color w:val="2F5496" w:themeColor="accent1" w:themeShade="BF"/>
+          <w:sz w:val="28"/>
+          <w:szCs w:val="28"/>
+          <w:lang w:val="en-US"/>
+        </w:rPr>
+        <w:t xml:space="preserve"> reuse across project</w:t>
+      </w:r>
+      <w:r>
+        <w:rPr>
+          <w:rFonts w:ascii="Times New Roman" w:hAnsi="Times New Roman" w:cs="Times New Roman"/>
+          <w:color w:val="2F5496" w:themeColor="accent1" w:themeShade="BF"/>
+          <w:sz w:val="28"/>
+          <w:szCs w:val="28"/>
+          <w:lang w:val="en-US"/>
+        </w:rPr>
+        <w:t>s</w:t>
+      </w:r>
+      <w:r>
+        <w:rPr>
+          <w:rFonts w:ascii="Times New Roman" w:hAnsi="Times New Roman" w:cs="Times New Roman"/>
+          <w:color w:val="2F5496" w:themeColor="accent1" w:themeShade="BF"/>
+          <w:sz w:val="28"/>
+          <w:szCs w:val="28"/>
+          <w:lang w:val="en-US"/>
+        </w:rPr>
+        <w:t xml:space="preserve"> </w:t>
+      </w:r>
+      <w:r>
+        <w:rPr>
+          <w:rFonts w:ascii="Times New Roman" w:hAnsi="Times New Roman" w:cs="Times New Roman"/>
+          <w:color w:val="2F5496" w:themeColor="accent1" w:themeShade="BF"/>
+          <w:sz w:val="28"/>
+          <w:szCs w:val="28"/>
+          <w:lang w:val="en-US"/>
+        </w:rPr>
+        <w:t>or</w:t>
+      </w:r>
+      <w:r>
+        <w:rPr>
+          <w:rFonts w:ascii="Times New Roman" w:hAnsi="Times New Roman" w:cs="Times New Roman"/>
+          <w:color w:val="2F5496" w:themeColor="accent1" w:themeShade="BF"/>
+          <w:sz w:val="28"/>
+          <w:szCs w:val="28"/>
+          <w:lang w:val="en-US"/>
+        </w:rPr>
+        <w:t xml:space="preserve"> research contributions. We see a chance to overcome resulting drawbacks with a stronger focus on (software) engineering aspects in the field</w:t>
+      </w:r>
+      <w:r>
+        <w:rPr>
+          <w:rFonts w:ascii="Times New Roman" w:hAnsi="Times New Roman" w:cs="Times New Roman"/>
+          <w:color w:val="2F5496" w:themeColor="accent1" w:themeShade="BF"/>
+          <w:sz w:val="28"/>
+          <w:szCs w:val="28"/>
+          <w:lang w:val="en-US"/>
+        </w:rPr>
+        <w:t xml:space="preserve"> and we believe the presented goal-oriented approach might help for various reasons. Admittedly</w:t>
+      </w:r>
+      <w:r>
+        <w:rPr>
+          <w:rFonts w:ascii="Times New Roman" w:hAnsi="Times New Roman" w:cs="Times New Roman"/>
+          <w:color w:val="2F5496" w:themeColor="accent1" w:themeShade="BF"/>
+          <w:sz w:val="28"/>
+          <w:szCs w:val="28"/>
+          <w:lang w:val="en-US"/>
+        </w:rPr>
+        <w:t>,</w:t>
+      </w:r>
+      <w:r>
+        <w:rPr>
+          <w:rFonts w:ascii="Times New Roman" w:hAnsi="Times New Roman" w:cs="Times New Roman"/>
+          <w:color w:val="2F5496" w:themeColor="accent1" w:themeShade="BF"/>
+          <w:sz w:val="28"/>
+          <w:szCs w:val="28"/>
+          <w:lang w:val="en-US"/>
+        </w:rPr>
+        <w:t xml:space="preserve"> such a discussion is way beyond the scope of this text.</w:t>
+      </w:r>
+    </w:p>
+    <w:p>
+      <w:pPr>
+        <w:rPr>
+          <w:rFonts w:ascii="Times New Roman" w:hAnsi="Times New Roman" w:cs="Times New Roman"/>
+          <w:color w:val="2F5496" w:themeColor="accent1" w:themeShade="BF"/>
+          <w:sz w:val="28"/>
+          <w:szCs w:val="28"/>
+          <w:lang w:val="en-US"/>
+        </w:rPr>
+      </w:pPr>
+      <w:r>
+        <w:rPr>
+          <w:rFonts w:ascii="Times New Roman" w:hAnsi="Times New Roman" w:cs="Times New Roman"/>
+          <w:color w:val="2F5496" w:themeColor="accent1" w:themeShade="BF"/>
+          <w:sz w:val="28"/>
+          <w:szCs w:val="28"/>
+          <w:lang w:val="en-US"/>
+        </w:rPr>
+        <w:t>We kept Section 3.1 where it is: Solidifying correctness is cornerstone in quality assurance of software systems – certainly also in the</w:t>
+      </w:r>
+      <w:r>
+        <w:rPr>
+          <w:rFonts w:ascii="Times New Roman" w:hAnsi="Times New Roman" w:cs="Times New Roman"/>
+          <w:color w:val="2F5496" w:themeColor="accent1" w:themeShade="BF"/>
+          <w:sz w:val="28"/>
+          <w:szCs w:val="28"/>
+          <w:lang w:val="en-US"/>
+        </w:rPr>
+        <w:t xml:space="preserve"> case</w:t>
+      </w:r>
+      <w:r>
+        <w:rPr>
+          <w:rFonts w:ascii="Times New Roman" w:hAnsi="Times New Roman" w:cs="Times New Roman"/>
+          <w:color w:val="2F5496" w:themeColor="accent1" w:themeShade="BF"/>
+          <w:sz w:val="28"/>
+          <w:szCs w:val="28"/>
+          <w:lang w:val="en-US"/>
+        </w:rPr>
+        <w:t xml:space="preserve"> of bio informatics</w:t>
+      </w:r>
+      <w:r>
+        <w:rPr>
+          <w:rFonts w:ascii="Times New Roman" w:hAnsi="Times New Roman" w:cs="Times New Roman"/>
+          <w:color w:val="2F5496" w:themeColor="accent1" w:themeShade="BF"/>
+          <w:sz w:val="28"/>
+          <w:szCs w:val="28"/>
+          <w:lang w:val="en-US"/>
+        </w:rPr>
+        <w:t xml:space="preserve"> software</w:t>
+      </w:r>
+      <w:r>
+        <w:rPr>
+          <w:rFonts w:ascii="Times New Roman" w:hAnsi="Times New Roman" w:cs="Times New Roman"/>
+          <w:color w:val="2F5496" w:themeColor="accent1" w:themeShade="BF"/>
+          <w:sz w:val="28"/>
+          <w:szCs w:val="28"/>
+          <w:lang w:val="en-US"/>
+        </w:rPr>
+        <w:t xml:space="preserve">. Although formal proves of correctness are practically infeasible for most larger software systems, alternatives to solidify correctness </w:t>
+      </w:r>
+      <w:r>
+        <w:rPr>
+          <w:rFonts w:ascii="Times New Roman" w:hAnsi="Times New Roman" w:cs="Times New Roman"/>
+          <w:color w:val="2F5496" w:themeColor="accent1" w:themeShade="BF"/>
+          <w:sz w:val="28"/>
+          <w:szCs w:val="28"/>
+          <w:lang w:val="en-US"/>
+        </w:rPr>
+        <w:t>should</w:t>
+      </w:r>
+      <w:r>
+        <w:rPr>
+          <w:rFonts w:ascii="Times New Roman" w:hAnsi="Times New Roman" w:cs="Times New Roman"/>
+          <w:color w:val="2F5496" w:themeColor="accent1" w:themeShade="BF"/>
+          <w:sz w:val="28"/>
+          <w:szCs w:val="28"/>
+          <w:lang w:val="en-US"/>
+        </w:rPr>
+        <w:t xml:space="preserve"> be considered</w:t>
+      </w:r>
+      <w:r>
+        <w:rPr>
+          <w:rFonts w:ascii="Times New Roman" w:hAnsi="Times New Roman" w:cs="Times New Roman"/>
+          <w:color w:val="2F5496" w:themeColor="accent1" w:themeShade="BF"/>
+          <w:sz w:val="28"/>
+          <w:szCs w:val="28"/>
+          <w:lang w:val="en-US"/>
+        </w:rPr>
+        <w:t xml:space="preserve"> </w:t>
+      </w:r>
+      <w:r>
+        <w:rPr>
+          <w:rFonts w:ascii="Times New Roman" w:hAnsi="Times New Roman" w:cs="Times New Roman"/>
+          <w:color w:val="2F5496" w:themeColor="accent1" w:themeShade="BF"/>
+          <w:sz w:val="28"/>
+          <w:szCs w:val="28"/>
+          <w:lang w:val="en-US"/>
+        </w:rPr>
+        <w:t>where</w:t>
+      </w:r>
+      <w:r>
+        <w:rPr>
+          <w:rFonts w:ascii="Times New Roman" w:hAnsi="Times New Roman" w:cs="Times New Roman"/>
+          <w:color w:val="2F5496" w:themeColor="accent1" w:themeShade="BF"/>
+          <w:sz w:val="28"/>
+          <w:szCs w:val="28"/>
+          <w:lang w:val="en-US"/>
+        </w:rPr>
+        <w:t xml:space="preserve"> possible. </w:t>
+      </w:r>
+      <w:r>
+        <w:rPr>
+          <w:rFonts w:ascii="Times New Roman" w:hAnsi="Times New Roman" w:cs="Times New Roman"/>
+          <w:color w:val="2F5496" w:themeColor="accent1" w:themeShade="BF"/>
+          <w:sz w:val="28"/>
+          <w:szCs w:val="28"/>
+          <w:lang w:val="en-US"/>
+        </w:rPr>
+        <w:t>In essence, o</w:t>
+      </w:r>
+      <w:r>
+        <w:rPr>
+          <w:rFonts w:ascii="Times New Roman" w:hAnsi="Times New Roman" w:cs="Times New Roman"/>
+          <w:color w:val="2F5496" w:themeColor="accent1" w:themeShade="BF"/>
+          <w:sz w:val="28"/>
+          <w:szCs w:val="28"/>
+          <w:lang w:val="en-US"/>
+        </w:rPr>
+        <w:t xml:space="preserve">ur results build on the </w:t>
+      </w:r>
+      <w:r>
+        <w:rPr>
+          <w:rFonts w:ascii="Times New Roman" w:hAnsi="Times New Roman" w:cs="Times New Roman"/>
+          <w:color w:val="2F5496" w:themeColor="accent1" w:themeShade="BF"/>
+          <w:sz w:val="28"/>
+          <w:szCs w:val="28"/>
+          <w:lang w:val="en-US"/>
+        </w:rPr>
+        <w:t>concepts of sof</w:t>
+      </w:r>
+      <w:r>
+        <w:rPr>
+          <w:rFonts w:ascii="Times New Roman" w:hAnsi="Times New Roman" w:cs="Times New Roman"/>
+          <w:color w:val="2F5496" w:themeColor="accent1" w:themeShade="BF"/>
+          <w:sz w:val="28"/>
+          <w:szCs w:val="28"/>
+          <w:lang w:val="en-US"/>
+        </w:rPr>
+        <w:t>t</w:t>
+      </w:r>
+      <w:r>
+        <w:rPr>
+          <w:rFonts w:ascii="Times New Roman" w:hAnsi="Times New Roman" w:cs="Times New Roman"/>
+          <w:color w:val="2F5496" w:themeColor="accent1" w:themeShade="BF"/>
+          <w:sz w:val="28"/>
+          <w:szCs w:val="28"/>
+          <w:lang w:val="en-US"/>
+        </w:rPr>
+        <w:t>ware</w:t>
+      </w:r>
+      <w:r>
+        <w:rPr>
+          <w:rFonts w:ascii="Times New Roman" w:hAnsi="Times New Roman" w:cs="Times New Roman"/>
+          <w:color w:val="2F5496" w:themeColor="accent1" w:themeShade="BF"/>
+          <w:sz w:val="28"/>
+          <w:szCs w:val="28"/>
+          <w:lang w:val="en-US"/>
+        </w:rPr>
+        <w:t xml:space="preserve"> </w:t>
+      </w:r>
+      <w:r>
+        <w:rPr>
+          <w:rFonts w:ascii="Times New Roman" w:hAnsi="Times New Roman" w:cs="Times New Roman"/>
+          <w:color w:val="2F5496" w:themeColor="accent1" w:themeShade="BF"/>
+          <w:sz w:val="28"/>
+          <w:szCs w:val="28"/>
+          <w:lang w:val="en-US"/>
+        </w:rPr>
+        <w:t xml:space="preserve">diversity and n-version programming. N-version programming was introduced in 1978 but is </w:t>
+      </w:r>
+      <w:r>
+        <w:rPr>
+          <w:rFonts w:ascii="Times New Roman" w:hAnsi="Times New Roman" w:cs="Times New Roman"/>
+          <w:color w:val="2F5496" w:themeColor="accent1" w:themeShade="BF"/>
+          <w:sz w:val="28"/>
+          <w:szCs w:val="28"/>
+          <w:lang w:val="en-US"/>
+        </w:rPr>
+        <w:t xml:space="preserve">a </w:t>
+      </w:r>
+      <w:r>
+        <w:rPr>
+          <w:rFonts w:ascii="Times New Roman" w:hAnsi="Times New Roman" w:cs="Times New Roman"/>
+          <w:color w:val="2F5496" w:themeColor="accent1" w:themeShade="BF"/>
+          <w:sz w:val="28"/>
+          <w:szCs w:val="28"/>
+          <w:lang w:val="en-US"/>
+        </w:rPr>
+        <w:t>relevant technique still (e.g.</w:t>
+      </w:r>
+      <w:r>
+        <w:rPr>
+          <w:rFonts w:ascii="Times New Roman" w:hAnsi="Times New Roman" w:cs="Times New Roman"/>
+          <w:color w:val="2F5496" w:themeColor="accent1" w:themeShade="BF"/>
+          <w:sz w:val="28"/>
+          <w:szCs w:val="28"/>
+          <w:lang w:val="en-US"/>
+        </w:rPr>
+        <w:t>,</w:t>
+      </w:r>
+      <w:r>
+        <w:rPr>
+          <w:rFonts w:ascii="Times New Roman" w:hAnsi="Times New Roman" w:cs="Times New Roman"/>
+          <w:color w:val="2F5496" w:themeColor="accent1" w:themeShade="BF"/>
+          <w:sz w:val="28"/>
+          <w:szCs w:val="28"/>
+          <w:lang w:val="en-US"/>
+        </w:rPr>
+        <w:t xml:space="preserve"> see </w:t>
+      </w:r>
+      <w:hyperlink r:id="rId6" w:history="1">
+        <w:r>
+          <w:rPr>
+            <w:rStyle w:val="Hyperlink"/>
+            <w:rFonts w:ascii="Times New Roman" w:hAnsi="Times New Roman" w:cs="Times New Roman"/>
+            <w:color w:val="034990" w:themeColor="hyperlink" w:themeShade="BF"/>
+            <w:sz w:val="28"/>
+            <w:szCs w:val="28"/>
+            <w:lang w:val="en-US"/>
+          </w:rPr>
+          <w:t>https://doi.org/10.1002/0471028959.sof219</w:t>
+        </w:r>
+      </w:hyperlink>
+      <w:r>
+        <w:rPr>
+          <w:rFonts w:ascii="Times New Roman" w:hAnsi="Times New Roman" w:cs="Times New Roman"/>
+          <w:color w:val="2F5496" w:themeColor="accent1" w:themeShade="BF"/>
+          <w:sz w:val="28"/>
+          <w:szCs w:val="28"/>
+          <w:lang w:val="en-US"/>
+        </w:rPr>
+        <w:t xml:space="preserve"> and </w:t>
+      </w:r>
+      <w:r>
+        <w:rPr>
+          <w:rFonts w:ascii="Times New Roman" w:hAnsi="Times New Roman" w:cs="Times New Roman"/>
+          <w:color w:val="2F5496" w:themeColor="accent1" w:themeShade="BF"/>
+          <w:sz w:val="28"/>
+          <w:szCs w:val="28"/>
+          <w:lang w:val="en-US"/>
+        </w:rPr>
+        <w:t>https://gse.ufsc.br/bezerra/disciplinas/Confiabilidade/docs/n-versionprogramming.pdf</w:t>
+      </w:r>
+      <w:r>
+        <w:rPr>
+          <w:rFonts w:ascii="Times New Roman" w:hAnsi="Times New Roman" w:cs="Times New Roman"/>
+          <w:color w:val="2F5496" w:themeColor="accent1" w:themeShade="BF"/>
+          <w:sz w:val="28"/>
+          <w:szCs w:val="28"/>
+          <w:lang w:val="en-US"/>
+        </w:rPr>
+        <w:t>).</w:t>
+      </w:r>
+      <w:r>
+        <w:rPr>
+          <w:rFonts w:ascii="Times New Roman" w:hAnsi="Times New Roman" w:cs="Times New Roman"/>
+          <w:color w:val="2F5496" w:themeColor="accent1" w:themeShade="BF"/>
+          <w:sz w:val="28"/>
+          <w:szCs w:val="28"/>
+          <w:lang w:val="en-US"/>
+        </w:rPr>
+        <w:t xml:space="preserve"> </w:t>
+      </w:r>
+      <w:r>
+        <w:rPr>
+          <w:rFonts w:ascii="Times New Roman" w:hAnsi="Times New Roman" w:cs="Times New Roman"/>
+          <w:color w:val="2F5496" w:themeColor="accent1" w:themeShade="BF"/>
+          <w:sz w:val="28"/>
+          <w:szCs w:val="28"/>
+          <w:lang w:val="en-US"/>
+        </w:rPr>
+        <w:t>We hope that c</w:t>
+      </w:r>
+      <w:r>
+        <w:rPr>
+          <w:rFonts w:ascii="Times New Roman" w:hAnsi="Times New Roman" w:cs="Times New Roman"/>
+          <w:color w:val="2F5496" w:themeColor="accent1" w:themeShade="BF"/>
+          <w:sz w:val="28"/>
+          <w:szCs w:val="28"/>
+          <w:lang w:val="en-US"/>
+        </w:rPr>
+        <w:t xml:space="preserve">orrectness considerations complement the more established evaluation techniques in bio informatics where software systems are compared indirectly via performance measures on synthetic </w:t>
+      </w:r>
+      <w:r>
+        <w:rPr>
+          <w:rFonts w:ascii="Times New Roman" w:hAnsi="Times New Roman" w:cs="Times New Roman"/>
+          <w:color w:val="2F5496" w:themeColor="accent1" w:themeShade="BF"/>
+          <w:sz w:val="28"/>
+          <w:szCs w:val="28"/>
+          <w:lang w:val="en-US"/>
+        </w:rPr>
+        <w:t xml:space="preserve">data </w:t>
+      </w:r>
+      <w:r>
+        <w:rPr>
+          <w:rFonts w:ascii="Times New Roman" w:hAnsi="Times New Roman" w:cs="Times New Roman"/>
+          <w:color w:val="2F5496" w:themeColor="accent1" w:themeShade="BF"/>
+          <w:sz w:val="28"/>
+          <w:szCs w:val="28"/>
+          <w:lang w:val="en-US"/>
+        </w:rPr>
+        <w:t>or real-world data.</w:t>
+      </w:r>
+    </w:p>
+    <w:p>
+      <w:pPr>
+        <w:rPr>
+          <w:rFonts w:ascii="Times New Roman" w:hAnsi="Times New Roman" w:cs="Times New Roman"/>
+          <w:sz w:val="28"/>
+          <w:szCs w:val="28"/>
+          <w:lang w:val="en-US"/>
+        </w:rPr>
+      </w:pPr>
+      <w:r>
+        <w:rPr>
+          <w:rFonts w:ascii="Times New Roman" w:hAnsi="Times New Roman" w:cs="Times New Roman"/>
+          <w:b/>
+          <w:bCs/>
+          <w:color w:val="2F5496" w:themeColor="accent1" w:themeShade="BF"/>
+          <w:sz w:val="28"/>
+          <w:szCs w:val="28"/>
+          <w:lang w:val="en-US"/>
+        </w:rPr>
+        <w:t>Action:</w:t>
+      </w:r>
+      <w:r>
+        <w:rPr>
+          <w:rFonts w:ascii="Times New Roman" w:hAnsi="Times New Roman" w:cs="Times New Roman"/>
+          <w:color w:val="2F5496" w:themeColor="accent1" w:themeShade="BF"/>
+          <w:sz w:val="28"/>
+          <w:szCs w:val="28"/>
+          <w:lang w:val="en-US"/>
+        </w:rPr>
+        <w:t xml:space="preserve"> We added a paragraph to Section 3.1 that better explains the background and the relevance of our close comparison</w:t>
+      </w:r>
+      <w:r>
+        <w:rPr>
+          <w:rFonts w:ascii="Times New Roman" w:hAnsi="Times New Roman" w:cs="Times New Roman"/>
+          <w:color w:val="2F5496" w:themeColor="accent1" w:themeShade="BF"/>
+          <w:sz w:val="28"/>
+          <w:szCs w:val="28"/>
+          <w:lang w:val="en-US"/>
+        </w:rPr>
+        <w:t xml:space="preserve"> between </w:t>
+      </w:r>
+      <w:proofErr w:type="spellStart"/>
+      <w:r>
+        <w:rPr>
+          <w:rFonts w:ascii="Times New Roman" w:hAnsi="Times New Roman" w:cs="Times New Roman"/>
+          <w:color w:val="2F5496" w:themeColor="accent1" w:themeShade="BF"/>
+          <w:sz w:val="28"/>
+          <w:szCs w:val="28"/>
+          <w:lang w:val="en-US"/>
+        </w:rPr>
+        <w:t>KrakenUniq</w:t>
+      </w:r>
+      <w:proofErr w:type="spellEnd"/>
+      <w:r>
+        <w:rPr>
+          <w:rFonts w:ascii="Times New Roman" w:hAnsi="Times New Roman" w:cs="Times New Roman"/>
+          <w:color w:val="2F5496" w:themeColor="accent1" w:themeShade="BF"/>
+          <w:sz w:val="28"/>
+          <w:szCs w:val="28"/>
+          <w:lang w:val="en-US"/>
+        </w:rPr>
+        <w:t xml:space="preserve"> and </w:t>
+      </w:r>
+      <w:proofErr w:type="spellStart"/>
+      <w:r>
+        <w:rPr>
+          <w:rFonts w:ascii="Times New Roman" w:hAnsi="Times New Roman" w:cs="Times New Roman"/>
+          <w:color w:val="2F5496" w:themeColor="accent1" w:themeShade="BF"/>
+          <w:sz w:val="28"/>
+          <w:szCs w:val="28"/>
+          <w:lang w:val="en-US"/>
+        </w:rPr>
+        <w:t>Genestrip</w:t>
+      </w:r>
+      <w:proofErr w:type="spellEnd"/>
+      <w:r>
+        <w:rPr>
+          <w:rFonts w:ascii="Times New Roman" w:hAnsi="Times New Roman" w:cs="Times New Roman"/>
+          <w:color w:val="2F5496" w:themeColor="accent1" w:themeShade="BF"/>
+          <w:sz w:val="28"/>
+          <w:szCs w:val="28"/>
+          <w:lang w:val="en-US"/>
+        </w:rPr>
+        <w:t>.</w:t>
+      </w:r>
+      <w:r>
+        <w:rPr>
+          <w:rFonts w:ascii="Times New Roman" w:hAnsi="Times New Roman" w:cs="Times New Roman"/>
+          <w:color w:val="2F5496" w:themeColor="accent1" w:themeShade="BF"/>
+          <w:sz w:val="28"/>
+          <w:szCs w:val="28"/>
+          <w:lang w:val="en-US"/>
+        </w:rPr>
+        <w:t xml:space="preserve"> </w:t>
+      </w:r>
+      <w:r>
+        <w:rPr>
+          <w:rFonts w:ascii="Times New Roman" w:hAnsi="Times New Roman" w:cs="Times New Roman"/>
+          <w:color w:val="2F5496" w:themeColor="accent1" w:themeShade="BF"/>
+          <w:sz w:val="28"/>
+          <w:szCs w:val="28"/>
+          <w:lang w:val="en-US"/>
+        </w:rPr>
+        <w:t xml:space="preserve">We stress the fact that our analysis results mutually solidify the correctness of both </w:t>
+      </w:r>
+      <w:proofErr w:type="spellStart"/>
+      <w:r>
+        <w:rPr>
+          <w:rFonts w:ascii="Times New Roman" w:hAnsi="Times New Roman" w:cs="Times New Roman"/>
+          <w:color w:val="2F5496" w:themeColor="accent1" w:themeShade="BF"/>
+          <w:sz w:val="28"/>
+          <w:szCs w:val="28"/>
+          <w:lang w:val="en-US"/>
+        </w:rPr>
+        <w:t>KrakenUniq</w:t>
+      </w:r>
+      <w:proofErr w:type="spellEnd"/>
+      <w:r>
+        <w:rPr>
+          <w:rFonts w:ascii="Times New Roman" w:hAnsi="Times New Roman" w:cs="Times New Roman"/>
+          <w:color w:val="2F5496" w:themeColor="accent1" w:themeShade="BF"/>
+          <w:sz w:val="28"/>
+          <w:szCs w:val="28"/>
+          <w:lang w:val="en-US"/>
+        </w:rPr>
+        <w:t xml:space="preserve"> and </w:t>
+      </w:r>
+      <w:proofErr w:type="spellStart"/>
+      <w:r>
+        <w:rPr>
+          <w:rFonts w:ascii="Times New Roman" w:hAnsi="Times New Roman" w:cs="Times New Roman"/>
+          <w:color w:val="2F5496" w:themeColor="accent1" w:themeShade="BF"/>
+          <w:sz w:val="28"/>
+          <w:szCs w:val="28"/>
+          <w:lang w:val="en-US"/>
+        </w:rPr>
+        <w:t>Genestrip</w:t>
+      </w:r>
+      <w:proofErr w:type="spellEnd"/>
+      <w:r>
+        <w:rPr>
+          <w:rFonts w:ascii="Times New Roman" w:hAnsi="Times New Roman" w:cs="Times New Roman"/>
+          <w:color w:val="2F5496" w:themeColor="accent1" w:themeShade="BF"/>
+          <w:sz w:val="28"/>
+          <w:szCs w:val="28"/>
+          <w:lang w:val="en-US"/>
+        </w:rPr>
+        <w:t>.</w:t>
+      </w:r>
+    </w:p>
+    <w:p>
+      <w:pPr>
+        <w:rPr>
+          <w:rFonts w:ascii="Times New Roman" w:hAnsi="Times New Roman" w:cs="Times New Roman"/>
+          <w:sz w:val="28"/>
+          <w:szCs w:val="28"/>
+          <w:lang w:val="en-US"/>
+        </w:rPr>
+      </w:pPr>
+      <w:r>
+        <w:rPr>
+          <w:rFonts w:ascii="Times New Roman" w:hAnsi="Times New Roman" w:cs="Times New Roman"/>
+          <w:sz w:val="28"/>
+          <w:szCs w:val="28"/>
+          <w:lang w:val="en-US"/>
+        </w:rPr>
+        <w:t>● Figure 5: It is nice to see the comparison of k-</w:t>
+      </w:r>
+      <w:proofErr w:type="spellStart"/>
+      <w:r>
+        <w:rPr>
+          <w:rFonts w:ascii="Times New Roman" w:hAnsi="Times New Roman" w:cs="Times New Roman"/>
+          <w:sz w:val="28"/>
+          <w:szCs w:val="28"/>
+          <w:lang w:val="en-US"/>
+        </w:rPr>
+        <w:t>mers</w:t>
+      </w:r>
+      <w:proofErr w:type="spellEnd"/>
+      <w:r>
+        <w:rPr>
+          <w:rFonts w:ascii="Times New Roman" w:hAnsi="Times New Roman" w:cs="Times New Roman"/>
+          <w:sz w:val="28"/>
+          <w:szCs w:val="28"/>
+          <w:lang w:val="en-US"/>
+        </w:rPr>
+        <w:t xml:space="preserve"> per taxon between the “complete virus” and the smaller “human virus” database. However, the most interesting scatterplot, which is the comparison between “</w:t>
+      </w:r>
+      <w:proofErr w:type="spellStart"/>
+      <w:r>
+        <w:rPr>
+          <w:rFonts w:ascii="Times New Roman" w:hAnsi="Times New Roman" w:cs="Times New Roman"/>
+          <w:sz w:val="28"/>
+          <w:szCs w:val="28"/>
+          <w:lang w:val="en-US"/>
+        </w:rPr>
+        <w:t>hv_ku</w:t>
+      </w:r>
+      <w:proofErr w:type="spellEnd"/>
+      <w:r>
+        <w:rPr>
+          <w:rFonts w:ascii="Times New Roman" w:hAnsi="Times New Roman" w:cs="Times New Roman"/>
+          <w:sz w:val="28"/>
+          <w:szCs w:val="28"/>
+          <w:lang w:val="en-US"/>
+        </w:rPr>
+        <w:t>” and “</w:t>
+      </w:r>
+      <w:proofErr w:type="spellStart"/>
+      <w:r>
+        <w:rPr>
+          <w:rFonts w:ascii="Times New Roman" w:hAnsi="Times New Roman" w:cs="Times New Roman"/>
+          <w:sz w:val="28"/>
+          <w:szCs w:val="28"/>
+          <w:lang w:val="en-US"/>
+        </w:rPr>
+        <w:t>hv_g</w:t>
+      </w:r>
+      <w:proofErr w:type="spellEnd"/>
+      <w:r>
+        <w:rPr>
+          <w:rFonts w:ascii="Times New Roman" w:hAnsi="Times New Roman" w:cs="Times New Roman"/>
+          <w:sz w:val="28"/>
+          <w:szCs w:val="28"/>
+          <w:lang w:val="en-US"/>
+        </w:rPr>
+        <w:t xml:space="preserve">”, is missing in the paper. Showing the differences between the databases of </w:t>
+      </w:r>
+      <w:proofErr w:type="spellStart"/>
+      <w:r>
+        <w:rPr>
+          <w:rFonts w:ascii="Times New Roman" w:hAnsi="Times New Roman" w:cs="Times New Roman"/>
+          <w:sz w:val="28"/>
+          <w:szCs w:val="28"/>
+          <w:lang w:val="en-US"/>
+        </w:rPr>
+        <w:t>KrakenUniq</w:t>
+      </w:r>
+      <w:proofErr w:type="spellEnd"/>
+      <w:r>
+        <w:rPr>
+          <w:rFonts w:ascii="Times New Roman" w:hAnsi="Times New Roman" w:cs="Times New Roman"/>
+          <w:sz w:val="28"/>
+          <w:szCs w:val="28"/>
+          <w:lang w:val="en-US"/>
+        </w:rPr>
+        <w:t xml:space="preserve"> and </w:t>
+      </w:r>
+      <w:proofErr w:type="spellStart"/>
+      <w:r>
+        <w:rPr>
+          <w:rFonts w:ascii="Times New Roman" w:hAnsi="Times New Roman" w:cs="Times New Roman"/>
+          <w:sz w:val="28"/>
+          <w:szCs w:val="28"/>
+          <w:lang w:val="en-US"/>
+        </w:rPr>
+        <w:t>Genestrip</w:t>
+      </w:r>
+      <w:proofErr w:type="spellEnd"/>
+      <w:r>
+        <w:rPr>
+          <w:rFonts w:ascii="Times New Roman" w:hAnsi="Times New Roman" w:cs="Times New Roman"/>
+          <w:sz w:val="28"/>
+          <w:szCs w:val="28"/>
+          <w:lang w:val="en-US"/>
+        </w:rPr>
+        <w:t xml:space="preserve"> for the same target genomes would add much value to the manuscript, in particular because the authors later compare read classification results using these two databases.</w:t>
+      </w:r>
+    </w:p>
+    <w:p>
+      <w:pPr>
+        <w:rPr>
+          <w:rFonts w:ascii="Times New Roman" w:hAnsi="Times New Roman" w:cs="Times New Roman"/>
+          <w:color w:val="4472C4" w:themeColor="accent1"/>
+          <w:sz w:val="28"/>
+          <w:szCs w:val="28"/>
+          <w:lang w:val="en-US"/>
+        </w:rPr>
+      </w:pPr>
+      <w:r>
+        <w:rPr>
+          <w:rFonts w:ascii="Times New Roman" w:hAnsi="Times New Roman" w:cs="Times New Roman"/>
+          <w:color w:val="4472C4" w:themeColor="accent1"/>
+          <w:sz w:val="28"/>
+          <w:szCs w:val="28"/>
+          <w:lang w:val="en-US"/>
+        </w:rPr>
+        <w:t xml:space="preserve">Thank you – good point. </w:t>
+      </w:r>
+    </w:p>
+    <w:p>
+      <w:pPr>
+        <w:rPr>
+          <w:rFonts w:ascii="Times New Roman" w:hAnsi="Times New Roman" w:cs="Times New Roman"/>
+          <w:color w:val="4472C4" w:themeColor="accent1"/>
+          <w:sz w:val="28"/>
+          <w:szCs w:val="28"/>
+          <w:lang w:val="en-US"/>
+        </w:rPr>
+      </w:pPr>
+      <w:r>
+        <w:rPr>
+          <w:rFonts w:ascii="Times New Roman" w:hAnsi="Times New Roman" w:cs="Times New Roman"/>
+          <w:b/>
+          <w:bCs/>
+          <w:color w:val="4472C4" w:themeColor="accent1"/>
+          <w:sz w:val="28"/>
+          <w:szCs w:val="28"/>
+          <w:lang w:val="en-US"/>
+        </w:rPr>
+        <w:t xml:space="preserve">Action: </w:t>
+      </w:r>
+      <w:r>
+        <w:rPr>
+          <w:rFonts w:ascii="Times New Roman" w:hAnsi="Times New Roman" w:cs="Times New Roman"/>
+          <w:color w:val="4472C4" w:themeColor="accent1"/>
+          <w:sz w:val="28"/>
+          <w:szCs w:val="28"/>
+          <w:lang w:val="en-US"/>
+        </w:rPr>
+        <w:t>We added a scatterplot as requested and discussed it in the context of Figure 5.</w:t>
+      </w:r>
+    </w:p>
+    <w:p>
+      <w:pPr>
+        <w:rPr>
+          <w:rFonts w:ascii="Times New Roman" w:hAnsi="Times New Roman" w:cs="Times New Roman"/>
+          <w:sz w:val="28"/>
+          <w:szCs w:val="28"/>
+          <w:lang w:val="en-US"/>
+        </w:rPr>
+      </w:pPr>
+      <w:r>
+        <w:rPr>
+          <w:rFonts w:ascii="Times New Roman" w:hAnsi="Times New Roman" w:cs="Times New Roman"/>
+          <w:sz w:val="28"/>
+          <w:szCs w:val="28"/>
+          <w:lang w:val="en-US"/>
+        </w:rPr>
+        <w:t>● Table 4: The authors use the mean absolute percentage error (MAPE) to show the superiority of their approach. MAPE makes absolutely sense when showing the percentage difference between two approaches. But for an easier interpretation I would rather see some commonly used metrics, like accuracy, precision, recall and MCC.</w:t>
+      </w:r>
+    </w:p>
+    <w:p>
+      <w:pPr>
+        <w:rPr>
+          <w:rFonts w:ascii="Times New Roman" w:hAnsi="Times New Roman" w:cs="Times New Roman"/>
+          <w:color w:val="4472C4" w:themeColor="accent1"/>
+          <w:sz w:val="28"/>
+          <w:szCs w:val="28"/>
+          <w:lang w:val="en-US"/>
+        </w:rPr>
+      </w:pPr>
+      <w:r>
+        <w:rPr>
+          <w:rFonts w:ascii="Times New Roman" w:hAnsi="Times New Roman" w:cs="Times New Roman"/>
+          <w:color w:val="4472C4" w:themeColor="accent1"/>
+          <w:sz w:val="28"/>
+          <w:szCs w:val="28"/>
+          <w:lang w:val="en-US"/>
+        </w:rPr>
+        <w:t>Thank you, that’s a good point.</w:t>
+      </w:r>
+    </w:p>
+    <w:p>
+      <w:pPr>
+        <w:rPr>
+          <w:rFonts w:ascii="Times New Roman" w:hAnsi="Times New Roman" w:cs="Times New Roman"/>
+          <w:color w:val="4472C4" w:themeColor="accent1"/>
+          <w:sz w:val="28"/>
+          <w:szCs w:val="28"/>
+          <w:lang w:val="en-US"/>
+        </w:rPr>
+      </w:pPr>
+      <w:r>
+        <w:rPr>
+          <w:rFonts w:ascii="Times New Roman" w:hAnsi="Times New Roman" w:cs="Times New Roman"/>
+          <w:b/>
+          <w:bCs/>
+          <w:color w:val="2F5496" w:themeColor="accent1" w:themeShade="BF"/>
+          <w:sz w:val="28"/>
+          <w:szCs w:val="28"/>
+          <w:lang w:val="en-US"/>
+        </w:rPr>
+        <w:t>Action:</w:t>
+      </w:r>
+      <w:r>
+        <w:rPr>
+          <w:rFonts w:ascii="Times New Roman" w:hAnsi="Times New Roman" w:cs="Times New Roman"/>
+          <w:b/>
+          <w:bCs/>
+          <w:color w:val="2F5496" w:themeColor="accent1" w:themeShade="BF"/>
+          <w:sz w:val="28"/>
+          <w:szCs w:val="28"/>
+          <w:lang w:val="en-US"/>
+        </w:rPr>
+        <w:t xml:space="preserve"> </w:t>
+      </w:r>
+      <w:r>
+        <w:rPr>
+          <w:rFonts w:ascii="Times New Roman" w:hAnsi="Times New Roman" w:cs="Times New Roman"/>
+          <w:color w:val="2F5496" w:themeColor="accent1" w:themeShade="BF"/>
+          <w:sz w:val="28"/>
+          <w:szCs w:val="28"/>
+          <w:lang w:val="en-US"/>
+        </w:rPr>
+        <w:t>We included accuracy results based on the same data in an additional table and detailed the related background in additional paragraph of Section 3.2.</w:t>
+      </w:r>
+    </w:p>
+    <w:p>
+      <w:pPr>
+        <w:rPr>
+          <w:rFonts w:ascii="Times New Roman" w:hAnsi="Times New Roman" w:cs="Times New Roman"/>
+          <w:sz w:val="28"/>
+          <w:szCs w:val="28"/>
+          <w:lang w:val="en-US"/>
+        </w:rPr>
+      </w:pPr>
+      <w:r>
+        <w:rPr>
+          <w:rFonts w:ascii="Times New Roman" w:hAnsi="Times New Roman" w:cs="Times New Roman"/>
+          <w:sz w:val="28"/>
+          <w:szCs w:val="28"/>
+          <w:lang w:val="en-US"/>
+        </w:rPr>
+        <w:t>● Regarding the tick analysis, I wonder why there are no results presented regarding the read classification accuracy, recall or precision. This is a benchmarking experiment, where readers are interested to see how well both tools perform in taxonomic classification beyond pure k-</w:t>
+      </w:r>
+      <w:proofErr w:type="spellStart"/>
+      <w:r>
+        <w:rPr>
+          <w:rFonts w:ascii="Times New Roman" w:hAnsi="Times New Roman" w:cs="Times New Roman"/>
+          <w:sz w:val="28"/>
+          <w:szCs w:val="28"/>
+          <w:lang w:val="en-US"/>
+        </w:rPr>
+        <w:t>mer</w:t>
+      </w:r>
+      <w:proofErr w:type="spellEnd"/>
+      <w:r>
+        <w:rPr>
+          <w:rFonts w:ascii="Times New Roman" w:hAnsi="Times New Roman" w:cs="Times New Roman"/>
+          <w:sz w:val="28"/>
+          <w:szCs w:val="28"/>
+          <w:lang w:val="en-US"/>
+        </w:rPr>
+        <w:t xml:space="preserve"> or read counts. The author should think about adding such an investigation and also add other tools to this benchmarking experiment, as mentioned above.</w:t>
+      </w:r>
+    </w:p>
+    <w:p>
+      <w:pPr>
+        <w:rPr>
+          <w:rFonts w:ascii="Times New Roman" w:hAnsi="Times New Roman" w:cs="Times New Roman"/>
+          <w:color w:val="4472C4" w:themeColor="accent1"/>
+          <w:sz w:val="28"/>
+          <w:szCs w:val="28"/>
+          <w:lang w:val="en-US"/>
+        </w:rPr>
+      </w:pPr>
+      <w:r>
+        <w:rPr>
+          <w:rFonts w:ascii="Times New Roman" w:hAnsi="Times New Roman" w:cs="Times New Roman"/>
+          <w:color w:val="4472C4" w:themeColor="accent1"/>
+          <w:sz w:val="28"/>
+          <w:szCs w:val="28"/>
+          <w:lang w:val="en-US"/>
+        </w:rPr>
+        <w:t>Unfortunately</w:t>
+      </w:r>
+      <w:r>
+        <w:rPr>
+          <w:rFonts w:ascii="Times New Roman" w:hAnsi="Times New Roman" w:cs="Times New Roman"/>
+          <w:color w:val="4472C4" w:themeColor="accent1"/>
+          <w:sz w:val="28"/>
+          <w:szCs w:val="28"/>
+          <w:lang w:val="en-US"/>
+        </w:rPr>
+        <w:t>,</w:t>
+      </w:r>
+      <w:r>
+        <w:rPr>
+          <w:rFonts w:ascii="Times New Roman" w:hAnsi="Times New Roman" w:cs="Times New Roman"/>
+          <w:color w:val="4472C4" w:themeColor="accent1"/>
+          <w:sz w:val="28"/>
+          <w:szCs w:val="28"/>
+          <w:lang w:val="en-US"/>
+        </w:rPr>
+        <w:t xml:space="preserve"> there is no ground truth with regard to the tick analysis experiments. We therefore must rely on </w:t>
+      </w:r>
+      <w:r>
+        <w:rPr>
+          <w:rFonts w:ascii="Times New Roman" w:hAnsi="Times New Roman" w:cs="Times New Roman"/>
+          <w:color w:val="4472C4" w:themeColor="accent1"/>
+          <w:sz w:val="28"/>
+          <w:szCs w:val="28"/>
+          <w:lang w:val="en-US"/>
+        </w:rPr>
+        <w:t xml:space="preserve">a relative </w:t>
+      </w:r>
+      <w:r>
+        <w:rPr>
+          <w:rFonts w:ascii="Times New Roman" w:hAnsi="Times New Roman" w:cs="Times New Roman"/>
+          <w:color w:val="4472C4" w:themeColor="accent1"/>
+          <w:sz w:val="28"/>
+          <w:szCs w:val="28"/>
+          <w:lang w:val="en-US"/>
+        </w:rPr>
+        <w:t>comparison</w:t>
+      </w:r>
+      <w:r>
+        <w:rPr>
+          <w:rFonts w:ascii="Times New Roman" w:hAnsi="Times New Roman" w:cs="Times New Roman"/>
+          <w:color w:val="4472C4" w:themeColor="accent1"/>
+          <w:sz w:val="28"/>
+          <w:szCs w:val="28"/>
+          <w:lang w:val="en-US"/>
+        </w:rPr>
+        <w:t xml:space="preserve"> with regard to </w:t>
+      </w:r>
+      <w:proofErr w:type="spellStart"/>
+      <w:r>
+        <w:rPr>
+          <w:rFonts w:ascii="Times New Roman" w:hAnsi="Times New Roman" w:cs="Times New Roman"/>
+          <w:color w:val="4472C4" w:themeColor="accent1"/>
+          <w:sz w:val="28"/>
+          <w:szCs w:val="28"/>
+          <w:lang w:val="en-US"/>
+        </w:rPr>
+        <w:t>KrakeUniq</w:t>
+      </w:r>
+      <w:proofErr w:type="spellEnd"/>
+      <w:r>
+        <w:rPr>
+          <w:rFonts w:ascii="Times New Roman" w:hAnsi="Times New Roman" w:cs="Times New Roman"/>
+          <w:color w:val="4472C4" w:themeColor="accent1"/>
+          <w:sz w:val="28"/>
+          <w:szCs w:val="28"/>
+          <w:lang w:val="en-US"/>
+        </w:rPr>
+        <w:t xml:space="preserve"> or other tools.</w:t>
+      </w:r>
+    </w:p>
+    <w:p>
+      <w:pPr>
+        <w:rPr>
+          <w:rFonts w:ascii="Times New Roman" w:hAnsi="Times New Roman" w:cs="Times New Roman"/>
+          <w:b/>
+          <w:bCs/>
+          <w:sz w:val="28"/>
+          <w:szCs w:val="28"/>
+          <w:lang w:val="en-US"/>
+        </w:rPr>
+      </w:pPr>
+      <w:r>
+        <w:rPr>
+          <w:rFonts w:ascii="Times New Roman" w:hAnsi="Times New Roman" w:cs="Times New Roman"/>
+          <w:b/>
+          <w:bCs/>
+          <w:color w:val="4472C4" w:themeColor="accent1"/>
+          <w:sz w:val="28"/>
+          <w:szCs w:val="28"/>
+          <w:lang w:val="en-US"/>
+        </w:rPr>
+        <w:t>Action:</w:t>
+      </w:r>
+      <w:r>
+        <w:rPr>
+          <w:rFonts w:ascii="Times New Roman" w:hAnsi="Times New Roman" w:cs="Times New Roman"/>
+          <w:b/>
+          <w:bCs/>
+          <w:sz w:val="28"/>
+          <w:szCs w:val="28"/>
+          <w:lang w:val="en-US"/>
+        </w:rPr>
+        <w:t xml:space="preserve"> </w:t>
+      </w:r>
+      <w:r>
+        <w:rPr>
+          <w:rFonts w:ascii="Times New Roman" w:hAnsi="Times New Roman" w:cs="Times New Roman"/>
+          <w:color w:val="4472C4" w:themeColor="accent1"/>
+          <w:sz w:val="28"/>
+          <w:szCs w:val="28"/>
+          <w:lang w:val="en-US"/>
+        </w:rPr>
+        <w:t>Add Kraken 2 results or do nothing?</w:t>
+      </w:r>
+      <w:r>
+        <w:rPr>
+          <w:rFonts w:ascii="Times New Roman" w:hAnsi="Times New Roman" w:cs="Times New Roman"/>
+          <w:b/>
+          <w:bCs/>
+          <w:color w:val="4472C4" w:themeColor="accent1"/>
+          <w:sz w:val="28"/>
+          <w:szCs w:val="28"/>
+          <w:lang w:val="en-US"/>
+        </w:rPr>
+        <w:t xml:space="preserve"> </w:t>
+      </w:r>
+    </w:p>
+    <w:p>
+      <w:pPr>
+        <w:rPr>
+          <w:rFonts w:ascii="Times New Roman" w:hAnsi="Times New Roman" w:cs="Times New Roman"/>
+          <w:sz w:val="28"/>
+          <w:szCs w:val="28"/>
+          <w:lang w:val="en-US"/>
+        </w:rPr>
+      </w:pPr>
+      <w:r>
+        <w:rPr>
+          <w:rFonts w:ascii="Times New Roman" w:hAnsi="Times New Roman" w:cs="Times New Roman"/>
+          <w:sz w:val="28"/>
+          <w:szCs w:val="28"/>
+          <w:lang w:val="en-US"/>
+        </w:rPr>
         <w:t xml:space="preserve">● Finally, the computational performance for the database generation is not compared with other tools as well and only shown for </w:t>
       </w:r>
       <w:proofErr w:type="spellStart"/>
@@ -6111,6 +7620,39 @@
           <w:lang w:val="en-US"/>
         </w:rPr>
         <w:t>, this cannot be considered as a good benchmarking with other state-of-the-art tools, that are much faster and need less memory than the Kraken database.</w:t>
+      </w:r>
+    </w:p>
+    <w:p>
+      <w:pPr>
+        <w:rPr>
+          <w:rFonts w:ascii="Times New Roman" w:hAnsi="Times New Roman" w:cs="Times New Roman"/>
+          <w:color w:val="4472C4" w:themeColor="accent1"/>
+          <w:sz w:val="28"/>
+          <w:szCs w:val="28"/>
+          <w:lang w:val="en-US"/>
+        </w:rPr>
+      </w:pPr>
+      <w:r>
+        <w:rPr>
+          <w:rFonts w:ascii="Times New Roman" w:hAnsi="Times New Roman" w:cs="Times New Roman"/>
+          <w:b/>
+          <w:bCs/>
+          <w:color w:val="4472C4" w:themeColor="accent1"/>
+          <w:sz w:val="28"/>
+          <w:szCs w:val="28"/>
+          <w:lang w:val="en-US"/>
+        </w:rPr>
+        <w:t>Action:</w:t>
+      </w:r>
+      <w:r>
+        <w:rPr>
+          <w:rFonts w:ascii="Times New Roman" w:hAnsi="Times New Roman" w:cs="Times New Roman"/>
+          <w:color w:val="4472C4" w:themeColor="accent1"/>
+          <w:sz w:val="28"/>
+          <w:szCs w:val="28"/>
+          <w:lang w:val="en-US"/>
+        </w:rPr>
+        <w:t xml:space="preserve"> Hmm, let’s go Jakob!</w:t>
       </w:r>
     </w:p>
     <w:sectPr>

--- a/BMCPointByPointRespRev2.docx
+++ b/BMCPointByPointRespRev2.docx
@@ -773,6 +773,30 @@
           <w:lang w:val="en-US"/>
         </w:rPr>
       </w:pPr>
+      <w:r>
+        <w:rPr>
+          <w:rFonts w:ascii="Times New Roman" w:hAnsi="Times New Roman" w:cs="Times New Roman"/>
+          <w:b/>
+          <w:bCs/>
+          <w:color w:val="2F5496" w:themeColor="accent1" w:themeShade="BF"/>
+          <w:sz w:val="28"/>
+          <w:szCs w:val="28"/>
+          <w:lang w:val="en-US"/>
+        </w:rPr>
+        <w:t>Action:</w:t>
+      </w:r>
+      <w:r>
+        <w:rPr>
+          <w:rFonts w:ascii="Times New Roman" w:hAnsi="Times New Roman" w:cs="Times New Roman"/>
+          <w:b/>
+          <w:bCs/>
+          <w:color w:val="2F5496" w:themeColor="accent1" w:themeShade="BF"/>
+          <w:sz w:val="28"/>
+          <w:szCs w:val="28"/>
+          <w:lang w:val="en-US"/>
+        </w:rPr>
+        <w:t xml:space="preserve"> </w:t>
+      </w:r>
       <w:r>
         <w:rPr>
           <w:rFonts w:ascii="Times New Roman" w:hAnsi="Times New Roman" w:cs="Times New Roman"/>
@@ -6270,7 +6294,7 @@
       <w:pPr>
         <w:rPr>
           <w:rFonts w:ascii="Times New Roman" w:hAnsi="Times New Roman" w:cs="Times New Roman"/>
-          <w:color w:val="4472C4" w:themeColor="accent1"/>
+          <w:color w:val="2F5496" w:themeColor="accent1" w:themeShade="BF"/>
           <w:sz w:val="28"/>
           <w:szCs w:val="28"/>
           <w:lang w:val="en-US"/>
@@ -6279,7 +6303,7 @@
       <w:r>
         <w:rPr>
           <w:rFonts w:ascii="Times New Roman" w:hAnsi="Times New Roman" w:cs="Times New Roman"/>
-          <w:color w:val="4472C4" w:themeColor="accent1"/>
+          <w:color w:val="2F5496" w:themeColor="accent1" w:themeShade="BF"/>
           <w:sz w:val="28"/>
           <w:szCs w:val="28"/>
           <w:lang w:val="en-US"/>
@@ -6291,7 +6315,7 @@
       <w:pPr>
         <w:rPr>
           <w:rFonts w:ascii="Times New Roman" w:hAnsi="Times New Roman" w:cs="Times New Roman"/>
-          <w:color w:val="4472C4" w:themeColor="accent1"/>
+          <w:color w:val="2F5496" w:themeColor="accent1" w:themeShade="BF"/>
           <w:sz w:val="28"/>
           <w:szCs w:val="28"/>
           <w:lang w:val="en-US"/>
@@ -6300,37 +6324,17 @@
       <w:r>
         <w:rPr>
           <w:rFonts w:ascii="Times New Roman" w:hAnsi="Times New Roman" w:cs="Times New Roman"/>
-          <w:color w:val="4472C4" w:themeColor="accent1"/>
-          <w:sz w:val="28"/>
-          <w:szCs w:val="28"/>
-          <w:lang w:val="en-US"/>
-        </w:rPr>
-        <w:t>The XOR</w:t>
-      </w:r>
-      <w:r>
-        <w:rPr>
-          <w:rFonts w:ascii="Times New Roman" w:hAnsi="Times New Roman" w:cs="Times New Roman"/>
-          <w:color w:val="4472C4" w:themeColor="accent1"/>
-          <w:sz w:val="28"/>
-          <w:szCs w:val="28"/>
-          <w:lang w:val="en-US"/>
-        </w:rPr>
-        <w:t xml:space="preserve"> hash me</w:t>
-      </w:r>
-      <w:r>
-        <w:rPr>
-          <w:rFonts w:ascii="Times New Roman" w:hAnsi="Times New Roman" w:cs="Times New Roman"/>
-          <w:color w:val="4472C4" w:themeColor="accent1"/>
-          <w:sz w:val="28"/>
-          <w:szCs w:val="28"/>
-          <w:lang w:val="en-US"/>
-        </w:rPr>
-        <w:t xml:space="preserve">thod explained in the paper indeed keeps the filter’s false positive rate close to the theoretical optimum. Moreover, it is extremely efficient since it is so simple (see corresponding formula in Section 2.3): It consists mainly of an XOR operation and a modulo operation – roughly 2 to 3 CPU instruction. </w:t>
-      </w:r>
-      <w:r>
-        <w:rPr>
-          <w:rFonts w:ascii="Times New Roman" w:hAnsi="Times New Roman" w:cs="Times New Roman"/>
-          <w:color w:val="4472C4" w:themeColor="accent1"/>
+          <w:color w:val="2F5496" w:themeColor="accent1" w:themeShade="BF"/>
+          <w:sz w:val="28"/>
+          <w:szCs w:val="28"/>
+          <w:lang w:val="en-US"/>
+        </w:rPr>
+        <w:t xml:space="preserve">The XOR hash method explained in the paper indeed keeps the filter’s false positive rate close to the theoretical optimum. Moreover, it is extremely efficient since it is so simple (see corresponding formula in Section 2.3): It consists mainly of an XOR operation and a modulo operation – roughly 2 to 3 CPU instruction. </w:t>
+      </w:r>
+      <w:r>
+        <w:rPr>
+          <w:rFonts w:ascii="Times New Roman" w:hAnsi="Times New Roman" w:cs="Times New Roman"/>
+          <w:color w:val="2F5496" w:themeColor="accent1" w:themeShade="BF"/>
           <w:sz w:val="28"/>
           <w:szCs w:val="28"/>
           <w:lang w:val="en-US"/>
@@ -6340,7 +6344,7 @@
       <w:r>
         <w:rPr>
           <w:rFonts w:ascii="Times New Roman" w:hAnsi="Times New Roman" w:cs="Times New Roman"/>
-          <w:color w:val="4472C4" w:themeColor="accent1"/>
+          <w:color w:val="2F5496" w:themeColor="accent1" w:themeShade="BF"/>
           <w:sz w:val="28"/>
           <w:szCs w:val="28"/>
           <w:lang w:val="en-US"/>
@@ -6350,7 +6354,7 @@
       <w:r>
         <w:rPr>
           <w:rFonts w:ascii="Times New Roman" w:hAnsi="Times New Roman" w:cs="Times New Roman"/>
-          <w:color w:val="4472C4" w:themeColor="accent1"/>
+          <w:color w:val="2F5496" w:themeColor="accent1" w:themeShade="BF"/>
           <w:sz w:val="28"/>
           <w:szCs w:val="28"/>
           <w:lang w:val="en-US"/>
@@ -6360,7 +6364,7 @@
       <w:r>
         <w:rPr>
           <w:rFonts w:ascii="Times New Roman" w:hAnsi="Times New Roman" w:cs="Times New Roman"/>
-          <w:color w:val="4472C4" w:themeColor="accent1"/>
+          <w:color w:val="2F5496" w:themeColor="accent1" w:themeShade="BF"/>
           <w:sz w:val="28"/>
           <w:szCs w:val="28"/>
           <w:lang w:val="en-US"/>
@@ -6370,7 +6374,7 @@
       <w:r>
         <w:rPr>
           <w:rFonts w:ascii="Times New Roman" w:hAnsi="Times New Roman" w:cs="Times New Roman"/>
-          <w:color w:val="4472C4" w:themeColor="accent1"/>
+          <w:color w:val="2F5496" w:themeColor="accent1" w:themeShade="BF"/>
           <w:sz w:val="28"/>
           <w:szCs w:val="28"/>
           <w:lang w:val="en-US"/>
@@ -7239,7 +7243,7 @@
       <w:pPr>
         <w:rPr>
           <w:rFonts w:ascii="Times New Roman" w:hAnsi="Times New Roman" w:cs="Times New Roman"/>
-          <w:color w:val="4472C4" w:themeColor="accent1"/>
+          <w:color w:val="2F5496" w:themeColor="accent1" w:themeShade="BF"/>
           <w:sz w:val="28"/>
           <w:szCs w:val="28"/>
           <w:lang w:val="en-US"/>
@@ -7248,7 +7252,7 @@
       <w:r>
         <w:rPr>
           <w:rFonts w:ascii="Times New Roman" w:hAnsi="Times New Roman" w:cs="Times New Roman"/>
-          <w:color w:val="4472C4" w:themeColor="accent1"/>
+          <w:color w:val="2F5496" w:themeColor="accent1" w:themeShade="BF"/>
           <w:sz w:val="28"/>
           <w:szCs w:val="28"/>
           <w:lang w:val="en-US"/>
@@ -7260,7 +7264,7 @@
       <w:pPr>
         <w:rPr>
           <w:rFonts w:ascii="Times New Roman" w:hAnsi="Times New Roman" w:cs="Times New Roman"/>
-          <w:color w:val="4472C4" w:themeColor="accent1"/>
+          <w:color w:val="2F5496" w:themeColor="accent1" w:themeShade="BF"/>
           <w:sz w:val="28"/>
           <w:szCs w:val="28"/>
           <w:lang w:val="en-US"/>
@@ -7271,7 +7275,7 @@
           <w:rFonts w:ascii="Times New Roman" w:hAnsi="Times New Roman" w:cs="Times New Roman"/>
           <w:b/>
           <w:bCs/>
-          <w:color w:val="4472C4" w:themeColor="accent1"/>
+          <w:color w:val="2F5496" w:themeColor="accent1" w:themeShade="BF"/>
           <w:sz w:val="28"/>
           <w:szCs w:val="28"/>
           <w:lang w:val="en-US"/>
@@ -7281,7 +7285,7 @@
       <w:r>
         <w:rPr>
           <w:rFonts w:ascii="Times New Roman" w:hAnsi="Times New Roman" w:cs="Times New Roman"/>
-          <w:color w:val="4472C4" w:themeColor="accent1"/>
+          <w:color w:val="2F5496" w:themeColor="accent1" w:themeShade="BF"/>
           <w:sz w:val="28"/>
           <w:szCs w:val="28"/>
           <w:lang w:val="en-US"/>
@@ -7312,7 +7316,7 @@
       <w:pPr>
         <w:rPr>
           <w:rFonts w:ascii="Times New Roman" w:hAnsi="Times New Roman" w:cs="Times New Roman"/>
-          <w:color w:val="4472C4" w:themeColor="accent1"/>
+          <w:color w:val="2F5496" w:themeColor="accent1" w:themeShade="BF"/>
           <w:sz w:val="28"/>
           <w:szCs w:val="28"/>
           <w:lang w:val="en-US"/>
@@ -7321,7 +7325,7 @@
       <w:r>
         <w:rPr>
           <w:rFonts w:ascii="Times New Roman" w:hAnsi="Times New Roman" w:cs="Times New Roman"/>
-          <w:color w:val="4472C4" w:themeColor="accent1"/>
+          <w:color w:val="2F5496" w:themeColor="accent1" w:themeShade="BF"/>
           <w:sz w:val="28"/>
           <w:szCs w:val="28"/>
           <w:lang w:val="en-US"/>
@@ -7417,7 +7421,7 @@
       <w:pPr>
         <w:rPr>
           <w:rFonts w:ascii="Times New Roman" w:hAnsi="Times New Roman" w:cs="Times New Roman"/>
-          <w:color w:val="4472C4" w:themeColor="accent1"/>
+          <w:color w:val="2F5496" w:themeColor="accent1" w:themeShade="BF"/>
           <w:sz w:val="28"/>
           <w:szCs w:val="28"/>
           <w:lang w:val="en-US"/>
@@ -7426,7 +7430,7 @@
       <w:r>
         <w:rPr>
           <w:rFonts w:ascii="Times New Roman" w:hAnsi="Times New Roman" w:cs="Times New Roman"/>
-          <w:color w:val="4472C4" w:themeColor="accent1"/>
+          <w:color w:val="2F5496" w:themeColor="accent1" w:themeShade="BF"/>
           <w:sz w:val="28"/>
           <w:szCs w:val="28"/>
           <w:lang w:val="en-US"/>
@@ -7436,7 +7440,7 @@
       <w:r>
         <w:rPr>
           <w:rFonts w:ascii="Times New Roman" w:hAnsi="Times New Roman" w:cs="Times New Roman"/>
-          <w:color w:val="4472C4" w:themeColor="accent1"/>
+          <w:color w:val="2F5496" w:themeColor="accent1" w:themeShade="BF"/>
           <w:sz w:val="28"/>
           <w:szCs w:val="28"/>
           <w:lang w:val="en-US"/>
@@ -7446,7 +7450,7 @@
       <w:r>
         <w:rPr>
           <w:rFonts w:ascii="Times New Roman" w:hAnsi="Times New Roman" w:cs="Times New Roman"/>
-          <w:color w:val="4472C4" w:themeColor="accent1"/>
+          <w:color w:val="2F5496" w:themeColor="accent1" w:themeShade="BF"/>
           <w:sz w:val="28"/>
           <w:szCs w:val="28"/>
           <w:lang w:val="en-US"/>
@@ -7456,7 +7460,7 @@
       <w:r>
         <w:rPr>
           <w:rFonts w:ascii="Times New Roman" w:hAnsi="Times New Roman" w:cs="Times New Roman"/>
-          <w:color w:val="4472C4" w:themeColor="accent1"/>
+          <w:color w:val="2F5496" w:themeColor="accent1" w:themeShade="BF"/>
           <w:sz w:val="28"/>
           <w:szCs w:val="28"/>
           <w:lang w:val="en-US"/>
@@ -7466,7 +7470,7 @@
       <w:r>
         <w:rPr>
           <w:rFonts w:ascii="Times New Roman" w:hAnsi="Times New Roman" w:cs="Times New Roman"/>
-          <w:color w:val="4472C4" w:themeColor="accent1"/>
+          <w:color w:val="2F5496" w:themeColor="accent1" w:themeShade="BF"/>
           <w:sz w:val="28"/>
           <w:szCs w:val="28"/>
           <w:lang w:val="en-US"/>
@@ -7476,7 +7480,7 @@
       <w:r>
         <w:rPr>
           <w:rFonts w:ascii="Times New Roman" w:hAnsi="Times New Roman" w:cs="Times New Roman"/>
-          <w:color w:val="4472C4" w:themeColor="accent1"/>
+          <w:color w:val="2F5496" w:themeColor="accent1" w:themeShade="BF"/>
           <w:sz w:val="28"/>
           <w:szCs w:val="28"/>
           <w:lang w:val="en-US"/>
@@ -7487,7 +7491,7 @@
       <w:r>
         <w:rPr>
           <w:rFonts w:ascii="Times New Roman" w:hAnsi="Times New Roman" w:cs="Times New Roman"/>
-          <w:color w:val="4472C4" w:themeColor="accent1"/>
+          <w:color w:val="2F5496" w:themeColor="accent1" w:themeShade="BF"/>
           <w:sz w:val="28"/>
           <w:szCs w:val="28"/>
           <w:lang w:val="en-US"/>
@@ -7498,7 +7502,7 @@
       <w:r>
         <w:rPr>
           <w:rFonts w:ascii="Times New Roman" w:hAnsi="Times New Roman" w:cs="Times New Roman"/>
-          <w:color w:val="4472C4" w:themeColor="accent1"/>
+          <w:color w:val="2F5496" w:themeColor="accent1" w:themeShade="BF"/>
           <w:sz w:val="28"/>
           <w:szCs w:val="28"/>
           <w:lang w:val="en-US"/>
@@ -7510,19 +7514,18 @@
       <w:pPr>
         <w:rPr>
           <w:rFonts w:ascii="Times New Roman" w:hAnsi="Times New Roman" w:cs="Times New Roman"/>
+          <w:color w:val="2F5496" w:themeColor="accent1" w:themeShade="BF"/>
+          <w:sz w:val="28"/>
+          <w:szCs w:val="28"/>
+          <w:lang w:val="en-US"/>
+        </w:rPr>
+      </w:pPr>
+      <w:r>
+        <w:rPr>
+          <w:rFonts w:ascii="Times New Roman" w:hAnsi="Times New Roman" w:cs="Times New Roman"/>
           <w:b/>
           <w:bCs/>
-          <w:sz w:val="28"/>
-          <w:szCs w:val="28"/>
-          <w:lang w:val="en-US"/>
-        </w:rPr>
-      </w:pPr>
-      <w:r>
-        <w:rPr>
-          <w:rFonts w:ascii="Times New Roman" w:hAnsi="Times New Roman" w:cs="Times New Roman"/>
-          <w:b/>
-          <w:bCs/>
-          <w:color w:val="4472C4" w:themeColor="accent1"/>
+          <w:color w:val="2F5496" w:themeColor="accent1" w:themeShade="BF"/>
           <w:sz w:val="28"/>
           <w:szCs w:val="28"/>
           <w:lang w:val="en-US"/>
@@ -7532,30 +7535,17 @@
       <w:r>
         <w:rPr>
           <w:rFonts w:ascii="Times New Roman" w:hAnsi="Times New Roman" w:cs="Times New Roman"/>
-          <w:b/>
-          <w:bCs/>
-          <w:sz w:val="28"/>
-          <w:szCs w:val="28"/>
-          <w:lang w:val="en-US"/>
-        </w:rPr>
-        <w:t xml:space="preserve"> </w:t>
-      </w:r>
-      <w:r>
-        <w:rPr>
-          <w:rFonts w:ascii="Times New Roman" w:hAnsi="Times New Roman" w:cs="Times New Roman"/>
-          <w:color w:val="4472C4" w:themeColor="accent1"/>
-          <w:sz w:val="28"/>
-          <w:szCs w:val="28"/>
-          <w:lang w:val="en-US"/>
-        </w:rPr>
-        <w:t>Add Kraken 2 results or do nothing?</w:t>
-      </w:r>
-      <w:r>
-        <w:rPr>
-          <w:rFonts w:ascii="Times New Roman" w:hAnsi="Times New Roman" w:cs="Times New Roman"/>
-          <w:b/>
-          <w:bCs/>
-          <w:color w:val="4472C4" w:themeColor="accent1"/>
+          <w:color w:val="2F5496" w:themeColor="accent1" w:themeShade="BF"/>
+          <w:sz w:val="28"/>
+          <w:szCs w:val="28"/>
+          <w:lang w:val="en-US"/>
+        </w:rPr>
+        <w:t xml:space="preserve"> Add Kraken 2 results or do nothing?</w:t>
+      </w:r>
+      <w:r>
+        <w:rPr>
+          <w:rFonts w:ascii="Times New Roman" w:hAnsi="Times New Roman" w:cs="Times New Roman"/>
+          <w:color w:val="2F5496" w:themeColor="accent1" w:themeShade="BF"/>
           <w:sz w:val="28"/>
           <w:szCs w:val="28"/>
           <w:lang w:val="en-US"/>
@@ -7626,7 +7616,7 @@
       <w:pPr>
         <w:rPr>
           <w:rFonts w:ascii="Times New Roman" w:hAnsi="Times New Roman" w:cs="Times New Roman"/>
-          <w:color w:val="4472C4" w:themeColor="accent1"/>
+          <w:color w:val="2F5496" w:themeColor="accent1" w:themeShade="BF"/>
           <w:sz w:val="28"/>
           <w:szCs w:val="28"/>
           <w:lang w:val="en-US"/>
@@ -7637,7 +7627,7 @@
           <w:rFonts w:ascii="Times New Roman" w:hAnsi="Times New Roman" w:cs="Times New Roman"/>
           <w:b/>
           <w:bCs/>
-          <w:color w:val="4472C4" w:themeColor="accent1"/>
+          <w:color w:val="2F5496" w:themeColor="accent1" w:themeShade="BF"/>
           <w:sz w:val="28"/>
           <w:szCs w:val="28"/>
           <w:lang w:val="en-US"/>
@@ -7647,7 +7637,7 @@
       <w:r>
         <w:rPr>
           <w:rFonts w:ascii="Times New Roman" w:hAnsi="Times New Roman" w:cs="Times New Roman"/>
-          <w:color w:val="4472C4" w:themeColor="accent1"/>
+          <w:color w:val="2F5496" w:themeColor="accent1" w:themeShade="BF"/>
           <w:sz w:val="28"/>
           <w:szCs w:val="28"/>
           <w:lang w:val="en-US"/>

--- a/BMCPointByPointRespRev2.docx
+++ b/BMCPointByPointRespRev2.docx
@@ -4153,7 +4153,67 @@
           <w:szCs w:val="28"/>
           <w:lang w:val="en-US"/>
         </w:rPr>
-        <w:t xml:space="preserve"> XOR filter are not worth the effort</w:t>
+        <w:t xml:space="preserve"> XOR filter a</w:t>
+      </w:r>
+      <w:r>
+        <w:rPr>
+          <w:rFonts w:ascii="Times New Roman" w:hAnsi="Times New Roman" w:cs="Times New Roman"/>
+          <w:color w:val="2F5496" w:themeColor="accent1" w:themeShade="BF"/>
+          <w:sz w:val="28"/>
+          <w:szCs w:val="28"/>
+          <w:lang w:val="en-US"/>
+        </w:rPr>
+        <w:t>s a substitute</w:t>
+      </w:r>
+      <w:r>
+        <w:rPr>
+          <w:rFonts w:ascii="Times New Roman" w:hAnsi="Times New Roman" w:cs="Times New Roman"/>
+          <w:color w:val="2F5496" w:themeColor="accent1" w:themeShade="BF"/>
+          <w:sz w:val="28"/>
+          <w:szCs w:val="28"/>
+          <w:lang w:val="en-US"/>
+        </w:rPr>
+        <w:t xml:space="preserve"> </w:t>
+      </w:r>
+      <w:r>
+        <w:rPr>
+          <w:rFonts w:ascii="Times New Roman" w:hAnsi="Times New Roman" w:cs="Times New Roman"/>
+          <w:color w:val="2F5496" w:themeColor="accent1" w:themeShade="BF"/>
+          <w:sz w:val="28"/>
+          <w:szCs w:val="28"/>
+          <w:lang w:val="en-US"/>
+        </w:rPr>
+        <w:t xml:space="preserve">is </w:t>
+      </w:r>
+      <w:r>
+        <w:rPr>
+          <w:rFonts w:ascii="Times New Roman" w:hAnsi="Times New Roman" w:cs="Times New Roman"/>
+          <w:color w:val="2F5496" w:themeColor="accent1" w:themeShade="BF"/>
+          <w:sz w:val="28"/>
+          <w:szCs w:val="28"/>
+          <w:lang w:val="en-US"/>
+        </w:rPr>
+        <w:t xml:space="preserve">not worth the </w:t>
+      </w:r>
+      <w:r>
+        <w:rPr>
+          <w:rFonts w:ascii="Times New Roman" w:hAnsi="Times New Roman" w:cs="Times New Roman"/>
+          <w:color w:val="2F5496" w:themeColor="accent1" w:themeShade="BF"/>
+          <w:sz w:val="28"/>
+          <w:szCs w:val="28"/>
+          <w:lang w:val="en-US"/>
+        </w:rPr>
+        <w:t xml:space="preserve">computational </w:t>
+      </w:r>
+      <w:r>
+        <w:rPr>
+          <w:rFonts w:ascii="Times New Roman" w:hAnsi="Times New Roman" w:cs="Times New Roman"/>
+          <w:color w:val="2F5496" w:themeColor="accent1" w:themeShade="BF"/>
+          <w:sz w:val="28"/>
+          <w:szCs w:val="28"/>
+          <w:lang w:val="en-US"/>
+        </w:rPr>
+        <w:t>effort</w:t>
       </w:r>
       <w:r>
         <w:rPr>
@@ -4173,107 +4233,161 @@
           <w:szCs w:val="28"/>
           <w:lang w:val="en-US"/>
         </w:rPr>
-        <w:t xml:space="preserve"> E.g.</w:t>
-      </w:r>
-      <w:r>
-        <w:rPr>
-          <w:rFonts w:ascii="Times New Roman" w:hAnsi="Times New Roman" w:cs="Times New Roman"/>
-          <w:color w:val="2F5496" w:themeColor="accent1" w:themeShade="BF"/>
-          <w:sz w:val="28"/>
-          <w:szCs w:val="28"/>
-          <w:lang w:val="en-US"/>
-        </w:rPr>
-        <w:t>,</w:t>
-      </w:r>
-      <w:r>
-        <w:rPr>
-          <w:rFonts w:ascii="Times New Roman" w:hAnsi="Times New Roman" w:cs="Times New Roman"/>
-          <w:color w:val="2F5496" w:themeColor="accent1" w:themeShade="BF"/>
-          <w:sz w:val="28"/>
-          <w:szCs w:val="28"/>
-          <w:lang w:val="en-US"/>
-        </w:rPr>
-        <w:t xml:space="preserve"> in the case of </w:t>
-      </w:r>
-      <w:r>
-        <w:rPr>
-          <w:rFonts w:ascii="Times New Roman" w:hAnsi="Times New Roman" w:cs="Times New Roman"/>
-          <w:color w:val="2F5496" w:themeColor="accent1" w:themeShade="BF"/>
-          <w:sz w:val="28"/>
-          <w:szCs w:val="28"/>
-          <w:lang w:val="en-US"/>
-        </w:rPr>
-        <w:t xml:space="preserve">the </w:t>
-      </w:r>
-      <w:r>
-        <w:rPr>
-          <w:rFonts w:ascii="Times New Roman" w:hAnsi="Times New Roman" w:cs="Times New Roman"/>
-          <w:color w:val="2F5496" w:themeColor="accent1" w:themeShade="BF"/>
-          <w:sz w:val="28"/>
-          <w:szCs w:val="28"/>
-          <w:lang w:val="en-US"/>
-        </w:rPr>
-        <w:t xml:space="preserve">sample database </w:t>
-      </w:r>
-      <w:r>
-        <w:rPr>
-          <w:rFonts w:ascii="Times New Roman" w:hAnsi="Times New Roman" w:cs="Times New Roman"/>
-          <w:color w:val="2F5496" w:themeColor="accent1" w:themeShade="BF"/>
-          <w:sz w:val="28"/>
-          <w:szCs w:val="28"/>
-          <w:lang w:val="en-US"/>
-        </w:rPr>
-        <w:t xml:space="preserve">tb </w:t>
-      </w:r>
-      <w:r>
-        <w:rPr>
-          <w:rFonts w:ascii="Times New Roman" w:hAnsi="Times New Roman" w:cs="Times New Roman"/>
-          <w:color w:val="2F5496" w:themeColor="accent1" w:themeShade="BF"/>
-          <w:sz w:val="28"/>
-          <w:szCs w:val="28"/>
-          <w:lang w:val="en-US"/>
-        </w:rPr>
-        <w:t xml:space="preserve">from Section 3.3.1 </w:t>
-      </w:r>
-      <w:r>
-        <w:rPr>
-          <w:rFonts w:ascii="Times New Roman" w:hAnsi="Times New Roman" w:cs="Times New Roman"/>
-          <w:color w:val="2F5496" w:themeColor="accent1" w:themeShade="BF"/>
-          <w:sz w:val="28"/>
-          <w:szCs w:val="28"/>
-          <w:lang w:val="en-US"/>
-        </w:rPr>
-        <w:t>the bloom filter requires about 38% of the main memory</w:t>
-      </w:r>
-      <w:r>
-        <w:rPr>
-          <w:rFonts w:ascii="Times New Roman" w:hAnsi="Times New Roman" w:cs="Times New Roman"/>
-          <w:color w:val="2F5496" w:themeColor="accent1" w:themeShade="BF"/>
-          <w:sz w:val="28"/>
-          <w:szCs w:val="28"/>
-          <w:lang w:val="en-US"/>
-        </w:rPr>
-        <w:t xml:space="preserve"> and a</w:t>
-      </w:r>
-      <w:r>
-        <w:rPr>
-          <w:rFonts w:ascii="Times New Roman" w:hAnsi="Times New Roman" w:cs="Times New Roman"/>
-          <w:color w:val="2F5496" w:themeColor="accent1" w:themeShade="BF"/>
-          <w:sz w:val="28"/>
-          <w:szCs w:val="28"/>
-          <w:lang w:val="en-US"/>
-        </w:rPr>
-        <w:t>n XOR filter would bring that down to about 3</w:t>
-      </w:r>
-      <w:r>
-        <w:rPr>
-          <w:rFonts w:ascii="Times New Roman" w:hAnsi="Times New Roman" w:cs="Times New Roman"/>
-          <w:color w:val="2F5496" w:themeColor="accent1" w:themeShade="BF"/>
-          <w:sz w:val="28"/>
-          <w:szCs w:val="28"/>
-          <w:lang w:val="en-US"/>
-        </w:rPr>
-        <w:t>2</w:t>
+        <w:t xml:space="preserve"> </w:t>
+      </w:r>
+      <w:r>
+        <w:rPr>
+          <w:rFonts w:ascii="Times New Roman" w:hAnsi="Times New Roman" w:cs="Times New Roman"/>
+          <w:color w:val="2F5496" w:themeColor="accent1" w:themeShade="BF"/>
+          <w:sz w:val="28"/>
+          <w:szCs w:val="28"/>
+          <w:lang w:val="en-US"/>
+        </w:rPr>
+        <w:t xml:space="preserve">The main memory consumption of a </w:t>
+      </w:r>
+      <w:proofErr w:type="spellStart"/>
+      <w:r>
+        <w:rPr>
+          <w:rFonts w:ascii="Times New Roman" w:hAnsi="Times New Roman" w:cs="Times New Roman"/>
+          <w:color w:val="2F5496" w:themeColor="accent1" w:themeShade="BF"/>
+          <w:sz w:val="28"/>
+          <w:szCs w:val="28"/>
+          <w:lang w:val="en-US"/>
+        </w:rPr>
+        <w:t>Genestrip</w:t>
+      </w:r>
+      <w:proofErr w:type="spellEnd"/>
+      <w:r>
+        <w:rPr>
+          <w:rFonts w:ascii="Times New Roman" w:hAnsi="Times New Roman" w:cs="Times New Roman"/>
+          <w:color w:val="2F5496" w:themeColor="accent1" w:themeShade="BF"/>
+          <w:sz w:val="28"/>
+          <w:szCs w:val="28"/>
+          <w:lang w:val="en-US"/>
+        </w:rPr>
+        <w:t xml:space="preserve"> database </w:t>
+      </w:r>
+      <w:r>
+        <w:rPr>
+          <w:rFonts w:ascii="Times New Roman" w:hAnsi="Times New Roman" w:cs="Times New Roman"/>
+          <w:color w:val="2F5496" w:themeColor="accent1" w:themeShade="BF"/>
+          <w:sz w:val="28"/>
+          <w:szCs w:val="28"/>
+          <w:lang w:val="en-US"/>
+        </w:rPr>
+        <w:t xml:space="preserve">is dominated by the </w:t>
+      </w:r>
+      <w:r>
+        <w:rPr>
+          <w:rFonts w:ascii="Times New Roman" w:hAnsi="Times New Roman" w:cs="Times New Roman"/>
+          <w:color w:val="2F5496" w:themeColor="accent1" w:themeShade="BF"/>
+          <w:sz w:val="28"/>
+          <w:szCs w:val="28"/>
+          <w:lang w:val="en-US"/>
+        </w:rPr>
+        <w:t>k-</w:t>
+      </w:r>
+      <w:proofErr w:type="spellStart"/>
+      <w:r>
+        <w:rPr>
+          <w:rFonts w:ascii="Times New Roman" w:hAnsi="Times New Roman" w:cs="Times New Roman"/>
+          <w:color w:val="2F5496" w:themeColor="accent1" w:themeShade="BF"/>
+          <w:sz w:val="28"/>
+          <w:szCs w:val="28"/>
+          <w:lang w:val="en-US"/>
+        </w:rPr>
+        <w:t>mer</w:t>
+      </w:r>
+      <w:proofErr w:type="spellEnd"/>
+      <w:r>
+        <w:rPr>
+          <w:rFonts w:ascii="Times New Roman" w:hAnsi="Times New Roman" w:cs="Times New Roman"/>
+          <w:color w:val="2F5496" w:themeColor="accent1" w:themeShade="BF"/>
+          <w:sz w:val="28"/>
+          <w:szCs w:val="28"/>
+          <w:lang w:val="en-US"/>
+        </w:rPr>
+        <w:t xml:space="preserve"> </w:t>
+      </w:r>
+      <w:r>
+        <w:rPr>
+          <w:rFonts w:ascii="Times New Roman" w:hAnsi="Times New Roman" w:cs="Times New Roman"/>
+          <w:color w:val="2F5496" w:themeColor="accent1" w:themeShade="BF"/>
+          <w:sz w:val="28"/>
+          <w:szCs w:val="28"/>
+          <w:lang w:val="en-US"/>
+        </w:rPr>
+        <w:t xml:space="preserve">array L, </w:t>
+      </w:r>
+      <w:r>
+        <w:rPr>
+          <w:rFonts w:ascii="Times New Roman" w:hAnsi="Times New Roman" w:cs="Times New Roman"/>
+          <w:color w:val="2F5496" w:themeColor="accent1" w:themeShade="BF"/>
+          <w:sz w:val="28"/>
+          <w:szCs w:val="28"/>
+          <w:lang w:val="en-US"/>
+        </w:rPr>
+        <w:t xml:space="preserve"> a</w:t>
+      </w:r>
+      <w:r>
+        <w:rPr>
+          <w:rFonts w:ascii="Times New Roman" w:hAnsi="Times New Roman" w:cs="Times New Roman"/>
+          <w:color w:val="2F5496" w:themeColor="accent1" w:themeShade="BF"/>
+          <w:sz w:val="28"/>
+          <w:szCs w:val="28"/>
+          <w:lang w:val="en-US"/>
+        </w:rPr>
+        <w:t>n</w:t>
+      </w:r>
+      <w:r>
+        <w:rPr>
+          <w:rFonts w:ascii="Times New Roman" w:hAnsi="Times New Roman" w:cs="Times New Roman"/>
+          <w:color w:val="2F5496" w:themeColor="accent1" w:themeShade="BF"/>
+          <w:sz w:val="28"/>
+          <w:szCs w:val="28"/>
+          <w:lang w:val="en-US"/>
+        </w:rPr>
+        <w:t>d</w:t>
+      </w:r>
+      <w:r>
+        <w:rPr>
+          <w:rFonts w:ascii="Times New Roman" w:hAnsi="Times New Roman" w:cs="Times New Roman"/>
+          <w:color w:val="2F5496" w:themeColor="accent1" w:themeShade="BF"/>
+          <w:sz w:val="28"/>
+          <w:szCs w:val="28"/>
+          <w:lang w:val="en-US"/>
+        </w:rPr>
+        <w:t xml:space="preserve"> </w:t>
+      </w:r>
+      <w:r>
+        <w:rPr>
+          <w:rFonts w:ascii="Times New Roman" w:hAnsi="Times New Roman" w:cs="Times New Roman"/>
+          <w:color w:val="2F5496" w:themeColor="accent1" w:themeShade="BF"/>
+          <w:sz w:val="28"/>
+          <w:szCs w:val="28"/>
+          <w:lang w:val="en-US"/>
+        </w:rPr>
+        <w:t xml:space="preserve">an </w:t>
+      </w:r>
+      <w:r>
+        <w:rPr>
+          <w:rFonts w:ascii="Times New Roman" w:hAnsi="Times New Roman" w:cs="Times New Roman"/>
+          <w:color w:val="2F5496" w:themeColor="accent1" w:themeShade="BF"/>
+          <w:sz w:val="28"/>
+          <w:szCs w:val="28"/>
+          <w:lang w:val="en-US"/>
+        </w:rPr>
+        <w:t xml:space="preserve">XOR filter </w:t>
+      </w:r>
+      <w:r>
+        <w:rPr>
+          <w:rFonts w:ascii="Times New Roman" w:hAnsi="Times New Roman" w:cs="Times New Roman"/>
+          <w:color w:val="2F5496" w:themeColor="accent1" w:themeShade="BF"/>
+          <w:sz w:val="28"/>
+          <w:szCs w:val="28"/>
+          <w:lang w:val="en-US"/>
+        </w:rPr>
+        <w:t>would reduce the memory of the accompanying Bloom filter by just about 15</w:t>
       </w:r>
       <w:r>
         <w:rPr>
@@ -4518,6 +4632,16 @@
           <w:szCs w:val="28"/>
           <w:lang w:val="en-US"/>
         </w:rPr>
+        <w:t xml:space="preserve">an </w:t>
+      </w:r>
+      <w:r>
+        <w:rPr>
+          <w:rFonts w:ascii="Times New Roman" w:hAnsi="Times New Roman" w:cs="Times New Roman"/>
+          <w:color w:val="2F5496" w:themeColor="accent1" w:themeShade="BF"/>
+          <w:sz w:val="28"/>
+          <w:szCs w:val="28"/>
+          <w:lang w:val="en-US"/>
+        </w:rPr>
         <w:t>XOR filter</w:t>
       </w:r>
       <w:r>
@@ -6238,7 +6362,27 @@
           <w:szCs w:val="28"/>
           <w:lang w:val="en-US"/>
         </w:rPr>
-        <w:t xml:space="preserve"> explain the related method</w:t>
+        <w:t xml:space="preserve"> explain the </w:t>
+      </w:r>
+      <w:r>
+        <w:rPr>
+          <w:rFonts w:ascii="Times New Roman" w:hAnsi="Times New Roman" w:cs="Times New Roman"/>
+          <w:color w:val="2F5496" w:themeColor="accent1" w:themeShade="BF"/>
+          <w:sz w:val="28"/>
+          <w:szCs w:val="28"/>
+          <w:lang w:val="en-US"/>
+        </w:rPr>
+        <w:t>evaluation</w:t>
+      </w:r>
+      <w:r>
+        <w:rPr>
+          <w:rFonts w:ascii="Times New Roman" w:hAnsi="Times New Roman" w:cs="Times New Roman"/>
+          <w:color w:val="2F5496" w:themeColor="accent1" w:themeShade="BF"/>
+          <w:sz w:val="28"/>
+          <w:szCs w:val="28"/>
+          <w:lang w:val="en-US"/>
+        </w:rPr>
+        <w:t xml:space="preserve"> method</w:t>
       </w:r>
       <w:r>
         <w:rPr>
@@ -6258,7 +6402,17 @@
           <w:szCs w:val="28"/>
           <w:lang w:val="en-US"/>
         </w:rPr>
-        <w:t>a bit further</w:t>
+        <w:t>for the XOR-based hash function</w:t>
+      </w:r>
+      <w:r>
+        <w:rPr>
+          <w:rFonts w:ascii="Times New Roman" w:hAnsi="Times New Roman" w:cs="Times New Roman"/>
+          <w:color w:val="2F5496" w:themeColor="accent1" w:themeShade="BF"/>
+          <w:sz w:val="28"/>
+          <w:szCs w:val="28"/>
+          <w:lang w:val="en-US"/>
+        </w:rPr>
+        <w:t xml:space="preserve"> further</w:t>
       </w:r>
       <w:r>
         <w:rPr>
@@ -6329,7 +6483,67 @@
           <w:szCs w:val="28"/>
           <w:lang w:val="en-US"/>
         </w:rPr>
-        <w:t xml:space="preserve">The XOR hash method explained in the paper indeed keeps the filter’s false positive rate close to the theoretical optimum. Moreover, it is extremely efficient since it is so simple (see corresponding formula in Section 2.3): It consists mainly of an XOR operation and a modulo operation – roughly 2 to 3 CPU instruction. </w:t>
+        <w:t xml:space="preserve">The XOR hash method explained in </w:t>
+      </w:r>
+      <w:r>
+        <w:rPr>
+          <w:rFonts w:ascii="Times New Roman" w:hAnsi="Times New Roman" w:cs="Times New Roman"/>
+          <w:color w:val="2F5496" w:themeColor="accent1" w:themeShade="BF"/>
+          <w:sz w:val="28"/>
+          <w:szCs w:val="28"/>
+          <w:lang w:val="en-US"/>
+        </w:rPr>
+        <w:t>our</w:t>
+      </w:r>
+      <w:r>
+        <w:rPr>
+          <w:rFonts w:ascii="Times New Roman" w:hAnsi="Times New Roman" w:cs="Times New Roman"/>
+          <w:color w:val="2F5496" w:themeColor="accent1" w:themeShade="BF"/>
+          <w:sz w:val="28"/>
+          <w:szCs w:val="28"/>
+          <w:lang w:val="en-US"/>
+        </w:rPr>
+        <w:t xml:space="preserve"> paper indeed keeps the filter’s false positive rate close to the theoretical optimum. Moreover, it is extremely efficient since it is so simple (see </w:t>
+      </w:r>
+      <w:r>
+        <w:rPr>
+          <w:rFonts w:ascii="Times New Roman" w:hAnsi="Times New Roman" w:cs="Times New Roman"/>
+          <w:color w:val="2F5496" w:themeColor="accent1" w:themeShade="BF"/>
+          <w:sz w:val="28"/>
+          <w:szCs w:val="28"/>
+          <w:lang w:val="en-US"/>
+        </w:rPr>
+        <w:t xml:space="preserve">the </w:t>
+      </w:r>
+      <w:r>
+        <w:rPr>
+          <w:rFonts w:ascii="Times New Roman" w:hAnsi="Times New Roman" w:cs="Times New Roman"/>
+          <w:color w:val="2F5496" w:themeColor="accent1" w:themeShade="BF"/>
+          <w:sz w:val="28"/>
+          <w:szCs w:val="28"/>
+          <w:lang w:val="en-US"/>
+        </w:rPr>
+        <w:t>corresponding formula in Section 2.3): It consists mainly of an XOR operation and a modulo operation – roughly 2 to 3 CPU instruction</w:t>
+      </w:r>
+      <w:r>
+        <w:rPr>
+          <w:rFonts w:ascii="Times New Roman" w:hAnsi="Times New Roman" w:cs="Times New Roman"/>
+          <w:color w:val="2F5496" w:themeColor="accent1" w:themeShade="BF"/>
+          <w:sz w:val="28"/>
+          <w:szCs w:val="28"/>
+          <w:lang w:val="en-US"/>
+        </w:rPr>
+        <w:t>s</w:t>
+      </w:r>
+      <w:r>
+        <w:rPr>
+          <w:rFonts w:ascii="Times New Roman" w:hAnsi="Times New Roman" w:cs="Times New Roman"/>
+          <w:color w:val="2F5496" w:themeColor="accent1" w:themeShade="BF"/>
+          <w:sz w:val="28"/>
+          <w:szCs w:val="28"/>
+          <w:lang w:val="en-US"/>
+        </w:rPr>
+        <w:t xml:space="preserve">. </w:t>
       </w:r>
       <w:r>
         <w:rPr>
@@ -6443,7 +6657,57 @@
           <w:szCs w:val="28"/>
           <w:lang w:val="en-US"/>
         </w:rPr>
-        <w:t xml:space="preserve">We moved Section 2.1 to the Supplementarty as suggested and we reworked dependencies to other Section accordingly. We conceded to this </w:t>
+        <w:t xml:space="preserve">We moved Section 2.1 to the Supplementary as suggested and we reworked dependencies to other </w:t>
+      </w:r>
+      <w:r>
+        <w:rPr>
+          <w:rFonts w:ascii="Times New Roman" w:hAnsi="Times New Roman" w:cs="Times New Roman"/>
+          <w:color w:val="2F5496" w:themeColor="accent1" w:themeShade="BF"/>
+          <w:sz w:val="28"/>
+          <w:szCs w:val="28"/>
+          <w:lang w:val="en-US"/>
+        </w:rPr>
+        <w:t>s</w:t>
+      </w:r>
+      <w:r>
+        <w:rPr>
+          <w:rFonts w:ascii="Times New Roman" w:hAnsi="Times New Roman" w:cs="Times New Roman"/>
+          <w:color w:val="2F5496" w:themeColor="accent1" w:themeShade="BF"/>
+          <w:sz w:val="28"/>
+          <w:szCs w:val="28"/>
+          <w:lang w:val="en-US"/>
+        </w:rPr>
+        <w:t>ection</w:t>
+      </w:r>
+      <w:r>
+        <w:rPr>
+          <w:rFonts w:ascii="Times New Roman" w:hAnsi="Times New Roman" w:cs="Times New Roman"/>
+          <w:color w:val="2F5496" w:themeColor="accent1" w:themeShade="BF"/>
+          <w:sz w:val="28"/>
+          <w:szCs w:val="28"/>
+          <w:lang w:val="en-US"/>
+        </w:rPr>
+        <w:t>s</w:t>
+      </w:r>
+      <w:r>
+        <w:rPr>
+          <w:rFonts w:ascii="Times New Roman" w:hAnsi="Times New Roman" w:cs="Times New Roman"/>
+          <w:color w:val="2F5496" w:themeColor="accent1" w:themeShade="BF"/>
+          <w:sz w:val="28"/>
+          <w:szCs w:val="28"/>
+          <w:lang w:val="en-US"/>
+        </w:rPr>
+        <w:t xml:space="preserve"> accordingly. We conceded to this </w:t>
+      </w:r>
+      <w:r>
+        <w:rPr>
+          <w:rFonts w:ascii="Times New Roman" w:hAnsi="Times New Roman" w:cs="Times New Roman"/>
+          <w:color w:val="2F5496" w:themeColor="accent1" w:themeShade="BF"/>
+          <w:sz w:val="28"/>
+          <w:szCs w:val="28"/>
+          <w:lang w:val="en-US"/>
+        </w:rPr>
+        <w:t xml:space="preserve">change </w:t>
       </w:r>
       <w:r>
         <w:rPr>
@@ -6483,17 +6747,17 @@
           <w:szCs w:val="28"/>
           <w:lang w:val="en-US"/>
         </w:rPr>
-        <w:t xml:space="preserve"> this</w:t>
-      </w:r>
-      <w:r>
-        <w:rPr>
-          <w:rFonts w:ascii="Times New Roman" w:hAnsi="Times New Roman" w:cs="Times New Roman"/>
-          <w:color w:val="2F5496" w:themeColor="accent1" w:themeShade="BF"/>
-          <w:sz w:val="28"/>
-          <w:szCs w:val="28"/>
-          <w:lang w:val="en-US"/>
-        </w:rPr>
-        <w:t xml:space="preserve"> change</w:t>
+        <w:t xml:space="preserve"> </w:t>
+      </w:r>
+      <w:r>
+        <w:rPr>
+          <w:rFonts w:ascii="Times New Roman" w:hAnsi="Times New Roman" w:cs="Times New Roman"/>
+          <w:color w:val="2F5496" w:themeColor="accent1" w:themeShade="BF"/>
+          <w:sz w:val="28"/>
+          <w:szCs w:val="28"/>
+          <w:lang w:val="en-US"/>
+        </w:rPr>
+        <w:t>it</w:t>
       </w:r>
       <w:r>
         <w:rPr>
@@ -6523,7 +6787,87 @@
           <w:szCs w:val="28"/>
           <w:lang w:val="en-US"/>
         </w:rPr>
-        <w:t xml:space="preserve"> we regret it since we see great value in communicating the goal-oriented approach to other researcher</w:t>
+        <w:t xml:space="preserve"> we regret </w:t>
+      </w:r>
+      <w:r>
+        <w:rPr>
+          <w:rFonts w:ascii="Times New Roman" w:hAnsi="Times New Roman" w:cs="Times New Roman"/>
+          <w:color w:val="2F5496" w:themeColor="accent1" w:themeShade="BF"/>
+          <w:sz w:val="28"/>
+          <w:szCs w:val="28"/>
+          <w:lang w:val="en-US"/>
+        </w:rPr>
+        <w:t>that change</w:t>
+      </w:r>
+      <w:r>
+        <w:rPr>
+          <w:rFonts w:ascii="Times New Roman" w:hAnsi="Times New Roman" w:cs="Times New Roman"/>
+          <w:color w:val="2F5496" w:themeColor="accent1" w:themeShade="BF"/>
+          <w:sz w:val="28"/>
+          <w:szCs w:val="28"/>
+          <w:lang w:val="en-US"/>
+        </w:rPr>
+        <w:t xml:space="preserve"> since we see great value in </w:t>
+      </w:r>
+      <w:r>
+        <w:rPr>
+          <w:rFonts w:ascii="Times New Roman" w:hAnsi="Times New Roman" w:cs="Times New Roman"/>
+          <w:color w:val="2F5496" w:themeColor="accent1" w:themeShade="BF"/>
+          <w:sz w:val="28"/>
+          <w:szCs w:val="28"/>
+          <w:lang w:val="en-US"/>
+        </w:rPr>
+        <w:t xml:space="preserve">presenting </w:t>
+      </w:r>
+      <w:r>
+        <w:rPr>
+          <w:rFonts w:ascii="Times New Roman" w:hAnsi="Times New Roman" w:cs="Times New Roman"/>
+          <w:color w:val="2F5496" w:themeColor="accent1" w:themeShade="BF"/>
+          <w:sz w:val="28"/>
+          <w:szCs w:val="28"/>
+          <w:lang w:val="en-US"/>
+        </w:rPr>
+        <w:t xml:space="preserve">the goal-oriented approach. This is because </w:t>
+      </w:r>
+      <w:r>
+        <w:rPr>
+          <w:rFonts w:ascii="Times New Roman" w:hAnsi="Times New Roman" w:cs="Times New Roman"/>
+          <w:color w:val="2F5496" w:themeColor="accent1" w:themeShade="BF"/>
+          <w:sz w:val="28"/>
+          <w:szCs w:val="28"/>
+          <w:lang w:val="en-US"/>
+        </w:rPr>
+        <w:t>from our observation</w:t>
+      </w:r>
+      <w:r>
+        <w:rPr>
+          <w:rFonts w:ascii="Times New Roman" w:hAnsi="Times New Roman" w:cs="Times New Roman"/>
+          <w:color w:val="2F5496" w:themeColor="accent1" w:themeShade="BF"/>
+          <w:sz w:val="28"/>
+          <w:szCs w:val="28"/>
+          <w:lang w:val="en-US"/>
+        </w:rPr>
+        <w:t xml:space="preserve"> many bio informatics pipelines tend to have a prototypical character </w:t>
+      </w:r>
+      <w:r>
+        <w:rPr>
+          <w:rFonts w:ascii="Times New Roman" w:hAnsi="Times New Roman" w:cs="Times New Roman"/>
+          <w:color w:val="2F5496" w:themeColor="accent1" w:themeShade="BF"/>
+          <w:sz w:val="28"/>
+          <w:szCs w:val="28"/>
+          <w:lang w:val="en-US"/>
+        </w:rPr>
+        <w:t>with little chance for</w:t>
+      </w:r>
+      <w:r>
+        <w:rPr>
+          <w:rFonts w:ascii="Times New Roman" w:hAnsi="Times New Roman" w:cs="Times New Roman"/>
+          <w:color w:val="2F5496" w:themeColor="accent1" w:themeShade="BF"/>
+          <w:sz w:val="28"/>
+          <w:szCs w:val="28"/>
+          <w:lang w:val="en-US"/>
+        </w:rPr>
+        <w:t xml:space="preserve"> reuse across project</w:t>
       </w:r>
       <w:r>
         <w:rPr>
@@ -6543,66 +6887,6 @@
           <w:szCs w:val="28"/>
           <w:lang w:val="en-US"/>
         </w:rPr>
-        <w:t xml:space="preserve"> in the field. This is because </w:t>
-      </w:r>
-      <w:r>
-        <w:rPr>
-          <w:rFonts w:ascii="Times New Roman" w:hAnsi="Times New Roman" w:cs="Times New Roman"/>
-          <w:color w:val="2F5496" w:themeColor="accent1" w:themeShade="BF"/>
-          <w:sz w:val="28"/>
-          <w:szCs w:val="28"/>
-          <w:lang w:val="en-US"/>
-        </w:rPr>
-        <w:t>from our observation</w:t>
-      </w:r>
-      <w:r>
-        <w:rPr>
-          <w:rFonts w:ascii="Times New Roman" w:hAnsi="Times New Roman" w:cs="Times New Roman"/>
-          <w:color w:val="2F5496" w:themeColor="accent1" w:themeShade="BF"/>
-          <w:sz w:val="28"/>
-          <w:szCs w:val="28"/>
-          <w:lang w:val="en-US"/>
-        </w:rPr>
-        <w:t xml:space="preserve"> many bio informatics pipelines tend to have a prototypical character </w:t>
-      </w:r>
-      <w:r>
-        <w:rPr>
-          <w:rFonts w:ascii="Times New Roman" w:hAnsi="Times New Roman" w:cs="Times New Roman"/>
-          <w:color w:val="2F5496" w:themeColor="accent1" w:themeShade="BF"/>
-          <w:sz w:val="28"/>
-          <w:szCs w:val="28"/>
-          <w:lang w:val="en-US"/>
-        </w:rPr>
-        <w:t>with little chance for</w:t>
-      </w:r>
-      <w:r>
-        <w:rPr>
-          <w:rFonts w:ascii="Times New Roman" w:hAnsi="Times New Roman" w:cs="Times New Roman"/>
-          <w:color w:val="2F5496" w:themeColor="accent1" w:themeShade="BF"/>
-          <w:sz w:val="28"/>
-          <w:szCs w:val="28"/>
-          <w:lang w:val="en-US"/>
-        </w:rPr>
-        <w:t xml:space="preserve"> reuse across project</w:t>
-      </w:r>
-      <w:r>
-        <w:rPr>
-          <w:rFonts w:ascii="Times New Roman" w:hAnsi="Times New Roman" w:cs="Times New Roman"/>
-          <w:color w:val="2F5496" w:themeColor="accent1" w:themeShade="BF"/>
-          <w:sz w:val="28"/>
-          <w:szCs w:val="28"/>
-          <w:lang w:val="en-US"/>
-        </w:rPr>
-        <w:t>s</w:t>
-      </w:r>
-      <w:r>
-        <w:rPr>
-          <w:rFonts w:ascii="Times New Roman" w:hAnsi="Times New Roman" w:cs="Times New Roman"/>
-          <w:color w:val="2F5496" w:themeColor="accent1" w:themeShade="BF"/>
-          <w:sz w:val="28"/>
-          <w:szCs w:val="28"/>
-          <w:lang w:val="en-US"/>
-        </w:rPr>
         <w:t xml:space="preserve"> </w:t>
       </w:r>
       <w:r>
@@ -6653,7 +6937,27 @@
           <w:szCs w:val="28"/>
           <w:lang w:val="en-US"/>
         </w:rPr>
-        <w:t xml:space="preserve"> such a discussion is way beyond the scope of this text.</w:t>
+        <w:t xml:space="preserve"> such a discussion is beyond the scope of this </w:t>
+      </w:r>
+      <w:r>
+        <w:rPr>
+          <w:rFonts w:ascii="Times New Roman" w:hAnsi="Times New Roman" w:cs="Times New Roman"/>
+          <w:color w:val="2F5496" w:themeColor="accent1" w:themeShade="BF"/>
+          <w:sz w:val="28"/>
+          <w:szCs w:val="28"/>
+          <w:lang w:val="en-US"/>
+        </w:rPr>
+        <w:t>response</w:t>
+      </w:r>
+      <w:r>
+        <w:rPr>
+          <w:rFonts w:ascii="Times New Roman" w:hAnsi="Times New Roman" w:cs="Times New Roman"/>
+          <w:color w:val="2F5496" w:themeColor="accent1" w:themeShade="BF"/>
+          <w:sz w:val="28"/>
+          <w:szCs w:val="28"/>
+          <w:lang w:val="en-US"/>
+        </w:rPr>
+        <w:t>.</w:t>
       </w:r>
     </w:p>
     <w:p>
@@ -6674,7 +6978,37 @@
           <w:szCs w:val="28"/>
           <w:lang w:val="en-US"/>
         </w:rPr>
-        <w:t>We kept Section 3.1 where it is: Solidifying correctness is cornerstone in quality assurance of software systems – certainly also in the</w:t>
+        <w:t>However, w</w:t>
+      </w:r>
+      <w:r>
+        <w:rPr>
+          <w:rFonts w:ascii="Times New Roman" w:hAnsi="Times New Roman" w:cs="Times New Roman"/>
+          <w:color w:val="2F5496" w:themeColor="accent1" w:themeShade="BF"/>
+          <w:sz w:val="28"/>
+          <w:szCs w:val="28"/>
+          <w:lang w:val="en-US"/>
+        </w:rPr>
+        <w:t xml:space="preserve">e kept Section 3.1 where it is: Solidifying correctness is </w:t>
+      </w:r>
+      <w:r>
+        <w:rPr>
+          <w:rFonts w:ascii="Times New Roman" w:hAnsi="Times New Roman" w:cs="Times New Roman"/>
+          <w:color w:val="2F5496" w:themeColor="accent1" w:themeShade="BF"/>
+          <w:sz w:val="28"/>
+          <w:szCs w:val="28"/>
+          <w:lang w:val="en-US"/>
+        </w:rPr>
+        <w:t xml:space="preserve">a </w:t>
+      </w:r>
+      <w:r>
+        <w:rPr>
+          <w:rFonts w:ascii="Times New Roman" w:hAnsi="Times New Roman" w:cs="Times New Roman"/>
+          <w:color w:val="2F5496" w:themeColor="accent1" w:themeShade="BF"/>
+          <w:sz w:val="28"/>
+          <w:szCs w:val="28"/>
+          <w:lang w:val="en-US"/>
+        </w:rPr>
+        <w:t>cornerstone in quality assurance of software systems – certainly also in the</w:t>
       </w:r>
       <w:r>
         <w:rPr>
@@ -6764,7 +7098,27 @@
           <w:szCs w:val="28"/>
           <w:lang w:val="en-US"/>
         </w:rPr>
-        <w:t xml:space="preserve"> possible. </w:t>
+        <w:t xml:space="preserve"> possible</w:t>
+      </w:r>
+      <w:r>
+        <w:rPr>
+          <w:rFonts w:ascii="Times New Roman" w:hAnsi="Times New Roman" w:cs="Times New Roman"/>
+          <w:color w:val="2F5496" w:themeColor="accent1" w:themeShade="BF"/>
+          <w:sz w:val="28"/>
+          <w:szCs w:val="28"/>
+          <w:lang w:val="en-US"/>
+        </w:rPr>
+        <w:t xml:space="preserve"> and are worth discussing</w:t>
+      </w:r>
+      <w:r>
+        <w:rPr>
+          <w:rFonts w:ascii="Times New Roman" w:hAnsi="Times New Roman" w:cs="Times New Roman"/>
+          <w:color w:val="2F5496" w:themeColor="accent1" w:themeShade="BF"/>
+          <w:sz w:val="28"/>
+          <w:szCs w:val="28"/>
+          <w:lang w:val="en-US"/>
+        </w:rPr>
+        <w:t xml:space="preserve">. </w:t>
       </w:r>
       <w:r>
         <w:rPr>
@@ -6854,7 +7208,27 @@
           <w:szCs w:val="28"/>
           <w:lang w:val="en-US"/>
         </w:rPr>
-        <w:t>relevant technique still (e.g.</w:t>
+        <w:t xml:space="preserve">relevant </w:t>
+      </w:r>
+      <w:r>
+        <w:rPr>
+          <w:rFonts w:ascii="Times New Roman" w:hAnsi="Times New Roman" w:cs="Times New Roman"/>
+          <w:color w:val="2F5496" w:themeColor="accent1" w:themeShade="BF"/>
+          <w:sz w:val="28"/>
+          <w:szCs w:val="28"/>
+          <w:lang w:val="en-US"/>
+        </w:rPr>
+        <w:t xml:space="preserve">engineering </w:t>
+      </w:r>
+      <w:r>
+        <w:rPr>
+          <w:rFonts w:ascii="Times New Roman" w:hAnsi="Times New Roman" w:cs="Times New Roman"/>
+          <w:color w:val="2F5496" w:themeColor="accent1" w:themeShade="BF"/>
+          <w:sz w:val="28"/>
+          <w:szCs w:val="28"/>
+          <w:lang w:val="en-US"/>
+        </w:rPr>
+        <w:t>technique still (e.g.</w:t>
       </w:r>
       <w:r>
         <w:rPr>
@@ -7330,7 +7704,27 @@
           <w:szCs w:val="28"/>
           <w:lang w:val="en-US"/>
         </w:rPr>
-        <w:t>Thank you, that’s a good point.</w:t>
+        <w:t>Thank you</w:t>
+      </w:r>
+      <w:r>
+        <w:rPr>
+          <w:rFonts w:ascii="Times New Roman" w:hAnsi="Times New Roman" w:cs="Times New Roman"/>
+          <w:color w:val="2F5496" w:themeColor="accent1" w:themeShade="BF"/>
+          <w:sz w:val="28"/>
+          <w:szCs w:val="28"/>
+          <w:lang w:val="en-US"/>
+        </w:rPr>
+        <w:t xml:space="preserve"> –</w:t>
+      </w:r>
+      <w:r>
+        <w:rPr>
+          <w:rFonts w:ascii="Times New Roman" w:hAnsi="Times New Roman" w:cs="Times New Roman"/>
+          <w:color w:val="2F5496" w:themeColor="accent1" w:themeShade="BF"/>
+          <w:sz w:val="28"/>
+          <w:szCs w:val="28"/>
+          <w:lang w:val="en-US"/>
+        </w:rPr>
+        <w:t xml:space="preserve"> good point.</w:t>
       </w:r>
     </w:p>
     <w:p>
@@ -7375,7 +7769,47 @@
           <w:szCs w:val="28"/>
           <w:lang w:val="en-US"/>
         </w:rPr>
-        <w:t>We included accuracy results based on the same data in an additional table and detailed the related background in additional paragraph of Section 3.2.</w:t>
+        <w:t xml:space="preserve">We included accuracy results based on the same data in an additional table and </w:t>
+      </w:r>
+      <w:r>
+        <w:rPr>
+          <w:rFonts w:ascii="Times New Roman" w:hAnsi="Times New Roman" w:cs="Times New Roman"/>
+          <w:color w:val="2F5496" w:themeColor="accent1" w:themeShade="BF"/>
+          <w:sz w:val="28"/>
+          <w:szCs w:val="28"/>
+          <w:lang w:val="en-US"/>
+        </w:rPr>
+        <w:t>described</w:t>
+      </w:r>
+      <w:r>
+        <w:rPr>
+          <w:rFonts w:ascii="Times New Roman" w:hAnsi="Times New Roman" w:cs="Times New Roman"/>
+          <w:color w:val="2F5496" w:themeColor="accent1" w:themeShade="BF"/>
+          <w:sz w:val="28"/>
+          <w:szCs w:val="28"/>
+          <w:lang w:val="en-US"/>
+        </w:rPr>
+        <w:t xml:space="preserve"> </w:t>
+      </w:r>
+      <w:r>
+        <w:rPr>
+          <w:rFonts w:ascii="Times New Roman" w:hAnsi="Times New Roman" w:cs="Times New Roman"/>
+          <w:color w:val="2F5496" w:themeColor="accent1" w:themeShade="BF"/>
+          <w:sz w:val="28"/>
+          <w:szCs w:val="28"/>
+          <w:lang w:val="en-US"/>
+        </w:rPr>
+        <w:t>its</w:t>
+      </w:r>
+      <w:r>
+        <w:rPr>
+          <w:rFonts w:ascii="Times New Roman" w:hAnsi="Times New Roman" w:cs="Times New Roman"/>
+          <w:color w:val="2F5496" w:themeColor="accent1" w:themeShade="BF"/>
+          <w:sz w:val="28"/>
+          <w:szCs w:val="28"/>
+          <w:lang w:val="en-US"/>
+        </w:rPr>
+        <w:t xml:space="preserve"> background in additional paragraph of Section 3.2.</w:t>
       </w:r>
     </w:p>
     <w:p>
@@ -7455,7 +7889,27 @@
           <w:szCs w:val="28"/>
           <w:lang w:val="en-US"/>
         </w:rPr>
-        <w:t xml:space="preserve"> there is no ground truth with regard to the tick analysis experiments. We therefore must rely on </w:t>
+        <w:t xml:space="preserve"> there is no ground truth with regard to the tick analysis </w:t>
+      </w:r>
+      <w:r>
+        <w:rPr>
+          <w:rFonts w:ascii="Times New Roman" w:hAnsi="Times New Roman" w:cs="Times New Roman"/>
+          <w:color w:val="2F5496" w:themeColor="accent1" w:themeShade="BF"/>
+          <w:sz w:val="28"/>
+          <w:szCs w:val="28"/>
+          <w:lang w:val="en-US"/>
+        </w:rPr>
+        <w:t>data</w:t>
+      </w:r>
+      <w:r>
+        <w:rPr>
+          <w:rFonts w:ascii="Times New Roman" w:hAnsi="Times New Roman" w:cs="Times New Roman"/>
+          <w:color w:val="2F5496" w:themeColor="accent1" w:themeShade="BF"/>
+          <w:sz w:val="28"/>
+          <w:szCs w:val="28"/>
+          <w:lang w:val="en-US"/>
+        </w:rPr>
+        <w:t xml:space="preserve">. We therefore must rely on </w:t>
       </w:r>
       <w:r>
         <w:rPr>
@@ -7496,7 +7950,27 @@
           <w:szCs w:val="28"/>
           <w:lang w:val="en-US"/>
         </w:rPr>
-        <w:t>KrakeUniq</w:t>
+        <w:t>Krake</w:t>
+      </w:r>
+      <w:r>
+        <w:rPr>
+          <w:rFonts w:ascii="Times New Roman" w:hAnsi="Times New Roman" w:cs="Times New Roman"/>
+          <w:color w:val="2F5496" w:themeColor="accent1" w:themeShade="BF"/>
+          <w:sz w:val="28"/>
+          <w:szCs w:val="28"/>
+          <w:lang w:val="en-US"/>
+        </w:rPr>
+        <w:t>n</w:t>
+      </w:r>
+      <w:r>
+        <w:rPr>
+          <w:rFonts w:ascii="Times New Roman" w:hAnsi="Times New Roman" w:cs="Times New Roman"/>
+          <w:color w:val="2F5496" w:themeColor="accent1" w:themeShade="BF"/>
+          <w:sz w:val="28"/>
+          <w:szCs w:val="28"/>
+          <w:lang w:val="en-US"/>
+        </w:rPr>
+        <w:t>Uniq</w:t>
       </w:r>
       <w:proofErr w:type="spellEnd"/>
       <w:r>
@@ -7507,7 +7981,27 @@
           <w:szCs w:val="28"/>
           <w:lang w:val="en-US"/>
         </w:rPr>
-        <w:t xml:space="preserve"> or other tools.</w:t>
+        <w:t xml:space="preserve"> or other </w:t>
+      </w:r>
+      <w:r>
+        <w:rPr>
+          <w:rFonts w:ascii="Times New Roman" w:hAnsi="Times New Roman" w:cs="Times New Roman"/>
+          <w:color w:val="2F5496" w:themeColor="accent1" w:themeShade="BF"/>
+          <w:sz w:val="28"/>
+          <w:szCs w:val="28"/>
+          <w:lang w:val="en-US"/>
+        </w:rPr>
+        <w:t xml:space="preserve">read analysis </w:t>
+      </w:r>
+      <w:r>
+        <w:rPr>
+          <w:rFonts w:ascii="Times New Roman" w:hAnsi="Times New Roman" w:cs="Times New Roman"/>
+          <w:color w:val="2F5496" w:themeColor="accent1" w:themeShade="BF"/>
+          <w:sz w:val="28"/>
+          <w:szCs w:val="28"/>
+          <w:lang w:val="en-US"/>
+        </w:rPr>
+        <w:t>tools.</w:t>
       </w:r>
     </w:p>
     <w:p>
@@ -8836,6 +9330,18 @@
       <w:shd w:val="clear" w:color="auto" w:fill="E1DFDD"/>
     </w:rPr>
   </w:style>
+  <w:style w:type="character" w:styleId="BesuchterLink">
+    <w:name w:val="FollowedHyperlink"/>
+    <w:basedOn w:val="Absatz-Standardschriftart"/>
+    <w:uiPriority w:val="99"/>
+    <w:semiHidden/>
+    <w:unhideWhenUsed/>
+    <w:rsid w:val="00663355"/>
+    <w:rPr>
+      <w:color w:val="954F72" w:themeColor="followedHyperlink"/>
+      <w:u w:val="single"/>
+    </w:rPr>
+  </w:style>
 </w:styles>
 </file>
 

--- a/BMCPointByPointRespRev2.docx
+++ b/BMCPointByPointRespRev2.docx
@@ -59,7 +59,41 @@
           <w:szCs w:val="28"/>
           <w:lang w:val="en-US"/>
         </w:rPr>
-        <w:t xml:space="preserve">(with Reviewer’s text black, </w:t>
+        <w:t>(</w:t>
+      </w:r>
+      <w:proofErr w:type="gramStart"/>
+      <w:r>
+        <w:rPr>
+          <w:sz w:val="28"/>
+          <w:szCs w:val="28"/>
+          <w:lang w:val="en-US"/>
+        </w:rPr>
+        <w:t>with</w:t>
+      </w:r>
+      <w:proofErr w:type="gramEnd"/>
+      <w:r>
+        <w:rPr>
+          <w:sz w:val="28"/>
+          <w:szCs w:val="28"/>
+          <w:lang w:val="en-US"/>
+        </w:rPr>
+        <w:t xml:space="preserve"> Reviewer’s text </w:t>
+      </w:r>
+      <w:r>
+        <w:rPr>
+          <w:sz w:val="28"/>
+          <w:szCs w:val="28"/>
+          <w:lang w:val="en-US"/>
+        </w:rPr>
+        <w:t xml:space="preserve">in </w:t>
+      </w:r>
+      <w:r>
+        <w:rPr>
+          <w:sz w:val="28"/>
+          <w:szCs w:val="28"/>
+          <w:lang w:val="en-US"/>
+        </w:rPr>
+        <w:t xml:space="preserve">black, </w:t>
       </w:r>
       <w:r>
         <w:rPr>
@@ -116,6 +150,15 @@
           <w:lang w:val="en-US"/>
         </w:rPr>
         <w:t>”</w:t>
+      </w:r>
+      <w:r>
+        <w:rPr>
+          <w:color w:val="2F5496" w:themeColor="accent1" w:themeShade="BF"/>
+          <w:sz w:val="28"/>
+          <w:szCs w:val="28"/>
+          <w:lang w:val="en-US"/>
+        </w:rPr>
+        <w:t>. This response was created without the help of AI.</w:t>
       </w:r>
       <w:r>
         <w:rPr>
@@ -634,25 +677,41 @@
         </w:rPr>
         <w:t xml:space="preserve">Thank you for this positive assessment. We are glad to see that experienced experts in the field consider our approach as being useful and legitimate. </w:t>
       </w:r>
-      <w:proofErr w:type="gramStart"/>
-      <w:r>
-        <w:rPr>
-          <w:color w:val="2F5496" w:themeColor="accent1" w:themeShade="BF"/>
-          <w:sz w:val="28"/>
-          <w:szCs w:val="28"/>
-          <w:lang w:val="en-US"/>
-        </w:rPr>
-        <w:t>Also</w:t>
-      </w:r>
-      <w:proofErr w:type="gramEnd"/>
-      <w:r>
-        <w:rPr>
-          <w:color w:val="2F5496" w:themeColor="accent1" w:themeShade="BF"/>
-          <w:sz w:val="28"/>
-          <w:szCs w:val="28"/>
-          <w:lang w:val="en-US"/>
-        </w:rPr>
-        <w:t xml:space="preserve"> nice that the essence of our approach came across so well.</w:t>
+      <w:r>
+        <w:rPr>
+          <w:color w:val="2F5496" w:themeColor="accent1" w:themeShade="BF"/>
+          <w:sz w:val="28"/>
+          <w:szCs w:val="28"/>
+          <w:lang w:val="en-US"/>
+        </w:rPr>
+        <w:t>It is a</w:t>
+      </w:r>
+      <w:r>
+        <w:rPr>
+          <w:color w:val="2F5496" w:themeColor="accent1" w:themeShade="BF"/>
+          <w:sz w:val="28"/>
+          <w:szCs w:val="28"/>
+          <w:lang w:val="en-US"/>
+        </w:rPr>
+        <w:t xml:space="preserve">lso nice </w:t>
+      </w:r>
+      <w:r>
+        <w:rPr>
+          <w:color w:val="2F5496" w:themeColor="accent1" w:themeShade="BF"/>
+          <w:sz w:val="28"/>
+          <w:szCs w:val="28"/>
+          <w:lang w:val="en-US"/>
+        </w:rPr>
+        <w:t xml:space="preserve">to see </w:t>
+      </w:r>
+      <w:r>
+        <w:rPr>
+          <w:color w:val="2F5496" w:themeColor="accent1" w:themeShade="BF"/>
+          <w:sz w:val="28"/>
+          <w:szCs w:val="28"/>
+          <w:lang w:val="en-US"/>
+        </w:rPr>
+        <w:t>that the essence of our approach came across.</w:t>
       </w:r>
     </w:p>
     <w:p>
@@ -1174,7 +1233,7 @@
           <w:szCs w:val="28"/>
           <w:lang w:val="en-US"/>
         </w:rPr>
-        <w:t>three</w:t>
+        <w:t>four</w:t>
       </w:r>
       <w:r>
         <w:rPr>
@@ -1954,7 +2013,27 @@
           <w:szCs w:val="28"/>
           <w:lang w:val="en-US"/>
         </w:rPr>
-        <w:t xml:space="preserve">from Section ?? </w:t>
+        <w:t xml:space="preserve">from Section </w:t>
+      </w:r>
+      <w:r>
+        <w:rPr>
+          <w:rFonts w:ascii="Times New Roman" w:hAnsi="Times New Roman" w:cs="Times New Roman"/>
+          <w:color w:val="2F5496" w:themeColor="accent1" w:themeShade="BF"/>
+          <w:sz w:val="28"/>
+          <w:szCs w:val="28"/>
+          <w:lang w:val="en-US"/>
+        </w:rPr>
+        <w:t>2.2</w:t>
+      </w:r>
+      <w:r>
+        <w:rPr>
+          <w:rFonts w:ascii="Times New Roman" w:hAnsi="Times New Roman" w:cs="Times New Roman"/>
+          <w:color w:val="2F5496" w:themeColor="accent1" w:themeShade="BF"/>
+          <w:sz w:val="28"/>
+          <w:szCs w:val="28"/>
+          <w:lang w:val="en-US"/>
+        </w:rPr>
+        <w:t xml:space="preserve"> </w:t>
       </w:r>
       <w:r>
         <w:rPr>
@@ -3226,7 +3305,27 @@
           <w:szCs w:val="28"/>
           <w:lang w:val="en-US"/>
         </w:rPr>
-        <w:t>contains the pathogen’s k-</w:t>
+        <w:t>contains the pathogen</w:t>
+      </w:r>
+      <w:r>
+        <w:rPr>
+          <w:rFonts w:ascii="Times New Roman" w:hAnsi="Times New Roman" w:cs="Times New Roman"/>
+          <w:color w:val="2F5496" w:themeColor="accent1" w:themeShade="BF"/>
+          <w:sz w:val="28"/>
+          <w:szCs w:val="28"/>
+          <w:lang w:val="en-US"/>
+        </w:rPr>
+        <w:t>s</w:t>
+      </w:r>
+      <w:r>
+        <w:rPr>
+          <w:rFonts w:ascii="Times New Roman" w:hAnsi="Times New Roman" w:cs="Times New Roman"/>
+          <w:color w:val="2F5496" w:themeColor="accent1" w:themeShade="BF"/>
+          <w:sz w:val="28"/>
+          <w:szCs w:val="28"/>
+          <w:lang w:val="en-US"/>
+        </w:rPr>
+        <w:t>’ k-</w:t>
       </w:r>
       <w:proofErr w:type="spellStart"/>
       <w:r>
@@ -3259,10 +3358,25 @@
           <w:lang w:val="en-US"/>
         </w:rPr>
         <w:t>.)</w:t>
+      </w:r>
+      <w:r>
+        <w:rPr>
+          <w:rFonts w:ascii="Times New Roman" w:hAnsi="Times New Roman" w:cs="Times New Roman"/>
+          <w:color w:val="2F5496" w:themeColor="accent1" w:themeShade="BF"/>
+          <w:sz w:val="28"/>
+          <w:szCs w:val="28"/>
+          <w:lang w:val="en-US"/>
+        </w:rPr>
+        <w:t xml:space="preserve"> </w:t>
       </w:r>
     </w:p>
     <w:p>
       <w:pPr>
+        <w:pStyle w:val="Listenabsatz"/>
+        <w:numPr>
+          <w:ilvl w:val="0"/>
+          <w:numId w:val="1"/>
+        </w:numPr>
         <w:rPr>
           <w:rFonts w:ascii="Times New Roman" w:hAnsi="Times New Roman" w:cs="Times New Roman"/>
           <w:color w:val="2F5496" w:themeColor="accent1" w:themeShade="BF"/>
@@ -3274,71 +3388,32 @@
       <w:r>
         <w:rPr>
           <w:rFonts w:ascii="Times New Roman" w:hAnsi="Times New Roman" w:cs="Times New Roman"/>
-          <w:sz w:val="28"/>
-          <w:szCs w:val="28"/>
-          <w:lang w:val="en-US"/>
-        </w:rPr>
-        <w:t>So why do the authors not directly store the k-</w:t>
-      </w:r>
-      <w:proofErr w:type="spellStart"/>
-      <w:r>
-        <w:rPr>
-          <w:rFonts w:ascii="Times New Roman" w:hAnsi="Times New Roman" w:cs="Times New Roman"/>
-          <w:sz w:val="28"/>
-          <w:szCs w:val="28"/>
-          <w:lang w:val="en-US"/>
-        </w:rPr>
-        <w:t>mers</w:t>
-      </w:r>
-      <w:proofErr w:type="spellEnd"/>
-      <w:r>
-        <w:rPr>
-          <w:rFonts w:ascii="Times New Roman" w:hAnsi="Times New Roman" w:cs="Times New Roman"/>
-          <w:sz w:val="28"/>
-          <w:szCs w:val="28"/>
-          <w:lang w:val="en-US"/>
-        </w:rPr>
-        <w:t xml:space="preserve"> in </w:t>
-      </w:r>
-      <w:proofErr w:type="gramStart"/>
-      <w:r>
-        <w:rPr>
-          <w:rFonts w:ascii="Times New Roman" w:hAnsi="Times New Roman" w:cs="Times New Roman"/>
-          <w:sz w:val="28"/>
-          <w:szCs w:val="28"/>
-          <w:lang w:val="en-US"/>
-        </w:rPr>
-        <w:t>an</w:t>
-      </w:r>
-      <w:proofErr w:type="gramEnd"/>
-      <w:r>
-        <w:rPr>
-          <w:rFonts w:ascii="Times New Roman" w:hAnsi="Times New Roman" w:cs="Times New Roman"/>
-          <w:sz w:val="28"/>
-          <w:szCs w:val="28"/>
-          <w:lang w:val="en-US"/>
-        </w:rPr>
-        <w:t xml:space="preserve"> Hierarchical interleaved Bloom Filter that could also directly assign each k-</w:t>
-      </w:r>
-      <w:proofErr w:type="spellStart"/>
-      <w:r>
-        <w:rPr>
-          <w:rFonts w:ascii="Times New Roman" w:hAnsi="Times New Roman" w:cs="Times New Roman"/>
-          <w:sz w:val="28"/>
-          <w:szCs w:val="28"/>
-          <w:lang w:val="en-US"/>
-        </w:rPr>
-        <w:t>mer</w:t>
-      </w:r>
-      <w:proofErr w:type="spellEnd"/>
-      <w:r>
-        <w:rPr>
-          <w:rFonts w:ascii="Times New Roman" w:hAnsi="Times New Roman" w:cs="Times New Roman"/>
-          <w:sz w:val="28"/>
-          <w:szCs w:val="28"/>
-          <w:lang w:val="en-US"/>
-        </w:rPr>
-        <w:t xml:space="preserve"> to one of the target species?</w:t>
+          <w:color w:val="2F5496" w:themeColor="accent1" w:themeShade="BF"/>
+          <w:sz w:val="28"/>
+          <w:szCs w:val="28"/>
+          <w:lang w:val="en-US"/>
+        </w:rPr>
+        <w:t xml:space="preserve">Finally, another Bloom filter is constructed as part of </w:t>
+      </w:r>
+      <w:r>
+        <w:rPr>
+          <w:rFonts w:ascii="Times New Roman" w:hAnsi="Times New Roman" w:cs="Times New Roman"/>
+          <w:color w:val="2F5496" w:themeColor="accent1" w:themeShade="BF"/>
+          <w:sz w:val="28"/>
+          <w:szCs w:val="28"/>
+          <w:lang w:val="en-US"/>
+        </w:rPr>
+        <w:t xml:space="preserve">the </w:t>
+      </w:r>
+      <w:r>
+        <w:rPr>
+          <w:rFonts w:ascii="Times New Roman" w:hAnsi="Times New Roman" w:cs="Times New Roman"/>
+          <w:color w:val="2F5496" w:themeColor="accent1" w:themeShade="BF"/>
+          <w:sz w:val="28"/>
+          <w:szCs w:val="28"/>
+          <w:lang w:val="en-US"/>
+        </w:rPr>
+        <w:t>goal “index” (see Section 2.3).</w:t>
       </w:r>
     </w:p>
     <w:p>
@@ -3354,146 +3429,20 @@
       <w:r>
         <w:rPr>
           <w:rFonts w:ascii="Times New Roman" w:hAnsi="Times New Roman" w:cs="Times New Roman"/>
-          <w:color w:val="2F5496" w:themeColor="accent1" w:themeShade="BF"/>
-          <w:sz w:val="28"/>
-          <w:szCs w:val="28"/>
-          <w:lang w:val="en-US"/>
-        </w:rPr>
-        <w:t xml:space="preserve">Mainly because we want to avoid false positives resulting from probabilistic data structures (like Bloom filters). </w:t>
-      </w:r>
-      <w:r>
-        <w:rPr>
-          <w:rFonts w:ascii="Times New Roman" w:hAnsi="Times New Roman" w:cs="Times New Roman"/>
-          <w:color w:val="2F5496" w:themeColor="accent1" w:themeShade="BF"/>
-          <w:sz w:val="28"/>
-          <w:szCs w:val="28"/>
-          <w:lang w:val="en-US"/>
-        </w:rPr>
-        <w:t>P</w:t>
-      </w:r>
-      <w:r>
-        <w:rPr>
-          <w:rFonts w:ascii="Times New Roman" w:hAnsi="Times New Roman" w:cs="Times New Roman"/>
-          <w:color w:val="2F5496" w:themeColor="accent1" w:themeShade="BF"/>
-          <w:sz w:val="28"/>
-          <w:szCs w:val="28"/>
-          <w:lang w:val="en-US"/>
-        </w:rPr>
-        <w:t xml:space="preserve">lease consider that one of the major claims of </w:t>
-      </w:r>
-      <w:proofErr w:type="spellStart"/>
-      <w:r>
-        <w:rPr>
-          <w:rFonts w:ascii="Times New Roman" w:hAnsi="Times New Roman" w:cs="Times New Roman"/>
-          <w:color w:val="2F5496" w:themeColor="accent1" w:themeShade="BF"/>
-          <w:sz w:val="28"/>
-          <w:szCs w:val="28"/>
-          <w:lang w:val="en-US"/>
-        </w:rPr>
-        <w:t>Genestrip</w:t>
-      </w:r>
-      <w:proofErr w:type="spellEnd"/>
-      <w:r>
-        <w:rPr>
-          <w:rFonts w:ascii="Times New Roman" w:hAnsi="Times New Roman" w:cs="Times New Roman"/>
-          <w:color w:val="2F5496" w:themeColor="accent1" w:themeShade="BF"/>
-          <w:sz w:val="28"/>
-          <w:szCs w:val="28"/>
-          <w:lang w:val="en-US"/>
-        </w:rPr>
-        <w:t xml:space="preserve"> is that it produces no false positives with regard to k-</w:t>
-      </w:r>
-      <w:proofErr w:type="spellStart"/>
-      <w:r>
-        <w:rPr>
-          <w:rFonts w:ascii="Times New Roman" w:hAnsi="Times New Roman" w:cs="Times New Roman"/>
-          <w:color w:val="2F5496" w:themeColor="accent1" w:themeShade="BF"/>
-          <w:sz w:val="28"/>
-          <w:szCs w:val="28"/>
-          <w:lang w:val="en-US"/>
-        </w:rPr>
-        <w:t>mer</w:t>
-      </w:r>
-      <w:proofErr w:type="spellEnd"/>
-      <w:r>
-        <w:rPr>
-          <w:rFonts w:ascii="Times New Roman" w:hAnsi="Times New Roman" w:cs="Times New Roman"/>
-          <w:color w:val="2F5496" w:themeColor="accent1" w:themeShade="BF"/>
-          <w:sz w:val="28"/>
-          <w:szCs w:val="28"/>
-          <w:lang w:val="en-US"/>
-        </w:rPr>
-        <w:t xml:space="preserve"> lookups. </w:t>
-      </w:r>
-      <w:r>
-        <w:rPr>
-          <w:rFonts w:ascii="Times New Roman" w:hAnsi="Times New Roman" w:cs="Times New Roman"/>
-          <w:color w:val="2F5496" w:themeColor="accent1" w:themeShade="BF"/>
-          <w:sz w:val="28"/>
-          <w:szCs w:val="28"/>
-          <w:lang w:val="en-US"/>
-        </w:rPr>
-        <w:t xml:space="preserve">This same claim is the reason why </w:t>
-      </w:r>
-      <w:proofErr w:type="spellStart"/>
-      <w:r>
-        <w:rPr>
-          <w:rFonts w:ascii="Times New Roman" w:hAnsi="Times New Roman" w:cs="Times New Roman"/>
-          <w:color w:val="2F5496" w:themeColor="accent1" w:themeShade="BF"/>
-          <w:sz w:val="28"/>
-          <w:szCs w:val="28"/>
-          <w:lang w:val="en-US"/>
-        </w:rPr>
-        <w:t>KrakenUniq</w:t>
-      </w:r>
-      <w:proofErr w:type="spellEnd"/>
-      <w:r>
-        <w:rPr>
-          <w:rFonts w:ascii="Times New Roman" w:hAnsi="Times New Roman" w:cs="Times New Roman"/>
-          <w:color w:val="2F5496" w:themeColor="accent1" w:themeShade="BF"/>
-          <w:sz w:val="28"/>
-          <w:szCs w:val="28"/>
-          <w:lang w:val="en-US"/>
-        </w:rPr>
-        <w:t xml:space="preserve"> has still importance in comparison to any other k-</w:t>
-      </w:r>
-      <w:proofErr w:type="spellStart"/>
-      <w:r>
-        <w:rPr>
-          <w:rFonts w:ascii="Times New Roman" w:hAnsi="Times New Roman" w:cs="Times New Roman"/>
-          <w:color w:val="2F5496" w:themeColor="accent1" w:themeShade="BF"/>
-          <w:sz w:val="28"/>
-          <w:szCs w:val="28"/>
-          <w:lang w:val="en-US"/>
-        </w:rPr>
-        <w:t>mer</w:t>
-      </w:r>
-      <w:proofErr w:type="spellEnd"/>
-      <w:r>
-        <w:rPr>
-          <w:rFonts w:ascii="Times New Roman" w:hAnsi="Times New Roman" w:cs="Times New Roman"/>
-          <w:color w:val="2F5496" w:themeColor="accent1" w:themeShade="BF"/>
-          <w:sz w:val="28"/>
-          <w:szCs w:val="28"/>
-          <w:lang w:val="en-US"/>
-        </w:rPr>
-        <w:t xml:space="preserve"> database tool that enforces k-</w:t>
-      </w:r>
-      <w:proofErr w:type="spellStart"/>
-      <w:r>
-        <w:rPr>
-          <w:rFonts w:ascii="Times New Roman" w:hAnsi="Times New Roman" w:cs="Times New Roman"/>
-          <w:color w:val="2F5496" w:themeColor="accent1" w:themeShade="BF"/>
-          <w:sz w:val="28"/>
-          <w:szCs w:val="28"/>
-          <w:lang w:val="en-US"/>
-        </w:rPr>
-        <w:t>mer</w:t>
-      </w:r>
-      <w:proofErr w:type="spellEnd"/>
-      <w:r>
-        <w:rPr>
-          <w:rFonts w:ascii="Times New Roman" w:hAnsi="Times New Roman" w:cs="Times New Roman"/>
+          <w:b/>
+          <w:bCs/>
+          <w:color w:val="2F5496" w:themeColor="accent1" w:themeShade="BF"/>
+          <w:sz w:val="28"/>
+          <w:szCs w:val="28"/>
+          <w:lang w:val="en-US"/>
+        </w:rPr>
+        <w:t>Action:</w:t>
+      </w:r>
+      <w:r>
+        <w:rPr>
+          <w:rFonts w:ascii="Times New Roman" w:hAnsi="Times New Roman" w:cs="Times New Roman"/>
+          <w:b/>
+          <w:bCs/>
           <w:color w:val="2F5496" w:themeColor="accent1" w:themeShade="BF"/>
           <w:sz w:val="28"/>
           <w:szCs w:val="28"/>
@@ -3509,195 +3458,14 @@
           <w:szCs w:val="28"/>
           <w:lang w:val="en-US"/>
         </w:rPr>
-        <w:t xml:space="preserve">compression under loss of information (e.g., like Kraken2). The requirement “no false positives” is highly relevant in certain fields of application like medical diagnostics. </w:t>
-      </w:r>
-      <w:r>
-        <w:rPr>
-          <w:rFonts w:ascii="Times New Roman" w:hAnsi="Times New Roman" w:cs="Times New Roman"/>
-          <w:color w:val="2F5496" w:themeColor="accent1" w:themeShade="BF"/>
-          <w:sz w:val="28"/>
-          <w:szCs w:val="28"/>
-          <w:lang w:val="en-US"/>
-        </w:rPr>
-        <w:t xml:space="preserve">The importance of this claim has been </w:t>
-      </w:r>
-      <w:r>
-        <w:rPr>
-          <w:rFonts w:ascii="Times New Roman" w:hAnsi="Times New Roman" w:cs="Times New Roman"/>
-          <w:color w:val="2F5496" w:themeColor="accent1" w:themeShade="BF"/>
-          <w:sz w:val="28"/>
-          <w:szCs w:val="28"/>
-          <w:lang w:val="en-US"/>
-        </w:rPr>
-        <w:t xml:space="preserve">established </w:t>
-      </w:r>
-      <w:r>
-        <w:rPr>
-          <w:rFonts w:ascii="Times New Roman" w:hAnsi="Times New Roman" w:cs="Times New Roman"/>
-          <w:color w:val="2F5496" w:themeColor="accent1" w:themeShade="BF"/>
-          <w:sz w:val="28"/>
-          <w:szCs w:val="28"/>
-          <w:lang w:val="en-US"/>
-        </w:rPr>
-        <w:t>i</w:t>
-      </w:r>
-      <w:r>
-        <w:rPr>
-          <w:rFonts w:ascii="Times New Roman" w:hAnsi="Times New Roman" w:cs="Times New Roman"/>
-          <w:color w:val="2F5496" w:themeColor="accent1" w:themeShade="BF"/>
-          <w:sz w:val="28"/>
-          <w:szCs w:val="28"/>
-          <w:lang w:val="en-US"/>
-        </w:rPr>
-        <w:t xml:space="preserve">n </w:t>
-      </w:r>
-      <w:r>
-        <w:rPr>
-          <w:rFonts w:ascii="Times New Roman" w:hAnsi="Times New Roman" w:cs="Times New Roman"/>
-          <w:color w:val="2F5496" w:themeColor="accent1" w:themeShade="BF"/>
-          <w:sz w:val="28"/>
-          <w:szCs w:val="28"/>
-          <w:lang w:val="en-US"/>
-        </w:rPr>
-        <w:t xml:space="preserve">[3] and </w:t>
-      </w:r>
-      <w:r>
-        <w:rPr>
-          <w:rFonts w:ascii="Times New Roman" w:hAnsi="Times New Roman" w:cs="Times New Roman"/>
-          <w:color w:val="2F5496" w:themeColor="accent1" w:themeShade="BF"/>
-          <w:sz w:val="28"/>
-          <w:szCs w:val="28"/>
-          <w:lang w:val="en-US"/>
-        </w:rPr>
-        <w:t xml:space="preserve">[4] and is </w:t>
-      </w:r>
-      <w:r>
-        <w:rPr>
-          <w:rFonts w:ascii="Times New Roman" w:hAnsi="Times New Roman" w:cs="Times New Roman"/>
-          <w:color w:val="2F5496" w:themeColor="accent1" w:themeShade="BF"/>
-          <w:sz w:val="28"/>
-          <w:szCs w:val="28"/>
-          <w:lang w:val="en-US"/>
-        </w:rPr>
-        <w:t xml:space="preserve">also </w:t>
-      </w:r>
-      <w:r>
-        <w:rPr>
-          <w:rFonts w:ascii="Times New Roman" w:hAnsi="Times New Roman" w:cs="Times New Roman"/>
-          <w:color w:val="2F5496" w:themeColor="accent1" w:themeShade="BF"/>
-          <w:sz w:val="28"/>
-          <w:szCs w:val="28"/>
-          <w:lang w:val="en-US"/>
-        </w:rPr>
-        <w:t xml:space="preserve">a main reason why </w:t>
-      </w:r>
-      <w:proofErr w:type="spellStart"/>
-      <w:r>
-        <w:rPr>
-          <w:rFonts w:ascii="Times New Roman" w:hAnsi="Times New Roman" w:cs="Times New Roman"/>
-          <w:color w:val="2F5496" w:themeColor="accent1" w:themeShade="BF"/>
-          <w:sz w:val="28"/>
-          <w:szCs w:val="28"/>
-          <w:lang w:val="en-US"/>
-        </w:rPr>
-        <w:t>KrakenUniq</w:t>
-      </w:r>
-      <w:proofErr w:type="spellEnd"/>
-      <w:r>
-        <w:rPr>
-          <w:rFonts w:ascii="Times New Roman" w:hAnsi="Times New Roman" w:cs="Times New Roman"/>
-          <w:color w:val="2F5496" w:themeColor="accent1" w:themeShade="BF"/>
-          <w:sz w:val="28"/>
-          <w:szCs w:val="28"/>
-          <w:lang w:val="en-US"/>
-        </w:rPr>
-        <w:t xml:space="preserve"> is still maintained</w:t>
-      </w:r>
-      <w:r>
-        <w:rPr>
-          <w:rFonts w:ascii="Times New Roman" w:hAnsi="Times New Roman" w:cs="Times New Roman"/>
-          <w:color w:val="2F5496" w:themeColor="accent1" w:themeShade="BF"/>
-          <w:sz w:val="28"/>
-          <w:szCs w:val="28"/>
-          <w:lang w:val="en-US"/>
-        </w:rPr>
-        <w:t>.</w:t>
-      </w:r>
-      <w:r>
-        <w:rPr>
-          <w:rFonts w:ascii="Times New Roman" w:hAnsi="Times New Roman" w:cs="Times New Roman"/>
-          <w:color w:val="2F5496" w:themeColor="accent1" w:themeShade="BF"/>
-          <w:sz w:val="28"/>
-          <w:szCs w:val="28"/>
-          <w:lang w:val="en-US"/>
-        </w:rPr>
-        <w:t xml:space="preserve"> We discussed this </w:t>
-      </w:r>
-      <w:r>
-        <w:rPr>
-          <w:rFonts w:ascii="Times New Roman" w:hAnsi="Times New Roman" w:cs="Times New Roman"/>
-          <w:color w:val="2F5496" w:themeColor="accent1" w:themeShade="BF"/>
-          <w:sz w:val="28"/>
-          <w:szCs w:val="28"/>
-          <w:lang w:val="en-US"/>
-        </w:rPr>
-        <w:t xml:space="preserve">background </w:t>
-      </w:r>
-      <w:r>
-        <w:rPr>
-          <w:rFonts w:ascii="Times New Roman" w:hAnsi="Times New Roman" w:cs="Times New Roman"/>
-          <w:color w:val="2F5496" w:themeColor="accent1" w:themeShade="BF"/>
-          <w:sz w:val="28"/>
-          <w:szCs w:val="28"/>
-          <w:lang w:val="en-US"/>
-        </w:rPr>
-        <w:t xml:space="preserve">in the last paragraph of Section 1.2 and </w:t>
-      </w:r>
-      <w:r>
-        <w:rPr>
-          <w:rFonts w:ascii="Times New Roman" w:hAnsi="Times New Roman" w:cs="Times New Roman"/>
-          <w:color w:val="2F5496" w:themeColor="accent1" w:themeShade="BF"/>
-          <w:sz w:val="28"/>
-          <w:szCs w:val="28"/>
-          <w:lang w:val="en-US"/>
-        </w:rPr>
-        <w:t>due to</w:t>
-      </w:r>
-      <w:r>
-        <w:rPr>
-          <w:rFonts w:ascii="Times New Roman" w:hAnsi="Times New Roman" w:cs="Times New Roman"/>
-          <w:color w:val="2F5496" w:themeColor="accent1" w:themeShade="BF"/>
-          <w:sz w:val="28"/>
-          <w:szCs w:val="28"/>
-          <w:lang w:val="en-US"/>
-        </w:rPr>
-        <w:t xml:space="preserve"> its relevance for our contribution we highlighted this again in para</w:t>
-      </w:r>
-      <w:r>
-        <w:rPr>
-          <w:rFonts w:ascii="Times New Roman" w:hAnsi="Times New Roman" w:cs="Times New Roman"/>
-          <w:color w:val="2F5496" w:themeColor="accent1" w:themeShade="BF"/>
-          <w:sz w:val="28"/>
-          <w:szCs w:val="28"/>
-          <w:lang w:val="en-US"/>
-        </w:rPr>
-        <w:t>g</w:t>
-      </w:r>
-      <w:r>
-        <w:rPr>
-          <w:rFonts w:ascii="Times New Roman" w:hAnsi="Times New Roman" w:cs="Times New Roman"/>
-          <w:color w:val="2F5496" w:themeColor="accent1" w:themeShade="BF"/>
-          <w:sz w:val="28"/>
-          <w:szCs w:val="28"/>
-          <w:lang w:val="en-US"/>
-        </w:rPr>
-        <w:t>raph 5 of Section 4.</w:t>
+        <w:t>Regarding 3) we extended paragraph 2 from Section 2.3 to explain the procedure more thoroughly there.</w:t>
       </w:r>
     </w:p>
     <w:p>
       <w:pPr>
         <w:rPr>
           <w:rFonts w:ascii="Times New Roman" w:hAnsi="Times New Roman" w:cs="Times New Roman"/>
+          <w:color w:val="2F5496" w:themeColor="accent1" w:themeShade="BF"/>
           <w:sz w:val="28"/>
           <w:szCs w:val="28"/>
           <w:lang w:val="en-US"/>
@@ -3710,7 +3478,67 @@
           <w:szCs w:val="28"/>
           <w:lang w:val="en-US"/>
         </w:rPr>
-        <w:t>And if that is not what they want, why not use a more compact filter structure like XOR, Ribbon or Binary Fuse Filter?</w:t>
+        <w:t>So why do the authors not directly store the k-</w:t>
+      </w:r>
+      <w:proofErr w:type="spellStart"/>
+      <w:r>
+        <w:rPr>
+          <w:rFonts w:ascii="Times New Roman" w:hAnsi="Times New Roman" w:cs="Times New Roman"/>
+          <w:sz w:val="28"/>
+          <w:szCs w:val="28"/>
+          <w:lang w:val="en-US"/>
+        </w:rPr>
+        <w:t>mers</w:t>
+      </w:r>
+      <w:proofErr w:type="spellEnd"/>
+      <w:r>
+        <w:rPr>
+          <w:rFonts w:ascii="Times New Roman" w:hAnsi="Times New Roman" w:cs="Times New Roman"/>
+          <w:sz w:val="28"/>
+          <w:szCs w:val="28"/>
+          <w:lang w:val="en-US"/>
+        </w:rPr>
+        <w:t xml:space="preserve"> in </w:t>
+      </w:r>
+      <w:proofErr w:type="gramStart"/>
+      <w:r>
+        <w:rPr>
+          <w:rFonts w:ascii="Times New Roman" w:hAnsi="Times New Roman" w:cs="Times New Roman"/>
+          <w:sz w:val="28"/>
+          <w:szCs w:val="28"/>
+          <w:lang w:val="en-US"/>
+        </w:rPr>
+        <w:t>an</w:t>
+      </w:r>
+      <w:proofErr w:type="gramEnd"/>
+      <w:r>
+        <w:rPr>
+          <w:rFonts w:ascii="Times New Roman" w:hAnsi="Times New Roman" w:cs="Times New Roman"/>
+          <w:sz w:val="28"/>
+          <w:szCs w:val="28"/>
+          <w:lang w:val="en-US"/>
+        </w:rPr>
+        <w:t xml:space="preserve"> Hierarchical interleaved Bloom Filter that could also directly assign each k-</w:t>
+      </w:r>
+      <w:proofErr w:type="spellStart"/>
+      <w:r>
+        <w:rPr>
+          <w:rFonts w:ascii="Times New Roman" w:hAnsi="Times New Roman" w:cs="Times New Roman"/>
+          <w:sz w:val="28"/>
+          <w:szCs w:val="28"/>
+          <w:lang w:val="en-US"/>
+        </w:rPr>
+        <w:t>mer</w:t>
+      </w:r>
+      <w:proofErr w:type="spellEnd"/>
+      <w:r>
+        <w:rPr>
+          <w:rFonts w:ascii="Times New Roman" w:hAnsi="Times New Roman" w:cs="Times New Roman"/>
+          <w:sz w:val="28"/>
+          <w:szCs w:val="28"/>
+          <w:lang w:val="en-US"/>
+        </w:rPr>
+        <w:t xml:space="preserve"> to one of the target species?</w:t>
       </w:r>
     </w:p>
     <w:p>
@@ -3731,6 +3559,398 @@
           <w:szCs w:val="28"/>
           <w:lang w:val="en-US"/>
         </w:rPr>
+        <w:t xml:space="preserve">Mainly because we want to avoid false positives resulting from probabilistic data structures (like Bloom filters). </w:t>
+      </w:r>
+      <w:r>
+        <w:rPr>
+          <w:rFonts w:ascii="Times New Roman" w:hAnsi="Times New Roman" w:cs="Times New Roman"/>
+          <w:color w:val="2F5496" w:themeColor="accent1" w:themeShade="BF"/>
+          <w:sz w:val="28"/>
+          <w:szCs w:val="28"/>
+          <w:lang w:val="en-US"/>
+        </w:rPr>
+        <w:t>P</w:t>
+      </w:r>
+      <w:r>
+        <w:rPr>
+          <w:rFonts w:ascii="Times New Roman" w:hAnsi="Times New Roman" w:cs="Times New Roman"/>
+          <w:color w:val="2F5496" w:themeColor="accent1" w:themeShade="BF"/>
+          <w:sz w:val="28"/>
+          <w:szCs w:val="28"/>
+          <w:lang w:val="en-US"/>
+        </w:rPr>
+        <w:t xml:space="preserve">lease consider that one of the major claims of </w:t>
+      </w:r>
+      <w:proofErr w:type="spellStart"/>
+      <w:r>
+        <w:rPr>
+          <w:rFonts w:ascii="Times New Roman" w:hAnsi="Times New Roman" w:cs="Times New Roman"/>
+          <w:color w:val="2F5496" w:themeColor="accent1" w:themeShade="BF"/>
+          <w:sz w:val="28"/>
+          <w:szCs w:val="28"/>
+          <w:lang w:val="en-US"/>
+        </w:rPr>
+        <w:t>Genestrip</w:t>
+      </w:r>
+      <w:proofErr w:type="spellEnd"/>
+      <w:r>
+        <w:rPr>
+          <w:rFonts w:ascii="Times New Roman" w:hAnsi="Times New Roman" w:cs="Times New Roman"/>
+          <w:color w:val="2F5496" w:themeColor="accent1" w:themeShade="BF"/>
+          <w:sz w:val="28"/>
+          <w:szCs w:val="28"/>
+          <w:lang w:val="en-US"/>
+        </w:rPr>
+        <w:t xml:space="preserve"> is that it produces no false positives with regard to k-</w:t>
+      </w:r>
+      <w:proofErr w:type="spellStart"/>
+      <w:r>
+        <w:rPr>
+          <w:rFonts w:ascii="Times New Roman" w:hAnsi="Times New Roman" w:cs="Times New Roman"/>
+          <w:color w:val="2F5496" w:themeColor="accent1" w:themeShade="BF"/>
+          <w:sz w:val="28"/>
+          <w:szCs w:val="28"/>
+          <w:lang w:val="en-US"/>
+        </w:rPr>
+        <w:t>mer</w:t>
+      </w:r>
+      <w:proofErr w:type="spellEnd"/>
+      <w:r>
+        <w:rPr>
+          <w:rFonts w:ascii="Times New Roman" w:hAnsi="Times New Roman" w:cs="Times New Roman"/>
+          <w:color w:val="2F5496" w:themeColor="accent1" w:themeShade="BF"/>
+          <w:sz w:val="28"/>
+          <w:szCs w:val="28"/>
+          <w:lang w:val="en-US"/>
+        </w:rPr>
+        <w:t xml:space="preserve"> lookups. </w:t>
+      </w:r>
+      <w:r>
+        <w:rPr>
+          <w:rFonts w:ascii="Times New Roman" w:hAnsi="Times New Roman" w:cs="Times New Roman"/>
+          <w:color w:val="2F5496" w:themeColor="accent1" w:themeShade="BF"/>
+          <w:sz w:val="28"/>
+          <w:szCs w:val="28"/>
+          <w:lang w:val="en-US"/>
+        </w:rPr>
+        <w:t xml:space="preserve">This same claim is the reason why </w:t>
+      </w:r>
+      <w:proofErr w:type="spellStart"/>
+      <w:r>
+        <w:rPr>
+          <w:rFonts w:ascii="Times New Roman" w:hAnsi="Times New Roman" w:cs="Times New Roman"/>
+          <w:color w:val="2F5496" w:themeColor="accent1" w:themeShade="BF"/>
+          <w:sz w:val="28"/>
+          <w:szCs w:val="28"/>
+          <w:lang w:val="en-US"/>
+        </w:rPr>
+        <w:t>KrakenUniq</w:t>
+      </w:r>
+      <w:proofErr w:type="spellEnd"/>
+      <w:r>
+        <w:rPr>
+          <w:rFonts w:ascii="Times New Roman" w:hAnsi="Times New Roman" w:cs="Times New Roman"/>
+          <w:color w:val="2F5496" w:themeColor="accent1" w:themeShade="BF"/>
+          <w:sz w:val="28"/>
+          <w:szCs w:val="28"/>
+          <w:lang w:val="en-US"/>
+        </w:rPr>
+        <w:t xml:space="preserve"> has still importance in comparison to any other k-</w:t>
+      </w:r>
+      <w:proofErr w:type="spellStart"/>
+      <w:r>
+        <w:rPr>
+          <w:rFonts w:ascii="Times New Roman" w:hAnsi="Times New Roman" w:cs="Times New Roman"/>
+          <w:color w:val="2F5496" w:themeColor="accent1" w:themeShade="BF"/>
+          <w:sz w:val="28"/>
+          <w:szCs w:val="28"/>
+          <w:lang w:val="en-US"/>
+        </w:rPr>
+        <w:t>mer</w:t>
+      </w:r>
+      <w:proofErr w:type="spellEnd"/>
+      <w:r>
+        <w:rPr>
+          <w:rFonts w:ascii="Times New Roman" w:hAnsi="Times New Roman" w:cs="Times New Roman"/>
+          <w:color w:val="2F5496" w:themeColor="accent1" w:themeShade="BF"/>
+          <w:sz w:val="28"/>
+          <w:szCs w:val="28"/>
+          <w:lang w:val="en-US"/>
+        </w:rPr>
+        <w:t xml:space="preserve"> database tool that enforces k-</w:t>
+      </w:r>
+      <w:proofErr w:type="spellStart"/>
+      <w:r>
+        <w:rPr>
+          <w:rFonts w:ascii="Times New Roman" w:hAnsi="Times New Roman" w:cs="Times New Roman"/>
+          <w:color w:val="2F5496" w:themeColor="accent1" w:themeShade="BF"/>
+          <w:sz w:val="28"/>
+          <w:szCs w:val="28"/>
+          <w:lang w:val="en-US"/>
+        </w:rPr>
+        <w:t>mer</w:t>
+      </w:r>
+      <w:proofErr w:type="spellEnd"/>
+      <w:r>
+        <w:rPr>
+          <w:rFonts w:ascii="Times New Roman" w:hAnsi="Times New Roman" w:cs="Times New Roman"/>
+          <w:color w:val="2F5496" w:themeColor="accent1" w:themeShade="BF"/>
+          <w:sz w:val="28"/>
+          <w:szCs w:val="28"/>
+          <w:lang w:val="en-US"/>
+        </w:rPr>
+        <w:t xml:space="preserve"> </w:t>
+      </w:r>
+      <w:r>
+        <w:rPr>
+          <w:rFonts w:ascii="Times New Roman" w:hAnsi="Times New Roman" w:cs="Times New Roman"/>
+          <w:color w:val="2F5496" w:themeColor="accent1" w:themeShade="BF"/>
+          <w:sz w:val="28"/>
+          <w:szCs w:val="28"/>
+          <w:lang w:val="en-US"/>
+        </w:rPr>
+        <w:t xml:space="preserve">compression under loss of information (e.g., like Kraken2). The requirement “no false positives” is highly relevant in certain fields of application like medical diagnostics. </w:t>
+      </w:r>
+      <w:r>
+        <w:rPr>
+          <w:rFonts w:ascii="Times New Roman" w:hAnsi="Times New Roman" w:cs="Times New Roman"/>
+          <w:color w:val="2F5496" w:themeColor="accent1" w:themeShade="BF"/>
+          <w:sz w:val="28"/>
+          <w:szCs w:val="28"/>
+          <w:lang w:val="en-US"/>
+        </w:rPr>
+        <w:t xml:space="preserve">The importance of this claim has been </w:t>
+      </w:r>
+      <w:r>
+        <w:rPr>
+          <w:rFonts w:ascii="Times New Roman" w:hAnsi="Times New Roman" w:cs="Times New Roman"/>
+          <w:color w:val="2F5496" w:themeColor="accent1" w:themeShade="BF"/>
+          <w:sz w:val="28"/>
+          <w:szCs w:val="28"/>
+          <w:lang w:val="en-US"/>
+        </w:rPr>
+        <w:t xml:space="preserve">established </w:t>
+      </w:r>
+      <w:r>
+        <w:rPr>
+          <w:rFonts w:ascii="Times New Roman" w:hAnsi="Times New Roman" w:cs="Times New Roman"/>
+          <w:color w:val="2F5496" w:themeColor="accent1" w:themeShade="BF"/>
+          <w:sz w:val="28"/>
+          <w:szCs w:val="28"/>
+          <w:lang w:val="en-US"/>
+        </w:rPr>
+        <w:t>i</w:t>
+      </w:r>
+      <w:r>
+        <w:rPr>
+          <w:rFonts w:ascii="Times New Roman" w:hAnsi="Times New Roman" w:cs="Times New Roman"/>
+          <w:color w:val="2F5496" w:themeColor="accent1" w:themeShade="BF"/>
+          <w:sz w:val="28"/>
+          <w:szCs w:val="28"/>
+          <w:lang w:val="en-US"/>
+        </w:rPr>
+        <w:t xml:space="preserve">n </w:t>
+      </w:r>
+      <w:r>
+        <w:rPr>
+          <w:rFonts w:ascii="Times New Roman" w:hAnsi="Times New Roman" w:cs="Times New Roman"/>
+          <w:color w:val="2F5496" w:themeColor="accent1" w:themeShade="BF"/>
+          <w:sz w:val="28"/>
+          <w:szCs w:val="28"/>
+          <w:lang w:val="en-US"/>
+        </w:rPr>
+        <w:t xml:space="preserve">[3] and </w:t>
+      </w:r>
+      <w:r>
+        <w:rPr>
+          <w:rFonts w:ascii="Times New Roman" w:hAnsi="Times New Roman" w:cs="Times New Roman"/>
+          <w:color w:val="2F5496" w:themeColor="accent1" w:themeShade="BF"/>
+          <w:sz w:val="28"/>
+          <w:szCs w:val="28"/>
+          <w:lang w:val="en-US"/>
+        </w:rPr>
+        <w:t xml:space="preserve">[4] and is </w:t>
+      </w:r>
+      <w:r>
+        <w:rPr>
+          <w:rFonts w:ascii="Times New Roman" w:hAnsi="Times New Roman" w:cs="Times New Roman"/>
+          <w:color w:val="2F5496" w:themeColor="accent1" w:themeShade="BF"/>
+          <w:sz w:val="28"/>
+          <w:szCs w:val="28"/>
+          <w:lang w:val="en-US"/>
+        </w:rPr>
+        <w:t xml:space="preserve">also </w:t>
+      </w:r>
+      <w:r>
+        <w:rPr>
+          <w:rFonts w:ascii="Times New Roman" w:hAnsi="Times New Roman" w:cs="Times New Roman"/>
+          <w:color w:val="2F5496" w:themeColor="accent1" w:themeShade="BF"/>
+          <w:sz w:val="28"/>
+          <w:szCs w:val="28"/>
+          <w:lang w:val="en-US"/>
+        </w:rPr>
+        <w:t xml:space="preserve">a main reason why </w:t>
+      </w:r>
+      <w:proofErr w:type="spellStart"/>
+      <w:r>
+        <w:rPr>
+          <w:rFonts w:ascii="Times New Roman" w:hAnsi="Times New Roman" w:cs="Times New Roman"/>
+          <w:color w:val="2F5496" w:themeColor="accent1" w:themeShade="BF"/>
+          <w:sz w:val="28"/>
+          <w:szCs w:val="28"/>
+          <w:lang w:val="en-US"/>
+        </w:rPr>
+        <w:t>KrakenUniq</w:t>
+      </w:r>
+      <w:proofErr w:type="spellEnd"/>
+      <w:r>
+        <w:rPr>
+          <w:rFonts w:ascii="Times New Roman" w:hAnsi="Times New Roman" w:cs="Times New Roman"/>
+          <w:color w:val="2F5496" w:themeColor="accent1" w:themeShade="BF"/>
+          <w:sz w:val="28"/>
+          <w:szCs w:val="28"/>
+          <w:lang w:val="en-US"/>
+        </w:rPr>
+        <w:t xml:space="preserve"> is still maintained</w:t>
+      </w:r>
+      <w:r>
+        <w:rPr>
+          <w:rFonts w:ascii="Times New Roman" w:hAnsi="Times New Roman" w:cs="Times New Roman"/>
+          <w:color w:val="2F5496" w:themeColor="accent1" w:themeShade="BF"/>
+          <w:sz w:val="28"/>
+          <w:szCs w:val="28"/>
+          <w:lang w:val="en-US"/>
+        </w:rPr>
+        <w:t>.</w:t>
+      </w:r>
+      <w:r>
+        <w:rPr>
+          <w:rFonts w:ascii="Times New Roman" w:hAnsi="Times New Roman" w:cs="Times New Roman"/>
+          <w:color w:val="2F5496" w:themeColor="accent1" w:themeShade="BF"/>
+          <w:sz w:val="28"/>
+          <w:szCs w:val="28"/>
+          <w:lang w:val="en-US"/>
+        </w:rPr>
+        <w:t xml:space="preserve"> We discussed this </w:t>
+      </w:r>
+      <w:r>
+        <w:rPr>
+          <w:rFonts w:ascii="Times New Roman" w:hAnsi="Times New Roman" w:cs="Times New Roman"/>
+          <w:color w:val="2F5496" w:themeColor="accent1" w:themeShade="BF"/>
+          <w:sz w:val="28"/>
+          <w:szCs w:val="28"/>
+          <w:lang w:val="en-US"/>
+        </w:rPr>
+        <w:t xml:space="preserve">background </w:t>
+      </w:r>
+      <w:r>
+        <w:rPr>
+          <w:rFonts w:ascii="Times New Roman" w:hAnsi="Times New Roman" w:cs="Times New Roman"/>
+          <w:color w:val="2F5496" w:themeColor="accent1" w:themeShade="BF"/>
+          <w:sz w:val="28"/>
+          <w:szCs w:val="28"/>
+          <w:lang w:val="en-US"/>
+        </w:rPr>
+        <w:t xml:space="preserve">in the last paragraph of Section 1.2 and </w:t>
+      </w:r>
+      <w:r>
+        <w:rPr>
+          <w:rFonts w:ascii="Times New Roman" w:hAnsi="Times New Roman" w:cs="Times New Roman"/>
+          <w:color w:val="2F5496" w:themeColor="accent1" w:themeShade="BF"/>
+          <w:sz w:val="28"/>
+          <w:szCs w:val="28"/>
+          <w:lang w:val="en-US"/>
+        </w:rPr>
+        <w:t>due to</w:t>
+      </w:r>
+      <w:r>
+        <w:rPr>
+          <w:rFonts w:ascii="Times New Roman" w:hAnsi="Times New Roman" w:cs="Times New Roman"/>
+          <w:color w:val="2F5496" w:themeColor="accent1" w:themeShade="BF"/>
+          <w:sz w:val="28"/>
+          <w:szCs w:val="28"/>
+          <w:lang w:val="en-US"/>
+        </w:rPr>
+        <w:t xml:space="preserve"> its relevance for our contribution we highlighted this again in para</w:t>
+      </w:r>
+      <w:r>
+        <w:rPr>
+          <w:rFonts w:ascii="Times New Roman" w:hAnsi="Times New Roman" w:cs="Times New Roman"/>
+          <w:color w:val="2F5496" w:themeColor="accent1" w:themeShade="BF"/>
+          <w:sz w:val="28"/>
+          <w:szCs w:val="28"/>
+          <w:lang w:val="en-US"/>
+        </w:rPr>
+        <w:t>g</w:t>
+      </w:r>
+      <w:r>
+        <w:rPr>
+          <w:rFonts w:ascii="Times New Roman" w:hAnsi="Times New Roman" w:cs="Times New Roman"/>
+          <w:color w:val="2F5496" w:themeColor="accent1" w:themeShade="BF"/>
+          <w:sz w:val="28"/>
+          <w:szCs w:val="28"/>
+          <w:lang w:val="en-US"/>
+        </w:rPr>
+        <w:t xml:space="preserve">raph </w:t>
+      </w:r>
+      <w:r>
+        <w:rPr>
+          <w:rFonts w:ascii="Times New Roman" w:hAnsi="Times New Roman" w:cs="Times New Roman"/>
+          <w:color w:val="2F5496" w:themeColor="accent1" w:themeShade="BF"/>
+          <w:sz w:val="28"/>
+          <w:szCs w:val="28"/>
+          <w:lang w:val="en-US"/>
+        </w:rPr>
+        <w:t>five</w:t>
+      </w:r>
+      <w:r>
+        <w:rPr>
+          <w:rFonts w:ascii="Times New Roman" w:hAnsi="Times New Roman" w:cs="Times New Roman"/>
+          <w:color w:val="2F5496" w:themeColor="accent1" w:themeShade="BF"/>
+          <w:sz w:val="28"/>
+          <w:szCs w:val="28"/>
+          <w:lang w:val="en-US"/>
+        </w:rPr>
+        <w:t xml:space="preserve"> of Section 4.</w:t>
+      </w:r>
+    </w:p>
+    <w:p>
+      <w:pPr>
+        <w:rPr>
+          <w:rFonts w:ascii="Times New Roman" w:hAnsi="Times New Roman" w:cs="Times New Roman"/>
+          <w:sz w:val="28"/>
+          <w:szCs w:val="28"/>
+          <w:lang w:val="en-US"/>
+        </w:rPr>
+      </w:pPr>
+      <w:r>
+        <w:rPr>
+          <w:rFonts w:ascii="Times New Roman" w:hAnsi="Times New Roman" w:cs="Times New Roman"/>
+          <w:sz w:val="28"/>
+          <w:szCs w:val="28"/>
+          <w:lang w:val="en-US"/>
+        </w:rPr>
+        <w:t>And if that is not what they want, why not use a more compact filter structure like XOR, Ribbon or Binary Fuse Filter?</w:t>
+      </w:r>
+    </w:p>
+    <w:p>
+      <w:pPr>
+        <w:rPr>
+          <w:rFonts w:ascii="Times New Roman" w:hAnsi="Times New Roman" w:cs="Times New Roman"/>
+          <w:color w:val="2F5496" w:themeColor="accent1" w:themeShade="BF"/>
+          <w:sz w:val="28"/>
+          <w:szCs w:val="28"/>
+          <w:lang w:val="en-US"/>
+        </w:rPr>
+      </w:pPr>
+      <w:r>
+        <w:rPr>
+          <w:rFonts w:ascii="Times New Roman" w:hAnsi="Times New Roman" w:cs="Times New Roman"/>
+          <w:color w:val="2F5496" w:themeColor="accent1" w:themeShade="BF"/>
+          <w:sz w:val="28"/>
+          <w:szCs w:val="28"/>
+          <w:lang w:val="en-US"/>
+        </w:rPr>
         <w:t xml:space="preserve">Regarding the </w:t>
       </w:r>
       <w:r>
@@ -3811,7 +4031,67 @@
           <w:szCs w:val="28"/>
           <w:lang w:val="en-US"/>
         </w:rPr>
-        <w:t xml:space="preserve"> e.g. in an array. This is described in Section?? of the related publication “”</w:t>
+        <w:t xml:space="preserve"> e.g. in an array. This i</w:t>
+      </w:r>
+      <w:r>
+        <w:rPr>
+          <w:rFonts w:ascii="Times New Roman" w:hAnsi="Times New Roman" w:cs="Times New Roman"/>
+          <w:color w:val="2F5496" w:themeColor="accent1" w:themeShade="BF"/>
+          <w:sz w:val="28"/>
+          <w:szCs w:val="28"/>
+          <w:lang w:val="en-US"/>
+        </w:rPr>
+        <w:t>s evident from Algorithm 2</w:t>
+      </w:r>
+      <w:r>
+        <w:rPr>
+          <w:rFonts w:ascii="Times New Roman" w:hAnsi="Times New Roman" w:cs="Times New Roman"/>
+          <w:color w:val="2F5496" w:themeColor="accent1" w:themeShade="BF"/>
+          <w:sz w:val="28"/>
+          <w:szCs w:val="28"/>
+          <w:lang w:val="en-US"/>
+        </w:rPr>
+        <w:t xml:space="preserve"> of the related publication </w:t>
+      </w:r>
+      <w:r>
+        <w:rPr>
+          <w:rFonts w:ascii="Times New Roman" w:hAnsi="Times New Roman" w:cs="Times New Roman"/>
+          <w:color w:val="2F5496" w:themeColor="accent1" w:themeShade="BF"/>
+          <w:sz w:val="28"/>
+          <w:szCs w:val="28"/>
+          <w:lang w:val="en-US"/>
+        </w:rPr>
+        <w:t xml:space="preserve">under </w:t>
+      </w:r>
+      <w:r>
+        <w:rPr>
+          <w:rFonts w:ascii="Times New Roman" w:hAnsi="Times New Roman" w:cs="Times New Roman"/>
+          <w:color w:val="2F5496" w:themeColor="accent1" w:themeShade="BF"/>
+          <w:sz w:val="28"/>
+          <w:szCs w:val="28"/>
+          <w:lang w:val="en-US"/>
+        </w:rPr>
+        <w:t>“</w:t>
+      </w:r>
+      <w:r>
+        <w:rPr>
+          <w:rFonts w:ascii="Times New Roman" w:hAnsi="Times New Roman" w:cs="Times New Roman"/>
+          <w:color w:val="2F5496" w:themeColor="accent1" w:themeShade="BF"/>
+          <w:sz w:val="28"/>
+          <w:szCs w:val="28"/>
+          <w:lang w:val="en-US"/>
+        </w:rPr>
+        <w:t>https://arxiv.org/pdf/1912.08258</w:t>
+      </w:r>
+      <w:r>
+        <w:rPr>
+          <w:rFonts w:ascii="Times New Roman" w:hAnsi="Times New Roman" w:cs="Times New Roman"/>
+          <w:color w:val="2F5496" w:themeColor="accent1" w:themeShade="BF"/>
+          <w:sz w:val="28"/>
+          <w:szCs w:val="28"/>
+          <w:lang w:val="en-US"/>
+        </w:rPr>
+        <w:t>”</w:t>
       </w:r>
       <w:r>
         <w:rPr>
@@ -3831,7 +4111,47 @@
           <w:szCs w:val="28"/>
           <w:lang w:val="en-US"/>
         </w:rPr>
-        <w:t xml:space="preserve">also well explained in “”. However, as mentioned in 1) and 2) from </w:t>
+        <w:t xml:space="preserve">also explained in </w:t>
+      </w:r>
+      <w:r>
+        <w:rPr>
+          <w:rFonts w:ascii="Times New Roman" w:hAnsi="Times New Roman" w:cs="Times New Roman"/>
+          <w:color w:val="2F5496" w:themeColor="accent1" w:themeShade="BF"/>
+          <w:sz w:val="28"/>
+          <w:szCs w:val="28"/>
+          <w:lang w:val="en-US"/>
+        </w:rPr>
+        <w:t xml:space="preserve">this post </w:t>
+      </w:r>
+      <w:r>
+        <w:rPr>
+          <w:rFonts w:ascii="Times New Roman" w:hAnsi="Times New Roman" w:cs="Times New Roman"/>
+          <w:color w:val="2F5496" w:themeColor="accent1" w:themeShade="BF"/>
+          <w:sz w:val="28"/>
+          <w:szCs w:val="28"/>
+          <w:lang w:val="en-US"/>
+        </w:rPr>
+        <w:t>“</w:t>
+      </w:r>
+      <w:r>
+        <w:rPr>
+          <w:rFonts w:ascii="Times New Roman" w:hAnsi="Times New Roman" w:cs="Times New Roman"/>
+          <w:color w:val="2F5496" w:themeColor="accent1" w:themeShade="BF"/>
+          <w:sz w:val="28"/>
+          <w:szCs w:val="28"/>
+          <w:lang w:val="en-US"/>
+        </w:rPr>
+        <w:t>https://stackoverflow.com/questions/67527507/what-is-an-xor-filter</w:t>
+      </w:r>
+      <w:r>
+        <w:rPr>
+          <w:rFonts w:ascii="Times New Roman" w:hAnsi="Times New Roman" w:cs="Times New Roman"/>
+          <w:color w:val="2F5496" w:themeColor="accent1" w:themeShade="BF"/>
+          <w:sz w:val="28"/>
+          <w:szCs w:val="28"/>
+          <w:lang w:val="en-US"/>
+        </w:rPr>
+        <w:t xml:space="preserve">”. However, as mentioned in 1) and 2) from </w:t>
       </w:r>
       <w:r>
         <w:rPr>
@@ -4023,7 +4343,17 @@
           <w:szCs w:val="28"/>
           <w:lang w:val="en-US"/>
         </w:rPr>
-        <w:t xml:space="preserve">matching </w:t>
+        <w:t>suitable</w:t>
+      </w:r>
+      <w:r>
+        <w:rPr>
+          <w:rFonts w:ascii="Times New Roman" w:hAnsi="Times New Roman" w:cs="Times New Roman"/>
+          <w:color w:val="2F5496" w:themeColor="accent1" w:themeShade="BF"/>
+          <w:sz w:val="28"/>
+          <w:szCs w:val="28"/>
+          <w:lang w:val="en-US"/>
+        </w:rPr>
+        <w:t xml:space="preserve"> </w:t>
       </w:r>
       <w:r>
         <w:rPr>
@@ -4387,7 +4717,27 @@
           <w:szCs w:val="28"/>
           <w:lang w:val="en-US"/>
         </w:rPr>
-        <w:t>would reduce the memory of the accompanying Bloom filter by just about 15</w:t>
+        <w:t xml:space="preserve">would reduce the memory of the accompanying Bloom filter by just about </w:t>
+      </w:r>
+      <w:r>
+        <w:rPr>
+          <w:rFonts w:ascii="Times New Roman" w:hAnsi="Times New Roman" w:cs="Times New Roman"/>
+          <w:color w:val="2F5496" w:themeColor="accent1" w:themeShade="BF"/>
+          <w:sz w:val="28"/>
+          <w:szCs w:val="28"/>
+          <w:lang w:val="en-US"/>
+        </w:rPr>
+        <w:t>2</w:t>
+      </w:r>
+      <w:r>
+        <w:rPr>
+          <w:rFonts w:ascii="Times New Roman" w:hAnsi="Times New Roman" w:cs="Times New Roman"/>
+          <w:color w:val="2F5496" w:themeColor="accent1" w:themeShade="BF"/>
+          <w:sz w:val="28"/>
+          <w:szCs w:val="28"/>
+          <w:lang w:val="en-US"/>
+        </w:rPr>
+        <w:t>5</w:t>
       </w:r>
       <w:r>
         <w:rPr>
@@ -4562,17 +4912,50 @@
           <w:szCs w:val="28"/>
           <w:lang w:val="en-US"/>
         </w:rPr>
-        <w:t>“” report</w:t>
-      </w:r>
-      <w:r>
-        <w:rPr>
-          <w:rFonts w:ascii="Times New Roman" w:hAnsi="Times New Roman" w:cs="Times New Roman"/>
-          <w:color w:val="2F5496" w:themeColor="accent1" w:themeShade="BF"/>
-          <w:sz w:val="28"/>
-          <w:szCs w:val="28"/>
-          <w:lang w:val="en-US"/>
-        </w:rPr>
-        <w:t>s</w:t>
+        <w:t xml:space="preserve">At read classification time we are more interested in runtime improvements and according to </w:t>
+      </w:r>
+      <w:r>
+        <w:rPr>
+          <w:rFonts w:ascii="Times New Roman" w:hAnsi="Times New Roman" w:cs="Times New Roman"/>
+          <w:color w:val="2F5496" w:themeColor="accent1" w:themeShade="BF"/>
+          <w:sz w:val="28"/>
+          <w:szCs w:val="28"/>
+          <w:lang w:val="en-US"/>
+        </w:rPr>
+        <w:t>“</w:t>
+      </w:r>
+      <w:hyperlink r:id="rId6" w:history="1">
+        <w:r>
+          <w:rPr>
+            <w:rStyle w:val="Hyperlink"/>
+            <w:rFonts w:ascii="Times New Roman" w:hAnsi="Times New Roman" w:cs="Times New Roman"/>
+            <w:color w:val="034990" w:themeColor="hyperlink" w:themeShade="BF"/>
+            <w:sz w:val="28"/>
+            <w:szCs w:val="28"/>
+            <w:lang w:val="en-US"/>
+          </w:rPr>
+          <w:t>https://arxiv.org/pdf/2201.01174</w:t>
+        </w:r>
+      </w:hyperlink>
+      <w:r>
+        <w:rPr>
+          <w:rFonts w:ascii="Times New Roman" w:hAnsi="Times New Roman" w:cs="Times New Roman"/>
+          <w:color w:val="2F5496" w:themeColor="accent1" w:themeShade="BF"/>
+          <w:sz w:val="28"/>
+          <w:szCs w:val="28"/>
+          <w:lang w:val="en-US"/>
+        </w:rPr>
+        <w:t xml:space="preserve">” </w:t>
+      </w:r>
+      <w:r>
+        <w:rPr>
+          <w:rFonts w:ascii="Times New Roman" w:hAnsi="Times New Roman" w:cs="Times New Roman"/>
+          <w:color w:val="2F5496" w:themeColor="accent1" w:themeShade="BF"/>
+          <w:sz w:val="28"/>
+          <w:szCs w:val="28"/>
+          <w:lang w:val="en-US"/>
+        </w:rPr>
+        <w:t>Table 3 and Fig. 2 the Blocked</w:t>
       </w:r>
       <w:r>
         <w:rPr>
@@ -4592,187 +4975,39 @@
           <w:szCs w:val="28"/>
           <w:lang w:val="en-US"/>
         </w:rPr>
-        <w:t xml:space="preserve">25% </w:t>
-      </w:r>
-      <w:r>
-        <w:rPr>
-          <w:rFonts w:ascii="Times New Roman" w:hAnsi="Times New Roman" w:cs="Times New Roman"/>
-          <w:color w:val="2F5496" w:themeColor="accent1" w:themeShade="BF"/>
-          <w:sz w:val="28"/>
-          <w:szCs w:val="28"/>
-          <w:lang w:val="en-US"/>
-        </w:rPr>
-        <w:t>r</w:t>
-      </w:r>
-      <w:r>
-        <w:rPr>
-          <w:rFonts w:ascii="Times New Roman" w:hAnsi="Times New Roman" w:cs="Times New Roman"/>
-          <w:color w:val="2F5496" w:themeColor="accent1" w:themeShade="BF"/>
-          <w:sz w:val="28"/>
-          <w:szCs w:val="28"/>
-          <w:lang w:val="en-US"/>
-        </w:rPr>
-        <w:t xml:space="preserve">untime improvements </w:t>
-      </w:r>
-      <w:r>
-        <w:rPr>
-          <w:rFonts w:ascii="Times New Roman" w:hAnsi="Times New Roman" w:cs="Times New Roman"/>
-          <w:color w:val="2F5496" w:themeColor="accent1" w:themeShade="BF"/>
-          <w:sz w:val="28"/>
-          <w:szCs w:val="28"/>
-          <w:lang w:val="en-US"/>
-        </w:rPr>
-        <w:t xml:space="preserve">of </w:t>
-      </w:r>
-      <w:r>
-        <w:rPr>
-          <w:rFonts w:ascii="Times New Roman" w:hAnsi="Times New Roman" w:cs="Times New Roman"/>
-          <w:color w:val="2F5496" w:themeColor="accent1" w:themeShade="BF"/>
-          <w:sz w:val="28"/>
-          <w:szCs w:val="28"/>
-          <w:lang w:val="en-US"/>
-        </w:rPr>
-        <w:t xml:space="preserve">an </w:t>
-      </w:r>
-      <w:r>
-        <w:rPr>
-          <w:rFonts w:ascii="Times New Roman" w:hAnsi="Times New Roman" w:cs="Times New Roman"/>
-          <w:color w:val="2F5496" w:themeColor="accent1" w:themeShade="BF"/>
-          <w:sz w:val="28"/>
-          <w:szCs w:val="28"/>
-          <w:lang w:val="en-US"/>
-        </w:rPr>
-        <w:t>XOR filter</w:t>
-      </w:r>
-      <w:r>
-        <w:rPr>
-          <w:rFonts w:ascii="Times New Roman" w:hAnsi="Times New Roman" w:cs="Times New Roman"/>
-          <w:color w:val="2F5496" w:themeColor="accent1" w:themeShade="BF"/>
-          <w:sz w:val="28"/>
-          <w:szCs w:val="28"/>
-          <w:lang w:val="en-US"/>
-        </w:rPr>
-        <w:t xml:space="preserve"> </w:t>
-      </w:r>
-      <w:r>
-        <w:rPr>
-          <w:rFonts w:ascii="Times New Roman" w:hAnsi="Times New Roman" w:cs="Times New Roman"/>
-          <w:color w:val="2F5496" w:themeColor="accent1" w:themeShade="BF"/>
-          <w:sz w:val="28"/>
-          <w:szCs w:val="28"/>
-          <w:lang w:val="en-US"/>
-        </w:rPr>
-        <w:t xml:space="preserve">compared to a bloom filter but that </w:t>
-      </w:r>
-      <w:r>
-        <w:rPr>
-          <w:rFonts w:ascii="Times New Roman" w:hAnsi="Times New Roman" w:cs="Times New Roman"/>
-          <w:color w:val="2F5496" w:themeColor="accent1" w:themeShade="BF"/>
-          <w:sz w:val="28"/>
-          <w:szCs w:val="28"/>
-          <w:lang w:val="en-US"/>
-        </w:rPr>
-        <w:t>is</w:t>
-      </w:r>
-      <w:r>
-        <w:rPr>
-          <w:rFonts w:ascii="Times New Roman" w:hAnsi="Times New Roman" w:cs="Times New Roman"/>
-          <w:color w:val="2F5496" w:themeColor="accent1" w:themeShade="BF"/>
-          <w:sz w:val="28"/>
-          <w:szCs w:val="28"/>
-          <w:lang w:val="en-US"/>
-        </w:rPr>
-        <w:t xml:space="preserve"> </w:t>
-      </w:r>
-      <w:r>
-        <w:rPr>
-          <w:rFonts w:ascii="Times New Roman" w:hAnsi="Times New Roman" w:cs="Times New Roman"/>
-          <w:color w:val="2F5496" w:themeColor="accent1" w:themeShade="BF"/>
-          <w:sz w:val="28"/>
-          <w:szCs w:val="28"/>
-          <w:lang w:val="en-US"/>
-        </w:rPr>
-        <w:t xml:space="preserve">obviously </w:t>
-      </w:r>
-      <w:r>
-        <w:rPr>
-          <w:rFonts w:ascii="Times New Roman" w:hAnsi="Times New Roman" w:cs="Times New Roman"/>
-          <w:color w:val="2F5496" w:themeColor="accent1" w:themeShade="BF"/>
-          <w:sz w:val="28"/>
-          <w:szCs w:val="28"/>
-          <w:lang w:val="en-US"/>
-        </w:rPr>
-        <w:t xml:space="preserve">implementation dependent. We considered this runtime improvement as too minor </w:t>
-      </w:r>
-      <w:r>
-        <w:rPr>
-          <w:rFonts w:ascii="Times New Roman" w:hAnsi="Times New Roman" w:cs="Times New Roman"/>
-          <w:color w:val="2F5496" w:themeColor="accent1" w:themeShade="BF"/>
-          <w:sz w:val="28"/>
-          <w:szCs w:val="28"/>
-          <w:lang w:val="en-US"/>
-        </w:rPr>
-        <w:t xml:space="preserve">to justify the replacement of the </w:t>
-      </w:r>
-      <w:r>
-        <w:rPr>
-          <w:rFonts w:ascii="Times New Roman" w:hAnsi="Times New Roman" w:cs="Times New Roman"/>
-          <w:color w:val="2F5496" w:themeColor="accent1" w:themeShade="BF"/>
-          <w:sz w:val="28"/>
-          <w:szCs w:val="28"/>
-          <w:lang w:val="en-US"/>
-        </w:rPr>
-        <w:t>already produced</w:t>
-      </w:r>
-      <w:r>
-        <w:rPr>
-          <w:rFonts w:ascii="Times New Roman" w:hAnsi="Times New Roman" w:cs="Times New Roman"/>
-          <w:color w:val="2F5496" w:themeColor="accent1" w:themeShade="BF"/>
-          <w:sz w:val="28"/>
-          <w:szCs w:val="28"/>
-          <w:lang w:val="en-US"/>
-        </w:rPr>
-        <w:t xml:space="preserve"> Bloom filter </w:t>
-      </w:r>
-      <w:r>
-        <w:rPr>
-          <w:rFonts w:ascii="Times New Roman" w:hAnsi="Times New Roman" w:cs="Times New Roman"/>
-          <w:color w:val="2F5496" w:themeColor="accent1" w:themeShade="BF"/>
-          <w:sz w:val="28"/>
-          <w:szCs w:val="28"/>
-          <w:lang w:val="en-US"/>
-        </w:rPr>
-        <w:t>from</w:t>
-      </w:r>
-      <w:r>
-        <w:rPr>
-          <w:rFonts w:ascii="Times New Roman" w:hAnsi="Times New Roman" w:cs="Times New Roman"/>
-          <w:color w:val="2F5496" w:themeColor="accent1" w:themeShade="BF"/>
-          <w:sz w:val="28"/>
-          <w:szCs w:val="28"/>
-          <w:lang w:val="en-US"/>
-        </w:rPr>
-        <w:t xml:space="preserve"> </w:t>
-      </w:r>
-      <w:r>
-        <w:rPr>
-          <w:rFonts w:ascii="Times New Roman" w:hAnsi="Times New Roman" w:cs="Times New Roman"/>
-          <w:color w:val="2F5496" w:themeColor="accent1" w:themeShade="BF"/>
-          <w:sz w:val="28"/>
-          <w:szCs w:val="28"/>
-          <w:lang w:val="en-US"/>
-        </w:rPr>
-        <w:t>2</w:t>
-      </w:r>
-      <w:r>
-        <w:rPr>
-          <w:rFonts w:ascii="Times New Roman" w:hAnsi="Times New Roman" w:cs="Times New Roman"/>
-          <w:color w:val="2F5496" w:themeColor="accent1" w:themeShade="BF"/>
-          <w:sz w:val="28"/>
-          <w:szCs w:val="28"/>
-          <w:lang w:val="en-US"/>
-        </w:rPr>
-        <w:t>)</w:t>
+        <w:t>B</w:t>
+      </w:r>
+      <w:r>
+        <w:rPr>
+          <w:rFonts w:ascii="Times New Roman" w:hAnsi="Times New Roman" w:cs="Times New Roman"/>
+          <w:color w:val="2F5496" w:themeColor="accent1" w:themeShade="BF"/>
+          <w:sz w:val="28"/>
+          <w:szCs w:val="28"/>
+          <w:lang w:val="en-US"/>
+        </w:rPr>
+        <w:t xml:space="preserve">loom </w:t>
+      </w:r>
+      <w:proofErr w:type="gramStart"/>
+      <w:r>
+        <w:rPr>
+          <w:rFonts w:ascii="Times New Roman" w:hAnsi="Times New Roman" w:cs="Times New Roman"/>
+          <w:color w:val="2F5496" w:themeColor="accent1" w:themeShade="BF"/>
+          <w:sz w:val="28"/>
+          <w:szCs w:val="28"/>
+          <w:lang w:val="en-US"/>
+        </w:rPr>
+        <w:t>performs</w:t>
+      </w:r>
+      <w:proofErr w:type="gramEnd"/>
+      <w:r>
+        <w:rPr>
+          <w:rFonts w:ascii="Times New Roman" w:hAnsi="Times New Roman" w:cs="Times New Roman"/>
+          <w:color w:val="2F5496" w:themeColor="accent1" w:themeShade="BF"/>
+          <w:sz w:val="28"/>
+          <w:szCs w:val="28"/>
+          <w:lang w:val="en-US"/>
+        </w:rPr>
+        <w:t xml:space="preserve"> extremely well</w:t>
       </w:r>
       <w:r>
         <w:rPr>
@@ -4783,16 +5018,6 @@
           <w:lang w:val="en-US"/>
         </w:rPr>
         <w:t>.</w:t>
-      </w:r>
-      <w:r>
-        <w:rPr>
-          <w:rFonts w:ascii="Times New Roman" w:hAnsi="Times New Roman" w:cs="Times New Roman"/>
-          <w:color w:val="2F5496" w:themeColor="accent1" w:themeShade="BF"/>
-          <w:sz w:val="28"/>
-          <w:szCs w:val="28"/>
-          <w:lang w:val="en-US"/>
-        </w:rPr>
-        <w:t xml:space="preserve"> </w:t>
       </w:r>
     </w:p>
     <w:p>
@@ -4808,482 +5033,84 @@
       <w:r>
         <w:rPr>
           <w:rFonts w:ascii="Times New Roman" w:hAnsi="Times New Roman" w:cs="Times New Roman"/>
-          <w:color w:val="2F5496" w:themeColor="accent1" w:themeShade="BF"/>
-          <w:sz w:val="28"/>
-          <w:szCs w:val="28"/>
-          <w:lang w:val="en-US"/>
-        </w:rPr>
-        <w:t xml:space="preserve">Regarding </w:t>
-      </w:r>
-      <w:r>
-        <w:rPr>
-          <w:rFonts w:ascii="Times New Roman" w:hAnsi="Times New Roman" w:cs="Times New Roman"/>
-          <w:color w:val="2F5496" w:themeColor="accent1" w:themeShade="BF"/>
-          <w:sz w:val="28"/>
-          <w:szCs w:val="28"/>
-          <w:lang w:val="en-US"/>
-        </w:rPr>
-        <w:t>“</w:t>
-      </w:r>
-      <w:r>
-        <w:rPr>
-          <w:rFonts w:ascii="Times New Roman" w:hAnsi="Times New Roman" w:cs="Times New Roman"/>
-          <w:color w:val="2F5496" w:themeColor="accent1" w:themeShade="BF"/>
-          <w:sz w:val="28"/>
-          <w:szCs w:val="28"/>
-          <w:lang w:val="en-US"/>
-        </w:rPr>
-        <w:t>Ribbon</w:t>
-      </w:r>
-      <w:r>
-        <w:rPr>
-          <w:rFonts w:ascii="Times New Roman" w:hAnsi="Times New Roman" w:cs="Times New Roman"/>
-          <w:color w:val="2F5496" w:themeColor="accent1" w:themeShade="BF"/>
-          <w:sz w:val="28"/>
-          <w:szCs w:val="28"/>
-          <w:lang w:val="en-US"/>
-        </w:rPr>
-        <w:t>”</w:t>
-      </w:r>
-      <w:r>
-        <w:rPr>
-          <w:rFonts w:ascii="Times New Roman" w:hAnsi="Times New Roman" w:cs="Times New Roman"/>
-          <w:color w:val="2F5496" w:themeColor="accent1" w:themeShade="BF"/>
-          <w:sz w:val="28"/>
-          <w:szCs w:val="28"/>
-          <w:lang w:val="en-US"/>
-        </w:rPr>
-        <w:t>:</w:t>
-      </w:r>
-      <w:r>
-        <w:rPr>
-          <w:rFonts w:ascii="Times New Roman" w:hAnsi="Times New Roman" w:cs="Times New Roman"/>
-          <w:color w:val="2F5496" w:themeColor="accent1" w:themeShade="BF"/>
-          <w:sz w:val="28"/>
-          <w:szCs w:val="28"/>
-          <w:lang w:val="en-US"/>
-        </w:rPr>
-        <w:t xml:space="preserve"> Thank you bringing this fairly recent filter to our attention. Our first analysis of the related paper “” suggests, that a Ribbon filter suffers from the same restriction as an XOR filter </w:t>
-      </w:r>
-      <w:r>
-        <w:rPr>
-          <w:rFonts w:ascii="Times New Roman" w:hAnsi="Times New Roman" w:cs="Times New Roman"/>
-          <w:color w:val="2F5496" w:themeColor="accent1" w:themeShade="BF"/>
-          <w:sz w:val="28"/>
-          <w:szCs w:val="28"/>
-          <w:lang w:val="en-US"/>
-        </w:rPr>
-        <w:t>which is</w:t>
-      </w:r>
-      <w:r>
-        <w:rPr>
-          <w:rFonts w:ascii="Times New Roman" w:hAnsi="Times New Roman" w:cs="Times New Roman"/>
-          <w:color w:val="2F5496" w:themeColor="accent1" w:themeShade="BF"/>
-          <w:sz w:val="28"/>
-          <w:szCs w:val="28"/>
-          <w:lang w:val="en-US"/>
-        </w:rPr>
-        <w:t xml:space="preserve"> discussed</w:t>
-      </w:r>
-      <w:r>
-        <w:rPr>
-          <w:rFonts w:ascii="Times New Roman" w:hAnsi="Times New Roman" w:cs="Times New Roman"/>
-          <w:color w:val="2F5496" w:themeColor="accent1" w:themeShade="BF"/>
-          <w:sz w:val="28"/>
-          <w:szCs w:val="28"/>
-          <w:lang w:val="en-US"/>
-        </w:rPr>
-        <w:t xml:space="preserve"> above.</w:t>
-      </w:r>
-      <w:r>
-        <w:rPr>
-          <w:rFonts w:ascii="Times New Roman" w:hAnsi="Times New Roman" w:cs="Times New Roman"/>
-          <w:color w:val="2F5496" w:themeColor="accent1" w:themeShade="BF"/>
-          <w:sz w:val="28"/>
-          <w:szCs w:val="28"/>
-          <w:lang w:val="en-US"/>
-        </w:rPr>
-        <w:t xml:space="preserve"> </w:t>
-      </w:r>
-      <w:r>
-        <w:rPr>
-          <w:rFonts w:ascii="Times New Roman" w:hAnsi="Times New Roman" w:cs="Times New Roman"/>
-          <w:color w:val="2F5496" w:themeColor="accent1" w:themeShade="BF"/>
-          <w:sz w:val="28"/>
-          <w:szCs w:val="28"/>
-          <w:lang w:val="en-US"/>
-        </w:rPr>
-        <w:t>I</w:t>
-      </w:r>
-      <w:r>
-        <w:rPr>
-          <w:rFonts w:ascii="Times New Roman" w:hAnsi="Times New Roman" w:cs="Times New Roman"/>
-          <w:color w:val="2F5496" w:themeColor="accent1" w:themeShade="BF"/>
-          <w:sz w:val="28"/>
-          <w:szCs w:val="28"/>
-          <w:lang w:val="en-US"/>
-        </w:rPr>
-        <w:t>.e.</w:t>
-      </w:r>
-      <w:r>
-        <w:rPr>
-          <w:rFonts w:ascii="Times New Roman" w:hAnsi="Times New Roman" w:cs="Times New Roman"/>
-          <w:color w:val="2F5496" w:themeColor="accent1" w:themeShade="BF"/>
-          <w:sz w:val="28"/>
-          <w:szCs w:val="28"/>
-          <w:lang w:val="en-US"/>
-        </w:rPr>
-        <w:t>,</w:t>
-      </w:r>
-      <w:r>
-        <w:rPr>
-          <w:rFonts w:ascii="Times New Roman" w:hAnsi="Times New Roman" w:cs="Times New Roman"/>
-          <w:color w:val="2F5496" w:themeColor="accent1" w:themeShade="BF"/>
-          <w:sz w:val="28"/>
-          <w:szCs w:val="28"/>
-          <w:lang w:val="en-US"/>
-        </w:rPr>
-        <w:t xml:space="preserve"> all keys entered need to be </w:t>
-      </w:r>
-      <w:r>
-        <w:rPr>
-          <w:rFonts w:ascii="Times New Roman" w:hAnsi="Times New Roman" w:cs="Times New Roman"/>
-          <w:color w:val="2F5496" w:themeColor="accent1" w:themeShade="BF"/>
-          <w:sz w:val="28"/>
-          <w:szCs w:val="28"/>
-          <w:lang w:val="en-US"/>
-        </w:rPr>
-        <w:t>available</w:t>
-      </w:r>
-      <w:r>
-        <w:rPr>
-          <w:rFonts w:ascii="Times New Roman" w:hAnsi="Times New Roman" w:cs="Times New Roman"/>
-          <w:color w:val="2F5496" w:themeColor="accent1" w:themeShade="BF"/>
-          <w:sz w:val="28"/>
-          <w:szCs w:val="28"/>
-          <w:lang w:val="en-US"/>
-        </w:rPr>
-        <w:t xml:space="preserve"> right at </w:t>
-      </w:r>
-      <w:r>
-        <w:rPr>
-          <w:rFonts w:ascii="Times New Roman" w:hAnsi="Times New Roman" w:cs="Times New Roman"/>
-          <w:color w:val="2F5496" w:themeColor="accent1" w:themeShade="BF"/>
-          <w:sz w:val="28"/>
-          <w:szCs w:val="28"/>
-          <w:lang w:val="en-US"/>
-        </w:rPr>
-        <w:t xml:space="preserve">the </w:t>
-      </w:r>
-      <w:r>
-        <w:rPr>
-          <w:rFonts w:ascii="Times New Roman" w:hAnsi="Times New Roman" w:cs="Times New Roman"/>
-          <w:color w:val="2F5496" w:themeColor="accent1" w:themeShade="BF"/>
-          <w:sz w:val="28"/>
-          <w:szCs w:val="28"/>
-          <w:lang w:val="en-US"/>
-        </w:rPr>
-        <w:t xml:space="preserve">filter’s </w:t>
-      </w:r>
-      <w:r>
-        <w:rPr>
-          <w:rFonts w:ascii="Times New Roman" w:hAnsi="Times New Roman" w:cs="Times New Roman"/>
-          <w:color w:val="2F5496" w:themeColor="accent1" w:themeShade="BF"/>
-          <w:sz w:val="28"/>
-          <w:szCs w:val="28"/>
-          <w:lang w:val="en-US"/>
-        </w:rPr>
-        <w:t xml:space="preserve">construction time. </w:t>
-      </w:r>
-      <w:r>
-        <w:rPr>
-          <w:rFonts w:ascii="Times New Roman" w:hAnsi="Times New Roman" w:cs="Times New Roman"/>
-          <w:color w:val="2F5496" w:themeColor="accent1" w:themeShade="BF"/>
-          <w:sz w:val="28"/>
-          <w:szCs w:val="28"/>
-          <w:lang w:val="en-US"/>
-        </w:rPr>
-        <w:t>(</w:t>
-      </w:r>
-      <w:r>
-        <w:rPr>
-          <w:rFonts w:ascii="Times New Roman" w:hAnsi="Times New Roman" w:cs="Times New Roman"/>
-          <w:color w:val="2F5496" w:themeColor="accent1" w:themeShade="BF"/>
-          <w:sz w:val="28"/>
-          <w:szCs w:val="28"/>
-          <w:lang w:val="en-US"/>
-        </w:rPr>
-        <w:t>This is (amongst other places in th</w:t>
-      </w:r>
-      <w:r>
-        <w:rPr>
-          <w:rFonts w:ascii="Times New Roman" w:hAnsi="Times New Roman" w:cs="Times New Roman"/>
-          <w:color w:val="2F5496" w:themeColor="accent1" w:themeShade="BF"/>
-          <w:sz w:val="28"/>
-          <w:szCs w:val="28"/>
-          <w:lang w:val="en-US"/>
-        </w:rPr>
-        <w:t>at</w:t>
-      </w:r>
-      <w:r>
-        <w:rPr>
-          <w:rFonts w:ascii="Times New Roman" w:hAnsi="Times New Roman" w:cs="Times New Roman"/>
-          <w:color w:val="2F5496" w:themeColor="accent1" w:themeShade="BF"/>
-          <w:sz w:val="28"/>
-          <w:szCs w:val="28"/>
-          <w:lang w:val="en-US"/>
-        </w:rPr>
-        <w:t xml:space="preserve"> paper) suggested by the </w:t>
-      </w:r>
-      <w:r>
-        <w:rPr>
-          <w:rFonts w:ascii="Times New Roman" w:hAnsi="Times New Roman" w:cs="Times New Roman"/>
-          <w:color w:val="2F5496" w:themeColor="accent1" w:themeShade="BF"/>
-          <w:sz w:val="28"/>
-          <w:szCs w:val="28"/>
-          <w:lang w:val="en-US"/>
-        </w:rPr>
-        <w:t>R</w:t>
-      </w:r>
-      <w:r>
-        <w:rPr>
-          <w:rFonts w:ascii="Times New Roman" w:hAnsi="Times New Roman" w:cs="Times New Roman"/>
-          <w:color w:val="2F5496" w:themeColor="accent1" w:themeShade="BF"/>
-          <w:sz w:val="28"/>
-          <w:szCs w:val="28"/>
-          <w:lang w:val="en-US"/>
-        </w:rPr>
-        <w:t xml:space="preserve">ibbon matrix n x m </w:t>
-      </w:r>
-      <w:r>
-        <w:rPr>
-          <w:rFonts w:ascii="Times New Roman" w:hAnsi="Times New Roman" w:cs="Times New Roman"/>
-          <w:color w:val="2F5496" w:themeColor="accent1" w:themeShade="BF"/>
-          <w:sz w:val="28"/>
-          <w:szCs w:val="28"/>
-          <w:lang w:val="en-US"/>
-        </w:rPr>
-        <w:t>in</w:t>
-      </w:r>
-      <w:r>
-        <w:rPr>
-          <w:rFonts w:ascii="Times New Roman" w:hAnsi="Times New Roman" w:cs="Times New Roman"/>
-          <w:color w:val="2F5496" w:themeColor="accent1" w:themeShade="BF"/>
-          <w:sz w:val="28"/>
-          <w:szCs w:val="28"/>
-          <w:lang w:val="en-US"/>
-        </w:rPr>
-        <w:t xml:space="preserve"> Fig. </w:t>
-      </w:r>
-      <w:r>
-        <w:rPr>
-          <w:rFonts w:ascii="Times New Roman" w:hAnsi="Times New Roman" w:cs="Times New Roman"/>
-          <w:color w:val="2F5496" w:themeColor="accent1" w:themeShade="BF"/>
-          <w:sz w:val="28"/>
-          <w:szCs w:val="28"/>
-          <w:lang w:val="en-US"/>
-        </w:rPr>
-        <w:t>2</w:t>
-      </w:r>
-      <w:r>
-        <w:rPr>
-          <w:rFonts w:ascii="Times New Roman" w:hAnsi="Times New Roman" w:cs="Times New Roman"/>
-          <w:color w:val="2F5496" w:themeColor="accent1" w:themeShade="BF"/>
-          <w:sz w:val="28"/>
-          <w:szCs w:val="28"/>
-          <w:lang w:val="en-US"/>
-        </w:rPr>
-        <w:t xml:space="preserve"> of that paper</w:t>
-      </w:r>
-      <w:r>
-        <w:rPr>
-          <w:rFonts w:ascii="Times New Roman" w:hAnsi="Times New Roman" w:cs="Times New Roman"/>
-          <w:color w:val="2F5496" w:themeColor="accent1" w:themeShade="BF"/>
-          <w:sz w:val="28"/>
-          <w:szCs w:val="28"/>
-          <w:lang w:val="en-US"/>
-        </w:rPr>
-        <w:t>. The matrix</w:t>
-      </w:r>
-      <w:r>
-        <w:rPr>
-          <w:rFonts w:ascii="Times New Roman" w:hAnsi="Times New Roman" w:cs="Times New Roman"/>
-          <w:color w:val="2F5496" w:themeColor="accent1" w:themeShade="BF"/>
-          <w:sz w:val="28"/>
-          <w:szCs w:val="28"/>
-          <w:lang w:val="en-US"/>
-        </w:rPr>
-        <w:t xml:space="preserve"> </w:t>
-      </w:r>
-      <w:r>
-        <w:rPr>
-          <w:rFonts w:ascii="Times New Roman" w:hAnsi="Times New Roman" w:cs="Times New Roman"/>
-          <w:color w:val="2F5496" w:themeColor="accent1" w:themeShade="BF"/>
-          <w:sz w:val="28"/>
-          <w:szCs w:val="28"/>
-          <w:lang w:val="en-US"/>
-        </w:rPr>
-        <w:t>appears to be a</w:t>
-      </w:r>
-      <w:r>
-        <w:rPr>
-          <w:rFonts w:ascii="Times New Roman" w:hAnsi="Times New Roman" w:cs="Times New Roman"/>
-          <w:color w:val="2F5496" w:themeColor="accent1" w:themeShade="BF"/>
-          <w:sz w:val="28"/>
-          <w:szCs w:val="28"/>
-          <w:lang w:val="en-US"/>
-        </w:rPr>
-        <w:t xml:space="preserve"> core </w:t>
-      </w:r>
-      <w:r>
-        <w:rPr>
-          <w:rFonts w:ascii="Times New Roman" w:hAnsi="Times New Roman" w:cs="Times New Roman"/>
-          <w:color w:val="2F5496" w:themeColor="accent1" w:themeShade="BF"/>
-          <w:sz w:val="28"/>
-          <w:szCs w:val="28"/>
-          <w:lang w:val="en-US"/>
-        </w:rPr>
-        <w:t>of</w:t>
-      </w:r>
-      <w:r>
-        <w:rPr>
-          <w:rFonts w:ascii="Times New Roman" w:hAnsi="Times New Roman" w:cs="Times New Roman"/>
-          <w:color w:val="2F5496" w:themeColor="accent1" w:themeShade="BF"/>
-          <w:sz w:val="28"/>
-          <w:szCs w:val="28"/>
-          <w:lang w:val="en-US"/>
-        </w:rPr>
-        <w:t xml:space="preserve"> </w:t>
-      </w:r>
-      <w:r>
-        <w:rPr>
-          <w:rFonts w:ascii="Times New Roman" w:hAnsi="Times New Roman" w:cs="Times New Roman"/>
-          <w:color w:val="2F5496" w:themeColor="accent1" w:themeShade="BF"/>
-          <w:sz w:val="28"/>
-          <w:szCs w:val="28"/>
-          <w:lang w:val="en-US"/>
-        </w:rPr>
-        <w:t>a Ribbon</w:t>
-      </w:r>
-      <w:r>
-        <w:rPr>
-          <w:rFonts w:ascii="Times New Roman" w:hAnsi="Times New Roman" w:cs="Times New Roman"/>
-          <w:color w:val="2F5496" w:themeColor="accent1" w:themeShade="BF"/>
-          <w:sz w:val="28"/>
-          <w:szCs w:val="28"/>
-          <w:lang w:val="en-US"/>
-        </w:rPr>
-        <w:t xml:space="preserve"> </w:t>
-      </w:r>
-      <w:r>
-        <w:rPr>
-          <w:rFonts w:ascii="Times New Roman" w:hAnsi="Times New Roman" w:cs="Times New Roman"/>
-          <w:color w:val="2F5496" w:themeColor="accent1" w:themeShade="BF"/>
-          <w:sz w:val="28"/>
-          <w:szCs w:val="28"/>
-          <w:lang w:val="en-US"/>
-        </w:rPr>
-        <w:t>filter</w:t>
-      </w:r>
-      <w:r>
-        <w:rPr>
-          <w:rFonts w:ascii="Times New Roman" w:hAnsi="Times New Roman" w:cs="Times New Roman"/>
-          <w:color w:val="2F5496" w:themeColor="accent1" w:themeShade="BF"/>
-          <w:sz w:val="28"/>
-          <w:szCs w:val="28"/>
-          <w:lang w:val="en-US"/>
-        </w:rPr>
-        <w:t xml:space="preserve">’s construction and n is the number of keys entered. </w:t>
-      </w:r>
-      <w:r>
-        <w:rPr>
-          <w:rFonts w:ascii="Times New Roman" w:hAnsi="Times New Roman" w:cs="Times New Roman"/>
-          <w:color w:val="2F5496" w:themeColor="accent1" w:themeShade="BF"/>
-          <w:sz w:val="28"/>
-          <w:szCs w:val="28"/>
-          <w:lang w:val="en-US"/>
-        </w:rPr>
-        <w:t>But</w:t>
-      </w:r>
-      <w:r>
-        <w:rPr>
-          <w:rFonts w:ascii="Times New Roman" w:hAnsi="Times New Roman" w:cs="Times New Roman"/>
-          <w:color w:val="2F5496" w:themeColor="accent1" w:themeShade="BF"/>
-          <w:sz w:val="28"/>
-          <w:szCs w:val="28"/>
-          <w:lang w:val="en-US"/>
-        </w:rPr>
-        <w:t xml:space="preserve"> </w:t>
-      </w:r>
-      <w:r>
-        <w:rPr>
-          <w:rFonts w:ascii="Times New Roman" w:hAnsi="Times New Roman" w:cs="Times New Roman"/>
-          <w:color w:val="2F5496" w:themeColor="accent1" w:themeShade="BF"/>
-          <w:sz w:val="28"/>
-          <w:szCs w:val="28"/>
-          <w:lang w:val="en-US"/>
-        </w:rPr>
-        <w:t xml:space="preserve">n </w:t>
-      </w:r>
-      <w:r>
-        <w:rPr>
-          <w:rFonts w:ascii="Times New Roman" w:hAnsi="Times New Roman" w:cs="Times New Roman"/>
-          <w:color w:val="2F5496" w:themeColor="accent1" w:themeShade="BF"/>
-          <w:sz w:val="28"/>
-          <w:szCs w:val="28"/>
-          <w:lang w:val="en-US"/>
-        </w:rPr>
-        <w:t>matrix rows</w:t>
-      </w:r>
-      <w:r>
-        <w:rPr>
-          <w:rFonts w:ascii="Times New Roman" w:hAnsi="Times New Roman" w:cs="Times New Roman"/>
-          <w:color w:val="2F5496" w:themeColor="accent1" w:themeShade="BF"/>
-          <w:sz w:val="28"/>
-          <w:szCs w:val="28"/>
-          <w:lang w:val="en-US"/>
-        </w:rPr>
-        <w:t xml:space="preserve"> </w:t>
-      </w:r>
-      <w:r>
-        <w:rPr>
-          <w:rFonts w:ascii="Times New Roman" w:hAnsi="Times New Roman" w:cs="Times New Roman"/>
-          <w:color w:val="2F5496" w:themeColor="accent1" w:themeShade="BF"/>
-          <w:sz w:val="28"/>
-          <w:szCs w:val="28"/>
-          <w:lang w:val="en-US"/>
-        </w:rPr>
-        <w:t xml:space="preserve">depend </w:t>
-      </w:r>
-      <w:r>
-        <w:rPr>
-          <w:rFonts w:ascii="Times New Roman" w:hAnsi="Times New Roman" w:cs="Times New Roman"/>
-          <w:color w:val="2F5496" w:themeColor="accent1" w:themeShade="BF"/>
-          <w:sz w:val="28"/>
-          <w:szCs w:val="28"/>
-          <w:lang w:val="en-US"/>
-        </w:rPr>
-        <w:t>on those</w:t>
-      </w:r>
-      <w:r>
-        <w:rPr>
-          <w:rFonts w:ascii="Times New Roman" w:hAnsi="Times New Roman" w:cs="Times New Roman"/>
-          <w:color w:val="2F5496" w:themeColor="accent1" w:themeShade="BF"/>
-          <w:sz w:val="28"/>
-          <w:szCs w:val="28"/>
-          <w:lang w:val="en-US"/>
-        </w:rPr>
-        <w:t xml:space="preserve"> keys entered</w:t>
-      </w:r>
-      <w:r>
-        <w:rPr>
-          <w:rFonts w:ascii="Times New Roman" w:hAnsi="Times New Roman" w:cs="Times New Roman"/>
-          <w:color w:val="2F5496" w:themeColor="accent1" w:themeShade="BF"/>
-          <w:sz w:val="28"/>
-          <w:szCs w:val="28"/>
-          <w:lang w:val="en-US"/>
-        </w:rPr>
-        <w:t xml:space="preserve"> – in our case the k-</w:t>
+          <w:b/>
+          <w:bCs/>
+          <w:color w:val="2F5496" w:themeColor="accent1" w:themeShade="BF"/>
+          <w:sz w:val="28"/>
+          <w:szCs w:val="28"/>
+          <w:lang w:val="en-US"/>
+        </w:rPr>
+        <w:t>Action:</w:t>
+      </w:r>
+      <w:r>
+        <w:rPr>
+          <w:rFonts w:ascii="Times New Roman" w:hAnsi="Times New Roman" w:cs="Times New Roman"/>
+          <w:color w:val="2F5496" w:themeColor="accent1" w:themeShade="BF"/>
+          <w:sz w:val="28"/>
+          <w:szCs w:val="28"/>
+          <w:lang w:val="en-US"/>
+        </w:rPr>
+        <w:t xml:space="preserve"> We added a paragraph to Section 2.</w:t>
+      </w:r>
+      <w:r>
+        <w:rPr>
+          <w:rFonts w:ascii="Times New Roman" w:hAnsi="Times New Roman" w:cs="Times New Roman"/>
+          <w:color w:val="2F5496" w:themeColor="accent1" w:themeShade="BF"/>
+          <w:sz w:val="28"/>
+          <w:szCs w:val="28"/>
+          <w:lang w:val="en-US"/>
+        </w:rPr>
+        <w:t>3</w:t>
+      </w:r>
+      <w:r>
+        <w:rPr>
+          <w:rFonts w:ascii="Times New Roman" w:hAnsi="Times New Roman" w:cs="Times New Roman"/>
+          <w:color w:val="2F5496" w:themeColor="accent1" w:themeShade="BF"/>
+          <w:sz w:val="28"/>
+          <w:szCs w:val="28"/>
+          <w:lang w:val="en-US"/>
+        </w:rPr>
+        <w:t xml:space="preserve"> to compactly discusses our rationale</w:t>
+      </w:r>
+      <w:r>
+        <w:rPr>
+          <w:rFonts w:ascii="Times New Roman" w:hAnsi="Times New Roman" w:cs="Times New Roman"/>
+          <w:color w:val="2F5496" w:themeColor="accent1" w:themeShade="BF"/>
+          <w:sz w:val="28"/>
+          <w:szCs w:val="28"/>
+          <w:lang w:val="en-US"/>
+        </w:rPr>
+        <w:t xml:space="preserve"> for using Bloom Filter </w:t>
+      </w:r>
+      <w:r>
+        <w:rPr>
+          <w:rFonts w:ascii="Times New Roman" w:hAnsi="Times New Roman" w:cs="Times New Roman"/>
+          <w:color w:val="2F5496" w:themeColor="accent1" w:themeShade="BF"/>
+          <w:sz w:val="28"/>
+          <w:szCs w:val="28"/>
+          <w:lang w:val="en-US"/>
+        </w:rPr>
+        <w:t>regarding 1) and 2)</w:t>
+      </w:r>
+      <w:r>
+        <w:rPr>
+          <w:rFonts w:ascii="Times New Roman" w:hAnsi="Times New Roman" w:cs="Times New Roman"/>
+          <w:color w:val="2F5496" w:themeColor="accent1" w:themeShade="BF"/>
+          <w:sz w:val="28"/>
+          <w:szCs w:val="28"/>
+          <w:lang w:val="en-US"/>
+        </w:rPr>
+        <w:t xml:space="preserve">. We included a hint </w:t>
+      </w:r>
+      <w:r>
+        <w:rPr>
+          <w:rFonts w:ascii="Times New Roman" w:hAnsi="Times New Roman" w:cs="Times New Roman"/>
+          <w:color w:val="2F5496" w:themeColor="accent1" w:themeShade="BF"/>
+          <w:sz w:val="28"/>
+          <w:szCs w:val="28"/>
+          <w:lang w:val="en-US"/>
+        </w:rPr>
+        <w:t xml:space="preserve">on future work with regard other filter implementations in </w:t>
       </w:r>
       <w:proofErr w:type="spellStart"/>
       <w:r>
@@ -5294,7 +5121,7 @@
           <w:szCs w:val="28"/>
           <w:lang w:val="en-US"/>
         </w:rPr>
-        <w:t>mers</w:t>
+        <w:t>Genestrip</w:t>
       </w:r>
       <w:proofErr w:type="spellEnd"/>
       <w:r>
@@ -5305,89 +5132,7 @@
           <w:szCs w:val="28"/>
           <w:lang w:val="en-US"/>
         </w:rPr>
-        <w:t xml:space="preserve"> stored in a database</w:t>
-      </w:r>
-      <w:r>
-        <w:rPr>
-          <w:rFonts w:ascii="Times New Roman" w:hAnsi="Times New Roman" w:cs="Times New Roman"/>
-          <w:color w:val="2F5496" w:themeColor="accent1" w:themeShade="BF"/>
-          <w:sz w:val="28"/>
-          <w:szCs w:val="28"/>
-          <w:lang w:val="en-US"/>
-        </w:rPr>
-        <w:t>.</w:t>
-      </w:r>
-      <w:r>
-        <w:rPr>
-          <w:rFonts w:ascii="Times New Roman" w:hAnsi="Times New Roman" w:cs="Times New Roman"/>
-          <w:color w:val="2F5496" w:themeColor="accent1" w:themeShade="BF"/>
-          <w:sz w:val="28"/>
-          <w:szCs w:val="28"/>
-          <w:lang w:val="en-US"/>
-        </w:rPr>
-        <w:t>)</w:t>
-      </w:r>
-      <w:r>
-        <w:rPr>
-          <w:rFonts w:ascii="Times New Roman" w:hAnsi="Times New Roman" w:cs="Times New Roman"/>
-          <w:color w:val="2F5496" w:themeColor="accent1" w:themeShade="BF"/>
-          <w:sz w:val="28"/>
-          <w:szCs w:val="28"/>
-          <w:lang w:val="en-US"/>
-        </w:rPr>
-        <w:t xml:space="preserve"> </w:t>
-      </w:r>
-      <w:r>
-        <w:rPr>
-          <w:rFonts w:ascii="Times New Roman" w:hAnsi="Times New Roman" w:cs="Times New Roman"/>
-          <w:color w:val="2F5496" w:themeColor="accent1" w:themeShade="BF"/>
-          <w:sz w:val="28"/>
-          <w:szCs w:val="28"/>
-          <w:lang w:val="en-US"/>
-        </w:rPr>
-        <w:t>Nevertheless,</w:t>
-      </w:r>
-      <w:r>
-        <w:rPr>
-          <w:rFonts w:ascii="Times New Roman" w:hAnsi="Times New Roman" w:cs="Times New Roman"/>
-          <w:color w:val="2F5496" w:themeColor="accent1" w:themeShade="BF"/>
-          <w:sz w:val="28"/>
-          <w:szCs w:val="28"/>
-          <w:lang w:val="en-US"/>
-        </w:rPr>
-        <w:t xml:space="preserve"> we will </w:t>
-      </w:r>
-      <w:r>
-        <w:rPr>
-          <w:rFonts w:ascii="Times New Roman" w:hAnsi="Times New Roman" w:cs="Times New Roman"/>
-          <w:color w:val="2F5496" w:themeColor="accent1" w:themeShade="BF"/>
-          <w:sz w:val="28"/>
-          <w:szCs w:val="28"/>
-          <w:lang w:val="en-US"/>
-        </w:rPr>
-        <w:t xml:space="preserve">investigate on this further and assess the filter’s potential for future developments of </w:t>
-      </w:r>
-      <w:proofErr w:type="spellStart"/>
-      <w:r>
-        <w:rPr>
-          <w:rFonts w:ascii="Times New Roman" w:hAnsi="Times New Roman" w:cs="Times New Roman"/>
-          <w:color w:val="2F5496" w:themeColor="accent1" w:themeShade="BF"/>
-          <w:sz w:val="28"/>
-          <w:szCs w:val="28"/>
-          <w:lang w:val="en-US"/>
-        </w:rPr>
-        <w:t>Genestrip</w:t>
-      </w:r>
-      <w:proofErr w:type="spellEnd"/>
-      <w:r>
-        <w:rPr>
-          <w:rFonts w:ascii="Times New Roman" w:hAnsi="Times New Roman" w:cs="Times New Roman"/>
-          <w:color w:val="2F5496" w:themeColor="accent1" w:themeShade="BF"/>
-          <w:sz w:val="28"/>
-          <w:szCs w:val="28"/>
-          <w:lang w:val="en-US"/>
-        </w:rPr>
-        <w:t>.</w:t>
+        <w:t xml:space="preserve"> for 3) and 4) from above.</w:t>
       </w:r>
     </w:p>
     <w:p>
@@ -5408,27 +5153,77 @@
           <w:szCs w:val="28"/>
           <w:lang w:val="en-US"/>
         </w:rPr>
-        <w:t>Regar</w:t>
-      </w:r>
-      <w:r>
-        <w:rPr>
-          <w:rFonts w:ascii="Times New Roman" w:hAnsi="Times New Roman" w:cs="Times New Roman"/>
-          <w:color w:val="2F5496" w:themeColor="accent1" w:themeShade="BF"/>
-          <w:sz w:val="28"/>
-          <w:szCs w:val="28"/>
-          <w:lang w:val="en-US"/>
-        </w:rPr>
-        <w:t>d</w:t>
-      </w:r>
-      <w:r>
-        <w:rPr>
-          <w:rFonts w:ascii="Times New Roman" w:hAnsi="Times New Roman" w:cs="Times New Roman"/>
-          <w:color w:val="2F5496" w:themeColor="accent1" w:themeShade="BF"/>
-          <w:sz w:val="28"/>
-          <w:szCs w:val="28"/>
-          <w:lang w:val="en-US"/>
-        </w:rPr>
-        <w:t>ing Binary Fuse:</w:t>
+        <w:t xml:space="preserve">Regarding </w:t>
+      </w:r>
+      <w:r>
+        <w:rPr>
+          <w:rFonts w:ascii="Times New Roman" w:hAnsi="Times New Roman" w:cs="Times New Roman"/>
+          <w:color w:val="2F5496" w:themeColor="accent1" w:themeShade="BF"/>
+          <w:sz w:val="28"/>
+          <w:szCs w:val="28"/>
+          <w:lang w:val="en-US"/>
+        </w:rPr>
+        <w:t>“</w:t>
+      </w:r>
+      <w:r>
+        <w:rPr>
+          <w:rFonts w:ascii="Times New Roman" w:hAnsi="Times New Roman" w:cs="Times New Roman"/>
+          <w:color w:val="2F5496" w:themeColor="accent1" w:themeShade="BF"/>
+          <w:sz w:val="28"/>
+          <w:szCs w:val="28"/>
+          <w:lang w:val="en-US"/>
+        </w:rPr>
+        <w:t>Ribbon</w:t>
+      </w:r>
+      <w:r>
+        <w:rPr>
+          <w:rFonts w:ascii="Times New Roman" w:hAnsi="Times New Roman" w:cs="Times New Roman"/>
+          <w:color w:val="2F5496" w:themeColor="accent1" w:themeShade="BF"/>
+          <w:sz w:val="28"/>
+          <w:szCs w:val="28"/>
+          <w:lang w:val="en-US"/>
+        </w:rPr>
+        <w:t>”</w:t>
+      </w:r>
+      <w:r>
+        <w:rPr>
+          <w:rFonts w:ascii="Times New Roman" w:hAnsi="Times New Roman" w:cs="Times New Roman"/>
+          <w:color w:val="2F5496" w:themeColor="accent1" w:themeShade="BF"/>
+          <w:sz w:val="28"/>
+          <w:szCs w:val="28"/>
+          <w:lang w:val="en-US"/>
+        </w:rPr>
+        <w:t>:</w:t>
+      </w:r>
+      <w:r>
+        <w:rPr>
+          <w:rFonts w:ascii="Times New Roman" w:hAnsi="Times New Roman" w:cs="Times New Roman"/>
+          <w:color w:val="2F5496" w:themeColor="accent1" w:themeShade="BF"/>
+          <w:sz w:val="28"/>
+          <w:szCs w:val="28"/>
+          <w:lang w:val="en-US"/>
+        </w:rPr>
+        <w:t xml:space="preserve"> Thank you bringing this fairly recent filter to our attention. Our first analysis of the related paper </w:t>
+      </w:r>
+      <w:r>
+        <w:rPr>
+          <w:rFonts w:ascii="Times New Roman" w:hAnsi="Times New Roman" w:cs="Times New Roman"/>
+          <w:color w:val="2F5496" w:themeColor="accent1" w:themeShade="BF"/>
+          <w:sz w:val="28"/>
+          <w:szCs w:val="28"/>
+          <w:lang w:val="en-US"/>
+        </w:rPr>
+        <w:t>unde</w:t>
+      </w:r>
+      <w:r>
+        <w:rPr>
+          <w:rFonts w:ascii="Times New Roman" w:hAnsi="Times New Roman" w:cs="Times New Roman"/>
+          <w:color w:val="2F5496" w:themeColor="accent1" w:themeShade="BF"/>
+          <w:sz w:val="28"/>
+          <w:szCs w:val="28"/>
+          <w:lang w:val="en-US"/>
+        </w:rPr>
+        <w:t>r</w:t>
       </w:r>
       <w:r>
         <w:rPr>
@@ -5448,27 +5243,67 @@
           <w:szCs w:val="28"/>
           <w:lang w:val="en-US"/>
         </w:rPr>
-        <w:t xml:space="preserve">Thank you bringing this </w:t>
-      </w:r>
-      <w:r>
-        <w:rPr>
-          <w:rFonts w:ascii="Times New Roman" w:hAnsi="Times New Roman" w:cs="Times New Roman"/>
-          <w:color w:val="2F5496" w:themeColor="accent1" w:themeShade="BF"/>
-          <w:sz w:val="28"/>
-          <w:szCs w:val="28"/>
-          <w:lang w:val="en-US"/>
-        </w:rPr>
-        <w:t>even more</w:t>
-      </w:r>
-      <w:r>
-        <w:rPr>
-          <w:rFonts w:ascii="Times New Roman" w:hAnsi="Times New Roman" w:cs="Times New Roman"/>
-          <w:color w:val="2F5496" w:themeColor="accent1" w:themeShade="BF"/>
-          <w:sz w:val="28"/>
-          <w:szCs w:val="28"/>
-          <w:lang w:val="en-US"/>
-        </w:rPr>
-        <w:t xml:space="preserve"> recent filter to our attention.</w:t>
+        <w:t>“</w:t>
+      </w:r>
+      <w:r>
+        <w:rPr>
+          <w:rFonts w:ascii="Times New Roman" w:hAnsi="Times New Roman" w:cs="Times New Roman"/>
+          <w:color w:val="2F5496" w:themeColor="accent1" w:themeShade="BF"/>
+          <w:sz w:val="28"/>
+          <w:szCs w:val="28"/>
+          <w:lang w:val="en-US"/>
+        </w:rPr>
+        <w:t>https://arxiv.org/abs/2103.02515</w:t>
+      </w:r>
+      <w:r>
+        <w:rPr>
+          <w:rFonts w:ascii="Times New Roman" w:hAnsi="Times New Roman" w:cs="Times New Roman"/>
+          <w:color w:val="2F5496" w:themeColor="accent1" w:themeShade="BF"/>
+          <w:sz w:val="28"/>
+          <w:szCs w:val="28"/>
+          <w:lang w:val="en-US"/>
+        </w:rPr>
+        <w:t xml:space="preserve">” suggests, that a Ribbon filter suffers from the same restriction as an XOR filter </w:t>
+      </w:r>
+      <w:r>
+        <w:rPr>
+          <w:rFonts w:ascii="Times New Roman" w:hAnsi="Times New Roman" w:cs="Times New Roman"/>
+          <w:color w:val="2F5496" w:themeColor="accent1" w:themeShade="BF"/>
+          <w:sz w:val="28"/>
+          <w:szCs w:val="28"/>
+          <w:lang w:val="en-US"/>
+        </w:rPr>
+        <w:t xml:space="preserve">which </w:t>
+      </w:r>
+      <w:r>
+        <w:rPr>
+          <w:rFonts w:ascii="Times New Roman" w:hAnsi="Times New Roman" w:cs="Times New Roman"/>
+          <w:color w:val="2F5496" w:themeColor="accent1" w:themeShade="BF"/>
+          <w:sz w:val="28"/>
+          <w:szCs w:val="28"/>
+          <w:lang w:val="en-US"/>
+        </w:rPr>
+        <w:t>was</w:t>
+      </w:r>
+      <w:r>
+        <w:rPr>
+          <w:rFonts w:ascii="Times New Roman" w:hAnsi="Times New Roman" w:cs="Times New Roman"/>
+          <w:color w:val="2F5496" w:themeColor="accent1" w:themeShade="BF"/>
+          <w:sz w:val="28"/>
+          <w:szCs w:val="28"/>
+          <w:lang w:val="en-US"/>
+        </w:rPr>
+        <w:t xml:space="preserve"> discussed</w:t>
+      </w:r>
+      <w:r>
+        <w:rPr>
+          <w:rFonts w:ascii="Times New Roman" w:hAnsi="Times New Roman" w:cs="Times New Roman"/>
+          <w:color w:val="2F5496" w:themeColor="accent1" w:themeShade="BF"/>
+          <w:sz w:val="28"/>
+          <w:szCs w:val="28"/>
+          <w:lang w:val="en-US"/>
+        </w:rPr>
+        <w:t xml:space="preserve"> above.</w:t>
       </w:r>
       <w:r>
         <w:rPr>
@@ -5488,83 +5323,488 @@
           <w:szCs w:val="28"/>
           <w:lang w:val="en-US"/>
         </w:rPr>
-        <w:t>The a</w:t>
-      </w:r>
-      <w:r>
-        <w:rPr>
-          <w:rFonts w:ascii="Times New Roman" w:hAnsi="Times New Roman" w:cs="Times New Roman"/>
-          <w:color w:val="2F5496" w:themeColor="accent1" w:themeShade="BF"/>
-          <w:sz w:val="28"/>
-          <w:szCs w:val="28"/>
-          <w:lang w:val="en-US"/>
-        </w:rPr>
-        <w:t>rguments from above analo</w:t>
-      </w:r>
-      <w:r>
-        <w:rPr>
-          <w:rFonts w:ascii="Times New Roman" w:hAnsi="Times New Roman" w:cs="Times New Roman"/>
-          <w:color w:val="2F5496" w:themeColor="accent1" w:themeShade="BF"/>
-          <w:sz w:val="28"/>
-          <w:szCs w:val="28"/>
-          <w:lang w:val="en-US"/>
-        </w:rPr>
-        <w:t>go</w:t>
-      </w:r>
-      <w:r>
-        <w:rPr>
-          <w:rFonts w:ascii="Times New Roman" w:hAnsi="Times New Roman" w:cs="Times New Roman"/>
-          <w:color w:val="2F5496" w:themeColor="accent1" w:themeShade="BF"/>
-          <w:sz w:val="28"/>
-          <w:szCs w:val="28"/>
-          <w:lang w:val="en-US"/>
-        </w:rPr>
-        <w:t>usly apply to this filter</w:t>
-      </w:r>
-      <w:r>
-        <w:rPr>
-          <w:rFonts w:ascii="Times New Roman" w:hAnsi="Times New Roman" w:cs="Times New Roman"/>
-          <w:color w:val="2F5496" w:themeColor="accent1" w:themeShade="BF"/>
-          <w:sz w:val="28"/>
-          <w:szCs w:val="28"/>
-          <w:lang w:val="en-US"/>
-        </w:rPr>
-        <w:t xml:space="preserve"> (see “Require” in Algorithm 1 of “</w:t>
-      </w:r>
-      <w:r>
-        <w:rPr>
-          <w:rFonts w:ascii="Times New Roman" w:hAnsi="Times New Roman" w:cs="Times New Roman"/>
-          <w:color w:val="2F5496" w:themeColor="accent1" w:themeShade="BF"/>
-          <w:sz w:val="28"/>
-          <w:szCs w:val="28"/>
-          <w:lang w:val="en-US"/>
-        </w:rPr>
-        <w:t>https://arxiv.org/pdf/2201.01174</w:t>
-      </w:r>
-      <w:r>
-        <w:rPr>
-          <w:rFonts w:ascii="Times New Roman" w:hAnsi="Times New Roman" w:cs="Times New Roman"/>
-          <w:color w:val="2F5496" w:themeColor="accent1" w:themeShade="BF"/>
-          <w:sz w:val="28"/>
-          <w:szCs w:val="28"/>
-          <w:lang w:val="en-US"/>
-        </w:rPr>
-        <w:t>”)</w:t>
-      </w:r>
-      <w:r>
-        <w:rPr>
-          <w:rFonts w:ascii="Times New Roman" w:hAnsi="Times New Roman" w:cs="Times New Roman"/>
-          <w:color w:val="2F5496" w:themeColor="accent1" w:themeShade="BF"/>
-          <w:sz w:val="28"/>
-          <w:szCs w:val="28"/>
-          <w:lang w:val="en-US"/>
-        </w:rPr>
-        <w:t xml:space="preserve">. </w:t>
+        <w:t>I</w:t>
+      </w:r>
+      <w:r>
+        <w:rPr>
+          <w:rFonts w:ascii="Times New Roman" w:hAnsi="Times New Roman" w:cs="Times New Roman"/>
+          <w:color w:val="2F5496" w:themeColor="accent1" w:themeShade="BF"/>
+          <w:sz w:val="28"/>
+          <w:szCs w:val="28"/>
+          <w:lang w:val="en-US"/>
+        </w:rPr>
+        <w:t>.e.</w:t>
+      </w:r>
+      <w:r>
+        <w:rPr>
+          <w:rFonts w:ascii="Times New Roman" w:hAnsi="Times New Roman" w:cs="Times New Roman"/>
+          <w:color w:val="2F5496" w:themeColor="accent1" w:themeShade="BF"/>
+          <w:sz w:val="28"/>
+          <w:szCs w:val="28"/>
+          <w:lang w:val="en-US"/>
+        </w:rPr>
+        <w:t>,</w:t>
+      </w:r>
+      <w:r>
+        <w:rPr>
+          <w:rFonts w:ascii="Times New Roman" w:hAnsi="Times New Roman" w:cs="Times New Roman"/>
+          <w:color w:val="2F5496" w:themeColor="accent1" w:themeShade="BF"/>
+          <w:sz w:val="28"/>
+          <w:szCs w:val="28"/>
+          <w:lang w:val="en-US"/>
+        </w:rPr>
+        <w:t xml:space="preserve"> all keys entered need to be </w:t>
+      </w:r>
+      <w:r>
+        <w:rPr>
+          <w:rFonts w:ascii="Times New Roman" w:hAnsi="Times New Roman" w:cs="Times New Roman"/>
+          <w:color w:val="2F5496" w:themeColor="accent1" w:themeShade="BF"/>
+          <w:sz w:val="28"/>
+          <w:szCs w:val="28"/>
+          <w:lang w:val="en-US"/>
+        </w:rPr>
+        <w:t>available</w:t>
+      </w:r>
+      <w:r>
+        <w:rPr>
+          <w:rFonts w:ascii="Times New Roman" w:hAnsi="Times New Roman" w:cs="Times New Roman"/>
+          <w:color w:val="2F5496" w:themeColor="accent1" w:themeShade="BF"/>
+          <w:sz w:val="28"/>
+          <w:szCs w:val="28"/>
+          <w:lang w:val="en-US"/>
+        </w:rPr>
+        <w:t xml:space="preserve"> right at </w:t>
+      </w:r>
+      <w:r>
+        <w:rPr>
+          <w:rFonts w:ascii="Times New Roman" w:hAnsi="Times New Roman" w:cs="Times New Roman"/>
+          <w:color w:val="2F5496" w:themeColor="accent1" w:themeShade="BF"/>
+          <w:sz w:val="28"/>
+          <w:szCs w:val="28"/>
+          <w:lang w:val="en-US"/>
+        </w:rPr>
+        <w:t xml:space="preserve">the </w:t>
+      </w:r>
+      <w:r>
+        <w:rPr>
+          <w:rFonts w:ascii="Times New Roman" w:hAnsi="Times New Roman" w:cs="Times New Roman"/>
+          <w:color w:val="2F5496" w:themeColor="accent1" w:themeShade="BF"/>
+          <w:sz w:val="28"/>
+          <w:szCs w:val="28"/>
+          <w:lang w:val="en-US"/>
+        </w:rPr>
+        <w:t xml:space="preserve">filter’s </w:t>
+      </w:r>
+      <w:r>
+        <w:rPr>
+          <w:rFonts w:ascii="Times New Roman" w:hAnsi="Times New Roman" w:cs="Times New Roman"/>
+          <w:color w:val="2F5496" w:themeColor="accent1" w:themeShade="BF"/>
+          <w:sz w:val="28"/>
+          <w:szCs w:val="28"/>
+          <w:lang w:val="en-US"/>
+        </w:rPr>
+        <w:t xml:space="preserve">construction time. </w:t>
+      </w:r>
+      <w:r>
+        <w:rPr>
+          <w:rFonts w:ascii="Times New Roman" w:hAnsi="Times New Roman" w:cs="Times New Roman"/>
+          <w:color w:val="2F5496" w:themeColor="accent1" w:themeShade="BF"/>
+          <w:sz w:val="28"/>
+          <w:szCs w:val="28"/>
+          <w:lang w:val="en-US"/>
+        </w:rPr>
+        <w:t>(</w:t>
+      </w:r>
+      <w:r>
+        <w:rPr>
+          <w:rFonts w:ascii="Times New Roman" w:hAnsi="Times New Roman" w:cs="Times New Roman"/>
+          <w:color w:val="2F5496" w:themeColor="accent1" w:themeShade="BF"/>
+          <w:sz w:val="28"/>
+          <w:szCs w:val="28"/>
+          <w:lang w:val="en-US"/>
+        </w:rPr>
+        <w:t>This is (amongst other places in th</w:t>
+      </w:r>
+      <w:r>
+        <w:rPr>
+          <w:rFonts w:ascii="Times New Roman" w:hAnsi="Times New Roman" w:cs="Times New Roman"/>
+          <w:color w:val="2F5496" w:themeColor="accent1" w:themeShade="BF"/>
+          <w:sz w:val="28"/>
+          <w:szCs w:val="28"/>
+          <w:lang w:val="en-US"/>
+        </w:rPr>
+        <w:t>at</w:t>
+      </w:r>
+      <w:r>
+        <w:rPr>
+          <w:rFonts w:ascii="Times New Roman" w:hAnsi="Times New Roman" w:cs="Times New Roman"/>
+          <w:color w:val="2F5496" w:themeColor="accent1" w:themeShade="BF"/>
+          <w:sz w:val="28"/>
+          <w:szCs w:val="28"/>
+          <w:lang w:val="en-US"/>
+        </w:rPr>
+        <w:t xml:space="preserve"> paper) suggested by the </w:t>
+      </w:r>
+      <w:r>
+        <w:rPr>
+          <w:rFonts w:ascii="Times New Roman" w:hAnsi="Times New Roman" w:cs="Times New Roman"/>
+          <w:color w:val="2F5496" w:themeColor="accent1" w:themeShade="BF"/>
+          <w:sz w:val="28"/>
+          <w:szCs w:val="28"/>
+          <w:lang w:val="en-US"/>
+        </w:rPr>
+        <w:t>R</w:t>
+      </w:r>
+      <w:r>
+        <w:rPr>
+          <w:rFonts w:ascii="Times New Roman" w:hAnsi="Times New Roman" w:cs="Times New Roman"/>
+          <w:color w:val="2F5496" w:themeColor="accent1" w:themeShade="BF"/>
+          <w:sz w:val="28"/>
+          <w:szCs w:val="28"/>
+          <w:lang w:val="en-US"/>
+        </w:rPr>
+        <w:t xml:space="preserve">ibbon matrix n x m </w:t>
+      </w:r>
+      <w:r>
+        <w:rPr>
+          <w:rFonts w:ascii="Times New Roman" w:hAnsi="Times New Roman" w:cs="Times New Roman"/>
+          <w:color w:val="2F5496" w:themeColor="accent1" w:themeShade="BF"/>
+          <w:sz w:val="28"/>
+          <w:szCs w:val="28"/>
+          <w:lang w:val="en-US"/>
+        </w:rPr>
+        <w:t>in</w:t>
+      </w:r>
+      <w:r>
+        <w:rPr>
+          <w:rFonts w:ascii="Times New Roman" w:hAnsi="Times New Roman" w:cs="Times New Roman"/>
+          <w:color w:val="2F5496" w:themeColor="accent1" w:themeShade="BF"/>
+          <w:sz w:val="28"/>
+          <w:szCs w:val="28"/>
+          <w:lang w:val="en-US"/>
+        </w:rPr>
+        <w:t xml:space="preserve"> Fig. </w:t>
+      </w:r>
+      <w:r>
+        <w:rPr>
+          <w:rFonts w:ascii="Times New Roman" w:hAnsi="Times New Roman" w:cs="Times New Roman"/>
+          <w:color w:val="2F5496" w:themeColor="accent1" w:themeShade="BF"/>
+          <w:sz w:val="28"/>
+          <w:szCs w:val="28"/>
+          <w:lang w:val="en-US"/>
+        </w:rPr>
+        <w:t>2</w:t>
+      </w:r>
+      <w:r>
+        <w:rPr>
+          <w:rFonts w:ascii="Times New Roman" w:hAnsi="Times New Roman" w:cs="Times New Roman"/>
+          <w:color w:val="2F5496" w:themeColor="accent1" w:themeShade="BF"/>
+          <w:sz w:val="28"/>
+          <w:szCs w:val="28"/>
+          <w:lang w:val="en-US"/>
+        </w:rPr>
+        <w:t xml:space="preserve"> of that paper</w:t>
+      </w:r>
+      <w:r>
+        <w:rPr>
+          <w:rFonts w:ascii="Times New Roman" w:hAnsi="Times New Roman" w:cs="Times New Roman"/>
+          <w:color w:val="2F5496" w:themeColor="accent1" w:themeShade="BF"/>
+          <w:sz w:val="28"/>
+          <w:szCs w:val="28"/>
+          <w:lang w:val="en-US"/>
+        </w:rPr>
+        <w:t>. The matrix</w:t>
+      </w:r>
+      <w:r>
+        <w:rPr>
+          <w:rFonts w:ascii="Times New Roman" w:hAnsi="Times New Roman" w:cs="Times New Roman"/>
+          <w:color w:val="2F5496" w:themeColor="accent1" w:themeShade="BF"/>
+          <w:sz w:val="28"/>
+          <w:szCs w:val="28"/>
+          <w:lang w:val="en-US"/>
+        </w:rPr>
+        <w:t xml:space="preserve"> </w:t>
+      </w:r>
+      <w:r>
+        <w:rPr>
+          <w:rFonts w:ascii="Times New Roman" w:hAnsi="Times New Roman" w:cs="Times New Roman"/>
+          <w:color w:val="2F5496" w:themeColor="accent1" w:themeShade="BF"/>
+          <w:sz w:val="28"/>
+          <w:szCs w:val="28"/>
+          <w:lang w:val="en-US"/>
+        </w:rPr>
+        <w:t>appears to be a</w:t>
+      </w:r>
+      <w:r>
+        <w:rPr>
+          <w:rFonts w:ascii="Times New Roman" w:hAnsi="Times New Roman" w:cs="Times New Roman"/>
+          <w:color w:val="2F5496" w:themeColor="accent1" w:themeShade="BF"/>
+          <w:sz w:val="28"/>
+          <w:szCs w:val="28"/>
+          <w:lang w:val="en-US"/>
+        </w:rPr>
+        <w:t xml:space="preserve"> core </w:t>
+      </w:r>
+      <w:r>
+        <w:rPr>
+          <w:rFonts w:ascii="Times New Roman" w:hAnsi="Times New Roman" w:cs="Times New Roman"/>
+          <w:color w:val="2F5496" w:themeColor="accent1" w:themeShade="BF"/>
+          <w:sz w:val="28"/>
+          <w:szCs w:val="28"/>
+          <w:lang w:val="en-US"/>
+        </w:rPr>
+        <w:t>of</w:t>
+      </w:r>
+      <w:r>
+        <w:rPr>
+          <w:rFonts w:ascii="Times New Roman" w:hAnsi="Times New Roman" w:cs="Times New Roman"/>
+          <w:color w:val="2F5496" w:themeColor="accent1" w:themeShade="BF"/>
+          <w:sz w:val="28"/>
+          <w:szCs w:val="28"/>
+          <w:lang w:val="en-US"/>
+        </w:rPr>
+        <w:t xml:space="preserve"> </w:t>
+      </w:r>
+      <w:r>
+        <w:rPr>
+          <w:rFonts w:ascii="Times New Roman" w:hAnsi="Times New Roman" w:cs="Times New Roman"/>
+          <w:color w:val="2F5496" w:themeColor="accent1" w:themeShade="BF"/>
+          <w:sz w:val="28"/>
+          <w:szCs w:val="28"/>
+          <w:lang w:val="en-US"/>
+        </w:rPr>
+        <w:t>a Ribbon</w:t>
+      </w:r>
+      <w:r>
+        <w:rPr>
+          <w:rFonts w:ascii="Times New Roman" w:hAnsi="Times New Roman" w:cs="Times New Roman"/>
+          <w:color w:val="2F5496" w:themeColor="accent1" w:themeShade="BF"/>
+          <w:sz w:val="28"/>
+          <w:szCs w:val="28"/>
+          <w:lang w:val="en-US"/>
+        </w:rPr>
+        <w:t xml:space="preserve"> </w:t>
+      </w:r>
+      <w:r>
+        <w:rPr>
+          <w:rFonts w:ascii="Times New Roman" w:hAnsi="Times New Roman" w:cs="Times New Roman"/>
+          <w:color w:val="2F5496" w:themeColor="accent1" w:themeShade="BF"/>
+          <w:sz w:val="28"/>
+          <w:szCs w:val="28"/>
+          <w:lang w:val="en-US"/>
+        </w:rPr>
+        <w:t>filter</w:t>
+      </w:r>
+      <w:r>
+        <w:rPr>
+          <w:rFonts w:ascii="Times New Roman" w:hAnsi="Times New Roman" w:cs="Times New Roman"/>
+          <w:color w:val="2F5496" w:themeColor="accent1" w:themeShade="BF"/>
+          <w:sz w:val="28"/>
+          <w:szCs w:val="28"/>
+          <w:lang w:val="en-US"/>
+        </w:rPr>
+        <w:t xml:space="preserve">’s construction and n is the number of keys entered. </w:t>
+      </w:r>
+      <w:r>
+        <w:rPr>
+          <w:rFonts w:ascii="Times New Roman" w:hAnsi="Times New Roman" w:cs="Times New Roman"/>
+          <w:color w:val="2F5496" w:themeColor="accent1" w:themeShade="BF"/>
+          <w:sz w:val="28"/>
+          <w:szCs w:val="28"/>
+          <w:lang w:val="en-US"/>
+        </w:rPr>
+        <w:t>But</w:t>
+      </w:r>
+      <w:r>
+        <w:rPr>
+          <w:rFonts w:ascii="Times New Roman" w:hAnsi="Times New Roman" w:cs="Times New Roman"/>
+          <w:color w:val="2F5496" w:themeColor="accent1" w:themeShade="BF"/>
+          <w:sz w:val="28"/>
+          <w:szCs w:val="28"/>
+          <w:lang w:val="en-US"/>
+        </w:rPr>
+        <w:t xml:space="preserve"> </w:t>
+      </w:r>
+      <w:r>
+        <w:rPr>
+          <w:rFonts w:ascii="Times New Roman" w:hAnsi="Times New Roman" w:cs="Times New Roman"/>
+          <w:color w:val="2F5496" w:themeColor="accent1" w:themeShade="BF"/>
+          <w:sz w:val="28"/>
+          <w:szCs w:val="28"/>
+          <w:lang w:val="en-US"/>
+        </w:rPr>
+        <w:t xml:space="preserve">n </w:t>
+      </w:r>
+      <w:r>
+        <w:rPr>
+          <w:rFonts w:ascii="Times New Roman" w:hAnsi="Times New Roman" w:cs="Times New Roman"/>
+          <w:color w:val="2F5496" w:themeColor="accent1" w:themeShade="BF"/>
+          <w:sz w:val="28"/>
+          <w:szCs w:val="28"/>
+          <w:lang w:val="en-US"/>
+        </w:rPr>
+        <w:t>matrix rows</w:t>
+      </w:r>
+      <w:r>
+        <w:rPr>
+          <w:rFonts w:ascii="Times New Roman" w:hAnsi="Times New Roman" w:cs="Times New Roman"/>
+          <w:color w:val="2F5496" w:themeColor="accent1" w:themeShade="BF"/>
+          <w:sz w:val="28"/>
+          <w:szCs w:val="28"/>
+          <w:lang w:val="en-US"/>
+        </w:rPr>
+        <w:t xml:space="preserve"> </w:t>
+      </w:r>
+      <w:r>
+        <w:rPr>
+          <w:rFonts w:ascii="Times New Roman" w:hAnsi="Times New Roman" w:cs="Times New Roman"/>
+          <w:color w:val="2F5496" w:themeColor="accent1" w:themeShade="BF"/>
+          <w:sz w:val="28"/>
+          <w:szCs w:val="28"/>
+          <w:lang w:val="en-US"/>
+        </w:rPr>
+        <w:t xml:space="preserve">depend </w:t>
+      </w:r>
+      <w:r>
+        <w:rPr>
+          <w:rFonts w:ascii="Times New Roman" w:hAnsi="Times New Roman" w:cs="Times New Roman"/>
+          <w:color w:val="2F5496" w:themeColor="accent1" w:themeShade="BF"/>
+          <w:sz w:val="28"/>
+          <w:szCs w:val="28"/>
+          <w:lang w:val="en-US"/>
+        </w:rPr>
+        <w:t>on those</w:t>
+      </w:r>
+      <w:r>
+        <w:rPr>
+          <w:rFonts w:ascii="Times New Roman" w:hAnsi="Times New Roman" w:cs="Times New Roman"/>
+          <w:color w:val="2F5496" w:themeColor="accent1" w:themeShade="BF"/>
+          <w:sz w:val="28"/>
+          <w:szCs w:val="28"/>
+          <w:lang w:val="en-US"/>
+        </w:rPr>
+        <w:t xml:space="preserve"> keys entered</w:t>
+      </w:r>
+      <w:r>
+        <w:rPr>
+          <w:rFonts w:ascii="Times New Roman" w:hAnsi="Times New Roman" w:cs="Times New Roman"/>
+          <w:color w:val="2F5496" w:themeColor="accent1" w:themeShade="BF"/>
+          <w:sz w:val="28"/>
+          <w:szCs w:val="28"/>
+          <w:lang w:val="en-US"/>
+        </w:rPr>
+        <w:t xml:space="preserve"> – in our case the k-</w:t>
+      </w:r>
+      <w:proofErr w:type="spellStart"/>
+      <w:r>
+        <w:rPr>
+          <w:rFonts w:ascii="Times New Roman" w:hAnsi="Times New Roman" w:cs="Times New Roman"/>
+          <w:color w:val="2F5496" w:themeColor="accent1" w:themeShade="BF"/>
+          <w:sz w:val="28"/>
+          <w:szCs w:val="28"/>
+          <w:lang w:val="en-US"/>
+        </w:rPr>
+        <w:t>mers</w:t>
+      </w:r>
+      <w:proofErr w:type="spellEnd"/>
+      <w:r>
+        <w:rPr>
+          <w:rFonts w:ascii="Times New Roman" w:hAnsi="Times New Roman" w:cs="Times New Roman"/>
+          <w:color w:val="2F5496" w:themeColor="accent1" w:themeShade="BF"/>
+          <w:sz w:val="28"/>
+          <w:szCs w:val="28"/>
+          <w:lang w:val="en-US"/>
+        </w:rPr>
+        <w:t xml:space="preserve"> stored in a database</w:t>
+      </w:r>
+      <w:r>
+        <w:rPr>
+          <w:rFonts w:ascii="Times New Roman" w:hAnsi="Times New Roman" w:cs="Times New Roman"/>
+          <w:color w:val="2F5496" w:themeColor="accent1" w:themeShade="BF"/>
+          <w:sz w:val="28"/>
+          <w:szCs w:val="28"/>
+          <w:lang w:val="en-US"/>
+        </w:rPr>
+        <w:t>.</w:t>
+      </w:r>
+      <w:r>
+        <w:rPr>
+          <w:rFonts w:ascii="Times New Roman" w:hAnsi="Times New Roman" w:cs="Times New Roman"/>
+          <w:color w:val="2F5496" w:themeColor="accent1" w:themeShade="BF"/>
+          <w:sz w:val="28"/>
+          <w:szCs w:val="28"/>
+          <w:lang w:val="en-US"/>
+        </w:rPr>
+        <w:t>)</w:t>
+      </w:r>
+      <w:r>
+        <w:rPr>
+          <w:rFonts w:ascii="Times New Roman" w:hAnsi="Times New Roman" w:cs="Times New Roman"/>
+          <w:color w:val="2F5496" w:themeColor="accent1" w:themeShade="BF"/>
+          <w:sz w:val="28"/>
+          <w:szCs w:val="28"/>
+          <w:lang w:val="en-US"/>
+        </w:rPr>
+        <w:t xml:space="preserve"> </w:t>
+      </w:r>
+      <w:r>
+        <w:rPr>
+          <w:rFonts w:ascii="Times New Roman" w:hAnsi="Times New Roman" w:cs="Times New Roman"/>
+          <w:color w:val="2F5496" w:themeColor="accent1" w:themeShade="BF"/>
+          <w:sz w:val="28"/>
+          <w:szCs w:val="28"/>
+          <w:lang w:val="en-US"/>
+        </w:rPr>
+        <w:t>Nevertheless,</w:t>
+      </w:r>
+      <w:r>
+        <w:rPr>
+          <w:rFonts w:ascii="Times New Roman" w:hAnsi="Times New Roman" w:cs="Times New Roman"/>
+          <w:color w:val="2F5496" w:themeColor="accent1" w:themeShade="BF"/>
+          <w:sz w:val="28"/>
+          <w:szCs w:val="28"/>
+          <w:lang w:val="en-US"/>
+        </w:rPr>
+        <w:t xml:space="preserve"> we will </w:t>
+      </w:r>
+      <w:r>
+        <w:rPr>
+          <w:rFonts w:ascii="Times New Roman" w:hAnsi="Times New Roman" w:cs="Times New Roman"/>
+          <w:color w:val="2F5496" w:themeColor="accent1" w:themeShade="BF"/>
+          <w:sz w:val="28"/>
+          <w:szCs w:val="28"/>
+          <w:lang w:val="en-US"/>
+        </w:rPr>
+        <w:t xml:space="preserve">investigate on this further and assess the filter’s potential for future developments of </w:t>
+      </w:r>
+      <w:proofErr w:type="spellStart"/>
+      <w:r>
+        <w:rPr>
+          <w:rFonts w:ascii="Times New Roman" w:hAnsi="Times New Roman" w:cs="Times New Roman"/>
+          <w:color w:val="2F5496" w:themeColor="accent1" w:themeShade="BF"/>
+          <w:sz w:val="28"/>
+          <w:szCs w:val="28"/>
+          <w:lang w:val="en-US"/>
+        </w:rPr>
+        <w:t>Genestrip</w:t>
+      </w:r>
+      <w:proofErr w:type="spellEnd"/>
+      <w:r>
+        <w:rPr>
+          <w:rFonts w:ascii="Times New Roman" w:hAnsi="Times New Roman" w:cs="Times New Roman"/>
+          <w:color w:val="2F5496" w:themeColor="accent1" w:themeShade="BF"/>
+          <w:sz w:val="28"/>
+          <w:szCs w:val="28"/>
+          <w:lang w:val="en-US"/>
+        </w:rPr>
+        <w:t>.</w:t>
       </w:r>
     </w:p>
     <w:p>
       <w:pPr>
         <w:rPr>
           <w:rFonts w:ascii="Times New Roman" w:hAnsi="Times New Roman" w:cs="Times New Roman"/>
+          <w:color w:val="2F5496" w:themeColor="accent1" w:themeShade="BF"/>
           <w:sz w:val="28"/>
           <w:szCs w:val="28"/>
           <w:lang w:val="en-US"/>
@@ -5573,35 +5813,37 @@
       <w:r>
         <w:rPr>
           <w:rFonts w:ascii="Times New Roman" w:hAnsi="Times New Roman" w:cs="Times New Roman"/>
-          <w:sz w:val="28"/>
-          <w:szCs w:val="28"/>
-          <w:lang w:val="en-US"/>
-        </w:rPr>
-        <w:t>● When describing the database generation step on page 6, the authors write that they use a Fibonacci-based function to measure the repetitiveness of a k-</w:t>
-      </w:r>
-      <w:proofErr w:type="spellStart"/>
-      <w:r>
-        <w:rPr>
-          <w:rFonts w:ascii="Times New Roman" w:hAnsi="Times New Roman" w:cs="Times New Roman"/>
-          <w:sz w:val="28"/>
-          <w:szCs w:val="28"/>
-          <w:lang w:val="en-US"/>
-        </w:rPr>
-        <w:t>mer</w:t>
-      </w:r>
-      <w:proofErr w:type="spellEnd"/>
-      <w:r>
-        <w:rPr>
-          <w:rFonts w:ascii="Times New Roman" w:hAnsi="Times New Roman" w:cs="Times New Roman"/>
-          <w:sz w:val="28"/>
-          <w:szCs w:val="28"/>
-          <w:lang w:val="en-US"/>
-        </w:rPr>
-        <w:t xml:space="preserve"> in terms of</w:t>
-      </w:r>
-      <w:r>
-        <w:rPr>
-          <w:rFonts w:ascii="Times New Roman" w:hAnsi="Times New Roman" w:cs="Times New Roman"/>
+          <w:color w:val="2F5496" w:themeColor="accent1" w:themeShade="BF"/>
+          <w:sz w:val="28"/>
+          <w:szCs w:val="28"/>
+          <w:lang w:val="en-US"/>
+        </w:rPr>
+        <w:t>Regar</w:t>
+      </w:r>
+      <w:r>
+        <w:rPr>
+          <w:rFonts w:ascii="Times New Roman" w:hAnsi="Times New Roman" w:cs="Times New Roman"/>
+          <w:color w:val="2F5496" w:themeColor="accent1" w:themeShade="BF"/>
+          <w:sz w:val="28"/>
+          <w:szCs w:val="28"/>
+          <w:lang w:val="en-US"/>
+        </w:rPr>
+        <w:t>d</w:t>
+      </w:r>
+      <w:r>
+        <w:rPr>
+          <w:rFonts w:ascii="Times New Roman" w:hAnsi="Times New Roman" w:cs="Times New Roman"/>
+          <w:color w:val="2F5496" w:themeColor="accent1" w:themeShade="BF"/>
+          <w:sz w:val="28"/>
+          <w:szCs w:val="28"/>
+          <w:lang w:val="en-US"/>
+        </w:rPr>
+        <w:t>ing Binary Fuse:</w:t>
+      </w:r>
+      <w:r>
+        <w:rPr>
+          <w:rFonts w:ascii="Times New Roman" w:hAnsi="Times New Roman" w:cs="Times New Roman"/>
+          <w:color w:val="2F5496" w:themeColor="accent1" w:themeShade="BF"/>
           <w:sz w:val="28"/>
           <w:szCs w:val="28"/>
           <w:lang w:val="en-US"/>
@@ -5611,18 +5853,128 @@
       <w:r>
         <w:rPr>
           <w:rFonts w:ascii="Times New Roman" w:hAnsi="Times New Roman" w:cs="Times New Roman"/>
-          <w:sz w:val="28"/>
-          <w:szCs w:val="28"/>
-          <w:lang w:val="en-US"/>
-        </w:rPr>
-        <w:t>base pairs. I would like the authors to explain this a bit deeper, in particular regarding the chosen thresholds for their database generation in the later sections and how they influence the results.</w:t>
+          <w:color w:val="2F5496" w:themeColor="accent1" w:themeShade="BF"/>
+          <w:sz w:val="28"/>
+          <w:szCs w:val="28"/>
+          <w:lang w:val="en-US"/>
+        </w:rPr>
+        <w:t xml:space="preserve">Thank you bringing this </w:t>
+      </w:r>
+      <w:r>
+        <w:rPr>
+          <w:rFonts w:ascii="Times New Roman" w:hAnsi="Times New Roman" w:cs="Times New Roman"/>
+          <w:color w:val="2F5496" w:themeColor="accent1" w:themeShade="BF"/>
+          <w:sz w:val="28"/>
+          <w:szCs w:val="28"/>
+          <w:lang w:val="en-US"/>
+        </w:rPr>
+        <w:t>even more</w:t>
+      </w:r>
+      <w:r>
+        <w:rPr>
+          <w:rFonts w:ascii="Times New Roman" w:hAnsi="Times New Roman" w:cs="Times New Roman"/>
+          <w:color w:val="2F5496" w:themeColor="accent1" w:themeShade="BF"/>
+          <w:sz w:val="28"/>
+          <w:szCs w:val="28"/>
+          <w:lang w:val="en-US"/>
+        </w:rPr>
+        <w:t xml:space="preserve"> recent filter to our attention.</w:t>
+      </w:r>
+      <w:r>
+        <w:rPr>
+          <w:rFonts w:ascii="Times New Roman" w:hAnsi="Times New Roman" w:cs="Times New Roman"/>
+          <w:color w:val="2F5496" w:themeColor="accent1" w:themeShade="BF"/>
+          <w:sz w:val="28"/>
+          <w:szCs w:val="28"/>
+          <w:lang w:val="en-US"/>
+        </w:rPr>
+        <w:t xml:space="preserve"> </w:t>
+      </w:r>
+      <w:r>
+        <w:rPr>
+          <w:rFonts w:ascii="Times New Roman" w:hAnsi="Times New Roman" w:cs="Times New Roman"/>
+          <w:color w:val="2F5496" w:themeColor="accent1" w:themeShade="BF"/>
+          <w:sz w:val="28"/>
+          <w:szCs w:val="28"/>
+          <w:lang w:val="en-US"/>
+        </w:rPr>
+        <w:t>The a</w:t>
+      </w:r>
+      <w:r>
+        <w:rPr>
+          <w:rFonts w:ascii="Times New Roman" w:hAnsi="Times New Roman" w:cs="Times New Roman"/>
+          <w:color w:val="2F5496" w:themeColor="accent1" w:themeShade="BF"/>
+          <w:sz w:val="28"/>
+          <w:szCs w:val="28"/>
+          <w:lang w:val="en-US"/>
+        </w:rPr>
+        <w:t>rguments from above analo</w:t>
+      </w:r>
+      <w:r>
+        <w:rPr>
+          <w:rFonts w:ascii="Times New Roman" w:hAnsi="Times New Roman" w:cs="Times New Roman"/>
+          <w:color w:val="2F5496" w:themeColor="accent1" w:themeShade="BF"/>
+          <w:sz w:val="28"/>
+          <w:szCs w:val="28"/>
+          <w:lang w:val="en-US"/>
+        </w:rPr>
+        <w:t>go</w:t>
+      </w:r>
+      <w:r>
+        <w:rPr>
+          <w:rFonts w:ascii="Times New Roman" w:hAnsi="Times New Roman" w:cs="Times New Roman"/>
+          <w:color w:val="2F5496" w:themeColor="accent1" w:themeShade="BF"/>
+          <w:sz w:val="28"/>
+          <w:szCs w:val="28"/>
+          <w:lang w:val="en-US"/>
+        </w:rPr>
+        <w:t>usly apply to this filter</w:t>
+      </w:r>
+      <w:r>
+        <w:rPr>
+          <w:rFonts w:ascii="Times New Roman" w:hAnsi="Times New Roman" w:cs="Times New Roman"/>
+          <w:color w:val="2F5496" w:themeColor="accent1" w:themeShade="BF"/>
+          <w:sz w:val="28"/>
+          <w:szCs w:val="28"/>
+          <w:lang w:val="en-US"/>
+        </w:rPr>
+        <w:t xml:space="preserve"> (see “Require” in Algorithm 1 of “</w:t>
+      </w:r>
+      <w:r>
+        <w:rPr>
+          <w:rFonts w:ascii="Times New Roman" w:hAnsi="Times New Roman" w:cs="Times New Roman"/>
+          <w:color w:val="2F5496" w:themeColor="accent1" w:themeShade="BF"/>
+          <w:sz w:val="28"/>
+          <w:szCs w:val="28"/>
+          <w:lang w:val="en-US"/>
+        </w:rPr>
+        <w:t>https://arxiv.org/pdf/2201.01174</w:t>
+      </w:r>
+      <w:r>
+        <w:rPr>
+          <w:rFonts w:ascii="Times New Roman" w:hAnsi="Times New Roman" w:cs="Times New Roman"/>
+          <w:color w:val="2F5496" w:themeColor="accent1" w:themeShade="BF"/>
+          <w:sz w:val="28"/>
+          <w:szCs w:val="28"/>
+          <w:lang w:val="en-US"/>
+        </w:rPr>
+        <w:t>”)</w:t>
+      </w:r>
+      <w:r>
+        <w:rPr>
+          <w:rFonts w:ascii="Times New Roman" w:hAnsi="Times New Roman" w:cs="Times New Roman"/>
+          <w:color w:val="2F5496" w:themeColor="accent1" w:themeShade="BF"/>
+          <w:sz w:val="28"/>
+          <w:szCs w:val="28"/>
+          <w:lang w:val="en-US"/>
+        </w:rPr>
+        <w:t xml:space="preserve">. </w:t>
       </w:r>
     </w:p>
     <w:p>
       <w:pPr>
         <w:rPr>
           <w:rFonts w:ascii="Times New Roman" w:hAnsi="Times New Roman" w:cs="Times New Roman"/>
-          <w:color w:val="2F5496" w:themeColor="accent1" w:themeShade="BF"/>
           <w:sz w:val="28"/>
           <w:szCs w:val="28"/>
           <w:lang w:val="en-US"/>
@@ -5631,12 +5983,49 @@
       <w:r>
         <w:rPr>
           <w:rFonts w:ascii="Times New Roman" w:hAnsi="Times New Roman" w:cs="Times New Roman"/>
-          <w:color w:val="2F5496" w:themeColor="accent1" w:themeShade="BF"/>
-          <w:sz w:val="28"/>
-          <w:szCs w:val="28"/>
-          <w:lang w:val="en-US"/>
-        </w:rPr>
-        <w:t>Thank you for your interest in this!</w:t>
+          <w:sz w:val="28"/>
+          <w:szCs w:val="28"/>
+          <w:lang w:val="en-US"/>
+        </w:rPr>
+        <w:t>● When describing the database generation step on page 6, the authors write that they use a Fibonacci-based function to measure the repetitiveness of a k-</w:t>
+      </w:r>
+      <w:proofErr w:type="spellStart"/>
+      <w:r>
+        <w:rPr>
+          <w:rFonts w:ascii="Times New Roman" w:hAnsi="Times New Roman" w:cs="Times New Roman"/>
+          <w:sz w:val="28"/>
+          <w:szCs w:val="28"/>
+          <w:lang w:val="en-US"/>
+        </w:rPr>
+        <w:t>mer</w:t>
+      </w:r>
+      <w:proofErr w:type="spellEnd"/>
+      <w:r>
+        <w:rPr>
+          <w:rFonts w:ascii="Times New Roman" w:hAnsi="Times New Roman" w:cs="Times New Roman"/>
+          <w:sz w:val="28"/>
+          <w:szCs w:val="28"/>
+          <w:lang w:val="en-US"/>
+        </w:rPr>
+        <w:t xml:space="preserve"> in terms of</w:t>
+      </w:r>
+      <w:r>
+        <w:rPr>
+          <w:rFonts w:ascii="Times New Roman" w:hAnsi="Times New Roman" w:cs="Times New Roman"/>
+          <w:sz w:val="28"/>
+          <w:szCs w:val="28"/>
+          <w:lang w:val="en-US"/>
+        </w:rPr>
+        <w:t xml:space="preserve"> </w:t>
+      </w:r>
+      <w:r>
+        <w:rPr>
+          <w:rFonts w:ascii="Times New Roman" w:hAnsi="Times New Roman" w:cs="Times New Roman"/>
+          <w:sz w:val="28"/>
+          <w:szCs w:val="28"/>
+          <w:lang w:val="en-US"/>
+        </w:rPr>
+        <w:t>base pairs. I would like the authors to explain this a bit deeper, in particular regarding the chosen thresholds for their database generation in the later sections and how they influence the results.</w:t>
       </w:r>
     </w:p>
     <w:p>
@@ -5652,314 +6041,19 @@
       <w:r>
         <w:rPr>
           <w:rFonts w:ascii="Times New Roman" w:hAnsi="Times New Roman" w:cs="Times New Roman"/>
-          <w:b/>
-          <w:bCs/>
-          <w:color w:val="2F5496" w:themeColor="accent1" w:themeShade="BF"/>
-          <w:sz w:val="28"/>
-          <w:szCs w:val="28"/>
-          <w:lang w:val="en-US"/>
-        </w:rPr>
-        <w:t>Action:</w:t>
-      </w:r>
-      <w:r>
-        <w:rPr>
-          <w:rFonts w:ascii="Times New Roman" w:hAnsi="Times New Roman" w:cs="Times New Roman"/>
-          <w:b/>
-          <w:bCs/>
-          <w:color w:val="2F5496" w:themeColor="accent1" w:themeShade="BF"/>
-          <w:sz w:val="28"/>
-          <w:szCs w:val="28"/>
-          <w:lang w:val="en-US"/>
-        </w:rPr>
-        <w:t xml:space="preserve"> </w:t>
-      </w:r>
-      <w:r>
-        <w:rPr>
-          <w:rFonts w:ascii="Times New Roman" w:hAnsi="Times New Roman" w:cs="Times New Roman"/>
-          <w:color w:val="2F5496" w:themeColor="accent1" w:themeShade="BF"/>
-          <w:sz w:val="28"/>
-          <w:szCs w:val="28"/>
-          <w:lang w:val="en-US"/>
-        </w:rPr>
-        <w:t xml:space="preserve">We have added a formal description of the related function to the Supplementary. </w:t>
-      </w:r>
-      <w:r>
-        <w:rPr>
-          <w:rFonts w:ascii="Times New Roman" w:hAnsi="Times New Roman" w:cs="Times New Roman"/>
-          <w:color w:val="2F5496" w:themeColor="accent1" w:themeShade="BF"/>
-          <w:sz w:val="28"/>
-          <w:szCs w:val="28"/>
-          <w:lang w:val="en-US"/>
-        </w:rPr>
-        <w:t>In</w:t>
-      </w:r>
-      <w:r>
-        <w:rPr>
-          <w:rFonts w:ascii="Times New Roman" w:hAnsi="Times New Roman" w:cs="Times New Roman"/>
-          <w:color w:val="2F5496" w:themeColor="accent1" w:themeShade="BF"/>
-          <w:sz w:val="28"/>
-          <w:szCs w:val="28"/>
-          <w:lang w:val="en-US"/>
-        </w:rPr>
-        <w:t xml:space="preserve"> the same place, we </w:t>
-      </w:r>
-      <w:r>
-        <w:rPr>
-          <w:rFonts w:ascii="Times New Roman" w:hAnsi="Times New Roman" w:cs="Times New Roman"/>
-          <w:color w:val="2F5496" w:themeColor="accent1" w:themeShade="BF"/>
-          <w:sz w:val="28"/>
-          <w:szCs w:val="28"/>
-          <w:lang w:val="en-US"/>
-        </w:rPr>
-        <w:t xml:space="preserve">briefly </w:t>
-      </w:r>
-      <w:r>
-        <w:rPr>
-          <w:rFonts w:ascii="Times New Roman" w:hAnsi="Times New Roman" w:cs="Times New Roman"/>
-          <w:color w:val="2F5496" w:themeColor="accent1" w:themeShade="BF"/>
-          <w:sz w:val="28"/>
-          <w:szCs w:val="28"/>
-          <w:lang w:val="en-US"/>
-        </w:rPr>
-        <w:t>discuss basic qualities of th</w:t>
-      </w:r>
-      <w:r>
-        <w:rPr>
-          <w:rFonts w:ascii="Times New Roman" w:hAnsi="Times New Roman" w:cs="Times New Roman"/>
-          <w:color w:val="2F5496" w:themeColor="accent1" w:themeShade="BF"/>
-          <w:sz w:val="28"/>
-          <w:szCs w:val="28"/>
-          <w:lang w:val="en-US"/>
-        </w:rPr>
-        <w:t>at</w:t>
-      </w:r>
-      <w:r>
-        <w:rPr>
-          <w:rFonts w:ascii="Times New Roman" w:hAnsi="Times New Roman" w:cs="Times New Roman"/>
-          <w:color w:val="2F5496" w:themeColor="accent1" w:themeShade="BF"/>
-          <w:sz w:val="28"/>
-          <w:szCs w:val="28"/>
-          <w:lang w:val="en-US"/>
-        </w:rPr>
-        <w:t xml:space="preserve"> function and analyze how the function’s threshold affects the resulting ratio of retained k-</w:t>
-      </w:r>
-      <w:proofErr w:type="spellStart"/>
-      <w:r>
-        <w:rPr>
-          <w:rFonts w:ascii="Times New Roman" w:hAnsi="Times New Roman" w:cs="Times New Roman"/>
-          <w:color w:val="2F5496" w:themeColor="accent1" w:themeShade="BF"/>
-          <w:sz w:val="28"/>
-          <w:szCs w:val="28"/>
-          <w:lang w:val="en-US"/>
-        </w:rPr>
-        <w:t>mers</w:t>
-      </w:r>
-      <w:proofErr w:type="spellEnd"/>
-      <w:r>
-        <w:rPr>
-          <w:rFonts w:ascii="Times New Roman" w:hAnsi="Times New Roman" w:cs="Times New Roman"/>
-          <w:color w:val="2F5496" w:themeColor="accent1" w:themeShade="BF"/>
-          <w:sz w:val="28"/>
-          <w:szCs w:val="28"/>
-          <w:lang w:val="en-US"/>
-        </w:rPr>
-        <w:t xml:space="preserve">. We did not want to include this </w:t>
-      </w:r>
-      <w:r>
-        <w:rPr>
-          <w:rFonts w:ascii="Times New Roman" w:hAnsi="Times New Roman" w:cs="Times New Roman"/>
-          <w:color w:val="2F5496" w:themeColor="accent1" w:themeShade="BF"/>
-          <w:sz w:val="28"/>
-          <w:szCs w:val="28"/>
-          <w:lang w:val="en-US"/>
-        </w:rPr>
-        <w:t xml:space="preserve">in the main text as </w:t>
-      </w:r>
-      <w:r>
-        <w:rPr>
-          <w:rFonts w:ascii="Times New Roman" w:hAnsi="Times New Roman" w:cs="Times New Roman"/>
-          <w:color w:val="2F5496" w:themeColor="accent1" w:themeShade="BF"/>
-          <w:sz w:val="28"/>
-          <w:szCs w:val="28"/>
-          <w:lang w:val="en-US"/>
-        </w:rPr>
-        <w:t xml:space="preserve">we worried that </w:t>
-      </w:r>
-      <w:r>
-        <w:rPr>
-          <w:rFonts w:ascii="Times New Roman" w:hAnsi="Times New Roman" w:cs="Times New Roman"/>
-          <w:color w:val="2F5496" w:themeColor="accent1" w:themeShade="BF"/>
-          <w:sz w:val="28"/>
-          <w:szCs w:val="28"/>
-          <w:lang w:val="en-US"/>
-        </w:rPr>
-        <w:t>typical</w:t>
-      </w:r>
-      <w:r>
-        <w:rPr>
-          <w:rFonts w:ascii="Times New Roman" w:hAnsi="Times New Roman" w:cs="Times New Roman"/>
-          <w:color w:val="2F5496" w:themeColor="accent1" w:themeShade="BF"/>
-          <w:sz w:val="28"/>
-          <w:szCs w:val="28"/>
-          <w:lang w:val="en-US"/>
-        </w:rPr>
-        <w:t xml:space="preserve"> readers would be challenged by t</w:t>
-      </w:r>
-      <w:r>
-        <w:rPr>
-          <w:rFonts w:ascii="Times New Roman" w:hAnsi="Times New Roman" w:cs="Times New Roman"/>
-          <w:color w:val="2F5496" w:themeColor="accent1" w:themeShade="BF"/>
-          <w:sz w:val="28"/>
-          <w:szCs w:val="28"/>
-          <w:lang w:val="en-US"/>
-        </w:rPr>
-        <w:t xml:space="preserve">his </w:t>
-      </w:r>
-      <w:r>
-        <w:rPr>
-          <w:rFonts w:ascii="Times New Roman" w:hAnsi="Times New Roman" w:cs="Times New Roman"/>
-          <w:color w:val="2F5496" w:themeColor="accent1" w:themeShade="BF"/>
-          <w:sz w:val="28"/>
-          <w:szCs w:val="28"/>
-          <w:lang w:val="en-US"/>
-        </w:rPr>
-        <w:t>degree</w:t>
-      </w:r>
-      <w:r>
-        <w:rPr>
-          <w:rFonts w:ascii="Times New Roman" w:hAnsi="Times New Roman" w:cs="Times New Roman"/>
-          <w:color w:val="2F5496" w:themeColor="accent1" w:themeShade="BF"/>
-          <w:sz w:val="28"/>
-          <w:szCs w:val="28"/>
-          <w:lang w:val="en-US"/>
-        </w:rPr>
-        <w:t xml:space="preserve"> of</w:t>
-      </w:r>
-      <w:r>
-        <w:rPr>
-          <w:rFonts w:ascii="Times New Roman" w:hAnsi="Times New Roman" w:cs="Times New Roman"/>
-          <w:color w:val="2F5496" w:themeColor="accent1" w:themeShade="BF"/>
-          <w:sz w:val="28"/>
-          <w:szCs w:val="28"/>
-          <w:lang w:val="en-US"/>
-        </w:rPr>
-        <w:t xml:space="preserve"> detail. </w:t>
-      </w:r>
-      <w:r>
-        <w:rPr>
-          <w:rFonts w:ascii="Times New Roman" w:hAnsi="Times New Roman" w:cs="Times New Roman"/>
-          <w:color w:val="2F5496" w:themeColor="accent1" w:themeShade="BF"/>
-          <w:sz w:val="28"/>
-          <w:szCs w:val="28"/>
-          <w:lang w:val="en-US"/>
-        </w:rPr>
-        <w:t>(</w:t>
-      </w:r>
-      <w:r>
-        <w:rPr>
-          <w:rFonts w:ascii="Times New Roman" w:hAnsi="Times New Roman" w:cs="Times New Roman"/>
-          <w:color w:val="2F5496" w:themeColor="accent1" w:themeShade="BF"/>
-          <w:sz w:val="28"/>
-          <w:szCs w:val="28"/>
-          <w:lang w:val="en-US"/>
-        </w:rPr>
-        <w:t xml:space="preserve">E.g., Reviewer 1 </w:t>
-      </w:r>
-      <w:r>
-        <w:rPr>
-          <w:rFonts w:ascii="Times New Roman" w:hAnsi="Times New Roman" w:cs="Times New Roman"/>
-          <w:color w:val="2F5496" w:themeColor="accent1" w:themeShade="BF"/>
-          <w:sz w:val="28"/>
-          <w:szCs w:val="28"/>
-          <w:lang w:val="en-US"/>
-        </w:rPr>
-        <w:t>requested</w:t>
-      </w:r>
-      <w:r>
-        <w:rPr>
-          <w:rFonts w:ascii="Times New Roman" w:hAnsi="Times New Roman" w:cs="Times New Roman"/>
-          <w:color w:val="2F5496" w:themeColor="accent1" w:themeShade="BF"/>
-          <w:sz w:val="28"/>
-          <w:szCs w:val="28"/>
-          <w:lang w:val="en-US"/>
-        </w:rPr>
-        <w:t xml:space="preserve"> to omit </w:t>
-      </w:r>
-      <w:r>
-        <w:rPr>
-          <w:rFonts w:ascii="Times New Roman" w:hAnsi="Times New Roman" w:cs="Times New Roman"/>
-          <w:color w:val="2F5496" w:themeColor="accent1" w:themeShade="BF"/>
-          <w:sz w:val="28"/>
-          <w:szCs w:val="28"/>
-          <w:lang w:val="en-US"/>
-        </w:rPr>
-        <w:t>more of the</w:t>
-      </w:r>
-      <w:r>
-        <w:rPr>
-          <w:rFonts w:ascii="Times New Roman" w:hAnsi="Times New Roman" w:cs="Times New Roman"/>
-          <w:color w:val="2F5496" w:themeColor="accent1" w:themeShade="BF"/>
-          <w:sz w:val="28"/>
-          <w:szCs w:val="28"/>
-          <w:lang w:val="en-US"/>
-        </w:rPr>
-        <w:t xml:space="preserve"> technical</w:t>
-      </w:r>
-      <w:r>
-        <w:rPr>
-          <w:rFonts w:ascii="Times New Roman" w:hAnsi="Times New Roman" w:cs="Times New Roman"/>
-          <w:color w:val="2F5496" w:themeColor="accent1" w:themeShade="BF"/>
-          <w:sz w:val="28"/>
-          <w:szCs w:val="28"/>
-          <w:lang w:val="en-US"/>
-        </w:rPr>
-        <w:t xml:space="preserve"> and formal</w:t>
-      </w:r>
-      <w:r>
-        <w:rPr>
-          <w:rFonts w:ascii="Times New Roman" w:hAnsi="Times New Roman" w:cs="Times New Roman"/>
-          <w:color w:val="2F5496" w:themeColor="accent1" w:themeShade="BF"/>
-          <w:sz w:val="28"/>
-          <w:szCs w:val="28"/>
-          <w:lang w:val="en-US"/>
-        </w:rPr>
-        <w:t xml:space="preserve"> details</w:t>
-      </w:r>
-      <w:r>
-        <w:rPr>
-          <w:rFonts w:ascii="Times New Roman" w:hAnsi="Times New Roman" w:cs="Times New Roman"/>
-          <w:color w:val="2F5496" w:themeColor="accent1" w:themeShade="BF"/>
-          <w:sz w:val="28"/>
-          <w:szCs w:val="28"/>
-          <w:lang w:val="en-US"/>
-        </w:rPr>
-        <w:t xml:space="preserve"> for that reason</w:t>
-      </w:r>
-      <w:r>
-        <w:rPr>
-          <w:rFonts w:ascii="Times New Roman" w:hAnsi="Times New Roman" w:cs="Times New Roman"/>
-          <w:color w:val="2F5496" w:themeColor="accent1" w:themeShade="BF"/>
-          <w:sz w:val="28"/>
-          <w:szCs w:val="28"/>
-          <w:lang w:val="en-US"/>
-        </w:rPr>
-        <w:t>.</w:t>
-      </w:r>
-      <w:r>
-        <w:rPr>
-          <w:rFonts w:ascii="Times New Roman" w:hAnsi="Times New Roman" w:cs="Times New Roman"/>
-          <w:color w:val="2F5496" w:themeColor="accent1" w:themeShade="BF"/>
-          <w:sz w:val="28"/>
-          <w:szCs w:val="28"/>
-          <w:lang w:val="en-US"/>
-        </w:rPr>
-        <w:t>)</w:t>
+          <w:color w:val="2F5496" w:themeColor="accent1" w:themeShade="BF"/>
+          <w:sz w:val="28"/>
+          <w:szCs w:val="28"/>
+          <w:lang w:val="en-US"/>
+        </w:rPr>
+        <w:t>Thank you for your interest in this!</w:t>
       </w:r>
     </w:p>
     <w:p>
       <w:pPr>
         <w:rPr>
           <w:rFonts w:ascii="Times New Roman" w:hAnsi="Times New Roman" w:cs="Times New Roman"/>
+          <w:color w:val="2F5496" w:themeColor="accent1" w:themeShade="BF"/>
           <w:sz w:val="28"/>
           <w:szCs w:val="28"/>
           <w:lang w:val="en-US"/>
@@ -5968,18 +6062,304 @@
       <w:r>
         <w:rPr>
           <w:rFonts w:ascii="Times New Roman" w:hAnsi="Times New Roman" w:cs="Times New Roman"/>
-          <w:sz w:val="28"/>
-          <w:szCs w:val="28"/>
-          <w:lang w:val="en-US"/>
-        </w:rPr>
-        <w:t xml:space="preserve">● Page 7: The authors present the hash function they used for the Bloom filter and that they found this by “trial and error”. It is very hard to scientifically convince readers without showing at least some empirical investigations on the hash functions. </w:t>
+          <w:b/>
+          <w:bCs/>
+          <w:color w:val="2F5496" w:themeColor="accent1" w:themeShade="BF"/>
+          <w:sz w:val="28"/>
+          <w:szCs w:val="28"/>
+          <w:lang w:val="en-US"/>
+        </w:rPr>
+        <w:t>Action:</w:t>
+      </w:r>
+      <w:r>
+        <w:rPr>
+          <w:rFonts w:ascii="Times New Roman" w:hAnsi="Times New Roman" w:cs="Times New Roman"/>
+          <w:b/>
+          <w:bCs/>
+          <w:color w:val="2F5496" w:themeColor="accent1" w:themeShade="BF"/>
+          <w:sz w:val="28"/>
+          <w:szCs w:val="28"/>
+          <w:lang w:val="en-US"/>
+        </w:rPr>
+        <w:t xml:space="preserve"> </w:t>
+      </w:r>
+      <w:r>
+        <w:rPr>
+          <w:rFonts w:ascii="Times New Roman" w:hAnsi="Times New Roman" w:cs="Times New Roman"/>
+          <w:color w:val="2F5496" w:themeColor="accent1" w:themeShade="BF"/>
+          <w:sz w:val="28"/>
+          <w:szCs w:val="28"/>
+          <w:lang w:val="en-US"/>
+        </w:rPr>
+        <w:t xml:space="preserve">We added a formal description of the related function to the Supplementary. </w:t>
+      </w:r>
+      <w:r>
+        <w:rPr>
+          <w:rFonts w:ascii="Times New Roman" w:hAnsi="Times New Roman" w:cs="Times New Roman"/>
+          <w:color w:val="2F5496" w:themeColor="accent1" w:themeShade="BF"/>
+          <w:sz w:val="28"/>
+          <w:szCs w:val="28"/>
+          <w:lang w:val="en-US"/>
+        </w:rPr>
+        <w:t>In</w:t>
+      </w:r>
+      <w:r>
+        <w:rPr>
+          <w:rFonts w:ascii="Times New Roman" w:hAnsi="Times New Roman" w:cs="Times New Roman"/>
+          <w:color w:val="2F5496" w:themeColor="accent1" w:themeShade="BF"/>
+          <w:sz w:val="28"/>
+          <w:szCs w:val="28"/>
+          <w:lang w:val="en-US"/>
+        </w:rPr>
+        <w:t xml:space="preserve"> the same place, we </w:t>
+      </w:r>
+      <w:r>
+        <w:rPr>
+          <w:rFonts w:ascii="Times New Roman" w:hAnsi="Times New Roman" w:cs="Times New Roman"/>
+          <w:color w:val="2F5496" w:themeColor="accent1" w:themeShade="BF"/>
+          <w:sz w:val="28"/>
+          <w:szCs w:val="28"/>
+          <w:lang w:val="en-US"/>
+        </w:rPr>
+        <w:t xml:space="preserve">briefly </w:t>
+      </w:r>
+      <w:r>
+        <w:rPr>
+          <w:rFonts w:ascii="Times New Roman" w:hAnsi="Times New Roman" w:cs="Times New Roman"/>
+          <w:color w:val="2F5496" w:themeColor="accent1" w:themeShade="BF"/>
+          <w:sz w:val="28"/>
+          <w:szCs w:val="28"/>
+          <w:lang w:val="en-US"/>
+        </w:rPr>
+        <w:t>discuss basic qualities of th</w:t>
+      </w:r>
+      <w:r>
+        <w:rPr>
+          <w:rFonts w:ascii="Times New Roman" w:hAnsi="Times New Roman" w:cs="Times New Roman"/>
+          <w:color w:val="2F5496" w:themeColor="accent1" w:themeShade="BF"/>
+          <w:sz w:val="28"/>
+          <w:szCs w:val="28"/>
+          <w:lang w:val="en-US"/>
+        </w:rPr>
+        <w:t>at</w:t>
+      </w:r>
+      <w:r>
+        <w:rPr>
+          <w:rFonts w:ascii="Times New Roman" w:hAnsi="Times New Roman" w:cs="Times New Roman"/>
+          <w:color w:val="2F5496" w:themeColor="accent1" w:themeShade="BF"/>
+          <w:sz w:val="28"/>
+          <w:szCs w:val="28"/>
+          <w:lang w:val="en-US"/>
+        </w:rPr>
+        <w:t xml:space="preserve"> function and analyze how the function’s threshold affects the resulting ratio of retained k-</w:t>
+      </w:r>
+      <w:proofErr w:type="spellStart"/>
+      <w:r>
+        <w:rPr>
+          <w:rFonts w:ascii="Times New Roman" w:hAnsi="Times New Roman" w:cs="Times New Roman"/>
+          <w:color w:val="2F5496" w:themeColor="accent1" w:themeShade="BF"/>
+          <w:sz w:val="28"/>
+          <w:szCs w:val="28"/>
+          <w:lang w:val="en-US"/>
+        </w:rPr>
+        <w:t>mers</w:t>
+      </w:r>
+      <w:proofErr w:type="spellEnd"/>
+      <w:r>
+        <w:rPr>
+          <w:rFonts w:ascii="Times New Roman" w:hAnsi="Times New Roman" w:cs="Times New Roman"/>
+          <w:color w:val="2F5496" w:themeColor="accent1" w:themeShade="BF"/>
+          <w:sz w:val="28"/>
+          <w:szCs w:val="28"/>
+          <w:lang w:val="en-US"/>
+        </w:rPr>
+        <w:t xml:space="preserve">. We did not want to include this </w:t>
+      </w:r>
+      <w:r>
+        <w:rPr>
+          <w:rFonts w:ascii="Times New Roman" w:hAnsi="Times New Roman" w:cs="Times New Roman"/>
+          <w:color w:val="2F5496" w:themeColor="accent1" w:themeShade="BF"/>
+          <w:sz w:val="28"/>
+          <w:szCs w:val="28"/>
+          <w:lang w:val="en-US"/>
+        </w:rPr>
+        <w:t xml:space="preserve">in the main text as </w:t>
+      </w:r>
+      <w:r>
+        <w:rPr>
+          <w:rFonts w:ascii="Times New Roman" w:hAnsi="Times New Roman" w:cs="Times New Roman"/>
+          <w:color w:val="2F5496" w:themeColor="accent1" w:themeShade="BF"/>
+          <w:sz w:val="28"/>
+          <w:szCs w:val="28"/>
+          <w:lang w:val="en-US"/>
+        </w:rPr>
+        <w:t xml:space="preserve">we worried that </w:t>
+      </w:r>
+      <w:r>
+        <w:rPr>
+          <w:rFonts w:ascii="Times New Roman" w:hAnsi="Times New Roman" w:cs="Times New Roman"/>
+          <w:color w:val="2F5496" w:themeColor="accent1" w:themeShade="BF"/>
+          <w:sz w:val="28"/>
+          <w:szCs w:val="28"/>
+          <w:lang w:val="en-US"/>
+        </w:rPr>
+        <w:t>typical</w:t>
+      </w:r>
+      <w:r>
+        <w:rPr>
+          <w:rFonts w:ascii="Times New Roman" w:hAnsi="Times New Roman" w:cs="Times New Roman"/>
+          <w:color w:val="2F5496" w:themeColor="accent1" w:themeShade="BF"/>
+          <w:sz w:val="28"/>
+          <w:szCs w:val="28"/>
+          <w:lang w:val="en-US"/>
+        </w:rPr>
+        <w:t xml:space="preserve"> readers would </w:t>
+      </w:r>
+      <w:r>
+        <w:rPr>
+          <w:rFonts w:ascii="Times New Roman" w:hAnsi="Times New Roman" w:cs="Times New Roman"/>
+          <w:color w:val="2F5496" w:themeColor="accent1" w:themeShade="BF"/>
+          <w:sz w:val="28"/>
+          <w:szCs w:val="28"/>
+          <w:lang w:val="en-US"/>
+        </w:rPr>
+        <w:t>not be interested in</w:t>
+      </w:r>
+      <w:r>
+        <w:rPr>
+          <w:rFonts w:ascii="Times New Roman" w:hAnsi="Times New Roman" w:cs="Times New Roman"/>
+          <w:color w:val="2F5496" w:themeColor="accent1" w:themeShade="BF"/>
+          <w:sz w:val="28"/>
+          <w:szCs w:val="28"/>
+          <w:lang w:val="en-US"/>
+        </w:rPr>
+        <w:t xml:space="preserve"> t</w:t>
+      </w:r>
+      <w:r>
+        <w:rPr>
+          <w:rFonts w:ascii="Times New Roman" w:hAnsi="Times New Roman" w:cs="Times New Roman"/>
+          <w:color w:val="2F5496" w:themeColor="accent1" w:themeShade="BF"/>
+          <w:sz w:val="28"/>
+          <w:szCs w:val="28"/>
+          <w:lang w:val="en-US"/>
+        </w:rPr>
+        <w:t xml:space="preserve">his </w:t>
+      </w:r>
+      <w:r>
+        <w:rPr>
+          <w:rFonts w:ascii="Times New Roman" w:hAnsi="Times New Roman" w:cs="Times New Roman"/>
+          <w:color w:val="2F5496" w:themeColor="accent1" w:themeShade="BF"/>
+          <w:sz w:val="28"/>
+          <w:szCs w:val="28"/>
+          <w:lang w:val="en-US"/>
+        </w:rPr>
+        <w:t xml:space="preserve">detail. </w:t>
+      </w:r>
+      <w:r>
+        <w:rPr>
+          <w:rFonts w:ascii="Times New Roman" w:hAnsi="Times New Roman" w:cs="Times New Roman"/>
+          <w:color w:val="2F5496" w:themeColor="accent1" w:themeShade="BF"/>
+          <w:sz w:val="28"/>
+          <w:szCs w:val="28"/>
+          <w:lang w:val="en-US"/>
+        </w:rPr>
+        <w:t>(</w:t>
+      </w:r>
+      <w:r>
+        <w:rPr>
+          <w:rFonts w:ascii="Times New Roman" w:hAnsi="Times New Roman" w:cs="Times New Roman"/>
+          <w:color w:val="2F5496" w:themeColor="accent1" w:themeShade="BF"/>
+          <w:sz w:val="28"/>
+          <w:szCs w:val="28"/>
+          <w:lang w:val="en-US"/>
+        </w:rPr>
+        <w:t xml:space="preserve">E.g., Reviewer 1 </w:t>
+      </w:r>
+      <w:r>
+        <w:rPr>
+          <w:rFonts w:ascii="Times New Roman" w:hAnsi="Times New Roman" w:cs="Times New Roman"/>
+          <w:color w:val="2F5496" w:themeColor="accent1" w:themeShade="BF"/>
+          <w:sz w:val="28"/>
+          <w:szCs w:val="28"/>
+          <w:lang w:val="en-US"/>
+        </w:rPr>
+        <w:t>requested</w:t>
+      </w:r>
+      <w:r>
+        <w:rPr>
+          <w:rFonts w:ascii="Times New Roman" w:hAnsi="Times New Roman" w:cs="Times New Roman"/>
+          <w:color w:val="2F5496" w:themeColor="accent1" w:themeShade="BF"/>
+          <w:sz w:val="28"/>
+          <w:szCs w:val="28"/>
+          <w:lang w:val="en-US"/>
+        </w:rPr>
+        <w:t xml:space="preserve"> to omit </w:t>
+      </w:r>
+      <w:r>
+        <w:rPr>
+          <w:rFonts w:ascii="Times New Roman" w:hAnsi="Times New Roman" w:cs="Times New Roman"/>
+          <w:color w:val="2F5496" w:themeColor="accent1" w:themeShade="BF"/>
+          <w:sz w:val="28"/>
+          <w:szCs w:val="28"/>
+          <w:lang w:val="en-US"/>
+        </w:rPr>
+        <w:t>many</w:t>
+      </w:r>
+      <w:r>
+        <w:rPr>
+          <w:rFonts w:ascii="Times New Roman" w:hAnsi="Times New Roman" w:cs="Times New Roman"/>
+          <w:color w:val="2F5496" w:themeColor="accent1" w:themeShade="BF"/>
+          <w:sz w:val="28"/>
+          <w:szCs w:val="28"/>
+          <w:lang w:val="en-US"/>
+        </w:rPr>
+        <w:t xml:space="preserve"> of the</w:t>
+      </w:r>
+      <w:r>
+        <w:rPr>
+          <w:rFonts w:ascii="Times New Roman" w:hAnsi="Times New Roman" w:cs="Times New Roman"/>
+          <w:color w:val="2F5496" w:themeColor="accent1" w:themeShade="BF"/>
+          <w:sz w:val="28"/>
+          <w:szCs w:val="28"/>
+          <w:lang w:val="en-US"/>
+        </w:rPr>
+        <w:t xml:space="preserve"> technical</w:t>
+      </w:r>
+      <w:r>
+        <w:rPr>
+          <w:rFonts w:ascii="Times New Roman" w:hAnsi="Times New Roman" w:cs="Times New Roman"/>
+          <w:color w:val="2F5496" w:themeColor="accent1" w:themeShade="BF"/>
+          <w:sz w:val="28"/>
+          <w:szCs w:val="28"/>
+          <w:lang w:val="en-US"/>
+        </w:rPr>
+        <w:t xml:space="preserve"> and formal</w:t>
+      </w:r>
+      <w:r>
+        <w:rPr>
+          <w:rFonts w:ascii="Times New Roman" w:hAnsi="Times New Roman" w:cs="Times New Roman"/>
+          <w:color w:val="2F5496" w:themeColor="accent1" w:themeShade="BF"/>
+          <w:sz w:val="28"/>
+          <w:szCs w:val="28"/>
+          <w:lang w:val="en-US"/>
+        </w:rPr>
+        <w:t xml:space="preserve"> details.</w:t>
+      </w:r>
+      <w:r>
+        <w:rPr>
+          <w:rFonts w:ascii="Times New Roman" w:hAnsi="Times New Roman" w:cs="Times New Roman"/>
+          <w:color w:val="2F5496" w:themeColor="accent1" w:themeShade="BF"/>
+          <w:sz w:val="28"/>
+          <w:szCs w:val="28"/>
+          <w:lang w:val="en-US"/>
+        </w:rPr>
+        <w:t>)</w:t>
       </w:r>
     </w:p>
     <w:p>
       <w:pPr>
         <w:rPr>
           <w:rFonts w:ascii="Times New Roman" w:hAnsi="Times New Roman" w:cs="Times New Roman"/>
-          <w:color w:val="2F5496" w:themeColor="accent1" w:themeShade="BF"/>
           <w:sz w:val="28"/>
           <w:szCs w:val="28"/>
           <w:lang w:val="en-US"/>
@@ -5988,326 +6368,11 @@
       <w:r>
         <w:rPr>
           <w:rFonts w:ascii="Times New Roman" w:hAnsi="Times New Roman" w:cs="Times New Roman"/>
-          <w:color w:val="2F5496" w:themeColor="accent1" w:themeShade="BF"/>
-          <w:sz w:val="28"/>
-          <w:szCs w:val="28"/>
-          <w:lang w:val="en-US"/>
-        </w:rPr>
-        <w:t>You are right</w:t>
-      </w:r>
-      <w:r>
-        <w:rPr>
-          <w:rFonts w:ascii="Times New Roman" w:hAnsi="Times New Roman" w:cs="Times New Roman"/>
-          <w:color w:val="2F5496" w:themeColor="accent1" w:themeShade="BF"/>
-          <w:sz w:val="28"/>
-          <w:szCs w:val="28"/>
-          <w:lang w:val="en-US"/>
-        </w:rPr>
-        <w:t>:</w:t>
-      </w:r>
-      <w:r>
-        <w:rPr>
-          <w:rFonts w:ascii="Times New Roman" w:hAnsi="Times New Roman" w:cs="Times New Roman"/>
-          <w:color w:val="2F5496" w:themeColor="accent1" w:themeShade="BF"/>
-          <w:sz w:val="28"/>
-          <w:szCs w:val="28"/>
-          <w:lang w:val="en-US"/>
-        </w:rPr>
-        <w:t xml:space="preserve"> </w:t>
-      </w:r>
-      <w:r>
-        <w:rPr>
-          <w:rFonts w:ascii="Times New Roman" w:hAnsi="Times New Roman" w:cs="Times New Roman"/>
-          <w:color w:val="2F5496" w:themeColor="accent1" w:themeShade="BF"/>
-          <w:sz w:val="28"/>
-          <w:szCs w:val="28"/>
-          <w:lang w:val="en-US"/>
-        </w:rPr>
-        <w:t>T</w:t>
-      </w:r>
-      <w:r>
-        <w:rPr>
-          <w:rFonts w:ascii="Times New Roman" w:hAnsi="Times New Roman" w:cs="Times New Roman"/>
-          <w:color w:val="2F5496" w:themeColor="accent1" w:themeShade="BF"/>
-          <w:sz w:val="28"/>
-          <w:szCs w:val="28"/>
-          <w:lang w:val="en-US"/>
-        </w:rPr>
-        <w:t>he description is too short</w:t>
-      </w:r>
-      <w:r>
-        <w:rPr>
-          <w:rFonts w:ascii="Times New Roman" w:hAnsi="Times New Roman" w:cs="Times New Roman"/>
-          <w:color w:val="2F5496" w:themeColor="accent1" w:themeShade="BF"/>
-          <w:sz w:val="28"/>
-          <w:szCs w:val="28"/>
-          <w:lang w:val="en-US"/>
-        </w:rPr>
-        <w:t xml:space="preserve"> and only briefly mentions our evaluation method</w:t>
-      </w:r>
-      <w:r>
-        <w:rPr>
-          <w:rFonts w:ascii="Times New Roman" w:hAnsi="Times New Roman" w:cs="Times New Roman"/>
-          <w:color w:val="2F5496" w:themeColor="accent1" w:themeShade="BF"/>
-          <w:sz w:val="28"/>
-          <w:szCs w:val="28"/>
-          <w:lang w:val="en-US"/>
-        </w:rPr>
-        <w:t xml:space="preserve"> i</w:t>
-      </w:r>
-      <w:r>
-        <w:rPr>
-          <w:rFonts w:ascii="Times New Roman" w:hAnsi="Times New Roman" w:cs="Times New Roman"/>
-          <w:color w:val="2F5496" w:themeColor="accent1" w:themeShade="BF"/>
-          <w:sz w:val="28"/>
-          <w:szCs w:val="28"/>
-          <w:lang w:val="en-US"/>
-        </w:rPr>
-        <w:t>n the corresponding paragraph</w:t>
-      </w:r>
-      <w:r>
-        <w:rPr>
-          <w:rFonts w:ascii="Times New Roman" w:hAnsi="Times New Roman" w:cs="Times New Roman"/>
-          <w:color w:val="2F5496" w:themeColor="accent1" w:themeShade="BF"/>
-          <w:sz w:val="28"/>
-          <w:szCs w:val="28"/>
-          <w:lang w:val="en-US"/>
-        </w:rPr>
-        <w:t xml:space="preserve"> </w:t>
-      </w:r>
-      <w:r>
-        <w:rPr>
-          <w:rFonts w:ascii="Times New Roman" w:hAnsi="Times New Roman" w:cs="Times New Roman"/>
-          <w:color w:val="2F5496" w:themeColor="accent1" w:themeShade="BF"/>
-          <w:sz w:val="28"/>
-          <w:szCs w:val="28"/>
-          <w:lang w:val="en-US"/>
-        </w:rPr>
-        <w:t>of</w:t>
-      </w:r>
-      <w:r>
-        <w:rPr>
-          <w:rFonts w:ascii="Times New Roman" w:hAnsi="Times New Roman" w:cs="Times New Roman"/>
-          <w:color w:val="2F5496" w:themeColor="accent1" w:themeShade="BF"/>
-          <w:sz w:val="28"/>
-          <w:szCs w:val="28"/>
-          <w:lang w:val="en-US"/>
-        </w:rPr>
-        <w:t xml:space="preserve"> Section 2.3</w:t>
-      </w:r>
-      <w:r>
-        <w:rPr>
-          <w:rFonts w:ascii="Times New Roman" w:hAnsi="Times New Roman" w:cs="Times New Roman"/>
-          <w:color w:val="2F5496" w:themeColor="accent1" w:themeShade="BF"/>
-          <w:sz w:val="28"/>
-          <w:szCs w:val="28"/>
-          <w:lang w:val="en-US"/>
-        </w:rPr>
-        <w:t>: “</w:t>
-      </w:r>
-      <w:r>
-        <w:rPr>
-          <w:rFonts w:ascii="Times New Roman" w:hAnsi="Times New Roman" w:cs="Times New Roman"/>
-          <w:color w:val="2F5496" w:themeColor="accent1" w:themeShade="BF"/>
-          <w:sz w:val="28"/>
-          <w:szCs w:val="28"/>
-          <w:lang w:val="en-US"/>
-        </w:rPr>
-        <w:t>Functional testing showed that this</w:t>
-      </w:r>
-      <w:r>
-        <w:rPr>
-          <w:rFonts w:ascii="Times New Roman" w:hAnsi="Times New Roman" w:cs="Times New Roman"/>
-          <w:color w:val="2F5496" w:themeColor="accent1" w:themeShade="BF"/>
-          <w:sz w:val="28"/>
-          <w:szCs w:val="28"/>
-          <w:lang w:val="en-US"/>
-        </w:rPr>
-        <w:t xml:space="preserve"> </w:t>
-      </w:r>
-      <w:r>
-        <w:rPr>
-          <w:rFonts w:ascii="Times New Roman" w:hAnsi="Times New Roman" w:cs="Times New Roman"/>
-          <w:color w:val="2F5496" w:themeColor="accent1" w:themeShade="BF"/>
-          <w:sz w:val="28"/>
-          <w:szCs w:val="28"/>
-          <w:lang w:val="en-US"/>
-        </w:rPr>
-        <w:t>method indeed keeps the false positive rate close to its theoretical expectation.</w:t>
-      </w:r>
-      <w:r>
-        <w:rPr>
-          <w:rFonts w:ascii="Times New Roman" w:hAnsi="Times New Roman" w:cs="Times New Roman"/>
-          <w:color w:val="2F5496" w:themeColor="accent1" w:themeShade="BF"/>
-          <w:sz w:val="28"/>
-          <w:szCs w:val="28"/>
-          <w:lang w:val="en-US"/>
-        </w:rPr>
-        <w:t>” We actually tried several hash functions and measure</w:t>
-      </w:r>
-      <w:r>
-        <w:rPr>
-          <w:rFonts w:ascii="Times New Roman" w:hAnsi="Times New Roman" w:cs="Times New Roman"/>
-          <w:color w:val="2F5496" w:themeColor="accent1" w:themeShade="BF"/>
-          <w:sz w:val="28"/>
-          <w:szCs w:val="28"/>
-          <w:lang w:val="en-US"/>
-        </w:rPr>
-        <w:t>d</w:t>
-      </w:r>
-      <w:r>
-        <w:rPr>
-          <w:rFonts w:ascii="Times New Roman" w:hAnsi="Times New Roman" w:cs="Times New Roman"/>
-          <w:color w:val="2F5496" w:themeColor="accent1" w:themeShade="BF"/>
-          <w:sz w:val="28"/>
-          <w:szCs w:val="28"/>
-          <w:lang w:val="en-US"/>
-        </w:rPr>
-        <w:t xml:space="preserve"> the error, i.e. how far the </w:t>
-      </w:r>
-      <w:r>
-        <w:rPr>
-          <w:rFonts w:ascii="Times New Roman" w:hAnsi="Times New Roman" w:cs="Times New Roman"/>
-          <w:color w:val="2F5496" w:themeColor="accent1" w:themeShade="BF"/>
-          <w:sz w:val="28"/>
-          <w:szCs w:val="28"/>
-          <w:lang w:val="en-US"/>
-        </w:rPr>
-        <w:t xml:space="preserve">filter’s </w:t>
-      </w:r>
-      <w:r>
-        <w:rPr>
-          <w:rFonts w:ascii="Times New Roman" w:hAnsi="Times New Roman" w:cs="Times New Roman"/>
-          <w:color w:val="2F5496" w:themeColor="accent1" w:themeShade="BF"/>
-          <w:sz w:val="28"/>
-          <w:szCs w:val="28"/>
-          <w:lang w:val="en-US"/>
-        </w:rPr>
-        <w:t xml:space="preserve">measured false positive rate deviated from the theoretical expectation </w:t>
-      </w:r>
-      <w:r>
-        <w:rPr>
-          <w:rFonts w:ascii="Times New Roman" w:hAnsi="Times New Roman" w:cs="Times New Roman"/>
-          <w:color w:val="2F5496" w:themeColor="accent1" w:themeShade="BF"/>
-          <w:sz w:val="28"/>
-          <w:szCs w:val="28"/>
-          <w:lang w:val="en-US"/>
-        </w:rPr>
-        <w:t>via a programmed test case</w:t>
-      </w:r>
-      <w:r>
-        <w:rPr>
-          <w:rFonts w:ascii="Times New Roman" w:hAnsi="Times New Roman" w:cs="Times New Roman"/>
-          <w:color w:val="2F5496" w:themeColor="accent1" w:themeShade="BF"/>
-          <w:sz w:val="28"/>
-          <w:szCs w:val="28"/>
-          <w:lang w:val="en-US"/>
-        </w:rPr>
-        <w:t xml:space="preserve">. </w:t>
-      </w:r>
-      <w:r>
-        <w:rPr>
-          <w:rFonts w:ascii="Times New Roman" w:hAnsi="Times New Roman" w:cs="Times New Roman"/>
-          <w:color w:val="2F5496" w:themeColor="accent1" w:themeShade="BF"/>
-          <w:sz w:val="28"/>
-          <w:szCs w:val="28"/>
-          <w:lang w:val="en-US"/>
-        </w:rPr>
-        <w:t>To do so, we averaged the resulting error over many randomly generated (uniformly distributed) k-</w:t>
-      </w:r>
-      <w:proofErr w:type="spellStart"/>
-      <w:r>
-        <w:rPr>
-          <w:rFonts w:ascii="Times New Roman" w:hAnsi="Times New Roman" w:cs="Times New Roman"/>
-          <w:color w:val="2F5496" w:themeColor="accent1" w:themeShade="BF"/>
-          <w:sz w:val="28"/>
-          <w:szCs w:val="28"/>
-          <w:lang w:val="en-US"/>
-        </w:rPr>
-        <w:t xml:space="preserve">mers. </w:t>
-      </w:r>
-      <w:proofErr w:type="spellEnd"/>
-      <w:r>
-        <w:rPr>
-          <w:rFonts w:ascii="Times New Roman" w:hAnsi="Times New Roman" w:cs="Times New Roman"/>
-          <w:color w:val="2F5496" w:themeColor="accent1" w:themeShade="BF"/>
-          <w:sz w:val="28"/>
-          <w:szCs w:val="28"/>
-          <w:lang w:val="en-US"/>
-        </w:rPr>
-        <w:t>The implemented test is found under</w:t>
-      </w:r>
-      <w:r>
-        <w:rPr>
-          <w:rFonts w:ascii="Times New Roman" w:hAnsi="Times New Roman" w:cs="Times New Roman"/>
-          <w:color w:val="2F5496" w:themeColor="accent1" w:themeShade="BF"/>
-          <w:sz w:val="28"/>
-          <w:szCs w:val="28"/>
-          <w:lang w:val="en-US"/>
-        </w:rPr>
-        <w:t xml:space="preserve"> “</w:t>
-      </w:r>
-      <w:r>
-        <w:rPr>
-          <w:rFonts w:ascii="Times New Roman" w:hAnsi="Times New Roman" w:cs="Times New Roman"/>
-          <w:color w:val="2F5496" w:themeColor="accent1" w:themeShade="BF"/>
-          <w:sz w:val="28"/>
-          <w:szCs w:val="28"/>
-          <w:lang w:val="en-US"/>
-        </w:rPr>
-        <w:t>https://github.com/pfeiferd/genestrip/blob/master/src/test/java/org/metagene/genestrip/bloom/KMerBloomFilterTest.java</w:t>
-      </w:r>
-      <w:r>
-        <w:rPr>
-          <w:rFonts w:ascii="Times New Roman" w:hAnsi="Times New Roman" w:cs="Times New Roman"/>
-          <w:color w:val="2F5496" w:themeColor="accent1" w:themeShade="BF"/>
-          <w:sz w:val="28"/>
-          <w:szCs w:val="28"/>
-          <w:lang w:val="en-US"/>
-        </w:rPr>
-        <w:t>”</w:t>
-      </w:r>
-      <w:r>
-        <w:rPr>
-          <w:rFonts w:ascii="Times New Roman" w:hAnsi="Times New Roman" w:cs="Times New Roman"/>
-          <w:color w:val="2F5496" w:themeColor="accent1" w:themeShade="BF"/>
-          <w:sz w:val="28"/>
-          <w:szCs w:val="28"/>
-          <w:lang w:val="en-US"/>
-        </w:rPr>
-        <w:t xml:space="preserve">. (For quality assurance it is automatically executed as a regression test upon every new release of </w:t>
-      </w:r>
-      <w:proofErr w:type="spellStart"/>
-      <w:r>
-        <w:rPr>
-          <w:rFonts w:ascii="Times New Roman" w:hAnsi="Times New Roman" w:cs="Times New Roman"/>
-          <w:color w:val="2F5496" w:themeColor="accent1" w:themeShade="BF"/>
-          <w:sz w:val="28"/>
-          <w:szCs w:val="28"/>
-          <w:lang w:val="en-US"/>
-        </w:rPr>
-        <w:t>Genestrip</w:t>
-      </w:r>
-      <w:proofErr w:type="spellEnd"/>
-      <w:r>
-        <w:rPr>
-          <w:rFonts w:ascii="Times New Roman" w:hAnsi="Times New Roman" w:cs="Times New Roman"/>
-          <w:color w:val="2F5496" w:themeColor="accent1" w:themeShade="BF"/>
-          <w:sz w:val="28"/>
-          <w:szCs w:val="28"/>
-          <w:lang w:val="en-US"/>
-        </w:rPr>
-        <w:t>.</w:t>
-      </w:r>
-      <w:r>
-        <w:rPr>
-          <w:rFonts w:ascii="Times New Roman" w:hAnsi="Times New Roman" w:cs="Times New Roman"/>
-          <w:color w:val="2F5496" w:themeColor="accent1" w:themeShade="BF"/>
-          <w:sz w:val="28"/>
-          <w:szCs w:val="28"/>
-          <w:lang w:val="en-US"/>
-        </w:rPr>
-        <w:t>)</w:t>
+          <w:sz w:val="28"/>
+          <w:szCs w:val="28"/>
+          <w:lang w:val="en-US"/>
+        </w:rPr>
+        <w:t xml:space="preserve">● Page 7: The authors present the hash function they used for the Bloom filter and that they found this by “trial and error”. It is very hard to scientifically convince readers without showing at least some empirical investigations on the hash functions. </w:t>
       </w:r>
     </w:p>
     <w:p>
@@ -6323,20 +6388,76 @@
       <w:r>
         <w:rPr>
           <w:rFonts w:ascii="Times New Roman" w:hAnsi="Times New Roman" w:cs="Times New Roman"/>
-          <w:b/>
-          <w:bCs/>
-          <w:color w:val="2F5496" w:themeColor="accent1" w:themeShade="BF"/>
-          <w:sz w:val="28"/>
-          <w:szCs w:val="28"/>
-          <w:lang w:val="en-US"/>
-        </w:rPr>
-        <w:t>Action:</w:t>
-      </w:r>
-      <w:r>
-        <w:rPr>
-          <w:rFonts w:ascii="Times New Roman" w:hAnsi="Times New Roman" w:cs="Times New Roman"/>
-          <w:b/>
-          <w:bCs/>
+          <w:color w:val="2F5496" w:themeColor="accent1" w:themeShade="BF"/>
+          <w:sz w:val="28"/>
+          <w:szCs w:val="28"/>
+          <w:lang w:val="en-US"/>
+        </w:rPr>
+        <w:t>While</w:t>
+      </w:r>
+      <w:r>
+        <w:rPr>
+          <w:rFonts w:ascii="Times New Roman" w:hAnsi="Times New Roman" w:cs="Times New Roman"/>
+          <w:color w:val="2F5496" w:themeColor="accent1" w:themeShade="BF"/>
+          <w:sz w:val="28"/>
+          <w:szCs w:val="28"/>
+          <w:lang w:val="en-US"/>
+        </w:rPr>
+        <w:t xml:space="preserve"> preparing this response</w:t>
+      </w:r>
+      <w:r>
+        <w:rPr>
+          <w:rFonts w:ascii="Times New Roman" w:hAnsi="Times New Roman" w:cs="Times New Roman"/>
+          <w:color w:val="2F5496" w:themeColor="accent1" w:themeShade="BF"/>
+          <w:sz w:val="28"/>
+          <w:szCs w:val="28"/>
+          <w:lang w:val="en-US"/>
+        </w:rPr>
+        <w:t>,</w:t>
+      </w:r>
+      <w:r>
+        <w:rPr>
+          <w:rFonts w:ascii="Times New Roman" w:hAnsi="Times New Roman" w:cs="Times New Roman"/>
+          <w:color w:val="2F5496" w:themeColor="accent1" w:themeShade="BF"/>
+          <w:sz w:val="28"/>
+          <w:szCs w:val="28"/>
+          <w:lang w:val="en-US"/>
+        </w:rPr>
+        <w:t xml:space="preserve"> we noticed that </w:t>
+      </w:r>
+      <w:r>
+        <w:rPr>
+          <w:rFonts w:ascii="Times New Roman" w:hAnsi="Times New Roman" w:cs="Times New Roman"/>
+          <w:color w:val="2F5496" w:themeColor="accent1" w:themeShade="BF"/>
+          <w:sz w:val="28"/>
+          <w:szCs w:val="28"/>
+          <w:lang w:val="en-US"/>
+        </w:rPr>
+        <w:t xml:space="preserve">the hash function from </w:t>
+      </w:r>
+      <w:r>
+        <w:rPr>
+          <w:rFonts w:ascii="Times New Roman" w:hAnsi="Times New Roman" w:cs="Times New Roman"/>
+          <w:color w:val="2F5496" w:themeColor="accent1" w:themeShade="BF"/>
+          <w:sz w:val="28"/>
+          <w:szCs w:val="28"/>
+          <w:lang w:val="en-US"/>
+        </w:rPr>
+        <w:t>Algorithm 5</w:t>
+      </w:r>
+      <w:r>
+        <w:rPr>
+          <w:rFonts w:ascii="Times New Roman" w:hAnsi="Times New Roman" w:cs="Times New Roman"/>
+          <w:color w:val="2F5496" w:themeColor="accent1" w:themeShade="BF"/>
+          <w:sz w:val="28"/>
+          <w:szCs w:val="28"/>
+          <w:lang w:val="en-US"/>
+        </w:rPr>
+        <w:t>,</w:t>
+      </w:r>
+      <w:r>
+        <w:rPr>
+          <w:rFonts w:ascii="Times New Roman" w:hAnsi="Times New Roman" w:cs="Times New Roman"/>
           <w:color w:val="2F5496" w:themeColor="accent1" w:themeShade="BF"/>
           <w:sz w:val="28"/>
           <w:szCs w:val="28"/>
@@ -6352,37 +6473,37 @@
           <w:szCs w:val="28"/>
           <w:lang w:val="en-US"/>
         </w:rPr>
-        <w:t>We reworked the corresponding paragraph to</w:t>
-      </w:r>
-      <w:r>
-        <w:rPr>
-          <w:rFonts w:ascii="Times New Roman" w:hAnsi="Times New Roman" w:cs="Times New Roman"/>
-          <w:color w:val="2F5496" w:themeColor="accent1" w:themeShade="BF"/>
-          <w:sz w:val="28"/>
-          <w:szCs w:val="28"/>
-          <w:lang w:val="en-US"/>
-        </w:rPr>
-        <w:t xml:space="preserve"> explain the </w:t>
-      </w:r>
-      <w:r>
-        <w:rPr>
-          <w:rFonts w:ascii="Times New Roman" w:hAnsi="Times New Roman" w:cs="Times New Roman"/>
-          <w:color w:val="2F5496" w:themeColor="accent1" w:themeShade="BF"/>
-          <w:sz w:val="28"/>
-          <w:szCs w:val="28"/>
-          <w:lang w:val="en-US"/>
-        </w:rPr>
-        <w:t>evaluation</w:t>
-      </w:r>
-      <w:r>
-        <w:rPr>
-          <w:rFonts w:ascii="Times New Roman" w:hAnsi="Times New Roman" w:cs="Times New Roman"/>
-          <w:color w:val="2F5496" w:themeColor="accent1" w:themeShade="BF"/>
-          <w:sz w:val="28"/>
-          <w:szCs w:val="28"/>
-          <w:lang w:val="en-US"/>
-        </w:rPr>
-        <w:t xml:space="preserve"> method</w:t>
+        <w:t>Section 4</w:t>
+      </w:r>
+      <w:r>
+        <w:rPr>
+          <w:rFonts w:ascii="Times New Roman" w:hAnsi="Times New Roman" w:cs="Times New Roman"/>
+          <w:color w:val="2F5496" w:themeColor="accent1" w:themeShade="BF"/>
+          <w:sz w:val="28"/>
+          <w:szCs w:val="28"/>
+          <w:lang w:val="en-US"/>
+        </w:rPr>
+        <w:t>,</w:t>
+      </w:r>
+      <w:r>
+        <w:rPr>
+          <w:rFonts w:ascii="Times New Roman" w:hAnsi="Times New Roman" w:cs="Times New Roman"/>
+          <w:color w:val="2F5496" w:themeColor="accent1" w:themeShade="BF"/>
+          <w:sz w:val="28"/>
+          <w:szCs w:val="28"/>
+          <w:lang w:val="en-US"/>
+        </w:rPr>
+        <w:t xml:space="preserve"> “Experiments” </w:t>
+      </w:r>
+      <w:r>
+        <w:rPr>
+          <w:rFonts w:ascii="Times New Roman" w:hAnsi="Times New Roman" w:cs="Times New Roman"/>
+          <w:color w:val="2F5496" w:themeColor="accent1" w:themeShade="BF"/>
+          <w:sz w:val="28"/>
+          <w:szCs w:val="28"/>
+          <w:lang w:val="en-US"/>
+        </w:rPr>
+        <w:t>from</w:t>
       </w:r>
       <w:r>
         <w:rPr>
@@ -6402,33 +6523,64 @@
           <w:szCs w:val="28"/>
           <w:lang w:val="en-US"/>
         </w:rPr>
-        <w:t>for the XOR-based hash function</w:t>
-      </w:r>
-      <w:r>
-        <w:rPr>
-          <w:rFonts w:ascii="Times New Roman" w:hAnsi="Times New Roman" w:cs="Times New Roman"/>
-          <w:color w:val="2F5496" w:themeColor="accent1" w:themeShade="BF"/>
-          <w:sz w:val="28"/>
-          <w:szCs w:val="28"/>
-          <w:lang w:val="en-US"/>
-        </w:rPr>
-        <w:t xml:space="preserve"> further</w:t>
-      </w:r>
-      <w:r>
-        <w:rPr>
-          <w:rFonts w:ascii="Times New Roman" w:hAnsi="Times New Roman" w:cs="Times New Roman"/>
-          <w:color w:val="2F5496" w:themeColor="accent1" w:themeShade="BF"/>
-          <w:sz w:val="28"/>
-          <w:szCs w:val="28"/>
-          <w:lang w:val="en-US"/>
-        </w:rPr>
-        <w:t>.</w:t>
+        <w:t>“</w:t>
+      </w:r>
+      <w:r>
+        <w:rPr>
+          <w:rFonts w:ascii="Times New Roman" w:hAnsi="Times New Roman" w:cs="Times New Roman"/>
+          <w:color w:val="2F5496" w:themeColor="accent1" w:themeShade="BF"/>
+          <w:sz w:val="28"/>
+          <w:szCs w:val="28"/>
+          <w:lang w:val="en-US"/>
+        </w:rPr>
+        <w:t>https://arxiv.org/pdf/1912.08258</w:t>
+      </w:r>
+      <w:r>
+        <w:rPr>
+          <w:rFonts w:ascii="Times New Roman" w:hAnsi="Times New Roman" w:cs="Times New Roman"/>
+          <w:color w:val="2F5496" w:themeColor="accent1" w:themeShade="BF"/>
+          <w:sz w:val="28"/>
+          <w:szCs w:val="28"/>
+          <w:lang w:val="en-US"/>
+        </w:rPr>
+        <w:t>”</w:t>
+      </w:r>
+      <w:r>
+        <w:rPr>
+          <w:rFonts w:ascii="Times New Roman" w:hAnsi="Times New Roman" w:cs="Times New Roman"/>
+          <w:color w:val="2F5496" w:themeColor="accent1" w:themeShade="BF"/>
+          <w:sz w:val="28"/>
+          <w:szCs w:val="28"/>
+          <w:lang w:val="en-US"/>
+        </w:rPr>
+        <w:t xml:space="preserve"> is so </w:t>
+      </w:r>
+      <w:r>
+        <w:rPr>
+          <w:rFonts w:ascii="Times New Roman" w:hAnsi="Times New Roman" w:cs="Times New Roman"/>
+          <w:color w:val="2F5496" w:themeColor="accent1" w:themeShade="BF"/>
+          <w:sz w:val="28"/>
+          <w:szCs w:val="28"/>
+          <w:lang w:val="en-US"/>
+        </w:rPr>
+        <w:t>similar</w:t>
+      </w:r>
+      <w:r>
+        <w:rPr>
+          <w:rFonts w:ascii="Times New Roman" w:hAnsi="Times New Roman" w:cs="Times New Roman"/>
+          <w:color w:val="2F5496" w:themeColor="accent1" w:themeShade="BF"/>
+          <w:sz w:val="28"/>
+          <w:szCs w:val="28"/>
+          <w:lang w:val="en-US"/>
+        </w:rPr>
+        <w:t xml:space="preserve"> to ours that we do not consider it worthwhile anymore to present our particular hash function.</w:t>
       </w:r>
     </w:p>
     <w:p>
       <w:pPr>
         <w:rPr>
           <w:rFonts w:ascii="Times New Roman" w:hAnsi="Times New Roman" w:cs="Times New Roman"/>
+          <w:color w:val="4472C4" w:themeColor="accent1"/>
           <w:sz w:val="28"/>
           <w:szCs w:val="28"/>
           <w:lang w:val="en-US"/>
@@ -6437,11 +6589,36 @@
       <w:r>
         <w:rPr>
           <w:rFonts w:ascii="Times New Roman" w:hAnsi="Times New Roman" w:cs="Times New Roman"/>
-          <w:sz w:val="28"/>
-          <w:szCs w:val="28"/>
-          <w:lang w:val="en-US"/>
-        </w:rPr>
-        <w:t xml:space="preserve">And to my knowledge, there are much more sophisticated hash functions for this purpose as described in the following two references: https://probablydance.com/2018/06/16/fibonacci-hashing-the-optimization-that-the-world-forgot-or-a-better-alternative-to-integer https://lemire.me/blog/2016/06/27/ </w:t>
+          <w:b/>
+          <w:bCs/>
+          <w:color w:val="2F5496" w:themeColor="accent1" w:themeShade="BF"/>
+          <w:sz w:val="28"/>
+          <w:szCs w:val="28"/>
+          <w:lang w:val="en-US"/>
+        </w:rPr>
+        <w:t>Action:</w:t>
+      </w:r>
+      <w:r>
+        <w:rPr>
+          <w:rFonts w:ascii="Times New Roman" w:hAnsi="Times New Roman" w:cs="Times New Roman"/>
+          <w:b/>
+          <w:bCs/>
+          <w:color w:val="2F5496" w:themeColor="accent1" w:themeShade="BF"/>
+          <w:sz w:val="28"/>
+          <w:szCs w:val="28"/>
+          <w:lang w:val="en-US"/>
+        </w:rPr>
+        <w:t xml:space="preserve"> </w:t>
+      </w:r>
+      <w:r>
+        <w:rPr>
+          <w:rFonts w:ascii="Times New Roman" w:hAnsi="Times New Roman" w:cs="Times New Roman"/>
+          <w:color w:val="2F5496" w:themeColor="accent1" w:themeShade="BF"/>
+          <w:sz w:val="28"/>
+          <w:szCs w:val="28"/>
+          <w:lang w:val="en-US"/>
+        </w:rPr>
+        <w:t xml:space="preserve">We dropped the paragraphs 2 and 3 from Section 2.3 in favor of a compact but generalized discussion of probabilistic filters. </w:t>
       </w:r>
     </w:p>
     <w:p>
@@ -6462,7 +6639,7 @@
           <w:szCs w:val="28"/>
           <w:lang w:val="en-US"/>
         </w:rPr>
-        <w:t>Thank you for the links on alternative hash methods. We have looked into and …</w:t>
+        <w:t>-- OR --</w:t>
       </w:r>
     </w:p>
     <w:p>
@@ -6483,57 +6660,207 @@
           <w:szCs w:val="28"/>
           <w:lang w:val="en-US"/>
         </w:rPr>
-        <w:t xml:space="preserve">The XOR hash method explained in </w:t>
-      </w:r>
-      <w:r>
-        <w:rPr>
-          <w:rFonts w:ascii="Times New Roman" w:hAnsi="Times New Roman" w:cs="Times New Roman"/>
-          <w:color w:val="2F5496" w:themeColor="accent1" w:themeShade="BF"/>
-          <w:sz w:val="28"/>
-          <w:szCs w:val="28"/>
-          <w:lang w:val="en-US"/>
-        </w:rPr>
-        <w:t>our</w:t>
-      </w:r>
-      <w:r>
-        <w:rPr>
-          <w:rFonts w:ascii="Times New Roman" w:hAnsi="Times New Roman" w:cs="Times New Roman"/>
-          <w:color w:val="2F5496" w:themeColor="accent1" w:themeShade="BF"/>
-          <w:sz w:val="28"/>
-          <w:szCs w:val="28"/>
-          <w:lang w:val="en-US"/>
-        </w:rPr>
-        <w:t xml:space="preserve"> paper indeed keeps the filter’s false positive rate close to the theoretical optimum. Moreover, it is extremely efficient since it is so simple (see </w:t>
-      </w:r>
-      <w:r>
-        <w:rPr>
-          <w:rFonts w:ascii="Times New Roman" w:hAnsi="Times New Roman" w:cs="Times New Roman"/>
-          <w:color w:val="2F5496" w:themeColor="accent1" w:themeShade="BF"/>
-          <w:sz w:val="28"/>
-          <w:szCs w:val="28"/>
-          <w:lang w:val="en-US"/>
-        </w:rPr>
-        <w:t xml:space="preserve">the </w:t>
-      </w:r>
-      <w:r>
-        <w:rPr>
-          <w:rFonts w:ascii="Times New Roman" w:hAnsi="Times New Roman" w:cs="Times New Roman"/>
-          <w:color w:val="2F5496" w:themeColor="accent1" w:themeShade="BF"/>
-          <w:sz w:val="28"/>
-          <w:szCs w:val="28"/>
-          <w:lang w:val="en-US"/>
-        </w:rPr>
-        <w:t>corresponding formula in Section 2.3): It consists mainly of an XOR operation and a modulo operation – roughly 2 to 3 CPU instruction</w:t>
-      </w:r>
-      <w:r>
-        <w:rPr>
-          <w:rFonts w:ascii="Times New Roman" w:hAnsi="Times New Roman" w:cs="Times New Roman"/>
-          <w:color w:val="2F5496" w:themeColor="accent1" w:themeShade="BF"/>
-          <w:sz w:val="28"/>
-          <w:szCs w:val="28"/>
-          <w:lang w:val="en-US"/>
-        </w:rPr>
-        <w:t>s</w:t>
+        <w:t>You are right</w:t>
+      </w:r>
+      <w:r>
+        <w:rPr>
+          <w:rFonts w:ascii="Times New Roman" w:hAnsi="Times New Roman" w:cs="Times New Roman"/>
+          <w:color w:val="2F5496" w:themeColor="accent1" w:themeShade="BF"/>
+          <w:sz w:val="28"/>
+          <w:szCs w:val="28"/>
+          <w:lang w:val="en-US"/>
+        </w:rPr>
+        <w:t>:</w:t>
+      </w:r>
+      <w:r>
+        <w:rPr>
+          <w:rFonts w:ascii="Times New Roman" w:hAnsi="Times New Roman" w:cs="Times New Roman"/>
+          <w:color w:val="2F5496" w:themeColor="accent1" w:themeShade="BF"/>
+          <w:sz w:val="28"/>
+          <w:szCs w:val="28"/>
+          <w:lang w:val="en-US"/>
+        </w:rPr>
+        <w:t xml:space="preserve"> </w:t>
+      </w:r>
+      <w:r>
+        <w:rPr>
+          <w:rFonts w:ascii="Times New Roman" w:hAnsi="Times New Roman" w:cs="Times New Roman"/>
+          <w:color w:val="2F5496" w:themeColor="accent1" w:themeShade="BF"/>
+          <w:sz w:val="28"/>
+          <w:szCs w:val="28"/>
+          <w:lang w:val="en-US"/>
+        </w:rPr>
+        <w:t>T</w:t>
+      </w:r>
+      <w:r>
+        <w:rPr>
+          <w:rFonts w:ascii="Times New Roman" w:hAnsi="Times New Roman" w:cs="Times New Roman"/>
+          <w:color w:val="2F5496" w:themeColor="accent1" w:themeShade="BF"/>
+          <w:sz w:val="28"/>
+          <w:szCs w:val="28"/>
+          <w:lang w:val="en-US"/>
+        </w:rPr>
+        <w:t>he description is too short</w:t>
+      </w:r>
+      <w:r>
+        <w:rPr>
+          <w:rFonts w:ascii="Times New Roman" w:hAnsi="Times New Roman" w:cs="Times New Roman"/>
+          <w:color w:val="2F5496" w:themeColor="accent1" w:themeShade="BF"/>
+          <w:sz w:val="28"/>
+          <w:szCs w:val="28"/>
+          <w:lang w:val="en-US"/>
+        </w:rPr>
+        <w:t xml:space="preserve"> and only briefly mentions our evaluation method</w:t>
+      </w:r>
+      <w:r>
+        <w:rPr>
+          <w:rFonts w:ascii="Times New Roman" w:hAnsi="Times New Roman" w:cs="Times New Roman"/>
+          <w:color w:val="2F5496" w:themeColor="accent1" w:themeShade="BF"/>
+          <w:sz w:val="28"/>
+          <w:szCs w:val="28"/>
+          <w:lang w:val="en-US"/>
+        </w:rPr>
+        <w:t xml:space="preserve"> i</w:t>
+      </w:r>
+      <w:r>
+        <w:rPr>
+          <w:rFonts w:ascii="Times New Roman" w:hAnsi="Times New Roman" w:cs="Times New Roman"/>
+          <w:color w:val="2F5496" w:themeColor="accent1" w:themeShade="BF"/>
+          <w:sz w:val="28"/>
+          <w:szCs w:val="28"/>
+          <w:lang w:val="en-US"/>
+        </w:rPr>
+        <w:t>n the corresponding paragraph</w:t>
+      </w:r>
+      <w:r>
+        <w:rPr>
+          <w:rFonts w:ascii="Times New Roman" w:hAnsi="Times New Roman" w:cs="Times New Roman"/>
+          <w:color w:val="2F5496" w:themeColor="accent1" w:themeShade="BF"/>
+          <w:sz w:val="28"/>
+          <w:szCs w:val="28"/>
+          <w:lang w:val="en-US"/>
+        </w:rPr>
+        <w:t xml:space="preserve"> </w:t>
+      </w:r>
+      <w:r>
+        <w:rPr>
+          <w:rFonts w:ascii="Times New Roman" w:hAnsi="Times New Roman" w:cs="Times New Roman"/>
+          <w:color w:val="2F5496" w:themeColor="accent1" w:themeShade="BF"/>
+          <w:sz w:val="28"/>
+          <w:szCs w:val="28"/>
+          <w:lang w:val="en-US"/>
+        </w:rPr>
+        <w:t>of</w:t>
+      </w:r>
+      <w:r>
+        <w:rPr>
+          <w:rFonts w:ascii="Times New Roman" w:hAnsi="Times New Roman" w:cs="Times New Roman"/>
+          <w:color w:val="2F5496" w:themeColor="accent1" w:themeShade="BF"/>
+          <w:sz w:val="28"/>
+          <w:szCs w:val="28"/>
+          <w:lang w:val="en-US"/>
+        </w:rPr>
+        <w:t xml:space="preserve"> Section 2.3</w:t>
+      </w:r>
+      <w:r>
+        <w:rPr>
+          <w:rFonts w:ascii="Times New Roman" w:hAnsi="Times New Roman" w:cs="Times New Roman"/>
+          <w:color w:val="2F5496" w:themeColor="accent1" w:themeShade="BF"/>
+          <w:sz w:val="28"/>
+          <w:szCs w:val="28"/>
+          <w:lang w:val="en-US"/>
+        </w:rPr>
+        <w:t>: “</w:t>
+      </w:r>
+      <w:r>
+        <w:rPr>
+          <w:rFonts w:ascii="Times New Roman" w:hAnsi="Times New Roman" w:cs="Times New Roman"/>
+          <w:color w:val="2F5496" w:themeColor="accent1" w:themeShade="BF"/>
+          <w:sz w:val="28"/>
+          <w:szCs w:val="28"/>
+          <w:lang w:val="en-US"/>
+        </w:rPr>
+        <w:t>Functional testing showed that this</w:t>
+      </w:r>
+      <w:r>
+        <w:rPr>
+          <w:rFonts w:ascii="Times New Roman" w:hAnsi="Times New Roman" w:cs="Times New Roman"/>
+          <w:color w:val="2F5496" w:themeColor="accent1" w:themeShade="BF"/>
+          <w:sz w:val="28"/>
+          <w:szCs w:val="28"/>
+          <w:lang w:val="en-US"/>
+        </w:rPr>
+        <w:t xml:space="preserve"> </w:t>
+      </w:r>
+      <w:r>
+        <w:rPr>
+          <w:rFonts w:ascii="Times New Roman" w:hAnsi="Times New Roman" w:cs="Times New Roman"/>
+          <w:color w:val="2F5496" w:themeColor="accent1" w:themeShade="BF"/>
+          <w:sz w:val="28"/>
+          <w:szCs w:val="28"/>
+          <w:lang w:val="en-US"/>
+        </w:rPr>
+        <w:t>method indeed keeps the false positive rate close to its theoretical expectation.</w:t>
+      </w:r>
+      <w:r>
+        <w:rPr>
+          <w:rFonts w:ascii="Times New Roman" w:hAnsi="Times New Roman" w:cs="Times New Roman"/>
+          <w:color w:val="2F5496" w:themeColor="accent1" w:themeShade="BF"/>
+          <w:sz w:val="28"/>
+          <w:szCs w:val="28"/>
+          <w:lang w:val="en-US"/>
+        </w:rPr>
+        <w:t>” We actually tried several hash functions and measure</w:t>
+      </w:r>
+      <w:r>
+        <w:rPr>
+          <w:rFonts w:ascii="Times New Roman" w:hAnsi="Times New Roman" w:cs="Times New Roman"/>
+          <w:color w:val="2F5496" w:themeColor="accent1" w:themeShade="BF"/>
+          <w:sz w:val="28"/>
+          <w:szCs w:val="28"/>
+          <w:lang w:val="en-US"/>
+        </w:rPr>
+        <w:t>d</w:t>
+      </w:r>
+      <w:r>
+        <w:rPr>
+          <w:rFonts w:ascii="Times New Roman" w:hAnsi="Times New Roman" w:cs="Times New Roman"/>
+          <w:color w:val="2F5496" w:themeColor="accent1" w:themeShade="BF"/>
+          <w:sz w:val="28"/>
+          <w:szCs w:val="28"/>
+          <w:lang w:val="en-US"/>
+        </w:rPr>
+        <w:t xml:space="preserve"> the error, i.e. how far the </w:t>
+      </w:r>
+      <w:r>
+        <w:rPr>
+          <w:rFonts w:ascii="Times New Roman" w:hAnsi="Times New Roman" w:cs="Times New Roman"/>
+          <w:color w:val="2F5496" w:themeColor="accent1" w:themeShade="BF"/>
+          <w:sz w:val="28"/>
+          <w:szCs w:val="28"/>
+          <w:lang w:val="en-US"/>
+        </w:rPr>
+        <w:t xml:space="preserve">filter’s </w:t>
+      </w:r>
+      <w:r>
+        <w:rPr>
+          <w:rFonts w:ascii="Times New Roman" w:hAnsi="Times New Roman" w:cs="Times New Roman"/>
+          <w:color w:val="2F5496" w:themeColor="accent1" w:themeShade="BF"/>
+          <w:sz w:val="28"/>
+          <w:szCs w:val="28"/>
+          <w:lang w:val="en-US"/>
+        </w:rPr>
+        <w:t xml:space="preserve">measured false positive rate deviated from the theoretical expectation </w:t>
+      </w:r>
+      <w:r>
+        <w:rPr>
+          <w:rFonts w:ascii="Times New Roman" w:hAnsi="Times New Roman" w:cs="Times New Roman"/>
+          <w:color w:val="2F5496" w:themeColor="accent1" w:themeShade="BF"/>
+          <w:sz w:val="28"/>
+          <w:szCs w:val="28"/>
+          <w:lang w:val="en-US"/>
+        </w:rPr>
+        <w:t>via a programmed test case</w:t>
       </w:r>
       <w:r>
         <w:rPr>
@@ -6553,38 +6880,82 @@
           <w:szCs w:val="28"/>
           <w:lang w:val="en-US"/>
         </w:rPr>
-        <w:t>Because of this</w:t>
-      </w:r>
-      <w:r>
-        <w:rPr>
-          <w:rFonts w:ascii="Times New Roman" w:hAnsi="Times New Roman" w:cs="Times New Roman"/>
-          <w:color w:val="2F5496" w:themeColor="accent1" w:themeShade="BF"/>
-          <w:sz w:val="28"/>
-          <w:szCs w:val="28"/>
-          <w:lang w:val="en-US"/>
-        </w:rPr>
-        <w:t xml:space="preserve">, </w:t>
-      </w:r>
-      <w:r>
-        <w:rPr>
-          <w:rFonts w:ascii="Times New Roman" w:hAnsi="Times New Roman" w:cs="Times New Roman"/>
-          <w:color w:val="2F5496" w:themeColor="accent1" w:themeShade="BF"/>
-          <w:sz w:val="28"/>
-          <w:szCs w:val="28"/>
-          <w:lang w:val="en-US"/>
-        </w:rPr>
-        <w:t>we see</w:t>
-      </w:r>
-      <w:r>
-        <w:rPr>
-          <w:rFonts w:ascii="Times New Roman" w:hAnsi="Times New Roman" w:cs="Times New Roman"/>
-          <w:color w:val="2F5496" w:themeColor="accent1" w:themeShade="BF"/>
-          <w:sz w:val="28"/>
-          <w:szCs w:val="28"/>
-          <w:lang w:val="en-US"/>
-        </w:rPr>
-        <w:t xml:space="preserve"> no need “to look any further”</w:t>
-      </w:r>
+        <w:t>To do so, we averaged the resulting error over many randomly generated (uniformly distributed) k-</w:t>
+      </w:r>
+      <w:proofErr w:type="spellStart"/>
+      <w:r>
+        <w:rPr>
+          <w:rFonts w:ascii="Times New Roman" w:hAnsi="Times New Roman" w:cs="Times New Roman"/>
+          <w:color w:val="2F5496" w:themeColor="accent1" w:themeShade="BF"/>
+          <w:sz w:val="28"/>
+          <w:szCs w:val="28"/>
+          <w:lang w:val="en-US"/>
+        </w:rPr>
+        <w:t xml:space="preserve">mers. </w:t>
+      </w:r>
+      <w:proofErr w:type="spellEnd"/>
+      <w:r>
+        <w:rPr>
+          <w:rFonts w:ascii="Times New Roman" w:hAnsi="Times New Roman" w:cs="Times New Roman"/>
+          <w:color w:val="2F5496" w:themeColor="accent1" w:themeShade="BF"/>
+          <w:sz w:val="28"/>
+          <w:szCs w:val="28"/>
+          <w:lang w:val="en-US"/>
+        </w:rPr>
+        <w:t>The implemented test is found under</w:t>
+      </w:r>
+      <w:r>
+        <w:rPr>
+          <w:rFonts w:ascii="Times New Roman" w:hAnsi="Times New Roman" w:cs="Times New Roman"/>
+          <w:color w:val="2F5496" w:themeColor="accent1" w:themeShade="BF"/>
+          <w:sz w:val="28"/>
+          <w:szCs w:val="28"/>
+          <w:lang w:val="en-US"/>
+        </w:rPr>
+        <w:t xml:space="preserve"> “</w:t>
+      </w:r>
+      <w:r>
+        <w:rPr>
+          <w:rFonts w:ascii="Times New Roman" w:hAnsi="Times New Roman" w:cs="Times New Roman"/>
+          <w:color w:val="2F5496" w:themeColor="accent1" w:themeShade="BF"/>
+          <w:sz w:val="28"/>
+          <w:szCs w:val="28"/>
+          <w:lang w:val="en-US"/>
+        </w:rPr>
+        <w:t>https://github.com/pfeiferd/genestrip/blob/master/src/test/java/org/metagene/genestrip/bloom/KMerBloomFilterTest.java</w:t>
+      </w:r>
+      <w:r>
+        <w:rPr>
+          <w:rFonts w:ascii="Times New Roman" w:hAnsi="Times New Roman" w:cs="Times New Roman"/>
+          <w:color w:val="2F5496" w:themeColor="accent1" w:themeShade="BF"/>
+          <w:sz w:val="28"/>
+          <w:szCs w:val="28"/>
+          <w:lang w:val="en-US"/>
+        </w:rPr>
+        <w:t>”</w:t>
+      </w:r>
+      <w:r>
+        <w:rPr>
+          <w:rFonts w:ascii="Times New Roman" w:hAnsi="Times New Roman" w:cs="Times New Roman"/>
+          <w:color w:val="2F5496" w:themeColor="accent1" w:themeShade="BF"/>
+          <w:sz w:val="28"/>
+          <w:szCs w:val="28"/>
+          <w:lang w:val="en-US"/>
+        </w:rPr>
+        <w:t xml:space="preserve">. (For quality assurance it is automatically executed as a regression test upon every new release of </w:t>
+      </w:r>
+      <w:proofErr w:type="spellStart"/>
+      <w:r>
+        <w:rPr>
+          <w:rFonts w:ascii="Times New Roman" w:hAnsi="Times New Roman" w:cs="Times New Roman"/>
+          <w:color w:val="2F5496" w:themeColor="accent1" w:themeShade="BF"/>
+          <w:sz w:val="28"/>
+          <w:szCs w:val="28"/>
+          <w:lang w:val="en-US"/>
+        </w:rPr>
+        <w:t>Genestrip</w:t>
+      </w:r>
+      <w:proofErr w:type="spellEnd"/>
       <w:r>
         <w:rPr>
           <w:rFonts w:ascii="Times New Roman" w:hAnsi="Times New Roman" w:cs="Times New Roman"/>
@@ -6594,12 +6965,23 @@
           <w:lang w:val="en-US"/>
         </w:rPr>
         <w:t>.</w:t>
+      </w:r>
+      <w:r>
+        <w:rPr>
+          <w:rFonts w:ascii="Times New Roman" w:hAnsi="Times New Roman" w:cs="Times New Roman"/>
+          <w:color w:val="2F5496" w:themeColor="accent1" w:themeShade="BF"/>
+          <w:sz w:val="28"/>
+          <w:szCs w:val="28"/>
+          <w:lang w:val="en-US"/>
+        </w:rPr>
+        <w:t>)</w:t>
       </w:r>
     </w:p>
     <w:p>
       <w:pPr>
         <w:rPr>
           <w:rFonts w:ascii="Times New Roman" w:hAnsi="Times New Roman" w:cs="Times New Roman"/>
+          <w:color w:val="2F5496" w:themeColor="accent1" w:themeShade="BF"/>
           <w:sz w:val="28"/>
           <w:szCs w:val="28"/>
           <w:lang w:val="en-US"/>
@@ -6608,18 +6990,112 @@
       <w:r>
         <w:rPr>
           <w:rFonts w:ascii="Times New Roman" w:hAnsi="Times New Roman" w:cs="Times New Roman"/>
-          <w:sz w:val="28"/>
-          <w:szCs w:val="28"/>
-          <w:lang w:val="en-US"/>
-        </w:rPr>
-        <w:t>● In my opinion, there are two sections that do not contribute much to the overall message of the study. Sections 2.1 with the implementation details and section 3.1 about the correctness should be moved to the supplement.</w:t>
+          <w:b/>
+          <w:bCs/>
+          <w:color w:val="2F5496" w:themeColor="accent1" w:themeShade="BF"/>
+          <w:sz w:val="28"/>
+          <w:szCs w:val="28"/>
+          <w:lang w:val="en-US"/>
+        </w:rPr>
+        <w:t>Action:</w:t>
+      </w:r>
+      <w:r>
+        <w:rPr>
+          <w:rFonts w:ascii="Times New Roman" w:hAnsi="Times New Roman" w:cs="Times New Roman"/>
+          <w:b/>
+          <w:bCs/>
+          <w:color w:val="2F5496" w:themeColor="accent1" w:themeShade="BF"/>
+          <w:sz w:val="28"/>
+          <w:szCs w:val="28"/>
+          <w:lang w:val="en-US"/>
+        </w:rPr>
+        <w:t xml:space="preserve"> </w:t>
+      </w:r>
+      <w:r>
+        <w:rPr>
+          <w:rFonts w:ascii="Times New Roman" w:hAnsi="Times New Roman" w:cs="Times New Roman"/>
+          <w:color w:val="2F5496" w:themeColor="accent1" w:themeShade="BF"/>
+          <w:sz w:val="28"/>
+          <w:szCs w:val="28"/>
+          <w:lang w:val="en-US"/>
+        </w:rPr>
+        <w:t>We reworked the corresponding paragraph to</w:t>
+      </w:r>
+      <w:r>
+        <w:rPr>
+          <w:rFonts w:ascii="Times New Roman" w:hAnsi="Times New Roman" w:cs="Times New Roman"/>
+          <w:color w:val="2F5496" w:themeColor="accent1" w:themeShade="BF"/>
+          <w:sz w:val="28"/>
+          <w:szCs w:val="28"/>
+          <w:lang w:val="en-US"/>
+        </w:rPr>
+        <w:t xml:space="preserve"> explain the </w:t>
+      </w:r>
+      <w:r>
+        <w:rPr>
+          <w:rFonts w:ascii="Times New Roman" w:hAnsi="Times New Roman" w:cs="Times New Roman"/>
+          <w:color w:val="2F5496" w:themeColor="accent1" w:themeShade="BF"/>
+          <w:sz w:val="28"/>
+          <w:szCs w:val="28"/>
+          <w:lang w:val="en-US"/>
+        </w:rPr>
+        <w:t>evaluation</w:t>
+      </w:r>
+      <w:r>
+        <w:rPr>
+          <w:rFonts w:ascii="Times New Roman" w:hAnsi="Times New Roman" w:cs="Times New Roman"/>
+          <w:color w:val="2F5496" w:themeColor="accent1" w:themeShade="BF"/>
+          <w:sz w:val="28"/>
+          <w:szCs w:val="28"/>
+          <w:lang w:val="en-US"/>
+        </w:rPr>
+        <w:t xml:space="preserve"> method</w:t>
+      </w:r>
+      <w:r>
+        <w:rPr>
+          <w:rFonts w:ascii="Times New Roman" w:hAnsi="Times New Roman" w:cs="Times New Roman"/>
+          <w:color w:val="2F5496" w:themeColor="accent1" w:themeShade="BF"/>
+          <w:sz w:val="28"/>
+          <w:szCs w:val="28"/>
+          <w:lang w:val="en-US"/>
+        </w:rPr>
+        <w:t xml:space="preserve"> </w:t>
+      </w:r>
+      <w:r>
+        <w:rPr>
+          <w:rFonts w:ascii="Times New Roman" w:hAnsi="Times New Roman" w:cs="Times New Roman"/>
+          <w:color w:val="2F5496" w:themeColor="accent1" w:themeShade="BF"/>
+          <w:sz w:val="28"/>
+          <w:szCs w:val="28"/>
+          <w:lang w:val="en-US"/>
+        </w:rPr>
+        <w:t>for the XOR-based hash function</w:t>
+      </w:r>
+      <w:r>
+        <w:rPr>
+          <w:rFonts w:ascii="Times New Roman" w:hAnsi="Times New Roman" w:cs="Times New Roman"/>
+          <w:color w:val="2F5496" w:themeColor="accent1" w:themeShade="BF"/>
+          <w:sz w:val="28"/>
+          <w:szCs w:val="28"/>
+          <w:lang w:val="en-US"/>
+        </w:rPr>
+        <w:t xml:space="preserve"> further</w:t>
+      </w:r>
+      <w:r>
+        <w:rPr>
+          <w:rFonts w:ascii="Times New Roman" w:hAnsi="Times New Roman" w:cs="Times New Roman"/>
+          <w:color w:val="2F5496" w:themeColor="accent1" w:themeShade="BF"/>
+          <w:sz w:val="28"/>
+          <w:szCs w:val="28"/>
+          <w:lang w:val="en-US"/>
+        </w:rPr>
+        <w:t>.</w:t>
       </w:r>
     </w:p>
     <w:p>
       <w:pPr>
         <w:rPr>
           <w:rFonts w:ascii="Times New Roman" w:hAnsi="Times New Roman" w:cs="Times New Roman"/>
-          <w:color w:val="2F5496" w:themeColor="accent1" w:themeShade="BF"/>
           <w:sz w:val="28"/>
           <w:szCs w:val="28"/>
           <w:lang w:val="en-US"/>
@@ -6628,336 +7104,11 @@
       <w:r>
         <w:rPr>
           <w:rFonts w:ascii="Times New Roman" w:hAnsi="Times New Roman" w:cs="Times New Roman"/>
-          <w:b/>
-          <w:bCs/>
-          <w:color w:val="2F5496" w:themeColor="accent1" w:themeShade="BF"/>
-          <w:sz w:val="28"/>
-          <w:szCs w:val="28"/>
-          <w:lang w:val="en-US"/>
-        </w:rPr>
-        <w:t>Action:</w:t>
-      </w:r>
-      <w:r>
-        <w:rPr>
-          <w:rFonts w:ascii="Times New Roman" w:hAnsi="Times New Roman" w:cs="Times New Roman"/>
-          <w:b/>
-          <w:bCs/>
-          <w:color w:val="2F5496" w:themeColor="accent1" w:themeShade="BF"/>
-          <w:sz w:val="28"/>
-          <w:szCs w:val="28"/>
-          <w:lang w:val="en-US"/>
-        </w:rPr>
-        <w:t xml:space="preserve"> </w:t>
-      </w:r>
-      <w:r>
-        <w:rPr>
-          <w:rFonts w:ascii="Times New Roman" w:hAnsi="Times New Roman" w:cs="Times New Roman"/>
-          <w:color w:val="2F5496" w:themeColor="accent1" w:themeShade="BF"/>
-          <w:sz w:val="28"/>
-          <w:szCs w:val="28"/>
-          <w:lang w:val="en-US"/>
-        </w:rPr>
-        <w:t xml:space="preserve">We moved Section 2.1 to the Supplementary as suggested and we reworked dependencies to other </w:t>
-      </w:r>
-      <w:r>
-        <w:rPr>
-          <w:rFonts w:ascii="Times New Roman" w:hAnsi="Times New Roman" w:cs="Times New Roman"/>
-          <w:color w:val="2F5496" w:themeColor="accent1" w:themeShade="BF"/>
-          <w:sz w:val="28"/>
-          <w:szCs w:val="28"/>
-          <w:lang w:val="en-US"/>
-        </w:rPr>
-        <w:t>s</w:t>
-      </w:r>
-      <w:r>
-        <w:rPr>
-          <w:rFonts w:ascii="Times New Roman" w:hAnsi="Times New Roman" w:cs="Times New Roman"/>
-          <w:color w:val="2F5496" w:themeColor="accent1" w:themeShade="BF"/>
-          <w:sz w:val="28"/>
-          <w:szCs w:val="28"/>
-          <w:lang w:val="en-US"/>
-        </w:rPr>
-        <w:t>ection</w:t>
-      </w:r>
-      <w:r>
-        <w:rPr>
-          <w:rFonts w:ascii="Times New Roman" w:hAnsi="Times New Roman" w:cs="Times New Roman"/>
-          <w:color w:val="2F5496" w:themeColor="accent1" w:themeShade="BF"/>
-          <w:sz w:val="28"/>
-          <w:szCs w:val="28"/>
-          <w:lang w:val="en-US"/>
-        </w:rPr>
-        <w:t>s</w:t>
-      </w:r>
-      <w:r>
-        <w:rPr>
-          <w:rFonts w:ascii="Times New Roman" w:hAnsi="Times New Roman" w:cs="Times New Roman"/>
-          <w:color w:val="2F5496" w:themeColor="accent1" w:themeShade="BF"/>
-          <w:sz w:val="28"/>
-          <w:szCs w:val="28"/>
-          <w:lang w:val="en-US"/>
-        </w:rPr>
-        <w:t xml:space="preserve"> accordingly. We conceded to this </w:t>
-      </w:r>
-      <w:r>
-        <w:rPr>
-          <w:rFonts w:ascii="Times New Roman" w:hAnsi="Times New Roman" w:cs="Times New Roman"/>
-          <w:color w:val="2F5496" w:themeColor="accent1" w:themeShade="BF"/>
-          <w:sz w:val="28"/>
-          <w:szCs w:val="28"/>
-          <w:lang w:val="en-US"/>
-        </w:rPr>
-        <w:t xml:space="preserve">change </w:t>
-      </w:r>
-      <w:r>
-        <w:rPr>
-          <w:rFonts w:ascii="Times New Roman" w:hAnsi="Times New Roman" w:cs="Times New Roman"/>
-          <w:color w:val="2F5496" w:themeColor="accent1" w:themeShade="BF"/>
-          <w:sz w:val="28"/>
-          <w:szCs w:val="28"/>
-          <w:lang w:val="en-US"/>
-        </w:rPr>
-        <w:t>as</w:t>
-      </w:r>
-      <w:r>
-        <w:rPr>
-          <w:rFonts w:ascii="Times New Roman" w:hAnsi="Times New Roman" w:cs="Times New Roman"/>
-          <w:color w:val="2F5496" w:themeColor="accent1" w:themeShade="BF"/>
-          <w:sz w:val="28"/>
-          <w:szCs w:val="28"/>
-          <w:lang w:val="en-US"/>
-        </w:rPr>
-        <w:t xml:space="preserve"> both reviewers </w:t>
-      </w:r>
-      <w:r>
-        <w:rPr>
-          <w:rFonts w:ascii="Times New Roman" w:hAnsi="Times New Roman" w:cs="Times New Roman"/>
-          <w:color w:val="2F5496" w:themeColor="accent1" w:themeShade="BF"/>
-          <w:sz w:val="28"/>
-          <w:szCs w:val="28"/>
-          <w:lang w:val="en-US"/>
-        </w:rPr>
-        <w:t>requested</w:t>
-      </w:r>
-      <w:r>
-        <w:rPr>
-          <w:rFonts w:ascii="Times New Roman" w:hAnsi="Times New Roman" w:cs="Times New Roman"/>
-          <w:color w:val="2F5496" w:themeColor="accent1" w:themeShade="BF"/>
-          <w:sz w:val="28"/>
-          <w:szCs w:val="28"/>
-          <w:lang w:val="en-US"/>
-        </w:rPr>
-        <w:t xml:space="preserve"> </w:t>
-      </w:r>
-      <w:r>
-        <w:rPr>
-          <w:rFonts w:ascii="Times New Roman" w:hAnsi="Times New Roman" w:cs="Times New Roman"/>
-          <w:color w:val="2F5496" w:themeColor="accent1" w:themeShade="BF"/>
-          <w:sz w:val="28"/>
-          <w:szCs w:val="28"/>
-          <w:lang w:val="en-US"/>
-        </w:rPr>
-        <w:t>it</w:t>
-      </w:r>
-      <w:r>
-        <w:rPr>
-          <w:rFonts w:ascii="Times New Roman" w:hAnsi="Times New Roman" w:cs="Times New Roman"/>
-          <w:color w:val="2F5496" w:themeColor="accent1" w:themeShade="BF"/>
-          <w:sz w:val="28"/>
-          <w:szCs w:val="28"/>
-          <w:lang w:val="en-US"/>
-        </w:rPr>
-        <w:t xml:space="preserve">. </w:t>
-      </w:r>
-      <w:r>
-        <w:rPr>
-          <w:rFonts w:ascii="Times New Roman" w:hAnsi="Times New Roman" w:cs="Times New Roman"/>
-          <w:color w:val="2F5496" w:themeColor="accent1" w:themeShade="BF"/>
-          <w:sz w:val="28"/>
-          <w:szCs w:val="28"/>
-          <w:lang w:val="en-US"/>
-        </w:rPr>
-        <w:t>Nevertheless,</w:t>
-      </w:r>
-      <w:r>
-        <w:rPr>
-          <w:rFonts w:ascii="Times New Roman" w:hAnsi="Times New Roman" w:cs="Times New Roman"/>
-          <w:color w:val="2F5496" w:themeColor="accent1" w:themeShade="BF"/>
-          <w:sz w:val="28"/>
-          <w:szCs w:val="28"/>
-          <w:lang w:val="en-US"/>
-        </w:rPr>
-        <w:t xml:space="preserve"> we regret </w:t>
-      </w:r>
-      <w:r>
-        <w:rPr>
-          <w:rFonts w:ascii="Times New Roman" w:hAnsi="Times New Roman" w:cs="Times New Roman"/>
-          <w:color w:val="2F5496" w:themeColor="accent1" w:themeShade="BF"/>
-          <w:sz w:val="28"/>
-          <w:szCs w:val="28"/>
-          <w:lang w:val="en-US"/>
-        </w:rPr>
-        <w:t>that change</w:t>
-      </w:r>
-      <w:r>
-        <w:rPr>
-          <w:rFonts w:ascii="Times New Roman" w:hAnsi="Times New Roman" w:cs="Times New Roman"/>
-          <w:color w:val="2F5496" w:themeColor="accent1" w:themeShade="BF"/>
-          <w:sz w:val="28"/>
-          <w:szCs w:val="28"/>
-          <w:lang w:val="en-US"/>
-        </w:rPr>
-        <w:t xml:space="preserve"> since we see great value in </w:t>
-      </w:r>
-      <w:r>
-        <w:rPr>
-          <w:rFonts w:ascii="Times New Roman" w:hAnsi="Times New Roman" w:cs="Times New Roman"/>
-          <w:color w:val="2F5496" w:themeColor="accent1" w:themeShade="BF"/>
-          <w:sz w:val="28"/>
-          <w:szCs w:val="28"/>
-          <w:lang w:val="en-US"/>
-        </w:rPr>
-        <w:t xml:space="preserve">presenting </w:t>
-      </w:r>
-      <w:r>
-        <w:rPr>
-          <w:rFonts w:ascii="Times New Roman" w:hAnsi="Times New Roman" w:cs="Times New Roman"/>
-          <w:color w:val="2F5496" w:themeColor="accent1" w:themeShade="BF"/>
-          <w:sz w:val="28"/>
-          <w:szCs w:val="28"/>
-          <w:lang w:val="en-US"/>
-        </w:rPr>
-        <w:t xml:space="preserve">the goal-oriented approach. This is because </w:t>
-      </w:r>
-      <w:r>
-        <w:rPr>
-          <w:rFonts w:ascii="Times New Roman" w:hAnsi="Times New Roman" w:cs="Times New Roman"/>
-          <w:color w:val="2F5496" w:themeColor="accent1" w:themeShade="BF"/>
-          <w:sz w:val="28"/>
-          <w:szCs w:val="28"/>
-          <w:lang w:val="en-US"/>
-        </w:rPr>
-        <w:t>from our observation</w:t>
-      </w:r>
-      <w:r>
-        <w:rPr>
-          <w:rFonts w:ascii="Times New Roman" w:hAnsi="Times New Roman" w:cs="Times New Roman"/>
-          <w:color w:val="2F5496" w:themeColor="accent1" w:themeShade="BF"/>
-          <w:sz w:val="28"/>
-          <w:szCs w:val="28"/>
-          <w:lang w:val="en-US"/>
-        </w:rPr>
-        <w:t xml:space="preserve"> many bio informatics pipelines tend to have a prototypical character </w:t>
-      </w:r>
-      <w:r>
-        <w:rPr>
-          <w:rFonts w:ascii="Times New Roman" w:hAnsi="Times New Roman" w:cs="Times New Roman"/>
-          <w:color w:val="2F5496" w:themeColor="accent1" w:themeShade="BF"/>
-          <w:sz w:val="28"/>
-          <w:szCs w:val="28"/>
-          <w:lang w:val="en-US"/>
-        </w:rPr>
-        <w:t>with little chance for</w:t>
-      </w:r>
-      <w:r>
-        <w:rPr>
-          <w:rFonts w:ascii="Times New Roman" w:hAnsi="Times New Roman" w:cs="Times New Roman"/>
-          <w:color w:val="2F5496" w:themeColor="accent1" w:themeShade="BF"/>
-          <w:sz w:val="28"/>
-          <w:szCs w:val="28"/>
-          <w:lang w:val="en-US"/>
-        </w:rPr>
-        <w:t xml:space="preserve"> reuse across project</w:t>
-      </w:r>
-      <w:r>
-        <w:rPr>
-          <w:rFonts w:ascii="Times New Roman" w:hAnsi="Times New Roman" w:cs="Times New Roman"/>
-          <w:color w:val="2F5496" w:themeColor="accent1" w:themeShade="BF"/>
-          <w:sz w:val="28"/>
-          <w:szCs w:val="28"/>
-          <w:lang w:val="en-US"/>
-        </w:rPr>
-        <w:t>s</w:t>
-      </w:r>
-      <w:r>
-        <w:rPr>
-          <w:rFonts w:ascii="Times New Roman" w:hAnsi="Times New Roman" w:cs="Times New Roman"/>
-          <w:color w:val="2F5496" w:themeColor="accent1" w:themeShade="BF"/>
-          <w:sz w:val="28"/>
-          <w:szCs w:val="28"/>
-          <w:lang w:val="en-US"/>
-        </w:rPr>
-        <w:t xml:space="preserve"> </w:t>
-      </w:r>
-      <w:r>
-        <w:rPr>
-          <w:rFonts w:ascii="Times New Roman" w:hAnsi="Times New Roman" w:cs="Times New Roman"/>
-          <w:color w:val="2F5496" w:themeColor="accent1" w:themeShade="BF"/>
-          <w:sz w:val="28"/>
-          <w:szCs w:val="28"/>
-          <w:lang w:val="en-US"/>
-        </w:rPr>
-        <w:t>or</w:t>
-      </w:r>
-      <w:r>
-        <w:rPr>
-          <w:rFonts w:ascii="Times New Roman" w:hAnsi="Times New Roman" w:cs="Times New Roman"/>
-          <w:color w:val="2F5496" w:themeColor="accent1" w:themeShade="BF"/>
-          <w:sz w:val="28"/>
-          <w:szCs w:val="28"/>
-          <w:lang w:val="en-US"/>
-        </w:rPr>
-        <w:t xml:space="preserve"> research contributions. We see a chance to overcome resulting drawbacks with a stronger focus on (software) engineering aspects in the field</w:t>
-      </w:r>
-      <w:r>
-        <w:rPr>
-          <w:rFonts w:ascii="Times New Roman" w:hAnsi="Times New Roman" w:cs="Times New Roman"/>
-          <w:color w:val="2F5496" w:themeColor="accent1" w:themeShade="BF"/>
-          <w:sz w:val="28"/>
-          <w:szCs w:val="28"/>
-          <w:lang w:val="en-US"/>
-        </w:rPr>
-        <w:t xml:space="preserve"> and we believe the presented goal-oriented approach might help for various reasons. Admittedly</w:t>
-      </w:r>
-      <w:r>
-        <w:rPr>
-          <w:rFonts w:ascii="Times New Roman" w:hAnsi="Times New Roman" w:cs="Times New Roman"/>
-          <w:color w:val="2F5496" w:themeColor="accent1" w:themeShade="BF"/>
-          <w:sz w:val="28"/>
-          <w:szCs w:val="28"/>
-          <w:lang w:val="en-US"/>
-        </w:rPr>
-        <w:t>,</w:t>
-      </w:r>
-      <w:r>
-        <w:rPr>
-          <w:rFonts w:ascii="Times New Roman" w:hAnsi="Times New Roman" w:cs="Times New Roman"/>
-          <w:color w:val="2F5496" w:themeColor="accent1" w:themeShade="BF"/>
-          <w:sz w:val="28"/>
-          <w:szCs w:val="28"/>
-          <w:lang w:val="en-US"/>
-        </w:rPr>
-        <w:t xml:space="preserve"> such a discussion is beyond the scope of this </w:t>
-      </w:r>
-      <w:r>
-        <w:rPr>
-          <w:rFonts w:ascii="Times New Roman" w:hAnsi="Times New Roman" w:cs="Times New Roman"/>
-          <w:color w:val="2F5496" w:themeColor="accent1" w:themeShade="BF"/>
-          <w:sz w:val="28"/>
-          <w:szCs w:val="28"/>
-          <w:lang w:val="en-US"/>
-        </w:rPr>
-        <w:t>response</w:t>
-      </w:r>
-      <w:r>
-        <w:rPr>
-          <w:rFonts w:ascii="Times New Roman" w:hAnsi="Times New Roman" w:cs="Times New Roman"/>
-          <w:color w:val="2F5496" w:themeColor="accent1" w:themeShade="BF"/>
-          <w:sz w:val="28"/>
-          <w:szCs w:val="28"/>
-          <w:lang w:val="en-US"/>
-        </w:rPr>
-        <w:t>.</w:t>
+          <w:sz w:val="28"/>
+          <w:szCs w:val="28"/>
+          <w:lang w:val="en-US"/>
+        </w:rPr>
+        <w:t xml:space="preserve">And to my knowledge, there are much more sophisticated hash functions for this purpose as described in the following two references: https://probablydance.com/2018/06/16/fibonacci-hashing-the-optimization-that-the-world-forgot-or-a-better-alternative-to-integer https://lemire.me/blog/2016/06/27/ </w:t>
       </w:r>
     </w:p>
     <w:p>
@@ -6978,6 +7129,743 @@
           <w:szCs w:val="28"/>
           <w:lang w:val="en-US"/>
         </w:rPr>
+        <w:t>Thank you for the links on alternative hash methods. We have looked into and …</w:t>
+      </w:r>
+    </w:p>
+    <w:p>
+      <w:pPr>
+        <w:rPr>
+          <w:rFonts w:ascii="Times New Roman" w:hAnsi="Times New Roman" w:cs="Times New Roman"/>
+          <w:color w:val="2F5496" w:themeColor="accent1" w:themeShade="BF"/>
+          <w:sz w:val="28"/>
+          <w:szCs w:val="28"/>
+          <w:lang w:val="en-US"/>
+        </w:rPr>
+      </w:pPr>
+      <w:r>
+        <w:rPr>
+          <w:rFonts w:ascii="Times New Roman" w:hAnsi="Times New Roman" w:cs="Times New Roman"/>
+          <w:color w:val="2F5496" w:themeColor="accent1" w:themeShade="BF"/>
+          <w:sz w:val="28"/>
+          <w:szCs w:val="28"/>
+          <w:lang w:val="en-US"/>
+        </w:rPr>
+        <w:t xml:space="preserve">The XOR hash method explained in </w:t>
+      </w:r>
+      <w:r>
+        <w:rPr>
+          <w:rFonts w:ascii="Times New Roman" w:hAnsi="Times New Roman" w:cs="Times New Roman"/>
+          <w:color w:val="2F5496" w:themeColor="accent1" w:themeShade="BF"/>
+          <w:sz w:val="28"/>
+          <w:szCs w:val="28"/>
+          <w:lang w:val="en-US"/>
+        </w:rPr>
+        <w:t>our</w:t>
+      </w:r>
+      <w:r>
+        <w:rPr>
+          <w:rFonts w:ascii="Times New Roman" w:hAnsi="Times New Roman" w:cs="Times New Roman"/>
+          <w:color w:val="2F5496" w:themeColor="accent1" w:themeShade="BF"/>
+          <w:sz w:val="28"/>
+          <w:szCs w:val="28"/>
+          <w:lang w:val="en-US"/>
+        </w:rPr>
+        <w:t xml:space="preserve"> paper indeed keeps the filter’s false positive rate close to the theoretical optimum. </w:t>
+      </w:r>
+      <w:r>
+        <w:rPr>
+          <w:rFonts w:ascii="Times New Roman" w:hAnsi="Times New Roman" w:cs="Times New Roman"/>
+          <w:color w:val="2F5496" w:themeColor="accent1" w:themeShade="BF"/>
+          <w:sz w:val="28"/>
+          <w:szCs w:val="28"/>
+          <w:lang w:val="en-US"/>
+        </w:rPr>
+        <w:t>We actually tried several hash functions and measured the error, i.e. how far the filter’s measured false positive rate deviated from the theoretical expectation via a programmed test case. To do so, we averaged the resulting error over many randomly generated (uniformly distributed) k-</w:t>
+      </w:r>
+      <w:proofErr w:type="spellStart"/>
+      <w:r>
+        <w:rPr>
+          <w:rFonts w:ascii="Times New Roman" w:hAnsi="Times New Roman" w:cs="Times New Roman"/>
+          <w:color w:val="2F5496" w:themeColor="accent1" w:themeShade="BF"/>
+          <w:sz w:val="28"/>
+          <w:szCs w:val="28"/>
+          <w:lang w:val="en-US"/>
+        </w:rPr>
+        <w:t>mers</w:t>
+      </w:r>
+      <w:proofErr w:type="spellEnd"/>
+      <w:r>
+        <w:rPr>
+          <w:rFonts w:ascii="Times New Roman" w:hAnsi="Times New Roman" w:cs="Times New Roman"/>
+          <w:color w:val="2F5496" w:themeColor="accent1" w:themeShade="BF"/>
+          <w:sz w:val="28"/>
+          <w:szCs w:val="28"/>
+          <w:lang w:val="en-US"/>
+        </w:rPr>
+        <w:t>. The implemented test is found under “</w:t>
+      </w:r>
+      <w:r>
+        <w:rPr>
+          <w:rFonts w:ascii="Times New Roman" w:hAnsi="Times New Roman" w:cs="Times New Roman"/>
+          <w:color w:val="2F5496" w:themeColor="accent1" w:themeShade="BF"/>
+          <w:sz w:val="28"/>
+          <w:szCs w:val="28"/>
+          <w:lang w:val="en-US"/>
+        </w:rPr>
+        <w:t>https://github.com/pfeiferd/genestrip/blob/master/src/test/java/org/metagene/genestrip/bloom/KMerBloomFilterTest.java</w:t>
+      </w:r>
+      <w:r>
+        <w:rPr>
+          <w:rFonts w:ascii="Times New Roman" w:hAnsi="Times New Roman" w:cs="Times New Roman"/>
+          <w:color w:val="2F5496" w:themeColor="accent1" w:themeShade="BF"/>
+          <w:sz w:val="28"/>
+          <w:szCs w:val="28"/>
+          <w:lang w:val="en-US"/>
+        </w:rPr>
+        <w:t>”.</w:t>
+      </w:r>
+      <w:r>
+        <w:rPr>
+          <w:rFonts w:ascii="Times New Roman" w:hAnsi="Times New Roman" w:cs="Times New Roman"/>
+          <w:color w:val="2F5496" w:themeColor="accent1" w:themeShade="BF"/>
+          <w:sz w:val="28"/>
+          <w:szCs w:val="28"/>
+          <w:lang w:val="en-US"/>
+        </w:rPr>
+        <w:t xml:space="preserve"> </w:t>
+      </w:r>
+      <w:r>
+        <w:rPr>
+          <w:rFonts w:ascii="Times New Roman" w:hAnsi="Times New Roman" w:cs="Times New Roman"/>
+          <w:color w:val="2F5496" w:themeColor="accent1" w:themeShade="BF"/>
+          <w:sz w:val="28"/>
+          <w:szCs w:val="28"/>
+          <w:lang w:val="en-US"/>
+        </w:rPr>
+        <w:t xml:space="preserve">Moreover, </w:t>
+      </w:r>
+      <w:r>
+        <w:rPr>
+          <w:rFonts w:ascii="Times New Roman" w:hAnsi="Times New Roman" w:cs="Times New Roman"/>
+          <w:color w:val="2F5496" w:themeColor="accent1" w:themeShade="BF"/>
+          <w:sz w:val="28"/>
+          <w:szCs w:val="28"/>
+          <w:lang w:val="en-US"/>
+        </w:rPr>
+        <w:t xml:space="preserve">the presented </w:t>
+      </w:r>
+      <w:r>
+        <w:rPr>
+          <w:rFonts w:ascii="Times New Roman" w:hAnsi="Times New Roman" w:cs="Times New Roman"/>
+          <w:color w:val="2F5496" w:themeColor="accent1" w:themeShade="BF"/>
+          <w:sz w:val="28"/>
+          <w:szCs w:val="28"/>
+          <w:lang w:val="en-US"/>
+        </w:rPr>
+        <w:t>XOR hash</w:t>
+      </w:r>
+      <w:r>
+        <w:rPr>
+          <w:rFonts w:ascii="Times New Roman" w:hAnsi="Times New Roman" w:cs="Times New Roman"/>
+          <w:color w:val="2F5496" w:themeColor="accent1" w:themeShade="BF"/>
+          <w:sz w:val="28"/>
+          <w:szCs w:val="28"/>
+          <w:lang w:val="en-US"/>
+        </w:rPr>
+        <w:t xml:space="preserve"> </w:t>
+      </w:r>
+      <w:r>
+        <w:rPr>
+          <w:rFonts w:ascii="Times New Roman" w:hAnsi="Times New Roman" w:cs="Times New Roman"/>
+          <w:color w:val="2F5496" w:themeColor="accent1" w:themeShade="BF"/>
+          <w:sz w:val="28"/>
+          <w:szCs w:val="28"/>
+          <w:lang w:val="en-US"/>
+        </w:rPr>
+        <w:t>is very</w:t>
+      </w:r>
+      <w:r>
+        <w:rPr>
+          <w:rFonts w:ascii="Times New Roman" w:hAnsi="Times New Roman" w:cs="Times New Roman"/>
+          <w:color w:val="2F5496" w:themeColor="accent1" w:themeShade="BF"/>
+          <w:sz w:val="28"/>
+          <w:szCs w:val="28"/>
+          <w:lang w:val="en-US"/>
+        </w:rPr>
+        <w:t xml:space="preserve"> efficient: It consists mainly of an XOR operation and a modulo operation – roughly 2 to 3 CPU instruction</w:t>
+      </w:r>
+      <w:r>
+        <w:rPr>
+          <w:rFonts w:ascii="Times New Roman" w:hAnsi="Times New Roman" w:cs="Times New Roman"/>
+          <w:color w:val="2F5496" w:themeColor="accent1" w:themeShade="BF"/>
+          <w:sz w:val="28"/>
+          <w:szCs w:val="28"/>
+          <w:lang w:val="en-US"/>
+        </w:rPr>
+        <w:t>s</w:t>
+      </w:r>
+      <w:r>
+        <w:rPr>
+          <w:rFonts w:ascii="Times New Roman" w:hAnsi="Times New Roman" w:cs="Times New Roman"/>
+          <w:color w:val="2F5496" w:themeColor="accent1" w:themeShade="BF"/>
+          <w:sz w:val="28"/>
+          <w:szCs w:val="28"/>
+          <w:lang w:val="en-US"/>
+        </w:rPr>
+        <w:t>.</w:t>
+      </w:r>
+      <w:r>
+        <w:rPr>
+          <w:rFonts w:ascii="Times New Roman" w:hAnsi="Times New Roman" w:cs="Times New Roman"/>
+          <w:color w:val="2F5496" w:themeColor="accent1" w:themeShade="BF"/>
+          <w:sz w:val="28"/>
+          <w:szCs w:val="28"/>
+          <w:lang w:val="en-US"/>
+        </w:rPr>
+        <w:t xml:space="preserve"> Finally, as mentioned above, our hash function is similar to the one presented in </w:t>
+      </w:r>
+      <w:hyperlink r:id="rId7" w:history="1">
+        <w:r>
+          <w:rPr>
+            <w:rStyle w:val="Hyperlink"/>
+            <w:rFonts w:ascii="Times New Roman" w:hAnsi="Times New Roman" w:cs="Times New Roman"/>
+            <w:color w:val="034990" w:themeColor="hyperlink" w:themeShade="BF"/>
+            <w:sz w:val="28"/>
+            <w:szCs w:val="28"/>
+            <w:lang w:val="en-US"/>
+          </w:rPr>
+          <w:t>https://arxiv.org/pdf/1912.08258</w:t>
+        </w:r>
+      </w:hyperlink>
+      <w:r>
+        <w:rPr>
+          <w:rFonts w:ascii="Times New Roman" w:hAnsi="Times New Roman" w:cs="Times New Roman"/>
+          <w:color w:val="2F5496" w:themeColor="accent1" w:themeShade="BF"/>
+          <w:sz w:val="28"/>
+          <w:szCs w:val="28"/>
+          <w:lang w:val="en-US"/>
+        </w:rPr>
+        <w:t xml:space="preserve"> which we see as confirmation of our approach via established research.</w:t>
+      </w:r>
+    </w:p>
+    <w:p>
+      <w:pPr>
+        <w:rPr>
+          <w:rFonts w:ascii="Times New Roman" w:hAnsi="Times New Roman" w:cs="Times New Roman"/>
+          <w:color w:val="2F5496" w:themeColor="accent1" w:themeShade="BF"/>
+          <w:sz w:val="28"/>
+          <w:szCs w:val="28"/>
+          <w:lang w:val="en-US"/>
+        </w:rPr>
+      </w:pPr>
+    </w:p>
+    <w:p>
+      <w:pPr>
+        <w:rPr>
+          <w:rFonts w:ascii="Times New Roman" w:hAnsi="Times New Roman" w:cs="Times New Roman"/>
+          <w:sz w:val="28"/>
+          <w:szCs w:val="28"/>
+          <w:lang w:val="en-US"/>
+        </w:rPr>
+      </w:pPr>
+      <w:r>
+        <w:rPr>
+          <w:rFonts w:ascii="Times New Roman" w:hAnsi="Times New Roman" w:cs="Times New Roman"/>
+          <w:sz w:val="28"/>
+          <w:szCs w:val="28"/>
+          <w:lang w:val="en-US"/>
+        </w:rPr>
+        <w:t>● In my opinion, there are two sections that do not contribute much to the overall message of the study. Sections 2.1 with the implementation details and section 3.1 about the correctness should be moved to the supplement.</w:t>
+      </w:r>
+    </w:p>
+    <w:p>
+      <w:pPr>
+        <w:rPr>
+          <w:rFonts w:ascii="Times New Roman" w:hAnsi="Times New Roman" w:cs="Times New Roman"/>
+          <w:color w:val="2F5496" w:themeColor="accent1" w:themeShade="BF"/>
+          <w:sz w:val="28"/>
+          <w:szCs w:val="28"/>
+          <w:lang w:val="en-US"/>
+        </w:rPr>
+      </w:pPr>
+      <w:r>
+        <w:rPr>
+          <w:rFonts w:ascii="Times New Roman" w:hAnsi="Times New Roman" w:cs="Times New Roman"/>
+          <w:b/>
+          <w:bCs/>
+          <w:color w:val="2F5496" w:themeColor="accent1" w:themeShade="BF"/>
+          <w:sz w:val="28"/>
+          <w:szCs w:val="28"/>
+          <w:lang w:val="en-US"/>
+        </w:rPr>
+        <w:t>Action:</w:t>
+      </w:r>
+      <w:r>
+        <w:rPr>
+          <w:rFonts w:ascii="Times New Roman" w:hAnsi="Times New Roman" w:cs="Times New Roman"/>
+          <w:b/>
+          <w:bCs/>
+          <w:color w:val="2F5496" w:themeColor="accent1" w:themeShade="BF"/>
+          <w:sz w:val="28"/>
+          <w:szCs w:val="28"/>
+          <w:lang w:val="en-US"/>
+        </w:rPr>
+        <w:t xml:space="preserve"> </w:t>
+      </w:r>
+      <w:r>
+        <w:rPr>
+          <w:rFonts w:ascii="Times New Roman" w:hAnsi="Times New Roman" w:cs="Times New Roman"/>
+          <w:color w:val="2F5496" w:themeColor="accent1" w:themeShade="BF"/>
+          <w:sz w:val="28"/>
+          <w:szCs w:val="28"/>
+          <w:lang w:val="en-US"/>
+        </w:rPr>
+        <w:t xml:space="preserve">We moved </w:t>
+      </w:r>
+      <w:r>
+        <w:rPr>
+          <w:rFonts w:ascii="Times New Roman" w:hAnsi="Times New Roman" w:cs="Times New Roman"/>
+          <w:color w:val="2F5496" w:themeColor="accent1" w:themeShade="BF"/>
+          <w:sz w:val="28"/>
+          <w:szCs w:val="28"/>
+          <w:lang w:val="en-US"/>
+        </w:rPr>
+        <w:t xml:space="preserve">large </w:t>
+      </w:r>
+      <w:r>
+        <w:rPr>
+          <w:rFonts w:ascii="Times New Roman" w:hAnsi="Times New Roman" w:cs="Times New Roman"/>
+          <w:color w:val="2F5496" w:themeColor="accent1" w:themeShade="BF"/>
+          <w:sz w:val="28"/>
+          <w:szCs w:val="28"/>
+          <w:lang w:val="en-US"/>
+        </w:rPr>
+        <w:t>part</w:t>
+      </w:r>
+      <w:r>
+        <w:rPr>
+          <w:rFonts w:ascii="Times New Roman" w:hAnsi="Times New Roman" w:cs="Times New Roman"/>
+          <w:color w:val="2F5496" w:themeColor="accent1" w:themeShade="BF"/>
+          <w:sz w:val="28"/>
+          <w:szCs w:val="28"/>
+          <w:lang w:val="en-US"/>
+        </w:rPr>
+        <w:t>s</w:t>
+      </w:r>
+      <w:r>
+        <w:rPr>
+          <w:rFonts w:ascii="Times New Roman" w:hAnsi="Times New Roman" w:cs="Times New Roman"/>
+          <w:color w:val="2F5496" w:themeColor="accent1" w:themeShade="BF"/>
+          <w:sz w:val="28"/>
+          <w:szCs w:val="28"/>
+          <w:lang w:val="en-US"/>
+        </w:rPr>
+        <w:t xml:space="preserve"> of </w:t>
+      </w:r>
+      <w:r>
+        <w:rPr>
+          <w:rFonts w:ascii="Times New Roman" w:hAnsi="Times New Roman" w:cs="Times New Roman"/>
+          <w:color w:val="2F5496" w:themeColor="accent1" w:themeShade="BF"/>
+          <w:sz w:val="28"/>
+          <w:szCs w:val="28"/>
+          <w:lang w:val="en-US"/>
+        </w:rPr>
+        <w:t xml:space="preserve">Section 2.1 to the Supplementary as suggested and we reworked dependencies to other </w:t>
+      </w:r>
+      <w:r>
+        <w:rPr>
+          <w:rFonts w:ascii="Times New Roman" w:hAnsi="Times New Roman" w:cs="Times New Roman"/>
+          <w:color w:val="2F5496" w:themeColor="accent1" w:themeShade="BF"/>
+          <w:sz w:val="28"/>
+          <w:szCs w:val="28"/>
+          <w:lang w:val="en-US"/>
+        </w:rPr>
+        <w:t>s</w:t>
+      </w:r>
+      <w:r>
+        <w:rPr>
+          <w:rFonts w:ascii="Times New Roman" w:hAnsi="Times New Roman" w:cs="Times New Roman"/>
+          <w:color w:val="2F5496" w:themeColor="accent1" w:themeShade="BF"/>
+          <w:sz w:val="28"/>
+          <w:szCs w:val="28"/>
+          <w:lang w:val="en-US"/>
+        </w:rPr>
+        <w:t>ection</w:t>
+      </w:r>
+      <w:r>
+        <w:rPr>
+          <w:rFonts w:ascii="Times New Roman" w:hAnsi="Times New Roman" w:cs="Times New Roman"/>
+          <w:color w:val="2F5496" w:themeColor="accent1" w:themeShade="BF"/>
+          <w:sz w:val="28"/>
+          <w:szCs w:val="28"/>
+          <w:lang w:val="en-US"/>
+        </w:rPr>
+        <w:t>s</w:t>
+      </w:r>
+      <w:r>
+        <w:rPr>
+          <w:rFonts w:ascii="Times New Roman" w:hAnsi="Times New Roman" w:cs="Times New Roman"/>
+          <w:color w:val="2F5496" w:themeColor="accent1" w:themeShade="BF"/>
+          <w:sz w:val="28"/>
+          <w:szCs w:val="28"/>
+          <w:lang w:val="en-US"/>
+        </w:rPr>
+        <w:t xml:space="preserve"> accordingly. We conceded to this </w:t>
+      </w:r>
+      <w:r>
+        <w:rPr>
+          <w:rFonts w:ascii="Times New Roman" w:hAnsi="Times New Roman" w:cs="Times New Roman"/>
+          <w:color w:val="2F5496" w:themeColor="accent1" w:themeShade="BF"/>
+          <w:sz w:val="28"/>
+          <w:szCs w:val="28"/>
+          <w:lang w:val="en-US"/>
+        </w:rPr>
+        <w:t xml:space="preserve">change </w:t>
+      </w:r>
+      <w:r>
+        <w:rPr>
+          <w:rFonts w:ascii="Times New Roman" w:hAnsi="Times New Roman" w:cs="Times New Roman"/>
+          <w:color w:val="2F5496" w:themeColor="accent1" w:themeShade="BF"/>
+          <w:sz w:val="28"/>
+          <w:szCs w:val="28"/>
+          <w:lang w:val="en-US"/>
+        </w:rPr>
+        <w:t>as</w:t>
+      </w:r>
+      <w:r>
+        <w:rPr>
+          <w:rFonts w:ascii="Times New Roman" w:hAnsi="Times New Roman" w:cs="Times New Roman"/>
+          <w:color w:val="2F5496" w:themeColor="accent1" w:themeShade="BF"/>
+          <w:sz w:val="28"/>
+          <w:szCs w:val="28"/>
+          <w:lang w:val="en-US"/>
+        </w:rPr>
+        <w:t xml:space="preserve"> both reviewers </w:t>
+      </w:r>
+      <w:r>
+        <w:rPr>
+          <w:rFonts w:ascii="Times New Roman" w:hAnsi="Times New Roman" w:cs="Times New Roman"/>
+          <w:color w:val="2F5496" w:themeColor="accent1" w:themeShade="BF"/>
+          <w:sz w:val="28"/>
+          <w:szCs w:val="28"/>
+          <w:lang w:val="en-US"/>
+        </w:rPr>
+        <w:t>requested</w:t>
+      </w:r>
+      <w:r>
+        <w:rPr>
+          <w:rFonts w:ascii="Times New Roman" w:hAnsi="Times New Roman" w:cs="Times New Roman"/>
+          <w:color w:val="2F5496" w:themeColor="accent1" w:themeShade="BF"/>
+          <w:sz w:val="28"/>
+          <w:szCs w:val="28"/>
+          <w:lang w:val="en-US"/>
+        </w:rPr>
+        <w:t xml:space="preserve"> </w:t>
+      </w:r>
+      <w:r>
+        <w:rPr>
+          <w:rFonts w:ascii="Times New Roman" w:hAnsi="Times New Roman" w:cs="Times New Roman"/>
+          <w:color w:val="2F5496" w:themeColor="accent1" w:themeShade="BF"/>
+          <w:sz w:val="28"/>
+          <w:szCs w:val="28"/>
+          <w:lang w:val="en-US"/>
+        </w:rPr>
+        <w:t>it</w:t>
+      </w:r>
+      <w:r>
+        <w:rPr>
+          <w:rFonts w:ascii="Times New Roman" w:hAnsi="Times New Roman" w:cs="Times New Roman"/>
+          <w:color w:val="2F5496" w:themeColor="accent1" w:themeShade="BF"/>
+          <w:sz w:val="28"/>
+          <w:szCs w:val="28"/>
+          <w:lang w:val="en-US"/>
+        </w:rPr>
+        <w:t xml:space="preserve">. </w:t>
+      </w:r>
+    </w:p>
+    <w:p>
+      <w:pPr>
+        <w:rPr>
+          <w:rFonts w:ascii="Times New Roman" w:hAnsi="Times New Roman" w:cs="Times New Roman"/>
+          <w:color w:val="2F5496" w:themeColor="accent1" w:themeShade="BF"/>
+          <w:sz w:val="28"/>
+          <w:szCs w:val="28"/>
+          <w:lang w:val="en-US"/>
+        </w:rPr>
+      </w:pPr>
+      <w:r>
+        <w:rPr>
+          <w:rFonts w:ascii="Times New Roman" w:hAnsi="Times New Roman" w:cs="Times New Roman"/>
+          <w:color w:val="2F5496" w:themeColor="accent1" w:themeShade="BF"/>
+          <w:sz w:val="28"/>
+          <w:szCs w:val="28"/>
+          <w:lang w:val="en-US"/>
+        </w:rPr>
+        <w:t xml:space="preserve">-- </w:t>
+      </w:r>
+      <w:proofErr w:type="gramStart"/>
+      <w:r>
+        <w:rPr>
+          <w:rFonts w:ascii="Times New Roman" w:hAnsi="Times New Roman" w:cs="Times New Roman"/>
+          <w:color w:val="2F5496" w:themeColor="accent1" w:themeShade="BF"/>
+          <w:sz w:val="28"/>
+          <w:szCs w:val="28"/>
+          <w:lang w:val="en-US"/>
+        </w:rPr>
+        <w:t>REMOVE ?</w:t>
+      </w:r>
+      <w:proofErr w:type="gramEnd"/>
+      <w:r>
+        <w:rPr>
+          <w:rFonts w:ascii="Times New Roman" w:hAnsi="Times New Roman" w:cs="Times New Roman"/>
+          <w:color w:val="2F5496" w:themeColor="accent1" w:themeShade="BF"/>
+          <w:sz w:val="28"/>
+          <w:szCs w:val="28"/>
+          <w:lang w:val="en-US"/>
+        </w:rPr>
+        <w:t xml:space="preserve"> --</w:t>
+      </w:r>
+    </w:p>
+    <w:p>
+      <w:pPr>
+        <w:rPr>
+          <w:rFonts w:ascii="Times New Roman" w:hAnsi="Times New Roman" w:cs="Times New Roman"/>
+          <w:color w:val="2F5496" w:themeColor="accent1" w:themeShade="BF"/>
+          <w:sz w:val="28"/>
+          <w:szCs w:val="28"/>
+          <w:lang w:val="en-US"/>
+        </w:rPr>
+      </w:pPr>
+      <w:r>
+        <w:rPr>
+          <w:rFonts w:ascii="Times New Roman" w:hAnsi="Times New Roman" w:cs="Times New Roman"/>
+          <w:color w:val="2F5496" w:themeColor="accent1" w:themeShade="BF"/>
+          <w:sz w:val="28"/>
+          <w:szCs w:val="28"/>
+          <w:lang w:val="en-US"/>
+        </w:rPr>
+        <w:t>Nevertheless,</w:t>
+      </w:r>
+      <w:r>
+        <w:rPr>
+          <w:rFonts w:ascii="Times New Roman" w:hAnsi="Times New Roman" w:cs="Times New Roman"/>
+          <w:color w:val="2F5496" w:themeColor="accent1" w:themeShade="BF"/>
+          <w:sz w:val="28"/>
+          <w:szCs w:val="28"/>
+          <w:lang w:val="en-US"/>
+        </w:rPr>
+        <w:t xml:space="preserve"> we regret </w:t>
+      </w:r>
+      <w:r>
+        <w:rPr>
+          <w:rFonts w:ascii="Times New Roman" w:hAnsi="Times New Roman" w:cs="Times New Roman"/>
+          <w:color w:val="2F5496" w:themeColor="accent1" w:themeShade="BF"/>
+          <w:sz w:val="28"/>
+          <w:szCs w:val="28"/>
+          <w:lang w:val="en-US"/>
+        </w:rPr>
+        <w:t>that change</w:t>
+      </w:r>
+      <w:r>
+        <w:rPr>
+          <w:rFonts w:ascii="Times New Roman" w:hAnsi="Times New Roman" w:cs="Times New Roman"/>
+          <w:color w:val="2F5496" w:themeColor="accent1" w:themeShade="BF"/>
+          <w:sz w:val="28"/>
+          <w:szCs w:val="28"/>
+          <w:lang w:val="en-US"/>
+        </w:rPr>
+        <w:t xml:space="preserve"> since we see great value in </w:t>
+      </w:r>
+      <w:r>
+        <w:rPr>
+          <w:rFonts w:ascii="Times New Roman" w:hAnsi="Times New Roman" w:cs="Times New Roman"/>
+          <w:color w:val="2F5496" w:themeColor="accent1" w:themeShade="BF"/>
+          <w:sz w:val="28"/>
+          <w:szCs w:val="28"/>
+          <w:lang w:val="en-US"/>
+        </w:rPr>
+        <w:t xml:space="preserve">presenting </w:t>
+      </w:r>
+      <w:r>
+        <w:rPr>
+          <w:rFonts w:ascii="Times New Roman" w:hAnsi="Times New Roman" w:cs="Times New Roman"/>
+          <w:color w:val="2F5496" w:themeColor="accent1" w:themeShade="BF"/>
+          <w:sz w:val="28"/>
+          <w:szCs w:val="28"/>
+          <w:lang w:val="en-US"/>
+        </w:rPr>
+        <w:t xml:space="preserve">the goal-oriented approach. This is because </w:t>
+      </w:r>
+      <w:r>
+        <w:rPr>
+          <w:rFonts w:ascii="Times New Roman" w:hAnsi="Times New Roman" w:cs="Times New Roman"/>
+          <w:color w:val="2F5496" w:themeColor="accent1" w:themeShade="BF"/>
+          <w:sz w:val="28"/>
+          <w:szCs w:val="28"/>
+          <w:lang w:val="en-US"/>
+        </w:rPr>
+        <w:t>from our observation</w:t>
+      </w:r>
+      <w:r>
+        <w:rPr>
+          <w:rFonts w:ascii="Times New Roman" w:hAnsi="Times New Roman" w:cs="Times New Roman"/>
+          <w:color w:val="2F5496" w:themeColor="accent1" w:themeShade="BF"/>
+          <w:sz w:val="28"/>
+          <w:szCs w:val="28"/>
+          <w:lang w:val="en-US"/>
+        </w:rPr>
+        <w:t xml:space="preserve"> many bio informatics pipelines tend to have a prototypical character </w:t>
+      </w:r>
+      <w:r>
+        <w:rPr>
+          <w:rFonts w:ascii="Times New Roman" w:hAnsi="Times New Roman" w:cs="Times New Roman"/>
+          <w:color w:val="2F5496" w:themeColor="accent1" w:themeShade="BF"/>
+          <w:sz w:val="28"/>
+          <w:szCs w:val="28"/>
+          <w:lang w:val="en-US"/>
+        </w:rPr>
+        <w:t>with little chance for</w:t>
+      </w:r>
+      <w:r>
+        <w:rPr>
+          <w:rFonts w:ascii="Times New Roman" w:hAnsi="Times New Roman" w:cs="Times New Roman"/>
+          <w:color w:val="2F5496" w:themeColor="accent1" w:themeShade="BF"/>
+          <w:sz w:val="28"/>
+          <w:szCs w:val="28"/>
+          <w:lang w:val="en-US"/>
+        </w:rPr>
+        <w:t xml:space="preserve"> reuse across project</w:t>
+      </w:r>
+      <w:r>
+        <w:rPr>
+          <w:rFonts w:ascii="Times New Roman" w:hAnsi="Times New Roman" w:cs="Times New Roman"/>
+          <w:color w:val="2F5496" w:themeColor="accent1" w:themeShade="BF"/>
+          <w:sz w:val="28"/>
+          <w:szCs w:val="28"/>
+          <w:lang w:val="en-US"/>
+        </w:rPr>
+        <w:t>s</w:t>
+      </w:r>
+      <w:r>
+        <w:rPr>
+          <w:rFonts w:ascii="Times New Roman" w:hAnsi="Times New Roman" w:cs="Times New Roman"/>
+          <w:color w:val="2F5496" w:themeColor="accent1" w:themeShade="BF"/>
+          <w:sz w:val="28"/>
+          <w:szCs w:val="28"/>
+          <w:lang w:val="en-US"/>
+        </w:rPr>
+        <w:t xml:space="preserve"> </w:t>
+      </w:r>
+      <w:r>
+        <w:rPr>
+          <w:rFonts w:ascii="Times New Roman" w:hAnsi="Times New Roman" w:cs="Times New Roman"/>
+          <w:color w:val="2F5496" w:themeColor="accent1" w:themeShade="BF"/>
+          <w:sz w:val="28"/>
+          <w:szCs w:val="28"/>
+          <w:lang w:val="en-US"/>
+        </w:rPr>
+        <w:t>or</w:t>
+      </w:r>
+      <w:r>
+        <w:rPr>
+          <w:rFonts w:ascii="Times New Roman" w:hAnsi="Times New Roman" w:cs="Times New Roman"/>
+          <w:color w:val="2F5496" w:themeColor="accent1" w:themeShade="BF"/>
+          <w:sz w:val="28"/>
+          <w:szCs w:val="28"/>
+          <w:lang w:val="en-US"/>
+        </w:rPr>
+        <w:t xml:space="preserve"> research contributions. We see a chance to overcome resulting drawbacks with a stronger focus on (software) engineering aspects in the field</w:t>
+      </w:r>
+      <w:r>
+        <w:rPr>
+          <w:rFonts w:ascii="Times New Roman" w:hAnsi="Times New Roman" w:cs="Times New Roman"/>
+          <w:color w:val="2F5496" w:themeColor="accent1" w:themeShade="BF"/>
+          <w:sz w:val="28"/>
+          <w:szCs w:val="28"/>
+          <w:lang w:val="en-US"/>
+        </w:rPr>
+        <w:t xml:space="preserve"> and we believe the presented goal-oriented approach might help for various reasons. Admittedly</w:t>
+      </w:r>
+      <w:r>
+        <w:rPr>
+          <w:rFonts w:ascii="Times New Roman" w:hAnsi="Times New Roman" w:cs="Times New Roman"/>
+          <w:color w:val="2F5496" w:themeColor="accent1" w:themeShade="BF"/>
+          <w:sz w:val="28"/>
+          <w:szCs w:val="28"/>
+          <w:lang w:val="en-US"/>
+        </w:rPr>
+        <w:t>,</w:t>
+      </w:r>
+      <w:r>
+        <w:rPr>
+          <w:rFonts w:ascii="Times New Roman" w:hAnsi="Times New Roman" w:cs="Times New Roman"/>
+          <w:color w:val="2F5496" w:themeColor="accent1" w:themeShade="BF"/>
+          <w:sz w:val="28"/>
+          <w:szCs w:val="28"/>
+          <w:lang w:val="en-US"/>
+        </w:rPr>
+        <w:t xml:space="preserve"> such a discussion is beyond the scope of this </w:t>
+      </w:r>
+      <w:r>
+        <w:rPr>
+          <w:rFonts w:ascii="Times New Roman" w:hAnsi="Times New Roman" w:cs="Times New Roman"/>
+          <w:color w:val="2F5496" w:themeColor="accent1" w:themeShade="BF"/>
+          <w:sz w:val="28"/>
+          <w:szCs w:val="28"/>
+          <w:lang w:val="en-US"/>
+        </w:rPr>
+        <w:t>response</w:t>
+      </w:r>
+      <w:r>
+        <w:rPr>
+          <w:rFonts w:ascii="Times New Roman" w:hAnsi="Times New Roman" w:cs="Times New Roman"/>
+          <w:color w:val="2F5496" w:themeColor="accent1" w:themeShade="BF"/>
+          <w:sz w:val="28"/>
+          <w:szCs w:val="28"/>
+          <w:lang w:val="en-US"/>
+        </w:rPr>
+        <w:t>.</w:t>
+      </w:r>
+    </w:p>
+    <w:p>
+      <w:pPr>
+        <w:rPr>
+          <w:rFonts w:ascii="Times New Roman" w:hAnsi="Times New Roman" w:cs="Times New Roman"/>
+          <w:color w:val="2F5496" w:themeColor="accent1" w:themeShade="BF"/>
+          <w:sz w:val="28"/>
+          <w:szCs w:val="28"/>
+          <w:lang w:val="en-US"/>
+        </w:rPr>
+      </w:pPr>
+      <w:r>
+        <w:rPr>
+          <w:rFonts w:ascii="Times New Roman" w:hAnsi="Times New Roman" w:cs="Times New Roman"/>
+          <w:color w:val="2F5496" w:themeColor="accent1" w:themeShade="BF"/>
+          <w:sz w:val="28"/>
+          <w:szCs w:val="28"/>
+          <w:lang w:val="en-US"/>
+        </w:rPr>
+        <w:t>-- REMOVE end --</w:t>
+      </w:r>
+    </w:p>
+    <w:p>
+      <w:pPr>
+        <w:rPr>
+          <w:rFonts w:ascii="Times New Roman" w:hAnsi="Times New Roman" w:cs="Times New Roman"/>
+          <w:color w:val="2F5496" w:themeColor="accent1" w:themeShade="BF"/>
+          <w:sz w:val="28"/>
+          <w:szCs w:val="28"/>
+          <w:lang w:val="en-US"/>
+        </w:rPr>
+      </w:pPr>
+      <w:r>
+        <w:rPr>
+          <w:rFonts w:ascii="Times New Roman" w:hAnsi="Times New Roman" w:cs="Times New Roman"/>
+          <w:color w:val="2F5496" w:themeColor="accent1" w:themeShade="BF"/>
+          <w:sz w:val="28"/>
+          <w:szCs w:val="28"/>
+          <w:lang w:val="en-US"/>
+        </w:rPr>
         <w:t>However, w</w:t>
       </w:r>
       <w:r>
@@ -6988,7 +7876,27 @@
           <w:szCs w:val="28"/>
           <w:lang w:val="en-US"/>
         </w:rPr>
-        <w:t xml:space="preserve">e kept Section 3.1 where it is: Solidifying correctness is </w:t>
+        <w:t xml:space="preserve">e kept Section 3.1 </w:t>
+      </w:r>
+      <w:r>
+        <w:rPr>
+          <w:rFonts w:ascii="Times New Roman" w:hAnsi="Times New Roman" w:cs="Times New Roman"/>
+          <w:color w:val="2F5496" w:themeColor="accent1" w:themeShade="BF"/>
+          <w:sz w:val="28"/>
+          <w:szCs w:val="28"/>
+          <w:lang w:val="en-US"/>
+        </w:rPr>
+        <w:t>almost as</w:t>
+      </w:r>
+      <w:r>
+        <w:rPr>
+          <w:rFonts w:ascii="Times New Roman" w:hAnsi="Times New Roman" w:cs="Times New Roman"/>
+          <w:color w:val="2F5496" w:themeColor="accent1" w:themeShade="BF"/>
+          <w:sz w:val="28"/>
+          <w:szCs w:val="28"/>
+          <w:lang w:val="en-US"/>
+        </w:rPr>
+        <w:t xml:space="preserve"> is: Solidifying correctness is </w:t>
       </w:r>
       <w:r>
         <w:rPr>
@@ -7048,7 +7956,27 @@
           <w:szCs w:val="28"/>
           <w:lang w:val="en-US"/>
         </w:rPr>
-        <w:t xml:space="preserve">. Although formal proves of correctness are practically infeasible for most larger software systems, alternatives to solidify correctness </w:t>
+        <w:t xml:space="preserve">. Although formal proves of correctness are practically infeasible for most larger software systems, </w:t>
+      </w:r>
+      <w:r>
+        <w:rPr>
+          <w:rFonts w:ascii="Times New Roman" w:hAnsi="Times New Roman" w:cs="Times New Roman"/>
+          <w:color w:val="2F5496" w:themeColor="accent1" w:themeShade="BF"/>
+          <w:sz w:val="28"/>
+          <w:szCs w:val="28"/>
+          <w:lang w:val="en-US"/>
+        </w:rPr>
+        <w:t>opportunities</w:t>
+      </w:r>
+      <w:r>
+        <w:rPr>
+          <w:rFonts w:ascii="Times New Roman" w:hAnsi="Times New Roman" w:cs="Times New Roman"/>
+          <w:color w:val="2F5496" w:themeColor="accent1" w:themeShade="BF"/>
+          <w:sz w:val="28"/>
+          <w:szCs w:val="28"/>
+          <w:lang w:val="en-US"/>
+        </w:rPr>
+        <w:t xml:space="preserve"> to solidify correctness </w:t>
       </w:r>
       <w:r>
         <w:rPr>
@@ -7108,7 +8036,27 @@
           <w:szCs w:val="28"/>
           <w:lang w:val="en-US"/>
         </w:rPr>
-        <w:t xml:space="preserve"> and are worth discussing</w:t>
+        <w:t xml:space="preserve"> and </w:t>
+      </w:r>
+      <w:r>
+        <w:rPr>
+          <w:rFonts w:ascii="Times New Roman" w:hAnsi="Times New Roman" w:cs="Times New Roman"/>
+          <w:color w:val="2F5496" w:themeColor="accent1" w:themeShade="BF"/>
+          <w:sz w:val="28"/>
+          <w:szCs w:val="28"/>
+          <w:lang w:val="en-US"/>
+        </w:rPr>
+        <w:t xml:space="preserve">in our view </w:t>
+      </w:r>
+      <w:r>
+        <w:rPr>
+          <w:rFonts w:ascii="Times New Roman" w:hAnsi="Times New Roman" w:cs="Times New Roman"/>
+          <w:color w:val="2F5496" w:themeColor="accent1" w:themeShade="BF"/>
+          <w:sz w:val="28"/>
+          <w:szCs w:val="28"/>
+          <w:lang w:val="en-US"/>
+        </w:rPr>
+        <w:t>are worth discussing</w:t>
       </w:r>
       <w:r>
         <w:rPr>
@@ -7128,6 +8076,47 @@
           <w:szCs w:val="28"/>
           <w:lang w:val="en-US"/>
         </w:rPr>
+        <w:t xml:space="preserve">We hope that correctness considerations complement the more established evaluation techniques in bio informatics where software systems are </w:t>
+      </w:r>
+      <w:r>
+        <w:rPr>
+          <w:rFonts w:ascii="Times New Roman" w:hAnsi="Times New Roman" w:cs="Times New Roman"/>
+          <w:color w:val="2F5496" w:themeColor="accent1" w:themeShade="BF"/>
+          <w:sz w:val="28"/>
+          <w:szCs w:val="28"/>
+          <w:lang w:val="en-US"/>
+        </w:rPr>
+        <w:t xml:space="preserve">mainly </w:t>
+      </w:r>
+      <w:r>
+        <w:rPr>
+          <w:rFonts w:ascii="Times New Roman" w:hAnsi="Times New Roman" w:cs="Times New Roman"/>
+          <w:color w:val="2F5496" w:themeColor="accent1" w:themeShade="BF"/>
+          <w:sz w:val="28"/>
+          <w:szCs w:val="28"/>
+          <w:lang w:val="en-US"/>
+        </w:rPr>
+        <w:t>compared indirectly via performance measures on synthetic data or real-world data.</w:t>
+      </w:r>
+    </w:p>
+    <w:p>
+      <w:pPr>
+        <w:rPr>
+          <w:rFonts w:ascii="Times New Roman" w:hAnsi="Times New Roman" w:cs="Times New Roman"/>
+          <w:color w:val="2F5496" w:themeColor="accent1" w:themeShade="BF"/>
+          <w:sz w:val="28"/>
+          <w:szCs w:val="28"/>
+          <w:lang w:val="en-US"/>
+        </w:rPr>
+      </w:pPr>
+      <w:r>
+        <w:rPr>
+          <w:rFonts w:ascii="Times New Roman" w:hAnsi="Times New Roman" w:cs="Times New Roman"/>
+          <w:color w:val="2F5496" w:themeColor="accent1" w:themeShade="BF"/>
+          <w:sz w:val="28"/>
+          <w:szCs w:val="28"/>
+          <w:lang w:val="en-US"/>
+        </w:rPr>
         <w:t>In essence, o</w:t>
       </w:r>
       <w:r>
@@ -7138,7 +8127,47 @@
           <w:szCs w:val="28"/>
           <w:lang w:val="en-US"/>
         </w:rPr>
-        <w:t xml:space="preserve">ur results build on the </w:t>
+        <w:t xml:space="preserve">ur </w:t>
+      </w:r>
+      <w:r>
+        <w:rPr>
+          <w:rFonts w:ascii="Times New Roman" w:hAnsi="Times New Roman" w:cs="Times New Roman"/>
+          <w:color w:val="2F5496" w:themeColor="accent1" w:themeShade="BF"/>
+          <w:sz w:val="28"/>
+          <w:szCs w:val="28"/>
+          <w:lang w:val="en-US"/>
+        </w:rPr>
+        <w:t>correctness assessment</w:t>
+      </w:r>
+      <w:r>
+        <w:rPr>
+          <w:rFonts w:ascii="Times New Roman" w:hAnsi="Times New Roman" w:cs="Times New Roman"/>
+          <w:color w:val="2F5496" w:themeColor="accent1" w:themeShade="BF"/>
+          <w:sz w:val="28"/>
+          <w:szCs w:val="28"/>
+          <w:lang w:val="en-US"/>
+        </w:rPr>
+        <w:t xml:space="preserve"> build</w:t>
+      </w:r>
+      <w:r>
+        <w:rPr>
+          <w:rFonts w:ascii="Times New Roman" w:hAnsi="Times New Roman" w:cs="Times New Roman"/>
+          <w:color w:val="2F5496" w:themeColor="accent1" w:themeShade="BF"/>
+          <w:sz w:val="28"/>
+          <w:szCs w:val="28"/>
+          <w:lang w:val="en-US"/>
+        </w:rPr>
+        <w:t>s</w:t>
+      </w:r>
+      <w:r>
+        <w:rPr>
+          <w:rFonts w:ascii="Times New Roman" w:hAnsi="Times New Roman" w:cs="Times New Roman"/>
+          <w:color w:val="2F5496" w:themeColor="accent1" w:themeShade="BF"/>
+          <w:sz w:val="28"/>
+          <w:szCs w:val="28"/>
+          <w:lang w:val="en-US"/>
+        </w:rPr>
+        <w:t xml:space="preserve"> on the </w:t>
       </w:r>
       <w:r>
         <w:rPr>
@@ -7188,7 +8217,47 @@
           <w:szCs w:val="28"/>
           <w:lang w:val="en-US"/>
         </w:rPr>
-        <w:t xml:space="preserve">diversity and n-version programming. N-version programming was introduced in 1978 but is </w:t>
+        <w:t xml:space="preserve">diversity and n-version programming. N-version programming was </w:t>
+      </w:r>
+      <w:r>
+        <w:rPr>
+          <w:rFonts w:ascii="Times New Roman" w:hAnsi="Times New Roman" w:cs="Times New Roman"/>
+          <w:color w:val="2F5496" w:themeColor="accent1" w:themeShade="BF"/>
+          <w:sz w:val="28"/>
+          <w:szCs w:val="28"/>
+          <w:lang w:val="en-US"/>
+        </w:rPr>
+        <w:t xml:space="preserve">already </w:t>
+      </w:r>
+      <w:r>
+        <w:rPr>
+          <w:rFonts w:ascii="Times New Roman" w:hAnsi="Times New Roman" w:cs="Times New Roman"/>
+          <w:color w:val="2F5496" w:themeColor="accent1" w:themeShade="BF"/>
+          <w:sz w:val="28"/>
+          <w:szCs w:val="28"/>
+          <w:lang w:val="en-US"/>
+        </w:rPr>
+        <w:t xml:space="preserve">introduced in 1978 but </w:t>
+      </w:r>
+      <w:r>
+        <w:rPr>
+          <w:rFonts w:ascii="Times New Roman" w:hAnsi="Times New Roman" w:cs="Times New Roman"/>
+          <w:color w:val="2F5496" w:themeColor="accent1" w:themeShade="BF"/>
+          <w:sz w:val="28"/>
+          <w:szCs w:val="28"/>
+          <w:lang w:val="en-US"/>
+        </w:rPr>
+        <w:t xml:space="preserve">and </w:t>
+      </w:r>
+      <w:r>
+        <w:rPr>
+          <w:rFonts w:ascii="Times New Roman" w:hAnsi="Times New Roman" w:cs="Times New Roman"/>
+          <w:color w:val="2F5496" w:themeColor="accent1" w:themeShade="BF"/>
+          <w:sz w:val="28"/>
+          <w:szCs w:val="28"/>
+          <w:lang w:val="en-US"/>
+        </w:rPr>
+        <w:t xml:space="preserve">is </w:t>
       </w:r>
       <w:r>
         <w:rPr>
@@ -7218,17 +8287,27 @@
           <w:szCs w:val="28"/>
           <w:lang w:val="en-US"/>
         </w:rPr>
-        <w:t xml:space="preserve">engineering </w:t>
-      </w:r>
-      <w:r>
-        <w:rPr>
-          <w:rFonts w:ascii="Times New Roman" w:hAnsi="Times New Roman" w:cs="Times New Roman"/>
-          <w:color w:val="2F5496" w:themeColor="accent1" w:themeShade="BF"/>
-          <w:sz w:val="28"/>
-          <w:szCs w:val="28"/>
-          <w:lang w:val="en-US"/>
-        </w:rPr>
-        <w:t>technique still (e.g.</w:t>
+        <w:t>software engineering</w:t>
+      </w:r>
+      <w:r>
+        <w:rPr>
+          <w:rFonts w:ascii="Times New Roman" w:hAnsi="Times New Roman" w:cs="Times New Roman"/>
+          <w:color w:val="2F5496" w:themeColor="accent1" w:themeShade="BF"/>
+          <w:sz w:val="28"/>
+          <w:szCs w:val="28"/>
+          <w:lang w:val="en-US"/>
+        </w:rPr>
+        <w:t xml:space="preserve"> </w:t>
+      </w:r>
+      <w:r>
+        <w:rPr>
+          <w:rFonts w:ascii="Times New Roman" w:hAnsi="Times New Roman" w:cs="Times New Roman"/>
+          <w:color w:val="2F5496" w:themeColor="accent1" w:themeShade="BF"/>
+          <w:sz w:val="28"/>
+          <w:szCs w:val="28"/>
+          <w:lang w:val="en-US"/>
+        </w:rPr>
+        <w:t>technique (e.g.</w:t>
       </w:r>
       <w:r>
         <w:rPr>
@@ -7250,7 +8329,7 @@
         </w:rPr>
         <w:t xml:space="preserve"> see </w:t>
       </w:r>
-      <w:hyperlink r:id="rId6" w:history="1">
+      <w:hyperlink r:id="rId8" w:history="1">
         <w:r>
           <w:rPr>
             <w:rStyle w:val="Hyperlink"/>
@@ -7302,46 +8381,6 @@
           <w:lang w:val="en-US"/>
         </w:rPr>
         <w:t xml:space="preserve"> </w:t>
-      </w:r>
-      <w:r>
-        <w:rPr>
-          <w:rFonts w:ascii="Times New Roman" w:hAnsi="Times New Roman" w:cs="Times New Roman"/>
-          <w:color w:val="2F5496" w:themeColor="accent1" w:themeShade="BF"/>
-          <w:sz w:val="28"/>
-          <w:szCs w:val="28"/>
-          <w:lang w:val="en-US"/>
-        </w:rPr>
-        <w:t>We hope that c</w:t>
-      </w:r>
-      <w:r>
-        <w:rPr>
-          <w:rFonts w:ascii="Times New Roman" w:hAnsi="Times New Roman" w:cs="Times New Roman"/>
-          <w:color w:val="2F5496" w:themeColor="accent1" w:themeShade="BF"/>
-          <w:sz w:val="28"/>
-          <w:szCs w:val="28"/>
-          <w:lang w:val="en-US"/>
-        </w:rPr>
-        <w:t xml:space="preserve">orrectness considerations complement the more established evaluation techniques in bio informatics where software systems are compared indirectly via performance measures on synthetic </w:t>
-      </w:r>
-      <w:r>
-        <w:rPr>
-          <w:rFonts w:ascii="Times New Roman" w:hAnsi="Times New Roman" w:cs="Times New Roman"/>
-          <w:color w:val="2F5496" w:themeColor="accent1" w:themeShade="BF"/>
-          <w:sz w:val="28"/>
-          <w:szCs w:val="28"/>
-          <w:lang w:val="en-US"/>
-        </w:rPr>
-        <w:t xml:space="preserve">data </w:t>
-      </w:r>
-      <w:r>
-        <w:rPr>
-          <w:rFonts w:ascii="Times New Roman" w:hAnsi="Times New Roman" w:cs="Times New Roman"/>
-          <w:color w:val="2F5496" w:themeColor="accent1" w:themeShade="BF"/>
-          <w:sz w:val="28"/>
-          <w:szCs w:val="28"/>
-          <w:lang w:val="en-US"/>
-        </w:rPr>
-        <w:t>or real-world data.</w:t>
       </w:r>
     </w:p>
     <w:p>

--- a/BMCPointByPointRespRev2.docx
+++ b/BMCPointByPointRespRev2.docx
@@ -586,57 +586,7 @@
           <w:szCs w:val="28"/>
           <w:lang w:val="en-US"/>
         </w:rPr>
-        <w:t>Correct – th</w:t>
-      </w:r>
-      <w:r>
-        <w:rPr>
-          <w:rFonts w:ascii="Times New Roman" w:hAnsi="Times New Roman" w:cs="Times New Roman"/>
-          <w:color w:val="2F5496" w:themeColor="accent1" w:themeShade="BF"/>
-          <w:sz w:val="28"/>
-          <w:szCs w:val="28"/>
-          <w:lang w:val="en-US"/>
-        </w:rPr>
-        <w:t xml:space="preserve">is is </w:t>
-      </w:r>
-      <w:r>
-        <w:rPr>
-          <w:rFonts w:ascii="Times New Roman" w:hAnsi="Times New Roman" w:cs="Times New Roman"/>
-          <w:color w:val="2F5496" w:themeColor="accent1" w:themeShade="BF"/>
-          <w:sz w:val="28"/>
-          <w:szCs w:val="28"/>
-          <w:lang w:val="en-US"/>
-        </w:rPr>
-        <w:t xml:space="preserve">also </w:t>
-      </w:r>
-      <w:r>
-        <w:rPr>
-          <w:rFonts w:ascii="Times New Roman" w:hAnsi="Times New Roman" w:cs="Times New Roman"/>
-          <w:color w:val="2F5496" w:themeColor="accent1" w:themeShade="BF"/>
-          <w:sz w:val="28"/>
-          <w:szCs w:val="28"/>
-          <w:lang w:val="en-US"/>
-        </w:rPr>
-        <w:t xml:space="preserve">a highly accurate short summary of </w:t>
-      </w:r>
-      <w:r>
-        <w:rPr>
-          <w:rFonts w:ascii="Times New Roman" w:hAnsi="Times New Roman" w:cs="Times New Roman"/>
-          <w:color w:val="2F5496" w:themeColor="accent1" w:themeShade="BF"/>
-          <w:sz w:val="28"/>
-          <w:szCs w:val="28"/>
-          <w:lang w:val="en-US"/>
-        </w:rPr>
-        <w:t xml:space="preserve">further aspects of </w:t>
-      </w:r>
-      <w:r>
-        <w:rPr>
-          <w:rFonts w:ascii="Times New Roman" w:hAnsi="Times New Roman" w:cs="Times New Roman"/>
-          <w:color w:val="2F5496" w:themeColor="accent1" w:themeShade="BF"/>
-          <w:sz w:val="28"/>
-          <w:szCs w:val="28"/>
-          <w:lang w:val="en-US"/>
-        </w:rPr>
-        <w:t>our contribution.</w:t>
+        <w:t>Correct – this is also a highly accurate short summary of further aspects of our contribution.</w:t>
       </w:r>
     </w:p>
     <w:p>
@@ -1555,17 +1505,7 @@
           <w:szCs w:val="28"/>
           <w:lang w:val="en-US"/>
         </w:rPr>
-        <w:t xml:space="preserve"> as reported in the last paragraph of Section 3.3.1 with regard to the generation of the database tb: “</w:t>
-      </w:r>
-      <w:r>
-        <w:rPr>
-          <w:rFonts w:ascii="Times New Roman" w:hAnsi="Times New Roman" w:cs="Times New Roman"/>
-          <w:color w:val="2F5496" w:themeColor="accent1" w:themeShade="BF"/>
-          <w:sz w:val="28"/>
-          <w:szCs w:val="28"/>
-          <w:lang w:val="en-US"/>
-        </w:rPr>
-        <w:t>On average each stored k-</w:t>
+        <w:t xml:space="preserve"> as reported in the last paragraph of Section 3.3.1 with regard to the generation of the database tb: “On average each stored k-</w:t>
       </w:r>
       <w:proofErr w:type="spellStart"/>
       <w:r>
@@ -1587,27 +1527,7 @@
           <w:szCs w:val="28"/>
           <w:lang w:val="en-US"/>
         </w:rPr>
-        <w:t xml:space="preserve"> occurred 11.2 times in these genomes,</w:t>
-      </w:r>
-      <w:r>
-        <w:rPr>
-          <w:rFonts w:ascii="Times New Roman" w:hAnsi="Times New Roman" w:cs="Times New Roman"/>
-          <w:color w:val="2F5496" w:themeColor="accent1" w:themeShade="BF"/>
-          <w:sz w:val="28"/>
-          <w:szCs w:val="28"/>
-          <w:lang w:val="en-US"/>
-        </w:rPr>
-        <w:t xml:space="preserve"> </w:t>
-      </w:r>
-      <w:r>
-        <w:rPr>
-          <w:rFonts w:ascii="Times New Roman" w:hAnsi="Times New Roman" w:cs="Times New Roman"/>
-          <w:color w:val="2F5496" w:themeColor="accent1" w:themeShade="BF"/>
-          <w:sz w:val="28"/>
-          <w:szCs w:val="28"/>
-          <w:lang w:val="en-US"/>
-        </w:rPr>
-        <w:t xml:space="preserve">as determined by the </w:t>
+        <w:t xml:space="preserve"> occurred 11.2 times in these genomes, as determined by the </w:t>
       </w:r>
       <w:proofErr w:type="spellStart"/>
       <w:r>
@@ -1629,37 +1549,7 @@
           <w:szCs w:val="28"/>
           <w:lang w:val="en-US"/>
         </w:rPr>
-        <w:t xml:space="preserve"> goal </w:t>
-      </w:r>
-      <w:r>
-        <w:rPr>
-          <w:rFonts w:ascii="Times New Roman" w:hAnsi="Times New Roman" w:cs="Times New Roman"/>
-          <w:color w:val="2F5496" w:themeColor="accent1" w:themeShade="BF"/>
-          <w:sz w:val="28"/>
-          <w:szCs w:val="28"/>
-          <w:lang w:val="en-US"/>
-        </w:rPr>
-        <w:t>..</w:t>
-      </w:r>
-      <w:r>
-        <w:rPr>
-          <w:rFonts w:ascii="Times New Roman" w:hAnsi="Times New Roman" w:cs="Times New Roman"/>
-          <w:color w:val="2F5496" w:themeColor="accent1" w:themeShade="BF"/>
-          <w:sz w:val="28"/>
-          <w:szCs w:val="28"/>
-          <w:lang w:val="en-US"/>
-        </w:rPr>
-        <w:t>.</w:t>
-      </w:r>
-      <w:r>
-        <w:rPr>
-          <w:rFonts w:ascii="Times New Roman" w:hAnsi="Times New Roman" w:cs="Times New Roman"/>
-          <w:color w:val="2F5496" w:themeColor="accent1" w:themeShade="BF"/>
-          <w:sz w:val="28"/>
-          <w:szCs w:val="28"/>
-          <w:lang w:val="en-US"/>
-        </w:rPr>
-        <w:t>”</w:t>
+        <w:t xml:space="preserve"> goal ...”</w:t>
       </w:r>
       <w:r>
         <w:rPr>
@@ -1771,47 +1661,17 @@
           <w:szCs w:val="28"/>
           <w:lang w:val="en-US"/>
         </w:rPr>
-        <w:t xml:space="preserve"> up in the database is required to allocate the exact number of main memory necessary to fill the database (also briefly explained in </w:t>
-      </w:r>
-      <w:r>
-        <w:rPr>
-          <w:rFonts w:ascii="Times New Roman" w:hAnsi="Times New Roman" w:cs="Times New Roman"/>
-          <w:color w:val="2F5496" w:themeColor="accent1" w:themeShade="BF"/>
-          <w:sz w:val="28"/>
-          <w:szCs w:val="28"/>
-          <w:lang w:val="en-US"/>
-        </w:rPr>
-        <w:t>Section 2.2’s Table 1</w:t>
-      </w:r>
-      <w:r>
-        <w:rPr>
-          <w:rFonts w:ascii="Times New Roman" w:hAnsi="Times New Roman" w:cs="Times New Roman"/>
-          <w:color w:val="2F5496" w:themeColor="accent1" w:themeShade="BF"/>
-          <w:sz w:val="28"/>
-          <w:szCs w:val="28"/>
-          <w:lang w:val="en-US"/>
-        </w:rPr>
-        <w:t>).</w:t>
-      </w:r>
-      <w:r>
-        <w:rPr>
-          <w:rFonts w:ascii="Times New Roman" w:hAnsi="Times New Roman" w:cs="Times New Roman"/>
-          <w:color w:val="2F5496" w:themeColor="accent1" w:themeShade="BF"/>
-          <w:sz w:val="28"/>
-          <w:szCs w:val="28"/>
-          <w:lang w:val="en-US"/>
-        </w:rPr>
-        <w:t xml:space="preserve"> </w:t>
-      </w:r>
-      <w:r>
-        <w:rPr>
-          <w:rFonts w:ascii="Times New Roman" w:hAnsi="Times New Roman" w:cs="Times New Roman"/>
-          <w:color w:val="2F5496" w:themeColor="accent1" w:themeShade="BF"/>
-          <w:sz w:val="28"/>
-          <w:szCs w:val="28"/>
-          <w:lang w:val="en-US"/>
-        </w:rPr>
-        <w:t xml:space="preserve">Note that this </w:t>
+        <w:t xml:space="preserve"> up in the database is required to allocate the exact number of main memory necessary to fill the database (also briefly explained in Section 2.2’s Table 1).</w:t>
+      </w:r>
+      <w:r>
+        <w:rPr>
+          <w:rFonts w:ascii="Times New Roman" w:hAnsi="Times New Roman" w:cs="Times New Roman"/>
+          <w:color w:val="2F5496" w:themeColor="accent1" w:themeShade="BF"/>
+          <w:sz w:val="28"/>
+          <w:szCs w:val="28"/>
+          <w:lang w:val="en-US"/>
+        </w:rPr>
+        <w:t xml:space="preserve"> Note that this </w:t>
       </w:r>
       <w:r>
         <w:rPr>
@@ -1831,27 +1691,7 @@
           <w:szCs w:val="28"/>
           <w:lang w:val="en-US"/>
         </w:rPr>
-        <w:t>Bloom filter is drop</w:t>
-      </w:r>
-      <w:r>
-        <w:rPr>
-          <w:rFonts w:ascii="Times New Roman" w:hAnsi="Times New Roman" w:cs="Times New Roman"/>
-          <w:color w:val="2F5496" w:themeColor="accent1" w:themeShade="BF"/>
-          <w:sz w:val="28"/>
-          <w:szCs w:val="28"/>
-          <w:lang w:val="en-US"/>
-        </w:rPr>
-        <w:t>p</w:t>
-      </w:r>
-      <w:r>
-        <w:rPr>
-          <w:rFonts w:ascii="Times New Roman" w:hAnsi="Times New Roman" w:cs="Times New Roman"/>
-          <w:color w:val="2F5496" w:themeColor="accent1" w:themeShade="BF"/>
-          <w:sz w:val="28"/>
-          <w:szCs w:val="28"/>
-          <w:lang w:val="en-US"/>
-        </w:rPr>
-        <w:t>ed after</w:t>
+        <w:t>Bloom filter is dropped after</w:t>
       </w:r>
       <w:r>
         <w:rPr>
@@ -1903,17 +1743,7 @@
           <w:szCs w:val="28"/>
           <w:lang w:val="en-US"/>
         </w:rPr>
-        <w:t>” has completed.</w:t>
-      </w:r>
-      <w:r>
-        <w:rPr>
-          <w:rFonts w:ascii="Times New Roman" w:hAnsi="Times New Roman" w:cs="Times New Roman"/>
-          <w:color w:val="2F5496" w:themeColor="accent1" w:themeShade="BF"/>
-          <w:sz w:val="28"/>
-          <w:szCs w:val="28"/>
-          <w:lang w:val="en-US"/>
-        </w:rPr>
-        <w:t xml:space="preserve"> The only result needed from it, is the deduplicated number of k-</w:t>
+        <w:t>” has completed. The only result needed from it, is the deduplicated number of k-</w:t>
       </w:r>
       <w:proofErr w:type="spellStart"/>
       <w:r>
@@ -3091,17 +2921,7 @@
           <w:szCs w:val="28"/>
           <w:lang w:val="en-US"/>
         </w:rPr>
-        <w:t xml:space="preserve"> This is because i</w:t>
-      </w:r>
-      <w:r>
-        <w:rPr>
-          <w:rFonts w:ascii="Times New Roman" w:hAnsi="Times New Roman" w:cs="Times New Roman"/>
-          <w:color w:val="2F5496" w:themeColor="accent1" w:themeShade="BF"/>
-          <w:sz w:val="28"/>
-          <w:szCs w:val="28"/>
-          <w:lang w:val="en-US"/>
-        </w:rPr>
-        <w:t xml:space="preserve">n practice, during read analysis, many </w:t>
+        <w:t xml:space="preserve"> This is because in practice, during read analysis, many </w:t>
       </w:r>
       <w:r>
         <w:rPr>
@@ -3163,17 +2983,7 @@
           <w:szCs w:val="28"/>
           <w:lang w:val="en-US"/>
         </w:rPr>
-        <w:t>not stored in the database.</w:t>
-      </w:r>
-      <w:r>
-        <w:rPr>
-          <w:rFonts w:ascii="Times New Roman" w:hAnsi="Times New Roman" w:cs="Times New Roman"/>
-          <w:color w:val="2F5496" w:themeColor="accent1" w:themeShade="BF"/>
-          <w:sz w:val="28"/>
-          <w:szCs w:val="28"/>
-          <w:lang w:val="en-US"/>
-        </w:rPr>
-        <w:t xml:space="preserve"> For example</w:t>
+        <w:t>not stored in the database. For example</w:t>
       </w:r>
       <w:r>
         <w:rPr>
@@ -4717,7 +4527,7 @@
           <w:szCs w:val="28"/>
           <w:lang w:val="en-US"/>
         </w:rPr>
-        <w:t xml:space="preserve">would reduce the memory of the accompanying Bloom filter by just about </w:t>
+        <w:t xml:space="preserve">would reduce the memory of the accompanying Bloom filter by about </w:t>
       </w:r>
       <w:r>
         <w:rPr>
@@ -4987,27 +4797,35 @@
         </w:rPr>
         <w:t xml:space="preserve">loom </w:t>
       </w:r>
-      <w:proofErr w:type="gramStart"/>
-      <w:r>
-        <w:rPr>
-          <w:rFonts w:ascii="Times New Roman" w:hAnsi="Times New Roman" w:cs="Times New Roman"/>
-          <w:color w:val="2F5496" w:themeColor="accent1" w:themeShade="BF"/>
-          <w:sz w:val="28"/>
-          <w:szCs w:val="28"/>
-          <w:lang w:val="en-US"/>
-        </w:rPr>
-        <w:t>performs</w:t>
-      </w:r>
-      <w:proofErr w:type="gramEnd"/>
-      <w:r>
-        <w:rPr>
-          <w:rFonts w:ascii="Times New Roman" w:hAnsi="Times New Roman" w:cs="Times New Roman"/>
-          <w:color w:val="2F5496" w:themeColor="accent1" w:themeShade="BF"/>
-          <w:sz w:val="28"/>
-          <w:szCs w:val="28"/>
-          <w:lang w:val="en-US"/>
-        </w:rPr>
-        <w:t xml:space="preserve"> extremely well</w:t>
+      <w:r>
+        <w:rPr>
+          <w:rFonts w:ascii="Times New Roman" w:hAnsi="Times New Roman" w:cs="Times New Roman"/>
+          <w:color w:val="2F5496" w:themeColor="accent1" w:themeShade="BF"/>
+          <w:sz w:val="28"/>
+          <w:szCs w:val="28"/>
+          <w:lang w:val="en-US"/>
+        </w:rPr>
+        <w:t xml:space="preserve">filter </w:t>
+      </w:r>
+      <w:r>
+        <w:rPr>
+          <w:rFonts w:ascii="Times New Roman" w:hAnsi="Times New Roman" w:cs="Times New Roman"/>
+          <w:color w:val="2F5496" w:themeColor="accent1" w:themeShade="BF"/>
+          <w:sz w:val="28"/>
+          <w:szCs w:val="28"/>
+          <w:lang w:val="en-US"/>
+        </w:rPr>
+        <w:t>performs extremely well</w:t>
+      </w:r>
+      <w:r>
+        <w:rPr>
+          <w:rFonts w:ascii="Times New Roman" w:hAnsi="Times New Roman" w:cs="Times New Roman"/>
+          <w:color w:val="2F5496" w:themeColor="accent1" w:themeShade="BF"/>
+          <w:sz w:val="28"/>
+          <w:szCs w:val="28"/>
+          <w:lang w:val="en-US"/>
+        </w:rPr>
+        <w:t xml:space="preserve"> in this respect</w:t>
       </w:r>
       <w:r>
         <w:rPr>
@@ -5110,7 +4928,27 @@
           <w:szCs w:val="28"/>
           <w:lang w:val="en-US"/>
         </w:rPr>
-        <w:t xml:space="preserve">on future work with regard other filter implementations in </w:t>
+        <w:t xml:space="preserve">on future work with regard </w:t>
+      </w:r>
+      <w:r>
+        <w:rPr>
+          <w:rFonts w:ascii="Times New Roman" w:hAnsi="Times New Roman" w:cs="Times New Roman"/>
+          <w:color w:val="2F5496" w:themeColor="accent1" w:themeShade="BF"/>
+          <w:sz w:val="28"/>
+          <w:szCs w:val="28"/>
+          <w:lang w:val="en-US"/>
+        </w:rPr>
+        <w:t xml:space="preserve">to </w:t>
+      </w:r>
+      <w:r>
+        <w:rPr>
+          <w:rFonts w:ascii="Times New Roman" w:hAnsi="Times New Roman" w:cs="Times New Roman"/>
+          <w:color w:val="2F5496" w:themeColor="accent1" w:themeShade="BF"/>
+          <w:sz w:val="28"/>
+          <w:szCs w:val="28"/>
+          <w:lang w:val="en-US"/>
+        </w:rPr>
+        <w:t xml:space="preserve">other filter implementations in </w:t>
       </w:r>
       <w:proofErr w:type="spellStart"/>
       <w:r>
@@ -5133,6 +4971,38 @@
           <w:lang w:val="en-US"/>
         </w:rPr>
         <w:t xml:space="preserve"> for 3) and 4) from above.</w:t>
+      </w:r>
+      <w:r>
+        <w:rPr>
+          <w:rFonts w:ascii="Times New Roman" w:hAnsi="Times New Roman" w:cs="Times New Roman"/>
+          <w:color w:val="2F5496" w:themeColor="accent1" w:themeShade="BF"/>
+          <w:sz w:val="28"/>
+          <w:szCs w:val="28"/>
+          <w:lang w:val="en-US"/>
+        </w:rPr>
+        <w:t xml:space="preserve"> (In particular we consider the Blocked Bloom filter as an alternative for future improvements of </w:t>
+      </w:r>
+      <w:proofErr w:type="spellStart"/>
+      <w:r>
+        <w:rPr>
+          <w:rFonts w:ascii="Times New Roman" w:hAnsi="Times New Roman" w:cs="Times New Roman"/>
+          <w:color w:val="2F5496" w:themeColor="accent1" w:themeShade="BF"/>
+          <w:sz w:val="28"/>
+          <w:szCs w:val="28"/>
+          <w:lang w:val="en-US"/>
+        </w:rPr>
+        <w:t>Genestrip</w:t>
+      </w:r>
+      <w:proofErr w:type="spellEnd"/>
+      <w:r>
+        <w:rPr>
+          <w:rFonts w:ascii="Times New Roman" w:hAnsi="Times New Roman" w:cs="Times New Roman"/>
+          <w:color w:val="2F5496" w:themeColor="accent1" w:themeShade="BF"/>
+          <w:sz w:val="28"/>
+          <w:szCs w:val="28"/>
+          <w:lang w:val="en-US"/>
+        </w:rPr>
+        <w:t>.)</w:t>
       </w:r>
     </w:p>
     <w:p>
@@ -5848,47 +5718,7 @@
           <w:szCs w:val="28"/>
           <w:lang w:val="en-US"/>
         </w:rPr>
-        <w:t xml:space="preserve"> </w:t>
-      </w:r>
-      <w:r>
-        <w:rPr>
-          <w:rFonts w:ascii="Times New Roman" w:hAnsi="Times New Roman" w:cs="Times New Roman"/>
-          <w:color w:val="2F5496" w:themeColor="accent1" w:themeShade="BF"/>
-          <w:sz w:val="28"/>
-          <w:szCs w:val="28"/>
-          <w:lang w:val="en-US"/>
-        </w:rPr>
-        <w:t xml:space="preserve">Thank you bringing this </w:t>
-      </w:r>
-      <w:r>
-        <w:rPr>
-          <w:rFonts w:ascii="Times New Roman" w:hAnsi="Times New Roman" w:cs="Times New Roman"/>
-          <w:color w:val="2F5496" w:themeColor="accent1" w:themeShade="BF"/>
-          <w:sz w:val="28"/>
-          <w:szCs w:val="28"/>
-          <w:lang w:val="en-US"/>
-        </w:rPr>
-        <w:t>even more</w:t>
-      </w:r>
-      <w:r>
-        <w:rPr>
-          <w:rFonts w:ascii="Times New Roman" w:hAnsi="Times New Roman" w:cs="Times New Roman"/>
-          <w:color w:val="2F5496" w:themeColor="accent1" w:themeShade="BF"/>
-          <w:sz w:val="28"/>
-          <w:szCs w:val="28"/>
-          <w:lang w:val="en-US"/>
-        </w:rPr>
-        <w:t xml:space="preserve"> recent filter to our attention.</w:t>
-      </w:r>
-      <w:r>
-        <w:rPr>
-          <w:rFonts w:ascii="Times New Roman" w:hAnsi="Times New Roman" w:cs="Times New Roman"/>
-          <w:color w:val="2F5496" w:themeColor="accent1" w:themeShade="BF"/>
-          <w:sz w:val="28"/>
-          <w:szCs w:val="28"/>
-          <w:lang w:val="en-US"/>
-        </w:rPr>
-        <w:t xml:space="preserve"> </w:t>
+        <w:t xml:space="preserve"> Thank you bringing this even more recent filter to our attention. </w:t>
       </w:r>
       <w:r>
         <w:rPr>
@@ -6493,17 +6323,57 @@
           <w:szCs w:val="28"/>
           <w:lang w:val="en-US"/>
         </w:rPr>
-        <w:t xml:space="preserve"> “Experiments” </w:t>
-      </w:r>
-      <w:r>
-        <w:rPr>
-          <w:rFonts w:ascii="Times New Roman" w:hAnsi="Times New Roman" w:cs="Times New Roman"/>
-          <w:color w:val="2F5496" w:themeColor="accent1" w:themeShade="BF"/>
-          <w:sz w:val="28"/>
-          <w:szCs w:val="28"/>
-          <w:lang w:val="en-US"/>
-        </w:rPr>
-        <w:t>from</w:t>
+        <w:t xml:space="preserve"> “Experiments” from </w:t>
+      </w:r>
+      <w:r>
+        <w:rPr>
+          <w:rFonts w:ascii="Times New Roman" w:hAnsi="Times New Roman" w:cs="Times New Roman"/>
+          <w:color w:val="2F5496" w:themeColor="accent1" w:themeShade="BF"/>
+          <w:sz w:val="28"/>
+          <w:szCs w:val="28"/>
+          <w:lang w:val="en-US"/>
+        </w:rPr>
+        <w:t>“</w:t>
+      </w:r>
+      <w:r>
+        <w:rPr>
+          <w:rFonts w:ascii="Times New Roman" w:hAnsi="Times New Roman" w:cs="Times New Roman"/>
+          <w:color w:val="2F5496" w:themeColor="accent1" w:themeShade="BF"/>
+          <w:sz w:val="28"/>
+          <w:szCs w:val="28"/>
+          <w:lang w:val="en-US"/>
+        </w:rPr>
+        <w:t>https://arxiv.org/pdf/1912.08258</w:t>
+      </w:r>
+      <w:r>
+        <w:rPr>
+          <w:rFonts w:ascii="Times New Roman" w:hAnsi="Times New Roman" w:cs="Times New Roman"/>
+          <w:color w:val="2F5496" w:themeColor="accent1" w:themeShade="BF"/>
+          <w:sz w:val="28"/>
+          <w:szCs w:val="28"/>
+          <w:lang w:val="en-US"/>
+        </w:rPr>
+        <w:t>”</w:t>
+      </w:r>
+      <w:r>
+        <w:rPr>
+          <w:rFonts w:ascii="Times New Roman" w:hAnsi="Times New Roman" w:cs="Times New Roman"/>
+          <w:color w:val="2F5496" w:themeColor="accent1" w:themeShade="BF"/>
+          <w:sz w:val="28"/>
+          <w:szCs w:val="28"/>
+          <w:lang w:val="en-US"/>
+        </w:rPr>
+        <w:t xml:space="preserve"> is </w:t>
+      </w:r>
+      <w:r>
+        <w:rPr>
+          <w:rFonts w:ascii="Times New Roman" w:hAnsi="Times New Roman" w:cs="Times New Roman"/>
+          <w:color w:val="2F5496" w:themeColor="accent1" w:themeShade="BF"/>
+          <w:sz w:val="28"/>
+          <w:szCs w:val="28"/>
+          <w:lang w:val="en-US"/>
+        </w:rPr>
+        <w:t>similar</w:t>
       </w:r>
       <w:r>
         <w:rPr>
@@ -6523,6 +6393,66 @@
           <w:szCs w:val="28"/>
           <w:lang w:val="en-US"/>
         </w:rPr>
+        <w:t xml:space="preserve">enough </w:t>
+      </w:r>
+      <w:r>
+        <w:rPr>
+          <w:rFonts w:ascii="Times New Roman" w:hAnsi="Times New Roman" w:cs="Times New Roman"/>
+          <w:color w:val="2F5496" w:themeColor="accent1" w:themeShade="BF"/>
+          <w:sz w:val="28"/>
+          <w:szCs w:val="28"/>
+          <w:lang w:val="en-US"/>
+        </w:rPr>
+        <w:t>to ours that we do not consider it worthwhile anymore to present our particular hash function.</w:t>
+      </w:r>
+      <w:r>
+        <w:rPr>
+          <w:rFonts w:ascii="Times New Roman" w:hAnsi="Times New Roman" w:cs="Times New Roman"/>
+          <w:color w:val="2F5496" w:themeColor="accent1" w:themeShade="BF"/>
+          <w:sz w:val="28"/>
+          <w:szCs w:val="28"/>
+          <w:lang w:val="en-US"/>
+        </w:rPr>
+        <w:t xml:space="preserve"> (</w:t>
+      </w:r>
+      <w:r>
+        <w:rPr>
+          <w:rFonts w:ascii="Times New Roman" w:hAnsi="Times New Roman" w:cs="Times New Roman"/>
+          <w:color w:val="2F5496" w:themeColor="accent1" w:themeShade="BF"/>
+          <w:sz w:val="28"/>
+          <w:szCs w:val="28"/>
+          <w:lang w:val="en-US"/>
+        </w:rPr>
+        <w:t>F</w:t>
+      </w:r>
+      <w:r>
+        <w:rPr>
+          <w:rFonts w:ascii="Times New Roman" w:hAnsi="Times New Roman" w:cs="Times New Roman"/>
+          <w:color w:val="2F5496" w:themeColor="accent1" w:themeShade="BF"/>
+          <w:sz w:val="28"/>
+          <w:szCs w:val="28"/>
+          <w:lang w:val="en-US"/>
+        </w:rPr>
+        <w:t xml:space="preserve">or a good reason, the hash function </w:t>
+      </w:r>
+      <w:r>
+        <w:rPr>
+          <w:rFonts w:ascii="Times New Roman" w:hAnsi="Times New Roman" w:cs="Times New Roman"/>
+          <w:color w:val="2F5496" w:themeColor="accent1" w:themeShade="BF"/>
+          <w:sz w:val="28"/>
+          <w:szCs w:val="28"/>
+          <w:lang w:val="en-US"/>
+        </w:rPr>
+        <w:t xml:space="preserve">from </w:t>
+      </w:r>
+      <w:r>
+        <w:rPr>
+          <w:rFonts w:ascii="Times New Roman" w:hAnsi="Times New Roman" w:cs="Times New Roman"/>
+          <w:color w:val="2F5496" w:themeColor="accent1" w:themeShade="BF"/>
+          <w:sz w:val="28"/>
+          <w:szCs w:val="28"/>
+          <w:lang w:val="en-US"/>
+        </w:rPr>
         <w:t>“</w:t>
       </w:r>
       <w:r>
@@ -6553,34 +6483,24 @@
           <w:szCs w:val="28"/>
           <w:lang w:val="en-US"/>
         </w:rPr>
-        <w:t xml:space="preserve"> is so </w:t>
-      </w:r>
-      <w:r>
-        <w:rPr>
-          <w:rFonts w:ascii="Times New Roman" w:hAnsi="Times New Roman" w:cs="Times New Roman"/>
-          <w:color w:val="2F5496" w:themeColor="accent1" w:themeShade="BF"/>
-          <w:sz w:val="28"/>
-          <w:szCs w:val="28"/>
-          <w:lang w:val="en-US"/>
-        </w:rPr>
-        <w:t>similar</w:t>
-      </w:r>
-      <w:r>
-        <w:rPr>
-          <w:rFonts w:ascii="Times New Roman" w:hAnsi="Times New Roman" w:cs="Times New Roman"/>
-          <w:color w:val="2F5496" w:themeColor="accent1" w:themeShade="BF"/>
-          <w:sz w:val="28"/>
-          <w:szCs w:val="28"/>
-          <w:lang w:val="en-US"/>
-        </w:rPr>
-        <w:t xml:space="preserve"> to ours that we do not consider it worthwhile anymore to present our particular hash function.</w:t>
+        <w:t xml:space="preserve"> </w:t>
+      </w:r>
+      <w:r>
+        <w:rPr>
+          <w:rFonts w:ascii="Times New Roman" w:hAnsi="Times New Roman" w:cs="Times New Roman"/>
+          <w:color w:val="2F5496" w:themeColor="accent1" w:themeShade="BF"/>
+          <w:sz w:val="28"/>
+          <w:szCs w:val="28"/>
+          <w:lang w:val="en-US"/>
+        </w:rPr>
+        <w:t>does not include a modulo operation but just the pure hash computation.)</w:t>
       </w:r>
     </w:p>
     <w:p>
       <w:pPr>
         <w:rPr>
           <w:rFonts w:ascii="Times New Roman" w:hAnsi="Times New Roman" w:cs="Times New Roman"/>
-          <w:color w:val="4472C4" w:themeColor="accent1"/>
+          <w:color w:val="2F5496" w:themeColor="accent1" w:themeShade="BF"/>
           <w:sz w:val="28"/>
           <w:szCs w:val="28"/>
           <w:lang w:val="en-US"/>
@@ -6589,43 +6509,111 @@
       <w:r>
         <w:rPr>
           <w:rFonts w:ascii="Times New Roman" w:hAnsi="Times New Roman" w:cs="Times New Roman"/>
-          <w:b/>
-          <w:bCs/>
-          <w:color w:val="2F5496" w:themeColor="accent1" w:themeShade="BF"/>
-          <w:sz w:val="28"/>
-          <w:szCs w:val="28"/>
-          <w:lang w:val="en-US"/>
-        </w:rPr>
-        <w:t>Action:</w:t>
-      </w:r>
-      <w:r>
-        <w:rPr>
-          <w:rFonts w:ascii="Times New Roman" w:hAnsi="Times New Roman" w:cs="Times New Roman"/>
-          <w:b/>
-          <w:bCs/>
-          <w:color w:val="2F5496" w:themeColor="accent1" w:themeShade="BF"/>
-          <w:sz w:val="28"/>
-          <w:szCs w:val="28"/>
-          <w:lang w:val="en-US"/>
-        </w:rPr>
-        <w:t xml:space="preserve"> </w:t>
-      </w:r>
-      <w:r>
-        <w:rPr>
-          <w:rFonts w:ascii="Times New Roman" w:hAnsi="Times New Roman" w:cs="Times New Roman"/>
-          <w:color w:val="2F5496" w:themeColor="accent1" w:themeShade="BF"/>
-          <w:sz w:val="28"/>
-          <w:szCs w:val="28"/>
-          <w:lang w:val="en-US"/>
-        </w:rPr>
-        <w:t xml:space="preserve">We dropped the paragraphs 2 and 3 from Section 2.3 in favor of a compact but generalized discussion of probabilistic filters. </w:t>
+          <w:color w:val="2F5496" w:themeColor="accent1" w:themeShade="BF"/>
+          <w:sz w:val="28"/>
+          <w:szCs w:val="28"/>
+          <w:lang w:val="en-US"/>
+        </w:rPr>
+        <w:t>F</w:t>
+      </w:r>
+      <w:r>
+        <w:rPr>
+          <w:rFonts w:ascii="Times New Roman" w:hAnsi="Times New Roman" w:cs="Times New Roman"/>
+          <w:color w:val="2F5496" w:themeColor="accent1" w:themeShade="BF"/>
+          <w:sz w:val="28"/>
+          <w:szCs w:val="28"/>
+          <w:lang w:val="en-US"/>
+        </w:rPr>
+        <w:t xml:space="preserve">or your additional information: </w:t>
+      </w:r>
+      <w:r>
+        <w:rPr>
+          <w:rFonts w:ascii="Times New Roman" w:hAnsi="Times New Roman" w:cs="Times New Roman"/>
+          <w:color w:val="2F5496" w:themeColor="accent1" w:themeShade="BF"/>
+          <w:sz w:val="28"/>
+          <w:szCs w:val="28"/>
+          <w:lang w:val="en-US"/>
+        </w:rPr>
+        <w:t xml:space="preserve">The XOR hash method explained in </w:t>
+      </w:r>
+      <w:r>
+        <w:rPr>
+          <w:rFonts w:ascii="Times New Roman" w:hAnsi="Times New Roman" w:cs="Times New Roman"/>
+          <w:color w:val="2F5496" w:themeColor="accent1" w:themeShade="BF"/>
+          <w:sz w:val="28"/>
+          <w:szCs w:val="28"/>
+          <w:lang w:val="en-US"/>
+        </w:rPr>
+        <w:t>our</w:t>
+      </w:r>
+      <w:r>
+        <w:rPr>
+          <w:rFonts w:ascii="Times New Roman" w:hAnsi="Times New Roman" w:cs="Times New Roman"/>
+          <w:color w:val="2F5496" w:themeColor="accent1" w:themeShade="BF"/>
+          <w:sz w:val="28"/>
+          <w:szCs w:val="28"/>
+          <w:lang w:val="en-US"/>
+        </w:rPr>
+        <w:t xml:space="preserve"> paper indeed keeps the filter’s false positive rate close to the theoretical optimum. </w:t>
+      </w:r>
+      <w:r>
+        <w:rPr>
+          <w:rFonts w:ascii="Times New Roman" w:hAnsi="Times New Roman" w:cs="Times New Roman"/>
+          <w:color w:val="2F5496" w:themeColor="accent1" w:themeShade="BF"/>
+          <w:sz w:val="28"/>
+          <w:szCs w:val="28"/>
+          <w:lang w:val="en-US"/>
+        </w:rPr>
+        <w:t>We actually tried several hash functions and measured the error, i.e. how far the filter’s measured false positive rate deviated from the theoretical expectation via a programmed test case. To do so, we averaged the resulting error over many randomly generated (uniformly distributed) k-</w:t>
+      </w:r>
+      <w:proofErr w:type="spellStart"/>
+      <w:r>
+        <w:rPr>
+          <w:rFonts w:ascii="Times New Roman" w:hAnsi="Times New Roman" w:cs="Times New Roman"/>
+          <w:color w:val="2F5496" w:themeColor="accent1" w:themeShade="BF"/>
+          <w:sz w:val="28"/>
+          <w:szCs w:val="28"/>
+          <w:lang w:val="en-US"/>
+        </w:rPr>
+        <w:t>mers</w:t>
+      </w:r>
+      <w:proofErr w:type="spellEnd"/>
+      <w:r>
+        <w:rPr>
+          <w:rFonts w:ascii="Times New Roman" w:hAnsi="Times New Roman" w:cs="Times New Roman"/>
+          <w:color w:val="2F5496" w:themeColor="accent1" w:themeShade="BF"/>
+          <w:sz w:val="28"/>
+          <w:szCs w:val="28"/>
+          <w:lang w:val="en-US"/>
+        </w:rPr>
+        <w:t>. The implemented test is found under “</w:t>
+      </w:r>
+      <w:r>
+        <w:rPr>
+          <w:rFonts w:ascii="Times New Roman" w:hAnsi="Times New Roman" w:cs="Times New Roman"/>
+          <w:color w:val="2F5496" w:themeColor="accent1" w:themeShade="BF"/>
+          <w:sz w:val="28"/>
+          <w:szCs w:val="28"/>
+          <w:lang w:val="en-US"/>
+        </w:rPr>
+        <w:t>https://github.com/pfeiferd/genestrip/blob/master/src/test/java/org/metagene/genestrip/bloom/KMerBloomFilterTest.java</w:t>
+      </w:r>
+      <w:r>
+        <w:rPr>
+          <w:rFonts w:ascii="Times New Roman" w:hAnsi="Times New Roman" w:cs="Times New Roman"/>
+          <w:color w:val="2F5496" w:themeColor="accent1" w:themeShade="BF"/>
+          <w:sz w:val="28"/>
+          <w:szCs w:val="28"/>
+          <w:lang w:val="en-US"/>
+        </w:rPr>
+        <w:t>”.</w:t>
       </w:r>
     </w:p>
     <w:p>
       <w:pPr>
         <w:rPr>
           <w:rFonts w:ascii="Times New Roman" w:hAnsi="Times New Roman" w:cs="Times New Roman"/>
-          <w:color w:val="2F5496" w:themeColor="accent1" w:themeShade="BF"/>
+          <w:color w:val="4472C4" w:themeColor="accent1"/>
           <w:sz w:val="28"/>
           <w:szCs w:val="28"/>
           <w:lang w:val="en-US"/>
@@ -6634,19 +6622,114 @@
       <w:r>
         <w:rPr>
           <w:rFonts w:ascii="Times New Roman" w:hAnsi="Times New Roman" w:cs="Times New Roman"/>
-          <w:color w:val="2F5496" w:themeColor="accent1" w:themeShade="BF"/>
-          <w:sz w:val="28"/>
-          <w:szCs w:val="28"/>
-          <w:lang w:val="en-US"/>
-        </w:rPr>
-        <w:t>-- OR --</w:t>
+          <w:b/>
+          <w:bCs/>
+          <w:color w:val="2F5496" w:themeColor="accent1" w:themeShade="BF"/>
+          <w:sz w:val="28"/>
+          <w:szCs w:val="28"/>
+          <w:lang w:val="en-US"/>
+        </w:rPr>
+        <w:t>Action:</w:t>
+      </w:r>
+      <w:r>
+        <w:rPr>
+          <w:rFonts w:ascii="Times New Roman" w:hAnsi="Times New Roman" w:cs="Times New Roman"/>
+          <w:b/>
+          <w:bCs/>
+          <w:color w:val="2F5496" w:themeColor="accent1" w:themeShade="BF"/>
+          <w:sz w:val="28"/>
+          <w:szCs w:val="28"/>
+          <w:lang w:val="en-US"/>
+        </w:rPr>
+        <w:t xml:space="preserve"> </w:t>
+      </w:r>
+      <w:r>
+        <w:rPr>
+          <w:rFonts w:ascii="Times New Roman" w:hAnsi="Times New Roman" w:cs="Times New Roman"/>
+          <w:color w:val="2F5496" w:themeColor="accent1" w:themeShade="BF"/>
+          <w:sz w:val="28"/>
+          <w:szCs w:val="28"/>
+          <w:lang w:val="en-US"/>
+        </w:rPr>
+        <w:t>We dropped the paragraphs 2 and 3 from Section 2.3 in favor of a compact discussion o</w:t>
+      </w:r>
+      <w:r>
+        <w:rPr>
+          <w:rFonts w:ascii="Times New Roman" w:hAnsi="Times New Roman" w:cs="Times New Roman"/>
+          <w:color w:val="2F5496" w:themeColor="accent1" w:themeShade="BF"/>
+          <w:sz w:val="28"/>
+          <w:szCs w:val="28"/>
+          <w:lang w:val="en-US"/>
+        </w:rPr>
+        <w:t>n the usage</w:t>
+      </w:r>
+      <w:r>
+        <w:rPr>
+          <w:rFonts w:ascii="Times New Roman" w:hAnsi="Times New Roman" w:cs="Times New Roman"/>
+          <w:color w:val="2F5496" w:themeColor="accent1" w:themeShade="BF"/>
+          <w:sz w:val="28"/>
+          <w:szCs w:val="28"/>
+          <w:lang w:val="en-US"/>
+        </w:rPr>
+        <w:t xml:space="preserve"> </w:t>
+      </w:r>
+      <w:r>
+        <w:rPr>
+          <w:rFonts w:ascii="Times New Roman" w:hAnsi="Times New Roman" w:cs="Times New Roman"/>
+          <w:color w:val="2F5496" w:themeColor="accent1" w:themeShade="BF"/>
+          <w:sz w:val="28"/>
+          <w:szCs w:val="28"/>
+          <w:lang w:val="en-US"/>
+        </w:rPr>
+        <w:t xml:space="preserve">of </w:t>
+      </w:r>
+      <w:r>
+        <w:rPr>
+          <w:rFonts w:ascii="Times New Roman" w:hAnsi="Times New Roman" w:cs="Times New Roman"/>
+          <w:color w:val="2F5496" w:themeColor="accent1" w:themeShade="BF"/>
+          <w:sz w:val="28"/>
+          <w:szCs w:val="28"/>
+          <w:lang w:val="en-US"/>
+        </w:rPr>
+        <w:t>probabilistic filters</w:t>
+      </w:r>
+      <w:r>
+        <w:rPr>
+          <w:rFonts w:ascii="Times New Roman" w:hAnsi="Times New Roman" w:cs="Times New Roman"/>
+          <w:color w:val="2F5496" w:themeColor="accent1" w:themeShade="BF"/>
+          <w:sz w:val="28"/>
+          <w:szCs w:val="28"/>
+          <w:lang w:val="en-US"/>
+        </w:rPr>
+        <w:t xml:space="preserve"> in </w:t>
+      </w:r>
+      <w:proofErr w:type="spellStart"/>
+      <w:r>
+        <w:rPr>
+          <w:rFonts w:ascii="Times New Roman" w:hAnsi="Times New Roman" w:cs="Times New Roman"/>
+          <w:color w:val="2F5496" w:themeColor="accent1" w:themeShade="BF"/>
+          <w:sz w:val="28"/>
+          <w:szCs w:val="28"/>
+          <w:lang w:val="en-US"/>
+        </w:rPr>
+        <w:t>Genestrip</w:t>
+      </w:r>
+      <w:proofErr w:type="spellEnd"/>
+      <w:r>
+        <w:rPr>
+          <w:rFonts w:ascii="Times New Roman" w:hAnsi="Times New Roman" w:cs="Times New Roman"/>
+          <w:color w:val="2F5496" w:themeColor="accent1" w:themeShade="BF"/>
+          <w:sz w:val="28"/>
+          <w:szCs w:val="28"/>
+          <w:lang w:val="en-US"/>
+        </w:rPr>
+        <w:t xml:space="preserve">. </w:t>
       </w:r>
     </w:p>
     <w:p>
       <w:pPr>
         <w:rPr>
           <w:rFonts w:ascii="Times New Roman" w:hAnsi="Times New Roman" w:cs="Times New Roman"/>
-          <w:color w:val="2F5496" w:themeColor="accent1" w:themeShade="BF"/>
           <w:sz w:val="28"/>
           <w:szCs w:val="28"/>
           <w:lang w:val="en-US"/>
@@ -6655,326 +6738,11 @@
       <w:r>
         <w:rPr>
           <w:rFonts w:ascii="Times New Roman" w:hAnsi="Times New Roman" w:cs="Times New Roman"/>
-          <w:color w:val="2F5496" w:themeColor="accent1" w:themeShade="BF"/>
-          <w:sz w:val="28"/>
-          <w:szCs w:val="28"/>
-          <w:lang w:val="en-US"/>
-        </w:rPr>
-        <w:t>You are right</w:t>
-      </w:r>
-      <w:r>
-        <w:rPr>
-          <w:rFonts w:ascii="Times New Roman" w:hAnsi="Times New Roman" w:cs="Times New Roman"/>
-          <w:color w:val="2F5496" w:themeColor="accent1" w:themeShade="BF"/>
-          <w:sz w:val="28"/>
-          <w:szCs w:val="28"/>
-          <w:lang w:val="en-US"/>
-        </w:rPr>
-        <w:t>:</w:t>
-      </w:r>
-      <w:r>
-        <w:rPr>
-          <w:rFonts w:ascii="Times New Roman" w:hAnsi="Times New Roman" w:cs="Times New Roman"/>
-          <w:color w:val="2F5496" w:themeColor="accent1" w:themeShade="BF"/>
-          <w:sz w:val="28"/>
-          <w:szCs w:val="28"/>
-          <w:lang w:val="en-US"/>
-        </w:rPr>
-        <w:t xml:space="preserve"> </w:t>
-      </w:r>
-      <w:r>
-        <w:rPr>
-          <w:rFonts w:ascii="Times New Roman" w:hAnsi="Times New Roman" w:cs="Times New Roman"/>
-          <w:color w:val="2F5496" w:themeColor="accent1" w:themeShade="BF"/>
-          <w:sz w:val="28"/>
-          <w:szCs w:val="28"/>
-          <w:lang w:val="en-US"/>
-        </w:rPr>
-        <w:t>T</w:t>
-      </w:r>
-      <w:r>
-        <w:rPr>
-          <w:rFonts w:ascii="Times New Roman" w:hAnsi="Times New Roman" w:cs="Times New Roman"/>
-          <w:color w:val="2F5496" w:themeColor="accent1" w:themeShade="BF"/>
-          <w:sz w:val="28"/>
-          <w:szCs w:val="28"/>
-          <w:lang w:val="en-US"/>
-        </w:rPr>
-        <w:t>he description is too short</w:t>
-      </w:r>
-      <w:r>
-        <w:rPr>
-          <w:rFonts w:ascii="Times New Roman" w:hAnsi="Times New Roman" w:cs="Times New Roman"/>
-          <w:color w:val="2F5496" w:themeColor="accent1" w:themeShade="BF"/>
-          <w:sz w:val="28"/>
-          <w:szCs w:val="28"/>
-          <w:lang w:val="en-US"/>
-        </w:rPr>
-        <w:t xml:space="preserve"> and only briefly mentions our evaluation method</w:t>
-      </w:r>
-      <w:r>
-        <w:rPr>
-          <w:rFonts w:ascii="Times New Roman" w:hAnsi="Times New Roman" w:cs="Times New Roman"/>
-          <w:color w:val="2F5496" w:themeColor="accent1" w:themeShade="BF"/>
-          <w:sz w:val="28"/>
-          <w:szCs w:val="28"/>
-          <w:lang w:val="en-US"/>
-        </w:rPr>
-        <w:t xml:space="preserve"> i</w:t>
-      </w:r>
-      <w:r>
-        <w:rPr>
-          <w:rFonts w:ascii="Times New Roman" w:hAnsi="Times New Roman" w:cs="Times New Roman"/>
-          <w:color w:val="2F5496" w:themeColor="accent1" w:themeShade="BF"/>
-          <w:sz w:val="28"/>
-          <w:szCs w:val="28"/>
-          <w:lang w:val="en-US"/>
-        </w:rPr>
-        <w:t>n the corresponding paragraph</w:t>
-      </w:r>
-      <w:r>
-        <w:rPr>
-          <w:rFonts w:ascii="Times New Roman" w:hAnsi="Times New Roman" w:cs="Times New Roman"/>
-          <w:color w:val="2F5496" w:themeColor="accent1" w:themeShade="BF"/>
-          <w:sz w:val="28"/>
-          <w:szCs w:val="28"/>
-          <w:lang w:val="en-US"/>
-        </w:rPr>
-        <w:t xml:space="preserve"> </w:t>
-      </w:r>
-      <w:r>
-        <w:rPr>
-          <w:rFonts w:ascii="Times New Roman" w:hAnsi="Times New Roman" w:cs="Times New Roman"/>
-          <w:color w:val="2F5496" w:themeColor="accent1" w:themeShade="BF"/>
-          <w:sz w:val="28"/>
-          <w:szCs w:val="28"/>
-          <w:lang w:val="en-US"/>
-        </w:rPr>
-        <w:t>of</w:t>
-      </w:r>
-      <w:r>
-        <w:rPr>
-          <w:rFonts w:ascii="Times New Roman" w:hAnsi="Times New Roman" w:cs="Times New Roman"/>
-          <w:color w:val="2F5496" w:themeColor="accent1" w:themeShade="BF"/>
-          <w:sz w:val="28"/>
-          <w:szCs w:val="28"/>
-          <w:lang w:val="en-US"/>
-        </w:rPr>
-        <w:t xml:space="preserve"> Section 2.3</w:t>
-      </w:r>
-      <w:r>
-        <w:rPr>
-          <w:rFonts w:ascii="Times New Roman" w:hAnsi="Times New Roman" w:cs="Times New Roman"/>
-          <w:color w:val="2F5496" w:themeColor="accent1" w:themeShade="BF"/>
-          <w:sz w:val="28"/>
-          <w:szCs w:val="28"/>
-          <w:lang w:val="en-US"/>
-        </w:rPr>
-        <w:t>: “</w:t>
-      </w:r>
-      <w:r>
-        <w:rPr>
-          <w:rFonts w:ascii="Times New Roman" w:hAnsi="Times New Roman" w:cs="Times New Roman"/>
-          <w:color w:val="2F5496" w:themeColor="accent1" w:themeShade="BF"/>
-          <w:sz w:val="28"/>
-          <w:szCs w:val="28"/>
-          <w:lang w:val="en-US"/>
-        </w:rPr>
-        <w:t>Functional testing showed that this</w:t>
-      </w:r>
-      <w:r>
-        <w:rPr>
-          <w:rFonts w:ascii="Times New Roman" w:hAnsi="Times New Roman" w:cs="Times New Roman"/>
-          <w:color w:val="2F5496" w:themeColor="accent1" w:themeShade="BF"/>
-          <w:sz w:val="28"/>
-          <w:szCs w:val="28"/>
-          <w:lang w:val="en-US"/>
-        </w:rPr>
-        <w:t xml:space="preserve"> </w:t>
-      </w:r>
-      <w:r>
-        <w:rPr>
-          <w:rFonts w:ascii="Times New Roman" w:hAnsi="Times New Roman" w:cs="Times New Roman"/>
-          <w:color w:val="2F5496" w:themeColor="accent1" w:themeShade="BF"/>
-          <w:sz w:val="28"/>
-          <w:szCs w:val="28"/>
-          <w:lang w:val="en-US"/>
-        </w:rPr>
-        <w:t>method indeed keeps the false positive rate close to its theoretical expectation.</w:t>
-      </w:r>
-      <w:r>
-        <w:rPr>
-          <w:rFonts w:ascii="Times New Roman" w:hAnsi="Times New Roman" w:cs="Times New Roman"/>
-          <w:color w:val="2F5496" w:themeColor="accent1" w:themeShade="BF"/>
-          <w:sz w:val="28"/>
-          <w:szCs w:val="28"/>
-          <w:lang w:val="en-US"/>
-        </w:rPr>
-        <w:t>” We actually tried several hash functions and measure</w:t>
-      </w:r>
-      <w:r>
-        <w:rPr>
-          <w:rFonts w:ascii="Times New Roman" w:hAnsi="Times New Roman" w:cs="Times New Roman"/>
-          <w:color w:val="2F5496" w:themeColor="accent1" w:themeShade="BF"/>
-          <w:sz w:val="28"/>
-          <w:szCs w:val="28"/>
-          <w:lang w:val="en-US"/>
-        </w:rPr>
-        <w:t>d</w:t>
-      </w:r>
-      <w:r>
-        <w:rPr>
-          <w:rFonts w:ascii="Times New Roman" w:hAnsi="Times New Roman" w:cs="Times New Roman"/>
-          <w:color w:val="2F5496" w:themeColor="accent1" w:themeShade="BF"/>
-          <w:sz w:val="28"/>
-          <w:szCs w:val="28"/>
-          <w:lang w:val="en-US"/>
-        </w:rPr>
-        <w:t xml:space="preserve"> the error, i.e. how far the </w:t>
-      </w:r>
-      <w:r>
-        <w:rPr>
-          <w:rFonts w:ascii="Times New Roman" w:hAnsi="Times New Roman" w:cs="Times New Roman"/>
-          <w:color w:val="2F5496" w:themeColor="accent1" w:themeShade="BF"/>
-          <w:sz w:val="28"/>
-          <w:szCs w:val="28"/>
-          <w:lang w:val="en-US"/>
-        </w:rPr>
-        <w:t xml:space="preserve">filter’s </w:t>
-      </w:r>
-      <w:r>
-        <w:rPr>
-          <w:rFonts w:ascii="Times New Roman" w:hAnsi="Times New Roman" w:cs="Times New Roman"/>
-          <w:color w:val="2F5496" w:themeColor="accent1" w:themeShade="BF"/>
-          <w:sz w:val="28"/>
-          <w:szCs w:val="28"/>
-          <w:lang w:val="en-US"/>
-        </w:rPr>
-        <w:t xml:space="preserve">measured false positive rate deviated from the theoretical expectation </w:t>
-      </w:r>
-      <w:r>
-        <w:rPr>
-          <w:rFonts w:ascii="Times New Roman" w:hAnsi="Times New Roman" w:cs="Times New Roman"/>
-          <w:color w:val="2F5496" w:themeColor="accent1" w:themeShade="BF"/>
-          <w:sz w:val="28"/>
-          <w:szCs w:val="28"/>
-          <w:lang w:val="en-US"/>
-        </w:rPr>
-        <w:t>via a programmed test case</w:t>
-      </w:r>
-      <w:r>
-        <w:rPr>
-          <w:rFonts w:ascii="Times New Roman" w:hAnsi="Times New Roman" w:cs="Times New Roman"/>
-          <w:color w:val="2F5496" w:themeColor="accent1" w:themeShade="BF"/>
-          <w:sz w:val="28"/>
-          <w:szCs w:val="28"/>
-          <w:lang w:val="en-US"/>
-        </w:rPr>
-        <w:t xml:space="preserve">. </w:t>
-      </w:r>
-      <w:r>
-        <w:rPr>
-          <w:rFonts w:ascii="Times New Roman" w:hAnsi="Times New Roman" w:cs="Times New Roman"/>
-          <w:color w:val="2F5496" w:themeColor="accent1" w:themeShade="BF"/>
-          <w:sz w:val="28"/>
-          <w:szCs w:val="28"/>
-          <w:lang w:val="en-US"/>
-        </w:rPr>
-        <w:t>To do so, we averaged the resulting error over many randomly generated (uniformly distributed) k-</w:t>
-      </w:r>
-      <w:proofErr w:type="spellStart"/>
-      <w:r>
-        <w:rPr>
-          <w:rFonts w:ascii="Times New Roman" w:hAnsi="Times New Roman" w:cs="Times New Roman"/>
-          <w:color w:val="2F5496" w:themeColor="accent1" w:themeShade="BF"/>
-          <w:sz w:val="28"/>
-          <w:szCs w:val="28"/>
-          <w:lang w:val="en-US"/>
-        </w:rPr>
-        <w:t xml:space="preserve">mers. </w:t>
-      </w:r>
-      <w:proofErr w:type="spellEnd"/>
-      <w:r>
-        <w:rPr>
-          <w:rFonts w:ascii="Times New Roman" w:hAnsi="Times New Roman" w:cs="Times New Roman"/>
-          <w:color w:val="2F5496" w:themeColor="accent1" w:themeShade="BF"/>
-          <w:sz w:val="28"/>
-          <w:szCs w:val="28"/>
-          <w:lang w:val="en-US"/>
-        </w:rPr>
-        <w:t>The implemented test is found under</w:t>
-      </w:r>
-      <w:r>
-        <w:rPr>
-          <w:rFonts w:ascii="Times New Roman" w:hAnsi="Times New Roman" w:cs="Times New Roman"/>
-          <w:color w:val="2F5496" w:themeColor="accent1" w:themeShade="BF"/>
-          <w:sz w:val="28"/>
-          <w:szCs w:val="28"/>
-          <w:lang w:val="en-US"/>
-        </w:rPr>
-        <w:t xml:space="preserve"> “</w:t>
-      </w:r>
-      <w:r>
-        <w:rPr>
-          <w:rFonts w:ascii="Times New Roman" w:hAnsi="Times New Roman" w:cs="Times New Roman"/>
-          <w:color w:val="2F5496" w:themeColor="accent1" w:themeShade="BF"/>
-          <w:sz w:val="28"/>
-          <w:szCs w:val="28"/>
-          <w:lang w:val="en-US"/>
-        </w:rPr>
-        <w:t>https://github.com/pfeiferd/genestrip/blob/master/src/test/java/org/metagene/genestrip/bloom/KMerBloomFilterTest.java</w:t>
-      </w:r>
-      <w:r>
-        <w:rPr>
-          <w:rFonts w:ascii="Times New Roman" w:hAnsi="Times New Roman" w:cs="Times New Roman"/>
-          <w:color w:val="2F5496" w:themeColor="accent1" w:themeShade="BF"/>
-          <w:sz w:val="28"/>
-          <w:szCs w:val="28"/>
-          <w:lang w:val="en-US"/>
-        </w:rPr>
-        <w:t>”</w:t>
-      </w:r>
-      <w:r>
-        <w:rPr>
-          <w:rFonts w:ascii="Times New Roman" w:hAnsi="Times New Roman" w:cs="Times New Roman"/>
-          <w:color w:val="2F5496" w:themeColor="accent1" w:themeShade="BF"/>
-          <w:sz w:val="28"/>
-          <w:szCs w:val="28"/>
-          <w:lang w:val="en-US"/>
-        </w:rPr>
-        <w:t xml:space="preserve">. (For quality assurance it is automatically executed as a regression test upon every new release of </w:t>
-      </w:r>
-      <w:proofErr w:type="spellStart"/>
-      <w:r>
-        <w:rPr>
-          <w:rFonts w:ascii="Times New Roman" w:hAnsi="Times New Roman" w:cs="Times New Roman"/>
-          <w:color w:val="2F5496" w:themeColor="accent1" w:themeShade="BF"/>
-          <w:sz w:val="28"/>
-          <w:szCs w:val="28"/>
-          <w:lang w:val="en-US"/>
-        </w:rPr>
-        <w:t>Genestrip</w:t>
-      </w:r>
-      <w:proofErr w:type="spellEnd"/>
-      <w:r>
-        <w:rPr>
-          <w:rFonts w:ascii="Times New Roman" w:hAnsi="Times New Roman" w:cs="Times New Roman"/>
-          <w:color w:val="2F5496" w:themeColor="accent1" w:themeShade="BF"/>
-          <w:sz w:val="28"/>
-          <w:szCs w:val="28"/>
-          <w:lang w:val="en-US"/>
-        </w:rPr>
-        <w:t>.</w:t>
-      </w:r>
-      <w:r>
-        <w:rPr>
-          <w:rFonts w:ascii="Times New Roman" w:hAnsi="Times New Roman" w:cs="Times New Roman"/>
-          <w:color w:val="2F5496" w:themeColor="accent1" w:themeShade="BF"/>
-          <w:sz w:val="28"/>
-          <w:szCs w:val="28"/>
-          <w:lang w:val="en-US"/>
-        </w:rPr>
-        <w:t>)</w:t>
+          <w:sz w:val="28"/>
+          <w:szCs w:val="28"/>
+          <w:lang w:val="en-US"/>
+        </w:rPr>
+        <w:t xml:space="preserve">And to my knowledge, there are much more sophisticated hash functions for this purpose as described in the following two references: https://probablydance.com/2018/06/16/fibonacci-hashing-the-optimization-that-the-world-forgot-or-a-better-alternative-to-integer https://lemire.me/blog/2016/06/27/ </w:t>
       </w:r>
     </w:p>
     <w:p>
@@ -6990,112 +6758,161 @@
       <w:r>
         <w:rPr>
           <w:rFonts w:ascii="Times New Roman" w:hAnsi="Times New Roman" w:cs="Times New Roman"/>
-          <w:b/>
-          <w:bCs/>
-          <w:color w:val="2F5496" w:themeColor="accent1" w:themeShade="BF"/>
-          <w:sz w:val="28"/>
-          <w:szCs w:val="28"/>
-          <w:lang w:val="en-US"/>
-        </w:rPr>
-        <w:t>Action:</w:t>
-      </w:r>
-      <w:r>
-        <w:rPr>
-          <w:rFonts w:ascii="Times New Roman" w:hAnsi="Times New Roman" w:cs="Times New Roman"/>
-          <w:b/>
-          <w:bCs/>
-          <w:color w:val="2F5496" w:themeColor="accent1" w:themeShade="BF"/>
-          <w:sz w:val="28"/>
-          <w:szCs w:val="28"/>
-          <w:lang w:val="en-US"/>
-        </w:rPr>
-        <w:t xml:space="preserve"> </w:t>
-      </w:r>
-      <w:r>
-        <w:rPr>
-          <w:rFonts w:ascii="Times New Roman" w:hAnsi="Times New Roman" w:cs="Times New Roman"/>
-          <w:color w:val="2F5496" w:themeColor="accent1" w:themeShade="BF"/>
-          <w:sz w:val="28"/>
-          <w:szCs w:val="28"/>
-          <w:lang w:val="en-US"/>
-        </w:rPr>
-        <w:t>We reworked the corresponding paragraph to</w:t>
-      </w:r>
-      <w:r>
-        <w:rPr>
-          <w:rFonts w:ascii="Times New Roman" w:hAnsi="Times New Roman" w:cs="Times New Roman"/>
-          <w:color w:val="2F5496" w:themeColor="accent1" w:themeShade="BF"/>
-          <w:sz w:val="28"/>
-          <w:szCs w:val="28"/>
-          <w:lang w:val="en-US"/>
-        </w:rPr>
-        <w:t xml:space="preserve"> explain the </w:t>
-      </w:r>
-      <w:r>
-        <w:rPr>
-          <w:rFonts w:ascii="Times New Roman" w:hAnsi="Times New Roman" w:cs="Times New Roman"/>
-          <w:color w:val="2F5496" w:themeColor="accent1" w:themeShade="BF"/>
-          <w:sz w:val="28"/>
-          <w:szCs w:val="28"/>
-          <w:lang w:val="en-US"/>
-        </w:rPr>
-        <w:t>evaluation</w:t>
-      </w:r>
-      <w:r>
-        <w:rPr>
-          <w:rFonts w:ascii="Times New Roman" w:hAnsi="Times New Roman" w:cs="Times New Roman"/>
-          <w:color w:val="2F5496" w:themeColor="accent1" w:themeShade="BF"/>
-          <w:sz w:val="28"/>
-          <w:szCs w:val="28"/>
-          <w:lang w:val="en-US"/>
-        </w:rPr>
-        <w:t xml:space="preserve"> method</w:t>
-      </w:r>
-      <w:r>
-        <w:rPr>
-          <w:rFonts w:ascii="Times New Roman" w:hAnsi="Times New Roman" w:cs="Times New Roman"/>
-          <w:color w:val="2F5496" w:themeColor="accent1" w:themeShade="BF"/>
-          <w:sz w:val="28"/>
-          <w:szCs w:val="28"/>
-          <w:lang w:val="en-US"/>
-        </w:rPr>
-        <w:t xml:space="preserve"> </w:t>
-      </w:r>
-      <w:r>
-        <w:rPr>
-          <w:rFonts w:ascii="Times New Roman" w:hAnsi="Times New Roman" w:cs="Times New Roman"/>
-          <w:color w:val="2F5496" w:themeColor="accent1" w:themeShade="BF"/>
-          <w:sz w:val="28"/>
-          <w:szCs w:val="28"/>
-          <w:lang w:val="en-US"/>
-        </w:rPr>
-        <w:t>for the XOR-based hash function</w:t>
-      </w:r>
-      <w:r>
-        <w:rPr>
-          <w:rFonts w:ascii="Times New Roman" w:hAnsi="Times New Roman" w:cs="Times New Roman"/>
-          <w:color w:val="2F5496" w:themeColor="accent1" w:themeShade="BF"/>
-          <w:sz w:val="28"/>
-          <w:szCs w:val="28"/>
-          <w:lang w:val="en-US"/>
-        </w:rPr>
-        <w:t xml:space="preserve"> further</w:t>
-      </w:r>
-      <w:r>
-        <w:rPr>
-          <w:rFonts w:ascii="Times New Roman" w:hAnsi="Times New Roman" w:cs="Times New Roman"/>
-          <w:color w:val="2F5496" w:themeColor="accent1" w:themeShade="BF"/>
-          <w:sz w:val="28"/>
-          <w:szCs w:val="28"/>
-          <w:lang w:val="en-US"/>
-        </w:rPr>
-        <w:t>.</w:t>
+          <w:color w:val="2F5496" w:themeColor="accent1" w:themeShade="BF"/>
+          <w:sz w:val="28"/>
+          <w:szCs w:val="28"/>
+          <w:lang w:val="en-US"/>
+        </w:rPr>
+        <w:t xml:space="preserve">Thank you for the links </w:t>
+      </w:r>
+      <w:r>
+        <w:rPr>
+          <w:rFonts w:ascii="Times New Roman" w:hAnsi="Times New Roman" w:cs="Times New Roman"/>
+          <w:color w:val="2F5496" w:themeColor="accent1" w:themeShade="BF"/>
+          <w:sz w:val="28"/>
+          <w:szCs w:val="28"/>
+          <w:lang w:val="en-US"/>
+        </w:rPr>
+        <w:t>to these posts</w:t>
+      </w:r>
+      <w:r>
+        <w:rPr>
+          <w:rFonts w:ascii="Times New Roman" w:hAnsi="Times New Roman" w:cs="Times New Roman"/>
+          <w:color w:val="2F5496" w:themeColor="accent1" w:themeShade="BF"/>
+          <w:sz w:val="28"/>
+          <w:szCs w:val="28"/>
+          <w:lang w:val="en-US"/>
+        </w:rPr>
+        <w:t xml:space="preserve"> th</w:t>
+      </w:r>
+      <w:r>
+        <w:rPr>
+          <w:rFonts w:ascii="Times New Roman" w:hAnsi="Times New Roman" w:cs="Times New Roman"/>
+          <w:color w:val="2F5496" w:themeColor="accent1" w:themeShade="BF"/>
+          <w:sz w:val="28"/>
+          <w:szCs w:val="28"/>
+          <w:lang w:val="en-US"/>
+        </w:rPr>
+        <w:t>at</w:t>
+      </w:r>
+      <w:r>
+        <w:rPr>
+          <w:rFonts w:ascii="Times New Roman" w:hAnsi="Times New Roman" w:cs="Times New Roman"/>
+          <w:color w:val="2F5496" w:themeColor="accent1" w:themeShade="BF"/>
+          <w:sz w:val="28"/>
+          <w:szCs w:val="28"/>
+          <w:lang w:val="en-US"/>
+        </w:rPr>
+        <w:t xml:space="preserve"> revolve around replacing the typical modulo operation in </w:t>
+      </w:r>
+      <w:r>
+        <w:rPr>
+          <w:rFonts w:ascii="Times New Roman" w:hAnsi="Times New Roman" w:cs="Times New Roman"/>
+          <w:color w:val="2F5496" w:themeColor="accent1" w:themeShade="BF"/>
+          <w:sz w:val="28"/>
+          <w:szCs w:val="28"/>
+          <w:lang w:val="en-US"/>
+        </w:rPr>
+        <w:t xml:space="preserve">a </w:t>
+      </w:r>
+      <w:r>
+        <w:rPr>
+          <w:rFonts w:ascii="Times New Roman" w:hAnsi="Times New Roman" w:cs="Times New Roman"/>
+          <w:color w:val="2F5496" w:themeColor="accent1" w:themeShade="BF"/>
+          <w:sz w:val="28"/>
+          <w:szCs w:val="28"/>
+          <w:lang w:val="en-US"/>
+        </w:rPr>
+        <w:t xml:space="preserve">hash function </w:t>
+      </w:r>
+      <w:r>
+        <w:rPr>
+          <w:rFonts w:ascii="Times New Roman" w:hAnsi="Times New Roman" w:cs="Times New Roman"/>
+          <w:color w:val="2F5496" w:themeColor="accent1" w:themeShade="BF"/>
+          <w:sz w:val="28"/>
+          <w:szCs w:val="28"/>
+          <w:lang w:val="en-US"/>
+        </w:rPr>
+        <w:t xml:space="preserve">by </w:t>
+      </w:r>
+      <w:r>
+        <w:rPr>
+          <w:rFonts w:ascii="Times New Roman" w:hAnsi="Times New Roman" w:cs="Times New Roman"/>
+          <w:color w:val="2F5496" w:themeColor="accent1" w:themeShade="BF"/>
+          <w:sz w:val="28"/>
+          <w:szCs w:val="28"/>
+          <w:lang w:val="en-US"/>
+        </w:rPr>
+        <w:t>faster operations. As we dropped paragraphs 2 and 3</w:t>
+      </w:r>
+      <w:r>
+        <w:rPr>
+          <w:rFonts w:ascii="Times New Roman" w:hAnsi="Times New Roman" w:cs="Times New Roman"/>
+          <w:color w:val="2F5496" w:themeColor="accent1" w:themeShade="BF"/>
+          <w:sz w:val="28"/>
+          <w:szCs w:val="28"/>
+          <w:lang w:val="en-US"/>
+        </w:rPr>
+        <w:t>,</w:t>
+      </w:r>
+      <w:r>
+        <w:rPr>
+          <w:rFonts w:ascii="Times New Roman" w:hAnsi="Times New Roman" w:cs="Times New Roman"/>
+          <w:color w:val="2F5496" w:themeColor="accent1" w:themeShade="BF"/>
+          <w:sz w:val="28"/>
+          <w:szCs w:val="28"/>
+          <w:lang w:val="en-US"/>
+        </w:rPr>
+        <w:t xml:space="preserve"> the </w:t>
+      </w:r>
+      <w:r>
+        <w:rPr>
+          <w:rFonts w:ascii="Times New Roman" w:hAnsi="Times New Roman" w:cs="Times New Roman"/>
+          <w:color w:val="2F5496" w:themeColor="accent1" w:themeShade="BF"/>
+          <w:sz w:val="28"/>
+          <w:szCs w:val="28"/>
+          <w:lang w:val="en-US"/>
+        </w:rPr>
+        <w:t>optimizations described there</w:t>
+      </w:r>
+      <w:r>
+        <w:rPr>
+          <w:rFonts w:ascii="Times New Roman" w:hAnsi="Times New Roman" w:cs="Times New Roman"/>
+          <w:color w:val="2F5496" w:themeColor="accent1" w:themeShade="BF"/>
+          <w:sz w:val="28"/>
+          <w:szCs w:val="28"/>
+          <w:lang w:val="en-US"/>
+        </w:rPr>
+        <w:t xml:space="preserve"> are not relevant to the paper anymore but to the existing implementation in </w:t>
+      </w:r>
+      <w:proofErr w:type="spellStart"/>
+      <w:r>
+        <w:rPr>
+          <w:rFonts w:ascii="Times New Roman" w:hAnsi="Times New Roman" w:cs="Times New Roman"/>
+          <w:color w:val="2F5496" w:themeColor="accent1" w:themeShade="BF"/>
+          <w:sz w:val="28"/>
+          <w:szCs w:val="28"/>
+          <w:lang w:val="en-US"/>
+        </w:rPr>
+        <w:t>Genestrip</w:t>
+      </w:r>
+      <w:proofErr w:type="spellEnd"/>
+      <w:r>
+        <w:rPr>
+          <w:rFonts w:ascii="Times New Roman" w:hAnsi="Times New Roman" w:cs="Times New Roman"/>
+          <w:color w:val="2F5496" w:themeColor="accent1" w:themeShade="BF"/>
+          <w:sz w:val="28"/>
+          <w:szCs w:val="28"/>
+          <w:lang w:val="en-US"/>
+        </w:rPr>
+        <w:t xml:space="preserve">. </w:t>
       </w:r>
     </w:p>
     <w:p>
       <w:pPr>
         <w:rPr>
           <w:rFonts w:ascii="Times New Roman" w:hAnsi="Times New Roman" w:cs="Times New Roman"/>
+          <w:color w:val="2F5496" w:themeColor="accent1" w:themeShade="BF"/>
           <w:sz w:val="28"/>
           <w:szCs w:val="28"/>
           <w:lang w:val="en-US"/>
@@ -7104,237 +6921,95 @@
       <w:r>
         <w:rPr>
           <w:rFonts w:ascii="Times New Roman" w:hAnsi="Times New Roman" w:cs="Times New Roman"/>
-          <w:sz w:val="28"/>
-          <w:szCs w:val="28"/>
-          <w:lang w:val="en-US"/>
-        </w:rPr>
-        <w:t xml:space="preserve">And to my knowledge, there are much more sophisticated hash functions for this purpose as described in the following two references: https://probablydance.com/2018/06/16/fibonacci-hashing-the-optimization-that-the-world-forgot-or-a-better-alternative-to-integer https://lemire.me/blog/2016/06/27/ </w:t>
-      </w:r>
-    </w:p>
-    <w:p>
-      <w:pPr>
-        <w:rPr>
-          <w:rFonts w:ascii="Times New Roman" w:hAnsi="Times New Roman" w:cs="Times New Roman"/>
-          <w:color w:val="2F5496" w:themeColor="accent1" w:themeShade="BF"/>
-          <w:sz w:val="28"/>
-          <w:szCs w:val="28"/>
-          <w:lang w:val="en-US"/>
-        </w:rPr>
-      </w:pPr>
-      <w:r>
-        <w:rPr>
-          <w:rFonts w:ascii="Times New Roman" w:hAnsi="Times New Roman" w:cs="Times New Roman"/>
-          <w:color w:val="2F5496" w:themeColor="accent1" w:themeShade="BF"/>
-          <w:sz w:val="28"/>
-          <w:szCs w:val="28"/>
-          <w:lang w:val="en-US"/>
-        </w:rPr>
-        <w:t>Thank you for the links on alternative hash methods. We have looked into and …</w:t>
-      </w:r>
-    </w:p>
-    <w:p>
-      <w:pPr>
-        <w:rPr>
-          <w:rFonts w:ascii="Times New Roman" w:hAnsi="Times New Roman" w:cs="Times New Roman"/>
-          <w:color w:val="2F5496" w:themeColor="accent1" w:themeShade="BF"/>
-          <w:sz w:val="28"/>
-          <w:szCs w:val="28"/>
-          <w:lang w:val="en-US"/>
-        </w:rPr>
-      </w:pPr>
-      <w:r>
-        <w:rPr>
-          <w:rFonts w:ascii="Times New Roman" w:hAnsi="Times New Roman" w:cs="Times New Roman"/>
-          <w:color w:val="2F5496" w:themeColor="accent1" w:themeShade="BF"/>
-          <w:sz w:val="28"/>
-          <w:szCs w:val="28"/>
-          <w:lang w:val="en-US"/>
-        </w:rPr>
-        <w:t xml:space="preserve">The XOR hash method explained in </w:t>
-      </w:r>
-      <w:r>
-        <w:rPr>
-          <w:rFonts w:ascii="Times New Roman" w:hAnsi="Times New Roman" w:cs="Times New Roman"/>
-          <w:color w:val="2F5496" w:themeColor="accent1" w:themeShade="BF"/>
-          <w:sz w:val="28"/>
-          <w:szCs w:val="28"/>
-          <w:lang w:val="en-US"/>
-        </w:rPr>
-        <w:t>our</w:t>
-      </w:r>
-      <w:r>
-        <w:rPr>
-          <w:rFonts w:ascii="Times New Roman" w:hAnsi="Times New Roman" w:cs="Times New Roman"/>
-          <w:color w:val="2F5496" w:themeColor="accent1" w:themeShade="BF"/>
-          <w:sz w:val="28"/>
-          <w:szCs w:val="28"/>
-          <w:lang w:val="en-US"/>
-        </w:rPr>
-        <w:t xml:space="preserve"> paper indeed keeps the filter’s false positive rate close to the theoretical optimum. </w:t>
-      </w:r>
-      <w:r>
-        <w:rPr>
-          <w:rFonts w:ascii="Times New Roman" w:hAnsi="Times New Roman" w:cs="Times New Roman"/>
-          <w:color w:val="2F5496" w:themeColor="accent1" w:themeShade="BF"/>
-          <w:sz w:val="28"/>
-          <w:szCs w:val="28"/>
-          <w:lang w:val="en-US"/>
-        </w:rPr>
-        <w:t>We actually tried several hash functions and measured the error, i.e. how far the filter’s measured false positive rate deviated from the theoretical expectation via a programmed test case. To do so, we averaged the resulting error over many randomly generated (uniformly distributed) k-</w:t>
-      </w:r>
-      <w:proofErr w:type="spellStart"/>
-      <w:r>
-        <w:rPr>
-          <w:rFonts w:ascii="Times New Roman" w:hAnsi="Times New Roman" w:cs="Times New Roman"/>
-          <w:color w:val="2F5496" w:themeColor="accent1" w:themeShade="BF"/>
-          <w:sz w:val="28"/>
-          <w:szCs w:val="28"/>
-          <w:lang w:val="en-US"/>
-        </w:rPr>
-        <w:t>mers</w:t>
-      </w:r>
-      <w:proofErr w:type="spellEnd"/>
-      <w:r>
-        <w:rPr>
-          <w:rFonts w:ascii="Times New Roman" w:hAnsi="Times New Roman" w:cs="Times New Roman"/>
-          <w:color w:val="2F5496" w:themeColor="accent1" w:themeShade="BF"/>
-          <w:sz w:val="28"/>
-          <w:szCs w:val="28"/>
-          <w:lang w:val="en-US"/>
-        </w:rPr>
-        <w:t>. The implemented test is found under “</w:t>
-      </w:r>
-      <w:r>
-        <w:rPr>
-          <w:rFonts w:ascii="Times New Roman" w:hAnsi="Times New Roman" w:cs="Times New Roman"/>
-          <w:color w:val="2F5496" w:themeColor="accent1" w:themeShade="BF"/>
-          <w:sz w:val="28"/>
-          <w:szCs w:val="28"/>
-          <w:lang w:val="en-US"/>
-        </w:rPr>
-        <w:t>https://github.com/pfeiferd/genestrip/blob/master/src/test/java/org/metagene/genestrip/bloom/KMerBloomFilterTest.java</w:t>
-      </w:r>
-      <w:r>
-        <w:rPr>
-          <w:rFonts w:ascii="Times New Roman" w:hAnsi="Times New Roman" w:cs="Times New Roman"/>
-          <w:color w:val="2F5496" w:themeColor="accent1" w:themeShade="BF"/>
-          <w:sz w:val="28"/>
-          <w:szCs w:val="28"/>
-          <w:lang w:val="en-US"/>
-        </w:rPr>
-        <w:t>”.</w:t>
-      </w:r>
-      <w:r>
-        <w:rPr>
-          <w:rFonts w:ascii="Times New Roman" w:hAnsi="Times New Roman" w:cs="Times New Roman"/>
-          <w:color w:val="2F5496" w:themeColor="accent1" w:themeShade="BF"/>
-          <w:sz w:val="28"/>
-          <w:szCs w:val="28"/>
-          <w:lang w:val="en-US"/>
-        </w:rPr>
-        <w:t xml:space="preserve"> </w:t>
-      </w:r>
-      <w:r>
-        <w:rPr>
-          <w:rFonts w:ascii="Times New Roman" w:hAnsi="Times New Roman" w:cs="Times New Roman"/>
-          <w:color w:val="2F5496" w:themeColor="accent1" w:themeShade="BF"/>
-          <w:sz w:val="28"/>
-          <w:szCs w:val="28"/>
-          <w:lang w:val="en-US"/>
-        </w:rPr>
-        <w:t xml:space="preserve">Moreover, </w:t>
-      </w:r>
-      <w:r>
-        <w:rPr>
-          <w:rFonts w:ascii="Times New Roman" w:hAnsi="Times New Roman" w:cs="Times New Roman"/>
-          <w:color w:val="2F5496" w:themeColor="accent1" w:themeShade="BF"/>
-          <w:sz w:val="28"/>
-          <w:szCs w:val="28"/>
-          <w:lang w:val="en-US"/>
-        </w:rPr>
-        <w:t xml:space="preserve">the presented </w:t>
-      </w:r>
-      <w:r>
-        <w:rPr>
-          <w:rFonts w:ascii="Times New Roman" w:hAnsi="Times New Roman" w:cs="Times New Roman"/>
-          <w:color w:val="2F5496" w:themeColor="accent1" w:themeShade="BF"/>
-          <w:sz w:val="28"/>
-          <w:szCs w:val="28"/>
-          <w:lang w:val="en-US"/>
-        </w:rPr>
-        <w:t>XOR hash</w:t>
-      </w:r>
-      <w:r>
-        <w:rPr>
-          <w:rFonts w:ascii="Times New Roman" w:hAnsi="Times New Roman" w:cs="Times New Roman"/>
-          <w:color w:val="2F5496" w:themeColor="accent1" w:themeShade="BF"/>
-          <w:sz w:val="28"/>
-          <w:szCs w:val="28"/>
-          <w:lang w:val="en-US"/>
-        </w:rPr>
-        <w:t xml:space="preserve"> </w:t>
-      </w:r>
-      <w:r>
-        <w:rPr>
-          <w:rFonts w:ascii="Times New Roman" w:hAnsi="Times New Roman" w:cs="Times New Roman"/>
-          <w:color w:val="2F5496" w:themeColor="accent1" w:themeShade="BF"/>
-          <w:sz w:val="28"/>
-          <w:szCs w:val="28"/>
-          <w:lang w:val="en-US"/>
-        </w:rPr>
-        <w:t>is very</w:t>
-      </w:r>
-      <w:r>
-        <w:rPr>
-          <w:rFonts w:ascii="Times New Roman" w:hAnsi="Times New Roman" w:cs="Times New Roman"/>
-          <w:color w:val="2F5496" w:themeColor="accent1" w:themeShade="BF"/>
-          <w:sz w:val="28"/>
-          <w:szCs w:val="28"/>
-          <w:lang w:val="en-US"/>
-        </w:rPr>
-        <w:t xml:space="preserve"> efficient: It consists mainly of an XOR operation and a modulo operation – roughly 2 to 3 CPU instruction</w:t>
-      </w:r>
-      <w:r>
-        <w:rPr>
-          <w:rFonts w:ascii="Times New Roman" w:hAnsi="Times New Roman" w:cs="Times New Roman"/>
-          <w:color w:val="2F5496" w:themeColor="accent1" w:themeShade="BF"/>
-          <w:sz w:val="28"/>
-          <w:szCs w:val="28"/>
-          <w:lang w:val="en-US"/>
-        </w:rPr>
-        <w:t>s</w:t>
-      </w:r>
-      <w:r>
-        <w:rPr>
-          <w:rFonts w:ascii="Times New Roman" w:hAnsi="Times New Roman" w:cs="Times New Roman"/>
-          <w:color w:val="2F5496" w:themeColor="accent1" w:themeShade="BF"/>
-          <w:sz w:val="28"/>
-          <w:szCs w:val="28"/>
-          <w:lang w:val="en-US"/>
-        </w:rPr>
-        <w:t>.</w:t>
-      </w:r>
-      <w:r>
-        <w:rPr>
-          <w:rFonts w:ascii="Times New Roman" w:hAnsi="Times New Roman" w:cs="Times New Roman"/>
-          <w:color w:val="2F5496" w:themeColor="accent1" w:themeShade="BF"/>
-          <w:sz w:val="28"/>
-          <w:szCs w:val="28"/>
-          <w:lang w:val="en-US"/>
-        </w:rPr>
-        <w:t xml:space="preserve"> Finally, as mentioned above, our hash function is similar to the one presented in </w:t>
+          <w:b/>
+          <w:bCs/>
+          <w:color w:val="2F5496" w:themeColor="accent1" w:themeShade="BF"/>
+          <w:sz w:val="28"/>
+          <w:szCs w:val="28"/>
+          <w:lang w:val="en-US"/>
+        </w:rPr>
+        <w:t xml:space="preserve">Action: </w:t>
+      </w:r>
+      <w:r>
+        <w:rPr>
+          <w:rFonts w:ascii="Times New Roman" w:hAnsi="Times New Roman" w:cs="Times New Roman"/>
+          <w:color w:val="2F5496" w:themeColor="accent1" w:themeShade="BF"/>
+          <w:sz w:val="28"/>
+          <w:szCs w:val="28"/>
+          <w:lang w:val="en-US"/>
+        </w:rPr>
+        <w:t>Due to your hints,</w:t>
+      </w:r>
+      <w:r>
+        <w:rPr>
+          <w:rFonts w:ascii="Times New Roman" w:hAnsi="Times New Roman" w:cs="Times New Roman"/>
+          <w:color w:val="2F5496" w:themeColor="accent1" w:themeShade="BF"/>
+          <w:sz w:val="28"/>
+          <w:szCs w:val="28"/>
+          <w:lang w:val="en-US"/>
+        </w:rPr>
+        <w:t xml:space="preserve"> we plan </w:t>
+      </w:r>
+      <w:r>
+        <w:rPr>
+          <w:rFonts w:ascii="Times New Roman" w:hAnsi="Times New Roman" w:cs="Times New Roman"/>
+          <w:color w:val="2F5496" w:themeColor="accent1" w:themeShade="BF"/>
+          <w:sz w:val="28"/>
+          <w:szCs w:val="28"/>
+          <w:lang w:val="en-US"/>
+        </w:rPr>
+        <w:t xml:space="preserve">to </w:t>
+      </w:r>
+      <w:r>
+        <w:rPr>
+          <w:rFonts w:ascii="Times New Roman" w:hAnsi="Times New Roman" w:cs="Times New Roman"/>
+          <w:color w:val="2F5496" w:themeColor="accent1" w:themeShade="BF"/>
+          <w:sz w:val="28"/>
+          <w:szCs w:val="28"/>
+          <w:lang w:val="en-US"/>
+        </w:rPr>
+        <w:t xml:space="preserve">replace our </w:t>
+      </w:r>
+      <w:r>
+        <w:rPr>
+          <w:rFonts w:ascii="Times New Roman" w:hAnsi="Times New Roman" w:cs="Times New Roman"/>
+          <w:color w:val="2F5496" w:themeColor="accent1" w:themeShade="BF"/>
+          <w:sz w:val="28"/>
+          <w:szCs w:val="28"/>
+          <w:lang w:val="en-US"/>
+        </w:rPr>
+        <w:t xml:space="preserve">existing </w:t>
+      </w:r>
+      <w:r>
+        <w:rPr>
+          <w:rFonts w:ascii="Times New Roman" w:hAnsi="Times New Roman" w:cs="Times New Roman"/>
+          <w:color w:val="2F5496" w:themeColor="accent1" w:themeShade="BF"/>
+          <w:sz w:val="28"/>
+          <w:szCs w:val="28"/>
+          <w:lang w:val="en-US"/>
+        </w:rPr>
+        <w:t>Bloom filter implementation by</w:t>
+      </w:r>
+      <w:r>
+        <w:rPr>
+          <w:rFonts w:ascii="Times New Roman" w:hAnsi="Times New Roman" w:cs="Times New Roman"/>
+          <w:color w:val="2F5496" w:themeColor="accent1" w:themeShade="BF"/>
+          <w:sz w:val="28"/>
+          <w:szCs w:val="28"/>
+          <w:lang w:val="en-US"/>
+        </w:rPr>
+        <w:t xml:space="preserve"> an implementation (of some suitable probabilistic filter) from this project “</w:t>
       </w:r>
       <w:hyperlink r:id="rId7" w:history="1">
         <w:r>
           <w:rPr>
             <w:rStyle w:val="Hyperlink"/>
             <w:rFonts w:ascii="Times New Roman" w:hAnsi="Times New Roman" w:cs="Times New Roman"/>
-            <w:color w:val="034990" w:themeColor="hyperlink" w:themeShade="BF"/>
             <w:sz w:val="28"/>
             <w:szCs w:val="28"/>
             <w:lang w:val="en-US"/>
           </w:rPr>
-          <w:t>https://arxiv.org/pdf/1912.08258</w:t>
+          <w:t>https://github.com/FastFilter/fastfilter_java</w:t>
         </w:r>
       </w:hyperlink>
       <w:r>
@@ -7345,24 +7020,33 @@
           <w:szCs w:val="28"/>
           <w:lang w:val="en-US"/>
         </w:rPr>
-        <w:t xml:space="preserve"> which we see as confirmation of our approach via established research.</w:t>
+        <w:t>” which includes Lemire’s optimization already.</w:t>
       </w:r>
     </w:p>
     <w:p>
       <w:pPr>
         <w:rPr>
           <w:rFonts w:ascii="Times New Roman" w:hAnsi="Times New Roman" w:cs="Times New Roman"/>
-          <w:color w:val="2F5496" w:themeColor="accent1" w:themeShade="BF"/>
           <w:sz w:val="28"/>
           <w:szCs w:val="28"/>
           <w:lang w:val="en-US"/>
         </w:rPr>
       </w:pPr>
+      <w:r>
+        <w:rPr>
+          <w:rFonts w:ascii="Times New Roman" w:hAnsi="Times New Roman" w:cs="Times New Roman"/>
+          <w:sz w:val="28"/>
+          <w:szCs w:val="28"/>
+          <w:lang w:val="en-US"/>
+        </w:rPr>
+        <w:t>● In my opinion, there are two sections that do not contribute much to the overall message of the study. Sections 2.1 with the implementation details and section 3.1 about the correctness should be moved to the supplement.</w:t>
+      </w:r>
     </w:p>
     <w:p>
       <w:pPr>
         <w:rPr>
           <w:rFonts w:ascii="Times New Roman" w:hAnsi="Times New Roman" w:cs="Times New Roman"/>
+          <w:color w:val="2F5496" w:themeColor="accent1" w:themeShade="BF"/>
           <w:sz w:val="28"/>
           <w:szCs w:val="28"/>
           <w:lang w:val="en-US"/>
@@ -7371,11 +7055,196 @@
       <w:r>
         <w:rPr>
           <w:rFonts w:ascii="Times New Roman" w:hAnsi="Times New Roman" w:cs="Times New Roman"/>
-          <w:sz w:val="28"/>
-          <w:szCs w:val="28"/>
-          <w:lang w:val="en-US"/>
-        </w:rPr>
-        <w:t>● In my opinion, there are two sections that do not contribute much to the overall message of the study. Sections 2.1 with the implementation details and section 3.1 about the correctness should be moved to the supplement.</w:t>
+          <w:b/>
+          <w:bCs/>
+          <w:color w:val="2F5496" w:themeColor="accent1" w:themeShade="BF"/>
+          <w:sz w:val="28"/>
+          <w:szCs w:val="28"/>
+          <w:lang w:val="en-US"/>
+        </w:rPr>
+        <w:t>Action:</w:t>
+      </w:r>
+      <w:r>
+        <w:rPr>
+          <w:rFonts w:ascii="Times New Roman" w:hAnsi="Times New Roman" w:cs="Times New Roman"/>
+          <w:b/>
+          <w:bCs/>
+          <w:color w:val="2F5496" w:themeColor="accent1" w:themeShade="BF"/>
+          <w:sz w:val="28"/>
+          <w:szCs w:val="28"/>
+          <w:lang w:val="en-US"/>
+        </w:rPr>
+        <w:t xml:space="preserve"> </w:t>
+      </w:r>
+      <w:r>
+        <w:rPr>
+          <w:rFonts w:ascii="Times New Roman" w:hAnsi="Times New Roman" w:cs="Times New Roman"/>
+          <w:color w:val="2F5496" w:themeColor="accent1" w:themeShade="BF"/>
+          <w:sz w:val="28"/>
+          <w:szCs w:val="28"/>
+          <w:lang w:val="en-US"/>
+        </w:rPr>
+        <w:t xml:space="preserve">We moved </w:t>
+      </w:r>
+      <w:r>
+        <w:rPr>
+          <w:rFonts w:ascii="Times New Roman" w:hAnsi="Times New Roman" w:cs="Times New Roman"/>
+          <w:color w:val="2F5496" w:themeColor="accent1" w:themeShade="BF"/>
+          <w:sz w:val="28"/>
+          <w:szCs w:val="28"/>
+          <w:lang w:val="en-US"/>
+        </w:rPr>
+        <w:t xml:space="preserve">large </w:t>
+      </w:r>
+      <w:r>
+        <w:rPr>
+          <w:rFonts w:ascii="Times New Roman" w:hAnsi="Times New Roman" w:cs="Times New Roman"/>
+          <w:color w:val="2F5496" w:themeColor="accent1" w:themeShade="BF"/>
+          <w:sz w:val="28"/>
+          <w:szCs w:val="28"/>
+          <w:lang w:val="en-US"/>
+        </w:rPr>
+        <w:t>part</w:t>
+      </w:r>
+      <w:r>
+        <w:rPr>
+          <w:rFonts w:ascii="Times New Roman" w:hAnsi="Times New Roman" w:cs="Times New Roman"/>
+          <w:color w:val="2F5496" w:themeColor="accent1" w:themeShade="BF"/>
+          <w:sz w:val="28"/>
+          <w:szCs w:val="28"/>
+          <w:lang w:val="en-US"/>
+        </w:rPr>
+        <w:t>s</w:t>
+      </w:r>
+      <w:r>
+        <w:rPr>
+          <w:rFonts w:ascii="Times New Roman" w:hAnsi="Times New Roman" w:cs="Times New Roman"/>
+          <w:color w:val="2F5496" w:themeColor="accent1" w:themeShade="BF"/>
+          <w:sz w:val="28"/>
+          <w:szCs w:val="28"/>
+          <w:lang w:val="en-US"/>
+        </w:rPr>
+        <w:t xml:space="preserve"> of </w:t>
+      </w:r>
+      <w:r>
+        <w:rPr>
+          <w:rFonts w:ascii="Times New Roman" w:hAnsi="Times New Roman" w:cs="Times New Roman"/>
+          <w:color w:val="2F5496" w:themeColor="accent1" w:themeShade="BF"/>
+          <w:sz w:val="28"/>
+          <w:szCs w:val="28"/>
+          <w:lang w:val="en-US"/>
+        </w:rPr>
+        <w:t xml:space="preserve">Section 2.1 to the Supplementary as suggested and we reworked dependencies to other </w:t>
+      </w:r>
+      <w:r>
+        <w:rPr>
+          <w:rFonts w:ascii="Times New Roman" w:hAnsi="Times New Roman" w:cs="Times New Roman"/>
+          <w:color w:val="2F5496" w:themeColor="accent1" w:themeShade="BF"/>
+          <w:sz w:val="28"/>
+          <w:szCs w:val="28"/>
+          <w:lang w:val="en-US"/>
+        </w:rPr>
+        <w:t>s</w:t>
+      </w:r>
+      <w:r>
+        <w:rPr>
+          <w:rFonts w:ascii="Times New Roman" w:hAnsi="Times New Roman" w:cs="Times New Roman"/>
+          <w:color w:val="2F5496" w:themeColor="accent1" w:themeShade="BF"/>
+          <w:sz w:val="28"/>
+          <w:szCs w:val="28"/>
+          <w:lang w:val="en-US"/>
+        </w:rPr>
+        <w:t>ection</w:t>
+      </w:r>
+      <w:r>
+        <w:rPr>
+          <w:rFonts w:ascii="Times New Roman" w:hAnsi="Times New Roman" w:cs="Times New Roman"/>
+          <w:color w:val="2F5496" w:themeColor="accent1" w:themeShade="BF"/>
+          <w:sz w:val="28"/>
+          <w:szCs w:val="28"/>
+          <w:lang w:val="en-US"/>
+        </w:rPr>
+        <w:t>s</w:t>
+      </w:r>
+      <w:r>
+        <w:rPr>
+          <w:rFonts w:ascii="Times New Roman" w:hAnsi="Times New Roman" w:cs="Times New Roman"/>
+          <w:color w:val="2F5496" w:themeColor="accent1" w:themeShade="BF"/>
+          <w:sz w:val="28"/>
+          <w:szCs w:val="28"/>
+          <w:lang w:val="en-US"/>
+        </w:rPr>
+        <w:t xml:space="preserve"> accordingly. We conceded to this </w:t>
+      </w:r>
+      <w:r>
+        <w:rPr>
+          <w:rFonts w:ascii="Times New Roman" w:hAnsi="Times New Roman" w:cs="Times New Roman"/>
+          <w:color w:val="2F5496" w:themeColor="accent1" w:themeShade="BF"/>
+          <w:sz w:val="28"/>
+          <w:szCs w:val="28"/>
+          <w:lang w:val="en-US"/>
+        </w:rPr>
+        <w:t xml:space="preserve">change </w:t>
+      </w:r>
+      <w:r>
+        <w:rPr>
+          <w:rFonts w:ascii="Times New Roman" w:hAnsi="Times New Roman" w:cs="Times New Roman"/>
+          <w:color w:val="2F5496" w:themeColor="accent1" w:themeShade="BF"/>
+          <w:sz w:val="28"/>
+          <w:szCs w:val="28"/>
+          <w:lang w:val="en-US"/>
+        </w:rPr>
+        <w:t>as</w:t>
+      </w:r>
+      <w:r>
+        <w:rPr>
+          <w:rFonts w:ascii="Times New Roman" w:hAnsi="Times New Roman" w:cs="Times New Roman"/>
+          <w:color w:val="2F5496" w:themeColor="accent1" w:themeShade="BF"/>
+          <w:sz w:val="28"/>
+          <w:szCs w:val="28"/>
+          <w:lang w:val="en-US"/>
+        </w:rPr>
+        <w:t xml:space="preserve"> both reviewers </w:t>
+      </w:r>
+      <w:r>
+        <w:rPr>
+          <w:rFonts w:ascii="Times New Roman" w:hAnsi="Times New Roman" w:cs="Times New Roman"/>
+          <w:color w:val="2F5496" w:themeColor="accent1" w:themeShade="BF"/>
+          <w:sz w:val="28"/>
+          <w:szCs w:val="28"/>
+          <w:lang w:val="en-US"/>
+        </w:rPr>
+        <w:t>requested</w:t>
+      </w:r>
+      <w:r>
+        <w:rPr>
+          <w:rFonts w:ascii="Times New Roman" w:hAnsi="Times New Roman" w:cs="Times New Roman"/>
+          <w:color w:val="2F5496" w:themeColor="accent1" w:themeShade="BF"/>
+          <w:sz w:val="28"/>
+          <w:szCs w:val="28"/>
+          <w:lang w:val="en-US"/>
+        </w:rPr>
+        <w:t xml:space="preserve"> </w:t>
+      </w:r>
+      <w:r>
+        <w:rPr>
+          <w:rFonts w:ascii="Times New Roman" w:hAnsi="Times New Roman" w:cs="Times New Roman"/>
+          <w:color w:val="2F5496" w:themeColor="accent1" w:themeShade="BF"/>
+          <w:sz w:val="28"/>
+          <w:szCs w:val="28"/>
+          <w:lang w:val="en-US"/>
+        </w:rPr>
+        <w:t>it</w:t>
+      </w:r>
+      <w:r>
+        <w:rPr>
+          <w:rFonts w:ascii="Times New Roman" w:hAnsi="Times New Roman" w:cs="Times New Roman"/>
+          <w:color w:val="2F5496" w:themeColor="accent1" w:themeShade="BF"/>
+          <w:sz w:val="28"/>
+          <w:szCs w:val="28"/>
+          <w:lang w:val="en-US"/>
+        </w:rPr>
+        <w:t xml:space="preserve">. </w:t>
       </w:r>
     </w:p>
     <w:p>
@@ -7391,20 +7260,146 @@
       <w:r>
         <w:rPr>
           <w:rFonts w:ascii="Times New Roman" w:hAnsi="Times New Roman" w:cs="Times New Roman"/>
-          <w:b/>
-          <w:bCs/>
-          <w:color w:val="2F5496" w:themeColor="accent1" w:themeShade="BF"/>
-          <w:sz w:val="28"/>
-          <w:szCs w:val="28"/>
-          <w:lang w:val="en-US"/>
-        </w:rPr>
-        <w:t>Action:</w:t>
-      </w:r>
-      <w:r>
-        <w:rPr>
-          <w:rFonts w:ascii="Times New Roman" w:hAnsi="Times New Roman" w:cs="Times New Roman"/>
-          <w:b/>
-          <w:bCs/>
+          <w:color w:val="2F5496" w:themeColor="accent1" w:themeShade="BF"/>
+          <w:sz w:val="28"/>
+          <w:szCs w:val="28"/>
+          <w:lang w:val="en-US"/>
+        </w:rPr>
+        <w:t>However, w</w:t>
+      </w:r>
+      <w:r>
+        <w:rPr>
+          <w:rFonts w:ascii="Times New Roman" w:hAnsi="Times New Roman" w:cs="Times New Roman"/>
+          <w:color w:val="2F5496" w:themeColor="accent1" w:themeShade="BF"/>
+          <w:sz w:val="28"/>
+          <w:szCs w:val="28"/>
+          <w:lang w:val="en-US"/>
+        </w:rPr>
+        <w:t xml:space="preserve">e kept Section 3.1 </w:t>
+      </w:r>
+      <w:r>
+        <w:rPr>
+          <w:rFonts w:ascii="Times New Roman" w:hAnsi="Times New Roman" w:cs="Times New Roman"/>
+          <w:color w:val="2F5496" w:themeColor="accent1" w:themeShade="BF"/>
+          <w:sz w:val="28"/>
+          <w:szCs w:val="28"/>
+          <w:lang w:val="en-US"/>
+        </w:rPr>
+        <w:t>almost as</w:t>
+      </w:r>
+      <w:r>
+        <w:rPr>
+          <w:rFonts w:ascii="Times New Roman" w:hAnsi="Times New Roman" w:cs="Times New Roman"/>
+          <w:color w:val="2F5496" w:themeColor="accent1" w:themeShade="BF"/>
+          <w:sz w:val="28"/>
+          <w:szCs w:val="28"/>
+          <w:lang w:val="en-US"/>
+        </w:rPr>
+        <w:t xml:space="preserve"> is: Solidifying correctness is </w:t>
+      </w:r>
+      <w:r>
+        <w:rPr>
+          <w:rFonts w:ascii="Times New Roman" w:hAnsi="Times New Roman" w:cs="Times New Roman"/>
+          <w:color w:val="2F5496" w:themeColor="accent1" w:themeShade="BF"/>
+          <w:sz w:val="28"/>
+          <w:szCs w:val="28"/>
+          <w:lang w:val="en-US"/>
+        </w:rPr>
+        <w:t xml:space="preserve">a </w:t>
+      </w:r>
+      <w:r>
+        <w:rPr>
+          <w:rFonts w:ascii="Times New Roman" w:hAnsi="Times New Roman" w:cs="Times New Roman"/>
+          <w:color w:val="2F5496" w:themeColor="accent1" w:themeShade="BF"/>
+          <w:sz w:val="28"/>
+          <w:szCs w:val="28"/>
+          <w:lang w:val="en-US"/>
+        </w:rPr>
+        <w:t>cornerstone in quality assurance of software systems – certainly also in the</w:t>
+      </w:r>
+      <w:r>
+        <w:rPr>
+          <w:rFonts w:ascii="Times New Roman" w:hAnsi="Times New Roman" w:cs="Times New Roman"/>
+          <w:color w:val="2F5496" w:themeColor="accent1" w:themeShade="BF"/>
+          <w:sz w:val="28"/>
+          <w:szCs w:val="28"/>
+          <w:lang w:val="en-US"/>
+        </w:rPr>
+        <w:t xml:space="preserve"> case</w:t>
+      </w:r>
+      <w:r>
+        <w:rPr>
+          <w:rFonts w:ascii="Times New Roman" w:hAnsi="Times New Roman" w:cs="Times New Roman"/>
+          <w:color w:val="2F5496" w:themeColor="accent1" w:themeShade="BF"/>
+          <w:sz w:val="28"/>
+          <w:szCs w:val="28"/>
+          <w:lang w:val="en-US"/>
+        </w:rPr>
+        <w:t xml:space="preserve"> of bio informatics</w:t>
+      </w:r>
+      <w:r>
+        <w:rPr>
+          <w:rFonts w:ascii="Times New Roman" w:hAnsi="Times New Roman" w:cs="Times New Roman"/>
+          <w:color w:val="2F5496" w:themeColor="accent1" w:themeShade="BF"/>
+          <w:sz w:val="28"/>
+          <w:szCs w:val="28"/>
+          <w:lang w:val="en-US"/>
+        </w:rPr>
+        <w:t xml:space="preserve"> software</w:t>
+      </w:r>
+      <w:r>
+        <w:rPr>
+          <w:rFonts w:ascii="Times New Roman" w:hAnsi="Times New Roman" w:cs="Times New Roman"/>
+          <w:color w:val="2F5496" w:themeColor="accent1" w:themeShade="BF"/>
+          <w:sz w:val="28"/>
+          <w:szCs w:val="28"/>
+          <w:lang w:val="en-US"/>
+        </w:rPr>
+        <w:t xml:space="preserve">. Although formal proves of correctness are practically infeasible for most larger software systems, </w:t>
+      </w:r>
+      <w:r>
+        <w:rPr>
+          <w:rFonts w:ascii="Times New Roman" w:hAnsi="Times New Roman" w:cs="Times New Roman"/>
+          <w:color w:val="2F5496" w:themeColor="accent1" w:themeShade="BF"/>
+          <w:sz w:val="28"/>
+          <w:szCs w:val="28"/>
+          <w:lang w:val="en-US"/>
+        </w:rPr>
+        <w:t>opportunities</w:t>
+      </w:r>
+      <w:r>
+        <w:rPr>
+          <w:rFonts w:ascii="Times New Roman" w:hAnsi="Times New Roman" w:cs="Times New Roman"/>
+          <w:color w:val="2F5496" w:themeColor="accent1" w:themeShade="BF"/>
+          <w:sz w:val="28"/>
+          <w:szCs w:val="28"/>
+          <w:lang w:val="en-US"/>
+        </w:rPr>
+        <w:t xml:space="preserve"> to solidify correctness </w:t>
+      </w:r>
+      <w:r>
+        <w:rPr>
+          <w:rFonts w:ascii="Times New Roman" w:hAnsi="Times New Roman" w:cs="Times New Roman"/>
+          <w:color w:val="2F5496" w:themeColor="accent1" w:themeShade="BF"/>
+          <w:sz w:val="28"/>
+          <w:szCs w:val="28"/>
+          <w:lang w:val="en-US"/>
+        </w:rPr>
+        <w:t>should</w:t>
+      </w:r>
+      <w:r>
+        <w:rPr>
+          <w:rFonts w:ascii="Times New Roman" w:hAnsi="Times New Roman" w:cs="Times New Roman"/>
+          <w:color w:val="2F5496" w:themeColor="accent1" w:themeShade="BF"/>
+          <w:sz w:val="28"/>
+          <w:szCs w:val="28"/>
+          <w:lang w:val="en-US"/>
+        </w:rPr>
+        <w:t xml:space="preserve"> be considered</w:t>
+      </w:r>
+      <w:r>
+        <w:rPr>
+          <w:rFonts w:ascii="Times New Roman" w:hAnsi="Times New Roman" w:cs="Times New Roman"/>
           <w:color w:val="2F5496" w:themeColor="accent1" w:themeShade="BF"/>
           <w:sz w:val="28"/>
           <w:szCs w:val="28"/>
@@ -7420,157 +7415,47 @@
           <w:szCs w:val="28"/>
           <w:lang w:val="en-US"/>
         </w:rPr>
-        <w:t xml:space="preserve">We moved </w:t>
-      </w:r>
-      <w:r>
-        <w:rPr>
-          <w:rFonts w:ascii="Times New Roman" w:hAnsi="Times New Roman" w:cs="Times New Roman"/>
-          <w:color w:val="2F5496" w:themeColor="accent1" w:themeShade="BF"/>
-          <w:sz w:val="28"/>
-          <w:szCs w:val="28"/>
-          <w:lang w:val="en-US"/>
-        </w:rPr>
-        <w:t xml:space="preserve">large </w:t>
-      </w:r>
-      <w:r>
-        <w:rPr>
-          <w:rFonts w:ascii="Times New Roman" w:hAnsi="Times New Roman" w:cs="Times New Roman"/>
-          <w:color w:val="2F5496" w:themeColor="accent1" w:themeShade="BF"/>
-          <w:sz w:val="28"/>
-          <w:szCs w:val="28"/>
-          <w:lang w:val="en-US"/>
-        </w:rPr>
-        <w:t>part</w:t>
-      </w:r>
-      <w:r>
-        <w:rPr>
-          <w:rFonts w:ascii="Times New Roman" w:hAnsi="Times New Roman" w:cs="Times New Roman"/>
-          <w:color w:val="2F5496" w:themeColor="accent1" w:themeShade="BF"/>
-          <w:sz w:val="28"/>
-          <w:szCs w:val="28"/>
-          <w:lang w:val="en-US"/>
-        </w:rPr>
-        <w:t>s</w:t>
-      </w:r>
-      <w:r>
-        <w:rPr>
-          <w:rFonts w:ascii="Times New Roman" w:hAnsi="Times New Roman" w:cs="Times New Roman"/>
-          <w:color w:val="2F5496" w:themeColor="accent1" w:themeShade="BF"/>
-          <w:sz w:val="28"/>
-          <w:szCs w:val="28"/>
-          <w:lang w:val="en-US"/>
-        </w:rPr>
-        <w:t xml:space="preserve"> of </w:t>
-      </w:r>
-      <w:r>
-        <w:rPr>
-          <w:rFonts w:ascii="Times New Roman" w:hAnsi="Times New Roman" w:cs="Times New Roman"/>
-          <w:color w:val="2F5496" w:themeColor="accent1" w:themeShade="BF"/>
-          <w:sz w:val="28"/>
-          <w:szCs w:val="28"/>
-          <w:lang w:val="en-US"/>
-        </w:rPr>
-        <w:t xml:space="preserve">Section 2.1 to the Supplementary as suggested and we reworked dependencies to other </w:t>
-      </w:r>
-      <w:r>
-        <w:rPr>
-          <w:rFonts w:ascii="Times New Roman" w:hAnsi="Times New Roman" w:cs="Times New Roman"/>
-          <w:color w:val="2F5496" w:themeColor="accent1" w:themeShade="BF"/>
-          <w:sz w:val="28"/>
-          <w:szCs w:val="28"/>
-          <w:lang w:val="en-US"/>
-        </w:rPr>
-        <w:t>s</w:t>
-      </w:r>
-      <w:r>
-        <w:rPr>
-          <w:rFonts w:ascii="Times New Roman" w:hAnsi="Times New Roman" w:cs="Times New Roman"/>
-          <w:color w:val="2F5496" w:themeColor="accent1" w:themeShade="BF"/>
-          <w:sz w:val="28"/>
-          <w:szCs w:val="28"/>
-          <w:lang w:val="en-US"/>
-        </w:rPr>
-        <w:t>ection</w:t>
-      </w:r>
-      <w:r>
-        <w:rPr>
-          <w:rFonts w:ascii="Times New Roman" w:hAnsi="Times New Roman" w:cs="Times New Roman"/>
-          <w:color w:val="2F5496" w:themeColor="accent1" w:themeShade="BF"/>
-          <w:sz w:val="28"/>
-          <w:szCs w:val="28"/>
-          <w:lang w:val="en-US"/>
-        </w:rPr>
-        <w:t>s</w:t>
-      </w:r>
-      <w:r>
-        <w:rPr>
-          <w:rFonts w:ascii="Times New Roman" w:hAnsi="Times New Roman" w:cs="Times New Roman"/>
-          <w:color w:val="2F5496" w:themeColor="accent1" w:themeShade="BF"/>
-          <w:sz w:val="28"/>
-          <w:szCs w:val="28"/>
-          <w:lang w:val="en-US"/>
-        </w:rPr>
-        <w:t xml:space="preserve"> accordingly. We conceded to this </w:t>
-      </w:r>
-      <w:r>
-        <w:rPr>
-          <w:rFonts w:ascii="Times New Roman" w:hAnsi="Times New Roman" w:cs="Times New Roman"/>
-          <w:color w:val="2F5496" w:themeColor="accent1" w:themeShade="BF"/>
-          <w:sz w:val="28"/>
-          <w:szCs w:val="28"/>
-          <w:lang w:val="en-US"/>
-        </w:rPr>
-        <w:t xml:space="preserve">change </w:t>
-      </w:r>
-      <w:r>
-        <w:rPr>
-          <w:rFonts w:ascii="Times New Roman" w:hAnsi="Times New Roman" w:cs="Times New Roman"/>
-          <w:color w:val="2F5496" w:themeColor="accent1" w:themeShade="BF"/>
-          <w:sz w:val="28"/>
-          <w:szCs w:val="28"/>
-          <w:lang w:val="en-US"/>
-        </w:rPr>
-        <w:t>as</w:t>
-      </w:r>
-      <w:r>
-        <w:rPr>
-          <w:rFonts w:ascii="Times New Roman" w:hAnsi="Times New Roman" w:cs="Times New Roman"/>
-          <w:color w:val="2F5496" w:themeColor="accent1" w:themeShade="BF"/>
-          <w:sz w:val="28"/>
-          <w:szCs w:val="28"/>
-          <w:lang w:val="en-US"/>
-        </w:rPr>
-        <w:t xml:space="preserve"> both reviewers </w:t>
-      </w:r>
-      <w:r>
-        <w:rPr>
-          <w:rFonts w:ascii="Times New Roman" w:hAnsi="Times New Roman" w:cs="Times New Roman"/>
-          <w:color w:val="2F5496" w:themeColor="accent1" w:themeShade="BF"/>
-          <w:sz w:val="28"/>
-          <w:szCs w:val="28"/>
-          <w:lang w:val="en-US"/>
-        </w:rPr>
-        <w:t>requested</w:t>
-      </w:r>
-      <w:r>
-        <w:rPr>
-          <w:rFonts w:ascii="Times New Roman" w:hAnsi="Times New Roman" w:cs="Times New Roman"/>
-          <w:color w:val="2F5496" w:themeColor="accent1" w:themeShade="BF"/>
-          <w:sz w:val="28"/>
-          <w:szCs w:val="28"/>
-          <w:lang w:val="en-US"/>
-        </w:rPr>
-        <w:t xml:space="preserve"> </w:t>
-      </w:r>
-      <w:r>
-        <w:rPr>
-          <w:rFonts w:ascii="Times New Roman" w:hAnsi="Times New Roman" w:cs="Times New Roman"/>
-          <w:color w:val="2F5496" w:themeColor="accent1" w:themeShade="BF"/>
-          <w:sz w:val="28"/>
-          <w:szCs w:val="28"/>
-          <w:lang w:val="en-US"/>
-        </w:rPr>
-        <w:t>it</w:t>
+        <w:t>where</w:t>
+      </w:r>
+      <w:r>
+        <w:rPr>
+          <w:rFonts w:ascii="Times New Roman" w:hAnsi="Times New Roman" w:cs="Times New Roman"/>
+          <w:color w:val="2F5496" w:themeColor="accent1" w:themeShade="BF"/>
+          <w:sz w:val="28"/>
+          <w:szCs w:val="28"/>
+          <w:lang w:val="en-US"/>
+        </w:rPr>
+        <w:t xml:space="preserve"> possible</w:t>
+      </w:r>
+      <w:r>
+        <w:rPr>
+          <w:rFonts w:ascii="Times New Roman" w:hAnsi="Times New Roman" w:cs="Times New Roman"/>
+          <w:color w:val="2F5496" w:themeColor="accent1" w:themeShade="BF"/>
+          <w:sz w:val="28"/>
+          <w:szCs w:val="28"/>
+          <w:lang w:val="en-US"/>
+        </w:rPr>
+        <w:t xml:space="preserve"> and </w:t>
+      </w:r>
+      <w:r>
+        <w:rPr>
+          <w:rFonts w:ascii="Times New Roman" w:hAnsi="Times New Roman" w:cs="Times New Roman"/>
+          <w:color w:val="2F5496" w:themeColor="accent1" w:themeShade="BF"/>
+          <w:sz w:val="28"/>
+          <w:szCs w:val="28"/>
+          <w:lang w:val="en-US"/>
+        </w:rPr>
+        <w:t xml:space="preserve">in our view </w:t>
+      </w:r>
+      <w:r>
+        <w:rPr>
+          <w:rFonts w:ascii="Times New Roman" w:hAnsi="Times New Roman" w:cs="Times New Roman"/>
+          <w:color w:val="2F5496" w:themeColor="accent1" w:themeShade="BF"/>
+          <w:sz w:val="28"/>
+          <w:szCs w:val="28"/>
+          <w:lang w:val="en-US"/>
+        </w:rPr>
+        <w:t>are worth discussing</w:t>
       </w:r>
       <w:r>
         <w:rPr>
@@ -7582,521 +7467,15 @@
         </w:rPr>
         <w:t xml:space="preserve">. </w:t>
       </w:r>
-    </w:p>
-    <w:p>
-      <w:pPr>
-        <w:rPr>
-          <w:rFonts w:ascii="Times New Roman" w:hAnsi="Times New Roman" w:cs="Times New Roman"/>
-          <w:color w:val="2F5496" w:themeColor="accent1" w:themeShade="BF"/>
-          <w:sz w:val="28"/>
-          <w:szCs w:val="28"/>
-          <w:lang w:val="en-US"/>
-        </w:rPr>
-      </w:pPr>
-      <w:r>
-        <w:rPr>
-          <w:rFonts w:ascii="Times New Roman" w:hAnsi="Times New Roman" w:cs="Times New Roman"/>
-          <w:color w:val="2F5496" w:themeColor="accent1" w:themeShade="BF"/>
-          <w:sz w:val="28"/>
-          <w:szCs w:val="28"/>
-          <w:lang w:val="en-US"/>
-        </w:rPr>
-        <w:t xml:space="preserve">-- </w:t>
-      </w:r>
-      <w:proofErr w:type="gramStart"/>
-      <w:r>
-        <w:rPr>
-          <w:rFonts w:ascii="Times New Roman" w:hAnsi="Times New Roman" w:cs="Times New Roman"/>
-          <w:color w:val="2F5496" w:themeColor="accent1" w:themeShade="BF"/>
-          <w:sz w:val="28"/>
-          <w:szCs w:val="28"/>
-          <w:lang w:val="en-US"/>
-        </w:rPr>
-        <w:t>REMOVE ?</w:t>
-      </w:r>
-      <w:proofErr w:type="gramEnd"/>
-      <w:r>
-        <w:rPr>
-          <w:rFonts w:ascii="Times New Roman" w:hAnsi="Times New Roman" w:cs="Times New Roman"/>
-          <w:color w:val="2F5496" w:themeColor="accent1" w:themeShade="BF"/>
-          <w:sz w:val="28"/>
-          <w:szCs w:val="28"/>
-          <w:lang w:val="en-US"/>
-        </w:rPr>
-        <w:t xml:space="preserve"> --</w:t>
-      </w:r>
-    </w:p>
-    <w:p>
-      <w:pPr>
-        <w:rPr>
-          <w:rFonts w:ascii="Times New Roman" w:hAnsi="Times New Roman" w:cs="Times New Roman"/>
-          <w:color w:val="2F5496" w:themeColor="accent1" w:themeShade="BF"/>
-          <w:sz w:val="28"/>
-          <w:szCs w:val="28"/>
-          <w:lang w:val="en-US"/>
-        </w:rPr>
-      </w:pPr>
-      <w:r>
-        <w:rPr>
-          <w:rFonts w:ascii="Times New Roman" w:hAnsi="Times New Roman" w:cs="Times New Roman"/>
-          <w:color w:val="2F5496" w:themeColor="accent1" w:themeShade="BF"/>
-          <w:sz w:val="28"/>
-          <w:szCs w:val="28"/>
-          <w:lang w:val="en-US"/>
-        </w:rPr>
-        <w:t>Nevertheless,</w:t>
-      </w:r>
-      <w:r>
-        <w:rPr>
-          <w:rFonts w:ascii="Times New Roman" w:hAnsi="Times New Roman" w:cs="Times New Roman"/>
-          <w:color w:val="2F5496" w:themeColor="accent1" w:themeShade="BF"/>
-          <w:sz w:val="28"/>
-          <w:szCs w:val="28"/>
-          <w:lang w:val="en-US"/>
-        </w:rPr>
-        <w:t xml:space="preserve"> we regret </w:t>
-      </w:r>
-      <w:r>
-        <w:rPr>
-          <w:rFonts w:ascii="Times New Roman" w:hAnsi="Times New Roman" w:cs="Times New Roman"/>
-          <w:color w:val="2F5496" w:themeColor="accent1" w:themeShade="BF"/>
-          <w:sz w:val="28"/>
-          <w:szCs w:val="28"/>
-          <w:lang w:val="en-US"/>
-        </w:rPr>
-        <w:t>that change</w:t>
-      </w:r>
-      <w:r>
-        <w:rPr>
-          <w:rFonts w:ascii="Times New Roman" w:hAnsi="Times New Roman" w:cs="Times New Roman"/>
-          <w:color w:val="2F5496" w:themeColor="accent1" w:themeShade="BF"/>
-          <w:sz w:val="28"/>
-          <w:szCs w:val="28"/>
-          <w:lang w:val="en-US"/>
-        </w:rPr>
-        <w:t xml:space="preserve"> since we see great value in </w:t>
-      </w:r>
-      <w:r>
-        <w:rPr>
-          <w:rFonts w:ascii="Times New Roman" w:hAnsi="Times New Roman" w:cs="Times New Roman"/>
-          <w:color w:val="2F5496" w:themeColor="accent1" w:themeShade="BF"/>
-          <w:sz w:val="28"/>
-          <w:szCs w:val="28"/>
-          <w:lang w:val="en-US"/>
-        </w:rPr>
-        <w:t xml:space="preserve">presenting </w:t>
-      </w:r>
-      <w:r>
-        <w:rPr>
-          <w:rFonts w:ascii="Times New Roman" w:hAnsi="Times New Roman" w:cs="Times New Roman"/>
-          <w:color w:val="2F5496" w:themeColor="accent1" w:themeShade="BF"/>
-          <w:sz w:val="28"/>
-          <w:szCs w:val="28"/>
-          <w:lang w:val="en-US"/>
-        </w:rPr>
-        <w:t xml:space="preserve">the goal-oriented approach. This is because </w:t>
-      </w:r>
-      <w:r>
-        <w:rPr>
-          <w:rFonts w:ascii="Times New Roman" w:hAnsi="Times New Roman" w:cs="Times New Roman"/>
-          <w:color w:val="2F5496" w:themeColor="accent1" w:themeShade="BF"/>
-          <w:sz w:val="28"/>
-          <w:szCs w:val="28"/>
-          <w:lang w:val="en-US"/>
-        </w:rPr>
-        <w:t>from our observation</w:t>
-      </w:r>
-      <w:r>
-        <w:rPr>
-          <w:rFonts w:ascii="Times New Roman" w:hAnsi="Times New Roman" w:cs="Times New Roman"/>
-          <w:color w:val="2F5496" w:themeColor="accent1" w:themeShade="BF"/>
-          <w:sz w:val="28"/>
-          <w:szCs w:val="28"/>
-          <w:lang w:val="en-US"/>
-        </w:rPr>
-        <w:t xml:space="preserve"> many bio informatics pipelines tend to have a prototypical character </w:t>
-      </w:r>
-      <w:r>
-        <w:rPr>
-          <w:rFonts w:ascii="Times New Roman" w:hAnsi="Times New Roman" w:cs="Times New Roman"/>
-          <w:color w:val="2F5496" w:themeColor="accent1" w:themeShade="BF"/>
-          <w:sz w:val="28"/>
-          <w:szCs w:val="28"/>
-          <w:lang w:val="en-US"/>
-        </w:rPr>
-        <w:t>with little chance for</w:t>
-      </w:r>
-      <w:r>
-        <w:rPr>
-          <w:rFonts w:ascii="Times New Roman" w:hAnsi="Times New Roman" w:cs="Times New Roman"/>
-          <w:color w:val="2F5496" w:themeColor="accent1" w:themeShade="BF"/>
-          <w:sz w:val="28"/>
-          <w:szCs w:val="28"/>
-          <w:lang w:val="en-US"/>
-        </w:rPr>
-        <w:t xml:space="preserve"> reuse across project</w:t>
-      </w:r>
-      <w:r>
-        <w:rPr>
-          <w:rFonts w:ascii="Times New Roman" w:hAnsi="Times New Roman" w:cs="Times New Roman"/>
-          <w:color w:val="2F5496" w:themeColor="accent1" w:themeShade="BF"/>
-          <w:sz w:val="28"/>
-          <w:szCs w:val="28"/>
-          <w:lang w:val="en-US"/>
-        </w:rPr>
-        <w:t>s</w:t>
-      </w:r>
-      <w:r>
-        <w:rPr>
-          <w:rFonts w:ascii="Times New Roman" w:hAnsi="Times New Roman" w:cs="Times New Roman"/>
-          <w:color w:val="2F5496" w:themeColor="accent1" w:themeShade="BF"/>
-          <w:sz w:val="28"/>
-          <w:szCs w:val="28"/>
-          <w:lang w:val="en-US"/>
-        </w:rPr>
-        <w:t xml:space="preserve"> </w:t>
-      </w:r>
-      <w:r>
-        <w:rPr>
-          <w:rFonts w:ascii="Times New Roman" w:hAnsi="Times New Roman" w:cs="Times New Roman"/>
-          <w:color w:val="2F5496" w:themeColor="accent1" w:themeShade="BF"/>
-          <w:sz w:val="28"/>
-          <w:szCs w:val="28"/>
-          <w:lang w:val="en-US"/>
-        </w:rPr>
-        <w:t>or</w:t>
-      </w:r>
-      <w:r>
-        <w:rPr>
-          <w:rFonts w:ascii="Times New Roman" w:hAnsi="Times New Roman" w:cs="Times New Roman"/>
-          <w:color w:val="2F5496" w:themeColor="accent1" w:themeShade="BF"/>
-          <w:sz w:val="28"/>
-          <w:szCs w:val="28"/>
-          <w:lang w:val="en-US"/>
-        </w:rPr>
-        <w:t xml:space="preserve"> research contributions. We see a chance to overcome resulting drawbacks with a stronger focus on (software) engineering aspects in the field</w:t>
-      </w:r>
-      <w:r>
-        <w:rPr>
-          <w:rFonts w:ascii="Times New Roman" w:hAnsi="Times New Roman" w:cs="Times New Roman"/>
-          <w:color w:val="2F5496" w:themeColor="accent1" w:themeShade="BF"/>
-          <w:sz w:val="28"/>
-          <w:szCs w:val="28"/>
-          <w:lang w:val="en-US"/>
-        </w:rPr>
-        <w:t xml:space="preserve"> and we believe the presented goal-oriented approach might help for various reasons. Admittedly</w:t>
-      </w:r>
-      <w:r>
-        <w:rPr>
-          <w:rFonts w:ascii="Times New Roman" w:hAnsi="Times New Roman" w:cs="Times New Roman"/>
-          <w:color w:val="2F5496" w:themeColor="accent1" w:themeShade="BF"/>
-          <w:sz w:val="28"/>
-          <w:szCs w:val="28"/>
-          <w:lang w:val="en-US"/>
-        </w:rPr>
-        <w:t>,</w:t>
-      </w:r>
-      <w:r>
-        <w:rPr>
-          <w:rFonts w:ascii="Times New Roman" w:hAnsi="Times New Roman" w:cs="Times New Roman"/>
-          <w:color w:val="2F5496" w:themeColor="accent1" w:themeShade="BF"/>
-          <w:sz w:val="28"/>
-          <w:szCs w:val="28"/>
-          <w:lang w:val="en-US"/>
-        </w:rPr>
-        <w:t xml:space="preserve"> such a discussion is beyond the scope of this </w:t>
-      </w:r>
-      <w:r>
-        <w:rPr>
-          <w:rFonts w:ascii="Times New Roman" w:hAnsi="Times New Roman" w:cs="Times New Roman"/>
-          <w:color w:val="2F5496" w:themeColor="accent1" w:themeShade="BF"/>
-          <w:sz w:val="28"/>
-          <w:szCs w:val="28"/>
-          <w:lang w:val="en-US"/>
-        </w:rPr>
-        <w:t>response</w:t>
-      </w:r>
-      <w:r>
-        <w:rPr>
-          <w:rFonts w:ascii="Times New Roman" w:hAnsi="Times New Roman" w:cs="Times New Roman"/>
-          <w:color w:val="2F5496" w:themeColor="accent1" w:themeShade="BF"/>
-          <w:sz w:val="28"/>
-          <w:szCs w:val="28"/>
-          <w:lang w:val="en-US"/>
-        </w:rPr>
-        <w:t>.</w:t>
-      </w:r>
-    </w:p>
-    <w:p>
-      <w:pPr>
-        <w:rPr>
-          <w:rFonts w:ascii="Times New Roman" w:hAnsi="Times New Roman" w:cs="Times New Roman"/>
-          <w:color w:val="2F5496" w:themeColor="accent1" w:themeShade="BF"/>
-          <w:sz w:val="28"/>
-          <w:szCs w:val="28"/>
-          <w:lang w:val="en-US"/>
-        </w:rPr>
-      </w:pPr>
-      <w:r>
-        <w:rPr>
-          <w:rFonts w:ascii="Times New Roman" w:hAnsi="Times New Roman" w:cs="Times New Roman"/>
-          <w:color w:val="2F5496" w:themeColor="accent1" w:themeShade="BF"/>
-          <w:sz w:val="28"/>
-          <w:szCs w:val="28"/>
-          <w:lang w:val="en-US"/>
-        </w:rPr>
-        <w:t>-- REMOVE end --</w:t>
-      </w:r>
-    </w:p>
-    <w:p>
-      <w:pPr>
-        <w:rPr>
-          <w:rFonts w:ascii="Times New Roman" w:hAnsi="Times New Roman" w:cs="Times New Roman"/>
-          <w:color w:val="2F5496" w:themeColor="accent1" w:themeShade="BF"/>
-          <w:sz w:val="28"/>
-          <w:szCs w:val="28"/>
-          <w:lang w:val="en-US"/>
-        </w:rPr>
-      </w:pPr>
-      <w:r>
-        <w:rPr>
-          <w:rFonts w:ascii="Times New Roman" w:hAnsi="Times New Roman" w:cs="Times New Roman"/>
-          <w:color w:val="2F5496" w:themeColor="accent1" w:themeShade="BF"/>
-          <w:sz w:val="28"/>
-          <w:szCs w:val="28"/>
-          <w:lang w:val="en-US"/>
-        </w:rPr>
-        <w:t>However, w</w:t>
-      </w:r>
-      <w:r>
-        <w:rPr>
-          <w:rFonts w:ascii="Times New Roman" w:hAnsi="Times New Roman" w:cs="Times New Roman"/>
-          <w:color w:val="2F5496" w:themeColor="accent1" w:themeShade="BF"/>
-          <w:sz w:val="28"/>
-          <w:szCs w:val="28"/>
-          <w:lang w:val="en-US"/>
-        </w:rPr>
-        <w:t xml:space="preserve">e kept Section 3.1 </w:t>
-      </w:r>
-      <w:r>
-        <w:rPr>
-          <w:rFonts w:ascii="Times New Roman" w:hAnsi="Times New Roman" w:cs="Times New Roman"/>
-          <w:color w:val="2F5496" w:themeColor="accent1" w:themeShade="BF"/>
-          <w:sz w:val="28"/>
-          <w:szCs w:val="28"/>
-          <w:lang w:val="en-US"/>
-        </w:rPr>
-        <w:t>almost as</w:t>
-      </w:r>
-      <w:r>
-        <w:rPr>
-          <w:rFonts w:ascii="Times New Roman" w:hAnsi="Times New Roman" w:cs="Times New Roman"/>
-          <w:color w:val="2F5496" w:themeColor="accent1" w:themeShade="BF"/>
-          <w:sz w:val="28"/>
-          <w:szCs w:val="28"/>
-          <w:lang w:val="en-US"/>
-        </w:rPr>
-        <w:t xml:space="preserve"> is: Solidifying correctness is </w:t>
-      </w:r>
-      <w:r>
-        <w:rPr>
-          <w:rFonts w:ascii="Times New Roman" w:hAnsi="Times New Roman" w:cs="Times New Roman"/>
-          <w:color w:val="2F5496" w:themeColor="accent1" w:themeShade="BF"/>
-          <w:sz w:val="28"/>
-          <w:szCs w:val="28"/>
-          <w:lang w:val="en-US"/>
-        </w:rPr>
-        <w:t xml:space="preserve">a </w:t>
-      </w:r>
-      <w:r>
-        <w:rPr>
-          <w:rFonts w:ascii="Times New Roman" w:hAnsi="Times New Roman" w:cs="Times New Roman"/>
-          <w:color w:val="2F5496" w:themeColor="accent1" w:themeShade="BF"/>
-          <w:sz w:val="28"/>
-          <w:szCs w:val="28"/>
-          <w:lang w:val="en-US"/>
-        </w:rPr>
-        <w:t>cornerstone in quality assurance of software systems – certainly also in the</w:t>
-      </w:r>
-      <w:r>
-        <w:rPr>
-          <w:rFonts w:ascii="Times New Roman" w:hAnsi="Times New Roman" w:cs="Times New Roman"/>
-          <w:color w:val="2F5496" w:themeColor="accent1" w:themeShade="BF"/>
-          <w:sz w:val="28"/>
-          <w:szCs w:val="28"/>
-          <w:lang w:val="en-US"/>
-        </w:rPr>
-        <w:t xml:space="preserve"> case</w:t>
-      </w:r>
-      <w:r>
-        <w:rPr>
-          <w:rFonts w:ascii="Times New Roman" w:hAnsi="Times New Roman" w:cs="Times New Roman"/>
-          <w:color w:val="2F5496" w:themeColor="accent1" w:themeShade="BF"/>
-          <w:sz w:val="28"/>
-          <w:szCs w:val="28"/>
-          <w:lang w:val="en-US"/>
-        </w:rPr>
-        <w:t xml:space="preserve"> of bio informatics</w:t>
-      </w:r>
-      <w:r>
-        <w:rPr>
-          <w:rFonts w:ascii="Times New Roman" w:hAnsi="Times New Roman" w:cs="Times New Roman"/>
-          <w:color w:val="2F5496" w:themeColor="accent1" w:themeShade="BF"/>
-          <w:sz w:val="28"/>
-          <w:szCs w:val="28"/>
-          <w:lang w:val="en-US"/>
-        </w:rPr>
-        <w:t xml:space="preserve"> software</w:t>
-      </w:r>
-      <w:r>
-        <w:rPr>
-          <w:rFonts w:ascii="Times New Roman" w:hAnsi="Times New Roman" w:cs="Times New Roman"/>
-          <w:color w:val="2F5496" w:themeColor="accent1" w:themeShade="BF"/>
-          <w:sz w:val="28"/>
-          <w:szCs w:val="28"/>
-          <w:lang w:val="en-US"/>
-        </w:rPr>
-        <w:t xml:space="preserve">. Although formal proves of correctness are practically infeasible for most larger software systems, </w:t>
-      </w:r>
-      <w:r>
-        <w:rPr>
-          <w:rFonts w:ascii="Times New Roman" w:hAnsi="Times New Roman" w:cs="Times New Roman"/>
-          <w:color w:val="2F5496" w:themeColor="accent1" w:themeShade="BF"/>
-          <w:sz w:val="28"/>
-          <w:szCs w:val="28"/>
-          <w:lang w:val="en-US"/>
-        </w:rPr>
-        <w:t>opportunities</w:t>
-      </w:r>
-      <w:r>
-        <w:rPr>
-          <w:rFonts w:ascii="Times New Roman" w:hAnsi="Times New Roman" w:cs="Times New Roman"/>
-          <w:color w:val="2F5496" w:themeColor="accent1" w:themeShade="BF"/>
-          <w:sz w:val="28"/>
-          <w:szCs w:val="28"/>
-          <w:lang w:val="en-US"/>
-        </w:rPr>
-        <w:t xml:space="preserve"> to solidify correctness </w:t>
-      </w:r>
-      <w:r>
-        <w:rPr>
-          <w:rFonts w:ascii="Times New Roman" w:hAnsi="Times New Roman" w:cs="Times New Roman"/>
-          <w:color w:val="2F5496" w:themeColor="accent1" w:themeShade="BF"/>
-          <w:sz w:val="28"/>
-          <w:szCs w:val="28"/>
-          <w:lang w:val="en-US"/>
-        </w:rPr>
-        <w:t>should</w:t>
-      </w:r>
-      <w:r>
-        <w:rPr>
-          <w:rFonts w:ascii="Times New Roman" w:hAnsi="Times New Roman" w:cs="Times New Roman"/>
-          <w:color w:val="2F5496" w:themeColor="accent1" w:themeShade="BF"/>
-          <w:sz w:val="28"/>
-          <w:szCs w:val="28"/>
-          <w:lang w:val="en-US"/>
-        </w:rPr>
-        <w:t xml:space="preserve"> be considered</w:t>
-      </w:r>
-      <w:r>
-        <w:rPr>
-          <w:rFonts w:ascii="Times New Roman" w:hAnsi="Times New Roman" w:cs="Times New Roman"/>
-          <w:color w:val="2F5496" w:themeColor="accent1" w:themeShade="BF"/>
-          <w:sz w:val="28"/>
-          <w:szCs w:val="28"/>
-          <w:lang w:val="en-US"/>
-        </w:rPr>
-        <w:t xml:space="preserve"> </w:t>
-      </w:r>
-      <w:r>
-        <w:rPr>
-          <w:rFonts w:ascii="Times New Roman" w:hAnsi="Times New Roman" w:cs="Times New Roman"/>
-          <w:color w:val="2F5496" w:themeColor="accent1" w:themeShade="BF"/>
-          <w:sz w:val="28"/>
-          <w:szCs w:val="28"/>
-          <w:lang w:val="en-US"/>
-        </w:rPr>
-        <w:t>where</w:t>
-      </w:r>
-      <w:r>
-        <w:rPr>
-          <w:rFonts w:ascii="Times New Roman" w:hAnsi="Times New Roman" w:cs="Times New Roman"/>
-          <w:color w:val="2F5496" w:themeColor="accent1" w:themeShade="BF"/>
-          <w:sz w:val="28"/>
-          <w:szCs w:val="28"/>
-          <w:lang w:val="en-US"/>
-        </w:rPr>
-        <w:t xml:space="preserve"> possible</w:t>
-      </w:r>
-      <w:r>
-        <w:rPr>
-          <w:rFonts w:ascii="Times New Roman" w:hAnsi="Times New Roman" w:cs="Times New Roman"/>
-          <w:color w:val="2F5496" w:themeColor="accent1" w:themeShade="BF"/>
-          <w:sz w:val="28"/>
-          <w:szCs w:val="28"/>
-          <w:lang w:val="en-US"/>
-        </w:rPr>
-        <w:t xml:space="preserve"> and </w:t>
-      </w:r>
-      <w:r>
-        <w:rPr>
-          <w:rFonts w:ascii="Times New Roman" w:hAnsi="Times New Roman" w:cs="Times New Roman"/>
-          <w:color w:val="2F5496" w:themeColor="accent1" w:themeShade="BF"/>
-          <w:sz w:val="28"/>
-          <w:szCs w:val="28"/>
-          <w:lang w:val="en-US"/>
-        </w:rPr>
-        <w:t xml:space="preserve">in our view </w:t>
-      </w:r>
-      <w:r>
-        <w:rPr>
-          <w:rFonts w:ascii="Times New Roman" w:hAnsi="Times New Roman" w:cs="Times New Roman"/>
-          <w:color w:val="2F5496" w:themeColor="accent1" w:themeShade="BF"/>
-          <w:sz w:val="28"/>
-          <w:szCs w:val="28"/>
-          <w:lang w:val="en-US"/>
-        </w:rPr>
-        <w:t>are worth discussing</w:t>
-      </w:r>
-      <w:r>
-        <w:rPr>
-          <w:rFonts w:ascii="Times New Roman" w:hAnsi="Times New Roman" w:cs="Times New Roman"/>
-          <w:color w:val="2F5496" w:themeColor="accent1" w:themeShade="BF"/>
-          <w:sz w:val="28"/>
-          <w:szCs w:val="28"/>
-          <w:lang w:val="en-US"/>
-        </w:rPr>
-        <w:t xml:space="preserve">. </w:t>
-      </w:r>
-      <w:r>
-        <w:rPr>
-          <w:rFonts w:ascii="Times New Roman" w:hAnsi="Times New Roman" w:cs="Times New Roman"/>
-          <w:color w:val="2F5496" w:themeColor="accent1" w:themeShade="BF"/>
-          <w:sz w:val="28"/>
-          <w:szCs w:val="28"/>
-          <w:lang w:val="en-US"/>
-        </w:rPr>
-        <w:t xml:space="preserve">We hope that correctness considerations complement the more established evaluation techniques in bio informatics where software systems are </w:t>
-      </w:r>
-      <w:r>
-        <w:rPr>
-          <w:rFonts w:ascii="Times New Roman" w:hAnsi="Times New Roman" w:cs="Times New Roman"/>
-          <w:color w:val="2F5496" w:themeColor="accent1" w:themeShade="BF"/>
-          <w:sz w:val="28"/>
-          <w:szCs w:val="28"/>
-          <w:lang w:val="en-US"/>
-        </w:rPr>
-        <w:t xml:space="preserve">mainly </w:t>
-      </w:r>
-      <w:r>
-        <w:rPr>
-          <w:rFonts w:ascii="Times New Roman" w:hAnsi="Times New Roman" w:cs="Times New Roman"/>
-          <w:color w:val="2F5496" w:themeColor="accent1" w:themeShade="BF"/>
-          <w:sz w:val="28"/>
-          <w:szCs w:val="28"/>
-          <w:lang w:val="en-US"/>
-        </w:rPr>
-        <w:t>compared indirectly via performance measures on synthetic data or real-world data.</w:t>
+      <w:r>
+        <w:rPr>
+          <w:rFonts w:ascii="Times New Roman" w:hAnsi="Times New Roman" w:cs="Times New Roman"/>
+          <w:color w:val="2F5496" w:themeColor="accent1" w:themeShade="BF"/>
+          <w:sz w:val="28"/>
+          <w:szCs w:val="28"/>
+          <w:lang w:val="en-US"/>
+        </w:rPr>
+        <w:t>We hope that correctness considerations complement the more established evaluation techniques in bio informatics where software systems are mainly compared indirectly via performance measures on synthetic data or real-world data.</w:t>
       </w:r>
     </w:p>
     <w:p>

--- a/BMCPointByPointRespRev2.docx
+++ b/BMCPointByPointRespRev2.docx
@@ -1383,7 +1383,27 @@
           <w:szCs w:val="28"/>
           <w:lang w:val="en-US"/>
         </w:rPr>
-        <w:t xml:space="preserve"> entries. A bloom filter lends itself well for th</w:t>
+        <w:t xml:space="preserve"> entries. A </w:t>
+      </w:r>
+      <w:r>
+        <w:rPr>
+          <w:rFonts w:ascii="Times New Roman" w:hAnsi="Times New Roman" w:cs="Times New Roman"/>
+          <w:color w:val="2F5496" w:themeColor="accent1" w:themeShade="BF"/>
+          <w:sz w:val="28"/>
+          <w:szCs w:val="28"/>
+          <w:lang w:val="en-US"/>
+        </w:rPr>
+        <w:t>B</w:t>
+      </w:r>
+      <w:r>
+        <w:rPr>
+          <w:rFonts w:ascii="Times New Roman" w:hAnsi="Times New Roman" w:cs="Times New Roman"/>
+          <w:color w:val="2F5496" w:themeColor="accent1" w:themeShade="BF"/>
+          <w:sz w:val="28"/>
+          <w:szCs w:val="28"/>
+          <w:lang w:val="en-US"/>
+        </w:rPr>
+        <w:t>loom filter lends itself well for th</w:t>
       </w:r>
       <w:r>
         <w:rPr>
@@ -1661,7 +1681,27 @@
           <w:szCs w:val="28"/>
           <w:lang w:val="en-US"/>
         </w:rPr>
-        <w:t xml:space="preserve"> up in the database is required to allocate the exact number of main memory necessary to fill the database (also briefly explained in Section 2.2’s Table 1).</w:t>
+        <w:t xml:space="preserve"> up in the database is required to allocate the </w:t>
+      </w:r>
+      <w:r>
+        <w:rPr>
+          <w:rFonts w:ascii="Times New Roman" w:hAnsi="Times New Roman" w:cs="Times New Roman"/>
+          <w:color w:val="2F5496" w:themeColor="accent1" w:themeShade="BF"/>
+          <w:sz w:val="28"/>
+          <w:szCs w:val="28"/>
+          <w:lang w:val="en-US"/>
+        </w:rPr>
+        <w:t>(nearly) precise</w:t>
+      </w:r>
+      <w:r>
+        <w:rPr>
+          <w:rFonts w:ascii="Times New Roman" w:hAnsi="Times New Roman" w:cs="Times New Roman"/>
+          <w:color w:val="2F5496" w:themeColor="accent1" w:themeShade="BF"/>
+          <w:sz w:val="28"/>
+          <w:szCs w:val="28"/>
+          <w:lang w:val="en-US"/>
+        </w:rPr>
+        <w:t xml:space="preserve"> number of main memory necessary to fill the database (also briefly explained in Section 2.2’s Table 1).</w:t>
       </w:r>
       <w:r>
         <w:rPr>
@@ -3013,7 +3053,17 @@
           <w:szCs w:val="28"/>
           <w:lang w:val="en-US"/>
         </w:rPr>
-        <w:t xml:space="preserve">finding </w:t>
+        <w:t>detecting</w:t>
+      </w:r>
+      <w:r>
+        <w:rPr>
+          <w:rFonts w:ascii="Times New Roman" w:hAnsi="Times New Roman" w:cs="Times New Roman"/>
+          <w:color w:val="2F5496" w:themeColor="accent1" w:themeShade="BF"/>
+          <w:sz w:val="28"/>
+          <w:szCs w:val="28"/>
+          <w:lang w:val="en-US"/>
+        </w:rPr>
+        <w:t xml:space="preserve"> </w:t>
       </w:r>
       <w:r>
         <w:rPr>
@@ -3661,7 +3711,27 @@
           <w:szCs w:val="28"/>
           <w:lang w:val="en-US"/>
         </w:rPr>
-        <w:t xml:space="preserve">in the last paragraph of Section 1.2 and </w:t>
+        <w:t>in the last paragraph of Section 1.2 and</w:t>
+      </w:r>
+      <w:r>
+        <w:rPr>
+          <w:rFonts w:ascii="Times New Roman" w:hAnsi="Times New Roman" w:cs="Times New Roman"/>
+          <w:color w:val="2F5496" w:themeColor="accent1" w:themeShade="BF"/>
+          <w:sz w:val="28"/>
+          <w:szCs w:val="28"/>
+          <w:lang w:val="en-US"/>
+        </w:rPr>
+        <w:t>,</w:t>
+      </w:r>
+      <w:r>
+        <w:rPr>
+          <w:rFonts w:ascii="Times New Roman" w:hAnsi="Times New Roman" w:cs="Times New Roman"/>
+          <w:color w:val="2F5496" w:themeColor="accent1" w:themeShade="BF"/>
+          <w:sz w:val="28"/>
+          <w:szCs w:val="28"/>
+          <w:lang w:val="en-US"/>
+        </w:rPr>
+        <w:t xml:space="preserve"> </w:t>
       </w:r>
       <w:r>
         <w:rPr>
@@ -3681,7 +3751,27 @@
           <w:szCs w:val="28"/>
           <w:lang w:val="en-US"/>
         </w:rPr>
-        <w:t xml:space="preserve"> its relevance for our contribution we highlighted this again in para</w:t>
+        <w:t xml:space="preserve"> its relevance for our contribution</w:t>
+      </w:r>
+      <w:r>
+        <w:rPr>
+          <w:rFonts w:ascii="Times New Roman" w:hAnsi="Times New Roman" w:cs="Times New Roman"/>
+          <w:color w:val="2F5496" w:themeColor="accent1" w:themeShade="BF"/>
+          <w:sz w:val="28"/>
+          <w:szCs w:val="28"/>
+          <w:lang w:val="en-US"/>
+        </w:rPr>
+        <w:t>,</w:t>
+      </w:r>
+      <w:r>
+        <w:rPr>
+          <w:rFonts w:ascii="Times New Roman" w:hAnsi="Times New Roman" w:cs="Times New Roman"/>
+          <w:color w:val="2F5496" w:themeColor="accent1" w:themeShade="BF"/>
+          <w:sz w:val="28"/>
+          <w:szCs w:val="28"/>
+          <w:lang w:val="en-US"/>
+        </w:rPr>
+        <w:t xml:space="preserve"> we highlighted this again in para</w:t>
       </w:r>
       <w:r>
         <w:rPr>
@@ -4898,7 +4988,47 @@
           <w:szCs w:val="28"/>
           <w:lang w:val="en-US"/>
         </w:rPr>
-        <w:t xml:space="preserve"> for using Bloom Filter </w:t>
+        <w:t xml:space="preserve"> for using Bloom </w:t>
+      </w:r>
+      <w:r>
+        <w:rPr>
+          <w:rFonts w:ascii="Times New Roman" w:hAnsi="Times New Roman" w:cs="Times New Roman"/>
+          <w:color w:val="2F5496" w:themeColor="accent1" w:themeShade="BF"/>
+          <w:sz w:val="28"/>
+          <w:szCs w:val="28"/>
+          <w:lang w:val="en-US"/>
+        </w:rPr>
+        <w:t>f</w:t>
+      </w:r>
+      <w:r>
+        <w:rPr>
+          <w:rFonts w:ascii="Times New Roman" w:hAnsi="Times New Roman" w:cs="Times New Roman"/>
+          <w:color w:val="2F5496" w:themeColor="accent1" w:themeShade="BF"/>
+          <w:sz w:val="28"/>
+          <w:szCs w:val="28"/>
+          <w:lang w:val="en-US"/>
+        </w:rPr>
+        <w:t>ilter</w:t>
+      </w:r>
+      <w:r>
+        <w:rPr>
+          <w:rFonts w:ascii="Times New Roman" w:hAnsi="Times New Roman" w:cs="Times New Roman"/>
+          <w:color w:val="2F5496" w:themeColor="accent1" w:themeShade="BF"/>
+          <w:sz w:val="28"/>
+          <w:szCs w:val="28"/>
+          <w:lang w:val="en-US"/>
+        </w:rPr>
+        <w:t>s</w:t>
+      </w:r>
+      <w:r>
+        <w:rPr>
+          <w:rFonts w:ascii="Times New Roman" w:hAnsi="Times New Roman" w:cs="Times New Roman"/>
+          <w:color w:val="2F5496" w:themeColor="accent1" w:themeShade="BF"/>
+          <w:sz w:val="28"/>
+          <w:szCs w:val="28"/>
+          <w:lang w:val="en-US"/>
+        </w:rPr>
+        <w:t xml:space="preserve"> </w:t>
       </w:r>
       <w:r>
         <w:rPr>
@@ -4980,7 +5110,47 @@
           <w:szCs w:val="28"/>
           <w:lang w:val="en-US"/>
         </w:rPr>
-        <w:t xml:space="preserve"> (In particular we consider the Blocked Bloom filter as an alternative for future improvements of </w:t>
+        <w:t xml:space="preserve"> </w:t>
+      </w:r>
+      <w:r>
+        <w:rPr>
+          <w:rFonts w:ascii="Times New Roman" w:hAnsi="Times New Roman" w:cs="Times New Roman"/>
+          <w:color w:val="2F5496" w:themeColor="accent1" w:themeShade="BF"/>
+          <w:sz w:val="28"/>
+          <w:szCs w:val="28"/>
+          <w:lang w:val="en-US"/>
+        </w:rPr>
+        <w:t>(</w:t>
+      </w:r>
+      <w:r>
+        <w:rPr>
+          <w:rFonts w:ascii="Times New Roman" w:hAnsi="Times New Roman" w:cs="Times New Roman"/>
+          <w:color w:val="2F5496" w:themeColor="accent1" w:themeShade="BF"/>
+          <w:sz w:val="28"/>
+          <w:szCs w:val="28"/>
+          <w:lang w:val="en-US"/>
+        </w:rPr>
+        <w:t xml:space="preserve">In particular we consider the </w:t>
+      </w:r>
+      <w:r>
+        <w:rPr>
+          <w:rFonts w:ascii="Times New Roman" w:hAnsi="Times New Roman" w:cs="Times New Roman"/>
+          <w:color w:val="2F5496" w:themeColor="accent1" w:themeShade="BF"/>
+          <w:sz w:val="28"/>
+          <w:szCs w:val="28"/>
+          <w:lang w:val="en-US"/>
+        </w:rPr>
+        <w:t xml:space="preserve">so-called </w:t>
+      </w:r>
+      <w:r>
+        <w:rPr>
+          <w:rFonts w:ascii="Times New Roman" w:hAnsi="Times New Roman" w:cs="Times New Roman"/>
+          <w:color w:val="2F5496" w:themeColor="accent1" w:themeShade="BF"/>
+          <w:sz w:val="28"/>
+          <w:szCs w:val="28"/>
+          <w:lang w:val="en-US"/>
+        </w:rPr>
+        <w:t xml:space="preserve">Blocked Bloom filter as an alternative for future improvements of </w:t>
       </w:r>
       <w:proofErr w:type="spellStart"/>
       <w:r>
@@ -5002,7 +5172,17 @@
           <w:szCs w:val="28"/>
           <w:lang w:val="en-US"/>
         </w:rPr>
-        <w:t>.)</w:t>
+        <w:t>.</w:t>
+      </w:r>
+      <w:r>
+        <w:rPr>
+          <w:rFonts w:ascii="Times New Roman" w:hAnsi="Times New Roman" w:cs="Times New Roman"/>
+          <w:color w:val="2F5496" w:themeColor="accent1" w:themeShade="BF"/>
+          <w:sz w:val="28"/>
+          <w:szCs w:val="28"/>
+          <w:lang w:val="en-US"/>
+        </w:rPr>
+        <w:t>)</w:t>
       </w:r>
     </w:p>
     <w:p>
@@ -6443,17 +6623,7 @@
           <w:szCs w:val="28"/>
           <w:lang w:val="en-US"/>
         </w:rPr>
-        <w:t xml:space="preserve">from </w:t>
-      </w:r>
-      <w:r>
-        <w:rPr>
-          <w:rFonts w:ascii="Times New Roman" w:hAnsi="Times New Roman" w:cs="Times New Roman"/>
-          <w:color w:val="2F5496" w:themeColor="accent1" w:themeShade="BF"/>
-          <w:sz w:val="28"/>
-          <w:szCs w:val="28"/>
-          <w:lang w:val="en-US"/>
-        </w:rPr>
-        <w:t>“</w:t>
+        <w:t>from “</w:t>
       </w:r>
       <w:r>
         <w:rPr>
@@ -6473,17 +6643,7 @@
           <w:szCs w:val="28"/>
           <w:lang w:val="en-US"/>
         </w:rPr>
-        <w:t>”</w:t>
-      </w:r>
-      <w:r>
-        <w:rPr>
-          <w:rFonts w:ascii="Times New Roman" w:hAnsi="Times New Roman" w:cs="Times New Roman"/>
-          <w:color w:val="2F5496" w:themeColor="accent1" w:themeShade="BF"/>
-          <w:sz w:val="28"/>
-          <w:szCs w:val="28"/>
-          <w:lang w:val="en-US"/>
-        </w:rPr>
-        <w:t xml:space="preserve"> </w:t>
+        <w:t xml:space="preserve">” </w:t>
       </w:r>
       <w:r>
         <w:rPr>
@@ -6883,7 +7043,47 @@
           <w:szCs w:val="28"/>
           <w:lang w:val="en-US"/>
         </w:rPr>
-        <w:t xml:space="preserve"> are not relevant to the paper anymore but to the existing implementation in </w:t>
+        <w:t xml:space="preserve"> are not relevant to the paper anymore </w:t>
+      </w:r>
+      <w:r>
+        <w:rPr>
+          <w:rFonts w:ascii="Times New Roman" w:hAnsi="Times New Roman" w:cs="Times New Roman"/>
+          <w:color w:val="2F5496" w:themeColor="accent1" w:themeShade="BF"/>
+          <w:sz w:val="28"/>
+          <w:szCs w:val="28"/>
+          <w:lang w:val="en-US"/>
+        </w:rPr>
+        <w:t>(</w:t>
+      </w:r>
+      <w:r>
+        <w:rPr>
+          <w:rFonts w:ascii="Times New Roman" w:hAnsi="Times New Roman" w:cs="Times New Roman"/>
+          <w:color w:val="2F5496" w:themeColor="accent1" w:themeShade="BF"/>
+          <w:sz w:val="28"/>
+          <w:szCs w:val="28"/>
+          <w:lang w:val="en-US"/>
+        </w:rPr>
+        <w:t xml:space="preserve">but </w:t>
+      </w:r>
+      <w:r>
+        <w:rPr>
+          <w:rFonts w:ascii="Times New Roman" w:hAnsi="Times New Roman" w:cs="Times New Roman"/>
+          <w:color w:val="2F5496" w:themeColor="accent1" w:themeShade="BF"/>
+          <w:sz w:val="28"/>
+          <w:szCs w:val="28"/>
+          <w:lang w:val="en-US"/>
+        </w:rPr>
+        <w:t xml:space="preserve">still </w:t>
+      </w:r>
+      <w:r>
+        <w:rPr>
+          <w:rFonts w:ascii="Times New Roman" w:hAnsi="Times New Roman" w:cs="Times New Roman"/>
+          <w:color w:val="2F5496" w:themeColor="accent1" w:themeShade="BF"/>
+          <w:sz w:val="28"/>
+          <w:szCs w:val="28"/>
+          <w:lang w:val="en-US"/>
+        </w:rPr>
+        <w:t xml:space="preserve">to the existing implementation in </w:t>
       </w:r>
       <w:proofErr w:type="spellStart"/>
       <w:r>
@@ -6897,6 +7097,16 @@
         <w:t>Genestrip</w:t>
       </w:r>
       <w:proofErr w:type="spellEnd"/>
+      <w:r>
+        <w:rPr>
+          <w:rFonts w:ascii="Times New Roman" w:hAnsi="Times New Roman" w:cs="Times New Roman"/>
+          <w:color w:val="2F5496" w:themeColor="accent1" w:themeShade="BF"/>
+          <w:sz w:val="28"/>
+          <w:szCs w:val="28"/>
+          <w:lang w:val="en-US"/>
+        </w:rPr>
+        <w:t>)</w:t>
+      </w:r>
       <w:r>
         <w:rPr>
           <w:rFonts w:ascii="Times New Roman" w:hAnsi="Times New Roman" w:cs="Times New Roman"/>
@@ -6938,7 +7148,17 @@
           <w:szCs w:val="28"/>
           <w:lang w:val="en-US"/>
         </w:rPr>
-        <w:t>Due to your hints,</w:t>
+        <w:t>Thanks</w:t>
+      </w:r>
+      <w:r>
+        <w:rPr>
+          <w:rFonts w:ascii="Times New Roman" w:hAnsi="Times New Roman" w:cs="Times New Roman"/>
+          <w:color w:val="2F5496" w:themeColor="accent1" w:themeShade="BF"/>
+          <w:sz w:val="28"/>
+          <w:szCs w:val="28"/>
+          <w:lang w:val="en-US"/>
+        </w:rPr>
+        <w:t xml:space="preserve"> to your hints,</w:t>
       </w:r>
       <w:r>
         <w:rPr>
@@ -7009,7 +7229,27 @@
             <w:szCs w:val="28"/>
             <w:lang w:val="en-US"/>
           </w:rPr>
-          <w:t>https://github.com/FastFilter/fastfilter_java</w:t>
+          <w:t>https://github.com</w:t>
+        </w:r>
+        <w:r>
+          <w:rPr>
+            <w:rStyle w:val="Hyperlink"/>
+            <w:rFonts w:ascii="Times New Roman" w:hAnsi="Times New Roman" w:cs="Times New Roman"/>
+            <w:sz w:val="28"/>
+            <w:szCs w:val="28"/>
+            <w:lang w:val="en-US"/>
+          </w:rPr>
+          <w:t>/</w:t>
+        </w:r>
+        <w:r>
+          <w:rPr>
+            <w:rStyle w:val="Hyperlink"/>
+            <w:rFonts w:ascii="Times New Roman" w:hAnsi="Times New Roman" w:cs="Times New Roman"/>
+            <w:sz w:val="28"/>
+            <w:szCs w:val="28"/>
+            <w:lang w:val="en-US"/>
+          </w:rPr>
+          <w:t>FastFilter/fastfilter_java</w:t>
         </w:r>
       </w:hyperlink>
       <w:r>
@@ -7020,7 +7260,47 @@
           <w:szCs w:val="28"/>
           <w:lang w:val="en-US"/>
         </w:rPr>
-        <w:t>” which includes Lemire’s optimization already.</w:t>
+        <w:t xml:space="preserve">” which </w:t>
+      </w:r>
+      <w:r>
+        <w:rPr>
+          <w:rFonts w:ascii="Times New Roman" w:hAnsi="Times New Roman" w:cs="Times New Roman"/>
+          <w:color w:val="2F5496" w:themeColor="accent1" w:themeShade="BF"/>
+          <w:sz w:val="28"/>
+          <w:szCs w:val="28"/>
+          <w:lang w:val="en-US"/>
+        </w:rPr>
+        <w:t xml:space="preserve">also </w:t>
+      </w:r>
+      <w:r>
+        <w:rPr>
+          <w:rFonts w:ascii="Times New Roman" w:hAnsi="Times New Roman" w:cs="Times New Roman"/>
+          <w:color w:val="2F5496" w:themeColor="accent1" w:themeShade="BF"/>
+          <w:sz w:val="28"/>
+          <w:szCs w:val="28"/>
+          <w:lang w:val="en-US"/>
+        </w:rPr>
+        <w:t xml:space="preserve">includes Lemire’s optimization </w:t>
+      </w:r>
+      <w:r>
+        <w:rPr>
+          <w:rFonts w:ascii="Times New Roman" w:hAnsi="Times New Roman" w:cs="Times New Roman"/>
+          <w:color w:val="2F5496" w:themeColor="accent1" w:themeShade="BF"/>
+          <w:sz w:val="28"/>
+          <w:szCs w:val="28"/>
+          <w:lang w:val="en-US"/>
+        </w:rPr>
+        <w:t>on replacing the modulo operation for hashing</w:t>
+      </w:r>
+      <w:r>
+        <w:rPr>
+          <w:rFonts w:ascii="Times New Roman" w:hAnsi="Times New Roman" w:cs="Times New Roman"/>
+          <w:color w:val="2F5496" w:themeColor="accent1" w:themeShade="BF"/>
+          <w:sz w:val="28"/>
+          <w:szCs w:val="28"/>
+          <w:lang w:val="en-US"/>
+        </w:rPr>
+        <w:t>.</w:t>
       </w:r>
     </w:p>
     <w:p>
@@ -7636,7 +7916,17 @@
           <w:szCs w:val="28"/>
           <w:lang w:val="en-US"/>
         </w:rPr>
-        <w:t xml:space="preserve">is </w:t>
+        <w:t>has remained</w:t>
+      </w:r>
+      <w:r>
+        <w:rPr>
+          <w:rFonts w:ascii="Times New Roman" w:hAnsi="Times New Roman" w:cs="Times New Roman"/>
+          <w:color w:val="2F5496" w:themeColor="accent1" w:themeShade="BF"/>
+          <w:sz w:val="28"/>
+          <w:szCs w:val="28"/>
+          <w:lang w:val="en-US"/>
+        </w:rPr>
+        <w:t xml:space="preserve"> </w:t>
       </w:r>
       <w:r>
         <w:rPr>
@@ -7686,7 +7976,27 @@
           <w:szCs w:val="28"/>
           <w:lang w:val="en-US"/>
         </w:rPr>
-        <w:t>technique (e.g.</w:t>
+        <w:t xml:space="preserve">technique </w:t>
+      </w:r>
+      <w:r>
+        <w:rPr>
+          <w:rFonts w:ascii="Times New Roman" w:hAnsi="Times New Roman" w:cs="Times New Roman"/>
+          <w:color w:val="2F5496" w:themeColor="accent1" w:themeShade="BF"/>
+          <w:sz w:val="28"/>
+          <w:szCs w:val="28"/>
+          <w:lang w:val="en-US"/>
+        </w:rPr>
+        <w:t xml:space="preserve">ever since </w:t>
+      </w:r>
+      <w:r>
+        <w:rPr>
+          <w:rFonts w:ascii="Times New Roman" w:hAnsi="Times New Roman" w:cs="Times New Roman"/>
+          <w:color w:val="2F5496" w:themeColor="accent1" w:themeShade="BF"/>
+          <w:sz w:val="28"/>
+          <w:szCs w:val="28"/>
+          <w:lang w:val="en-US"/>
+        </w:rPr>
+        <w:t>(e.g.</w:t>
       </w:r>
       <w:r>
         <w:rPr>

--- a/BMCPointByPointRespRev2.docx
+++ b/BMCPointByPointRespRev2.docx
@@ -3319,6 +3319,16 @@
           <w:lang w:val="en-US"/>
         </w:rPr>
         <w:t>Regarding 3) we extended paragraph 2 from Section 2.3 to explain the procedure more thoroughly there.</w:t>
+      </w:r>
+      <w:r>
+        <w:rPr>
+          <w:rFonts w:ascii="Times New Roman" w:hAnsi="Times New Roman" w:cs="Times New Roman"/>
+          <w:color w:val="2F5496" w:themeColor="accent1" w:themeShade="BF"/>
+          <w:sz w:val="28"/>
+          <w:szCs w:val="28"/>
+          <w:lang w:val="en-US"/>
+        </w:rPr>
+        <w:t xml:space="preserve"> We added evaluation data in Section ?? and the Supplementary to assess and solidify the performance gain of the added Bloom filter. The measured averaged gain is referenced and mentioned also in Section 2.3.</w:t>
       </w:r>
     </w:p>
     <w:p>
@@ -7229,27 +7239,7 @@
             <w:szCs w:val="28"/>
             <w:lang w:val="en-US"/>
           </w:rPr>
-          <w:t>https://github.com</w:t>
-        </w:r>
-        <w:r>
-          <w:rPr>
-            <w:rStyle w:val="Hyperlink"/>
-            <w:rFonts w:ascii="Times New Roman" w:hAnsi="Times New Roman" w:cs="Times New Roman"/>
-            <w:sz w:val="28"/>
-            <w:szCs w:val="28"/>
-            <w:lang w:val="en-US"/>
-          </w:rPr>
-          <w:t>/</w:t>
-        </w:r>
-        <w:r>
-          <w:rPr>
-            <w:rStyle w:val="Hyperlink"/>
-            <w:rFonts w:ascii="Times New Roman" w:hAnsi="Times New Roman" w:cs="Times New Roman"/>
-            <w:sz w:val="28"/>
-            <w:szCs w:val="28"/>
-            <w:lang w:val="en-US"/>
-          </w:rPr>
-          <w:t>FastFilter/fastfilter_java</w:t>
+          <w:t>https://github.com/FastFilter/fastfilter_java</w:t>
         </w:r>
       </w:hyperlink>
       <w:r>

--- a/BMCPointByPointRespRev2.docx
+++ b/BMCPointByPointRespRev2.docx
@@ -6861,7 +6861,17 @@
           <w:szCs w:val="28"/>
           <w:lang w:val="en-US"/>
         </w:rPr>
-        <w:t>probabilistic filters</w:t>
+        <w:t>Bloom</w:t>
+      </w:r>
+      <w:r>
+        <w:rPr>
+          <w:rFonts w:ascii="Times New Roman" w:hAnsi="Times New Roman" w:cs="Times New Roman"/>
+          <w:color w:val="2F5496" w:themeColor="accent1" w:themeShade="BF"/>
+          <w:sz w:val="28"/>
+          <w:szCs w:val="28"/>
+          <w:lang w:val="en-US"/>
+        </w:rPr>
+        <w:t xml:space="preserve"> filters</w:t>
       </w:r>
       <w:r>
         <w:rPr>
@@ -7178,27 +7188,57 @@
           <w:szCs w:val="28"/>
           <w:lang w:val="en-US"/>
         </w:rPr>
-        <w:t xml:space="preserve"> we plan </w:t>
-      </w:r>
-      <w:r>
-        <w:rPr>
-          <w:rFonts w:ascii="Times New Roman" w:hAnsi="Times New Roman" w:cs="Times New Roman"/>
-          <w:color w:val="2F5496" w:themeColor="accent1" w:themeShade="BF"/>
-          <w:sz w:val="28"/>
-          <w:szCs w:val="28"/>
-          <w:lang w:val="en-US"/>
-        </w:rPr>
-        <w:t xml:space="preserve">to </w:t>
-      </w:r>
-      <w:r>
-        <w:rPr>
-          <w:rFonts w:ascii="Times New Roman" w:hAnsi="Times New Roman" w:cs="Times New Roman"/>
-          <w:color w:val="2F5496" w:themeColor="accent1" w:themeShade="BF"/>
-          <w:sz w:val="28"/>
-          <w:szCs w:val="28"/>
-          <w:lang w:val="en-US"/>
-        </w:rPr>
-        <w:t xml:space="preserve">replace our </w:t>
+        <w:t xml:space="preserve"> we </w:t>
+      </w:r>
+      <w:r>
+        <w:rPr>
+          <w:rFonts w:ascii="Times New Roman" w:hAnsi="Times New Roman" w:cs="Times New Roman"/>
+          <w:color w:val="2F5496" w:themeColor="accent1" w:themeShade="BF"/>
+          <w:sz w:val="28"/>
+          <w:szCs w:val="28"/>
+          <w:lang w:val="en-US"/>
+        </w:rPr>
+        <w:t>consider</w:t>
+      </w:r>
+      <w:r>
+        <w:rPr>
+          <w:rFonts w:ascii="Times New Roman" w:hAnsi="Times New Roman" w:cs="Times New Roman"/>
+          <w:color w:val="2F5496" w:themeColor="accent1" w:themeShade="BF"/>
+          <w:sz w:val="28"/>
+          <w:szCs w:val="28"/>
+          <w:lang w:val="en-US"/>
+        </w:rPr>
+        <w:t xml:space="preserve"> </w:t>
+      </w:r>
+      <w:r>
+        <w:rPr>
+          <w:rFonts w:ascii="Times New Roman" w:hAnsi="Times New Roman" w:cs="Times New Roman"/>
+          <w:color w:val="2F5496" w:themeColor="accent1" w:themeShade="BF"/>
+          <w:sz w:val="28"/>
+          <w:szCs w:val="28"/>
+          <w:lang w:val="en-US"/>
+        </w:rPr>
+        <w:t>replac</w:t>
+      </w:r>
+      <w:r>
+        <w:rPr>
+          <w:rFonts w:ascii="Times New Roman" w:hAnsi="Times New Roman" w:cs="Times New Roman"/>
+          <w:color w:val="2F5496" w:themeColor="accent1" w:themeShade="BF"/>
+          <w:sz w:val="28"/>
+          <w:szCs w:val="28"/>
+          <w:lang w:val="en-US"/>
+        </w:rPr>
+        <w:t>ing</w:t>
+      </w:r>
+      <w:r>
+        <w:rPr>
+          <w:rFonts w:ascii="Times New Roman" w:hAnsi="Times New Roman" w:cs="Times New Roman"/>
+          <w:color w:val="2F5496" w:themeColor="accent1" w:themeShade="BF"/>
+          <w:sz w:val="28"/>
+          <w:szCs w:val="28"/>
+          <w:lang w:val="en-US"/>
+        </w:rPr>
+        <w:t xml:space="preserve"> our </w:t>
       </w:r>
       <w:r>
         <w:rPr>
@@ -7250,47 +7290,71 @@
           <w:szCs w:val="28"/>
           <w:lang w:val="en-US"/>
         </w:rPr>
-        <w:t xml:space="preserve">” which </w:t>
-      </w:r>
-      <w:r>
-        <w:rPr>
-          <w:rFonts w:ascii="Times New Roman" w:hAnsi="Times New Roman" w:cs="Times New Roman"/>
-          <w:color w:val="2F5496" w:themeColor="accent1" w:themeShade="BF"/>
-          <w:sz w:val="28"/>
-          <w:szCs w:val="28"/>
-          <w:lang w:val="en-US"/>
-        </w:rPr>
-        <w:t xml:space="preserve">also </w:t>
-      </w:r>
-      <w:r>
-        <w:rPr>
-          <w:rFonts w:ascii="Times New Roman" w:hAnsi="Times New Roman" w:cs="Times New Roman"/>
-          <w:color w:val="2F5496" w:themeColor="accent1" w:themeShade="BF"/>
-          <w:sz w:val="28"/>
-          <w:szCs w:val="28"/>
-          <w:lang w:val="en-US"/>
-        </w:rPr>
-        <w:t xml:space="preserve">includes Lemire’s optimization </w:t>
-      </w:r>
-      <w:r>
-        <w:rPr>
-          <w:rFonts w:ascii="Times New Roman" w:hAnsi="Times New Roman" w:cs="Times New Roman"/>
-          <w:color w:val="2F5496" w:themeColor="accent1" w:themeShade="BF"/>
-          <w:sz w:val="28"/>
-          <w:szCs w:val="28"/>
-          <w:lang w:val="en-US"/>
-        </w:rPr>
-        <w:t>on replacing the modulo operation for hashing</w:t>
-      </w:r>
-      <w:r>
-        <w:rPr>
-          <w:rFonts w:ascii="Times New Roman" w:hAnsi="Times New Roman" w:cs="Times New Roman"/>
-          <w:color w:val="2F5496" w:themeColor="accent1" w:themeShade="BF"/>
-          <w:sz w:val="28"/>
-          <w:szCs w:val="28"/>
-          <w:lang w:val="en-US"/>
-        </w:rPr>
-        <w:t>.</w:t>
+        <w:t>”.</w:t>
+      </w:r>
+      <w:r>
+        <w:rPr>
+          <w:rFonts w:ascii="Times New Roman" w:hAnsi="Times New Roman" w:cs="Times New Roman"/>
+          <w:color w:val="2F5496" w:themeColor="accent1" w:themeShade="BF"/>
+          <w:sz w:val="28"/>
+          <w:szCs w:val="28"/>
+          <w:lang w:val="en-US"/>
+        </w:rPr>
+        <w:t xml:space="preserve"> For now, we integrated Lemire’s optimization </w:t>
+      </w:r>
+      <w:r>
+        <w:rPr>
+          <w:rFonts w:ascii="Times New Roman" w:hAnsi="Times New Roman" w:cs="Times New Roman"/>
+          <w:color w:val="2F5496" w:themeColor="accent1" w:themeShade="BF"/>
+          <w:sz w:val="28"/>
+          <w:szCs w:val="28"/>
+          <w:lang w:val="en-US"/>
+        </w:rPr>
+        <w:t>on replacing</w:t>
+      </w:r>
+      <w:r>
+        <w:rPr>
+          <w:rFonts w:ascii="Times New Roman" w:hAnsi="Times New Roman" w:cs="Times New Roman"/>
+          <w:color w:val="2F5496" w:themeColor="accent1" w:themeShade="BF"/>
+          <w:sz w:val="28"/>
+          <w:szCs w:val="28"/>
+          <w:lang w:val="en-US"/>
+        </w:rPr>
+        <w:t xml:space="preserve"> the modulo operation </w:t>
+      </w:r>
+      <w:proofErr w:type="gramStart"/>
+      <w:r>
+        <w:rPr>
+          <w:rFonts w:ascii="Times New Roman" w:hAnsi="Times New Roman" w:cs="Times New Roman"/>
+          <w:color w:val="2F5496" w:themeColor="accent1" w:themeShade="BF"/>
+          <w:sz w:val="28"/>
+          <w:szCs w:val="28"/>
+          <w:lang w:val="en-US"/>
+        </w:rPr>
+        <w:t>from ”</w:t>
+      </w:r>
+      <w:proofErr w:type="gramEnd"/>
+      <w:hyperlink r:id="rId8" w:history="1">
+        <w:r>
+          <w:rPr>
+            <w:rStyle w:val="Hyperlink"/>
+            <w:rFonts w:ascii="Times New Roman" w:hAnsi="Times New Roman" w:cs="Times New Roman"/>
+            <w:sz w:val="28"/>
+            <w:szCs w:val="28"/>
+            <w:lang w:val="en-US"/>
+          </w:rPr>
+          <w:t>https://lemire.me/blog/2016/06/27/</w:t>
+        </w:r>
+      </w:hyperlink>
+      <w:r>
+        <w:rPr>
+          <w:rFonts w:ascii="Times New Roman" w:hAnsi="Times New Roman" w:cs="Times New Roman"/>
+          <w:color w:val="2F5496" w:themeColor="accent1" w:themeShade="BF"/>
+          <w:sz w:val="28"/>
+          <w:szCs w:val="28"/>
+          <w:lang w:val="en-US"/>
+        </w:rPr>
+        <w:t>” in our existing Bloom filter.</w:t>
       </w:r>
     </w:p>
     <w:p>
@@ -7695,6 +7759,16 @@
           <w:szCs w:val="28"/>
           <w:lang w:val="en-US"/>
         </w:rPr>
+        <w:t>ever</w:t>
+      </w:r>
+      <w:r>
+        <w:rPr>
+          <w:rFonts w:ascii="Times New Roman" w:hAnsi="Times New Roman" w:cs="Times New Roman"/>
+          <w:color w:val="2F5496" w:themeColor="accent1" w:themeShade="BF"/>
+          <w:sz w:val="28"/>
+          <w:szCs w:val="28"/>
+          <w:lang w:val="en-US"/>
+        </w:rPr>
         <w:t xml:space="preserve"> possible</w:t>
       </w:r>
       <w:r>
@@ -8008,7 +8082,7 @@
         </w:rPr>
         <w:t xml:space="preserve"> see </w:t>
       </w:r>
-      <w:hyperlink r:id="rId8" w:history="1">
+      <w:hyperlink r:id="rId9" w:history="1">
         <w:r>
           <w:rPr>
             <w:rStyle w:val="Hyperlink"/>

--- a/BMCPointByPointRespRev2.docx
+++ b/BMCPointByPointRespRev2.docx
@@ -129,7 +129,25 @@
           <w:szCs w:val="28"/>
           <w:lang w:val="en-US"/>
         </w:rPr>
-        <w:t>, corresponding actions taken in bold marked by “</w:t>
+        <w:t xml:space="preserve">, corresponding actions taken in bold </w:t>
+      </w:r>
+      <w:r>
+        <w:rPr>
+          <w:color w:val="2F5496" w:themeColor="accent1" w:themeShade="BF"/>
+          <w:sz w:val="28"/>
+          <w:szCs w:val="28"/>
+          <w:lang w:val="en-US"/>
+        </w:rPr>
+        <w:t xml:space="preserve">and </w:t>
+      </w:r>
+      <w:r>
+        <w:rPr>
+          <w:color w:val="2F5496" w:themeColor="accent1" w:themeShade="BF"/>
+          <w:sz w:val="28"/>
+          <w:szCs w:val="28"/>
+          <w:lang w:val="en-US"/>
+        </w:rPr>
+        <w:t>marked by “</w:t>
       </w:r>
       <w:r>
         <w:rPr>
@@ -690,7 +708,6 @@
           <w:szCs w:val="28"/>
           <w:lang w:val="en-US"/>
         </w:rPr>
-        <w:lastRenderedPageBreak/>
         <w:t>However, the method itself and the manuscript have some major weaknesses that need to be addressed, that will significantly change the manuscript and its conclusions. The authors should consider resolving the following issues before resubmitting their work.</w:t>
       </w:r>
     </w:p>
@@ -785,20 +802,48 @@
       <w:r>
         <w:rPr>
           <w:rFonts w:ascii="Times New Roman" w:hAnsi="Times New Roman" w:cs="Times New Roman"/>
-          <w:b/>
-          <w:bCs/>
-          <w:color w:val="2F5496" w:themeColor="accent1" w:themeShade="BF"/>
-          <w:sz w:val="28"/>
-          <w:szCs w:val="28"/>
-          <w:lang w:val="en-US"/>
-        </w:rPr>
-        <w:t>Action:</w:t>
-      </w:r>
-      <w:r>
-        <w:rPr>
-          <w:rFonts w:ascii="Times New Roman" w:hAnsi="Times New Roman" w:cs="Times New Roman"/>
-          <w:b/>
-          <w:bCs/>
+          <w:color w:val="2F5496" w:themeColor="accent1" w:themeShade="BF"/>
+          <w:sz w:val="28"/>
+          <w:szCs w:val="28"/>
+          <w:lang w:val="en-US"/>
+        </w:rPr>
+        <w:t>W</w:t>
+      </w:r>
+      <w:r>
+        <w:rPr>
+          <w:rFonts w:ascii="Times New Roman" w:hAnsi="Times New Roman" w:cs="Times New Roman"/>
+          <w:color w:val="2F5496" w:themeColor="accent1" w:themeShade="BF"/>
+          <w:sz w:val="28"/>
+          <w:szCs w:val="28"/>
+          <w:lang w:val="en-US"/>
+        </w:rPr>
+        <w:t xml:space="preserve">e </w:t>
+      </w:r>
+      <w:r>
+        <w:rPr>
+          <w:rFonts w:ascii="Times New Roman" w:hAnsi="Times New Roman" w:cs="Times New Roman"/>
+          <w:color w:val="2F5496" w:themeColor="accent1" w:themeShade="BF"/>
+          <w:sz w:val="28"/>
+          <w:szCs w:val="28"/>
+          <w:lang w:val="en-US"/>
+        </w:rPr>
+        <w:t xml:space="preserve">focused on </w:t>
+      </w:r>
+      <w:proofErr w:type="spellStart"/>
+      <w:r>
+        <w:rPr>
+          <w:rFonts w:ascii="Times New Roman" w:hAnsi="Times New Roman" w:cs="Times New Roman"/>
+          <w:color w:val="2F5496" w:themeColor="accent1" w:themeShade="BF"/>
+          <w:sz w:val="28"/>
+          <w:szCs w:val="28"/>
+          <w:lang w:val="en-US"/>
+        </w:rPr>
+        <w:t>KrakenUniq</w:t>
+      </w:r>
+      <w:proofErr w:type="spellEnd"/>
+      <w:r>
+        <w:rPr>
+          <w:rFonts w:ascii="Times New Roman" w:hAnsi="Times New Roman" w:cs="Times New Roman"/>
           <w:color w:val="2F5496" w:themeColor="accent1" w:themeShade="BF"/>
           <w:sz w:val="28"/>
           <w:szCs w:val="28"/>
@@ -814,13 +859,357 @@
           <w:szCs w:val="28"/>
           <w:lang w:val="en-US"/>
         </w:rPr>
-        <w:t>Hmm… Let’s go Jakob ;)</w:t>
+        <w:t>because we</w:t>
+      </w:r>
+      <w:r>
+        <w:rPr>
+          <w:rFonts w:ascii="Times New Roman" w:hAnsi="Times New Roman" w:cs="Times New Roman"/>
+          <w:color w:val="2F5496" w:themeColor="accent1" w:themeShade="BF"/>
+          <w:sz w:val="28"/>
+          <w:szCs w:val="28"/>
+          <w:lang w:val="en-US"/>
+        </w:rPr>
+        <w:t xml:space="preserve"> </w:t>
+      </w:r>
+      <w:r>
+        <w:rPr>
+          <w:rFonts w:ascii="Times New Roman" w:hAnsi="Times New Roman" w:cs="Times New Roman"/>
+          <w:color w:val="2F5496" w:themeColor="accent1" w:themeShade="BF"/>
+          <w:sz w:val="28"/>
+          <w:szCs w:val="28"/>
+          <w:lang w:val="en-US"/>
+        </w:rPr>
+        <w:t xml:space="preserve">see the value of </w:t>
+      </w:r>
+      <w:proofErr w:type="spellStart"/>
+      <w:r>
+        <w:rPr>
+          <w:rFonts w:ascii="Times New Roman" w:hAnsi="Times New Roman" w:cs="Times New Roman"/>
+          <w:color w:val="2F5496" w:themeColor="accent1" w:themeShade="BF"/>
+          <w:sz w:val="28"/>
+          <w:szCs w:val="28"/>
+          <w:lang w:val="en-US"/>
+        </w:rPr>
+        <w:t>Genestrip</w:t>
+      </w:r>
+      <w:proofErr w:type="spellEnd"/>
+      <w:r>
+        <w:rPr>
+          <w:rFonts w:ascii="Times New Roman" w:hAnsi="Times New Roman" w:cs="Times New Roman"/>
+          <w:color w:val="2F5496" w:themeColor="accent1" w:themeShade="BF"/>
+          <w:sz w:val="28"/>
+          <w:szCs w:val="28"/>
+          <w:lang w:val="en-US"/>
+        </w:rPr>
+        <w:t xml:space="preserve"> in fields where </w:t>
+      </w:r>
+      <w:r>
+        <w:rPr>
+          <w:rFonts w:ascii="Times New Roman" w:hAnsi="Times New Roman" w:cs="Times New Roman"/>
+          <w:color w:val="2F5496" w:themeColor="accent1" w:themeShade="BF"/>
+          <w:sz w:val="28"/>
+          <w:szCs w:val="28"/>
+          <w:lang w:val="en-US"/>
+        </w:rPr>
+        <w:t xml:space="preserve">two particular </w:t>
+      </w:r>
+      <w:r>
+        <w:rPr>
+          <w:rFonts w:ascii="Times New Roman" w:hAnsi="Times New Roman" w:cs="Times New Roman"/>
+          <w:color w:val="2F5496" w:themeColor="accent1" w:themeShade="BF"/>
+          <w:sz w:val="28"/>
+          <w:szCs w:val="28"/>
+          <w:lang w:val="en-US"/>
+        </w:rPr>
+        <w:t>features</w:t>
+      </w:r>
+      <w:r>
+        <w:rPr>
+          <w:rFonts w:ascii="Times New Roman" w:hAnsi="Times New Roman" w:cs="Times New Roman"/>
+          <w:color w:val="2F5496" w:themeColor="accent1" w:themeShade="BF"/>
+          <w:sz w:val="28"/>
+          <w:szCs w:val="28"/>
+          <w:lang w:val="en-US"/>
+        </w:rPr>
+        <w:t xml:space="preserve"> </w:t>
+      </w:r>
+      <w:r>
+        <w:rPr>
+          <w:rFonts w:ascii="Times New Roman" w:hAnsi="Times New Roman" w:cs="Times New Roman"/>
+          <w:color w:val="2F5496" w:themeColor="accent1" w:themeShade="BF"/>
+          <w:sz w:val="28"/>
+          <w:szCs w:val="28"/>
+          <w:lang w:val="en-US"/>
+        </w:rPr>
+        <w:t xml:space="preserve">of </w:t>
+      </w:r>
+      <w:proofErr w:type="spellStart"/>
+      <w:r>
+        <w:rPr>
+          <w:rFonts w:ascii="Times New Roman" w:hAnsi="Times New Roman" w:cs="Times New Roman"/>
+          <w:color w:val="2F5496" w:themeColor="accent1" w:themeShade="BF"/>
+          <w:sz w:val="28"/>
+          <w:szCs w:val="28"/>
+          <w:lang w:val="en-US"/>
+        </w:rPr>
+        <w:t>KrakenUni</w:t>
+      </w:r>
+      <w:r>
+        <w:rPr>
+          <w:rFonts w:ascii="Times New Roman" w:hAnsi="Times New Roman" w:cs="Times New Roman"/>
+          <w:color w:val="2F5496" w:themeColor="accent1" w:themeShade="BF"/>
+          <w:sz w:val="28"/>
+          <w:szCs w:val="28"/>
+          <w:lang w:val="en-US"/>
+        </w:rPr>
+        <w:t>q</w:t>
+      </w:r>
+      <w:proofErr w:type="spellEnd"/>
+      <w:r>
+        <w:rPr>
+          <w:rFonts w:ascii="Times New Roman" w:hAnsi="Times New Roman" w:cs="Times New Roman"/>
+          <w:color w:val="2F5496" w:themeColor="accent1" w:themeShade="BF"/>
+          <w:sz w:val="28"/>
+          <w:szCs w:val="28"/>
+          <w:lang w:val="en-US"/>
+        </w:rPr>
+        <w:t>, namely “</w:t>
+      </w:r>
+      <w:r>
+        <w:rPr>
+          <w:rFonts w:ascii="Times New Roman" w:hAnsi="Times New Roman" w:cs="Times New Roman"/>
+          <w:i/>
+          <w:iCs/>
+          <w:color w:val="2F5496" w:themeColor="accent1" w:themeShade="BF"/>
+          <w:sz w:val="28"/>
+          <w:szCs w:val="28"/>
+          <w:lang w:val="en-US"/>
+        </w:rPr>
+        <w:t>no false positives</w:t>
+      </w:r>
+      <w:r>
+        <w:rPr>
+          <w:rFonts w:ascii="Times New Roman" w:hAnsi="Times New Roman" w:cs="Times New Roman"/>
+          <w:color w:val="2F5496" w:themeColor="accent1" w:themeShade="BF"/>
+          <w:sz w:val="28"/>
+          <w:szCs w:val="28"/>
+          <w:lang w:val="en-US"/>
+        </w:rPr>
+        <w:t>” and “</w:t>
+      </w:r>
+      <w:r>
+        <w:rPr>
+          <w:rFonts w:ascii="Times New Roman" w:hAnsi="Times New Roman" w:cs="Times New Roman"/>
+          <w:i/>
+          <w:iCs/>
+          <w:color w:val="2F5496" w:themeColor="accent1" w:themeShade="BF"/>
+          <w:sz w:val="28"/>
+          <w:szCs w:val="28"/>
+          <w:lang w:val="en-US"/>
+        </w:rPr>
+        <w:t>unique k-</w:t>
+      </w:r>
+      <w:proofErr w:type="spellStart"/>
+      <w:r>
+        <w:rPr>
+          <w:rFonts w:ascii="Times New Roman" w:hAnsi="Times New Roman" w:cs="Times New Roman"/>
+          <w:i/>
+          <w:iCs/>
+          <w:color w:val="2F5496" w:themeColor="accent1" w:themeShade="BF"/>
+          <w:sz w:val="28"/>
+          <w:szCs w:val="28"/>
+          <w:lang w:val="en-US"/>
+        </w:rPr>
+        <w:t>mer</w:t>
+      </w:r>
+      <w:proofErr w:type="spellEnd"/>
+      <w:r>
+        <w:rPr>
+          <w:rFonts w:ascii="Times New Roman" w:hAnsi="Times New Roman" w:cs="Times New Roman"/>
+          <w:i/>
+          <w:iCs/>
+          <w:color w:val="2F5496" w:themeColor="accent1" w:themeShade="BF"/>
+          <w:sz w:val="28"/>
+          <w:szCs w:val="28"/>
+          <w:lang w:val="en-US"/>
+        </w:rPr>
+        <w:t xml:space="preserve"> counting</w:t>
+      </w:r>
+      <w:r>
+        <w:rPr>
+          <w:rFonts w:ascii="Times New Roman" w:hAnsi="Times New Roman" w:cs="Times New Roman"/>
+          <w:color w:val="2F5496" w:themeColor="accent1" w:themeShade="BF"/>
+          <w:sz w:val="28"/>
+          <w:szCs w:val="28"/>
+          <w:lang w:val="en-US"/>
+        </w:rPr>
+        <w:t xml:space="preserve">” </w:t>
+      </w:r>
+      <w:r>
+        <w:rPr>
+          <w:rFonts w:ascii="Times New Roman" w:hAnsi="Times New Roman" w:cs="Times New Roman"/>
+          <w:color w:val="2F5496" w:themeColor="accent1" w:themeShade="BF"/>
+          <w:sz w:val="28"/>
+          <w:szCs w:val="28"/>
+          <w:lang w:val="en-US"/>
+        </w:rPr>
+        <w:t xml:space="preserve">are </w:t>
+      </w:r>
+      <w:r>
+        <w:rPr>
+          <w:rFonts w:ascii="Times New Roman" w:hAnsi="Times New Roman" w:cs="Times New Roman"/>
+          <w:color w:val="2F5496" w:themeColor="accent1" w:themeShade="BF"/>
+          <w:sz w:val="28"/>
+          <w:szCs w:val="28"/>
+          <w:lang w:val="en-US"/>
+        </w:rPr>
+        <w:t>highly important</w:t>
+      </w:r>
+      <w:r>
+        <w:rPr>
+          <w:rFonts w:ascii="Times New Roman" w:hAnsi="Times New Roman" w:cs="Times New Roman"/>
+          <w:color w:val="2F5496" w:themeColor="accent1" w:themeShade="BF"/>
+          <w:sz w:val="28"/>
+          <w:szCs w:val="28"/>
+          <w:lang w:val="en-US"/>
+        </w:rPr>
+        <w:t xml:space="preserve">. In this context, </w:t>
+      </w:r>
+      <w:proofErr w:type="spellStart"/>
+      <w:r>
+        <w:rPr>
+          <w:rFonts w:ascii="Times New Roman" w:hAnsi="Times New Roman" w:cs="Times New Roman"/>
+          <w:color w:val="2F5496" w:themeColor="accent1" w:themeShade="BF"/>
+          <w:sz w:val="28"/>
+          <w:szCs w:val="28"/>
+          <w:lang w:val="en-US"/>
+        </w:rPr>
+        <w:t>Genestrip</w:t>
+      </w:r>
+      <w:proofErr w:type="spellEnd"/>
+      <w:r>
+        <w:rPr>
+          <w:rFonts w:ascii="Times New Roman" w:hAnsi="Times New Roman" w:cs="Times New Roman"/>
+          <w:color w:val="2F5496" w:themeColor="accent1" w:themeShade="BF"/>
+          <w:sz w:val="28"/>
+          <w:szCs w:val="28"/>
+          <w:lang w:val="en-US"/>
+        </w:rPr>
+        <w:t xml:space="preserve"> </w:t>
+      </w:r>
+      <w:r>
+        <w:rPr>
+          <w:rFonts w:ascii="Times New Roman" w:hAnsi="Times New Roman" w:cs="Times New Roman"/>
+          <w:color w:val="2F5496" w:themeColor="accent1" w:themeShade="BF"/>
+          <w:sz w:val="28"/>
+          <w:szCs w:val="28"/>
+          <w:lang w:val="en-US"/>
+        </w:rPr>
+        <w:t>aim</w:t>
+      </w:r>
+      <w:r>
+        <w:rPr>
+          <w:rFonts w:ascii="Times New Roman" w:hAnsi="Times New Roman" w:cs="Times New Roman"/>
+          <w:color w:val="2F5496" w:themeColor="accent1" w:themeShade="BF"/>
+          <w:sz w:val="28"/>
+          <w:szCs w:val="28"/>
+          <w:lang w:val="en-US"/>
+        </w:rPr>
+        <w:t>s</w:t>
+      </w:r>
+      <w:r>
+        <w:rPr>
+          <w:rFonts w:ascii="Times New Roman" w:hAnsi="Times New Roman" w:cs="Times New Roman"/>
+          <w:color w:val="2F5496" w:themeColor="accent1" w:themeShade="BF"/>
+          <w:sz w:val="28"/>
+          <w:szCs w:val="28"/>
+          <w:lang w:val="en-US"/>
+        </w:rPr>
+        <w:t xml:space="preserve"> fill the gap produced by </w:t>
+      </w:r>
+      <w:proofErr w:type="spellStart"/>
+      <w:r>
+        <w:rPr>
+          <w:rFonts w:ascii="Times New Roman" w:hAnsi="Times New Roman" w:cs="Times New Roman"/>
+          <w:color w:val="2F5496" w:themeColor="accent1" w:themeShade="BF"/>
+          <w:sz w:val="28"/>
+          <w:szCs w:val="28"/>
+          <w:lang w:val="en-US"/>
+        </w:rPr>
+        <w:t>KrakenUniq</w:t>
+      </w:r>
+      <w:proofErr w:type="spellEnd"/>
+      <w:r>
+        <w:rPr>
+          <w:rFonts w:ascii="Times New Roman" w:hAnsi="Times New Roman" w:cs="Times New Roman"/>
+          <w:color w:val="2F5496" w:themeColor="accent1" w:themeShade="BF"/>
+          <w:sz w:val="28"/>
+          <w:szCs w:val="28"/>
+          <w:lang w:val="en-US"/>
+        </w:rPr>
+        <w:t xml:space="preserve"> which, as discussed in </w:t>
+      </w:r>
+      <w:r>
+        <w:rPr>
+          <w:rFonts w:ascii="Times New Roman" w:hAnsi="Times New Roman" w:cs="Times New Roman"/>
+          <w:color w:val="2F5496" w:themeColor="accent1" w:themeShade="BF"/>
+          <w:sz w:val="28"/>
+          <w:szCs w:val="28"/>
+          <w:lang w:val="en-US"/>
+        </w:rPr>
+        <w:t>our</w:t>
+      </w:r>
+      <w:r>
+        <w:rPr>
+          <w:rFonts w:ascii="Times New Roman" w:hAnsi="Times New Roman" w:cs="Times New Roman"/>
+          <w:color w:val="2F5496" w:themeColor="accent1" w:themeShade="BF"/>
+          <w:sz w:val="28"/>
+          <w:szCs w:val="28"/>
+          <w:lang w:val="en-US"/>
+        </w:rPr>
+        <w:t xml:space="preserve"> paper, mandates very large databases</w:t>
+      </w:r>
+      <w:r>
+        <w:rPr>
+          <w:rFonts w:ascii="Times New Roman" w:hAnsi="Times New Roman" w:cs="Times New Roman"/>
+          <w:color w:val="2F5496" w:themeColor="accent1" w:themeShade="BF"/>
+          <w:sz w:val="28"/>
+          <w:szCs w:val="28"/>
+          <w:lang w:val="en-US"/>
+        </w:rPr>
+        <w:t xml:space="preserve"> that (by practical means) cannot be kept up-to-date anymore</w:t>
+      </w:r>
+      <w:r>
+        <w:rPr>
+          <w:rFonts w:ascii="Times New Roman" w:hAnsi="Times New Roman" w:cs="Times New Roman"/>
+          <w:color w:val="2F5496" w:themeColor="accent1" w:themeShade="BF"/>
+          <w:sz w:val="28"/>
+          <w:szCs w:val="28"/>
+          <w:lang w:val="en-US"/>
+        </w:rPr>
+        <w:t>.</w:t>
+      </w:r>
+      <w:r>
+        <w:rPr>
+          <w:rFonts w:ascii="Times New Roman" w:hAnsi="Times New Roman" w:cs="Times New Roman"/>
+          <w:color w:val="2F5496" w:themeColor="accent1" w:themeShade="BF"/>
+          <w:sz w:val="28"/>
+          <w:szCs w:val="28"/>
+          <w:lang w:val="en-US"/>
+        </w:rPr>
+        <w:t xml:space="preserve"> </w:t>
       </w:r>
     </w:p>
     <w:p>
       <w:pPr>
-        <w:rPr>
-          <w:rFonts w:ascii="Times New Roman" w:hAnsi="Times New Roman" w:cs="Times New Roman"/>
+        <w:pStyle w:val="Listenabsatz"/>
+        <w:numPr>
+          <w:ilvl w:val="0"/>
+          <w:numId w:val="3"/>
+        </w:numPr>
+        <w:rPr>
+          <w:rFonts w:ascii="Times New Roman" w:hAnsi="Times New Roman" w:cs="Times New Roman"/>
+          <w:color w:val="2F5496" w:themeColor="accent1" w:themeShade="BF"/>
           <w:sz w:val="28"/>
           <w:szCs w:val="28"/>
           <w:lang w:val="en-US"/>
@@ -829,16 +1218,28 @@
       <w:r>
         <w:rPr>
           <w:rFonts w:ascii="Times New Roman" w:hAnsi="Times New Roman" w:cs="Times New Roman"/>
-          <w:sz w:val="28"/>
-          <w:szCs w:val="28"/>
-          <w:lang w:val="en-US"/>
-        </w:rPr>
-        <w:t>● Also related to the first point, I’m wondering why the authors relied on simple Bloom Filters for k-</w:t>
+          <w:color w:val="2F5496" w:themeColor="accent1" w:themeShade="BF"/>
+          <w:sz w:val="28"/>
+          <w:szCs w:val="28"/>
+          <w:lang w:val="en-US"/>
+        </w:rPr>
+        <w:t>The</w:t>
+      </w:r>
+      <w:r>
+        <w:rPr>
+          <w:rFonts w:ascii="Times New Roman" w:hAnsi="Times New Roman" w:cs="Times New Roman"/>
+          <w:color w:val="2F5496" w:themeColor="accent1" w:themeShade="BF"/>
+          <w:sz w:val="28"/>
+          <w:szCs w:val="28"/>
+          <w:lang w:val="en-US"/>
+        </w:rPr>
+        <w:t xml:space="preserve"> k-</w:t>
       </w:r>
       <w:proofErr w:type="spellStart"/>
       <w:r>
         <w:rPr>
           <w:rFonts w:ascii="Times New Roman" w:hAnsi="Times New Roman" w:cs="Times New Roman"/>
+          <w:color w:val="2F5496" w:themeColor="accent1" w:themeShade="BF"/>
           <w:sz w:val="28"/>
           <w:szCs w:val="28"/>
           <w:lang w:val="en-US"/>
@@ -849,17 +1250,368 @@
       <w:r>
         <w:rPr>
           <w:rFonts w:ascii="Times New Roman" w:hAnsi="Times New Roman" w:cs="Times New Roman"/>
-          <w:sz w:val="28"/>
-          <w:szCs w:val="28"/>
-          <w:lang w:val="en-US"/>
-        </w:rPr>
-        <w:t xml:space="preserve"> membership queries. Is it because the filter needs to be updatable once it is created? </w:t>
+          <w:color w:val="2F5496" w:themeColor="accent1" w:themeShade="BF"/>
+          <w:sz w:val="28"/>
+          <w:szCs w:val="28"/>
+          <w:lang w:val="en-US"/>
+        </w:rPr>
+        <w:t>-</w:t>
+      </w:r>
+      <w:r>
+        <w:rPr>
+          <w:rFonts w:ascii="Times New Roman" w:hAnsi="Times New Roman" w:cs="Times New Roman"/>
+          <w:color w:val="2F5496" w:themeColor="accent1" w:themeShade="BF"/>
+          <w:sz w:val="28"/>
+          <w:szCs w:val="28"/>
+          <w:lang w:val="en-US"/>
+        </w:rPr>
+        <w:t xml:space="preserve">based tools suggested </w:t>
+      </w:r>
+      <w:r>
+        <w:rPr>
+          <w:rFonts w:ascii="Times New Roman" w:hAnsi="Times New Roman" w:cs="Times New Roman"/>
+          <w:color w:val="2F5496" w:themeColor="accent1" w:themeShade="BF"/>
+          <w:sz w:val="28"/>
+          <w:szCs w:val="28"/>
+          <w:lang w:val="en-US"/>
+        </w:rPr>
+        <w:t>by the reviewer</w:t>
+      </w:r>
+      <w:r>
+        <w:rPr>
+          <w:rFonts w:ascii="Times New Roman" w:hAnsi="Times New Roman" w:cs="Times New Roman"/>
+          <w:color w:val="2F5496" w:themeColor="accent1" w:themeShade="BF"/>
+          <w:sz w:val="28"/>
+          <w:szCs w:val="28"/>
+          <w:lang w:val="en-US"/>
+        </w:rPr>
+        <w:t xml:space="preserve"> </w:t>
+      </w:r>
+      <w:r>
+        <w:rPr>
+          <w:rFonts w:ascii="Times New Roman" w:hAnsi="Times New Roman" w:cs="Times New Roman"/>
+          <w:color w:val="2F5496" w:themeColor="accent1" w:themeShade="BF"/>
+          <w:sz w:val="28"/>
+          <w:szCs w:val="28"/>
+          <w:lang w:val="en-US"/>
+        </w:rPr>
+        <w:t>perform k-</w:t>
+      </w:r>
+      <w:proofErr w:type="spellStart"/>
+      <w:r>
+        <w:rPr>
+          <w:rFonts w:ascii="Times New Roman" w:hAnsi="Times New Roman" w:cs="Times New Roman"/>
+          <w:color w:val="2F5496" w:themeColor="accent1" w:themeShade="BF"/>
+          <w:sz w:val="28"/>
+          <w:szCs w:val="28"/>
+          <w:lang w:val="en-US"/>
+        </w:rPr>
+        <w:t>mer</w:t>
+      </w:r>
+      <w:proofErr w:type="spellEnd"/>
+      <w:r>
+        <w:rPr>
+          <w:rFonts w:ascii="Times New Roman" w:hAnsi="Times New Roman" w:cs="Times New Roman"/>
+          <w:color w:val="2F5496" w:themeColor="accent1" w:themeShade="BF"/>
+          <w:sz w:val="28"/>
+          <w:szCs w:val="28"/>
+          <w:lang w:val="en-US"/>
+        </w:rPr>
+        <w:t xml:space="preserve"> compression under loss </w:t>
+      </w:r>
+      <w:proofErr w:type="spellStart"/>
+      <w:r>
+        <w:rPr>
+          <w:rFonts w:ascii="Times New Roman" w:hAnsi="Times New Roman" w:cs="Times New Roman"/>
+          <w:color w:val="2F5496" w:themeColor="accent1" w:themeShade="BF"/>
+          <w:sz w:val="28"/>
+          <w:szCs w:val="28"/>
+          <w:lang w:val="en-US"/>
+        </w:rPr>
+        <w:t>of</w:t>
+      </w:r>
+      <w:proofErr w:type="spellEnd"/>
+      <w:r>
+        <w:rPr>
+          <w:rFonts w:ascii="Times New Roman" w:hAnsi="Times New Roman" w:cs="Times New Roman"/>
+          <w:color w:val="2F5496" w:themeColor="accent1" w:themeShade="BF"/>
+          <w:sz w:val="28"/>
+          <w:szCs w:val="28"/>
+          <w:lang w:val="en-US"/>
+        </w:rPr>
+        <w:t xml:space="preserve"> </w:t>
+      </w:r>
+      <w:proofErr w:type="spellStart"/>
+      <w:r>
+        <w:rPr>
+          <w:rFonts w:ascii="Times New Roman" w:hAnsi="Times New Roman" w:cs="Times New Roman"/>
+          <w:color w:val="2F5496" w:themeColor="accent1" w:themeShade="BF"/>
+          <w:sz w:val="28"/>
+          <w:szCs w:val="28"/>
+          <w:lang w:val="en-US"/>
+        </w:rPr>
+        <w:t>information</w:t>
+      </w:r>
+      <w:proofErr w:type="spellEnd"/>
+      <w:r>
+        <w:rPr>
+          <w:rFonts w:ascii="Times New Roman" w:hAnsi="Times New Roman" w:cs="Times New Roman"/>
+          <w:color w:val="2F5496" w:themeColor="accent1" w:themeShade="BF"/>
+          <w:sz w:val="28"/>
+          <w:szCs w:val="28"/>
+          <w:lang w:val="en-US"/>
+        </w:rPr>
+        <w:t xml:space="preserve">. But </w:t>
+      </w:r>
+      <w:proofErr w:type="spellStart"/>
+      <w:r>
+        <w:rPr>
+          <w:rFonts w:ascii="Times New Roman" w:hAnsi="Times New Roman" w:cs="Times New Roman"/>
+          <w:color w:val="2F5496" w:themeColor="accent1" w:themeShade="BF"/>
+          <w:sz w:val="28"/>
+          <w:szCs w:val="28"/>
+          <w:lang w:val="en-US"/>
+        </w:rPr>
+        <w:t>that</w:t>
+      </w:r>
+      <w:proofErr w:type="spellEnd"/>
+      <w:r>
+        <w:rPr>
+          <w:rFonts w:ascii="Times New Roman" w:hAnsi="Times New Roman" w:cs="Times New Roman"/>
+          <w:color w:val="2F5496" w:themeColor="accent1" w:themeShade="BF"/>
+          <w:sz w:val="28"/>
+          <w:szCs w:val="28"/>
+          <w:lang w:val="en-US"/>
+        </w:rPr>
+        <w:t xml:space="preserve"> </w:t>
+      </w:r>
+      <w:proofErr w:type="spellStart"/>
+      <w:r>
+        <w:rPr>
+          <w:rFonts w:ascii="Times New Roman" w:hAnsi="Times New Roman" w:cs="Times New Roman"/>
+          <w:color w:val="2F5496" w:themeColor="accent1" w:themeShade="BF"/>
+          <w:sz w:val="28"/>
+          <w:szCs w:val="28"/>
+          <w:lang w:val="en-US"/>
+        </w:rPr>
+        <w:t>loss</w:t>
+      </w:r>
+      <w:proofErr w:type="spellEnd"/>
+      <w:r>
+        <w:rPr>
+          <w:rFonts w:ascii="Times New Roman" w:hAnsi="Times New Roman" w:cs="Times New Roman"/>
+          <w:color w:val="2F5496" w:themeColor="accent1" w:themeShade="BF"/>
+          <w:sz w:val="28"/>
+          <w:szCs w:val="28"/>
+          <w:lang w:val="en-US"/>
+        </w:rPr>
+        <w:t xml:space="preserve"> </w:t>
+      </w:r>
+      <w:proofErr w:type="spellStart"/>
+      <w:r>
+        <w:rPr>
+          <w:rFonts w:ascii="Times New Roman" w:hAnsi="Times New Roman" w:cs="Times New Roman"/>
+          <w:color w:val="2F5496" w:themeColor="accent1" w:themeShade="BF"/>
+          <w:sz w:val="28"/>
+          <w:szCs w:val="28"/>
+          <w:lang w:val="en-US"/>
+        </w:rPr>
+        <w:t>of</w:t>
+      </w:r>
+      <w:proofErr w:type="spellEnd"/>
+      <w:r>
+        <w:rPr>
+          <w:rFonts w:ascii="Times New Roman" w:hAnsi="Times New Roman" w:cs="Times New Roman"/>
+          <w:color w:val="2F5496" w:themeColor="accent1" w:themeShade="BF"/>
+          <w:sz w:val="28"/>
+          <w:szCs w:val="28"/>
+          <w:lang w:val="en-US"/>
+        </w:rPr>
+        <w:t xml:space="preserve"> </w:t>
+      </w:r>
+      <w:proofErr w:type="spellStart"/>
+      <w:r>
+        <w:rPr>
+          <w:rFonts w:ascii="Times New Roman" w:hAnsi="Times New Roman" w:cs="Times New Roman"/>
+          <w:color w:val="2F5496" w:themeColor="accent1" w:themeShade="BF"/>
+          <w:sz w:val="28"/>
+          <w:szCs w:val="28"/>
+          <w:lang w:val="en-US"/>
+        </w:rPr>
+        <w:t>information</w:t>
+      </w:r>
+      <w:proofErr w:type="spellEnd"/>
+      <w:r>
+        <w:rPr>
+          <w:rFonts w:ascii="Times New Roman" w:hAnsi="Times New Roman" w:cs="Times New Roman"/>
+          <w:color w:val="2F5496" w:themeColor="accent1" w:themeShade="BF"/>
+          <w:sz w:val="28"/>
+          <w:szCs w:val="28"/>
+          <w:lang w:val="en-US"/>
+        </w:rPr>
+        <w:t xml:space="preserve"> </w:t>
+      </w:r>
+      <w:proofErr w:type="spellStart"/>
+      <w:r>
+        <w:rPr>
+          <w:rFonts w:ascii="Times New Roman" w:hAnsi="Times New Roman" w:cs="Times New Roman"/>
+          <w:color w:val="2F5496" w:themeColor="accent1" w:themeShade="BF"/>
+          <w:sz w:val="28"/>
+          <w:szCs w:val="28"/>
+          <w:lang w:val="en-US"/>
+        </w:rPr>
+        <w:t>is</w:t>
+      </w:r>
+      <w:proofErr w:type="spellEnd"/>
+      <w:r>
+        <w:rPr>
+          <w:rFonts w:ascii="Times New Roman" w:hAnsi="Times New Roman" w:cs="Times New Roman"/>
+          <w:color w:val="2F5496" w:themeColor="accent1" w:themeShade="BF"/>
+          <w:sz w:val="28"/>
+          <w:szCs w:val="28"/>
+          <w:lang w:val="en-US"/>
+        </w:rPr>
+        <w:t xml:space="preserve"> an </w:t>
+      </w:r>
+      <w:proofErr w:type="spellStart"/>
+      <w:r>
+        <w:rPr>
+          <w:rFonts w:ascii="Times New Roman" w:hAnsi="Times New Roman" w:cs="Times New Roman"/>
+          <w:color w:val="2F5496" w:themeColor="accent1" w:themeShade="BF"/>
+          <w:sz w:val="28"/>
+          <w:szCs w:val="28"/>
+          <w:lang w:val="en-US"/>
+        </w:rPr>
+        <w:t>inherent</w:t>
+      </w:r>
+      <w:proofErr w:type="spellEnd"/>
+      <w:r>
+        <w:rPr>
+          <w:rFonts w:ascii="Times New Roman" w:hAnsi="Times New Roman" w:cs="Times New Roman"/>
+          <w:color w:val="2F5496" w:themeColor="accent1" w:themeShade="BF"/>
+          <w:sz w:val="28"/>
+          <w:szCs w:val="28"/>
+          <w:lang w:val="en-US"/>
+        </w:rPr>
+        <w:t xml:space="preserve"> source </w:t>
+      </w:r>
+      <w:proofErr w:type="spellStart"/>
+      <w:r>
+        <w:rPr>
+          <w:rFonts w:ascii="Times New Roman" w:hAnsi="Times New Roman" w:cs="Times New Roman"/>
+          <w:color w:val="2F5496" w:themeColor="accent1" w:themeShade="BF"/>
+          <w:sz w:val="28"/>
+          <w:szCs w:val="28"/>
+          <w:lang w:val="en-US"/>
+        </w:rPr>
+        <w:t>of</w:t>
+      </w:r>
+      <w:proofErr w:type="spellEnd"/>
+      <w:r>
+        <w:rPr>
+          <w:rFonts w:ascii="Times New Roman" w:hAnsi="Times New Roman" w:cs="Times New Roman"/>
+          <w:color w:val="2F5496" w:themeColor="accent1" w:themeShade="BF"/>
+          <w:sz w:val="28"/>
+          <w:szCs w:val="28"/>
+          <w:lang w:val="en-US"/>
+        </w:rPr>
+        <w:t xml:space="preserve"> </w:t>
+      </w:r>
+      <w:proofErr w:type="spellStart"/>
+      <w:r>
+        <w:rPr>
+          <w:rFonts w:ascii="Times New Roman" w:hAnsi="Times New Roman" w:cs="Times New Roman"/>
+          <w:color w:val="2F5496" w:themeColor="accent1" w:themeShade="BF"/>
+          <w:sz w:val="28"/>
+          <w:szCs w:val="28"/>
+          <w:lang w:val="en-US"/>
+        </w:rPr>
+        <w:t>false</w:t>
+      </w:r>
+      <w:proofErr w:type="spellEnd"/>
+      <w:r>
+        <w:rPr>
+          <w:rFonts w:ascii="Times New Roman" w:hAnsi="Times New Roman" w:cs="Times New Roman"/>
+          <w:color w:val="2F5496" w:themeColor="accent1" w:themeShade="BF"/>
+          <w:sz w:val="28"/>
+          <w:szCs w:val="28"/>
+          <w:lang w:val="en-US"/>
+        </w:rPr>
+        <w:t xml:space="preserve"> positives. The requirement “</w:t>
+      </w:r>
+      <w:r>
+        <w:rPr>
+          <w:rFonts w:ascii="Times New Roman" w:hAnsi="Times New Roman" w:cs="Times New Roman"/>
+          <w:i/>
+          <w:iCs/>
+          <w:color w:val="2F5496" w:themeColor="accent1" w:themeShade="BF"/>
+          <w:sz w:val="28"/>
+          <w:szCs w:val="28"/>
+          <w:lang w:val="en-US"/>
+        </w:rPr>
+        <w:t>no false positives</w:t>
+      </w:r>
+      <w:r>
+        <w:rPr>
+          <w:rFonts w:ascii="Times New Roman" w:hAnsi="Times New Roman" w:cs="Times New Roman"/>
+          <w:color w:val="2F5496" w:themeColor="accent1" w:themeShade="BF"/>
+          <w:sz w:val="28"/>
+          <w:szCs w:val="28"/>
+          <w:lang w:val="en-US"/>
+        </w:rPr>
+        <w:t>” (by avoiding compression) is relevant in certain fields like medical diagnostics</w:t>
+      </w:r>
+      <w:r>
+        <w:rPr>
+          <w:rFonts w:ascii="Times New Roman" w:hAnsi="Times New Roman" w:cs="Times New Roman"/>
+          <w:color w:val="2F5496" w:themeColor="accent1" w:themeShade="BF"/>
+          <w:sz w:val="28"/>
+          <w:szCs w:val="28"/>
+          <w:lang w:val="en-US"/>
+        </w:rPr>
+        <w:t xml:space="preserve"> where high precision is mandated</w:t>
+      </w:r>
+      <w:r>
+        <w:rPr>
+          <w:rFonts w:ascii="Times New Roman" w:hAnsi="Times New Roman" w:cs="Times New Roman"/>
+          <w:color w:val="2F5496" w:themeColor="accent1" w:themeShade="BF"/>
+          <w:sz w:val="28"/>
+          <w:szCs w:val="28"/>
+          <w:lang w:val="en-US"/>
+        </w:rPr>
+        <w:t>. For this reason, we see a comparison with compressing tools (like Kraken2, Ganon2, KMCP or Taxor)</w:t>
+      </w:r>
+      <w:r>
+        <w:rPr>
+          <w:rFonts w:ascii="Times New Roman" w:hAnsi="Times New Roman" w:cs="Times New Roman"/>
+          <w:color w:val="2F5496" w:themeColor="accent1" w:themeShade="BF"/>
+          <w:sz w:val="28"/>
+          <w:szCs w:val="28"/>
+          <w:lang w:val="en-US"/>
+        </w:rPr>
+        <w:t xml:space="preserve"> as less relevant</w:t>
+      </w:r>
+      <w:r>
+        <w:rPr>
+          <w:rFonts w:ascii="Times New Roman" w:hAnsi="Times New Roman" w:cs="Times New Roman"/>
+          <w:color w:val="2F5496" w:themeColor="accent1" w:themeShade="BF"/>
+          <w:sz w:val="28"/>
+          <w:szCs w:val="28"/>
+          <w:lang w:val="en-US"/>
+        </w:rPr>
+        <w:t>.</w:t>
       </w:r>
     </w:p>
     <w:p>
       <w:pPr>
-        <w:rPr>
-          <w:rFonts w:ascii="Times New Roman" w:hAnsi="Times New Roman" w:cs="Times New Roman"/>
+        <w:pStyle w:val="Listenabsatz"/>
+        <w:numPr>
+          <w:ilvl w:val="0"/>
+          <w:numId w:val="3"/>
+        </w:numPr>
+        <w:rPr>
+          <w:rFonts w:ascii="Times New Roman" w:hAnsi="Times New Roman" w:cs="Times New Roman"/>
+          <w:color w:val="2F5496" w:themeColor="accent1" w:themeShade="BF"/>
           <w:sz w:val="28"/>
           <w:szCs w:val="28"/>
           <w:lang w:val="en-US"/>
@@ -873,37 +1625,71 @@
           <w:szCs w:val="28"/>
           <w:lang w:val="en-US"/>
         </w:rPr>
-        <w:t>None</w:t>
-      </w:r>
-      <w:r>
-        <w:rPr>
-          <w:rFonts w:ascii="Times New Roman" w:hAnsi="Times New Roman" w:cs="Times New Roman"/>
-          <w:color w:val="2F5496" w:themeColor="accent1" w:themeShade="BF"/>
-          <w:sz w:val="28"/>
-          <w:szCs w:val="28"/>
-          <w:lang w:val="en-US"/>
-        </w:rPr>
-        <w:t xml:space="preserve"> of the </w:t>
-      </w:r>
-      <w:r>
-        <w:rPr>
-          <w:rFonts w:ascii="Times New Roman" w:hAnsi="Times New Roman" w:cs="Times New Roman"/>
-          <w:color w:val="2F5496" w:themeColor="accent1" w:themeShade="BF"/>
-          <w:sz w:val="28"/>
-          <w:szCs w:val="28"/>
-          <w:lang w:val="en-US"/>
-        </w:rPr>
-        <w:t xml:space="preserve">employed Bloom </w:t>
-      </w:r>
-      <w:r>
-        <w:rPr>
-          <w:rFonts w:ascii="Times New Roman" w:hAnsi="Times New Roman" w:cs="Times New Roman"/>
-          <w:color w:val="2F5496" w:themeColor="accent1" w:themeShade="BF"/>
-          <w:sz w:val="28"/>
-          <w:szCs w:val="28"/>
-          <w:lang w:val="en-US"/>
-        </w:rPr>
-        <w:t>filter</w:t>
+        <w:t xml:space="preserve">To our knowledge </w:t>
+      </w:r>
+      <w:proofErr w:type="spellStart"/>
+      <w:r>
+        <w:rPr>
+          <w:rFonts w:ascii="Times New Roman" w:hAnsi="Times New Roman" w:cs="Times New Roman"/>
+          <w:color w:val="2F5496" w:themeColor="accent1" w:themeShade="BF"/>
+          <w:sz w:val="28"/>
+          <w:szCs w:val="28"/>
+          <w:lang w:val="en-US"/>
+        </w:rPr>
+        <w:t>KrakenUniq</w:t>
+      </w:r>
+      <w:proofErr w:type="spellEnd"/>
+      <w:r>
+        <w:rPr>
+          <w:rFonts w:ascii="Times New Roman" w:hAnsi="Times New Roman" w:cs="Times New Roman"/>
+          <w:color w:val="2F5496" w:themeColor="accent1" w:themeShade="BF"/>
+          <w:sz w:val="28"/>
+          <w:szCs w:val="28"/>
+          <w:lang w:val="en-US"/>
+        </w:rPr>
+        <w:t xml:space="preserve"> is the only k-</w:t>
+      </w:r>
+      <w:proofErr w:type="spellStart"/>
+      <w:r>
+        <w:rPr>
+          <w:rFonts w:ascii="Times New Roman" w:hAnsi="Times New Roman" w:cs="Times New Roman"/>
+          <w:color w:val="2F5496" w:themeColor="accent1" w:themeShade="BF"/>
+          <w:sz w:val="28"/>
+          <w:szCs w:val="28"/>
+          <w:lang w:val="en-US"/>
+        </w:rPr>
+        <w:t>mer</w:t>
+      </w:r>
+      <w:proofErr w:type="spellEnd"/>
+      <w:r>
+        <w:rPr>
+          <w:rFonts w:ascii="Times New Roman" w:hAnsi="Times New Roman" w:cs="Times New Roman"/>
+          <w:color w:val="2F5496" w:themeColor="accent1" w:themeShade="BF"/>
+          <w:sz w:val="28"/>
+          <w:szCs w:val="28"/>
+          <w:lang w:val="en-US"/>
+        </w:rPr>
+        <w:t>-based analysis tool th</w:t>
+      </w:r>
+      <w:r>
+        <w:rPr>
+          <w:rFonts w:ascii="Times New Roman" w:hAnsi="Times New Roman" w:cs="Times New Roman"/>
+          <w:color w:val="2F5496" w:themeColor="accent1" w:themeShade="BF"/>
+          <w:sz w:val="28"/>
+          <w:szCs w:val="28"/>
+          <w:lang w:val="en-US"/>
+        </w:rPr>
+        <w:t>at</w:t>
+      </w:r>
+      <w:r>
+        <w:rPr>
+          <w:rFonts w:ascii="Times New Roman" w:hAnsi="Times New Roman" w:cs="Times New Roman"/>
+          <w:color w:val="2F5496" w:themeColor="accent1" w:themeShade="BF"/>
+          <w:sz w:val="28"/>
+          <w:szCs w:val="28"/>
+          <w:lang w:val="en-US"/>
+        </w:rPr>
+        <w:t xml:space="preserve"> support</w:t>
       </w:r>
       <w:r>
         <w:rPr>
@@ -923,67 +1709,154 @@
           <w:szCs w:val="28"/>
           <w:lang w:val="en-US"/>
         </w:rPr>
-        <w:t xml:space="preserve"> must be updated after they were initially filled</w:t>
-      </w:r>
-      <w:r>
-        <w:rPr>
-          <w:rFonts w:ascii="Times New Roman" w:hAnsi="Times New Roman" w:cs="Times New Roman"/>
-          <w:color w:val="2F5496" w:themeColor="accent1" w:themeShade="BF"/>
-          <w:sz w:val="28"/>
-          <w:szCs w:val="28"/>
-          <w:lang w:val="en-US"/>
-        </w:rPr>
-        <w:t>, but the inserted k-</w:t>
+        <w:t xml:space="preserve"> </w:t>
+      </w:r>
+      <w:r>
+        <w:rPr>
+          <w:rFonts w:ascii="Times New Roman" w:hAnsi="Times New Roman" w:cs="Times New Roman"/>
+          <w:i/>
+          <w:iCs/>
+          <w:color w:val="2F5496" w:themeColor="accent1" w:themeShade="BF"/>
+          <w:sz w:val="28"/>
+          <w:szCs w:val="28"/>
+          <w:lang w:val="en-US"/>
+        </w:rPr>
+        <w:t>unique k-</w:t>
       </w:r>
       <w:proofErr w:type="spellStart"/>
       <w:r>
         <w:rPr>
           <w:rFonts w:ascii="Times New Roman" w:hAnsi="Times New Roman" w:cs="Times New Roman"/>
-          <w:color w:val="2F5496" w:themeColor="accent1" w:themeShade="BF"/>
-          <w:sz w:val="28"/>
-          <w:szCs w:val="28"/>
-          <w:lang w:val="en-US"/>
-        </w:rPr>
-        <w:t>mers</w:t>
+          <w:i/>
+          <w:iCs/>
+          <w:color w:val="2F5496" w:themeColor="accent1" w:themeShade="BF"/>
+          <w:sz w:val="28"/>
+          <w:szCs w:val="28"/>
+          <w:lang w:val="en-US"/>
+        </w:rPr>
+        <w:t>mer</w:t>
       </w:r>
       <w:proofErr w:type="spellEnd"/>
       <w:r>
         <w:rPr>
           <w:rFonts w:ascii="Times New Roman" w:hAnsi="Times New Roman" w:cs="Times New Roman"/>
-          <w:color w:val="2F5496" w:themeColor="accent1" w:themeShade="BF"/>
-          <w:sz w:val="28"/>
-          <w:szCs w:val="28"/>
-          <w:lang w:val="en-US"/>
-        </w:rPr>
-        <w:t xml:space="preserve"> are not all known ahead of time while filling the filters. Instead, the k-</w:t>
-      </w:r>
-      <w:proofErr w:type="spellStart"/>
-      <w:r>
-        <w:rPr>
-          <w:rFonts w:ascii="Times New Roman" w:hAnsi="Times New Roman" w:cs="Times New Roman"/>
-          <w:color w:val="2F5496" w:themeColor="accent1" w:themeShade="BF"/>
-          <w:sz w:val="28"/>
-          <w:szCs w:val="28"/>
-          <w:lang w:val="en-US"/>
-        </w:rPr>
-        <w:t>mers</w:t>
-      </w:r>
-      <w:proofErr w:type="spellEnd"/>
-      <w:r>
-        <w:rPr>
-          <w:rFonts w:ascii="Times New Roman" w:hAnsi="Times New Roman" w:cs="Times New Roman"/>
-          <w:color w:val="2F5496" w:themeColor="accent1" w:themeShade="BF"/>
-          <w:sz w:val="28"/>
-          <w:szCs w:val="28"/>
-          <w:lang w:val="en-US"/>
-        </w:rPr>
-        <w:t xml:space="preserve"> “stream in” when reading the underlying genomic files on which the database generation depends. </w:t>
+          <w:i/>
+          <w:iCs/>
+          <w:color w:val="2F5496" w:themeColor="accent1" w:themeShade="BF"/>
+          <w:sz w:val="28"/>
+          <w:szCs w:val="28"/>
+          <w:lang w:val="en-US"/>
+        </w:rPr>
+        <w:t xml:space="preserve"> count</w:t>
+      </w:r>
+      <w:r>
+        <w:rPr>
+          <w:rFonts w:ascii="Times New Roman" w:hAnsi="Times New Roman" w:cs="Times New Roman"/>
+          <w:i/>
+          <w:iCs/>
+          <w:color w:val="2F5496" w:themeColor="accent1" w:themeShade="BF"/>
+          <w:sz w:val="28"/>
+          <w:szCs w:val="28"/>
+          <w:lang w:val="en-US"/>
+        </w:rPr>
+        <w:t>ing</w:t>
+      </w:r>
+      <w:r>
+        <w:rPr>
+          <w:rFonts w:ascii="Times New Roman" w:hAnsi="Times New Roman" w:cs="Times New Roman"/>
+          <w:color w:val="2F5496" w:themeColor="accent1" w:themeShade="BF"/>
+          <w:sz w:val="28"/>
+          <w:szCs w:val="28"/>
+          <w:lang w:val="en-US"/>
+        </w:rPr>
+        <w:t xml:space="preserve"> as a feature.</w:t>
+      </w:r>
+      <w:r>
+        <w:rPr>
+          <w:rFonts w:ascii="Times New Roman" w:hAnsi="Times New Roman" w:cs="Times New Roman"/>
+          <w:color w:val="2F5496" w:themeColor="accent1" w:themeShade="BF"/>
+          <w:sz w:val="28"/>
+          <w:szCs w:val="28"/>
+          <w:lang w:val="en-US"/>
+        </w:rPr>
+        <w:t xml:space="preserve"> </w:t>
+      </w:r>
+      <w:r>
+        <w:rPr>
+          <w:rFonts w:ascii="Times New Roman" w:hAnsi="Times New Roman" w:cs="Times New Roman"/>
+          <w:color w:val="2F5496" w:themeColor="accent1" w:themeShade="BF"/>
+          <w:sz w:val="28"/>
+          <w:szCs w:val="28"/>
+          <w:lang w:val="en-US"/>
+        </w:rPr>
+        <w:t>[?] have shown the use</w:t>
+      </w:r>
+      <w:r>
+        <w:rPr>
+          <w:rFonts w:ascii="Times New Roman" w:hAnsi="Times New Roman" w:cs="Times New Roman"/>
+          <w:color w:val="2F5496" w:themeColor="accent1" w:themeShade="BF"/>
+          <w:sz w:val="28"/>
+          <w:szCs w:val="28"/>
+          <w:lang w:val="en-US"/>
+        </w:rPr>
+        <w:t>fulness</w:t>
+      </w:r>
+      <w:r>
+        <w:rPr>
+          <w:rFonts w:ascii="Times New Roman" w:hAnsi="Times New Roman" w:cs="Times New Roman"/>
+          <w:color w:val="2F5496" w:themeColor="accent1" w:themeShade="BF"/>
+          <w:sz w:val="28"/>
+          <w:szCs w:val="28"/>
+          <w:lang w:val="en-US"/>
+        </w:rPr>
+        <w:t xml:space="preserve"> of this information for high sensitiv</w:t>
+      </w:r>
+      <w:r>
+        <w:rPr>
+          <w:rFonts w:ascii="Times New Roman" w:hAnsi="Times New Roman" w:cs="Times New Roman"/>
+          <w:color w:val="2F5496" w:themeColor="accent1" w:themeShade="BF"/>
+          <w:sz w:val="28"/>
+          <w:szCs w:val="28"/>
+          <w:lang w:val="en-US"/>
+        </w:rPr>
+        <w:t>it</w:t>
+      </w:r>
+      <w:r>
+        <w:rPr>
+          <w:rFonts w:ascii="Times New Roman" w:hAnsi="Times New Roman" w:cs="Times New Roman"/>
+          <w:color w:val="2F5496" w:themeColor="accent1" w:themeShade="BF"/>
+          <w:sz w:val="28"/>
+          <w:szCs w:val="28"/>
+          <w:lang w:val="en-US"/>
+        </w:rPr>
+        <w:t xml:space="preserve">y </w:t>
+      </w:r>
+      <w:r>
+        <w:rPr>
+          <w:rFonts w:ascii="Times New Roman" w:hAnsi="Times New Roman" w:cs="Times New Roman"/>
+          <w:color w:val="2F5496" w:themeColor="accent1" w:themeShade="BF"/>
+          <w:sz w:val="28"/>
+          <w:szCs w:val="28"/>
+          <w:lang w:val="en-US"/>
+        </w:rPr>
+        <w:t xml:space="preserve">and high precision </w:t>
+      </w:r>
+      <w:r>
+        <w:rPr>
+          <w:rFonts w:ascii="Times New Roman" w:hAnsi="Times New Roman" w:cs="Times New Roman"/>
+          <w:color w:val="2F5496" w:themeColor="accent1" w:themeShade="BF"/>
+          <w:sz w:val="28"/>
+          <w:szCs w:val="28"/>
+          <w:lang w:val="en-US"/>
+        </w:rPr>
+        <w:t>analysis – in particular with respect to infectious disease diagnostics.</w:t>
       </w:r>
     </w:p>
     <w:p>
       <w:pPr>
         <w:rPr>
           <w:rFonts w:ascii="Times New Roman" w:hAnsi="Times New Roman" w:cs="Times New Roman"/>
+          <w:color w:val="2F5496" w:themeColor="accent1" w:themeShade="BF"/>
           <w:sz w:val="28"/>
           <w:szCs w:val="28"/>
           <w:lang w:val="en-US"/>
@@ -992,78 +1865,124 @@
       <w:r>
         <w:rPr>
           <w:rFonts w:ascii="Times New Roman" w:hAnsi="Times New Roman" w:cs="Times New Roman"/>
-          <w:sz w:val="28"/>
-          <w:szCs w:val="28"/>
-          <w:lang w:val="en-US"/>
-        </w:rPr>
-        <w:t>If I understand the database generation correctly, all k-</w:t>
-      </w:r>
-      <w:proofErr w:type="spellStart"/>
-      <w:r>
-        <w:rPr>
-          <w:rFonts w:ascii="Times New Roman" w:hAnsi="Times New Roman" w:cs="Times New Roman"/>
-          <w:sz w:val="28"/>
-          <w:szCs w:val="28"/>
-          <w:lang w:val="en-US"/>
-        </w:rPr>
-        <w:t>mers</w:t>
-      </w:r>
-      <w:proofErr w:type="spellEnd"/>
-      <w:r>
-        <w:rPr>
-          <w:rFonts w:ascii="Times New Roman" w:hAnsi="Times New Roman" w:cs="Times New Roman"/>
-          <w:sz w:val="28"/>
-          <w:szCs w:val="28"/>
-          <w:lang w:val="en-US"/>
-        </w:rPr>
-        <w:t xml:space="preserve"> of the target organisms are stored in the Bloom filter for fast look-up and only the </w:t>
-      </w:r>
-      <w:proofErr w:type="spellStart"/>
-      <w:r>
-        <w:rPr>
-          <w:rFonts w:ascii="Times New Roman" w:hAnsi="Times New Roman" w:cs="Times New Roman"/>
-          <w:sz w:val="28"/>
-          <w:szCs w:val="28"/>
-          <w:lang w:val="en-US"/>
-        </w:rPr>
-        <w:t>taxon</w:t>
-      </w:r>
-      <w:proofErr w:type="spellEnd"/>
-      <w:r>
-        <w:rPr>
-          <w:rFonts w:ascii="Times New Roman" w:hAnsi="Times New Roman" w:cs="Times New Roman"/>
-          <w:sz w:val="28"/>
-          <w:szCs w:val="28"/>
-          <w:lang w:val="en-US"/>
-        </w:rPr>
-        <w:t xml:space="preserve"> assignment is updated during the </w:t>
-      </w:r>
-      <w:proofErr w:type="spellStart"/>
-      <w:r>
-        <w:rPr>
-          <w:rFonts w:ascii="Times New Roman" w:hAnsi="Times New Roman" w:cs="Times New Roman"/>
-          <w:sz w:val="28"/>
-          <w:szCs w:val="28"/>
-          <w:lang w:val="en-US"/>
-        </w:rPr>
-        <w:t>updatedb</w:t>
-      </w:r>
-      <w:proofErr w:type="spellEnd"/>
-      <w:r>
-        <w:rPr>
-          <w:rFonts w:ascii="Times New Roman" w:hAnsi="Times New Roman" w:cs="Times New Roman"/>
-          <w:sz w:val="28"/>
-          <w:szCs w:val="28"/>
-          <w:lang w:val="en-US"/>
-        </w:rPr>
-        <w:t xml:space="preserve"> step. </w:t>
+          <w:b/>
+          <w:bCs/>
+          <w:color w:val="2F5496" w:themeColor="accent1" w:themeShade="BF"/>
+          <w:sz w:val="28"/>
+          <w:szCs w:val="28"/>
+          <w:lang w:val="en-US"/>
+        </w:rPr>
+        <w:t>Action:</w:t>
+      </w:r>
+      <w:r>
+        <w:rPr>
+          <w:rFonts w:ascii="Times New Roman" w:hAnsi="Times New Roman" w:cs="Times New Roman"/>
+          <w:b/>
+          <w:bCs/>
+          <w:color w:val="2F5496" w:themeColor="accent1" w:themeShade="BF"/>
+          <w:sz w:val="28"/>
+          <w:szCs w:val="28"/>
+          <w:lang w:val="en-US"/>
+        </w:rPr>
+        <w:t xml:space="preserve"> </w:t>
+      </w:r>
+      <w:r>
+        <w:rPr>
+          <w:rFonts w:ascii="Times New Roman" w:hAnsi="Times New Roman" w:cs="Times New Roman"/>
+          <w:color w:val="2F5496" w:themeColor="accent1" w:themeShade="BF"/>
+          <w:sz w:val="28"/>
+          <w:szCs w:val="28"/>
+          <w:lang w:val="en-US"/>
+        </w:rPr>
+        <w:t xml:space="preserve">Nevertheless, the reviewer has a point and the evaluation deserves to be broader. </w:t>
+      </w:r>
+      <w:r>
+        <w:rPr>
+          <w:rFonts w:ascii="Times New Roman" w:hAnsi="Times New Roman" w:cs="Times New Roman"/>
+          <w:color w:val="2F5496" w:themeColor="accent1" w:themeShade="BF"/>
+          <w:sz w:val="28"/>
+          <w:szCs w:val="28"/>
+          <w:lang w:val="en-US"/>
+        </w:rPr>
+        <w:t xml:space="preserve">As </w:t>
+      </w:r>
+      <w:r>
+        <w:rPr>
+          <w:rFonts w:ascii="Times New Roman" w:hAnsi="Times New Roman" w:cs="Times New Roman"/>
+          <w:color w:val="2F5496" w:themeColor="accent1" w:themeShade="BF"/>
+          <w:sz w:val="28"/>
+          <w:szCs w:val="28"/>
+          <w:lang w:val="en-US"/>
+        </w:rPr>
+        <w:t>requested</w:t>
+      </w:r>
+      <w:r>
+        <w:rPr>
+          <w:rFonts w:ascii="Times New Roman" w:hAnsi="Times New Roman" w:cs="Times New Roman"/>
+          <w:color w:val="2F5496" w:themeColor="accent1" w:themeShade="BF"/>
+          <w:sz w:val="28"/>
+          <w:szCs w:val="28"/>
+          <w:lang w:val="en-US"/>
+        </w:rPr>
+        <w:t xml:space="preserve"> by the reviewer, w</w:t>
+      </w:r>
+      <w:r>
+        <w:rPr>
+          <w:rFonts w:ascii="Times New Roman" w:hAnsi="Times New Roman" w:cs="Times New Roman"/>
+          <w:color w:val="2F5496" w:themeColor="accent1" w:themeShade="BF"/>
+          <w:sz w:val="28"/>
+          <w:szCs w:val="28"/>
+          <w:lang w:val="en-US"/>
+        </w:rPr>
+        <w:t xml:space="preserve">e therefore included Kraken2 and Ganon2 </w:t>
+      </w:r>
+      <w:r>
+        <w:rPr>
+          <w:rFonts w:ascii="Times New Roman" w:hAnsi="Times New Roman" w:cs="Times New Roman"/>
+          <w:color w:val="2F5496" w:themeColor="accent1" w:themeShade="BF"/>
+          <w:sz w:val="28"/>
+          <w:szCs w:val="28"/>
+          <w:lang w:val="en-US"/>
+        </w:rPr>
+        <w:t xml:space="preserve">as two additional tools in </w:t>
+      </w:r>
+      <w:r>
+        <w:rPr>
+          <w:rFonts w:ascii="Times New Roman" w:hAnsi="Times New Roman" w:cs="Times New Roman"/>
+          <w:color w:val="2F5496" w:themeColor="accent1" w:themeShade="BF"/>
+          <w:sz w:val="28"/>
+          <w:szCs w:val="28"/>
+          <w:lang w:val="en-US"/>
+        </w:rPr>
+        <w:t>our evaluation:</w:t>
+      </w:r>
+      <w:r>
+        <w:rPr>
+          <w:rFonts w:ascii="Times New Roman" w:hAnsi="Times New Roman" w:cs="Times New Roman"/>
+          <w:color w:val="2F5496" w:themeColor="accent1" w:themeShade="BF"/>
+          <w:sz w:val="28"/>
+          <w:szCs w:val="28"/>
+          <w:lang w:val="en-US"/>
+        </w:rPr>
+        <w:t xml:space="preserve"> </w:t>
+      </w:r>
+      <w:r>
+        <w:rPr>
+          <w:rFonts w:ascii="Times New Roman" w:hAnsi="Times New Roman" w:cs="Times New Roman"/>
+          <w:b/>
+          <w:bCs/>
+          <w:color w:val="2F5496" w:themeColor="accent1" w:themeShade="BF"/>
+          <w:sz w:val="28"/>
+          <w:szCs w:val="28"/>
+          <w:lang w:val="en-US"/>
+        </w:rPr>
+        <w:t>TODO.</w:t>
       </w:r>
     </w:p>
     <w:p>
       <w:pPr>
         <w:rPr>
           <w:rFonts w:ascii="Times New Roman" w:hAnsi="Times New Roman" w:cs="Times New Roman"/>
-          <w:color w:val="2F5496" w:themeColor="accent1" w:themeShade="BF"/>
           <w:sz w:val="28"/>
           <w:szCs w:val="28"/>
           <w:lang w:val="en-US"/>
@@ -1072,6 +1991,249 @@
       <w:r>
         <w:rPr>
           <w:rFonts w:ascii="Times New Roman" w:hAnsi="Times New Roman" w:cs="Times New Roman"/>
+          <w:sz w:val="28"/>
+          <w:szCs w:val="28"/>
+          <w:lang w:val="en-US"/>
+        </w:rPr>
+        <w:t>● Also related to the first point, I’m wondering why the authors relied on simple Bloom Filters for k-</w:t>
+      </w:r>
+      <w:proofErr w:type="spellStart"/>
+      <w:r>
+        <w:rPr>
+          <w:rFonts w:ascii="Times New Roman" w:hAnsi="Times New Roman" w:cs="Times New Roman"/>
+          <w:sz w:val="28"/>
+          <w:szCs w:val="28"/>
+          <w:lang w:val="en-US"/>
+        </w:rPr>
+        <w:t>mer</w:t>
+      </w:r>
+      <w:proofErr w:type="spellEnd"/>
+      <w:r>
+        <w:rPr>
+          <w:rFonts w:ascii="Times New Roman" w:hAnsi="Times New Roman" w:cs="Times New Roman"/>
+          <w:sz w:val="28"/>
+          <w:szCs w:val="28"/>
+          <w:lang w:val="en-US"/>
+        </w:rPr>
+        <w:t xml:space="preserve"> membership queries. Is it because the filter needs to be updatable once it is created? </w:t>
+      </w:r>
+    </w:p>
+    <w:p>
+      <w:pPr>
+        <w:rPr>
+          <w:rFonts w:ascii="Times New Roman" w:hAnsi="Times New Roman" w:cs="Times New Roman"/>
+          <w:sz w:val="28"/>
+          <w:szCs w:val="28"/>
+          <w:lang w:val="en-US"/>
+        </w:rPr>
+      </w:pPr>
+      <w:r>
+        <w:rPr>
+          <w:rFonts w:ascii="Times New Roman" w:hAnsi="Times New Roman" w:cs="Times New Roman"/>
+          <w:color w:val="2F5496" w:themeColor="accent1" w:themeShade="BF"/>
+          <w:sz w:val="28"/>
+          <w:szCs w:val="28"/>
+          <w:lang w:val="en-US"/>
+        </w:rPr>
+        <w:t>None</w:t>
+      </w:r>
+      <w:r>
+        <w:rPr>
+          <w:rFonts w:ascii="Times New Roman" w:hAnsi="Times New Roman" w:cs="Times New Roman"/>
+          <w:color w:val="2F5496" w:themeColor="accent1" w:themeShade="BF"/>
+          <w:sz w:val="28"/>
+          <w:szCs w:val="28"/>
+          <w:lang w:val="en-US"/>
+        </w:rPr>
+        <w:t xml:space="preserve"> of the </w:t>
+      </w:r>
+      <w:r>
+        <w:rPr>
+          <w:rFonts w:ascii="Times New Roman" w:hAnsi="Times New Roman" w:cs="Times New Roman"/>
+          <w:color w:val="2F5496" w:themeColor="accent1" w:themeShade="BF"/>
+          <w:sz w:val="28"/>
+          <w:szCs w:val="28"/>
+          <w:lang w:val="en-US"/>
+        </w:rPr>
+        <w:t xml:space="preserve">employed Bloom </w:t>
+      </w:r>
+      <w:r>
+        <w:rPr>
+          <w:rFonts w:ascii="Times New Roman" w:hAnsi="Times New Roman" w:cs="Times New Roman"/>
+          <w:color w:val="2F5496" w:themeColor="accent1" w:themeShade="BF"/>
+          <w:sz w:val="28"/>
+          <w:szCs w:val="28"/>
+          <w:lang w:val="en-US"/>
+        </w:rPr>
+        <w:t>filter</w:t>
+      </w:r>
+      <w:r>
+        <w:rPr>
+          <w:rFonts w:ascii="Times New Roman" w:hAnsi="Times New Roman" w:cs="Times New Roman"/>
+          <w:color w:val="2F5496" w:themeColor="accent1" w:themeShade="BF"/>
+          <w:sz w:val="28"/>
+          <w:szCs w:val="28"/>
+          <w:lang w:val="en-US"/>
+        </w:rPr>
+        <w:t>s</w:t>
+      </w:r>
+      <w:r>
+        <w:rPr>
+          <w:rFonts w:ascii="Times New Roman" w:hAnsi="Times New Roman" w:cs="Times New Roman"/>
+          <w:color w:val="2F5496" w:themeColor="accent1" w:themeShade="BF"/>
+          <w:sz w:val="28"/>
+          <w:szCs w:val="28"/>
+          <w:lang w:val="en-US"/>
+        </w:rPr>
+        <w:t xml:space="preserve"> must be updated after they were initially filled</w:t>
+      </w:r>
+      <w:r>
+        <w:rPr>
+          <w:rFonts w:ascii="Times New Roman" w:hAnsi="Times New Roman" w:cs="Times New Roman"/>
+          <w:color w:val="2F5496" w:themeColor="accent1" w:themeShade="BF"/>
+          <w:sz w:val="28"/>
+          <w:szCs w:val="28"/>
+          <w:lang w:val="en-US"/>
+        </w:rPr>
+        <w:t>, but the inserted k-</w:t>
+      </w:r>
+      <w:proofErr w:type="spellStart"/>
+      <w:r>
+        <w:rPr>
+          <w:rFonts w:ascii="Times New Roman" w:hAnsi="Times New Roman" w:cs="Times New Roman"/>
+          <w:color w:val="2F5496" w:themeColor="accent1" w:themeShade="BF"/>
+          <w:sz w:val="28"/>
+          <w:szCs w:val="28"/>
+          <w:lang w:val="en-US"/>
+        </w:rPr>
+        <w:t>mers</w:t>
+      </w:r>
+      <w:proofErr w:type="spellEnd"/>
+      <w:r>
+        <w:rPr>
+          <w:rFonts w:ascii="Times New Roman" w:hAnsi="Times New Roman" w:cs="Times New Roman"/>
+          <w:color w:val="2F5496" w:themeColor="accent1" w:themeShade="BF"/>
+          <w:sz w:val="28"/>
+          <w:szCs w:val="28"/>
+          <w:lang w:val="en-US"/>
+        </w:rPr>
+        <w:t xml:space="preserve"> are not all known ahead of time while filling the filters. Instead, the k-</w:t>
+      </w:r>
+      <w:proofErr w:type="spellStart"/>
+      <w:r>
+        <w:rPr>
+          <w:rFonts w:ascii="Times New Roman" w:hAnsi="Times New Roman" w:cs="Times New Roman"/>
+          <w:color w:val="2F5496" w:themeColor="accent1" w:themeShade="BF"/>
+          <w:sz w:val="28"/>
+          <w:szCs w:val="28"/>
+          <w:lang w:val="en-US"/>
+        </w:rPr>
+        <w:t>mers</w:t>
+      </w:r>
+      <w:proofErr w:type="spellEnd"/>
+      <w:r>
+        <w:rPr>
+          <w:rFonts w:ascii="Times New Roman" w:hAnsi="Times New Roman" w:cs="Times New Roman"/>
+          <w:color w:val="2F5496" w:themeColor="accent1" w:themeShade="BF"/>
+          <w:sz w:val="28"/>
+          <w:szCs w:val="28"/>
+          <w:lang w:val="en-US"/>
+        </w:rPr>
+        <w:t xml:space="preserve"> “stream in” when reading the underlying genomic files on which the database generation depends. </w:t>
+      </w:r>
+    </w:p>
+    <w:p>
+      <w:pPr>
+        <w:rPr>
+          <w:rFonts w:ascii="Times New Roman" w:hAnsi="Times New Roman" w:cs="Times New Roman"/>
+          <w:sz w:val="28"/>
+          <w:szCs w:val="28"/>
+          <w:lang w:val="en-US"/>
+        </w:rPr>
+      </w:pPr>
+      <w:r>
+        <w:rPr>
+          <w:rFonts w:ascii="Times New Roman" w:hAnsi="Times New Roman" w:cs="Times New Roman"/>
+          <w:sz w:val="28"/>
+          <w:szCs w:val="28"/>
+          <w:lang w:val="en-US"/>
+        </w:rPr>
+        <w:t>If I understand the database generation correctly, all k-</w:t>
+      </w:r>
+      <w:proofErr w:type="spellStart"/>
+      <w:r>
+        <w:rPr>
+          <w:rFonts w:ascii="Times New Roman" w:hAnsi="Times New Roman" w:cs="Times New Roman"/>
+          <w:sz w:val="28"/>
+          <w:szCs w:val="28"/>
+          <w:lang w:val="en-US"/>
+        </w:rPr>
+        <w:t>mers</w:t>
+      </w:r>
+      <w:proofErr w:type="spellEnd"/>
+      <w:r>
+        <w:rPr>
+          <w:rFonts w:ascii="Times New Roman" w:hAnsi="Times New Roman" w:cs="Times New Roman"/>
+          <w:sz w:val="28"/>
+          <w:szCs w:val="28"/>
+          <w:lang w:val="en-US"/>
+        </w:rPr>
+        <w:t xml:space="preserve"> of the target organisms are stored in the Bloom filter for fast look-up and only the </w:t>
+      </w:r>
+      <w:proofErr w:type="spellStart"/>
+      <w:r>
+        <w:rPr>
+          <w:rFonts w:ascii="Times New Roman" w:hAnsi="Times New Roman" w:cs="Times New Roman"/>
+          <w:sz w:val="28"/>
+          <w:szCs w:val="28"/>
+          <w:lang w:val="en-US"/>
+        </w:rPr>
+        <w:t>taxon</w:t>
+      </w:r>
+      <w:proofErr w:type="spellEnd"/>
+      <w:r>
+        <w:rPr>
+          <w:rFonts w:ascii="Times New Roman" w:hAnsi="Times New Roman" w:cs="Times New Roman"/>
+          <w:sz w:val="28"/>
+          <w:szCs w:val="28"/>
+          <w:lang w:val="en-US"/>
+        </w:rPr>
+        <w:t xml:space="preserve"> assignment is updated during the </w:t>
+      </w:r>
+      <w:proofErr w:type="spellStart"/>
+      <w:r>
+        <w:rPr>
+          <w:rFonts w:ascii="Times New Roman" w:hAnsi="Times New Roman" w:cs="Times New Roman"/>
+          <w:sz w:val="28"/>
+          <w:szCs w:val="28"/>
+          <w:lang w:val="en-US"/>
+        </w:rPr>
+        <w:t>updatedb</w:t>
+      </w:r>
+      <w:proofErr w:type="spellEnd"/>
+      <w:r>
+        <w:rPr>
+          <w:rFonts w:ascii="Times New Roman" w:hAnsi="Times New Roman" w:cs="Times New Roman"/>
+          <w:sz w:val="28"/>
+          <w:szCs w:val="28"/>
+          <w:lang w:val="en-US"/>
+        </w:rPr>
+        <w:t xml:space="preserve"> step. </w:t>
+      </w:r>
+    </w:p>
+    <w:p>
+      <w:pPr>
+        <w:rPr>
+          <w:rFonts w:ascii="Times New Roman" w:hAnsi="Times New Roman" w:cs="Times New Roman"/>
+          <w:color w:val="2F5496" w:themeColor="accent1" w:themeShade="BF"/>
+          <w:sz w:val="28"/>
+          <w:szCs w:val="28"/>
+          <w:lang w:val="en-US"/>
+        </w:rPr>
+      </w:pPr>
+      <w:r>
+        <w:rPr>
+          <w:rFonts w:ascii="Times New Roman" w:hAnsi="Times New Roman" w:cs="Times New Roman"/>
           <w:color w:val="2F5496" w:themeColor="accent1" w:themeShade="BF"/>
           <w:sz w:val="28"/>
           <w:szCs w:val="28"/>
@@ -1176,8 +2338,8 @@
       <w:r>
         <w:rPr>
           <w:rFonts w:ascii="Times New Roman" w:hAnsi="Times New Roman" w:cs="Times New Roman"/>
-          <w:b/>
-          <w:bCs/>
+          <w:i/>
+          <w:iCs/>
           <w:color w:val="2F5496" w:themeColor="accent1" w:themeShade="BF"/>
           <w:sz w:val="28"/>
           <w:szCs w:val="28"/>
@@ -2388,8 +3550,8 @@
       <w:r>
         <w:rPr>
           <w:rFonts w:ascii="Times New Roman" w:hAnsi="Times New Roman" w:cs="Times New Roman"/>
-          <w:b/>
-          <w:bCs/>
+          <w:i/>
+          <w:iCs/>
           <w:color w:val="2F5496" w:themeColor="accent1" w:themeShade="BF"/>
           <w:sz w:val="28"/>
           <w:szCs w:val="28"/>
@@ -2400,8 +3562,8 @@
       <w:r>
         <w:rPr>
           <w:rFonts w:ascii="Times New Roman" w:hAnsi="Times New Roman" w:cs="Times New Roman"/>
-          <w:b/>
-          <w:bCs/>
+          <w:i/>
+          <w:iCs/>
           <w:color w:val="2F5496" w:themeColor="accent1" w:themeShade="BF"/>
           <w:sz w:val="28"/>
           <w:szCs w:val="28"/>
@@ -7300,27 +8462,7 @@
           <w:szCs w:val="28"/>
           <w:lang w:val="en-US"/>
         </w:rPr>
-        <w:t xml:space="preserve"> For now, we integrated Lemire’s optimization </w:t>
-      </w:r>
-      <w:r>
-        <w:rPr>
-          <w:rFonts w:ascii="Times New Roman" w:hAnsi="Times New Roman" w:cs="Times New Roman"/>
-          <w:color w:val="2F5496" w:themeColor="accent1" w:themeShade="BF"/>
-          <w:sz w:val="28"/>
-          <w:szCs w:val="28"/>
-          <w:lang w:val="en-US"/>
-        </w:rPr>
-        <w:t>on replacing</w:t>
-      </w:r>
-      <w:r>
-        <w:rPr>
-          <w:rFonts w:ascii="Times New Roman" w:hAnsi="Times New Roman" w:cs="Times New Roman"/>
-          <w:color w:val="2F5496" w:themeColor="accent1" w:themeShade="BF"/>
-          <w:sz w:val="28"/>
-          <w:szCs w:val="28"/>
-          <w:lang w:val="en-US"/>
-        </w:rPr>
-        <w:t xml:space="preserve"> the modulo operation </w:t>
+        <w:t xml:space="preserve"> For now, we integrated Lemire’s optimization on replacing the modulo operation </w:t>
       </w:r>
       <w:proofErr w:type="gramStart"/>
       <w:r>
@@ -8944,6 +10086,119 @@
 <file path=word/numbering.xml><?xml version="1.0" encoding="utf-8"?>
 <w:numbering xmlns:wpc="http://schemas.microsoft.com/office/word/2010/wordprocessingCanvas" xmlns:cx="http://schemas.microsoft.com/office/drawing/2014/chartex" xmlns:cx1="http://schemas.microsoft.com/office/drawing/2015/9/8/chartex" xmlns:cx2="http://schemas.microsoft.com/office/drawing/2015/10/21/chartex" xmlns:cx3="http://schemas.microsoft.com/office/drawing/2016/5/9/chartex" xmlns:cx4="http://schemas.microsoft.com/office/drawing/2016/5/10/chartex" xmlns:cx5="http://schemas.microsoft.com/office/drawing/2016/5/11/chartex" xmlns:cx6="http://schemas.microsoft.com/office/drawing/2016/5/12/chartex" xmlns:cx7="http://schemas.microsoft.com/office/drawing/2016/5/13/chartex" xmlns:cx8="http://schemas.microsoft.com/office/drawing/2016/5/14/chartex" xmlns:mc="http://schemas.openxmlformats.org/markup-compatibility/2006" xmlns:aink="http://schemas.microsoft.com/office/drawing/2016/ink" xmlns:am3d="http://schemas.microsoft.com/office/drawing/2017/model3d" xmlns:o="urn:schemas-microsoft-com:office:office" xmlns:oel="http://schemas.microsoft.com/office/2019/extlst" xmlns:r="http://schemas.openxmlformats.org/officeDocument/2006/relationships" xmlns:m="http://schemas.openxmlformats.org/officeDocument/2006/math" xmlns:v="urn:schemas-microsoft-com:vml" xmlns:wp14="http://schemas.microsoft.com/office/word/2010/wordprocessingDrawing" xmlns:wp="http://schemas.openxmlformats.org/drawingml/2006/wordprocessingDrawing" xmlns:w10="urn:schemas-microsoft-com:office:word" xmlns:w="http://schemas.openxmlformats.org/wordprocessingml/2006/main" xmlns:w14="http://schemas.microsoft.com/office/word/2010/wordml" xmlns:w15="http://schemas.microsoft.com/office/word/2012/wordml" xmlns:w16cex="http://schemas.microsoft.com/office/word/2018/wordml/cex" xmlns:w16cid="http://schemas.microsoft.com/office/word/2016/wordml/cid" xmlns:w16="http://schemas.microsoft.com/office/word/2018/wordml" xmlns:w16du="http://schemas.microsoft.com/office/word/2023/wordml/word16du" xmlns:w16sdtdh="http://schemas.microsoft.com/office/word/2020/wordml/sdtdatahash" xmlns:w16sdtfl="http://schemas.microsoft.com/office/word/2024/wordml/sdtformatlock" xmlns:w16se="http://schemas.microsoft.com/office/word/2015/wordml/symex" xmlns:wpg="http://schemas.microsoft.com/office/word/2010/wordprocessingGroup" xmlns:wpi="http://schemas.microsoft.com/office/word/2010/wordprocessingInk" xmlns:wne="http://schemas.microsoft.com/office/word/2006/wordml" xmlns:wps="http://schemas.microsoft.com/office/word/2010/wordprocessingShape" mc:Ignorable="w14 w15 w16se w16cid w16 w16cex w16sdtdh w16sdtfl w16du wp14">
   <w:abstractNum w:abstractNumId="0" w15:restartNumberingAfterBreak="0">
+    <w:nsid w:val="042541B2"/>
+    <w:multiLevelType w:val="hybridMultilevel"/>
+    <w:tmpl w:val="2CECC284"/>
+    <w:lvl w:ilvl="0" w:tplc="04070001">
+      <w:start w:val="1"/>
+      <w:numFmt w:val="bullet"/>
+      <w:lvlText w:val=""/>
+      <w:lvlJc w:val="left"/>
+      <w:pPr>
+        <w:ind w:left="720" w:hanging="360"/>
+      </w:pPr>
+      <w:rPr>
+        <w:rFonts w:ascii="Symbol" w:hAnsi="Symbol" w:hint="default"/>
+      </w:rPr>
+    </w:lvl>
+    <w:lvl w:ilvl="1" w:tplc="04070003" w:tentative="1">
+      <w:start w:val="1"/>
+      <w:numFmt w:val="bullet"/>
+      <w:lvlText w:val="o"/>
+      <w:lvlJc w:val="left"/>
+      <w:pPr>
+        <w:ind w:left="1440" w:hanging="360"/>
+      </w:pPr>
+      <w:rPr>
+        <w:rFonts w:ascii="Courier New" w:hAnsi="Courier New" w:cs="Courier New" w:hint="default"/>
+      </w:rPr>
+    </w:lvl>
+    <w:lvl w:ilvl="2" w:tplc="04070005" w:tentative="1">
+      <w:start w:val="1"/>
+      <w:numFmt w:val="bullet"/>
+      <w:lvlText w:val=""/>
+      <w:lvlJc w:val="left"/>
+      <w:pPr>
+        <w:ind w:left="2160" w:hanging="360"/>
+      </w:pPr>
+      <w:rPr>
+        <w:rFonts w:ascii="Wingdings" w:hAnsi="Wingdings" w:hint="default"/>
+      </w:rPr>
+    </w:lvl>
+    <w:lvl w:ilvl="3" w:tplc="04070001" w:tentative="1">
+      <w:start w:val="1"/>
+      <w:numFmt w:val="bullet"/>
+      <w:lvlText w:val=""/>
+      <w:lvlJc w:val="left"/>
+      <w:pPr>
+        <w:ind w:left="2880" w:hanging="360"/>
+      </w:pPr>
+      <w:rPr>
+        <w:rFonts w:ascii="Symbol" w:hAnsi="Symbol" w:hint="default"/>
+      </w:rPr>
+    </w:lvl>
+    <w:lvl w:ilvl="4" w:tplc="04070003" w:tentative="1">
+      <w:start w:val="1"/>
+      <w:numFmt w:val="bullet"/>
+      <w:lvlText w:val="o"/>
+      <w:lvlJc w:val="left"/>
+      <w:pPr>
+        <w:ind w:left="3600" w:hanging="360"/>
+      </w:pPr>
+      <w:rPr>
+        <w:rFonts w:ascii="Courier New" w:hAnsi="Courier New" w:cs="Courier New" w:hint="default"/>
+      </w:rPr>
+    </w:lvl>
+    <w:lvl w:ilvl="5" w:tplc="04070005" w:tentative="1">
+      <w:start w:val="1"/>
+      <w:numFmt w:val="bullet"/>
+      <w:lvlText w:val=""/>
+      <w:lvlJc w:val="left"/>
+      <w:pPr>
+        <w:ind w:left="4320" w:hanging="360"/>
+      </w:pPr>
+      <w:rPr>
+        <w:rFonts w:ascii="Wingdings" w:hAnsi="Wingdings" w:hint="default"/>
+      </w:rPr>
+    </w:lvl>
+    <w:lvl w:ilvl="6" w:tplc="04070001" w:tentative="1">
+      <w:start w:val="1"/>
+      <w:numFmt w:val="bullet"/>
+      <w:lvlText w:val=""/>
+      <w:lvlJc w:val="left"/>
+      <w:pPr>
+        <w:ind w:left="5040" w:hanging="360"/>
+      </w:pPr>
+      <w:rPr>
+        <w:rFonts w:ascii="Symbol" w:hAnsi="Symbol" w:hint="default"/>
+      </w:rPr>
+    </w:lvl>
+    <w:lvl w:ilvl="7" w:tplc="04070003" w:tentative="1">
+      <w:start w:val="1"/>
+      <w:numFmt w:val="bullet"/>
+      <w:lvlText w:val="o"/>
+      <w:lvlJc w:val="left"/>
+      <w:pPr>
+        <w:ind w:left="5760" w:hanging="360"/>
+      </w:pPr>
+      <w:rPr>
+        <w:rFonts w:ascii="Courier New" w:hAnsi="Courier New" w:cs="Courier New" w:hint="default"/>
+      </w:rPr>
+    </w:lvl>
+    <w:lvl w:ilvl="8" w:tplc="04070005" w:tentative="1">
+      <w:start w:val="1"/>
+      <w:numFmt w:val="bullet"/>
+      <w:lvlText w:val=""/>
+      <w:lvlJc w:val="left"/>
+      <w:pPr>
+        <w:ind w:left="6480" w:hanging="360"/>
+      </w:pPr>
+      <w:rPr>
+        <w:rFonts w:ascii="Wingdings" w:hAnsi="Wingdings" w:hint="default"/>
+      </w:rPr>
+    </w:lvl>
+  </w:abstractNum>
+  <w:abstractNum w:abstractNumId="1" w15:restartNumberingAfterBreak="0">
     <w:nsid w:val="5D53126D"/>
     <w:multiLevelType w:val="hybridMultilevel"/>
     <w:tmpl w:val="C3EE1F64"/>
@@ -9032,7 +10287,7 @@
       </w:pPr>
     </w:lvl>
   </w:abstractNum>
-  <w:abstractNum w:abstractNumId="1" w15:restartNumberingAfterBreak="0">
+  <w:abstractNum w:abstractNumId="2" w15:restartNumberingAfterBreak="0">
     <w:nsid w:val="711C0B2E"/>
     <w:multiLevelType w:val="hybridMultilevel"/>
     <w:tmpl w:val="393E6EC8"/>
@@ -9146,10 +10401,13 @@
     </w:lvl>
   </w:abstractNum>
   <w:num w:numId="1" w16cid:durableId="1217084131">
-    <w:abstractNumId w:val="0"/>
+    <w:abstractNumId w:val="1"/>
   </w:num>
   <w:num w:numId="2" w16cid:durableId="1345328612">
-    <w:abstractNumId w:val="1"/>
+    <w:abstractNumId w:val="2"/>
+  </w:num>
+  <w:num w:numId="3" w16cid:durableId="2134711190">
+    <w:abstractNumId w:val="0"/>
   </w:num>
 </w:numbering>
 </file>
@@ -9757,7 +11015,6 @@
   <w:style w:type="character" w:default="1" w:styleId="Absatz-Standardschriftart">
     <w:name w:val="Default Paragraph Font"/>
     <w:uiPriority w:val="1"/>
-    <w:semiHidden/>
     <w:unhideWhenUsed/>
   </w:style>
   <w:style w:type="table" w:default="1" w:styleId="NormaleTabelle">

--- a/BMCPointByPointRespRev2.docx
+++ b/BMCPointByPointRespRev2.docx
@@ -9968,7 +9968,365 @@
           <w:szCs w:val="28"/>
           <w:lang w:val="en-US"/>
         </w:rPr>
-        <w:t xml:space="preserve"> Add Kraken 2 results or do nothing?</w:t>
+        <w:t xml:space="preserve"> </w:t>
+      </w:r>
+      <w:r>
+        <w:rPr>
+          <w:rFonts w:ascii="Times New Roman" w:hAnsi="Times New Roman" w:cs="Times New Roman"/>
+          <w:color w:val="2F5496" w:themeColor="accent1" w:themeShade="BF"/>
+          <w:sz w:val="28"/>
+          <w:szCs w:val="28"/>
+          <w:lang w:val="en-US"/>
+        </w:rPr>
+        <w:t>As mentioned above, we a</w:t>
+      </w:r>
+      <w:r>
+        <w:rPr>
+          <w:rFonts w:ascii="Times New Roman" w:hAnsi="Times New Roman" w:cs="Times New Roman"/>
+          <w:color w:val="2F5496" w:themeColor="accent1" w:themeShade="BF"/>
+          <w:sz w:val="28"/>
+          <w:szCs w:val="28"/>
+          <w:lang w:val="en-US"/>
+        </w:rPr>
+        <w:t>dd</w:t>
+      </w:r>
+      <w:r>
+        <w:rPr>
+          <w:rFonts w:ascii="Times New Roman" w:hAnsi="Times New Roman" w:cs="Times New Roman"/>
+          <w:color w:val="2F5496" w:themeColor="accent1" w:themeShade="BF"/>
+          <w:sz w:val="28"/>
+          <w:szCs w:val="28"/>
+          <w:lang w:val="en-US"/>
+        </w:rPr>
+        <w:t>ed</w:t>
+      </w:r>
+      <w:r>
+        <w:rPr>
+          <w:rFonts w:ascii="Times New Roman" w:hAnsi="Times New Roman" w:cs="Times New Roman"/>
+          <w:color w:val="2F5496" w:themeColor="accent1" w:themeShade="BF"/>
+          <w:sz w:val="28"/>
+          <w:szCs w:val="28"/>
+          <w:lang w:val="en-US"/>
+        </w:rPr>
+        <w:t xml:space="preserve"> results </w:t>
+      </w:r>
+      <w:r>
+        <w:rPr>
+          <w:rFonts w:ascii="Times New Roman" w:hAnsi="Times New Roman" w:cs="Times New Roman"/>
+          <w:color w:val="2F5496" w:themeColor="accent1" w:themeShade="BF"/>
+          <w:sz w:val="28"/>
+          <w:szCs w:val="28"/>
+          <w:lang w:val="en-US"/>
+        </w:rPr>
+        <w:t xml:space="preserve">from </w:t>
+      </w:r>
+      <w:r>
+        <w:rPr>
+          <w:rFonts w:ascii="Times New Roman" w:hAnsi="Times New Roman" w:cs="Times New Roman"/>
+          <w:color w:val="2F5496" w:themeColor="accent1" w:themeShade="BF"/>
+          <w:sz w:val="28"/>
+          <w:szCs w:val="28"/>
+          <w:lang w:val="en-US"/>
+        </w:rPr>
+        <w:t>Kraken2</w:t>
+      </w:r>
+      <w:r>
+        <w:rPr>
+          <w:rFonts w:ascii="Times New Roman" w:hAnsi="Times New Roman" w:cs="Times New Roman"/>
+          <w:color w:val="2F5496" w:themeColor="accent1" w:themeShade="BF"/>
+          <w:sz w:val="28"/>
+          <w:szCs w:val="28"/>
+          <w:lang w:val="en-US"/>
+        </w:rPr>
+        <w:t xml:space="preserve"> and Ganon2 to broaden our evaluation. </w:t>
+      </w:r>
+      <w:r>
+        <w:rPr>
+          <w:rFonts w:ascii="Times New Roman" w:hAnsi="Times New Roman" w:cs="Times New Roman"/>
+          <w:color w:val="2F5496" w:themeColor="accent1" w:themeShade="BF"/>
+          <w:sz w:val="28"/>
+          <w:szCs w:val="28"/>
+          <w:lang w:val="en-US"/>
+        </w:rPr>
+        <w:t>Regarding the tick analysis</w:t>
+      </w:r>
+      <w:r>
+        <w:rPr>
+          <w:rFonts w:ascii="Times New Roman" w:hAnsi="Times New Roman" w:cs="Times New Roman"/>
+          <w:color w:val="2F5496" w:themeColor="accent1" w:themeShade="BF"/>
+          <w:sz w:val="28"/>
+          <w:szCs w:val="28"/>
+          <w:lang w:val="en-US"/>
+        </w:rPr>
+        <w:t xml:space="preserve">, we generated simulated tick analysis </w:t>
+      </w:r>
+      <w:proofErr w:type="spellStart"/>
+      <w:r>
+        <w:rPr>
+          <w:rFonts w:ascii="Times New Roman" w:hAnsi="Times New Roman" w:cs="Times New Roman"/>
+          <w:color w:val="2F5496" w:themeColor="accent1" w:themeShade="BF"/>
+          <w:sz w:val="28"/>
+          <w:szCs w:val="28"/>
+          <w:lang w:val="en-US"/>
+        </w:rPr>
+        <w:t>fastq</w:t>
+      </w:r>
+      <w:proofErr w:type="spellEnd"/>
+      <w:r>
+        <w:rPr>
+          <w:rFonts w:ascii="Times New Roman" w:hAnsi="Times New Roman" w:cs="Times New Roman"/>
+          <w:color w:val="2F5496" w:themeColor="accent1" w:themeShade="BF"/>
+          <w:sz w:val="28"/>
+          <w:szCs w:val="28"/>
+          <w:lang w:val="en-US"/>
+        </w:rPr>
+        <w:t xml:space="preserve"> files that are meant to come close to the </w:t>
+      </w:r>
+      <w:r>
+        <w:rPr>
+          <w:rFonts w:ascii="Times New Roman" w:hAnsi="Times New Roman" w:cs="Times New Roman"/>
+          <w:color w:val="2F5496" w:themeColor="accent1" w:themeShade="BF"/>
+          <w:sz w:val="28"/>
+          <w:szCs w:val="28"/>
+          <w:lang w:val="en-US"/>
+        </w:rPr>
+        <w:t>real</w:t>
+      </w:r>
+      <w:r>
+        <w:rPr>
+          <w:rFonts w:ascii="Times New Roman" w:hAnsi="Times New Roman" w:cs="Times New Roman"/>
+          <w:color w:val="2F5496" w:themeColor="accent1" w:themeShade="BF"/>
+          <w:sz w:val="28"/>
+          <w:szCs w:val="28"/>
+          <w:lang w:val="en-US"/>
+        </w:rPr>
+        <w:t>-</w:t>
+      </w:r>
+      <w:r>
+        <w:rPr>
+          <w:rFonts w:ascii="Times New Roman" w:hAnsi="Times New Roman" w:cs="Times New Roman"/>
+          <w:color w:val="2F5496" w:themeColor="accent1" w:themeShade="BF"/>
+          <w:sz w:val="28"/>
+          <w:szCs w:val="28"/>
+          <w:lang w:val="en-US"/>
+        </w:rPr>
+        <w:t>world</w:t>
+      </w:r>
+      <w:r>
+        <w:rPr>
+          <w:rFonts w:ascii="Times New Roman" w:hAnsi="Times New Roman" w:cs="Times New Roman"/>
+          <w:color w:val="2F5496" w:themeColor="accent1" w:themeShade="BF"/>
+          <w:sz w:val="28"/>
+          <w:szCs w:val="28"/>
+          <w:lang w:val="en-US"/>
+        </w:rPr>
+        <w:t xml:space="preserve"> tick files but with </w:t>
+      </w:r>
+      <w:r>
+        <w:rPr>
+          <w:rFonts w:ascii="Times New Roman" w:hAnsi="Times New Roman" w:cs="Times New Roman"/>
+          <w:color w:val="2F5496" w:themeColor="accent1" w:themeShade="BF"/>
+          <w:sz w:val="28"/>
+          <w:szCs w:val="28"/>
+          <w:lang w:val="en-US"/>
+        </w:rPr>
+        <w:t xml:space="preserve">then </w:t>
+      </w:r>
+      <w:r>
+        <w:rPr>
+          <w:rFonts w:ascii="Times New Roman" w:hAnsi="Times New Roman" w:cs="Times New Roman"/>
+          <w:color w:val="2F5496" w:themeColor="accent1" w:themeShade="BF"/>
+          <w:sz w:val="28"/>
+          <w:szCs w:val="28"/>
+          <w:lang w:val="en-US"/>
+        </w:rPr>
+        <w:t xml:space="preserve">have a known ground truth. We used </w:t>
+      </w:r>
+      <w:proofErr w:type="spellStart"/>
+      <w:r>
+        <w:rPr>
+          <w:rFonts w:ascii="Times New Roman" w:hAnsi="Times New Roman" w:cs="Times New Roman"/>
+          <w:color w:val="2F5496" w:themeColor="accent1" w:themeShade="BF"/>
+          <w:sz w:val="28"/>
+          <w:szCs w:val="28"/>
+          <w:lang w:val="en-US"/>
+        </w:rPr>
+        <w:t>NanoSim</w:t>
+      </w:r>
+      <w:proofErr w:type="spellEnd"/>
+      <w:r>
+        <w:rPr>
+          <w:rFonts w:ascii="Times New Roman" w:hAnsi="Times New Roman" w:cs="Times New Roman"/>
+          <w:color w:val="2F5496" w:themeColor="accent1" w:themeShade="BF"/>
+          <w:sz w:val="28"/>
+          <w:szCs w:val="28"/>
+          <w:lang w:val="en-US"/>
+        </w:rPr>
+        <w:t xml:space="preserve"> for this purpose which generate</w:t>
+      </w:r>
+      <w:r>
+        <w:rPr>
+          <w:rFonts w:ascii="Times New Roman" w:hAnsi="Times New Roman" w:cs="Times New Roman"/>
+          <w:color w:val="2F5496" w:themeColor="accent1" w:themeShade="BF"/>
+          <w:sz w:val="28"/>
+          <w:szCs w:val="28"/>
+          <w:lang w:val="en-US"/>
+        </w:rPr>
+        <w:t>s</w:t>
+      </w:r>
+      <w:r>
+        <w:rPr>
+          <w:rFonts w:ascii="Times New Roman" w:hAnsi="Times New Roman" w:cs="Times New Roman"/>
+          <w:color w:val="2F5496" w:themeColor="accent1" w:themeShade="BF"/>
+          <w:sz w:val="28"/>
+          <w:szCs w:val="28"/>
+          <w:lang w:val="en-US"/>
+        </w:rPr>
+        <w:t xml:space="preserve"> long reads </w:t>
+      </w:r>
+      <w:r>
+        <w:rPr>
+          <w:rFonts w:ascii="Times New Roman" w:hAnsi="Times New Roman" w:cs="Times New Roman"/>
+          <w:color w:val="2F5496" w:themeColor="accent1" w:themeShade="BF"/>
+          <w:sz w:val="28"/>
+          <w:szCs w:val="28"/>
+          <w:lang w:val="en-US"/>
+        </w:rPr>
+        <w:t>by</w:t>
+      </w:r>
+      <w:r>
+        <w:rPr>
+          <w:rFonts w:ascii="Times New Roman" w:hAnsi="Times New Roman" w:cs="Times New Roman"/>
+          <w:color w:val="2F5496" w:themeColor="accent1" w:themeShade="BF"/>
+          <w:sz w:val="28"/>
+          <w:szCs w:val="28"/>
+          <w:lang w:val="en-US"/>
+        </w:rPr>
+        <w:t xml:space="preserve"> modeling </w:t>
+      </w:r>
+      <w:r>
+        <w:rPr>
+          <w:rFonts w:ascii="Times New Roman" w:hAnsi="Times New Roman" w:cs="Times New Roman"/>
+          <w:color w:val="2F5496" w:themeColor="accent1" w:themeShade="BF"/>
+          <w:sz w:val="28"/>
+          <w:szCs w:val="28"/>
+          <w:lang w:val="en-US"/>
+        </w:rPr>
+        <w:t xml:space="preserve">metagenomic </w:t>
+      </w:r>
+      <w:r>
+        <w:rPr>
+          <w:rFonts w:ascii="Times New Roman" w:hAnsi="Times New Roman" w:cs="Times New Roman"/>
+          <w:color w:val="2F5496" w:themeColor="accent1" w:themeShade="BF"/>
+          <w:sz w:val="28"/>
+          <w:szCs w:val="28"/>
+          <w:lang w:val="en-US"/>
+        </w:rPr>
+        <w:t xml:space="preserve">ONT </w:t>
+      </w:r>
+      <w:r>
+        <w:rPr>
+          <w:rFonts w:ascii="Times New Roman" w:hAnsi="Times New Roman" w:cs="Times New Roman"/>
+          <w:color w:val="2F5496" w:themeColor="accent1" w:themeShade="BF"/>
+          <w:sz w:val="28"/>
+          <w:szCs w:val="28"/>
+          <w:lang w:val="en-US"/>
+        </w:rPr>
+        <w:t>results</w:t>
+      </w:r>
+      <w:r>
+        <w:rPr>
+          <w:rFonts w:ascii="Times New Roman" w:hAnsi="Times New Roman" w:cs="Times New Roman"/>
+          <w:color w:val="2F5496" w:themeColor="accent1" w:themeShade="BF"/>
+          <w:sz w:val="28"/>
+          <w:szCs w:val="28"/>
+          <w:lang w:val="en-US"/>
+        </w:rPr>
+        <w:t xml:space="preserve"> (see revised version of the paper</w:t>
+      </w:r>
+      <w:r>
+        <w:rPr>
+          <w:rFonts w:ascii="Times New Roman" w:hAnsi="Times New Roman" w:cs="Times New Roman"/>
+          <w:color w:val="2F5496" w:themeColor="accent1" w:themeShade="BF"/>
+          <w:sz w:val="28"/>
+          <w:szCs w:val="28"/>
+          <w:lang w:val="en-US"/>
+        </w:rPr>
+        <w:t xml:space="preserve"> for details</w:t>
+      </w:r>
+      <w:r>
+        <w:rPr>
+          <w:rFonts w:ascii="Times New Roman" w:hAnsi="Times New Roman" w:cs="Times New Roman"/>
+          <w:color w:val="2F5496" w:themeColor="accent1" w:themeShade="BF"/>
+          <w:sz w:val="28"/>
+          <w:szCs w:val="28"/>
+          <w:lang w:val="en-US"/>
+        </w:rPr>
+        <w:t>)</w:t>
+      </w:r>
+      <w:r>
+        <w:rPr>
+          <w:rFonts w:ascii="Times New Roman" w:hAnsi="Times New Roman" w:cs="Times New Roman"/>
+          <w:color w:val="2F5496" w:themeColor="accent1" w:themeShade="BF"/>
+          <w:sz w:val="28"/>
+          <w:szCs w:val="28"/>
+          <w:lang w:val="en-US"/>
+        </w:rPr>
+        <w:t xml:space="preserve">. Based on this generated data we included the reviewer’s requested result regarding tick analysis for </w:t>
+      </w:r>
+      <w:proofErr w:type="spellStart"/>
+      <w:r>
+        <w:rPr>
+          <w:rFonts w:ascii="Times New Roman" w:hAnsi="Times New Roman" w:cs="Times New Roman"/>
+          <w:color w:val="2F5496" w:themeColor="accent1" w:themeShade="BF"/>
+          <w:sz w:val="28"/>
+          <w:szCs w:val="28"/>
+          <w:lang w:val="en-US"/>
+        </w:rPr>
+        <w:t>KrakenUniq</w:t>
+      </w:r>
+      <w:proofErr w:type="spellEnd"/>
+      <w:r>
+        <w:rPr>
+          <w:rFonts w:ascii="Times New Roman" w:hAnsi="Times New Roman" w:cs="Times New Roman"/>
+          <w:color w:val="2F5496" w:themeColor="accent1" w:themeShade="BF"/>
+          <w:sz w:val="28"/>
+          <w:szCs w:val="28"/>
+          <w:lang w:val="en-US"/>
+        </w:rPr>
+        <w:t xml:space="preserve">, Kraken2, Ganon2 and </w:t>
+      </w:r>
+      <w:proofErr w:type="spellStart"/>
+      <w:r>
+        <w:rPr>
+          <w:rFonts w:ascii="Times New Roman" w:hAnsi="Times New Roman" w:cs="Times New Roman"/>
+          <w:color w:val="2F5496" w:themeColor="accent1" w:themeShade="BF"/>
+          <w:sz w:val="28"/>
+          <w:szCs w:val="28"/>
+          <w:lang w:val="en-US"/>
+        </w:rPr>
+        <w:t>Genestrip</w:t>
+      </w:r>
+      <w:proofErr w:type="spellEnd"/>
+      <w:r>
+        <w:rPr>
+          <w:rFonts w:ascii="Times New Roman" w:hAnsi="Times New Roman" w:cs="Times New Roman"/>
+          <w:color w:val="2F5496" w:themeColor="accent1" w:themeShade="BF"/>
+          <w:sz w:val="28"/>
+          <w:szCs w:val="28"/>
+          <w:lang w:val="en-US"/>
+        </w:rPr>
+        <w:t>.</w:t>
+      </w:r>
+      <w:r>
+        <w:rPr>
+          <w:rFonts w:ascii="Times New Roman" w:hAnsi="Times New Roman" w:cs="Times New Roman"/>
+          <w:color w:val="2F5496" w:themeColor="accent1" w:themeShade="BF"/>
+          <w:sz w:val="28"/>
+          <w:szCs w:val="28"/>
+          <w:lang w:val="en-US"/>
+        </w:rPr>
+        <w:t xml:space="preserve"> </w:t>
       </w:r>
       <w:r>
         <w:rPr>
@@ -10070,7 +10428,7 @@
           <w:szCs w:val="28"/>
           <w:lang w:val="en-US"/>
         </w:rPr>
-        <w:t xml:space="preserve"> Hmm, let’s go Jakob!</w:t>
+        <w:t xml:space="preserve"> Hmm, let’s go!</w:t>
       </w:r>
     </w:p>
     <w:sectPr>

--- a/BMCPointByPointRespRev2.docx
+++ b/BMCPointByPointRespRev2.docx
@@ -1125,7 +1125,27 @@
           <w:szCs w:val="28"/>
           <w:lang w:val="en-US"/>
         </w:rPr>
-        <w:t xml:space="preserve"> fill the gap produced by </w:t>
+        <w:t xml:space="preserve"> fill the gap </w:t>
+      </w:r>
+      <w:r>
+        <w:rPr>
+          <w:rFonts w:ascii="Times New Roman" w:hAnsi="Times New Roman" w:cs="Times New Roman"/>
+          <w:color w:val="2F5496" w:themeColor="accent1" w:themeShade="BF"/>
+          <w:sz w:val="28"/>
+          <w:szCs w:val="28"/>
+          <w:lang w:val="en-US"/>
+        </w:rPr>
+        <w:t>left</w:t>
+      </w:r>
+      <w:r>
+        <w:rPr>
+          <w:rFonts w:ascii="Times New Roman" w:hAnsi="Times New Roman" w:cs="Times New Roman"/>
+          <w:color w:val="2F5496" w:themeColor="accent1" w:themeShade="BF"/>
+          <w:sz w:val="28"/>
+          <w:szCs w:val="28"/>
+          <w:lang w:val="en-US"/>
+        </w:rPr>
+        <w:t xml:space="preserve"> by </w:t>
       </w:r>
       <w:proofErr w:type="spellStart"/>
       <w:r>
@@ -1147,7 +1167,27 @@
           <w:szCs w:val="28"/>
           <w:lang w:val="en-US"/>
         </w:rPr>
-        <w:t xml:space="preserve"> which, as discussed in </w:t>
+        <w:t xml:space="preserve"> </w:t>
+      </w:r>
+      <w:r>
+        <w:rPr>
+          <w:rFonts w:ascii="Times New Roman" w:hAnsi="Times New Roman" w:cs="Times New Roman"/>
+          <w:color w:val="2F5496" w:themeColor="accent1" w:themeShade="BF"/>
+          <w:sz w:val="28"/>
+          <w:szCs w:val="28"/>
+          <w:lang w:val="en-US"/>
+        </w:rPr>
+        <w:t>since</w:t>
+      </w:r>
+      <w:r>
+        <w:rPr>
+          <w:rFonts w:ascii="Times New Roman" w:hAnsi="Times New Roman" w:cs="Times New Roman"/>
+          <w:color w:val="2F5496" w:themeColor="accent1" w:themeShade="BF"/>
+          <w:sz w:val="28"/>
+          <w:szCs w:val="28"/>
+          <w:lang w:val="en-US"/>
+        </w:rPr>
+        <w:t xml:space="preserve">, as discussed in </w:t>
       </w:r>
       <w:r>
         <w:rPr>
@@ -1167,7 +1207,39 @@
           <w:szCs w:val="28"/>
           <w:lang w:val="en-US"/>
         </w:rPr>
-        <w:t xml:space="preserve"> paper, mandates very large databases</w:t>
+        <w:t xml:space="preserve"> paper, </w:t>
+      </w:r>
+      <w:proofErr w:type="spellStart"/>
+      <w:r>
+        <w:rPr>
+          <w:rFonts w:ascii="Times New Roman" w:hAnsi="Times New Roman" w:cs="Times New Roman"/>
+          <w:color w:val="2F5496" w:themeColor="accent1" w:themeShade="BF"/>
+          <w:sz w:val="28"/>
+          <w:szCs w:val="28"/>
+          <w:lang w:val="en-US"/>
+        </w:rPr>
+        <w:t>KrakenUniq</w:t>
+      </w:r>
+      <w:proofErr w:type="spellEnd"/>
+      <w:r>
+        <w:rPr>
+          <w:rFonts w:ascii="Times New Roman" w:hAnsi="Times New Roman" w:cs="Times New Roman"/>
+          <w:color w:val="2F5496" w:themeColor="accent1" w:themeShade="BF"/>
+          <w:sz w:val="28"/>
+          <w:szCs w:val="28"/>
+          <w:lang w:val="en-US"/>
+        </w:rPr>
+        <w:t xml:space="preserve"> </w:t>
+      </w:r>
+      <w:r>
+        <w:rPr>
+          <w:rFonts w:ascii="Times New Roman" w:hAnsi="Times New Roman" w:cs="Times New Roman"/>
+          <w:color w:val="2F5496" w:themeColor="accent1" w:themeShade="BF"/>
+          <w:sz w:val="28"/>
+          <w:szCs w:val="28"/>
+          <w:lang w:val="en-US"/>
+        </w:rPr>
+        <w:t>mandates very large databases</w:t>
       </w:r>
       <w:r>
         <w:rPr>
@@ -1809,7 +1881,27 @@
           <w:szCs w:val="28"/>
           <w:lang w:val="en-US"/>
         </w:rPr>
-        <w:t xml:space="preserve"> of this information for high sensitiv</w:t>
+        <w:t xml:space="preserve"> of this </w:t>
+      </w:r>
+      <w:r>
+        <w:rPr>
+          <w:rFonts w:ascii="Times New Roman" w:hAnsi="Times New Roman" w:cs="Times New Roman"/>
+          <w:color w:val="2F5496" w:themeColor="accent1" w:themeShade="BF"/>
+          <w:sz w:val="28"/>
+          <w:szCs w:val="28"/>
+          <w:lang w:val="en-US"/>
+        </w:rPr>
+        <w:t>feature</w:t>
+      </w:r>
+      <w:r>
+        <w:rPr>
+          <w:rFonts w:ascii="Times New Roman" w:hAnsi="Times New Roman" w:cs="Times New Roman"/>
+          <w:color w:val="2F5496" w:themeColor="accent1" w:themeShade="BF"/>
+          <w:sz w:val="28"/>
+          <w:szCs w:val="28"/>
+          <w:lang w:val="en-US"/>
+        </w:rPr>
+        <w:t xml:space="preserve"> for high sensitiv</w:t>
       </w:r>
       <w:r>
         <w:rPr>
@@ -1865,6 +1957,201 @@
       <w:r>
         <w:rPr>
           <w:rFonts w:ascii="Times New Roman" w:hAnsi="Times New Roman" w:cs="Times New Roman"/>
+          <w:color w:val="2F5496" w:themeColor="accent1" w:themeShade="BF"/>
+          <w:sz w:val="28"/>
+          <w:szCs w:val="28"/>
+          <w:lang w:val="en-US"/>
+        </w:rPr>
+        <w:t xml:space="preserve">Nevertheless, the reviewer </w:t>
+      </w:r>
+      <w:r>
+        <w:rPr>
+          <w:rFonts w:ascii="Times New Roman" w:hAnsi="Times New Roman" w:cs="Times New Roman"/>
+          <w:color w:val="2F5496" w:themeColor="accent1" w:themeShade="BF"/>
+          <w:sz w:val="28"/>
+          <w:szCs w:val="28"/>
+          <w:lang w:val="en-US"/>
+        </w:rPr>
+        <w:t>is right:</w:t>
+      </w:r>
+      <w:r>
+        <w:rPr>
+          <w:rFonts w:ascii="Times New Roman" w:hAnsi="Times New Roman" w:cs="Times New Roman"/>
+          <w:color w:val="2F5496" w:themeColor="accent1" w:themeShade="BF"/>
+          <w:sz w:val="28"/>
+          <w:szCs w:val="28"/>
+          <w:lang w:val="en-US"/>
+        </w:rPr>
+        <w:t xml:space="preserve"> </w:t>
+      </w:r>
+      <w:r>
+        <w:rPr>
+          <w:rFonts w:ascii="Times New Roman" w:hAnsi="Times New Roman" w:cs="Times New Roman"/>
+          <w:color w:val="2F5496" w:themeColor="accent1" w:themeShade="BF"/>
+          <w:sz w:val="28"/>
+          <w:szCs w:val="28"/>
+          <w:lang w:val="en-US"/>
+        </w:rPr>
+        <w:t>T</w:t>
+      </w:r>
+      <w:r>
+        <w:rPr>
+          <w:rFonts w:ascii="Times New Roman" w:hAnsi="Times New Roman" w:cs="Times New Roman"/>
+          <w:color w:val="2F5496" w:themeColor="accent1" w:themeShade="BF"/>
+          <w:sz w:val="28"/>
+          <w:szCs w:val="28"/>
+          <w:lang w:val="en-US"/>
+        </w:rPr>
+        <w:t xml:space="preserve">he evaluation </w:t>
+      </w:r>
+      <w:r>
+        <w:rPr>
+          <w:rFonts w:ascii="Times New Roman" w:hAnsi="Times New Roman" w:cs="Times New Roman"/>
+          <w:color w:val="2F5496" w:themeColor="accent1" w:themeShade="BF"/>
+          <w:sz w:val="28"/>
+          <w:szCs w:val="28"/>
+          <w:lang w:val="en-US"/>
+        </w:rPr>
+        <w:t>must be</w:t>
+      </w:r>
+      <w:r>
+        <w:rPr>
+          <w:rFonts w:ascii="Times New Roman" w:hAnsi="Times New Roman" w:cs="Times New Roman"/>
+          <w:color w:val="2F5496" w:themeColor="accent1" w:themeShade="BF"/>
+          <w:sz w:val="28"/>
+          <w:szCs w:val="28"/>
+          <w:lang w:val="en-US"/>
+        </w:rPr>
+        <w:t xml:space="preserve"> broade</w:t>
+      </w:r>
+      <w:r>
+        <w:rPr>
+          <w:rFonts w:ascii="Times New Roman" w:hAnsi="Times New Roman" w:cs="Times New Roman"/>
+          <w:color w:val="2F5496" w:themeColor="accent1" w:themeShade="BF"/>
+          <w:sz w:val="28"/>
+          <w:szCs w:val="28"/>
+          <w:lang w:val="en-US"/>
+        </w:rPr>
+        <w:t xml:space="preserve">ned in order to better assess the performance of </w:t>
+      </w:r>
+      <w:proofErr w:type="spellStart"/>
+      <w:r>
+        <w:rPr>
+          <w:rFonts w:ascii="Times New Roman" w:hAnsi="Times New Roman" w:cs="Times New Roman"/>
+          <w:color w:val="2F5496" w:themeColor="accent1" w:themeShade="BF"/>
+          <w:sz w:val="28"/>
+          <w:szCs w:val="28"/>
+          <w:lang w:val="en-US"/>
+        </w:rPr>
+        <w:t>Genestrip</w:t>
+      </w:r>
+      <w:proofErr w:type="spellEnd"/>
+      <w:r>
+        <w:rPr>
+          <w:rFonts w:ascii="Times New Roman" w:hAnsi="Times New Roman" w:cs="Times New Roman"/>
+          <w:color w:val="2F5496" w:themeColor="accent1" w:themeShade="BF"/>
+          <w:sz w:val="28"/>
+          <w:szCs w:val="28"/>
+          <w:lang w:val="en-US"/>
+        </w:rPr>
+        <w:t xml:space="preserve"> with respect to </w:t>
+      </w:r>
+      <w:r>
+        <w:rPr>
+          <w:rFonts w:ascii="Times New Roman" w:hAnsi="Times New Roman" w:cs="Times New Roman"/>
+          <w:color w:val="2F5496" w:themeColor="accent1" w:themeShade="BF"/>
+          <w:sz w:val="28"/>
+          <w:szCs w:val="28"/>
+          <w:lang w:val="en-US"/>
+        </w:rPr>
+        <w:t>k-</w:t>
+      </w:r>
+      <w:proofErr w:type="spellStart"/>
+      <w:r>
+        <w:rPr>
+          <w:rFonts w:ascii="Times New Roman" w:hAnsi="Times New Roman" w:cs="Times New Roman"/>
+          <w:color w:val="2F5496" w:themeColor="accent1" w:themeShade="BF"/>
+          <w:sz w:val="28"/>
+          <w:szCs w:val="28"/>
+          <w:lang w:val="en-US"/>
+        </w:rPr>
+        <w:t>mer</w:t>
+      </w:r>
+      <w:proofErr w:type="spellEnd"/>
+      <w:r>
+        <w:rPr>
+          <w:rFonts w:ascii="Times New Roman" w:hAnsi="Times New Roman" w:cs="Times New Roman"/>
+          <w:color w:val="2F5496" w:themeColor="accent1" w:themeShade="BF"/>
+          <w:sz w:val="28"/>
+          <w:szCs w:val="28"/>
+          <w:lang w:val="en-US"/>
+        </w:rPr>
+        <w:t xml:space="preserve"> compressi</w:t>
+      </w:r>
+      <w:r>
+        <w:rPr>
+          <w:rFonts w:ascii="Times New Roman" w:hAnsi="Times New Roman" w:cs="Times New Roman"/>
+          <w:color w:val="2F5496" w:themeColor="accent1" w:themeShade="BF"/>
+          <w:sz w:val="28"/>
+          <w:szCs w:val="28"/>
+          <w:lang w:val="en-US"/>
+        </w:rPr>
+        <w:t>ng</w:t>
+      </w:r>
+      <w:r>
+        <w:rPr>
+          <w:rFonts w:ascii="Times New Roman" w:hAnsi="Times New Roman" w:cs="Times New Roman"/>
+          <w:color w:val="2F5496" w:themeColor="accent1" w:themeShade="BF"/>
+          <w:sz w:val="28"/>
+          <w:szCs w:val="28"/>
+          <w:lang w:val="en-US"/>
+        </w:rPr>
+        <w:t xml:space="preserve"> </w:t>
+      </w:r>
+      <w:r>
+        <w:rPr>
+          <w:rFonts w:ascii="Times New Roman" w:hAnsi="Times New Roman" w:cs="Times New Roman"/>
+          <w:color w:val="2F5496" w:themeColor="accent1" w:themeShade="BF"/>
+          <w:sz w:val="28"/>
+          <w:szCs w:val="28"/>
+          <w:lang w:val="en-US"/>
+        </w:rPr>
+        <w:t xml:space="preserve">analysis </w:t>
+      </w:r>
+      <w:r>
+        <w:rPr>
+          <w:rFonts w:ascii="Times New Roman" w:hAnsi="Times New Roman" w:cs="Times New Roman"/>
+          <w:color w:val="2F5496" w:themeColor="accent1" w:themeShade="BF"/>
+          <w:sz w:val="28"/>
+          <w:szCs w:val="28"/>
+          <w:lang w:val="en-US"/>
+        </w:rPr>
+        <w:t>tools</w:t>
+      </w:r>
+      <w:r>
+        <w:rPr>
+          <w:rFonts w:ascii="Times New Roman" w:hAnsi="Times New Roman" w:cs="Times New Roman"/>
+          <w:color w:val="2F5496" w:themeColor="accent1" w:themeShade="BF"/>
+          <w:sz w:val="28"/>
+          <w:szCs w:val="28"/>
+          <w:lang w:val="en-US"/>
+        </w:rPr>
+        <w:t>.</w:t>
+      </w:r>
+    </w:p>
+    <w:p>
+      <w:pPr>
+        <w:rPr>
+          <w:rFonts w:ascii="Times New Roman" w:hAnsi="Times New Roman" w:cs="Times New Roman"/>
+          <w:color w:val="2F5496" w:themeColor="accent1" w:themeShade="BF"/>
+          <w:sz w:val="28"/>
+          <w:szCs w:val="28"/>
+          <w:lang w:val="en-US"/>
+        </w:rPr>
+      </w:pPr>
+      <w:r>
+        <w:rPr>
+          <w:rFonts w:ascii="Times New Roman" w:hAnsi="Times New Roman" w:cs="Times New Roman"/>
           <w:b/>
           <w:bCs/>
           <w:color w:val="2F5496" w:themeColor="accent1" w:themeShade="BF"/>
@@ -1885,16 +2172,6 @@
           <w:lang w:val="en-US"/>
         </w:rPr>
         <w:t xml:space="preserve"> </w:t>
-      </w:r>
-      <w:r>
-        <w:rPr>
-          <w:rFonts w:ascii="Times New Roman" w:hAnsi="Times New Roman" w:cs="Times New Roman"/>
-          <w:color w:val="2F5496" w:themeColor="accent1" w:themeShade="BF"/>
-          <w:sz w:val="28"/>
-          <w:szCs w:val="28"/>
-          <w:lang w:val="en-US"/>
-        </w:rPr>
-        <w:t xml:space="preserve">Nevertheless, the reviewer has a point and the evaluation deserves to be broader. </w:t>
       </w:r>
       <w:r>
         <w:rPr>
@@ -10428,7 +10705,17 @@
           <w:szCs w:val="28"/>
           <w:lang w:val="en-US"/>
         </w:rPr>
-        <w:t xml:space="preserve"> Hmm, let’s go!</w:t>
+        <w:t xml:space="preserve"> </w:t>
+      </w:r>
+      <w:r>
+        <w:rPr>
+          <w:rFonts w:ascii="Times New Roman" w:hAnsi="Times New Roman" w:cs="Times New Roman"/>
+          <w:color w:val="2F5496" w:themeColor="accent1" w:themeShade="BF"/>
+          <w:sz w:val="28"/>
+          <w:szCs w:val="28"/>
+          <w:lang w:val="en-US"/>
+        </w:rPr>
+        <w:t>We added benchmarking results for classification performance for Kraken 2 and Ganon 2.</w:t>
       </w:r>
     </w:p>
     <w:sectPr>

--- a/BMCPointByPointRespRev2.docx
+++ b/BMCPointByPointRespRev2.docx
@@ -849,27 +849,7 @@
           <w:szCs w:val="28"/>
           <w:lang w:val="en-US"/>
         </w:rPr>
-        <w:t xml:space="preserve"> </w:t>
-      </w:r>
-      <w:r>
-        <w:rPr>
-          <w:rFonts w:ascii="Times New Roman" w:hAnsi="Times New Roman" w:cs="Times New Roman"/>
-          <w:color w:val="2F5496" w:themeColor="accent1" w:themeShade="BF"/>
-          <w:sz w:val="28"/>
-          <w:szCs w:val="28"/>
-          <w:lang w:val="en-US"/>
-        </w:rPr>
-        <w:t>because we</w:t>
-      </w:r>
-      <w:r>
-        <w:rPr>
-          <w:rFonts w:ascii="Times New Roman" w:hAnsi="Times New Roman" w:cs="Times New Roman"/>
-          <w:color w:val="2F5496" w:themeColor="accent1" w:themeShade="BF"/>
-          <w:sz w:val="28"/>
-          <w:szCs w:val="28"/>
-          <w:lang w:val="en-US"/>
-        </w:rPr>
-        <w:t xml:space="preserve"> </w:t>
+        <w:t xml:space="preserve"> because we </w:t>
       </w:r>
       <w:r>
         <w:rPr>
@@ -931,17 +911,7 @@
           <w:szCs w:val="28"/>
           <w:lang w:val="en-US"/>
         </w:rPr>
-        <w:t xml:space="preserve"> </w:t>
-      </w:r>
-      <w:r>
-        <w:rPr>
-          <w:rFonts w:ascii="Times New Roman" w:hAnsi="Times New Roman" w:cs="Times New Roman"/>
-          <w:color w:val="2F5496" w:themeColor="accent1" w:themeShade="BF"/>
-          <w:sz w:val="28"/>
-          <w:szCs w:val="28"/>
-          <w:lang w:val="en-US"/>
-        </w:rPr>
-        <w:t xml:space="preserve">of </w:t>
+        <w:t xml:space="preserve"> of </w:t>
       </w:r>
       <w:proofErr w:type="spellStart"/>
       <w:r>
@@ -952,17 +922,7 @@
           <w:szCs w:val="28"/>
           <w:lang w:val="en-US"/>
         </w:rPr>
-        <w:t>KrakenUni</w:t>
-      </w:r>
-      <w:r>
-        <w:rPr>
-          <w:rFonts w:ascii="Times New Roman" w:hAnsi="Times New Roman" w:cs="Times New Roman"/>
-          <w:color w:val="2F5496" w:themeColor="accent1" w:themeShade="BF"/>
-          <w:sz w:val="28"/>
-          <w:szCs w:val="28"/>
-          <w:lang w:val="en-US"/>
-        </w:rPr>
-        <w:t>q</w:t>
+        <w:t>KrakenUniq</w:t>
       </w:r>
       <w:proofErr w:type="spellEnd"/>
       <w:r>
@@ -1389,227 +1349,7 @@
           <w:szCs w:val="28"/>
           <w:lang w:val="en-US"/>
         </w:rPr>
-        <w:t xml:space="preserve"> compression under loss </w:t>
-      </w:r>
-      <w:proofErr w:type="spellStart"/>
-      <w:r>
-        <w:rPr>
-          <w:rFonts w:ascii="Times New Roman" w:hAnsi="Times New Roman" w:cs="Times New Roman"/>
-          <w:color w:val="2F5496" w:themeColor="accent1" w:themeShade="BF"/>
-          <w:sz w:val="28"/>
-          <w:szCs w:val="28"/>
-          <w:lang w:val="en-US"/>
-        </w:rPr>
-        <w:t>of</w:t>
-      </w:r>
-      <w:proofErr w:type="spellEnd"/>
-      <w:r>
-        <w:rPr>
-          <w:rFonts w:ascii="Times New Roman" w:hAnsi="Times New Roman" w:cs="Times New Roman"/>
-          <w:color w:val="2F5496" w:themeColor="accent1" w:themeShade="BF"/>
-          <w:sz w:val="28"/>
-          <w:szCs w:val="28"/>
-          <w:lang w:val="en-US"/>
-        </w:rPr>
-        <w:t xml:space="preserve"> </w:t>
-      </w:r>
-      <w:proofErr w:type="spellStart"/>
-      <w:r>
-        <w:rPr>
-          <w:rFonts w:ascii="Times New Roman" w:hAnsi="Times New Roman" w:cs="Times New Roman"/>
-          <w:color w:val="2F5496" w:themeColor="accent1" w:themeShade="BF"/>
-          <w:sz w:val="28"/>
-          <w:szCs w:val="28"/>
-          <w:lang w:val="en-US"/>
-        </w:rPr>
-        <w:t>information</w:t>
-      </w:r>
-      <w:proofErr w:type="spellEnd"/>
-      <w:r>
-        <w:rPr>
-          <w:rFonts w:ascii="Times New Roman" w:hAnsi="Times New Roman" w:cs="Times New Roman"/>
-          <w:color w:val="2F5496" w:themeColor="accent1" w:themeShade="BF"/>
-          <w:sz w:val="28"/>
-          <w:szCs w:val="28"/>
-          <w:lang w:val="en-US"/>
-        </w:rPr>
-        <w:t xml:space="preserve">. But </w:t>
-      </w:r>
-      <w:proofErr w:type="spellStart"/>
-      <w:r>
-        <w:rPr>
-          <w:rFonts w:ascii="Times New Roman" w:hAnsi="Times New Roman" w:cs="Times New Roman"/>
-          <w:color w:val="2F5496" w:themeColor="accent1" w:themeShade="BF"/>
-          <w:sz w:val="28"/>
-          <w:szCs w:val="28"/>
-          <w:lang w:val="en-US"/>
-        </w:rPr>
-        <w:t>that</w:t>
-      </w:r>
-      <w:proofErr w:type="spellEnd"/>
-      <w:r>
-        <w:rPr>
-          <w:rFonts w:ascii="Times New Roman" w:hAnsi="Times New Roman" w:cs="Times New Roman"/>
-          <w:color w:val="2F5496" w:themeColor="accent1" w:themeShade="BF"/>
-          <w:sz w:val="28"/>
-          <w:szCs w:val="28"/>
-          <w:lang w:val="en-US"/>
-        </w:rPr>
-        <w:t xml:space="preserve"> </w:t>
-      </w:r>
-      <w:proofErr w:type="spellStart"/>
-      <w:r>
-        <w:rPr>
-          <w:rFonts w:ascii="Times New Roman" w:hAnsi="Times New Roman" w:cs="Times New Roman"/>
-          <w:color w:val="2F5496" w:themeColor="accent1" w:themeShade="BF"/>
-          <w:sz w:val="28"/>
-          <w:szCs w:val="28"/>
-          <w:lang w:val="en-US"/>
-        </w:rPr>
-        <w:t>loss</w:t>
-      </w:r>
-      <w:proofErr w:type="spellEnd"/>
-      <w:r>
-        <w:rPr>
-          <w:rFonts w:ascii="Times New Roman" w:hAnsi="Times New Roman" w:cs="Times New Roman"/>
-          <w:color w:val="2F5496" w:themeColor="accent1" w:themeShade="BF"/>
-          <w:sz w:val="28"/>
-          <w:szCs w:val="28"/>
-          <w:lang w:val="en-US"/>
-        </w:rPr>
-        <w:t xml:space="preserve"> </w:t>
-      </w:r>
-      <w:proofErr w:type="spellStart"/>
-      <w:r>
-        <w:rPr>
-          <w:rFonts w:ascii="Times New Roman" w:hAnsi="Times New Roman" w:cs="Times New Roman"/>
-          <w:color w:val="2F5496" w:themeColor="accent1" w:themeShade="BF"/>
-          <w:sz w:val="28"/>
-          <w:szCs w:val="28"/>
-          <w:lang w:val="en-US"/>
-        </w:rPr>
-        <w:t>of</w:t>
-      </w:r>
-      <w:proofErr w:type="spellEnd"/>
-      <w:r>
-        <w:rPr>
-          <w:rFonts w:ascii="Times New Roman" w:hAnsi="Times New Roman" w:cs="Times New Roman"/>
-          <w:color w:val="2F5496" w:themeColor="accent1" w:themeShade="BF"/>
-          <w:sz w:val="28"/>
-          <w:szCs w:val="28"/>
-          <w:lang w:val="en-US"/>
-        </w:rPr>
-        <w:t xml:space="preserve"> </w:t>
-      </w:r>
-      <w:proofErr w:type="spellStart"/>
-      <w:r>
-        <w:rPr>
-          <w:rFonts w:ascii="Times New Roman" w:hAnsi="Times New Roman" w:cs="Times New Roman"/>
-          <w:color w:val="2F5496" w:themeColor="accent1" w:themeShade="BF"/>
-          <w:sz w:val="28"/>
-          <w:szCs w:val="28"/>
-          <w:lang w:val="en-US"/>
-        </w:rPr>
-        <w:t>information</w:t>
-      </w:r>
-      <w:proofErr w:type="spellEnd"/>
-      <w:r>
-        <w:rPr>
-          <w:rFonts w:ascii="Times New Roman" w:hAnsi="Times New Roman" w:cs="Times New Roman"/>
-          <w:color w:val="2F5496" w:themeColor="accent1" w:themeShade="BF"/>
-          <w:sz w:val="28"/>
-          <w:szCs w:val="28"/>
-          <w:lang w:val="en-US"/>
-        </w:rPr>
-        <w:t xml:space="preserve"> </w:t>
-      </w:r>
-      <w:proofErr w:type="spellStart"/>
-      <w:r>
-        <w:rPr>
-          <w:rFonts w:ascii="Times New Roman" w:hAnsi="Times New Roman" w:cs="Times New Roman"/>
-          <w:color w:val="2F5496" w:themeColor="accent1" w:themeShade="BF"/>
-          <w:sz w:val="28"/>
-          <w:szCs w:val="28"/>
-          <w:lang w:val="en-US"/>
-        </w:rPr>
-        <w:t>is</w:t>
-      </w:r>
-      <w:proofErr w:type="spellEnd"/>
-      <w:r>
-        <w:rPr>
-          <w:rFonts w:ascii="Times New Roman" w:hAnsi="Times New Roman" w:cs="Times New Roman"/>
-          <w:color w:val="2F5496" w:themeColor="accent1" w:themeShade="BF"/>
-          <w:sz w:val="28"/>
-          <w:szCs w:val="28"/>
-          <w:lang w:val="en-US"/>
-        </w:rPr>
-        <w:t xml:space="preserve"> an </w:t>
-      </w:r>
-      <w:proofErr w:type="spellStart"/>
-      <w:r>
-        <w:rPr>
-          <w:rFonts w:ascii="Times New Roman" w:hAnsi="Times New Roman" w:cs="Times New Roman"/>
-          <w:color w:val="2F5496" w:themeColor="accent1" w:themeShade="BF"/>
-          <w:sz w:val="28"/>
-          <w:szCs w:val="28"/>
-          <w:lang w:val="en-US"/>
-        </w:rPr>
-        <w:t>inherent</w:t>
-      </w:r>
-      <w:proofErr w:type="spellEnd"/>
-      <w:r>
-        <w:rPr>
-          <w:rFonts w:ascii="Times New Roman" w:hAnsi="Times New Roman" w:cs="Times New Roman"/>
-          <w:color w:val="2F5496" w:themeColor="accent1" w:themeShade="BF"/>
-          <w:sz w:val="28"/>
-          <w:szCs w:val="28"/>
-          <w:lang w:val="en-US"/>
-        </w:rPr>
-        <w:t xml:space="preserve"> source </w:t>
-      </w:r>
-      <w:proofErr w:type="spellStart"/>
-      <w:r>
-        <w:rPr>
-          <w:rFonts w:ascii="Times New Roman" w:hAnsi="Times New Roman" w:cs="Times New Roman"/>
-          <w:color w:val="2F5496" w:themeColor="accent1" w:themeShade="BF"/>
-          <w:sz w:val="28"/>
-          <w:szCs w:val="28"/>
-          <w:lang w:val="en-US"/>
-        </w:rPr>
-        <w:t>of</w:t>
-      </w:r>
-      <w:proofErr w:type="spellEnd"/>
-      <w:r>
-        <w:rPr>
-          <w:rFonts w:ascii="Times New Roman" w:hAnsi="Times New Roman" w:cs="Times New Roman"/>
-          <w:color w:val="2F5496" w:themeColor="accent1" w:themeShade="BF"/>
-          <w:sz w:val="28"/>
-          <w:szCs w:val="28"/>
-          <w:lang w:val="en-US"/>
-        </w:rPr>
-        <w:t xml:space="preserve"> </w:t>
-      </w:r>
-      <w:proofErr w:type="spellStart"/>
-      <w:r>
-        <w:rPr>
-          <w:rFonts w:ascii="Times New Roman" w:hAnsi="Times New Roman" w:cs="Times New Roman"/>
-          <w:color w:val="2F5496" w:themeColor="accent1" w:themeShade="BF"/>
-          <w:sz w:val="28"/>
-          <w:szCs w:val="28"/>
-          <w:lang w:val="en-US"/>
-        </w:rPr>
-        <w:t>false</w:t>
-      </w:r>
-      <w:proofErr w:type="spellEnd"/>
-      <w:r>
-        <w:rPr>
-          <w:rFonts w:ascii="Times New Roman" w:hAnsi="Times New Roman" w:cs="Times New Roman"/>
-          <w:color w:val="2F5496" w:themeColor="accent1" w:themeShade="BF"/>
-          <w:sz w:val="28"/>
-          <w:szCs w:val="28"/>
-          <w:lang w:val="en-US"/>
-        </w:rPr>
-        <w:t xml:space="preserve"> positives. The requirement “</w:t>
+        <w:t xml:space="preserve"> compression under loss of information. But that loss of information is an inherent source of false positives. The requirement “</w:t>
       </w:r>
       <w:r>
         <w:rPr>
@@ -1962,77 +1702,7 @@
           <w:szCs w:val="28"/>
           <w:lang w:val="en-US"/>
         </w:rPr>
-        <w:t xml:space="preserve">Nevertheless, the reviewer </w:t>
-      </w:r>
-      <w:r>
-        <w:rPr>
-          <w:rFonts w:ascii="Times New Roman" w:hAnsi="Times New Roman" w:cs="Times New Roman"/>
-          <w:color w:val="2F5496" w:themeColor="accent1" w:themeShade="BF"/>
-          <w:sz w:val="28"/>
-          <w:szCs w:val="28"/>
-          <w:lang w:val="en-US"/>
-        </w:rPr>
-        <w:t>is right:</w:t>
-      </w:r>
-      <w:r>
-        <w:rPr>
-          <w:rFonts w:ascii="Times New Roman" w:hAnsi="Times New Roman" w:cs="Times New Roman"/>
-          <w:color w:val="2F5496" w:themeColor="accent1" w:themeShade="BF"/>
-          <w:sz w:val="28"/>
-          <w:szCs w:val="28"/>
-          <w:lang w:val="en-US"/>
-        </w:rPr>
-        <w:t xml:space="preserve"> </w:t>
-      </w:r>
-      <w:r>
-        <w:rPr>
-          <w:rFonts w:ascii="Times New Roman" w:hAnsi="Times New Roman" w:cs="Times New Roman"/>
-          <w:color w:val="2F5496" w:themeColor="accent1" w:themeShade="BF"/>
-          <w:sz w:val="28"/>
-          <w:szCs w:val="28"/>
-          <w:lang w:val="en-US"/>
-        </w:rPr>
-        <w:t>T</w:t>
-      </w:r>
-      <w:r>
-        <w:rPr>
-          <w:rFonts w:ascii="Times New Roman" w:hAnsi="Times New Roman" w:cs="Times New Roman"/>
-          <w:color w:val="2F5496" w:themeColor="accent1" w:themeShade="BF"/>
-          <w:sz w:val="28"/>
-          <w:szCs w:val="28"/>
-          <w:lang w:val="en-US"/>
-        </w:rPr>
-        <w:t xml:space="preserve">he evaluation </w:t>
-      </w:r>
-      <w:r>
-        <w:rPr>
-          <w:rFonts w:ascii="Times New Roman" w:hAnsi="Times New Roman" w:cs="Times New Roman"/>
-          <w:color w:val="2F5496" w:themeColor="accent1" w:themeShade="BF"/>
-          <w:sz w:val="28"/>
-          <w:szCs w:val="28"/>
-          <w:lang w:val="en-US"/>
-        </w:rPr>
-        <w:t>must be</w:t>
-      </w:r>
-      <w:r>
-        <w:rPr>
-          <w:rFonts w:ascii="Times New Roman" w:hAnsi="Times New Roman" w:cs="Times New Roman"/>
-          <w:color w:val="2F5496" w:themeColor="accent1" w:themeShade="BF"/>
-          <w:sz w:val="28"/>
-          <w:szCs w:val="28"/>
-          <w:lang w:val="en-US"/>
-        </w:rPr>
-        <w:t xml:space="preserve"> broade</w:t>
-      </w:r>
-      <w:r>
-        <w:rPr>
-          <w:rFonts w:ascii="Times New Roman" w:hAnsi="Times New Roman" w:cs="Times New Roman"/>
-          <w:color w:val="2F5496" w:themeColor="accent1" w:themeShade="BF"/>
-          <w:sz w:val="28"/>
-          <w:szCs w:val="28"/>
-          <w:lang w:val="en-US"/>
-        </w:rPr>
-        <w:t xml:space="preserve">ned in order to better assess the performance of </w:t>
+        <w:t xml:space="preserve">Nevertheless, the reviewer is right: The evaluation must be broadened in order to better assess the performance of </w:t>
       </w:r>
       <w:proofErr w:type="spellStart"/>
       <w:r>
@@ -3384,7 +3054,27 @@
           <w:szCs w:val="28"/>
           <w:lang w:val="en-US"/>
         </w:rPr>
-        <w:t xml:space="preserve"> entries are avoided via a Boom filter</w:t>
+        <w:t xml:space="preserve"> entries are avoided via a B</w:t>
+      </w:r>
+      <w:r>
+        <w:rPr>
+          <w:rFonts w:ascii="Times New Roman" w:hAnsi="Times New Roman" w:cs="Times New Roman"/>
+          <w:color w:val="2F5496" w:themeColor="accent1" w:themeShade="BF"/>
+          <w:sz w:val="28"/>
+          <w:szCs w:val="28"/>
+          <w:lang w:val="en-US"/>
+        </w:rPr>
+        <w:t>l</w:t>
+      </w:r>
+      <w:r>
+        <w:rPr>
+          <w:rFonts w:ascii="Times New Roman" w:hAnsi="Times New Roman" w:cs="Times New Roman"/>
+          <w:color w:val="2F5496" w:themeColor="accent1" w:themeShade="BF"/>
+          <w:sz w:val="28"/>
+          <w:szCs w:val="28"/>
+          <w:lang w:val="en-US"/>
+        </w:rPr>
+        <w:t>oom filter</w:t>
       </w:r>
       <w:r>
         <w:rPr>
@@ -4712,7 +4402,27 @@
           <w:szCs w:val="28"/>
           <w:lang w:val="en-US"/>
         </w:rPr>
-        <w:t>goal “index” (see Section 2.3).</w:t>
+        <w:t xml:space="preserve">goal “index” (see </w:t>
+      </w:r>
+      <w:r>
+        <w:rPr>
+          <w:rFonts w:ascii="Times New Roman" w:hAnsi="Times New Roman" w:cs="Times New Roman"/>
+          <w:color w:val="2F5496" w:themeColor="accent1" w:themeShade="BF"/>
+          <w:sz w:val="28"/>
+          <w:szCs w:val="28"/>
+          <w:lang w:val="en-US"/>
+        </w:rPr>
+        <w:t xml:space="preserve">originally </w:t>
+      </w:r>
+      <w:r>
+        <w:rPr>
+          <w:rFonts w:ascii="Times New Roman" w:hAnsi="Times New Roman" w:cs="Times New Roman"/>
+          <w:color w:val="2F5496" w:themeColor="accent1" w:themeShade="BF"/>
+          <w:sz w:val="28"/>
+          <w:szCs w:val="28"/>
+          <w:lang w:val="en-US"/>
+        </w:rPr>
+        <w:t>Section 2.3).</w:t>
       </w:r>
     </w:p>
     <w:p>
@@ -4757,17 +4467,57 @@
           <w:szCs w:val="28"/>
           <w:lang w:val="en-US"/>
         </w:rPr>
-        <w:t>Regarding 3) we extended paragraph 2 from Section 2.3 to explain the procedure more thoroughly there.</w:t>
-      </w:r>
-      <w:r>
-        <w:rPr>
-          <w:rFonts w:ascii="Times New Roman" w:hAnsi="Times New Roman" w:cs="Times New Roman"/>
-          <w:color w:val="2F5496" w:themeColor="accent1" w:themeShade="BF"/>
-          <w:sz w:val="28"/>
-          <w:szCs w:val="28"/>
-          <w:lang w:val="en-US"/>
-        </w:rPr>
-        <w:t xml:space="preserve"> We added evaluation data in Section ?? and the Supplementary to assess and solidify the performance gain of the added Bloom filter. The measured averaged gain is referenced and mentioned also in Section 2.3.</w:t>
+        <w:t>Regarding 3) we extended paragraph Section 2.</w:t>
+      </w:r>
+      <w:r>
+        <w:rPr>
+          <w:rFonts w:ascii="Times New Roman" w:hAnsi="Times New Roman" w:cs="Times New Roman"/>
+          <w:color w:val="2F5496" w:themeColor="accent1" w:themeShade="BF"/>
+          <w:sz w:val="28"/>
+          <w:szCs w:val="28"/>
+          <w:lang w:val="en-US"/>
+        </w:rPr>
+        <w:t>2</w:t>
+      </w:r>
+      <w:r>
+        <w:rPr>
+          <w:rFonts w:ascii="Times New Roman" w:hAnsi="Times New Roman" w:cs="Times New Roman"/>
+          <w:color w:val="2F5496" w:themeColor="accent1" w:themeShade="BF"/>
+          <w:sz w:val="28"/>
+          <w:szCs w:val="28"/>
+          <w:lang w:val="en-US"/>
+        </w:rPr>
+        <w:t xml:space="preserve"> to explain the procedure more thoroughly there.</w:t>
+      </w:r>
+      <w:r>
+        <w:rPr>
+          <w:rFonts w:ascii="Times New Roman" w:hAnsi="Times New Roman" w:cs="Times New Roman"/>
+          <w:color w:val="2F5496" w:themeColor="accent1" w:themeShade="BF"/>
+          <w:sz w:val="28"/>
+          <w:szCs w:val="28"/>
+          <w:lang w:val="en-US"/>
+        </w:rPr>
+        <w:t xml:space="preserve"> We added evaluation data in Section ?? and the Supplementary to assess and solidify the performance gain of the added Bloom filter. The measured averaged gain is referenced and mentioned also in Section 2.</w:t>
+      </w:r>
+      <w:r>
+        <w:rPr>
+          <w:rFonts w:ascii="Times New Roman" w:hAnsi="Times New Roman" w:cs="Times New Roman"/>
+          <w:color w:val="2F5496" w:themeColor="accent1" w:themeShade="BF"/>
+          <w:sz w:val="28"/>
+          <w:szCs w:val="28"/>
+          <w:lang w:val="en-US"/>
+        </w:rPr>
+        <w:t>2</w:t>
+      </w:r>
+      <w:r>
+        <w:rPr>
+          <w:rFonts w:ascii="Times New Roman" w:hAnsi="Times New Roman" w:cs="Times New Roman"/>
+          <w:color w:val="2F5496" w:themeColor="accent1" w:themeShade="BF"/>
+          <w:sz w:val="28"/>
+          <w:szCs w:val="28"/>
+          <w:lang w:val="en-US"/>
+        </w:rPr>
+        <w:t>.</w:t>
       </w:r>
     </w:p>
     <w:p>
@@ -6407,17 +6157,37 @@
           <w:szCs w:val="28"/>
           <w:lang w:val="en-US"/>
         </w:rPr>
-        <w:t xml:space="preserve"> We added a paragraph to Section 2.</w:t>
-      </w:r>
-      <w:r>
-        <w:rPr>
-          <w:rFonts w:ascii="Times New Roman" w:hAnsi="Times New Roman" w:cs="Times New Roman"/>
-          <w:color w:val="2F5496" w:themeColor="accent1" w:themeShade="BF"/>
-          <w:sz w:val="28"/>
-          <w:szCs w:val="28"/>
-          <w:lang w:val="en-US"/>
-        </w:rPr>
-        <w:t>3</w:t>
+        <w:t xml:space="preserve"> We added a paragraph </w:t>
+      </w:r>
+      <w:r>
+        <w:rPr>
+          <w:rFonts w:ascii="Times New Roman" w:hAnsi="Times New Roman" w:cs="Times New Roman"/>
+          <w:color w:val="2F5496" w:themeColor="accent1" w:themeShade="BF"/>
+          <w:sz w:val="28"/>
+          <w:szCs w:val="28"/>
+          <w:lang w:val="en-US"/>
+        </w:rPr>
+        <w:t xml:space="preserve">and footnote </w:t>
+      </w:r>
+      <w:r>
+        <w:rPr>
+          <w:rFonts w:ascii="Times New Roman" w:hAnsi="Times New Roman" w:cs="Times New Roman"/>
+          <w:color w:val="2F5496" w:themeColor="accent1" w:themeShade="BF"/>
+          <w:sz w:val="28"/>
+          <w:szCs w:val="28"/>
+          <w:lang w:val="en-US"/>
+        </w:rPr>
+        <w:t>to Section 2.</w:t>
+      </w:r>
+      <w:r>
+        <w:rPr>
+          <w:rFonts w:ascii="Times New Roman" w:hAnsi="Times New Roman" w:cs="Times New Roman"/>
+          <w:color w:val="2F5496" w:themeColor="accent1" w:themeShade="BF"/>
+          <w:sz w:val="28"/>
+          <w:szCs w:val="28"/>
+          <w:lang w:val="en-US"/>
+        </w:rPr>
+        <w:t>2</w:t>
       </w:r>
       <w:r>
         <w:rPr>
@@ -6497,141 +6267,7 @@
           <w:szCs w:val="28"/>
           <w:lang w:val="en-US"/>
         </w:rPr>
-        <w:t xml:space="preserve">. We included a hint </w:t>
-      </w:r>
-      <w:r>
-        <w:rPr>
-          <w:rFonts w:ascii="Times New Roman" w:hAnsi="Times New Roman" w:cs="Times New Roman"/>
-          <w:color w:val="2F5496" w:themeColor="accent1" w:themeShade="BF"/>
-          <w:sz w:val="28"/>
-          <w:szCs w:val="28"/>
-          <w:lang w:val="en-US"/>
-        </w:rPr>
-        <w:t xml:space="preserve">on future work with regard </w:t>
-      </w:r>
-      <w:r>
-        <w:rPr>
-          <w:rFonts w:ascii="Times New Roman" w:hAnsi="Times New Roman" w:cs="Times New Roman"/>
-          <w:color w:val="2F5496" w:themeColor="accent1" w:themeShade="BF"/>
-          <w:sz w:val="28"/>
-          <w:szCs w:val="28"/>
-          <w:lang w:val="en-US"/>
-        </w:rPr>
-        <w:t xml:space="preserve">to </w:t>
-      </w:r>
-      <w:r>
-        <w:rPr>
-          <w:rFonts w:ascii="Times New Roman" w:hAnsi="Times New Roman" w:cs="Times New Roman"/>
-          <w:color w:val="2F5496" w:themeColor="accent1" w:themeShade="BF"/>
-          <w:sz w:val="28"/>
-          <w:szCs w:val="28"/>
-          <w:lang w:val="en-US"/>
-        </w:rPr>
-        <w:t xml:space="preserve">other filter implementations in </w:t>
-      </w:r>
-      <w:proofErr w:type="spellStart"/>
-      <w:r>
-        <w:rPr>
-          <w:rFonts w:ascii="Times New Roman" w:hAnsi="Times New Roman" w:cs="Times New Roman"/>
-          <w:color w:val="2F5496" w:themeColor="accent1" w:themeShade="BF"/>
-          <w:sz w:val="28"/>
-          <w:szCs w:val="28"/>
-          <w:lang w:val="en-US"/>
-        </w:rPr>
-        <w:t>Genestrip</w:t>
-      </w:r>
-      <w:proofErr w:type="spellEnd"/>
-      <w:r>
-        <w:rPr>
-          <w:rFonts w:ascii="Times New Roman" w:hAnsi="Times New Roman" w:cs="Times New Roman"/>
-          <w:color w:val="2F5496" w:themeColor="accent1" w:themeShade="BF"/>
-          <w:sz w:val="28"/>
-          <w:szCs w:val="28"/>
-          <w:lang w:val="en-US"/>
-        </w:rPr>
-        <w:t xml:space="preserve"> for 3) and 4) from above.</w:t>
-      </w:r>
-      <w:r>
-        <w:rPr>
-          <w:rFonts w:ascii="Times New Roman" w:hAnsi="Times New Roman" w:cs="Times New Roman"/>
-          <w:color w:val="2F5496" w:themeColor="accent1" w:themeShade="BF"/>
-          <w:sz w:val="28"/>
-          <w:szCs w:val="28"/>
-          <w:lang w:val="en-US"/>
-        </w:rPr>
-        <w:t xml:space="preserve"> </w:t>
-      </w:r>
-      <w:r>
-        <w:rPr>
-          <w:rFonts w:ascii="Times New Roman" w:hAnsi="Times New Roman" w:cs="Times New Roman"/>
-          <w:color w:val="2F5496" w:themeColor="accent1" w:themeShade="BF"/>
-          <w:sz w:val="28"/>
-          <w:szCs w:val="28"/>
-          <w:lang w:val="en-US"/>
-        </w:rPr>
-        <w:t>(</w:t>
-      </w:r>
-      <w:r>
-        <w:rPr>
-          <w:rFonts w:ascii="Times New Roman" w:hAnsi="Times New Roman" w:cs="Times New Roman"/>
-          <w:color w:val="2F5496" w:themeColor="accent1" w:themeShade="BF"/>
-          <w:sz w:val="28"/>
-          <w:szCs w:val="28"/>
-          <w:lang w:val="en-US"/>
-        </w:rPr>
-        <w:t xml:space="preserve">In particular we consider the </w:t>
-      </w:r>
-      <w:r>
-        <w:rPr>
-          <w:rFonts w:ascii="Times New Roman" w:hAnsi="Times New Roman" w:cs="Times New Roman"/>
-          <w:color w:val="2F5496" w:themeColor="accent1" w:themeShade="BF"/>
-          <w:sz w:val="28"/>
-          <w:szCs w:val="28"/>
-          <w:lang w:val="en-US"/>
-        </w:rPr>
-        <w:t xml:space="preserve">so-called </w:t>
-      </w:r>
-      <w:r>
-        <w:rPr>
-          <w:rFonts w:ascii="Times New Roman" w:hAnsi="Times New Roman" w:cs="Times New Roman"/>
-          <w:color w:val="2F5496" w:themeColor="accent1" w:themeShade="BF"/>
-          <w:sz w:val="28"/>
-          <w:szCs w:val="28"/>
-          <w:lang w:val="en-US"/>
-        </w:rPr>
-        <w:t xml:space="preserve">Blocked Bloom filter as an alternative for future improvements of </w:t>
-      </w:r>
-      <w:proofErr w:type="spellStart"/>
-      <w:r>
-        <w:rPr>
-          <w:rFonts w:ascii="Times New Roman" w:hAnsi="Times New Roman" w:cs="Times New Roman"/>
-          <w:color w:val="2F5496" w:themeColor="accent1" w:themeShade="BF"/>
-          <w:sz w:val="28"/>
-          <w:szCs w:val="28"/>
-          <w:lang w:val="en-US"/>
-        </w:rPr>
-        <w:t>Genestrip</w:t>
-      </w:r>
-      <w:proofErr w:type="spellEnd"/>
-      <w:r>
-        <w:rPr>
-          <w:rFonts w:ascii="Times New Roman" w:hAnsi="Times New Roman" w:cs="Times New Roman"/>
-          <w:color w:val="2F5496" w:themeColor="accent1" w:themeShade="BF"/>
-          <w:sz w:val="28"/>
-          <w:szCs w:val="28"/>
-          <w:lang w:val="en-US"/>
-        </w:rPr>
-        <w:t>.</w:t>
-      </w:r>
-      <w:r>
-        <w:rPr>
-          <w:rFonts w:ascii="Times New Roman" w:hAnsi="Times New Roman" w:cs="Times New Roman"/>
-          <w:color w:val="2F5496" w:themeColor="accent1" w:themeShade="BF"/>
-          <w:sz w:val="28"/>
-          <w:szCs w:val="28"/>
-          <w:lang w:val="en-US"/>
-        </w:rPr>
-        <w:t>)</w:t>
+        <w:t xml:space="preserve">. </w:t>
       </w:r>
     </w:p>
     <w:p>
@@ -8260,7 +7896,7 @@
           <w:szCs w:val="28"/>
           <w:lang w:val="en-US"/>
         </w:rPr>
-        <w:t>We dropped the paragraphs 2 and 3 from Section 2.3 in favor of a compact discussion o</w:t>
+        <w:t>We dropped Section 2.3 in favor of a compact discussion o</w:t>
       </w:r>
       <w:r>
         <w:rPr>
@@ -8334,6 +7970,16 @@
         <w:t>Genestrip</w:t>
       </w:r>
       <w:proofErr w:type="spellEnd"/>
+      <w:r>
+        <w:rPr>
+          <w:rFonts w:ascii="Times New Roman" w:hAnsi="Times New Roman" w:cs="Times New Roman"/>
+          <w:color w:val="2F5496" w:themeColor="accent1" w:themeShade="BF"/>
+          <w:sz w:val="28"/>
+          <w:szCs w:val="28"/>
+          <w:lang w:val="en-US"/>
+        </w:rPr>
+        <w:t xml:space="preserve"> as part of Section 2.2</w:t>
+      </w:r>
       <w:r>
         <w:rPr>
           <w:rFonts w:ascii="Times New Roman" w:hAnsi="Times New Roman" w:cs="Times New Roman"/>
@@ -8729,7 +8375,27 @@
           <w:szCs w:val="28"/>
           <w:lang w:val="en-US"/>
         </w:rPr>
-        <w:t>”.</w:t>
+        <w:t>”</w:t>
+      </w:r>
+      <w:r>
+        <w:rPr>
+          <w:rFonts w:ascii="Times New Roman" w:hAnsi="Times New Roman" w:cs="Times New Roman"/>
+          <w:color w:val="2F5496" w:themeColor="accent1" w:themeShade="BF"/>
+          <w:sz w:val="28"/>
+          <w:szCs w:val="28"/>
+          <w:lang w:val="en-US"/>
+        </w:rPr>
+        <w:t xml:space="preserve"> in the future</w:t>
+      </w:r>
+      <w:r>
+        <w:rPr>
+          <w:rFonts w:ascii="Times New Roman" w:hAnsi="Times New Roman" w:cs="Times New Roman"/>
+          <w:color w:val="2F5496" w:themeColor="accent1" w:themeShade="BF"/>
+          <w:sz w:val="28"/>
+          <w:szCs w:val="28"/>
+          <w:lang w:val="en-US"/>
+        </w:rPr>
+        <w:t>.</w:t>
       </w:r>
       <w:r>
         <w:rPr>
@@ -9038,7 +8704,17 @@
           <w:szCs w:val="28"/>
           <w:lang w:val="en-US"/>
         </w:rPr>
-        <w:t>almost as</w:t>
+        <w:t>largely</w:t>
+      </w:r>
+      <w:r>
+        <w:rPr>
+          <w:rFonts w:ascii="Times New Roman" w:hAnsi="Times New Roman" w:cs="Times New Roman"/>
+          <w:color w:val="2F5496" w:themeColor="accent1" w:themeShade="BF"/>
+          <w:sz w:val="28"/>
+          <w:szCs w:val="28"/>
+          <w:lang w:val="en-US"/>
+        </w:rPr>
+        <w:t xml:space="preserve"> as</w:t>
       </w:r>
       <w:r>
         <w:rPr>
@@ -10357,17 +10033,7 @@
           <w:szCs w:val="28"/>
           <w:lang w:val="en-US"/>
         </w:rPr>
-        <w:t xml:space="preserve"> files that are meant to come close to the </w:t>
-      </w:r>
-      <w:r>
-        <w:rPr>
-          <w:rFonts w:ascii="Times New Roman" w:hAnsi="Times New Roman" w:cs="Times New Roman"/>
-          <w:color w:val="2F5496" w:themeColor="accent1" w:themeShade="BF"/>
-          <w:sz w:val="28"/>
-          <w:szCs w:val="28"/>
-          <w:lang w:val="en-US"/>
-        </w:rPr>
-        <w:t>real</w:t>
+        <w:t xml:space="preserve"> files that are meant to come close to the real</w:t>
       </w:r>
       <w:r>
         <w:rPr>
@@ -10387,17 +10053,7 @@
           <w:szCs w:val="28"/>
           <w:lang w:val="en-US"/>
         </w:rPr>
-        <w:t>world</w:t>
-      </w:r>
-      <w:r>
-        <w:rPr>
-          <w:rFonts w:ascii="Times New Roman" w:hAnsi="Times New Roman" w:cs="Times New Roman"/>
-          <w:color w:val="2F5496" w:themeColor="accent1" w:themeShade="BF"/>
-          <w:sz w:val="28"/>
-          <w:szCs w:val="28"/>
-          <w:lang w:val="en-US"/>
-        </w:rPr>
-        <w:t xml:space="preserve"> tick files but with </w:t>
+        <w:t xml:space="preserve">world tick files but with </w:t>
       </w:r>
       <w:r>
         <w:rPr>
@@ -11660,6 +11316,7 @@
   <w:style w:type="character" w:default="1" w:styleId="Absatz-Standardschriftart">
     <w:name w:val="Default Paragraph Font"/>
     <w:uiPriority w:val="1"/>
+    <w:semiHidden/>
     <w:unhideWhenUsed/>
   </w:style>
   <w:style w:type="table" w:default="1" w:styleId="NormaleTabelle">

--- a/BMCPointByPointRespRev2.docx
+++ b/BMCPointByPointRespRev2.docx
@@ -59,25 +59,7 @@
           <w:szCs w:val="28"/>
           <w:lang w:val="en-US"/>
         </w:rPr>
-        <w:t>(</w:t>
-      </w:r>
-      <w:proofErr w:type="gramStart"/>
-      <w:r>
-        <w:rPr>
-          <w:sz w:val="28"/>
-          <w:szCs w:val="28"/>
-          <w:lang w:val="en-US"/>
-        </w:rPr>
-        <w:t>with</w:t>
-      </w:r>
-      <w:proofErr w:type="gramEnd"/>
-      <w:r>
-        <w:rPr>
-          <w:sz w:val="28"/>
-          <w:szCs w:val="28"/>
-          <w:lang w:val="en-US"/>
-        </w:rPr>
-        <w:t xml:space="preserve"> Reviewer’s text </w:t>
+        <w:t xml:space="preserve">(with Reviewer’s text </w:t>
       </w:r>
       <w:r>
         <w:rPr>
@@ -158,7 +140,7 @@
           <w:szCs w:val="28"/>
           <w:lang w:val="en-US"/>
         </w:rPr>
-        <w:t>Action:</w:t>
+        <w:t>Action</w:t>
       </w:r>
       <w:r>
         <w:rPr>
@@ -168,15 +150,6 @@
           <w:lang w:val="en-US"/>
         </w:rPr>
         <w:t>”</w:t>
-      </w:r>
-      <w:r>
-        <w:rPr>
-          <w:color w:val="2F5496" w:themeColor="accent1" w:themeShade="BF"/>
-          <w:sz w:val="28"/>
-          <w:szCs w:val="28"/>
-          <w:lang w:val="en-US"/>
-        </w:rPr>
-        <w:t>. This response was created without the help of AI.</w:t>
       </w:r>
       <w:r>
         <w:rPr>
@@ -643,7 +616,7 @@
           <w:szCs w:val="28"/>
           <w:lang w:val="en-US"/>
         </w:rPr>
-        <w:t xml:space="preserve">Thank you for this positive assessment. We are glad to see that experienced experts in the field consider our approach as being useful and legitimate. </w:t>
+        <w:t xml:space="preserve">Thank you for this positive assessment. We are glad to see that experts in the field consider our approach as being useful and legitimate. </w:t>
       </w:r>
       <w:r>
         <w:rPr>
@@ -708,6 +681,7 @@
           <w:szCs w:val="28"/>
           <w:lang w:val="en-US"/>
         </w:rPr>
+        <w:lastRenderedPageBreak/>
         <w:t>However, the method itself and the manuscript have some major weaknesses that need to be addressed, that will significantly change the manuscript and its conclusions. The authors should consider resolving the following issues before resubmitting their work.</w:t>
       </w:r>
     </w:p>
@@ -1391,7 +1365,47 @@
           <w:szCs w:val="28"/>
           <w:lang w:val="en-US"/>
         </w:rPr>
-        <w:t>. For this reason, we see a comparison with compressing tools (like Kraken2, Ganon2, KMCP or Taxor)</w:t>
+        <w:t xml:space="preserve">. For this reason, we </w:t>
+      </w:r>
+      <w:r>
+        <w:rPr>
+          <w:rFonts w:ascii="Times New Roman" w:hAnsi="Times New Roman" w:cs="Times New Roman"/>
+          <w:color w:val="2F5496" w:themeColor="accent1" w:themeShade="BF"/>
+          <w:sz w:val="28"/>
+          <w:szCs w:val="28"/>
+          <w:lang w:val="en-US"/>
+        </w:rPr>
+        <w:t>considered</w:t>
+      </w:r>
+      <w:r>
+        <w:rPr>
+          <w:rFonts w:ascii="Times New Roman" w:hAnsi="Times New Roman" w:cs="Times New Roman"/>
+          <w:color w:val="2F5496" w:themeColor="accent1" w:themeShade="BF"/>
+          <w:sz w:val="28"/>
+          <w:szCs w:val="28"/>
+          <w:lang w:val="en-US"/>
+        </w:rPr>
+        <w:t xml:space="preserve"> a comparison with </w:t>
+      </w:r>
+      <w:r>
+        <w:rPr>
+          <w:rFonts w:ascii="Times New Roman" w:hAnsi="Times New Roman" w:cs="Times New Roman"/>
+          <w:color w:val="2F5496" w:themeColor="accent1" w:themeShade="BF"/>
+          <w:sz w:val="28"/>
+          <w:szCs w:val="28"/>
+          <w:lang w:val="en-US"/>
+        </w:rPr>
+        <w:t xml:space="preserve">k-mer </w:t>
+      </w:r>
+      <w:r>
+        <w:rPr>
+          <w:rFonts w:ascii="Times New Roman" w:hAnsi="Times New Roman" w:cs="Times New Roman"/>
+          <w:color w:val="2F5496" w:themeColor="accent1" w:themeShade="BF"/>
+          <w:sz w:val="28"/>
+          <w:szCs w:val="28"/>
+          <w:lang w:val="en-US"/>
+        </w:rPr>
+        <w:t>compressing tools (like Kraken2, Ganon2, KMCP or Taxor)</w:t>
       </w:r>
       <w:r>
         <w:rPr>
@@ -1601,7 +1615,57 @@
           <w:szCs w:val="28"/>
           <w:lang w:val="en-US"/>
         </w:rPr>
-        <w:t>[?] have shown the use</w:t>
+        <w:t xml:space="preserve">In </w:t>
+      </w:r>
+      <w:r>
+        <w:rPr>
+          <w:rFonts w:ascii="Times New Roman" w:hAnsi="Times New Roman" w:cs="Times New Roman"/>
+          <w:color w:val="2F5496" w:themeColor="accent1" w:themeShade="BF"/>
+          <w:sz w:val="28"/>
+          <w:szCs w:val="28"/>
+          <w:lang w:val="en-US"/>
+        </w:rPr>
+        <w:t>[3]</w:t>
+      </w:r>
+      <w:r>
+        <w:rPr>
+          <w:rFonts w:ascii="Times New Roman" w:hAnsi="Times New Roman" w:cs="Times New Roman"/>
+          <w:color w:val="2F5496" w:themeColor="accent1" w:themeShade="BF"/>
+          <w:sz w:val="28"/>
+          <w:szCs w:val="28"/>
+          <w:lang w:val="en-US"/>
+        </w:rPr>
+        <w:t>,</w:t>
+      </w:r>
+      <w:r>
+        <w:rPr>
+          <w:rFonts w:ascii="Times New Roman" w:hAnsi="Times New Roman" w:cs="Times New Roman"/>
+          <w:color w:val="2F5496" w:themeColor="accent1" w:themeShade="BF"/>
+          <w:sz w:val="28"/>
+          <w:szCs w:val="28"/>
+          <w:lang w:val="en-US"/>
+        </w:rPr>
+        <w:t xml:space="preserve"> </w:t>
+      </w:r>
+      <w:r>
+        <w:rPr>
+          <w:rFonts w:ascii="Times New Roman" w:hAnsi="Times New Roman" w:cs="Times New Roman"/>
+          <w:color w:val="2F5496" w:themeColor="accent1" w:themeShade="BF"/>
+          <w:sz w:val="28"/>
+          <w:szCs w:val="28"/>
+          <w:lang w:val="en-US"/>
+        </w:rPr>
+        <w:t xml:space="preserve">the authors </w:t>
+      </w:r>
+      <w:r>
+        <w:rPr>
+          <w:rFonts w:ascii="Times New Roman" w:hAnsi="Times New Roman" w:cs="Times New Roman"/>
+          <w:color w:val="2F5496" w:themeColor="accent1" w:themeShade="BF"/>
+          <w:sz w:val="28"/>
+          <w:szCs w:val="28"/>
+          <w:lang w:val="en-US"/>
+        </w:rPr>
+        <w:t>have shown the use</w:t>
       </w:r>
       <w:r>
         <w:rPr>
@@ -1702,7 +1766,17 @@
           <w:szCs w:val="28"/>
           <w:lang w:val="en-US"/>
         </w:rPr>
-        <w:t xml:space="preserve">Nevertheless, the reviewer is right: The evaluation must be broadened in order to better assess the performance of </w:t>
+        <w:t>But</w:t>
+      </w:r>
+      <w:r>
+        <w:rPr>
+          <w:rFonts w:ascii="Times New Roman" w:hAnsi="Times New Roman" w:cs="Times New Roman"/>
+          <w:color w:val="2F5496" w:themeColor="accent1" w:themeShade="BF"/>
+          <w:sz w:val="28"/>
+          <w:szCs w:val="28"/>
+          <w:lang w:val="en-US"/>
+        </w:rPr>
+        <w:t xml:space="preserve"> the reviewer is right: The evaluation must be broadened in order to better assess the performance of </w:t>
       </w:r>
       <w:proofErr w:type="spellStart"/>
       <w:r>
@@ -1724,7 +1798,27 @@
           <w:szCs w:val="28"/>
           <w:lang w:val="en-US"/>
         </w:rPr>
-        <w:t xml:space="preserve"> with respect to </w:t>
+        <w:t xml:space="preserve"> </w:t>
+      </w:r>
+      <w:r>
+        <w:rPr>
+          <w:rFonts w:ascii="Times New Roman" w:hAnsi="Times New Roman" w:cs="Times New Roman"/>
+          <w:color w:val="2F5496" w:themeColor="accent1" w:themeShade="BF"/>
+          <w:sz w:val="28"/>
+          <w:szCs w:val="28"/>
+          <w:lang w:val="en-US"/>
+        </w:rPr>
+        <w:t>in comparison with</w:t>
+      </w:r>
+      <w:r>
+        <w:rPr>
+          <w:rFonts w:ascii="Times New Roman" w:hAnsi="Times New Roman" w:cs="Times New Roman"/>
+          <w:color w:val="2F5496" w:themeColor="accent1" w:themeShade="BF"/>
+          <w:sz w:val="28"/>
+          <w:szCs w:val="28"/>
+          <w:lang w:val="en-US"/>
+        </w:rPr>
+        <w:t xml:space="preserve"> </w:t>
       </w:r>
       <w:r>
         <w:rPr>
@@ -1813,15 +1907,6 @@
       <w:pPr>
         <w:rPr>
           <w:rFonts w:ascii="Times New Roman" w:hAnsi="Times New Roman" w:cs="Times New Roman"/>
-          <w:color w:val="2F5496" w:themeColor="accent1" w:themeShade="BF"/>
-          <w:sz w:val="28"/>
-          <w:szCs w:val="28"/>
-          <w:lang w:val="en-US"/>
-        </w:rPr>
-      </w:pPr>
-      <w:r>
-        <w:rPr>
-          <w:rFonts w:ascii="Times New Roman" w:hAnsi="Times New Roman" w:cs="Times New Roman"/>
           <w:b/>
           <w:bCs/>
           <w:color w:val="2F5496" w:themeColor="accent1" w:themeShade="BF"/>
@@ -1829,8 +1914,7 @@
           <w:szCs w:val="28"/>
           <w:lang w:val="en-US"/>
         </w:rPr>
-        <w:t>Action:</w:t>
-      </w:r>
+      </w:pPr>
       <w:r>
         <w:rPr>
           <w:rFonts w:ascii="Times New Roman" w:hAnsi="Times New Roman" w:cs="Times New Roman"/>
@@ -1841,77 +1925,7 @@
           <w:szCs w:val="28"/>
           <w:lang w:val="en-US"/>
         </w:rPr>
-        <w:t xml:space="preserve"> </w:t>
-      </w:r>
-      <w:r>
-        <w:rPr>
-          <w:rFonts w:ascii="Times New Roman" w:hAnsi="Times New Roman" w:cs="Times New Roman"/>
-          <w:color w:val="2F5496" w:themeColor="accent1" w:themeShade="BF"/>
-          <w:sz w:val="28"/>
-          <w:szCs w:val="28"/>
-          <w:lang w:val="en-US"/>
-        </w:rPr>
-        <w:t xml:space="preserve">As </w:t>
-      </w:r>
-      <w:r>
-        <w:rPr>
-          <w:rFonts w:ascii="Times New Roman" w:hAnsi="Times New Roman" w:cs="Times New Roman"/>
-          <w:color w:val="2F5496" w:themeColor="accent1" w:themeShade="BF"/>
-          <w:sz w:val="28"/>
-          <w:szCs w:val="28"/>
-          <w:lang w:val="en-US"/>
-        </w:rPr>
-        <w:t>requested</w:t>
-      </w:r>
-      <w:r>
-        <w:rPr>
-          <w:rFonts w:ascii="Times New Roman" w:hAnsi="Times New Roman" w:cs="Times New Roman"/>
-          <w:color w:val="2F5496" w:themeColor="accent1" w:themeShade="BF"/>
-          <w:sz w:val="28"/>
-          <w:szCs w:val="28"/>
-          <w:lang w:val="en-US"/>
-        </w:rPr>
-        <w:t xml:space="preserve"> by the reviewer, w</w:t>
-      </w:r>
-      <w:r>
-        <w:rPr>
-          <w:rFonts w:ascii="Times New Roman" w:hAnsi="Times New Roman" w:cs="Times New Roman"/>
-          <w:color w:val="2F5496" w:themeColor="accent1" w:themeShade="BF"/>
-          <w:sz w:val="28"/>
-          <w:szCs w:val="28"/>
-          <w:lang w:val="en-US"/>
-        </w:rPr>
-        <w:t xml:space="preserve">e therefore included Kraken2 and Ganon2 </w:t>
-      </w:r>
-      <w:r>
-        <w:rPr>
-          <w:rFonts w:ascii="Times New Roman" w:hAnsi="Times New Roman" w:cs="Times New Roman"/>
-          <w:color w:val="2F5496" w:themeColor="accent1" w:themeShade="BF"/>
-          <w:sz w:val="28"/>
-          <w:szCs w:val="28"/>
-          <w:lang w:val="en-US"/>
-        </w:rPr>
-        <w:t xml:space="preserve">as two additional tools in </w:t>
-      </w:r>
-      <w:r>
-        <w:rPr>
-          <w:rFonts w:ascii="Times New Roman" w:hAnsi="Times New Roman" w:cs="Times New Roman"/>
-          <w:color w:val="2F5496" w:themeColor="accent1" w:themeShade="BF"/>
-          <w:sz w:val="28"/>
-          <w:szCs w:val="28"/>
-          <w:lang w:val="en-US"/>
-        </w:rPr>
-        <w:t>our evaluation:</w:t>
-      </w:r>
-      <w:r>
-        <w:rPr>
-          <w:rFonts w:ascii="Times New Roman" w:hAnsi="Times New Roman" w:cs="Times New Roman"/>
-          <w:color w:val="2F5496" w:themeColor="accent1" w:themeShade="BF"/>
-          <w:sz w:val="28"/>
-          <w:szCs w:val="28"/>
-          <w:lang w:val="en-US"/>
-        </w:rPr>
-        <w:t xml:space="preserve"> </w:t>
+        <w:t>Action:</w:t>
       </w:r>
       <w:r>
         <w:rPr>
@@ -1923,7 +1937,209 @@
           <w:szCs w:val="28"/>
           <w:lang w:val="en-US"/>
         </w:rPr>
-        <w:t>TODO.</w:t>
+        <w:t xml:space="preserve"> </w:t>
+      </w:r>
+    </w:p>
+    <w:p>
+      <w:pPr>
+        <w:pStyle w:val="u-mb-24"/>
+        <w:numPr>
+          <w:ilvl w:val="0"/>
+          <w:numId w:val="4"/>
+        </w:numPr>
+        <w:rPr>
+          <w:color w:val="2F5496" w:themeColor="accent1" w:themeShade="BF"/>
+          <w:sz w:val="28"/>
+          <w:szCs w:val="28"/>
+          <w:lang w:val="en-US"/>
+        </w:rPr>
+      </w:pPr>
+      <w:r>
+        <w:rPr>
+          <w:color w:val="2F5496" w:themeColor="accent1" w:themeShade="BF"/>
+          <w:sz w:val="28"/>
+          <w:szCs w:val="28"/>
+          <w:lang w:val="en-US"/>
+        </w:rPr>
+        <w:t xml:space="preserve">We compare </w:t>
+      </w:r>
+      <w:proofErr w:type="spellStart"/>
+      <w:r>
+        <w:rPr>
+          <w:color w:val="2F5496" w:themeColor="accent1" w:themeShade="BF"/>
+          <w:sz w:val="28"/>
+          <w:szCs w:val="28"/>
+          <w:lang w:val="en-US"/>
+        </w:rPr>
+        <w:t>Genestrip</w:t>
+      </w:r>
+      <w:proofErr w:type="spellEnd"/>
+      <w:r>
+        <w:rPr>
+          <w:color w:val="2F5496" w:themeColor="accent1" w:themeShade="BF"/>
+          <w:sz w:val="28"/>
+          <w:szCs w:val="28"/>
+          <w:lang w:val="en-US"/>
+        </w:rPr>
+        <w:t xml:space="preserve"> not just against </w:t>
+      </w:r>
+      <w:proofErr w:type="spellStart"/>
+      <w:r>
+        <w:rPr>
+          <w:color w:val="2F5496" w:themeColor="accent1" w:themeShade="BF"/>
+          <w:sz w:val="28"/>
+          <w:szCs w:val="28"/>
+          <w:lang w:val="en-US"/>
+        </w:rPr>
+        <w:t>KrakenUniq</w:t>
+      </w:r>
+      <w:proofErr w:type="spellEnd"/>
+      <w:r>
+        <w:rPr>
+          <w:color w:val="2F5496" w:themeColor="accent1" w:themeShade="BF"/>
+          <w:sz w:val="28"/>
+          <w:szCs w:val="28"/>
+          <w:lang w:val="en-US"/>
+        </w:rPr>
+        <w:t xml:space="preserve"> but also against Kraken 2 and Ganon.</w:t>
+      </w:r>
+    </w:p>
+    <w:p>
+      <w:pPr>
+        <w:pStyle w:val="u-mb-24"/>
+        <w:numPr>
+          <w:ilvl w:val="0"/>
+          <w:numId w:val="4"/>
+        </w:numPr>
+        <w:rPr>
+          <w:color w:val="2F5496" w:themeColor="accent1" w:themeShade="BF"/>
+          <w:sz w:val="28"/>
+          <w:szCs w:val="28"/>
+          <w:lang w:val="en-US"/>
+        </w:rPr>
+      </w:pPr>
+      <w:r>
+        <w:rPr>
+          <w:color w:val="2F5496" w:themeColor="accent1" w:themeShade="BF"/>
+          <w:sz w:val="28"/>
+          <w:szCs w:val="28"/>
+          <w:lang w:val="en-US"/>
+        </w:rPr>
+        <w:t xml:space="preserve">We included a comparison based on three simulated viral data sets with known ground truth and report </w:t>
+      </w:r>
+      <w:r>
+        <w:rPr>
+          <w:color w:val="2F5496" w:themeColor="accent1" w:themeShade="BF"/>
+          <w:sz w:val="28"/>
+          <w:szCs w:val="28"/>
+          <w:lang w:val="en-US"/>
+        </w:rPr>
+        <w:t xml:space="preserve">precision and recall as </w:t>
+      </w:r>
+      <w:r>
+        <w:rPr>
+          <w:color w:val="2F5496" w:themeColor="accent1" w:themeShade="BF"/>
+          <w:sz w:val="28"/>
+          <w:szCs w:val="28"/>
+          <w:lang w:val="en-US"/>
+        </w:rPr>
+        <w:t>standard quality measures using broad coverage databases and small databases.</w:t>
+      </w:r>
+    </w:p>
+    <w:p>
+      <w:pPr>
+        <w:pStyle w:val="u-mb-24"/>
+        <w:numPr>
+          <w:ilvl w:val="0"/>
+          <w:numId w:val="4"/>
+        </w:numPr>
+        <w:rPr>
+          <w:color w:val="2F5496" w:themeColor="accent1" w:themeShade="BF"/>
+          <w:sz w:val="28"/>
+          <w:szCs w:val="28"/>
+          <w:lang w:val="en-US"/>
+        </w:rPr>
+      </w:pPr>
+      <w:r>
+        <w:rPr>
+          <w:color w:val="2F5496" w:themeColor="accent1" w:themeShade="BF"/>
+          <w:sz w:val="28"/>
+          <w:szCs w:val="28"/>
+          <w:lang w:val="en-US"/>
+        </w:rPr>
+        <w:t>Under each system, we assess the effect of small databases for real-world data by measuring the drop of classification quality when using a small database (“human virus”) as opposed to a broad coverage database (“complete viral”).</w:t>
+      </w:r>
+    </w:p>
+    <w:p>
+      <w:pPr>
+        <w:pStyle w:val="u-mb-24"/>
+        <w:numPr>
+          <w:ilvl w:val="0"/>
+          <w:numId w:val="4"/>
+        </w:numPr>
+        <w:rPr>
+          <w:color w:val="2F5496" w:themeColor="accent1" w:themeShade="BF"/>
+          <w:sz w:val="28"/>
+          <w:szCs w:val="28"/>
+          <w:lang w:val="en-US"/>
+        </w:rPr>
+      </w:pPr>
+      <w:r>
+        <w:rPr>
+          <w:color w:val="2F5496" w:themeColor="accent1" w:themeShade="BF"/>
+          <w:sz w:val="28"/>
+          <w:szCs w:val="28"/>
+          <w:lang w:val="en-US"/>
+        </w:rPr>
+        <w:t>We created realistic, simulated long read data on the basis of real-world data from ticks (as originally presented in Section 3.4). We applied all four tools to this additional simulated data set and compared the systems’ classification quality.</w:t>
+      </w:r>
+    </w:p>
+    <w:p>
+      <w:pPr>
+        <w:pStyle w:val="u-mb-24"/>
+        <w:numPr>
+          <w:ilvl w:val="0"/>
+          <w:numId w:val="4"/>
+        </w:numPr>
+        <w:rPr>
+          <w:color w:val="2F5496" w:themeColor="accent1" w:themeShade="BF"/>
+          <w:sz w:val="28"/>
+          <w:szCs w:val="28"/>
+          <w:lang w:val="en-US"/>
+        </w:rPr>
+      </w:pPr>
+      <w:r>
+        <w:rPr>
+          <w:color w:val="2F5496" w:themeColor="accent1" w:themeShade="BF"/>
+          <w:sz w:val="28"/>
+          <w:szCs w:val="28"/>
+          <w:lang w:val="en-US"/>
+        </w:rPr>
+        <w:t>We extended the existing comparison based on real-world tick data from Section 3.4 to reflect the results of all four tools.</w:t>
+      </w:r>
+    </w:p>
+    <w:p>
+      <w:pPr>
+        <w:pStyle w:val="u-mb-24"/>
+        <w:numPr>
+          <w:ilvl w:val="0"/>
+          <w:numId w:val="4"/>
+        </w:numPr>
+        <w:rPr>
+          <w:color w:val="2F5496" w:themeColor="accent1" w:themeShade="BF"/>
+          <w:sz w:val="28"/>
+          <w:szCs w:val="28"/>
+          <w:lang w:val="en-US"/>
+        </w:rPr>
+      </w:pPr>
+      <w:r>
+        <w:rPr>
+          <w:color w:val="2F5496" w:themeColor="accent1" w:themeShade="BF"/>
+          <w:sz w:val="28"/>
+          <w:szCs w:val="28"/>
+          <w:lang w:val="en-US"/>
+        </w:rPr>
+        <w:t>We compared classification performance (runtime / memory) across all four tools.</w:t>
       </w:r>
     </w:p>
     <w:p>
@@ -3728,7 +3944,7 @@
           <w:szCs w:val="28"/>
           <w:lang w:val="en-US"/>
         </w:rPr>
-        <w:t xml:space="preserve"> we found that the Bloom filter check is still much faster than the lookup in L. Now comes the important part: </w:t>
+        <w:t xml:space="preserve"> we found that the Bloom filter check is still much faster than the lookup in L. </w:t>
       </w:r>
       <w:r>
         <w:rPr>
@@ -4487,27 +4703,107 @@
           <w:szCs w:val="28"/>
           <w:lang w:val="en-US"/>
         </w:rPr>
-        <w:t xml:space="preserve"> to explain the procedure more thoroughly there.</w:t>
-      </w:r>
-      <w:r>
-        <w:rPr>
-          <w:rFonts w:ascii="Times New Roman" w:hAnsi="Times New Roman" w:cs="Times New Roman"/>
-          <w:color w:val="2F5496" w:themeColor="accent1" w:themeShade="BF"/>
-          <w:sz w:val="28"/>
-          <w:szCs w:val="28"/>
-          <w:lang w:val="en-US"/>
-        </w:rPr>
-        <w:t xml:space="preserve"> We added evaluation data in Section ?? and the Supplementary to assess and solidify the performance gain of the added Bloom filter. The measured averaged gain is referenced and mentioned also in Section 2.</w:t>
-      </w:r>
-      <w:r>
-        <w:rPr>
-          <w:rFonts w:ascii="Times New Roman" w:hAnsi="Times New Roman" w:cs="Times New Roman"/>
-          <w:color w:val="2F5496" w:themeColor="accent1" w:themeShade="BF"/>
-          <w:sz w:val="28"/>
-          <w:szCs w:val="28"/>
-          <w:lang w:val="en-US"/>
-        </w:rPr>
-        <w:t>2</w:t>
+        <w:t xml:space="preserve"> to explain the </w:t>
+      </w:r>
+      <w:r>
+        <w:rPr>
+          <w:rFonts w:ascii="Times New Roman" w:hAnsi="Times New Roman" w:cs="Times New Roman"/>
+          <w:color w:val="2F5496" w:themeColor="accent1" w:themeShade="BF"/>
+          <w:sz w:val="28"/>
+          <w:szCs w:val="28"/>
+          <w:lang w:val="en-US"/>
+        </w:rPr>
+        <w:t>use of the Bloom filter</w:t>
+      </w:r>
+      <w:r>
+        <w:rPr>
+          <w:rFonts w:ascii="Times New Roman" w:hAnsi="Times New Roman" w:cs="Times New Roman"/>
+          <w:color w:val="2F5496" w:themeColor="accent1" w:themeShade="BF"/>
+          <w:sz w:val="28"/>
+          <w:szCs w:val="28"/>
+          <w:lang w:val="en-US"/>
+        </w:rPr>
+        <w:t xml:space="preserve"> </w:t>
+      </w:r>
+      <w:r>
+        <w:rPr>
+          <w:rFonts w:ascii="Times New Roman" w:hAnsi="Times New Roman" w:cs="Times New Roman"/>
+          <w:color w:val="2F5496" w:themeColor="accent1" w:themeShade="BF"/>
+          <w:sz w:val="28"/>
+          <w:szCs w:val="28"/>
+          <w:lang w:val="en-US"/>
+        </w:rPr>
+        <w:t xml:space="preserve">at classification time </w:t>
+      </w:r>
+      <w:r>
+        <w:rPr>
+          <w:rFonts w:ascii="Times New Roman" w:hAnsi="Times New Roman" w:cs="Times New Roman"/>
+          <w:color w:val="2F5496" w:themeColor="accent1" w:themeShade="BF"/>
+          <w:sz w:val="28"/>
+          <w:szCs w:val="28"/>
+          <w:lang w:val="en-US"/>
+        </w:rPr>
+        <w:t>more thoroughly.</w:t>
+      </w:r>
+      <w:r>
+        <w:rPr>
+          <w:rFonts w:ascii="Times New Roman" w:hAnsi="Times New Roman" w:cs="Times New Roman"/>
+          <w:color w:val="2F5496" w:themeColor="accent1" w:themeShade="BF"/>
+          <w:sz w:val="28"/>
+          <w:szCs w:val="28"/>
+          <w:lang w:val="en-US"/>
+        </w:rPr>
+        <w:t xml:space="preserve"> </w:t>
+      </w:r>
+      <w:r>
+        <w:rPr>
+          <w:rFonts w:ascii="Times New Roman" w:hAnsi="Times New Roman" w:cs="Times New Roman"/>
+          <w:color w:val="2F5496" w:themeColor="accent1" w:themeShade="BF"/>
+          <w:sz w:val="28"/>
+          <w:szCs w:val="28"/>
+          <w:lang w:val="en-US"/>
+        </w:rPr>
+        <w:t>We also briefly discuss the</w:t>
+      </w:r>
+      <w:r>
+        <w:rPr>
+          <w:rFonts w:ascii="Times New Roman" w:hAnsi="Times New Roman" w:cs="Times New Roman"/>
+          <w:color w:val="2F5496" w:themeColor="accent1" w:themeShade="BF"/>
+          <w:sz w:val="28"/>
+          <w:szCs w:val="28"/>
+          <w:lang w:val="en-US"/>
+        </w:rPr>
+        <w:t xml:space="preserve"> </w:t>
+      </w:r>
+      <w:r>
+        <w:rPr>
+          <w:rFonts w:ascii="Times New Roman" w:hAnsi="Times New Roman" w:cs="Times New Roman"/>
+          <w:color w:val="2F5496" w:themeColor="accent1" w:themeShade="BF"/>
+          <w:sz w:val="28"/>
+          <w:szCs w:val="28"/>
+          <w:lang w:val="en-US"/>
+        </w:rPr>
+        <w:t>its performance</w:t>
+      </w:r>
+      <w:r>
+        <w:rPr>
+          <w:rFonts w:ascii="Times New Roman" w:hAnsi="Times New Roman" w:cs="Times New Roman"/>
+          <w:color w:val="2F5496" w:themeColor="accent1" w:themeShade="BF"/>
+          <w:sz w:val="28"/>
+          <w:szCs w:val="28"/>
+          <w:lang w:val="en-US"/>
+        </w:rPr>
+        <w:t xml:space="preserve"> gain </w:t>
+      </w:r>
+      <w:r>
+        <w:rPr>
+          <w:rFonts w:ascii="Times New Roman" w:hAnsi="Times New Roman" w:cs="Times New Roman"/>
+          <w:color w:val="2F5496" w:themeColor="accent1" w:themeShade="BF"/>
+          <w:sz w:val="28"/>
+          <w:szCs w:val="28"/>
+          <w:lang w:val="en-US"/>
+        </w:rPr>
+        <w:t>there</w:t>
       </w:r>
       <w:r>
         <w:rPr>
@@ -4828,7 +5124,27 @@
           <w:szCs w:val="28"/>
           <w:lang w:val="en-US"/>
         </w:rPr>
-        <w:t xml:space="preserve">[4] and is </w:t>
+        <w:t>[</w:t>
+      </w:r>
+      <w:r>
+        <w:rPr>
+          <w:rFonts w:ascii="Times New Roman" w:hAnsi="Times New Roman" w:cs="Times New Roman"/>
+          <w:color w:val="2F5496" w:themeColor="accent1" w:themeShade="BF"/>
+          <w:sz w:val="28"/>
+          <w:szCs w:val="28"/>
+          <w:lang w:val="en-US"/>
+        </w:rPr>
+        <w:t>6</w:t>
+      </w:r>
+      <w:r>
+        <w:rPr>
+          <w:rFonts w:ascii="Times New Roman" w:hAnsi="Times New Roman" w:cs="Times New Roman"/>
+          <w:color w:val="2F5496" w:themeColor="accent1" w:themeShade="BF"/>
+          <w:sz w:val="28"/>
+          <w:szCs w:val="28"/>
+          <w:lang w:val="en-US"/>
+        </w:rPr>
+        <w:t xml:space="preserve">] and is </w:t>
       </w:r>
       <w:r>
         <w:rPr>
@@ -4910,7 +5226,47 @@
           <w:szCs w:val="28"/>
           <w:lang w:val="en-US"/>
         </w:rPr>
-        <w:t>in the last paragraph of Section 1.2 and</w:t>
+        <w:t xml:space="preserve">in the </w:t>
+      </w:r>
+      <w:r>
+        <w:rPr>
+          <w:rFonts w:ascii="Times New Roman" w:hAnsi="Times New Roman" w:cs="Times New Roman"/>
+          <w:color w:val="2F5496" w:themeColor="accent1" w:themeShade="BF"/>
+          <w:sz w:val="28"/>
+          <w:szCs w:val="28"/>
+          <w:lang w:val="en-US"/>
+        </w:rPr>
+        <w:t>second to last</w:t>
+      </w:r>
+      <w:r>
+        <w:rPr>
+          <w:rFonts w:ascii="Times New Roman" w:hAnsi="Times New Roman" w:cs="Times New Roman"/>
+          <w:color w:val="2F5496" w:themeColor="accent1" w:themeShade="BF"/>
+          <w:sz w:val="28"/>
+          <w:szCs w:val="28"/>
+          <w:lang w:val="en-US"/>
+        </w:rPr>
+        <w:t xml:space="preserve"> paragraph of Section 1.</w:t>
+      </w:r>
+      <w:r>
+        <w:rPr>
+          <w:rFonts w:ascii="Times New Roman" w:hAnsi="Times New Roman" w:cs="Times New Roman"/>
+          <w:color w:val="2F5496" w:themeColor="accent1" w:themeShade="BF"/>
+          <w:sz w:val="28"/>
+          <w:szCs w:val="28"/>
+          <w:lang w:val="en-US"/>
+        </w:rPr>
+        <w:t>1</w:t>
+      </w:r>
+      <w:r>
+        <w:rPr>
+          <w:rFonts w:ascii="Times New Roman" w:hAnsi="Times New Roman" w:cs="Times New Roman"/>
+          <w:color w:val="2F5496" w:themeColor="accent1" w:themeShade="BF"/>
+          <w:sz w:val="28"/>
+          <w:szCs w:val="28"/>
+          <w:lang w:val="en-US"/>
+        </w:rPr>
+        <w:t xml:space="preserve"> and</w:t>
       </w:r>
       <w:r>
         <w:rPr>
@@ -5000,7 +5356,7 @@
           <w:szCs w:val="28"/>
           <w:lang w:val="en-US"/>
         </w:rPr>
-        <w:t>five</w:t>
+        <w:t>four</w:t>
       </w:r>
       <w:r>
         <w:rPr>
@@ -6167,7 +6523,27 @@
           <w:szCs w:val="28"/>
           <w:lang w:val="en-US"/>
         </w:rPr>
-        <w:t xml:space="preserve">and footnote </w:t>
+        <w:t xml:space="preserve">and </w:t>
+      </w:r>
+      <w:r>
+        <w:rPr>
+          <w:rFonts w:ascii="Times New Roman" w:hAnsi="Times New Roman" w:cs="Times New Roman"/>
+          <w:color w:val="2F5496" w:themeColor="accent1" w:themeShade="BF"/>
+          <w:sz w:val="28"/>
+          <w:szCs w:val="28"/>
+          <w:lang w:val="en-US"/>
+        </w:rPr>
+        <w:t xml:space="preserve">a </w:t>
+      </w:r>
+      <w:r>
+        <w:rPr>
+          <w:rFonts w:ascii="Times New Roman" w:hAnsi="Times New Roman" w:cs="Times New Roman"/>
+          <w:color w:val="2F5496" w:themeColor="accent1" w:themeShade="BF"/>
+          <w:sz w:val="28"/>
+          <w:szCs w:val="28"/>
+          <w:lang w:val="en-US"/>
+        </w:rPr>
+        <w:t xml:space="preserve">footnote </w:t>
       </w:r>
       <w:r>
         <w:rPr>
@@ -7186,7 +7562,27 @@
           <w:szCs w:val="28"/>
           <w:lang w:val="en-US"/>
         </w:rPr>
-        <w:t xml:space="preserve">We added a formal description of the related function to the Supplementary. </w:t>
+        <w:t xml:space="preserve">We added a formal description of the related function to the </w:t>
+      </w:r>
+      <w:r>
+        <w:rPr>
+          <w:rFonts w:ascii="Times New Roman" w:hAnsi="Times New Roman" w:cs="Times New Roman"/>
+          <w:color w:val="2F5496" w:themeColor="accent1" w:themeShade="BF"/>
+          <w:sz w:val="28"/>
+          <w:szCs w:val="28"/>
+          <w:lang w:val="en-US"/>
+        </w:rPr>
+        <w:t>Appendix</w:t>
+      </w:r>
+      <w:r>
+        <w:rPr>
+          <w:rFonts w:ascii="Times New Roman" w:hAnsi="Times New Roman" w:cs="Times New Roman"/>
+          <w:color w:val="2F5496" w:themeColor="accent1" w:themeShade="BF"/>
+          <w:sz w:val="28"/>
+          <w:szCs w:val="28"/>
+          <w:lang w:val="en-US"/>
+        </w:rPr>
+        <w:t xml:space="preserve">. </w:t>
       </w:r>
       <w:r>
         <w:rPr>
@@ -7378,7 +7774,7 @@
           <w:szCs w:val="28"/>
           <w:lang w:val="en-US"/>
         </w:rPr>
-        <w:t>requested</w:t>
+        <w:t>preferred</w:t>
       </w:r>
       <w:r>
         <w:rPr>
@@ -7668,7 +8064,27 @@
           <w:szCs w:val="28"/>
           <w:lang w:val="en-US"/>
         </w:rPr>
-        <w:t>to ours that we do not consider it worthwhile anymore to present our particular hash function.</w:t>
+        <w:t>to ours that we do not consider it worthwhile anymore to present our particular hash function</w:t>
+      </w:r>
+      <w:r>
+        <w:rPr>
+          <w:rFonts w:ascii="Times New Roman" w:hAnsi="Times New Roman" w:cs="Times New Roman"/>
+          <w:color w:val="2F5496" w:themeColor="accent1" w:themeShade="BF"/>
+          <w:sz w:val="28"/>
+          <w:szCs w:val="28"/>
+          <w:lang w:val="en-US"/>
+        </w:rPr>
+        <w:t xml:space="preserve"> in the main document</w:t>
+      </w:r>
+      <w:r>
+        <w:rPr>
+          <w:rFonts w:ascii="Times New Roman" w:hAnsi="Times New Roman" w:cs="Times New Roman"/>
+          <w:color w:val="2F5496" w:themeColor="accent1" w:themeShade="BF"/>
+          <w:sz w:val="28"/>
+          <w:szCs w:val="28"/>
+          <w:lang w:val="en-US"/>
+        </w:rPr>
+        <w:t>.</w:t>
       </w:r>
       <w:r>
         <w:rPr>
@@ -7799,7 +8215,27 @@
           <w:szCs w:val="28"/>
           <w:lang w:val="en-US"/>
         </w:rPr>
-        <w:t xml:space="preserve"> paper indeed keeps the filter’s false positive rate close to the theoretical optimum. </w:t>
+        <w:t xml:space="preserve"> paper indeed keeps the filter’s false positive rate close to the theoretical optimum</w:t>
+      </w:r>
+      <w:r>
+        <w:rPr>
+          <w:rFonts w:ascii="Times New Roman" w:hAnsi="Times New Roman" w:cs="Times New Roman"/>
+          <w:color w:val="2F5496" w:themeColor="accent1" w:themeShade="BF"/>
+          <w:sz w:val="28"/>
+          <w:szCs w:val="28"/>
+          <w:lang w:val="en-US"/>
+        </w:rPr>
+        <w:t xml:space="preserve"> (as we mentioned in the paper)</w:t>
+      </w:r>
+      <w:r>
+        <w:rPr>
+          <w:rFonts w:ascii="Times New Roman" w:hAnsi="Times New Roman" w:cs="Times New Roman"/>
+          <w:color w:val="2F5496" w:themeColor="accent1" w:themeShade="BF"/>
+          <w:sz w:val="28"/>
+          <w:szCs w:val="28"/>
+          <w:lang w:val="en-US"/>
+        </w:rPr>
+        <w:t xml:space="preserve">. </w:t>
       </w:r>
       <w:r>
         <w:rPr>
@@ -7896,7 +8332,27 @@
           <w:szCs w:val="28"/>
           <w:lang w:val="en-US"/>
         </w:rPr>
-        <w:t>We dropped Section 2.3 in favor of a compact discussion o</w:t>
+        <w:t xml:space="preserve">We dropped </w:t>
+      </w:r>
+      <w:r>
+        <w:rPr>
+          <w:rFonts w:ascii="Times New Roman" w:hAnsi="Times New Roman" w:cs="Times New Roman"/>
+          <w:color w:val="2F5496" w:themeColor="accent1" w:themeShade="BF"/>
+          <w:sz w:val="28"/>
+          <w:szCs w:val="28"/>
+          <w:lang w:val="en-US"/>
+        </w:rPr>
+        <w:t xml:space="preserve">the original </w:t>
+      </w:r>
+      <w:r>
+        <w:rPr>
+          <w:rFonts w:ascii="Times New Roman" w:hAnsi="Times New Roman" w:cs="Times New Roman"/>
+          <w:color w:val="2F5496" w:themeColor="accent1" w:themeShade="BF"/>
+          <w:sz w:val="28"/>
+          <w:szCs w:val="28"/>
+          <w:lang w:val="en-US"/>
+        </w:rPr>
+        <w:t>Section 2.3 in favor of a compact discussion o</w:t>
       </w:r>
       <w:r>
         <w:rPr>
@@ -8108,119 +8564,7 @@
           <w:szCs w:val="28"/>
           <w:lang w:val="en-US"/>
         </w:rPr>
-        <w:t>faster operations. As we dropped paragraphs 2 and 3</w:t>
-      </w:r>
-      <w:r>
-        <w:rPr>
-          <w:rFonts w:ascii="Times New Roman" w:hAnsi="Times New Roman" w:cs="Times New Roman"/>
-          <w:color w:val="2F5496" w:themeColor="accent1" w:themeShade="BF"/>
-          <w:sz w:val="28"/>
-          <w:szCs w:val="28"/>
-          <w:lang w:val="en-US"/>
-        </w:rPr>
-        <w:t>,</w:t>
-      </w:r>
-      <w:r>
-        <w:rPr>
-          <w:rFonts w:ascii="Times New Roman" w:hAnsi="Times New Roman" w:cs="Times New Roman"/>
-          <w:color w:val="2F5496" w:themeColor="accent1" w:themeShade="BF"/>
-          <w:sz w:val="28"/>
-          <w:szCs w:val="28"/>
-          <w:lang w:val="en-US"/>
-        </w:rPr>
-        <w:t xml:space="preserve"> the </w:t>
-      </w:r>
-      <w:r>
-        <w:rPr>
-          <w:rFonts w:ascii="Times New Roman" w:hAnsi="Times New Roman" w:cs="Times New Roman"/>
-          <w:color w:val="2F5496" w:themeColor="accent1" w:themeShade="BF"/>
-          <w:sz w:val="28"/>
-          <w:szCs w:val="28"/>
-          <w:lang w:val="en-US"/>
-        </w:rPr>
-        <w:t>optimizations described there</w:t>
-      </w:r>
-      <w:r>
-        <w:rPr>
-          <w:rFonts w:ascii="Times New Roman" w:hAnsi="Times New Roman" w:cs="Times New Roman"/>
-          <w:color w:val="2F5496" w:themeColor="accent1" w:themeShade="BF"/>
-          <w:sz w:val="28"/>
-          <w:szCs w:val="28"/>
-          <w:lang w:val="en-US"/>
-        </w:rPr>
-        <w:t xml:space="preserve"> are not relevant to the paper anymore </w:t>
-      </w:r>
-      <w:r>
-        <w:rPr>
-          <w:rFonts w:ascii="Times New Roman" w:hAnsi="Times New Roman" w:cs="Times New Roman"/>
-          <w:color w:val="2F5496" w:themeColor="accent1" w:themeShade="BF"/>
-          <w:sz w:val="28"/>
-          <w:szCs w:val="28"/>
-          <w:lang w:val="en-US"/>
-        </w:rPr>
-        <w:t>(</w:t>
-      </w:r>
-      <w:r>
-        <w:rPr>
-          <w:rFonts w:ascii="Times New Roman" w:hAnsi="Times New Roman" w:cs="Times New Roman"/>
-          <w:color w:val="2F5496" w:themeColor="accent1" w:themeShade="BF"/>
-          <w:sz w:val="28"/>
-          <w:szCs w:val="28"/>
-          <w:lang w:val="en-US"/>
-        </w:rPr>
-        <w:t xml:space="preserve">but </w:t>
-      </w:r>
-      <w:r>
-        <w:rPr>
-          <w:rFonts w:ascii="Times New Roman" w:hAnsi="Times New Roman" w:cs="Times New Roman"/>
-          <w:color w:val="2F5496" w:themeColor="accent1" w:themeShade="BF"/>
-          <w:sz w:val="28"/>
-          <w:szCs w:val="28"/>
-          <w:lang w:val="en-US"/>
-        </w:rPr>
-        <w:t xml:space="preserve">still </w:t>
-      </w:r>
-      <w:r>
-        <w:rPr>
-          <w:rFonts w:ascii="Times New Roman" w:hAnsi="Times New Roman" w:cs="Times New Roman"/>
-          <w:color w:val="2F5496" w:themeColor="accent1" w:themeShade="BF"/>
-          <w:sz w:val="28"/>
-          <w:szCs w:val="28"/>
-          <w:lang w:val="en-US"/>
-        </w:rPr>
-        <w:t xml:space="preserve">to the existing implementation in </w:t>
-      </w:r>
-      <w:proofErr w:type="spellStart"/>
-      <w:r>
-        <w:rPr>
-          <w:rFonts w:ascii="Times New Roman" w:hAnsi="Times New Roman" w:cs="Times New Roman"/>
-          <w:color w:val="2F5496" w:themeColor="accent1" w:themeShade="BF"/>
-          <w:sz w:val="28"/>
-          <w:szCs w:val="28"/>
-          <w:lang w:val="en-US"/>
-        </w:rPr>
-        <w:t>Genestrip</w:t>
-      </w:r>
-      <w:proofErr w:type="spellEnd"/>
-      <w:r>
-        <w:rPr>
-          <w:rFonts w:ascii="Times New Roman" w:hAnsi="Times New Roman" w:cs="Times New Roman"/>
-          <w:color w:val="2F5496" w:themeColor="accent1" w:themeShade="BF"/>
-          <w:sz w:val="28"/>
-          <w:szCs w:val="28"/>
-          <w:lang w:val="en-US"/>
-        </w:rPr>
-        <w:t>)</w:t>
-      </w:r>
-      <w:r>
-        <w:rPr>
-          <w:rFonts w:ascii="Times New Roman" w:hAnsi="Times New Roman" w:cs="Times New Roman"/>
-          <w:color w:val="2F5496" w:themeColor="accent1" w:themeShade="BF"/>
-          <w:sz w:val="28"/>
-          <w:szCs w:val="28"/>
-          <w:lang w:val="en-US"/>
-        </w:rPr>
-        <w:t xml:space="preserve">. </w:t>
+        <w:t xml:space="preserve">faster operations. </w:t>
       </w:r>
     </w:p>
     <w:p>
@@ -8283,6 +8627,70 @@
           <w:szCs w:val="28"/>
           <w:lang w:val="en-US"/>
         </w:rPr>
+        <w:t xml:space="preserve">integrated Lemire’s optimization on replacing the modulo operation </w:t>
+      </w:r>
+      <w:proofErr w:type="gramStart"/>
+      <w:r>
+        <w:rPr>
+          <w:rFonts w:ascii="Times New Roman" w:hAnsi="Times New Roman" w:cs="Times New Roman"/>
+          <w:color w:val="2F5496" w:themeColor="accent1" w:themeShade="BF"/>
+          <w:sz w:val="28"/>
+          <w:szCs w:val="28"/>
+          <w:lang w:val="en-US"/>
+        </w:rPr>
+        <w:t>from ”</w:t>
+      </w:r>
+      <w:proofErr w:type="gramEnd"/>
+      <w:r>
+        <w:fldChar w:fldCharType="begin"/>
+      </w:r>
+      <w:r>
+        <w:instrText>HYPERLINK "https://lemire.me/blog/2016/06/27/"</w:instrText>
+      </w:r>
+      <w:r>
+        <w:fldChar w:fldCharType="separate"/>
+      </w:r>
+      <w:r>
+        <w:rPr>
+          <w:rStyle w:val="Hyperlink"/>
+          <w:rFonts w:ascii="Times New Roman" w:hAnsi="Times New Roman" w:cs="Times New Roman"/>
+          <w:sz w:val="28"/>
+          <w:szCs w:val="28"/>
+          <w:lang w:val="en-US"/>
+        </w:rPr>
+        <w:t>https://lemire.me/blog/2016/06/27/</w:t>
+      </w:r>
+      <w:r>
+        <w:fldChar w:fldCharType="end"/>
+      </w:r>
+      <w:r>
+        <w:rPr>
+          <w:rFonts w:ascii="Times New Roman" w:hAnsi="Times New Roman" w:cs="Times New Roman"/>
+          <w:color w:val="2F5496" w:themeColor="accent1" w:themeShade="BF"/>
+          <w:sz w:val="28"/>
+          <w:szCs w:val="28"/>
+          <w:lang w:val="en-US"/>
+        </w:rPr>
+        <w:t>” in our existing Bloom filter</w:t>
+      </w:r>
+      <w:r>
+        <w:rPr>
+          <w:rFonts w:ascii="Times New Roman" w:hAnsi="Times New Roman" w:cs="Times New Roman"/>
+          <w:color w:val="2F5496" w:themeColor="accent1" w:themeShade="BF"/>
+          <w:sz w:val="28"/>
+          <w:szCs w:val="28"/>
+          <w:lang w:val="en-US"/>
+        </w:rPr>
+        <w:t xml:space="preserve">. We </w:t>
+      </w:r>
+      <w:r>
+        <w:rPr>
+          <w:rFonts w:ascii="Times New Roman" w:hAnsi="Times New Roman" w:cs="Times New Roman"/>
+          <w:color w:val="2F5496" w:themeColor="accent1" w:themeShade="BF"/>
+          <w:sz w:val="28"/>
+          <w:szCs w:val="28"/>
+          <w:lang w:val="en-US"/>
+        </w:rPr>
         <w:t>consider</w:t>
       </w:r>
       <w:r>
@@ -8353,7 +8761,67 @@
           <w:szCs w:val="28"/>
           <w:lang w:val="en-US"/>
         </w:rPr>
-        <w:t xml:space="preserve"> an implementation (of some suitable probabilistic filter) from this project “</w:t>
+        <w:t xml:space="preserve"> a</w:t>
+      </w:r>
+      <w:r>
+        <w:rPr>
+          <w:rFonts w:ascii="Times New Roman" w:hAnsi="Times New Roman" w:cs="Times New Roman"/>
+          <w:color w:val="2F5496" w:themeColor="accent1" w:themeShade="BF"/>
+          <w:sz w:val="28"/>
+          <w:szCs w:val="28"/>
+          <w:lang w:val="en-US"/>
+        </w:rPr>
+        <w:t xml:space="preserve"> Blocked Bloom filter as implemented</w:t>
+      </w:r>
+      <w:r>
+        <w:rPr>
+          <w:rFonts w:ascii="Times New Roman" w:hAnsi="Times New Roman" w:cs="Times New Roman"/>
+          <w:color w:val="2F5496" w:themeColor="accent1" w:themeShade="BF"/>
+          <w:sz w:val="28"/>
+          <w:szCs w:val="28"/>
+          <w:lang w:val="en-US"/>
+        </w:rPr>
+        <w:t xml:space="preserve"> </w:t>
+      </w:r>
+      <w:r>
+        <w:rPr>
+          <w:rFonts w:ascii="Times New Roman" w:hAnsi="Times New Roman" w:cs="Times New Roman"/>
+          <w:color w:val="2F5496" w:themeColor="accent1" w:themeShade="BF"/>
+          <w:sz w:val="28"/>
+          <w:szCs w:val="28"/>
+          <w:lang w:val="en-US"/>
+        </w:rPr>
+        <w:t xml:space="preserve">in </w:t>
+      </w:r>
+      <w:r>
+        <w:rPr>
+          <w:rFonts w:ascii="Times New Roman" w:hAnsi="Times New Roman" w:cs="Times New Roman"/>
+          <w:color w:val="2F5496" w:themeColor="accent1" w:themeShade="BF"/>
+          <w:sz w:val="28"/>
+          <w:szCs w:val="28"/>
+          <w:lang w:val="en-US"/>
+        </w:rPr>
+        <w:t xml:space="preserve">this project </w:t>
+      </w:r>
+      <w:r>
+        <w:rPr>
+          <w:rFonts w:ascii="Times New Roman" w:hAnsi="Times New Roman" w:cs="Times New Roman"/>
+          <w:color w:val="2F5496" w:themeColor="accent1" w:themeShade="BF"/>
+          <w:sz w:val="28"/>
+          <w:szCs w:val="28"/>
+          <w:lang w:val="en-US"/>
+        </w:rPr>
+        <w:t xml:space="preserve">(co-authored by Lemire) </w:t>
+      </w:r>
+      <w:r>
+        <w:rPr>
+          <w:rFonts w:ascii="Times New Roman" w:hAnsi="Times New Roman" w:cs="Times New Roman"/>
+          <w:color w:val="2F5496" w:themeColor="accent1" w:themeShade="BF"/>
+          <w:sz w:val="28"/>
+          <w:szCs w:val="28"/>
+          <w:lang w:val="en-US"/>
+        </w:rPr>
+        <w:t>“</w:t>
       </w:r>
       <w:hyperlink r:id="rId7" w:history="1">
         <w:r>
@@ -8364,62 +8832,8 @@
             <w:szCs w:val="28"/>
             <w:lang w:val="en-US"/>
           </w:rPr>
-          <w:t>https://github.com/FastFilter/fastfilter_java</w:t>
+          <w:t>https://github.com/FastFilter/fastfilt</w:t>
         </w:r>
-      </w:hyperlink>
-      <w:r>
-        <w:rPr>
-          <w:rFonts w:ascii="Times New Roman" w:hAnsi="Times New Roman" w:cs="Times New Roman"/>
-          <w:color w:val="2F5496" w:themeColor="accent1" w:themeShade="BF"/>
-          <w:sz w:val="28"/>
-          <w:szCs w:val="28"/>
-          <w:lang w:val="en-US"/>
-        </w:rPr>
-        <w:t>”</w:t>
-      </w:r>
-      <w:r>
-        <w:rPr>
-          <w:rFonts w:ascii="Times New Roman" w:hAnsi="Times New Roman" w:cs="Times New Roman"/>
-          <w:color w:val="2F5496" w:themeColor="accent1" w:themeShade="BF"/>
-          <w:sz w:val="28"/>
-          <w:szCs w:val="28"/>
-          <w:lang w:val="en-US"/>
-        </w:rPr>
-        <w:t xml:space="preserve"> in the future</w:t>
-      </w:r>
-      <w:r>
-        <w:rPr>
-          <w:rFonts w:ascii="Times New Roman" w:hAnsi="Times New Roman" w:cs="Times New Roman"/>
-          <w:color w:val="2F5496" w:themeColor="accent1" w:themeShade="BF"/>
-          <w:sz w:val="28"/>
-          <w:szCs w:val="28"/>
-          <w:lang w:val="en-US"/>
-        </w:rPr>
-        <w:t>.</w:t>
-      </w:r>
-      <w:r>
-        <w:rPr>
-          <w:rFonts w:ascii="Times New Roman" w:hAnsi="Times New Roman" w:cs="Times New Roman"/>
-          <w:color w:val="2F5496" w:themeColor="accent1" w:themeShade="BF"/>
-          <w:sz w:val="28"/>
-          <w:szCs w:val="28"/>
-          <w:lang w:val="en-US"/>
-        </w:rPr>
-        <w:t xml:space="preserve"> For now, we integrated Lemire’s optimization on replacing the modulo operation </w:t>
-      </w:r>
-      <w:proofErr w:type="gramStart"/>
-      <w:r>
-        <w:rPr>
-          <w:rFonts w:ascii="Times New Roman" w:hAnsi="Times New Roman" w:cs="Times New Roman"/>
-          <w:color w:val="2F5496" w:themeColor="accent1" w:themeShade="BF"/>
-          <w:sz w:val="28"/>
-          <w:szCs w:val="28"/>
-          <w:lang w:val="en-US"/>
-        </w:rPr>
-        <w:t>from ”</w:t>
-      </w:r>
-      <w:proofErr w:type="gramEnd"/>
-      <w:hyperlink r:id="rId8" w:history="1">
         <w:r>
           <w:rPr>
             <w:rStyle w:val="Hyperlink"/>
@@ -8428,7 +8842,17 @@
             <w:szCs w:val="28"/>
             <w:lang w:val="en-US"/>
           </w:rPr>
-          <w:t>https://lemire.me/blog/2016/06/27/</w:t>
+          <w:t>e</w:t>
+        </w:r>
+        <w:r>
+          <w:rPr>
+            <w:rStyle w:val="Hyperlink"/>
+            <w:rFonts w:ascii="Times New Roman" w:hAnsi="Times New Roman" w:cs="Times New Roman"/>
+            <w:sz w:val="28"/>
+            <w:szCs w:val="28"/>
+            <w:lang w:val="en-US"/>
+          </w:rPr>
+          <w:t>r_java</w:t>
         </w:r>
       </w:hyperlink>
       <w:r>
@@ -8439,7 +8863,27 @@
           <w:szCs w:val="28"/>
           <w:lang w:val="en-US"/>
         </w:rPr>
-        <w:t>” in our existing Bloom filter.</w:t>
+        <w:t>”</w:t>
+      </w:r>
+      <w:r>
+        <w:rPr>
+          <w:rFonts w:ascii="Times New Roman" w:hAnsi="Times New Roman" w:cs="Times New Roman"/>
+          <w:color w:val="2F5496" w:themeColor="accent1" w:themeShade="BF"/>
+          <w:sz w:val="28"/>
+          <w:szCs w:val="28"/>
+          <w:lang w:val="en-US"/>
+        </w:rPr>
+        <w:t xml:space="preserve"> in the future</w:t>
+      </w:r>
+      <w:r>
+        <w:rPr>
+          <w:rFonts w:ascii="Times New Roman" w:hAnsi="Times New Roman" w:cs="Times New Roman"/>
+          <w:color w:val="2F5496" w:themeColor="accent1" w:themeShade="BF"/>
+          <w:sz w:val="28"/>
+          <w:szCs w:val="28"/>
+          <w:lang w:val="en-US"/>
+        </w:rPr>
+        <w:t>.</w:t>
       </w:r>
     </w:p>
     <w:p>
@@ -8553,7 +8997,27 @@
           <w:szCs w:val="28"/>
           <w:lang w:val="en-US"/>
         </w:rPr>
-        <w:t xml:space="preserve">Section 2.1 to the Supplementary as suggested and we reworked dependencies to other </w:t>
+        <w:t xml:space="preserve">Section 2.1 to the </w:t>
+      </w:r>
+      <w:r>
+        <w:rPr>
+          <w:rFonts w:ascii="Times New Roman" w:hAnsi="Times New Roman" w:cs="Times New Roman"/>
+          <w:color w:val="2F5496" w:themeColor="accent1" w:themeShade="BF"/>
+          <w:sz w:val="28"/>
+          <w:szCs w:val="28"/>
+          <w:lang w:val="en-US"/>
+        </w:rPr>
+        <w:t>Appendix</w:t>
+      </w:r>
+      <w:r>
+        <w:rPr>
+          <w:rFonts w:ascii="Times New Roman" w:hAnsi="Times New Roman" w:cs="Times New Roman"/>
+          <w:color w:val="2F5496" w:themeColor="accent1" w:themeShade="BF"/>
+          <w:sz w:val="28"/>
+          <w:szCs w:val="28"/>
+          <w:lang w:val="en-US"/>
+        </w:rPr>
+        <w:t xml:space="preserve"> as suggested and we reworked dependencies to other </w:t>
       </w:r>
       <w:r>
         <w:rPr>
@@ -8684,47 +9148,37 @@
           <w:szCs w:val="28"/>
           <w:lang w:val="en-US"/>
         </w:rPr>
-        <w:t>However, w</w:t>
-      </w:r>
-      <w:r>
-        <w:rPr>
-          <w:rFonts w:ascii="Times New Roman" w:hAnsi="Times New Roman" w:cs="Times New Roman"/>
-          <w:color w:val="2F5496" w:themeColor="accent1" w:themeShade="BF"/>
-          <w:sz w:val="28"/>
-          <w:szCs w:val="28"/>
-          <w:lang w:val="en-US"/>
-        </w:rPr>
-        <w:t xml:space="preserve">e kept Section 3.1 </w:t>
-      </w:r>
-      <w:r>
-        <w:rPr>
-          <w:rFonts w:ascii="Times New Roman" w:hAnsi="Times New Roman" w:cs="Times New Roman"/>
-          <w:color w:val="2F5496" w:themeColor="accent1" w:themeShade="BF"/>
-          <w:sz w:val="28"/>
-          <w:szCs w:val="28"/>
-          <w:lang w:val="en-US"/>
-        </w:rPr>
-        <w:t>largely</w:t>
-      </w:r>
-      <w:r>
-        <w:rPr>
-          <w:rFonts w:ascii="Times New Roman" w:hAnsi="Times New Roman" w:cs="Times New Roman"/>
-          <w:color w:val="2F5496" w:themeColor="accent1" w:themeShade="BF"/>
-          <w:sz w:val="28"/>
-          <w:szCs w:val="28"/>
-          <w:lang w:val="en-US"/>
-        </w:rPr>
-        <w:t xml:space="preserve"> as</w:t>
-      </w:r>
-      <w:r>
-        <w:rPr>
-          <w:rFonts w:ascii="Times New Roman" w:hAnsi="Times New Roman" w:cs="Times New Roman"/>
-          <w:color w:val="2F5496" w:themeColor="accent1" w:themeShade="BF"/>
-          <w:sz w:val="28"/>
-          <w:szCs w:val="28"/>
-          <w:lang w:val="en-US"/>
-        </w:rPr>
-        <w:t xml:space="preserve"> is: Solidifying correctness is </w:t>
+        <w:t>We</w:t>
+      </w:r>
+      <w:r>
+        <w:rPr>
+          <w:rFonts w:ascii="Times New Roman" w:hAnsi="Times New Roman" w:cs="Times New Roman"/>
+          <w:color w:val="2F5496" w:themeColor="accent1" w:themeShade="BF"/>
+          <w:sz w:val="28"/>
+          <w:szCs w:val="28"/>
+          <w:lang w:val="en-US"/>
+        </w:rPr>
+        <w:t xml:space="preserve"> kept Section 3.1</w:t>
+      </w:r>
+      <w:r>
+        <w:rPr>
+          <w:rFonts w:ascii="Times New Roman" w:hAnsi="Times New Roman" w:cs="Times New Roman"/>
+          <w:color w:val="2F5496" w:themeColor="accent1" w:themeShade="BF"/>
+          <w:sz w:val="28"/>
+          <w:szCs w:val="28"/>
+          <w:lang w:val="en-US"/>
+        </w:rPr>
+        <w:t xml:space="preserve"> because s</w:t>
+      </w:r>
+      <w:r>
+        <w:rPr>
+          <w:rFonts w:ascii="Times New Roman" w:hAnsi="Times New Roman" w:cs="Times New Roman"/>
+          <w:color w:val="2F5496" w:themeColor="accent1" w:themeShade="BF"/>
+          <w:sz w:val="28"/>
+          <w:szCs w:val="28"/>
+          <w:lang w:val="en-US"/>
+        </w:rPr>
+        <w:t xml:space="preserve">olidifying correctness is </w:t>
       </w:r>
       <w:r>
         <w:rPr>
@@ -8935,6 +9389,16 @@
           <w:szCs w:val="28"/>
           <w:lang w:val="en-US"/>
         </w:rPr>
+        <w:t>(</w:t>
+      </w:r>
+      <w:r>
+        <w:rPr>
+          <w:rFonts w:ascii="Times New Roman" w:hAnsi="Times New Roman" w:cs="Times New Roman"/>
+          <w:color w:val="2F5496" w:themeColor="accent1" w:themeShade="BF"/>
+          <w:sz w:val="28"/>
+          <w:szCs w:val="28"/>
+          <w:lang w:val="en-US"/>
+        </w:rPr>
         <w:t>In essence, o</w:t>
       </w:r>
       <w:r>
@@ -9075,7 +9539,7 @@
           <w:szCs w:val="28"/>
           <w:lang w:val="en-US"/>
         </w:rPr>
-        <w:t>has remained</w:t>
+        <w:t>remained</w:t>
       </w:r>
       <w:r>
         <w:rPr>
@@ -9177,7 +9641,7 @@
         </w:rPr>
         <w:t xml:space="preserve"> see </w:t>
       </w:r>
-      <w:hyperlink r:id="rId9" w:history="1">
+      <w:hyperlink r:id="rId8" w:history="1">
         <w:r>
           <w:rPr>
             <w:rStyle w:val="Hyperlink"/>
@@ -9228,7 +9692,7 @@
           <w:szCs w:val="28"/>
           <w:lang w:val="en-US"/>
         </w:rPr>
-        <w:t xml:space="preserve"> </w:t>
+        <w:t>)</w:t>
       </w:r>
     </w:p>
     <w:p>
@@ -9260,17 +9724,37 @@
           <w:szCs w:val="28"/>
           <w:lang w:val="en-US"/>
         </w:rPr>
-        <w:t xml:space="preserve"> We added a paragraph to Section 3.1 that better explains the background and the relevance of our close comparison</w:t>
-      </w:r>
-      <w:r>
-        <w:rPr>
-          <w:rFonts w:ascii="Times New Roman" w:hAnsi="Times New Roman" w:cs="Times New Roman"/>
-          <w:color w:val="2F5496" w:themeColor="accent1" w:themeShade="BF"/>
-          <w:sz w:val="28"/>
-          <w:szCs w:val="28"/>
-          <w:lang w:val="en-US"/>
-        </w:rPr>
-        <w:t xml:space="preserve"> between </w:t>
+        <w:t xml:space="preserve"> </w:t>
+      </w:r>
+      <w:r>
+        <w:rPr>
+          <w:rFonts w:ascii="Times New Roman" w:hAnsi="Times New Roman" w:cs="Times New Roman"/>
+          <w:color w:val="2F5496" w:themeColor="accent1" w:themeShade="BF"/>
+          <w:sz w:val="28"/>
+          <w:szCs w:val="28"/>
+          <w:lang w:val="en-US"/>
+        </w:rPr>
+        <w:t>Regarding Section 3.1, w</w:t>
+      </w:r>
+      <w:r>
+        <w:rPr>
+          <w:rFonts w:ascii="Times New Roman" w:hAnsi="Times New Roman" w:cs="Times New Roman"/>
+          <w:color w:val="2F5496" w:themeColor="accent1" w:themeShade="BF"/>
+          <w:sz w:val="28"/>
+          <w:szCs w:val="28"/>
+          <w:lang w:val="en-US"/>
+        </w:rPr>
+        <w:t xml:space="preserve">e </w:t>
+      </w:r>
+      <w:r>
+        <w:rPr>
+          <w:rFonts w:ascii="Times New Roman" w:hAnsi="Times New Roman" w:cs="Times New Roman"/>
+          <w:color w:val="2F5496" w:themeColor="accent1" w:themeShade="BF"/>
+          <w:sz w:val="28"/>
+          <w:szCs w:val="28"/>
+          <w:lang w:val="en-US"/>
+        </w:rPr>
+        <w:t xml:space="preserve">improved the database generation scripts for </w:t>
       </w:r>
       <w:proofErr w:type="spellStart"/>
       <w:r>
@@ -9292,6 +9776,196 @@
           <w:szCs w:val="28"/>
           <w:lang w:val="en-US"/>
         </w:rPr>
+        <w:t xml:space="preserve"> </w:t>
+      </w:r>
+      <w:r>
+        <w:rPr>
+          <w:rFonts w:ascii="Times New Roman" w:hAnsi="Times New Roman" w:cs="Times New Roman"/>
+          <w:color w:val="2F5496" w:themeColor="accent1" w:themeShade="BF"/>
+          <w:sz w:val="28"/>
+          <w:szCs w:val="28"/>
+          <w:lang w:val="en-US"/>
+        </w:rPr>
+        <w:t xml:space="preserve">such that the genomic basis for </w:t>
+      </w:r>
+      <w:proofErr w:type="spellStart"/>
+      <w:r>
+        <w:rPr>
+          <w:rFonts w:ascii="Times New Roman" w:hAnsi="Times New Roman" w:cs="Times New Roman"/>
+          <w:color w:val="2F5496" w:themeColor="accent1" w:themeShade="BF"/>
+          <w:sz w:val="28"/>
+          <w:szCs w:val="28"/>
+          <w:lang w:val="en-US"/>
+        </w:rPr>
+        <w:t>KrakenUniq</w:t>
+      </w:r>
+      <w:proofErr w:type="spellEnd"/>
+      <w:r>
+        <w:rPr>
+          <w:rFonts w:ascii="Times New Roman" w:hAnsi="Times New Roman" w:cs="Times New Roman"/>
+          <w:color w:val="2F5496" w:themeColor="accent1" w:themeShade="BF"/>
+          <w:sz w:val="28"/>
+          <w:szCs w:val="28"/>
+          <w:lang w:val="en-US"/>
+        </w:rPr>
+        <w:t xml:space="preserve"> </w:t>
+      </w:r>
+      <w:r>
+        <w:rPr>
+          <w:rFonts w:ascii="Times New Roman" w:hAnsi="Times New Roman" w:cs="Times New Roman"/>
+          <w:color w:val="2F5496" w:themeColor="accent1" w:themeShade="BF"/>
+          <w:sz w:val="28"/>
+          <w:szCs w:val="28"/>
+          <w:lang w:val="en-US"/>
+        </w:rPr>
+        <w:t xml:space="preserve">and </w:t>
+      </w:r>
+      <w:proofErr w:type="spellStart"/>
+      <w:r>
+        <w:rPr>
+          <w:rFonts w:ascii="Times New Roman" w:hAnsi="Times New Roman" w:cs="Times New Roman"/>
+          <w:color w:val="2F5496" w:themeColor="accent1" w:themeShade="BF"/>
+          <w:sz w:val="28"/>
+          <w:szCs w:val="28"/>
+          <w:lang w:val="en-US"/>
+        </w:rPr>
+        <w:t>Genestrip</w:t>
+      </w:r>
+      <w:proofErr w:type="spellEnd"/>
+      <w:r>
+        <w:rPr>
+          <w:rFonts w:ascii="Times New Roman" w:hAnsi="Times New Roman" w:cs="Times New Roman"/>
+          <w:color w:val="2F5496" w:themeColor="accent1" w:themeShade="BF"/>
+          <w:sz w:val="28"/>
+          <w:szCs w:val="28"/>
+          <w:lang w:val="en-US"/>
+        </w:rPr>
+        <w:t xml:space="preserve"> database </w:t>
+      </w:r>
+      <w:r>
+        <w:rPr>
+          <w:rFonts w:ascii="Times New Roman" w:hAnsi="Times New Roman" w:cs="Times New Roman"/>
+          <w:color w:val="2F5496" w:themeColor="accent1" w:themeShade="BF"/>
+          <w:sz w:val="28"/>
+          <w:szCs w:val="28"/>
+          <w:lang w:val="en-US"/>
+        </w:rPr>
+        <w:t xml:space="preserve">finally </w:t>
+      </w:r>
+      <w:r>
+        <w:rPr>
+          <w:rFonts w:ascii="Times New Roman" w:hAnsi="Times New Roman" w:cs="Times New Roman"/>
+          <w:color w:val="2F5496" w:themeColor="accent1" w:themeShade="BF"/>
+          <w:sz w:val="28"/>
+          <w:szCs w:val="28"/>
+          <w:lang w:val="en-US"/>
+        </w:rPr>
+        <w:t>became 100% identical. Fortunately, this laed to identity in terms of stored database k-</w:t>
+      </w:r>
+      <w:proofErr w:type="spellStart"/>
+      <w:r>
+        <w:rPr>
+          <w:rFonts w:ascii="Times New Roman" w:hAnsi="Times New Roman" w:cs="Times New Roman"/>
+          <w:color w:val="2F5496" w:themeColor="accent1" w:themeShade="BF"/>
+          <w:sz w:val="28"/>
+          <w:szCs w:val="28"/>
+          <w:lang w:val="en-US"/>
+        </w:rPr>
+        <w:t>mers</w:t>
+      </w:r>
+      <w:proofErr w:type="spellEnd"/>
+      <w:r>
+        <w:rPr>
+          <w:rFonts w:ascii="Times New Roman" w:hAnsi="Times New Roman" w:cs="Times New Roman"/>
+          <w:color w:val="2F5496" w:themeColor="accent1" w:themeShade="BF"/>
+          <w:sz w:val="28"/>
+          <w:szCs w:val="28"/>
+          <w:lang w:val="en-US"/>
+        </w:rPr>
+        <w:t xml:space="preserve"> but also with respect to k-</w:t>
+      </w:r>
+      <w:proofErr w:type="spellStart"/>
+      <w:r>
+        <w:rPr>
+          <w:rFonts w:ascii="Times New Roman" w:hAnsi="Times New Roman" w:cs="Times New Roman"/>
+          <w:color w:val="2F5496" w:themeColor="accent1" w:themeShade="BF"/>
+          <w:sz w:val="28"/>
+          <w:szCs w:val="28"/>
+          <w:lang w:val="en-US"/>
+        </w:rPr>
+        <w:t>mer</w:t>
+      </w:r>
+      <w:proofErr w:type="spellEnd"/>
+      <w:r>
+        <w:rPr>
+          <w:rFonts w:ascii="Times New Roman" w:hAnsi="Times New Roman" w:cs="Times New Roman"/>
+          <w:color w:val="2F5496" w:themeColor="accent1" w:themeShade="BF"/>
+          <w:sz w:val="28"/>
+          <w:szCs w:val="28"/>
+          <w:lang w:val="en-US"/>
+        </w:rPr>
+        <w:t xml:space="preserve"> counting and read classification </w:t>
+      </w:r>
+      <w:r>
+        <w:rPr>
+          <w:rFonts w:ascii="Times New Roman" w:hAnsi="Times New Roman" w:cs="Times New Roman"/>
+          <w:color w:val="2F5496" w:themeColor="accent1" w:themeShade="BF"/>
+          <w:sz w:val="28"/>
+          <w:szCs w:val="28"/>
+          <w:lang w:val="en-US"/>
+        </w:rPr>
+        <w:t>under</w:t>
+      </w:r>
+      <w:r>
+        <w:rPr>
+          <w:rFonts w:ascii="Times New Roman" w:hAnsi="Times New Roman" w:cs="Times New Roman"/>
+          <w:color w:val="2F5496" w:themeColor="accent1" w:themeShade="BF"/>
+          <w:sz w:val="28"/>
+          <w:szCs w:val="28"/>
+          <w:lang w:val="en-US"/>
+        </w:rPr>
+        <w:t xml:space="preserve"> such identical databases </w:t>
+      </w:r>
+      <w:r>
+        <w:rPr>
+          <w:rFonts w:ascii="Times New Roman" w:hAnsi="Times New Roman" w:cs="Times New Roman"/>
+          <w:color w:val="2F5496" w:themeColor="accent1" w:themeShade="BF"/>
+          <w:sz w:val="28"/>
+          <w:szCs w:val="28"/>
+          <w:lang w:val="en-US"/>
+        </w:rPr>
+        <w:t>for</w:t>
+      </w:r>
+      <w:r>
+        <w:rPr>
+          <w:rFonts w:ascii="Times New Roman" w:hAnsi="Times New Roman" w:cs="Times New Roman"/>
+          <w:color w:val="2F5496" w:themeColor="accent1" w:themeShade="BF"/>
+          <w:sz w:val="28"/>
+          <w:szCs w:val="28"/>
+          <w:lang w:val="en-US"/>
+        </w:rPr>
+        <w:t xml:space="preserve"> </w:t>
+      </w:r>
+      <w:proofErr w:type="spellStart"/>
+      <w:r>
+        <w:rPr>
+          <w:rFonts w:ascii="Times New Roman" w:hAnsi="Times New Roman" w:cs="Times New Roman"/>
+          <w:color w:val="2F5496" w:themeColor="accent1" w:themeShade="BF"/>
+          <w:sz w:val="28"/>
+          <w:szCs w:val="28"/>
+          <w:lang w:val="en-US"/>
+        </w:rPr>
+        <w:t>KrakenUniq</w:t>
+      </w:r>
+      <w:proofErr w:type="spellEnd"/>
+      <w:r>
+        <w:rPr>
+          <w:rFonts w:ascii="Times New Roman" w:hAnsi="Times New Roman" w:cs="Times New Roman"/>
+          <w:color w:val="2F5496" w:themeColor="accent1" w:themeShade="BF"/>
+          <w:sz w:val="28"/>
+          <w:szCs w:val="28"/>
+          <w:lang w:val="en-US"/>
+        </w:rPr>
         <w:t xml:space="preserve"> and </w:t>
       </w:r>
       <w:proofErr w:type="spellStart"/>
@@ -9314,6 +9988,16 @@
           <w:szCs w:val="28"/>
           <w:lang w:val="en-US"/>
         </w:rPr>
+        <w:t>. In turn, this greatly simplified and shortened Section 3.1</w:t>
+      </w:r>
+      <w:r>
+        <w:rPr>
+          <w:rFonts w:ascii="Times New Roman" w:hAnsi="Times New Roman" w:cs="Times New Roman"/>
+          <w:color w:val="2F5496" w:themeColor="accent1" w:themeShade="BF"/>
+          <w:sz w:val="28"/>
+          <w:szCs w:val="28"/>
+          <w:lang w:val="en-US"/>
+        </w:rPr>
         <w:t>.</w:t>
       </w:r>
       <w:r>
@@ -9326,59 +10010,77 @@
         </w:rPr>
         <w:t xml:space="preserve"> </w:t>
       </w:r>
-      <w:r>
-        <w:rPr>
-          <w:rFonts w:ascii="Times New Roman" w:hAnsi="Times New Roman" w:cs="Times New Roman"/>
-          <w:color w:val="2F5496" w:themeColor="accent1" w:themeShade="BF"/>
-          <w:sz w:val="28"/>
-          <w:szCs w:val="28"/>
-          <w:lang w:val="en-US"/>
-        </w:rPr>
-        <w:t xml:space="preserve">We stress the fact that our analysis results mutually solidify the correctness of both </w:t>
-      </w:r>
-      <w:proofErr w:type="spellStart"/>
-      <w:r>
-        <w:rPr>
-          <w:rFonts w:ascii="Times New Roman" w:hAnsi="Times New Roman" w:cs="Times New Roman"/>
-          <w:color w:val="2F5496" w:themeColor="accent1" w:themeShade="BF"/>
-          <w:sz w:val="28"/>
-          <w:szCs w:val="28"/>
-          <w:lang w:val="en-US"/>
-        </w:rPr>
-        <w:t>KrakenUniq</w:t>
-      </w:r>
-      <w:proofErr w:type="spellEnd"/>
-      <w:r>
-        <w:rPr>
-          <w:rFonts w:ascii="Times New Roman" w:hAnsi="Times New Roman" w:cs="Times New Roman"/>
-          <w:color w:val="2F5496" w:themeColor="accent1" w:themeShade="BF"/>
-          <w:sz w:val="28"/>
-          <w:szCs w:val="28"/>
-          <w:lang w:val="en-US"/>
-        </w:rPr>
-        <w:t xml:space="preserve"> and </w:t>
-      </w:r>
-      <w:proofErr w:type="spellStart"/>
-      <w:r>
-        <w:rPr>
-          <w:rFonts w:ascii="Times New Roman" w:hAnsi="Times New Roman" w:cs="Times New Roman"/>
-          <w:color w:val="2F5496" w:themeColor="accent1" w:themeShade="BF"/>
-          <w:sz w:val="28"/>
-          <w:szCs w:val="28"/>
-          <w:lang w:val="en-US"/>
-        </w:rPr>
-        <w:t>Genestrip</w:t>
-      </w:r>
-      <w:proofErr w:type="spellEnd"/>
-      <w:r>
-        <w:rPr>
-          <w:rFonts w:ascii="Times New Roman" w:hAnsi="Times New Roman" w:cs="Times New Roman"/>
-          <w:color w:val="2F5496" w:themeColor="accent1" w:themeShade="BF"/>
-          <w:sz w:val="28"/>
-          <w:szCs w:val="28"/>
-          <w:lang w:val="en-US"/>
-        </w:rPr>
-        <w:t>.</w:t>
+      <w:proofErr w:type="gramStart"/>
+      <w:r>
+        <w:rPr>
+          <w:rFonts w:ascii="Times New Roman" w:hAnsi="Times New Roman" w:cs="Times New Roman"/>
+          <w:color w:val="2F5496" w:themeColor="accent1" w:themeShade="BF"/>
+          <w:sz w:val="28"/>
+          <w:szCs w:val="28"/>
+          <w:lang w:val="en-US"/>
+        </w:rPr>
+        <w:t>Also</w:t>
+      </w:r>
+      <w:proofErr w:type="gramEnd"/>
+      <w:r>
+        <w:rPr>
+          <w:rFonts w:ascii="Times New Roman" w:hAnsi="Times New Roman" w:cs="Times New Roman"/>
+          <w:color w:val="2F5496" w:themeColor="accent1" w:themeShade="BF"/>
+          <w:sz w:val="28"/>
+          <w:szCs w:val="28"/>
+          <w:lang w:val="en-US"/>
+        </w:rPr>
+        <w:t xml:space="preserve"> b</w:t>
+      </w:r>
+      <w:r>
+        <w:rPr>
+          <w:rFonts w:ascii="Times New Roman" w:hAnsi="Times New Roman" w:cs="Times New Roman"/>
+          <w:color w:val="2F5496" w:themeColor="accent1" w:themeShade="BF"/>
+          <w:sz w:val="28"/>
+          <w:szCs w:val="28"/>
+          <w:lang w:val="en-US"/>
+        </w:rPr>
+        <w:t xml:space="preserve">ecause of this, the corresponding scatter plots have become trivial (with data points just on the </w:t>
+      </w:r>
+      <w:r>
+        <w:rPr>
+          <w:rFonts w:ascii="Times New Roman" w:hAnsi="Times New Roman" w:cs="Times New Roman"/>
+          <w:color w:val="2F5496" w:themeColor="accent1" w:themeShade="BF"/>
+          <w:sz w:val="28"/>
+          <w:szCs w:val="28"/>
+          <w:lang w:val="en-US"/>
+        </w:rPr>
+        <w:t xml:space="preserve">main </w:t>
+      </w:r>
+      <w:r>
+        <w:rPr>
+          <w:rFonts w:ascii="Times New Roman" w:hAnsi="Times New Roman" w:cs="Times New Roman"/>
+          <w:color w:val="2F5496" w:themeColor="accent1" w:themeShade="BF"/>
+          <w:sz w:val="28"/>
+          <w:szCs w:val="28"/>
+          <w:lang w:val="en-US"/>
+        </w:rPr>
+        <w:t>diagonal). We therefore moved these plots, that vi</w:t>
+      </w:r>
+      <w:r>
+        <w:rPr>
+          <w:rFonts w:ascii="Times New Roman" w:hAnsi="Times New Roman" w:cs="Times New Roman"/>
+          <w:color w:val="2F5496" w:themeColor="accent1" w:themeShade="BF"/>
+          <w:sz w:val="28"/>
+          <w:szCs w:val="28"/>
+          <w:lang w:val="en-US"/>
+        </w:rPr>
+        <w:t>s</w:t>
+      </w:r>
+      <w:r>
+        <w:rPr>
+          <w:rFonts w:ascii="Times New Roman" w:hAnsi="Times New Roman" w:cs="Times New Roman"/>
+          <w:color w:val="2F5496" w:themeColor="accent1" w:themeShade="BF"/>
+          <w:sz w:val="28"/>
+          <w:szCs w:val="28"/>
+          <w:lang w:val="en-US"/>
+        </w:rPr>
+        <w:t>ualize correctness, to the Appendix.</w:t>
       </w:r>
     </w:p>
     <w:p>
@@ -9551,7 +10253,47 @@
           <w:szCs w:val="28"/>
           <w:lang w:val="en-US"/>
         </w:rPr>
-        <w:t>We added a scatterplot as requested and discussed it in the context of Figure 5.</w:t>
+        <w:t xml:space="preserve">We added a scatterplot as requested and discussed it in the context of </w:t>
+      </w:r>
+      <w:r>
+        <w:rPr>
+          <w:rFonts w:ascii="Times New Roman" w:hAnsi="Times New Roman" w:cs="Times New Roman"/>
+          <w:color w:val="2F5496" w:themeColor="accent1" w:themeShade="BF"/>
+          <w:sz w:val="28"/>
+          <w:szCs w:val="28"/>
+          <w:lang w:val="en-US"/>
+        </w:rPr>
+        <w:t xml:space="preserve">what is now </w:t>
+      </w:r>
+      <w:r>
+        <w:rPr>
+          <w:rFonts w:ascii="Times New Roman" w:hAnsi="Times New Roman" w:cs="Times New Roman"/>
+          <w:color w:val="2F5496" w:themeColor="accent1" w:themeShade="BF"/>
+          <w:sz w:val="28"/>
+          <w:szCs w:val="28"/>
+          <w:lang w:val="en-US"/>
+        </w:rPr>
+        <w:t xml:space="preserve">Figure </w:t>
+      </w:r>
+      <w:r>
+        <w:rPr>
+          <w:rFonts w:ascii="Times New Roman" w:hAnsi="Times New Roman" w:cs="Times New Roman"/>
+          <w:color w:val="2F5496" w:themeColor="accent1" w:themeShade="BF"/>
+          <w:sz w:val="28"/>
+          <w:szCs w:val="28"/>
+          <w:lang w:val="en-US"/>
+        </w:rPr>
+        <w:t>1</w:t>
+      </w:r>
+      <w:r>
+        <w:rPr>
+          <w:rFonts w:ascii="Times New Roman" w:hAnsi="Times New Roman" w:cs="Times New Roman"/>
+          <w:color w:val="2F5496" w:themeColor="accent1" w:themeShade="BF"/>
+          <w:sz w:val="28"/>
+          <w:szCs w:val="28"/>
+          <w:lang w:val="en-US"/>
+        </w:rPr>
+        <w:t>.</w:t>
       </w:r>
     </w:p>
     <w:p>
@@ -9611,7 +10353,27 @@
           <w:szCs w:val="28"/>
           <w:lang w:val="en-US"/>
         </w:rPr>
-        <w:t xml:space="preserve"> good point.</w:t>
+        <w:t xml:space="preserve"> </w:t>
+      </w:r>
+      <w:r>
+        <w:rPr>
+          <w:rFonts w:ascii="Times New Roman" w:hAnsi="Times New Roman" w:cs="Times New Roman"/>
+          <w:color w:val="2F5496" w:themeColor="accent1" w:themeShade="BF"/>
+          <w:sz w:val="28"/>
+          <w:szCs w:val="28"/>
+          <w:lang w:val="en-US"/>
+        </w:rPr>
+        <w:t xml:space="preserve">very </w:t>
+      </w:r>
+      <w:r>
+        <w:rPr>
+          <w:rFonts w:ascii="Times New Roman" w:hAnsi="Times New Roman" w:cs="Times New Roman"/>
+          <w:color w:val="2F5496" w:themeColor="accent1" w:themeShade="BF"/>
+          <w:sz w:val="28"/>
+          <w:szCs w:val="28"/>
+          <w:lang w:val="en-US"/>
+        </w:rPr>
+        <w:t>good point.</w:t>
       </w:r>
     </w:p>
     <w:p>
@@ -9656,47 +10418,27 @@
           <w:szCs w:val="28"/>
           <w:lang w:val="en-US"/>
         </w:rPr>
-        <w:t xml:space="preserve">We included accuracy results based on the same data in an additional table and </w:t>
-      </w:r>
-      <w:r>
-        <w:rPr>
-          <w:rFonts w:ascii="Times New Roman" w:hAnsi="Times New Roman" w:cs="Times New Roman"/>
-          <w:color w:val="2F5496" w:themeColor="accent1" w:themeShade="BF"/>
-          <w:sz w:val="28"/>
-          <w:szCs w:val="28"/>
-          <w:lang w:val="en-US"/>
-        </w:rPr>
-        <w:t>described</w:t>
-      </w:r>
-      <w:r>
-        <w:rPr>
-          <w:rFonts w:ascii="Times New Roman" w:hAnsi="Times New Roman" w:cs="Times New Roman"/>
-          <w:color w:val="2F5496" w:themeColor="accent1" w:themeShade="BF"/>
-          <w:sz w:val="28"/>
-          <w:szCs w:val="28"/>
-          <w:lang w:val="en-US"/>
-        </w:rPr>
-        <w:t xml:space="preserve"> </w:t>
-      </w:r>
-      <w:r>
-        <w:rPr>
-          <w:rFonts w:ascii="Times New Roman" w:hAnsi="Times New Roman" w:cs="Times New Roman"/>
-          <w:color w:val="2F5496" w:themeColor="accent1" w:themeShade="BF"/>
-          <w:sz w:val="28"/>
-          <w:szCs w:val="28"/>
-          <w:lang w:val="en-US"/>
-        </w:rPr>
-        <w:t>its</w:t>
-      </w:r>
-      <w:r>
-        <w:rPr>
-          <w:rFonts w:ascii="Times New Roman" w:hAnsi="Times New Roman" w:cs="Times New Roman"/>
-          <w:color w:val="2F5496" w:themeColor="accent1" w:themeShade="BF"/>
-          <w:sz w:val="28"/>
-          <w:szCs w:val="28"/>
-          <w:lang w:val="en-US"/>
-        </w:rPr>
-        <w:t xml:space="preserve"> background in additional paragraph of Section 3.2.</w:t>
+        <w:t xml:space="preserve">We </w:t>
+      </w:r>
+      <w:r>
+        <w:rPr>
+          <w:rFonts w:ascii="Times New Roman" w:hAnsi="Times New Roman" w:cs="Times New Roman"/>
+          <w:color w:val="2F5496" w:themeColor="accent1" w:themeShade="BF"/>
+          <w:sz w:val="28"/>
+          <w:szCs w:val="28"/>
+          <w:lang w:val="en-US"/>
+        </w:rPr>
+        <w:t>replaced the MAPE-based results entirely by precision- and recall- based results as suggested</w:t>
+      </w:r>
+      <w:r>
+        <w:rPr>
+          <w:rFonts w:ascii="Times New Roman" w:hAnsi="Times New Roman" w:cs="Times New Roman"/>
+          <w:color w:val="2F5496" w:themeColor="accent1" w:themeShade="BF"/>
+          <w:sz w:val="28"/>
+          <w:szCs w:val="28"/>
+          <w:lang w:val="en-US"/>
+        </w:rPr>
+        <w:t>.</w:t>
       </w:r>
     </w:p>
     <w:p>
@@ -10589,6 +11331,119 @@
     </w:lvl>
   </w:abstractNum>
   <w:abstractNum w:abstractNumId="2" w15:restartNumberingAfterBreak="0">
+    <w:nsid w:val="65FC2EB0"/>
+    <w:multiLevelType w:val="hybridMultilevel"/>
+    <w:tmpl w:val="429603E0"/>
+    <w:lvl w:ilvl="0" w:tplc="04070001">
+      <w:start w:val="1"/>
+      <w:numFmt w:val="bullet"/>
+      <w:lvlText w:val=""/>
+      <w:lvlJc w:val="left"/>
+      <w:pPr>
+        <w:ind w:left="720" w:hanging="360"/>
+      </w:pPr>
+      <w:rPr>
+        <w:rFonts w:ascii="Symbol" w:hAnsi="Symbol" w:hint="default"/>
+      </w:rPr>
+    </w:lvl>
+    <w:lvl w:ilvl="1" w:tplc="04070003" w:tentative="1">
+      <w:start w:val="1"/>
+      <w:numFmt w:val="bullet"/>
+      <w:lvlText w:val="o"/>
+      <w:lvlJc w:val="left"/>
+      <w:pPr>
+        <w:ind w:left="1440" w:hanging="360"/>
+      </w:pPr>
+      <w:rPr>
+        <w:rFonts w:ascii="Courier New" w:hAnsi="Courier New" w:cs="Courier New" w:hint="default"/>
+      </w:rPr>
+    </w:lvl>
+    <w:lvl w:ilvl="2" w:tplc="04070005" w:tentative="1">
+      <w:start w:val="1"/>
+      <w:numFmt w:val="bullet"/>
+      <w:lvlText w:val=""/>
+      <w:lvlJc w:val="left"/>
+      <w:pPr>
+        <w:ind w:left="2160" w:hanging="360"/>
+      </w:pPr>
+      <w:rPr>
+        <w:rFonts w:ascii="Wingdings" w:hAnsi="Wingdings" w:hint="default"/>
+      </w:rPr>
+    </w:lvl>
+    <w:lvl w:ilvl="3" w:tplc="04070001" w:tentative="1">
+      <w:start w:val="1"/>
+      <w:numFmt w:val="bullet"/>
+      <w:lvlText w:val=""/>
+      <w:lvlJc w:val="left"/>
+      <w:pPr>
+        <w:ind w:left="2880" w:hanging="360"/>
+      </w:pPr>
+      <w:rPr>
+        <w:rFonts w:ascii="Symbol" w:hAnsi="Symbol" w:hint="default"/>
+      </w:rPr>
+    </w:lvl>
+    <w:lvl w:ilvl="4" w:tplc="04070003" w:tentative="1">
+      <w:start w:val="1"/>
+      <w:numFmt w:val="bullet"/>
+      <w:lvlText w:val="o"/>
+      <w:lvlJc w:val="left"/>
+      <w:pPr>
+        <w:ind w:left="3600" w:hanging="360"/>
+      </w:pPr>
+      <w:rPr>
+        <w:rFonts w:ascii="Courier New" w:hAnsi="Courier New" w:cs="Courier New" w:hint="default"/>
+      </w:rPr>
+    </w:lvl>
+    <w:lvl w:ilvl="5" w:tplc="04070005" w:tentative="1">
+      <w:start w:val="1"/>
+      <w:numFmt w:val="bullet"/>
+      <w:lvlText w:val=""/>
+      <w:lvlJc w:val="left"/>
+      <w:pPr>
+        <w:ind w:left="4320" w:hanging="360"/>
+      </w:pPr>
+      <w:rPr>
+        <w:rFonts w:ascii="Wingdings" w:hAnsi="Wingdings" w:hint="default"/>
+      </w:rPr>
+    </w:lvl>
+    <w:lvl w:ilvl="6" w:tplc="04070001" w:tentative="1">
+      <w:start w:val="1"/>
+      <w:numFmt w:val="bullet"/>
+      <w:lvlText w:val=""/>
+      <w:lvlJc w:val="left"/>
+      <w:pPr>
+        <w:ind w:left="5040" w:hanging="360"/>
+      </w:pPr>
+      <w:rPr>
+        <w:rFonts w:ascii="Symbol" w:hAnsi="Symbol" w:hint="default"/>
+      </w:rPr>
+    </w:lvl>
+    <w:lvl w:ilvl="7" w:tplc="04070003" w:tentative="1">
+      <w:start w:val="1"/>
+      <w:numFmt w:val="bullet"/>
+      <w:lvlText w:val="o"/>
+      <w:lvlJc w:val="left"/>
+      <w:pPr>
+        <w:ind w:left="5760" w:hanging="360"/>
+      </w:pPr>
+      <w:rPr>
+        <w:rFonts w:ascii="Courier New" w:hAnsi="Courier New" w:cs="Courier New" w:hint="default"/>
+      </w:rPr>
+    </w:lvl>
+    <w:lvl w:ilvl="8" w:tplc="04070005" w:tentative="1">
+      <w:start w:val="1"/>
+      <w:numFmt w:val="bullet"/>
+      <w:lvlText w:val=""/>
+      <w:lvlJc w:val="left"/>
+      <w:pPr>
+        <w:ind w:left="6480" w:hanging="360"/>
+      </w:pPr>
+      <w:rPr>
+        <w:rFonts w:ascii="Wingdings" w:hAnsi="Wingdings" w:hint="default"/>
+      </w:rPr>
+    </w:lvl>
+  </w:abstractNum>
+  <w:abstractNum w:abstractNumId="3" w15:restartNumberingAfterBreak="0">
     <w:nsid w:val="711C0B2E"/>
     <w:multiLevelType w:val="hybridMultilevel"/>
     <w:tmpl w:val="393E6EC8"/>
@@ -10705,10 +11560,13 @@
     <w:abstractNumId w:val="1"/>
   </w:num>
   <w:num w:numId="2" w16cid:durableId="1345328612">
-    <w:abstractNumId w:val="2"/>
+    <w:abstractNumId w:val="3"/>
   </w:num>
   <w:num w:numId="3" w16cid:durableId="2134711190">
     <w:abstractNumId w:val="0"/>
+  </w:num>
+  <w:num w:numId="4" w16cid:durableId="612051512">
+    <w:abstractNumId w:val="2"/>
   </w:num>
 </w:numbering>
 </file>

--- a/BMCPointByPointRespRev2.docx
+++ b/BMCPointByPointRespRev2.docx
@@ -1059,7 +1059,27 @@
           <w:szCs w:val="28"/>
           <w:lang w:val="en-US"/>
         </w:rPr>
-        <w:t xml:space="preserve"> fill the gap </w:t>
+        <w:t xml:space="preserve"> </w:t>
+      </w:r>
+      <w:r>
+        <w:rPr>
+          <w:rFonts w:ascii="Times New Roman" w:hAnsi="Times New Roman" w:cs="Times New Roman"/>
+          <w:color w:val="2F5496" w:themeColor="accent1" w:themeShade="BF"/>
+          <w:sz w:val="28"/>
+          <w:szCs w:val="28"/>
+          <w:lang w:val="en-US"/>
+        </w:rPr>
+        <w:t xml:space="preserve">to </w:t>
+      </w:r>
+      <w:r>
+        <w:rPr>
+          <w:rFonts w:ascii="Times New Roman" w:hAnsi="Times New Roman" w:cs="Times New Roman"/>
+          <w:color w:val="2F5496" w:themeColor="accent1" w:themeShade="BF"/>
+          <w:sz w:val="28"/>
+          <w:szCs w:val="28"/>
+          <w:lang w:val="en-US"/>
+        </w:rPr>
+        <w:t xml:space="preserve">fill the gap </w:t>
       </w:r>
       <w:r>
         <w:rPr>
@@ -1395,17 +1415,79 @@
           <w:szCs w:val="28"/>
           <w:lang w:val="en-US"/>
         </w:rPr>
-        <w:t xml:space="preserve">k-mer </w:t>
-      </w:r>
-      <w:r>
-        <w:rPr>
-          <w:rFonts w:ascii="Times New Roman" w:hAnsi="Times New Roman" w:cs="Times New Roman"/>
-          <w:color w:val="2F5496" w:themeColor="accent1" w:themeShade="BF"/>
-          <w:sz w:val="28"/>
-          <w:szCs w:val="28"/>
-          <w:lang w:val="en-US"/>
-        </w:rPr>
-        <w:t>compressing tools (like Kraken2, Ganon2, KMCP or Taxor)</w:t>
+        <w:t>k-</w:t>
+      </w:r>
+      <w:proofErr w:type="spellStart"/>
+      <w:r>
+        <w:rPr>
+          <w:rFonts w:ascii="Times New Roman" w:hAnsi="Times New Roman" w:cs="Times New Roman"/>
+          <w:color w:val="2F5496" w:themeColor="accent1" w:themeShade="BF"/>
+          <w:sz w:val="28"/>
+          <w:szCs w:val="28"/>
+          <w:lang w:val="en-US"/>
+        </w:rPr>
+        <w:t>mer</w:t>
+      </w:r>
+      <w:proofErr w:type="spellEnd"/>
+      <w:r>
+        <w:rPr>
+          <w:rFonts w:ascii="Times New Roman" w:hAnsi="Times New Roman" w:cs="Times New Roman"/>
+          <w:color w:val="2F5496" w:themeColor="accent1" w:themeShade="BF"/>
+          <w:sz w:val="28"/>
+          <w:szCs w:val="28"/>
+          <w:lang w:val="en-US"/>
+        </w:rPr>
+        <w:t xml:space="preserve"> </w:t>
+      </w:r>
+      <w:r>
+        <w:rPr>
+          <w:rFonts w:ascii="Times New Roman" w:hAnsi="Times New Roman" w:cs="Times New Roman"/>
+          <w:color w:val="2F5496" w:themeColor="accent1" w:themeShade="BF"/>
+          <w:sz w:val="28"/>
+          <w:szCs w:val="28"/>
+          <w:lang w:val="en-US"/>
+        </w:rPr>
+        <w:t>compressing tools (like Kraken</w:t>
+      </w:r>
+      <w:r>
+        <w:rPr>
+          <w:rFonts w:ascii="Times New Roman" w:hAnsi="Times New Roman" w:cs="Times New Roman"/>
+          <w:color w:val="2F5496" w:themeColor="accent1" w:themeShade="BF"/>
+          <w:sz w:val="28"/>
+          <w:szCs w:val="28"/>
+          <w:lang w:val="en-US"/>
+        </w:rPr>
+        <w:t xml:space="preserve"> </w:t>
+      </w:r>
+      <w:r>
+        <w:rPr>
+          <w:rFonts w:ascii="Times New Roman" w:hAnsi="Times New Roman" w:cs="Times New Roman"/>
+          <w:color w:val="2F5496" w:themeColor="accent1" w:themeShade="BF"/>
+          <w:sz w:val="28"/>
+          <w:szCs w:val="28"/>
+          <w:lang w:val="en-US"/>
+        </w:rPr>
+        <w:t>2, Ganon</w:t>
+      </w:r>
+      <w:r>
+        <w:rPr>
+          <w:rFonts w:ascii="Times New Roman" w:hAnsi="Times New Roman" w:cs="Times New Roman"/>
+          <w:color w:val="2F5496" w:themeColor="accent1" w:themeShade="BF"/>
+          <w:sz w:val="28"/>
+          <w:szCs w:val="28"/>
+          <w:lang w:val="en-US"/>
+        </w:rPr>
+        <w:t xml:space="preserve"> </w:t>
+      </w:r>
+      <w:r>
+        <w:rPr>
+          <w:rFonts w:ascii="Times New Roman" w:hAnsi="Times New Roman" w:cs="Times New Roman"/>
+          <w:color w:val="2F5496" w:themeColor="accent1" w:themeShade="BF"/>
+          <w:sz w:val="28"/>
+          <w:szCs w:val="28"/>
+          <w:lang w:val="en-US"/>
+        </w:rPr>
+        <w:t>2, KMCP or Taxor)</w:t>
       </w:r>
       <w:r>
         <w:rPr>
@@ -2001,7 +2083,25 @@
           <w:szCs w:val="28"/>
           <w:lang w:val="en-US"/>
         </w:rPr>
-        <w:t xml:space="preserve"> but also against Kraken 2 and Ganon.</w:t>
+        <w:t xml:space="preserve"> but also against Kraken 2 and Ganon</w:t>
+      </w:r>
+      <w:r>
+        <w:rPr>
+          <w:color w:val="2F5496" w:themeColor="accent1" w:themeShade="BF"/>
+          <w:sz w:val="28"/>
+          <w:szCs w:val="28"/>
+          <w:lang w:val="en-US"/>
+        </w:rPr>
+        <w:t xml:space="preserve"> 2</w:t>
+      </w:r>
+      <w:r>
+        <w:rPr>
+          <w:color w:val="2F5496" w:themeColor="accent1" w:themeShade="BF"/>
+          <w:sz w:val="28"/>
+          <w:szCs w:val="28"/>
+          <w:lang w:val="en-US"/>
+        </w:rPr>
+        <w:t>.</w:t>
       </w:r>
     </w:p>
     <w:p>
@@ -2025,7 +2125,7 @@
           <w:szCs w:val="28"/>
           <w:lang w:val="en-US"/>
         </w:rPr>
-        <w:t xml:space="preserve">We included a comparison based on three simulated viral data sets with known ground truth and report </w:t>
+        <w:t xml:space="preserve">We include a comparison based on three simulated viral data sets with known ground truth and report </w:t>
       </w:r>
       <w:r>
         <w:rPr>
@@ -2043,7 +2143,25 @@
           <w:szCs w:val="28"/>
           <w:lang w:val="en-US"/>
         </w:rPr>
-        <w:t>standard quality measures using broad coverage databases and small databases.</w:t>
+        <w:t xml:space="preserve">standard quality measures </w:t>
+      </w:r>
+      <w:r>
+        <w:rPr>
+          <w:color w:val="2F5496" w:themeColor="accent1" w:themeShade="BF"/>
+          <w:sz w:val="28"/>
+          <w:szCs w:val="28"/>
+          <w:lang w:val="en-US"/>
+        </w:rPr>
+        <w:t>based on</w:t>
+      </w:r>
+      <w:r>
+        <w:rPr>
+          <w:color w:val="2F5496" w:themeColor="accent1" w:themeShade="BF"/>
+          <w:sz w:val="28"/>
+          <w:szCs w:val="28"/>
+          <w:lang w:val="en-US"/>
+        </w:rPr>
+        <w:t xml:space="preserve"> broad coverage databases and small databases.</w:t>
       </w:r>
     </w:p>
     <w:p>
@@ -2280,7 +2398,27 @@
           <w:szCs w:val="28"/>
           <w:lang w:val="en-US"/>
         </w:rPr>
-        <w:t xml:space="preserve"> are not all known ahead of time while filling the filters. Instead, the k-</w:t>
+        <w:t xml:space="preserve"> are not all known ahead of time while filling </w:t>
+      </w:r>
+      <w:r>
+        <w:rPr>
+          <w:rFonts w:ascii="Times New Roman" w:hAnsi="Times New Roman" w:cs="Times New Roman"/>
+          <w:color w:val="2F5496" w:themeColor="accent1" w:themeShade="BF"/>
+          <w:sz w:val="28"/>
+          <w:szCs w:val="28"/>
+          <w:lang w:val="en-US"/>
+        </w:rPr>
+        <w:t xml:space="preserve">two of </w:t>
+      </w:r>
+      <w:r>
+        <w:rPr>
+          <w:rFonts w:ascii="Times New Roman" w:hAnsi="Times New Roman" w:cs="Times New Roman"/>
+          <w:color w:val="2F5496" w:themeColor="accent1" w:themeShade="BF"/>
+          <w:sz w:val="28"/>
+          <w:szCs w:val="28"/>
+          <w:lang w:val="en-US"/>
+        </w:rPr>
+        <w:t>the filters. Instead, the k-</w:t>
       </w:r>
       <w:proofErr w:type="spellStart"/>
       <w:r>
@@ -2508,7 +2646,7 @@
           <w:szCs w:val="28"/>
           <w:lang w:val="en-US"/>
         </w:rPr>
-        <w:t>four</w:t>
+        <w:t>three</w:t>
       </w:r>
       <w:r>
         <w:rPr>
@@ -2564,67 +2702,7 @@
           <w:szCs w:val="28"/>
           <w:lang w:val="en-US"/>
         </w:rPr>
-        <w:t>At database generation time</w:t>
-      </w:r>
-      <w:r>
-        <w:rPr>
-          <w:rFonts w:ascii="Times New Roman" w:hAnsi="Times New Roman" w:cs="Times New Roman"/>
-          <w:color w:val="2F5496" w:themeColor="accent1" w:themeShade="BF"/>
-          <w:sz w:val="28"/>
-          <w:szCs w:val="28"/>
-          <w:lang w:val="en-US"/>
-        </w:rPr>
-        <w:t>,</w:t>
-      </w:r>
-      <w:r>
-        <w:rPr>
-          <w:rFonts w:ascii="Times New Roman" w:hAnsi="Times New Roman" w:cs="Times New Roman"/>
-          <w:color w:val="2F5496" w:themeColor="accent1" w:themeShade="BF"/>
-          <w:sz w:val="28"/>
-          <w:szCs w:val="28"/>
-          <w:lang w:val="en-US"/>
-        </w:rPr>
-        <w:t xml:space="preserve"> it is used </w:t>
-      </w:r>
-      <w:r>
-        <w:rPr>
-          <w:rFonts w:ascii="Times New Roman" w:hAnsi="Times New Roman" w:cs="Times New Roman"/>
-          <w:color w:val="2F5496" w:themeColor="accent1" w:themeShade="BF"/>
-          <w:sz w:val="28"/>
-          <w:szCs w:val="28"/>
-          <w:lang w:val="en-US"/>
-        </w:rPr>
-        <w:t>by</w:t>
-      </w:r>
-      <w:r>
-        <w:rPr>
-          <w:rFonts w:ascii="Times New Roman" w:hAnsi="Times New Roman" w:cs="Times New Roman"/>
-          <w:color w:val="2F5496" w:themeColor="accent1" w:themeShade="BF"/>
-          <w:sz w:val="28"/>
-          <w:szCs w:val="28"/>
-          <w:lang w:val="en-US"/>
-        </w:rPr>
-        <w:t xml:space="preserve"> the </w:t>
-      </w:r>
-      <w:r>
-        <w:rPr>
-          <w:rFonts w:ascii="Times New Roman" w:hAnsi="Times New Roman" w:cs="Times New Roman"/>
-          <w:color w:val="2F5496" w:themeColor="accent1" w:themeShade="BF"/>
-          <w:sz w:val="28"/>
-          <w:szCs w:val="28"/>
-          <w:lang w:val="en-US"/>
-        </w:rPr>
-        <w:t xml:space="preserve">goal </w:t>
-      </w:r>
-      <w:r>
-        <w:rPr>
-          <w:rFonts w:ascii="Times New Roman" w:hAnsi="Times New Roman" w:cs="Times New Roman"/>
-          <w:color w:val="2F5496" w:themeColor="accent1" w:themeShade="BF"/>
-          <w:sz w:val="28"/>
-          <w:szCs w:val="28"/>
-          <w:lang w:val="en-US"/>
-        </w:rPr>
-        <w:t>“</w:t>
+        <w:t>When the database is filled via the goal “</w:t>
       </w:r>
       <w:proofErr w:type="spellStart"/>
       <w:r>
@@ -2635,7 +2713,7 @@
           <w:szCs w:val="28"/>
           <w:lang w:val="en-US"/>
         </w:rPr>
-        <w:t>tempindex</w:t>
+        <w:t>filldb</w:t>
       </w:r>
       <w:proofErr w:type="spellEnd"/>
       <w:r>
@@ -2646,47 +2724,77 @@
           <w:szCs w:val="28"/>
           <w:lang w:val="en-US"/>
         </w:rPr>
-        <w:t xml:space="preserve">” to determine the final size of the database </w:t>
-      </w:r>
-      <w:r>
-        <w:rPr>
-          <w:rFonts w:ascii="Times New Roman" w:hAnsi="Times New Roman" w:cs="Times New Roman"/>
-          <w:color w:val="2F5496" w:themeColor="accent1" w:themeShade="BF"/>
-          <w:sz w:val="28"/>
-          <w:szCs w:val="28"/>
-          <w:lang w:val="en-US"/>
-        </w:rPr>
-        <w:t>as</w:t>
-      </w:r>
-      <w:r>
-        <w:rPr>
-          <w:rFonts w:ascii="Times New Roman" w:hAnsi="Times New Roman" w:cs="Times New Roman"/>
-          <w:color w:val="2F5496" w:themeColor="accent1" w:themeShade="BF"/>
-          <w:sz w:val="28"/>
-          <w:szCs w:val="28"/>
-          <w:lang w:val="en-US"/>
-        </w:rPr>
-        <w:t xml:space="preserve"> the number of </w:t>
-      </w:r>
-      <w:r>
-        <w:rPr>
-          <w:rFonts w:ascii="Times New Roman" w:hAnsi="Times New Roman" w:cs="Times New Roman"/>
-          <w:color w:val="2F5496" w:themeColor="accent1" w:themeShade="BF"/>
-          <w:sz w:val="28"/>
-          <w:szCs w:val="28"/>
-          <w:lang w:val="en-US"/>
-        </w:rPr>
-        <w:t xml:space="preserve">deduplicated </w:t>
-      </w:r>
-      <w:r>
-        <w:rPr>
-          <w:rFonts w:ascii="Times New Roman" w:hAnsi="Times New Roman" w:cs="Times New Roman"/>
-          <w:color w:val="2F5496" w:themeColor="accent1" w:themeShade="BF"/>
-          <w:sz w:val="28"/>
-          <w:szCs w:val="28"/>
-          <w:lang w:val="en-US"/>
-        </w:rPr>
-        <w:t>k-</w:t>
+        <w:t xml:space="preserve">” the corresponding array L </w:t>
+      </w:r>
+      <w:r>
+        <w:rPr>
+          <w:rFonts w:ascii="Times New Roman" w:hAnsi="Times New Roman" w:cs="Times New Roman"/>
+          <w:color w:val="2F5496" w:themeColor="accent1" w:themeShade="BF"/>
+          <w:sz w:val="28"/>
+          <w:szCs w:val="28"/>
+          <w:lang w:val="en-US"/>
+        </w:rPr>
+        <w:t xml:space="preserve">from Section </w:t>
+      </w:r>
+      <w:r>
+        <w:rPr>
+          <w:rFonts w:ascii="Times New Roman" w:hAnsi="Times New Roman" w:cs="Times New Roman"/>
+          <w:color w:val="2F5496" w:themeColor="accent1" w:themeShade="BF"/>
+          <w:sz w:val="28"/>
+          <w:szCs w:val="28"/>
+          <w:lang w:val="en-US"/>
+        </w:rPr>
+        <w:t>2.2</w:t>
+      </w:r>
+      <w:r>
+        <w:rPr>
+          <w:rFonts w:ascii="Times New Roman" w:hAnsi="Times New Roman" w:cs="Times New Roman"/>
+          <w:color w:val="2F5496" w:themeColor="accent1" w:themeShade="BF"/>
+          <w:sz w:val="28"/>
+          <w:szCs w:val="28"/>
+          <w:lang w:val="en-US"/>
+        </w:rPr>
+        <w:t xml:space="preserve"> </w:t>
+      </w:r>
+      <w:r>
+        <w:rPr>
+          <w:rFonts w:ascii="Times New Roman" w:hAnsi="Times New Roman" w:cs="Times New Roman"/>
+          <w:color w:val="2F5496" w:themeColor="accent1" w:themeShade="BF"/>
+          <w:sz w:val="28"/>
+          <w:szCs w:val="28"/>
+          <w:lang w:val="en-US"/>
+        </w:rPr>
+        <w:t xml:space="preserve">is filled in sequential order. As explained </w:t>
+      </w:r>
+      <w:r>
+        <w:rPr>
+          <w:rFonts w:ascii="Times New Roman" w:hAnsi="Times New Roman" w:cs="Times New Roman"/>
+          <w:color w:val="2F5496" w:themeColor="accent1" w:themeShade="BF"/>
+          <w:sz w:val="28"/>
+          <w:szCs w:val="28"/>
+          <w:lang w:val="en-US"/>
+        </w:rPr>
+        <w:t xml:space="preserve">originally </w:t>
+      </w:r>
+      <w:r>
+        <w:rPr>
+          <w:rFonts w:ascii="Times New Roman" w:hAnsi="Times New Roman" w:cs="Times New Roman"/>
+          <w:color w:val="2F5496" w:themeColor="accent1" w:themeShade="BF"/>
+          <w:sz w:val="28"/>
+          <w:szCs w:val="28"/>
+          <w:lang w:val="en-US"/>
+        </w:rPr>
+        <w:t>in Section 2.2.’s Table 1: “</w:t>
+      </w:r>
+      <w:r>
+        <w:rPr>
+          <w:rFonts w:ascii="Times New Roman" w:hAnsi="Times New Roman" w:cs="Times New Roman"/>
+          <w:color w:val="2F5496" w:themeColor="accent1" w:themeShade="BF"/>
+          <w:sz w:val="28"/>
+          <w:szCs w:val="28"/>
+          <w:lang w:val="en-US"/>
+        </w:rPr>
+        <w:t>Duplicate k-</w:t>
       </w:r>
       <w:proofErr w:type="spellStart"/>
       <w:r>
@@ -2708,57 +2816,27 @@
           <w:szCs w:val="28"/>
           <w:lang w:val="en-US"/>
         </w:rPr>
-        <w:t xml:space="preserve"> entries. A </w:t>
-      </w:r>
-      <w:r>
-        <w:rPr>
-          <w:rFonts w:ascii="Times New Roman" w:hAnsi="Times New Roman" w:cs="Times New Roman"/>
-          <w:color w:val="2F5496" w:themeColor="accent1" w:themeShade="BF"/>
-          <w:sz w:val="28"/>
-          <w:szCs w:val="28"/>
-          <w:lang w:val="en-US"/>
-        </w:rPr>
-        <w:t>B</w:t>
-      </w:r>
-      <w:r>
-        <w:rPr>
-          <w:rFonts w:ascii="Times New Roman" w:hAnsi="Times New Roman" w:cs="Times New Roman"/>
-          <w:color w:val="2F5496" w:themeColor="accent1" w:themeShade="BF"/>
-          <w:sz w:val="28"/>
-          <w:szCs w:val="28"/>
-          <w:lang w:val="en-US"/>
-        </w:rPr>
-        <w:t>loom filter lends itself well for th</w:t>
-      </w:r>
-      <w:r>
-        <w:rPr>
-          <w:rFonts w:ascii="Times New Roman" w:hAnsi="Times New Roman" w:cs="Times New Roman"/>
-          <w:color w:val="2F5496" w:themeColor="accent1" w:themeShade="BF"/>
-          <w:sz w:val="28"/>
-          <w:szCs w:val="28"/>
-          <w:lang w:val="en-US"/>
-        </w:rPr>
-        <w:t>is</w:t>
-      </w:r>
-      <w:r>
-        <w:rPr>
-          <w:rFonts w:ascii="Times New Roman" w:hAnsi="Times New Roman" w:cs="Times New Roman"/>
-          <w:color w:val="2F5496" w:themeColor="accent1" w:themeShade="BF"/>
-          <w:sz w:val="28"/>
-          <w:szCs w:val="28"/>
-          <w:lang w:val="en-US"/>
-        </w:rPr>
-        <w:t xml:space="preserve"> purpose as its</w:t>
-      </w:r>
-      <w:r>
-        <w:rPr>
-          <w:rFonts w:ascii="Times New Roman" w:hAnsi="Times New Roman" w:cs="Times New Roman"/>
-          <w:color w:val="2F5496" w:themeColor="accent1" w:themeShade="BF"/>
-          <w:sz w:val="28"/>
-          <w:szCs w:val="28"/>
-          <w:lang w:val="en-US"/>
-        </w:rPr>
-        <w:t xml:space="preserve"> relatively</w:t>
+        <w:t xml:space="preserve"> entries are avoided via a B</w:t>
+      </w:r>
+      <w:r>
+        <w:rPr>
+          <w:rFonts w:ascii="Times New Roman" w:hAnsi="Times New Roman" w:cs="Times New Roman"/>
+          <w:color w:val="2F5496" w:themeColor="accent1" w:themeShade="BF"/>
+          <w:sz w:val="28"/>
+          <w:szCs w:val="28"/>
+          <w:lang w:val="en-US"/>
+        </w:rPr>
+        <w:t>l</w:t>
+      </w:r>
+      <w:r>
+        <w:rPr>
+          <w:rFonts w:ascii="Times New Roman" w:hAnsi="Times New Roman" w:cs="Times New Roman"/>
+          <w:color w:val="2F5496" w:themeColor="accent1" w:themeShade="BF"/>
+          <w:sz w:val="28"/>
+          <w:szCs w:val="28"/>
+          <w:lang w:val="en-US"/>
+        </w:rPr>
+        <w:t>oom filter</w:t>
       </w:r>
       <w:r>
         <w:rPr>
@@ -2778,17 +2856,7 @@
           <w:szCs w:val="28"/>
           <w:lang w:val="en-US"/>
         </w:rPr>
-        <w:t xml:space="preserve">fast </w:t>
-      </w:r>
-      <w:r>
-        <w:rPr>
-          <w:rFonts w:ascii="Times New Roman" w:hAnsi="Times New Roman" w:cs="Times New Roman"/>
-          <w:color w:val="2F5496" w:themeColor="accent1" w:themeShade="BF"/>
-          <w:sz w:val="28"/>
-          <w:szCs w:val="28"/>
-          <w:lang w:val="en-US"/>
-        </w:rPr>
-        <w:t>membership test allows for avoiding double counts. This is explained in Section 2.2 Table 1. Duplicates of k-</w:t>
+        <w:t>that tracks the already stored k-</w:t>
       </w:r>
       <w:proofErr w:type="spellStart"/>
       <w:r>
@@ -2810,47 +2878,67 @@
           <w:szCs w:val="28"/>
           <w:lang w:val="en-US"/>
         </w:rPr>
-        <w:t xml:space="preserve"> would otherwise occur when assessing the database’s size </w:t>
-      </w:r>
-      <w:r>
-        <w:rPr>
-          <w:rFonts w:ascii="Times New Roman" w:hAnsi="Times New Roman" w:cs="Times New Roman"/>
-          <w:color w:val="2F5496" w:themeColor="accent1" w:themeShade="BF"/>
-          <w:sz w:val="28"/>
-          <w:szCs w:val="28"/>
-          <w:lang w:val="en-US"/>
-        </w:rPr>
-        <w:t xml:space="preserve">solely via </w:t>
-      </w:r>
-      <w:r>
-        <w:rPr>
-          <w:rFonts w:ascii="Times New Roman" w:hAnsi="Times New Roman" w:cs="Times New Roman"/>
-          <w:color w:val="2F5496" w:themeColor="accent1" w:themeShade="BF"/>
-          <w:sz w:val="28"/>
-          <w:szCs w:val="28"/>
-          <w:lang w:val="en-US"/>
-        </w:rPr>
-        <w:t>the total number of bases from all genomes to be included. E.g.</w:t>
-      </w:r>
-      <w:r>
-        <w:rPr>
-          <w:rFonts w:ascii="Times New Roman" w:hAnsi="Times New Roman" w:cs="Times New Roman"/>
-          <w:color w:val="2F5496" w:themeColor="accent1" w:themeShade="BF"/>
-          <w:sz w:val="28"/>
-          <w:szCs w:val="28"/>
-          <w:lang w:val="en-US"/>
-        </w:rPr>
-        <w:t>,</w:t>
-      </w:r>
-      <w:r>
-        <w:rPr>
-          <w:rFonts w:ascii="Times New Roman" w:hAnsi="Times New Roman" w:cs="Times New Roman"/>
-          <w:color w:val="2F5496" w:themeColor="accent1" w:themeShade="BF"/>
-          <w:sz w:val="28"/>
-          <w:szCs w:val="28"/>
-          <w:lang w:val="en-US"/>
-        </w:rPr>
-        <w:t xml:space="preserve"> as reported in the last paragraph of Section 3.3.1 with regard to the generation of the database tb: “On average each stored k-</w:t>
+        <w:t>.</w:t>
+      </w:r>
+      <w:r>
+        <w:rPr>
+          <w:rFonts w:ascii="Times New Roman" w:hAnsi="Times New Roman" w:cs="Times New Roman"/>
+          <w:color w:val="2F5496" w:themeColor="accent1" w:themeShade="BF"/>
+          <w:sz w:val="28"/>
+          <w:szCs w:val="28"/>
+          <w:lang w:val="en-US"/>
+        </w:rPr>
+        <w:t xml:space="preserve">” An alternative way </w:t>
+      </w:r>
+      <w:r>
+        <w:rPr>
+          <w:rFonts w:ascii="Times New Roman" w:hAnsi="Times New Roman" w:cs="Times New Roman"/>
+          <w:color w:val="2F5496" w:themeColor="accent1" w:themeShade="BF"/>
+          <w:sz w:val="28"/>
+          <w:szCs w:val="28"/>
+          <w:lang w:val="en-US"/>
+        </w:rPr>
+        <w:t xml:space="preserve">to </w:t>
+      </w:r>
+      <w:r>
+        <w:rPr>
+          <w:rFonts w:ascii="Times New Roman" w:hAnsi="Times New Roman" w:cs="Times New Roman"/>
+          <w:color w:val="2F5496" w:themeColor="accent1" w:themeShade="BF"/>
+          <w:sz w:val="28"/>
+          <w:szCs w:val="28"/>
+          <w:lang w:val="en-US"/>
+        </w:rPr>
+        <w:t xml:space="preserve">avoid duplicates in L would be </w:t>
+      </w:r>
+      <w:r>
+        <w:rPr>
+          <w:rFonts w:ascii="Times New Roman" w:hAnsi="Times New Roman" w:cs="Times New Roman"/>
+          <w:color w:val="2F5496" w:themeColor="accent1" w:themeShade="BF"/>
+          <w:sz w:val="28"/>
+          <w:szCs w:val="28"/>
+          <w:lang w:val="en-US"/>
+        </w:rPr>
+        <w:t>a linear search</w:t>
+      </w:r>
+      <w:r>
+        <w:rPr>
+          <w:rFonts w:ascii="Times New Roman" w:hAnsi="Times New Roman" w:cs="Times New Roman"/>
+          <w:color w:val="2F5496" w:themeColor="accent1" w:themeShade="BF"/>
+          <w:sz w:val="28"/>
+          <w:szCs w:val="28"/>
+          <w:lang w:val="en-US"/>
+        </w:rPr>
+        <w:t xml:space="preserve"> </w:t>
+      </w:r>
+      <w:r>
+        <w:rPr>
+          <w:rFonts w:ascii="Times New Roman" w:hAnsi="Times New Roman" w:cs="Times New Roman"/>
+          <w:color w:val="2F5496" w:themeColor="accent1" w:themeShade="BF"/>
+          <w:sz w:val="28"/>
+          <w:szCs w:val="28"/>
+          <w:lang w:val="en-US"/>
+        </w:rPr>
+        <w:t>to test whether a k-</w:t>
       </w:r>
       <w:proofErr w:type="spellStart"/>
       <w:r>
@@ -2872,7 +2960,27 @@
           <w:szCs w:val="28"/>
           <w:lang w:val="en-US"/>
         </w:rPr>
-        <w:t xml:space="preserve"> occurred 11.2 times in these genomes, as determined by the </w:t>
+        <w:t xml:space="preserve"> is already in L – but that would be way to inefficient. Note that L is not sorted at that point in time – so a binary search is not possible</w:t>
+      </w:r>
+      <w:r>
+        <w:rPr>
+          <w:rFonts w:ascii="Times New Roman" w:hAnsi="Times New Roman" w:cs="Times New Roman"/>
+          <w:color w:val="2F5496" w:themeColor="accent1" w:themeShade="BF"/>
+          <w:sz w:val="28"/>
+          <w:szCs w:val="28"/>
+          <w:lang w:val="en-US"/>
+        </w:rPr>
+        <w:t xml:space="preserve"> then</w:t>
+      </w:r>
+      <w:r>
+        <w:rPr>
+          <w:rFonts w:ascii="Times New Roman" w:hAnsi="Times New Roman" w:cs="Times New Roman"/>
+          <w:color w:val="2F5496" w:themeColor="accent1" w:themeShade="BF"/>
+          <w:sz w:val="28"/>
+          <w:szCs w:val="28"/>
+          <w:lang w:val="en-US"/>
+        </w:rPr>
+        <w:t>. Also, keeping L sorted while entering k-</w:t>
       </w:r>
       <w:proofErr w:type="spellStart"/>
       <w:r>
@@ -2883,7 +2991,17 @@
           <w:szCs w:val="28"/>
           <w:lang w:val="en-US"/>
         </w:rPr>
-        <w:t>tempindex</w:t>
+        <w:t>mer</w:t>
+      </w:r>
+      <w:r>
+        <w:rPr>
+          <w:rFonts w:ascii="Times New Roman" w:hAnsi="Times New Roman" w:cs="Times New Roman"/>
+          <w:color w:val="2F5496" w:themeColor="accent1" w:themeShade="BF"/>
+          <w:sz w:val="28"/>
+          <w:szCs w:val="28"/>
+          <w:lang w:val="en-US"/>
+        </w:rPr>
+        <w:t>s</w:t>
       </w:r>
       <w:proofErr w:type="spellEnd"/>
       <w:r>
@@ -2894,77 +3012,47 @@
           <w:szCs w:val="28"/>
           <w:lang w:val="en-US"/>
         </w:rPr>
-        <w:t xml:space="preserve"> goal ...”</w:t>
-      </w:r>
-      <w:r>
-        <w:rPr>
-          <w:rFonts w:ascii="Times New Roman" w:hAnsi="Times New Roman" w:cs="Times New Roman"/>
-          <w:color w:val="2F5496" w:themeColor="accent1" w:themeShade="BF"/>
-          <w:sz w:val="28"/>
-          <w:szCs w:val="28"/>
-          <w:lang w:val="en-US"/>
-        </w:rPr>
-        <w:t>. Th</w:t>
-      </w:r>
-      <w:r>
-        <w:rPr>
-          <w:rFonts w:ascii="Times New Roman" w:hAnsi="Times New Roman" w:cs="Times New Roman"/>
-          <w:color w:val="2F5496" w:themeColor="accent1" w:themeShade="BF"/>
-          <w:sz w:val="28"/>
-          <w:szCs w:val="28"/>
-          <w:lang w:val="en-US"/>
-        </w:rPr>
-        <w:t>e</w:t>
-      </w:r>
-      <w:r>
-        <w:rPr>
-          <w:rFonts w:ascii="Times New Roman" w:hAnsi="Times New Roman" w:cs="Times New Roman"/>
-          <w:color w:val="2F5496" w:themeColor="accent1" w:themeShade="BF"/>
-          <w:sz w:val="28"/>
-          <w:szCs w:val="28"/>
-          <w:lang w:val="en-US"/>
-        </w:rPr>
-        <w:t xml:space="preserve"> computed number of de</w:t>
-      </w:r>
-      <w:r>
-        <w:rPr>
-          <w:rFonts w:ascii="Times New Roman" w:hAnsi="Times New Roman" w:cs="Times New Roman"/>
-          <w:color w:val="2F5496" w:themeColor="accent1" w:themeShade="BF"/>
-          <w:sz w:val="28"/>
-          <w:szCs w:val="28"/>
-          <w:lang w:val="en-US"/>
-        </w:rPr>
-        <w:t>d</w:t>
-      </w:r>
-      <w:r>
-        <w:rPr>
-          <w:rFonts w:ascii="Times New Roman" w:hAnsi="Times New Roman" w:cs="Times New Roman"/>
-          <w:color w:val="2F5496" w:themeColor="accent1" w:themeShade="BF"/>
-          <w:sz w:val="28"/>
-          <w:szCs w:val="28"/>
-          <w:lang w:val="en-US"/>
-        </w:rPr>
-        <w:t>u</w:t>
-      </w:r>
-      <w:r>
-        <w:rPr>
-          <w:rFonts w:ascii="Times New Roman" w:hAnsi="Times New Roman" w:cs="Times New Roman"/>
-          <w:color w:val="2F5496" w:themeColor="accent1" w:themeShade="BF"/>
-          <w:sz w:val="28"/>
-          <w:szCs w:val="28"/>
-          <w:lang w:val="en-US"/>
-        </w:rPr>
-        <w:t>p</w:t>
-      </w:r>
-      <w:r>
-        <w:rPr>
-          <w:rFonts w:ascii="Times New Roman" w:hAnsi="Times New Roman" w:cs="Times New Roman"/>
-          <w:color w:val="2F5496" w:themeColor="accent1" w:themeShade="BF"/>
-          <w:sz w:val="28"/>
-          <w:szCs w:val="28"/>
-          <w:lang w:val="en-US"/>
-        </w:rPr>
-        <w:t>licated k-</w:t>
+        <w:t xml:space="preserve"> (that stream in </w:t>
+      </w:r>
+      <w:r>
+        <w:rPr>
+          <w:rFonts w:ascii="Times New Roman" w:hAnsi="Times New Roman" w:cs="Times New Roman"/>
+          <w:color w:val="2F5496" w:themeColor="accent1" w:themeShade="BF"/>
+          <w:sz w:val="28"/>
+          <w:szCs w:val="28"/>
+          <w:lang w:val="en-US"/>
+        </w:rPr>
+        <w:t>unordered and</w:t>
+      </w:r>
+      <w:r>
+        <w:rPr>
+          <w:rFonts w:ascii="Times New Roman" w:hAnsi="Times New Roman" w:cs="Times New Roman"/>
+          <w:color w:val="2F5496" w:themeColor="accent1" w:themeShade="BF"/>
+          <w:sz w:val="28"/>
+          <w:szCs w:val="28"/>
+          <w:lang w:val="en-US"/>
+        </w:rPr>
+        <w:t xml:space="preserve"> </w:t>
+      </w:r>
+      <w:r>
+        <w:rPr>
+          <w:rFonts w:ascii="Times New Roman" w:hAnsi="Times New Roman" w:cs="Times New Roman"/>
+          <w:color w:val="2F5496" w:themeColor="accent1" w:themeShade="BF"/>
+          <w:sz w:val="28"/>
+          <w:szCs w:val="28"/>
+          <w:lang w:val="en-US"/>
+        </w:rPr>
+        <w:t>as dictated by the genom</w:t>
+      </w:r>
+      <w:r>
+        <w:rPr>
+          <w:rFonts w:ascii="Times New Roman" w:hAnsi="Times New Roman" w:cs="Times New Roman"/>
+          <w:color w:val="2F5496" w:themeColor="accent1" w:themeShade="BF"/>
+          <w:sz w:val="28"/>
+          <w:szCs w:val="28"/>
+          <w:lang w:val="en-US"/>
+        </w:rPr>
+        <w:t xml:space="preserve">ic files of the </w:t>
       </w:r>
       <w:proofErr w:type="spellStart"/>
       <w:r>
@@ -2975,6 +3063,110 @@
           <w:szCs w:val="28"/>
           <w:lang w:val="en-US"/>
         </w:rPr>
+        <w:t>RefSeq</w:t>
+      </w:r>
+      <w:proofErr w:type="spellEnd"/>
+      <w:r>
+        <w:rPr>
+          <w:rFonts w:ascii="Times New Roman" w:hAnsi="Times New Roman" w:cs="Times New Roman"/>
+          <w:color w:val="2F5496" w:themeColor="accent1" w:themeShade="BF"/>
+          <w:sz w:val="28"/>
+          <w:szCs w:val="28"/>
+          <w:lang w:val="en-US"/>
+        </w:rPr>
+        <w:t xml:space="preserve">) would be too inefficient. </w:t>
+      </w:r>
+      <w:r>
+        <w:rPr>
+          <w:rFonts w:ascii="Times New Roman" w:hAnsi="Times New Roman" w:cs="Times New Roman"/>
+          <w:color w:val="2F5496" w:themeColor="accent1" w:themeShade="BF"/>
+          <w:sz w:val="28"/>
+          <w:szCs w:val="28"/>
+          <w:lang w:val="en-US"/>
+        </w:rPr>
+        <w:t>For clarity</w:t>
+      </w:r>
+      <w:r>
+        <w:rPr>
+          <w:rFonts w:ascii="Times New Roman" w:hAnsi="Times New Roman" w:cs="Times New Roman"/>
+          <w:color w:val="2F5496" w:themeColor="accent1" w:themeShade="BF"/>
+          <w:sz w:val="28"/>
+          <w:szCs w:val="28"/>
+          <w:lang w:val="en-US"/>
+        </w:rPr>
+        <w:t xml:space="preserve">: L </w:t>
+      </w:r>
+      <w:r>
+        <w:rPr>
+          <w:rFonts w:ascii="Times New Roman" w:hAnsi="Times New Roman" w:cs="Times New Roman"/>
+          <w:color w:val="2F5496" w:themeColor="accent1" w:themeShade="BF"/>
+          <w:sz w:val="28"/>
+          <w:szCs w:val="28"/>
+          <w:lang w:val="en-US"/>
+        </w:rPr>
+        <w:t xml:space="preserve">does </w:t>
+      </w:r>
+      <w:r>
+        <w:rPr>
+          <w:rFonts w:ascii="Times New Roman" w:hAnsi="Times New Roman" w:cs="Times New Roman"/>
+          <w:color w:val="2F5496" w:themeColor="accent1" w:themeShade="BF"/>
+          <w:sz w:val="28"/>
+          <w:szCs w:val="28"/>
+          <w:lang w:val="en-US"/>
+        </w:rPr>
+        <w:t>get sorted at the end of the goal “</w:t>
+      </w:r>
+      <w:proofErr w:type="spellStart"/>
+      <w:r>
+        <w:rPr>
+          <w:rFonts w:ascii="Times New Roman" w:hAnsi="Times New Roman" w:cs="Times New Roman"/>
+          <w:color w:val="2F5496" w:themeColor="accent1" w:themeShade="BF"/>
+          <w:sz w:val="28"/>
+          <w:szCs w:val="28"/>
+          <w:lang w:val="en-US"/>
+        </w:rPr>
+        <w:t>filldb</w:t>
+      </w:r>
+      <w:proofErr w:type="spellEnd"/>
+      <w:r>
+        <w:rPr>
+          <w:rFonts w:ascii="Times New Roman" w:hAnsi="Times New Roman" w:cs="Times New Roman"/>
+          <w:color w:val="2F5496" w:themeColor="accent1" w:themeShade="BF"/>
+          <w:sz w:val="28"/>
+          <w:szCs w:val="28"/>
+          <w:lang w:val="en-US"/>
+        </w:rPr>
+        <w:t xml:space="preserve">” after all </w:t>
+      </w:r>
+      <w:r>
+        <w:rPr>
+          <w:rFonts w:ascii="Times New Roman" w:hAnsi="Times New Roman" w:cs="Times New Roman"/>
+          <w:color w:val="2F5496" w:themeColor="accent1" w:themeShade="BF"/>
+          <w:sz w:val="28"/>
+          <w:szCs w:val="28"/>
+          <w:lang w:val="en-US"/>
+        </w:rPr>
+        <w:t xml:space="preserve">of the </w:t>
+      </w:r>
+      <w:r>
+        <w:rPr>
+          <w:rFonts w:ascii="Times New Roman" w:hAnsi="Times New Roman" w:cs="Times New Roman"/>
+          <w:color w:val="2F5496" w:themeColor="accent1" w:themeShade="BF"/>
+          <w:sz w:val="28"/>
+          <w:szCs w:val="28"/>
+          <w:lang w:val="en-US"/>
+        </w:rPr>
+        <w:t>designated k-</w:t>
+      </w:r>
+      <w:proofErr w:type="spellStart"/>
+      <w:r>
+        <w:rPr>
+          <w:rFonts w:ascii="Times New Roman" w:hAnsi="Times New Roman" w:cs="Times New Roman"/>
+          <w:color w:val="2F5496" w:themeColor="accent1" w:themeShade="BF"/>
+          <w:sz w:val="28"/>
+          <w:szCs w:val="28"/>
+          <w:lang w:val="en-US"/>
+        </w:rPr>
         <w:t>mers</w:t>
       </w:r>
       <w:proofErr w:type="spellEnd"/>
@@ -2986,171 +3178,7 @@
           <w:szCs w:val="28"/>
           <w:lang w:val="en-US"/>
         </w:rPr>
-        <w:t xml:space="preserve"> that end</w:t>
-      </w:r>
-      <w:r>
-        <w:rPr>
-          <w:rFonts w:ascii="Times New Roman" w:hAnsi="Times New Roman" w:cs="Times New Roman"/>
-          <w:color w:val="2F5496" w:themeColor="accent1" w:themeShade="BF"/>
-          <w:sz w:val="28"/>
-          <w:szCs w:val="28"/>
-          <w:lang w:val="en-US"/>
-        </w:rPr>
-        <w:t>s</w:t>
-      </w:r>
-      <w:r>
-        <w:rPr>
-          <w:rFonts w:ascii="Times New Roman" w:hAnsi="Times New Roman" w:cs="Times New Roman"/>
-          <w:color w:val="2F5496" w:themeColor="accent1" w:themeShade="BF"/>
-          <w:sz w:val="28"/>
-          <w:szCs w:val="28"/>
-          <w:lang w:val="en-US"/>
-        </w:rPr>
-        <w:t xml:space="preserve"> up in the database is required to allocate the </w:t>
-      </w:r>
-      <w:r>
-        <w:rPr>
-          <w:rFonts w:ascii="Times New Roman" w:hAnsi="Times New Roman" w:cs="Times New Roman"/>
-          <w:color w:val="2F5496" w:themeColor="accent1" w:themeShade="BF"/>
-          <w:sz w:val="28"/>
-          <w:szCs w:val="28"/>
-          <w:lang w:val="en-US"/>
-        </w:rPr>
-        <w:t>(nearly) precise</w:t>
-      </w:r>
-      <w:r>
-        <w:rPr>
-          <w:rFonts w:ascii="Times New Roman" w:hAnsi="Times New Roman" w:cs="Times New Roman"/>
-          <w:color w:val="2F5496" w:themeColor="accent1" w:themeShade="BF"/>
-          <w:sz w:val="28"/>
-          <w:szCs w:val="28"/>
-          <w:lang w:val="en-US"/>
-        </w:rPr>
-        <w:t xml:space="preserve"> number of main memory necessary to fill the database (also briefly explained in Section 2.2’s Table 1).</w:t>
-      </w:r>
-      <w:r>
-        <w:rPr>
-          <w:rFonts w:ascii="Times New Roman" w:hAnsi="Times New Roman" w:cs="Times New Roman"/>
-          <w:color w:val="2F5496" w:themeColor="accent1" w:themeShade="BF"/>
-          <w:sz w:val="28"/>
-          <w:szCs w:val="28"/>
-          <w:lang w:val="en-US"/>
-        </w:rPr>
-        <w:t xml:space="preserve"> Note that this </w:t>
-      </w:r>
-      <w:r>
-        <w:rPr>
-          <w:rFonts w:ascii="Times New Roman" w:hAnsi="Times New Roman" w:cs="Times New Roman"/>
-          <w:color w:val="2F5496" w:themeColor="accent1" w:themeShade="BF"/>
-          <w:sz w:val="28"/>
-          <w:szCs w:val="28"/>
-          <w:lang w:val="en-US"/>
-        </w:rPr>
-        <w:t xml:space="preserve">first </w:t>
-      </w:r>
-      <w:r>
-        <w:rPr>
-          <w:rFonts w:ascii="Times New Roman" w:hAnsi="Times New Roman" w:cs="Times New Roman"/>
-          <w:color w:val="2F5496" w:themeColor="accent1" w:themeShade="BF"/>
-          <w:sz w:val="28"/>
-          <w:szCs w:val="28"/>
-          <w:lang w:val="en-US"/>
-        </w:rPr>
-        <w:t>Bloom filter is dropped after</w:t>
-      </w:r>
-      <w:r>
-        <w:rPr>
-          <w:rFonts w:ascii="Times New Roman" w:hAnsi="Times New Roman" w:cs="Times New Roman"/>
-          <w:color w:val="2F5496" w:themeColor="accent1" w:themeShade="BF"/>
-          <w:sz w:val="28"/>
-          <w:szCs w:val="28"/>
-          <w:lang w:val="en-US"/>
-        </w:rPr>
-        <w:t xml:space="preserve"> the goal</w:t>
-      </w:r>
-      <w:r>
-        <w:rPr>
-          <w:rFonts w:ascii="Times New Roman" w:hAnsi="Times New Roman" w:cs="Times New Roman"/>
-          <w:color w:val="2F5496" w:themeColor="accent1" w:themeShade="BF"/>
-          <w:sz w:val="28"/>
-          <w:szCs w:val="28"/>
-          <w:lang w:val="en-US"/>
-        </w:rPr>
-        <w:t xml:space="preserve"> “</w:t>
-      </w:r>
-      <w:proofErr w:type="spellStart"/>
-      <w:r>
-        <w:rPr>
-          <w:rFonts w:ascii="Times New Roman" w:hAnsi="Times New Roman" w:cs="Times New Roman"/>
-          <w:color w:val="2F5496" w:themeColor="accent1" w:themeShade="BF"/>
-          <w:sz w:val="28"/>
-          <w:szCs w:val="28"/>
-          <w:lang w:val="en-US"/>
-        </w:rPr>
-        <w:t>temp</w:t>
-      </w:r>
-      <w:r>
-        <w:rPr>
-          <w:rFonts w:ascii="Times New Roman" w:hAnsi="Times New Roman" w:cs="Times New Roman"/>
-          <w:color w:val="2F5496" w:themeColor="accent1" w:themeShade="BF"/>
-          <w:sz w:val="28"/>
-          <w:szCs w:val="28"/>
-          <w:lang w:val="en-US"/>
-        </w:rPr>
-        <w:t>index</w:t>
-      </w:r>
-      <w:proofErr w:type="spellEnd"/>
-      <w:r>
-        <w:rPr>
-          <w:rFonts w:ascii="Times New Roman" w:hAnsi="Times New Roman" w:cs="Times New Roman"/>
-          <w:color w:val="2F5496" w:themeColor="accent1" w:themeShade="BF"/>
-          <w:sz w:val="28"/>
-          <w:szCs w:val="28"/>
-          <w:lang w:val="en-US"/>
-        </w:rPr>
-        <w:t>” has completed. The only result needed from it, is the deduplicated number of k-</w:t>
-      </w:r>
-      <w:proofErr w:type="spellStart"/>
-      <w:r>
-        <w:rPr>
-          <w:rFonts w:ascii="Times New Roman" w:hAnsi="Times New Roman" w:cs="Times New Roman"/>
-          <w:color w:val="2F5496" w:themeColor="accent1" w:themeShade="BF"/>
-          <w:sz w:val="28"/>
-          <w:szCs w:val="28"/>
-          <w:lang w:val="en-US"/>
-        </w:rPr>
-        <w:t>mers</w:t>
-      </w:r>
-      <w:proofErr w:type="spellEnd"/>
-      <w:r>
-        <w:rPr>
-          <w:rFonts w:ascii="Times New Roman" w:hAnsi="Times New Roman" w:cs="Times New Roman"/>
-          <w:color w:val="2F5496" w:themeColor="accent1" w:themeShade="BF"/>
-          <w:sz w:val="28"/>
-          <w:szCs w:val="28"/>
-          <w:lang w:val="en-US"/>
-        </w:rPr>
-        <w:t xml:space="preserve"> </w:t>
-      </w:r>
-      <w:r>
-        <w:rPr>
-          <w:rFonts w:ascii="Times New Roman" w:hAnsi="Times New Roman" w:cs="Times New Roman"/>
-          <w:color w:val="2F5496" w:themeColor="accent1" w:themeShade="BF"/>
-          <w:sz w:val="28"/>
-          <w:szCs w:val="28"/>
-          <w:lang w:val="en-US"/>
-        </w:rPr>
-        <w:t>to be stored</w:t>
-      </w:r>
-      <w:r>
-        <w:rPr>
-          <w:rFonts w:ascii="Times New Roman" w:hAnsi="Times New Roman" w:cs="Times New Roman"/>
-          <w:color w:val="2F5496" w:themeColor="accent1" w:themeShade="BF"/>
-          <w:sz w:val="28"/>
-          <w:szCs w:val="28"/>
-          <w:lang w:val="en-US"/>
-        </w:rPr>
-        <w:t xml:space="preserve"> in the database.</w:t>
+        <w:t xml:space="preserve"> were inserted in L.</w:t>
       </w:r>
     </w:p>
     <w:p>
@@ -3171,12 +3199,166 @@
       <w:r>
         <w:rPr>
           <w:rFonts w:ascii="Times New Roman" w:hAnsi="Times New Roman" w:cs="Times New Roman"/>
-          <w:color w:val="2F5496" w:themeColor="accent1" w:themeShade="BF"/>
-          <w:sz w:val="28"/>
-          <w:szCs w:val="28"/>
-          <w:lang w:val="en-US"/>
-        </w:rPr>
-        <w:t>When the database is filled via the goal “</w:t>
+          <w:i/>
+          <w:iCs/>
+          <w:color w:val="2F5496" w:themeColor="accent1" w:themeShade="BF"/>
+          <w:sz w:val="28"/>
+          <w:szCs w:val="28"/>
+          <w:lang w:val="en-US"/>
+        </w:rPr>
+        <w:t>Another</w:t>
+      </w:r>
+      <w:r>
+        <w:rPr>
+          <w:rFonts w:ascii="Times New Roman" w:hAnsi="Times New Roman" w:cs="Times New Roman"/>
+          <w:color w:val="2F5496" w:themeColor="accent1" w:themeShade="BF"/>
+          <w:sz w:val="28"/>
+          <w:szCs w:val="28"/>
+          <w:lang w:val="en-US"/>
+        </w:rPr>
+        <w:t xml:space="preserve"> Bloom filter</w:t>
+      </w:r>
+      <w:r>
+        <w:rPr>
+          <w:rFonts w:ascii="Times New Roman" w:hAnsi="Times New Roman" w:cs="Times New Roman"/>
+          <w:color w:val="2F5496" w:themeColor="accent1" w:themeShade="BF"/>
+          <w:sz w:val="28"/>
+          <w:szCs w:val="28"/>
+          <w:lang w:val="en-US"/>
+        </w:rPr>
+        <w:t xml:space="preserve">, i.e. a </w:t>
+      </w:r>
+      <w:r>
+        <w:rPr>
+          <w:rFonts w:ascii="Times New Roman" w:hAnsi="Times New Roman" w:cs="Times New Roman"/>
+          <w:i/>
+          <w:iCs/>
+          <w:color w:val="2F5496" w:themeColor="accent1" w:themeShade="BF"/>
+          <w:sz w:val="28"/>
+          <w:szCs w:val="28"/>
+          <w:lang w:val="en-US"/>
+        </w:rPr>
+        <w:t>Blocked</w:t>
+      </w:r>
+      <w:r>
+        <w:rPr>
+          <w:rFonts w:ascii="Times New Roman" w:hAnsi="Times New Roman" w:cs="Times New Roman"/>
+          <w:color w:val="2F5496" w:themeColor="accent1" w:themeShade="BF"/>
+          <w:sz w:val="28"/>
+          <w:szCs w:val="28"/>
+          <w:lang w:val="en-US"/>
+        </w:rPr>
+        <w:t xml:space="preserve"> Bloom filter, </w:t>
+      </w:r>
+      <w:r>
+        <w:rPr>
+          <w:rFonts w:ascii="Times New Roman" w:hAnsi="Times New Roman" w:cs="Times New Roman"/>
+          <w:color w:val="2F5496" w:themeColor="accent1" w:themeShade="BF"/>
+          <w:sz w:val="28"/>
+          <w:szCs w:val="28"/>
+          <w:lang w:val="en-US"/>
+        </w:rPr>
+        <w:t>with a relatively high false positive rate (of 1%) is used</w:t>
+      </w:r>
+      <w:r>
+        <w:rPr>
+          <w:rFonts w:ascii="Times New Roman" w:hAnsi="Times New Roman" w:cs="Times New Roman"/>
+          <w:color w:val="2F5496" w:themeColor="accent1" w:themeShade="BF"/>
+          <w:sz w:val="28"/>
+          <w:szCs w:val="28"/>
+          <w:lang w:val="en-US"/>
+        </w:rPr>
+        <w:t xml:space="preserve"> at read classification </w:t>
+      </w:r>
+      <w:r>
+        <w:rPr>
+          <w:rFonts w:ascii="Times New Roman" w:hAnsi="Times New Roman" w:cs="Times New Roman"/>
+          <w:color w:val="2F5496" w:themeColor="accent1" w:themeShade="BF"/>
+          <w:sz w:val="28"/>
+          <w:szCs w:val="28"/>
+          <w:lang w:val="en-US"/>
+        </w:rPr>
+        <w:t xml:space="preserve">time </w:t>
+      </w:r>
+      <w:r>
+        <w:rPr>
+          <w:rFonts w:ascii="Times New Roman" w:hAnsi="Times New Roman" w:cs="Times New Roman"/>
+          <w:color w:val="2F5496" w:themeColor="accent1" w:themeShade="BF"/>
+          <w:sz w:val="28"/>
+          <w:szCs w:val="28"/>
+          <w:lang w:val="en-US"/>
+        </w:rPr>
+        <w:t>as you described</w:t>
+      </w:r>
+      <w:r>
+        <w:rPr>
+          <w:rFonts w:ascii="Times New Roman" w:hAnsi="Times New Roman" w:cs="Times New Roman"/>
+          <w:color w:val="2F5496" w:themeColor="accent1" w:themeShade="BF"/>
+          <w:sz w:val="28"/>
+          <w:szCs w:val="28"/>
+          <w:lang w:val="en-US"/>
+        </w:rPr>
+        <w:t xml:space="preserve"> above</w:t>
+      </w:r>
+      <w:r>
+        <w:rPr>
+          <w:rFonts w:ascii="Times New Roman" w:hAnsi="Times New Roman" w:cs="Times New Roman"/>
+          <w:color w:val="2F5496" w:themeColor="accent1" w:themeShade="BF"/>
+          <w:sz w:val="28"/>
+          <w:szCs w:val="28"/>
+          <w:lang w:val="en-US"/>
+        </w:rPr>
+        <w:t>:</w:t>
+      </w:r>
+      <w:r>
+        <w:rPr>
+          <w:rFonts w:ascii="Times New Roman" w:hAnsi="Times New Roman" w:cs="Times New Roman"/>
+          <w:color w:val="2F5496" w:themeColor="accent1" w:themeShade="BF"/>
+          <w:sz w:val="28"/>
+          <w:szCs w:val="28"/>
+          <w:lang w:val="en-US"/>
+        </w:rPr>
+        <w:t xml:space="preserve"> During read analysis</w:t>
+      </w:r>
+      <w:r>
+        <w:rPr>
+          <w:rFonts w:ascii="Times New Roman" w:hAnsi="Times New Roman" w:cs="Times New Roman"/>
+          <w:color w:val="2F5496" w:themeColor="accent1" w:themeShade="BF"/>
+          <w:sz w:val="28"/>
+          <w:szCs w:val="28"/>
+          <w:lang w:val="en-US"/>
+        </w:rPr>
+        <w:t>,</w:t>
+      </w:r>
+      <w:r>
+        <w:rPr>
+          <w:rFonts w:ascii="Times New Roman" w:hAnsi="Times New Roman" w:cs="Times New Roman"/>
+          <w:color w:val="2F5496" w:themeColor="accent1" w:themeShade="BF"/>
+          <w:sz w:val="28"/>
+          <w:szCs w:val="28"/>
+          <w:lang w:val="en-US"/>
+        </w:rPr>
+        <w:t xml:space="preserve"> the </w:t>
+      </w:r>
+      <w:r>
+        <w:rPr>
+          <w:rFonts w:ascii="Times New Roman" w:hAnsi="Times New Roman" w:cs="Times New Roman"/>
+          <w:color w:val="2F5496" w:themeColor="accent1" w:themeShade="BF"/>
+          <w:sz w:val="28"/>
+          <w:szCs w:val="28"/>
+          <w:lang w:val="en-US"/>
+        </w:rPr>
+        <w:t xml:space="preserve">Blocked </w:t>
+      </w:r>
+      <w:r>
+        <w:rPr>
+          <w:rFonts w:ascii="Times New Roman" w:hAnsi="Times New Roman" w:cs="Times New Roman"/>
+          <w:color w:val="2F5496" w:themeColor="accent1" w:themeShade="BF"/>
+          <w:sz w:val="28"/>
+          <w:szCs w:val="28"/>
+          <w:lang w:val="en-US"/>
+        </w:rPr>
+        <w:t>Bloom filter is used for an initial check to assess whether a k-</w:t>
       </w:r>
       <w:proofErr w:type="spellStart"/>
       <w:r>
@@ -3187,7 +3369,7 @@
           <w:szCs w:val="28"/>
           <w:lang w:val="en-US"/>
         </w:rPr>
-        <w:t>filldb</w:t>
+        <w:t>mer</w:t>
       </w:r>
       <w:proofErr w:type="spellEnd"/>
       <w:r>
@@ -3198,27 +3380,37 @@
           <w:szCs w:val="28"/>
           <w:lang w:val="en-US"/>
         </w:rPr>
-        <w:t xml:space="preserve">” the corresponding array L </w:t>
-      </w:r>
-      <w:r>
-        <w:rPr>
-          <w:rFonts w:ascii="Times New Roman" w:hAnsi="Times New Roman" w:cs="Times New Roman"/>
-          <w:color w:val="2F5496" w:themeColor="accent1" w:themeShade="BF"/>
-          <w:sz w:val="28"/>
-          <w:szCs w:val="28"/>
-          <w:lang w:val="en-US"/>
-        </w:rPr>
-        <w:t xml:space="preserve">from Section </w:t>
-      </w:r>
-      <w:r>
-        <w:rPr>
-          <w:rFonts w:ascii="Times New Roman" w:hAnsi="Times New Roman" w:cs="Times New Roman"/>
-          <w:color w:val="2F5496" w:themeColor="accent1" w:themeShade="BF"/>
-          <w:sz w:val="28"/>
-          <w:szCs w:val="28"/>
-          <w:lang w:val="en-US"/>
-        </w:rPr>
-        <w:t>2.2</w:t>
+        <w:t xml:space="preserve"> is stored in L without a lookup in L. Although L is sorted </w:t>
+      </w:r>
+      <w:r>
+        <w:rPr>
+          <w:rFonts w:ascii="Times New Roman" w:hAnsi="Times New Roman" w:cs="Times New Roman"/>
+          <w:color w:val="2F5496" w:themeColor="accent1" w:themeShade="BF"/>
+          <w:sz w:val="28"/>
+          <w:szCs w:val="28"/>
+          <w:lang w:val="en-US"/>
+        </w:rPr>
+        <w:t>by then</w:t>
+      </w:r>
+      <w:r>
+        <w:rPr>
+          <w:rFonts w:ascii="Times New Roman" w:hAnsi="Times New Roman" w:cs="Times New Roman"/>
+          <w:color w:val="2F5496" w:themeColor="accent1" w:themeShade="BF"/>
+          <w:sz w:val="28"/>
+          <w:szCs w:val="28"/>
+          <w:lang w:val="en-US"/>
+        </w:rPr>
+        <w:t>,</w:t>
+      </w:r>
+      <w:r>
+        <w:rPr>
+          <w:rFonts w:ascii="Times New Roman" w:hAnsi="Times New Roman" w:cs="Times New Roman"/>
+          <w:color w:val="2F5496" w:themeColor="accent1" w:themeShade="BF"/>
+          <w:sz w:val="28"/>
+          <w:szCs w:val="28"/>
+          <w:lang w:val="en-US"/>
+        </w:rPr>
+        <w:t xml:space="preserve"> which</w:t>
       </w:r>
       <w:r>
         <w:rPr>
@@ -3238,17 +3430,347 @@
           <w:szCs w:val="28"/>
           <w:lang w:val="en-US"/>
         </w:rPr>
-        <w:t>is filled in sequential order. As explained in Section 2.2.’s Table 1: “</w:t>
-      </w:r>
-      <w:r>
-        <w:rPr>
-          <w:rFonts w:ascii="Times New Roman" w:hAnsi="Times New Roman" w:cs="Times New Roman"/>
-          <w:color w:val="2F5496" w:themeColor="accent1" w:themeShade="BF"/>
-          <w:sz w:val="28"/>
-          <w:szCs w:val="28"/>
-          <w:lang w:val="en-US"/>
-        </w:rPr>
-        <w:t>Duplicate k-</w:t>
+        <w:t>allow</w:t>
+      </w:r>
+      <w:r>
+        <w:rPr>
+          <w:rFonts w:ascii="Times New Roman" w:hAnsi="Times New Roman" w:cs="Times New Roman"/>
+          <w:color w:val="2F5496" w:themeColor="accent1" w:themeShade="BF"/>
+          <w:sz w:val="28"/>
+          <w:szCs w:val="28"/>
+          <w:lang w:val="en-US"/>
+        </w:rPr>
+        <w:t>s</w:t>
+      </w:r>
+      <w:r>
+        <w:rPr>
+          <w:rFonts w:ascii="Times New Roman" w:hAnsi="Times New Roman" w:cs="Times New Roman"/>
+          <w:color w:val="2F5496" w:themeColor="accent1" w:themeShade="BF"/>
+          <w:sz w:val="28"/>
+          <w:szCs w:val="28"/>
+          <w:lang w:val="en-US"/>
+        </w:rPr>
+        <w:t xml:space="preserve"> for a binary search</w:t>
+      </w:r>
+      <w:r>
+        <w:rPr>
+          <w:rFonts w:ascii="Times New Roman" w:hAnsi="Times New Roman" w:cs="Times New Roman"/>
+          <w:color w:val="2F5496" w:themeColor="accent1" w:themeShade="BF"/>
+          <w:sz w:val="28"/>
+          <w:szCs w:val="28"/>
+          <w:lang w:val="en-US"/>
+        </w:rPr>
+        <w:t>,</w:t>
+      </w:r>
+      <w:r>
+        <w:rPr>
+          <w:rFonts w:ascii="Times New Roman" w:hAnsi="Times New Roman" w:cs="Times New Roman"/>
+          <w:color w:val="2F5496" w:themeColor="accent1" w:themeShade="BF"/>
+          <w:sz w:val="28"/>
+          <w:szCs w:val="28"/>
+          <w:lang w:val="en-US"/>
+        </w:rPr>
+        <w:t xml:space="preserve"> we found that the </w:t>
+      </w:r>
+      <w:r>
+        <w:rPr>
+          <w:rFonts w:ascii="Times New Roman" w:hAnsi="Times New Roman" w:cs="Times New Roman"/>
+          <w:color w:val="2F5496" w:themeColor="accent1" w:themeShade="BF"/>
+          <w:sz w:val="28"/>
+          <w:szCs w:val="28"/>
+          <w:lang w:val="en-US"/>
+        </w:rPr>
+        <w:t xml:space="preserve">Blocked </w:t>
+      </w:r>
+      <w:r>
+        <w:rPr>
+          <w:rFonts w:ascii="Times New Roman" w:hAnsi="Times New Roman" w:cs="Times New Roman"/>
+          <w:color w:val="2F5496" w:themeColor="accent1" w:themeShade="BF"/>
+          <w:sz w:val="28"/>
+          <w:szCs w:val="28"/>
+          <w:lang w:val="en-US"/>
+        </w:rPr>
+        <w:t xml:space="preserve">Bloom filter check is still much faster than the lookup in L. </w:t>
+      </w:r>
+      <w:r>
+        <w:rPr>
+          <w:rFonts w:ascii="Times New Roman" w:hAnsi="Times New Roman" w:cs="Times New Roman"/>
+          <w:color w:val="2F5496" w:themeColor="accent1" w:themeShade="BF"/>
+          <w:sz w:val="28"/>
+          <w:szCs w:val="28"/>
+          <w:lang w:val="en-US"/>
+        </w:rPr>
+        <w:t>Only w</w:t>
+      </w:r>
+      <w:r>
+        <w:rPr>
+          <w:rFonts w:ascii="Times New Roman" w:hAnsi="Times New Roman" w:cs="Times New Roman"/>
+          <w:color w:val="2F5496" w:themeColor="accent1" w:themeShade="BF"/>
+          <w:sz w:val="28"/>
+          <w:szCs w:val="28"/>
+          <w:lang w:val="en-US"/>
+        </w:rPr>
+        <w:t xml:space="preserve">hen the </w:t>
+      </w:r>
+      <w:r>
+        <w:rPr>
+          <w:rFonts w:ascii="Times New Roman" w:hAnsi="Times New Roman" w:cs="Times New Roman"/>
+          <w:color w:val="2F5496" w:themeColor="accent1" w:themeShade="BF"/>
+          <w:sz w:val="28"/>
+          <w:szCs w:val="28"/>
+          <w:lang w:val="en-US"/>
+        </w:rPr>
+        <w:t xml:space="preserve">Blocked </w:t>
+      </w:r>
+      <w:r>
+        <w:rPr>
+          <w:rFonts w:ascii="Times New Roman" w:hAnsi="Times New Roman" w:cs="Times New Roman"/>
+          <w:color w:val="2F5496" w:themeColor="accent1" w:themeShade="BF"/>
+          <w:sz w:val="28"/>
+          <w:szCs w:val="28"/>
+          <w:lang w:val="en-US"/>
+        </w:rPr>
+        <w:t xml:space="preserve">Bloom filter </w:t>
+      </w:r>
+      <w:r>
+        <w:rPr>
+          <w:rFonts w:ascii="Times New Roman" w:hAnsi="Times New Roman" w:cs="Times New Roman"/>
+          <w:color w:val="2F5496" w:themeColor="accent1" w:themeShade="BF"/>
+          <w:sz w:val="28"/>
+          <w:szCs w:val="28"/>
+          <w:lang w:val="en-US"/>
+        </w:rPr>
+        <w:t>check is positive</w:t>
+      </w:r>
+      <w:r>
+        <w:rPr>
+          <w:rFonts w:ascii="Times New Roman" w:hAnsi="Times New Roman" w:cs="Times New Roman"/>
+          <w:color w:val="2F5496" w:themeColor="accent1" w:themeShade="BF"/>
+          <w:sz w:val="28"/>
+          <w:szCs w:val="28"/>
+          <w:lang w:val="en-US"/>
+        </w:rPr>
+        <w:t>,</w:t>
+      </w:r>
+      <w:r>
+        <w:rPr>
+          <w:rFonts w:ascii="Times New Roman" w:hAnsi="Times New Roman" w:cs="Times New Roman"/>
+          <w:color w:val="2F5496" w:themeColor="accent1" w:themeShade="BF"/>
+          <w:sz w:val="28"/>
+          <w:szCs w:val="28"/>
+          <w:lang w:val="en-US"/>
+        </w:rPr>
+        <w:t xml:space="preserve"> L is </w:t>
+      </w:r>
+      <w:r>
+        <w:rPr>
+          <w:rFonts w:ascii="Times New Roman" w:hAnsi="Times New Roman" w:cs="Times New Roman"/>
+          <w:color w:val="2F5496" w:themeColor="accent1" w:themeShade="BF"/>
+          <w:sz w:val="28"/>
+          <w:szCs w:val="28"/>
+          <w:lang w:val="en-US"/>
+        </w:rPr>
+        <w:t xml:space="preserve">consulted (via </w:t>
+      </w:r>
+      <w:r>
+        <w:rPr>
+          <w:rFonts w:ascii="Times New Roman" w:hAnsi="Times New Roman" w:cs="Times New Roman"/>
+          <w:color w:val="2F5496" w:themeColor="accent1" w:themeShade="BF"/>
+          <w:sz w:val="28"/>
+          <w:szCs w:val="28"/>
+          <w:lang w:val="en-US"/>
+        </w:rPr>
+        <w:t xml:space="preserve">a </w:t>
+      </w:r>
+      <w:r>
+        <w:rPr>
+          <w:rFonts w:ascii="Times New Roman" w:hAnsi="Times New Roman" w:cs="Times New Roman"/>
+          <w:color w:val="2F5496" w:themeColor="accent1" w:themeShade="BF"/>
+          <w:sz w:val="28"/>
+          <w:szCs w:val="28"/>
+          <w:lang w:val="en-US"/>
+        </w:rPr>
+        <w:t>binary search)</w:t>
+      </w:r>
+      <w:r>
+        <w:rPr>
+          <w:rFonts w:ascii="Times New Roman" w:hAnsi="Times New Roman" w:cs="Times New Roman"/>
+          <w:color w:val="2F5496" w:themeColor="accent1" w:themeShade="BF"/>
+          <w:sz w:val="28"/>
+          <w:szCs w:val="28"/>
+          <w:lang w:val="en-US"/>
+        </w:rPr>
+        <w:t xml:space="preserve"> to </w:t>
+      </w:r>
+      <w:r>
+        <w:rPr>
+          <w:rFonts w:ascii="Times New Roman" w:hAnsi="Times New Roman" w:cs="Times New Roman"/>
+          <w:color w:val="2F5496" w:themeColor="accent1" w:themeShade="BF"/>
+          <w:sz w:val="28"/>
+          <w:szCs w:val="28"/>
+          <w:lang w:val="en-US"/>
+        </w:rPr>
+        <w:t>get</w:t>
+      </w:r>
+      <w:r>
+        <w:rPr>
+          <w:rFonts w:ascii="Times New Roman" w:hAnsi="Times New Roman" w:cs="Times New Roman"/>
+          <w:color w:val="2F5496" w:themeColor="accent1" w:themeShade="BF"/>
+          <w:sz w:val="28"/>
+          <w:szCs w:val="28"/>
+          <w:lang w:val="en-US"/>
+        </w:rPr>
+        <w:t xml:space="preserve"> the tax</w:t>
+      </w:r>
+      <w:r>
+        <w:rPr>
+          <w:rFonts w:ascii="Times New Roman" w:hAnsi="Times New Roman" w:cs="Times New Roman"/>
+          <w:color w:val="2F5496" w:themeColor="accent1" w:themeShade="BF"/>
+          <w:sz w:val="28"/>
+          <w:szCs w:val="28"/>
+          <w:lang w:val="en-US"/>
+        </w:rPr>
+        <w:t>on</w:t>
+      </w:r>
+      <w:r>
+        <w:rPr>
+          <w:rFonts w:ascii="Times New Roman" w:hAnsi="Times New Roman" w:cs="Times New Roman"/>
+          <w:color w:val="2F5496" w:themeColor="accent1" w:themeShade="BF"/>
+          <w:sz w:val="28"/>
+          <w:szCs w:val="28"/>
+          <w:lang w:val="en-US"/>
+        </w:rPr>
+        <w:t xml:space="preserve"> associated with the k-mer. </w:t>
+      </w:r>
+      <w:r>
+        <w:rPr>
+          <w:rFonts w:ascii="Times New Roman" w:hAnsi="Times New Roman" w:cs="Times New Roman"/>
+          <w:color w:val="2F5496" w:themeColor="accent1" w:themeShade="BF"/>
+          <w:sz w:val="28"/>
+          <w:szCs w:val="28"/>
+          <w:lang w:val="en-US"/>
+        </w:rPr>
+        <w:t>S</w:t>
+      </w:r>
+      <w:r>
+        <w:rPr>
+          <w:rFonts w:ascii="Times New Roman" w:hAnsi="Times New Roman" w:cs="Times New Roman"/>
+          <w:color w:val="2F5496" w:themeColor="accent1" w:themeShade="BF"/>
+          <w:sz w:val="28"/>
+          <w:szCs w:val="28"/>
+          <w:lang w:val="en-US"/>
+        </w:rPr>
+        <w:t xml:space="preserve">ince </w:t>
+      </w:r>
+      <w:r>
+        <w:rPr>
+          <w:rFonts w:ascii="Times New Roman" w:hAnsi="Times New Roman" w:cs="Times New Roman"/>
+          <w:color w:val="2F5496" w:themeColor="accent1" w:themeShade="BF"/>
+          <w:sz w:val="28"/>
+          <w:szCs w:val="28"/>
+          <w:lang w:val="en-US"/>
+        </w:rPr>
+        <w:t>the</w:t>
+      </w:r>
+      <w:r>
+        <w:rPr>
+          <w:rFonts w:ascii="Times New Roman" w:hAnsi="Times New Roman" w:cs="Times New Roman"/>
+          <w:color w:val="2F5496" w:themeColor="accent1" w:themeShade="BF"/>
+          <w:sz w:val="28"/>
+          <w:szCs w:val="28"/>
+          <w:lang w:val="en-US"/>
+        </w:rPr>
+        <w:t xml:space="preserve"> </w:t>
+      </w:r>
+      <w:r>
+        <w:rPr>
+          <w:rFonts w:ascii="Times New Roman" w:hAnsi="Times New Roman" w:cs="Times New Roman"/>
+          <w:color w:val="2F5496" w:themeColor="accent1" w:themeShade="BF"/>
+          <w:sz w:val="28"/>
+          <w:szCs w:val="28"/>
+          <w:lang w:val="en-US"/>
+        </w:rPr>
+        <w:t xml:space="preserve">Blocked </w:t>
+      </w:r>
+      <w:r>
+        <w:rPr>
+          <w:rFonts w:ascii="Times New Roman" w:hAnsi="Times New Roman" w:cs="Times New Roman"/>
+          <w:color w:val="2F5496" w:themeColor="accent1" w:themeShade="BF"/>
+          <w:sz w:val="28"/>
+          <w:szCs w:val="28"/>
+          <w:lang w:val="en-US"/>
+        </w:rPr>
+        <w:t>Bloom filter has a false positive rate</w:t>
+      </w:r>
+      <w:r>
+        <w:rPr>
+          <w:rFonts w:ascii="Times New Roman" w:hAnsi="Times New Roman" w:cs="Times New Roman"/>
+          <w:color w:val="2F5496" w:themeColor="accent1" w:themeShade="BF"/>
+          <w:sz w:val="28"/>
+          <w:szCs w:val="28"/>
+          <w:lang w:val="en-US"/>
+        </w:rPr>
+        <w:t>,</w:t>
+      </w:r>
+      <w:r>
+        <w:rPr>
+          <w:rFonts w:ascii="Times New Roman" w:hAnsi="Times New Roman" w:cs="Times New Roman"/>
+          <w:color w:val="2F5496" w:themeColor="accent1" w:themeShade="BF"/>
+          <w:sz w:val="28"/>
+          <w:szCs w:val="28"/>
+          <w:lang w:val="en-US"/>
+        </w:rPr>
+        <w:t xml:space="preserve"> this </w:t>
+      </w:r>
+      <w:r>
+        <w:rPr>
+          <w:rFonts w:ascii="Times New Roman" w:hAnsi="Times New Roman" w:cs="Times New Roman"/>
+          <w:color w:val="2F5496" w:themeColor="accent1" w:themeShade="BF"/>
+          <w:sz w:val="28"/>
+          <w:szCs w:val="28"/>
+          <w:lang w:val="en-US"/>
+        </w:rPr>
+        <w:t xml:space="preserve">lookup </w:t>
+      </w:r>
+      <w:r>
+        <w:rPr>
+          <w:rFonts w:ascii="Times New Roman" w:hAnsi="Times New Roman" w:cs="Times New Roman"/>
+          <w:color w:val="2F5496" w:themeColor="accent1" w:themeShade="BF"/>
+          <w:sz w:val="28"/>
+          <w:szCs w:val="28"/>
+          <w:lang w:val="en-US"/>
+        </w:rPr>
+        <w:t xml:space="preserve">also </w:t>
+      </w:r>
+      <w:r>
+        <w:rPr>
+          <w:rFonts w:ascii="Times New Roman" w:hAnsi="Times New Roman" w:cs="Times New Roman"/>
+          <w:color w:val="2F5496" w:themeColor="accent1" w:themeShade="BF"/>
+          <w:sz w:val="28"/>
+          <w:szCs w:val="28"/>
+          <w:lang w:val="en-US"/>
+        </w:rPr>
+        <w:t xml:space="preserve">guarantees that </w:t>
+      </w:r>
+      <w:r>
+        <w:rPr>
+          <w:rFonts w:ascii="Times New Roman" w:hAnsi="Times New Roman" w:cs="Times New Roman"/>
+          <w:color w:val="2F5496" w:themeColor="accent1" w:themeShade="BF"/>
+          <w:sz w:val="28"/>
+          <w:szCs w:val="28"/>
+          <w:lang w:val="en-US"/>
+        </w:rPr>
+        <w:t>the related</w:t>
+      </w:r>
+      <w:r>
+        <w:rPr>
+          <w:rFonts w:ascii="Times New Roman" w:hAnsi="Times New Roman" w:cs="Times New Roman"/>
+          <w:color w:val="2F5496" w:themeColor="accent1" w:themeShade="BF"/>
+          <w:sz w:val="28"/>
+          <w:szCs w:val="28"/>
+          <w:lang w:val="en-US"/>
+        </w:rPr>
+        <w:t xml:space="preserve"> k-</w:t>
       </w:r>
       <w:proofErr w:type="spellStart"/>
       <w:r>
@@ -3270,27 +3792,17 @@
           <w:szCs w:val="28"/>
           <w:lang w:val="en-US"/>
         </w:rPr>
-        <w:t xml:space="preserve"> entries are avoided via a B</w:t>
-      </w:r>
-      <w:r>
-        <w:rPr>
-          <w:rFonts w:ascii="Times New Roman" w:hAnsi="Times New Roman" w:cs="Times New Roman"/>
-          <w:color w:val="2F5496" w:themeColor="accent1" w:themeShade="BF"/>
-          <w:sz w:val="28"/>
-          <w:szCs w:val="28"/>
-          <w:lang w:val="en-US"/>
-        </w:rPr>
-        <w:t>l</w:t>
-      </w:r>
-      <w:r>
-        <w:rPr>
-          <w:rFonts w:ascii="Times New Roman" w:hAnsi="Times New Roman" w:cs="Times New Roman"/>
-          <w:color w:val="2F5496" w:themeColor="accent1" w:themeShade="BF"/>
-          <w:sz w:val="28"/>
-          <w:szCs w:val="28"/>
-          <w:lang w:val="en-US"/>
-        </w:rPr>
-        <w:t>oom filter</w:t>
+        <w:t xml:space="preserve"> truly </w:t>
+      </w:r>
+      <w:r>
+        <w:rPr>
+          <w:rFonts w:ascii="Times New Roman" w:hAnsi="Times New Roman" w:cs="Times New Roman"/>
+          <w:color w:val="2F5496" w:themeColor="accent1" w:themeShade="BF"/>
+          <w:sz w:val="28"/>
+          <w:szCs w:val="28"/>
+          <w:lang w:val="en-US"/>
+        </w:rPr>
+        <w:t>exists</w:t>
       </w:r>
       <w:r>
         <w:rPr>
@@ -3310,7 +3822,107 @@
           <w:szCs w:val="28"/>
           <w:lang w:val="en-US"/>
         </w:rPr>
-        <w:t>that tracks the already stored k-</w:t>
+        <w:t>in the database</w:t>
+      </w:r>
+      <w:r>
+        <w:rPr>
+          <w:rFonts w:ascii="Times New Roman" w:hAnsi="Times New Roman" w:cs="Times New Roman"/>
+          <w:color w:val="2F5496" w:themeColor="accent1" w:themeShade="BF"/>
+          <w:sz w:val="28"/>
+          <w:szCs w:val="28"/>
+          <w:lang w:val="en-US"/>
+        </w:rPr>
+        <w:t>.</w:t>
+      </w:r>
+      <w:r>
+        <w:rPr>
+          <w:rFonts w:ascii="Times New Roman" w:hAnsi="Times New Roman" w:cs="Times New Roman"/>
+          <w:color w:val="2F5496" w:themeColor="accent1" w:themeShade="BF"/>
+          <w:sz w:val="28"/>
+          <w:szCs w:val="28"/>
+          <w:lang w:val="en-US"/>
+        </w:rPr>
+        <w:t xml:space="preserve"> (</w:t>
+      </w:r>
+      <w:r>
+        <w:rPr>
+          <w:rFonts w:ascii="Times New Roman" w:hAnsi="Times New Roman" w:cs="Times New Roman"/>
+          <w:color w:val="2F5496" w:themeColor="accent1" w:themeShade="BF"/>
+          <w:sz w:val="28"/>
+          <w:szCs w:val="28"/>
+          <w:lang w:val="en-US"/>
+        </w:rPr>
+        <w:t>F</w:t>
+      </w:r>
+      <w:r>
+        <w:rPr>
+          <w:rFonts w:ascii="Times New Roman" w:hAnsi="Times New Roman" w:cs="Times New Roman"/>
+          <w:color w:val="2F5496" w:themeColor="accent1" w:themeShade="BF"/>
+          <w:sz w:val="28"/>
+          <w:szCs w:val="28"/>
+          <w:lang w:val="en-US"/>
+        </w:rPr>
+        <w:t xml:space="preserve">irst consulting the </w:t>
+      </w:r>
+      <w:r>
+        <w:rPr>
+          <w:rFonts w:ascii="Times New Roman" w:hAnsi="Times New Roman" w:cs="Times New Roman"/>
+          <w:color w:val="2F5496" w:themeColor="accent1" w:themeShade="BF"/>
+          <w:sz w:val="28"/>
+          <w:szCs w:val="28"/>
+          <w:lang w:val="en-US"/>
+        </w:rPr>
+        <w:t xml:space="preserve">Blocked </w:t>
+      </w:r>
+      <w:r>
+        <w:rPr>
+          <w:rFonts w:ascii="Times New Roman" w:hAnsi="Times New Roman" w:cs="Times New Roman"/>
+          <w:color w:val="2F5496" w:themeColor="accent1" w:themeShade="BF"/>
+          <w:sz w:val="28"/>
+          <w:szCs w:val="28"/>
+          <w:lang w:val="en-US"/>
+        </w:rPr>
+        <w:t>Bloom filter and then (when that check is positive) potentially consulting L pays off</w:t>
+      </w:r>
+      <w:r>
+        <w:rPr>
+          <w:rFonts w:ascii="Times New Roman" w:hAnsi="Times New Roman" w:cs="Times New Roman"/>
+          <w:color w:val="2F5496" w:themeColor="accent1" w:themeShade="BF"/>
+          <w:sz w:val="28"/>
+          <w:szCs w:val="28"/>
+          <w:lang w:val="en-US"/>
+        </w:rPr>
+        <w:t>:</w:t>
+      </w:r>
+      <w:r>
+        <w:rPr>
+          <w:rFonts w:ascii="Times New Roman" w:hAnsi="Times New Roman" w:cs="Times New Roman"/>
+          <w:color w:val="2F5496" w:themeColor="accent1" w:themeShade="BF"/>
+          <w:sz w:val="28"/>
+          <w:szCs w:val="28"/>
+          <w:lang w:val="en-US"/>
+        </w:rPr>
+        <w:t xml:space="preserve"> This is because in practice, during read analysis, many </w:t>
+      </w:r>
+      <w:r>
+        <w:rPr>
+          <w:rFonts w:ascii="Times New Roman" w:hAnsi="Times New Roman" w:cs="Times New Roman"/>
+          <w:color w:val="2F5496" w:themeColor="accent1" w:themeShade="BF"/>
+          <w:sz w:val="28"/>
+          <w:szCs w:val="28"/>
+          <w:lang w:val="en-US"/>
+        </w:rPr>
+        <w:t xml:space="preserve">to most </w:t>
+      </w:r>
+      <w:r>
+        <w:rPr>
+          <w:rFonts w:ascii="Times New Roman" w:hAnsi="Times New Roman" w:cs="Times New Roman"/>
+          <w:color w:val="2F5496" w:themeColor="accent1" w:themeShade="BF"/>
+          <w:sz w:val="28"/>
+          <w:szCs w:val="28"/>
+          <w:lang w:val="en-US"/>
+        </w:rPr>
+        <w:t>requested k-</w:t>
       </w:r>
       <w:proofErr w:type="spellStart"/>
       <w:r>
@@ -3332,47 +3944,57 @@
           <w:szCs w:val="28"/>
           <w:lang w:val="en-US"/>
         </w:rPr>
-        <w:t>.</w:t>
-      </w:r>
-      <w:r>
-        <w:rPr>
-          <w:rFonts w:ascii="Times New Roman" w:hAnsi="Times New Roman" w:cs="Times New Roman"/>
-          <w:color w:val="2F5496" w:themeColor="accent1" w:themeShade="BF"/>
-          <w:sz w:val="28"/>
-          <w:szCs w:val="28"/>
-          <w:lang w:val="en-US"/>
-        </w:rPr>
-        <w:t xml:space="preserve">” An alternative way </w:t>
-      </w:r>
-      <w:r>
-        <w:rPr>
-          <w:rFonts w:ascii="Times New Roman" w:hAnsi="Times New Roman" w:cs="Times New Roman"/>
-          <w:color w:val="2F5496" w:themeColor="accent1" w:themeShade="BF"/>
-          <w:sz w:val="28"/>
-          <w:szCs w:val="28"/>
-          <w:lang w:val="en-US"/>
-        </w:rPr>
-        <w:t xml:space="preserve">to </w:t>
-      </w:r>
-      <w:r>
-        <w:rPr>
-          <w:rFonts w:ascii="Times New Roman" w:hAnsi="Times New Roman" w:cs="Times New Roman"/>
-          <w:color w:val="2F5496" w:themeColor="accent1" w:themeShade="BF"/>
-          <w:sz w:val="28"/>
-          <w:szCs w:val="28"/>
-          <w:lang w:val="en-US"/>
-        </w:rPr>
-        <w:t xml:space="preserve">avoid duplicates in L would be </w:t>
-      </w:r>
-      <w:r>
-        <w:rPr>
-          <w:rFonts w:ascii="Times New Roman" w:hAnsi="Times New Roman" w:cs="Times New Roman"/>
-          <w:color w:val="2F5496" w:themeColor="accent1" w:themeShade="BF"/>
-          <w:sz w:val="28"/>
-          <w:szCs w:val="28"/>
-          <w:lang w:val="en-US"/>
-        </w:rPr>
-        <w:t>a linear search</w:t>
+        <w:t xml:space="preserve"> are </w:t>
+      </w:r>
+      <w:r>
+        <w:rPr>
+          <w:rFonts w:ascii="Times New Roman" w:hAnsi="Times New Roman" w:cs="Times New Roman"/>
+          <w:color w:val="2F5496" w:themeColor="accent1" w:themeShade="BF"/>
+          <w:sz w:val="28"/>
+          <w:szCs w:val="28"/>
+          <w:lang w:val="en-US"/>
+        </w:rPr>
+        <w:t xml:space="preserve">likely </w:t>
+      </w:r>
+      <w:r>
+        <w:rPr>
+          <w:rFonts w:ascii="Times New Roman" w:hAnsi="Times New Roman" w:cs="Times New Roman"/>
+          <w:color w:val="2F5496" w:themeColor="accent1" w:themeShade="BF"/>
+          <w:sz w:val="28"/>
+          <w:szCs w:val="28"/>
+          <w:lang w:val="en-US"/>
+        </w:rPr>
+        <w:t>not stored in the database. For example</w:t>
+      </w:r>
+      <w:r>
+        <w:rPr>
+          <w:rFonts w:ascii="Times New Roman" w:hAnsi="Times New Roman" w:cs="Times New Roman"/>
+          <w:color w:val="2F5496" w:themeColor="accent1" w:themeShade="BF"/>
+          <w:sz w:val="28"/>
+          <w:szCs w:val="28"/>
+          <w:lang w:val="en-US"/>
+        </w:rPr>
+        <w:t>,</w:t>
+      </w:r>
+      <w:r>
+        <w:rPr>
+          <w:rFonts w:ascii="Times New Roman" w:hAnsi="Times New Roman" w:cs="Times New Roman"/>
+          <w:color w:val="2F5496" w:themeColor="accent1" w:themeShade="BF"/>
+          <w:sz w:val="28"/>
+          <w:szCs w:val="28"/>
+          <w:lang w:val="en-US"/>
+        </w:rPr>
+        <w:t xml:space="preserve"> in the case of </w:t>
+      </w:r>
+      <w:r>
+        <w:rPr>
+          <w:rFonts w:ascii="Times New Roman" w:hAnsi="Times New Roman" w:cs="Times New Roman"/>
+          <w:color w:val="2F5496" w:themeColor="accent1" w:themeShade="BF"/>
+          <w:sz w:val="28"/>
+          <w:szCs w:val="28"/>
+          <w:lang w:val="en-US"/>
+        </w:rPr>
+        <w:t>detecting</w:t>
       </w:r>
       <w:r>
         <w:rPr>
@@ -3392,7 +4014,27 @@
           <w:szCs w:val="28"/>
           <w:lang w:val="en-US"/>
         </w:rPr>
-        <w:t>to test whether a k-</w:t>
+        <w:t xml:space="preserve">infections, related samples typically contain a lot of host-DNA leading to </w:t>
+      </w:r>
+      <w:r>
+        <w:rPr>
+          <w:rFonts w:ascii="Times New Roman" w:hAnsi="Times New Roman" w:cs="Times New Roman"/>
+          <w:color w:val="2F5496" w:themeColor="accent1" w:themeShade="BF"/>
+          <w:sz w:val="28"/>
+          <w:szCs w:val="28"/>
+          <w:lang w:val="en-US"/>
+        </w:rPr>
+        <w:t xml:space="preserve">many </w:t>
+      </w:r>
+      <w:r>
+        <w:rPr>
+          <w:rFonts w:ascii="Times New Roman" w:hAnsi="Times New Roman" w:cs="Times New Roman"/>
+          <w:color w:val="2F5496" w:themeColor="accent1" w:themeShade="BF"/>
+          <w:sz w:val="28"/>
+          <w:szCs w:val="28"/>
+          <w:lang w:val="en-US"/>
+        </w:rPr>
+        <w:t>k-</w:t>
       </w:r>
       <w:proofErr w:type="spellStart"/>
       <w:r>
@@ -3403,7 +4045,7 @@
           <w:szCs w:val="28"/>
           <w:lang w:val="en-US"/>
         </w:rPr>
-        <w:t>mer</w:t>
+        <w:t>mers</w:t>
       </w:r>
       <w:proofErr w:type="spellEnd"/>
       <w:r>
@@ -3414,27 +4056,77 @@
           <w:szCs w:val="28"/>
           <w:lang w:val="en-US"/>
         </w:rPr>
-        <w:t xml:space="preserve"> is already in L – but that would be way to inefficient. Note that L is not sorted at that point in time – so a binary search is not possible</w:t>
-      </w:r>
-      <w:r>
-        <w:rPr>
-          <w:rFonts w:ascii="Times New Roman" w:hAnsi="Times New Roman" w:cs="Times New Roman"/>
-          <w:color w:val="2F5496" w:themeColor="accent1" w:themeShade="BF"/>
-          <w:sz w:val="28"/>
-          <w:szCs w:val="28"/>
-          <w:lang w:val="en-US"/>
-        </w:rPr>
-        <w:t xml:space="preserve"> then</w:t>
-      </w:r>
-      <w:r>
-        <w:rPr>
-          <w:rFonts w:ascii="Times New Roman" w:hAnsi="Times New Roman" w:cs="Times New Roman"/>
-          <w:color w:val="2F5496" w:themeColor="accent1" w:themeShade="BF"/>
-          <w:sz w:val="28"/>
-          <w:szCs w:val="28"/>
-          <w:lang w:val="en-US"/>
-        </w:rPr>
-        <w:t>. Also, keeping L sorted while entering k-</w:t>
+        <w:t xml:space="preserve"> </w:t>
+      </w:r>
+      <w:r>
+        <w:rPr>
+          <w:rFonts w:ascii="Times New Roman" w:hAnsi="Times New Roman" w:cs="Times New Roman"/>
+          <w:color w:val="2F5496" w:themeColor="accent1" w:themeShade="BF"/>
+          <w:sz w:val="28"/>
+          <w:szCs w:val="28"/>
+          <w:lang w:val="en-US"/>
+        </w:rPr>
+        <w:t xml:space="preserve">from the host </w:t>
+      </w:r>
+      <w:r>
+        <w:rPr>
+          <w:rFonts w:ascii="Times New Roman" w:hAnsi="Times New Roman" w:cs="Times New Roman"/>
+          <w:color w:val="2F5496" w:themeColor="accent1" w:themeShade="BF"/>
+          <w:sz w:val="28"/>
+          <w:szCs w:val="28"/>
+          <w:lang w:val="en-US"/>
+        </w:rPr>
+        <w:t>in reads</w:t>
+      </w:r>
+      <w:r>
+        <w:rPr>
+          <w:rFonts w:ascii="Times New Roman" w:hAnsi="Times New Roman" w:cs="Times New Roman"/>
+          <w:color w:val="2F5496" w:themeColor="accent1" w:themeShade="BF"/>
+          <w:sz w:val="28"/>
+          <w:szCs w:val="28"/>
+          <w:lang w:val="en-US"/>
+        </w:rPr>
+        <w:t xml:space="preserve">, whereas a related database </w:t>
+      </w:r>
+      <w:r>
+        <w:rPr>
+          <w:rFonts w:ascii="Times New Roman" w:hAnsi="Times New Roman" w:cs="Times New Roman"/>
+          <w:color w:val="2F5496" w:themeColor="accent1" w:themeShade="BF"/>
+          <w:sz w:val="28"/>
+          <w:szCs w:val="28"/>
+          <w:lang w:val="en-US"/>
+        </w:rPr>
+        <w:t xml:space="preserve">typically </w:t>
+      </w:r>
+      <w:r>
+        <w:rPr>
+          <w:rFonts w:ascii="Times New Roman" w:hAnsi="Times New Roman" w:cs="Times New Roman"/>
+          <w:color w:val="2F5496" w:themeColor="accent1" w:themeShade="BF"/>
+          <w:sz w:val="28"/>
+          <w:szCs w:val="28"/>
+          <w:lang w:val="en-US"/>
+        </w:rPr>
+        <w:t>contains the pathogen</w:t>
+      </w:r>
+      <w:r>
+        <w:rPr>
+          <w:rFonts w:ascii="Times New Roman" w:hAnsi="Times New Roman" w:cs="Times New Roman"/>
+          <w:color w:val="2F5496" w:themeColor="accent1" w:themeShade="BF"/>
+          <w:sz w:val="28"/>
+          <w:szCs w:val="28"/>
+          <w:lang w:val="en-US"/>
+        </w:rPr>
+        <w:t>s</w:t>
+      </w:r>
+      <w:r>
+        <w:rPr>
+          <w:rFonts w:ascii="Times New Roman" w:hAnsi="Times New Roman" w:cs="Times New Roman"/>
+          <w:color w:val="2F5496" w:themeColor="accent1" w:themeShade="BF"/>
+          <w:sz w:val="28"/>
+          <w:szCs w:val="28"/>
+          <w:lang w:val="en-US"/>
+        </w:rPr>
+        <w:t>’ k-</w:t>
       </w:r>
       <w:proofErr w:type="spellStart"/>
       <w:r>
@@ -3445,17 +4137,7 @@
           <w:szCs w:val="28"/>
           <w:lang w:val="en-US"/>
         </w:rPr>
-        <w:t>mer</w:t>
-      </w:r>
-      <w:r>
-        <w:rPr>
-          <w:rFonts w:ascii="Times New Roman" w:hAnsi="Times New Roman" w:cs="Times New Roman"/>
-          <w:color w:val="2F5496" w:themeColor="accent1" w:themeShade="BF"/>
-          <w:sz w:val="28"/>
-          <w:szCs w:val="28"/>
-          <w:lang w:val="en-US"/>
-        </w:rPr>
-        <w:t>s</w:t>
+        <w:t>mers</w:t>
       </w:r>
       <w:proofErr w:type="spellEnd"/>
       <w:r>
@@ -3466,17 +4148,17 @@
           <w:szCs w:val="28"/>
           <w:lang w:val="en-US"/>
         </w:rPr>
-        <w:t xml:space="preserve"> (that stream in </w:t>
-      </w:r>
-      <w:r>
-        <w:rPr>
-          <w:rFonts w:ascii="Times New Roman" w:hAnsi="Times New Roman" w:cs="Times New Roman"/>
-          <w:color w:val="2F5496" w:themeColor="accent1" w:themeShade="BF"/>
-          <w:sz w:val="28"/>
-          <w:szCs w:val="28"/>
-          <w:lang w:val="en-US"/>
-        </w:rPr>
-        <w:t>unordered and</w:t>
+        <w:t xml:space="preserve"> only</w:t>
+      </w:r>
+      <w:r>
+        <w:rPr>
+          <w:rFonts w:ascii="Times New Roman" w:hAnsi="Times New Roman" w:cs="Times New Roman"/>
+          <w:color w:val="2F5496" w:themeColor="accent1" w:themeShade="BF"/>
+          <w:sz w:val="28"/>
+          <w:szCs w:val="28"/>
+          <w:lang w:val="en-US"/>
+        </w:rPr>
+        <w:t>.)</w:t>
       </w:r>
       <w:r>
         <w:rPr>
@@ -3487,182 +4169,6 @@
           <w:lang w:val="en-US"/>
         </w:rPr>
         <w:t xml:space="preserve"> </w:t>
-      </w:r>
-      <w:r>
-        <w:rPr>
-          <w:rFonts w:ascii="Times New Roman" w:hAnsi="Times New Roman" w:cs="Times New Roman"/>
-          <w:color w:val="2F5496" w:themeColor="accent1" w:themeShade="BF"/>
-          <w:sz w:val="28"/>
-          <w:szCs w:val="28"/>
-          <w:lang w:val="en-US"/>
-        </w:rPr>
-        <w:t>as dictated by the genom</w:t>
-      </w:r>
-      <w:r>
-        <w:rPr>
-          <w:rFonts w:ascii="Times New Roman" w:hAnsi="Times New Roman" w:cs="Times New Roman"/>
-          <w:color w:val="2F5496" w:themeColor="accent1" w:themeShade="BF"/>
-          <w:sz w:val="28"/>
-          <w:szCs w:val="28"/>
-          <w:lang w:val="en-US"/>
-        </w:rPr>
-        <w:t xml:space="preserve">ic files of the </w:t>
-      </w:r>
-      <w:proofErr w:type="spellStart"/>
-      <w:r>
-        <w:rPr>
-          <w:rFonts w:ascii="Times New Roman" w:hAnsi="Times New Roman" w:cs="Times New Roman"/>
-          <w:color w:val="2F5496" w:themeColor="accent1" w:themeShade="BF"/>
-          <w:sz w:val="28"/>
-          <w:szCs w:val="28"/>
-          <w:lang w:val="en-US"/>
-        </w:rPr>
-        <w:t>RefSeq</w:t>
-      </w:r>
-      <w:proofErr w:type="spellEnd"/>
-      <w:r>
-        <w:rPr>
-          <w:rFonts w:ascii="Times New Roman" w:hAnsi="Times New Roman" w:cs="Times New Roman"/>
-          <w:color w:val="2F5496" w:themeColor="accent1" w:themeShade="BF"/>
-          <w:sz w:val="28"/>
-          <w:szCs w:val="28"/>
-          <w:lang w:val="en-US"/>
-        </w:rPr>
-        <w:t>) would be too inefficient. So</w:t>
-      </w:r>
-      <w:r>
-        <w:rPr>
-          <w:rFonts w:ascii="Times New Roman" w:hAnsi="Times New Roman" w:cs="Times New Roman"/>
-          <w:color w:val="2F5496" w:themeColor="accent1" w:themeShade="BF"/>
-          <w:sz w:val="28"/>
-          <w:szCs w:val="28"/>
-          <w:lang w:val="en-US"/>
-        </w:rPr>
-        <w:t>,</w:t>
-      </w:r>
-      <w:r>
-        <w:rPr>
-          <w:rFonts w:ascii="Times New Roman" w:hAnsi="Times New Roman" w:cs="Times New Roman"/>
-          <w:color w:val="2F5496" w:themeColor="accent1" w:themeShade="BF"/>
-          <w:sz w:val="28"/>
-          <w:szCs w:val="28"/>
-          <w:lang w:val="en-US"/>
-        </w:rPr>
-        <w:t xml:space="preserve"> this is why “yet another Bloom” filter is </w:t>
-      </w:r>
-      <w:r>
-        <w:rPr>
-          <w:rFonts w:ascii="Times New Roman" w:hAnsi="Times New Roman" w:cs="Times New Roman"/>
-          <w:color w:val="2F5496" w:themeColor="accent1" w:themeShade="BF"/>
-          <w:sz w:val="28"/>
-          <w:szCs w:val="28"/>
-          <w:lang w:val="en-US"/>
-        </w:rPr>
-        <w:t>employed</w:t>
-      </w:r>
-      <w:r>
-        <w:rPr>
-          <w:rFonts w:ascii="Times New Roman" w:hAnsi="Times New Roman" w:cs="Times New Roman"/>
-          <w:color w:val="2F5496" w:themeColor="accent1" w:themeShade="BF"/>
-          <w:sz w:val="28"/>
-          <w:szCs w:val="28"/>
-          <w:lang w:val="en-US"/>
-        </w:rPr>
-        <w:t xml:space="preserve"> here.</w:t>
-      </w:r>
-      <w:r>
-        <w:rPr>
-          <w:rFonts w:ascii="Times New Roman" w:hAnsi="Times New Roman" w:cs="Times New Roman"/>
-          <w:color w:val="2F5496" w:themeColor="accent1" w:themeShade="BF"/>
-          <w:sz w:val="28"/>
-          <w:szCs w:val="28"/>
-          <w:lang w:val="en-US"/>
-        </w:rPr>
-        <w:t xml:space="preserve"> </w:t>
-      </w:r>
-      <w:r>
-        <w:rPr>
-          <w:rFonts w:ascii="Times New Roman" w:hAnsi="Times New Roman" w:cs="Times New Roman"/>
-          <w:color w:val="2F5496" w:themeColor="accent1" w:themeShade="BF"/>
-          <w:sz w:val="28"/>
-          <w:szCs w:val="28"/>
-          <w:lang w:val="en-US"/>
-        </w:rPr>
-        <w:t>For clarity</w:t>
-      </w:r>
-      <w:r>
-        <w:rPr>
-          <w:rFonts w:ascii="Times New Roman" w:hAnsi="Times New Roman" w:cs="Times New Roman"/>
-          <w:color w:val="2F5496" w:themeColor="accent1" w:themeShade="BF"/>
-          <w:sz w:val="28"/>
-          <w:szCs w:val="28"/>
-          <w:lang w:val="en-US"/>
-        </w:rPr>
-        <w:t xml:space="preserve">: L </w:t>
-      </w:r>
-      <w:r>
-        <w:rPr>
-          <w:rFonts w:ascii="Times New Roman" w:hAnsi="Times New Roman" w:cs="Times New Roman"/>
-          <w:color w:val="2F5496" w:themeColor="accent1" w:themeShade="BF"/>
-          <w:sz w:val="28"/>
-          <w:szCs w:val="28"/>
-          <w:lang w:val="en-US"/>
-        </w:rPr>
-        <w:t xml:space="preserve">does </w:t>
-      </w:r>
-      <w:r>
-        <w:rPr>
-          <w:rFonts w:ascii="Times New Roman" w:hAnsi="Times New Roman" w:cs="Times New Roman"/>
-          <w:color w:val="2F5496" w:themeColor="accent1" w:themeShade="BF"/>
-          <w:sz w:val="28"/>
-          <w:szCs w:val="28"/>
-          <w:lang w:val="en-US"/>
-        </w:rPr>
-        <w:t>get sorted at the end of the goal “</w:t>
-      </w:r>
-      <w:proofErr w:type="spellStart"/>
-      <w:r>
-        <w:rPr>
-          <w:rFonts w:ascii="Times New Roman" w:hAnsi="Times New Roman" w:cs="Times New Roman"/>
-          <w:color w:val="2F5496" w:themeColor="accent1" w:themeShade="BF"/>
-          <w:sz w:val="28"/>
-          <w:szCs w:val="28"/>
-          <w:lang w:val="en-US"/>
-        </w:rPr>
-        <w:t>filldb</w:t>
-      </w:r>
-      <w:proofErr w:type="spellEnd"/>
-      <w:r>
-        <w:rPr>
-          <w:rFonts w:ascii="Times New Roman" w:hAnsi="Times New Roman" w:cs="Times New Roman"/>
-          <w:color w:val="2F5496" w:themeColor="accent1" w:themeShade="BF"/>
-          <w:sz w:val="28"/>
-          <w:szCs w:val="28"/>
-          <w:lang w:val="en-US"/>
-        </w:rPr>
-        <w:t>” after all designated k-</w:t>
-      </w:r>
-      <w:proofErr w:type="spellStart"/>
-      <w:r>
-        <w:rPr>
-          <w:rFonts w:ascii="Times New Roman" w:hAnsi="Times New Roman" w:cs="Times New Roman"/>
-          <w:color w:val="2F5496" w:themeColor="accent1" w:themeShade="BF"/>
-          <w:sz w:val="28"/>
-          <w:szCs w:val="28"/>
-          <w:lang w:val="en-US"/>
-        </w:rPr>
-        <w:t>mers</w:t>
-      </w:r>
-      <w:proofErr w:type="spellEnd"/>
-      <w:r>
-        <w:rPr>
-          <w:rFonts w:ascii="Times New Roman" w:hAnsi="Times New Roman" w:cs="Times New Roman"/>
-          <w:color w:val="2F5496" w:themeColor="accent1" w:themeShade="BF"/>
-          <w:sz w:val="28"/>
-          <w:szCs w:val="28"/>
-          <w:lang w:val="en-US"/>
-        </w:rPr>
-        <w:t xml:space="preserve"> were inserted in L.</w:t>
       </w:r>
     </w:p>
     <w:p>
@@ -3688,881 +4194,57 @@
           <w:szCs w:val="28"/>
           <w:lang w:val="en-US"/>
         </w:rPr>
-        <w:t xml:space="preserve">The </w:t>
-      </w:r>
-      <w:r>
-        <w:rPr>
-          <w:rFonts w:ascii="Times New Roman" w:hAnsi="Times New Roman" w:cs="Times New Roman"/>
-          <w:color w:val="2F5496" w:themeColor="accent1" w:themeShade="BF"/>
-          <w:sz w:val="28"/>
-          <w:szCs w:val="28"/>
-          <w:lang w:val="en-US"/>
-        </w:rPr>
-        <w:t>B</w:t>
-      </w:r>
-      <w:r>
-        <w:rPr>
-          <w:rFonts w:ascii="Times New Roman" w:hAnsi="Times New Roman" w:cs="Times New Roman"/>
-          <w:color w:val="2F5496" w:themeColor="accent1" w:themeShade="BF"/>
-          <w:sz w:val="28"/>
-          <w:szCs w:val="28"/>
-          <w:lang w:val="en-US"/>
-        </w:rPr>
-        <w:t>loom filter from 2)</w:t>
-      </w:r>
-      <w:r>
-        <w:rPr>
-          <w:rFonts w:ascii="Times New Roman" w:hAnsi="Times New Roman" w:cs="Times New Roman"/>
-          <w:color w:val="2F5496" w:themeColor="accent1" w:themeShade="BF"/>
-          <w:sz w:val="28"/>
-          <w:szCs w:val="28"/>
-          <w:lang w:val="en-US"/>
-        </w:rPr>
-        <w:t xml:space="preserve"> is </w:t>
-      </w:r>
-      <w:r>
-        <w:rPr>
-          <w:rFonts w:ascii="Times New Roman" w:hAnsi="Times New Roman" w:cs="Times New Roman"/>
-          <w:color w:val="2F5496" w:themeColor="accent1" w:themeShade="BF"/>
-          <w:sz w:val="28"/>
-          <w:szCs w:val="28"/>
-          <w:lang w:val="en-US"/>
-        </w:rPr>
-        <w:t xml:space="preserve">then </w:t>
-      </w:r>
-      <w:r>
-        <w:rPr>
-          <w:rFonts w:ascii="Times New Roman" w:hAnsi="Times New Roman" w:cs="Times New Roman"/>
-          <w:i/>
-          <w:iCs/>
-          <w:color w:val="2F5496" w:themeColor="accent1" w:themeShade="BF"/>
-          <w:sz w:val="28"/>
-          <w:szCs w:val="28"/>
-          <w:lang w:val="en-US"/>
-        </w:rPr>
-        <w:t xml:space="preserve">also </w:t>
-      </w:r>
-      <w:r>
-        <w:rPr>
-          <w:rFonts w:ascii="Times New Roman" w:hAnsi="Times New Roman" w:cs="Times New Roman"/>
-          <w:i/>
-          <w:iCs/>
-          <w:color w:val="2F5496" w:themeColor="accent1" w:themeShade="BF"/>
-          <w:sz w:val="28"/>
-          <w:szCs w:val="28"/>
-          <w:lang w:val="en-US"/>
-        </w:rPr>
-        <w:t>used</w:t>
-      </w:r>
-      <w:r>
-        <w:rPr>
-          <w:rFonts w:ascii="Times New Roman" w:hAnsi="Times New Roman" w:cs="Times New Roman"/>
-          <w:color w:val="2F5496" w:themeColor="accent1" w:themeShade="BF"/>
-          <w:sz w:val="28"/>
-          <w:szCs w:val="28"/>
-          <w:lang w:val="en-US"/>
-        </w:rPr>
-        <w:t xml:space="preserve"> at read classification </w:t>
-      </w:r>
-      <w:r>
-        <w:rPr>
-          <w:rFonts w:ascii="Times New Roman" w:hAnsi="Times New Roman" w:cs="Times New Roman"/>
-          <w:color w:val="2F5496" w:themeColor="accent1" w:themeShade="BF"/>
-          <w:sz w:val="28"/>
-          <w:szCs w:val="28"/>
-          <w:lang w:val="en-US"/>
-        </w:rPr>
-        <w:t xml:space="preserve">time </w:t>
-      </w:r>
-      <w:r>
-        <w:rPr>
-          <w:rFonts w:ascii="Times New Roman" w:hAnsi="Times New Roman" w:cs="Times New Roman"/>
-          <w:color w:val="2F5496" w:themeColor="accent1" w:themeShade="BF"/>
-          <w:sz w:val="28"/>
-          <w:szCs w:val="28"/>
-          <w:lang w:val="en-US"/>
-        </w:rPr>
-        <w:t>as you described</w:t>
-      </w:r>
-      <w:r>
-        <w:rPr>
-          <w:rFonts w:ascii="Times New Roman" w:hAnsi="Times New Roman" w:cs="Times New Roman"/>
-          <w:color w:val="2F5496" w:themeColor="accent1" w:themeShade="BF"/>
-          <w:sz w:val="28"/>
-          <w:szCs w:val="28"/>
-          <w:lang w:val="en-US"/>
-        </w:rPr>
-        <w:t xml:space="preserve"> above</w:t>
-      </w:r>
-      <w:r>
-        <w:rPr>
-          <w:rFonts w:ascii="Times New Roman" w:hAnsi="Times New Roman" w:cs="Times New Roman"/>
-          <w:color w:val="2F5496" w:themeColor="accent1" w:themeShade="BF"/>
-          <w:sz w:val="28"/>
-          <w:szCs w:val="28"/>
-          <w:lang w:val="en-US"/>
-        </w:rPr>
-        <w:t>:</w:t>
-      </w:r>
-      <w:r>
-        <w:rPr>
-          <w:rFonts w:ascii="Times New Roman" w:hAnsi="Times New Roman" w:cs="Times New Roman"/>
-          <w:color w:val="2F5496" w:themeColor="accent1" w:themeShade="BF"/>
-          <w:sz w:val="28"/>
-          <w:szCs w:val="28"/>
-          <w:lang w:val="en-US"/>
-        </w:rPr>
-        <w:t xml:space="preserve"> During read analysis</w:t>
-      </w:r>
-      <w:r>
-        <w:rPr>
-          <w:rFonts w:ascii="Times New Roman" w:hAnsi="Times New Roman" w:cs="Times New Roman"/>
-          <w:color w:val="2F5496" w:themeColor="accent1" w:themeShade="BF"/>
-          <w:sz w:val="28"/>
-          <w:szCs w:val="28"/>
-          <w:lang w:val="en-US"/>
-        </w:rPr>
-        <w:t>,</w:t>
-      </w:r>
-      <w:r>
-        <w:rPr>
-          <w:rFonts w:ascii="Times New Roman" w:hAnsi="Times New Roman" w:cs="Times New Roman"/>
-          <w:color w:val="2F5496" w:themeColor="accent1" w:themeShade="BF"/>
-          <w:sz w:val="28"/>
-          <w:szCs w:val="28"/>
-          <w:lang w:val="en-US"/>
-        </w:rPr>
-        <w:t xml:space="preserve"> the Bloom filter is used for an initial check to assess whether a k-</w:t>
-      </w:r>
-      <w:proofErr w:type="spellStart"/>
-      <w:r>
-        <w:rPr>
-          <w:rFonts w:ascii="Times New Roman" w:hAnsi="Times New Roman" w:cs="Times New Roman"/>
-          <w:color w:val="2F5496" w:themeColor="accent1" w:themeShade="BF"/>
-          <w:sz w:val="28"/>
-          <w:szCs w:val="28"/>
-          <w:lang w:val="en-US"/>
-        </w:rPr>
-        <w:t>mer</w:t>
-      </w:r>
-      <w:proofErr w:type="spellEnd"/>
-      <w:r>
-        <w:rPr>
-          <w:rFonts w:ascii="Times New Roman" w:hAnsi="Times New Roman" w:cs="Times New Roman"/>
-          <w:color w:val="2F5496" w:themeColor="accent1" w:themeShade="BF"/>
-          <w:sz w:val="28"/>
-          <w:szCs w:val="28"/>
-          <w:lang w:val="en-US"/>
-        </w:rPr>
-        <w:t xml:space="preserve"> is stored in L without a lookup in L. Although L is sorted </w:t>
-      </w:r>
-      <w:r>
-        <w:rPr>
-          <w:rFonts w:ascii="Times New Roman" w:hAnsi="Times New Roman" w:cs="Times New Roman"/>
-          <w:color w:val="2F5496" w:themeColor="accent1" w:themeShade="BF"/>
-          <w:sz w:val="28"/>
-          <w:szCs w:val="28"/>
-          <w:lang w:val="en-US"/>
-        </w:rPr>
-        <w:t>by then</w:t>
-      </w:r>
-      <w:r>
-        <w:rPr>
-          <w:rFonts w:ascii="Times New Roman" w:hAnsi="Times New Roman" w:cs="Times New Roman"/>
-          <w:color w:val="2F5496" w:themeColor="accent1" w:themeShade="BF"/>
-          <w:sz w:val="28"/>
-          <w:szCs w:val="28"/>
-          <w:lang w:val="en-US"/>
-        </w:rPr>
-        <w:t>,</w:t>
-      </w:r>
-      <w:r>
-        <w:rPr>
-          <w:rFonts w:ascii="Times New Roman" w:hAnsi="Times New Roman" w:cs="Times New Roman"/>
-          <w:color w:val="2F5496" w:themeColor="accent1" w:themeShade="BF"/>
-          <w:sz w:val="28"/>
-          <w:szCs w:val="28"/>
-          <w:lang w:val="en-US"/>
-        </w:rPr>
-        <w:t xml:space="preserve"> which</w:t>
-      </w:r>
-      <w:r>
-        <w:rPr>
-          <w:rFonts w:ascii="Times New Roman" w:hAnsi="Times New Roman" w:cs="Times New Roman"/>
-          <w:color w:val="2F5496" w:themeColor="accent1" w:themeShade="BF"/>
-          <w:sz w:val="28"/>
-          <w:szCs w:val="28"/>
-          <w:lang w:val="en-US"/>
-        </w:rPr>
-        <w:t xml:space="preserve"> </w:t>
-      </w:r>
-      <w:r>
-        <w:rPr>
-          <w:rFonts w:ascii="Times New Roman" w:hAnsi="Times New Roman" w:cs="Times New Roman"/>
-          <w:color w:val="2F5496" w:themeColor="accent1" w:themeShade="BF"/>
-          <w:sz w:val="28"/>
-          <w:szCs w:val="28"/>
-          <w:lang w:val="en-US"/>
-        </w:rPr>
-        <w:t>allow</w:t>
-      </w:r>
-      <w:r>
-        <w:rPr>
-          <w:rFonts w:ascii="Times New Roman" w:hAnsi="Times New Roman" w:cs="Times New Roman"/>
-          <w:color w:val="2F5496" w:themeColor="accent1" w:themeShade="BF"/>
-          <w:sz w:val="28"/>
-          <w:szCs w:val="28"/>
-          <w:lang w:val="en-US"/>
-        </w:rPr>
-        <w:t>s</w:t>
-      </w:r>
-      <w:r>
-        <w:rPr>
-          <w:rFonts w:ascii="Times New Roman" w:hAnsi="Times New Roman" w:cs="Times New Roman"/>
-          <w:color w:val="2F5496" w:themeColor="accent1" w:themeShade="BF"/>
-          <w:sz w:val="28"/>
-          <w:szCs w:val="28"/>
-          <w:lang w:val="en-US"/>
-        </w:rPr>
-        <w:t xml:space="preserve"> for a binary search</w:t>
-      </w:r>
-      <w:r>
-        <w:rPr>
-          <w:rFonts w:ascii="Times New Roman" w:hAnsi="Times New Roman" w:cs="Times New Roman"/>
-          <w:color w:val="2F5496" w:themeColor="accent1" w:themeShade="BF"/>
-          <w:sz w:val="28"/>
-          <w:szCs w:val="28"/>
-          <w:lang w:val="en-US"/>
-        </w:rPr>
-        <w:t>,</w:t>
-      </w:r>
-      <w:r>
-        <w:rPr>
-          <w:rFonts w:ascii="Times New Roman" w:hAnsi="Times New Roman" w:cs="Times New Roman"/>
-          <w:color w:val="2F5496" w:themeColor="accent1" w:themeShade="BF"/>
-          <w:sz w:val="28"/>
-          <w:szCs w:val="28"/>
-          <w:lang w:val="en-US"/>
-        </w:rPr>
-        <w:t xml:space="preserve"> we found that the Bloom filter check is still much faster than the lookup in L. </w:t>
-      </w:r>
-      <w:r>
-        <w:rPr>
-          <w:rFonts w:ascii="Times New Roman" w:hAnsi="Times New Roman" w:cs="Times New Roman"/>
-          <w:color w:val="2F5496" w:themeColor="accent1" w:themeShade="BF"/>
-          <w:sz w:val="28"/>
-          <w:szCs w:val="28"/>
-          <w:lang w:val="en-US"/>
-        </w:rPr>
-        <w:t>Only w</w:t>
-      </w:r>
-      <w:r>
-        <w:rPr>
-          <w:rFonts w:ascii="Times New Roman" w:hAnsi="Times New Roman" w:cs="Times New Roman"/>
-          <w:color w:val="2F5496" w:themeColor="accent1" w:themeShade="BF"/>
-          <w:sz w:val="28"/>
-          <w:szCs w:val="28"/>
-          <w:lang w:val="en-US"/>
-        </w:rPr>
-        <w:t xml:space="preserve">hen the </w:t>
-      </w:r>
-      <w:r>
-        <w:rPr>
-          <w:rFonts w:ascii="Times New Roman" w:hAnsi="Times New Roman" w:cs="Times New Roman"/>
-          <w:color w:val="2F5496" w:themeColor="accent1" w:themeShade="BF"/>
-          <w:sz w:val="28"/>
-          <w:szCs w:val="28"/>
-          <w:lang w:val="en-US"/>
-        </w:rPr>
-        <w:t xml:space="preserve">Bloom filter </w:t>
-      </w:r>
-      <w:r>
-        <w:rPr>
-          <w:rFonts w:ascii="Times New Roman" w:hAnsi="Times New Roman" w:cs="Times New Roman"/>
-          <w:color w:val="2F5496" w:themeColor="accent1" w:themeShade="BF"/>
-          <w:sz w:val="28"/>
-          <w:szCs w:val="28"/>
-          <w:lang w:val="en-US"/>
-        </w:rPr>
-        <w:t>check is positive</w:t>
-      </w:r>
-      <w:r>
-        <w:rPr>
-          <w:rFonts w:ascii="Times New Roman" w:hAnsi="Times New Roman" w:cs="Times New Roman"/>
-          <w:color w:val="2F5496" w:themeColor="accent1" w:themeShade="BF"/>
-          <w:sz w:val="28"/>
-          <w:szCs w:val="28"/>
-          <w:lang w:val="en-US"/>
-        </w:rPr>
-        <w:t>,</w:t>
-      </w:r>
-      <w:r>
-        <w:rPr>
-          <w:rFonts w:ascii="Times New Roman" w:hAnsi="Times New Roman" w:cs="Times New Roman"/>
-          <w:color w:val="2F5496" w:themeColor="accent1" w:themeShade="BF"/>
-          <w:sz w:val="28"/>
-          <w:szCs w:val="28"/>
-          <w:lang w:val="en-US"/>
-        </w:rPr>
-        <w:t xml:space="preserve"> L is </w:t>
-      </w:r>
-      <w:r>
-        <w:rPr>
-          <w:rFonts w:ascii="Times New Roman" w:hAnsi="Times New Roman" w:cs="Times New Roman"/>
-          <w:color w:val="2F5496" w:themeColor="accent1" w:themeShade="BF"/>
-          <w:sz w:val="28"/>
-          <w:szCs w:val="28"/>
-          <w:lang w:val="en-US"/>
-        </w:rPr>
-        <w:t xml:space="preserve">consulted (via </w:t>
-      </w:r>
-      <w:r>
-        <w:rPr>
-          <w:rFonts w:ascii="Times New Roman" w:hAnsi="Times New Roman" w:cs="Times New Roman"/>
-          <w:color w:val="2F5496" w:themeColor="accent1" w:themeShade="BF"/>
-          <w:sz w:val="28"/>
-          <w:szCs w:val="28"/>
-          <w:lang w:val="en-US"/>
-        </w:rPr>
-        <w:t xml:space="preserve">a </w:t>
-      </w:r>
-      <w:r>
-        <w:rPr>
-          <w:rFonts w:ascii="Times New Roman" w:hAnsi="Times New Roman" w:cs="Times New Roman"/>
-          <w:color w:val="2F5496" w:themeColor="accent1" w:themeShade="BF"/>
-          <w:sz w:val="28"/>
-          <w:szCs w:val="28"/>
-          <w:lang w:val="en-US"/>
-        </w:rPr>
-        <w:t>binary search)</w:t>
-      </w:r>
-      <w:r>
-        <w:rPr>
-          <w:rFonts w:ascii="Times New Roman" w:hAnsi="Times New Roman" w:cs="Times New Roman"/>
-          <w:color w:val="2F5496" w:themeColor="accent1" w:themeShade="BF"/>
-          <w:sz w:val="28"/>
-          <w:szCs w:val="28"/>
-          <w:lang w:val="en-US"/>
-        </w:rPr>
-        <w:t xml:space="preserve"> to </w:t>
-      </w:r>
-      <w:r>
-        <w:rPr>
-          <w:rFonts w:ascii="Times New Roman" w:hAnsi="Times New Roman" w:cs="Times New Roman"/>
-          <w:color w:val="2F5496" w:themeColor="accent1" w:themeShade="BF"/>
-          <w:sz w:val="28"/>
-          <w:szCs w:val="28"/>
-          <w:lang w:val="en-US"/>
-        </w:rPr>
-        <w:t>get</w:t>
-      </w:r>
-      <w:r>
-        <w:rPr>
-          <w:rFonts w:ascii="Times New Roman" w:hAnsi="Times New Roman" w:cs="Times New Roman"/>
-          <w:color w:val="2F5496" w:themeColor="accent1" w:themeShade="BF"/>
-          <w:sz w:val="28"/>
-          <w:szCs w:val="28"/>
-          <w:lang w:val="en-US"/>
-        </w:rPr>
-        <w:t xml:space="preserve"> the tax</w:t>
-      </w:r>
-      <w:r>
-        <w:rPr>
-          <w:rFonts w:ascii="Times New Roman" w:hAnsi="Times New Roman" w:cs="Times New Roman"/>
-          <w:color w:val="2F5496" w:themeColor="accent1" w:themeShade="BF"/>
-          <w:sz w:val="28"/>
-          <w:szCs w:val="28"/>
-          <w:lang w:val="en-US"/>
-        </w:rPr>
-        <w:t>on</w:t>
-      </w:r>
-      <w:r>
-        <w:rPr>
-          <w:rFonts w:ascii="Times New Roman" w:hAnsi="Times New Roman" w:cs="Times New Roman"/>
-          <w:color w:val="2F5496" w:themeColor="accent1" w:themeShade="BF"/>
-          <w:sz w:val="28"/>
-          <w:szCs w:val="28"/>
-          <w:lang w:val="en-US"/>
-        </w:rPr>
-        <w:t xml:space="preserve"> associated with the k-mer. </w:t>
-      </w:r>
-      <w:r>
-        <w:rPr>
-          <w:rFonts w:ascii="Times New Roman" w:hAnsi="Times New Roman" w:cs="Times New Roman"/>
-          <w:color w:val="2F5496" w:themeColor="accent1" w:themeShade="BF"/>
-          <w:sz w:val="28"/>
-          <w:szCs w:val="28"/>
-          <w:lang w:val="en-US"/>
-        </w:rPr>
-        <w:t>S</w:t>
-      </w:r>
-      <w:r>
-        <w:rPr>
-          <w:rFonts w:ascii="Times New Roman" w:hAnsi="Times New Roman" w:cs="Times New Roman"/>
-          <w:color w:val="2F5496" w:themeColor="accent1" w:themeShade="BF"/>
-          <w:sz w:val="28"/>
-          <w:szCs w:val="28"/>
-          <w:lang w:val="en-US"/>
-        </w:rPr>
-        <w:t xml:space="preserve">ince </w:t>
-      </w:r>
-      <w:r>
-        <w:rPr>
-          <w:rFonts w:ascii="Times New Roman" w:hAnsi="Times New Roman" w:cs="Times New Roman"/>
-          <w:color w:val="2F5496" w:themeColor="accent1" w:themeShade="BF"/>
-          <w:sz w:val="28"/>
-          <w:szCs w:val="28"/>
-          <w:lang w:val="en-US"/>
-        </w:rPr>
-        <w:t>the</w:t>
-      </w:r>
-      <w:r>
-        <w:rPr>
-          <w:rFonts w:ascii="Times New Roman" w:hAnsi="Times New Roman" w:cs="Times New Roman"/>
-          <w:color w:val="2F5496" w:themeColor="accent1" w:themeShade="BF"/>
-          <w:sz w:val="28"/>
-          <w:szCs w:val="28"/>
-          <w:lang w:val="en-US"/>
-        </w:rPr>
-        <w:t xml:space="preserve"> Bloom filter has a false positive rate</w:t>
-      </w:r>
-      <w:r>
-        <w:rPr>
-          <w:rFonts w:ascii="Times New Roman" w:hAnsi="Times New Roman" w:cs="Times New Roman"/>
-          <w:color w:val="2F5496" w:themeColor="accent1" w:themeShade="BF"/>
-          <w:sz w:val="28"/>
-          <w:szCs w:val="28"/>
-          <w:lang w:val="en-US"/>
-        </w:rPr>
-        <w:t>,</w:t>
-      </w:r>
-      <w:r>
-        <w:rPr>
-          <w:rFonts w:ascii="Times New Roman" w:hAnsi="Times New Roman" w:cs="Times New Roman"/>
-          <w:color w:val="2F5496" w:themeColor="accent1" w:themeShade="BF"/>
-          <w:sz w:val="28"/>
-          <w:szCs w:val="28"/>
-          <w:lang w:val="en-US"/>
-        </w:rPr>
-        <w:t xml:space="preserve"> this </w:t>
-      </w:r>
-      <w:r>
-        <w:rPr>
-          <w:rFonts w:ascii="Times New Roman" w:hAnsi="Times New Roman" w:cs="Times New Roman"/>
-          <w:color w:val="2F5496" w:themeColor="accent1" w:themeShade="BF"/>
-          <w:sz w:val="28"/>
-          <w:szCs w:val="28"/>
-          <w:lang w:val="en-US"/>
-        </w:rPr>
-        <w:t xml:space="preserve">lookup </w:t>
-      </w:r>
-      <w:r>
-        <w:rPr>
-          <w:rFonts w:ascii="Times New Roman" w:hAnsi="Times New Roman" w:cs="Times New Roman"/>
-          <w:color w:val="2F5496" w:themeColor="accent1" w:themeShade="BF"/>
-          <w:sz w:val="28"/>
-          <w:szCs w:val="28"/>
-          <w:lang w:val="en-US"/>
-        </w:rPr>
-        <w:t xml:space="preserve">also </w:t>
-      </w:r>
-      <w:r>
-        <w:rPr>
-          <w:rFonts w:ascii="Times New Roman" w:hAnsi="Times New Roman" w:cs="Times New Roman"/>
-          <w:color w:val="2F5496" w:themeColor="accent1" w:themeShade="BF"/>
-          <w:sz w:val="28"/>
-          <w:szCs w:val="28"/>
-          <w:lang w:val="en-US"/>
-        </w:rPr>
-        <w:t xml:space="preserve">guarantees that </w:t>
-      </w:r>
-      <w:r>
-        <w:rPr>
-          <w:rFonts w:ascii="Times New Roman" w:hAnsi="Times New Roman" w:cs="Times New Roman"/>
-          <w:color w:val="2F5496" w:themeColor="accent1" w:themeShade="BF"/>
-          <w:sz w:val="28"/>
-          <w:szCs w:val="28"/>
-          <w:lang w:val="en-US"/>
-        </w:rPr>
-        <w:t>the related</w:t>
-      </w:r>
-      <w:r>
-        <w:rPr>
-          <w:rFonts w:ascii="Times New Roman" w:hAnsi="Times New Roman" w:cs="Times New Roman"/>
-          <w:color w:val="2F5496" w:themeColor="accent1" w:themeShade="BF"/>
-          <w:sz w:val="28"/>
-          <w:szCs w:val="28"/>
-          <w:lang w:val="en-US"/>
-        </w:rPr>
-        <w:t xml:space="preserve"> k-</w:t>
-      </w:r>
-      <w:proofErr w:type="spellStart"/>
-      <w:r>
-        <w:rPr>
-          <w:rFonts w:ascii="Times New Roman" w:hAnsi="Times New Roman" w:cs="Times New Roman"/>
-          <w:color w:val="2F5496" w:themeColor="accent1" w:themeShade="BF"/>
-          <w:sz w:val="28"/>
-          <w:szCs w:val="28"/>
-          <w:lang w:val="en-US"/>
-        </w:rPr>
-        <w:t>mer</w:t>
-      </w:r>
-      <w:proofErr w:type="spellEnd"/>
-      <w:r>
-        <w:rPr>
-          <w:rFonts w:ascii="Times New Roman" w:hAnsi="Times New Roman" w:cs="Times New Roman"/>
-          <w:color w:val="2F5496" w:themeColor="accent1" w:themeShade="BF"/>
-          <w:sz w:val="28"/>
-          <w:szCs w:val="28"/>
-          <w:lang w:val="en-US"/>
-        </w:rPr>
-        <w:t xml:space="preserve"> truly </w:t>
-      </w:r>
-      <w:r>
-        <w:rPr>
-          <w:rFonts w:ascii="Times New Roman" w:hAnsi="Times New Roman" w:cs="Times New Roman"/>
-          <w:color w:val="2F5496" w:themeColor="accent1" w:themeShade="BF"/>
-          <w:sz w:val="28"/>
-          <w:szCs w:val="28"/>
-          <w:lang w:val="en-US"/>
-        </w:rPr>
-        <w:t>exists</w:t>
-      </w:r>
-      <w:r>
-        <w:rPr>
-          <w:rFonts w:ascii="Times New Roman" w:hAnsi="Times New Roman" w:cs="Times New Roman"/>
-          <w:color w:val="2F5496" w:themeColor="accent1" w:themeShade="BF"/>
-          <w:sz w:val="28"/>
-          <w:szCs w:val="28"/>
-          <w:lang w:val="en-US"/>
-        </w:rPr>
-        <w:t xml:space="preserve"> </w:t>
-      </w:r>
-      <w:r>
-        <w:rPr>
-          <w:rFonts w:ascii="Times New Roman" w:hAnsi="Times New Roman" w:cs="Times New Roman"/>
-          <w:color w:val="2F5496" w:themeColor="accent1" w:themeShade="BF"/>
-          <w:sz w:val="28"/>
-          <w:szCs w:val="28"/>
-          <w:lang w:val="en-US"/>
-        </w:rPr>
-        <w:t>in the database</w:t>
-      </w:r>
-      <w:r>
-        <w:rPr>
-          <w:rFonts w:ascii="Times New Roman" w:hAnsi="Times New Roman" w:cs="Times New Roman"/>
-          <w:color w:val="2F5496" w:themeColor="accent1" w:themeShade="BF"/>
-          <w:sz w:val="28"/>
-          <w:szCs w:val="28"/>
-          <w:lang w:val="en-US"/>
-        </w:rPr>
-        <w:t>.</w:t>
-      </w:r>
-      <w:r>
-        <w:rPr>
-          <w:rFonts w:ascii="Times New Roman" w:hAnsi="Times New Roman" w:cs="Times New Roman"/>
-          <w:color w:val="2F5496" w:themeColor="accent1" w:themeShade="BF"/>
-          <w:sz w:val="28"/>
-          <w:szCs w:val="28"/>
-          <w:lang w:val="en-US"/>
-        </w:rPr>
-        <w:t xml:space="preserve"> (</w:t>
-      </w:r>
-      <w:r>
-        <w:rPr>
-          <w:rFonts w:ascii="Times New Roman" w:hAnsi="Times New Roman" w:cs="Times New Roman"/>
-          <w:color w:val="2F5496" w:themeColor="accent1" w:themeShade="BF"/>
-          <w:sz w:val="28"/>
-          <w:szCs w:val="28"/>
-          <w:lang w:val="en-US"/>
-        </w:rPr>
-        <w:t>F</w:t>
-      </w:r>
-      <w:r>
-        <w:rPr>
-          <w:rFonts w:ascii="Times New Roman" w:hAnsi="Times New Roman" w:cs="Times New Roman"/>
-          <w:color w:val="2F5496" w:themeColor="accent1" w:themeShade="BF"/>
-          <w:sz w:val="28"/>
-          <w:szCs w:val="28"/>
-          <w:lang w:val="en-US"/>
-        </w:rPr>
-        <w:t>irst consulting the Bloom filter and then (when that check is positive) potentially consulting L pays off</w:t>
-      </w:r>
-      <w:r>
-        <w:rPr>
-          <w:rFonts w:ascii="Times New Roman" w:hAnsi="Times New Roman" w:cs="Times New Roman"/>
-          <w:color w:val="2F5496" w:themeColor="accent1" w:themeShade="BF"/>
-          <w:sz w:val="28"/>
-          <w:szCs w:val="28"/>
-          <w:lang w:val="en-US"/>
-        </w:rPr>
-        <w:t>:</w:t>
-      </w:r>
-      <w:r>
-        <w:rPr>
-          <w:rFonts w:ascii="Times New Roman" w:hAnsi="Times New Roman" w:cs="Times New Roman"/>
-          <w:color w:val="2F5496" w:themeColor="accent1" w:themeShade="BF"/>
-          <w:sz w:val="28"/>
-          <w:szCs w:val="28"/>
-          <w:lang w:val="en-US"/>
-        </w:rPr>
-        <w:t xml:space="preserve"> This is because in practice, during read analysis, many </w:t>
-      </w:r>
-      <w:r>
-        <w:rPr>
-          <w:rFonts w:ascii="Times New Roman" w:hAnsi="Times New Roman" w:cs="Times New Roman"/>
-          <w:color w:val="2F5496" w:themeColor="accent1" w:themeShade="BF"/>
-          <w:sz w:val="28"/>
-          <w:szCs w:val="28"/>
-          <w:lang w:val="en-US"/>
-        </w:rPr>
-        <w:t xml:space="preserve">to most </w:t>
-      </w:r>
-      <w:r>
-        <w:rPr>
-          <w:rFonts w:ascii="Times New Roman" w:hAnsi="Times New Roman" w:cs="Times New Roman"/>
-          <w:color w:val="2F5496" w:themeColor="accent1" w:themeShade="BF"/>
-          <w:sz w:val="28"/>
-          <w:szCs w:val="28"/>
-          <w:lang w:val="en-US"/>
-        </w:rPr>
-        <w:t>requested k-</w:t>
-      </w:r>
-      <w:proofErr w:type="spellStart"/>
-      <w:r>
-        <w:rPr>
-          <w:rFonts w:ascii="Times New Roman" w:hAnsi="Times New Roman" w:cs="Times New Roman"/>
-          <w:color w:val="2F5496" w:themeColor="accent1" w:themeShade="BF"/>
-          <w:sz w:val="28"/>
-          <w:szCs w:val="28"/>
-          <w:lang w:val="en-US"/>
-        </w:rPr>
-        <w:t>mers</w:t>
-      </w:r>
-      <w:proofErr w:type="spellEnd"/>
-      <w:r>
-        <w:rPr>
-          <w:rFonts w:ascii="Times New Roman" w:hAnsi="Times New Roman" w:cs="Times New Roman"/>
-          <w:color w:val="2F5496" w:themeColor="accent1" w:themeShade="BF"/>
-          <w:sz w:val="28"/>
-          <w:szCs w:val="28"/>
-          <w:lang w:val="en-US"/>
-        </w:rPr>
-        <w:t xml:space="preserve"> are </w:t>
-      </w:r>
-      <w:r>
-        <w:rPr>
-          <w:rFonts w:ascii="Times New Roman" w:hAnsi="Times New Roman" w:cs="Times New Roman"/>
-          <w:color w:val="2F5496" w:themeColor="accent1" w:themeShade="BF"/>
-          <w:sz w:val="28"/>
-          <w:szCs w:val="28"/>
-          <w:lang w:val="en-US"/>
-        </w:rPr>
-        <w:t xml:space="preserve">likely </w:t>
-      </w:r>
-      <w:r>
-        <w:rPr>
-          <w:rFonts w:ascii="Times New Roman" w:hAnsi="Times New Roman" w:cs="Times New Roman"/>
-          <w:color w:val="2F5496" w:themeColor="accent1" w:themeShade="BF"/>
-          <w:sz w:val="28"/>
-          <w:szCs w:val="28"/>
-          <w:lang w:val="en-US"/>
-        </w:rPr>
-        <w:t>not stored in the database. For example</w:t>
-      </w:r>
-      <w:r>
-        <w:rPr>
-          <w:rFonts w:ascii="Times New Roman" w:hAnsi="Times New Roman" w:cs="Times New Roman"/>
-          <w:color w:val="2F5496" w:themeColor="accent1" w:themeShade="BF"/>
-          <w:sz w:val="28"/>
-          <w:szCs w:val="28"/>
-          <w:lang w:val="en-US"/>
-        </w:rPr>
-        <w:t>,</w:t>
-      </w:r>
-      <w:r>
-        <w:rPr>
-          <w:rFonts w:ascii="Times New Roman" w:hAnsi="Times New Roman" w:cs="Times New Roman"/>
-          <w:color w:val="2F5496" w:themeColor="accent1" w:themeShade="BF"/>
-          <w:sz w:val="28"/>
-          <w:szCs w:val="28"/>
-          <w:lang w:val="en-US"/>
-        </w:rPr>
-        <w:t xml:space="preserve"> in the case of </w:t>
-      </w:r>
-      <w:r>
-        <w:rPr>
-          <w:rFonts w:ascii="Times New Roman" w:hAnsi="Times New Roman" w:cs="Times New Roman"/>
-          <w:color w:val="2F5496" w:themeColor="accent1" w:themeShade="BF"/>
-          <w:sz w:val="28"/>
-          <w:szCs w:val="28"/>
-          <w:lang w:val="en-US"/>
-        </w:rPr>
-        <w:t>detecting</w:t>
-      </w:r>
-      <w:r>
-        <w:rPr>
-          <w:rFonts w:ascii="Times New Roman" w:hAnsi="Times New Roman" w:cs="Times New Roman"/>
-          <w:color w:val="2F5496" w:themeColor="accent1" w:themeShade="BF"/>
-          <w:sz w:val="28"/>
-          <w:szCs w:val="28"/>
-          <w:lang w:val="en-US"/>
-        </w:rPr>
-        <w:t xml:space="preserve"> </w:t>
-      </w:r>
-      <w:r>
-        <w:rPr>
-          <w:rFonts w:ascii="Times New Roman" w:hAnsi="Times New Roman" w:cs="Times New Roman"/>
-          <w:color w:val="2F5496" w:themeColor="accent1" w:themeShade="BF"/>
-          <w:sz w:val="28"/>
-          <w:szCs w:val="28"/>
-          <w:lang w:val="en-US"/>
-        </w:rPr>
-        <w:t xml:space="preserve">infections, related samples typically contain a lot of host-DNA leading to </w:t>
-      </w:r>
-      <w:r>
-        <w:rPr>
-          <w:rFonts w:ascii="Times New Roman" w:hAnsi="Times New Roman" w:cs="Times New Roman"/>
-          <w:color w:val="2F5496" w:themeColor="accent1" w:themeShade="BF"/>
-          <w:sz w:val="28"/>
-          <w:szCs w:val="28"/>
-          <w:lang w:val="en-US"/>
-        </w:rPr>
-        <w:t xml:space="preserve">many </w:t>
-      </w:r>
-      <w:r>
-        <w:rPr>
-          <w:rFonts w:ascii="Times New Roman" w:hAnsi="Times New Roman" w:cs="Times New Roman"/>
-          <w:color w:val="2F5496" w:themeColor="accent1" w:themeShade="BF"/>
-          <w:sz w:val="28"/>
-          <w:szCs w:val="28"/>
-          <w:lang w:val="en-US"/>
-        </w:rPr>
-        <w:t>k-</w:t>
-      </w:r>
-      <w:proofErr w:type="spellStart"/>
-      <w:r>
-        <w:rPr>
-          <w:rFonts w:ascii="Times New Roman" w:hAnsi="Times New Roman" w:cs="Times New Roman"/>
-          <w:color w:val="2F5496" w:themeColor="accent1" w:themeShade="BF"/>
-          <w:sz w:val="28"/>
-          <w:szCs w:val="28"/>
-          <w:lang w:val="en-US"/>
-        </w:rPr>
-        <w:t>mers</w:t>
-      </w:r>
-      <w:proofErr w:type="spellEnd"/>
-      <w:r>
-        <w:rPr>
-          <w:rFonts w:ascii="Times New Roman" w:hAnsi="Times New Roman" w:cs="Times New Roman"/>
-          <w:color w:val="2F5496" w:themeColor="accent1" w:themeShade="BF"/>
-          <w:sz w:val="28"/>
-          <w:szCs w:val="28"/>
-          <w:lang w:val="en-US"/>
-        </w:rPr>
-        <w:t xml:space="preserve"> </w:t>
-      </w:r>
-      <w:r>
-        <w:rPr>
-          <w:rFonts w:ascii="Times New Roman" w:hAnsi="Times New Roman" w:cs="Times New Roman"/>
-          <w:color w:val="2F5496" w:themeColor="accent1" w:themeShade="BF"/>
-          <w:sz w:val="28"/>
-          <w:szCs w:val="28"/>
-          <w:lang w:val="en-US"/>
-        </w:rPr>
-        <w:t xml:space="preserve">from the host </w:t>
-      </w:r>
-      <w:r>
-        <w:rPr>
-          <w:rFonts w:ascii="Times New Roman" w:hAnsi="Times New Roman" w:cs="Times New Roman"/>
-          <w:color w:val="2F5496" w:themeColor="accent1" w:themeShade="BF"/>
-          <w:sz w:val="28"/>
-          <w:szCs w:val="28"/>
-          <w:lang w:val="en-US"/>
-        </w:rPr>
-        <w:t>in reads</w:t>
-      </w:r>
-      <w:r>
-        <w:rPr>
-          <w:rFonts w:ascii="Times New Roman" w:hAnsi="Times New Roman" w:cs="Times New Roman"/>
-          <w:color w:val="2F5496" w:themeColor="accent1" w:themeShade="BF"/>
-          <w:sz w:val="28"/>
-          <w:szCs w:val="28"/>
-          <w:lang w:val="en-US"/>
-        </w:rPr>
-        <w:t xml:space="preserve">, whereas a related database </w:t>
-      </w:r>
-      <w:r>
-        <w:rPr>
-          <w:rFonts w:ascii="Times New Roman" w:hAnsi="Times New Roman" w:cs="Times New Roman"/>
-          <w:color w:val="2F5496" w:themeColor="accent1" w:themeShade="BF"/>
-          <w:sz w:val="28"/>
-          <w:szCs w:val="28"/>
-          <w:lang w:val="en-US"/>
-        </w:rPr>
-        <w:t xml:space="preserve">typically </w:t>
-      </w:r>
-      <w:r>
-        <w:rPr>
-          <w:rFonts w:ascii="Times New Roman" w:hAnsi="Times New Roman" w:cs="Times New Roman"/>
-          <w:color w:val="2F5496" w:themeColor="accent1" w:themeShade="BF"/>
-          <w:sz w:val="28"/>
-          <w:szCs w:val="28"/>
-          <w:lang w:val="en-US"/>
-        </w:rPr>
-        <w:t>contains the pathogen</w:t>
-      </w:r>
-      <w:r>
-        <w:rPr>
-          <w:rFonts w:ascii="Times New Roman" w:hAnsi="Times New Roman" w:cs="Times New Roman"/>
-          <w:color w:val="2F5496" w:themeColor="accent1" w:themeShade="BF"/>
-          <w:sz w:val="28"/>
-          <w:szCs w:val="28"/>
-          <w:lang w:val="en-US"/>
-        </w:rPr>
-        <w:t>s</w:t>
-      </w:r>
-      <w:r>
-        <w:rPr>
-          <w:rFonts w:ascii="Times New Roman" w:hAnsi="Times New Roman" w:cs="Times New Roman"/>
-          <w:color w:val="2F5496" w:themeColor="accent1" w:themeShade="BF"/>
-          <w:sz w:val="28"/>
-          <w:szCs w:val="28"/>
-          <w:lang w:val="en-US"/>
-        </w:rPr>
-        <w:t>’ k-</w:t>
-      </w:r>
-      <w:proofErr w:type="spellStart"/>
-      <w:r>
-        <w:rPr>
-          <w:rFonts w:ascii="Times New Roman" w:hAnsi="Times New Roman" w:cs="Times New Roman"/>
-          <w:color w:val="2F5496" w:themeColor="accent1" w:themeShade="BF"/>
-          <w:sz w:val="28"/>
-          <w:szCs w:val="28"/>
-          <w:lang w:val="en-US"/>
-        </w:rPr>
-        <w:t>mers</w:t>
-      </w:r>
-      <w:proofErr w:type="spellEnd"/>
-      <w:r>
-        <w:rPr>
-          <w:rFonts w:ascii="Times New Roman" w:hAnsi="Times New Roman" w:cs="Times New Roman"/>
-          <w:color w:val="2F5496" w:themeColor="accent1" w:themeShade="BF"/>
-          <w:sz w:val="28"/>
-          <w:szCs w:val="28"/>
-          <w:lang w:val="en-US"/>
-        </w:rPr>
-        <w:t xml:space="preserve"> only</w:t>
-      </w:r>
-      <w:r>
-        <w:rPr>
-          <w:rFonts w:ascii="Times New Roman" w:hAnsi="Times New Roman" w:cs="Times New Roman"/>
-          <w:color w:val="2F5496" w:themeColor="accent1" w:themeShade="BF"/>
-          <w:sz w:val="28"/>
-          <w:szCs w:val="28"/>
-          <w:lang w:val="en-US"/>
-        </w:rPr>
-        <w:t>.)</w:t>
+        <w:t xml:space="preserve">Finally, another Bloom filter is constructed as part of </w:t>
+      </w:r>
+      <w:r>
+        <w:rPr>
+          <w:rFonts w:ascii="Times New Roman" w:hAnsi="Times New Roman" w:cs="Times New Roman"/>
+          <w:color w:val="2F5496" w:themeColor="accent1" w:themeShade="BF"/>
+          <w:sz w:val="28"/>
+          <w:szCs w:val="28"/>
+          <w:lang w:val="en-US"/>
+        </w:rPr>
+        <w:t xml:space="preserve">the </w:t>
+      </w:r>
+      <w:r>
+        <w:rPr>
+          <w:rFonts w:ascii="Times New Roman" w:hAnsi="Times New Roman" w:cs="Times New Roman"/>
+          <w:color w:val="2F5496" w:themeColor="accent1" w:themeShade="BF"/>
+          <w:sz w:val="28"/>
+          <w:szCs w:val="28"/>
+          <w:lang w:val="en-US"/>
+        </w:rPr>
+        <w:t>goal “index” (</w:t>
+      </w:r>
+      <w:r>
+        <w:rPr>
+          <w:rFonts w:ascii="Times New Roman" w:hAnsi="Times New Roman" w:cs="Times New Roman"/>
+          <w:color w:val="2F5496" w:themeColor="accent1" w:themeShade="BF"/>
+          <w:sz w:val="28"/>
+          <w:szCs w:val="28"/>
+          <w:lang w:val="en-US"/>
+        </w:rPr>
+        <w:t xml:space="preserve">originally </w:t>
+      </w:r>
+      <w:r>
+        <w:rPr>
+          <w:rFonts w:ascii="Times New Roman" w:hAnsi="Times New Roman" w:cs="Times New Roman"/>
+          <w:color w:val="2F5496" w:themeColor="accent1" w:themeShade="BF"/>
+          <w:sz w:val="28"/>
+          <w:szCs w:val="28"/>
+          <w:lang w:val="en-US"/>
+        </w:rPr>
+        <w:t xml:space="preserve">discussed </w:t>
+      </w:r>
+      <w:r>
+        <w:rPr>
+          <w:rFonts w:ascii="Times New Roman" w:hAnsi="Times New Roman" w:cs="Times New Roman"/>
+          <w:color w:val="2F5496" w:themeColor="accent1" w:themeShade="BF"/>
+          <w:sz w:val="28"/>
+          <w:szCs w:val="28"/>
+          <w:lang w:val="en-US"/>
+        </w:rPr>
+        <w:t>Section 2.3).</w:t>
       </w:r>
       <w:r>
         <w:rPr>
@@ -4577,11 +4259,6 @@
     </w:p>
     <w:p>
       <w:pPr>
-        <w:pStyle w:val="Listenabsatz"/>
-        <w:numPr>
-          <w:ilvl w:val="0"/>
-          <w:numId w:val="1"/>
-        </w:numPr>
         <w:rPr>
           <w:rFonts w:ascii="Times New Roman" w:hAnsi="Times New Roman" w:cs="Times New Roman"/>
           <w:color w:val="2F5496" w:themeColor="accent1" w:themeShade="BF"/>
@@ -4593,52 +4270,336 @@
       <w:r>
         <w:rPr>
           <w:rFonts w:ascii="Times New Roman" w:hAnsi="Times New Roman" w:cs="Times New Roman"/>
-          <w:color w:val="2F5496" w:themeColor="accent1" w:themeShade="BF"/>
-          <w:sz w:val="28"/>
-          <w:szCs w:val="28"/>
-          <w:lang w:val="en-US"/>
-        </w:rPr>
-        <w:t xml:space="preserve">Finally, another Bloom filter is constructed as part of </w:t>
-      </w:r>
-      <w:r>
-        <w:rPr>
-          <w:rFonts w:ascii="Times New Roman" w:hAnsi="Times New Roman" w:cs="Times New Roman"/>
-          <w:color w:val="2F5496" w:themeColor="accent1" w:themeShade="BF"/>
-          <w:sz w:val="28"/>
-          <w:szCs w:val="28"/>
-          <w:lang w:val="en-US"/>
-        </w:rPr>
-        <w:t xml:space="preserve">the </w:t>
-      </w:r>
-      <w:r>
-        <w:rPr>
-          <w:rFonts w:ascii="Times New Roman" w:hAnsi="Times New Roman" w:cs="Times New Roman"/>
-          <w:color w:val="2F5496" w:themeColor="accent1" w:themeShade="BF"/>
-          <w:sz w:val="28"/>
-          <w:szCs w:val="28"/>
-          <w:lang w:val="en-US"/>
-        </w:rPr>
-        <w:t xml:space="preserve">goal “index” (see </w:t>
-      </w:r>
-      <w:r>
-        <w:rPr>
-          <w:rFonts w:ascii="Times New Roman" w:hAnsi="Times New Roman" w:cs="Times New Roman"/>
-          <w:color w:val="2F5496" w:themeColor="accent1" w:themeShade="BF"/>
-          <w:sz w:val="28"/>
-          <w:szCs w:val="28"/>
-          <w:lang w:val="en-US"/>
-        </w:rPr>
-        <w:t xml:space="preserve">originally </w:t>
-      </w:r>
-      <w:r>
-        <w:rPr>
-          <w:rFonts w:ascii="Times New Roman" w:hAnsi="Times New Roman" w:cs="Times New Roman"/>
-          <w:color w:val="2F5496" w:themeColor="accent1" w:themeShade="BF"/>
-          <w:sz w:val="28"/>
-          <w:szCs w:val="28"/>
-          <w:lang w:val="en-US"/>
-        </w:rPr>
-        <w:t>Section 2.3).</w:t>
+          <w:b/>
+          <w:bCs/>
+          <w:color w:val="2F5496" w:themeColor="accent1" w:themeShade="BF"/>
+          <w:sz w:val="28"/>
+          <w:szCs w:val="28"/>
+          <w:lang w:val="en-US"/>
+        </w:rPr>
+        <w:t>Action:</w:t>
+      </w:r>
+      <w:r>
+        <w:rPr>
+          <w:rFonts w:ascii="Times New Roman" w:hAnsi="Times New Roman" w:cs="Times New Roman"/>
+          <w:b/>
+          <w:bCs/>
+          <w:color w:val="2F5496" w:themeColor="accent1" w:themeShade="BF"/>
+          <w:sz w:val="28"/>
+          <w:szCs w:val="28"/>
+          <w:lang w:val="en-US"/>
+        </w:rPr>
+        <w:t xml:space="preserve"> </w:t>
+      </w:r>
+      <w:r>
+        <w:rPr>
+          <w:rFonts w:ascii="Times New Roman" w:hAnsi="Times New Roman" w:cs="Times New Roman"/>
+          <w:color w:val="2F5496" w:themeColor="accent1" w:themeShade="BF"/>
+          <w:sz w:val="28"/>
+          <w:szCs w:val="28"/>
+          <w:lang w:val="en-US"/>
+        </w:rPr>
+        <w:t xml:space="preserve">Regarding </w:t>
+      </w:r>
+      <w:r>
+        <w:rPr>
+          <w:rFonts w:ascii="Times New Roman" w:hAnsi="Times New Roman" w:cs="Times New Roman"/>
+          <w:color w:val="2F5496" w:themeColor="accent1" w:themeShade="BF"/>
+          <w:sz w:val="28"/>
+          <w:szCs w:val="28"/>
+          <w:lang w:val="en-US"/>
+        </w:rPr>
+        <w:t>1) and 2</w:t>
+      </w:r>
+      <w:r>
+        <w:rPr>
+          <w:rFonts w:ascii="Times New Roman" w:hAnsi="Times New Roman" w:cs="Times New Roman"/>
+          <w:color w:val="2F5496" w:themeColor="accent1" w:themeShade="BF"/>
+          <w:sz w:val="28"/>
+          <w:szCs w:val="28"/>
+          <w:lang w:val="en-US"/>
+        </w:rPr>
+        <w:t>)</w:t>
+      </w:r>
+      <w:r>
+        <w:rPr>
+          <w:rFonts w:ascii="Times New Roman" w:hAnsi="Times New Roman" w:cs="Times New Roman"/>
+          <w:color w:val="2F5496" w:themeColor="accent1" w:themeShade="BF"/>
+          <w:sz w:val="28"/>
+          <w:szCs w:val="28"/>
+          <w:lang w:val="en-US"/>
+        </w:rPr>
+        <w:t>,</w:t>
+      </w:r>
+      <w:r>
+        <w:rPr>
+          <w:rFonts w:ascii="Times New Roman" w:hAnsi="Times New Roman" w:cs="Times New Roman"/>
+          <w:color w:val="2F5496" w:themeColor="accent1" w:themeShade="BF"/>
+          <w:sz w:val="28"/>
+          <w:szCs w:val="28"/>
+          <w:lang w:val="en-US"/>
+        </w:rPr>
+        <w:t xml:space="preserve"> we extended Section 2.</w:t>
+      </w:r>
+      <w:r>
+        <w:rPr>
+          <w:rFonts w:ascii="Times New Roman" w:hAnsi="Times New Roman" w:cs="Times New Roman"/>
+          <w:color w:val="2F5496" w:themeColor="accent1" w:themeShade="BF"/>
+          <w:sz w:val="28"/>
+          <w:szCs w:val="28"/>
+          <w:lang w:val="en-US"/>
+        </w:rPr>
+        <w:t>2</w:t>
+      </w:r>
+      <w:r>
+        <w:rPr>
+          <w:rFonts w:ascii="Times New Roman" w:hAnsi="Times New Roman" w:cs="Times New Roman"/>
+          <w:color w:val="2F5496" w:themeColor="accent1" w:themeShade="BF"/>
+          <w:sz w:val="28"/>
+          <w:szCs w:val="28"/>
+          <w:lang w:val="en-US"/>
+        </w:rPr>
+        <w:t xml:space="preserve"> to explain the </w:t>
+      </w:r>
+      <w:r>
+        <w:rPr>
+          <w:rFonts w:ascii="Times New Roman" w:hAnsi="Times New Roman" w:cs="Times New Roman"/>
+          <w:color w:val="2F5496" w:themeColor="accent1" w:themeShade="BF"/>
+          <w:sz w:val="28"/>
+          <w:szCs w:val="28"/>
+          <w:lang w:val="en-US"/>
+        </w:rPr>
+        <w:t xml:space="preserve">use of </w:t>
+      </w:r>
+      <w:r>
+        <w:rPr>
+          <w:rFonts w:ascii="Times New Roman" w:hAnsi="Times New Roman" w:cs="Times New Roman"/>
+          <w:color w:val="2F5496" w:themeColor="accent1" w:themeShade="BF"/>
+          <w:sz w:val="28"/>
+          <w:szCs w:val="28"/>
+          <w:lang w:val="en-US"/>
+        </w:rPr>
+        <w:t xml:space="preserve">these </w:t>
+      </w:r>
+      <w:r>
+        <w:rPr>
+          <w:rFonts w:ascii="Times New Roman" w:hAnsi="Times New Roman" w:cs="Times New Roman"/>
+          <w:color w:val="2F5496" w:themeColor="accent1" w:themeShade="BF"/>
+          <w:sz w:val="28"/>
+          <w:szCs w:val="28"/>
+          <w:lang w:val="en-US"/>
+        </w:rPr>
+        <w:t>Bloom filter</w:t>
+      </w:r>
+      <w:r>
+        <w:rPr>
+          <w:rFonts w:ascii="Times New Roman" w:hAnsi="Times New Roman" w:cs="Times New Roman"/>
+          <w:color w:val="2F5496" w:themeColor="accent1" w:themeShade="BF"/>
+          <w:sz w:val="28"/>
+          <w:szCs w:val="28"/>
+          <w:lang w:val="en-US"/>
+        </w:rPr>
+        <w:t xml:space="preserve">s </w:t>
+      </w:r>
+      <w:r>
+        <w:rPr>
+          <w:rFonts w:ascii="Times New Roman" w:hAnsi="Times New Roman" w:cs="Times New Roman"/>
+          <w:color w:val="2F5496" w:themeColor="accent1" w:themeShade="BF"/>
+          <w:sz w:val="28"/>
+          <w:szCs w:val="28"/>
+          <w:lang w:val="en-US"/>
+        </w:rPr>
+        <w:t xml:space="preserve">much </w:t>
+      </w:r>
+      <w:r>
+        <w:rPr>
+          <w:rFonts w:ascii="Times New Roman" w:hAnsi="Times New Roman" w:cs="Times New Roman"/>
+          <w:color w:val="2F5496" w:themeColor="accent1" w:themeShade="BF"/>
+          <w:sz w:val="28"/>
+          <w:szCs w:val="28"/>
+          <w:lang w:val="en-US"/>
+        </w:rPr>
+        <w:t>more thoroughly.</w:t>
+      </w:r>
+      <w:r>
+        <w:rPr>
+          <w:rFonts w:ascii="Times New Roman" w:hAnsi="Times New Roman" w:cs="Times New Roman"/>
+          <w:color w:val="2F5496" w:themeColor="accent1" w:themeShade="BF"/>
+          <w:sz w:val="28"/>
+          <w:szCs w:val="28"/>
+          <w:lang w:val="en-US"/>
+        </w:rPr>
+        <w:t xml:space="preserve"> </w:t>
+      </w:r>
+      <w:r>
+        <w:rPr>
+          <w:rFonts w:ascii="Times New Roman" w:hAnsi="Times New Roman" w:cs="Times New Roman"/>
+          <w:color w:val="2F5496" w:themeColor="accent1" w:themeShade="BF"/>
+          <w:sz w:val="28"/>
+          <w:szCs w:val="28"/>
+          <w:lang w:val="en-US"/>
+        </w:rPr>
+        <w:t>We also discuss the</w:t>
+      </w:r>
+      <w:r>
+        <w:rPr>
+          <w:rFonts w:ascii="Times New Roman" w:hAnsi="Times New Roman" w:cs="Times New Roman"/>
+          <w:color w:val="2F5496" w:themeColor="accent1" w:themeShade="BF"/>
+          <w:sz w:val="28"/>
+          <w:szCs w:val="28"/>
+          <w:lang w:val="en-US"/>
+        </w:rPr>
+        <w:t xml:space="preserve"> </w:t>
+      </w:r>
+      <w:r>
+        <w:rPr>
+          <w:rFonts w:ascii="Times New Roman" w:hAnsi="Times New Roman" w:cs="Times New Roman"/>
+          <w:color w:val="2F5496" w:themeColor="accent1" w:themeShade="BF"/>
+          <w:sz w:val="28"/>
+          <w:szCs w:val="28"/>
+          <w:lang w:val="en-US"/>
+        </w:rPr>
+        <w:t>performance</w:t>
+      </w:r>
+      <w:r>
+        <w:rPr>
+          <w:rFonts w:ascii="Times New Roman" w:hAnsi="Times New Roman" w:cs="Times New Roman"/>
+          <w:color w:val="2F5496" w:themeColor="accent1" w:themeShade="BF"/>
+          <w:sz w:val="28"/>
+          <w:szCs w:val="28"/>
+          <w:lang w:val="en-US"/>
+        </w:rPr>
+        <w:t xml:space="preserve"> gain </w:t>
+      </w:r>
+      <w:r>
+        <w:rPr>
+          <w:rFonts w:ascii="Times New Roman" w:hAnsi="Times New Roman" w:cs="Times New Roman"/>
+          <w:color w:val="2F5496" w:themeColor="accent1" w:themeShade="BF"/>
+          <w:sz w:val="28"/>
+          <w:szCs w:val="28"/>
+          <w:lang w:val="en-US"/>
+        </w:rPr>
+        <w:t xml:space="preserve">for case 2) </w:t>
+      </w:r>
+      <w:r>
+        <w:rPr>
+          <w:rFonts w:ascii="Times New Roman" w:hAnsi="Times New Roman" w:cs="Times New Roman"/>
+          <w:color w:val="2F5496" w:themeColor="accent1" w:themeShade="BF"/>
+          <w:sz w:val="28"/>
+          <w:szCs w:val="28"/>
+          <w:lang w:val="en-US"/>
+        </w:rPr>
+        <w:t>there</w:t>
+      </w:r>
+      <w:r>
+        <w:rPr>
+          <w:rFonts w:ascii="Times New Roman" w:hAnsi="Times New Roman" w:cs="Times New Roman"/>
+          <w:color w:val="2F5496" w:themeColor="accent1" w:themeShade="BF"/>
+          <w:sz w:val="28"/>
+          <w:szCs w:val="28"/>
+          <w:lang w:val="en-US"/>
+        </w:rPr>
+        <w:t>.</w:t>
+      </w:r>
+      <w:r>
+        <w:rPr>
+          <w:rFonts w:ascii="Times New Roman" w:hAnsi="Times New Roman" w:cs="Times New Roman"/>
+          <w:color w:val="2F5496" w:themeColor="accent1" w:themeShade="BF"/>
+          <w:sz w:val="28"/>
+          <w:szCs w:val="28"/>
+          <w:lang w:val="en-US"/>
+        </w:rPr>
+        <w:t xml:space="preserve"> Regarding 3), w</w:t>
+      </w:r>
+      <w:r>
+        <w:rPr>
+          <w:rFonts w:ascii="Times New Roman" w:hAnsi="Times New Roman" w:cs="Times New Roman"/>
+          <w:color w:val="2F5496" w:themeColor="accent1" w:themeShade="BF"/>
+          <w:sz w:val="28"/>
+          <w:szCs w:val="28"/>
+          <w:lang w:val="en-US"/>
+        </w:rPr>
+        <w:t xml:space="preserve">e dropped this aspect from the manuscript </w:t>
+      </w:r>
+      <w:r>
+        <w:rPr>
+          <w:rFonts w:ascii="Times New Roman" w:hAnsi="Times New Roman" w:cs="Times New Roman"/>
+          <w:color w:val="2F5496" w:themeColor="accent1" w:themeShade="BF"/>
+          <w:sz w:val="28"/>
+          <w:szCs w:val="28"/>
+          <w:lang w:val="en-US"/>
+        </w:rPr>
+        <w:t xml:space="preserve">entirely </w:t>
+      </w:r>
+      <w:r>
+        <w:rPr>
+          <w:rFonts w:ascii="Times New Roman" w:hAnsi="Times New Roman" w:cs="Times New Roman"/>
+          <w:color w:val="2F5496" w:themeColor="accent1" w:themeShade="BF"/>
+          <w:sz w:val="28"/>
+          <w:szCs w:val="28"/>
+          <w:lang w:val="en-US"/>
+        </w:rPr>
+        <w:t>because it is confusing and a</w:t>
+      </w:r>
+      <w:r>
+        <w:rPr>
+          <w:rFonts w:ascii="Times New Roman" w:hAnsi="Times New Roman" w:cs="Times New Roman"/>
+          <w:color w:val="2F5496" w:themeColor="accent1" w:themeShade="BF"/>
+          <w:sz w:val="28"/>
+          <w:szCs w:val="28"/>
+          <w:lang w:val="en-US"/>
+        </w:rPr>
+        <w:t>lso just</w:t>
+      </w:r>
+      <w:r>
+        <w:rPr>
+          <w:rFonts w:ascii="Times New Roman" w:hAnsi="Times New Roman" w:cs="Times New Roman"/>
+          <w:color w:val="2F5496" w:themeColor="accent1" w:themeShade="BF"/>
+          <w:sz w:val="28"/>
+          <w:szCs w:val="28"/>
+          <w:lang w:val="en-US"/>
+        </w:rPr>
+        <w:t xml:space="preserve"> </w:t>
+      </w:r>
+      <w:r>
+        <w:rPr>
+          <w:rFonts w:ascii="Times New Roman" w:hAnsi="Times New Roman" w:cs="Times New Roman"/>
+          <w:color w:val="2F5496" w:themeColor="accent1" w:themeShade="BF"/>
+          <w:sz w:val="28"/>
+          <w:szCs w:val="28"/>
+          <w:lang w:val="en-US"/>
+        </w:rPr>
+        <w:t xml:space="preserve">a </w:t>
+      </w:r>
+      <w:r>
+        <w:rPr>
+          <w:rFonts w:ascii="Times New Roman" w:hAnsi="Times New Roman" w:cs="Times New Roman"/>
+          <w:color w:val="2F5496" w:themeColor="accent1" w:themeShade="BF"/>
+          <w:sz w:val="28"/>
+          <w:szCs w:val="28"/>
+          <w:lang w:val="en-US"/>
+        </w:rPr>
+        <w:t>minor</w:t>
+      </w:r>
+      <w:r>
+        <w:rPr>
+          <w:rFonts w:ascii="Times New Roman" w:hAnsi="Times New Roman" w:cs="Times New Roman"/>
+          <w:color w:val="2F5496" w:themeColor="accent1" w:themeShade="BF"/>
+          <w:sz w:val="28"/>
+          <w:szCs w:val="28"/>
+          <w:lang w:val="en-US"/>
+        </w:rPr>
+        <w:t xml:space="preserve"> </w:t>
+      </w:r>
+      <w:r>
+        <w:rPr>
+          <w:rFonts w:ascii="Times New Roman" w:hAnsi="Times New Roman" w:cs="Times New Roman"/>
+          <w:color w:val="2F5496" w:themeColor="accent1" w:themeShade="BF"/>
+          <w:sz w:val="28"/>
+          <w:szCs w:val="28"/>
+          <w:lang w:val="en-US"/>
+        </w:rPr>
+        <w:t>extra functionality.</w:t>
       </w:r>
     </w:p>
     <w:p>
@@ -4654,166 +4615,71 @@
       <w:r>
         <w:rPr>
           <w:rFonts w:ascii="Times New Roman" w:hAnsi="Times New Roman" w:cs="Times New Roman"/>
-          <w:b/>
-          <w:bCs/>
-          <w:color w:val="2F5496" w:themeColor="accent1" w:themeShade="BF"/>
-          <w:sz w:val="28"/>
-          <w:szCs w:val="28"/>
-          <w:lang w:val="en-US"/>
-        </w:rPr>
-        <w:t>Action:</w:t>
-      </w:r>
-      <w:r>
-        <w:rPr>
-          <w:rFonts w:ascii="Times New Roman" w:hAnsi="Times New Roman" w:cs="Times New Roman"/>
-          <w:b/>
-          <w:bCs/>
-          <w:color w:val="2F5496" w:themeColor="accent1" w:themeShade="BF"/>
-          <w:sz w:val="28"/>
-          <w:szCs w:val="28"/>
-          <w:lang w:val="en-US"/>
-        </w:rPr>
-        <w:t xml:space="preserve"> </w:t>
-      </w:r>
-      <w:r>
-        <w:rPr>
-          <w:rFonts w:ascii="Times New Roman" w:hAnsi="Times New Roman" w:cs="Times New Roman"/>
-          <w:color w:val="2F5496" w:themeColor="accent1" w:themeShade="BF"/>
-          <w:sz w:val="28"/>
-          <w:szCs w:val="28"/>
-          <w:lang w:val="en-US"/>
-        </w:rPr>
-        <w:t>Regarding 3) we extended paragraph Section 2.</w:t>
-      </w:r>
-      <w:r>
-        <w:rPr>
-          <w:rFonts w:ascii="Times New Roman" w:hAnsi="Times New Roman" w:cs="Times New Roman"/>
-          <w:color w:val="2F5496" w:themeColor="accent1" w:themeShade="BF"/>
-          <w:sz w:val="28"/>
-          <w:szCs w:val="28"/>
-          <w:lang w:val="en-US"/>
-        </w:rPr>
-        <w:t>2</w:t>
-      </w:r>
-      <w:r>
-        <w:rPr>
-          <w:rFonts w:ascii="Times New Roman" w:hAnsi="Times New Roman" w:cs="Times New Roman"/>
-          <w:color w:val="2F5496" w:themeColor="accent1" w:themeShade="BF"/>
-          <w:sz w:val="28"/>
-          <w:szCs w:val="28"/>
-          <w:lang w:val="en-US"/>
-        </w:rPr>
-        <w:t xml:space="preserve"> to explain the </w:t>
-      </w:r>
-      <w:r>
-        <w:rPr>
-          <w:rFonts w:ascii="Times New Roman" w:hAnsi="Times New Roman" w:cs="Times New Roman"/>
-          <w:color w:val="2F5496" w:themeColor="accent1" w:themeShade="BF"/>
-          <w:sz w:val="28"/>
-          <w:szCs w:val="28"/>
-          <w:lang w:val="en-US"/>
-        </w:rPr>
-        <w:t>use of the Bloom filter</w:t>
-      </w:r>
-      <w:r>
-        <w:rPr>
-          <w:rFonts w:ascii="Times New Roman" w:hAnsi="Times New Roman" w:cs="Times New Roman"/>
-          <w:color w:val="2F5496" w:themeColor="accent1" w:themeShade="BF"/>
-          <w:sz w:val="28"/>
-          <w:szCs w:val="28"/>
-          <w:lang w:val="en-US"/>
-        </w:rPr>
-        <w:t xml:space="preserve"> </w:t>
-      </w:r>
-      <w:r>
-        <w:rPr>
-          <w:rFonts w:ascii="Times New Roman" w:hAnsi="Times New Roman" w:cs="Times New Roman"/>
-          <w:color w:val="2F5496" w:themeColor="accent1" w:themeShade="BF"/>
-          <w:sz w:val="28"/>
-          <w:szCs w:val="28"/>
-          <w:lang w:val="en-US"/>
-        </w:rPr>
-        <w:t xml:space="preserve">at classification time </w:t>
-      </w:r>
-      <w:r>
-        <w:rPr>
-          <w:rFonts w:ascii="Times New Roman" w:hAnsi="Times New Roman" w:cs="Times New Roman"/>
-          <w:color w:val="2F5496" w:themeColor="accent1" w:themeShade="BF"/>
-          <w:sz w:val="28"/>
-          <w:szCs w:val="28"/>
-          <w:lang w:val="en-US"/>
-        </w:rPr>
-        <w:t>more thoroughly.</w:t>
-      </w:r>
-      <w:r>
-        <w:rPr>
-          <w:rFonts w:ascii="Times New Roman" w:hAnsi="Times New Roman" w:cs="Times New Roman"/>
-          <w:color w:val="2F5496" w:themeColor="accent1" w:themeShade="BF"/>
-          <w:sz w:val="28"/>
-          <w:szCs w:val="28"/>
-          <w:lang w:val="en-US"/>
-        </w:rPr>
-        <w:t xml:space="preserve"> </w:t>
-      </w:r>
-      <w:r>
-        <w:rPr>
-          <w:rFonts w:ascii="Times New Roman" w:hAnsi="Times New Roman" w:cs="Times New Roman"/>
-          <w:color w:val="2F5496" w:themeColor="accent1" w:themeShade="BF"/>
-          <w:sz w:val="28"/>
-          <w:szCs w:val="28"/>
-          <w:lang w:val="en-US"/>
-        </w:rPr>
-        <w:t>We also briefly discuss the</w:t>
-      </w:r>
-      <w:r>
-        <w:rPr>
-          <w:rFonts w:ascii="Times New Roman" w:hAnsi="Times New Roman" w:cs="Times New Roman"/>
-          <w:color w:val="2F5496" w:themeColor="accent1" w:themeShade="BF"/>
-          <w:sz w:val="28"/>
-          <w:szCs w:val="28"/>
-          <w:lang w:val="en-US"/>
-        </w:rPr>
-        <w:t xml:space="preserve"> </w:t>
-      </w:r>
-      <w:r>
-        <w:rPr>
-          <w:rFonts w:ascii="Times New Roman" w:hAnsi="Times New Roman" w:cs="Times New Roman"/>
-          <w:color w:val="2F5496" w:themeColor="accent1" w:themeShade="BF"/>
-          <w:sz w:val="28"/>
-          <w:szCs w:val="28"/>
-          <w:lang w:val="en-US"/>
-        </w:rPr>
-        <w:t>its performance</w:t>
-      </w:r>
-      <w:r>
-        <w:rPr>
-          <w:rFonts w:ascii="Times New Roman" w:hAnsi="Times New Roman" w:cs="Times New Roman"/>
-          <w:color w:val="2F5496" w:themeColor="accent1" w:themeShade="BF"/>
-          <w:sz w:val="28"/>
-          <w:szCs w:val="28"/>
-          <w:lang w:val="en-US"/>
-        </w:rPr>
-        <w:t xml:space="preserve"> gain </w:t>
-      </w:r>
-      <w:r>
-        <w:rPr>
-          <w:rFonts w:ascii="Times New Roman" w:hAnsi="Times New Roman" w:cs="Times New Roman"/>
-          <w:color w:val="2F5496" w:themeColor="accent1" w:themeShade="BF"/>
-          <w:sz w:val="28"/>
-          <w:szCs w:val="28"/>
-          <w:lang w:val="en-US"/>
-        </w:rPr>
-        <w:t>there</w:t>
-      </w:r>
-      <w:r>
-        <w:rPr>
-          <w:rFonts w:ascii="Times New Roman" w:hAnsi="Times New Roman" w:cs="Times New Roman"/>
-          <w:color w:val="2F5496" w:themeColor="accent1" w:themeShade="BF"/>
-          <w:sz w:val="28"/>
-          <w:szCs w:val="28"/>
-          <w:lang w:val="en-US"/>
-        </w:rPr>
-        <w:t>.</w:t>
+          <w:sz w:val="28"/>
+          <w:szCs w:val="28"/>
+          <w:lang w:val="en-US"/>
+        </w:rPr>
+        <w:t>So why do the authors not directly store the k-</w:t>
+      </w:r>
+      <w:proofErr w:type="spellStart"/>
+      <w:r>
+        <w:rPr>
+          <w:rFonts w:ascii="Times New Roman" w:hAnsi="Times New Roman" w:cs="Times New Roman"/>
+          <w:sz w:val="28"/>
+          <w:szCs w:val="28"/>
+          <w:lang w:val="en-US"/>
+        </w:rPr>
+        <w:t>mers</w:t>
+      </w:r>
+      <w:proofErr w:type="spellEnd"/>
+      <w:r>
+        <w:rPr>
+          <w:rFonts w:ascii="Times New Roman" w:hAnsi="Times New Roman" w:cs="Times New Roman"/>
+          <w:sz w:val="28"/>
+          <w:szCs w:val="28"/>
+          <w:lang w:val="en-US"/>
+        </w:rPr>
+        <w:t xml:space="preserve"> in </w:t>
+      </w:r>
+      <w:proofErr w:type="gramStart"/>
+      <w:r>
+        <w:rPr>
+          <w:rFonts w:ascii="Times New Roman" w:hAnsi="Times New Roman" w:cs="Times New Roman"/>
+          <w:sz w:val="28"/>
+          <w:szCs w:val="28"/>
+          <w:lang w:val="en-US"/>
+        </w:rPr>
+        <w:t>an</w:t>
+      </w:r>
+      <w:proofErr w:type="gramEnd"/>
+      <w:r>
+        <w:rPr>
+          <w:rFonts w:ascii="Times New Roman" w:hAnsi="Times New Roman" w:cs="Times New Roman"/>
+          <w:sz w:val="28"/>
+          <w:szCs w:val="28"/>
+          <w:lang w:val="en-US"/>
+        </w:rPr>
+        <w:t xml:space="preserve"> Hierarchical interleaved Bloom Filter that could also directly assign each k-</w:t>
+      </w:r>
+      <w:proofErr w:type="spellStart"/>
+      <w:r>
+        <w:rPr>
+          <w:rFonts w:ascii="Times New Roman" w:hAnsi="Times New Roman" w:cs="Times New Roman"/>
+          <w:sz w:val="28"/>
+          <w:szCs w:val="28"/>
+          <w:lang w:val="en-US"/>
+        </w:rPr>
+        <w:t>mer</w:t>
+      </w:r>
+      <w:proofErr w:type="spellEnd"/>
+      <w:r>
+        <w:rPr>
+          <w:rFonts w:ascii="Times New Roman" w:hAnsi="Times New Roman" w:cs="Times New Roman"/>
+          <w:sz w:val="28"/>
+          <w:szCs w:val="28"/>
+          <w:lang w:val="en-US"/>
+        </w:rPr>
+        <w:t xml:space="preserve"> to one of the target species?</w:t>
       </w:r>
     </w:p>
     <w:p>
@@ -4829,56 +4695,60 @@
       <w:r>
         <w:rPr>
           <w:rFonts w:ascii="Times New Roman" w:hAnsi="Times New Roman" w:cs="Times New Roman"/>
-          <w:sz w:val="28"/>
-          <w:szCs w:val="28"/>
-          <w:lang w:val="en-US"/>
-        </w:rPr>
-        <w:t>So why do the authors not directly store the k-</w:t>
+          <w:color w:val="2F5496" w:themeColor="accent1" w:themeShade="BF"/>
+          <w:sz w:val="28"/>
+          <w:szCs w:val="28"/>
+          <w:lang w:val="en-US"/>
+        </w:rPr>
+        <w:t xml:space="preserve">Mainly because we want to avoid false positives resulting from probabilistic data structures (like Bloom filters). </w:t>
+      </w:r>
+      <w:r>
+        <w:rPr>
+          <w:rFonts w:ascii="Times New Roman" w:hAnsi="Times New Roman" w:cs="Times New Roman"/>
+          <w:color w:val="2F5496" w:themeColor="accent1" w:themeShade="BF"/>
+          <w:sz w:val="28"/>
+          <w:szCs w:val="28"/>
+          <w:lang w:val="en-US"/>
+        </w:rPr>
+        <w:t>P</w:t>
+      </w:r>
+      <w:r>
+        <w:rPr>
+          <w:rFonts w:ascii="Times New Roman" w:hAnsi="Times New Roman" w:cs="Times New Roman"/>
+          <w:color w:val="2F5496" w:themeColor="accent1" w:themeShade="BF"/>
+          <w:sz w:val="28"/>
+          <w:szCs w:val="28"/>
+          <w:lang w:val="en-US"/>
+        </w:rPr>
+        <w:t xml:space="preserve">lease consider that one of the major claims of </w:t>
       </w:r>
       <w:proofErr w:type="spellStart"/>
       <w:r>
         <w:rPr>
           <w:rFonts w:ascii="Times New Roman" w:hAnsi="Times New Roman" w:cs="Times New Roman"/>
-          <w:sz w:val="28"/>
-          <w:szCs w:val="28"/>
-          <w:lang w:val="en-US"/>
-        </w:rPr>
-        <w:t>mers</w:t>
+          <w:color w:val="2F5496" w:themeColor="accent1" w:themeShade="BF"/>
+          <w:sz w:val="28"/>
+          <w:szCs w:val="28"/>
+          <w:lang w:val="en-US"/>
+        </w:rPr>
+        <w:t>Genestrip</w:t>
       </w:r>
       <w:proofErr w:type="spellEnd"/>
       <w:r>
         <w:rPr>
           <w:rFonts w:ascii="Times New Roman" w:hAnsi="Times New Roman" w:cs="Times New Roman"/>
-          <w:sz w:val="28"/>
-          <w:szCs w:val="28"/>
-          <w:lang w:val="en-US"/>
-        </w:rPr>
-        <w:t xml:space="preserve"> in </w:t>
-      </w:r>
-      <w:proofErr w:type="gramStart"/>
-      <w:r>
-        <w:rPr>
-          <w:rFonts w:ascii="Times New Roman" w:hAnsi="Times New Roman" w:cs="Times New Roman"/>
-          <w:sz w:val="28"/>
-          <w:szCs w:val="28"/>
-          <w:lang w:val="en-US"/>
-        </w:rPr>
-        <w:t>an</w:t>
-      </w:r>
-      <w:proofErr w:type="gramEnd"/>
-      <w:r>
-        <w:rPr>
-          <w:rFonts w:ascii="Times New Roman" w:hAnsi="Times New Roman" w:cs="Times New Roman"/>
-          <w:sz w:val="28"/>
-          <w:szCs w:val="28"/>
-          <w:lang w:val="en-US"/>
-        </w:rPr>
-        <w:t xml:space="preserve"> Hierarchical interleaved Bloom Filter that could also directly assign each k-</w:t>
+          <w:color w:val="2F5496" w:themeColor="accent1" w:themeShade="BF"/>
+          <w:sz w:val="28"/>
+          <w:szCs w:val="28"/>
+          <w:lang w:val="en-US"/>
+        </w:rPr>
+        <w:t xml:space="preserve"> is that it produces no false positives with regard to k-</w:t>
       </w:r>
       <w:proofErr w:type="spellStart"/>
       <w:r>
         <w:rPr>
           <w:rFonts w:ascii="Times New Roman" w:hAnsi="Times New Roman" w:cs="Times New Roman"/>
+          <w:color w:val="2F5496" w:themeColor="accent1" w:themeShade="BF"/>
           <w:sz w:val="28"/>
           <w:szCs w:val="28"/>
           <w:lang w:val="en-US"/>
@@ -4889,18 +4759,406 @@
       <w:r>
         <w:rPr>
           <w:rFonts w:ascii="Times New Roman" w:hAnsi="Times New Roman" w:cs="Times New Roman"/>
-          <w:sz w:val="28"/>
-          <w:szCs w:val="28"/>
-          <w:lang w:val="en-US"/>
-        </w:rPr>
-        <w:t xml:space="preserve"> to one of the target species?</w:t>
+          <w:color w:val="2F5496" w:themeColor="accent1" w:themeShade="BF"/>
+          <w:sz w:val="28"/>
+          <w:szCs w:val="28"/>
+          <w:lang w:val="en-US"/>
+        </w:rPr>
+        <w:t xml:space="preserve"> lookups. </w:t>
+      </w:r>
+      <w:r>
+        <w:rPr>
+          <w:rFonts w:ascii="Times New Roman" w:hAnsi="Times New Roman" w:cs="Times New Roman"/>
+          <w:color w:val="2F5496" w:themeColor="accent1" w:themeShade="BF"/>
+          <w:sz w:val="28"/>
+          <w:szCs w:val="28"/>
+          <w:lang w:val="en-US"/>
+        </w:rPr>
+        <w:t xml:space="preserve">This same claim is the reason why </w:t>
+      </w:r>
+      <w:proofErr w:type="spellStart"/>
+      <w:r>
+        <w:rPr>
+          <w:rFonts w:ascii="Times New Roman" w:hAnsi="Times New Roman" w:cs="Times New Roman"/>
+          <w:color w:val="2F5496" w:themeColor="accent1" w:themeShade="BF"/>
+          <w:sz w:val="28"/>
+          <w:szCs w:val="28"/>
+          <w:lang w:val="en-US"/>
+        </w:rPr>
+        <w:t>KrakenUniq</w:t>
+      </w:r>
+      <w:proofErr w:type="spellEnd"/>
+      <w:r>
+        <w:rPr>
+          <w:rFonts w:ascii="Times New Roman" w:hAnsi="Times New Roman" w:cs="Times New Roman"/>
+          <w:color w:val="2F5496" w:themeColor="accent1" w:themeShade="BF"/>
+          <w:sz w:val="28"/>
+          <w:szCs w:val="28"/>
+          <w:lang w:val="en-US"/>
+        </w:rPr>
+        <w:t xml:space="preserve"> has still importance in comparison to any other k-</w:t>
+      </w:r>
+      <w:proofErr w:type="spellStart"/>
+      <w:r>
+        <w:rPr>
+          <w:rFonts w:ascii="Times New Roman" w:hAnsi="Times New Roman" w:cs="Times New Roman"/>
+          <w:color w:val="2F5496" w:themeColor="accent1" w:themeShade="BF"/>
+          <w:sz w:val="28"/>
+          <w:szCs w:val="28"/>
+          <w:lang w:val="en-US"/>
+        </w:rPr>
+        <w:t>mer</w:t>
+      </w:r>
+      <w:proofErr w:type="spellEnd"/>
+      <w:r>
+        <w:rPr>
+          <w:rFonts w:ascii="Times New Roman" w:hAnsi="Times New Roman" w:cs="Times New Roman"/>
+          <w:color w:val="2F5496" w:themeColor="accent1" w:themeShade="BF"/>
+          <w:sz w:val="28"/>
+          <w:szCs w:val="28"/>
+          <w:lang w:val="en-US"/>
+        </w:rPr>
+        <w:t xml:space="preserve"> database tool that enforces k-</w:t>
+      </w:r>
+      <w:proofErr w:type="spellStart"/>
+      <w:r>
+        <w:rPr>
+          <w:rFonts w:ascii="Times New Roman" w:hAnsi="Times New Roman" w:cs="Times New Roman"/>
+          <w:color w:val="2F5496" w:themeColor="accent1" w:themeShade="BF"/>
+          <w:sz w:val="28"/>
+          <w:szCs w:val="28"/>
+          <w:lang w:val="en-US"/>
+        </w:rPr>
+        <w:t>mer</w:t>
+      </w:r>
+      <w:proofErr w:type="spellEnd"/>
+      <w:r>
+        <w:rPr>
+          <w:rFonts w:ascii="Times New Roman" w:hAnsi="Times New Roman" w:cs="Times New Roman"/>
+          <w:color w:val="2F5496" w:themeColor="accent1" w:themeShade="BF"/>
+          <w:sz w:val="28"/>
+          <w:szCs w:val="28"/>
+          <w:lang w:val="en-US"/>
+        </w:rPr>
+        <w:t xml:space="preserve"> </w:t>
+      </w:r>
+      <w:r>
+        <w:rPr>
+          <w:rFonts w:ascii="Times New Roman" w:hAnsi="Times New Roman" w:cs="Times New Roman"/>
+          <w:color w:val="2F5496" w:themeColor="accent1" w:themeShade="BF"/>
+          <w:sz w:val="28"/>
+          <w:szCs w:val="28"/>
+          <w:lang w:val="en-US"/>
+        </w:rPr>
+        <w:t xml:space="preserve">compression under loss of information (e.g., like Kraken2). The requirement “no false positives” is highly relevant in certain fields of application like medical diagnostics. </w:t>
+      </w:r>
+      <w:r>
+        <w:rPr>
+          <w:rFonts w:ascii="Times New Roman" w:hAnsi="Times New Roman" w:cs="Times New Roman"/>
+          <w:color w:val="2F5496" w:themeColor="accent1" w:themeShade="BF"/>
+          <w:sz w:val="28"/>
+          <w:szCs w:val="28"/>
+          <w:lang w:val="en-US"/>
+        </w:rPr>
+        <w:t xml:space="preserve">The importance of this claim has been </w:t>
+      </w:r>
+      <w:r>
+        <w:rPr>
+          <w:rFonts w:ascii="Times New Roman" w:hAnsi="Times New Roman" w:cs="Times New Roman"/>
+          <w:color w:val="2F5496" w:themeColor="accent1" w:themeShade="BF"/>
+          <w:sz w:val="28"/>
+          <w:szCs w:val="28"/>
+          <w:lang w:val="en-US"/>
+        </w:rPr>
+        <w:t xml:space="preserve">established </w:t>
+      </w:r>
+      <w:r>
+        <w:rPr>
+          <w:rFonts w:ascii="Times New Roman" w:hAnsi="Times New Roman" w:cs="Times New Roman"/>
+          <w:color w:val="2F5496" w:themeColor="accent1" w:themeShade="BF"/>
+          <w:sz w:val="28"/>
+          <w:szCs w:val="28"/>
+          <w:lang w:val="en-US"/>
+        </w:rPr>
+        <w:t>i</w:t>
+      </w:r>
+      <w:r>
+        <w:rPr>
+          <w:rFonts w:ascii="Times New Roman" w:hAnsi="Times New Roman" w:cs="Times New Roman"/>
+          <w:color w:val="2F5496" w:themeColor="accent1" w:themeShade="BF"/>
+          <w:sz w:val="28"/>
+          <w:szCs w:val="28"/>
+          <w:lang w:val="en-US"/>
+        </w:rPr>
+        <w:t xml:space="preserve">n </w:t>
+      </w:r>
+      <w:r>
+        <w:rPr>
+          <w:rFonts w:ascii="Times New Roman" w:hAnsi="Times New Roman" w:cs="Times New Roman"/>
+          <w:color w:val="2F5496" w:themeColor="accent1" w:themeShade="BF"/>
+          <w:sz w:val="28"/>
+          <w:szCs w:val="28"/>
+          <w:lang w:val="en-US"/>
+        </w:rPr>
+        <w:t xml:space="preserve">[3] and </w:t>
+      </w:r>
+      <w:r>
+        <w:rPr>
+          <w:rFonts w:ascii="Times New Roman" w:hAnsi="Times New Roman" w:cs="Times New Roman"/>
+          <w:color w:val="2F5496" w:themeColor="accent1" w:themeShade="BF"/>
+          <w:sz w:val="28"/>
+          <w:szCs w:val="28"/>
+          <w:lang w:val="en-US"/>
+        </w:rPr>
+        <w:t>[</w:t>
+      </w:r>
+      <w:r>
+        <w:rPr>
+          <w:rFonts w:ascii="Times New Roman" w:hAnsi="Times New Roman" w:cs="Times New Roman"/>
+          <w:color w:val="2F5496" w:themeColor="accent1" w:themeShade="BF"/>
+          <w:sz w:val="28"/>
+          <w:szCs w:val="28"/>
+          <w:lang w:val="en-US"/>
+        </w:rPr>
+        <w:t>6</w:t>
+      </w:r>
+      <w:r>
+        <w:rPr>
+          <w:rFonts w:ascii="Times New Roman" w:hAnsi="Times New Roman" w:cs="Times New Roman"/>
+          <w:color w:val="2F5496" w:themeColor="accent1" w:themeShade="BF"/>
+          <w:sz w:val="28"/>
+          <w:szCs w:val="28"/>
+          <w:lang w:val="en-US"/>
+        </w:rPr>
+        <w:t xml:space="preserve">] and is </w:t>
+      </w:r>
+      <w:r>
+        <w:rPr>
+          <w:rFonts w:ascii="Times New Roman" w:hAnsi="Times New Roman" w:cs="Times New Roman"/>
+          <w:color w:val="2F5496" w:themeColor="accent1" w:themeShade="BF"/>
+          <w:sz w:val="28"/>
+          <w:szCs w:val="28"/>
+          <w:lang w:val="en-US"/>
+        </w:rPr>
+        <w:t xml:space="preserve">also </w:t>
+      </w:r>
+      <w:r>
+        <w:rPr>
+          <w:rFonts w:ascii="Times New Roman" w:hAnsi="Times New Roman" w:cs="Times New Roman"/>
+          <w:color w:val="2F5496" w:themeColor="accent1" w:themeShade="BF"/>
+          <w:sz w:val="28"/>
+          <w:szCs w:val="28"/>
+          <w:lang w:val="en-US"/>
+        </w:rPr>
+        <w:t xml:space="preserve">a main reason why </w:t>
+      </w:r>
+      <w:proofErr w:type="spellStart"/>
+      <w:r>
+        <w:rPr>
+          <w:rFonts w:ascii="Times New Roman" w:hAnsi="Times New Roman" w:cs="Times New Roman"/>
+          <w:color w:val="2F5496" w:themeColor="accent1" w:themeShade="BF"/>
+          <w:sz w:val="28"/>
+          <w:szCs w:val="28"/>
+          <w:lang w:val="en-US"/>
+        </w:rPr>
+        <w:t>KrakenUniq</w:t>
+      </w:r>
+      <w:proofErr w:type="spellEnd"/>
+      <w:r>
+        <w:rPr>
+          <w:rFonts w:ascii="Times New Roman" w:hAnsi="Times New Roman" w:cs="Times New Roman"/>
+          <w:color w:val="2F5496" w:themeColor="accent1" w:themeShade="BF"/>
+          <w:sz w:val="28"/>
+          <w:szCs w:val="28"/>
+          <w:lang w:val="en-US"/>
+        </w:rPr>
+        <w:t xml:space="preserve"> is still maintained</w:t>
+      </w:r>
+      <w:r>
+        <w:rPr>
+          <w:rFonts w:ascii="Times New Roman" w:hAnsi="Times New Roman" w:cs="Times New Roman"/>
+          <w:color w:val="2F5496" w:themeColor="accent1" w:themeShade="BF"/>
+          <w:sz w:val="28"/>
+          <w:szCs w:val="28"/>
+          <w:lang w:val="en-US"/>
+        </w:rPr>
+        <w:t>.</w:t>
+      </w:r>
+      <w:r>
+        <w:rPr>
+          <w:rFonts w:ascii="Times New Roman" w:hAnsi="Times New Roman" w:cs="Times New Roman"/>
+          <w:color w:val="2F5496" w:themeColor="accent1" w:themeShade="BF"/>
+          <w:sz w:val="28"/>
+          <w:szCs w:val="28"/>
+          <w:lang w:val="en-US"/>
+        </w:rPr>
+        <w:t xml:space="preserve"> We discussed this </w:t>
+      </w:r>
+      <w:r>
+        <w:rPr>
+          <w:rFonts w:ascii="Times New Roman" w:hAnsi="Times New Roman" w:cs="Times New Roman"/>
+          <w:color w:val="2F5496" w:themeColor="accent1" w:themeShade="BF"/>
+          <w:sz w:val="28"/>
+          <w:szCs w:val="28"/>
+          <w:lang w:val="en-US"/>
+        </w:rPr>
+        <w:t xml:space="preserve">background </w:t>
+      </w:r>
+      <w:r>
+        <w:rPr>
+          <w:rFonts w:ascii="Times New Roman" w:hAnsi="Times New Roman" w:cs="Times New Roman"/>
+          <w:color w:val="2F5496" w:themeColor="accent1" w:themeShade="BF"/>
+          <w:sz w:val="28"/>
+          <w:szCs w:val="28"/>
+          <w:lang w:val="en-US"/>
+        </w:rPr>
+        <w:t xml:space="preserve">in the </w:t>
+      </w:r>
+      <w:r>
+        <w:rPr>
+          <w:rFonts w:ascii="Times New Roman" w:hAnsi="Times New Roman" w:cs="Times New Roman"/>
+          <w:color w:val="2F5496" w:themeColor="accent1" w:themeShade="BF"/>
+          <w:sz w:val="28"/>
+          <w:szCs w:val="28"/>
+          <w:lang w:val="en-US"/>
+        </w:rPr>
+        <w:t>second to last</w:t>
+      </w:r>
+      <w:r>
+        <w:rPr>
+          <w:rFonts w:ascii="Times New Roman" w:hAnsi="Times New Roman" w:cs="Times New Roman"/>
+          <w:color w:val="2F5496" w:themeColor="accent1" w:themeShade="BF"/>
+          <w:sz w:val="28"/>
+          <w:szCs w:val="28"/>
+          <w:lang w:val="en-US"/>
+        </w:rPr>
+        <w:t xml:space="preserve"> paragraph of Section 1.</w:t>
+      </w:r>
+      <w:r>
+        <w:rPr>
+          <w:rFonts w:ascii="Times New Roman" w:hAnsi="Times New Roman" w:cs="Times New Roman"/>
+          <w:color w:val="2F5496" w:themeColor="accent1" w:themeShade="BF"/>
+          <w:sz w:val="28"/>
+          <w:szCs w:val="28"/>
+          <w:lang w:val="en-US"/>
+        </w:rPr>
+        <w:t>1</w:t>
+      </w:r>
+      <w:r>
+        <w:rPr>
+          <w:rFonts w:ascii="Times New Roman" w:hAnsi="Times New Roman" w:cs="Times New Roman"/>
+          <w:color w:val="2F5496" w:themeColor="accent1" w:themeShade="BF"/>
+          <w:sz w:val="28"/>
+          <w:szCs w:val="28"/>
+          <w:lang w:val="en-US"/>
+        </w:rPr>
+        <w:t xml:space="preserve"> and</w:t>
+      </w:r>
+      <w:r>
+        <w:rPr>
+          <w:rFonts w:ascii="Times New Roman" w:hAnsi="Times New Roman" w:cs="Times New Roman"/>
+          <w:color w:val="2F5496" w:themeColor="accent1" w:themeShade="BF"/>
+          <w:sz w:val="28"/>
+          <w:szCs w:val="28"/>
+          <w:lang w:val="en-US"/>
+        </w:rPr>
+        <w:t>,</w:t>
+      </w:r>
+      <w:r>
+        <w:rPr>
+          <w:rFonts w:ascii="Times New Roman" w:hAnsi="Times New Roman" w:cs="Times New Roman"/>
+          <w:color w:val="2F5496" w:themeColor="accent1" w:themeShade="BF"/>
+          <w:sz w:val="28"/>
+          <w:szCs w:val="28"/>
+          <w:lang w:val="en-US"/>
+        </w:rPr>
+        <w:t xml:space="preserve"> </w:t>
+      </w:r>
+      <w:r>
+        <w:rPr>
+          <w:rFonts w:ascii="Times New Roman" w:hAnsi="Times New Roman" w:cs="Times New Roman"/>
+          <w:color w:val="2F5496" w:themeColor="accent1" w:themeShade="BF"/>
+          <w:sz w:val="28"/>
+          <w:szCs w:val="28"/>
+          <w:lang w:val="en-US"/>
+        </w:rPr>
+        <w:t>due to</w:t>
+      </w:r>
+      <w:r>
+        <w:rPr>
+          <w:rFonts w:ascii="Times New Roman" w:hAnsi="Times New Roman" w:cs="Times New Roman"/>
+          <w:color w:val="2F5496" w:themeColor="accent1" w:themeShade="BF"/>
+          <w:sz w:val="28"/>
+          <w:szCs w:val="28"/>
+          <w:lang w:val="en-US"/>
+        </w:rPr>
+        <w:t xml:space="preserve"> its relevance for our contribution</w:t>
+      </w:r>
+      <w:r>
+        <w:rPr>
+          <w:rFonts w:ascii="Times New Roman" w:hAnsi="Times New Roman" w:cs="Times New Roman"/>
+          <w:color w:val="2F5496" w:themeColor="accent1" w:themeShade="BF"/>
+          <w:sz w:val="28"/>
+          <w:szCs w:val="28"/>
+          <w:lang w:val="en-US"/>
+        </w:rPr>
+        <w:t>,</w:t>
+      </w:r>
+      <w:r>
+        <w:rPr>
+          <w:rFonts w:ascii="Times New Roman" w:hAnsi="Times New Roman" w:cs="Times New Roman"/>
+          <w:color w:val="2F5496" w:themeColor="accent1" w:themeShade="BF"/>
+          <w:sz w:val="28"/>
+          <w:szCs w:val="28"/>
+          <w:lang w:val="en-US"/>
+        </w:rPr>
+        <w:t xml:space="preserve"> we highlighted this again in para</w:t>
+      </w:r>
+      <w:r>
+        <w:rPr>
+          <w:rFonts w:ascii="Times New Roman" w:hAnsi="Times New Roman" w:cs="Times New Roman"/>
+          <w:color w:val="2F5496" w:themeColor="accent1" w:themeShade="BF"/>
+          <w:sz w:val="28"/>
+          <w:szCs w:val="28"/>
+          <w:lang w:val="en-US"/>
+        </w:rPr>
+        <w:t>g</w:t>
+      </w:r>
+      <w:r>
+        <w:rPr>
+          <w:rFonts w:ascii="Times New Roman" w:hAnsi="Times New Roman" w:cs="Times New Roman"/>
+          <w:color w:val="2F5496" w:themeColor="accent1" w:themeShade="BF"/>
+          <w:sz w:val="28"/>
+          <w:szCs w:val="28"/>
+          <w:lang w:val="en-US"/>
+        </w:rPr>
+        <w:t xml:space="preserve">raph </w:t>
+      </w:r>
+      <w:r>
+        <w:rPr>
+          <w:rFonts w:ascii="Times New Roman" w:hAnsi="Times New Roman" w:cs="Times New Roman"/>
+          <w:color w:val="2F5496" w:themeColor="accent1" w:themeShade="BF"/>
+          <w:sz w:val="28"/>
+          <w:szCs w:val="28"/>
+          <w:lang w:val="en-US"/>
+        </w:rPr>
+        <w:t>four</w:t>
+      </w:r>
+      <w:r>
+        <w:rPr>
+          <w:rFonts w:ascii="Times New Roman" w:hAnsi="Times New Roman" w:cs="Times New Roman"/>
+          <w:color w:val="2F5496" w:themeColor="accent1" w:themeShade="BF"/>
+          <w:sz w:val="28"/>
+          <w:szCs w:val="28"/>
+          <w:lang w:val="en-US"/>
+        </w:rPr>
+        <w:t xml:space="preserve"> of Section 4.</w:t>
       </w:r>
     </w:p>
     <w:p>
       <w:pPr>
         <w:rPr>
           <w:rFonts w:ascii="Times New Roman" w:hAnsi="Times New Roman" w:cs="Times New Roman"/>
-          <w:color w:val="2F5496" w:themeColor="accent1" w:themeShade="BF"/>
           <w:sz w:val="28"/>
           <w:szCs w:val="28"/>
           <w:lang w:val="en-US"/>
@@ -4909,470 +5167,18 @@
       <w:r>
         <w:rPr>
           <w:rFonts w:ascii="Times New Roman" w:hAnsi="Times New Roman" w:cs="Times New Roman"/>
-          <w:color w:val="2F5496" w:themeColor="accent1" w:themeShade="BF"/>
-          <w:sz w:val="28"/>
-          <w:szCs w:val="28"/>
-          <w:lang w:val="en-US"/>
-        </w:rPr>
-        <w:t xml:space="preserve">Mainly because we want to avoid false positives resulting from probabilistic data structures (like Bloom filters). </w:t>
-      </w:r>
-      <w:r>
-        <w:rPr>
-          <w:rFonts w:ascii="Times New Roman" w:hAnsi="Times New Roman" w:cs="Times New Roman"/>
-          <w:color w:val="2F5496" w:themeColor="accent1" w:themeShade="BF"/>
-          <w:sz w:val="28"/>
-          <w:szCs w:val="28"/>
-          <w:lang w:val="en-US"/>
-        </w:rPr>
-        <w:t>P</w:t>
-      </w:r>
-      <w:r>
-        <w:rPr>
-          <w:rFonts w:ascii="Times New Roman" w:hAnsi="Times New Roman" w:cs="Times New Roman"/>
-          <w:color w:val="2F5496" w:themeColor="accent1" w:themeShade="BF"/>
-          <w:sz w:val="28"/>
-          <w:szCs w:val="28"/>
-          <w:lang w:val="en-US"/>
-        </w:rPr>
-        <w:t xml:space="preserve">lease consider that one of the major claims of </w:t>
-      </w:r>
-      <w:proofErr w:type="spellStart"/>
-      <w:r>
-        <w:rPr>
-          <w:rFonts w:ascii="Times New Roman" w:hAnsi="Times New Roman" w:cs="Times New Roman"/>
-          <w:color w:val="2F5496" w:themeColor="accent1" w:themeShade="BF"/>
-          <w:sz w:val="28"/>
-          <w:szCs w:val="28"/>
-          <w:lang w:val="en-US"/>
-        </w:rPr>
-        <w:t>Genestrip</w:t>
-      </w:r>
-      <w:proofErr w:type="spellEnd"/>
-      <w:r>
-        <w:rPr>
-          <w:rFonts w:ascii="Times New Roman" w:hAnsi="Times New Roman" w:cs="Times New Roman"/>
-          <w:color w:val="2F5496" w:themeColor="accent1" w:themeShade="BF"/>
-          <w:sz w:val="28"/>
-          <w:szCs w:val="28"/>
-          <w:lang w:val="en-US"/>
-        </w:rPr>
-        <w:t xml:space="preserve"> is that it produces no false positives with regard to k-</w:t>
-      </w:r>
-      <w:proofErr w:type="spellStart"/>
-      <w:r>
-        <w:rPr>
-          <w:rFonts w:ascii="Times New Roman" w:hAnsi="Times New Roman" w:cs="Times New Roman"/>
-          <w:color w:val="2F5496" w:themeColor="accent1" w:themeShade="BF"/>
-          <w:sz w:val="28"/>
-          <w:szCs w:val="28"/>
-          <w:lang w:val="en-US"/>
-        </w:rPr>
-        <w:t>mer</w:t>
-      </w:r>
-      <w:proofErr w:type="spellEnd"/>
-      <w:r>
-        <w:rPr>
-          <w:rFonts w:ascii="Times New Roman" w:hAnsi="Times New Roman" w:cs="Times New Roman"/>
-          <w:color w:val="2F5496" w:themeColor="accent1" w:themeShade="BF"/>
-          <w:sz w:val="28"/>
-          <w:szCs w:val="28"/>
-          <w:lang w:val="en-US"/>
-        </w:rPr>
-        <w:t xml:space="preserve"> lookups. </w:t>
-      </w:r>
-      <w:r>
-        <w:rPr>
-          <w:rFonts w:ascii="Times New Roman" w:hAnsi="Times New Roman" w:cs="Times New Roman"/>
-          <w:color w:val="2F5496" w:themeColor="accent1" w:themeShade="BF"/>
-          <w:sz w:val="28"/>
-          <w:szCs w:val="28"/>
-          <w:lang w:val="en-US"/>
-        </w:rPr>
-        <w:t xml:space="preserve">This same claim is the reason why </w:t>
-      </w:r>
-      <w:proofErr w:type="spellStart"/>
-      <w:r>
-        <w:rPr>
-          <w:rFonts w:ascii="Times New Roman" w:hAnsi="Times New Roman" w:cs="Times New Roman"/>
-          <w:color w:val="2F5496" w:themeColor="accent1" w:themeShade="BF"/>
-          <w:sz w:val="28"/>
-          <w:szCs w:val="28"/>
-          <w:lang w:val="en-US"/>
-        </w:rPr>
-        <w:t>KrakenUniq</w:t>
-      </w:r>
-      <w:proofErr w:type="spellEnd"/>
-      <w:r>
-        <w:rPr>
-          <w:rFonts w:ascii="Times New Roman" w:hAnsi="Times New Roman" w:cs="Times New Roman"/>
-          <w:color w:val="2F5496" w:themeColor="accent1" w:themeShade="BF"/>
-          <w:sz w:val="28"/>
-          <w:szCs w:val="28"/>
-          <w:lang w:val="en-US"/>
-        </w:rPr>
-        <w:t xml:space="preserve"> has still importance in comparison to any other k-</w:t>
-      </w:r>
-      <w:proofErr w:type="spellStart"/>
-      <w:r>
-        <w:rPr>
-          <w:rFonts w:ascii="Times New Roman" w:hAnsi="Times New Roman" w:cs="Times New Roman"/>
-          <w:color w:val="2F5496" w:themeColor="accent1" w:themeShade="BF"/>
-          <w:sz w:val="28"/>
-          <w:szCs w:val="28"/>
-          <w:lang w:val="en-US"/>
-        </w:rPr>
-        <w:t>mer</w:t>
-      </w:r>
-      <w:proofErr w:type="spellEnd"/>
-      <w:r>
-        <w:rPr>
-          <w:rFonts w:ascii="Times New Roman" w:hAnsi="Times New Roman" w:cs="Times New Roman"/>
-          <w:color w:val="2F5496" w:themeColor="accent1" w:themeShade="BF"/>
-          <w:sz w:val="28"/>
-          <w:szCs w:val="28"/>
-          <w:lang w:val="en-US"/>
-        </w:rPr>
-        <w:t xml:space="preserve"> database tool that enforces k-</w:t>
-      </w:r>
-      <w:proofErr w:type="spellStart"/>
-      <w:r>
-        <w:rPr>
-          <w:rFonts w:ascii="Times New Roman" w:hAnsi="Times New Roman" w:cs="Times New Roman"/>
-          <w:color w:val="2F5496" w:themeColor="accent1" w:themeShade="BF"/>
-          <w:sz w:val="28"/>
-          <w:szCs w:val="28"/>
-          <w:lang w:val="en-US"/>
-        </w:rPr>
-        <w:t>mer</w:t>
-      </w:r>
-      <w:proofErr w:type="spellEnd"/>
-      <w:r>
-        <w:rPr>
-          <w:rFonts w:ascii="Times New Roman" w:hAnsi="Times New Roman" w:cs="Times New Roman"/>
-          <w:color w:val="2F5496" w:themeColor="accent1" w:themeShade="BF"/>
-          <w:sz w:val="28"/>
-          <w:szCs w:val="28"/>
-          <w:lang w:val="en-US"/>
-        </w:rPr>
-        <w:t xml:space="preserve"> </w:t>
-      </w:r>
-      <w:r>
-        <w:rPr>
-          <w:rFonts w:ascii="Times New Roman" w:hAnsi="Times New Roman" w:cs="Times New Roman"/>
-          <w:color w:val="2F5496" w:themeColor="accent1" w:themeShade="BF"/>
-          <w:sz w:val="28"/>
-          <w:szCs w:val="28"/>
-          <w:lang w:val="en-US"/>
-        </w:rPr>
-        <w:t xml:space="preserve">compression under loss of information (e.g., like Kraken2). The requirement “no false positives” is highly relevant in certain fields of application like medical diagnostics. </w:t>
-      </w:r>
-      <w:r>
-        <w:rPr>
-          <w:rFonts w:ascii="Times New Roman" w:hAnsi="Times New Roman" w:cs="Times New Roman"/>
-          <w:color w:val="2F5496" w:themeColor="accent1" w:themeShade="BF"/>
-          <w:sz w:val="28"/>
-          <w:szCs w:val="28"/>
-          <w:lang w:val="en-US"/>
-        </w:rPr>
-        <w:t xml:space="preserve">The importance of this claim has been </w:t>
-      </w:r>
-      <w:r>
-        <w:rPr>
-          <w:rFonts w:ascii="Times New Roman" w:hAnsi="Times New Roman" w:cs="Times New Roman"/>
-          <w:color w:val="2F5496" w:themeColor="accent1" w:themeShade="BF"/>
-          <w:sz w:val="28"/>
-          <w:szCs w:val="28"/>
-          <w:lang w:val="en-US"/>
-        </w:rPr>
-        <w:t xml:space="preserve">established </w:t>
-      </w:r>
-      <w:r>
-        <w:rPr>
-          <w:rFonts w:ascii="Times New Roman" w:hAnsi="Times New Roman" w:cs="Times New Roman"/>
-          <w:color w:val="2F5496" w:themeColor="accent1" w:themeShade="BF"/>
-          <w:sz w:val="28"/>
-          <w:szCs w:val="28"/>
-          <w:lang w:val="en-US"/>
-        </w:rPr>
-        <w:t>i</w:t>
-      </w:r>
-      <w:r>
-        <w:rPr>
-          <w:rFonts w:ascii="Times New Roman" w:hAnsi="Times New Roman" w:cs="Times New Roman"/>
-          <w:color w:val="2F5496" w:themeColor="accent1" w:themeShade="BF"/>
-          <w:sz w:val="28"/>
-          <w:szCs w:val="28"/>
-          <w:lang w:val="en-US"/>
-        </w:rPr>
-        <w:t xml:space="preserve">n </w:t>
-      </w:r>
-      <w:r>
-        <w:rPr>
-          <w:rFonts w:ascii="Times New Roman" w:hAnsi="Times New Roman" w:cs="Times New Roman"/>
-          <w:color w:val="2F5496" w:themeColor="accent1" w:themeShade="BF"/>
-          <w:sz w:val="28"/>
-          <w:szCs w:val="28"/>
-          <w:lang w:val="en-US"/>
-        </w:rPr>
-        <w:t xml:space="preserve">[3] and </w:t>
-      </w:r>
-      <w:r>
-        <w:rPr>
-          <w:rFonts w:ascii="Times New Roman" w:hAnsi="Times New Roman" w:cs="Times New Roman"/>
-          <w:color w:val="2F5496" w:themeColor="accent1" w:themeShade="BF"/>
-          <w:sz w:val="28"/>
-          <w:szCs w:val="28"/>
-          <w:lang w:val="en-US"/>
-        </w:rPr>
-        <w:t>[</w:t>
-      </w:r>
-      <w:r>
-        <w:rPr>
-          <w:rFonts w:ascii="Times New Roman" w:hAnsi="Times New Roman" w:cs="Times New Roman"/>
-          <w:color w:val="2F5496" w:themeColor="accent1" w:themeShade="BF"/>
-          <w:sz w:val="28"/>
-          <w:szCs w:val="28"/>
-          <w:lang w:val="en-US"/>
-        </w:rPr>
-        <w:t>6</w:t>
-      </w:r>
-      <w:r>
-        <w:rPr>
-          <w:rFonts w:ascii="Times New Roman" w:hAnsi="Times New Roman" w:cs="Times New Roman"/>
-          <w:color w:val="2F5496" w:themeColor="accent1" w:themeShade="BF"/>
-          <w:sz w:val="28"/>
-          <w:szCs w:val="28"/>
-          <w:lang w:val="en-US"/>
-        </w:rPr>
-        <w:t xml:space="preserve">] and is </w:t>
-      </w:r>
-      <w:r>
-        <w:rPr>
-          <w:rFonts w:ascii="Times New Roman" w:hAnsi="Times New Roman" w:cs="Times New Roman"/>
-          <w:color w:val="2F5496" w:themeColor="accent1" w:themeShade="BF"/>
-          <w:sz w:val="28"/>
-          <w:szCs w:val="28"/>
-          <w:lang w:val="en-US"/>
-        </w:rPr>
-        <w:t xml:space="preserve">also </w:t>
-      </w:r>
-      <w:r>
-        <w:rPr>
-          <w:rFonts w:ascii="Times New Roman" w:hAnsi="Times New Roman" w:cs="Times New Roman"/>
-          <w:color w:val="2F5496" w:themeColor="accent1" w:themeShade="BF"/>
-          <w:sz w:val="28"/>
-          <w:szCs w:val="28"/>
-          <w:lang w:val="en-US"/>
-        </w:rPr>
-        <w:t xml:space="preserve">a main reason why </w:t>
-      </w:r>
-      <w:proofErr w:type="spellStart"/>
-      <w:r>
-        <w:rPr>
-          <w:rFonts w:ascii="Times New Roman" w:hAnsi="Times New Roman" w:cs="Times New Roman"/>
-          <w:color w:val="2F5496" w:themeColor="accent1" w:themeShade="BF"/>
-          <w:sz w:val="28"/>
-          <w:szCs w:val="28"/>
-          <w:lang w:val="en-US"/>
-        </w:rPr>
-        <w:t>KrakenUniq</w:t>
-      </w:r>
-      <w:proofErr w:type="spellEnd"/>
-      <w:r>
-        <w:rPr>
-          <w:rFonts w:ascii="Times New Roman" w:hAnsi="Times New Roman" w:cs="Times New Roman"/>
-          <w:color w:val="2F5496" w:themeColor="accent1" w:themeShade="BF"/>
-          <w:sz w:val="28"/>
-          <w:szCs w:val="28"/>
-          <w:lang w:val="en-US"/>
-        </w:rPr>
-        <w:t xml:space="preserve"> is still maintained</w:t>
-      </w:r>
-      <w:r>
-        <w:rPr>
-          <w:rFonts w:ascii="Times New Roman" w:hAnsi="Times New Roman" w:cs="Times New Roman"/>
-          <w:color w:val="2F5496" w:themeColor="accent1" w:themeShade="BF"/>
-          <w:sz w:val="28"/>
-          <w:szCs w:val="28"/>
-          <w:lang w:val="en-US"/>
-        </w:rPr>
-        <w:t>.</w:t>
-      </w:r>
-      <w:r>
-        <w:rPr>
-          <w:rFonts w:ascii="Times New Roman" w:hAnsi="Times New Roman" w:cs="Times New Roman"/>
-          <w:color w:val="2F5496" w:themeColor="accent1" w:themeShade="BF"/>
-          <w:sz w:val="28"/>
-          <w:szCs w:val="28"/>
-          <w:lang w:val="en-US"/>
-        </w:rPr>
-        <w:t xml:space="preserve"> We discussed this </w:t>
-      </w:r>
-      <w:r>
-        <w:rPr>
-          <w:rFonts w:ascii="Times New Roman" w:hAnsi="Times New Roman" w:cs="Times New Roman"/>
-          <w:color w:val="2F5496" w:themeColor="accent1" w:themeShade="BF"/>
-          <w:sz w:val="28"/>
-          <w:szCs w:val="28"/>
-          <w:lang w:val="en-US"/>
-        </w:rPr>
-        <w:t xml:space="preserve">background </w:t>
-      </w:r>
-      <w:r>
-        <w:rPr>
-          <w:rFonts w:ascii="Times New Roman" w:hAnsi="Times New Roman" w:cs="Times New Roman"/>
-          <w:color w:val="2F5496" w:themeColor="accent1" w:themeShade="BF"/>
-          <w:sz w:val="28"/>
-          <w:szCs w:val="28"/>
-          <w:lang w:val="en-US"/>
-        </w:rPr>
-        <w:t xml:space="preserve">in the </w:t>
-      </w:r>
-      <w:r>
-        <w:rPr>
-          <w:rFonts w:ascii="Times New Roman" w:hAnsi="Times New Roman" w:cs="Times New Roman"/>
-          <w:color w:val="2F5496" w:themeColor="accent1" w:themeShade="BF"/>
-          <w:sz w:val="28"/>
-          <w:szCs w:val="28"/>
-          <w:lang w:val="en-US"/>
-        </w:rPr>
-        <w:t>second to last</w:t>
-      </w:r>
-      <w:r>
-        <w:rPr>
-          <w:rFonts w:ascii="Times New Roman" w:hAnsi="Times New Roman" w:cs="Times New Roman"/>
-          <w:color w:val="2F5496" w:themeColor="accent1" w:themeShade="BF"/>
-          <w:sz w:val="28"/>
-          <w:szCs w:val="28"/>
-          <w:lang w:val="en-US"/>
-        </w:rPr>
-        <w:t xml:space="preserve"> paragraph of Section 1.</w:t>
-      </w:r>
-      <w:r>
-        <w:rPr>
-          <w:rFonts w:ascii="Times New Roman" w:hAnsi="Times New Roman" w:cs="Times New Roman"/>
-          <w:color w:val="2F5496" w:themeColor="accent1" w:themeShade="BF"/>
-          <w:sz w:val="28"/>
-          <w:szCs w:val="28"/>
-          <w:lang w:val="en-US"/>
-        </w:rPr>
-        <w:t>1</w:t>
-      </w:r>
-      <w:r>
-        <w:rPr>
-          <w:rFonts w:ascii="Times New Roman" w:hAnsi="Times New Roman" w:cs="Times New Roman"/>
-          <w:color w:val="2F5496" w:themeColor="accent1" w:themeShade="BF"/>
-          <w:sz w:val="28"/>
-          <w:szCs w:val="28"/>
-          <w:lang w:val="en-US"/>
-        </w:rPr>
-        <w:t xml:space="preserve"> and</w:t>
-      </w:r>
-      <w:r>
-        <w:rPr>
-          <w:rFonts w:ascii="Times New Roman" w:hAnsi="Times New Roman" w:cs="Times New Roman"/>
-          <w:color w:val="2F5496" w:themeColor="accent1" w:themeShade="BF"/>
-          <w:sz w:val="28"/>
-          <w:szCs w:val="28"/>
-          <w:lang w:val="en-US"/>
-        </w:rPr>
-        <w:t>,</w:t>
-      </w:r>
-      <w:r>
-        <w:rPr>
-          <w:rFonts w:ascii="Times New Roman" w:hAnsi="Times New Roman" w:cs="Times New Roman"/>
-          <w:color w:val="2F5496" w:themeColor="accent1" w:themeShade="BF"/>
-          <w:sz w:val="28"/>
-          <w:szCs w:val="28"/>
-          <w:lang w:val="en-US"/>
-        </w:rPr>
-        <w:t xml:space="preserve"> </w:t>
-      </w:r>
-      <w:r>
-        <w:rPr>
-          <w:rFonts w:ascii="Times New Roman" w:hAnsi="Times New Roman" w:cs="Times New Roman"/>
-          <w:color w:val="2F5496" w:themeColor="accent1" w:themeShade="BF"/>
-          <w:sz w:val="28"/>
-          <w:szCs w:val="28"/>
-          <w:lang w:val="en-US"/>
-        </w:rPr>
-        <w:t>due to</w:t>
-      </w:r>
-      <w:r>
-        <w:rPr>
-          <w:rFonts w:ascii="Times New Roman" w:hAnsi="Times New Roman" w:cs="Times New Roman"/>
-          <w:color w:val="2F5496" w:themeColor="accent1" w:themeShade="BF"/>
-          <w:sz w:val="28"/>
-          <w:szCs w:val="28"/>
-          <w:lang w:val="en-US"/>
-        </w:rPr>
-        <w:t xml:space="preserve"> its relevance for our contribution</w:t>
-      </w:r>
-      <w:r>
-        <w:rPr>
-          <w:rFonts w:ascii="Times New Roman" w:hAnsi="Times New Roman" w:cs="Times New Roman"/>
-          <w:color w:val="2F5496" w:themeColor="accent1" w:themeShade="BF"/>
-          <w:sz w:val="28"/>
-          <w:szCs w:val="28"/>
-          <w:lang w:val="en-US"/>
-        </w:rPr>
-        <w:t>,</w:t>
-      </w:r>
-      <w:r>
-        <w:rPr>
-          <w:rFonts w:ascii="Times New Roman" w:hAnsi="Times New Roman" w:cs="Times New Roman"/>
-          <w:color w:val="2F5496" w:themeColor="accent1" w:themeShade="BF"/>
-          <w:sz w:val="28"/>
-          <w:szCs w:val="28"/>
-          <w:lang w:val="en-US"/>
-        </w:rPr>
-        <w:t xml:space="preserve"> we highlighted this again in para</w:t>
-      </w:r>
-      <w:r>
-        <w:rPr>
-          <w:rFonts w:ascii="Times New Roman" w:hAnsi="Times New Roman" w:cs="Times New Roman"/>
-          <w:color w:val="2F5496" w:themeColor="accent1" w:themeShade="BF"/>
-          <w:sz w:val="28"/>
-          <w:szCs w:val="28"/>
-          <w:lang w:val="en-US"/>
-        </w:rPr>
-        <w:t>g</w:t>
-      </w:r>
-      <w:r>
-        <w:rPr>
-          <w:rFonts w:ascii="Times New Roman" w:hAnsi="Times New Roman" w:cs="Times New Roman"/>
-          <w:color w:val="2F5496" w:themeColor="accent1" w:themeShade="BF"/>
-          <w:sz w:val="28"/>
-          <w:szCs w:val="28"/>
-          <w:lang w:val="en-US"/>
-        </w:rPr>
-        <w:t xml:space="preserve">raph </w:t>
-      </w:r>
-      <w:r>
-        <w:rPr>
-          <w:rFonts w:ascii="Times New Roman" w:hAnsi="Times New Roman" w:cs="Times New Roman"/>
-          <w:color w:val="2F5496" w:themeColor="accent1" w:themeShade="BF"/>
-          <w:sz w:val="28"/>
-          <w:szCs w:val="28"/>
-          <w:lang w:val="en-US"/>
-        </w:rPr>
-        <w:t>four</w:t>
-      </w:r>
-      <w:r>
-        <w:rPr>
-          <w:rFonts w:ascii="Times New Roman" w:hAnsi="Times New Roman" w:cs="Times New Roman"/>
-          <w:color w:val="2F5496" w:themeColor="accent1" w:themeShade="BF"/>
-          <w:sz w:val="28"/>
-          <w:szCs w:val="28"/>
-          <w:lang w:val="en-US"/>
-        </w:rPr>
-        <w:t xml:space="preserve"> of Section 4.</w:t>
+          <w:sz w:val="28"/>
+          <w:szCs w:val="28"/>
+          <w:lang w:val="en-US"/>
+        </w:rPr>
+        <w:t>And if that is not what they want, why not use a more compact filter structure like XOR, Ribbon or Binary Fuse Filter?</w:t>
       </w:r>
     </w:p>
     <w:p>
       <w:pPr>
         <w:rPr>
           <w:rFonts w:ascii="Times New Roman" w:hAnsi="Times New Roman" w:cs="Times New Roman"/>
+          <w:color w:val="2F5496" w:themeColor="accent1" w:themeShade="BF"/>
           <w:sz w:val="28"/>
           <w:szCs w:val="28"/>
           <w:lang w:val="en-US"/>
@@ -5381,26 +5187,6 @@
       <w:r>
         <w:rPr>
           <w:rFonts w:ascii="Times New Roman" w:hAnsi="Times New Roman" w:cs="Times New Roman"/>
-          <w:sz w:val="28"/>
-          <w:szCs w:val="28"/>
-          <w:lang w:val="en-US"/>
-        </w:rPr>
-        <w:t>And if that is not what they want, why not use a more compact filter structure like XOR, Ribbon or Binary Fuse Filter?</w:t>
-      </w:r>
-    </w:p>
-    <w:p>
-      <w:pPr>
-        <w:rPr>
-          <w:rFonts w:ascii="Times New Roman" w:hAnsi="Times New Roman" w:cs="Times New Roman"/>
-          <w:color w:val="2F5496" w:themeColor="accent1" w:themeShade="BF"/>
-          <w:sz w:val="28"/>
-          <w:szCs w:val="28"/>
-          <w:lang w:val="en-US"/>
-        </w:rPr>
-      </w:pPr>
-      <w:r>
-        <w:rPr>
-          <w:rFonts w:ascii="Times New Roman" w:hAnsi="Times New Roman" w:cs="Times New Roman"/>
           <w:color w:val="2F5496" w:themeColor="accent1" w:themeShade="BF"/>
           <w:sz w:val="28"/>
           <w:szCs w:val="28"/>
@@ -5606,7 +5392,27 @@
           <w:szCs w:val="28"/>
           <w:lang w:val="en-US"/>
         </w:rPr>
-        <w:t xml:space="preserve">”. However, as mentioned in 1) and 2) from </w:t>
+        <w:t xml:space="preserve">”. However, as mentioned in </w:t>
+      </w:r>
+      <w:r>
+        <w:rPr>
+          <w:rFonts w:ascii="Times New Roman" w:hAnsi="Times New Roman" w:cs="Times New Roman"/>
+          <w:color w:val="2F5496" w:themeColor="accent1" w:themeShade="BF"/>
+          <w:sz w:val="28"/>
+          <w:szCs w:val="28"/>
+          <w:lang w:val="en-US"/>
+        </w:rPr>
+        <w:t xml:space="preserve">case </w:t>
+      </w:r>
+      <w:r>
+        <w:rPr>
+          <w:rFonts w:ascii="Times New Roman" w:hAnsi="Times New Roman" w:cs="Times New Roman"/>
+          <w:color w:val="2F5496" w:themeColor="accent1" w:themeShade="BF"/>
+          <w:sz w:val="28"/>
+          <w:szCs w:val="28"/>
+          <w:lang w:val="en-US"/>
+        </w:rPr>
+        <w:t xml:space="preserve">1) from </w:t>
       </w:r>
       <w:r>
         <w:rPr>
@@ -5768,7 +5574,47 @@
           <w:szCs w:val="28"/>
           <w:lang w:val="en-US"/>
         </w:rPr>
-        <w:t>in 3) from above but</w:t>
+        <w:t xml:space="preserve">in </w:t>
+      </w:r>
+      <w:r>
+        <w:rPr>
+          <w:rFonts w:ascii="Times New Roman" w:hAnsi="Times New Roman" w:cs="Times New Roman"/>
+          <w:color w:val="2F5496" w:themeColor="accent1" w:themeShade="BF"/>
+          <w:sz w:val="28"/>
+          <w:szCs w:val="28"/>
+          <w:lang w:val="en-US"/>
+        </w:rPr>
+        <w:t>2</w:t>
+      </w:r>
+      <w:r>
+        <w:rPr>
+          <w:rFonts w:ascii="Times New Roman" w:hAnsi="Times New Roman" w:cs="Times New Roman"/>
+          <w:color w:val="2F5496" w:themeColor="accent1" w:themeShade="BF"/>
+          <w:sz w:val="28"/>
+          <w:szCs w:val="28"/>
+          <w:lang w:val="en-US"/>
+        </w:rPr>
+        <w:t>) from above</w:t>
+      </w:r>
+      <w:r>
+        <w:rPr>
+          <w:rFonts w:ascii="Times New Roman" w:hAnsi="Times New Roman" w:cs="Times New Roman"/>
+          <w:color w:val="2F5496" w:themeColor="accent1" w:themeShade="BF"/>
+          <w:sz w:val="28"/>
+          <w:szCs w:val="28"/>
+          <w:lang w:val="en-US"/>
+        </w:rPr>
+        <w:t>,</w:t>
+      </w:r>
+      <w:r>
+        <w:rPr>
+          <w:rFonts w:ascii="Times New Roman" w:hAnsi="Times New Roman" w:cs="Times New Roman"/>
+          <w:color w:val="2F5496" w:themeColor="accent1" w:themeShade="BF"/>
+          <w:sz w:val="28"/>
+          <w:szCs w:val="28"/>
+          <w:lang w:val="en-US"/>
+        </w:rPr>
+        <w:t xml:space="preserve"> but</w:t>
       </w:r>
       <w:r>
         <w:rPr>
@@ -5788,17 +5634,17 @@
           <w:szCs w:val="28"/>
           <w:lang w:val="en-US"/>
         </w:rPr>
-        <w:t xml:space="preserve">by then, a </w:t>
-      </w:r>
-      <w:r>
-        <w:rPr>
-          <w:rFonts w:ascii="Times New Roman" w:hAnsi="Times New Roman" w:cs="Times New Roman"/>
-          <w:color w:val="2F5496" w:themeColor="accent1" w:themeShade="BF"/>
-          <w:sz w:val="28"/>
-          <w:szCs w:val="28"/>
-          <w:lang w:val="en-US"/>
-        </w:rPr>
-        <w:t>suitable</w:t>
+        <w:t xml:space="preserve">we </w:t>
+      </w:r>
+      <w:r>
+        <w:rPr>
+          <w:rFonts w:ascii="Times New Roman" w:hAnsi="Times New Roman" w:cs="Times New Roman"/>
+          <w:color w:val="2F5496" w:themeColor="accent1" w:themeShade="BF"/>
+          <w:sz w:val="28"/>
+          <w:szCs w:val="28"/>
+          <w:lang w:val="en-US"/>
+        </w:rPr>
+        <w:t>prefer</w:t>
       </w:r>
       <w:r>
         <w:rPr>
@@ -5818,37 +5664,7 @@
           <w:szCs w:val="28"/>
           <w:lang w:val="en-US"/>
         </w:rPr>
-        <w:t xml:space="preserve">Bloom filter has already been built </w:t>
-      </w:r>
-      <w:r>
-        <w:rPr>
-          <w:rFonts w:ascii="Times New Roman" w:hAnsi="Times New Roman" w:cs="Times New Roman"/>
-          <w:color w:val="2F5496" w:themeColor="accent1" w:themeShade="BF"/>
-          <w:sz w:val="28"/>
-          <w:szCs w:val="28"/>
-          <w:lang w:val="en-US"/>
-        </w:rPr>
-        <w:t>because of</w:t>
-      </w:r>
-      <w:r>
-        <w:rPr>
-          <w:rFonts w:ascii="Times New Roman" w:hAnsi="Times New Roman" w:cs="Times New Roman"/>
-          <w:color w:val="2F5496" w:themeColor="accent1" w:themeShade="BF"/>
-          <w:sz w:val="28"/>
-          <w:szCs w:val="28"/>
-          <w:lang w:val="en-US"/>
-        </w:rPr>
-        <w:t xml:space="preserve"> 2)</w:t>
-      </w:r>
-      <w:r>
-        <w:rPr>
-          <w:rFonts w:ascii="Times New Roman" w:hAnsi="Times New Roman" w:cs="Times New Roman"/>
-          <w:color w:val="2F5496" w:themeColor="accent1" w:themeShade="BF"/>
-          <w:sz w:val="28"/>
-          <w:szCs w:val="28"/>
-          <w:lang w:val="en-US"/>
-        </w:rPr>
-        <w:t>.</w:t>
+        <w:t>an</w:t>
       </w:r>
       <w:r>
         <w:rPr>
@@ -5868,37 +5684,7 @@
           <w:szCs w:val="28"/>
           <w:lang w:val="en-US"/>
         </w:rPr>
-        <w:t xml:space="preserve">That existing Bloom filter </w:t>
-      </w:r>
-      <w:r>
-        <w:rPr>
-          <w:rFonts w:ascii="Times New Roman" w:hAnsi="Times New Roman" w:cs="Times New Roman"/>
-          <w:color w:val="2F5496" w:themeColor="accent1" w:themeShade="BF"/>
-          <w:sz w:val="28"/>
-          <w:szCs w:val="28"/>
-          <w:lang w:val="en-US"/>
-        </w:rPr>
-        <w:t xml:space="preserve">can just be reused “as is” in 3). We think that </w:t>
-      </w:r>
-      <w:r>
-        <w:rPr>
-          <w:rFonts w:ascii="Times New Roman" w:hAnsi="Times New Roman" w:cs="Times New Roman"/>
-          <w:color w:val="2F5496" w:themeColor="accent1" w:themeShade="BF"/>
-          <w:sz w:val="28"/>
-          <w:szCs w:val="28"/>
-          <w:lang w:val="en-US"/>
-        </w:rPr>
-        <w:t>at poin</w:t>
-      </w:r>
-      <w:r>
-        <w:rPr>
-          <w:rFonts w:ascii="Times New Roman" w:hAnsi="Times New Roman" w:cs="Times New Roman"/>
-          <w:color w:val="2F5496" w:themeColor="accent1" w:themeShade="BF"/>
-          <w:sz w:val="28"/>
-          <w:szCs w:val="28"/>
-          <w:lang w:val="en-US"/>
-        </w:rPr>
-        <w:t>t,</w:t>
+        <w:t>optimal</w:t>
       </w:r>
       <w:r>
         <w:rPr>
@@ -5918,37 +5704,7 @@
           <w:szCs w:val="28"/>
           <w:lang w:val="en-US"/>
         </w:rPr>
-        <w:t xml:space="preserve">the </w:t>
-      </w:r>
-      <w:r>
-        <w:rPr>
-          <w:rFonts w:ascii="Times New Roman" w:hAnsi="Times New Roman" w:cs="Times New Roman"/>
-          <w:color w:val="2F5496" w:themeColor="accent1" w:themeShade="BF"/>
-          <w:sz w:val="28"/>
-          <w:szCs w:val="28"/>
-          <w:lang w:val="en-US"/>
-        </w:rPr>
-        <w:t>benefits of creating an</w:t>
-      </w:r>
-      <w:r>
-        <w:rPr>
-          <w:rFonts w:ascii="Times New Roman" w:hAnsi="Times New Roman" w:cs="Times New Roman"/>
-          <w:color w:val="2F5496" w:themeColor="accent1" w:themeShade="BF"/>
-          <w:sz w:val="28"/>
-          <w:szCs w:val="28"/>
-          <w:lang w:val="en-US"/>
-        </w:rPr>
-        <w:t xml:space="preserve"> XOR filter a</w:t>
-      </w:r>
-      <w:r>
-        <w:rPr>
-          <w:rFonts w:ascii="Times New Roman" w:hAnsi="Times New Roman" w:cs="Times New Roman"/>
-          <w:color w:val="2F5496" w:themeColor="accent1" w:themeShade="BF"/>
-          <w:sz w:val="28"/>
-          <w:szCs w:val="28"/>
-          <w:lang w:val="en-US"/>
-        </w:rPr>
-        <w:t>s a substitute</w:t>
+        <w:t>classification</w:t>
       </w:r>
       <w:r>
         <w:rPr>
@@ -5968,47 +5724,7 @@
           <w:szCs w:val="28"/>
           <w:lang w:val="en-US"/>
         </w:rPr>
-        <w:t xml:space="preserve">is </w:t>
-      </w:r>
-      <w:r>
-        <w:rPr>
-          <w:rFonts w:ascii="Times New Roman" w:hAnsi="Times New Roman" w:cs="Times New Roman"/>
-          <w:color w:val="2F5496" w:themeColor="accent1" w:themeShade="BF"/>
-          <w:sz w:val="28"/>
-          <w:szCs w:val="28"/>
-          <w:lang w:val="en-US"/>
-        </w:rPr>
-        <w:t xml:space="preserve">not worth the </w:t>
-      </w:r>
-      <w:r>
-        <w:rPr>
-          <w:rFonts w:ascii="Times New Roman" w:hAnsi="Times New Roman" w:cs="Times New Roman"/>
-          <w:color w:val="2F5496" w:themeColor="accent1" w:themeShade="BF"/>
-          <w:sz w:val="28"/>
-          <w:szCs w:val="28"/>
-          <w:lang w:val="en-US"/>
-        </w:rPr>
-        <w:t xml:space="preserve">computational </w:t>
-      </w:r>
-      <w:r>
-        <w:rPr>
-          <w:rFonts w:ascii="Times New Roman" w:hAnsi="Times New Roman" w:cs="Times New Roman"/>
-          <w:color w:val="2F5496" w:themeColor="accent1" w:themeShade="BF"/>
-          <w:sz w:val="28"/>
-          <w:szCs w:val="28"/>
-          <w:lang w:val="en-US"/>
-        </w:rPr>
-        <w:t>effort</w:t>
-      </w:r>
-      <w:r>
-        <w:rPr>
-          <w:rFonts w:ascii="Times New Roman" w:hAnsi="Times New Roman" w:cs="Times New Roman"/>
-          <w:color w:val="2F5496" w:themeColor="accent1" w:themeShade="BF"/>
-          <w:sz w:val="28"/>
-          <w:szCs w:val="28"/>
-          <w:lang w:val="en-US"/>
-        </w:rPr>
-        <w:t>:</w:t>
+        <w:t>runtime</w:t>
       </w:r>
       <w:r>
         <w:rPr>
@@ -6028,101 +5744,47 @@
           <w:szCs w:val="28"/>
           <w:lang w:val="en-US"/>
         </w:rPr>
-        <w:t xml:space="preserve">The main memory consumption of a </w:t>
-      </w:r>
-      <w:proofErr w:type="spellStart"/>
-      <w:r>
-        <w:rPr>
-          <w:rFonts w:ascii="Times New Roman" w:hAnsi="Times New Roman" w:cs="Times New Roman"/>
-          <w:color w:val="2F5496" w:themeColor="accent1" w:themeShade="BF"/>
-          <w:sz w:val="28"/>
-          <w:szCs w:val="28"/>
-          <w:lang w:val="en-US"/>
-        </w:rPr>
-        <w:t>Genestrip</w:t>
-      </w:r>
-      <w:proofErr w:type="spellEnd"/>
-      <w:r>
-        <w:rPr>
-          <w:rFonts w:ascii="Times New Roman" w:hAnsi="Times New Roman" w:cs="Times New Roman"/>
-          <w:color w:val="2F5496" w:themeColor="accent1" w:themeShade="BF"/>
-          <w:sz w:val="28"/>
-          <w:szCs w:val="28"/>
-          <w:lang w:val="en-US"/>
-        </w:rPr>
-        <w:t xml:space="preserve"> database </w:t>
-      </w:r>
-      <w:r>
-        <w:rPr>
-          <w:rFonts w:ascii="Times New Roman" w:hAnsi="Times New Roman" w:cs="Times New Roman"/>
-          <w:color w:val="2F5496" w:themeColor="accent1" w:themeShade="BF"/>
-          <w:sz w:val="28"/>
-          <w:szCs w:val="28"/>
-          <w:lang w:val="en-US"/>
-        </w:rPr>
-        <w:t xml:space="preserve">is dominated by the </w:t>
-      </w:r>
-      <w:r>
-        <w:rPr>
-          <w:rFonts w:ascii="Times New Roman" w:hAnsi="Times New Roman" w:cs="Times New Roman"/>
-          <w:color w:val="2F5496" w:themeColor="accent1" w:themeShade="BF"/>
-          <w:sz w:val="28"/>
-          <w:szCs w:val="28"/>
-          <w:lang w:val="en-US"/>
-        </w:rPr>
-        <w:t>k-</w:t>
-      </w:r>
-      <w:proofErr w:type="spellStart"/>
-      <w:r>
-        <w:rPr>
-          <w:rFonts w:ascii="Times New Roman" w:hAnsi="Times New Roman" w:cs="Times New Roman"/>
-          <w:color w:val="2F5496" w:themeColor="accent1" w:themeShade="BF"/>
-          <w:sz w:val="28"/>
-          <w:szCs w:val="28"/>
-          <w:lang w:val="en-US"/>
-        </w:rPr>
-        <w:t>mer</w:t>
-      </w:r>
-      <w:proofErr w:type="spellEnd"/>
-      <w:r>
-        <w:rPr>
-          <w:rFonts w:ascii="Times New Roman" w:hAnsi="Times New Roman" w:cs="Times New Roman"/>
-          <w:color w:val="2F5496" w:themeColor="accent1" w:themeShade="BF"/>
-          <w:sz w:val="28"/>
-          <w:szCs w:val="28"/>
-          <w:lang w:val="en-US"/>
-        </w:rPr>
-        <w:t xml:space="preserve"> </w:t>
-      </w:r>
-      <w:r>
-        <w:rPr>
-          <w:rFonts w:ascii="Times New Roman" w:hAnsi="Times New Roman" w:cs="Times New Roman"/>
-          <w:color w:val="2F5496" w:themeColor="accent1" w:themeShade="BF"/>
-          <w:sz w:val="28"/>
-          <w:szCs w:val="28"/>
-          <w:lang w:val="en-US"/>
-        </w:rPr>
-        <w:t xml:space="preserve">array L, </w:t>
-      </w:r>
-      <w:r>
-        <w:rPr>
-          <w:rFonts w:ascii="Times New Roman" w:hAnsi="Times New Roman" w:cs="Times New Roman"/>
-          <w:color w:val="2F5496" w:themeColor="accent1" w:themeShade="BF"/>
-          <w:sz w:val="28"/>
-          <w:szCs w:val="28"/>
-          <w:lang w:val="en-US"/>
-        </w:rPr>
-        <w:t xml:space="preserve"> a</w:t>
-      </w:r>
-      <w:r>
-        <w:rPr>
-          <w:rFonts w:ascii="Times New Roman" w:hAnsi="Times New Roman" w:cs="Times New Roman"/>
-          <w:color w:val="2F5496" w:themeColor="accent1" w:themeShade="BF"/>
-          <w:sz w:val="28"/>
-          <w:szCs w:val="28"/>
-          <w:lang w:val="en-US"/>
-        </w:rPr>
-        <w:t>n</w:t>
+        <w:t xml:space="preserve">over </w:t>
+      </w:r>
+      <w:r>
+        <w:rPr>
+          <w:rFonts w:ascii="Times New Roman" w:hAnsi="Times New Roman" w:cs="Times New Roman"/>
+          <w:color w:val="2F5496" w:themeColor="accent1" w:themeShade="BF"/>
+          <w:sz w:val="28"/>
+          <w:szCs w:val="28"/>
+          <w:lang w:val="en-US"/>
+        </w:rPr>
+        <w:t>a slightly better</w:t>
+      </w:r>
+      <w:r>
+        <w:rPr>
+          <w:rFonts w:ascii="Times New Roman" w:hAnsi="Times New Roman" w:cs="Times New Roman"/>
+          <w:color w:val="2F5496" w:themeColor="accent1" w:themeShade="BF"/>
+          <w:sz w:val="28"/>
+          <w:szCs w:val="28"/>
+          <w:lang w:val="en-US"/>
+        </w:rPr>
+        <w:t xml:space="preserve"> memory footprint</w:t>
+      </w:r>
+      <w:r>
+        <w:rPr>
+          <w:rFonts w:ascii="Times New Roman" w:hAnsi="Times New Roman" w:cs="Times New Roman"/>
+          <w:color w:val="2F5496" w:themeColor="accent1" w:themeShade="BF"/>
+          <w:sz w:val="28"/>
+          <w:szCs w:val="28"/>
+          <w:lang w:val="en-US"/>
+        </w:rPr>
+        <w:t xml:space="preserve"> and a</w:t>
+      </w:r>
+      <w:r>
+        <w:rPr>
+          <w:rFonts w:ascii="Times New Roman" w:hAnsi="Times New Roman" w:cs="Times New Roman"/>
+          <w:color w:val="2F5496" w:themeColor="accent1" w:themeShade="BF"/>
+          <w:sz w:val="28"/>
+          <w:szCs w:val="28"/>
+          <w:lang w:val="en-US"/>
+        </w:rPr>
+        <w:t>ccor</w:t>
       </w:r>
       <w:r>
         <w:rPr>
@@ -6142,87 +5804,17 @@
           <w:szCs w:val="28"/>
           <w:lang w:val="en-US"/>
         </w:rPr>
-        <w:t xml:space="preserve"> </w:t>
-      </w:r>
-      <w:r>
-        <w:rPr>
-          <w:rFonts w:ascii="Times New Roman" w:hAnsi="Times New Roman" w:cs="Times New Roman"/>
-          <w:color w:val="2F5496" w:themeColor="accent1" w:themeShade="BF"/>
-          <w:sz w:val="28"/>
-          <w:szCs w:val="28"/>
-          <w:lang w:val="en-US"/>
-        </w:rPr>
-        <w:t xml:space="preserve">an </w:t>
-      </w:r>
-      <w:r>
-        <w:rPr>
-          <w:rFonts w:ascii="Times New Roman" w:hAnsi="Times New Roman" w:cs="Times New Roman"/>
-          <w:color w:val="2F5496" w:themeColor="accent1" w:themeShade="BF"/>
-          <w:sz w:val="28"/>
-          <w:szCs w:val="28"/>
-          <w:lang w:val="en-US"/>
-        </w:rPr>
-        <w:t xml:space="preserve">XOR filter </w:t>
-      </w:r>
-      <w:r>
-        <w:rPr>
-          <w:rFonts w:ascii="Times New Roman" w:hAnsi="Times New Roman" w:cs="Times New Roman"/>
-          <w:color w:val="2F5496" w:themeColor="accent1" w:themeShade="BF"/>
-          <w:sz w:val="28"/>
-          <w:szCs w:val="28"/>
-          <w:lang w:val="en-US"/>
-        </w:rPr>
-        <w:t xml:space="preserve">would reduce the memory of the accompanying Bloom filter by about </w:t>
-      </w:r>
-      <w:r>
-        <w:rPr>
-          <w:rFonts w:ascii="Times New Roman" w:hAnsi="Times New Roman" w:cs="Times New Roman"/>
-          <w:color w:val="2F5496" w:themeColor="accent1" w:themeShade="BF"/>
-          <w:sz w:val="28"/>
-          <w:szCs w:val="28"/>
-          <w:lang w:val="en-US"/>
-        </w:rPr>
-        <w:t>2</w:t>
-      </w:r>
-      <w:r>
-        <w:rPr>
-          <w:rFonts w:ascii="Times New Roman" w:hAnsi="Times New Roman" w:cs="Times New Roman"/>
-          <w:color w:val="2F5496" w:themeColor="accent1" w:themeShade="BF"/>
-          <w:sz w:val="28"/>
-          <w:szCs w:val="28"/>
-          <w:lang w:val="en-US"/>
-        </w:rPr>
-        <w:t>5</w:t>
-      </w:r>
-      <w:r>
-        <w:rPr>
-          <w:rFonts w:ascii="Times New Roman" w:hAnsi="Times New Roman" w:cs="Times New Roman"/>
-          <w:color w:val="2F5496" w:themeColor="accent1" w:themeShade="BF"/>
-          <w:sz w:val="28"/>
-          <w:szCs w:val="28"/>
-          <w:lang w:val="en-US"/>
-        </w:rPr>
-        <w:t>%</w:t>
-      </w:r>
-      <w:r>
-        <w:rPr>
-          <w:rFonts w:ascii="Times New Roman" w:hAnsi="Times New Roman" w:cs="Times New Roman"/>
-          <w:color w:val="2F5496" w:themeColor="accent1" w:themeShade="BF"/>
-          <w:sz w:val="28"/>
-          <w:szCs w:val="28"/>
-          <w:lang w:val="en-US"/>
-        </w:rPr>
-        <w:t xml:space="preserve"> (see </w:t>
-      </w:r>
-      <w:r>
-        <w:rPr>
-          <w:rFonts w:ascii="Times New Roman" w:hAnsi="Times New Roman" w:cs="Times New Roman"/>
-          <w:color w:val="2F5496" w:themeColor="accent1" w:themeShade="BF"/>
-          <w:sz w:val="28"/>
-          <w:szCs w:val="28"/>
-          <w:lang w:val="en-US"/>
-        </w:rPr>
-        <w:t>“</w:t>
+        <w:t>ing</w:t>
+      </w:r>
+      <w:r>
+        <w:rPr>
+          <w:rFonts w:ascii="Times New Roman" w:hAnsi="Times New Roman" w:cs="Times New Roman"/>
+          <w:color w:val="2F5496" w:themeColor="accent1" w:themeShade="BF"/>
+          <w:sz w:val="28"/>
+          <w:szCs w:val="28"/>
+          <w:lang w:val="en-US"/>
+        </w:rPr>
+        <w:t xml:space="preserve"> to “</w:t>
       </w:r>
       <w:hyperlink r:id="rId5" w:history="1">
         <w:r>
@@ -6245,17 +5837,37 @@
           <w:szCs w:val="28"/>
           <w:lang w:val="en-US"/>
         </w:rPr>
-        <w:t>”, Fig. 1</w:t>
-      </w:r>
-      <w:r>
-        <w:rPr>
-          <w:rFonts w:ascii="Times New Roman" w:hAnsi="Times New Roman" w:cs="Times New Roman"/>
-          <w:color w:val="2F5496" w:themeColor="accent1" w:themeShade="BF"/>
-          <w:sz w:val="28"/>
-          <w:szCs w:val="28"/>
-          <w:lang w:val="en-US"/>
-        </w:rPr>
-        <w:t>)</w:t>
+        <w:t>” Table 3 and Fig. 2</w:t>
+      </w:r>
+      <w:r>
+        <w:rPr>
+          <w:rFonts w:ascii="Times New Roman" w:hAnsi="Times New Roman" w:cs="Times New Roman"/>
+          <w:color w:val="2F5496" w:themeColor="accent1" w:themeShade="BF"/>
+          <w:sz w:val="28"/>
+          <w:szCs w:val="28"/>
+          <w:lang w:val="en-US"/>
+        </w:rPr>
+        <w:t>,</w:t>
+      </w:r>
+      <w:r>
+        <w:rPr>
+          <w:rFonts w:ascii="Times New Roman" w:hAnsi="Times New Roman" w:cs="Times New Roman"/>
+          <w:color w:val="2F5496" w:themeColor="accent1" w:themeShade="BF"/>
+          <w:sz w:val="28"/>
+          <w:szCs w:val="28"/>
+          <w:lang w:val="en-US"/>
+        </w:rPr>
+        <w:t xml:space="preserve"> the Blocked Bloom filter</w:t>
+      </w:r>
+      <w:r>
+        <w:rPr>
+          <w:rFonts w:ascii="Times New Roman" w:hAnsi="Times New Roman" w:cs="Times New Roman"/>
+          <w:color w:val="2F5496" w:themeColor="accent1" w:themeShade="BF"/>
+          <w:sz w:val="28"/>
+          <w:szCs w:val="28"/>
+          <w:lang w:val="en-US"/>
+        </w:rPr>
+        <w:t>’s runtime was best</w:t>
       </w:r>
       <w:r>
         <w:rPr>
@@ -6285,28 +5897,72 @@
           <w:szCs w:val="28"/>
           <w:lang w:val="en-US"/>
         </w:rPr>
-        <w:t>(</w:t>
-      </w:r>
-      <w:r>
-        <w:rPr>
-          <w:rFonts w:ascii="Times New Roman" w:hAnsi="Times New Roman" w:cs="Times New Roman"/>
-          <w:color w:val="2F5496" w:themeColor="accent1" w:themeShade="BF"/>
-          <w:sz w:val="28"/>
-          <w:szCs w:val="28"/>
-          <w:lang w:val="en-US"/>
-        </w:rPr>
-        <w:t>In contrast,</w:t>
-      </w:r>
-      <w:r>
-        <w:rPr>
-          <w:rFonts w:ascii="Times New Roman" w:hAnsi="Times New Roman" w:cs="Times New Roman"/>
-          <w:color w:val="2F5496" w:themeColor="accent1" w:themeShade="BF"/>
-          <w:sz w:val="28"/>
-          <w:szCs w:val="28"/>
-          <w:lang w:val="en-US"/>
-        </w:rPr>
-        <w:t xml:space="preserve"> the</w:t>
-      </w:r>
+        <w:t>Moreover, t</w:t>
+      </w:r>
+      <w:r>
+        <w:rPr>
+          <w:rFonts w:ascii="Times New Roman" w:hAnsi="Times New Roman" w:cs="Times New Roman"/>
+          <w:color w:val="2F5496" w:themeColor="accent1" w:themeShade="BF"/>
+          <w:sz w:val="28"/>
+          <w:szCs w:val="28"/>
+          <w:lang w:val="en-US"/>
+        </w:rPr>
+        <w:t xml:space="preserve">he memory consumption of a </w:t>
+      </w:r>
+      <w:proofErr w:type="spellStart"/>
+      <w:r>
+        <w:rPr>
+          <w:rFonts w:ascii="Times New Roman" w:hAnsi="Times New Roman" w:cs="Times New Roman"/>
+          <w:color w:val="2F5496" w:themeColor="accent1" w:themeShade="BF"/>
+          <w:sz w:val="28"/>
+          <w:szCs w:val="28"/>
+          <w:lang w:val="en-US"/>
+        </w:rPr>
+        <w:t>Genestrip</w:t>
+      </w:r>
+      <w:proofErr w:type="spellEnd"/>
+      <w:r>
+        <w:rPr>
+          <w:rFonts w:ascii="Times New Roman" w:hAnsi="Times New Roman" w:cs="Times New Roman"/>
+          <w:color w:val="2F5496" w:themeColor="accent1" w:themeShade="BF"/>
+          <w:sz w:val="28"/>
+          <w:szCs w:val="28"/>
+          <w:lang w:val="en-US"/>
+        </w:rPr>
+        <w:t xml:space="preserve"> database </w:t>
+      </w:r>
+      <w:r>
+        <w:rPr>
+          <w:rFonts w:ascii="Times New Roman" w:hAnsi="Times New Roman" w:cs="Times New Roman"/>
+          <w:color w:val="2F5496" w:themeColor="accent1" w:themeShade="BF"/>
+          <w:sz w:val="28"/>
+          <w:szCs w:val="28"/>
+          <w:lang w:val="en-US"/>
+        </w:rPr>
+        <w:t xml:space="preserve">is dominated by the </w:t>
+      </w:r>
+      <w:r>
+        <w:rPr>
+          <w:rFonts w:ascii="Times New Roman" w:hAnsi="Times New Roman" w:cs="Times New Roman"/>
+          <w:color w:val="2F5496" w:themeColor="accent1" w:themeShade="BF"/>
+          <w:sz w:val="28"/>
+          <w:szCs w:val="28"/>
+          <w:lang w:val="en-US"/>
+        </w:rPr>
+        <w:t>k-</w:t>
+      </w:r>
+      <w:proofErr w:type="spellStart"/>
+      <w:r>
+        <w:rPr>
+          <w:rFonts w:ascii="Times New Roman" w:hAnsi="Times New Roman" w:cs="Times New Roman"/>
+          <w:color w:val="2F5496" w:themeColor="accent1" w:themeShade="BF"/>
+          <w:sz w:val="28"/>
+          <w:szCs w:val="28"/>
+          <w:lang w:val="en-US"/>
+        </w:rPr>
+        <w:t>mer</w:t>
+      </w:r>
+      <w:proofErr w:type="spellEnd"/>
       <w:r>
         <w:rPr>
           <w:rFonts w:ascii="Times New Roman" w:hAnsi="Times New Roman" w:cs="Times New Roman"/>
@@ -6325,17 +5981,97 @@
           <w:szCs w:val="28"/>
           <w:lang w:val="en-US"/>
         </w:rPr>
-        <w:t>vast</w:t>
-      </w:r>
-      <w:r>
-        <w:rPr>
-          <w:rFonts w:ascii="Times New Roman" w:hAnsi="Times New Roman" w:cs="Times New Roman"/>
-          <w:color w:val="2F5496" w:themeColor="accent1" w:themeShade="BF"/>
-          <w:sz w:val="28"/>
-          <w:szCs w:val="28"/>
-          <w:lang w:val="en-US"/>
-        </w:rPr>
-        <w:t xml:space="preserve"> memory gain of </w:t>
+        <w:t>array L</w:t>
+      </w:r>
+      <w:r>
+        <w:rPr>
+          <w:rFonts w:ascii="Times New Roman" w:hAnsi="Times New Roman" w:cs="Times New Roman"/>
+          <w:color w:val="2F5496" w:themeColor="accent1" w:themeShade="BF"/>
+          <w:sz w:val="28"/>
+          <w:szCs w:val="28"/>
+          <w:lang w:val="en-US"/>
+        </w:rPr>
+        <w:t xml:space="preserve"> and the Blocked Bloom filter consumes just an additional 12.5% of space</w:t>
+      </w:r>
+      <w:r>
+        <w:rPr>
+          <w:rFonts w:ascii="Times New Roman" w:hAnsi="Times New Roman" w:cs="Times New Roman"/>
+          <w:color w:val="2F5496" w:themeColor="accent1" w:themeShade="BF"/>
+          <w:sz w:val="28"/>
+          <w:szCs w:val="28"/>
+          <w:lang w:val="en-US"/>
+        </w:rPr>
+        <w:t xml:space="preserve"> anyways</w:t>
+      </w:r>
+      <w:r>
+        <w:rPr>
+          <w:rFonts w:ascii="Times New Roman" w:hAnsi="Times New Roman" w:cs="Times New Roman"/>
+          <w:color w:val="2F5496" w:themeColor="accent1" w:themeShade="BF"/>
+          <w:sz w:val="28"/>
+          <w:szCs w:val="28"/>
+          <w:lang w:val="en-US"/>
+        </w:rPr>
+        <w:t>.</w:t>
+      </w:r>
+      <w:r>
+        <w:rPr>
+          <w:rFonts w:ascii="Times New Roman" w:hAnsi="Times New Roman" w:cs="Times New Roman"/>
+          <w:color w:val="2F5496" w:themeColor="accent1" w:themeShade="BF"/>
+          <w:sz w:val="28"/>
+          <w:szCs w:val="28"/>
+          <w:lang w:val="en-US"/>
+        </w:rPr>
+        <w:t xml:space="preserve"> </w:t>
+      </w:r>
+      <w:r>
+        <w:rPr>
+          <w:rFonts w:ascii="Times New Roman" w:hAnsi="Times New Roman" w:cs="Times New Roman"/>
+          <w:color w:val="2F5496" w:themeColor="accent1" w:themeShade="BF"/>
+          <w:sz w:val="28"/>
+          <w:szCs w:val="28"/>
+          <w:lang w:val="en-US"/>
+        </w:rPr>
+        <w:t>Afterall</w:t>
+      </w:r>
+      <w:r>
+        <w:rPr>
+          <w:rFonts w:ascii="Times New Roman" w:hAnsi="Times New Roman" w:cs="Times New Roman"/>
+          <w:color w:val="2F5496" w:themeColor="accent1" w:themeShade="BF"/>
+          <w:sz w:val="28"/>
+          <w:szCs w:val="28"/>
+          <w:lang w:val="en-US"/>
+        </w:rPr>
+        <w:t>,</w:t>
+      </w:r>
+      <w:r>
+        <w:rPr>
+          <w:rFonts w:ascii="Times New Roman" w:hAnsi="Times New Roman" w:cs="Times New Roman"/>
+          <w:color w:val="2F5496" w:themeColor="accent1" w:themeShade="BF"/>
+          <w:sz w:val="28"/>
+          <w:szCs w:val="28"/>
+          <w:lang w:val="en-US"/>
+        </w:rPr>
+        <w:t xml:space="preserve"> </w:t>
+      </w:r>
+      <w:r>
+        <w:rPr>
+          <w:rFonts w:ascii="Times New Roman" w:hAnsi="Times New Roman" w:cs="Times New Roman"/>
+          <w:color w:val="2F5496" w:themeColor="accent1" w:themeShade="BF"/>
+          <w:sz w:val="28"/>
+          <w:szCs w:val="28"/>
+          <w:lang w:val="en-US"/>
+        </w:rPr>
+        <w:t>under</w:t>
+      </w:r>
+      <w:r>
+        <w:rPr>
+          <w:rFonts w:ascii="Times New Roman" w:hAnsi="Times New Roman" w:cs="Times New Roman"/>
+          <w:color w:val="2F5496" w:themeColor="accent1" w:themeShade="BF"/>
+          <w:sz w:val="28"/>
+          <w:szCs w:val="28"/>
+          <w:lang w:val="en-US"/>
+        </w:rPr>
+        <w:t xml:space="preserve"> </w:t>
       </w:r>
       <w:proofErr w:type="spellStart"/>
       <w:r>
@@ -6357,130 +6093,17 @@
           <w:szCs w:val="28"/>
           <w:lang w:val="en-US"/>
         </w:rPr>
-        <w:t xml:space="preserve"> comes from the concept of small databases itself.) </w:t>
-      </w:r>
-      <w:r>
-        <w:rPr>
-          <w:rFonts w:ascii="Times New Roman" w:hAnsi="Times New Roman" w:cs="Times New Roman"/>
-          <w:color w:val="2F5496" w:themeColor="accent1" w:themeShade="BF"/>
-          <w:sz w:val="28"/>
-          <w:szCs w:val="28"/>
-          <w:lang w:val="en-US"/>
-        </w:rPr>
-        <w:t xml:space="preserve">At read classification time we are more interested in runtime improvements and according to </w:t>
-      </w:r>
-      <w:r>
-        <w:rPr>
-          <w:rFonts w:ascii="Times New Roman" w:hAnsi="Times New Roman" w:cs="Times New Roman"/>
-          <w:color w:val="2F5496" w:themeColor="accent1" w:themeShade="BF"/>
-          <w:sz w:val="28"/>
-          <w:szCs w:val="28"/>
-          <w:lang w:val="en-US"/>
-        </w:rPr>
-        <w:t>“</w:t>
-      </w:r>
-      <w:hyperlink r:id="rId6" w:history="1">
-        <w:r>
-          <w:rPr>
-            <w:rStyle w:val="Hyperlink"/>
-            <w:rFonts w:ascii="Times New Roman" w:hAnsi="Times New Roman" w:cs="Times New Roman"/>
-            <w:color w:val="034990" w:themeColor="hyperlink" w:themeShade="BF"/>
-            <w:sz w:val="28"/>
-            <w:szCs w:val="28"/>
-            <w:lang w:val="en-US"/>
-          </w:rPr>
-          <w:t>https://arxiv.org/pdf/2201.01174</w:t>
-        </w:r>
-      </w:hyperlink>
-      <w:r>
-        <w:rPr>
-          <w:rFonts w:ascii="Times New Roman" w:hAnsi="Times New Roman" w:cs="Times New Roman"/>
-          <w:color w:val="2F5496" w:themeColor="accent1" w:themeShade="BF"/>
-          <w:sz w:val="28"/>
-          <w:szCs w:val="28"/>
-          <w:lang w:val="en-US"/>
-        </w:rPr>
-        <w:t xml:space="preserve">” </w:t>
-      </w:r>
-      <w:r>
-        <w:rPr>
-          <w:rFonts w:ascii="Times New Roman" w:hAnsi="Times New Roman" w:cs="Times New Roman"/>
-          <w:color w:val="2F5496" w:themeColor="accent1" w:themeShade="BF"/>
-          <w:sz w:val="28"/>
-          <w:szCs w:val="28"/>
-          <w:lang w:val="en-US"/>
-        </w:rPr>
-        <w:t>Table 3 and Fig. 2 the Blocked</w:t>
-      </w:r>
-      <w:r>
-        <w:rPr>
-          <w:rFonts w:ascii="Times New Roman" w:hAnsi="Times New Roman" w:cs="Times New Roman"/>
-          <w:color w:val="2F5496" w:themeColor="accent1" w:themeShade="BF"/>
-          <w:sz w:val="28"/>
-          <w:szCs w:val="28"/>
-          <w:lang w:val="en-US"/>
-        </w:rPr>
-        <w:t xml:space="preserve"> </w:t>
-      </w:r>
-      <w:r>
-        <w:rPr>
-          <w:rFonts w:ascii="Times New Roman" w:hAnsi="Times New Roman" w:cs="Times New Roman"/>
-          <w:color w:val="2F5496" w:themeColor="accent1" w:themeShade="BF"/>
-          <w:sz w:val="28"/>
-          <w:szCs w:val="28"/>
-          <w:lang w:val="en-US"/>
-        </w:rPr>
-        <w:t>B</w:t>
-      </w:r>
-      <w:r>
-        <w:rPr>
-          <w:rFonts w:ascii="Times New Roman" w:hAnsi="Times New Roman" w:cs="Times New Roman"/>
-          <w:color w:val="2F5496" w:themeColor="accent1" w:themeShade="BF"/>
-          <w:sz w:val="28"/>
-          <w:szCs w:val="28"/>
-          <w:lang w:val="en-US"/>
-        </w:rPr>
-        <w:t xml:space="preserve">loom </w:t>
-      </w:r>
-      <w:r>
-        <w:rPr>
-          <w:rFonts w:ascii="Times New Roman" w:hAnsi="Times New Roman" w:cs="Times New Roman"/>
-          <w:color w:val="2F5496" w:themeColor="accent1" w:themeShade="BF"/>
-          <w:sz w:val="28"/>
-          <w:szCs w:val="28"/>
-          <w:lang w:val="en-US"/>
-        </w:rPr>
-        <w:t xml:space="preserve">filter </w:t>
-      </w:r>
-      <w:r>
-        <w:rPr>
-          <w:rFonts w:ascii="Times New Roman" w:hAnsi="Times New Roman" w:cs="Times New Roman"/>
-          <w:color w:val="2F5496" w:themeColor="accent1" w:themeShade="BF"/>
-          <w:sz w:val="28"/>
-          <w:szCs w:val="28"/>
-          <w:lang w:val="en-US"/>
-        </w:rPr>
-        <w:t>performs extremely well</w:t>
-      </w:r>
-      <w:r>
-        <w:rPr>
-          <w:rFonts w:ascii="Times New Roman" w:hAnsi="Times New Roman" w:cs="Times New Roman"/>
-          <w:color w:val="2F5496" w:themeColor="accent1" w:themeShade="BF"/>
-          <w:sz w:val="28"/>
-          <w:szCs w:val="28"/>
-          <w:lang w:val="en-US"/>
-        </w:rPr>
-        <w:t xml:space="preserve"> in this respect</w:t>
-      </w:r>
-      <w:r>
-        <w:rPr>
-          <w:rFonts w:ascii="Times New Roman" w:hAnsi="Times New Roman" w:cs="Times New Roman"/>
-          <w:color w:val="2F5496" w:themeColor="accent1" w:themeShade="BF"/>
-          <w:sz w:val="28"/>
-          <w:szCs w:val="28"/>
-          <w:lang w:val="en-US"/>
-        </w:rPr>
-        <w:t>.</w:t>
+        <w:t xml:space="preserve">, </w:t>
+      </w:r>
+      <w:r>
+        <w:rPr>
+          <w:rFonts w:ascii="Times New Roman" w:hAnsi="Times New Roman" w:cs="Times New Roman"/>
+          <w:color w:val="2F5496" w:themeColor="accent1" w:themeShade="BF"/>
+          <w:sz w:val="28"/>
+          <w:szCs w:val="28"/>
+          <w:lang w:val="en-US"/>
+        </w:rPr>
+        <w:t>the vast memory gain is achieved by the concept of small databases itself.</w:t>
       </w:r>
     </w:p>
     <w:p>
@@ -6583,7 +6206,27 @@
           <w:szCs w:val="28"/>
           <w:lang w:val="en-US"/>
         </w:rPr>
-        <w:t xml:space="preserve"> for using Bloom </w:t>
+        <w:t xml:space="preserve"> for using </w:t>
+      </w:r>
+      <w:r>
+        <w:rPr>
+          <w:rFonts w:ascii="Times New Roman" w:hAnsi="Times New Roman" w:cs="Times New Roman"/>
+          <w:color w:val="2F5496" w:themeColor="accent1" w:themeShade="BF"/>
+          <w:sz w:val="28"/>
+          <w:szCs w:val="28"/>
+          <w:lang w:val="en-US"/>
+        </w:rPr>
+        <w:t xml:space="preserve">(Blocked) </w:t>
+      </w:r>
+      <w:r>
+        <w:rPr>
+          <w:rFonts w:ascii="Times New Roman" w:hAnsi="Times New Roman" w:cs="Times New Roman"/>
+          <w:color w:val="2F5496" w:themeColor="accent1" w:themeShade="BF"/>
+          <w:sz w:val="28"/>
+          <w:szCs w:val="28"/>
+          <w:lang w:val="en-US"/>
+        </w:rPr>
+        <w:t xml:space="preserve">Bloom </w:t>
       </w:r>
       <w:r>
         <w:rPr>
@@ -6634,6 +6277,16 @@
           <w:lang w:val="en-US"/>
         </w:rPr>
         <w:t>regarding 1) and 2)</w:t>
+      </w:r>
+      <w:r>
+        <w:rPr>
+          <w:rFonts w:ascii="Times New Roman" w:hAnsi="Times New Roman" w:cs="Times New Roman"/>
+          <w:color w:val="2F5496" w:themeColor="accent1" w:themeShade="BF"/>
+          <w:sz w:val="28"/>
+          <w:szCs w:val="28"/>
+          <w:lang w:val="en-US"/>
+        </w:rPr>
+        <w:t xml:space="preserve"> from above</w:t>
       </w:r>
       <w:r>
         <w:rPr>
@@ -7248,68 +6901,6 @@
         </w:rPr>
         <w:t>)</w:t>
       </w:r>
-      <w:r>
-        <w:rPr>
-          <w:rFonts w:ascii="Times New Roman" w:hAnsi="Times New Roman" w:cs="Times New Roman"/>
-          <w:color w:val="2F5496" w:themeColor="accent1" w:themeShade="BF"/>
-          <w:sz w:val="28"/>
-          <w:szCs w:val="28"/>
-          <w:lang w:val="en-US"/>
-        </w:rPr>
-        <w:t xml:space="preserve"> </w:t>
-      </w:r>
-      <w:r>
-        <w:rPr>
-          <w:rFonts w:ascii="Times New Roman" w:hAnsi="Times New Roman" w:cs="Times New Roman"/>
-          <w:color w:val="2F5496" w:themeColor="accent1" w:themeShade="BF"/>
-          <w:sz w:val="28"/>
-          <w:szCs w:val="28"/>
-          <w:lang w:val="en-US"/>
-        </w:rPr>
-        <w:t>Nevertheless,</w:t>
-      </w:r>
-      <w:r>
-        <w:rPr>
-          <w:rFonts w:ascii="Times New Roman" w:hAnsi="Times New Roman" w:cs="Times New Roman"/>
-          <w:color w:val="2F5496" w:themeColor="accent1" w:themeShade="BF"/>
-          <w:sz w:val="28"/>
-          <w:szCs w:val="28"/>
-          <w:lang w:val="en-US"/>
-        </w:rPr>
-        <w:t xml:space="preserve"> we will </w:t>
-      </w:r>
-      <w:r>
-        <w:rPr>
-          <w:rFonts w:ascii="Times New Roman" w:hAnsi="Times New Roman" w:cs="Times New Roman"/>
-          <w:color w:val="2F5496" w:themeColor="accent1" w:themeShade="BF"/>
-          <w:sz w:val="28"/>
-          <w:szCs w:val="28"/>
-          <w:lang w:val="en-US"/>
-        </w:rPr>
-        <w:t xml:space="preserve">investigate on this further and assess the filter’s potential for future developments of </w:t>
-      </w:r>
-      <w:proofErr w:type="spellStart"/>
-      <w:r>
-        <w:rPr>
-          <w:rFonts w:ascii="Times New Roman" w:hAnsi="Times New Roman" w:cs="Times New Roman"/>
-          <w:color w:val="2F5496" w:themeColor="accent1" w:themeShade="BF"/>
-          <w:sz w:val="28"/>
-          <w:szCs w:val="28"/>
-          <w:lang w:val="en-US"/>
-        </w:rPr>
-        <w:t>Genestrip</w:t>
-      </w:r>
-      <w:proofErr w:type="spellEnd"/>
-      <w:r>
-        <w:rPr>
-          <w:rFonts w:ascii="Times New Roman" w:hAnsi="Times New Roman" w:cs="Times New Roman"/>
-          <w:color w:val="2F5496" w:themeColor="accent1" w:themeShade="BF"/>
-          <w:sz w:val="28"/>
-          <w:szCs w:val="28"/>
-          <w:lang w:val="en-US"/>
-        </w:rPr>
-        <w:t>.</w:t>
-      </w:r>
     </w:p>
     <w:p>
       <w:pPr>
@@ -7642,7 +7233,27 @@
           <w:szCs w:val="28"/>
           <w:lang w:val="en-US"/>
         </w:rPr>
-        <w:t xml:space="preserve"> function and analyze how the function’s threshold affects the resulting ratio of retained k-</w:t>
+        <w:t xml:space="preserve"> function and analyze how the function’s threshold affects the resulting ratio of </w:t>
+      </w:r>
+      <w:r>
+        <w:rPr>
+          <w:rFonts w:ascii="Times New Roman" w:hAnsi="Times New Roman" w:cs="Times New Roman"/>
+          <w:color w:val="2F5496" w:themeColor="accent1" w:themeShade="BF"/>
+          <w:sz w:val="28"/>
+          <w:szCs w:val="28"/>
+          <w:lang w:val="en-US"/>
+        </w:rPr>
+        <w:t>dropped</w:t>
+      </w:r>
+      <w:r>
+        <w:rPr>
+          <w:rFonts w:ascii="Times New Roman" w:hAnsi="Times New Roman" w:cs="Times New Roman"/>
+          <w:color w:val="2F5496" w:themeColor="accent1" w:themeShade="BF"/>
+          <w:sz w:val="28"/>
+          <w:szCs w:val="28"/>
+          <w:lang w:val="en-US"/>
+        </w:rPr>
+        <w:t xml:space="preserve"> k-</w:t>
       </w:r>
       <w:proofErr w:type="spellStart"/>
       <w:r>
@@ -8195,7 +7806,27 @@
           <w:szCs w:val="28"/>
           <w:lang w:val="en-US"/>
         </w:rPr>
-        <w:t xml:space="preserve">The XOR hash method explained in </w:t>
+        <w:t xml:space="preserve">The XOR hash method </w:t>
+      </w:r>
+      <w:r>
+        <w:rPr>
+          <w:rFonts w:ascii="Times New Roman" w:hAnsi="Times New Roman" w:cs="Times New Roman"/>
+          <w:color w:val="2F5496" w:themeColor="accent1" w:themeShade="BF"/>
+          <w:sz w:val="28"/>
+          <w:szCs w:val="28"/>
+          <w:lang w:val="en-US"/>
+        </w:rPr>
+        <w:t xml:space="preserve">originally </w:t>
+      </w:r>
+      <w:r>
+        <w:rPr>
+          <w:rFonts w:ascii="Times New Roman" w:hAnsi="Times New Roman" w:cs="Times New Roman"/>
+          <w:color w:val="2F5496" w:themeColor="accent1" w:themeShade="BF"/>
+          <w:sz w:val="28"/>
+          <w:szCs w:val="28"/>
+          <w:lang w:val="en-US"/>
+        </w:rPr>
+        <w:t xml:space="preserve">explained in </w:t>
       </w:r>
       <w:r>
         <w:rPr>
@@ -8215,7 +7846,27 @@
           <w:szCs w:val="28"/>
           <w:lang w:val="en-US"/>
         </w:rPr>
-        <w:t xml:space="preserve"> paper indeed keeps the filter’s false positive rate close to the theoretical optimum</w:t>
+        <w:t xml:space="preserve"> </w:t>
+      </w:r>
+      <w:r>
+        <w:rPr>
+          <w:rFonts w:ascii="Times New Roman" w:hAnsi="Times New Roman" w:cs="Times New Roman"/>
+          <w:color w:val="2F5496" w:themeColor="accent1" w:themeShade="BF"/>
+          <w:sz w:val="28"/>
+          <w:szCs w:val="28"/>
+          <w:lang w:val="en-US"/>
+        </w:rPr>
+        <w:t>manuscript</w:t>
+      </w:r>
+      <w:r>
+        <w:rPr>
+          <w:rFonts w:ascii="Times New Roman" w:hAnsi="Times New Roman" w:cs="Times New Roman"/>
+          <w:color w:val="2F5496" w:themeColor="accent1" w:themeShade="BF"/>
+          <w:sz w:val="28"/>
+          <w:szCs w:val="28"/>
+          <w:lang w:val="en-US"/>
+        </w:rPr>
+        <w:t xml:space="preserve"> indeed keeps the filter’s false positive rate close to the theoretical optimum</w:t>
       </w:r>
       <w:r>
         <w:rPr>
@@ -8245,7 +7896,27 @@
           <w:szCs w:val="28"/>
           <w:lang w:val="en-US"/>
         </w:rPr>
-        <w:t>We actually tried several hash functions and measured the error, i.e. how far the filter’s measured false positive rate deviated from the theoretical expectation via a programmed test case. To do so, we averaged the resulting error over many randomly generated (uniformly distributed) k-</w:t>
+        <w:t>We actually tried several hash functions and measured the error, i.e. how far the filter’s measured false positive rate deviated from the theoretical expectation</w:t>
+      </w:r>
+      <w:r>
+        <w:rPr>
+          <w:rFonts w:ascii="Times New Roman" w:hAnsi="Times New Roman" w:cs="Times New Roman"/>
+          <w:color w:val="2F5496" w:themeColor="accent1" w:themeShade="BF"/>
+          <w:sz w:val="28"/>
+          <w:szCs w:val="28"/>
+          <w:lang w:val="en-US"/>
+        </w:rPr>
+        <w:t>,</w:t>
+      </w:r>
+      <w:r>
+        <w:rPr>
+          <w:rFonts w:ascii="Times New Roman" w:hAnsi="Times New Roman" w:cs="Times New Roman"/>
+          <w:color w:val="2F5496" w:themeColor="accent1" w:themeShade="BF"/>
+          <w:sz w:val="28"/>
+          <w:szCs w:val="28"/>
+          <w:lang w:val="en-US"/>
+        </w:rPr>
+        <w:t xml:space="preserve"> via a programmed test case. To do so, we averaged the resulting error over many randomly generated (uniformly distributed) k-</w:t>
       </w:r>
       <w:proofErr w:type="spellStart"/>
       <w:r>
@@ -8352,89 +8023,7 @@
           <w:szCs w:val="28"/>
           <w:lang w:val="en-US"/>
         </w:rPr>
-        <w:t>Section 2.3 in favor of a compact discussion o</w:t>
-      </w:r>
-      <w:r>
-        <w:rPr>
-          <w:rFonts w:ascii="Times New Roman" w:hAnsi="Times New Roman" w:cs="Times New Roman"/>
-          <w:color w:val="2F5496" w:themeColor="accent1" w:themeShade="BF"/>
-          <w:sz w:val="28"/>
-          <w:szCs w:val="28"/>
-          <w:lang w:val="en-US"/>
-        </w:rPr>
-        <w:t>n the usage</w:t>
-      </w:r>
-      <w:r>
-        <w:rPr>
-          <w:rFonts w:ascii="Times New Roman" w:hAnsi="Times New Roman" w:cs="Times New Roman"/>
-          <w:color w:val="2F5496" w:themeColor="accent1" w:themeShade="BF"/>
-          <w:sz w:val="28"/>
-          <w:szCs w:val="28"/>
-          <w:lang w:val="en-US"/>
-        </w:rPr>
-        <w:t xml:space="preserve"> </w:t>
-      </w:r>
-      <w:r>
-        <w:rPr>
-          <w:rFonts w:ascii="Times New Roman" w:hAnsi="Times New Roman" w:cs="Times New Roman"/>
-          <w:color w:val="2F5496" w:themeColor="accent1" w:themeShade="BF"/>
-          <w:sz w:val="28"/>
-          <w:szCs w:val="28"/>
-          <w:lang w:val="en-US"/>
-        </w:rPr>
-        <w:t xml:space="preserve">of </w:t>
-      </w:r>
-      <w:r>
-        <w:rPr>
-          <w:rFonts w:ascii="Times New Roman" w:hAnsi="Times New Roman" w:cs="Times New Roman"/>
-          <w:color w:val="2F5496" w:themeColor="accent1" w:themeShade="BF"/>
-          <w:sz w:val="28"/>
-          <w:szCs w:val="28"/>
-          <w:lang w:val="en-US"/>
-        </w:rPr>
-        <w:t>Bloom</w:t>
-      </w:r>
-      <w:r>
-        <w:rPr>
-          <w:rFonts w:ascii="Times New Roman" w:hAnsi="Times New Roman" w:cs="Times New Roman"/>
-          <w:color w:val="2F5496" w:themeColor="accent1" w:themeShade="BF"/>
-          <w:sz w:val="28"/>
-          <w:szCs w:val="28"/>
-          <w:lang w:val="en-US"/>
-        </w:rPr>
-        <w:t xml:space="preserve"> filters</w:t>
-      </w:r>
-      <w:r>
-        <w:rPr>
-          <w:rFonts w:ascii="Times New Roman" w:hAnsi="Times New Roman" w:cs="Times New Roman"/>
-          <w:color w:val="2F5496" w:themeColor="accent1" w:themeShade="BF"/>
-          <w:sz w:val="28"/>
-          <w:szCs w:val="28"/>
-          <w:lang w:val="en-US"/>
-        </w:rPr>
-        <w:t xml:space="preserve"> in </w:t>
-      </w:r>
-      <w:proofErr w:type="spellStart"/>
-      <w:r>
-        <w:rPr>
-          <w:rFonts w:ascii="Times New Roman" w:hAnsi="Times New Roman" w:cs="Times New Roman"/>
-          <w:color w:val="2F5496" w:themeColor="accent1" w:themeShade="BF"/>
-          <w:sz w:val="28"/>
-          <w:szCs w:val="28"/>
-          <w:lang w:val="en-US"/>
-        </w:rPr>
-        <w:t>Genestrip</w:t>
-      </w:r>
-      <w:proofErr w:type="spellEnd"/>
-      <w:r>
-        <w:rPr>
-          <w:rFonts w:ascii="Times New Roman" w:hAnsi="Times New Roman" w:cs="Times New Roman"/>
-          <w:color w:val="2F5496" w:themeColor="accent1" w:themeShade="BF"/>
-          <w:sz w:val="28"/>
-          <w:szCs w:val="28"/>
-          <w:lang w:val="en-US"/>
-        </w:rPr>
-        <w:t xml:space="preserve"> as part of Section 2.2</w:t>
+        <w:t>section discussing our hash function entirely</w:t>
       </w:r>
       <w:r>
         <w:rPr>
@@ -8681,199 +8270,7 @@
           <w:szCs w:val="28"/>
           <w:lang w:val="en-US"/>
         </w:rPr>
-        <w:t xml:space="preserve">. We </w:t>
-      </w:r>
-      <w:r>
-        <w:rPr>
-          <w:rFonts w:ascii="Times New Roman" w:hAnsi="Times New Roman" w:cs="Times New Roman"/>
-          <w:color w:val="2F5496" w:themeColor="accent1" w:themeShade="BF"/>
-          <w:sz w:val="28"/>
-          <w:szCs w:val="28"/>
-          <w:lang w:val="en-US"/>
-        </w:rPr>
-        <w:t>consider</w:t>
-      </w:r>
-      <w:r>
-        <w:rPr>
-          <w:rFonts w:ascii="Times New Roman" w:hAnsi="Times New Roman" w:cs="Times New Roman"/>
-          <w:color w:val="2F5496" w:themeColor="accent1" w:themeShade="BF"/>
-          <w:sz w:val="28"/>
-          <w:szCs w:val="28"/>
-          <w:lang w:val="en-US"/>
-        </w:rPr>
-        <w:t xml:space="preserve"> </w:t>
-      </w:r>
-      <w:r>
-        <w:rPr>
-          <w:rFonts w:ascii="Times New Roman" w:hAnsi="Times New Roman" w:cs="Times New Roman"/>
-          <w:color w:val="2F5496" w:themeColor="accent1" w:themeShade="BF"/>
-          <w:sz w:val="28"/>
-          <w:szCs w:val="28"/>
-          <w:lang w:val="en-US"/>
-        </w:rPr>
-        <w:t>replac</w:t>
-      </w:r>
-      <w:r>
-        <w:rPr>
-          <w:rFonts w:ascii="Times New Roman" w:hAnsi="Times New Roman" w:cs="Times New Roman"/>
-          <w:color w:val="2F5496" w:themeColor="accent1" w:themeShade="BF"/>
-          <w:sz w:val="28"/>
-          <w:szCs w:val="28"/>
-          <w:lang w:val="en-US"/>
-        </w:rPr>
-        <w:t>ing</w:t>
-      </w:r>
-      <w:r>
-        <w:rPr>
-          <w:rFonts w:ascii="Times New Roman" w:hAnsi="Times New Roman" w:cs="Times New Roman"/>
-          <w:color w:val="2F5496" w:themeColor="accent1" w:themeShade="BF"/>
-          <w:sz w:val="28"/>
-          <w:szCs w:val="28"/>
-          <w:lang w:val="en-US"/>
-        </w:rPr>
-        <w:t xml:space="preserve"> our </w:t>
-      </w:r>
-      <w:r>
-        <w:rPr>
-          <w:rFonts w:ascii="Times New Roman" w:hAnsi="Times New Roman" w:cs="Times New Roman"/>
-          <w:color w:val="2F5496" w:themeColor="accent1" w:themeShade="BF"/>
-          <w:sz w:val="28"/>
-          <w:szCs w:val="28"/>
-          <w:lang w:val="en-US"/>
-        </w:rPr>
-        <w:t xml:space="preserve">existing </w:t>
-      </w:r>
-      <w:r>
-        <w:rPr>
-          <w:rFonts w:ascii="Times New Roman" w:hAnsi="Times New Roman" w:cs="Times New Roman"/>
-          <w:color w:val="2F5496" w:themeColor="accent1" w:themeShade="BF"/>
-          <w:sz w:val="28"/>
-          <w:szCs w:val="28"/>
-          <w:lang w:val="en-US"/>
-        </w:rPr>
-        <w:t>Bloom filter implementation by</w:t>
-      </w:r>
-      <w:r>
-        <w:rPr>
-          <w:rFonts w:ascii="Times New Roman" w:hAnsi="Times New Roman" w:cs="Times New Roman"/>
-          <w:color w:val="2F5496" w:themeColor="accent1" w:themeShade="BF"/>
-          <w:sz w:val="28"/>
-          <w:szCs w:val="28"/>
-          <w:lang w:val="en-US"/>
-        </w:rPr>
-        <w:t xml:space="preserve"> a</w:t>
-      </w:r>
-      <w:r>
-        <w:rPr>
-          <w:rFonts w:ascii="Times New Roman" w:hAnsi="Times New Roman" w:cs="Times New Roman"/>
-          <w:color w:val="2F5496" w:themeColor="accent1" w:themeShade="BF"/>
-          <w:sz w:val="28"/>
-          <w:szCs w:val="28"/>
-          <w:lang w:val="en-US"/>
-        </w:rPr>
-        <w:t xml:space="preserve"> Blocked Bloom filter as implemented</w:t>
-      </w:r>
-      <w:r>
-        <w:rPr>
-          <w:rFonts w:ascii="Times New Roman" w:hAnsi="Times New Roman" w:cs="Times New Roman"/>
-          <w:color w:val="2F5496" w:themeColor="accent1" w:themeShade="BF"/>
-          <w:sz w:val="28"/>
-          <w:szCs w:val="28"/>
-          <w:lang w:val="en-US"/>
-        </w:rPr>
-        <w:t xml:space="preserve"> </w:t>
-      </w:r>
-      <w:r>
-        <w:rPr>
-          <w:rFonts w:ascii="Times New Roman" w:hAnsi="Times New Roman" w:cs="Times New Roman"/>
-          <w:color w:val="2F5496" w:themeColor="accent1" w:themeShade="BF"/>
-          <w:sz w:val="28"/>
-          <w:szCs w:val="28"/>
-          <w:lang w:val="en-US"/>
-        </w:rPr>
-        <w:t xml:space="preserve">in </w:t>
-      </w:r>
-      <w:r>
-        <w:rPr>
-          <w:rFonts w:ascii="Times New Roman" w:hAnsi="Times New Roman" w:cs="Times New Roman"/>
-          <w:color w:val="2F5496" w:themeColor="accent1" w:themeShade="BF"/>
-          <w:sz w:val="28"/>
-          <w:szCs w:val="28"/>
-          <w:lang w:val="en-US"/>
-        </w:rPr>
-        <w:t xml:space="preserve">this project </w:t>
-      </w:r>
-      <w:r>
-        <w:rPr>
-          <w:rFonts w:ascii="Times New Roman" w:hAnsi="Times New Roman" w:cs="Times New Roman"/>
-          <w:color w:val="2F5496" w:themeColor="accent1" w:themeShade="BF"/>
-          <w:sz w:val="28"/>
-          <w:szCs w:val="28"/>
-          <w:lang w:val="en-US"/>
-        </w:rPr>
-        <w:t xml:space="preserve">(co-authored by Lemire) </w:t>
-      </w:r>
-      <w:r>
-        <w:rPr>
-          <w:rFonts w:ascii="Times New Roman" w:hAnsi="Times New Roman" w:cs="Times New Roman"/>
-          <w:color w:val="2F5496" w:themeColor="accent1" w:themeShade="BF"/>
-          <w:sz w:val="28"/>
-          <w:szCs w:val="28"/>
-          <w:lang w:val="en-US"/>
-        </w:rPr>
-        <w:t>“</w:t>
-      </w:r>
-      <w:hyperlink r:id="rId7" w:history="1">
-        <w:r>
-          <w:rPr>
-            <w:rStyle w:val="Hyperlink"/>
-            <w:rFonts w:ascii="Times New Roman" w:hAnsi="Times New Roman" w:cs="Times New Roman"/>
-            <w:sz w:val="28"/>
-            <w:szCs w:val="28"/>
-            <w:lang w:val="en-US"/>
-          </w:rPr>
-          <w:t>https://github.com/FastFilter/fastfilt</w:t>
-        </w:r>
-        <w:r>
-          <w:rPr>
-            <w:rStyle w:val="Hyperlink"/>
-            <w:rFonts w:ascii="Times New Roman" w:hAnsi="Times New Roman" w:cs="Times New Roman"/>
-            <w:sz w:val="28"/>
-            <w:szCs w:val="28"/>
-            <w:lang w:val="en-US"/>
-          </w:rPr>
-          <w:t>e</w:t>
-        </w:r>
-        <w:r>
-          <w:rPr>
-            <w:rStyle w:val="Hyperlink"/>
-            <w:rFonts w:ascii="Times New Roman" w:hAnsi="Times New Roman" w:cs="Times New Roman"/>
-            <w:sz w:val="28"/>
-            <w:szCs w:val="28"/>
-            <w:lang w:val="en-US"/>
-          </w:rPr>
-          <w:t>r_java</w:t>
-        </w:r>
-      </w:hyperlink>
-      <w:r>
-        <w:rPr>
-          <w:rFonts w:ascii="Times New Roman" w:hAnsi="Times New Roman" w:cs="Times New Roman"/>
-          <w:color w:val="2F5496" w:themeColor="accent1" w:themeShade="BF"/>
-          <w:sz w:val="28"/>
-          <w:szCs w:val="28"/>
-          <w:lang w:val="en-US"/>
-        </w:rPr>
-        <w:t>”</w:t>
-      </w:r>
-      <w:r>
-        <w:rPr>
-          <w:rFonts w:ascii="Times New Roman" w:hAnsi="Times New Roman" w:cs="Times New Roman"/>
-          <w:color w:val="2F5496" w:themeColor="accent1" w:themeShade="BF"/>
-          <w:sz w:val="28"/>
-          <w:szCs w:val="28"/>
-          <w:lang w:val="en-US"/>
-        </w:rPr>
-        <w:t xml:space="preserve"> in the future</w:t>
+        <w:t>s</w:t>
       </w:r>
       <w:r>
         <w:rPr>
@@ -9298,7 +8695,7 @@
           <w:szCs w:val="28"/>
           <w:lang w:val="en-US"/>
         </w:rPr>
-        <w:t>where</w:t>
+        <w:t>wher</w:t>
       </w:r>
       <w:r>
         <w:rPr>
@@ -9368,7 +8765,7 @@
           <w:szCs w:val="28"/>
           <w:lang w:val="en-US"/>
         </w:rPr>
-        <w:t>We hope that correctness considerations complement the more established evaluation techniques in bio informatics where software systems are mainly compared indirectly via performance measures on synthetic data or real-world data.</w:t>
+        <w:t>We hope that correctness considerations complement the more established evaluation techniques in bio informatics where software systems are mainly compared indirectly via performance measures on synthetic or real-world data.</w:t>
       </w:r>
     </w:p>
     <w:p>
@@ -9641,7 +9038,7 @@
         </w:rPr>
         <w:t xml:space="preserve"> see </w:t>
       </w:r>
-      <w:hyperlink r:id="rId8" w:history="1">
+      <w:hyperlink r:id="rId6" w:history="1">
         <w:r>
           <w:rPr>
             <w:rStyle w:val="Hyperlink"/>
@@ -9860,7 +9257,49 @@
           <w:szCs w:val="28"/>
           <w:lang w:val="en-US"/>
         </w:rPr>
-        <w:t>became 100% identical. Fortunately, this laed to identity in terms of stored database k-</w:t>
+        <w:t xml:space="preserve">became 100% identical. Fortunately, this </w:t>
+      </w:r>
+      <w:proofErr w:type="gramStart"/>
+      <w:r>
+        <w:rPr>
+          <w:rFonts w:ascii="Times New Roman" w:hAnsi="Times New Roman" w:cs="Times New Roman"/>
+          <w:color w:val="2F5496" w:themeColor="accent1" w:themeShade="BF"/>
+          <w:sz w:val="28"/>
+          <w:szCs w:val="28"/>
+          <w:lang w:val="en-US"/>
+        </w:rPr>
+        <w:t>le</w:t>
+      </w:r>
+      <w:r>
+        <w:rPr>
+          <w:rFonts w:ascii="Times New Roman" w:hAnsi="Times New Roman" w:cs="Times New Roman"/>
+          <w:color w:val="2F5496" w:themeColor="accent1" w:themeShade="BF"/>
+          <w:sz w:val="28"/>
+          <w:szCs w:val="28"/>
+          <w:lang w:val="en-US"/>
+        </w:rPr>
+        <w:t>a</w:t>
+      </w:r>
+      <w:r>
+        <w:rPr>
+          <w:rFonts w:ascii="Times New Roman" w:hAnsi="Times New Roman" w:cs="Times New Roman"/>
+          <w:color w:val="2F5496" w:themeColor="accent1" w:themeShade="BF"/>
+          <w:sz w:val="28"/>
+          <w:szCs w:val="28"/>
+          <w:lang w:val="en-US"/>
+        </w:rPr>
+        <w:t>d</w:t>
+      </w:r>
+      <w:proofErr w:type="gramEnd"/>
+      <w:r>
+        <w:rPr>
+          <w:rFonts w:ascii="Times New Roman" w:hAnsi="Times New Roman" w:cs="Times New Roman"/>
+          <w:color w:val="2F5496" w:themeColor="accent1" w:themeShade="BF"/>
+          <w:sz w:val="28"/>
+          <w:szCs w:val="28"/>
+          <w:lang w:val="en-US"/>
+        </w:rPr>
+        <w:t xml:space="preserve"> to identity in terms of stored database k-</w:t>
       </w:r>
       <w:proofErr w:type="spellStart"/>
       <w:r>
@@ -9924,71 +9363,7 @@
           <w:szCs w:val="28"/>
           <w:lang w:val="en-US"/>
         </w:rPr>
-        <w:t xml:space="preserve"> such identical databases </w:t>
-      </w:r>
-      <w:r>
-        <w:rPr>
-          <w:rFonts w:ascii="Times New Roman" w:hAnsi="Times New Roman" w:cs="Times New Roman"/>
-          <w:color w:val="2F5496" w:themeColor="accent1" w:themeShade="BF"/>
-          <w:sz w:val="28"/>
-          <w:szCs w:val="28"/>
-          <w:lang w:val="en-US"/>
-        </w:rPr>
-        <w:t>for</w:t>
-      </w:r>
-      <w:r>
-        <w:rPr>
-          <w:rFonts w:ascii="Times New Roman" w:hAnsi="Times New Roman" w:cs="Times New Roman"/>
-          <w:color w:val="2F5496" w:themeColor="accent1" w:themeShade="BF"/>
-          <w:sz w:val="28"/>
-          <w:szCs w:val="28"/>
-          <w:lang w:val="en-US"/>
-        </w:rPr>
-        <w:t xml:space="preserve"> </w:t>
-      </w:r>
-      <w:proofErr w:type="spellStart"/>
-      <w:r>
-        <w:rPr>
-          <w:rFonts w:ascii="Times New Roman" w:hAnsi="Times New Roman" w:cs="Times New Roman"/>
-          <w:color w:val="2F5496" w:themeColor="accent1" w:themeShade="BF"/>
-          <w:sz w:val="28"/>
-          <w:szCs w:val="28"/>
-          <w:lang w:val="en-US"/>
-        </w:rPr>
-        <w:t>KrakenUniq</w:t>
-      </w:r>
-      <w:proofErr w:type="spellEnd"/>
-      <w:r>
-        <w:rPr>
-          <w:rFonts w:ascii="Times New Roman" w:hAnsi="Times New Roman" w:cs="Times New Roman"/>
-          <w:color w:val="2F5496" w:themeColor="accent1" w:themeShade="BF"/>
-          <w:sz w:val="28"/>
-          <w:szCs w:val="28"/>
-          <w:lang w:val="en-US"/>
-        </w:rPr>
-        <w:t xml:space="preserve"> and </w:t>
-      </w:r>
-      <w:proofErr w:type="spellStart"/>
-      <w:r>
-        <w:rPr>
-          <w:rFonts w:ascii="Times New Roman" w:hAnsi="Times New Roman" w:cs="Times New Roman"/>
-          <w:color w:val="2F5496" w:themeColor="accent1" w:themeShade="BF"/>
-          <w:sz w:val="28"/>
-          <w:szCs w:val="28"/>
-          <w:lang w:val="en-US"/>
-        </w:rPr>
-        <w:t>Genestrip</w:t>
-      </w:r>
-      <w:proofErr w:type="spellEnd"/>
-      <w:r>
-        <w:rPr>
-          <w:rFonts w:ascii="Times New Roman" w:hAnsi="Times New Roman" w:cs="Times New Roman"/>
-          <w:color w:val="2F5496" w:themeColor="accent1" w:themeShade="BF"/>
-          <w:sz w:val="28"/>
-          <w:szCs w:val="28"/>
-          <w:lang w:val="en-US"/>
-        </w:rPr>
-        <w:t>. In turn, this greatly simplified and shortened Section 3.1</w:t>
+        <w:t xml:space="preserve"> such identical databases. In turn, this greatly simplified and shortened Section 3.1</w:t>
       </w:r>
       <w:r>
         <w:rPr>
@@ -10518,7 +9893,27 @@
           <w:szCs w:val="28"/>
           <w:lang w:val="en-US"/>
         </w:rPr>
-        <w:t xml:space="preserve"> there is no ground truth with regard to the tick analysis </w:t>
+        <w:t xml:space="preserve"> there is no ground truth with regard to the </w:t>
+      </w:r>
+      <w:r>
+        <w:rPr>
+          <w:rFonts w:ascii="Times New Roman" w:hAnsi="Times New Roman" w:cs="Times New Roman"/>
+          <w:color w:val="2F5496" w:themeColor="accent1" w:themeShade="BF"/>
+          <w:sz w:val="28"/>
+          <w:szCs w:val="28"/>
+          <w:lang w:val="en-US"/>
+        </w:rPr>
+        <w:t xml:space="preserve">real-world </w:t>
+      </w:r>
+      <w:r>
+        <w:rPr>
+          <w:rFonts w:ascii="Times New Roman" w:hAnsi="Times New Roman" w:cs="Times New Roman"/>
+          <w:color w:val="2F5496" w:themeColor="accent1" w:themeShade="BF"/>
+          <w:sz w:val="28"/>
+          <w:szCs w:val="28"/>
+          <w:lang w:val="en-US"/>
+        </w:rPr>
+        <w:t xml:space="preserve">tick analysis </w:t>
       </w:r>
       <w:r>
         <w:rPr>
@@ -10538,99 +9933,17 @@
           <w:szCs w:val="28"/>
           <w:lang w:val="en-US"/>
         </w:rPr>
-        <w:t xml:space="preserve">. We therefore must rely on </w:t>
-      </w:r>
-      <w:r>
-        <w:rPr>
-          <w:rFonts w:ascii="Times New Roman" w:hAnsi="Times New Roman" w:cs="Times New Roman"/>
-          <w:color w:val="2F5496" w:themeColor="accent1" w:themeShade="BF"/>
-          <w:sz w:val="28"/>
-          <w:szCs w:val="28"/>
-          <w:lang w:val="en-US"/>
-        </w:rPr>
-        <w:t xml:space="preserve">a relative </w:t>
-      </w:r>
-      <w:r>
-        <w:rPr>
-          <w:rFonts w:ascii="Times New Roman" w:hAnsi="Times New Roman" w:cs="Times New Roman"/>
-          <w:color w:val="2F5496" w:themeColor="accent1" w:themeShade="BF"/>
-          <w:sz w:val="28"/>
-          <w:szCs w:val="28"/>
-          <w:lang w:val="en-US"/>
-        </w:rPr>
-        <w:t>comparison</w:t>
-      </w:r>
-      <w:r>
-        <w:rPr>
-          <w:rFonts w:ascii="Times New Roman" w:hAnsi="Times New Roman" w:cs="Times New Roman"/>
-          <w:color w:val="2F5496" w:themeColor="accent1" w:themeShade="BF"/>
-          <w:sz w:val="28"/>
-          <w:szCs w:val="28"/>
-          <w:lang w:val="en-US"/>
-        </w:rPr>
-        <w:t xml:space="preserve"> with regard to </w:t>
-      </w:r>
-      <w:proofErr w:type="spellStart"/>
-      <w:r>
-        <w:rPr>
-          <w:rFonts w:ascii="Times New Roman" w:hAnsi="Times New Roman" w:cs="Times New Roman"/>
-          <w:color w:val="2F5496" w:themeColor="accent1" w:themeShade="BF"/>
-          <w:sz w:val="28"/>
-          <w:szCs w:val="28"/>
-          <w:lang w:val="en-US"/>
-        </w:rPr>
-        <w:t>Krake</w:t>
-      </w:r>
-      <w:r>
-        <w:rPr>
-          <w:rFonts w:ascii="Times New Roman" w:hAnsi="Times New Roman" w:cs="Times New Roman"/>
-          <w:color w:val="2F5496" w:themeColor="accent1" w:themeShade="BF"/>
-          <w:sz w:val="28"/>
-          <w:szCs w:val="28"/>
-          <w:lang w:val="en-US"/>
-        </w:rPr>
-        <w:t>n</w:t>
-      </w:r>
-      <w:r>
-        <w:rPr>
-          <w:rFonts w:ascii="Times New Roman" w:hAnsi="Times New Roman" w:cs="Times New Roman"/>
-          <w:color w:val="2F5496" w:themeColor="accent1" w:themeShade="BF"/>
-          <w:sz w:val="28"/>
-          <w:szCs w:val="28"/>
-          <w:lang w:val="en-US"/>
-        </w:rPr>
-        <w:t>Uniq</w:t>
-      </w:r>
-      <w:proofErr w:type="spellEnd"/>
-      <w:r>
-        <w:rPr>
-          <w:rFonts w:ascii="Times New Roman" w:hAnsi="Times New Roman" w:cs="Times New Roman"/>
-          <w:color w:val="2F5496" w:themeColor="accent1" w:themeShade="BF"/>
-          <w:sz w:val="28"/>
-          <w:szCs w:val="28"/>
-          <w:lang w:val="en-US"/>
-        </w:rPr>
-        <w:t xml:space="preserve"> or other </w:t>
-      </w:r>
-      <w:r>
-        <w:rPr>
-          <w:rFonts w:ascii="Times New Roman" w:hAnsi="Times New Roman" w:cs="Times New Roman"/>
-          <w:color w:val="2F5496" w:themeColor="accent1" w:themeShade="BF"/>
-          <w:sz w:val="28"/>
-          <w:szCs w:val="28"/>
-          <w:lang w:val="en-US"/>
-        </w:rPr>
-        <w:t xml:space="preserve">read analysis </w:t>
-      </w:r>
-      <w:r>
-        <w:rPr>
-          <w:rFonts w:ascii="Times New Roman" w:hAnsi="Times New Roman" w:cs="Times New Roman"/>
-          <w:color w:val="2F5496" w:themeColor="accent1" w:themeShade="BF"/>
-          <w:sz w:val="28"/>
-          <w:szCs w:val="28"/>
-          <w:lang w:val="en-US"/>
-        </w:rPr>
-        <w:t>tools.</w:t>
+        <w:t xml:space="preserve"> which made it hard to come up with adequate solution</w:t>
+      </w:r>
+      <w:r>
+        <w:rPr>
+          <w:rFonts w:ascii="Times New Roman" w:hAnsi="Times New Roman" w:cs="Times New Roman"/>
+          <w:color w:val="2F5496" w:themeColor="accent1" w:themeShade="BF"/>
+          <w:sz w:val="28"/>
+          <w:szCs w:val="28"/>
+          <w:lang w:val="en-US"/>
+        </w:rPr>
+        <w:t>.</w:t>
       </w:r>
     </w:p>
     <w:p>
@@ -10723,17 +10036,57 @@
           <w:szCs w:val="28"/>
           <w:lang w:val="en-US"/>
         </w:rPr>
-        <w:t>Kraken2</w:t>
-      </w:r>
-      <w:r>
-        <w:rPr>
-          <w:rFonts w:ascii="Times New Roman" w:hAnsi="Times New Roman" w:cs="Times New Roman"/>
-          <w:color w:val="2F5496" w:themeColor="accent1" w:themeShade="BF"/>
-          <w:sz w:val="28"/>
-          <w:szCs w:val="28"/>
-          <w:lang w:val="en-US"/>
-        </w:rPr>
-        <w:t xml:space="preserve"> and Ganon2 to broaden our evaluation. </w:t>
+        <w:t>Kraken</w:t>
+      </w:r>
+      <w:r>
+        <w:rPr>
+          <w:rFonts w:ascii="Times New Roman" w:hAnsi="Times New Roman" w:cs="Times New Roman"/>
+          <w:color w:val="2F5496" w:themeColor="accent1" w:themeShade="BF"/>
+          <w:sz w:val="28"/>
+          <w:szCs w:val="28"/>
+          <w:lang w:val="en-US"/>
+        </w:rPr>
+        <w:t xml:space="preserve"> </w:t>
+      </w:r>
+      <w:r>
+        <w:rPr>
+          <w:rFonts w:ascii="Times New Roman" w:hAnsi="Times New Roman" w:cs="Times New Roman"/>
+          <w:color w:val="2F5496" w:themeColor="accent1" w:themeShade="BF"/>
+          <w:sz w:val="28"/>
+          <w:szCs w:val="28"/>
+          <w:lang w:val="en-US"/>
+        </w:rPr>
+        <w:t>2</w:t>
+      </w:r>
+      <w:r>
+        <w:rPr>
+          <w:rFonts w:ascii="Times New Roman" w:hAnsi="Times New Roman" w:cs="Times New Roman"/>
+          <w:color w:val="2F5496" w:themeColor="accent1" w:themeShade="BF"/>
+          <w:sz w:val="28"/>
+          <w:szCs w:val="28"/>
+          <w:lang w:val="en-US"/>
+        </w:rPr>
+        <w:t xml:space="preserve"> and Ganon</w:t>
+      </w:r>
+      <w:r>
+        <w:rPr>
+          <w:rFonts w:ascii="Times New Roman" w:hAnsi="Times New Roman" w:cs="Times New Roman"/>
+          <w:color w:val="2F5496" w:themeColor="accent1" w:themeShade="BF"/>
+          <w:sz w:val="28"/>
+          <w:szCs w:val="28"/>
+          <w:lang w:val="en-US"/>
+        </w:rPr>
+        <w:t xml:space="preserve"> </w:t>
+      </w:r>
+      <w:r>
+        <w:rPr>
+          <w:rFonts w:ascii="Times New Roman" w:hAnsi="Times New Roman" w:cs="Times New Roman"/>
+          <w:color w:val="2F5496" w:themeColor="accent1" w:themeShade="BF"/>
+          <w:sz w:val="28"/>
+          <w:szCs w:val="28"/>
+          <w:lang w:val="en-US"/>
+        </w:rPr>
+        <w:t xml:space="preserve">2 to broaden our evaluation. </w:t>
       </w:r>
       <w:r>
         <w:rPr>
@@ -10755,6 +10108,66 @@
         </w:rPr>
         <w:t xml:space="preserve">, we generated simulated tick analysis </w:t>
       </w:r>
+      <w:r>
+        <w:rPr>
+          <w:rFonts w:ascii="Times New Roman" w:hAnsi="Times New Roman" w:cs="Times New Roman"/>
+          <w:color w:val="2F5496" w:themeColor="accent1" w:themeShade="BF"/>
+          <w:sz w:val="28"/>
+          <w:szCs w:val="28"/>
+          <w:lang w:val="en-US"/>
+        </w:rPr>
+        <w:t>data</w:t>
+      </w:r>
+      <w:r>
+        <w:rPr>
+          <w:rFonts w:ascii="Times New Roman" w:hAnsi="Times New Roman" w:cs="Times New Roman"/>
+          <w:color w:val="2F5496" w:themeColor="accent1" w:themeShade="BF"/>
+          <w:sz w:val="28"/>
+          <w:szCs w:val="28"/>
+          <w:lang w:val="en-US"/>
+        </w:rPr>
+        <w:t xml:space="preserve"> that come</w:t>
+      </w:r>
+      <w:r>
+        <w:rPr>
+          <w:rFonts w:ascii="Times New Roman" w:hAnsi="Times New Roman" w:cs="Times New Roman"/>
+          <w:color w:val="2F5496" w:themeColor="accent1" w:themeShade="BF"/>
+          <w:sz w:val="28"/>
+          <w:szCs w:val="28"/>
+          <w:lang w:val="en-US"/>
+        </w:rPr>
+        <w:t>s</w:t>
+      </w:r>
+      <w:r>
+        <w:rPr>
+          <w:rFonts w:ascii="Times New Roman" w:hAnsi="Times New Roman" w:cs="Times New Roman"/>
+          <w:color w:val="2F5496" w:themeColor="accent1" w:themeShade="BF"/>
+          <w:sz w:val="28"/>
+          <w:szCs w:val="28"/>
+          <w:lang w:val="en-US"/>
+        </w:rPr>
+        <w:t xml:space="preserve"> close to the real</w:t>
+      </w:r>
+      <w:r>
+        <w:rPr>
+          <w:rFonts w:ascii="Times New Roman" w:hAnsi="Times New Roman" w:cs="Times New Roman"/>
+          <w:color w:val="2F5496" w:themeColor="accent1" w:themeShade="BF"/>
+          <w:sz w:val="28"/>
+          <w:szCs w:val="28"/>
+          <w:lang w:val="en-US"/>
+        </w:rPr>
+        <w:t>-</w:t>
+      </w:r>
+      <w:r>
+        <w:rPr>
+          <w:rFonts w:ascii="Times New Roman" w:hAnsi="Times New Roman" w:cs="Times New Roman"/>
+          <w:color w:val="2F5496" w:themeColor="accent1" w:themeShade="BF"/>
+          <w:sz w:val="28"/>
+          <w:szCs w:val="28"/>
+          <w:lang w:val="en-US"/>
+        </w:rPr>
+        <w:t xml:space="preserve">world tick files but with known ground truth. We used </w:t>
+      </w:r>
       <w:proofErr w:type="spellStart"/>
       <w:r>
         <w:rPr>
@@ -10764,7 +10177,7 @@
           <w:szCs w:val="28"/>
           <w:lang w:val="en-US"/>
         </w:rPr>
-        <w:t>fastq</w:t>
+        <w:t>NanoSim</w:t>
       </w:r>
       <w:proofErr w:type="spellEnd"/>
       <w:r>
@@ -10775,47 +10188,297 @@
           <w:szCs w:val="28"/>
           <w:lang w:val="en-US"/>
         </w:rPr>
-        <w:t xml:space="preserve"> files that are meant to come close to the real</w:t>
-      </w:r>
-      <w:r>
-        <w:rPr>
-          <w:rFonts w:ascii="Times New Roman" w:hAnsi="Times New Roman" w:cs="Times New Roman"/>
-          <w:color w:val="2F5496" w:themeColor="accent1" w:themeShade="BF"/>
-          <w:sz w:val="28"/>
-          <w:szCs w:val="28"/>
-          <w:lang w:val="en-US"/>
-        </w:rPr>
-        <w:t>-</w:t>
-      </w:r>
-      <w:r>
-        <w:rPr>
-          <w:rFonts w:ascii="Times New Roman" w:hAnsi="Times New Roman" w:cs="Times New Roman"/>
-          <w:color w:val="2F5496" w:themeColor="accent1" w:themeShade="BF"/>
-          <w:sz w:val="28"/>
-          <w:szCs w:val="28"/>
-          <w:lang w:val="en-US"/>
-        </w:rPr>
-        <w:t xml:space="preserve">world tick files but with </w:t>
-      </w:r>
-      <w:r>
-        <w:rPr>
-          <w:rFonts w:ascii="Times New Roman" w:hAnsi="Times New Roman" w:cs="Times New Roman"/>
-          <w:color w:val="2F5496" w:themeColor="accent1" w:themeShade="BF"/>
-          <w:sz w:val="28"/>
-          <w:szCs w:val="28"/>
-          <w:lang w:val="en-US"/>
-        </w:rPr>
-        <w:t xml:space="preserve">then </w:t>
-      </w:r>
-      <w:r>
-        <w:rPr>
-          <w:rFonts w:ascii="Times New Roman" w:hAnsi="Times New Roman" w:cs="Times New Roman"/>
-          <w:color w:val="2F5496" w:themeColor="accent1" w:themeShade="BF"/>
-          <w:sz w:val="28"/>
-          <w:szCs w:val="28"/>
-          <w:lang w:val="en-US"/>
-        </w:rPr>
-        <w:t xml:space="preserve">have a known ground truth. We used </w:t>
+        <w:t xml:space="preserve"> for this purpose which generate</w:t>
+      </w:r>
+      <w:r>
+        <w:rPr>
+          <w:rFonts w:ascii="Times New Roman" w:hAnsi="Times New Roman" w:cs="Times New Roman"/>
+          <w:color w:val="2F5496" w:themeColor="accent1" w:themeShade="BF"/>
+          <w:sz w:val="28"/>
+          <w:szCs w:val="28"/>
+          <w:lang w:val="en-US"/>
+        </w:rPr>
+        <w:t>s</w:t>
+      </w:r>
+      <w:r>
+        <w:rPr>
+          <w:rFonts w:ascii="Times New Roman" w:hAnsi="Times New Roman" w:cs="Times New Roman"/>
+          <w:color w:val="2F5496" w:themeColor="accent1" w:themeShade="BF"/>
+          <w:sz w:val="28"/>
+          <w:szCs w:val="28"/>
+          <w:lang w:val="en-US"/>
+        </w:rPr>
+        <w:t xml:space="preserve"> long reads </w:t>
+      </w:r>
+      <w:r>
+        <w:rPr>
+          <w:rFonts w:ascii="Times New Roman" w:hAnsi="Times New Roman" w:cs="Times New Roman"/>
+          <w:color w:val="2F5496" w:themeColor="accent1" w:themeShade="BF"/>
+          <w:sz w:val="28"/>
+          <w:szCs w:val="28"/>
+          <w:lang w:val="en-US"/>
+        </w:rPr>
+        <w:t>by</w:t>
+      </w:r>
+      <w:r>
+        <w:rPr>
+          <w:rFonts w:ascii="Times New Roman" w:hAnsi="Times New Roman" w:cs="Times New Roman"/>
+          <w:color w:val="2F5496" w:themeColor="accent1" w:themeShade="BF"/>
+          <w:sz w:val="28"/>
+          <w:szCs w:val="28"/>
+          <w:lang w:val="en-US"/>
+        </w:rPr>
+        <w:t xml:space="preserve"> modeling </w:t>
+      </w:r>
+      <w:r>
+        <w:rPr>
+          <w:rFonts w:ascii="Times New Roman" w:hAnsi="Times New Roman" w:cs="Times New Roman"/>
+          <w:color w:val="2F5496" w:themeColor="accent1" w:themeShade="BF"/>
+          <w:sz w:val="28"/>
+          <w:szCs w:val="28"/>
+          <w:lang w:val="en-US"/>
+        </w:rPr>
+        <w:t xml:space="preserve">metagenomic </w:t>
+      </w:r>
+      <w:r>
+        <w:rPr>
+          <w:rFonts w:ascii="Times New Roman" w:hAnsi="Times New Roman" w:cs="Times New Roman"/>
+          <w:color w:val="2F5496" w:themeColor="accent1" w:themeShade="BF"/>
+          <w:sz w:val="28"/>
+          <w:szCs w:val="28"/>
+          <w:lang w:val="en-US"/>
+        </w:rPr>
+        <w:t xml:space="preserve">ONT </w:t>
+      </w:r>
+      <w:r>
+        <w:rPr>
+          <w:rFonts w:ascii="Times New Roman" w:hAnsi="Times New Roman" w:cs="Times New Roman"/>
+          <w:color w:val="2F5496" w:themeColor="accent1" w:themeShade="BF"/>
+          <w:sz w:val="28"/>
+          <w:szCs w:val="28"/>
+          <w:lang w:val="en-US"/>
+        </w:rPr>
+        <w:t>results</w:t>
+      </w:r>
+      <w:r>
+        <w:rPr>
+          <w:rFonts w:ascii="Times New Roman" w:hAnsi="Times New Roman" w:cs="Times New Roman"/>
+          <w:color w:val="2F5496" w:themeColor="accent1" w:themeShade="BF"/>
+          <w:sz w:val="28"/>
+          <w:szCs w:val="28"/>
+          <w:lang w:val="en-US"/>
+        </w:rPr>
+        <w:t xml:space="preserve"> (see </w:t>
+      </w:r>
+      <w:r>
+        <w:rPr>
+          <w:rFonts w:ascii="Times New Roman" w:hAnsi="Times New Roman" w:cs="Times New Roman"/>
+          <w:color w:val="2F5496" w:themeColor="accent1" w:themeShade="BF"/>
+          <w:sz w:val="28"/>
+          <w:szCs w:val="28"/>
+          <w:lang w:val="en-US"/>
+        </w:rPr>
+        <w:t>Section 3.</w:t>
+      </w:r>
+      <w:r>
+        <w:rPr>
+          <w:rFonts w:ascii="Times New Roman" w:hAnsi="Times New Roman" w:cs="Times New Roman"/>
+          <w:color w:val="2F5496" w:themeColor="accent1" w:themeShade="BF"/>
+          <w:sz w:val="28"/>
+          <w:szCs w:val="28"/>
+          <w:lang w:val="en-US"/>
+        </w:rPr>
+        <w:t>4.2</w:t>
+      </w:r>
+      <w:r>
+        <w:rPr>
+          <w:rFonts w:ascii="Times New Roman" w:hAnsi="Times New Roman" w:cs="Times New Roman"/>
+          <w:color w:val="2F5496" w:themeColor="accent1" w:themeShade="BF"/>
+          <w:sz w:val="28"/>
+          <w:szCs w:val="28"/>
+          <w:lang w:val="en-US"/>
+        </w:rPr>
+        <w:t xml:space="preserve"> </w:t>
+      </w:r>
+      <w:r>
+        <w:rPr>
+          <w:rFonts w:ascii="Times New Roman" w:hAnsi="Times New Roman" w:cs="Times New Roman"/>
+          <w:color w:val="2F5496" w:themeColor="accent1" w:themeShade="BF"/>
+          <w:sz w:val="28"/>
+          <w:szCs w:val="28"/>
+          <w:lang w:val="en-US"/>
+        </w:rPr>
+        <w:t>in</w:t>
+      </w:r>
+      <w:r>
+        <w:rPr>
+          <w:rFonts w:ascii="Times New Roman" w:hAnsi="Times New Roman" w:cs="Times New Roman"/>
+          <w:color w:val="2F5496" w:themeColor="accent1" w:themeShade="BF"/>
+          <w:sz w:val="28"/>
+          <w:szCs w:val="28"/>
+          <w:lang w:val="en-US"/>
+        </w:rPr>
+        <w:t xml:space="preserve"> the </w:t>
+      </w:r>
+      <w:r>
+        <w:rPr>
+          <w:rFonts w:ascii="Times New Roman" w:hAnsi="Times New Roman" w:cs="Times New Roman"/>
+          <w:color w:val="2F5496" w:themeColor="accent1" w:themeShade="BF"/>
+          <w:sz w:val="28"/>
+          <w:szCs w:val="28"/>
+          <w:lang w:val="en-US"/>
+        </w:rPr>
+        <w:t>revised</w:t>
+      </w:r>
+      <w:r>
+        <w:rPr>
+          <w:rFonts w:ascii="Times New Roman" w:hAnsi="Times New Roman" w:cs="Times New Roman"/>
+          <w:color w:val="2F5496" w:themeColor="accent1" w:themeShade="BF"/>
+          <w:sz w:val="28"/>
+          <w:szCs w:val="28"/>
+          <w:lang w:val="en-US"/>
+        </w:rPr>
+        <w:t xml:space="preserve"> manuscript</w:t>
+      </w:r>
+      <w:r>
+        <w:rPr>
+          <w:rFonts w:ascii="Times New Roman" w:hAnsi="Times New Roman" w:cs="Times New Roman"/>
+          <w:color w:val="2F5496" w:themeColor="accent1" w:themeShade="BF"/>
+          <w:sz w:val="28"/>
+          <w:szCs w:val="28"/>
+          <w:lang w:val="en-US"/>
+        </w:rPr>
+        <w:t xml:space="preserve"> for details</w:t>
+      </w:r>
+      <w:r>
+        <w:rPr>
+          <w:rFonts w:ascii="Times New Roman" w:hAnsi="Times New Roman" w:cs="Times New Roman"/>
+          <w:color w:val="2F5496" w:themeColor="accent1" w:themeShade="BF"/>
+          <w:sz w:val="28"/>
+          <w:szCs w:val="28"/>
+          <w:lang w:val="en-US"/>
+        </w:rPr>
+        <w:t>)</w:t>
+      </w:r>
+      <w:r>
+        <w:rPr>
+          <w:rFonts w:ascii="Times New Roman" w:hAnsi="Times New Roman" w:cs="Times New Roman"/>
+          <w:color w:val="2F5496" w:themeColor="accent1" w:themeShade="BF"/>
+          <w:sz w:val="28"/>
+          <w:szCs w:val="28"/>
+          <w:lang w:val="en-US"/>
+        </w:rPr>
+        <w:t>. Based on th</w:t>
+      </w:r>
+      <w:r>
+        <w:rPr>
+          <w:rFonts w:ascii="Times New Roman" w:hAnsi="Times New Roman" w:cs="Times New Roman"/>
+          <w:color w:val="2F5496" w:themeColor="accent1" w:themeShade="BF"/>
+          <w:sz w:val="28"/>
+          <w:szCs w:val="28"/>
+          <w:lang w:val="en-US"/>
+        </w:rPr>
+        <w:t>e</w:t>
+      </w:r>
+      <w:r>
+        <w:rPr>
+          <w:rFonts w:ascii="Times New Roman" w:hAnsi="Times New Roman" w:cs="Times New Roman"/>
+          <w:color w:val="2F5496" w:themeColor="accent1" w:themeShade="BF"/>
+          <w:sz w:val="28"/>
+          <w:szCs w:val="28"/>
+          <w:lang w:val="en-US"/>
+        </w:rPr>
+        <w:t xml:space="preserve"> </w:t>
+      </w:r>
+      <w:r>
+        <w:rPr>
+          <w:rFonts w:ascii="Times New Roman" w:hAnsi="Times New Roman" w:cs="Times New Roman"/>
+          <w:color w:val="2F5496" w:themeColor="accent1" w:themeShade="BF"/>
+          <w:sz w:val="28"/>
+          <w:szCs w:val="28"/>
+          <w:lang w:val="en-US"/>
+        </w:rPr>
+        <w:t>simulated</w:t>
+      </w:r>
+      <w:r>
+        <w:rPr>
+          <w:rFonts w:ascii="Times New Roman" w:hAnsi="Times New Roman" w:cs="Times New Roman"/>
+          <w:color w:val="2F5496" w:themeColor="accent1" w:themeShade="BF"/>
+          <w:sz w:val="28"/>
+          <w:szCs w:val="28"/>
+          <w:lang w:val="en-US"/>
+        </w:rPr>
+        <w:t xml:space="preserve"> </w:t>
+      </w:r>
+      <w:r>
+        <w:rPr>
+          <w:rFonts w:ascii="Times New Roman" w:hAnsi="Times New Roman" w:cs="Times New Roman"/>
+          <w:color w:val="2F5496" w:themeColor="accent1" w:themeShade="BF"/>
+          <w:sz w:val="28"/>
+          <w:szCs w:val="28"/>
+          <w:lang w:val="en-US"/>
+        </w:rPr>
+        <w:t xml:space="preserve">tick analysis </w:t>
+      </w:r>
+      <w:r>
+        <w:rPr>
+          <w:rFonts w:ascii="Times New Roman" w:hAnsi="Times New Roman" w:cs="Times New Roman"/>
+          <w:color w:val="2F5496" w:themeColor="accent1" w:themeShade="BF"/>
+          <w:sz w:val="28"/>
+          <w:szCs w:val="28"/>
+          <w:lang w:val="en-US"/>
+        </w:rPr>
+        <w:t>data</w:t>
+      </w:r>
+      <w:r>
+        <w:rPr>
+          <w:rFonts w:ascii="Times New Roman" w:hAnsi="Times New Roman" w:cs="Times New Roman"/>
+          <w:color w:val="2F5496" w:themeColor="accent1" w:themeShade="BF"/>
+          <w:sz w:val="28"/>
+          <w:szCs w:val="28"/>
+          <w:lang w:val="en-US"/>
+        </w:rPr>
+        <w:t>,</w:t>
+      </w:r>
+      <w:r>
+        <w:rPr>
+          <w:rFonts w:ascii="Times New Roman" w:hAnsi="Times New Roman" w:cs="Times New Roman"/>
+          <w:color w:val="2F5496" w:themeColor="accent1" w:themeShade="BF"/>
+          <w:sz w:val="28"/>
+          <w:szCs w:val="28"/>
+          <w:lang w:val="en-US"/>
+        </w:rPr>
+        <w:t xml:space="preserve"> we </w:t>
+      </w:r>
+      <w:r>
+        <w:rPr>
+          <w:rFonts w:ascii="Times New Roman" w:hAnsi="Times New Roman" w:cs="Times New Roman"/>
+          <w:color w:val="2F5496" w:themeColor="accent1" w:themeShade="BF"/>
+          <w:sz w:val="28"/>
+          <w:szCs w:val="28"/>
+          <w:lang w:val="en-US"/>
+        </w:rPr>
+        <w:t xml:space="preserve">report </w:t>
+      </w:r>
+      <w:r>
+        <w:rPr>
+          <w:rFonts w:ascii="Times New Roman" w:hAnsi="Times New Roman" w:cs="Times New Roman"/>
+          <w:color w:val="2F5496" w:themeColor="accent1" w:themeShade="BF"/>
+          <w:sz w:val="28"/>
+          <w:szCs w:val="28"/>
+          <w:lang w:val="en-US"/>
+        </w:rPr>
+        <w:t>precision and recall under</w:t>
+      </w:r>
+      <w:r>
+        <w:rPr>
+          <w:rFonts w:ascii="Times New Roman" w:hAnsi="Times New Roman" w:cs="Times New Roman"/>
+          <w:color w:val="2F5496" w:themeColor="accent1" w:themeShade="BF"/>
+          <w:sz w:val="28"/>
+          <w:szCs w:val="28"/>
+          <w:lang w:val="en-US"/>
+        </w:rPr>
+        <w:t xml:space="preserve"> </w:t>
       </w:r>
       <w:proofErr w:type="spellStart"/>
       <w:r>
@@ -10826,7 +10489,7 @@
           <w:szCs w:val="28"/>
           <w:lang w:val="en-US"/>
         </w:rPr>
-        <w:t>NanoSim</w:t>
+        <w:t>KrakenUniq</w:t>
       </w:r>
       <w:proofErr w:type="spellEnd"/>
       <w:r>
@@ -10837,117 +10500,47 @@
           <w:szCs w:val="28"/>
           <w:lang w:val="en-US"/>
         </w:rPr>
-        <w:t xml:space="preserve"> for this purpose which generate</w:t>
-      </w:r>
-      <w:r>
-        <w:rPr>
-          <w:rFonts w:ascii="Times New Roman" w:hAnsi="Times New Roman" w:cs="Times New Roman"/>
-          <w:color w:val="2F5496" w:themeColor="accent1" w:themeShade="BF"/>
-          <w:sz w:val="28"/>
-          <w:szCs w:val="28"/>
-          <w:lang w:val="en-US"/>
-        </w:rPr>
-        <w:t>s</w:t>
-      </w:r>
-      <w:r>
-        <w:rPr>
-          <w:rFonts w:ascii="Times New Roman" w:hAnsi="Times New Roman" w:cs="Times New Roman"/>
-          <w:color w:val="2F5496" w:themeColor="accent1" w:themeShade="BF"/>
-          <w:sz w:val="28"/>
-          <w:szCs w:val="28"/>
-          <w:lang w:val="en-US"/>
-        </w:rPr>
-        <w:t xml:space="preserve"> long reads </w:t>
-      </w:r>
-      <w:r>
-        <w:rPr>
-          <w:rFonts w:ascii="Times New Roman" w:hAnsi="Times New Roman" w:cs="Times New Roman"/>
-          <w:color w:val="2F5496" w:themeColor="accent1" w:themeShade="BF"/>
-          <w:sz w:val="28"/>
-          <w:szCs w:val="28"/>
-          <w:lang w:val="en-US"/>
-        </w:rPr>
-        <w:t>by</w:t>
-      </w:r>
-      <w:r>
-        <w:rPr>
-          <w:rFonts w:ascii="Times New Roman" w:hAnsi="Times New Roman" w:cs="Times New Roman"/>
-          <w:color w:val="2F5496" w:themeColor="accent1" w:themeShade="BF"/>
-          <w:sz w:val="28"/>
-          <w:szCs w:val="28"/>
-          <w:lang w:val="en-US"/>
-        </w:rPr>
-        <w:t xml:space="preserve"> modeling </w:t>
-      </w:r>
-      <w:r>
-        <w:rPr>
-          <w:rFonts w:ascii="Times New Roman" w:hAnsi="Times New Roman" w:cs="Times New Roman"/>
-          <w:color w:val="2F5496" w:themeColor="accent1" w:themeShade="BF"/>
-          <w:sz w:val="28"/>
-          <w:szCs w:val="28"/>
-          <w:lang w:val="en-US"/>
-        </w:rPr>
-        <w:t xml:space="preserve">metagenomic </w:t>
-      </w:r>
-      <w:r>
-        <w:rPr>
-          <w:rFonts w:ascii="Times New Roman" w:hAnsi="Times New Roman" w:cs="Times New Roman"/>
-          <w:color w:val="2F5496" w:themeColor="accent1" w:themeShade="BF"/>
-          <w:sz w:val="28"/>
-          <w:szCs w:val="28"/>
-          <w:lang w:val="en-US"/>
-        </w:rPr>
-        <w:t xml:space="preserve">ONT </w:t>
-      </w:r>
-      <w:r>
-        <w:rPr>
-          <w:rFonts w:ascii="Times New Roman" w:hAnsi="Times New Roman" w:cs="Times New Roman"/>
-          <w:color w:val="2F5496" w:themeColor="accent1" w:themeShade="BF"/>
-          <w:sz w:val="28"/>
-          <w:szCs w:val="28"/>
-          <w:lang w:val="en-US"/>
-        </w:rPr>
-        <w:t>results</w:t>
-      </w:r>
-      <w:r>
-        <w:rPr>
-          <w:rFonts w:ascii="Times New Roman" w:hAnsi="Times New Roman" w:cs="Times New Roman"/>
-          <w:color w:val="2F5496" w:themeColor="accent1" w:themeShade="BF"/>
-          <w:sz w:val="28"/>
-          <w:szCs w:val="28"/>
-          <w:lang w:val="en-US"/>
-        </w:rPr>
-        <w:t xml:space="preserve"> (see revised version of the paper</w:t>
-      </w:r>
-      <w:r>
-        <w:rPr>
-          <w:rFonts w:ascii="Times New Roman" w:hAnsi="Times New Roman" w:cs="Times New Roman"/>
-          <w:color w:val="2F5496" w:themeColor="accent1" w:themeShade="BF"/>
-          <w:sz w:val="28"/>
-          <w:szCs w:val="28"/>
-          <w:lang w:val="en-US"/>
-        </w:rPr>
-        <w:t xml:space="preserve"> for details</w:t>
-      </w:r>
-      <w:r>
-        <w:rPr>
-          <w:rFonts w:ascii="Times New Roman" w:hAnsi="Times New Roman" w:cs="Times New Roman"/>
-          <w:color w:val="2F5496" w:themeColor="accent1" w:themeShade="BF"/>
-          <w:sz w:val="28"/>
-          <w:szCs w:val="28"/>
-          <w:lang w:val="en-US"/>
-        </w:rPr>
-        <w:t>)</w:t>
-      </w:r>
-      <w:r>
-        <w:rPr>
-          <w:rFonts w:ascii="Times New Roman" w:hAnsi="Times New Roman" w:cs="Times New Roman"/>
-          <w:color w:val="2F5496" w:themeColor="accent1" w:themeShade="BF"/>
-          <w:sz w:val="28"/>
-          <w:szCs w:val="28"/>
-          <w:lang w:val="en-US"/>
-        </w:rPr>
-        <w:t xml:space="preserve">. Based on this generated data we included the reviewer’s requested result regarding tick analysis for </w:t>
+        <w:t>, Kraken</w:t>
+      </w:r>
+      <w:r>
+        <w:rPr>
+          <w:rFonts w:ascii="Times New Roman" w:hAnsi="Times New Roman" w:cs="Times New Roman"/>
+          <w:color w:val="2F5496" w:themeColor="accent1" w:themeShade="BF"/>
+          <w:sz w:val="28"/>
+          <w:szCs w:val="28"/>
+          <w:lang w:val="en-US"/>
+        </w:rPr>
+        <w:t xml:space="preserve"> </w:t>
+      </w:r>
+      <w:r>
+        <w:rPr>
+          <w:rFonts w:ascii="Times New Roman" w:hAnsi="Times New Roman" w:cs="Times New Roman"/>
+          <w:color w:val="2F5496" w:themeColor="accent1" w:themeShade="BF"/>
+          <w:sz w:val="28"/>
+          <w:szCs w:val="28"/>
+          <w:lang w:val="en-US"/>
+        </w:rPr>
+        <w:t>2, Ganon</w:t>
+      </w:r>
+      <w:r>
+        <w:rPr>
+          <w:rFonts w:ascii="Times New Roman" w:hAnsi="Times New Roman" w:cs="Times New Roman"/>
+          <w:color w:val="2F5496" w:themeColor="accent1" w:themeShade="BF"/>
+          <w:sz w:val="28"/>
+          <w:szCs w:val="28"/>
+          <w:lang w:val="en-US"/>
+        </w:rPr>
+        <w:t xml:space="preserve"> </w:t>
+      </w:r>
+      <w:r>
+        <w:rPr>
+          <w:rFonts w:ascii="Times New Roman" w:hAnsi="Times New Roman" w:cs="Times New Roman"/>
+          <w:color w:val="2F5496" w:themeColor="accent1" w:themeShade="BF"/>
+          <w:sz w:val="28"/>
+          <w:szCs w:val="28"/>
+          <w:lang w:val="en-US"/>
+        </w:rPr>
+        <w:t xml:space="preserve">2 and </w:t>
       </w:r>
       <w:proofErr w:type="spellStart"/>
       <w:r>
@@ -10958,7 +10551,7 @@
           <w:szCs w:val="28"/>
           <w:lang w:val="en-US"/>
         </w:rPr>
-        <w:t>KrakenUniq</w:t>
+        <w:t>Genestrip</w:t>
       </w:r>
       <w:proofErr w:type="spellEnd"/>
       <w:r>
@@ -10969,28 +10562,6 @@
           <w:szCs w:val="28"/>
           <w:lang w:val="en-US"/>
         </w:rPr>
-        <w:t xml:space="preserve">, Kraken2, Ganon2 and </w:t>
-      </w:r>
-      <w:proofErr w:type="spellStart"/>
-      <w:r>
-        <w:rPr>
-          <w:rFonts w:ascii="Times New Roman" w:hAnsi="Times New Roman" w:cs="Times New Roman"/>
-          <w:color w:val="2F5496" w:themeColor="accent1" w:themeShade="BF"/>
-          <w:sz w:val="28"/>
-          <w:szCs w:val="28"/>
-          <w:lang w:val="en-US"/>
-        </w:rPr>
-        <w:t>Genestrip</w:t>
-      </w:r>
-      <w:proofErr w:type="spellEnd"/>
-      <w:r>
-        <w:rPr>
-          <w:rFonts w:ascii="Times New Roman" w:hAnsi="Times New Roman" w:cs="Times New Roman"/>
-          <w:color w:val="2F5496" w:themeColor="accent1" w:themeShade="BF"/>
-          <w:sz w:val="28"/>
-          <w:szCs w:val="28"/>
-          <w:lang w:val="en-US"/>
-        </w:rPr>
         <w:t>.</w:t>
       </w:r>
       <w:r>
@@ -11011,7 +10582,37 @@
           <w:szCs w:val="28"/>
           <w:lang w:val="en-US"/>
         </w:rPr>
-        <w:t xml:space="preserve"> </w:t>
+        <w:t>In addition</w:t>
+      </w:r>
+      <w:r>
+        <w:rPr>
+          <w:rFonts w:ascii="Times New Roman" w:hAnsi="Times New Roman" w:cs="Times New Roman"/>
+          <w:color w:val="2F5496" w:themeColor="accent1" w:themeShade="BF"/>
+          <w:sz w:val="28"/>
+          <w:szCs w:val="28"/>
+          <w:lang w:val="en-US"/>
+        </w:rPr>
+        <w:t>,</w:t>
+      </w:r>
+      <w:r>
+        <w:rPr>
+          <w:rFonts w:ascii="Times New Roman" w:hAnsi="Times New Roman" w:cs="Times New Roman"/>
+          <w:color w:val="2F5496" w:themeColor="accent1" w:themeShade="BF"/>
+          <w:sz w:val="28"/>
+          <w:szCs w:val="28"/>
+          <w:lang w:val="en-US"/>
+        </w:rPr>
+        <w:t xml:space="preserve"> we kept the existing explorative analysis of real-world data in what is now Section </w:t>
+      </w:r>
+      <w:r>
+        <w:rPr>
+          <w:rFonts w:ascii="Times New Roman" w:hAnsi="Times New Roman" w:cs="Times New Roman"/>
+          <w:color w:val="2F5496" w:themeColor="accent1" w:themeShade="BF"/>
+          <w:sz w:val="28"/>
+          <w:szCs w:val="28"/>
+          <w:lang w:val="en-US"/>
+        </w:rPr>
+        <w:t>3.4.3.)</w:t>
       </w:r>
     </w:p>
     <w:p>
@@ -11113,7 +10714,37 @@
           <w:szCs w:val="28"/>
           <w:lang w:val="en-US"/>
         </w:rPr>
-        <w:t>We added benchmarking results for classification performance for Kraken 2 and Ganon 2.</w:t>
+        <w:t>As mentioned above, our</w:t>
+      </w:r>
+      <w:r>
+        <w:rPr>
+          <w:rFonts w:ascii="Times New Roman" w:hAnsi="Times New Roman" w:cs="Times New Roman"/>
+          <w:color w:val="2F5496" w:themeColor="accent1" w:themeShade="BF"/>
+          <w:sz w:val="28"/>
+          <w:szCs w:val="28"/>
+          <w:lang w:val="en-US"/>
+        </w:rPr>
+        <w:t xml:space="preserve"> benchmarking </w:t>
+      </w:r>
+      <w:r>
+        <w:rPr>
+          <w:rFonts w:ascii="Times New Roman" w:hAnsi="Times New Roman" w:cs="Times New Roman"/>
+          <w:color w:val="2F5496" w:themeColor="accent1" w:themeShade="BF"/>
+          <w:sz w:val="28"/>
+          <w:szCs w:val="28"/>
+          <w:lang w:val="en-US"/>
+        </w:rPr>
+        <w:t>now includes</w:t>
+      </w:r>
+      <w:r>
+        <w:rPr>
+          <w:rFonts w:ascii="Times New Roman" w:hAnsi="Times New Roman" w:cs="Times New Roman"/>
+          <w:color w:val="2F5496" w:themeColor="accent1" w:themeShade="BF"/>
+          <w:sz w:val="28"/>
+          <w:szCs w:val="28"/>
+          <w:lang w:val="en-US"/>
+        </w:rPr>
+        <w:t xml:space="preserve"> Kraken 2 and Ganon 2.</w:t>
       </w:r>
     </w:p>
     <w:sectPr>
@@ -12551,6 +12182,74 @@
       <w:u w:val="single"/>
     </w:rPr>
   </w:style>
+  <w:style w:type="character" w:styleId="Kommentarzeichen">
+    <w:name w:val="annotation reference"/>
+    <w:basedOn w:val="Absatz-Standardschriftart"/>
+    <w:uiPriority w:val="99"/>
+    <w:semiHidden/>
+    <w:unhideWhenUsed/>
+    <w:rsid w:val="00722F2A"/>
+    <w:rPr>
+      <w:sz w:val="16"/>
+      <w:szCs w:val="16"/>
+    </w:rPr>
+  </w:style>
+  <w:style w:type="paragraph" w:styleId="Kommentartext">
+    <w:name w:val="annotation text"/>
+    <w:basedOn w:val="Standard"/>
+    <w:link w:val="KommentartextZchn"/>
+    <w:uiPriority w:val="99"/>
+    <w:semiHidden/>
+    <w:unhideWhenUsed/>
+    <w:rsid w:val="00722F2A"/>
+    <w:pPr>
+      <w:spacing w:line="240" w:lineRule="auto"/>
+    </w:pPr>
+    <w:rPr>
+      <w:sz w:val="20"/>
+      <w:szCs w:val="20"/>
+    </w:rPr>
+  </w:style>
+  <w:style w:type="character" w:customStyle="1" w:styleId="KommentartextZchn">
+    <w:name w:val="Kommentartext Zchn"/>
+    <w:basedOn w:val="Absatz-Standardschriftart"/>
+    <w:link w:val="Kommentartext"/>
+    <w:uiPriority w:val="99"/>
+    <w:semiHidden/>
+    <w:rsid w:val="00722F2A"/>
+    <w:rPr>
+      <w:sz w:val="20"/>
+      <w:szCs w:val="20"/>
+    </w:rPr>
+  </w:style>
+  <w:style w:type="paragraph" w:styleId="Kommentarthema">
+    <w:name w:val="annotation subject"/>
+    <w:basedOn w:val="Kommentartext"/>
+    <w:next w:val="Kommentartext"/>
+    <w:link w:val="KommentarthemaZchn"/>
+    <w:uiPriority w:val="99"/>
+    <w:semiHidden/>
+    <w:unhideWhenUsed/>
+    <w:rsid w:val="00722F2A"/>
+    <w:rPr>
+      <w:b/>
+      <w:bCs/>
+    </w:rPr>
+  </w:style>
+  <w:style w:type="character" w:customStyle="1" w:styleId="KommentarthemaZchn">
+    <w:name w:val="Kommentarthema Zchn"/>
+    <w:basedOn w:val="KommentartextZchn"/>
+    <w:link w:val="Kommentarthema"/>
+    <w:uiPriority w:val="99"/>
+    <w:semiHidden/>
+    <w:rsid w:val="00722F2A"/>
+    <w:rPr>
+      <w:b/>
+      <w:bCs/>
+      <w:sz w:val="20"/>
+      <w:szCs w:val="20"/>
+    </w:rPr>
+  </w:style>
 </w:styles>
 </file>
 

--- a/BMCPointByPointRespRev2.docx
+++ b/BMCPointByPointRespRev2.docx
@@ -3380,7 +3380,27 @@
           <w:szCs w:val="28"/>
           <w:lang w:val="en-US"/>
         </w:rPr>
-        <w:t xml:space="preserve"> is stored in L without a lookup in L. Although L is sorted </w:t>
+        <w:t xml:space="preserve"> </w:t>
+      </w:r>
+      <w:r>
+        <w:rPr>
+          <w:rFonts w:ascii="Times New Roman" w:hAnsi="Times New Roman" w:cs="Times New Roman"/>
+          <w:color w:val="2F5496" w:themeColor="accent1" w:themeShade="BF"/>
+          <w:sz w:val="28"/>
+          <w:szCs w:val="28"/>
+          <w:lang w:val="en-US"/>
+        </w:rPr>
+        <w:t>might be</w:t>
+      </w:r>
+      <w:r>
+        <w:rPr>
+          <w:rFonts w:ascii="Times New Roman" w:hAnsi="Times New Roman" w:cs="Times New Roman"/>
+          <w:color w:val="2F5496" w:themeColor="accent1" w:themeShade="BF"/>
+          <w:sz w:val="28"/>
+          <w:szCs w:val="28"/>
+          <w:lang w:val="en-US"/>
+        </w:rPr>
+        <w:t xml:space="preserve"> stored in L without a lookup in L. Although L is sorted </w:t>
       </w:r>
       <w:r>
         <w:rPr>
@@ -4509,17 +4529,7 @@
           <w:szCs w:val="28"/>
           <w:lang w:val="en-US"/>
         </w:rPr>
-        <w:t xml:space="preserve"> Regarding 3), w</w:t>
-      </w:r>
-      <w:r>
-        <w:rPr>
-          <w:rFonts w:ascii="Times New Roman" w:hAnsi="Times New Roman" w:cs="Times New Roman"/>
-          <w:color w:val="2F5496" w:themeColor="accent1" w:themeShade="BF"/>
-          <w:sz w:val="28"/>
-          <w:szCs w:val="28"/>
-          <w:lang w:val="en-US"/>
-        </w:rPr>
-        <w:t xml:space="preserve">e dropped this aspect from the manuscript </w:t>
+        <w:t xml:space="preserve"> Regarding 3), we dropped this aspect from the manuscript </w:t>
       </w:r>
       <w:r>
         <w:rPr>
@@ -4539,27 +4549,7 @@
           <w:szCs w:val="28"/>
           <w:lang w:val="en-US"/>
         </w:rPr>
-        <w:t>because it is confusing and a</w:t>
-      </w:r>
-      <w:r>
-        <w:rPr>
-          <w:rFonts w:ascii="Times New Roman" w:hAnsi="Times New Roman" w:cs="Times New Roman"/>
-          <w:color w:val="2F5496" w:themeColor="accent1" w:themeShade="BF"/>
-          <w:sz w:val="28"/>
-          <w:szCs w:val="28"/>
-          <w:lang w:val="en-US"/>
-        </w:rPr>
-        <w:t>lso just</w:t>
-      </w:r>
-      <w:r>
-        <w:rPr>
-          <w:rFonts w:ascii="Times New Roman" w:hAnsi="Times New Roman" w:cs="Times New Roman"/>
-          <w:color w:val="2F5496" w:themeColor="accent1" w:themeShade="BF"/>
-          <w:sz w:val="28"/>
-          <w:szCs w:val="28"/>
-          <w:lang w:val="en-US"/>
-        </w:rPr>
-        <w:t xml:space="preserve"> </w:t>
+        <w:t xml:space="preserve">because it is confusing and </w:t>
       </w:r>
       <w:r>
         <w:rPr>
@@ -5804,17 +5794,7 @@
           <w:szCs w:val="28"/>
           <w:lang w:val="en-US"/>
         </w:rPr>
-        <w:t>ing</w:t>
-      </w:r>
-      <w:r>
-        <w:rPr>
-          <w:rFonts w:ascii="Times New Roman" w:hAnsi="Times New Roman" w:cs="Times New Roman"/>
-          <w:color w:val="2F5496" w:themeColor="accent1" w:themeShade="BF"/>
-          <w:sz w:val="28"/>
-          <w:szCs w:val="28"/>
-          <w:lang w:val="en-US"/>
-        </w:rPr>
-        <w:t xml:space="preserve"> to “</w:t>
+        <w:t>ing to “</w:t>
       </w:r>
       <w:hyperlink r:id="rId5" w:history="1">
         <w:r>
@@ -5867,7 +5847,37 @@
           <w:szCs w:val="28"/>
           <w:lang w:val="en-US"/>
         </w:rPr>
-        <w:t>’s runtime was best</w:t>
+        <w:t xml:space="preserve">’s runtime </w:t>
+      </w:r>
+      <w:r>
+        <w:rPr>
+          <w:rFonts w:ascii="Times New Roman" w:hAnsi="Times New Roman" w:cs="Times New Roman"/>
+          <w:color w:val="2F5496" w:themeColor="accent1" w:themeShade="BF"/>
+          <w:sz w:val="28"/>
+          <w:szCs w:val="28"/>
+          <w:lang w:val="en-US"/>
+        </w:rPr>
+        <w:t>in comparison</w:t>
+      </w:r>
+      <w:r>
+        <w:rPr>
+          <w:rFonts w:ascii="Times New Roman" w:hAnsi="Times New Roman" w:cs="Times New Roman"/>
+          <w:color w:val="2F5496" w:themeColor="accent1" w:themeShade="BF"/>
+          <w:sz w:val="28"/>
+          <w:szCs w:val="28"/>
+          <w:lang w:val="en-US"/>
+        </w:rPr>
+        <w:t xml:space="preserve"> </w:t>
+      </w:r>
+      <w:r>
+        <w:rPr>
+          <w:rFonts w:ascii="Times New Roman" w:hAnsi="Times New Roman" w:cs="Times New Roman"/>
+          <w:color w:val="2F5496" w:themeColor="accent1" w:themeShade="BF"/>
+          <w:sz w:val="28"/>
+          <w:szCs w:val="28"/>
+          <w:lang w:val="en-US"/>
+        </w:rPr>
+        <w:t>was best</w:t>
       </w:r>
       <w:r>
         <w:rPr>
@@ -6053,26 +6063,6 @@
         </w:rPr>
         <w:t xml:space="preserve"> </w:t>
       </w:r>
-      <w:r>
-        <w:rPr>
-          <w:rFonts w:ascii="Times New Roman" w:hAnsi="Times New Roman" w:cs="Times New Roman"/>
-          <w:color w:val="2F5496" w:themeColor="accent1" w:themeShade="BF"/>
-          <w:sz w:val="28"/>
-          <w:szCs w:val="28"/>
-          <w:lang w:val="en-US"/>
-        </w:rPr>
-        <w:t>under</w:t>
-      </w:r>
-      <w:r>
-        <w:rPr>
-          <w:rFonts w:ascii="Times New Roman" w:hAnsi="Times New Roman" w:cs="Times New Roman"/>
-          <w:color w:val="2F5496" w:themeColor="accent1" w:themeShade="BF"/>
-          <w:sz w:val="28"/>
-          <w:szCs w:val="28"/>
-          <w:lang w:val="en-US"/>
-        </w:rPr>
-        <w:t xml:space="preserve"> </w:t>
-      </w:r>
       <w:proofErr w:type="spellStart"/>
       <w:r>
         <w:rPr>
@@ -6082,7 +6072,7 @@
           <w:szCs w:val="28"/>
           <w:lang w:val="en-US"/>
         </w:rPr>
-        <w:t>Genestrip</w:t>
+        <w:t>Genestrip’s</w:t>
       </w:r>
       <w:proofErr w:type="spellEnd"/>
       <w:r>
@@ -6093,17 +6083,7 @@
           <w:szCs w:val="28"/>
           <w:lang w:val="en-US"/>
         </w:rPr>
-        <w:t xml:space="preserve">, </w:t>
-      </w:r>
-      <w:r>
-        <w:rPr>
-          <w:rFonts w:ascii="Times New Roman" w:hAnsi="Times New Roman" w:cs="Times New Roman"/>
-          <w:color w:val="2F5496" w:themeColor="accent1" w:themeShade="BF"/>
-          <w:sz w:val="28"/>
-          <w:szCs w:val="28"/>
-          <w:lang w:val="en-US"/>
-        </w:rPr>
-        <w:t>the vast memory gain is achieved by the concept of small databases itself.</w:t>
+        <w:t xml:space="preserve"> vast memory gain is achieved by the concept of small databases itself.</w:t>
       </w:r>
     </w:p>
     <w:p>
@@ -7806,7 +7786,17 @@
           <w:szCs w:val="28"/>
           <w:lang w:val="en-US"/>
         </w:rPr>
-        <w:t xml:space="preserve">The XOR hash method </w:t>
+        <w:t>Our</w:t>
+      </w:r>
+      <w:r>
+        <w:rPr>
+          <w:rFonts w:ascii="Times New Roman" w:hAnsi="Times New Roman" w:cs="Times New Roman"/>
+          <w:color w:val="2F5496" w:themeColor="accent1" w:themeShade="BF"/>
+          <w:sz w:val="28"/>
+          <w:szCs w:val="28"/>
+          <w:lang w:val="en-US"/>
+        </w:rPr>
+        <w:t xml:space="preserve"> XOR hash method </w:t>
       </w:r>
       <w:r>
         <w:rPr>
@@ -8230,37 +8220,47 @@
         <w:t>from ”</w:t>
       </w:r>
       <w:proofErr w:type="gramEnd"/>
-      <w:r>
-        <w:fldChar w:fldCharType="begin"/>
-      </w:r>
-      <w:r>
-        <w:instrText>HYPERLINK "https://lemire.me/blog/2016/06/27/"</w:instrText>
-      </w:r>
-      <w:r>
-        <w:fldChar w:fldCharType="separate"/>
-      </w:r>
-      <w:r>
-        <w:rPr>
-          <w:rStyle w:val="Hyperlink"/>
-          <w:rFonts w:ascii="Times New Roman" w:hAnsi="Times New Roman" w:cs="Times New Roman"/>
-          <w:sz w:val="28"/>
-          <w:szCs w:val="28"/>
-          <w:lang w:val="en-US"/>
-        </w:rPr>
-        <w:t>https://lemire.me/blog/2016/06/27/</w:t>
-      </w:r>
-      <w:r>
-        <w:fldChar w:fldCharType="end"/>
-      </w:r>
-      <w:r>
-        <w:rPr>
-          <w:rFonts w:ascii="Times New Roman" w:hAnsi="Times New Roman" w:cs="Times New Roman"/>
-          <w:color w:val="2F5496" w:themeColor="accent1" w:themeShade="BF"/>
-          <w:sz w:val="28"/>
-          <w:szCs w:val="28"/>
-          <w:lang w:val="en-US"/>
-        </w:rPr>
-        <w:t>” in our existing Bloom filter</w:t>
+      <w:hyperlink r:id="rId6" w:history="1">
+        <w:r>
+          <w:rPr>
+            <w:rStyle w:val="Hyperlink"/>
+            <w:rFonts w:ascii="Times New Roman" w:hAnsi="Times New Roman" w:cs="Times New Roman"/>
+            <w:sz w:val="28"/>
+            <w:szCs w:val="28"/>
+            <w:lang w:val="en-US"/>
+          </w:rPr>
+          <w:t>https://lemire.me/blog/2016/06/27/</w:t>
+        </w:r>
+      </w:hyperlink>
+      <w:r>
+        <w:rPr>
+          <w:rFonts w:ascii="Times New Roman" w:hAnsi="Times New Roman" w:cs="Times New Roman"/>
+          <w:color w:val="2F5496" w:themeColor="accent1" w:themeShade="BF"/>
+          <w:sz w:val="28"/>
+          <w:szCs w:val="28"/>
+          <w:lang w:val="en-US"/>
+        </w:rPr>
+        <w:t xml:space="preserve">” in our existing </w:t>
+      </w:r>
+      <w:r>
+        <w:rPr>
+          <w:rFonts w:ascii="Times New Roman" w:hAnsi="Times New Roman" w:cs="Times New Roman"/>
+          <w:color w:val="2F5496" w:themeColor="accent1" w:themeShade="BF"/>
+          <w:sz w:val="28"/>
+          <w:szCs w:val="28"/>
+          <w:lang w:val="en-US"/>
+        </w:rPr>
+        <w:t xml:space="preserve">(Blocked) </w:t>
+      </w:r>
+      <w:r>
+        <w:rPr>
+          <w:rFonts w:ascii="Times New Roman" w:hAnsi="Times New Roman" w:cs="Times New Roman"/>
+          <w:color w:val="2F5496" w:themeColor="accent1" w:themeShade="BF"/>
+          <w:sz w:val="28"/>
+          <w:szCs w:val="28"/>
+          <w:lang w:val="en-US"/>
+        </w:rPr>
+        <w:t>Bloom filter</w:t>
       </w:r>
       <w:r>
         <w:rPr>
@@ -9038,7 +9038,7 @@
         </w:rPr>
         <w:t xml:space="preserve"> see </w:t>
       </w:r>
-      <w:hyperlink r:id="rId6" w:history="1">
+      <w:hyperlink r:id="rId7" w:history="1">
         <w:r>
           <w:rPr>
             <w:rStyle w:val="Hyperlink"/>
@@ -9257,49 +9257,7 @@
           <w:szCs w:val="28"/>
           <w:lang w:val="en-US"/>
         </w:rPr>
-        <w:t xml:space="preserve">became 100% identical. Fortunately, this </w:t>
-      </w:r>
-      <w:proofErr w:type="gramStart"/>
-      <w:r>
-        <w:rPr>
-          <w:rFonts w:ascii="Times New Roman" w:hAnsi="Times New Roman" w:cs="Times New Roman"/>
-          <w:color w:val="2F5496" w:themeColor="accent1" w:themeShade="BF"/>
-          <w:sz w:val="28"/>
-          <w:szCs w:val="28"/>
-          <w:lang w:val="en-US"/>
-        </w:rPr>
-        <w:t>le</w:t>
-      </w:r>
-      <w:r>
-        <w:rPr>
-          <w:rFonts w:ascii="Times New Roman" w:hAnsi="Times New Roman" w:cs="Times New Roman"/>
-          <w:color w:val="2F5496" w:themeColor="accent1" w:themeShade="BF"/>
-          <w:sz w:val="28"/>
-          <w:szCs w:val="28"/>
-          <w:lang w:val="en-US"/>
-        </w:rPr>
-        <w:t>a</w:t>
-      </w:r>
-      <w:r>
-        <w:rPr>
-          <w:rFonts w:ascii="Times New Roman" w:hAnsi="Times New Roman" w:cs="Times New Roman"/>
-          <w:color w:val="2F5496" w:themeColor="accent1" w:themeShade="BF"/>
-          <w:sz w:val="28"/>
-          <w:szCs w:val="28"/>
-          <w:lang w:val="en-US"/>
-        </w:rPr>
-        <w:t>d</w:t>
-      </w:r>
-      <w:proofErr w:type="gramEnd"/>
-      <w:r>
-        <w:rPr>
-          <w:rFonts w:ascii="Times New Roman" w:hAnsi="Times New Roman" w:cs="Times New Roman"/>
-          <w:color w:val="2F5496" w:themeColor="accent1" w:themeShade="BF"/>
-          <w:sz w:val="28"/>
-          <w:szCs w:val="28"/>
-          <w:lang w:val="en-US"/>
-        </w:rPr>
-        <w:t xml:space="preserve"> to identity in terms of stored database k-</w:t>
+        <w:t>became 100% identical. Fortunately, this led to identity in terms of stored database k-</w:t>
       </w:r>
       <w:proofErr w:type="spellStart"/>
       <w:r>
@@ -9363,7 +9321,27 @@
           <w:szCs w:val="28"/>
           <w:lang w:val="en-US"/>
         </w:rPr>
-        <w:t xml:space="preserve"> such identical databases. In turn, this greatly simplified and shortened Section 3.1</w:t>
+        <w:t xml:space="preserve"> such identical databases. In turn, th</w:t>
+      </w:r>
+      <w:r>
+        <w:rPr>
+          <w:rFonts w:ascii="Times New Roman" w:hAnsi="Times New Roman" w:cs="Times New Roman"/>
+          <w:color w:val="2F5496" w:themeColor="accent1" w:themeShade="BF"/>
+          <w:sz w:val="28"/>
+          <w:szCs w:val="28"/>
+          <w:lang w:val="en-US"/>
+        </w:rPr>
+        <w:t>ese results</w:t>
+      </w:r>
+      <w:r>
+        <w:rPr>
+          <w:rFonts w:ascii="Times New Roman" w:hAnsi="Times New Roman" w:cs="Times New Roman"/>
+          <w:color w:val="2F5496" w:themeColor="accent1" w:themeShade="BF"/>
+          <w:sz w:val="28"/>
+          <w:szCs w:val="28"/>
+          <w:lang w:val="en-US"/>
+        </w:rPr>
+        <w:t xml:space="preserve"> greatly simplified and shortened Section 3.1</w:t>
       </w:r>
       <w:r>
         <w:rPr>
@@ -9385,7 +9363,6 @@
         </w:rPr>
         <w:t xml:space="preserve"> </w:t>
       </w:r>
-      <w:proofErr w:type="gramStart"/>
       <w:r>
         <w:rPr>
           <w:rFonts w:ascii="Times New Roman" w:hAnsi="Times New Roman" w:cs="Times New Roman"/>
@@ -9396,7 +9373,16 @@
         </w:rPr>
         <w:t>Also</w:t>
       </w:r>
-      <w:proofErr w:type="gramEnd"/>
+      <w:r>
+        <w:rPr>
+          <w:rFonts w:ascii="Times New Roman" w:hAnsi="Times New Roman" w:cs="Times New Roman"/>
+          <w:color w:val="2F5496" w:themeColor="accent1" w:themeShade="BF"/>
+          <w:sz w:val="28"/>
+          <w:szCs w:val="28"/>
+          <w:lang w:val="en-US"/>
+        </w:rPr>
+        <w:t>,</w:t>
+      </w:r>
       <w:r>
         <w:rPr>
           <w:rFonts w:ascii="Times New Roman" w:hAnsi="Times New Roman" w:cs="Times New Roman"/>
@@ -9455,7 +9441,27 @@
           <w:szCs w:val="28"/>
           <w:lang w:val="en-US"/>
         </w:rPr>
-        <w:t>ualize correctness, to the Appendix.</w:t>
+        <w:t>ualize correctness, to the Appendix</w:t>
+      </w:r>
+      <w:r>
+        <w:rPr>
+          <w:rFonts w:ascii="Times New Roman" w:hAnsi="Times New Roman" w:cs="Times New Roman"/>
+          <w:color w:val="2F5496" w:themeColor="accent1" w:themeShade="BF"/>
+          <w:sz w:val="28"/>
+          <w:szCs w:val="28"/>
+          <w:lang w:val="en-US"/>
+        </w:rPr>
+        <w:t xml:space="preserve"> and reduced their number</w:t>
+      </w:r>
+      <w:r>
+        <w:rPr>
+          <w:rFonts w:ascii="Times New Roman" w:hAnsi="Times New Roman" w:cs="Times New Roman"/>
+          <w:color w:val="2F5496" w:themeColor="accent1" w:themeShade="BF"/>
+          <w:sz w:val="28"/>
+          <w:szCs w:val="28"/>
+          <w:lang w:val="en-US"/>
+        </w:rPr>
+        <w:t>.</w:t>
       </w:r>
     </w:p>
     <w:p>

--- a/BMCPointByPointRespRev2.docx
+++ b/BMCPointByPointRespRev2.docx
@@ -7012,6 +7012,16 @@
         </w:rPr>
         <w:t xml:space="preserve">. </w:t>
       </w:r>
+      <w:r>
+        <w:rPr>
+          <w:rFonts w:ascii="Times New Roman" w:hAnsi="Times New Roman" w:cs="Times New Roman"/>
+          <w:color w:val="2F5496" w:themeColor="accent1" w:themeShade="BF"/>
+          <w:sz w:val="28"/>
+          <w:szCs w:val="28"/>
+          <w:lang w:val="en-US"/>
+        </w:rPr>
+        <w:t xml:space="preserve"> </w:t>
+      </w:r>
     </w:p>
     <w:p>
       <w:pPr>
@@ -9939,7 +9949,27 @@
           <w:szCs w:val="28"/>
           <w:lang w:val="en-US"/>
         </w:rPr>
-        <w:t xml:space="preserve"> which made it hard to come up with adequate solution</w:t>
+        <w:t xml:space="preserve"> which made it hard to come up with </w:t>
+      </w:r>
+      <w:r>
+        <w:rPr>
+          <w:rFonts w:ascii="Times New Roman" w:hAnsi="Times New Roman" w:cs="Times New Roman"/>
+          <w:color w:val="2F5496" w:themeColor="accent1" w:themeShade="BF"/>
+          <w:sz w:val="28"/>
+          <w:szCs w:val="28"/>
+          <w:lang w:val="en-US"/>
+        </w:rPr>
+        <w:t xml:space="preserve">an </w:t>
+      </w:r>
+      <w:r>
+        <w:rPr>
+          <w:rFonts w:ascii="Times New Roman" w:hAnsi="Times New Roman" w:cs="Times New Roman"/>
+          <w:color w:val="2F5496" w:themeColor="accent1" w:themeShade="BF"/>
+          <w:sz w:val="28"/>
+          <w:szCs w:val="28"/>
+          <w:lang w:val="en-US"/>
+        </w:rPr>
+        <w:t>adequate solution</w:t>
       </w:r>
       <w:r>
         <w:rPr>
@@ -10618,7 +10648,17 @@
           <w:szCs w:val="28"/>
           <w:lang w:val="en-US"/>
         </w:rPr>
-        <w:t>3.4.3.)</w:t>
+        <w:t>3.4.3</w:t>
+      </w:r>
+      <w:r>
+        <w:rPr>
+          <w:rFonts w:ascii="Times New Roman" w:hAnsi="Times New Roman" w:cs="Times New Roman"/>
+          <w:color w:val="2F5496" w:themeColor="accent1" w:themeShade="BF"/>
+          <w:sz w:val="28"/>
+          <w:szCs w:val="28"/>
+          <w:lang w:val="en-US"/>
+        </w:rPr>
+        <w:t xml:space="preserve"> and explained its rationale better.</w:t>
       </w:r>
     </w:p>
     <w:p>
@@ -10720,37 +10760,213 @@
           <w:szCs w:val="28"/>
           <w:lang w:val="en-US"/>
         </w:rPr>
-        <w:t>As mentioned above, our</w:t>
-      </w:r>
-      <w:r>
-        <w:rPr>
-          <w:rFonts w:ascii="Times New Roman" w:hAnsi="Times New Roman" w:cs="Times New Roman"/>
-          <w:color w:val="2F5496" w:themeColor="accent1" w:themeShade="BF"/>
-          <w:sz w:val="28"/>
-          <w:szCs w:val="28"/>
-          <w:lang w:val="en-US"/>
-        </w:rPr>
-        <w:t xml:space="preserve"> benchmarking </w:t>
-      </w:r>
-      <w:r>
-        <w:rPr>
-          <w:rFonts w:ascii="Times New Roman" w:hAnsi="Times New Roman" w:cs="Times New Roman"/>
-          <w:color w:val="2F5496" w:themeColor="accent1" w:themeShade="BF"/>
-          <w:sz w:val="28"/>
-          <w:szCs w:val="28"/>
-          <w:lang w:val="en-US"/>
-        </w:rPr>
-        <w:t>now includes</w:t>
-      </w:r>
-      <w:r>
-        <w:rPr>
-          <w:rFonts w:ascii="Times New Roman" w:hAnsi="Times New Roman" w:cs="Times New Roman"/>
-          <w:color w:val="2F5496" w:themeColor="accent1" w:themeShade="BF"/>
-          <w:sz w:val="28"/>
-          <w:szCs w:val="28"/>
-          <w:lang w:val="en-US"/>
-        </w:rPr>
-        <w:t xml:space="preserve"> Kraken 2 and Ganon 2.</w:t>
+        <w:t xml:space="preserve">We did not try to compare database generation performance </w:t>
+      </w:r>
+      <w:r>
+        <w:rPr>
+          <w:rFonts w:ascii="Times New Roman" w:hAnsi="Times New Roman" w:cs="Times New Roman"/>
+          <w:color w:val="2F5496" w:themeColor="accent1" w:themeShade="BF"/>
+          <w:sz w:val="28"/>
+          <w:szCs w:val="28"/>
+          <w:lang w:val="en-US"/>
+        </w:rPr>
+        <w:t xml:space="preserve">with other tools </w:t>
+      </w:r>
+      <w:r>
+        <w:rPr>
+          <w:rFonts w:ascii="Times New Roman" w:hAnsi="Times New Roman" w:cs="Times New Roman"/>
+          <w:color w:val="2F5496" w:themeColor="accent1" w:themeShade="BF"/>
+          <w:sz w:val="28"/>
+          <w:szCs w:val="28"/>
+          <w:lang w:val="en-US"/>
+        </w:rPr>
+        <w:t xml:space="preserve">since the generation mechanism for </w:t>
+      </w:r>
+      <w:proofErr w:type="spellStart"/>
+      <w:r>
+        <w:rPr>
+          <w:rFonts w:ascii="Times New Roman" w:hAnsi="Times New Roman" w:cs="Times New Roman"/>
+          <w:color w:val="2F5496" w:themeColor="accent1" w:themeShade="BF"/>
+          <w:sz w:val="28"/>
+          <w:szCs w:val="28"/>
+          <w:lang w:val="en-US"/>
+        </w:rPr>
+        <w:t>Genestrip’s</w:t>
+      </w:r>
+      <w:proofErr w:type="spellEnd"/>
+      <w:r>
+        <w:rPr>
+          <w:rFonts w:ascii="Times New Roman" w:hAnsi="Times New Roman" w:cs="Times New Roman"/>
+          <w:color w:val="2F5496" w:themeColor="accent1" w:themeShade="BF"/>
+          <w:sz w:val="28"/>
+          <w:szCs w:val="28"/>
+          <w:lang w:val="en-US"/>
+        </w:rPr>
+        <w:t xml:space="preserve"> databases is inherently different due to </w:t>
+      </w:r>
+      <w:r>
+        <w:rPr>
+          <w:rFonts w:ascii="Times New Roman" w:hAnsi="Times New Roman" w:cs="Times New Roman"/>
+          <w:color w:val="2F5496" w:themeColor="accent1" w:themeShade="BF"/>
+          <w:sz w:val="28"/>
+          <w:szCs w:val="28"/>
+          <w:lang w:val="en-US"/>
+        </w:rPr>
+        <w:t>the</w:t>
+      </w:r>
+      <w:r>
+        <w:rPr>
+          <w:rFonts w:ascii="Times New Roman" w:hAnsi="Times New Roman" w:cs="Times New Roman"/>
+          <w:color w:val="2F5496" w:themeColor="accent1" w:themeShade="BF"/>
+          <w:sz w:val="28"/>
+          <w:szCs w:val="28"/>
+          <w:lang w:val="en-US"/>
+        </w:rPr>
+        <w:t xml:space="preserve"> update phase. However</w:t>
+      </w:r>
+      <w:r>
+        <w:rPr>
+          <w:rFonts w:ascii="Times New Roman" w:hAnsi="Times New Roman" w:cs="Times New Roman"/>
+          <w:color w:val="2F5496" w:themeColor="accent1" w:themeShade="BF"/>
+          <w:sz w:val="28"/>
+          <w:szCs w:val="28"/>
+          <w:lang w:val="en-US"/>
+        </w:rPr>
+        <w:t>,</w:t>
+      </w:r>
+      <w:r>
+        <w:rPr>
+          <w:rFonts w:ascii="Times New Roman" w:hAnsi="Times New Roman" w:cs="Times New Roman"/>
+          <w:color w:val="2F5496" w:themeColor="accent1" w:themeShade="BF"/>
+          <w:sz w:val="28"/>
+          <w:szCs w:val="28"/>
+          <w:lang w:val="en-US"/>
+        </w:rPr>
+        <w:t xml:space="preserve"> we did </w:t>
+      </w:r>
+      <w:r>
+        <w:rPr>
+          <w:rFonts w:ascii="Times New Roman" w:hAnsi="Times New Roman" w:cs="Times New Roman"/>
+          <w:color w:val="2F5496" w:themeColor="accent1" w:themeShade="BF"/>
+          <w:sz w:val="28"/>
+          <w:szCs w:val="28"/>
+          <w:lang w:val="en-US"/>
+        </w:rPr>
+        <w:t>verify</w:t>
+      </w:r>
+      <w:r>
+        <w:rPr>
+          <w:rFonts w:ascii="Times New Roman" w:hAnsi="Times New Roman" w:cs="Times New Roman"/>
+          <w:color w:val="2F5496" w:themeColor="accent1" w:themeShade="BF"/>
+          <w:sz w:val="28"/>
+          <w:szCs w:val="28"/>
+          <w:lang w:val="en-US"/>
+        </w:rPr>
+        <w:t xml:space="preserve"> that database generation performance is </w:t>
+      </w:r>
+      <w:r>
+        <w:rPr>
+          <w:rFonts w:ascii="Times New Roman" w:hAnsi="Times New Roman" w:cs="Times New Roman"/>
+          <w:color w:val="2F5496" w:themeColor="accent1" w:themeShade="BF"/>
+          <w:sz w:val="28"/>
+          <w:szCs w:val="28"/>
+          <w:lang w:val="en-US"/>
+        </w:rPr>
+        <w:t xml:space="preserve">more than sufficient to </w:t>
+      </w:r>
+      <w:r>
+        <w:rPr>
+          <w:rFonts w:ascii="Times New Roman" w:hAnsi="Times New Roman" w:cs="Times New Roman"/>
+          <w:color w:val="2F5496" w:themeColor="accent1" w:themeShade="BF"/>
+          <w:sz w:val="28"/>
+          <w:szCs w:val="28"/>
+          <w:lang w:val="en-US"/>
+        </w:rPr>
+        <w:t xml:space="preserve">flexibly create new databases </w:t>
+      </w:r>
+      <w:r>
+        <w:rPr>
+          <w:rFonts w:ascii="Times New Roman" w:hAnsi="Times New Roman" w:cs="Times New Roman"/>
+          <w:color w:val="2F5496" w:themeColor="accent1" w:themeShade="BF"/>
+          <w:sz w:val="28"/>
+          <w:szCs w:val="28"/>
+          <w:lang w:val="en-US"/>
+        </w:rPr>
+        <w:t>on regular PCs within minutes to hours for various examples (see Table 9 in the revised script). And, as</w:t>
+      </w:r>
+      <w:r>
+        <w:rPr>
+          <w:rFonts w:ascii="Times New Roman" w:hAnsi="Times New Roman" w:cs="Times New Roman"/>
+          <w:color w:val="2F5496" w:themeColor="accent1" w:themeShade="BF"/>
+          <w:sz w:val="28"/>
+          <w:szCs w:val="28"/>
+          <w:lang w:val="en-US"/>
+        </w:rPr>
+        <w:t xml:space="preserve"> mentioned above, our benchmarking now </w:t>
+      </w:r>
+      <w:r>
+        <w:rPr>
+          <w:rFonts w:ascii="Times New Roman" w:hAnsi="Times New Roman" w:cs="Times New Roman"/>
+          <w:i/>
+          <w:iCs/>
+          <w:color w:val="2F5496" w:themeColor="accent1" w:themeShade="BF"/>
+          <w:sz w:val="28"/>
+          <w:szCs w:val="28"/>
+          <w:lang w:val="en-US"/>
+        </w:rPr>
+        <w:t>does</w:t>
+      </w:r>
+      <w:r>
+        <w:rPr>
+          <w:rFonts w:ascii="Times New Roman" w:hAnsi="Times New Roman" w:cs="Times New Roman"/>
+          <w:color w:val="2F5496" w:themeColor="accent1" w:themeShade="BF"/>
+          <w:sz w:val="28"/>
+          <w:szCs w:val="28"/>
+          <w:lang w:val="en-US"/>
+        </w:rPr>
+        <w:t xml:space="preserve"> </w:t>
+      </w:r>
+      <w:r>
+        <w:rPr>
+          <w:rFonts w:ascii="Times New Roman" w:hAnsi="Times New Roman" w:cs="Times New Roman"/>
+          <w:color w:val="2F5496" w:themeColor="accent1" w:themeShade="BF"/>
+          <w:sz w:val="28"/>
+          <w:szCs w:val="28"/>
+          <w:lang w:val="en-US"/>
+        </w:rPr>
+        <w:t xml:space="preserve">include Kraken 2 and Ganon 2 with respect </w:t>
+      </w:r>
+      <w:r>
+        <w:rPr>
+          <w:rFonts w:ascii="Times New Roman" w:hAnsi="Times New Roman" w:cs="Times New Roman"/>
+          <w:color w:val="2F5496" w:themeColor="accent1" w:themeShade="BF"/>
+          <w:sz w:val="28"/>
+          <w:szCs w:val="28"/>
+          <w:lang w:val="en-US"/>
+        </w:rPr>
+        <w:t xml:space="preserve">to </w:t>
+      </w:r>
+      <w:r>
+        <w:rPr>
+          <w:rFonts w:ascii="Times New Roman" w:hAnsi="Times New Roman" w:cs="Times New Roman"/>
+          <w:i/>
+          <w:iCs/>
+          <w:color w:val="2F5496" w:themeColor="accent1" w:themeShade="BF"/>
+          <w:sz w:val="28"/>
+          <w:szCs w:val="28"/>
+          <w:lang w:val="en-US"/>
+        </w:rPr>
+        <w:t>classification performance</w:t>
+      </w:r>
+      <w:r>
+        <w:rPr>
+          <w:rFonts w:ascii="Times New Roman" w:hAnsi="Times New Roman" w:cs="Times New Roman"/>
+          <w:color w:val="2F5496" w:themeColor="accent1" w:themeShade="BF"/>
+          <w:sz w:val="28"/>
+          <w:szCs w:val="28"/>
+          <w:lang w:val="en-US"/>
+        </w:rPr>
+        <w:t>.</w:t>
       </w:r>
     </w:p>
     <w:sectPr>

--- a/BMCPointByPointRespRev2.docx
+++ b/BMCPointByPointRespRev2.docx
@@ -1161,7 +1161,27 @@
           <w:szCs w:val="28"/>
           <w:lang w:val="en-US"/>
         </w:rPr>
-        <w:t xml:space="preserve"> paper, </w:t>
+        <w:t xml:space="preserve"> </w:t>
+      </w:r>
+      <w:r>
+        <w:rPr>
+          <w:rFonts w:ascii="Times New Roman" w:hAnsi="Times New Roman" w:cs="Times New Roman"/>
+          <w:color w:val="2F5496" w:themeColor="accent1" w:themeShade="BF"/>
+          <w:sz w:val="28"/>
+          <w:szCs w:val="28"/>
+          <w:lang w:val="en-US"/>
+        </w:rPr>
+        <w:t>manuscript</w:t>
+      </w:r>
+      <w:r>
+        <w:rPr>
+          <w:rFonts w:ascii="Times New Roman" w:hAnsi="Times New Roman" w:cs="Times New Roman"/>
+          <w:color w:val="2F5496" w:themeColor="accent1" w:themeShade="BF"/>
+          <w:sz w:val="28"/>
+          <w:szCs w:val="28"/>
+          <w:lang w:val="en-US"/>
+        </w:rPr>
+        <w:t xml:space="preserve">, </w:t>
       </w:r>
       <w:proofErr w:type="spellStart"/>
       <w:r>
@@ -7876,7 +7896,47 @@
           <w:szCs w:val="28"/>
           <w:lang w:val="en-US"/>
         </w:rPr>
-        <w:t xml:space="preserve"> (as we mentioned in the paper)</w:t>
+        <w:t xml:space="preserve"> (as we </w:t>
+      </w:r>
+      <w:r>
+        <w:rPr>
+          <w:rFonts w:ascii="Times New Roman" w:hAnsi="Times New Roman" w:cs="Times New Roman"/>
+          <w:color w:val="2F5496" w:themeColor="accent1" w:themeShade="BF"/>
+          <w:sz w:val="28"/>
+          <w:szCs w:val="28"/>
+          <w:lang w:val="en-US"/>
+        </w:rPr>
+        <w:t xml:space="preserve">originally </w:t>
+      </w:r>
+      <w:r>
+        <w:rPr>
+          <w:rFonts w:ascii="Times New Roman" w:hAnsi="Times New Roman" w:cs="Times New Roman"/>
+          <w:color w:val="2F5496" w:themeColor="accent1" w:themeShade="BF"/>
+          <w:sz w:val="28"/>
+          <w:szCs w:val="28"/>
+          <w:lang w:val="en-US"/>
+        </w:rPr>
+        <w:t xml:space="preserve">mentioned in the </w:t>
+      </w:r>
+      <w:r>
+        <w:rPr>
+          <w:rFonts w:ascii="Times New Roman" w:hAnsi="Times New Roman" w:cs="Times New Roman"/>
+          <w:color w:val="2F5496" w:themeColor="accent1" w:themeShade="BF"/>
+          <w:sz w:val="28"/>
+          <w:szCs w:val="28"/>
+          <w:lang w:val="en-US"/>
+        </w:rPr>
+        <w:t>manuscript</w:t>
+      </w:r>
+      <w:r>
+        <w:rPr>
+          <w:rFonts w:ascii="Times New Roman" w:hAnsi="Times New Roman" w:cs="Times New Roman"/>
+          <w:color w:val="2F5496" w:themeColor="accent1" w:themeShade="BF"/>
+          <w:sz w:val="28"/>
+          <w:szCs w:val="28"/>
+          <w:lang w:val="en-US"/>
+        </w:rPr>
+        <w:t>)</w:t>
       </w:r>
       <w:r>
         <w:rPr>
@@ -10733,6 +10793,529 @@
       <w:r>
         <w:rPr>
           <w:rFonts w:ascii="Times New Roman" w:hAnsi="Times New Roman" w:cs="Times New Roman"/>
+          <w:color w:val="2F5496" w:themeColor="accent1" w:themeShade="BF"/>
+          <w:sz w:val="28"/>
+          <w:szCs w:val="28"/>
+          <w:lang w:val="en-US"/>
+        </w:rPr>
+        <w:t xml:space="preserve">We did not try to compare database generation performance </w:t>
+      </w:r>
+      <w:r>
+        <w:rPr>
+          <w:rFonts w:ascii="Times New Roman" w:hAnsi="Times New Roman" w:cs="Times New Roman"/>
+          <w:color w:val="2F5496" w:themeColor="accent1" w:themeShade="BF"/>
+          <w:sz w:val="28"/>
+          <w:szCs w:val="28"/>
+          <w:lang w:val="en-US"/>
+        </w:rPr>
+        <w:t xml:space="preserve">with </w:t>
+      </w:r>
+      <w:r>
+        <w:rPr>
+          <w:rFonts w:ascii="Times New Roman" w:hAnsi="Times New Roman" w:cs="Times New Roman"/>
+          <w:color w:val="2F5496" w:themeColor="accent1" w:themeShade="BF"/>
+          <w:sz w:val="28"/>
+          <w:szCs w:val="28"/>
+          <w:lang w:val="en-US"/>
+        </w:rPr>
+        <w:t xml:space="preserve">the </w:t>
+      </w:r>
+      <w:r>
+        <w:rPr>
+          <w:rFonts w:ascii="Times New Roman" w:hAnsi="Times New Roman" w:cs="Times New Roman"/>
+          <w:color w:val="2F5496" w:themeColor="accent1" w:themeShade="BF"/>
+          <w:sz w:val="28"/>
+          <w:szCs w:val="28"/>
+          <w:lang w:val="en-US"/>
+        </w:rPr>
+        <w:t xml:space="preserve">other tools </w:t>
+      </w:r>
+      <w:r>
+        <w:rPr>
+          <w:rFonts w:ascii="Times New Roman" w:hAnsi="Times New Roman" w:cs="Times New Roman"/>
+          <w:color w:val="2F5496" w:themeColor="accent1" w:themeShade="BF"/>
+          <w:sz w:val="28"/>
+          <w:szCs w:val="28"/>
+          <w:lang w:val="en-US"/>
+        </w:rPr>
+        <w:t xml:space="preserve">since the generation mechanism for </w:t>
+      </w:r>
+      <w:proofErr w:type="spellStart"/>
+      <w:r>
+        <w:rPr>
+          <w:rFonts w:ascii="Times New Roman" w:hAnsi="Times New Roman" w:cs="Times New Roman"/>
+          <w:color w:val="2F5496" w:themeColor="accent1" w:themeShade="BF"/>
+          <w:sz w:val="28"/>
+          <w:szCs w:val="28"/>
+          <w:lang w:val="en-US"/>
+        </w:rPr>
+        <w:t>Genestrip’s</w:t>
+      </w:r>
+      <w:proofErr w:type="spellEnd"/>
+      <w:r>
+        <w:rPr>
+          <w:rFonts w:ascii="Times New Roman" w:hAnsi="Times New Roman" w:cs="Times New Roman"/>
+          <w:color w:val="2F5496" w:themeColor="accent1" w:themeShade="BF"/>
+          <w:sz w:val="28"/>
+          <w:szCs w:val="28"/>
+          <w:lang w:val="en-US"/>
+        </w:rPr>
+        <w:t xml:space="preserve"> </w:t>
+      </w:r>
+      <w:r>
+        <w:rPr>
+          <w:rFonts w:ascii="Times New Roman" w:hAnsi="Times New Roman" w:cs="Times New Roman"/>
+          <w:i/>
+          <w:iCs/>
+          <w:color w:val="2F5496" w:themeColor="accent1" w:themeShade="BF"/>
+          <w:sz w:val="28"/>
+          <w:szCs w:val="28"/>
+          <w:lang w:val="en-US"/>
+        </w:rPr>
+        <w:t xml:space="preserve">small </w:t>
+      </w:r>
+      <w:r>
+        <w:rPr>
+          <w:rFonts w:ascii="Times New Roman" w:hAnsi="Times New Roman" w:cs="Times New Roman"/>
+          <w:i/>
+          <w:iCs/>
+          <w:color w:val="2F5496" w:themeColor="accent1" w:themeShade="BF"/>
+          <w:sz w:val="28"/>
+          <w:szCs w:val="28"/>
+          <w:lang w:val="en-US"/>
+        </w:rPr>
+        <w:t>databases</w:t>
+      </w:r>
+      <w:r>
+        <w:rPr>
+          <w:rFonts w:ascii="Times New Roman" w:hAnsi="Times New Roman" w:cs="Times New Roman"/>
+          <w:color w:val="2F5496" w:themeColor="accent1" w:themeShade="BF"/>
+          <w:sz w:val="28"/>
+          <w:szCs w:val="28"/>
+          <w:lang w:val="en-US"/>
+        </w:rPr>
+        <w:t xml:space="preserve"> is inherently different due to </w:t>
+      </w:r>
+      <w:r>
+        <w:rPr>
+          <w:rFonts w:ascii="Times New Roman" w:hAnsi="Times New Roman" w:cs="Times New Roman"/>
+          <w:color w:val="2F5496" w:themeColor="accent1" w:themeShade="BF"/>
+          <w:sz w:val="28"/>
+          <w:szCs w:val="28"/>
+          <w:lang w:val="en-US"/>
+        </w:rPr>
+        <w:t>the</w:t>
+      </w:r>
+      <w:r>
+        <w:rPr>
+          <w:rFonts w:ascii="Times New Roman" w:hAnsi="Times New Roman" w:cs="Times New Roman"/>
+          <w:color w:val="2F5496" w:themeColor="accent1" w:themeShade="BF"/>
+          <w:sz w:val="28"/>
+          <w:szCs w:val="28"/>
+          <w:lang w:val="en-US"/>
+        </w:rPr>
+        <w:t xml:space="preserve"> update phase. </w:t>
+      </w:r>
+      <w:r>
+        <w:rPr>
+          <w:rFonts w:ascii="Times New Roman" w:hAnsi="Times New Roman" w:cs="Times New Roman"/>
+          <w:color w:val="2F5496" w:themeColor="accent1" w:themeShade="BF"/>
+          <w:sz w:val="28"/>
+          <w:szCs w:val="28"/>
+          <w:lang w:val="en-US"/>
+        </w:rPr>
+        <w:t xml:space="preserve">As we established in the manuscript: In case of the other tools, small databases suffer from </w:t>
+      </w:r>
+      <w:r>
+        <w:rPr>
+          <w:rFonts w:ascii="Times New Roman" w:hAnsi="Times New Roman" w:cs="Times New Roman"/>
+          <w:color w:val="2F5496" w:themeColor="accent1" w:themeShade="BF"/>
+          <w:sz w:val="28"/>
+          <w:szCs w:val="28"/>
+          <w:lang w:val="en-US"/>
+        </w:rPr>
+        <w:t>insufficient</w:t>
+      </w:r>
+      <w:r>
+        <w:rPr>
+          <w:rFonts w:ascii="Times New Roman" w:hAnsi="Times New Roman" w:cs="Times New Roman"/>
+          <w:color w:val="2F5496" w:themeColor="accent1" w:themeShade="BF"/>
+          <w:sz w:val="28"/>
+          <w:szCs w:val="28"/>
+          <w:lang w:val="en-US"/>
+        </w:rPr>
+        <w:t xml:space="preserve"> precision</w:t>
+      </w:r>
+      <w:r>
+        <w:rPr>
+          <w:rFonts w:ascii="Times New Roman" w:hAnsi="Times New Roman" w:cs="Times New Roman"/>
+          <w:color w:val="2F5496" w:themeColor="accent1" w:themeShade="BF"/>
+          <w:sz w:val="28"/>
+          <w:szCs w:val="28"/>
+          <w:lang w:val="en-US"/>
+        </w:rPr>
+        <w:t xml:space="preserve"> (see Section 3.2.2, 3.2.3 and in particular Table 6)</w:t>
+      </w:r>
+      <w:r>
+        <w:rPr>
+          <w:rFonts w:ascii="Times New Roman" w:hAnsi="Times New Roman" w:cs="Times New Roman"/>
+          <w:color w:val="2F5496" w:themeColor="accent1" w:themeShade="BF"/>
+          <w:sz w:val="28"/>
+          <w:szCs w:val="28"/>
+          <w:lang w:val="en-US"/>
+        </w:rPr>
+        <w:t xml:space="preserve"> and</w:t>
+      </w:r>
+      <w:r>
+        <w:rPr>
+          <w:rFonts w:ascii="Times New Roman" w:hAnsi="Times New Roman" w:cs="Times New Roman"/>
+          <w:color w:val="2F5496" w:themeColor="accent1" w:themeShade="BF"/>
+          <w:sz w:val="28"/>
+          <w:szCs w:val="28"/>
+          <w:lang w:val="en-US"/>
+        </w:rPr>
+        <w:t xml:space="preserve"> </w:t>
+      </w:r>
+      <w:r>
+        <w:rPr>
+          <w:rFonts w:ascii="Times New Roman" w:hAnsi="Times New Roman" w:cs="Times New Roman"/>
+          <w:color w:val="2F5496" w:themeColor="accent1" w:themeShade="BF"/>
+          <w:sz w:val="28"/>
+          <w:szCs w:val="28"/>
+          <w:lang w:val="en-US"/>
+        </w:rPr>
+        <w:t>t</w:t>
+      </w:r>
+      <w:r>
+        <w:rPr>
+          <w:rFonts w:ascii="Times New Roman" w:hAnsi="Times New Roman" w:cs="Times New Roman"/>
+          <w:color w:val="2F5496" w:themeColor="accent1" w:themeShade="BF"/>
+          <w:sz w:val="28"/>
+          <w:szCs w:val="28"/>
+          <w:lang w:val="en-US"/>
+        </w:rPr>
+        <w:t>herefore</w:t>
+      </w:r>
+      <w:r>
+        <w:rPr>
+          <w:rFonts w:ascii="Times New Roman" w:hAnsi="Times New Roman" w:cs="Times New Roman"/>
+          <w:color w:val="2F5496" w:themeColor="accent1" w:themeShade="BF"/>
+          <w:sz w:val="28"/>
+          <w:szCs w:val="28"/>
+          <w:lang w:val="en-US"/>
+        </w:rPr>
+        <w:t xml:space="preserve">, it does not make sense to consider them for comparison in the context of database generation performance. </w:t>
+      </w:r>
+      <w:r>
+        <w:rPr>
+          <w:rFonts w:ascii="Times New Roman" w:hAnsi="Times New Roman" w:cs="Times New Roman"/>
+          <w:color w:val="2F5496" w:themeColor="accent1" w:themeShade="BF"/>
+          <w:sz w:val="28"/>
+          <w:szCs w:val="28"/>
+          <w:lang w:val="en-US"/>
+        </w:rPr>
+        <w:t>However</w:t>
+      </w:r>
+      <w:r>
+        <w:rPr>
+          <w:rFonts w:ascii="Times New Roman" w:hAnsi="Times New Roman" w:cs="Times New Roman"/>
+          <w:color w:val="2F5496" w:themeColor="accent1" w:themeShade="BF"/>
+          <w:sz w:val="28"/>
+          <w:szCs w:val="28"/>
+          <w:lang w:val="en-US"/>
+        </w:rPr>
+        <w:t>,</w:t>
+      </w:r>
+      <w:r>
+        <w:rPr>
+          <w:rFonts w:ascii="Times New Roman" w:hAnsi="Times New Roman" w:cs="Times New Roman"/>
+          <w:color w:val="2F5496" w:themeColor="accent1" w:themeShade="BF"/>
+          <w:sz w:val="28"/>
+          <w:szCs w:val="28"/>
+          <w:lang w:val="en-US"/>
+        </w:rPr>
+        <w:t xml:space="preserve"> we </w:t>
+      </w:r>
+      <w:r>
+        <w:rPr>
+          <w:rFonts w:ascii="Times New Roman" w:hAnsi="Times New Roman" w:cs="Times New Roman"/>
+          <w:i/>
+          <w:iCs/>
+          <w:color w:val="2F5496" w:themeColor="accent1" w:themeShade="BF"/>
+          <w:sz w:val="28"/>
+          <w:szCs w:val="28"/>
+          <w:lang w:val="en-US"/>
+        </w:rPr>
+        <w:t>did</w:t>
+      </w:r>
+      <w:r>
+        <w:rPr>
+          <w:rFonts w:ascii="Times New Roman" w:hAnsi="Times New Roman" w:cs="Times New Roman"/>
+          <w:color w:val="2F5496" w:themeColor="accent1" w:themeShade="BF"/>
+          <w:sz w:val="28"/>
+          <w:szCs w:val="28"/>
+          <w:lang w:val="en-US"/>
+        </w:rPr>
+        <w:t xml:space="preserve"> </w:t>
+      </w:r>
+      <w:r>
+        <w:rPr>
+          <w:rFonts w:ascii="Times New Roman" w:hAnsi="Times New Roman" w:cs="Times New Roman"/>
+          <w:color w:val="2F5496" w:themeColor="accent1" w:themeShade="BF"/>
+          <w:sz w:val="28"/>
+          <w:szCs w:val="28"/>
+          <w:lang w:val="en-US"/>
+        </w:rPr>
+        <w:t>verify</w:t>
+      </w:r>
+      <w:r>
+        <w:rPr>
+          <w:rFonts w:ascii="Times New Roman" w:hAnsi="Times New Roman" w:cs="Times New Roman"/>
+          <w:color w:val="2F5496" w:themeColor="accent1" w:themeShade="BF"/>
+          <w:sz w:val="28"/>
+          <w:szCs w:val="28"/>
+          <w:lang w:val="en-US"/>
+        </w:rPr>
+        <w:t xml:space="preserve"> </w:t>
+      </w:r>
+      <w:r>
+        <w:rPr>
+          <w:rFonts w:ascii="Times New Roman" w:hAnsi="Times New Roman" w:cs="Times New Roman"/>
+          <w:color w:val="2F5496" w:themeColor="accent1" w:themeShade="BF"/>
+          <w:sz w:val="28"/>
+          <w:szCs w:val="28"/>
+          <w:lang w:val="en-US"/>
+        </w:rPr>
+        <w:t xml:space="preserve">for various examples </w:t>
+      </w:r>
+      <w:r>
+        <w:rPr>
+          <w:rFonts w:ascii="Times New Roman" w:hAnsi="Times New Roman" w:cs="Times New Roman"/>
+          <w:color w:val="2F5496" w:themeColor="accent1" w:themeShade="BF"/>
+          <w:sz w:val="28"/>
+          <w:szCs w:val="28"/>
+          <w:lang w:val="en-US"/>
+        </w:rPr>
+        <w:t xml:space="preserve">that </w:t>
+      </w:r>
+      <w:proofErr w:type="spellStart"/>
+      <w:r>
+        <w:rPr>
+          <w:rFonts w:ascii="Times New Roman" w:hAnsi="Times New Roman" w:cs="Times New Roman"/>
+          <w:i/>
+          <w:iCs/>
+          <w:color w:val="2F5496" w:themeColor="accent1" w:themeShade="BF"/>
+          <w:sz w:val="28"/>
+          <w:szCs w:val="28"/>
+          <w:lang w:val="en-US"/>
+        </w:rPr>
+        <w:t>Genestrip’s</w:t>
+      </w:r>
+      <w:proofErr w:type="spellEnd"/>
+      <w:r>
+        <w:rPr>
+          <w:rFonts w:ascii="Times New Roman" w:hAnsi="Times New Roman" w:cs="Times New Roman"/>
+          <w:i/>
+          <w:iCs/>
+          <w:color w:val="2F5496" w:themeColor="accent1" w:themeShade="BF"/>
+          <w:sz w:val="28"/>
+          <w:szCs w:val="28"/>
+          <w:lang w:val="en-US"/>
+        </w:rPr>
+        <w:t xml:space="preserve"> </w:t>
+      </w:r>
+      <w:r>
+        <w:rPr>
+          <w:rFonts w:ascii="Times New Roman" w:hAnsi="Times New Roman" w:cs="Times New Roman"/>
+          <w:i/>
+          <w:iCs/>
+          <w:color w:val="2F5496" w:themeColor="accent1" w:themeShade="BF"/>
+          <w:sz w:val="28"/>
+          <w:szCs w:val="28"/>
+          <w:lang w:val="en-US"/>
+        </w:rPr>
+        <w:t xml:space="preserve">database generation performance is </w:t>
+      </w:r>
+      <w:r>
+        <w:rPr>
+          <w:rFonts w:ascii="Times New Roman" w:hAnsi="Times New Roman" w:cs="Times New Roman"/>
+          <w:i/>
+          <w:iCs/>
+          <w:color w:val="2F5496" w:themeColor="accent1" w:themeShade="BF"/>
+          <w:sz w:val="28"/>
+          <w:szCs w:val="28"/>
+          <w:lang w:val="en-US"/>
+        </w:rPr>
+        <w:t>more than sufficient to</w:t>
+      </w:r>
+      <w:r>
+        <w:rPr>
+          <w:rFonts w:ascii="Times New Roman" w:hAnsi="Times New Roman" w:cs="Times New Roman"/>
+          <w:i/>
+          <w:iCs/>
+          <w:color w:val="2F5496" w:themeColor="accent1" w:themeShade="BF"/>
+          <w:sz w:val="28"/>
+          <w:szCs w:val="28"/>
+          <w:lang w:val="en-US"/>
+        </w:rPr>
+        <w:t xml:space="preserve"> enable a flexible</w:t>
+      </w:r>
+      <w:r>
+        <w:rPr>
+          <w:rFonts w:ascii="Times New Roman" w:hAnsi="Times New Roman" w:cs="Times New Roman"/>
+          <w:i/>
+          <w:iCs/>
+          <w:color w:val="2F5496" w:themeColor="accent1" w:themeShade="BF"/>
+          <w:sz w:val="28"/>
+          <w:szCs w:val="28"/>
+          <w:lang w:val="en-US"/>
+        </w:rPr>
+        <w:t xml:space="preserve"> </w:t>
+      </w:r>
+      <w:r>
+        <w:rPr>
+          <w:rFonts w:ascii="Times New Roman" w:hAnsi="Times New Roman" w:cs="Times New Roman"/>
+          <w:i/>
+          <w:iCs/>
+          <w:color w:val="2F5496" w:themeColor="accent1" w:themeShade="BF"/>
+          <w:sz w:val="28"/>
+          <w:szCs w:val="28"/>
+          <w:lang w:val="en-US"/>
+        </w:rPr>
+        <w:t>generation</w:t>
+      </w:r>
+      <w:r>
+        <w:rPr>
+          <w:rFonts w:ascii="Times New Roman" w:hAnsi="Times New Roman" w:cs="Times New Roman"/>
+          <w:i/>
+          <w:iCs/>
+          <w:color w:val="2F5496" w:themeColor="accent1" w:themeShade="BF"/>
+          <w:sz w:val="28"/>
+          <w:szCs w:val="28"/>
+          <w:lang w:val="en-US"/>
+        </w:rPr>
+        <w:t xml:space="preserve"> of</w:t>
+      </w:r>
+      <w:r>
+        <w:rPr>
+          <w:rFonts w:ascii="Times New Roman" w:hAnsi="Times New Roman" w:cs="Times New Roman"/>
+          <w:i/>
+          <w:iCs/>
+          <w:color w:val="2F5496" w:themeColor="accent1" w:themeShade="BF"/>
+          <w:sz w:val="28"/>
+          <w:szCs w:val="28"/>
+          <w:lang w:val="en-US"/>
+        </w:rPr>
+        <w:t xml:space="preserve"> new databases </w:t>
+      </w:r>
+      <w:r>
+        <w:rPr>
+          <w:rFonts w:ascii="Times New Roman" w:hAnsi="Times New Roman" w:cs="Times New Roman"/>
+          <w:i/>
+          <w:iCs/>
+          <w:color w:val="2F5496" w:themeColor="accent1" w:themeShade="BF"/>
+          <w:sz w:val="28"/>
+          <w:szCs w:val="28"/>
+          <w:lang w:val="en-US"/>
+        </w:rPr>
+        <w:t xml:space="preserve">on regular PCs within minutes to </w:t>
+      </w:r>
+      <w:r>
+        <w:rPr>
+          <w:rFonts w:ascii="Times New Roman" w:hAnsi="Times New Roman" w:cs="Times New Roman"/>
+          <w:i/>
+          <w:iCs/>
+          <w:color w:val="2F5496" w:themeColor="accent1" w:themeShade="BF"/>
+          <w:sz w:val="28"/>
+          <w:szCs w:val="28"/>
+          <w:lang w:val="en-US"/>
+        </w:rPr>
+        <w:t xml:space="preserve">a few </w:t>
+      </w:r>
+      <w:r>
+        <w:rPr>
+          <w:rFonts w:ascii="Times New Roman" w:hAnsi="Times New Roman" w:cs="Times New Roman"/>
+          <w:i/>
+          <w:iCs/>
+          <w:color w:val="2F5496" w:themeColor="accent1" w:themeShade="BF"/>
+          <w:sz w:val="28"/>
+          <w:szCs w:val="28"/>
+          <w:lang w:val="en-US"/>
+        </w:rPr>
+        <w:t xml:space="preserve">hours (see </w:t>
+      </w:r>
+      <w:r>
+        <w:rPr>
+          <w:rFonts w:ascii="Times New Roman" w:hAnsi="Times New Roman" w:cs="Times New Roman"/>
+          <w:i/>
+          <w:iCs/>
+          <w:color w:val="2F5496" w:themeColor="accent1" w:themeShade="BF"/>
+          <w:sz w:val="28"/>
+          <w:szCs w:val="28"/>
+          <w:lang w:val="en-US"/>
+        </w:rPr>
+        <w:t xml:space="preserve">Section 3.5.1 and </w:t>
+      </w:r>
+      <w:r>
+        <w:rPr>
+          <w:rFonts w:ascii="Times New Roman" w:hAnsi="Times New Roman" w:cs="Times New Roman"/>
+          <w:i/>
+          <w:iCs/>
+          <w:color w:val="2F5496" w:themeColor="accent1" w:themeShade="BF"/>
+          <w:sz w:val="28"/>
+          <w:szCs w:val="28"/>
+          <w:lang w:val="en-US"/>
+        </w:rPr>
+        <w:t xml:space="preserve">Table 9 in the revised </w:t>
+      </w:r>
+      <w:r>
+        <w:rPr>
+          <w:rFonts w:ascii="Times New Roman" w:hAnsi="Times New Roman" w:cs="Times New Roman"/>
+          <w:i/>
+          <w:iCs/>
+          <w:color w:val="2F5496" w:themeColor="accent1" w:themeShade="BF"/>
+          <w:sz w:val="28"/>
+          <w:szCs w:val="28"/>
+          <w:lang w:val="en-US"/>
+        </w:rPr>
+        <w:t>manu</w:t>
+      </w:r>
+      <w:r>
+        <w:rPr>
+          <w:rFonts w:ascii="Times New Roman" w:hAnsi="Times New Roman" w:cs="Times New Roman"/>
+          <w:i/>
+          <w:iCs/>
+          <w:color w:val="2F5496" w:themeColor="accent1" w:themeShade="BF"/>
+          <w:sz w:val="28"/>
+          <w:szCs w:val="28"/>
+          <w:lang w:val="en-US"/>
+        </w:rPr>
+        <w:t>script)</w:t>
+      </w:r>
+      <w:r>
+        <w:rPr>
+          <w:rFonts w:ascii="Times New Roman" w:hAnsi="Times New Roman" w:cs="Times New Roman"/>
+          <w:color w:val="2F5496" w:themeColor="accent1" w:themeShade="BF"/>
+          <w:sz w:val="28"/>
+          <w:szCs w:val="28"/>
+          <w:lang w:val="en-US"/>
+        </w:rPr>
+        <w:t xml:space="preserve">. </w:t>
+      </w:r>
+    </w:p>
+    <w:p>
+      <w:pPr>
+        <w:rPr>
+          <w:rFonts w:ascii="Times New Roman" w:hAnsi="Times New Roman" w:cs="Times New Roman"/>
+          <w:color w:val="2F5496" w:themeColor="accent1" w:themeShade="BF"/>
+          <w:sz w:val="28"/>
+          <w:szCs w:val="28"/>
+          <w:lang w:val="en-US"/>
+        </w:rPr>
+      </w:pPr>
+      <w:r>
+        <w:rPr>
+          <w:rFonts w:ascii="Times New Roman" w:hAnsi="Times New Roman" w:cs="Times New Roman"/>
           <w:b/>
           <w:bCs/>
           <w:color w:val="2F5496" w:themeColor="accent1" w:themeShade="BF"/>
@@ -10760,149 +11343,77 @@
           <w:szCs w:val="28"/>
           <w:lang w:val="en-US"/>
         </w:rPr>
-        <w:t xml:space="preserve">We did not try to compare database generation performance </w:t>
-      </w:r>
-      <w:r>
-        <w:rPr>
-          <w:rFonts w:ascii="Times New Roman" w:hAnsi="Times New Roman" w:cs="Times New Roman"/>
-          <w:color w:val="2F5496" w:themeColor="accent1" w:themeShade="BF"/>
-          <w:sz w:val="28"/>
-          <w:szCs w:val="28"/>
-          <w:lang w:val="en-US"/>
-        </w:rPr>
-        <w:t xml:space="preserve">with other tools </w:t>
-      </w:r>
-      <w:r>
-        <w:rPr>
-          <w:rFonts w:ascii="Times New Roman" w:hAnsi="Times New Roman" w:cs="Times New Roman"/>
-          <w:color w:val="2F5496" w:themeColor="accent1" w:themeShade="BF"/>
-          <w:sz w:val="28"/>
-          <w:szCs w:val="28"/>
-          <w:lang w:val="en-US"/>
-        </w:rPr>
-        <w:t xml:space="preserve">since the generation mechanism for </w:t>
-      </w:r>
-      <w:proofErr w:type="spellStart"/>
-      <w:r>
-        <w:rPr>
-          <w:rFonts w:ascii="Times New Roman" w:hAnsi="Times New Roman" w:cs="Times New Roman"/>
-          <w:color w:val="2F5496" w:themeColor="accent1" w:themeShade="BF"/>
-          <w:sz w:val="28"/>
-          <w:szCs w:val="28"/>
-          <w:lang w:val="en-US"/>
-        </w:rPr>
-        <w:t>Genestrip’s</w:t>
-      </w:r>
-      <w:proofErr w:type="spellEnd"/>
-      <w:r>
-        <w:rPr>
-          <w:rFonts w:ascii="Times New Roman" w:hAnsi="Times New Roman" w:cs="Times New Roman"/>
-          <w:color w:val="2F5496" w:themeColor="accent1" w:themeShade="BF"/>
-          <w:sz w:val="28"/>
-          <w:szCs w:val="28"/>
-          <w:lang w:val="en-US"/>
-        </w:rPr>
-        <w:t xml:space="preserve"> databases is inherently different due to </w:t>
-      </w:r>
-      <w:r>
-        <w:rPr>
-          <w:rFonts w:ascii="Times New Roman" w:hAnsi="Times New Roman" w:cs="Times New Roman"/>
-          <w:color w:val="2F5496" w:themeColor="accent1" w:themeShade="BF"/>
-          <w:sz w:val="28"/>
-          <w:szCs w:val="28"/>
-          <w:lang w:val="en-US"/>
-        </w:rPr>
-        <w:t>the</w:t>
-      </w:r>
-      <w:r>
-        <w:rPr>
-          <w:rFonts w:ascii="Times New Roman" w:hAnsi="Times New Roman" w:cs="Times New Roman"/>
-          <w:color w:val="2F5496" w:themeColor="accent1" w:themeShade="BF"/>
-          <w:sz w:val="28"/>
-          <w:szCs w:val="28"/>
-          <w:lang w:val="en-US"/>
-        </w:rPr>
-        <w:t xml:space="preserve"> update phase. However</w:t>
-      </w:r>
-      <w:r>
-        <w:rPr>
-          <w:rFonts w:ascii="Times New Roman" w:hAnsi="Times New Roman" w:cs="Times New Roman"/>
-          <w:color w:val="2F5496" w:themeColor="accent1" w:themeShade="BF"/>
-          <w:sz w:val="28"/>
-          <w:szCs w:val="28"/>
-          <w:lang w:val="en-US"/>
-        </w:rPr>
-        <w:t>,</w:t>
-      </w:r>
-      <w:r>
-        <w:rPr>
-          <w:rFonts w:ascii="Times New Roman" w:hAnsi="Times New Roman" w:cs="Times New Roman"/>
-          <w:color w:val="2F5496" w:themeColor="accent1" w:themeShade="BF"/>
-          <w:sz w:val="28"/>
-          <w:szCs w:val="28"/>
-          <w:lang w:val="en-US"/>
-        </w:rPr>
-        <w:t xml:space="preserve"> we did </w:t>
-      </w:r>
-      <w:r>
-        <w:rPr>
-          <w:rFonts w:ascii="Times New Roman" w:hAnsi="Times New Roman" w:cs="Times New Roman"/>
-          <w:color w:val="2F5496" w:themeColor="accent1" w:themeShade="BF"/>
-          <w:sz w:val="28"/>
-          <w:szCs w:val="28"/>
-          <w:lang w:val="en-US"/>
-        </w:rPr>
-        <w:t>verify</w:t>
-      </w:r>
-      <w:r>
-        <w:rPr>
-          <w:rFonts w:ascii="Times New Roman" w:hAnsi="Times New Roman" w:cs="Times New Roman"/>
-          <w:color w:val="2F5496" w:themeColor="accent1" w:themeShade="BF"/>
-          <w:sz w:val="28"/>
-          <w:szCs w:val="28"/>
-          <w:lang w:val="en-US"/>
-        </w:rPr>
-        <w:t xml:space="preserve"> that database generation performance is </w:t>
-      </w:r>
-      <w:r>
-        <w:rPr>
-          <w:rFonts w:ascii="Times New Roman" w:hAnsi="Times New Roman" w:cs="Times New Roman"/>
-          <w:color w:val="2F5496" w:themeColor="accent1" w:themeShade="BF"/>
-          <w:sz w:val="28"/>
-          <w:szCs w:val="28"/>
-          <w:lang w:val="en-US"/>
-        </w:rPr>
-        <w:t xml:space="preserve">more than sufficient to </w:t>
-      </w:r>
-      <w:r>
-        <w:rPr>
-          <w:rFonts w:ascii="Times New Roman" w:hAnsi="Times New Roman" w:cs="Times New Roman"/>
-          <w:color w:val="2F5496" w:themeColor="accent1" w:themeShade="BF"/>
-          <w:sz w:val="28"/>
-          <w:szCs w:val="28"/>
-          <w:lang w:val="en-US"/>
-        </w:rPr>
-        <w:t xml:space="preserve">flexibly create new databases </w:t>
-      </w:r>
-      <w:r>
-        <w:rPr>
-          <w:rFonts w:ascii="Times New Roman" w:hAnsi="Times New Roman" w:cs="Times New Roman"/>
-          <w:color w:val="2F5496" w:themeColor="accent1" w:themeShade="BF"/>
-          <w:sz w:val="28"/>
-          <w:szCs w:val="28"/>
-          <w:lang w:val="en-US"/>
-        </w:rPr>
-        <w:t>on regular PCs within minutes to hours for various examples (see Table 9 in the revised script). And, as</w:t>
-      </w:r>
-      <w:r>
-        <w:rPr>
-          <w:rFonts w:ascii="Times New Roman" w:hAnsi="Times New Roman" w:cs="Times New Roman"/>
-          <w:color w:val="2F5496" w:themeColor="accent1" w:themeShade="BF"/>
-          <w:sz w:val="28"/>
-          <w:szCs w:val="28"/>
-          <w:lang w:val="en-US"/>
-        </w:rPr>
-        <w:t xml:space="preserve"> mentioned above, our benchmarking now </w:t>
+        <w:t>A</w:t>
+      </w:r>
+      <w:r>
+        <w:rPr>
+          <w:rFonts w:ascii="Times New Roman" w:hAnsi="Times New Roman" w:cs="Times New Roman"/>
+          <w:color w:val="2F5496" w:themeColor="accent1" w:themeShade="BF"/>
+          <w:sz w:val="28"/>
+          <w:szCs w:val="28"/>
+          <w:lang w:val="en-US"/>
+        </w:rPr>
+        <w:t>s</w:t>
+      </w:r>
+      <w:r>
+        <w:rPr>
+          <w:rFonts w:ascii="Times New Roman" w:hAnsi="Times New Roman" w:cs="Times New Roman"/>
+          <w:color w:val="2F5496" w:themeColor="accent1" w:themeShade="BF"/>
+          <w:sz w:val="28"/>
+          <w:szCs w:val="28"/>
+          <w:lang w:val="en-US"/>
+        </w:rPr>
+        <w:t xml:space="preserve"> mentioned above, our benchmarking now</w:t>
+      </w:r>
+      <w:r>
+        <w:rPr>
+          <w:rFonts w:ascii="Times New Roman" w:hAnsi="Times New Roman" w:cs="Times New Roman"/>
+          <w:color w:val="2F5496" w:themeColor="accent1" w:themeShade="BF"/>
+          <w:sz w:val="28"/>
+          <w:szCs w:val="28"/>
+          <w:lang w:val="en-US"/>
+        </w:rPr>
+        <w:t xml:space="preserve"> also </w:t>
+      </w:r>
+      <w:r>
+        <w:rPr>
+          <w:rFonts w:ascii="Times New Roman" w:hAnsi="Times New Roman" w:cs="Times New Roman"/>
+          <w:color w:val="2F5496" w:themeColor="accent1" w:themeShade="BF"/>
+          <w:sz w:val="28"/>
+          <w:szCs w:val="28"/>
+          <w:lang w:val="en-US"/>
+        </w:rPr>
+        <w:t>include</w:t>
+      </w:r>
+      <w:r>
+        <w:rPr>
+          <w:rFonts w:ascii="Times New Roman" w:hAnsi="Times New Roman" w:cs="Times New Roman"/>
+          <w:color w:val="2F5496" w:themeColor="accent1" w:themeShade="BF"/>
+          <w:sz w:val="28"/>
+          <w:szCs w:val="28"/>
+          <w:lang w:val="en-US"/>
+        </w:rPr>
+        <w:t>s</w:t>
+      </w:r>
+      <w:r>
+        <w:rPr>
+          <w:rFonts w:ascii="Times New Roman" w:hAnsi="Times New Roman" w:cs="Times New Roman"/>
+          <w:color w:val="2F5496" w:themeColor="accent1" w:themeShade="BF"/>
+          <w:sz w:val="28"/>
+          <w:szCs w:val="28"/>
+          <w:lang w:val="en-US"/>
+        </w:rPr>
+        <w:t xml:space="preserve"> Kraken 2 and Ganon 2 with respect </w:t>
+      </w:r>
+      <w:r>
+        <w:rPr>
+          <w:rFonts w:ascii="Times New Roman" w:hAnsi="Times New Roman" w:cs="Times New Roman"/>
+          <w:color w:val="2F5496" w:themeColor="accent1" w:themeShade="BF"/>
+          <w:sz w:val="28"/>
+          <w:szCs w:val="28"/>
+          <w:lang w:val="en-US"/>
+        </w:rPr>
+        <w:t xml:space="preserve">to </w:t>
       </w:r>
       <w:r>
         <w:rPr>
@@ -10914,49 +11425,17 @@
           <w:szCs w:val="28"/>
           <w:lang w:val="en-US"/>
         </w:rPr>
-        <w:t>does</w:t>
-      </w:r>
-      <w:r>
-        <w:rPr>
-          <w:rFonts w:ascii="Times New Roman" w:hAnsi="Times New Roman" w:cs="Times New Roman"/>
-          <w:color w:val="2F5496" w:themeColor="accent1" w:themeShade="BF"/>
-          <w:sz w:val="28"/>
-          <w:szCs w:val="28"/>
-          <w:lang w:val="en-US"/>
-        </w:rPr>
-        <w:t xml:space="preserve"> </w:t>
-      </w:r>
-      <w:r>
-        <w:rPr>
-          <w:rFonts w:ascii="Times New Roman" w:hAnsi="Times New Roman" w:cs="Times New Roman"/>
-          <w:color w:val="2F5496" w:themeColor="accent1" w:themeShade="BF"/>
-          <w:sz w:val="28"/>
-          <w:szCs w:val="28"/>
-          <w:lang w:val="en-US"/>
-        </w:rPr>
-        <w:t xml:space="preserve">include Kraken 2 and Ganon 2 with respect </w:t>
-      </w:r>
-      <w:r>
-        <w:rPr>
-          <w:rFonts w:ascii="Times New Roman" w:hAnsi="Times New Roman" w:cs="Times New Roman"/>
-          <w:color w:val="2F5496" w:themeColor="accent1" w:themeShade="BF"/>
-          <w:sz w:val="28"/>
-          <w:szCs w:val="28"/>
-          <w:lang w:val="en-US"/>
-        </w:rPr>
-        <w:t xml:space="preserve">to </w:t>
-      </w:r>
-      <w:r>
-        <w:rPr>
-          <w:rFonts w:ascii="Times New Roman" w:hAnsi="Times New Roman" w:cs="Times New Roman"/>
-          <w:i/>
-          <w:iCs/>
-          <w:color w:val="2F5496" w:themeColor="accent1" w:themeShade="BF"/>
-          <w:sz w:val="28"/>
-          <w:szCs w:val="28"/>
-          <w:lang w:val="en-US"/>
-        </w:rPr>
         <w:t>classification performance</w:t>
+      </w:r>
+      <w:r>
+        <w:rPr>
+          <w:rFonts w:ascii="Times New Roman" w:hAnsi="Times New Roman" w:cs="Times New Roman"/>
+          <w:color w:val="2F5496" w:themeColor="accent1" w:themeShade="BF"/>
+          <w:sz w:val="28"/>
+          <w:szCs w:val="28"/>
+          <w:lang w:val="en-US"/>
+        </w:rPr>
+        <w:t xml:space="preserve"> (see Section 3.5.2)</w:t>
       </w:r>
       <w:r>
         <w:rPr>

--- a/BMCPointByPointRespRev2.docx
+++ b/BMCPointByPointRespRev2.docx
@@ -2063,7 +2063,25 @@
           <w:szCs w:val="28"/>
           <w:lang w:val="en-US"/>
         </w:rPr>
-        <w:t xml:space="preserve">We compare </w:t>
+        <w:t>We compare</w:t>
+      </w:r>
+      <w:r>
+        <w:rPr>
+          <w:color w:val="2F5496" w:themeColor="accent1" w:themeShade="BF"/>
+          <w:sz w:val="28"/>
+          <w:szCs w:val="28"/>
+          <w:lang w:val="en-US"/>
+        </w:rPr>
+        <w:t>d</w:t>
+      </w:r>
+      <w:r>
+        <w:rPr>
+          <w:color w:val="2F5496" w:themeColor="accent1" w:themeShade="BF"/>
+          <w:sz w:val="28"/>
+          <w:szCs w:val="28"/>
+          <w:lang w:val="en-US"/>
+        </w:rPr>
+        <w:t xml:space="preserve"> </w:t>
       </w:r>
       <w:proofErr w:type="spellStart"/>
       <w:r>
@@ -2145,7 +2163,25 @@
           <w:szCs w:val="28"/>
           <w:lang w:val="en-US"/>
         </w:rPr>
-        <w:t xml:space="preserve">We include a comparison based on three simulated viral data sets with known ground truth and report </w:t>
+        <w:t>We include</w:t>
+      </w:r>
+      <w:r>
+        <w:rPr>
+          <w:color w:val="2F5496" w:themeColor="accent1" w:themeShade="BF"/>
+          <w:sz w:val="28"/>
+          <w:szCs w:val="28"/>
+          <w:lang w:val="en-US"/>
+        </w:rPr>
+        <w:t>d</w:t>
+      </w:r>
+      <w:r>
+        <w:rPr>
+          <w:color w:val="2F5496" w:themeColor="accent1" w:themeShade="BF"/>
+          <w:sz w:val="28"/>
+          <w:szCs w:val="28"/>
+          <w:lang w:val="en-US"/>
+        </w:rPr>
+        <w:t xml:space="preserve"> a comparison based on three simulated viral data sets with known ground truth and report </w:t>
       </w:r>
       <w:r>
         <w:rPr>
@@ -2253,18 +2289,13 @@
           <w:szCs w:val="28"/>
           <w:lang w:val="en-US"/>
         </w:rPr>
-        <w:t>We extended the existing comparison based on real-world tick data from Section 3.4 to reflect the results of all four tools.</w:t>
+        <w:t>We compared classification performance (runtime / memory) across all four tools.</w:t>
       </w:r>
     </w:p>
     <w:p>
       <w:pPr>
-        <w:pStyle w:val="u-mb-24"/>
-        <w:numPr>
-          <w:ilvl w:val="0"/>
-          <w:numId w:val="4"/>
-        </w:numPr>
-        <w:rPr>
-          <w:color w:val="2F5496" w:themeColor="accent1" w:themeShade="BF"/>
+        <w:rPr>
+          <w:rFonts w:ascii="Times New Roman" w:hAnsi="Times New Roman" w:cs="Times New Roman"/>
           <w:sz w:val="28"/>
           <w:szCs w:val="28"/>
           <w:lang w:val="en-US"/>
@@ -2272,12 +2303,32 @@
       </w:pPr>
       <w:r>
         <w:rPr>
-          <w:color w:val="2F5496" w:themeColor="accent1" w:themeShade="BF"/>
-          <w:sz w:val="28"/>
-          <w:szCs w:val="28"/>
-          <w:lang w:val="en-US"/>
-        </w:rPr>
-        <w:t>We compared classification performance (runtime / memory) across all four tools.</w:t>
+          <w:rFonts w:ascii="Times New Roman" w:hAnsi="Times New Roman" w:cs="Times New Roman"/>
+          <w:sz w:val="28"/>
+          <w:szCs w:val="28"/>
+          <w:lang w:val="en-US"/>
+        </w:rPr>
+        <w:t>● Also related to the first point, I’m wondering why the authors relied on simple Bloom Filters for k-</w:t>
+      </w:r>
+      <w:proofErr w:type="spellStart"/>
+      <w:r>
+        <w:rPr>
+          <w:rFonts w:ascii="Times New Roman" w:hAnsi="Times New Roman" w:cs="Times New Roman"/>
+          <w:sz w:val="28"/>
+          <w:szCs w:val="28"/>
+          <w:lang w:val="en-US"/>
+        </w:rPr>
+        <w:t>mer</w:t>
+      </w:r>
+      <w:proofErr w:type="spellEnd"/>
+      <w:r>
+        <w:rPr>
+          <w:rFonts w:ascii="Times New Roman" w:hAnsi="Times New Roman" w:cs="Times New Roman"/>
+          <w:sz w:val="28"/>
+          <w:szCs w:val="28"/>
+          <w:lang w:val="en-US"/>
+        </w:rPr>
+        <w:t xml:space="preserve"> membership queries. Is it because the filter needs to be updatable once it is created? </w:t>
       </w:r>
     </w:p>
     <w:p>
@@ -2292,31 +2343,136 @@
       <w:r>
         <w:rPr>
           <w:rFonts w:ascii="Times New Roman" w:hAnsi="Times New Roman" w:cs="Times New Roman"/>
-          <w:sz w:val="28"/>
-          <w:szCs w:val="28"/>
-          <w:lang w:val="en-US"/>
-        </w:rPr>
-        <w:t>● Also related to the first point, I’m wondering why the authors relied on simple Bloom Filters for k-</w:t>
+          <w:color w:val="2F5496" w:themeColor="accent1" w:themeShade="BF"/>
+          <w:sz w:val="28"/>
+          <w:szCs w:val="28"/>
+          <w:lang w:val="en-US"/>
+        </w:rPr>
+        <w:t>None</w:t>
+      </w:r>
+      <w:r>
+        <w:rPr>
+          <w:rFonts w:ascii="Times New Roman" w:hAnsi="Times New Roman" w:cs="Times New Roman"/>
+          <w:color w:val="2F5496" w:themeColor="accent1" w:themeShade="BF"/>
+          <w:sz w:val="28"/>
+          <w:szCs w:val="28"/>
+          <w:lang w:val="en-US"/>
+        </w:rPr>
+        <w:t xml:space="preserve"> of the </w:t>
+      </w:r>
+      <w:r>
+        <w:rPr>
+          <w:rFonts w:ascii="Times New Roman" w:hAnsi="Times New Roman" w:cs="Times New Roman"/>
+          <w:color w:val="2F5496" w:themeColor="accent1" w:themeShade="BF"/>
+          <w:sz w:val="28"/>
+          <w:szCs w:val="28"/>
+          <w:lang w:val="en-US"/>
+        </w:rPr>
+        <w:t xml:space="preserve">employed Bloom </w:t>
+      </w:r>
+      <w:r>
+        <w:rPr>
+          <w:rFonts w:ascii="Times New Roman" w:hAnsi="Times New Roman" w:cs="Times New Roman"/>
+          <w:color w:val="2F5496" w:themeColor="accent1" w:themeShade="BF"/>
+          <w:sz w:val="28"/>
+          <w:szCs w:val="28"/>
+          <w:lang w:val="en-US"/>
+        </w:rPr>
+        <w:t>filter</w:t>
+      </w:r>
+      <w:r>
+        <w:rPr>
+          <w:rFonts w:ascii="Times New Roman" w:hAnsi="Times New Roman" w:cs="Times New Roman"/>
+          <w:color w:val="2F5496" w:themeColor="accent1" w:themeShade="BF"/>
+          <w:sz w:val="28"/>
+          <w:szCs w:val="28"/>
+          <w:lang w:val="en-US"/>
+        </w:rPr>
+        <w:t>s</w:t>
+      </w:r>
+      <w:r>
+        <w:rPr>
+          <w:rFonts w:ascii="Times New Roman" w:hAnsi="Times New Roman" w:cs="Times New Roman"/>
+          <w:color w:val="2F5496" w:themeColor="accent1" w:themeShade="BF"/>
+          <w:sz w:val="28"/>
+          <w:szCs w:val="28"/>
+          <w:lang w:val="en-US"/>
+        </w:rPr>
+        <w:t xml:space="preserve"> must be updated after they were initially filled</w:t>
+      </w:r>
+      <w:r>
+        <w:rPr>
+          <w:rFonts w:ascii="Times New Roman" w:hAnsi="Times New Roman" w:cs="Times New Roman"/>
+          <w:color w:val="2F5496" w:themeColor="accent1" w:themeShade="BF"/>
+          <w:sz w:val="28"/>
+          <w:szCs w:val="28"/>
+          <w:lang w:val="en-US"/>
+        </w:rPr>
+        <w:t>, but the inserted k-</w:t>
       </w:r>
       <w:proofErr w:type="spellStart"/>
       <w:r>
         <w:rPr>
           <w:rFonts w:ascii="Times New Roman" w:hAnsi="Times New Roman" w:cs="Times New Roman"/>
-          <w:sz w:val="28"/>
-          <w:szCs w:val="28"/>
-          <w:lang w:val="en-US"/>
-        </w:rPr>
-        <w:t>mer</w:t>
+          <w:color w:val="2F5496" w:themeColor="accent1" w:themeShade="BF"/>
+          <w:sz w:val="28"/>
+          <w:szCs w:val="28"/>
+          <w:lang w:val="en-US"/>
+        </w:rPr>
+        <w:t>mers</w:t>
       </w:r>
       <w:proofErr w:type="spellEnd"/>
       <w:r>
         <w:rPr>
           <w:rFonts w:ascii="Times New Roman" w:hAnsi="Times New Roman" w:cs="Times New Roman"/>
-          <w:sz w:val="28"/>
-          <w:szCs w:val="28"/>
-          <w:lang w:val="en-US"/>
-        </w:rPr>
-        <w:t xml:space="preserve"> membership queries. Is it because the filter needs to be updatable once it is created? </w:t>
+          <w:color w:val="2F5496" w:themeColor="accent1" w:themeShade="BF"/>
+          <w:sz w:val="28"/>
+          <w:szCs w:val="28"/>
+          <w:lang w:val="en-US"/>
+        </w:rPr>
+        <w:t xml:space="preserve"> are not all known ahead of time while filling </w:t>
+      </w:r>
+      <w:r>
+        <w:rPr>
+          <w:rFonts w:ascii="Times New Roman" w:hAnsi="Times New Roman" w:cs="Times New Roman"/>
+          <w:color w:val="2F5496" w:themeColor="accent1" w:themeShade="BF"/>
+          <w:sz w:val="28"/>
+          <w:szCs w:val="28"/>
+          <w:lang w:val="en-US"/>
+        </w:rPr>
+        <w:t xml:space="preserve">two of </w:t>
+      </w:r>
+      <w:r>
+        <w:rPr>
+          <w:rFonts w:ascii="Times New Roman" w:hAnsi="Times New Roman" w:cs="Times New Roman"/>
+          <w:color w:val="2F5496" w:themeColor="accent1" w:themeShade="BF"/>
+          <w:sz w:val="28"/>
+          <w:szCs w:val="28"/>
+          <w:lang w:val="en-US"/>
+        </w:rPr>
+        <w:t>the filters. Instead, the k-</w:t>
+      </w:r>
+      <w:proofErr w:type="spellStart"/>
+      <w:r>
+        <w:rPr>
+          <w:rFonts w:ascii="Times New Roman" w:hAnsi="Times New Roman" w:cs="Times New Roman"/>
+          <w:color w:val="2F5496" w:themeColor="accent1" w:themeShade="BF"/>
+          <w:sz w:val="28"/>
+          <w:szCs w:val="28"/>
+          <w:lang w:val="en-US"/>
+        </w:rPr>
+        <w:t>mers</w:t>
+      </w:r>
+      <w:proofErr w:type="spellEnd"/>
+      <w:r>
+        <w:rPr>
+          <w:rFonts w:ascii="Times New Roman" w:hAnsi="Times New Roman" w:cs="Times New Roman"/>
+          <w:color w:val="2F5496" w:themeColor="accent1" w:themeShade="BF"/>
+          <w:sz w:val="28"/>
+          <w:szCs w:val="28"/>
+          <w:lang w:val="en-US"/>
+        </w:rPr>
+        <w:t xml:space="preserve"> “stream in” when reading the underlying genomic files on which the database generation depends. </w:t>
       </w:r>
     </w:p>
     <w:p>
@@ -2331,78 +2487,16 @@
       <w:r>
         <w:rPr>
           <w:rFonts w:ascii="Times New Roman" w:hAnsi="Times New Roman" w:cs="Times New Roman"/>
-          <w:color w:val="2F5496" w:themeColor="accent1" w:themeShade="BF"/>
-          <w:sz w:val="28"/>
-          <w:szCs w:val="28"/>
-          <w:lang w:val="en-US"/>
-        </w:rPr>
-        <w:t>None</w:t>
-      </w:r>
-      <w:r>
-        <w:rPr>
-          <w:rFonts w:ascii="Times New Roman" w:hAnsi="Times New Roman" w:cs="Times New Roman"/>
-          <w:color w:val="2F5496" w:themeColor="accent1" w:themeShade="BF"/>
-          <w:sz w:val="28"/>
-          <w:szCs w:val="28"/>
-          <w:lang w:val="en-US"/>
-        </w:rPr>
-        <w:t xml:space="preserve"> of the </w:t>
-      </w:r>
-      <w:r>
-        <w:rPr>
-          <w:rFonts w:ascii="Times New Roman" w:hAnsi="Times New Roman" w:cs="Times New Roman"/>
-          <w:color w:val="2F5496" w:themeColor="accent1" w:themeShade="BF"/>
-          <w:sz w:val="28"/>
-          <w:szCs w:val="28"/>
-          <w:lang w:val="en-US"/>
-        </w:rPr>
-        <w:t xml:space="preserve">employed Bloom </w:t>
-      </w:r>
-      <w:r>
-        <w:rPr>
-          <w:rFonts w:ascii="Times New Roman" w:hAnsi="Times New Roman" w:cs="Times New Roman"/>
-          <w:color w:val="2F5496" w:themeColor="accent1" w:themeShade="BF"/>
-          <w:sz w:val="28"/>
-          <w:szCs w:val="28"/>
-          <w:lang w:val="en-US"/>
-        </w:rPr>
-        <w:t>filter</w:t>
-      </w:r>
-      <w:r>
-        <w:rPr>
-          <w:rFonts w:ascii="Times New Roman" w:hAnsi="Times New Roman" w:cs="Times New Roman"/>
-          <w:color w:val="2F5496" w:themeColor="accent1" w:themeShade="BF"/>
-          <w:sz w:val="28"/>
-          <w:szCs w:val="28"/>
-          <w:lang w:val="en-US"/>
-        </w:rPr>
-        <w:t>s</w:t>
-      </w:r>
-      <w:r>
-        <w:rPr>
-          <w:rFonts w:ascii="Times New Roman" w:hAnsi="Times New Roman" w:cs="Times New Roman"/>
-          <w:color w:val="2F5496" w:themeColor="accent1" w:themeShade="BF"/>
-          <w:sz w:val="28"/>
-          <w:szCs w:val="28"/>
-          <w:lang w:val="en-US"/>
-        </w:rPr>
-        <w:t xml:space="preserve"> must be updated after they were initially filled</w:t>
-      </w:r>
-      <w:r>
-        <w:rPr>
-          <w:rFonts w:ascii="Times New Roman" w:hAnsi="Times New Roman" w:cs="Times New Roman"/>
-          <w:color w:val="2F5496" w:themeColor="accent1" w:themeShade="BF"/>
-          <w:sz w:val="28"/>
-          <w:szCs w:val="28"/>
-          <w:lang w:val="en-US"/>
-        </w:rPr>
-        <w:t>, but the inserted k-</w:t>
+          <w:sz w:val="28"/>
+          <w:szCs w:val="28"/>
+          <w:lang w:val="en-US"/>
+        </w:rPr>
+        <w:t>If I understand the database generation correctly, all k-</w:t>
       </w:r>
       <w:proofErr w:type="spellStart"/>
       <w:r>
         <w:rPr>
           <w:rFonts w:ascii="Times New Roman" w:hAnsi="Times New Roman" w:cs="Times New Roman"/>
-          <w:color w:val="2F5496" w:themeColor="accent1" w:themeShade="BF"/>
           <w:sz w:val="28"/>
           <w:szCs w:val="28"/>
           <w:lang w:val="en-US"/>
@@ -2413,60 +2507,58 @@
       <w:r>
         <w:rPr>
           <w:rFonts w:ascii="Times New Roman" w:hAnsi="Times New Roman" w:cs="Times New Roman"/>
-          <w:color w:val="2F5496" w:themeColor="accent1" w:themeShade="BF"/>
-          <w:sz w:val="28"/>
-          <w:szCs w:val="28"/>
-          <w:lang w:val="en-US"/>
-        </w:rPr>
-        <w:t xml:space="preserve"> are not all known ahead of time while filling </w:t>
-      </w:r>
-      <w:r>
-        <w:rPr>
-          <w:rFonts w:ascii="Times New Roman" w:hAnsi="Times New Roman" w:cs="Times New Roman"/>
-          <w:color w:val="2F5496" w:themeColor="accent1" w:themeShade="BF"/>
-          <w:sz w:val="28"/>
-          <w:szCs w:val="28"/>
-          <w:lang w:val="en-US"/>
-        </w:rPr>
-        <w:t xml:space="preserve">two of </w:t>
-      </w:r>
-      <w:r>
-        <w:rPr>
-          <w:rFonts w:ascii="Times New Roman" w:hAnsi="Times New Roman" w:cs="Times New Roman"/>
-          <w:color w:val="2F5496" w:themeColor="accent1" w:themeShade="BF"/>
-          <w:sz w:val="28"/>
-          <w:szCs w:val="28"/>
-          <w:lang w:val="en-US"/>
-        </w:rPr>
-        <w:t>the filters. Instead, the k-</w:t>
+          <w:sz w:val="28"/>
+          <w:szCs w:val="28"/>
+          <w:lang w:val="en-US"/>
+        </w:rPr>
+        <w:t xml:space="preserve"> of the target organisms are stored in the Bloom filter for fast look-up and only the </w:t>
       </w:r>
       <w:proofErr w:type="spellStart"/>
       <w:r>
         <w:rPr>
           <w:rFonts w:ascii="Times New Roman" w:hAnsi="Times New Roman" w:cs="Times New Roman"/>
-          <w:color w:val="2F5496" w:themeColor="accent1" w:themeShade="BF"/>
-          <w:sz w:val="28"/>
-          <w:szCs w:val="28"/>
-          <w:lang w:val="en-US"/>
-        </w:rPr>
-        <w:t>mers</w:t>
+          <w:sz w:val="28"/>
+          <w:szCs w:val="28"/>
+          <w:lang w:val="en-US"/>
+        </w:rPr>
+        <w:t>taxon</w:t>
       </w:r>
       <w:proofErr w:type="spellEnd"/>
       <w:r>
         <w:rPr>
           <w:rFonts w:ascii="Times New Roman" w:hAnsi="Times New Roman" w:cs="Times New Roman"/>
-          <w:color w:val="2F5496" w:themeColor="accent1" w:themeShade="BF"/>
-          <w:sz w:val="28"/>
-          <w:szCs w:val="28"/>
-          <w:lang w:val="en-US"/>
-        </w:rPr>
-        <w:t xml:space="preserve"> “stream in” when reading the underlying genomic files on which the database generation depends. </w:t>
+          <w:sz w:val="28"/>
+          <w:szCs w:val="28"/>
+          <w:lang w:val="en-US"/>
+        </w:rPr>
+        <w:t xml:space="preserve"> assignment is updated during the </w:t>
+      </w:r>
+      <w:proofErr w:type="spellStart"/>
+      <w:r>
+        <w:rPr>
+          <w:rFonts w:ascii="Times New Roman" w:hAnsi="Times New Roman" w:cs="Times New Roman"/>
+          <w:sz w:val="28"/>
+          <w:szCs w:val="28"/>
+          <w:lang w:val="en-US"/>
+        </w:rPr>
+        <w:t>updatedb</w:t>
+      </w:r>
+      <w:proofErr w:type="spellEnd"/>
+      <w:r>
+        <w:rPr>
+          <w:rFonts w:ascii="Times New Roman" w:hAnsi="Times New Roman" w:cs="Times New Roman"/>
+          <w:sz w:val="28"/>
+          <w:szCs w:val="28"/>
+          <w:lang w:val="en-US"/>
+        </w:rPr>
+        <w:t xml:space="preserve"> step. </w:t>
       </w:r>
     </w:p>
     <w:p>
       <w:pPr>
         <w:rPr>
           <w:rFonts w:ascii="Times New Roman" w:hAnsi="Times New Roman" w:cs="Times New Roman"/>
+          <w:color w:val="2F5496" w:themeColor="accent1" w:themeShade="BF"/>
           <w:sz w:val="28"/>
           <w:szCs w:val="28"/>
           <w:lang w:val="en-US"/>
@@ -2475,140 +2567,60 @@
       <w:r>
         <w:rPr>
           <w:rFonts w:ascii="Times New Roman" w:hAnsi="Times New Roman" w:cs="Times New Roman"/>
-          <w:sz w:val="28"/>
-          <w:szCs w:val="28"/>
-          <w:lang w:val="en-US"/>
-        </w:rPr>
-        <w:t>If I understand the database generation correctly, all k-</w:t>
+          <w:color w:val="2F5496" w:themeColor="accent1" w:themeShade="BF"/>
+          <w:sz w:val="28"/>
+          <w:szCs w:val="28"/>
+          <w:lang w:val="en-US"/>
+        </w:rPr>
+        <w:t>It is correct that “</w:t>
+      </w:r>
+      <w:r>
+        <w:rPr>
+          <w:rFonts w:ascii="Times New Roman" w:hAnsi="Times New Roman" w:cs="Times New Roman"/>
+          <w:color w:val="2F5496" w:themeColor="accent1" w:themeShade="BF"/>
+          <w:sz w:val="28"/>
+          <w:szCs w:val="28"/>
+          <w:lang w:val="en-US"/>
+        </w:rPr>
+        <w:t xml:space="preserve">only the </w:t>
       </w:r>
       <w:proofErr w:type="spellStart"/>
       <w:r>
         <w:rPr>
           <w:rFonts w:ascii="Times New Roman" w:hAnsi="Times New Roman" w:cs="Times New Roman"/>
-          <w:sz w:val="28"/>
-          <w:szCs w:val="28"/>
-          <w:lang w:val="en-US"/>
-        </w:rPr>
-        <w:t>mers</w:t>
+          <w:color w:val="2F5496" w:themeColor="accent1" w:themeShade="BF"/>
+          <w:sz w:val="28"/>
+          <w:szCs w:val="28"/>
+          <w:lang w:val="en-US"/>
+        </w:rPr>
+        <w:t>taxon</w:t>
       </w:r>
       <w:proofErr w:type="spellEnd"/>
       <w:r>
         <w:rPr>
           <w:rFonts w:ascii="Times New Roman" w:hAnsi="Times New Roman" w:cs="Times New Roman"/>
-          <w:sz w:val="28"/>
-          <w:szCs w:val="28"/>
-          <w:lang w:val="en-US"/>
-        </w:rPr>
-        <w:t xml:space="preserve"> of the target organisms are stored in the Bloom filter for fast look-up and only the </w:t>
+          <w:color w:val="2F5496" w:themeColor="accent1" w:themeShade="BF"/>
+          <w:sz w:val="28"/>
+          <w:szCs w:val="28"/>
+          <w:lang w:val="en-US"/>
+        </w:rPr>
+        <w:t xml:space="preserve"> assignment is updated during the </w:t>
       </w:r>
       <w:proofErr w:type="spellStart"/>
       <w:r>
         <w:rPr>
           <w:rFonts w:ascii="Times New Roman" w:hAnsi="Times New Roman" w:cs="Times New Roman"/>
-          <w:sz w:val="28"/>
-          <w:szCs w:val="28"/>
-          <w:lang w:val="en-US"/>
-        </w:rPr>
-        <w:t>taxon</w:t>
+          <w:color w:val="2F5496" w:themeColor="accent1" w:themeShade="BF"/>
+          <w:sz w:val="28"/>
+          <w:szCs w:val="28"/>
+          <w:lang w:val="en-US"/>
+        </w:rPr>
+        <w:t>updatedb</w:t>
       </w:r>
       <w:proofErr w:type="spellEnd"/>
       <w:r>
         <w:rPr>
           <w:rFonts w:ascii="Times New Roman" w:hAnsi="Times New Roman" w:cs="Times New Roman"/>
-          <w:sz w:val="28"/>
-          <w:szCs w:val="28"/>
-          <w:lang w:val="en-US"/>
-        </w:rPr>
-        <w:t xml:space="preserve"> assignment is updated during the </w:t>
-      </w:r>
-      <w:proofErr w:type="spellStart"/>
-      <w:r>
-        <w:rPr>
-          <w:rFonts w:ascii="Times New Roman" w:hAnsi="Times New Roman" w:cs="Times New Roman"/>
-          <w:sz w:val="28"/>
-          <w:szCs w:val="28"/>
-          <w:lang w:val="en-US"/>
-        </w:rPr>
-        <w:t>updatedb</w:t>
-      </w:r>
-      <w:proofErr w:type="spellEnd"/>
-      <w:r>
-        <w:rPr>
-          <w:rFonts w:ascii="Times New Roman" w:hAnsi="Times New Roman" w:cs="Times New Roman"/>
-          <w:sz w:val="28"/>
-          <w:szCs w:val="28"/>
-          <w:lang w:val="en-US"/>
-        </w:rPr>
-        <w:t xml:space="preserve"> step. </w:t>
-      </w:r>
-    </w:p>
-    <w:p>
-      <w:pPr>
-        <w:rPr>
-          <w:rFonts w:ascii="Times New Roman" w:hAnsi="Times New Roman" w:cs="Times New Roman"/>
-          <w:color w:val="2F5496" w:themeColor="accent1" w:themeShade="BF"/>
-          <w:sz w:val="28"/>
-          <w:szCs w:val="28"/>
-          <w:lang w:val="en-US"/>
-        </w:rPr>
-      </w:pPr>
-      <w:r>
-        <w:rPr>
-          <w:rFonts w:ascii="Times New Roman" w:hAnsi="Times New Roman" w:cs="Times New Roman"/>
-          <w:color w:val="2F5496" w:themeColor="accent1" w:themeShade="BF"/>
-          <w:sz w:val="28"/>
-          <w:szCs w:val="28"/>
-          <w:lang w:val="en-US"/>
-        </w:rPr>
-        <w:t>It is correct that “</w:t>
-      </w:r>
-      <w:r>
-        <w:rPr>
-          <w:rFonts w:ascii="Times New Roman" w:hAnsi="Times New Roman" w:cs="Times New Roman"/>
-          <w:color w:val="2F5496" w:themeColor="accent1" w:themeShade="BF"/>
-          <w:sz w:val="28"/>
-          <w:szCs w:val="28"/>
-          <w:lang w:val="en-US"/>
-        </w:rPr>
-        <w:t xml:space="preserve">only the </w:t>
-      </w:r>
-      <w:proofErr w:type="spellStart"/>
-      <w:r>
-        <w:rPr>
-          <w:rFonts w:ascii="Times New Roman" w:hAnsi="Times New Roman" w:cs="Times New Roman"/>
-          <w:color w:val="2F5496" w:themeColor="accent1" w:themeShade="BF"/>
-          <w:sz w:val="28"/>
-          <w:szCs w:val="28"/>
-          <w:lang w:val="en-US"/>
-        </w:rPr>
-        <w:t>taxon</w:t>
-      </w:r>
-      <w:proofErr w:type="spellEnd"/>
-      <w:r>
-        <w:rPr>
-          <w:rFonts w:ascii="Times New Roman" w:hAnsi="Times New Roman" w:cs="Times New Roman"/>
-          <w:color w:val="2F5496" w:themeColor="accent1" w:themeShade="BF"/>
-          <w:sz w:val="28"/>
-          <w:szCs w:val="28"/>
-          <w:lang w:val="en-US"/>
-        </w:rPr>
-        <w:t xml:space="preserve"> assignment is updated during the </w:t>
-      </w:r>
-      <w:proofErr w:type="spellStart"/>
-      <w:r>
-        <w:rPr>
-          <w:rFonts w:ascii="Times New Roman" w:hAnsi="Times New Roman" w:cs="Times New Roman"/>
-          <w:color w:val="2F5496" w:themeColor="accent1" w:themeShade="BF"/>
-          <w:sz w:val="28"/>
-          <w:szCs w:val="28"/>
-          <w:lang w:val="en-US"/>
-        </w:rPr>
-        <w:t>updatedb</w:t>
-      </w:r>
-      <w:proofErr w:type="spellEnd"/>
-      <w:r>
-        <w:rPr>
-          <w:rFonts w:ascii="Times New Roman" w:hAnsi="Times New Roman" w:cs="Times New Roman"/>
           <w:color w:val="2F5496" w:themeColor="accent1" w:themeShade="BF"/>
           <w:sz w:val="28"/>
           <w:szCs w:val="28"/>
@@ -2654,7 +2666,27 @@
           <w:szCs w:val="28"/>
           <w:lang w:val="en-US"/>
         </w:rPr>
-        <w:t xml:space="preserve">ilter as a data structure is used in </w:t>
+        <w:t xml:space="preserve">ilter as a data structure is used </w:t>
+      </w:r>
+      <w:r>
+        <w:rPr>
+          <w:rFonts w:ascii="Times New Roman" w:hAnsi="Times New Roman" w:cs="Times New Roman"/>
+          <w:color w:val="2F5496" w:themeColor="accent1" w:themeShade="BF"/>
+          <w:sz w:val="28"/>
+          <w:szCs w:val="28"/>
+          <w:lang w:val="en-US"/>
+        </w:rPr>
+        <w:t xml:space="preserve">mainly </w:t>
+      </w:r>
+      <w:r>
+        <w:rPr>
+          <w:rFonts w:ascii="Times New Roman" w:hAnsi="Times New Roman" w:cs="Times New Roman"/>
+          <w:color w:val="2F5496" w:themeColor="accent1" w:themeShade="BF"/>
+          <w:sz w:val="28"/>
+          <w:szCs w:val="28"/>
+          <w:lang w:val="en-US"/>
+        </w:rPr>
+        <w:t xml:space="preserve">in </w:t>
       </w:r>
       <w:r>
         <w:rPr>
@@ -5163,6 +5195,212 @@
           <w:lang w:val="en-US"/>
         </w:rPr>
         <w:t xml:space="preserve"> of Section 4.</w:t>
+      </w:r>
+      <w:r>
+        <w:rPr>
+          <w:rFonts w:ascii="Times New Roman" w:hAnsi="Times New Roman" w:cs="Times New Roman"/>
+          <w:color w:val="2F5496" w:themeColor="accent1" w:themeShade="BF"/>
+          <w:sz w:val="28"/>
+          <w:szCs w:val="28"/>
+          <w:lang w:val="en-US"/>
+        </w:rPr>
+        <w:t xml:space="preserve"> </w:t>
+      </w:r>
+      <w:r>
+        <w:rPr>
+          <w:rFonts w:ascii="Times New Roman" w:hAnsi="Times New Roman" w:cs="Times New Roman"/>
+          <w:color w:val="2F5496" w:themeColor="accent1" w:themeShade="BF"/>
+          <w:sz w:val="28"/>
+          <w:szCs w:val="28"/>
+          <w:lang w:val="en-US"/>
+        </w:rPr>
+        <w:t xml:space="preserve">(Beyond these aspects it is questionable whether </w:t>
+      </w:r>
+      <w:proofErr w:type="spellStart"/>
+      <w:r>
+        <w:rPr>
+          <w:rFonts w:ascii="Times New Roman" w:hAnsi="Times New Roman" w:cs="Times New Roman"/>
+          <w:color w:val="2F5496" w:themeColor="accent1" w:themeShade="BF"/>
+          <w:sz w:val="28"/>
+          <w:szCs w:val="28"/>
+          <w:lang w:val="en-US"/>
+        </w:rPr>
+        <w:t>Genestrip’s</w:t>
+      </w:r>
+      <w:proofErr w:type="spellEnd"/>
+      <w:r>
+        <w:rPr>
+          <w:rFonts w:ascii="Times New Roman" w:hAnsi="Times New Roman" w:cs="Times New Roman"/>
+          <w:color w:val="2F5496" w:themeColor="accent1" w:themeShade="BF"/>
+          <w:sz w:val="28"/>
+          <w:szCs w:val="28"/>
+          <w:lang w:val="en-US"/>
+        </w:rPr>
+        <w:t xml:space="preserve"> update phase would work </w:t>
+      </w:r>
+      <w:r>
+        <w:rPr>
+          <w:rFonts w:ascii="Times New Roman" w:hAnsi="Times New Roman" w:cs="Times New Roman"/>
+          <w:color w:val="2F5496" w:themeColor="accent1" w:themeShade="BF"/>
+          <w:sz w:val="28"/>
+          <w:szCs w:val="28"/>
+          <w:lang w:val="en-US"/>
+        </w:rPr>
+        <w:t xml:space="preserve">at all </w:t>
+      </w:r>
+      <w:r>
+        <w:rPr>
+          <w:rFonts w:ascii="Times New Roman" w:hAnsi="Times New Roman" w:cs="Times New Roman"/>
+          <w:color w:val="2F5496" w:themeColor="accent1" w:themeShade="BF"/>
+          <w:sz w:val="28"/>
+          <w:szCs w:val="28"/>
+          <w:lang w:val="en-US"/>
+        </w:rPr>
+        <w:t xml:space="preserve">in combination with any Bloom Filter to (re-)associate a </w:t>
+      </w:r>
+      <w:proofErr w:type="spellStart"/>
+      <w:r>
+        <w:rPr>
+          <w:rFonts w:ascii="Times New Roman" w:hAnsi="Times New Roman" w:cs="Times New Roman"/>
+          <w:color w:val="2F5496" w:themeColor="accent1" w:themeShade="BF"/>
+          <w:sz w:val="28"/>
+          <w:szCs w:val="28"/>
+          <w:lang w:val="en-US"/>
+        </w:rPr>
+        <w:t>taxon</w:t>
+      </w:r>
+      <w:proofErr w:type="spellEnd"/>
+      <w:r>
+        <w:rPr>
+          <w:rFonts w:ascii="Times New Roman" w:hAnsi="Times New Roman" w:cs="Times New Roman"/>
+          <w:color w:val="2F5496" w:themeColor="accent1" w:themeShade="BF"/>
+          <w:sz w:val="28"/>
+          <w:szCs w:val="28"/>
+          <w:lang w:val="en-US"/>
+        </w:rPr>
+        <w:t xml:space="preserve"> with a</w:t>
+      </w:r>
+      <w:r>
+        <w:rPr>
+          <w:rFonts w:ascii="Times New Roman" w:hAnsi="Times New Roman" w:cs="Times New Roman"/>
+          <w:color w:val="2F5496" w:themeColor="accent1" w:themeShade="BF"/>
+          <w:sz w:val="28"/>
+          <w:szCs w:val="28"/>
+          <w:lang w:val="en-US"/>
+        </w:rPr>
+        <w:t>n entered</w:t>
+      </w:r>
+      <w:r>
+        <w:rPr>
+          <w:rFonts w:ascii="Times New Roman" w:hAnsi="Times New Roman" w:cs="Times New Roman"/>
+          <w:color w:val="2F5496" w:themeColor="accent1" w:themeShade="BF"/>
+          <w:sz w:val="28"/>
+          <w:szCs w:val="28"/>
+          <w:lang w:val="en-US"/>
+        </w:rPr>
+        <w:t xml:space="preserve"> k-</w:t>
+      </w:r>
+      <w:proofErr w:type="spellStart"/>
+      <w:r>
+        <w:rPr>
+          <w:rFonts w:ascii="Times New Roman" w:hAnsi="Times New Roman" w:cs="Times New Roman"/>
+          <w:color w:val="2F5496" w:themeColor="accent1" w:themeShade="BF"/>
+          <w:sz w:val="28"/>
+          <w:szCs w:val="28"/>
+          <w:lang w:val="en-US"/>
+        </w:rPr>
+        <w:t>mer</w:t>
+      </w:r>
+      <w:proofErr w:type="spellEnd"/>
+      <w:r>
+        <w:rPr>
+          <w:rFonts w:ascii="Times New Roman" w:hAnsi="Times New Roman" w:cs="Times New Roman"/>
+          <w:color w:val="2F5496" w:themeColor="accent1" w:themeShade="BF"/>
+          <w:sz w:val="28"/>
+          <w:szCs w:val="28"/>
+          <w:lang w:val="en-US"/>
+        </w:rPr>
+        <w:t xml:space="preserve"> because Bloom </w:t>
+      </w:r>
+      <w:r>
+        <w:rPr>
+          <w:rFonts w:ascii="Times New Roman" w:hAnsi="Times New Roman" w:cs="Times New Roman"/>
+          <w:color w:val="2F5496" w:themeColor="accent1" w:themeShade="BF"/>
+          <w:sz w:val="28"/>
+          <w:szCs w:val="28"/>
+          <w:lang w:val="en-US"/>
+        </w:rPr>
+        <w:t xml:space="preserve">filters (or other probabilistic </w:t>
+      </w:r>
+      <w:r>
+        <w:rPr>
+          <w:rFonts w:ascii="Times New Roman" w:hAnsi="Times New Roman" w:cs="Times New Roman"/>
+          <w:color w:val="2F5496" w:themeColor="accent1" w:themeShade="BF"/>
+          <w:sz w:val="28"/>
+          <w:szCs w:val="28"/>
+          <w:lang w:val="en-US"/>
+        </w:rPr>
+        <w:t>filters</w:t>
+      </w:r>
+      <w:r>
+        <w:rPr>
+          <w:rFonts w:ascii="Times New Roman" w:hAnsi="Times New Roman" w:cs="Times New Roman"/>
+          <w:color w:val="2F5496" w:themeColor="accent1" w:themeShade="BF"/>
+          <w:sz w:val="28"/>
+          <w:szCs w:val="28"/>
+          <w:lang w:val="en-US"/>
+        </w:rPr>
+        <w:t>)</w:t>
+      </w:r>
+      <w:r>
+        <w:rPr>
+          <w:rFonts w:ascii="Times New Roman" w:hAnsi="Times New Roman" w:cs="Times New Roman"/>
+          <w:color w:val="2F5496" w:themeColor="accent1" w:themeShade="BF"/>
+          <w:sz w:val="28"/>
+          <w:szCs w:val="28"/>
+          <w:lang w:val="en-US"/>
+        </w:rPr>
+        <w:t xml:space="preserve"> </w:t>
+      </w:r>
+      <w:r>
+        <w:rPr>
+          <w:rFonts w:ascii="Times New Roman" w:hAnsi="Times New Roman" w:cs="Times New Roman"/>
+          <w:color w:val="2F5496" w:themeColor="accent1" w:themeShade="BF"/>
+          <w:sz w:val="28"/>
+          <w:szCs w:val="28"/>
+          <w:lang w:val="en-US"/>
+        </w:rPr>
+        <w:t xml:space="preserve">generally </w:t>
+      </w:r>
+      <w:r>
+        <w:rPr>
+          <w:rFonts w:ascii="Times New Roman" w:hAnsi="Times New Roman" w:cs="Times New Roman"/>
+          <w:color w:val="2F5496" w:themeColor="accent1" w:themeShade="BF"/>
+          <w:sz w:val="28"/>
+          <w:szCs w:val="28"/>
+          <w:lang w:val="en-US"/>
+        </w:rPr>
+        <w:t xml:space="preserve">don’t support an entry’s update after </w:t>
+      </w:r>
+      <w:r>
+        <w:rPr>
+          <w:rFonts w:ascii="Times New Roman" w:hAnsi="Times New Roman" w:cs="Times New Roman"/>
+          <w:color w:val="2F5496" w:themeColor="accent1" w:themeShade="BF"/>
+          <w:sz w:val="28"/>
+          <w:szCs w:val="28"/>
+          <w:lang w:val="en-US"/>
+        </w:rPr>
+        <w:t>its</w:t>
+      </w:r>
+      <w:r>
+        <w:rPr>
+          <w:rFonts w:ascii="Times New Roman" w:hAnsi="Times New Roman" w:cs="Times New Roman"/>
+          <w:color w:val="2F5496" w:themeColor="accent1" w:themeShade="BF"/>
+          <w:sz w:val="28"/>
+          <w:szCs w:val="28"/>
+          <w:lang w:val="en-US"/>
+        </w:rPr>
+        <w:t xml:space="preserve"> initial insert.)</w:t>
       </w:r>
     </w:p>
     <w:p>
@@ -10924,7 +11162,57 @@
           <w:szCs w:val="28"/>
           <w:lang w:val="en-US"/>
         </w:rPr>
-        <w:t xml:space="preserve">As we established in the manuscript: In case of the other tools, small databases suffer from </w:t>
+        <w:t>And a</w:t>
+      </w:r>
+      <w:r>
+        <w:rPr>
+          <w:rFonts w:ascii="Times New Roman" w:hAnsi="Times New Roman" w:cs="Times New Roman"/>
+          <w:color w:val="2F5496" w:themeColor="accent1" w:themeShade="BF"/>
+          <w:sz w:val="28"/>
+          <w:szCs w:val="28"/>
+          <w:lang w:val="en-US"/>
+        </w:rPr>
+        <w:t xml:space="preserve">s we established in the </w:t>
+      </w:r>
+      <w:r>
+        <w:rPr>
+          <w:rFonts w:ascii="Times New Roman" w:hAnsi="Times New Roman" w:cs="Times New Roman"/>
+          <w:color w:val="2F5496" w:themeColor="accent1" w:themeShade="BF"/>
+          <w:sz w:val="28"/>
+          <w:szCs w:val="28"/>
+          <w:lang w:val="en-US"/>
+        </w:rPr>
+        <w:t xml:space="preserve">new </w:t>
+      </w:r>
+      <w:r>
+        <w:rPr>
+          <w:rFonts w:ascii="Times New Roman" w:hAnsi="Times New Roman" w:cs="Times New Roman"/>
+          <w:color w:val="2F5496" w:themeColor="accent1" w:themeShade="BF"/>
+          <w:sz w:val="28"/>
+          <w:szCs w:val="28"/>
+          <w:lang w:val="en-US"/>
+        </w:rPr>
+        <w:t>manuscript</w:t>
+      </w:r>
+      <w:r>
+        <w:rPr>
+          <w:rFonts w:ascii="Times New Roman" w:hAnsi="Times New Roman" w:cs="Times New Roman"/>
+          <w:color w:val="2F5496" w:themeColor="accent1" w:themeShade="BF"/>
+          <w:sz w:val="28"/>
+          <w:szCs w:val="28"/>
+          <w:lang w:val="en-US"/>
+        </w:rPr>
+        <w:t xml:space="preserve"> version</w:t>
+      </w:r>
+      <w:r>
+        <w:rPr>
+          <w:rFonts w:ascii="Times New Roman" w:hAnsi="Times New Roman" w:cs="Times New Roman"/>
+          <w:color w:val="2F5496" w:themeColor="accent1" w:themeShade="BF"/>
+          <w:sz w:val="28"/>
+          <w:szCs w:val="28"/>
+          <w:lang w:val="en-US"/>
+        </w:rPr>
+        <w:t xml:space="preserve">: In case of the other tools, small databases suffer from </w:t>
       </w:r>
       <w:r>
         <w:rPr>
@@ -10994,17 +11282,7 @@
           <w:szCs w:val="28"/>
           <w:lang w:val="en-US"/>
         </w:rPr>
-        <w:t>herefore</w:t>
-      </w:r>
-      <w:r>
-        <w:rPr>
-          <w:rFonts w:ascii="Times New Roman" w:hAnsi="Times New Roman" w:cs="Times New Roman"/>
-          <w:color w:val="2F5496" w:themeColor="accent1" w:themeShade="BF"/>
-          <w:sz w:val="28"/>
-          <w:szCs w:val="28"/>
-          <w:lang w:val="en-US"/>
-        </w:rPr>
-        <w:t xml:space="preserve">, it does not make sense to consider them for comparison in the context of database generation performance. </w:t>
+        <w:t xml:space="preserve">herefore, it does not make sense to consider them for comparison in the context of database generation performance. </w:t>
       </w:r>
       <w:r>
         <w:rPr>
@@ -11206,19 +11484,7 @@
           <w:szCs w:val="28"/>
           <w:lang w:val="en-US"/>
         </w:rPr>
-        <w:t xml:space="preserve"> new databases </w:t>
-      </w:r>
-      <w:r>
-        <w:rPr>
-          <w:rFonts w:ascii="Times New Roman" w:hAnsi="Times New Roman" w:cs="Times New Roman"/>
-          <w:i/>
-          <w:iCs/>
-          <w:color w:val="2F5496" w:themeColor="accent1" w:themeShade="BF"/>
-          <w:sz w:val="28"/>
-          <w:szCs w:val="28"/>
-          <w:lang w:val="en-US"/>
-        </w:rPr>
-        <w:t xml:space="preserve">on regular PCs within minutes to </w:t>
+        <w:t xml:space="preserve"> new databases on regular PCs within minutes to </w:t>
       </w:r>
       <w:r>
         <w:rPr>
@@ -11353,6 +11619,36 @@
           <w:szCs w:val="28"/>
           <w:lang w:val="en-US"/>
         </w:rPr>
+        <w:t>s mentioned above, our benchmarking now</w:t>
+      </w:r>
+      <w:r>
+        <w:rPr>
+          <w:rFonts w:ascii="Times New Roman" w:hAnsi="Times New Roman" w:cs="Times New Roman"/>
+          <w:color w:val="2F5496" w:themeColor="accent1" w:themeShade="BF"/>
+          <w:sz w:val="28"/>
+          <w:szCs w:val="28"/>
+          <w:lang w:val="en-US"/>
+        </w:rPr>
+        <w:t xml:space="preserve"> also </w:t>
+      </w:r>
+      <w:r>
+        <w:rPr>
+          <w:rFonts w:ascii="Times New Roman" w:hAnsi="Times New Roman" w:cs="Times New Roman"/>
+          <w:color w:val="2F5496" w:themeColor="accent1" w:themeShade="BF"/>
+          <w:sz w:val="28"/>
+          <w:szCs w:val="28"/>
+          <w:lang w:val="en-US"/>
+        </w:rPr>
+        <w:t>include</w:t>
+      </w:r>
+      <w:r>
+        <w:rPr>
+          <w:rFonts w:ascii="Times New Roman" w:hAnsi="Times New Roman" w:cs="Times New Roman"/>
+          <w:color w:val="2F5496" w:themeColor="accent1" w:themeShade="BF"/>
+          <w:sz w:val="28"/>
+          <w:szCs w:val="28"/>
+          <w:lang w:val="en-US"/>
+        </w:rPr>
         <w:t>s</w:t>
       </w:r>
       <w:r>
@@ -11363,57 +11659,7 @@
           <w:szCs w:val="28"/>
           <w:lang w:val="en-US"/>
         </w:rPr>
-        <w:t xml:space="preserve"> mentioned above, our benchmarking now</w:t>
-      </w:r>
-      <w:r>
-        <w:rPr>
-          <w:rFonts w:ascii="Times New Roman" w:hAnsi="Times New Roman" w:cs="Times New Roman"/>
-          <w:color w:val="2F5496" w:themeColor="accent1" w:themeShade="BF"/>
-          <w:sz w:val="28"/>
-          <w:szCs w:val="28"/>
-          <w:lang w:val="en-US"/>
-        </w:rPr>
-        <w:t xml:space="preserve"> also </w:t>
-      </w:r>
-      <w:r>
-        <w:rPr>
-          <w:rFonts w:ascii="Times New Roman" w:hAnsi="Times New Roman" w:cs="Times New Roman"/>
-          <w:color w:val="2F5496" w:themeColor="accent1" w:themeShade="BF"/>
-          <w:sz w:val="28"/>
-          <w:szCs w:val="28"/>
-          <w:lang w:val="en-US"/>
-        </w:rPr>
-        <w:t>include</w:t>
-      </w:r>
-      <w:r>
-        <w:rPr>
-          <w:rFonts w:ascii="Times New Roman" w:hAnsi="Times New Roman" w:cs="Times New Roman"/>
-          <w:color w:val="2F5496" w:themeColor="accent1" w:themeShade="BF"/>
-          <w:sz w:val="28"/>
-          <w:szCs w:val="28"/>
-          <w:lang w:val="en-US"/>
-        </w:rPr>
-        <w:t>s</w:t>
-      </w:r>
-      <w:r>
-        <w:rPr>
-          <w:rFonts w:ascii="Times New Roman" w:hAnsi="Times New Roman" w:cs="Times New Roman"/>
-          <w:color w:val="2F5496" w:themeColor="accent1" w:themeShade="BF"/>
-          <w:sz w:val="28"/>
-          <w:szCs w:val="28"/>
-          <w:lang w:val="en-US"/>
-        </w:rPr>
-        <w:t xml:space="preserve"> Kraken 2 and Ganon 2 with respect </w:t>
-      </w:r>
-      <w:r>
-        <w:rPr>
-          <w:rFonts w:ascii="Times New Roman" w:hAnsi="Times New Roman" w:cs="Times New Roman"/>
-          <w:color w:val="2F5496" w:themeColor="accent1" w:themeShade="BF"/>
-          <w:sz w:val="28"/>
-          <w:szCs w:val="28"/>
-          <w:lang w:val="en-US"/>
-        </w:rPr>
-        <w:t xml:space="preserve">to </w:t>
+        <w:t xml:space="preserve"> Kraken 2 and Ganon 2 with respect to </w:t>
       </w:r>
       <w:r>
         <w:rPr>
@@ -11446,6 +11692,87 @@
           <w:lang w:val="en-US"/>
         </w:rPr>
         <w:t>.</w:t>
+      </w:r>
+    </w:p>
+    <w:p>
+      <w:pPr>
+        <w:rPr>
+          <w:rFonts w:ascii="Times New Roman" w:hAnsi="Times New Roman" w:cs="Times New Roman"/>
+          <w:color w:val="2F5496" w:themeColor="accent1" w:themeShade="BF"/>
+          <w:sz w:val="28"/>
+          <w:szCs w:val="28"/>
+          <w:lang w:val="en-US"/>
+        </w:rPr>
+      </w:pPr>
+      <w:r>
+        <w:rPr>
+          <w:rFonts w:ascii="Times New Roman" w:hAnsi="Times New Roman" w:cs="Times New Roman"/>
+          <w:color w:val="2F5496" w:themeColor="accent1" w:themeShade="BF"/>
+          <w:sz w:val="28"/>
+          <w:szCs w:val="28"/>
+          <w:lang w:val="en-US"/>
+        </w:rPr>
+        <w:t xml:space="preserve">Remark: Due to Reviewer 1’s </w:t>
+      </w:r>
+      <w:r>
+        <w:rPr>
+          <w:rFonts w:ascii="Times New Roman" w:hAnsi="Times New Roman" w:cs="Times New Roman"/>
+          <w:color w:val="2F5496" w:themeColor="accent1" w:themeShade="BF"/>
+          <w:sz w:val="28"/>
+          <w:szCs w:val="28"/>
+          <w:lang w:val="en-US"/>
+        </w:rPr>
+        <w:t xml:space="preserve">explicit </w:t>
+      </w:r>
+      <w:r>
+        <w:rPr>
+          <w:rFonts w:ascii="Times New Roman" w:hAnsi="Times New Roman" w:cs="Times New Roman"/>
+          <w:color w:val="2F5496" w:themeColor="accent1" w:themeShade="BF"/>
+          <w:sz w:val="28"/>
+          <w:szCs w:val="28"/>
+          <w:lang w:val="en-US"/>
+        </w:rPr>
+        <w:t>request</w:t>
+      </w:r>
+      <w:r>
+        <w:rPr>
+          <w:rFonts w:ascii="Times New Roman" w:hAnsi="Times New Roman" w:cs="Times New Roman"/>
+          <w:color w:val="2F5496" w:themeColor="accent1" w:themeShade="BF"/>
+          <w:sz w:val="28"/>
+          <w:szCs w:val="28"/>
+          <w:lang w:val="en-US"/>
+        </w:rPr>
+        <w:t>,</w:t>
+      </w:r>
+      <w:r>
+        <w:rPr>
+          <w:rFonts w:ascii="Times New Roman" w:hAnsi="Times New Roman" w:cs="Times New Roman"/>
+          <w:color w:val="2F5496" w:themeColor="accent1" w:themeShade="BF"/>
+          <w:sz w:val="28"/>
+          <w:szCs w:val="28"/>
+          <w:lang w:val="en-US"/>
+        </w:rPr>
+        <w:t xml:space="preserve"> we added Section 2.5 (“Example Usage”). (In short terms, she/he argued that a good part of the audience would like to get a</w:t>
+      </w:r>
+      <w:r>
+        <w:rPr>
+          <w:rFonts w:ascii="Times New Roman" w:hAnsi="Times New Roman" w:cs="Times New Roman"/>
+          <w:color w:val="2F5496" w:themeColor="accent1" w:themeShade="BF"/>
+          <w:sz w:val="28"/>
+          <w:szCs w:val="28"/>
+          <w:lang w:val="en-US"/>
+        </w:rPr>
+        <w:t xml:space="preserve"> direct</w:t>
+      </w:r>
+      <w:r>
+        <w:rPr>
+          <w:rFonts w:ascii="Times New Roman" w:hAnsi="Times New Roman" w:cs="Times New Roman"/>
+          <w:color w:val="2F5496" w:themeColor="accent1" w:themeShade="BF"/>
+          <w:sz w:val="28"/>
+          <w:szCs w:val="28"/>
+          <w:lang w:val="en-US"/>
+        </w:rPr>
+        <w:t xml:space="preserve"> impression on how to apply the tool in practice.)</w:t>
       </w:r>
     </w:p>
     <w:sectPr>

--- a/BMCPointByPointRespRev2.docx
+++ b/BMCPointByPointRespRev2.docx
@@ -1863,6 +1863,8 @@
       <w:r>
         <w:rPr>
           <w:rFonts w:ascii="Times New Roman" w:hAnsi="Times New Roman" w:cs="Times New Roman"/>
+          <w:i/>
+          <w:iCs/>
           <w:color w:val="2F5496" w:themeColor="accent1" w:themeShade="BF"/>
           <w:sz w:val="28"/>
           <w:szCs w:val="28"/>
@@ -1873,12 +1875,24 @@
       <w:r>
         <w:rPr>
           <w:rFonts w:ascii="Times New Roman" w:hAnsi="Times New Roman" w:cs="Times New Roman"/>
-          <w:color w:val="2F5496" w:themeColor="accent1" w:themeShade="BF"/>
-          <w:sz w:val="28"/>
-          <w:szCs w:val="28"/>
-          <w:lang w:val="en-US"/>
-        </w:rPr>
-        <w:t xml:space="preserve"> the reviewer is right: The evaluation must be broadened in order to better assess the performance of </w:t>
+          <w:i/>
+          <w:iCs/>
+          <w:color w:val="2F5496" w:themeColor="accent1" w:themeShade="BF"/>
+          <w:sz w:val="28"/>
+          <w:szCs w:val="28"/>
+          <w:lang w:val="en-US"/>
+        </w:rPr>
+        <w:t xml:space="preserve"> the reviewer is right:</w:t>
+      </w:r>
+      <w:r>
+        <w:rPr>
+          <w:rFonts w:ascii="Times New Roman" w:hAnsi="Times New Roman" w:cs="Times New Roman"/>
+          <w:color w:val="2F5496" w:themeColor="accent1" w:themeShade="BF"/>
+          <w:sz w:val="28"/>
+          <w:szCs w:val="28"/>
+          <w:lang w:val="en-US"/>
+        </w:rPr>
+        <w:t xml:space="preserve"> The evaluation must be broadened in order to better assess the performance of </w:t>
       </w:r>
       <w:proofErr w:type="spellStart"/>
       <w:r>

--- a/BMCPointByPointRespRev2.docx
+++ b/BMCPointByPointRespRev2.docx
@@ -616,7 +616,43 @@
           <w:szCs w:val="28"/>
           <w:lang w:val="en-US"/>
         </w:rPr>
-        <w:t xml:space="preserve">Thank you for this positive assessment. We are glad to see that experts in the field consider our approach as being useful and legitimate. </w:t>
+        <w:t xml:space="preserve">Thank you for this positive assessment. We are glad to see that experts in </w:t>
+      </w:r>
+      <w:r>
+        <w:rPr>
+          <w:color w:val="2F5496" w:themeColor="accent1" w:themeShade="BF"/>
+          <w:sz w:val="28"/>
+          <w:szCs w:val="28"/>
+          <w:lang w:val="en-US"/>
+        </w:rPr>
+        <w:t>th</w:t>
+      </w:r>
+      <w:r>
+        <w:rPr>
+          <w:color w:val="2F5496" w:themeColor="accent1" w:themeShade="BF"/>
+          <w:sz w:val="28"/>
+          <w:szCs w:val="28"/>
+          <w:lang w:val="en-US"/>
+        </w:rPr>
+        <w:t>e</w:t>
+      </w:r>
+      <w:r>
+        <w:rPr>
+          <w:color w:val="2F5496" w:themeColor="accent1" w:themeShade="BF"/>
+          <w:sz w:val="28"/>
+          <w:szCs w:val="28"/>
+          <w:lang w:val="en-US"/>
+        </w:rPr>
+        <w:t xml:space="preserve"> </w:t>
+      </w:r>
+      <w:r>
+        <w:rPr>
+          <w:color w:val="2F5496" w:themeColor="accent1" w:themeShade="BF"/>
+          <w:sz w:val="28"/>
+          <w:szCs w:val="28"/>
+          <w:lang w:val="en-US"/>
+        </w:rPr>
+        <w:t xml:space="preserve">field consider our approach as being useful and legitimate. </w:t>
       </w:r>
       <w:r>
         <w:rPr>
@@ -1863,8 +1899,6 @@
       <w:r>
         <w:rPr>
           <w:rFonts w:ascii="Times New Roman" w:hAnsi="Times New Roman" w:cs="Times New Roman"/>
-          <w:i/>
-          <w:iCs/>
           <w:color w:val="2F5496" w:themeColor="accent1" w:themeShade="BF"/>
           <w:sz w:val="28"/>
           <w:szCs w:val="28"/>
@@ -1875,24 +1909,12 @@
       <w:r>
         <w:rPr>
           <w:rFonts w:ascii="Times New Roman" w:hAnsi="Times New Roman" w:cs="Times New Roman"/>
-          <w:i/>
-          <w:iCs/>
-          <w:color w:val="2F5496" w:themeColor="accent1" w:themeShade="BF"/>
-          <w:sz w:val="28"/>
-          <w:szCs w:val="28"/>
-          <w:lang w:val="en-US"/>
-        </w:rPr>
-        <w:t xml:space="preserve"> the reviewer is right:</w:t>
-      </w:r>
-      <w:r>
-        <w:rPr>
-          <w:rFonts w:ascii="Times New Roman" w:hAnsi="Times New Roman" w:cs="Times New Roman"/>
-          <w:color w:val="2F5496" w:themeColor="accent1" w:themeShade="BF"/>
-          <w:sz w:val="28"/>
-          <w:szCs w:val="28"/>
-          <w:lang w:val="en-US"/>
-        </w:rPr>
-        <w:t xml:space="preserve"> The evaluation must be broadened in order to better assess the performance of </w:t>
+          <w:color w:val="2F5496" w:themeColor="accent1" w:themeShade="BF"/>
+          <w:sz w:val="28"/>
+          <w:szCs w:val="28"/>
+          <w:lang w:val="en-US"/>
+        </w:rPr>
+        <w:t xml:space="preserve"> the reviewer is right: The evaluation must be broadened in order to better assess the performance of </w:t>
       </w:r>
       <w:proofErr w:type="spellStart"/>
       <w:r>
@@ -6839,7 +6861,27 @@
           <w:szCs w:val="28"/>
           <w:lang w:val="en-US"/>
         </w:rPr>
-        <w:t>This is (amongst other places in th</w:t>
+        <w:t>This is</w:t>
+      </w:r>
+      <w:r>
+        <w:rPr>
+          <w:rFonts w:ascii="Times New Roman" w:hAnsi="Times New Roman" w:cs="Times New Roman"/>
+          <w:color w:val="2F5496" w:themeColor="accent1" w:themeShade="BF"/>
+          <w:sz w:val="28"/>
+          <w:szCs w:val="28"/>
+          <w:lang w:val="en-US"/>
+        </w:rPr>
+        <w:t xml:space="preserve">, </w:t>
+      </w:r>
+      <w:r>
+        <w:rPr>
+          <w:rFonts w:ascii="Times New Roman" w:hAnsi="Times New Roman" w:cs="Times New Roman"/>
+          <w:color w:val="2F5496" w:themeColor="accent1" w:themeShade="BF"/>
+          <w:sz w:val="28"/>
+          <w:szCs w:val="28"/>
+          <w:lang w:val="en-US"/>
+        </w:rPr>
+        <w:t>amongst other places in th</w:t>
       </w:r>
       <w:r>
         <w:rPr>
@@ -6859,7 +6901,27 @@
           <w:szCs w:val="28"/>
           <w:lang w:val="en-US"/>
         </w:rPr>
-        <w:t xml:space="preserve"> paper) suggested by the </w:t>
+        <w:t xml:space="preserve"> paper</w:t>
+      </w:r>
+      <w:r>
+        <w:rPr>
+          <w:rFonts w:ascii="Times New Roman" w:hAnsi="Times New Roman" w:cs="Times New Roman"/>
+          <w:color w:val="2F5496" w:themeColor="accent1" w:themeShade="BF"/>
+          <w:sz w:val="28"/>
+          <w:szCs w:val="28"/>
+          <w:lang w:val="en-US"/>
+        </w:rPr>
+        <w:t>,</w:t>
+      </w:r>
+      <w:r>
+        <w:rPr>
+          <w:rFonts w:ascii="Times New Roman" w:hAnsi="Times New Roman" w:cs="Times New Roman"/>
+          <w:color w:val="2F5496" w:themeColor="accent1" w:themeShade="BF"/>
+          <w:sz w:val="28"/>
+          <w:szCs w:val="28"/>
+          <w:lang w:val="en-US"/>
+        </w:rPr>
+        <w:t xml:space="preserve"> suggested by the </w:t>
       </w:r>
       <w:r>
         <w:rPr>
@@ -9653,17 +9715,77 @@
           <w:szCs w:val="28"/>
           <w:lang w:val="en-US"/>
         </w:rPr>
-        <w:t>ese results</w:t>
-      </w:r>
-      <w:r>
-        <w:rPr>
-          <w:rFonts w:ascii="Times New Roman" w:hAnsi="Times New Roman" w:cs="Times New Roman"/>
-          <w:color w:val="2F5496" w:themeColor="accent1" w:themeShade="BF"/>
-          <w:sz w:val="28"/>
-          <w:szCs w:val="28"/>
-          <w:lang w:val="en-US"/>
-        </w:rPr>
-        <w:t xml:space="preserve"> greatly simplified and shortened Section 3.1</w:t>
+        <w:t xml:space="preserve">e </w:t>
+      </w:r>
+      <w:r>
+        <w:rPr>
+          <w:rFonts w:ascii="Times New Roman" w:hAnsi="Times New Roman" w:cs="Times New Roman"/>
+          <w:color w:val="2F5496" w:themeColor="accent1" w:themeShade="BF"/>
+          <w:sz w:val="28"/>
+          <w:szCs w:val="28"/>
+          <w:lang w:val="en-US"/>
+        </w:rPr>
+        <w:t xml:space="preserve">reported </w:t>
+      </w:r>
+      <w:r>
+        <w:rPr>
+          <w:rFonts w:ascii="Times New Roman" w:hAnsi="Times New Roman" w:cs="Times New Roman"/>
+          <w:color w:val="2F5496" w:themeColor="accent1" w:themeShade="BF"/>
+          <w:sz w:val="28"/>
+          <w:szCs w:val="28"/>
+          <w:lang w:val="en-US"/>
+        </w:rPr>
+        <w:t>results</w:t>
+      </w:r>
+      <w:r>
+        <w:rPr>
+          <w:rFonts w:ascii="Times New Roman" w:hAnsi="Times New Roman" w:cs="Times New Roman"/>
+          <w:color w:val="2F5496" w:themeColor="accent1" w:themeShade="BF"/>
+          <w:sz w:val="28"/>
+          <w:szCs w:val="28"/>
+          <w:lang w:val="en-US"/>
+        </w:rPr>
+        <w:t xml:space="preserve"> </w:t>
+      </w:r>
+      <w:r>
+        <w:rPr>
+          <w:rFonts w:ascii="Times New Roman" w:hAnsi="Times New Roman" w:cs="Times New Roman"/>
+          <w:color w:val="2F5496" w:themeColor="accent1" w:themeShade="BF"/>
+          <w:sz w:val="28"/>
+          <w:szCs w:val="28"/>
+          <w:lang w:val="en-US"/>
+        </w:rPr>
+        <w:t>could be</w:t>
+      </w:r>
+      <w:r>
+        <w:rPr>
+          <w:rFonts w:ascii="Times New Roman" w:hAnsi="Times New Roman" w:cs="Times New Roman"/>
+          <w:color w:val="2F5496" w:themeColor="accent1" w:themeShade="BF"/>
+          <w:sz w:val="28"/>
+          <w:szCs w:val="28"/>
+          <w:lang w:val="en-US"/>
+        </w:rPr>
+        <w:t xml:space="preserve"> shortened </w:t>
+      </w:r>
+      <w:r>
+        <w:rPr>
+          <w:rFonts w:ascii="Times New Roman" w:hAnsi="Times New Roman" w:cs="Times New Roman"/>
+          <w:color w:val="2F5496" w:themeColor="accent1" w:themeShade="BF"/>
+          <w:sz w:val="28"/>
+          <w:szCs w:val="28"/>
+          <w:lang w:val="en-US"/>
+        </w:rPr>
+        <w:t xml:space="preserve">in </w:t>
+      </w:r>
+      <w:r>
+        <w:rPr>
+          <w:rFonts w:ascii="Times New Roman" w:hAnsi="Times New Roman" w:cs="Times New Roman"/>
+          <w:color w:val="2F5496" w:themeColor="accent1" w:themeShade="BF"/>
+          <w:sz w:val="28"/>
+          <w:szCs w:val="28"/>
+          <w:lang w:val="en-US"/>
+        </w:rPr>
+        <w:t>Section 3.1</w:t>
       </w:r>
       <w:r>
         <w:rPr>
@@ -11766,7 +11888,27 @@
           <w:szCs w:val="28"/>
           <w:lang w:val="en-US"/>
         </w:rPr>
-        <w:t xml:space="preserve"> we added Section 2.5 (“Example Usage”). (In short terms, she/he argued that a good part of the audience would like to get a</w:t>
+        <w:t xml:space="preserve"> we added Section 2.5 (“Example Usage”). (In short terms, </w:t>
+      </w:r>
+      <w:r>
+        <w:rPr>
+          <w:rFonts w:ascii="Times New Roman" w:hAnsi="Times New Roman" w:cs="Times New Roman"/>
+          <w:color w:val="2F5496" w:themeColor="accent1" w:themeShade="BF"/>
+          <w:sz w:val="28"/>
+          <w:szCs w:val="28"/>
+          <w:lang w:val="en-US"/>
+        </w:rPr>
+        <w:t>it was</w:t>
+      </w:r>
+      <w:r>
+        <w:rPr>
+          <w:rFonts w:ascii="Times New Roman" w:hAnsi="Times New Roman" w:cs="Times New Roman"/>
+          <w:color w:val="2F5496" w:themeColor="accent1" w:themeShade="BF"/>
+          <w:sz w:val="28"/>
+          <w:szCs w:val="28"/>
+          <w:lang w:val="en-US"/>
+        </w:rPr>
+        <w:t xml:space="preserve"> argued that a good part of the audience would like to get a</w:t>
       </w:r>
       <w:r>
         <w:rPr>
@@ -13292,6 +13434,16 @@
       <w:szCs w:val="20"/>
     </w:rPr>
   </w:style>
+  <w:style w:type="paragraph" w:styleId="berarbeitung">
+    <w:name w:val="Revision"/>
+    <w:hidden/>
+    <w:uiPriority w:val="99"/>
+    <w:semiHidden/>
+    <w:rsid w:val="004457D9"/>
+    <w:pPr>
+      <w:spacing w:after="0" w:line="240" w:lineRule="auto"/>
+    </w:pPr>
+  </w:style>
 </w:styles>
 </file>
 

--- a/BMCPointByPointRespRev2.docx
+++ b/BMCPointByPointRespRev2.docx
@@ -616,43 +616,34 @@
           <w:szCs w:val="28"/>
           <w:lang w:val="en-US"/>
         </w:rPr>
-        <w:t xml:space="preserve">Thank you for this positive assessment. We are glad to see that experts in </w:t>
-      </w:r>
-      <w:r>
-        <w:rPr>
-          <w:color w:val="2F5496" w:themeColor="accent1" w:themeShade="BF"/>
-          <w:sz w:val="28"/>
-          <w:szCs w:val="28"/>
-          <w:lang w:val="en-US"/>
-        </w:rPr>
-        <w:t>th</w:t>
-      </w:r>
-      <w:r>
-        <w:rPr>
-          <w:color w:val="2F5496" w:themeColor="accent1" w:themeShade="BF"/>
-          <w:sz w:val="28"/>
-          <w:szCs w:val="28"/>
-          <w:lang w:val="en-US"/>
-        </w:rPr>
-        <w:t>e</w:t>
-      </w:r>
-      <w:r>
-        <w:rPr>
-          <w:color w:val="2F5496" w:themeColor="accent1" w:themeShade="BF"/>
-          <w:sz w:val="28"/>
-          <w:szCs w:val="28"/>
-          <w:lang w:val="en-US"/>
-        </w:rPr>
-        <w:t xml:space="preserve"> </w:t>
-      </w:r>
-      <w:r>
-        <w:rPr>
-          <w:color w:val="2F5496" w:themeColor="accent1" w:themeShade="BF"/>
-          <w:sz w:val="28"/>
-          <w:szCs w:val="28"/>
-          <w:lang w:val="en-US"/>
-        </w:rPr>
-        <w:t xml:space="preserve">field consider our approach as being useful and legitimate. </w:t>
+        <w:t xml:space="preserve">Thank you for this positive assessment. We are glad to see </w:t>
+      </w:r>
+      <w:r>
+        <w:rPr>
+          <w:color w:val="2F5496" w:themeColor="accent1" w:themeShade="BF"/>
+          <w:sz w:val="28"/>
+          <w:szCs w:val="28"/>
+          <w:lang w:val="en-US"/>
+        </w:rPr>
+        <w:t xml:space="preserve">that </w:t>
+      </w:r>
+      <w:r>
+        <w:rPr>
+          <w:color w:val="2F5496" w:themeColor="accent1" w:themeShade="BF"/>
+          <w:sz w:val="28"/>
+          <w:szCs w:val="28"/>
+          <w:lang w:val="en-US"/>
+        </w:rPr>
+        <w:t xml:space="preserve">you </w:t>
+      </w:r>
+      <w:r>
+        <w:rPr>
+          <w:color w:val="2F5496" w:themeColor="accent1" w:themeShade="BF"/>
+          <w:sz w:val="28"/>
+          <w:szCs w:val="28"/>
+          <w:lang w:val="en-US"/>
+        </w:rPr>
+        <w:t xml:space="preserve">consider our approach as being useful and legitimate. </w:t>
       </w:r>
       <w:r>
         <w:rPr>
